--- a/Tervezés/Dokumentáció.docx
+++ b/Tervezés/Dokumentáció.docx
@@ -249,6 +249,7 @@
     <w:p>
       <w:pPr>
         <w:pStyle w:val="Cmsor1"/>
+        <w:ind w:firstLine="0"/>
       </w:pPr>
       <w:r>
         <w:lastRenderedPageBreak/>
@@ -326,6 +327,7 @@
     <w:p>
       <w:pPr>
         <w:pStyle w:val="Cmsor2"/>
+        <w:ind w:firstLine="0"/>
       </w:pPr>
       <w:r>
         <w:t>Fejlesztés során használt technológiák:</w:t>
@@ -436,27 +438,55 @@
         <w:rPr>
           <w:rFonts w:cs="Times New Roman"/>
         </w:rPr>
-        <w:t xml:space="preserve"> építőeszköz gyorsítja, amely gyors </w:t>
-      </w:r>
-      <w:r>
+        <w:t xml:space="preserve"> építőeszköz gyorsítja, amely gyors újra fordítást és fejlesztői élményt biztosít.</w:t>
+      </w:r>
+    </w:p>
+    <w:p>
+      <w:pPr>
+        <w:pStyle w:val="Cmsor3"/>
+      </w:pPr>
+      <w:r>
+        <w:t>Adatbázis:</w:t>
+      </w:r>
+    </w:p>
+    <w:p>
+      <w:pPr>
         <w:rPr>
           <w:rFonts w:cs="Times New Roman"/>
         </w:rPr>
-        <w:t>újra fordítást</w:t>
-      </w:r>
+      </w:pPr>
       <w:r>
         <w:rPr>
           <w:rFonts w:cs="Times New Roman"/>
         </w:rPr>
-        <w:t xml:space="preserve"> és fejlesztői élményt biztosít.</w:t>
+        <w:t xml:space="preserve">Az alkalmazás adatainak tárolására és kezelésére a megbízható és elterjedt </w:t>
+      </w:r>
+      <w:proofErr w:type="spellStart"/>
+      <w:r>
+        <w:rPr>
+          <w:rFonts w:cs="Times New Roman"/>
+        </w:rPr>
+        <w:t>MySQL</w:t>
+      </w:r>
+      <w:proofErr w:type="spellEnd"/>
+      <w:r>
+        <w:rPr>
+          <w:rFonts w:cs="Times New Roman"/>
+        </w:rPr>
+        <w:t xml:space="preserve"> relációs adatbázist használjuk.</w:t>
       </w:r>
     </w:p>
     <w:p>
       <w:pPr>
         <w:pStyle w:val="Cmsor3"/>
       </w:pPr>
-      <w:r>
-        <w:t>Adatbázis:</w:t>
+      <w:proofErr w:type="spellStart"/>
+      <w:r>
+        <w:t>Konténerizáció</w:t>
+      </w:r>
+      <w:proofErr w:type="spellEnd"/>
+      <w:r>
+        <w:t>:</w:t>
       </w:r>
     </w:p>
     <w:p>
@@ -469,66 +499,26 @@
         <w:rPr>
           <w:rFonts w:cs="Times New Roman"/>
         </w:rPr>
-        <w:t xml:space="preserve">Az alkalmazás adatainak tárolására és kezelésére a megbízható és elterjedt </w:t>
+        <w:t xml:space="preserve">A fejlesztési és telepítési folyamatokat megkönnyítve a teljes alkalmazás </w:t>
       </w:r>
       <w:proofErr w:type="spellStart"/>
       <w:r>
         <w:rPr>
           <w:rFonts w:cs="Times New Roman"/>
         </w:rPr>
-        <w:t>MySQL</w:t>
+        <w:t>konténerizált</w:t>
       </w:r>
       <w:proofErr w:type="spellEnd"/>
       <w:r>
         <w:rPr>
           <w:rFonts w:cs="Times New Roman"/>
         </w:rPr>
-        <w:t xml:space="preserve"> relációs adatbázist használjuk.</w:t>
+        <w:t xml:space="preserve"> formában fut, amelyet Docker konténerek kezelnek. Ez biztosítja az egységes környezetet minden fejlesztői gépen és éles rendszeren.</w:t>
       </w:r>
     </w:p>
     <w:p>
       <w:pPr>
         <w:pStyle w:val="Cmsor3"/>
-      </w:pPr>
-      <w:proofErr w:type="spellStart"/>
-      <w:r>
-        <w:t>Konténerizáció</w:t>
-      </w:r>
-      <w:proofErr w:type="spellEnd"/>
-      <w:r>
-        <w:t>:</w:t>
-      </w:r>
-    </w:p>
-    <w:p>
-      <w:pPr>
-        <w:rPr>
-          <w:rFonts w:cs="Times New Roman"/>
-        </w:rPr>
-      </w:pPr>
-      <w:r>
-        <w:rPr>
-          <w:rFonts w:cs="Times New Roman"/>
-        </w:rPr>
-        <w:t xml:space="preserve">A fejlesztési és telepítési folyamatokat megkönnyítve a teljes alkalmazás </w:t>
-      </w:r>
-      <w:proofErr w:type="spellStart"/>
-      <w:r>
-        <w:rPr>
-          <w:rFonts w:cs="Times New Roman"/>
-        </w:rPr>
-        <w:t>konténerizált</w:t>
-      </w:r>
-      <w:proofErr w:type="spellEnd"/>
-      <w:r>
-        <w:rPr>
-          <w:rFonts w:cs="Times New Roman"/>
-        </w:rPr>
-        <w:t xml:space="preserve"> formában fut, amelyet Docker konténerek kezelnek. Ez biztosítja az egységes környezetet minden fejlesztői gépen és éles rendszeren.</w:t>
-      </w:r>
-    </w:p>
-    <w:p>
-      <w:pPr>
-        <w:pStyle w:val="Cmsor2"/>
       </w:pPr>
       <w:r>
         <w:lastRenderedPageBreak/>
@@ -551,6 +541,7 @@
     <w:p>
       <w:pPr>
         <w:pStyle w:val="Cmsor2"/>
+        <w:ind w:firstLine="0"/>
         <w:rPr>
           <w:rFonts w:eastAsia="Times New Roman" w:cs="Times New Roman"/>
         </w:rPr>
@@ -589,6 +580,7 @@
     <w:p>
       <w:pPr>
         <w:pStyle w:val="Cmsor1"/>
+        <w:ind w:firstLine="0"/>
       </w:pPr>
       <w:r>
         <w:t>Funkciók részletes leírása:</w:t>
@@ -939,23 +931,5472 @@
     </w:p>
     <w:p>
       <w:pPr>
+        <w:pStyle w:val="Cmsor1"/>
         <w:ind w:firstLine="0"/>
-        <w:jc w:val="left"/>
-        <w:rPr>
-          <w:rFonts w:cs="Times New Roman"/>
+      </w:pPr>
+      <w:r>
+        <w:t>Adatbázis dokumentáció</w:t>
+      </w:r>
+    </w:p>
+    <w:p>
+      <w:pPr>
+        <w:pStyle w:val="Cmsor2"/>
+        <w:ind w:firstLine="0"/>
+      </w:pPr>
+      <w:r>
+        <w:t>Táblák:</w:t>
+      </w:r>
+    </w:p>
+    <w:p>
+      <w:proofErr w:type="spellStart"/>
+      <w:r>
+        <w:t>Users</w:t>
+      </w:r>
+      <w:proofErr w:type="spellEnd"/>
+      <w:r>
+        <w:t xml:space="preserve">: Ez a tábla lesz felelős tárolni a felhasználó adatait </w:t>
+      </w:r>
+    </w:p>
+    <w:p>
+      <w:proofErr w:type="spellStart"/>
+      <w:r>
+        <w:t>Activities</w:t>
+      </w:r>
+      <w:proofErr w:type="spellEnd"/>
+      <w:r>
+        <w:t>: Ez a tábla fogja tárolni a napi teendőlista feladatait</w:t>
+      </w:r>
+      <w:r>
+        <w:t xml:space="preserve"> és a szokásokat</w:t>
+      </w:r>
+    </w:p>
+    <w:p>
+      <w:proofErr w:type="spellStart"/>
+      <w:r>
+        <w:t>Events</w:t>
+      </w:r>
+      <w:proofErr w:type="spellEnd"/>
+      <w:r>
+        <w:t>: Ez a tábla fogja kezelni a felhasználó által megadott eseményeket</w:t>
+      </w:r>
+    </w:p>
+    <w:p>
+      <w:proofErr w:type="spellStart"/>
+      <w:r>
+        <w:t>Types</w:t>
+      </w:r>
+      <w:proofErr w:type="spellEnd"/>
+      <w:r>
+        <w:t xml:space="preserve">: Ez fogja a </w:t>
+      </w:r>
+      <w:proofErr w:type="spellStart"/>
+      <w:r>
+        <w:t>taskok</w:t>
+      </w:r>
+      <w:proofErr w:type="spellEnd"/>
+      <w:r>
+        <w:t xml:space="preserve"> és habitokhoz tartozó típusokat tartalmazni. (mozgás, házimunka, tanulás)</w:t>
+      </w:r>
+    </w:p>
+    <w:p>
+      <w:proofErr w:type="spellStart"/>
+      <w:r>
+        <w:t>Difficulties</w:t>
+      </w:r>
+      <w:proofErr w:type="spellEnd"/>
+      <w:r>
+        <w:t xml:space="preserve">: Ez fogja a </w:t>
+      </w:r>
+      <w:proofErr w:type="spellStart"/>
+      <w:r>
+        <w:t>taskok</w:t>
+      </w:r>
+      <w:proofErr w:type="spellEnd"/>
+      <w:r>
+        <w:t xml:space="preserve"> és habitokhoz tartozó nehézségi szinteket tartalmazni. (könnyű, közepes, nehéz)</w:t>
+      </w:r>
+    </w:p>
+    <w:p>
+      <w:pPr>
+        <w:pStyle w:val="Cmsor2"/>
+        <w:ind w:firstLine="0"/>
+      </w:pPr>
+      <w:r>
+        <w:t>Kapcsolatok:</w:t>
+      </w:r>
+    </w:p>
+    <w:p>
+      <w:proofErr w:type="spellStart"/>
+      <w:r>
+        <w:t>Users</w:t>
+      </w:r>
+      <w:proofErr w:type="spellEnd"/>
+      <w:r>
+        <w:t xml:space="preserve"> és a</w:t>
+      </w:r>
+      <w:r>
+        <w:t xml:space="preserve">z </w:t>
+      </w:r>
+      <w:proofErr w:type="spellStart"/>
+      <w:r>
+        <w:t>Activities</w:t>
+      </w:r>
+      <w:proofErr w:type="spellEnd"/>
+      <w:r>
+        <w:t xml:space="preserve"> </w:t>
+      </w:r>
+      <w:r>
+        <w:t xml:space="preserve">között: </w:t>
+      </w:r>
+      <w:r>
+        <w:t>1: N</w:t>
+      </w:r>
+      <w:r>
+        <w:t xml:space="preserve"> Egy felhasználó több teendőt</w:t>
+      </w:r>
+      <w:r>
+        <w:t xml:space="preserve"> vagy </w:t>
+      </w:r>
+      <w:r>
+        <w:t xml:space="preserve">szokást </w:t>
+      </w:r>
+      <w:r>
+        <w:t>felvehet</w:t>
+      </w:r>
+      <w:r>
+        <w:t xml:space="preserve"> és egy teendőhöz</w:t>
+      </w:r>
+      <w:r>
+        <w:t xml:space="preserve"> vagy szokáshoz egy felhasználó t</w:t>
+      </w:r>
+      <w:r>
+        <w:t>a</w:t>
+      </w:r>
+      <w:r>
+        <w:t>rtozhat</w:t>
+      </w:r>
+    </w:p>
+    <w:p>
+      <w:proofErr w:type="spellStart"/>
+      <w:r>
+        <w:t>Users</w:t>
+      </w:r>
+      <w:proofErr w:type="spellEnd"/>
+      <w:r>
+        <w:t xml:space="preserve"> és a </w:t>
+      </w:r>
+      <w:proofErr w:type="spellStart"/>
+      <w:r>
+        <w:t>Events</w:t>
+      </w:r>
+      <w:proofErr w:type="spellEnd"/>
+      <w:r>
+        <w:t xml:space="preserve"> között: </w:t>
+      </w:r>
+      <w:r>
+        <w:t>1: N</w:t>
+      </w:r>
+      <w:r>
+        <w:t xml:space="preserve"> Egy felhasználó több eseményt is felvehet és egy eseményhez </w:t>
+      </w:r>
+      <w:r>
+        <w:t>egy felhasználó tartozik</w:t>
+      </w:r>
+    </w:p>
+    <w:p>
+      <w:proofErr w:type="spellStart"/>
+      <w:r>
+        <w:t>Activity</w:t>
+      </w:r>
+      <w:proofErr w:type="spellEnd"/>
+      <w:r>
+        <w:t xml:space="preserve"> </w:t>
+      </w:r>
+      <w:r>
+        <w:t xml:space="preserve">és a </w:t>
+      </w:r>
+      <w:proofErr w:type="spellStart"/>
+      <w:r>
+        <w:t>Types</w:t>
+      </w:r>
+      <w:proofErr w:type="spellEnd"/>
+      <w:r>
+        <w:t xml:space="preserve"> között: </w:t>
+      </w:r>
+      <w:r>
+        <w:t>N</w:t>
+      </w:r>
+      <w:r>
+        <w:t xml:space="preserve">:1 </w:t>
+      </w:r>
+      <w:r>
+        <w:t xml:space="preserve">A </w:t>
+      </w:r>
+      <w:r>
+        <w:t>teendő</w:t>
+      </w:r>
+      <w:r>
+        <w:t>k</w:t>
+      </w:r>
+      <w:r>
+        <w:t>höz csak egy típus tartozhat.</w:t>
+      </w:r>
+    </w:p>
+    <w:p>
+      <w:proofErr w:type="spellStart"/>
+      <w:r>
+        <w:t>Activity</w:t>
+      </w:r>
+      <w:proofErr w:type="spellEnd"/>
+      <w:r>
+        <w:t xml:space="preserve"> </w:t>
+      </w:r>
+      <w:r>
+        <w:t xml:space="preserve">és a </w:t>
+      </w:r>
+      <w:proofErr w:type="spellStart"/>
+      <w:r>
+        <w:t>Difficulties</w:t>
+      </w:r>
+      <w:proofErr w:type="spellEnd"/>
+      <w:r>
+        <w:t xml:space="preserve"> között: </w:t>
+      </w:r>
+      <w:r>
+        <w:t>N</w:t>
+      </w:r>
+      <w:r>
+        <w:t xml:space="preserve">:1 </w:t>
+      </w:r>
+      <w:r>
+        <w:t xml:space="preserve">A </w:t>
+      </w:r>
+      <w:r>
+        <w:t>teendő</w:t>
+      </w:r>
+      <w:r>
+        <w:t>k</w:t>
+      </w:r>
+      <w:r>
+        <w:t>höz csak egy nehézség tartozhat.</w:t>
+      </w:r>
+    </w:p>
+    <w:p>
+      <w:pPr>
+        <w:pStyle w:val="Cmsor2"/>
+        <w:ind w:firstLine="0"/>
+      </w:pPr>
+      <w:r>
+        <w:lastRenderedPageBreak/>
+        <w:t>Táblákhoz tartozó oszlopok:</w:t>
+      </w:r>
+    </w:p>
+    <w:p>
+      <w:pPr>
+        <w:pStyle w:val="Cmsor3"/>
+      </w:pPr>
+      <w:proofErr w:type="spellStart"/>
+      <w:r>
+        <w:t>Users</w:t>
+      </w:r>
+      <w:proofErr w:type="spellEnd"/>
+      <w:r>
+        <w:t>:</w:t>
+      </w:r>
+    </w:p>
+    <w:p>
+      <w:proofErr w:type="spellStart"/>
+      <w:r>
+        <w:rPr>
+          <w:u w:val="single"/>
+        </w:rPr>
+        <w:t>user_id</w:t>
+      </w:r>
+      <w:proofErr w:type="spellEnd"/>
+      <w:r>
+        <w:rPr>
+          <w:u w:val="single"/>
+        </w:rPr>
+        <w:t>:</w:t>
+      </w:r>
+      <w:r>
+        <w:t xml:space="preserve"> INT Elsődleges kulcs a felhasználó egyedi azonosítóját tartalmazza</w:t>
+      </w:r>
+    </w:p>
+    <w:p>
+      <w:proofErr w:type="spellStart"/>
+      <w:r>
+        <w:t>username</w:t>
+      </w:r>
+      <w:proofErr w:type="spellEnd"/>
+      <w:r>
+        <w:t>: VARCHAR A felhasználó nevét tartalmazza</w:t>
+      </w:r>
+    </w:p>
+    <w:p>
+      <w:proofErr w:type="spellStart"/>
+      <w:r>
+        <w:t>password</w:t>
+      </w:r>
+      <w:proofErr w:type="spellEnd"/>
+      <w:r>
+        <w:t>: VARCHAR A felhasználó jelszavát tartalmazza titkosítva</w:t>
+      </w:r>
+    </w:p>
+    <w:p>
+      <w:r>
+        <w:t>email: VARCHAR A felhasználó email címét tartalmazza</w:t>
+      </w:r>
+    </w:p>
+    <w:p>
+      <w:proofErr w:type="spellStart"/>
+      <w:r>
+        <w:t>language</w:t>
+      </w:r>
+      <w:proofErr w:type="spellEnd"/>
+      <w:r>
+        <w:t>: V</w:t>
+      </w:r>
+      <w:r>
+        <w:t>A</w:t>
+      </w:r>
+      <w:r>
+        <w:t>RCHAR A felhasználó által kiválasztót nyelv</w:t>
+      </w:r>
+    </w:p>
+    <w:p>
+      <w:proofErr w:type="spellStart"/>
+      <w:r>
+        <w:t>role</w:t>
+      </w:r>
+      <w:proofErr w:type="spellEnd"/>
+      <w:r>
+        <w:t>: VARCHAR A felhasználó jogosultságának a neve (</w:t>
+      </w:r>
+      <w:proofErr w:type="spellStart"/>
+      <w:r>
+        <w:t>user</w:t>
+      </w:r>
+      <w:proofErr w:type="spellEnd"/>
+      <w:r>
+        <w:t xml:space="preserve">, </w:t>
+      </w:r>
+      <w:proofErr w:type="spellStart"/>
+      <w:r>
+        <w:t>admin</w:t>
+      </w:r>
+      <w:proofErr w:type="spellEnd"/>
+      <w:r>
+        <w:t>)</w:t>
+      </w:r>
+    </w:p>
+    <w:p>
+      <w:proofErr w:type="spellStart"/>
+      <w:r>
+        <w:t>register_date</w:t>
+      </w:r>
+      <w:proofErr w:type="spellEnd"/>
+      <w:r>
+        <w:t>: DATETIME A felhasználó regisztrálásának dátuma</w:t>
+      </w:r>
+    </w:p>
+    <w:p>
+      <w:pPr>
+        <w:pStyle w:val="Cmsor3"/>
+      </w:pPr>
+      <w:proofErr w:type="spellStart"/>
+      <w:r>
+        <w:t>Activities</w:t>
+      </w:r>
+      <w:proofErr w:type="spellEnd"/>
+      <w:r>
+        <w:t>:</w:t>
+      </w:r>
+    </w:p>
+    <w:p>
+      <w:proofErr w:type="spellStart"/>
+      <w:r>
+        <w:rPr>
+          <w:u w:val="single"/>
+        </w:rPr>
+        <w:t>activity</w:t>
+      </w:r>
+      <w:r>
+        <w:rPr>
+          <w:u w:val="single"/>
+        </w:rPr>
+        <w:t>_id</w:t>
+      </w:r>
+      <w:proofErr w:type="spellEnd"/>
+      <w:r>
+        <w:rPr>
+          <w:u w:val="single"/>
+        </w:rPr>
+        <w:t>:</w:t>
+      </w:r>
+      <w:r>
+        <w:t xml:space="preserve"> INT Elsődleges kulcs a teendő egyedi azonosítóját tartalmazza</w:t>
+      </w:r>
+    </w:p>
+    <w:p>
+      <w:proofErr w:type="spellStart"/>
+      <w:r>
+        <w:rPr>
+          <w:u w:val="single"/>
+        </w:rPr>
+        <w:t>user_id</w:t>
+      </w:r>
+      <w:proofErr w:type="spellEnd"/>
+      <w:r>
+        <w:rPr>
+          <w:u w:val="single"/>
+        </w:rPr>
+        <w:t>:</w:t>
+      </w:r>
+      <w:r>
+        <w:t xml:space="preserve"> INT Idegen kulcs a felhasználó azonosítója</w:t>
+      </w:r>
+    </w:p>
+    <w:p>
+      <w:proofErr w:type="spellStart"/>
+      <w:r>
+        <w:t>activity_</w:t>
+      </w:r>
+      <w:r>
+        <w:t>name</w:t>
+      </w:r>
+      <w:proofErr w:type="spellEnd"/>
+      <w:r>
+        <w:t>: VARCHAR A teendő nevét tartalmazza</w:t>
+      </w:r>
+    </w:p>
+    <w:p>
+      <w:proofErr w:type="spellStart"/>
+      <w:r>
+        <w:t>activity_</w:t>
+      </w:r>
+      <w:r>
+        <w:t>type_id</w:t>
+      </w:r>
+      <w:proofErr w:type="spellEnd"/>
+      <w:r>
+        <w:t>: INT Idegen kulcs a típus egyedi azonosítóját tartalmazza</w:t>
+      </w:r>
+    </w:p>
+    <w:p>
+      <w:proofErr w:type="spellStart"/>
+      <w:r>
+        <w:t>activity_</w:t>
+      </w:r>
+      <w:r>
+        <w:t>difficulty_id</w:t>
+      </w:r>
+      <w:proofErr w:type="spellEnd"/>
+      <w:r>
+        <w:t>: INT Idegen kulcs a nehézségi szint egyedi azonosítóját tartalmazza</w:t>
+      </w:r>
+    </w:p>
+    <w:p>
+      <w:proofErr w:type="spellStart"/>
+      <w:r>
+        <w:t>activity_achive</w:t>
+      </w:r>
+      <w:proofErr w:type="spellEnd"/>
+      <w:r>
+        <w:t xml:space="preserve">: </w:t>
+      </w:r>
+      <w:r>
+        <w:t>BOOLEAN,</w:t>
+      </w:r>
+      <w:r>
+        <w:t xml:space="preserve"> Ha elkészítette a teendőt akkor igaz értéke lesz</w:t>
+      </w:r>
+    </w:p>
+    <w:p>
+      <w:proofErr w:type="spellStart"/>
+      <w:r>
+        <w:t>activity_start_date</w:t>
+      </w:r>
+      <w:proofErr w:type="spellEnd"/>
+      <w:r>
+        <w:t xml:space="preserve">: </w:t>
+      </w:r>
+      <w:r>
+        <w:t>DATE Azt</w:t>
+      </w:r>
+      <w:r>
+        <w:t xml:space="preserve"> a napot fogja tartalmazni amelyikhez </w:t>
+      </w:r>
+      <w:r>
+        <w:t>beírta,</w:t>
+      </w:r>
+      <w:r>
+        <w:t xml:space="preserve"> hogy kezd</w:t>
+      </w:r>
+      <w:r>
+        <w:t>ő</w:t>
+      </w:r>
+      <w:r>
+        <w:t>dj</w:t>
+      </w:r>
+      <w:r>
+        <w:t>ö</w:t>
+      </w:r>
+      <w:r>
+        <w:t>n</w:t>
+      </w:r>
+    </w:p>
+    <w:p>
+      <w:proofErr w:type="spellStart"/>
+      <w:r>
+        <w:t>activity_end_date</w:t>
+      </w:r>
+      <w:proofErr w:type="spellEnd"/>
+      <w:r>
+        <w:t xml:space="preserve">: </w:t>
+      </w:r>
+      <w:r>
+        <w:t>DATE Azt</w:t>
+      </w:r>
+      <w:r>
+        <w:t xml:space="preserve"> a napot fogja tartalmazni amelyikhez </w:t>
+      </w:r>
+      <w:r>
+        <w:t>beírta,</w:t>
+      </w:r>
+      <w:r>
+        <w:t xml:space="preserve"> hogy végződjön</w:t>
+      </w:r>
+    </w:p>
+    <w:p>
+      <w:proofErr w:type="spellStart"/>
+      <w:r>
+        <w:t>progress_counter</w:t>
+      </w:r>
+      <w:proofErr w:type="spellEnd"/>
+      <w:r>
+        <w:t xml:space="preserve">: INT Azt </w:t>
+      </w:r>
+      <w:r>
+        <w:t>tartalmazza,</w:t>
+      </w:r>
+      <w:r>
+        <w:t xml:space="preserve"> hogy hány napon sikerült </w:t>
+      </w:r>
+      <w:r>
+        <w:t>teljesíteni</w:t>
+      </w:r>
+      <w:r>
+        <w:t xml:space="preserve"> a szokást</w:t>
+      </w:r>
+    </w:p>
+    <w:p>
+      <w:pPr>
+        <w:pStyle w:val="Cmsor3"/>
+      </w:pPr>
+      <w:proofErr w:type="spellStart"/>
+      <w:r>
+        <w:t>Types</w:t>
+      </w:r>
+      <w:proofErr w:type="spellEnd"/>
+      <w:r>
+        <w:t>:</w:t>
+      </w:r>
+    </w:p>
+    <w:p>
+      <w:proofErr w:type="spellStart"/>
+      <w:r>
+        <w:rPr>
+          <w:u w:val="single"/>
+        </w:rPr>
+        <w:t>type_id</w:t>
+      </w:r>
+      <w:proofErr w:type="spellEnd"/>
+      <w:r>
+        <w:rPr>
+          <w:u w:val="single"/>
+        </w:rPr>
+        <w:t>:</w:t>
+      </w:r>
+      <w:r>
+        <w:t xml:space="preserve"> INT Elsődleges kulcs a típus egyedi azonosítóját tartalmazza</w:t>
+      </w:r>
+    </w:p>
+    <w:p>
+      <w:proofErr w:type="spellStart"/>
+      <w:r>
+        <w:lastRenderedPageBreak/>
+        <w:t>type</w:t>
+      </w:r>
+      <w:r>
+        <w:t>_</w:t>
+      </w:r>
+      <w:r>
+        <w:t>name</w:t>
+      </w:r>
+      <w:proofErr w:type="spellEnd"/>
+      <w:r>
+        <w:t>: VARCHAR A típus nevét tartalmazza</w:t>
+      </w:r>
+    </w:p>
+    <w:p>
+      <w:pPr>
+        <w:pStyle w:val="Cmsor3"/>
+      </w:pPr>
+      <w:proofErr w:type="spellStart"/>
+      <w:r>
+        <w:t>Difficulties</w:t>
+      </w:r>
+      <w:proofErr w:type="spellEnd"/>
+      <w:r>
+        <w:t>:</w:t>
+      </w:r>
+    </w:p>
+    <w:p>
+      <w:proofErr w:type="spellStart"/>
+      <w:r>
+        <w:rPr>
+          <w:u w:val="single"/>
+        </w:rPr>
+        <w:t>difficulty_id</w:t>
+      </w:r>
+      <w:proofErr w:type="spellEnd"/>
+      <w:r>
+        <w:rPr>
+          <w:u w:val="single"/>
+        </w:rPr>
+        <w:t>:</w:t>
+      </w:r>
+      <w:r>
+        <w:t xml:space="preserve"> INT Elsődleges kulcs a nehézségi szint egyedi azonosítóját tartalmazza</w:t>
+      </w:r>
+    </w:p>
+    <w:p>
+      <w:proofErr w:type="spellStart"/>
+      <w:r>
+        <w:t>difficulty</w:t>
+      </w:r>
+      <w:r>
+        <w:t>_</w:t>
+      </w:r>
+      <w:r>
+        <w:t>name</w:t>
+      </w:r>
+      <w:proofErr w:type="spellEnd"/>
+      <w:r>
+        <w:t>: VARCHAR A nehézségi szint nevét tartalmazza</w:t>
+      </w:r>
+    </w:p>
+    <w:p>
+      <w:pPr>
+        <w:pStyle w:val="Cmsor3"/>
+      </w:pPr>
+      <w:proofErr w:type="spellStart"/>
+      <w:r>
+        <w:t>Events</w:t>
+      </w:r>
+      <w:proofErr w:type="spellEnd"/>
+      <w:r>
+        <w:t>:</w:t>
+      </w:r>
+    </w:p>
+    <w:p>
+      <w:proofErr w:type="spellStart"/>
+      <w:r>
+        <w:rPr>
+          <w:u w:val="single"/>
+        </w:rPr>
+        <w:t>event_id</w:t>
+      </w:r>
+      <w:proofErr w:type="spellEnd"/>
+      <w:r>
+        <w:rPr>
+          <w:u w:val="single"/>
+        </w:rPr>
+        <w:t>:</w:t>
+      </w:r>
+      <w:r>
+        <w:t xml:space="preserve"> INT Elsődleges kulcs az esemény egyedi azonosítóját tartalmazza</w:t>
+      </w:r>
+    </w:p>
+    <w:p>
+      <w:proofErr w:type="spellStart"/>
+      <w:r>
+        <w:rPr>
+          <w:u w:val="single"/>
+        </w:rPr>
+        <w:t>user_id</w:t>
+      </w:r>
+      <w:proofErr w:type="spellEnd"/>
+      <w:r>
+        <w:rPr>
+          <w:u w:val="single"/>
+        </w:rPr>
+        <w:t>:</w:t>
+      </w:r>
+      <w:r>
+        <w:t xml:space="preserve"> INT Idegen kulcs az eseményt létrehozó felhasználó azonosítója</w:t>
+      </w:r>
+    </w:p>
+    <w:p>
+      <w:proofErr w:type="spellStart"/>
+      <w:r>
+        <w:t>event_name</w:t>
+      </w:r>
+      <w:proofErr w:type="spellEnd"/>
+      <w:r>
+        <w:t>: VARCHAR Az esemény nevét tartalmazza</w:t>
+      </w:r>
+    </w:p>
+    <w:p>
+      <w:proofErr w:type="spellStart"/>
+      <w:r>
+        <w:t>event_start_time</w:t>
+      </w:r>
+      <w:proofErr w:type="spellEnd"/>
+      <w:r>
+        <w:t>: DATETIME Az esemény</w:t>
+      </w:r>
+      <w:r>
+        <w:t xml:space="preserve"> kezdő</w:t>
+      </w:r>
+      <w:r>
+        <w:t xml:space="preserve"> időpontját tartalmazza</w:t>
+      </w:r>
+    </w:p>
+    <w:p>
+      <w:proofErr w:type="spellStart"/>
+      <w:r>
+        <w:t>event_end_time</w:t>
+      </w:r>
+      <w:proofErr w:type="spellEnd"/>
+      <w:r>
+        <w:t>: DATETIME Az esemény</w:t>
+      </w:r>
+      <w:r>
+        <w:t xml:space="preserve"> végének </w:t>
+      </w:r>
+      <w:r>
+        <w:t>időpontját tartalmazza</w:t>
+      </w:r>
+    </w:p>
+    <w:p>
+      <w:pPr>
+        <w:keepNext/>
+      </w:pPr>
+    </w:p>
+    <w:p>
+      <w:pPr>
+        <w:keepNext/>
+        <w:ind w:firstLine="0"/>
+      </w:pPr>
+      <w:r>
+        <w:rPr>
+          <w:noProof/>
+        </w:rPr>
+        <w:drawing>
+          <wp:inline distT="0" distB="0" distL="0" distR="0" wp14:anchorId="76FB3DED" wp14:editId="7E1C5778">
+            <wp:extent cx="5219700" cy="3597910"/>
+            <wp:effectExtent l="0" t="0" r="0" b="2540"/>
+            <wp:docPr id="151318494" name="Kép 5"/>
+            <wp:cNvGraphicFramePr>
+              <a:graphicFrameLocks xmlns:a="http://schemas.openxmlformats.org/drawingml/2006/main" noChangeAspect="1"/>
+            </wp:cNvGraphicFramePr>
+            <a:graphic xmlns:a="http://schemas.openxmlformats.org/drawingml/2006/main">
+              <a:graphicData uri="http://schemas.openxmlformats.org/drawingml/2006/picture">
+                <pic:pic xmlns:pic="http://schemas.openxmlformats.org/drawingml/2006/picture">
+                  <pic:nvPicPr>
+                    <pic:cNvPr id="151318494" name="Kép 151318494"/>
+                    <pic:cNvPicPr/>
+                  </pic:nvPicPr>
+                  <pic:blipFill>
+                    <a:blip r:embed="rId7" cstate="print">
+                      <a:extLst>
+                        <a:ext uri="{28A0092B-C50C-407E-A947-70E740481C1C}">
+                          <a14:useLocalDpi xmlns:a14="http://schemas.microsoft.com/office/drawing/2010/main" val="0"/>
+                        </a:ext>
+                      </a:extLst>
+                    </a:blip>
+                    <a:stretch>
+                      <a:fillRect/>
+                    </a:stretch>
+                  </pic:blipFill>
+                  <pic:spPr>
+                    <a:xfrm>
+                      <a:off x="0" y="0"/>
+                      <a:ext cx="5219700" cy="3597910"/>
+                    </a:xfrm>
+                    <a:prstGeom prst="rect">
+                      <a:avLst/>
+                    </a:prstGeom>
+                  </pic:spPr>
+                </pic:pic>
+              </a:graphicData>
+            </a:graphic>
+          </wp:inline>
+        </w:drawing>
+      </w:r>
+    </w:p>
+    <w:p>
+      <w:pPr>
+        <w:pStyle w:val="Kpalrs"/>
+      </w:pPr>
+      <w:r>
+        <w:fldChar w:fldCharType="begin"/>
+      </w:r>
+      <w:r>
+        <w:instrText xml:space="preserve"> SEQ ábra \* ARABIC </w:instrText>
+      </w:r>
+      <w:r>
+        <w:fldChar w:fldCharType="separate"/>
+      </w:r>
+      <w:r>
+        <w:rPr>
+          <w:noProof/>
+        </w:rPr>
+        <w:t>1</w:t>
+      </w:r>
+      <w:r>
+        <w:fldChar w:fldCharType="end"/>
+      </w:r>
+      <w:r>
+        <w:t>Adatbázis diagramok</w:t>
+      </w:r>
+    </w:p>
+    <w:p>
+      <w:pPr>
+        <w:ind w:firstLine="0"/>
+      </w:pPr>
+    </w:p>
+    <w:p>
+      <w:pPr>
+        <w:pStyle w:val="Cmsor1"/>
+        <w:ind w:firstLine="0"/>
+      </w:pPr>
+      <w:r>
+        <w:lastRenderedPageBreak/>
+        <w:t>Backend osztályok leírása:</w:t>
+      </w:r>
+    </w:p>
+    <w:p>
+      <w:pPr>
+        <w:pStyle w:val="Cmsor2"/>
+        <w:ind w:firstLine="0"/>
+      </w:pPr>
+      <w:r>
+        <w:t>Rétegbontások:</w:t>
+      </w:r>
+    </w:p>
+    <w:p>
+      <w:proofErr w:type="spellStart"/>
+      <w:r>
+        <w:rPr>
+          <w:rStyle w:val="Cmsor3Char"/>
+        </w:rPr>
+        <w:t>Repository</w:t>
+      </w:r>
+      <w:proofErr w:type="spellEnd"/>
+      <w:r>
+        <w:rPr>
+          <w:rStyle w:val="Cmsor3Char"/>
+        </w:rPr>
+        <w:t>:</w:t>
+      </w:r>
+      <w:r>
+        <w:t xml:space="preserve"> A réteg elsődleges feladata az adatbázissal való kommunikáció biztosítása. Ez kezeli az adatok lekérését, mentését, frissítését és törlését, ezáltal elválasztva az adatelérést az üzleti logikától. A </w:t>
+      </w:r>
+      <w:proofErr w:type="spellStart"/>
+      <w:r>
+        <w:t>repository</w:t>
+      </w:r>
+      <w:proofErr w:type="spellEnd"/>
+      <w:r>
+        <w:t xml:space="preserve"> gondoskodik arról, hogy az alkalmazás adatkezelése egységes, hatékony és könnyen karbantartható legyen. </w:t>
+      </w:r>
+    </w:p>
+    <w:p>
+      <w:r>
+        <w:rPr>
+          <w:rStyle w:val="Cmsor3Char"/>
+        </w:rPr>
+        <w:t>Service:</w:t>
+      </w:r>
+      <w:r>
+        <w:t xml:space="preserve"> A service réteg felelős az üzleti logika megvalósításáért. Itt történik az adatok feldolgozása, az üzleti szabályok érvényesítése és a különböző műveletek koordinálása. A service réteg biztosítja, hogy az alkalmazás működése a tervezett üzleti folyamatoknak megfelelően történjen, miközben a </w:t>
+      </w:r>
+      <w:proofErr w:type="spellStart"/>
+      <w:r>
+        <w:t>controller</w:t>
+      </w:r>
+      <w:proofErr w:type="spellEnd"/>
+      <w:r>
+        <w:t xml:space="preserve"> és a </w:t>
+      </w:r>
+      <w:proofErr w:type="spellStart"/>
+      <w:r>
+        <w:t>repository</w:t>
+      </w:r>
+      <w:proofErr w:type="spellEnd"/>
+      <w:r>
+        <w:t xml:space="preserve"> rétegektől független marad. </w:t>
+      </w:r>
+    </w:p>
+    <w:p>
+      <w:proofErr w:type="spellStart"/>
+      <w:r>
+        <w:rPr>
+          <w:rStyle w:val="Cmsor3Char"/>
+        </w:rPr>
+        <w:t>Controller</w:t>
+      </w:r>
+      <w:proofErr w:type="spellEnd"/>
+      <w:r>
+        <w:rPr>
+          <w:rStyle w:val="Cmsor3Char"/>
+        </w:rPr>
+        <w:t>:</w:t>
+      </w:r>
+      <w:r>
+        <w:t xml:space="preserve"> A </w:t>
+      </w:r>
+      <w:proofErr w:type="spellStart"/>
+      <w:r>
+        <w:t>controller</w:t>
+      </w:r>
+      <w:proofErr w:type="spellEnd"/>
+      <w:r>
+        <w:t xml:space="preserve"> réteg feladata az API végpontok kezelése és a klienssel való kommunikáció irányítása. Ez a réteg fogadja a bejövő kéréseket, átadja azokat a service rétegnek feldolgozásra, majd a kapott eredményt visszaküldi a kliensnek. A </w:t>
+      </w:r>
+      <w:proofErr w:type="spellStart"/>
+      <w:r>
+        <w:t>controller</w:t>
+      </w:r>
+      <w:proofErr w:type="spellEnd"/>
+      <w:r>
+        <w:t xml:space="preserve"> így biztosítja az alkalmazás és a felhasználók közötti kapcsolatot, miközben a belső logikát és az adatkezelést elrejti.</w:t>
+      </w:r>
+    </w:p>
+    <w:p>
+      <w:pPr>
+        <w:pStyle w:val="Cmsor1"/>
+        <w:ind w:firstLine="0"/>
+      </w:pPr>
+      <w:proofErr w:type="spellStart"/>
+      <w:r>
+        <w:t>User</w:t>
+      </w:r>
+      <w:proofErr w:type="spellEnd"/>
+      <w:r>
+        <w:t>:</w:t>
+      </w:r>
+    </w:p>
+    <w:p>
+      <w:pPr>
+        <w:pStyle w:val="Cmsor2"/>
+        <w:ind w:firstLine="0"/>
+      </w:pPr>
+      <w:proofErr w:type="spellStart"/>
+      <w:r>
+        <w:t>UserRepository</w:t>
+      </w:r>
+      <w:proofErr w:type="spellEnd"/>
+      <w:r>
+        <w:t>:</w:t>
+      </w:r>
+      <w:r>
+        <w:t xml:space="preserve"> </w:t>
+      </w:r>
+    </w:p>
+    <w:p>
+      <w:r>
+        <w:t xml:space="preserve">A </w:t>
+      </w:r>
+      <w:proofErr w:type="spellStart"/>
+      <w:r>
+        <w:t>UserRepository</w:t>
+      </w:r>
+      <w:proofErr w:type="spellEnd"/>
+      <w:r>
+        <w:t xml:space="preserve"> osztály feladata a felhasználói adatok kezelésének biztosítása az adatbázison keresztül. Ez a réteg közvetlenül kommunikál az adatbázissal, és CRUD műveleteket biztosít a felhasználók számára.</w:t>
+      </w:r>
+    </w:p>
+    <w:p>
+      <w:pPr>
+        <w:pStyle w:val="Cmsor3"/>
+      </w:pPr>
+      <w:r>
+        <w:t>Függvények:</w:t>
+      </w:r>
+    </w:p>
+    <w:p>
+      <w:r>
+        <w:t>login: Ez a függvény lehetővé teszi, hogy a felhasználó be tudjon jelentkezni. A felhasználó email címét és jelszavát várja bemenetként, majd az adatbázisban ellenőrzi azokat. Ha az adatok helyesek, visszaadja a felhasználó azonosítóját (</w:t>
+      </w:r>
+      <w:proofErr w:type="spellStart"/>
+      <w:r>
+        <w:t>user_id</w:t>
+      </w:r>
+      <w:proofErr w:type="spellEnd"/>
+      <w:r>
+        <w:t xml:space="preserve">). </w:t>
+      </w:r>
+    </w:p>
+    <w:p>
+      <w:proofErr w:type="spellStart"/>
+      <w:r>
+        <w:lastRenderedPageBreak/>
+        <w:t>getUser</w:t>
+      </w:r>
+      <w:proofErr w:type="spellEnd"/>
+      <w:r>
+        <w:t xml:space="preserve">: Ez a függvény a felhasználó saját profiljának lekéréséért felel. A felhasználó azonosítóját küldjük el az adatbázisnak, amely visszaadja a </w:t>
+      </w:r>
+      <w:r>
+        <w:t>profil adatokat</w:t>
+      </w:r>
+      <w:r>
+        <w:t xml:space="preserve">, például a nevet, email címet, nyelvet és regisztrációs dátumot. </w:t>
+      </w:r>
+    </w:p>
+    <w:p>
+      <w:proofErr w:type="spellStart"/>
+      <w:r>
+        <w:t>getAllUser</w:t>
+      </w:r>
+      <w:proofErr w:type="spellEnd"/>
+      <w:r>
+        <w:t xml:space="preserve">: Ez a függvény az összes felhasználó adatainak lekérését teszi lehetővé, és csak </w:t>
+      </w:r>
+      <w:proofErr w:type="spellStart"/>
+      <w:r>
+        <w:t>admin</w:t>
+      </w:r>
+      <w:proofErr w:type="spellEnd"/>
+      <w:r>
+        <w:t xml:space="preserve"> vagy moderátor jogosultsággal használható. Az adatbázisban meghívjuk a megfelelő lekérdezést, amely visszaadja a felhasználók listáját. </w:t>
+      </w:r>
+    </w:p>
+    <w:p>
+      <w:proofErr w:type="spellStart"/>
+      <w:r>
+        <w:t>createUser</w:t>
+      </w:r>
+      <w:proofErr w:type="spellEnd"/>
+      <w:r>
+        <w:t xml:space="preserve">: Ez a függvény új felhasználó regisztrálására szolgál. Átadjuk neki a felhasználó által megadott adatokat (felhasználónév, email, jelszó), valamint az általunk meghatározott szerepkört, regisztrációs dátumot és nyelvet. Az adatbázis ezeket az adatokat elmenti, és visszaadja az új felhasználó azonosítóját. </w:t>
+      </w:r>
+    </w:p>
+    <w:p>
+      <w:proofErr w:type="spellStart"/>
+      <w:r>
+        <w:t>editUser</w:t>
+      </w:r>
+      <w:proofErr w:type="spellEnd"/>
+      <w:r>
+        <w:t xml:space="preserve">: Ez a függvény lehetővé teszi a felhasználó profiljának szerkesztését, vagy </w:t>
+      </w:r>
+      <w:proofErr w:type="spellStart"/>
+      <w:r>
+        <w:t>admin</w:t>
+      </w:r>
+      <w:proofErr w:type="spellEnd"/>
+      <w:r>
+        <w:t xml:space="preserve">/moderátor esetén a felhasználó szerepkörének módosítását. A kapott adatokat továbbítjuk az adatbázisnak, amely elvégzi a változtatásokat. A függvény ellenőrzi, hogy a módosító jogosult-e a változtatásra, és kezeli az esetleges hibákat, </w:t>
+      </w:r>
+      <w:proofErr w:type="gramStart"/>
+      <w:r>
+        <w:t>például</w:t>
+      </w:r>
+      <w:proofErr w:type="gramEnd"/>
+      <w:r>
+        <w:t xml:space="preserve"> ha nincs módosítandó adat vagy a felhasználó nem található. </w:t>
+      </w:r>
+    </w:p>
+    <w:p>
+      <w:proofErr w:type="spellStart"/>
+      <w:r>
+        <w:t>getModerators</w:t>
+      </w:r>
+      <w:proofErr w:type="spellEnd"/>
+      <w:r>
+        <w:t xml:space="preserve">: Ez a függvény lekéri az összes </w:t>
+      </w:r>
+      <w:proofErr w:type="spellStart"/>
+      <w:r>
+        <w:t>admin</w:t>
+      </w:r>
+      <w:proofErr w:type="spellEnd"/>
+      <w:r>
+        <w:t xml:space="preserve"> és moderátor felhasználót. Ez akkor hasznos, ha ellenőrizni kell, hogy a módosítást végző felhasználó jogosult-e bizonyos műveletekre, például más felhasználók szerepkörének módosítására. Az adatbázis egy tömbbel tér vissza, amely tartalmazza a moderátorok és </w:t>
+      </w:r>
+      <w:proofErr w:type="spellStart"/>
+      <w:r>
+        <w:t>adminok</w:t>
+      </w:r>
+      <w:proofErr w:type="spellEnd"/>
+      <w:r>
+        <w:t xml:space="preserve"> adatait. </w:t>
+      </w:r>
+    </w:p>
+    <w:p>
+      <w:proofErr w:type="spellStart"/>
+      <w:r>
+        <w:t>findByEmail</w:t>
+      </w:r>
+      <w:proofErr w:type="spellEnd"/>
+      <w:r>
+        <w:t xml:space="preserve">: Ez a függvény azt ellenőrzi, hogy a megadott email cím már létezik-e az adatbázisban. Az emailt elküldjük az adatbázisnak, amely visszaadja, hogy létezik-e már felhasználó ezzel az email címmel, vagy sem. </w:t>
+      </w:r>
+    </w:p>
+    <w:p>
+      <w:proofErr w:type="spellStart"/>
+      <w:r>
+        <w:t>deleteUser</w:t>
+      </w:r>
+      <w:proofErr w:type="spellEnd"/>
+      <w:r>
+        <w:t>: Ez a függvény a felhasználó törlésére szolgál. A megadott felhasználó azonosítóját elküldjük az adatbázisnak, amely eltávolítja a felhasználót, és visszaadja a törlés eredményét.</w:t>
+      </w:r>
+    </w:p>
+    <w:p/>
+    <w:p>
+      <w:pPr>
+        <w:pStyle w:val="Cmsor2"/>
+        <w:rPr>
+          <w:rStyle w:val="Cmsor2Char"/>
+          <w:b/>
+        </w:rPr>
+      </w:pPr>
+      <w:proofErr w:type="spellStart"/>
+      <w:r>
+        <w:rPr>
+          <w:rStyle w:val="Cmsor2Char"/>
+          <w:b/>
+        </w:rPr>
+        <w:t>UserService</w:t>
+      </w:r>
+      <w:proofErr w:type="spellEnd"/>
+      <w:r>
+        <w:rPr>
+          <w:rStyle w:val="Cmsor2Char"/>
+          <w:b/>
+        </w:rPr>
+        <w:t>:</w:t>
+      </w:r>
+    </w:p>
+    <w:p>
+      <w:r>
+        <w:t xml:space="preserve">A </w:t>
+      </w:r>
+      <w:proofErr w:type="spellStart"/>
+      <w:r>
+        <w:t>UserService</w:t>
+      </w:r>
+      <w:proofErr w:type="spellEnd"/>
+      <w:r>
+        <w:t xml:space="preserve"> osztály feladata az üzleti logika kezelése a felhasználókkal kapcsolatban. Minden függvény a </w:t>
+      </w:r>
+      <w:proofErr w:type="spellStart"/>
+      <w:r>
+        <w:t>UserRepository</w:t>
+      </w:r>
+      <w:proofErr w:type="spellEnd"/>
+      <w:r>
+        <w:t xml:space="preserve">-n keresztül éri el az adatbázist, de a service </w:t>
+      </w:r>
+      <w:r>
+        <w:lastRenderedPageBreak/>
+        <w:t xml:space="preserve">réteg felelős a szabályok érvényesítéséért, a jogosultságok ellenőrzéséért, az adatok </w:t>
+      </w:r>
+      <w:proofErr w:type="spellStart"/>
+      <w:r>
+        <w:t>validálásáért</w:t>
+      </w:r>
+      <w:proofErr w:type="spellEnd"/>
+      <w:r>
+        <w:t xml:space="preserve">, valamint a </w:t>
+      </w:r>
+      <w:proofErr w:type="spellStart"/>
+      <w:r>
+        <w:t>tokenek</w:t>
+      </w:r>
+      <w:proofErr w:type="spellEnd"/>
+      <w:r>
+        <w:t xml:space="preserve"> és egyéb üzleti műveletek kezeléséért.</w:t>
+      </w:r>
+    </w:p>
+    <w:p>
+      <w:pPr>
+        <w:pStyle w:val="Cmsor3"/>
+      </w:pPr>
+      <w:r>
+        <w:t>Függvények:</w:t>
+      </w:r>
+    </w:p>
+    <w:p>
+      <w:r>
+        <w:t xml:space="preserve">login: Ez a függvény lehetővé teszi, hogy a felhasználó be tudjon jelentkezni. A felhasználó email címét és jelszavát várja, majd a </w:t>
+      </w:r>
+      <w:proofErr w:type="spellStart"/>
+      <w:r>
+        <w:t>repository</w:t>
+      </w:r>
+      <w:proofErr w:type="spellEnd"/>
+      <w:r>
+        <w:t xml:space="preserve"> segítségével ellenőrzi, hogy létezik-e a felhasználó. Ha az adatok helyesek, a függvény létrehoz egy JWT </w:t>
+      </w:r>
+      <w:proofErr w:type="spellStart"/>
+      <w:r>
+        <w:t>tokent</w:t>
+      </w:r>
+      <w:proofErr w:type="spellEnd"/>
+      <w:r>
+        <w:t xml:space="preserve">, amelyet visszaad a kliensnek, így biztosítva a további hitelesített hozzáférést az alkalmazásban. A függvény hibát dob, ha a felhasználó adatai helytelenek, vagy ha a titkos kulcs nincs megfelelően konfigurálva. </w:t>
+      </w:r>
+    </w:p>
+    <w:p>
+      <w:proofErr w:type="spellStart"/>
+      <w:r>
+        <w:t>getUser</w:t>
+      </w:r>
+      <w:proofErr w:type="spellEnd"/>
+      <w:r>
+        <w:t xml:space="preserve">: Ez a függvény a megadott felhasználó profiladatainak lekéréséért felel. A </w:t>
+      </w:r>
+      <w:proofErr w:type="spellStart"/>
+      <w:r>
+        <w:t>user_id</w:t>
+      </w:r>
+      <w:proofErr w:type="spellEnd"/>
+      <w:r>
+        <w:t xml:space="preserve">-t a </w:t>
+      </w:r>
+      <w:proofErr w:type="spellStart"/>
+      <w:r>
+        <w:t>repository</w:t>
+      </w:r>
+      <w:proofErr w:type="spellEnd"/>
+      <w:r>
+        <w:t xml:space="preserve">-hoz továbbítja, amely visszaadja a felhasználó adatait. Ha a felhasználó nem található, a függvény megfelelő hibát jelez. Ez biztosítja, hogy csak létező felhasználók adatai legyenek elérhetők. </w:t>
+      </w:r>
+    </w:p>
+    <w:p>
+      <w:proofErr w:type="spellStart"/>
+      <w:r>
+        <w:t>getAllUser</w:t>
+      </w:r>
+      <w:proofErr w:type="spellEnd"/>
+      <w:r>
+        <w:t xml:space="preserve">: Ez a függvény az összes felhasználó adatainak lekérését teszi lehetővé, de csak moderátor jogosultsággal rendelkező felhasználók számára. A függvény először lekéri az összes moderátort, majd ellenőrzi, hogy a kérést indító felhasználó jogosult-e a műveletre. Ha a jogosultság rendben van, a </w:t>
+      </w:r>
+      <w:proofErr w:type="spellStart"/>
+      <w:r>
+        <w:t>repository</w:t>
+      </w:r>
+      <w:proofErr w:type="spellEnd"/>
+      <w:r>
+        <w:t xml:space="preserve"> visszaadja az összes felhasználót. Ha a felhasználó nem moderátor, a függvény hibát dob. </w:t>
+      </w:r>
+    </w:p>
+    <w:p>
+      <w:proofErr w:type="spellStart"/>
+      <w:r>
+        <w:t>register</w:t>
+      </w:r>
+      <w:proofErr w:type="spellEnd"/>
+      <w:r>
+        <w:t xml:space="preserve">: Ez a függvény új felhasználó regisztrálására szolgál. Ellenőrzi, hogy minden kötelező mező (felhasználónév, email, jelszó) meg van-e adva, az email formátuma helyes-e, és hogy a jelszó elég hosszú-e. Ezután ellenőrzi, hogy az email cím még nem foglalt-e. Ha minden feltétel teljesül, a </w:t>
+      </w:r>
+      <w:proofErr w:type="spellStart"/>
+      <w:r>
+        <w:t>repository</w:t>
+      </w:r>
+      <w:proofErr w:type="spellEnd"/>
+      <w:r>
+        <w:t xml:space="preserve"> segítségével létrehozza az új felhasználót, alapértelmezett szerepkörrel, nyelvvel és regisztrációs dátummal. A függvény visszaadja az új felhasználó azonosítóját. </w:t>
+      </w:r>
+    </w:p>
+    <w:p>
+      <w:proofErr w:type="spellStart"/>
+      <w:r>
+        <w:t>editUser</w:t>
+      </w:r>
+      <w:proofErr w:type="spellEnd"/>
+      <w:r>
+        <w:t xml:space="preserve">: Ez a függvény a felhasználó profiljának módosítását teszi lehetővé. A </w:t>
+      </w:r>
+      <w:proofErr w:type="spellStart"/>
+      <w:r>
+        <w:t>repository</w:t>
+      </w:r>
+      <w:proofErr w:type="spellEnd"/>
+      <w:r>
+        <w:t xml:space="preserve">-hoz továbbítja a változtatni kívánt adatokat és a felhasználó azonosítóját. A függvény ellenőrzi, hogy van-e ténylegesen módosítandó adat, és hibát jelez, ha nincs mit változtatni. Ezen kívül a </w:t>
+      </w:r>
+      <w:proofErr w:type="spellStart"/>
+      <w:r>
+        <w:t>repository</w:t>
+      </w:r>
+      <w:proofErr w:type="spellEnd"/>
+      <w:r>
+        <w:t xml:space="preserve"> kezeli a jogosultságokat, </w:t>
+      </w:r>
+      <w:proofErr w:type="gramStart"/>
+      <w:r>
+        <w:t>például</w:t>
+      </w:r>
+      <w:proofErr w:type="gramEnd"/>
+      <w:r>
+        <w:t xml:space="preserve"> hogy csak </w:t>
+      </w:r>
+      <w:proofErr w:type="spellStart"/>
+      <w:r>
+        <w:t>admin</w:t>
+      </w:r>
+      <w:proofErr w:type="spellEnd"/>
+      <w:r>
+        <w:t xml:space="preserve"> vagy moderátor módosíthatja a szerepkört. </w:t>
+      </w:r>
+    </w:p>
+    <w:p>
+      <w:proofErr w:type="spellStart"/>
+      <w:r>
+        <w:t>getModerators</w:t>
+      </w:r>
+      <w:proofErr w:type="spellEnd"/>
+      <w:r>
+        <w:t xml:space="preserve">: Ez a függvény lekéri az összes </w:t>
+      </w:r>
+      <w:proofErr w:type="spellStart"/>
+      <w:r>
+        <w:t>admin</w:t>
+      </w:r>
+      <w:proofErr w:type="spellEnd"/>
+      <w:r>
+        <w:t xml:space="preserve"> és moderátor felhasználót. Csak az </w:t>
+      </w:r>
+      <w:proofErr w:type="spellStart"/>
+      <w:r>
+        <w:t>admin</w:t>
+      </w:r>
+      <w:proofErr w:type="spellEnd"/>
+      <w:r>
+        <w:t xml:space="preserve"> jogosult ezt a lekérdezést végrehajtani. A </w:t>
+      </w:r>
+      <w:proofErr w:type="spellStart"/>
+      <w:r>
+        <w:t>repository-tól</w:t>
+      </w:r>
+      <w:proofErr w:type="spellEnd"/>
+      <w:r>
+        <w:t xml:space="preserve"> kapott adatokat </w:t>
+      </w:r>
+      <w:r>
+        <w:lastRenderedPageBreak/>
+        <w:t xml:space="preserve">adja vissza, és hibát jelez, ha nincs egyetlen moderátor vagy </w:t>
+      </w:r>
+      <w:proofErr w:type="spellStart"/>
+      <w:r>
+        <w:t>admin</w:t>
+      </w:r>
+      <w:proofErr w:type="spellEnd"/>
+      <w:r>
+        <w:t xml:space="preserve"> sem az adatbázisban. </w:t>
+      </w:r>
+    </w:p>
+    <w:p>
+      <w:proofErr w:type="spellStart"/>
+      <w:r>
+        <w:t>deleteUser</w:t>
+      </w:r>
+      <w:proofErr w:type="spellEnd"/>
+      <w:r>
+        <w:t xml:space="preserve">: Ez a függvény a felhasználók törlésére szolgál, de csak moderátor jogosultsággal rendelkező felhasználó kezdeményezheti. A függvény először ellenőrzi a jogosultságot, majd a </w:t>
+      </w:r>
+      <w:proofErr w:type="spellStart"/>
+      <w:r>
+        <w:t>repository</w:t>
+      </w:r>
+      <w:proofErr w:type="spellEnd"/>
+      <w:r>
+        <w:t xml:space="preserve"> segítségével törli a megadott felhasználót. Ha a felhasználó nem található, vagy a kérést indító nem jogosult, a függvény megfelelő hibát dob.</w:t>
+      </w:r>
+    </w:p>
+    <w:p/>
+    <w:p>
+      <w:pPr>
+        <w:pStyle w:val="Cmsor2"/>
+        <w:ind w:firstLine="0"/>
+        <w:rPr>
+          <w:rStyle w:val="Cmsor2Char"/>
+          <w:b/>
+        </w:rPr>
+      </w:pPr>
+      <w:proofErr w:type="spellStart"/>
+      <w:r>
+        <w:rPr>
+          <w:rStyle w:val="Cmsor2Char"/>
+          <w:b/>
+        </w:rPr>
+        <w:t>UserController</w:t>
+      </w:r>
+      <w:proofErr w:type="spellEnd"/>
+      <w:r>
+        <w:rPr>
+          <w:rStyle w:val="Cmsor2Char"/>
+          <w:b/>
+        </w:rPr>
+        <w:t>:</w:t>
+      </w:r>
+    </w:p>
+    <w:p>
+      <w:r>
+        <w:t xml:space="preserve">A </w:t>
+      </w:r>
+      <w:proofErr w:type="spellStart"/>
+      <w:r>
+        <w:t>UserController</w:t>
+      </w:r>
+      <w:proofErr w:type="spellEnd"/>
+      <w:r>
+        <w:t xml:space="preserve"> osztály feladata, hogy az API végpontokat kezelje és irányítsa a bejövő kéréseket a megfelelő service függvényekhez. Minden metódus a </w:t>
+      </w:r>
+      <w:proofErr w:type="spellStart"/>
+      <w:r>
+        <w:t>UserService</w:t>
+      </w:r>
+      <w:proofErr w:type="spellEnd"/>
+      <w:r>
+        <w:t xml:space="preserve">-t használja az üzleti logika végrehajtására, és a kliens felé visszaküldi a megfelelő választ vagy hibajelzést. A </w:t>
+      </w:r>
+      <w:proofErr w:type="spellStart"/>
+      <w:r>
+        <w:t>controller</w:t>
+      </w:r>
+      <w:proofErr w:type="spellEnd"/>
+      <w:r>
+        <w:t xml:space="preserve"> így biztosítja a felhasználói interakció és az alkalmazás logikája közötti kapcsolatot, miközben kezeli a hibákat és a jogosultság-ellenőrzést.</w:t>
+      </w:r>
+    </w:p>
+    <w:p>
+      <w:pPr>
+        <w:pStyle w:val="Cmsor3"/>
+      </w:pPr>
+      <w:r>
+        <w:t>Függvények:</w:t>
+      </w:r>
+    </w:p>
+    <w:p>
+      <w:r>
+        <w:t xml:space="preserve">login: Ez a függvény kezeli a felhasználó bejelentkezését az API-n keresztül. A kliens által beküldött email és jelszó adatait ellenőrzi, majd a </w:t>
+      </w:r>
+      <w:proofErr w:type="spellStart"/>
+      <w:r>
+        <w:t>UserService</w:t>
+      </w:r>
+      <w:proofErr w:type="spellEnd"/>
+      <w:r>
+        <w:t xml:space="preserve"> segítségével létrehoz egy JWT </w:t>
+      </w:r>
+      <w:proofErr w:type="spellStart"/>
+      <w:r>
+        <w:t>tokent</w:t>
+      </w:r>
+      <w:proofErr w:type="spellEnd"/>
+      <w:r>
+        <w:t xml:space="preserve">, amelyet visszaküld a kliensnek. Ha az adatok hiányosak vagy helytelenek, a függvény a megfelelő státuszkóddal hibát ad vissza. </w:t>
+      </w:r>
+    </w:p>
+    <w:p>
+      <w:proofErr w:type="spellStart"/>
+      <w:r>
+        <w:t>getUser</w:t>
+      </w:r>
+      <w:proofErr w:type="spellEnd"/>
+      <w:r>
+        <w:t xml:space="preserve">: Ez a függvény a bejelentkezett felhasználó saját profiladatainak lekérésére szolgál. A </w:t>
+      </w:r>
+      <w:proofErr w:type="spellStart"/>
+      <w:r>
+        <w:t>req.user.user_id</w:t>
+      </w:r>
+      <w:proofErr w:type="spellEnd"/>
+      <w:r>
+        <w:t xml:space="preserve">-t használja a </w:t>
+      </w:r>
+      <w:proofErr w:type="spellStart"/>
+      <w:r>
+        <w:t>UserService.getUser</w:t>
+      </w:r>
+      <w:proofErr w:type="spellEnd"/>
+      <w:r>
+        <w:t xml:space="preserve"> metódus meghívásához. Ha a felhasználó nem található az adatbázisban, a függvény hibát jelez, ellenkező esetben visszaküldi a </w:t>
+      </w:r>
+      <w:proofErr w:type="spellStart"/>
+      <w:r>
+        <w:t>profiladatokat</w:t>
+      </w:r>
+      <w:proofErr w:type="spellEnd"/>
+      <w:r>
+        <w:t xml:space="preserve"> a kliensnek. </w:t>
+      </w:r>
+    </w:p>
+    <w:p>
+      <w:proofErr w:type="spellStart"/>
+      <w:r>
+        <w:t>getAllUser</w:t>
+      </w:r>
+      <w:proofErr w:type="spellEnd"/>
+      <w:r>
+        <w:t xml:space="preserve">: Ez a függvény lehetővé teszi az összes felhasználó adatainak lekérését, de csak a moderátor jogosultsággal rendelkező felhasználók számára. A bejelentkezett felhasználó azonosítóját ellenőrzi, majd a </w:t>
+      </w:r>
+      <w:proofErr w:type="spellStart"/>
+      <w:r>
+        <w:t>UserService.getAllUser</w:t>
+      </w:r>
+      <w:proofErr w:type="spellEnd"/>
+      <w:r>
+        <w:t xml:space="preserve"> metódust hívja. Ha a felhasználó nem rendelkezik megfelelő jogosultsággal, a függvény hibát dob. </w:t>
+      </w:r>
+    </w:p>
+    <w:p>
+      <w:proofErr w:type="spellStart"/>
+      <w:r>
+        <w:lastRenderedPageBreak/>
+        <w:t>register</w:t>
+      </w:r>
+      <w:proofErr w:type="spellEnd"/>
+      <w:r>
+        <w:t xml:space="preserve">: Ez a függvény az új felhasználók regisztrációját kezeli. A kliens által küldött adatokat ellenőrzi, például a kötelező mezők meglétét, az email formátumát, és a jelszó hosszát. Ha minden feltétel teljesül, a </w:t>
+      </w:r>
+      <w:proofErr w:type="spellStart"/>
+      <w:r>
+        <w:t>UserService.register</w:t>
+      </w:r>
+      <w:proofErr w:type="spellEnd"/>
+      <w:r>
+        <w:t xml:space="preserve"> metódust hívja, amely létrehozza az új felhasználót az adatbázisban. Sikeres regisztráció esetén a függvény visszaad egy megerősítő üzenetet a kliensnek. </w:t>
+      </w:r>
+    </w:p>
+    <w:p>
+      <w:proofErr w:type="spellStart"/>
+      <w:r>
+        <w:t>putUser</w:t>
+      </w:r>
+      <w:proofErr w:type="spellEnd"/>
+      <w:r>
+        <w:t xml:space="preserve">: Ez a függvény a felhasználó profiljának módosítását kezeli az API-n keresztül. A kliens által küldött adatokat, a szerkesztendő felhasználó azonosítóját és az </w:t>
+      </w:r>
+      <w:proofErr w:type="spellStart"/>
+      <w:r>
+        <w:t>admin</w:t>
+      </w:r>
+      <w:proofErr w:type="spellEnd"/>
+      <w:r>
+        <w:t xml:space="preserve">/moderátor azonosítóját a </w:t>
+      </w:r>
+      <w:proofErr w:type="spellStart"/>
+      <w:r>
+        <w:t>UserService.editUser</w:t>
+      </w:r>
+      <w:proofErr w:type="spellEnd"/>
+      <w:r>
+        <w:t xml:space="preserve"> metódushoz továbbítja. A függvény visszaadja a sikeres módosításról szóló üzenetet, vagy hibát jelez, ha nincs módosítandó adat vagy a felhasználó nem található. </w:t>
+      </w:r>
+    </w:p>
+    <w:p>
+      <w:proofErr w:type="spellStart"/>
+      <w:r>
+        <w:t>getModerators</w:t>
+      </w:r>
+      <w:proofErr w:type="spellEnd"/>
+      <w:r>
+        <w:t xml:space="preserve">: Ez a függvény lekéri az összes </w:t>
+      </w:r>
+      <w:proofErr w:type="spellStart"/>
+      <w:r>
+        <w:t>admin</w:t>
+      </w:r>
+      <w:proofErr w:type="spellEnd"/>
+      <w:r>
+        <w:t xml:space="preserve"> és moderátor felhasználót. Csak az </w:t>
+      </w:r>
+      <w:proofErr w:type="spellStart"/>
+      <w:r>
+        <w:t>admin</w:t>
+      </w:r>
+      <w:proofErr w:type="spellEnd"/>
+      <w:r>
+        <w:t xml:space="preserve"> jogosult ezt a műveletet végrehajtani, a </w:t>
+      </w:r>
+      <w:proofErr w:type="spellStart"/>
+      <w:r>
+        <w:t>UserService.getModerators</w:t>
+      </w:r>
+      <w:proofErr w:type="spellEnd"/>
+      <w:r>
+        <w:t xml:space="preserve"> metódust hívja, és a kapott adatokat visszaküldi a kliensnek. Ha nincs egyetlen moderátor vagy </w:t>
+      </w:r>
+      <w:proofErr w:type="spellStart"/>
+      <w:r>
+        <w:t>admin</w:t>
+      </w:r>
+      <w:proofErr w:type="spellEnd"/>
+      <w:r>
+        <w:t xml:space="preserve"> sem, a függvény hibát jelez. </w:t>
+      </w:r>
+    </w:p>
+    <w:p>
+      <w:proofErr w:type="spellStart"/>
+      <w:r>
+        <w:t>deletUser</w:t>
+      </w:r>
+      <w:proofErr w:type="spellEnd"/>
+      <w:r>
+        <w:t xml:space="preserve">: Ez a függvény a felhasználó törlésére szolgál az API-n keresztül, de csak moderátor jogosultsággal rendelkező felhasználók kezdeményezhetik. A törlendő felhasználó azonosítóját és a moderátor azonosítóját a </w:t>
+      </w:r>
+      <w:proofErr w:type="spellStart"/>
+      <w:r>
+        <w:t>UserService.deleteUser</w:t>
+      </w:r>
+      <w:proofErr w:type="spellEnd"/>
+      <w:r>
+        <w:t xml:space="preserve"> metódushoz továbbítja. Ha a törlés sikeres, a függvény visszaadja a megerősítő üzenetet a kliensnek, különben hibát jelez, ha a felhasználó nem található vagy a kérés jogosulatlan.</w:t>
+      </w:r>
+    </w:p>
+    <w:p/>
+    <w:p>
+      <w:pPr>
+        <w:pStyle w:val="Cmsor2"/>
+        <w:ind w:firstLine="0"/>
+        <w:rPr>
+          <w:rStyle w:val="Cmsor2Char"/>
+          <w:b/>
+        </w:rPr>
+      </w:pPr>
+      <w:proofErr w:type="spellStart"/>
+      <w:r>
+        <w:rPr>
+          <w:rStyle w:val="Cmsor2Char"/>
+          <w:b/>
+        </w:rPr>
+        <w:t>UserModel</w:t>
+      </w:r>
+      <w:proofErr w:type="spellEnd"/>
+      <w:r>
+        <w:rPr>
+          <w:rStyle w:val="Cmsor2Char"/>
+          <w:b/>
+        </w:rPr>
+        <w:t>:</w:t>
+      </w:r>
+    </w:p>
+    <w:p>
+      <w:r>
+        <w:t xml:space="preserve">A </w:t>
+      </w:r>
+      <w:proofErr w:type="spellStart"/>
+      <w:r>
+        <w:t>User</w:t>
+      </w:r>
+      <w:proofErr w:type="spellEnd"/>
+      <w:r>
+        <w:t xml:space="preserve"> osztály és az </w:t>
+      </w:r>
+      <w:proofErr w:type="spellStart"/>
+      <w:r>
+        <w:t>IUser</w:t>
+      </w:r>
+      <w:proofErr w:type="spellEnd"/>
+      <w:r>
+        <w:t xml:space="preserve"> </w:t>
+      </w:r>
+      <w:proofErr w:type="spellStart"/>
+      <w:r>
+        <w:t>interface</w:t>
+      </w:r>
+      <w:proofErr w:type="spellEnd"/>
+      <w:r>
+        <w:t xml:space="preserve"> a felhasználói adatok reprezentációjáért felel az alkalmazásban. Ez a modell biztosítja, hogy minden felhasználói objektum egységes szerkezetű legyen, és lehetővé teszi az adatok átadását a </w:t>
+      </w:r>
+      <w:proofErr w:type="spellStart"/>
+      <w:r>
+        <w:t>repository</w:t>
+      </w:r>
+      <w:proofErr w:type="spellEnd"/>
+      <w:r>
+        <w:t xml:space="preserve">, service és </w:t>
+      </w:r>
+      <w:proofErr w:type="spellStart"/>
+      <w:r>
+        <w:t>controller</w:t>
+      </w:r>
+      <w:proofErr w:type="spellEnd"/>
+      <w:r>
+        <w:t xml:space="preserve"> rétegek között. A modell tartalmaz minden lényeges információt, amely a felhasználó azonosításához, jogosultságának kezeléséhez és profiljának megjelenítéséhez szükséges.</w:t>
+      </w:r>
+    </w:p>
+    <w:p>
+      <w:pPr>
+        <w:pStyle w:val="Cmsor3"/>
+      </w:pPr>
+      <w:r>
+        <w:lastRenderedPageBreak/>
+        <w:t>Mezők és jelentésük:</w:t>
+      </w:r>
+    </w:p>
+    <w:p>
+      <w:proofErr w:type="spellStart"/>
+      <w:r>
+        <w:t>user_id</w:t>
+      </w:r>
+      <w:proofErr w:type="spellEnd"/>
+      <w:r>
+        <w:t xml:space="preserve">: A felhasználó egyedi azonosítója az adatbázisban. Ez az érték biztosítja, hogy minden felhasználó külön-külön azonosítható legyen, és kapcsolódhasson a különböző műveletekhez, például szerkesztéshez vagy törléshez. </w:t>
+      </w:r>
+    </w:p>
+    <w:p>
+      <w:proofErr w:type="spellStart"/>
+      <w:r>
+        <w:t>username</w:t>
+      </w:r>
+      <w:proofErr w:type="spellEnd"/>
+      <w:r>
+        <w:t xml:space="preserve">: A felhasználó neve, amelyet az alkalmazás felületein megjelenítünk. Ez lehetővé teszi, hogy a felhasználók könnyen azonosíthatók legyenek, és a rendszerben kommunikálhassanak egymással. </w:t>
+      </w:r>
+    </w:p>
+    <w:p>
+      <w:r>
+        <w:t xml:space="preserve">email: A felhasználó email címe, amely kulcsfontosságú az azonosítás és a bejelentkezés szempontjából. Ezzel az adattal ellenőrizhető, hogy a felhasználó regisztrált-e már, és ez szolgál az értesítések vagy jelszó-helyreállítás céljára is. </w:t>
+      </w:r>
+    </w:p>
+    <w:p>
+      <w:proofErr w:type="spellStart"/>
+      <w:r>
+        <w:t>password</w:t>
+      </w:r>
+      <w:proofErr w:type="spellEnd"/>
+      <w:r>
+        <w:t xml:space="preserve">: A felhasználó </w:t>
+      </w:r>
+      <w:proofErr w:type="spellStart"/>
+      <w:r>
+        <w:t>jelszava</w:t>
+      </w:r>
+      <w:proofErr w:type="spellEnd"/>
+      <w:r>
+        <w:t xml:space="preserve">, amely biztonságosan tárolódik az adatbázisban (általában titkosítva). Ez biztosítja, hogy a felhasználó fiókjához csak az jogosult, aki ismeri a megfelelő hitelesítő adatot. </w:t>
+      </w:r>
+    </w:p>
+    <w:p>
+      <w:proofErr w:type="spellStart"/>
+      <w:r>
+        <w:t>language</w:t>
+      </w:r>
+      <w:proofErr w:type="spellEnd"/>
+      <w:r>
+        <w:t xml:space="preserve">: A felhasználó által preferált nyelv az alkalmazáson belül. Ez lehetővé teszi, hogy a felhasználói felület lokalizált legyen, és a rendszer a felhasználó nyelvi beállításait figyelembe vegye. </w:t>
+      </w:r>
+    </w:p>
+    <w:p>
+      <w:proofErr w:type="spellStart"/>
+      <w:r>
+        <w:t>role</w:t>
+      </w:r>
+      <w:proofErr w:type="spellEnd"/>
+      <w:r>
+        <w:t xml:space="preserve">: A felhasználó szerepköre, például </w:t>
+      </w:r>
+      <w:proofErr w:type="spellStart"/>
+      <w:r>
+        <w:t>user</w:t>
+      </w:r>
+      <w:proofErr w:type="spellEnd"/>
+      <w:r>
+        <w:t xml:space="preserve">, </w:t>
+      </w:r>
+      <w:proofErr w:type="spellStart"/>
+      <w:r>
+        <w:t>moderator</w:t>
+      </w:r>
+      <w:proofErr w:type="spellEnd"/>
+      <w:r>
+        <w:t xml:space="preserve"> vagy </w:t>
+      </w:r>
+      <w:proofErr w:type="spellStart"/>
+      <w:r>
+        <w:t>admin</w:t>
+      </w:r>
+      <w:proofErr w:type="spellEnd"/>
+      <w:r>
+        <w:t xml:space="preserve">. Ez a mező meghatározza a felhasználó jogosultságait az alkalmazásban, például, hogy ki módosíthat más felhasználókat, ki férhet hozzá bizonyos adatokhoz, és ki végezhet adminisztrációs műveleteket. </w:t>
+      </w:r>
+    </w:p>
+    <w:p>
+      <w:proofErr w:type="spellStart"/>
+      <w:r>
+        <w:t>register_date</w:t>
+      </w:r>
+      <w:proofErr w:type="spellEnd"/>
+      <w:r>
+        <w:t xml:space="preserve">: A felhasználó regisztrációjának dátuma. Ez a mező információt ad arról, hogy mikor jött létre a felhasználó fiókja, és felhasználható statisztikai vagy adminisztratív célokra is. </w:t>
+      </w:r>
+    </w:p>
+    <w:p>
+      <w:pPr>
+        <w:pStyle w:val="Cmsor3"/>
+        <w:rPr>
+          <w:rStyle w:val="Cmsor3Char"/>
+          <w:b/>
+        </w:rPr>
+      </w:pPr>
+      <w:r>
+        <w:rPr>
+          <w:rStyle w:val="Cmsor3Char"/>
+          <w:b/>
+        </w:rPr>
+        <w:t>Konstruktor:</w:t>
+      </w:r>
+    </w:p>
+    <w:p>
+      <w:r>
+        <w:t xml:space="preserve">A konstruktor egy </w:t>
+      </w:r>
+      <w:proofErr w:type="spellStart"/>
+      <w:r>
+        <w:t>IUser</w:t>
+      </w:r>
+      <w:proofErr w:type="spellEnd"/>
+      <w:r>
+        <w:t xml:space="preserve"> objektumot vár bemenetként, és inicializálja az összes mezőt. Ez biztosítja, hogy minden </w:t>
+      </w:r>
+      <w:proofErr w:type="spellStart"/>
+      <w:r>
+        <w:t>User</w:t>
+      </w:r>
+      <w:proofErr w:type="spellEnd"/>
+      <w:r>
+        <w:t xml:space="preserve"> példány a megfelelő adatokkal rendelkezzen, és egységesen kezelhető legyen az alkalmazás minden rétegében.</w:t>
+      </w:r>
+    </w:p>
+    <w:p>
+      <w:pPr>
+        <w:keepNext/>
+        <w:ind w:firstLine="0"/>
+      </w:pPr>
+      <w:r>
+        <w:rPr>
+          <w:noProof/>
+        </w:rPr>
+        <w:lastRenderedPageBreak/>
+        <w:drawing>
+          <wp:inline distT="0" distB="0" distL="0" distR="0" wp14:anchorId="0E52E828" wp14:editId="3A91BDE4">
+            <wp:extent cx="5219700" cy="667385"/>
+            <wp:effectExtent l="0" t="0" r="0" b="0"/>
+            <wp:docPr id="1441825755" name="Kép 7"/>
+            <wp:cNvGraphicFramePr>
+              <a:graphicFrameLocks xmlns:a="http://schemas.openxmlformats.org/drawingml/2006/main" noChangeAspect="1"/>
+            </wp:cNvGraphicFramePr>
+            <a:graphic xmlns:a="http://schemas.openxmlformats.org/drawingml/2006/main">
+              <a:graphicData uri="http://schemas.openxmlformats.org/drawingml/2006/picture">
+                <pic:pic xmlns:pic="http://schemas.openxmlformats.org/drawingml/2006/picture">
+                  <pic:nvPicPr>
+                    <pic:cNvPr id="1441825755" name="Kép 1441825755"/>
+                    <pic:cNvPicPr/>
+                  </pic:nvPicPr>
+                  <pic:blipFill>
+                    <a:blip r:embed="rId8" cstate="print">
+                      <a:extLst>
+                        <a:ext uri="{28A0092B-C50C-407E-A947-70E740481C1C}">
+                          <a14:useLocalDpi xmlns:a14="http://schemas.microsoft.com/office/drawing/2010/main" val="0"/>
+                        </a:ext>
+                      </a:extLst>
+                    </a:blip>
+                    <a:stretch>
+                      <a:fillRect/>
+                    </a:stretch>
+                  </pic:blipFill>
+                  <pic:spPr>
+                    <a:xfrm>
+                      <a:off x="0" y="0"/>
+                      <a:ext cx="5219700" cy="667385"/>
+                    </a:xfrm>
+                    <a:prstGeom prst="rect">
+                      <a:avLst/>
+                    </a:prstGeom>
+                  </pic:spPr>
+                </pic:pic>
+              </a:graphicData>
+            </a:graphic>
+          </wp:inline>
+        </w:drawing>
+      </w:r>
+    </w:p>
+    <w:p>
+      <w:pPr>
+        <w:pStyle w:val="Kpalrs"/>
+      </w:pPr>
+      <w:r>
+        <w:fldChar w:fldCharType="begin"/>
+      </w:r>
+      <w:r>
+        <w:instrText xml:space="preserve"> SEQ ábra \* ARABIC </w:instrText>
+      </w:r>
+      <w:r>
+        <w:fldChar w:fldCharType="separate"/>
+      </w:r>
+      <w:r>
+        <w:rPr>
+          <w:noProof/>
+        </w:rPr>
+        <w:t>2</w:t>
+      </w:r>
+      <w:r>
+        <w:fldChar w:fldCharType="end"/>
+      </w:r>
+      <w:r>
+        <w:t xml:space="preserve"> </w:t>
+      </w:r>
+      <w:proofErr w:type="spellStart"/>
+      <w:r>
+        <w:t>User</w:t>
+      </w:r>
+      <w:proofErr w:type="spellEnd"/>
+      <w:r>
+        <w:t xml:space="preserve"> </w:t>
+      </w:r>
+      <w:proofErr w:type="spellStart"/>
+      <w:r>
+        <w:t>class</w:t>
+      </w:r>
+      <w:proofErr w:type="spellEnd"/>
+      <w:r>
+        <w:t xml:space="preserve"> diagram</w:t>
+      </w:r>
+    </w:p>
+    <w:p>
+      <w:pPr>
+        <w:pStyle w:val="Cmsor2"/>
+        <w:rPr>
+          <w:rStyle w:val="Cmsor2Char"/>
+          <w:b/>
+        </w:rPr>
+      </w:pPr>
+      <w:proofErr w:type="spellStart"/>
+      <w:r>
+        <w:rPr>
+          <w:rStyle w:val="Cmsor2Char"/>
+          <w:b/>
+        </w:rPr>
+        <w:t>EventRepository</w:t>
+      </w:r>
+      <w:proofErr w:type="spellEnd"/>
+      <w:r>
+        <w:rPr>
+          <w:rStyle w:val="Cmsor2Char"/>
+          <w:b/>
+        </w:rPr>
+        <w:t>:</w:t>
+      </w:r>
+    </w:p>
+    <w:p>
+      <w:r>
+        <w:t xml:space="preserve">Az </w:t>
+      </w:r>
+      <w:proofErr w:type="spellStart"/>
+      <w:r>
+        <w:t>EventRepository</w:t>
+      </w:r>
+      <w:proofErr w:type="spellEnd"/>
+      <w:r>
+        <w:t xml:space="preserve"> osztály feladata az eseményekkel kapcsolatos adatbázis-műveletek kezelése. Ez a réteg közvetlen kapcsolatot biztosít az adatbázissal, és lehetővé teszi az események lekérését, létrehozását, módosítását és törlését. Az osztály gondoskodik arról, hogy az eseményekkel kapcsolatos adatok megfelelően és biztonságosan kerüljenek kezelésre, valamint tranzakciókat is alkalmaz az adatintegritás megőrzése érdekében.</w:t>
+      </w:r>
+    </w:p>
+    <w:p>
+      <w:pPr>
+        <w:pStyle w:val="Cmsor3"/>
+      </w:pPr>
+      <w:r>
+        <w:t>Függvények:</w:t>
+      </w:r>
+    </w:p>
+    <w:p>
+      <w:proofErr w:type="spellStart"/>
+      <w:r>
+        <w:t>getEvent</w:t>
+      </w:r>
+      <w:proofErr w:type="spellEnd"/>
+      <w:r>
+        <w:t xml:space="preserve">: Ez a függvény a felhasználóhoz tartozó események lekérésére szolgál. A felhasználó azonosítóját várja bemenetként, majd az adatbázisban meghív egy tárolt eljárást, amely visszaadja az adott felhasználóhoz tartozó eseményeket. A függvény egy tömböt ad vissza, amely az események adatait tartalmazza. </w:t>
+      </w:r>
+    </w:p>
+    <w:p>
+      <w:proofErr w:type="spellStart"/>
+      <w:r>
+        <w:t>insertEvent</w:t>
+      </w:r>
+      <w:proofErr w:type="spellEnd"/>
+      <w:r>
+        <w:t xml:space="preserve">: Ez a függvény egy új esemény beszúrásáért felel az adatbázisba. Paraméterként egy már meglévő adatbázis kapcsolatot, az új esemény adatait, valamint a felhasználó azonosítóját kapja meg. Az esemény nevét, kezdési és befejezési idejét menti el az adatbázisba, majd visszaadja az új esemény azonosítóját. Ez a függvény általában egy nagyobb tranzakció részeként kerül meghívásra. </w:t>
+      </w:r>
+    </w:p>
+    <w:p>
+      <w:proofErr w:type="spellStart"/>
+      <w:r>
+        <w:t>postEvent</w:t>
+      </w:r>
+      <w:proofErr w:type="spellEnd"/>
+      <w:r>
+        <w:t xml:space="preserve">: Ez a függvény egy új esemény létrehozását végzi el teljes egészében. Létrehoz egy adatbázis kapcsolatot, majd tranzakciót indít, amelyen belül meghívja az </w:t>
+      </w:r>
+      <w:proofErr w:type="spellStart"/>
+      <w:r>
+        <w:t>insertEvent</w:t>
+      </w:r>
+      <w:proofErr w:type="spellEnd"/>
+      <w:r>
+        <w:t xml:space="preserve"> függvényt. Ha a művelet sikeres, a tranzakció mentésre kerül, és visszatér az új esemény azonosítójával. Hiba esetén a tranzakció visszagörgetésre kerül, így biztosítva, hogy ne maradjanak félkész adatok az adatbázisban. </w:t>
+      </w:r>
+    </w:p>
+    <w:p>
+      <w:proofErr w:type="spellStart"/>
+      <w:r>
+        <w:t>deleteEvent</w:t>
+      </w:r>
+      <w:proofErr w:type="spellEnd"/>
+      <w:r>
+        <w:t xml:space="preserve">: Ez a függvény egy esemény törlésére szolgál. Az esemény azonosítóját várja bemenetként, majd az adatbázisban törli a megfelelő rekordot. A függvény visszaadja a törlés eredményét, amely tartalmazza például az érintett sorok számát is. </w:t>
+      </w:r>
+    </w:p>
+    <w:p>
+      <w:proofErr w:type="spellStart"/>
+      <w:r>
+        <w:lastRenderedPageBreak/>
+        <w:t>updateEvent</w:t>
+      </w:r>
+      <w:proofErr w:type="spellEnd"/>
+      <w:r>
+        <w:t>: Ez a függvény az esemény adatainak módosítására szolgál. Csak a megengedett mezőket (például esemény neve, kezdési és befejezési idő) engedi módosítani. A függvény dinamikusan építi fel az SQL lekérdezést a kapott adatok alapján, így csak azok a mezők kerülnek frissítésre, amelyeket ténylegesen megadtak. Emellett ellenőrzi, hogy az adott esemény a megfelelő felhasználóhoz tartozik-e, így biztosítva, hogy egy felhasználó csak a saját eseményeit módosíthassa. A művelet eredményeként visszaadja a frissítés eredményét.</w:t>
+      </w:r>
+    </w:p>
+    <w:p>
+      <w:pPr>
+        <w:ind w:firstLine="0"/>
+      </w:pPr>
+    </w:p>
+    <w:p>
+      <w:pPr>
+        <w:pStyle w:val="Cmsor2"/>
+        <w:ind w:firstLine="0"/>
+      </w:pPr>
+      <w:proofErr w:type="spellStart"/>
+      <w:r>
+        <w:t>EventService</w:t>
+      </w:r>
+      <w:proofErr w:type="spellEnd"/>
+      <w:r>
+        <w:t>:</w:t>
+      </w:r>
+    </w:p>
+    <w:p>
+      <w:r>
+        <w:t xml:space="preserve">Az </w:t>
+      </w:r>
+      <w:proofErr w:type="spellStart"/>
+      <w:r>
+        <w:t>EventService</w:t>
+      </w:r>
+      <w:proofErr w:type="spellEnd"/>
+      <w:r>
+        <w:t xml:space="preserve"> osztály feladata az eseményekkel kapcsolatos üzleti logika kezelése. Ez a réteg a </w:t>
+      </w:r>
+      <w:proofErr w:type="spellStart"/>
+      <w:r>
+        <w:t>EventRepository</w:t>
+      </w:r>
+      <w:proofErr w:type="spellEnd"/>
+      <w:r>
+        <w:t xml:space="preserve">-n keresztül kommunikál az adatbázissal, miközben ellenőrzi a bemeneti adatokat, kezeli a hibákat, és biztosítja, hogy az eseményekkel kapcsolatos műveletek a megfelelő szabályok szerint történjenek. A service réteg így köztes szerepet tölt be a </w:t>
+      </w:r>
+      <w:proofErr w:type="spellStart"/>
+      <w:r>
+        <w:t>controller</w:t>
+      </w:r>
+      <w:proofErr w:type="spellEnd"/>
+      <w:r>
+        <w:t xml:space="preserve"> és a </w:t>
+      </w:r>
+      <w:proofErr w:type="spellStart"/>
+      <w:r>
+        <w:t>repository</w:t>
+      </w:r>
+      <w:proofErr w:type="spellEnd"/>
+      <w:r>
+        <w:t xml:space="preserve"> között, és gondoskodik a helyes működésről és az adatok érvényességéről.</w:t>
+      </w:r>
+    </w:p>
+    <w:p>
+      <w:pPr>
+        <w:pStyle w:val="Cmsor3"/>
+      </w:pPr>
+      <w:r>
+        <w:t>Függvények:</w:t>
+      </w:r>
+    </w:p>
+    <w:p>
+      <w:proofErr w:type="spellStart"/>
+      <w:r>
+        <w:t>getEvent</w:t>
+      </w:r>
+      <w:proofErr w:type="spellEnd"/>
+      <w:r>
+        <w:t xml:space="preserve">: Ez a függvény a felhasználóhoz tartozó események lekérésére szolgál. A felhasználó azonosítóját kapja meg bemenetként, majd ezt továbbítja a </w:t>
+      </w:r>
+      <w:proofErr w:type="spellStart"/>
+      <w:r>
+        <w:t>repository</w:t>
+      </w:r>
+      <w:proofErr w:type="spellEnd"/>
+      <w:r>
+        <w:t xml:space="preserve"> felé, amely visszaadja az adott felhasználó eseményeit. A függvény nem tartalmaz külön validációt, mivel feltételezi, hogy a hívás már hitelesített környezetből érkezik. </w:t>
+      </w:r>
+    </w:p>
+    <w:p>
+      <w:proofErr w:type="spellStart"/>
+      <w:r>
+        <w:t>postEvent</w:t>
+      </w:r>
+      <w:proofErr w:type="spellEnd"/>
+      <w:r>
+        <w:t xml:space="preserve">: Ez a függvény egy új esemény létrehozásáért felel. Ellenőrzi, hogy a bemeneti adat létezik-e, majd továbbítja azt a </w:t>
+      </w:r>
+      <w:proofErr w:type="spellStart"/>
+      <w:r>
+        <w:t>repository</w:t>
+      </w:r>
+      <w:proofErr w:type="spellEnd"/>
+      <w:r>
+        <w:t xml:space="preserve"> felé, amely elvégzi az adatbázisba mentést. Ha a mentés nem sikerül, vagy az eredmény érvénytelen, a függvény hibát dob. Sikeres művelet esetén visszaadja az új esemény azonosítóját. </w:t>
+      </w:r>
+    </w:p>
+    <w:p>
+      <w:proofErr w:type="spellStart"/>
+      <w:r>
+        <w:t>deleteEvent</w:t>
+      </w:r>
+      <w:proofErr w:type="spellEnd"/>
+      <w:r>
+        <w:t xml:space="preserve">: Ez a függvény egy esemény törlésére szolgál. Először ellenőrzi, hogy az esemény azonosítója megfelelő formátumú-e (pozitív egész szám), majd meghívja a </w:t>
+      </w:r>
+      <w:proofErr w:type="spellStart"/>
+      <w:r>
+        <w:t>repository</w:t>
+      </w:r>
+      <w:proofErr w:type="spellEnd"/>
+      <w:r>
+        <w:t xml:space="preserve"> törlési műveletét. Ha a törlés nem érint egyetlen sort sem, a függvény hibát jelez, így biztosítva, hogy csak létező események törölhetők. </w:t>
+      </w:r>
+    </w:p>
+    <w:p>
+      <w:proofErr w:type="spellStart"/>
+      <w:r>
+        <w:lastRenderedPageBreak/>
+        <w:t>putEvent</w:t>
+      </w:r>
+      <w:proofErr w:type="spellEnd"/>
+      <w:r>
+        <w:t xml:space="preserve">: Ez a függvény az esemény adatainak módosítását teszi lehetővé. Ellenőrzi, hogy az esemény azonosítója megfelelő-e, </w:t>
+      </w:r>
+      <w:proofErr w:type="gramStart"/>
+      <w:r>
+        <w:t>valamint</w:t>
+      </w:r>
+      <w:proofErr w:type="gramEnd"/>
+      <w:r>
+        <w:t xml:space="preserve"> hogy a módosítandó adatok léteznek és tartalmaznak érvényes mezőket. Csak a megengedett mezők (például esemény neve, kezdési és befejezési idő) módosíthatók. A függvény ezután meghívja a </w:t>
+      </w:r>
+      <w:proofErr w:type="spellStart"/>
+      <w:r>
+        <w:t>repository</w:t>
+      </w:r>
+      <w:proofErr w:type="spellEnd"/>
+      <w:r>
+        <w:t xml:space="preserve"> frissítési műveletét, és ellenőrzi annak eredményét. Ha nincs módosítás vagy az esemény nem található, hibát dob, ellenkező esetben visszaadja a frissítés eredményét.</w:t>
+      </w:r>
+    </w:p>
+    <w:p>
+      <w:pPr>
+        <w:ind w:firstLine="0"/>
+      </w:pPr>
+    </w:p>
+    <w:p>
+      <w:pPr>
+        <w:pStyle w:val="Cmsor2"/>
+        <w:ind w:firstLine="0"/>
+      </w:pPr>
+      <w:proofErr w:type="spellStart"/>
+      <w:r>
+        <w:t>EventController</w:t>
+      </w:r>
+      <w:proofErr w:type="spellEnd"/>
+      <w:r>
+        <w:t>:</w:t>
+      </w:r>
+    </w:p>
+    <w:p>
+      <w:r>
+        <w:t xml:space="preserve">Az </w:t>
+      </w:r>
+      <w:proofErr w:type="spellStart"/>
+      <w:r>
+        <w:t>EventController</w:t>
+      </w:r>
+      <w:proofErr w:type="spellEnd"/>
+      <w:r>
+        <w:t xml:space="preserve"> osztály feladata az eseményekkel kapcsolatos API végpontok kezelése és a kliens kéréseinek irányítása a megfelelő service metódusok felé. Ez a réteg fogadja a bejövő HTTP kéréseket, kinyeri a szükséges adatokat (például paraméterek, body, felhasználói azonosító), majd a </w:t>
+      </w:r>
+      <w:proofErr w:type="spellStart"/>
+      <w:r>
+        <w:t>EventService</w:t>
+      </w:r>
+      <w:proofErr w:type="spellEnd"/>
+      <w:r>
+        <w:t xml:space="preserve"> segítségével végrehajtja a kívánt műveletet. Emellett gondoskodik a válaszok megfelelő formában történő visszaküldéséről, valamint a hibák egységes kezeléséről is.</w:t>
+      </w:r>
+    </w:p>
+    <w:p>
+      <w:pPr>
+        <w:pStyle w:val="Cmsor3"/>
+      </w:pPr>
+      <w:r>
+        <w:t>Függvények:</w:t>
+      </w:r>
+    </w:p>
+    <w:p>
+      <w:proofErr w:type="spellStart"/>
+      <w:r>
+        <w:t>getEvent</w:t>
+      </w:r>
+      <w:proofErr w:type="spellEnd"/>
+      <w:r>
+        <w:t>: Ez a függvény a bejelentkezett felhasználóhoz tartozó események lekérésére szolgál. A felhasználó azonosítóját a kérésből (</w:t>
+      </w:r>
+      <w:proofErr w:type="spellStart"/>
+      <w:r>
+        <w:t>req.user.user_id</w:t>
+      </w:r>
+      <w:proofErr w:type="spellEnd"/>
+      <w:r>
+        <w:t xml:space="preserve">) nyeri ki, majd ezt továbbítja a </w:t>
+      </w:r>
+      <w:proofErr w:type="spellStart"/>
+      <w:r>
+        <w:t>EventService.getEvent</w:t>
+      </w:r>
+      <w:proofErr w:type="spellEnd"/>
+      <w:r>
+        <w:t xml:space="preserve"> metódusnak. A kapott eredményt visszaküldi a kliensnek. Hiba esetén a megfelelő státuszkóddal és hibaüzenettel válaszol. </w:t>
+      </w:r>
+    </w:p>
+    <w:p>
+      <w:proofErr w:type="spellStart"/>
+      <w:r>
+        <w:t>postEvent</w:t>
+      </w:r>
+      <w:proofErr w:type="spellEnd"/>
+      <w:r>
+        <w:t>: Ez a függvény új esemény létrehozását kezeli. A kérés törzsében (</w:t>
+      </w:r>
+      <w:proofErr w:type="spellStart"/>
+      <w:proofErr w:type="gramStart"/>
+      <w:r>
+        <w:t>req.body</w:t>
+      </w:r>
+      <w:proofErr w:type="spellEnd"/>
+      <w:proofErr w:type="gramEnd"/>
+      <w:r>
+        <w:t xml:space="preserve">) kapott adatokat, valamint a felhasználó azonosítóját továbbítja a </w:t>
+      </w:r>
+      <w:proofErr w:type="spellStart"/>
+      <w:r>
+        <w:t>EventService.postEvent</w:t>
+      </w:r>
+      <w:proofErr w:type="spellEnd"/>
+      <w:r>
+        <w:t xml:space="preserve"> metódusnak. Sikeres mentés esetén egy visszaigazoló üzenetet küld a kliensnek, hiba esetén pedig megfelelő hibaüzenetet ad vissza. </w:t>
+      </w:r>
+    </w:p>
+    <w:p>
+      <w:proofErr w:type="spellStart"/>
+      <w:r>
+        <w:t>deleteEvent</w:t>
+      </w:r>
+      <w:proofErr w:type="spellEnd"/>
+      <w:r>
+        <w:t xml:space="preserve">: Ez a függvény egy esemény törlésére szolgál. Az esemény azonosítóját az URL paraméterből (req.params.id) olvassa ki, majd továbbítja a </w:t>
+      </w:r>
+      <w:proofErr w:type="spellStart"/>
+      <w:r>
+        <w:t>EventService.deleteEvent</w:t>
+      </w:r>
+      <w:proofErr w:type="spellEnd"/>
+      <w:r>
+        <w:t xml:space="preserve"> metódusnak. Ha a törlés sikeres, egy megerősítő üzenetet küld vissza, ellenkező esetben hibát jelez. </w:t>
+      </w:r>
+    </w:p>
+    <w:p>
+      <w:proofErr w:type="spellStart"/>
+      <w:r>
+        <w:lastRenderedPageBreak/>
+        <w:t>putEvent</w:t>
+      </w:r>
+      <w:proofErr w:type="spellEnd"/>
+      <w:r>
+        <w:t xml:space="preserve">: Ez a függvény az esemény adatainak módosítását teszi lehetővé. Az esemény azonosítóját az URL paraméterből, a módosítandó adatokat pedig a kérés törzséből nyeri ki, valamint figyelembe veszi a felhasználó azonosítóját is. Ezeket az adatokat továbbítja a </w:t>
+      </w:r>
+      <w:proofErr w:type="spellStart"/>
+      <w:r>
+        <w:t>EventService.putEvent</w:t>
+      </w:r>
+      <w:proofErr w:type="spellEnd"/>
+      <w:r>
+        <w:t xml:space="preserve"> metódusnak. Sikeres módosítás esetén visszaigazoló üzenetet küld a kliensnek, hiba esetén pedig a megfelelő hibaüzenettel válaszol.</w:t>
+      </w:r>
+    </w:p>
+    <w:p>
+      <w:pPr>
+        <w:pStyle w:val="Cmsor2"/>
+        <w:ind w:firstLine="0"/>
+      </w:pPr>
+      <w:proofErr w:type="spellStart"/>
+      <w:r>
+        <w:t>EventModel</w:t>
+      </w:r>
+      <w:proofErr w:type="spellEnd"/>
+      <w:r>
+        <w:t>:</w:t>
+      </w:r>
+    </w:p>
+    <w:p>
+      <w:r>
+        <w:t xml:space="preserve">Az </w:t>
+      </w:r>
+      <w:proofErr w:type="spellStart"/>
+      <w:r>
+        <w:t>Event</w:t>
+      </w:r>
+      <w:proofErr w:type="spellEnd"/>
+      <w:r>
+        <w:t xml:space="preserve"> osztály és az </w:t>
+      </w:r>
+      <w:proofErr w:type="spellStart"/>
+      <w:r>
+        <w:t>IEvent</w:t>
+      </w:r>
+      <w:proofErr w:type="spellEnd"/>
+      <w:r>
+        <w:t xml:space="preserve"> </w:t>
+      </w:r>
+      <w:proofErr w:type="spellStart"/>
+      <w:r>
+        <w:t>interface</w:t>
+      </w:r>
+      <w:proofErr w:type="spellEnd"/>
+      <w:r>
+        <w:t xml:space="preserve"> az események adatainak egységes reprezentációjáért felel az alkalmazásban. Ez a modell biztosítja, hogy minden esemény objektum azonos szerkezettel rendelkezzen, így könnyen kezelhető legyen a </w:t>
+      </w:r>
+      <w:proofErr w:type="spellStart"/>
+      <w:r>
+        <w:t>repository</w:t>
+      </w:r>
+      <w:proofErr w:type="spellEnd"/>
+      <w:r>
+        <w:t xml:space="preserve">, service és </w:t>
+      </w:r>
+      <w:proofErr w:type="spellStart"/>
+      <w:r>
+        <w:t>controller</w:t>
+      </w:r>
+      <w:proofErr w:type="spellEnd"/>
+      <w:r>
+        <w:t xml:space="preserve"> rétegek között. Az esemény modell az időponthoz kötött adatok tárolására szolgál, és lehetővé teszi a felhasználók számára, hogy különböző eseményeket hozzanak létre, módosítsanak vagy töröljenek.</w:t>
+      </w:r>
+    </w:p>
+    <w:p>
+      <w:pPr>
+        <w:pStyle w:val="Cmsor3"/>
+      </w:pPr>
+      <w:r>
+        <w:t>Mezők és jelentésük:</w:t>
+      </w:r>
+    </w:p>
+    <w:p>
+      <w:proofErr w:type="spellStart"/>
+      <w:r>
+        <w:t>event_id</w:t>
+      </w:r>
+      <w:proofErr w:type="spellEnd"/>
+      <w:r>
+        <w:t xml:space="preserve">: Az esemény egyedi azonosítója az adatbázisban. Ez az érték biztosítja, hogy minden esemény külön-külön azonosítható legyen, és lehetővé teszi az események pontos kezelését, például módosítás vagy törlés során. </w:t>
+      </w:r>
+    </w:p>
+    <w:p>
+      <w:proofErr w:type="spellStart"/>
+      <w:r>
+        <w:t>event_name</w:t>
+      </w:r>
+      <w:proofErr w:type="spellEnd"/>
+      <w:r>
+        <w:t xml:space="preserve">: Az esemény neve, amely röviden leírja az esemény tartalmát vagy célját. Ez az adat jelenik meg a felhasználói felületen, így segíti az események azonosítását. </w:t>
+      </w:r>
+    </w:p>
+    <w:p>
+      <w:proofErr w:type="spellStart"/>
+      <w:r>
+        <w:t>event_start_time</w:t>
+      </w:r>
+      <w:proofErr w:type="spellEnd"/>
+      <w:r>
+        <w:t xml:space="preserve">: Az esemény kezdési időpontja. Ez határozza meg, hogy az esemény mikor kezdődik, és fontos szerepet játszik az időzítésben és az események sorrendjének meghatározásában. </w:t>
+      </w:r>
+    </w:p>
+    <w:p>
+      <w:proofErr w:type="spellStart"/>
+      <w:r>
+        <w:t>event_end_time</w:t>
+      </w:r>
+      <w:proofErr w:type="spellEnd"/>
+      <w:r>
+        <w:t xml:space="preserve">: Az esemény befejezési időpontja. Ez jelzi, hogy az esemény meddig tart, és lehetővé teszi az időintervallumok kezelését, például átfedések vizsgálatát vagy időalapú megjelenítést. </w:t>
+      </w:r>
+    </w:p>
+    <w:p>
+      <w:pPr>
+        <w:pStyle w:val="Cmsor3"/>
+      </w:pPr>
+      <w:r>
+        <w:lastRenderedPageBreak/>
+        <w:t>Konstruktor:</w:t>
+      </w:r>
+    </w:p>
+    <w:p>
+      <w:r>
+        <w:t xml:space="preserve">A konstruktor egy </w:t>
+      </w:r>
+      <w:proofErr w:type="spellStart"/>
+      <w:r>
+        <w:t>IEvent</w:t>
+      </w:r>
+      <w:proofErr w:type="spellEnd"/>
+      <w:r>
+        <w:t xml:space="preserve"> típusú objektumot vár bemenetként, és inicializálja az esemény összes mezőjét. Ez biztosítja, hogy minden </w:t>
+      </w:r>
+      <w:proofErr w:type="spellStart"/>
+      <w:r>
+        <w:t>Event</w:t>
+      </w:r>
+      <w:proofErr w:type="spellEnd"/>
+      <w:r>
+        <w:t xml:space="preserve"> példány megfelelően felépített legyen, és egységes módon kezelhető legyen az alkalmazás különböző rétegeiben. A konstruktor segítségével könnyen létrehozhatók új esemény objektumok a már meglévő adatok alapján.</w:t>
+      </w:r>
+    </w:p>
+    <w:p>
+      <w:pPr>
+        <w:keepNext/>
+        <w:ind w:firstLine="0"/>
+      </w:pPr>
+      <w:r>
+        <w:rPr>
+          <w:noProof/>
+        </w:rPr>
+        <w:drawing>
+          <wp:inline distT="0" distB="0" distL="0" distR="0" wp14:anchorId="16B8B83E" wp14:editId="21AE356C">
+            <wp:extent cx="5219700" cy="530860"/>
+            <wp:effectExtent l="0" t="0" r="0" b="2540"/>
+            <wp:docPr id="1302263843" name="Kép 9"/>
+            <wp:cNvGraphicFramePr>
+              <a:graphicFrameLocks xmlns:a="http://schemas.openxmlformats.org/drawingml/2006/main" noChangeAspect="1"/>
+            </wp:cNvGraphicFramePr>
+            <a:graphic xmlns:a="http://schemas.openxmlformats.org/drawingml/2006/main">
+              <a:graphicData uri="http://schemas.openxmlformats.org/drawingml/2006/picture">
+                <pic:pic xmlns:pic="http://schemas.openxmlformats.org/drawingml/2006/picture">
+                  <pic:nvPicPr>
+                    <pic:cNvPr id="1302263843" name="Kép 1302263843"/>
+                    <pic:cNvPicPr/>
+                  </pic:nvPicPr>
+                  <pic:blipFill>
+                    <a:blip r:embed="rId9" cstate="print">
+                      <a:extLst>
+                        <a:ext uri="{28A0092B-C50C-407E-A947-70E740481C1C}">
+                          <a14:useLocalDpi xmlns:a14="http://schemas.microsoft.com/office/drawing/2010/main" val="0"/>
+                        </a:ext>
+                      </a:extLst>
+                    </a:blip>
+                    <a:stretch>
+                      <a:fillRect/>
+                    </a:stretch>
+                  </pic:blipFill>
+                  <pic:spPr>
+                    <a:xfrm>
+                      <a:off x="0" y="0"/>
+                      <a:ext cx="5219700" cy="530860"/>
+                    </a:xfrm>
+                    <a:prstGeom prst="rect">
+                      <a:avLst/>
+                    </a:prstGeom>
+                  </pic:spPr>
+                </pic:pic>
+              </a:graphicData>
+            </a:graphic>
+          </wp:inline>
+        </w:drawing>
+      </w:r>
+    </w:p>
+    <w:p>
+      <w:pPr>
+        <w:pStyle w:val="Kpalrs"/>
+      </w:pPr>
+      <w:r>
+        <w:fldChar w:fldCharType="begin"/>
+      </w:r>
+      <w:r>
+        <w:instrText xml:space="preserve"> SEQ ábra \* ARABIC </w:instrText>
+      </w:r>
+      <w:r>
+        <w:fldChar w:fldCharType="separate"/>
+      </w:r>
+      <w:r>
+        <w:rPr>
+          <w:noProof/>
+        </w:rPr>
+        <w:t>3</w:t>
+      </w:r>
+      <w:r>
+        <w:fldChar w:fldCharType="end"/>
+      </w:r>
+      <w:r>
+        <w:t xml:space="preserve"> </w:t>
+      </w:r>
+      <w:proofErr w:type="spellStart"/>
+      <w:r>
+        <w:t>Event</w:t>
+      </w:r>
+      <w:proofErr w:type="spellEnd"/>
+      <w:r>
+        <w:t xml:space="preserve"> </w:t>
+      </w:r>
+      <w:proofErr w:type="spellStart"/>
+      <w:r>
+        <w:t>class</w:t>
+      </w:r>
+      <w:proofErr w:type="spellEnd"/>
+      <w:r>
+        <w:t xml:space="preserve"> diagram</w:t>
+      </w:r>
+    </w:p>
+    <w:p>
+      <w:pPr>
+        <w:pStyle w:val="Cmsor2"/>
+        <w:ind w:firstLine="0"/>
+      </w:pPr>
+      <w:proofErr w:type="spellStart"/>
+      <w:r>
+        <w:t>ActivityRepository</w:t>
+      </w:r>
+      <w:proofErr w:type="spellEnd"/>
+      <w:r>
+        <w:t>:</w:t>
+      </w:r>
+    </w:p>
+    <w:p>
+      <w:r>
+        <w:t xml:space="preserve">Az </w:t>
+      </w:r>
+      <w:proofErr w:type="spellStart"/>
+      <w:r>
+        <w:t>ActivityRepository</w:t>
+      </w:r>
+      <w:proofErr w:type="spellEnd"/>
+      <w:r>
+        <w:t xml:space="preserve"> osztály feladata az aktivitásokkal kapcsolatos adatbázis-műveletek kezelése. Ez a réteg biztosítja a kapcsolatot az alkalmazás és az adatbázis között, és lehetővé teszi az aktivitások lekérését, létrehozását, módosítását és törlését. Az osztály külön figyelmet fordít az adatok helyes kezelésére, például a típusok és nehézségi szintek azonosítóinak lekérésére, valamint tranzakciók használatával biztosítja az adatok konzisztenciáját.</w:t>
+      </w:r>
+    </w:p>
+    <w:p>
+      <w:pPr>
+        <w:pStyle w:val="Cmsor3"/>
+      </w:pPr>
+      <w:r>
+        <w:t>Függvények:</w:t>
+      </w:r>
+    </w:p>
+    <w:p>
+      <w:proofErr w:type="spellStart"/>
+      <w:r>
+        <w:t>getAllActivitiesByUser</w:t>
+      </w:r>
+      <w:proofErr w:type="spellEnd"/>
+      <w:r>
+        <w:t xml:space="preserve">: Ez a függvény a felhasználóhoz tartozó összes aktivitás lekérésére szolgál. A felhasználó azonosítóját kapja meg bemenetként, majd egy tárolt eljárás segítségével lekéri az adatbázisból az adott felhasználó aktivitásait. A függvény egy tömböt ad vissza, amely tartalmazza az aktivitások adatait. </w:t>
+      </w:r>
+    </w:p>
+    <w:p>
+      <w:proofErr w:type="spellStart"/>
+      <w:r>
+        <w:t>getHabits</w:t>
+      </w:r>
+      <w:proofErr w:type="spellEnd"/>
+      <w:r>
+        <w:t>: Ez a függvény a felhasználóhoz tartozó szokások (</w:t>
+      </w:r>
+      <w:proofErr w:type="spellStart"/>
+      <w:r>
+        <w:t>habit</w:t>
+      </w:r>
+      <w:proofErr w:type="spellEnd"/>
+      <w:r>
+        <w:t xml:space="preserve">-ek) lekérésére szolgál. A működése hasonló az előző függvényhez, azonban itt egy külön tárolt eljárás kerül meghívásra, amely csak a szokás típusú aktivitásokat adja vissza. Az eredmény egy tömb, amely a megfelelő aktivitásokat tartalmazza. </w:t>
+      </w:r>
+    </w:p>
+    <w:p>
+      <w:proofErr w:type="spellStart"/>
+      <w:r>
+        <w:t>deleteActivity</w:t>
+      </w:r>
+      <w:proofErr w:type="spellEnd"/>
+      <w:r>
+        <w:t xml:space="preserve">: Ez a függvény egy adott aktivitás törlésére szolgál. Az aktivitás azonosítóját várja bemenetként, majd törli a megfelelő rekordot az adatbázisból. A függvény visszaadja a törlés eredményét, amely információt tartalmaz arról, hogy hány sor került érintésre. </w:t>
+      </w:r>
+    </w:p>
+    <w:p>
+      <w:proofErr w:type="spellStart"/>
+      <w:r>
+        <w:lastRenderedPageBreak/>
+        <w:t>getTypeId</w:t>
+      </w:r>
+      <w:proofErr w:type="spellEnd"/>
+      <w:r>
+        <w:t xml:space="preserve">: Ez egy belső (privát) segédfüggvény, amely egy aktivitás típus nevéhez tartozó azonosítót kéri le az adatbázisból. A típus neve alapján megkeresi a megfelelő rekordot, és visszaadja annak azonosítóját. Ha a megadott típus nem létezik, a függvény hibát dob. Ez a függvény segít abban, hogy a rendszer a szöveges típusneveket az adatbázisban használt azonosítókká alakítsa. </w:t>
+      </w:r>
+    </w:p>
+    <w:p>
+      <w:proofErr w:type="spellStart"/>
+      <w:r>
+        <w:t>getDifficultyId</w:t>
+      </w:r>
+      <w:proofErr w:type="spellEnd"/>
+      <w:r>
+        <w:t xml:space="preserve">: Ez egy másik belső (privát) segédfüggvény, amely a nehézségi szint nevéhez tartozó azonosítót kéri le az adatbázisból. Működése hasonló a </w:t>
+      </w:r>
+      <w:proofErr w:type="spellStart"/>
+      <w:r>
+        <w:t>getTypeId</w:t>
+      </w:r>
+      <w:proofErr w:type="spellEnd"/>
+      <w:r>
+        <w:t xml:space="preserve"> függvényhez: lekérdezi a megfelelő rekordot, és visszaadja annak azonosítóját. Ha a nehézségi szint nem található, hibát jelez. </w:t>
+      </w:r>
+    </w:p>
+    <w:p>
+      <w:proofErr w:type="spellStart"/>
+      <w:r>
+        <w:t>insertActivity</w:t>
+      </w:r>
+      <w:proofErr w:type="spellEnd"/>
+      <w:r>
+        <w:t xml:space="preserve">: Ez a függvény egy új aktivitás beszúrásáért felel az adatbázisba. Paraméterként egy adatbázis kapcsolatot, az aktivitás adatait, valamint a típus és nehézség azonosítókat kapja meg. Az adatokat elmenti az adatbázisba, majd visszaadja az új aktivitás azonosítóját. Ez a függvény általában tranzakción belül kerül meghívásra. </w:t>
+      </w:r>
+    </w:p>
+    <w:p>
+      <w:proofErr w:type="spellStart"/>
+      <w:r>
+        <w:t>postActivity</w:t>
+      </w:r>
+      <w:proofErr w:type="spellEnd"/>
+      <w:r>
+        <w:t xml:space="preserve">: Ez a függvény egy új aktivitás létrehozását végzi el teljes egészében. Létrehoz egy adatbázis kapcsolatot, majd tranzakciót indít. A tranzakción belül először lekéri a típus és nehézség azonosítókat a segédfüggvények segítségével, majd meghívja az </w:t>
+      </w:r>
+      <w:proofErr w:type="spellStart"/>
+      <w:r>
+        <w:t>insertActivity</w:t>
+      </w:r>
+      <w:proofErr w:type="spellEnd"/>
+      <w:r>
+        <w:t xml:space="preserve"> függvényt az adatok mentésére. Ha minden sikeresen lefut, a tranzakció mentésre kerül, és visszatér az új aktivitás azonosítójával. Hiba esetén a tranzakció visszagörgetésre kerül, így elkerülhető a hibás vagy hiányos adatmentés. </w:t>
+      </w:r>
+    </w:p>
+    <w:p>
+      <w:proofErr w:type="spellStart"/>
+      <w:r>
+        <w:t>putActivity</w:t>
+      </w:r>
+      <w:proofErr w:type="spellEnd"/>
+      <w:r>
+        <w:t>: Ez a függvény az aktivitás adatainak módosítására szolgál. Ellenőrzi, hogy van-e módosítandó adat, majd dinamikusan összeállítja az SQL frissítő lekérdezést a megadott mezők alapján. Ha a típus vagy a nehézség változik, akkor először lekéri azok új azonosítóit. A függvény biztosítja, hogy csak a megfelelő felhasználóhoz tartozó aktivitás módosítható. Ha nincs módosítandó mező vagy az aktivitás nem található, hibát dob, ellenkező esetben visszaadja a frissítés eredményét.</w:t>
+      </w:r>
+    </w:p>
+    <w:p/>
+    <w:p>
+      <w:pPr>
+        <w:pStyle w:val="Cmsor2"/>
+        <w:ind w:firstLine="0"/>
+      </w:pPr>
+      <w:proofErr w:type="spellStart"/>
+      <w:r>
+        <w:t>ActivityService</w:t>
+      </w:r>
+      <w:proofErr w:type="spellEnd"/>
+      <w:r>
+        <w:t>:</w:t>
+      </w:r>
+    </w:p>
+    <w:p>
+      <w:r>
+        <w:t xml:space="preserve">Az </w:t>
+      </w:r>
+      <w:proofErr w:type="spellStart"/>
+      <w:r>
+        <w:t>ActivityService</w:t>
+      </w:r>
+      <w:proofErr w:type="spellEnd"/>
+      <w:r>
+        <w:t xml:space="preserve"> osztály feladata az aktivitásokkal kapcsolatos üzleti logika kezelése. Ez a réteg a </w:t>
+      </w:r>
+      <w:proofErr w:type="spellStart"/>
+      <w:r>
+        <w:t>ActivityRepository</w:t>
+      </w:r>
+      <w:proofErr w:type="spellEnd"/>
+      <w:r>
+        <w:t xml:space="preserve">-n keresztül kommunikál az adatbázissal, miközben ellenőrzi a bemeneti adatokat, kezeli a hibákat, és biztosítja, hogy az </w:t>
+      </w:r>
+      <w:r>
+        <w:lastRenderedPageBreak/>
+        <w:t xml:space="preserve">aktivitásokkal kapcsolatos műveletek a megfelelő szabályok szerint történjenek. A service réteg így közvetítő szerepet tölt be a </w:t>
+      </w:r>
+      <w:proofErr w:type="spellStart"/>
+      <w:r>
+        <w:t>controller</w:t>
+      </w:r>
+      <w:proofErr w:type="spellEnd"/>
+      <w:r>
+        <w:t xml:space="preserve"> és a </w:t>
+      </w:r>
+      <w:proofErr w:type="spellStart"/>
+      <w:r>
+        <w:t>repository</w:t>
+      </w:r>
+      <w:proofErr w:type="spellEnd"/>
+      <w:r>
+        <w:t xml:space="preserve"> között, és gondoskodik az adatok érvényességéről, valamint a biztonságos működésről.</w:t>
+      </w:r>
+    </w:p>
+    <w:p>
+      <w:pPr>
+        <w:pStyle w:val="Cmsor3"/>
+      </w:pPr>
+      <w:r>
+        <w:t>Függvények:</w:t>
+      </w:r>
+    </w:p>
+    <w:p>
+      <w:proofErr w:type="spellStart"/>
+      <w:r>
+        <w:t>getAllActivities</w:t>
+      </w:r>
+      <w:proofErr w:type="spellEnd"/>
+      <w:r>
+        <w:t xml:space="preserve">: Ez a függvény a felhasználóhoz tartozó összes aktivitás lekérésére szolgál. Először ellenőrzi, hogy a felhasználó azonosítója meg van-e adva és megfelelő formátumú-e. Ha az azonosító érvénytelen, hibát dob. Ezután a </w:t>
+      </w:r>
+      <w:proofErr w:type="spellStart"/>
+      <w:r>
+        <w:t>repository</w:t>
+      </w:r>
+      <w:proofErr w:type="spellEnd"/>
+      <w:r>
+        <w:t xml:space="preserve"> segítségével lekéri az aktivitásokat, és visszaadja azokat a hívónak. </w:t>
+      </w:r>
+    </w:p>
+    <w:p>
+      <w:proofErr w:type="spellStart"/>
+      <w:r>
+        <w:t>getHabits</w:t>
+      </w:r>
+      <w:proofErr w:type="spellEnd"/>
+      <w:r>
+        <w:t>: Ez a függvény a felhasználóhoz tartozó szokások (</w:t>
+      </w:r>
+      <w:proofErr w:type="spellStart"/>
+      <w:r>
+        <w:t>habit</w:t>
+      </w:r>
+      <w:proofErr w:type="spellEnd"/>
+      <w:r>
+        <w:t xml:space="preserve">-ek) lekérésére szolgál. Hasonlóan az előző függvényhez, először ellenőrzi a felhasználó azonosítóját, majd a </w:t>
+      </w:r>
+      <w:proofErr w:type="spellStart"/>
+      <w:r>
+        <w:t>repository</w:t>
+      </w:r>
+      <w:proofErr w:type="spellEnd"/>
+      <w:r>
+        <w:t xml:space="preserve"> </w:t>
+      </w:r>
+      <w:proofErr w:type="spellStart"/>
+      <w:r>
+        <w:t>getHabits</w:t>
+      </w:r>
+      <w:proofErr w:type="spellEnd"/>
+      <w:r>
+        <w:t xml:space="preserve"> metódusát hívja meg. Az eredményként kapott aktivitás lista kerül visszaadásra. </w:t>
+      </w:r>
+    </w:p>
+    <w:p>
+      <w:proofErr w:type="spellStart"/>
+      <w:r>
+        <w:t>postActivity</w:t>
+      </w:r>
+      <w:proofErr w:type="spellEnd"/>
+      <w:r>
+        <w:t xml:space="preserve">: Ez a függvény új aktivitás létrehozásáért felel. Ellenőrzi, hogy a felhasználó azonosítója és a bemeneti adat megfelelő-e. Ha bármelyik hiányzik vagy hibás, a függvény hibát dob. Ezután a </w:t>
+      </w:r>
+      <w:proofErr w:type="spellStart"/>
+      <w:r>
+        <w:t>repository</w:t>
+      </w:r>
+      <w:proofErr w:type="spellEnd"/>
+      <w:r>
+        <w:t xml:space="preserve"> segítségével elmenti az új aktivitást az adatbázisba. Ha a mentés sikertelen, hibát jelez, ellenkező esetben visszaadja az új aktivitás azonosítóját. </w:t>
+      </w:r>
+    </w:p>
+    <w:p>
+      <w:proofErr w:type="spellStart"/>
+      <w:r>
+        <w:t>deleteActivity</w:t>
+      </w:r>
+      <w:proofErr w:type="spellEnd"/>
+      <w:r>
+        <w:t xml:space="preserve">: Ez a függvény egy aktivitás törlésére szolgál. Először ellenőrzi, hogy az aktivitás azonosítója megfelelő formátumú-e. Ezután meghívja a </w:t>
+      </w:r>
+      <w:proofErr w:type="spellStart"/>
+      <w:r>
+        <w:t>repository</w:t>
+      </w:r>
+      <w:proofErr w:type="spellEnd"/>
+      <w:r>
+        <w:t xml:space="preserve"> törlési metódusát. Ha a törlés nem érint egyetlen rekordot sem, a függvény hibát dob, így biztosítva, hogy csak létező aktivitás törölhető. Sikeres törlés esetén visszaadja a művelet eredményét. </w:t>
+      </w:r>
+    </w:p>
+    <w:p>
+      <w:proofErr w:type="spellStart"/>
+      <w:r>
+        <w:t>putActivity</w:t>
+      </w:r>
+      <w:proofErr w:type="spellEnd"/>
+      <w:r>
+        <w:t xml:space="preserve">: Ez a függvény az aktivitás adatainak módosítását teszi lehetővé. Ellenőrzi, hogy az aktivitás azonosítója megfelelő-e, </w:t>
+      </w:r>
+      <w:proofErr w:type="gramStart"/>
+      <w:r>
+        <w:t>valamint</w:t>
+      </w:r>
+      <w:proofErr w:type="gramEnd"/>
+      <w:r>
+        <w:t xml:space="preserve"> hogy a módosítandó adatok léteznek-e. Ha a bemenet nem megfelelő, hibát dob. Ezután meghívja a </w:t>
+      </w:r>
+      <w:proofErr w:type="spellStart"/>
+      <w:r>
+        <w:t>repository</w:t>
+      </w:r>
+      <w:proofErr w:type="spellEnd"/>
+      <w:r>
+        <w:t xml:space="preserve"> frissítési metódusát, amely elvégzi a tényleges adatbázis műveletet. Ha a módosítás nem érint egyetlen rekordot sem, a függvény hibát jelez, ellenkező esetben visszaadja a frissítés eredményét.</w:t>
+      </w:r>
+    </w:p>
+    <w:p>
+      <w:pPr>
+        <w:ind w:firstLine="0"/>
+      </w:pPr>
+    </w:p>
+    <w:p>
+      <w:pPr>
+        <w:pStyle w:val="Cmsor2"/>
+        <w:ind w:firstLine="0"/>
+      </w:pPr>
+      <w:proofErr w:type="spellStart"/>
+      <w:r>
+        <w:lastRenderedPageBreak/>
+        <w:t>ActivityController</w:t>
+      </w:r>
+      <w:proofErr w:type="spellEnd"/>
+      <w:r>
+        <w:t>:</w:t>
+      </w:r>
+    </w:p>
+    <w:p>
+      <w:pPr>
+        <w:rPr>
+          <w:b/>
           <w:bCs/>
         </w:rPr>
       </w:pPr>
-    </w:p>
-    <w:p>
-      <w:pPr>
-        <w:pStyle w:val="Cmsor1"/>
-      </w:pPr>
-      <w:r>
-        <w:t>Fejlesztői dokumentáció</w:t>
+      <w:r>
+        <w:t xml:space="preserve">Az </w:t>
+      </w:r>
+      <w:proofErr w:type="spellStart"/>
+      <w:r>
+        <w:t>ActivityController</w:t>
+      </w:r>
+      <w:proofErr w:type="spellEnd"/>
+      <w:r>
+        <w:t xml:space="preserve"> osztály feladata az aktivitásokkal kapcsolatos API végpontok kezelése és a bejövő HTTP kérések feldolgozása. Ez a réteg felel azért, hogy a kliens által küldött adatokat megfelelően kezelje, kinyerje a szükséges információkat (például a felhasználó azonosítóját, paramétereket és kérés törzsét), majd továbbítsa azokat a </w:t>
+      </w:r>
+      <w:proofErr w:type="spellStart"/>
+      <w:r>
+        <w:t>ActivityService</w:t>
+      </w:r>
+      <w:proofErr w:type="spellEnd"/>
+      <w:r>
+        <w:t xml:space="preserve"> felé. Emellett gondoskodik a válaszok egységes visszaküldéséről és a hibák megfelelő kezeléséről is.</w:t>
+      </w:r>
+    </w:p>
+    <w:p>
+      <w:pPr>
+        <w:pStyle w:val="Cmsor3"/>
+      </w:pPr>
+      <w:r>
+        <w:t>Függvények:</w:t>
+      </w:r>
+    </w:p>
+    <w:p>
+      <w:proofErr w:type="spellStart"/>
+      <w:r>
+        <w:t>getAllActivities</w:t>
+      </w:r>
+      <w:proofErr w:type="spellEnd"/>
+      <w:r>
+        <w:t>: Ez a függvény a bejelentkezett felhasználó összes aktivitásának lekérésére szolgál. A felhasználó azonosítóját a kérésből (</w:t>
+      </w:r>
+      <w:proofErr w:type="spellStart"/>
+      <w:r>
+        <w:t>req.user.user_id</w:t>
+      </w:r>
+      <w:proofErr w:type="spellEnd"/>
+      <w:r>
+        <w:t xml:space="preserve">) nyeri ki, majd ezt továbbítja a </w:t>
+      </w:r>
+      <w:proofErr w:type="spellStart"/>
+      <w:r>
+        <w:t>ActivityService.getAllActivities</w:t>
+      </w:r>
+      <w:proofErr w:type="spellEnd"/>
+      <w:r>
+        <w:t xml:space="preserve"> metódusnak. A kapott eredményt visszaküldi a kliensnek. Hiba esetén a megfelelő státuszkóddal és hibaüzenettel válaszol. </w:t>
+      </w:r>
+    </w:p>
+    <w:p>
+      <w:proofErr w:type="spellStart"/>
+      <w:r>
+        <w:t>getHabits</w:t>
+      </w:r>
+      <w:proofErr w:type="spellEnd"/>
+      <w:r>
+        <w:t>: Ez a függvény a felhasználóhoz tartozó szokások (</w:t>
+      </w:r>
+      <w:proofErr w:type="spellStart"/>
+      <w:r>
+        <w:t>habit</w:t>
+      </w:r>
+      <w:proofErr w:type="spellEnd"/>
+      <w:r>
+        <w:t xml:space="preserve">-ek) lekérésére szolgál. A működése hasonló az előző függvényhez: a felhasználó azonosítóját továbbítja a </w:t>
+      </w:r>
+      <w:proofErr w:type="spellStart"/>
+      <w:r>
+        <w:t>ActivityService.getHabits</w:t>
+      </w:r>
+      <w:proofErr w:type="spellEnd"/>
+      <w:r>
+        <w:t xml:space="preserve"> metódusnak, majd az eredményt visszaküldi a kliensnek. Hiba esetén egységes hibaüzenetet ad vissza. </w:t>
+      </w:r>
+    </w:p>
+    <w:p>
+      <w:proofErr w:type="spellStart"/>
+      <w:r>
+        <w:t>postActivity</w:t>
+      </w:r>
+      <w:proofErr w:type="spellEnd"/>
+      <w:r>
+        <w:t xml:space="preserve">: Ez a függvény új aktivitás létrehozását kezeli. A kérés törzsében található adatokat, valamint a felhasználó azonosítóját továbbítja a </w:t>
+      </w:r>
+      <w:proofErr w:type="spellStart"/>
+      <w:r>
+        <w:t>ActivityService.postActivity</w:t>
+      </w:r>
+      <w:proofErr w:type="spellEnd"/>
+      <w:r>
+        <w:t xml:space="preserve"> metódusnak. Sikeres mentés esetén visszaigazoló üzenetet küld a kliensnek, hiba esetén pedig a megfelelő státuszkóddal és hibaüzenettel válaszol. </w:t>
+      </w:r>
+    </w:p>
+    <w:p>
+      <w:proofErr w:type="spellStart"/>
+      <w:r>
+        <w:t>deleteActivity</w:t>
+      </w:r>
+      <w:proofErr w:type="spellEnd"/>
+      <w:r>
+        <w:t xml:space="preserve">: Ez a függvény egy aktivitás törlésére szolgál. Az aktivitás azonosítóját az URL paraméterből (req.params.id) olvassa ki, majd továbbítja a </w:t>
+      </w:r>
+      <w:proofErr w:type="spellStart"/>
+      <w:r>
+        <w:t>ActivityService.deleteActivity</w:t>
+      </w:r>
+      <w:proofErr w:type="spellEnd"/>
+      <w:r>
+        <w:t xml:space="preserve"> metódusnak. Ha a törlés sikeres, egy megerősítő üzenetet küld vissza, ellenkező esetben hibát jelez. </w:t>
+      </w:r>
+    </w:p>
+    <w:p>
+      <w:proofErr w:type="spellStart"/>
+      <w:r>
+        <w:t>putActivity</w:t>
+      </w:r>
+      <w:proofErr w:type="spellEnd"/>
+      <w:r>
+        <w:t xml:space="preserve">: Ez a függvény az aktivitás adatainak módosítását teszi lehetővé. Az aktivitás azonosítóját az URL paraméterből, a módosítandó adatokat pedig a kérés törzséből nyeri ki, valamint figyelembe veszi a felhasználó azonosítóját is. Ezeket az adatokat továbbítja a </w:t>
+      </w:r>
+      <w:proofErr w:type="spellStart"/>
+      <w:r>
+        <w:t>ActivityService.putActivity</w:t>
+      </w:r>
+      <w:proofErr w:type="spellEnd"/>
+      <w:r>
+        <w:t xml:space="preserve"> metódusnak. Sikeres módosítás esetén </w:t>
+      </w:r>
+      <w:r>
+        <w:lastRenderedPageBreak/>
+        <w:t>visszaigazoló üzenetet küld a kliensnek, hiba esetén pedig egységes hibaüzenetet ad vissza.</w:t>
+      </w:r>
+    </w:p>
+    <w:p>
+      <w:pPr>
+        <w:ind w:firstLine="0"/>
+      </w:pPr>
+    </w:p>
+    <w:p>
+      <w:pPr>
+        <w:pStyle w:val="Cmsor2"/>
+        <w:ind w:firstLine="0"/>
+      </w:pPr>
+      <w:proofErr w:type="spellStart"/>
+      <w:r>
+        <w:t>ActivityModel</w:t>
+      </w:r>
+      <w:proofErr w:type="spellEnd"/>
+      <w:r>
+        <w:t>:</w:t>
+      </w:r>
+    </w:p>
+    <w:p>
+      <w:r>
+        <w:t xml:space="preserve">Az </w:t>
+      </w:r>
+      <w:proofErr w:type="spellStart"/>
+      <w:r>
+        <w:t>Activity</w:t>
+      </w:r>
+      <w:proofErr w:type="spellEnd"/>
+      <w:r>
+        <w:t xml:space="preserve"> osztály és az </w:t>
+      </w:r>
+      <w:proofErr w:type="spellStart"/>
+      <w:r>
+        <w:t>IActivity</w:t>
+      </w:r>
+      <w:proofErr w:type="spellEnd"/>
+      <w:r>
+        <w:t xml:space="preserve"> </w:t>
+      </w:r>
+      <w:proofErr w:type="spellStart"/>
+      <w:r>
+        <w:t>interface</w:t>
+      </w:r>
+      <w:proofErr w:type="spellEnd"/>
+      <w:r>
+        <w:t xml:space="preserve"> az aktivitások adatainak egységes reprezentációjáért felel az alkalmazásban. Ez a modell biztosítja, hogy minden aktivitás objektum azonos szerkezettel rendelkezzen, így könnyen kezelhető legyen az alkalmazás különböző </w:t>
+      </w:r>
+      <w:proofErr w:type="spellStart"/>
+      <w:r>
+        <w:t>rétegei</w:t>
+      </w:r>
+      <w:proofErr w:type="spellEnd"/>
+      <w:r>
+        <w:t xml:space="preserve"> között. Az aktivitások olyan feladatokat vagy szokásokat jelentenek, amelyeket a felhasználó nyomon követhet, kezelhet és módosíthat az alkalmazáson belül.</w:t>
+      </w:r>
+    </w:p>
+    <w:p>
+      <w:pPr>
+        <w:pStyle w:val="Cmsor3"/>
+      </w:pPr>
+      <w:r>
+        <w:t>Mezők és jelentésük:</w:t>
+      </w:r>
+    </w:p>
+    <w:p>
+      <w:proofErr w:type="spellStart"/>
+      <w:r>
+        <w:rPr>
+          <w:b/>
+          <w:bCs/>
+        </w:rPr>
+        <w:t>activity_id</w:t>
+      </w:r>
+      <w:proofErr w:type="spellEnd"/>
+      <w:r>
+        <w:t xml:space="preserve">: Az aktivitás egyedi azonosítója az adatbázisban. Ez az érték biztosítja, hogy minden aktivitás külön-külön azonosítható legyen, és lehetővé teszi a pontos műveletek végrehajtását, például módosítás vagy törlés során. </w:t>
+      </w:r>
+    </w:p>
+    <w:p>
+      <w:proofErr w:type="spellStart"/>
+      <w:r>
+        <w:rPr>
+          <w:b/>
+          <w:bCs/>
+        </w:rPr>
+        <w:t>activity_name</w:t>
+      </w:r>
+      <w:proofErr w:type="spellEnd"/>
+      <w:r>
+        <w:t xml:space="preserve">: Az aktivitás neve, amely röviden leírja a feladat vagy szokás tartalmát. Ez az adat jelenik meg a felhasználói felületen, és segíti az aktivitások könnyű azonosítását. </w:t>
+      </w:r>
+    </w:p>
+    <w:p>
+      <w:proofErr w:type="spellStart"/>
+      <w:r>
+        <w:rPr>
+          <w:b/>
+          <w:bCs/>
+        </w:rPr>
+        <w:t>activity_type_name</w:t>
+      </w:r>
+      <w:proofErr w:type="spellEnd"/>
+      <w:r>
+        <w:t xml:space="preserve">: Az aktivitás típusa szöveges formában. Ez az érték meghatározza, hogy az adott aktivitás milyen kategóriába tartozik (például szokás, feladat stb.), és az adatbázisban egy külön típus táblához kapcsolódik. </w:t>
+      </w:r>
+    </w:p>
+    <w:p>
+      <w:proofErr w:type="spellStart"/>
+      <w:r>
+        <w:rPr>
+          <w:b/>
+          <w:bCs/>
+        </w:rPr>
+        <w:t>activity_difficulty_name</w:t>
+      </w:r>
+      <w:proofErr w:type="spellEnd"/>
+      <w:r>
+        <w:t xml:space="preserve">: Az aktivitás nehézségi szintje szöveges formában. Ez lehetővé teszi az aktivitások kategorizálását nehézség szerint, és segít a felhasználónak a megfelelő feladatok kiválasztásában. </w:t>
+      </w:r>
+    </w:p>
+    <w:p>
+      <w:proofErr w:type="spellStart"/>
+      <w:r>
+        <w:rPr>
+          <w:b/>
+          <w:bCs/>
+        </w:rPr>
+        <w:t>activity_achive</w:t>
+      </w:r>
+      <w:proofErr w:type="spellEnd"/>
+      <w:r>
+        <w:t xml:space="preserve">: Egy logikai érték, amely azt jelzi, hogy az adott aktivitás teljesítve lett-e. Ez a mező segít nyomon követni a felhasználó előrehaladását és az elvégzett feladatokat. </w:t>
+      </w:r>
+    </w:p>
+    <w:p>
+      <w:proofErr w:type="spellStart"/>
+      <w:r>
+        <w:rPr>
+          <w:b/>
+          <w:bCs/>
+        </w:rPr>
+        <w:t>activity_start_date</w:t>
+      </w:r>
+      <w:proofErr w:type="spellEnd"/>
+      <w:r>
+        <w:t xml:space="preserve">: Az aktivitás kezdési dátuma. Ez az információ meghatározza, hogy mikor kezdődik az adott feladat vagy szokás követése. </w:t>
+      </w:r>
+    </w:p>
+    <w:p>
+      <w:proofErr w:type="spellStart"/>
+      <w:r>
+        <w:rPr>
+          <w:b/>
+          <w:bCs/>
+        </w:rPr>
+        <w:lastRenderedPageBreak/>
+        <w:t>activity_end_date</w:t>
+      </w:r>
+      <w:proofErr w:type="spellEnd"/>
+      <w:r>
+        <w:t xml:space="preserve">: Az aktivitás befejezési dátuma. Ez jelzi, hogy meddig tart az adott aktivitás, és segít az időalapú kezelésben. </w:t>
+      </w:r>
+    </w:p>
+    <w:p>
+      <w:proofErr w:type="spellStart"/>
+      <w:r>
+        <w:rPr>
+          <w:b/>
+          <w:bCs/>
+        </w:rPr>
+        <w:t>progress_counter</w:t>
+      </w:r>
+      <w:proofErr w:type="spellEnd"/>
+      <w:r>
+        <w:t xml:space="preserve">: Ez a mező az aktivitás előrehaladását méri, például azt, hogy hányszor lett végrehajtva vagy milyen mértékben teljesült. Ez különösen hasznos ismétlődő feladatok vagy szokások esetén. </w:t>
+      </w:r>
+    </w:p>
+    <w:p>
+      <w:pPr>
+        <w:pStyle w:val="Cmsor3"/>
+      </w:pPr>
+      <w:r>
+        <w:rPr>
+          <w:rStyle w:val="Cmsor3Char"/>
+          <w:b/>
+        </w:rPr>
+        <w:t>Konstruktor:</w:t>
+      </w:r>
+    </w:p>
+    <w:p>
+      <w:r>
+        <w:t xml:space="preserve">A konstruktor egy </w:t>
+      </w:r>
+      <w:proofErr w:type="spellStart"/>
+      <w:r>
+        <w:t>IActivity</w:t>
+      </w:r>
+      <w:proofErr w:type="spellEnd"/>
+      <w:r>
+        <w:t xml:space="preserve"> típusú objektumot vár bemenetként, és inicializálja az aktivitás összes mezőjét. Ez biztosítja, hogy minden </w:t>
+      </w:r>
+      <w:proofErr w:type="spellStart"/>
+      <w:r>
+        <w:t>Activity</w:t>
+      </w:r>
+      <w:proofErr w:type="spellEnd"/>
+      <w:r>
+        <w:t xml:space="preserve"> példány egységes szerkezetű legyen, és megfelelően kezelhető legyen az alkalmazás különböző rétegeiben. A konstruktor segítségével egyszerűen hozhatók létre új aktivitás objektumok a meglévő adatok alapján.</w:t>
+      </w:r>
+    </w:p>
+    <w:p>
+      <w:pPr>
+        <w:keepNext/>
+        <w:ind w:firstLine="0"/>
+      </w:pPr>
+      <w:r>
+        <w:rPr>
+          <w:noProof/>
+        </w:rPr>
+        <w:drawing>
+          <wp:inline distT="0" distB="0" distL="0" distR="0" wp14:anchorId="2C627901" wp14:editId="0FEDE58F">
+            <wp:extent cx="5219700" cy="777240"/>
+            <wp:effectExtent l="0" t="0" r="0" b="3810"/>
+            <wp:docPr id="1767042877" name="Kép 10"/>
+            <wp:cNvGraphicFramePr>
+              <a:graphicFrameLocks xmlns:a="http://schemas.openxmlformats.org/drawingml/2006/main" noChangeAspect="1"/>
+            </wp:cNvGraphicFramePr>
+            <a:graphic xmlns:a="http://schemas.openxmlformats.org/drawingml/2006/main">
+              <a:graphicData uri="http://schemas.openxmlformats.org/drawingml/2006/picture">
+                <pic:pic xmlns:pic="http://schemas.openxmlformats.org/drawingml/2006/picture">
+                  <pic:nvPicPr>
+                    <pic:cNvPr id="1767042877" name="Kép 1767042877"/>
+                    <pic:cNvPicPr/>
+                  </pic:nvPicPr>
+                  <pic:blipFill>
+                    <a:blip r:embed="rId10" cstate="print">
+                      <a:extLst>
+                        <a:ext uri="{28A0092B-C50C-407E-A947-70E740481C1C}">
+                          <a14:useLocalDpi xmlns:a14="http://schemas.microsoft.com/office/drawing/2010/main" val="0"/>
+                        </a:ext>
+                      </a:extLst>
+                    </a:blip>
+                    <a:stretch>
+                      <a:fillRect/>
+                    </a:stretch>
+                  </pic:blipFill>
+                  <pic:spPr>
+                    <a:xfrm>
+                      <a:off x="0" y="0"/>
+                      <a:ext cx="5219700" cy="777240"/>
+                    </a:xfrm>
+                    <a:prstGeom prst="rect">
+                      <a:avLst/>
+                    </a:prstGeom>
+                  </pic:spPr>
+                </pic:pic>
+              </a:graphicData>
+            </a:graphic>
+          </wp:inline>
+        </w:drawing>
+      </w:r>
+    </w:p>
+    <w:p>
+      <w:pPr>
+        <w:pStyle w:val="Kpalrs"/>
+      </w:pPr>
+      <w:r>
+        <w:fldChar w:fldCharType="begin"/>
+      </w:r>
+      <w:r>
+        <w:instrText xml:space="preserve"> SEQ ábra \* ARABIC </w:instrText>
+      </w:r>
+      <w:r>
+        <w:fldChar w:fldCharType="separate"/>
+      </w:r>
+      <w:r>
+        <w:rPr>
+          <w:noProof/>
+        </w:rPr>
+        <w:t>4</w:t>
+      </w:r>
+      <w:r>
+        <w:fldChar w:fldCharType="end"/>
+      </w:r>
+      <w:r>
+        <w:t xml:space="preserve"> </w:t>
+      </w:r>
+      <w:proofErr w:type="spellStart"/>
+      <w:r>
+        <w:t>Activity</w:t>
+      </w:r>
+      <w:proofErr w:type="spellEnd"/>
+      <w:r>
+        <w:t xml:space="preserve"> </w:t>
+      </w:r>
+      <w:proofErr w:type="spellStart"/>
+      <w:r>
+        <w:t>class</w:t>
+      </w:r>
+      <w:proofErr w:type="spellEnd"/>
+      <w:r>
+        <w:t xml:space="preserve"> diagram</w:t>
+      </w:r>
+    </w:p>
+    <w:p>
+      <w:pPr>
+        <w:pStyle w:val="Cmsor2"/>
+        <w:ind w:firstLine="0"/>
+      </w:pPr>
+      <w:proofErr w:type="spellStart"/>
+      <w:r>
+        <w:t>Diffi</w:t>
+      </w:r>
+      <w:r>
+        <w:t>c</w:t>
+      </w:r>
+      <w:r>
+        <w:t>ultyRepository</w:t>
+      </w:r>
+      <w:proofErr w:type="spellEnd"/>
+      <w:r>
+        <w:t>:</w:t>
+      </w:r>
+    </w:p>
+    <w:p>
+      <w:r>
+        <w:t xml:space="preserve">A </w:t>
+      </w:r>
+      <w:proofErr w:type="spellStart"/>
+      <w:r>
+        <w:t>Diffi</w:t>
+      </w:r>
+      <w:r>
+        <w:t>c</w:t>
+      </w:r>
+      <w:r>
+        <w:t>ultyRepository</w:t>
+      </w:r>
+      <w:proofErr w:type="spellEnd"/>
+      <w:r>
+        <w:t xml:space="preserve"> osztály feladata a nehézségi szintekkel kapcsolatos adatok lekérése az adatbázisból. Ez a réteg biztosítja a kapcsolatot az alkalmazás és az adatbázis között, és lehetővé teszi, hogy az alkalmazás hozzáférjen a különböző nehézségi kategóriákhoz. Ezek az adatok fontos szerepet játszanak például az aktivitások kezelésében, ahol minden feladat egy adott nehézségi szinthez tartozik.</w:t>
+      </w:r>
+    </w:p>
+    <w:p>
+      <w:pPr>
+        <w:pStyle w:val="Cmsor3"/>
+      </w:pPr>
+      <w:r>
+        <w:t>Függvények:</w:t>
+      </w:r>
+    </w:p>
+    <w:p>
+      <w:proofErr w:type="spellStart"/>
+      <w:r>
+        <w:t>getDifficulties</w:t>
+      </w:r>
+      <w:proofErr w:type="spellEnd"/>
+      <w:r>
+        <w:t xml:space="preserve">: Ez a függvény az összes elérhető nehézségi szint lekérésére szolgál az adatbázisból. Létrehoz egy adatbázis kapcsolatot, majd végrehajt egy lekérdezést, amely visszaadja a </w:t>
+      </w:r>
+      <w:proofErr w:type="spellStart"/>
+      <w:r>
+        <w:t>difficulties</w:t>
+      </w:r>
+      <w:proofErr w:type="spellEnd"/>
+      <w:r>
+        <w:t xml:space="preserve"> táblában található összes rekordot. Az eredményt egy tömb formájában adja vissza, amely tartalmazza a nehézségi szintek adatait. A függvény a lekérdezés után lezárja az adatbázis kapcsolatot, így biztosítva az erőforrások megfelelő kezelését. </w:t>
+      </w:r>
+    </w:p>
+    <w:p>
+      <w:pPr>
+        <w:pStyle w:val="Cmsor2"/>
+        <w:ind w:firstLine="0"/>
+      </w:pPr>
+    </w:p>
+    <w:p>
+      <w:pPr>
+        <w:pStyle w:val="Cmsor2"/>
+        <w:ind w:firstLine="0"/>
+      </w:pPr>
+      <w:proofErr w:type="spellStart"/>
+      <w:r>
+        <w:t>DifficultyService</w:t>
+      </w:r>
+      <w:proofErr w:type="spellEnd"/>
+      <w:r>
+        <w:t>:</w:t>
+      </w:r>
+    </w:p>
+    <w:p>
+      <w:r>
+        <w:t xml:space="preserve">A </w:t>
+      </w:r>
+      <w:proofErr w:type="spellStart"/>
+      <w:r>
+        <w:t>DifficultyService</w:t>
+      </w:r>
+      <w:proofErr w:type="spellEnd"/>
+      <w:r>
+        <w:t xml:space="preserve"> osztály feladata a nehézségi szintekkel kapcsolatos üzleti logika kezelése. Ez a réteg a </w:t>
+      </w:r>
+      <w:proofErr w:type="spellStart"/>
+      <w:r>
+        <w:t>Diffi</w:t>
+      </w:r>
+      <w:r>
+        <w:t>c</w:t>
+      </w:r>
+      <w:r>
+        <w:t>ultyRepository</w:t>
+      </w:r>
+      <w:proofErr w:type="spellEnd"/>
+      <w:r>
+        <w:t>-n keresztül kommunikál az adatbázissal, miközben ellenőrzi a lekért adatok érvényességét, és gondoskodik arról, hogy a rendszer megfelelően reagáljon, ha nem áll rendelkezésre adat. A service réteg így biztosítja, hogy a kliens csak érvényes és értelmezhető adatokat kapjon vissza.</w:t>
       </w:r>
     </w:p>
     <w:p/>
+    <w:p>
+      <w:pPr>
+        <w:pStyle w:val="Cmsor3"/>
+      </w:pPr>
+      <w:r>
+        <w:t>Függvények:</w:t>
+      </w:r>
+    </w:p>
+    <w:p>
+      <w:proofErr w:type="spellStart"/>
+      <w:r>
+        <w:t>getDifficulties</w:t>
+      </w:r>
+      <w:proofErr w:type="spellEnd"/>
+      <w:r>
+        <w:t xml:space="preserve">: Ez a függvény az összes elérhető nehézségi szint lekérésére szolgál. A </w:t>
+      </w:r>
+      <w:proofErr w:type="spellStart"/>
+      <w:r>
+        <w:t>repository</w:t>
+      </w:r>
+      <w:proofErr w:type="spellEnd"/>
+      <w:r>
+        <w:t xml:space="preserve"> segítségével lekéri az adatokat az adatbázisból, majd ellenőrzi, hogy az eredmény létezik-e és tartalmaz-e elemeket. Ha nem található egyetlen nehézségi szint sem, a függvény hibát dob, így biztosítva, hogy a kliens ne kapjon üres vagy értelmetlen választ. Sikeres lekérdezés esetén visszaadja a nehézségi szintek listáját.</w:t>
+      </w:r>
+    </w:p>
+    <w:p>
+      <w:pPr>
+        <w:ind w:firstLine="0"/>
+      </w:pPr>
+    </w:p>
+    <w:p>
+      <w:pPr>
+        <w:pStyle w:val="Cmsor2"/>
+        <w:ind w:firstLine="0"/>
+      </w:pPr>
+      <w:proofErr w:type="spellStart"/>
+      <w:r>
+        <w:t>DifficultyController</w:t>
+      </w:r>
+      <w:proofErr w:type="spellEnd"/>
+      <w:r>
+        <w:t>:</w:t>
+      </w:r>
+    </w:p>
+    <w:p>
+      <w:r>
+        <w:t xml:space="preserve">A </w:t>
+      </w:r>
+      <w:proofErr w:type="spellStart"/>
+      <w:r>
+        <w:t>DifficultyController</w:t>
+      </w:r>
+      <w:proofErr w:type="spellEnd"/>
+      <w:r>
+        <w:t xml:space="preserve"> osztály feladata, hogy az alkalmazás API végpontjain keresztül kezelje a nehézségi szintekkel kapcsolatos kéréseket. Ez a réteg közvetítőként működik a kliens és a </w:t>
+      </w:r>
+      <w:proofErr w:type="spellStart"/>
+      <w:r>
+        <w:t>DifficultyService</w:t>
+      </w:r>
+      <w:proofErr w:type="spellEnd"/>
+      <w:r>
+        <w:t xml:space="preserve"> között, biztosítva, hogy a felhasználói kérések megfelelően feldolgozásra kerüljenek, és a megfelelő HTTP státuszkódokkal válaszoljon a rendszer. A </w:t>
+      </w:r>
+      <w:proofErr w:type="spellStart"/>
+      <w:r>
+        <w:t>controller</w:t>
+      </w:r>
+      <w:proofErr w:type="spellEnd"/>
+      <w:r>
+        <w:t xml:space="preserve"> nem tartalmaz üzleti logikát, csak a kérések fogadásáért, a válaszok visszaküldéséért és a hibakezelésért felel.</w:t>
+      </w:r>
+    </w:p>
+    <w:p>
+      <w:pPr>
+        <w:pStyle w:val="Cmsor3"/>
+      </w:pPr>
+      <w:r>
+        <w:t>Függvények:</w:t>
+      </w:r>
+    </w:p>
+    <w:p>
+      <w:proofErr w:type="spellStart"/>
+      <w:r>
+        <w:t>getDifficulties</w:t>
+      </w:r>
+      <w:proofErr w:type="spellEnd"/>
+      <w:r>
+        <w:t xml:space="preserve">: Ez a függvény kezeli a nehézségi szintek lekérésére irányuló HTTP kéréseket. Meghívja a </w:t>
+      </w:r>
+      <w:proofErr w:type="spellStart"/>
+      <w:r>
+        <w:t>DifficultyService.getDifficulties</w:t>
+      </w:r>
+      <w:proofErr w:type="spellEnd"/>
+      <w:r>
+        <w:t xml:space="preserve">() metódust, amely lekéri az összes nehézségi szintet az adatbázisból. Sikeres lekérés esetén a függvény a nehézségi szinteket tartalmazó tömböt HTTP 200 státusszal küldi vissza a kliensnek. </w:t>
+      </w:r>
+      <w:r>
+        <w:lastRenderedPageBreak/>
+        <w:t xml:space="preserve">Ha a service hibát dob (például nincs egyetlen nehézség sem), a </w:t>
+      </w:r>
+      <w:proofErr w:type="spellStart"/>
+      <w:r>
+        <w:t>controller</w:t>
+      </w:r>
+      <w:proofErr w:type="spellEnd"/>
+      <w:r>
+        <w:t xml:space="preserve"> elkapja a hibát, és a megfelelő HTTP státusszal (pl. 404 vagy 500) küldi vissza a hibaüzenetet a kliensnek, így biztosítva a robusztus hibakezelést és a felhasználóbarát visszajelzést.</w:t>
+      </w:r>
+    </w:p>
+    <w:p/>
+    <w:p>
+      <w:pPr>
+        <w:pStyle w:val="Cmsor2"/>
+        <w:ind w:firstLine="0"/>
+      </w:pPr>
+      <w:proofErr w:type="spellStart"/>
+      <w:r>
+        <w:t>DifficultyModel</w:t>
+      </w:r>
+      <w:proofErr w:type="spellEnd"/>
+      <w:r>
+        <w:t>:</w:t>
+      </w:r>
+    </w:p>
+    <w:p>
+      <w:r>
+        <w:t xml:space="preserve">A </w:t>
+      </w:r>
+      <w:proofErr w:type="spellStart"/>
+      <w:r>
+        <w:t>difficulty_model</w:t>
+      </w:r>
+      <w:proofErr w:type="spellEnd"/>
+      <w:r>
+        <w:t xml:space="preserve"> a nehézségi szintek adatszerkezetét írja le az alkalmazás számára. Ez a modul biztosítja, hogy a rendszerben minden nehézséghez egységes és jól definiált adatok tartozzanak, amelyeket a </w:t>
+      </w:r>
+      <w:proofErr w:type="spellStart"/>
+      <w:r>
+        <w:t>repository</w:t>
+      </w:r>
+      <w:proofErr w:type="spellEnd"/>
+      <w:r>
+        <w:t xml:space="preserve"> és a service réteg is használni tud. A modell segítségével az adatbázisból lekért nehézségi szintek könnyen kezelhetők és értelmezhetők a kódban, miközben garantálja az adatok típushelyességét és konzisztenciáját.</w:t>
+      </w:r>
+    </w:p>
+    <w:p>
+      <w:pPr>
+        <w:pStyle w:val="Cmsor3"/>
+      </w:pPr>
+      <w:proofErr w:type="spellStart"/>
+      <w:r>
+        <w:t>Interface</w:t>
+      </w:r>
+      <w:proofErr w:type="spellEnd"/>
+      <w:r>
+        <w:t>-ek:</w:t>
+      </w:r>
+    </w:p>
+    <w:p>
+      <w:proofErr w:type="spellStart"/>
+      <w:r>
+        <w:t>IDifficulty</w:t>
+      </w:r>
+      <w:proofErr w:type="spellEnd"/>
+      <w:r>
+        <w:t xml:space="preserve">: Ez az </w:t>
+      </w:r>
+      <w:proofErr w:type="spellStart"/>
+      <w:r>
+        <w:t>interface</w:t>
+      </w:r>
+      <w:proofErr w:type="spellEnd"/>
+      <w:r>
+        <w:t xml:space="preserve"> leírja, hogy egy nehézségi szintnek milyen adatmezőkkel kell rendelkeznie. Tartalmazza a </w:t>
+      </w:r>
+      <w:proofErr w:type="spellStart"/>
+      <w:r>
+        <w:t>difficulty_id</w:t>
+      </w:r>
+      <w:proofErr w:type="spellEnd"/>
+      <w:r>
+        <w:t xml:space="preserve"> mezőt, amely a nehézség egyedi azonosítója, és a </w:t>
+      </w:r>
+      <w:proofErr w:type="spellStart"/>
+      <w:r>
+        <w:t>difficulty_name</w:t>
+      </w:r>
+      <w:proofErr w:type="spellEnd"/>
+      <w:r>
+        <w:t xml:space="preserve"> mezőt, amely a nehézség nevét tárolja. Ez biztosítja, hogy minden nehézség objektum következetesen ugyanazokkal a mezőkkel rendelkezzen az alkalmazás egészében. </w:t>
+      </w:r>
+    </w:p>
+    <w:p>
+      <w:pPr>
+        <w:keepNext/>
+        <w:ind w:firstLine="0"/>
+      </w:pPr>
+      <w:r>
+        <w:rPr>
+          <w:noProof/>
+        </w:rPr>
+        <w:drawing>
+          <wp:inline distT="0" distB="0" distL="0" distR="0" wp14:anchorId="5204D37F" wp14:editId="54B4F1EC">
+            <wp:extent cx="5219700" cy="370205"/>
+            <wp:effectExtent l="0" t="0" r="0" b="0"/>
+            <wp:docPr id="203640839" name="Kép 11"/>
+            <wp:cNvGraphicFramePr>
+              <a:graphicFrameLocks xmlns:a="http://schemas.openxmlformats.org/drawingml/2006/main" noChangeAspect="1"/>
+            </wp:cNvGraphicFramePr>
+            <a:graphic xmlns:a="http://schemas.openxmlformats.org/drawingml/2006/main">
+              <a:graphicData uri="http://schemas.openxmlformats.org/drawingml/2006/picture">
+                <pic:pic xmlns:pic="http://schemas.openxmlformats.org/drawingml/2006/picture">
+                  <pic:nvPicPr>
+                    <pic:cNvPr id="203640839" name="Kép 203640839"/>
+                    <pic:cNvPicPr/>
+                  </pic:nvPicPr>
+                  <pic:blipFill>
+                    <a:blip r:embed="rId11" cstate="print">
+                      <a:extLst>
+                        <a:ext uri="{28A0092B-C50C-407E-A947-70E740481C1C}">
+                          <a14:useLocalDpi xmlns:a14="http://schemas.microsoft.com/office/drawing/2010/main" val="0"/>
+                        </a:ext>
+                      </a:extLst>
+                    </a:blip>
+                    <a:stretch>
+                      <a:fillRect/>
+                    </a:stretch>
+                  </pic:blipFill>
+                  <pic:spPr>
+                    <a:xfrm>
+                      <a:off x="0" y="0"/>
+                      <a:ext cx="5219700" cy="370205"/>
+                    </a:xfrm>
+                    <a:prstGeom prst="rect">
+                      <a:avLst/>
+                    </a:prstGeom>
+                  </pic:spPr>
+                </pic:pic>
+              </a:graphicData>
+            </a:graphic>
+          </wp:inline>
+        </w:drawing>
+      </w:r>
+    </w:p>
+    <w:p>
+      <w:pPr>
+        <w:pStyle w:val="Kpalrs"/>
+      </w:pPr>
+      <w:r>
+        <w:fldChar w:fldCharType="begin"/>
+      </w:r>
+      <w:r>
+        <w:instrText xml:space="preserve"> SEQ ábra \* ARABIC </w:instrText>
+      </w:r>
+      <w:r>
+        <w:fldChar w:fldCharType="separate"/>
+      </w:r>
+      <w:r>
+        <w:rPr>
+          <w:noProof/>
+        </w:rPr>
+        <w:t>5</w:t>
+      </w:r>
+      <w:r>
+        <w:fldChar w:fldCharType="end"/>
+      </w:r>
+      <w:proofErr w:type="spellStart"/>
+      <w:r>
+        <w:t>Difficulty</w:t>
+      </w:r>
+      <w:proofErr w:type="spellEnd"/>
+      <w:r>
+        <w:t xml:space="preserve"> </w:t>
+      </w:r>
+      <w:proofErr w:type="spellStart"/>
+      <w:r>
+        <w:t>class</w:t>
+      </w:r>
+      <w:proofErr w:type="spellEnd"/>
+      <w:r>
+        <w:t xml:space="preserve"> diagram</w:t>
+      </w:r>
+    </w:p>
+    <w:p>
+      <w:pPr>
+        <w:ind w:firstLine="0"/>
+      </w:pPr>
+    </w:p>
+    <w:p>
+      <w:pPr>
+        <w:pStyle w:val="Cmsor2"/>
+        <w:ind w:firstLine="0"/>
+      </w:pPr>
+      <w:proofErr w:type="spellStart"/>
+      <w:r>
+        <w:t>TypeRepository</w:t>
+      </w:r>
+      <w:proofErr w:type="spellEnd"/>
+      <w:r>
+        <w:t>:</w:t>
+      </w:r>
+    </w:p>
+    <w:p>
+      <w:r>
+        <w:t xml:space="preserve">A </w:t>
+      </w:r>
+      <w:proofErr w:type="spellStart"/>
+      <w:r>
+        <w:t>TypeRepository</w:t>
+      </w:r>
+      <w:proofErr w:type="spellEnd"/>
+      <w:r>
+        <w:t xml:space="preserve"> osztály feladata a típusokkal kapcsolatos adatok lekérése az adatbázisból. Ez a réteg biztosítja a kapcsolatot az alkalmazás és az adatbázis között, lehetővé téve, hogy az alkalmazás hozzáférjen a különböző típusú kategóriákhoz. A típusok fontos szerepet játszanak például az aktivitások vagy események kezelésében, ahol minden feladat vagy esemény egy adott típushoz tartozik.</w:t>
+      </w:r>
+    </w:p>
+    <w:p>
+      <w:pPr>
+        <w:pStyle w:val="Cmsor3"/>
+      </w:pPr>
+      <w:r>
+        <w:lastRenderedPageBreak/>
+        <w:t>Függvények:</w:t>
+      </w:r>
+    </w:p>
+    <w:p>
+      <w:proofErr w:type="spellStart"/>
+      <w:r>
+        <w:t>getTypes</w:t>
+      </w:r>
+      <w:proofErr w:type="spellEnd"/>
+      <w:r>
+        <w:t xml:space="preserve">: Ez a függvény az összes elérhető típust lekéri az adatbázisból. Létrehoz egy adatbázis kapcsolatot, majd végrehajt egy SQL lekérdezést, amely visszaadja a </w:t>
+      </w:r>
+      <w:proofErr w:type="spellStart"/>
+      <w:r>
+        <w:t>types</w:t>
+      </w:r>
+      <w:proofErr w:type="spellEnd"/>
+      <w:r>
+        <w:t xml:space="preserve"> táblában található összes rekordot. Az eredményt egy tömb formájában adja vissza, amely tartalmazza az összes típus adatait. A függvény a lekérdezés után lezárja az adatbázis kapcsolatot, így biztosítva az erőforrások megfelelő kezelését és a stabil működést.</w:t>
+      </w:r>
+    </w:p>
+    <w:p>
+      <w:pPr>
+        <w:ind w:firstLine="0"/>
+      </w:pPr>
+    </w:p>
+    <w:p>
+      <w:pPr>
+        <w:pStyle w:val="Cmsor2"/>
+        <w:ind w:firstLine="0"/>
+      </w:pPr>
+      <w:proofErr w:type="spellStart"/>
+      <w:r>
+        <w:t>TypeService</w:t>
+      </w:r>
+      <w:proofErr w:type="spellEnd"/>
+      <w:r>
+        <w:t>:</w:t>
+      </w:r>
+    </w:p>
+    <w:p>
+      <w:r>
+        <w:t xml:space="preserve">A </w:t>
+      </w:r>
+      <w:proofErr w:type="spellStart"/>
+      <w:r>
+        <w:t>TypeService</w:t>
+      </w:r>
+      <w:proofErr w:type="spellEnd"/>
+      <w:r>
+        <w:t xml:space="preserve"> osztály feladata, hogy az üzleti logikát kezelje a típusokkal kapcsolatban. Ez a réteg közvetítőként működik a </w:t>
+      </w:r>
+      <w:proofErr w:type="spellStart"/>
+      <w:r>
+        <w:t>repository</w:t>
+      </w:r>
+      <w:proofErr w:type="spellEnd"/>
+      <w:r>
+        <w:t xml:space="preserve"> és a </w:t>
+      </w:r>
+      <w:proofErr w:type="spellStart"/>
+      <w:r>
+        <w:t>controller</w:t>
+      </w:r>
+      <w:proofErr w:type="spellEnd"/>
+      <w:r>
+        <w:t xml:space="preserve"> között, biztosítva, hogy az alkalmazás a típusokkal kapcsolatos adatokat konzisztensen és hibakezeléssel együtt kezelje. A service nem kommunikál közvetlenül a klienssel, hanem a </w:t>
+      </w:r>
+      <w:proofErr w:type="spellStart"/>
+      <w:r>
+        <w:t>controller</w:t>
+      </w:r>
+      <w:proofErr w:type="spellEnd"/>
+      <w:r>
+        <w:t>-en keresztül adja vissza az adatokat, miközben biztosítja a logikai ellenőrzéseket.</w:t>
+      </w:r>
+    </w:p>
+    <w:p>
+      <w:pPr>
+        <w:pStyle w:val="Cmsor3"/>
+      </w:pPr>
+      <w:r>
+        <w:t>Függvények:</w:t>
+      </w:r>
+    </w:p>
+    <w:p>
+      <w:proofErr w:type="spellStart"/>
+      <w:r>
+        <w:t>getTypes</w:t>
+      </w:r>
+      <w:proofErr w:type="spellEnd"/>
+      <w:r>
+        <w:t xml:space="preserve">: Ez a függvény az összes típus lekéréséért felel az alkalmazásban. Meghívja a </w:t>
+      </w:r>
+      <w:proofErr w:type="spellStart"/>
+      <w:r>
+        <w:t>TypeRepository.getTypes</w:t>
+      </w:r>
+      <w:proofErr w:type="spellEnd"/>
+      <w:r>
+        <w:t xml:space="preserve">() metódust, amely az adatbázisból lekéri az összes típust. Ha a lekérdezés sikertelen, vagy nincs egyetlen típus sem, a függvény egy </w:t>
+      </w:r>
+      <w:proofErr w:type="spellStart"/>
+      <w:r>
+        <w:t>HttpException</w:t>
+      </w:r>
+      <w:proofErr w:type="spellEnd"/>
+      <w:r>
+        <w:t xml:space="preserve">-t dob, amely jelzi, hogy nincs elérhető típus (HTTP 404). Sikeres lekérés esetén a függvény a típusokat tartalmazó tömböt adja vissza, biztosítva, hogy a </w:t>
+      </w:r>
+      <w:proofErr w:type="spellStart"/>
+      <w:r>
+        <w:t>controller</w:t>
+      </w:r>
+      <w:proofErr w:type="spellEnd"/>
+      <w:r>
+        <w:t xml:space="preserve"> és a kliens számára mindig </w:t>
+      </w:r>
+      <w:proofErr w:type="spellStart"/>
+      <w:r>
+        <w:t>valid</w:t>
+      </w:r>
+      <w:proofErr w:type="spellEnd"/>
+      <w:r>
+        <w:t xml:space="preserve"> adat álljon rendelkezésre.</w:t>
+      </w:r>
+    </w:p>
+    <w:p>
+      <w:pPr>
+        <w:ind w:firstLine="0"/>
+      </w:pPr>
+    </w:p>
+    <w:p>
+      <w:pPr>
+        <w:pStyle w:val="Cmsor2"/>
+        <w:ind w:firstLine="0"/>
+      </w:pPr>
+      <w:proofErr w:type="spellStart"/>
+      <w:r>
+        <w:t>TypeController</w:t>
+      </w:r>
+      <w:proofErr w:type="spellEnd"/>
+      <w:r>
+        <w:t>:</w:t>
+      </w:r>
+    </w:p>
+    <w:p>
+      <w:r>
+        <w:t xml:space="preserve">A </w:t>
+      </w:r>
+      <w:proofErr w:type="spellStart"/>
+      <w:r>
+        <w:t>TypeController</w:t>
+      </w:r>
+      <w:proofErr w:type="spellEnd"/>
+      <w:r>
+        <w:t xml:space="preserve"> osztály feladata, hogy kezelje a típusokkal kapcsolatos API végpontokat, és közvetítse az adatokat a kliens és a service réteg között. Ez a réteg felel azért, hogy a bejövő HTTP kéréseket feldolgozza, meghívja a megfelelő service </w:t>
+      </w:r>
+      <w:r>
+        <w:lastRenderedPageBreak/>
+        <w:t>függvényeket, majd a visszakapott eredményeket vagy a hibákat megfelelő HTTP státusszal és üzenettel visszaadja a kliensnek.</w:t>
+      </w:r>
+    </w:p>
+    <w:p>
+      <w:pPr>
+        <w:pStyle w:val="Cmsor3"/>
+      </w:pPr>
+      <w:r>
+        <w:t>Függvények:</w:t>
+      </w:r>
+    </w:p>
+    <w:p>
+      <w:proofErr w:type="spellStart"/>
+      <w:r>
+        <w:t>getTypes</w:t>
+      </w:r>
+      <w:proofErr w:type="spellEnd"/>
+      <w:r>
+        <w:t xml:space="preserve">: Ez a függvény az összes típus lekérését kezeli az API-n keresztül. Meghívja a </w:t>
+      </w:r>
+      <w:proofErr w:type="spellStart"/>
+      <w:r>
+        <w:t>TypeService.getTypes</w:t>
+      </w:r>
+      <w:proofErr w:type="spellEnd"/>
+      <w:r>
+        <w:t xml:space="preserve">() metódust, amely lekéri az összes típus adatát az adatbázisból. Ha a lekérés sikeres, a típusok tömbjét HTTP 200 státusszal visszaküldi a kliensnek. Ha hiba történik (például nincs egyetlen típus sem vagy az adatbázis elérhetetlen), a függvény a hibát egy </w:t>
+      </w:r>
+      <w:proofErr w:type="spellStart"/>
+      <w:r>
+        <w:t>message</w:t>
+      </w:r>
+      <w:proofErr w:type="spellEnd"/>
+      <w:r>
+        <w:t xml:space="preserve"> mezővel ellátott objektumban küldi vissza, a megfelelő HTTP státusszal (például 404 vagy 500).</w:t>
+      </w:r>
+    </w:p>
+    <w:p>
+      <w:pPr>
+        <w:pStyle w:val="Cmsor2"/>
+        <w:ind w:firstLine="0"/>
+      </w:pPr>
+      <w:proofErr w:type="spellStart"/>
+      <w:r>
+        <w:t>TypeModel</w:t>
+      </w:r>
+      <w:proofErr w:type="spellEnd"/>
+      <w:r>
+        <w:t>:</w:t>
+      </w:r>
+    </w:p>
+    <w:p>
+      <w:r>
+        <w:t xml:space="preserve">A </w:t>
+      </w:r>
+      <w:proofErr w:type="spellStart"/>
+      <w:r>
+        <w:t>Type</w:t>
+      </w:r>
+      <w:proofErr w:type="spellEnd"/>
+      <w:r>
+        <w:t xml:space="preserve"> modell az alkalmazásban használt típusokat reprezentálja. Ez a modell határozza meg a típusok adatszerkezetét és biztosítja, hogy az adatok konzisztensen legyenek kezelve az alkalmazás különböző rétegeiben (</w:t>
+      </w:r>
+      <w:proofErr w:type="spellStart"/>
+      <w:r>
+        <w:t>repository</w:t>
+      </w:r>
+      <w:proofErr w:type="spellEnd"/>
+      <w:r>
+        <w:t xml:space="preserve">, service, </w:t>
+      </w:r>
+      <w:proofErr w:type="spellStart"/>
+      <w:r>
+        <w:t>controller</w:t>
+      </w:r>
+      <w:proofErr w:type="spellEnd"/>
+      <w:r>
+        <w:t xml:space="preserve">). A </w:t>
+      </w:r>
+      <w:proofErr w:type="spellStart"/>
+      <w:r>
+        <w:t>model</w:t>
+      </w:r>
+      <w:proofErr w:type="spellEnd"/>
+      <w:r>
+        <w:t xml:space="preserve"> felelős az adat mezők definiálásáért, így a </w:t>
+      </w:r>
+      <w:proofErr w:type="spellStart"/>
+      <w:r>
+        <w:t>repository</w:t>
+      </w:r>
+      <w:proofErr w:type="spellEnd"/>
+      <w:r>
+        <w:t xml:space="preserve"> tudja, milyen struktúrában kell lekérni és visszaadni az adatokat, a service pedig biztosítja, hogy az üzleti logika során mindig a megfelelő típusokkal dolgozzon az alkalmazás.</w:t>
+      </w:r>
+    </w:p>
+    <w:p>
+      <w:pPr>
+        <w:pStyle w:val="Cmsor3"/>
+      </w:pPr>
+      <w:r>
+        <w:t>Mezők:</w:t>
+      </w:r>
+    </w:p>
+    <w:p>
+      <w:proofErr w:type="spellStart"/>
+      <w:r>
+        <w:t>type_id</w:t>
+      </w:r>
+      <w:proofErr w:type="spellEnd"/>
+      <w:r>
+        <w:t xml:space="preserve">: Ez a mező az egyedi azonosítója a típusnak az adatbázisban. Minden típusnak egyedi </w:t>
+      </w:r>
+      <w:proofErr w:type="spellStart"/>
+      <w:r>
+        <w:t>type_id</w:t>
+      </w:r>
+      <w:proofErr w:type="spellEnd"/>
+      <w:r>
+        <w:t xml:space="preserve">-ja van, amely lehetővé teszi a pontos lekérést és hivatkozást az alkalmazás többi részében. </w:t>
+      </w:r>
+    </w:p>
+    <w:p>
+      <w:proofErr w:type="spellStart"/>
+      <w:r>
+        <w:t>type_name</w:t>
+      </w:r>
+      <w:proofErr w:type="spellEnd"/>
+      <w:r>
+        <w:t xml:space="preserve">: Ez a mező a típus nevét tartalmazza. A </w:t>
+      </w:r>
+      <w:proofErr w:type="spellStart"/>
+      <w:r>
+        <w:t>type_name</w:t>
+      </w:r>
+      <w:proofErr w:type="spellEnd"/>
+      <w:r>
+        <w:t xml:space="preserve"> segít azonosítani és kategorizálni az egyes típusokat, például az aktivitások vagy események típusaihoz kapcsolódóan. </w:t>
+      </w:r>
+    </w:p>
+    <w:p>
+      <w:pPr>
+        <w:keepNext/>
+        <w:ind w:firstLine="0"/>
+      </w:pPr>
+      <w:r>
+        <w:rPr>
+          <w:noProof/>
+        </w:rPr>
+        <w:drawing>
+          <wp:inline distT="0" distB="0" distL="0" distR="0" wp14:anchorId="46327EE7" wp14:editId="48EF167A">
+            <wp:extent cx="5219700" cy="370205"/>
+            <wp:effectExtent l="0" t="0" r="0" b="0"/>
+            <wp:docPr id="304658794" name="Kép 13"/>
+            <wp:cNvGraphicFramePr>
+              <a:graphicFrameLocks xmlns:a="http://schemas.openxmlformats.org/drawingml/2006/main" noChangeAspect="1"/>
+            </wp:cNvGraphicFramePr>
+            <a:graphic xmlns:a="http://schemas.openxmlformats.org/drawingml/2006/main">
+              <a:graphicData uri="http://schemas.openxmlformats.org/drawingml/2006/picture">
+                <pic:pic xmlns:pic="http://schemas.openxmlformats.org/drawingml/2006/picture">
+                  <pic:nvPicPr>
+                    <pic:cNvPr id="304658794" name="Kép 304658794"/>
+                    <pic:cNvPicPr/>
+                  </pic:nvPicPr>
+                  <pic:blipFill>
+                    <a:blip r:embed="rId12" cstate="print">
+                      <a:extLst>
+                        <a:ext uri="{28A0092B-C50C-407E-A947-70E740481C1C}">
+                          <a14:useLocalDpi xmlns:a14="http://schemas.microsoft.com/office/drawing/2010/main" val="0"/>
+                        </a:ext>
+                      </a:extLst>
+                    </a:blip>
+                    <a:stretch>
+                      <a:fillRect/>
+                    </a:stretch>
+                  </pic:blipFill>
+                  <pic:spPr>
+                    <a:xfrm>
+                      <a:off x="0" y="0"/>
+                      <a:ext cx="5219700" cy="370205"/>
+                    </a:xfrm>
+                    <a:prstGeom prst="rect">
+                      <a:avLst/>
+                    </a:prstGeom>
+                  </pic:spPr>
+                </pic:pic>
+              </a:graphicData>
+            </a:graphic>
+          </wp:inline>
+        </w:drawing>
+      </w:r>
+    </w:p>
+    <w:p>
+      <w:pPr>
+        <w:pStyle w:val="Kpalrs"/>
+      </w:pPr>
+      <w:r>
+        <w:fldChar w:fldCharType="begin"/>
+      </w:r>
+      <w:r>
+        <w:instrText xml:space="preserve"> SEQ ábra \* ARABIC </w:instrText>
+      </w:r>
+      <w:r>
+        <w:fldChar w:fldCharType="separate"/>
+      </w:r>
+      <w:r>
+        <w:rPr>
+          <w:noProof/>
+        </w:rPr>
+        <w:t>6</w:t>
+      </w:r>
+      <w:r>
+        <w:fldChar w:fldCharType="end"/>
+      </w:r>
+      <w:r>
+        <w:t xml:space="preserve"> </w:t>
+      </w:r>
+      <w:proofErr w:type="spellStart"/>
+      <w:r>
+        <w:t>Type</w:t>
+      </w:r>
+      <w:proofErr w:type="spellEnd"/>
+      <w:r>
+        <w:t xml:space="preserve"> </w:t>
+      </w:r>
+      <w:proofErr w:type="spellStart"/>
+      <w:r>
+        <w:t>class</w:t>
+      </w:r>
+      <w:proofErr w:type="spellEnd"/>
+      <w:r>
+        <w:t xml:space="preserve"> diagram</w:t>
+      </w:r>
+    </w:p>
+    <w:p>
+      <w:pPr>
+        <w:ind w:firstLine="0"/>
+      </w:pPr>
+    </w:p>
+    <w:p>
+      <w:pPr>
+        <w:pStyle w:val="Cmsor2"/>
+        <w:ind w:firstLine="0"/>
+      </w:pPr>
+      <w:proofErr w:type="spellStart"/>
+      <w:r>
+        <w:lastRenderedPageBreak/>
+        <w:t>OverviewRepository</w:t>
+      </w:r>
+      <w:proofErr w:type="spellEnd"/>
+      <w:r>
+        <w:t>:</w:t>
+      </w:r>
+    </w:p>
+    <w:p>
+      <w:r>
+        <w:t xml:space="preserve">Az </w:t>
+      </w:r>
+      <w:proofErr w:type="spellStart"/>
+      <w:r>
+        <w:t>OverviewRepository</w:t>
+      </w:r>
+      <w:proofErr w:type="spellEnd"/>
+      <w:r>
+        <w:t xml:space="preserve"> osztály feladata, hogy közvetlenül az adatbázissal kommunikáljon az áttekintő (</w:t>
+      </w:r>
+      <w:proofErr w:type="spellStart"/>
+      <w:r>
+        <w:t>overview</w:t>
+      </w:r>
+      <w:proofErr w:type="spellEnd"/>
+      <w:r>
+        <w:t xml:space="preserve">) adatok lekéréséhez. Ez a </w:t>
+      </w:r>
+      <w:proofErr w:type="spellStart"/>
+      <w:r>
+        <w:t>repository</w:t>
+      </w:r>
+      <w:proofErr w:type="spellEnd"/>
+      <w:r>
+        <w:t xml:space="preserve"> réteg felelős azért, hogy az alkalmazás adatbázis-műveleteit biztonságosan és hatékonyan végezze el, anélkül, hogy az üzleti logikát vagy a klienshez való visszaküldést kezelnénk.</w:t>
+      </w:r>
+    </w:p>
+    <w:p>
+      <w:pPr>
+        <w:pStyle w:val="Cmsor3"/>
+      </w:pPr>
+      <w:r>
+        <w:t>Függvények:</w:t>
+      </w:r>
+    </w:p>
+    <w:p>
+      <w:proofErr w:type="spellStart"/>
+      <w:r>
+        <w:t>getOverview</w:t>
+      </w:r>
+      <w:proofErr w:type="spellEnd"/>
+      <w:r>
+        <w:t>: Ez a függvény az adott felhasználó áttekintő adatait hivatott lekérni. A függvény bemeneti paramétere a felhasználó azonosítója (</w:t>
+      </w:r>
+      <w:proofErr w:type="spellStart"/>
+      <w:r>
+        <w:t>user_id</w:t>
+      </w:r>
+      <w:proofErr w:type="spellEnd"/>
+      <w:r>
+        <w:t>), amelyet az adatbázisnak küldünk. Az adatbázisban egy tárolt eljárást (</w:t>
+      </w:r>
+      <w:proofErr w:type="spellStart"/>
+      <w:r>
+        <w:t>overview</w:t>
+      </w:r>
+      <w:proofErr w:type="spellEnd"/>
+      <w:r>
+        <w:t xml:space="preserve">(?)) hívunk meg, amely visszaadja az összes releváns adatot az adott felhasználóhoz. A függvény a lekért adatokat tömb formájában adja vissza a hívónak. Ez biztosítja, hogy a service réteg és a </w:t>
+      </w:r>
+      <w:proofErr w:type="spellStart"/>
+      <w:r>
+        <w:t>controller</w:t>
+      </w:r>
+      <w:proofErr w:type="spellEnd"/>
+      <w:r>
+        <w:t xml:space="preserve"> mindig konzisztens és teljes adatstruktúrát kapjon az áttekintő adatokhoz.</w:t>
+      </w:r>
+    </w:p>
+    <w:p>
+      <w:pPr>
+        <w:ind w:firstLine="0"/>
+      </w:pPr>
+    </w:p>
+    <w:p>
+      <w:pPr>
+        <w:pStyle w:val="Cmsor2"/>
+        <w:ind w:firstLine="0"/>
+      </w:pPr>
+      <w:proofErr w:type="spellStart"/>
+      <w:r>
+        <w:t>OverviewService</w:t>
+      </w:r>
+      <w:proofErr w:type="spellEnd"/>
+      <w:r>
+        <w:t>:</w:t>
+      </w:r>
+    </w:p>
+    <w:p>
+      <w:r>
+        <w:t xml:space="preserve">Az </w:t>
+      </w:r>
+      <w:proofErr w:type="spellStart"/>
+      <w:r>
+        <w:t>OverviewService</w:t>
+      </w:r>
+      <w:proofErr w:type="spellEnd"/>
+      <w:r>
+        <w:t xml:space="preserve"> osztály feladata, hogy az áttekintő (</w:t>
+      </w:r>
+      <w:proofErr w:type="spellStart"/>
+      <w:r>
+        <w:t>overview</w:t>
+      </w:r>
+      <w:proofErr w:type="spellEnd"/>
+      <w:r>
+        <w:t xml:space="preserve">) adatokhoz kapcsolódó üzleti logikát kezelje. Ez a service réteg a </w:t>
+      </w:r>
+      <w:proofErr w:type="spellStart"/>
+      <w:r>
+        <w:t>repository-tól</w:t>
+      </w:r>
+      <w:proofErr w:type="spellEnd"/>
+      <w:r>
+        <w:t xml:space="preserve"> lekéri az adatokat, ellenőrzi és előkészíti őket, majd a </w:t>
+      </w:r>
+      <w:proofErr w:type="spellStart"/>
+      <w:r>
+        <w:t>controller</w:t>
+      </w:r>
+      <w:proofErr w:type="spellEnd"/>
+      <w:r>
+        <w:t xml:space="preserve"> számára biztosítja a megfelelő formátumban. A service réteg így biztosítja, hogy az alkalmazás más részei mindig konzisztens és helyes adatokkal dolgozzanak, miközben az üzleti logika elkülönül az adatbázis-kezeléstől és a klienskommunikációtól.</w:t>
+      </w:r>
+    </w:p>
+    <w:p>
+      <w:pPr>
+        <w:pStyle w:val="Cmsor3"/>
+      </w:pPr>
+      <w:r>
+        <w:t>Függvények:</w:t>
+      </w:r>
+    </w:p>
+    <w:p>
+      <w:proofErr w:type="spellStart"/>
+      <w:r>
+        <w:t>getOverview</w:t>
+      </w:r>
+      <w:proofErr w:type="spellEnd"/>
+      <w:r>
+        <w:t>: Ez a függvény az adott felhasználó áttekintő adatait hivatott lekérni. A bemeneti paraméter a felhasználó azonosítója (</w:t>
+      </w:r>
+      <w:proofErr w:type="spellStart"/>
+      <w:r>
+        <w:t>user_id</w:t>
+      </w:r>
+      <w:proofErr w:type="spellEnd"/>
+      <w:r>
+        <w:t xml:space="preserve">), amelyet továbbít a </w:t>
+      </w:r>
+      <w:proofErr w:type="spellStart"/>
+      <w:r>
+        <w:t>repository-nak</w:t>
+      </w:r>
+      <w:proofErr w:type="spellEnd"/>
+      <w:r>
+        <w:t xml:space="preserve">. A </w:t>
+      </w:r>
+      <w:proofErr w:type="spellStart"/>
+      <w:r>
+        <w:t>repository</w:t>
+      </w:r>
+      <w:proofErr w:type="spellEnd"/>
+      <w:r>
+        <w:t xml:space="preserve"> a tárolt eljárás (</w:t>
+      </w:r>
+      <w:proofErr w:type="spellStart"/>
+      <w:r>
+        <w:t>overview</w:t>
+      </w:r>
+      <w:proofErr w:type="spellEnd"/>
+      <w:r>
+        <w:t xml:space="preserve">(?)) segítségével lekéri az adatokat az adatbázisból, majd a service visszaadja azokat a </w:t>
+      </w:r>
+      <w:proofErr w:type="spellStart"/>
+      <w:r>
+        <w:t>controllernek</w:t>
+      </w:r>
+      <w:proofErr w:type="spellEnd"/>
+      <w:r>
+        <w:t xml:space="preserve">. A service réteg itt főként a </w:t>
+      </w:r>
+      <w:proofErr w:type="spellStart"/>
+      <w:r>
+        <w:t>repository</w:t>
+      </w:r>
+      <w:proofErr w:type="spellEnd"/>
+      <w:r>
+        <w:t xml:space="preserve"> által visszaadott adatok előkészítéséért felel, biztosítva, hogy a </w:t>
+      </w:r>
+      <w:proofErr w:type="spellStart"/>
+      <w:r>
+        <w:t>controller</w:t>
+      </w:r>
+      <w:proofErr w:type="spellEnd"/>
+      <w:r>
+        <w:t xml:space="preserve"> mindig teljes és konzisztens adathalmazt kapjon.</w:t>
+      </w:r>
+    </w:p>
+    <w:p>
+      <w:pPr>
+        <w:ind w:firstLine="0"/>
+      </w:pPr>
+    </w:p>
+    <w:p>
+      <w:pPr>
+        <w:pStyle w:val="Cmsor2"/>
+        <w:ind w:firstLine="0"/>
+      </w:pPr>
+      <w:proofErr w:type="spellStart"/>
+      <w:r>
+        <w:t>OverviewController</w:t>
+      </w:r>
+      <w:proofErr w:type="spellEnd"/>
+      <w:r>
+        <w:t>:</w:t>
+      </w:r>
+    </w:p>
+    <w:p>
+      <w:r>
+        <w:t xml:space="preserve">Az </w:t>
+      </w:r>
+      <w:proofErr w:type="spellStart"/>
+      <w:r>
+        <w:t>OverviewController</w:t>
+      </w:r>
+      <w:proofErr w:type="spellEnd"/>
+      <w:r>
+        <w:t xml:space="preserve"> osztály feladata, hogy az áttekintő (</w:t>
+      </w:r>
+      <w:proofErr w:type="spellStart"/>
+      <w:r>
+        <w:t>overview</w:t>
+      </w:r>
+      <w:proofErr w:type="spellEnd"/>
+      <w:r>
+        <w:t xml:space="preserve">) adatokhoz kapcsolódó API végpontokat kezelje. Ez a </w:t>
+      </w:r>
+      <w:proofErr w:type="spellStart"/>
+      <w:r>
+        <w:t>controller</w:t>
+      </w:r>
+      <w:proofErr w:type="spellEnd"/>
+      <w:r>
+        <w:t xml:space="preserve"> réteg közvetlen kapcsolatban áll a klienssel, fogadja a bejövő HTTP kéréseket, meghívja a service réteget, majd a kapott adatokat visszaküldi a kliensnek. A </w:t>
+      </w:r>
+      <w:proofErr w:type="spellStart"/>
+      <w:r>
+        <w:t>controller</w:t>
+      </w:r>
+      <w:proofErr w:type="spellEnd"/>
+      <w:r>
+        <w:t xml:space="preserve"> így felelős azért, hogy a felhasználói interakciók során megfelelő HTTP státuszkódokat és üzeneteket küldjön vissza.</w:t>
+      </w:r>
+    </w:p>
+    <w:p>
+      <w:pPr>
+        <w:pStyle w:val="Cmsor3"/>
+      </w:pPr>
+      <w:r>
+        <w:t>Függvények:</w:t>
+      </w:r>
+    </w:p>
+    <w:p>
+      <w:proofErr w:type="spellStart"/>
+      <w:r>
+        <w:t>getOverview</w:t>
+      </w:r>
+      <w:proofErr w:type="spellEnd"/>
+      <w:r>
+        <w:t>: Ez a függvény az adott felhasználó áttekintő adatait hivatott lekérni. A függvény a bejövő kérésből (</w:t>
+      </w:r>
+      <w:proofErr w:type="spellStart"/>
+      <w:r>
+        <w:t>req.user.user_id</w:t>
+      </w:r>
+      <w:proofErr w:type="spellEnd"/>
+      <w:r>
+        <w:t xml:space="preserve">) kinyeri a felhasználó azonosítóját, majd ezt továbbítja a service rétegnek. A service visszaadja a </w:t>
+      </w:r>
+      <w:proofErr w:type="spellStart"/>
+      <w:r>
+        <w:t>repository</w:t>
+      </w:r>
+      <w:proofErr w:type="spellEnd"/>
+      <w:r>
+        <w:t xml:space="preserve"> által lekért adatokat, amelyeket a </w:t>
+      </w:r>
+      <w:proofErr w:type="spellStart"/>
+      <w:r>
+        <w:t>controller</w:t>
+      </w:r>
+      <w:proofErr w:type="spellEnd"/>
+      <w:r>
+        <w:t xml:space="preserve"> 200-as HTTP státuszkóddal és a megfelelő adatformátummal továbbít a kliensnek. Hiba esetén a </w:t>
+      </w:r>
+      <w:proofErr w:type="spellStart"/>
+      <w:r>
+        <w:t>controller</w:t>
+      </w:r>
+      <w:proofErr w:type="spellEnd"/>
+      <w:r>
+        <w:t xml:space="preserve"> kezeli az </w:t>
+      </w:r>
+      <w:proofErr w:type="spellStart"/>
+      <w:r>
+        <w:t>exception-öket</w:t>
+      </w:r>
+      <w:proofErr w:type="spellEnd"/>
+      <w:r>
+        <w:t>, és a kliensnek visszaküldi a megfelelő hibaüzenetet és státuszkódot (például 404 vagy 500), így biztosítva a felhasználóbarát és biztonságos hibakezelést.</w:t>
+      </w:r>
+    </w:p>
+    <w:p/>
+    <w:p>
+      <w:pPr>
+        <w:pStyle w:val="Cmsor2"/>
+        <w:ind w:firstLine="0"/>
+      </w:pPr>
+      <w:proofErr w:type="spellStart"/>
+      <w:r>
+        <w:t>OverviewModel</w:t>
+      </w:r>
+      <w:proofErr w:type="spellEnd"/>
+      <w:r>
+        <w:t>:</w:t>
+      </w:r>
+    </w:p>
+    <w:p>
+      <w:r>
+        <w:t xml:space="preserve">Az </w:t>
+      </w:r>
+      <w:proofErr w:type="spellStart"/>
+      <w:r>
+        <w:t>IOverview</w:t>
+      </w:r>
+      <w:proofErr w:type="spellEnd"/>
+      <w:r>
+        <w:t xml:space="preserve"> interfész az áttekintő (</w:t>
+      </w:r>
+      <w:proofErr w:type="spellStart"/>
+      <w:r>
+        <w:t>overview</w:t>
+      </w:r>
+      <w:proofErr w:type="spellEnd"/>
+      <w:r>
+        <w:t xml:space="preserve">) adatok struktúráját határozza meg az alkalmazásban. Ez a modell szolgál a service és </w:t>
+      </w:r>
+      <w:proofErr w:type="spellStart"/>
+      <w:r>
+        <w:t>controller</w:t>
+      </w:r>
+      <w:proofErr w:type="spellEnd"/>
+      <w:r>
+        <w:t xml:space="preserve"> rétegek közötti adatcserére, biztosítva, hogy minden lekérdezés egységes formátumban történjen, és az adatok könnyen kezelhetők legyenek a front-end felé.</w:t>
+      </w:r>
+    </w:p>
+    <w:p>
+      <w:pPr>
+        <w:pStyle w:val="Cmsor3"/>
+      </w:pPr>
+      <w:r>
+        <w:t>Mezők:</w:t>
+      </w:r>
+    </w:p>
+    <w:p>
+      <w:proofErr w:type="spellStart"/>
+      <w:r>
+        <w:t>date</w:t>
+      </w:r>
+      <w:proofErr w:type="spellEnd"/>
+      <w:r>
+        <w:t xml:space="preserve">: Ez a mező az adott rekord dátumát tárolja. Segítségével nyomon követhető, hogy az adatok mely napra vonatkoznak. </w:t>
+      </w:r>
+    </w:p>
+    <w:p>
+      <w:proofErr w:type="spellStart"/>
+      <w:r>
+        <w:t>activity_count</w:t>
+      </w:r>
+      <w:proofErr w:type="spellEnd"/>
+      <w:r>
+        <w:t>: Ez a mező az adott naphoz kapcsolódó tevékenységek (</w:t>
+      </w:r>
+      <w:proofErr w:type="spellStart"/>
+      <w:r>
+        <w:t>activities</w:t>
+      </w:r>
+      <w:proofErr w:type="spellEnd"/>
+      <w:r>
+        <w:t xml:space="preserve">) számát tárolja. Ez lehetővé teszi, hogy a felhasználó gyorsan áttekintse, hány aktivitás történt az adott napon. </w:t>
+      </w:r>
+    </w:p>
+    <w:p>
+      <w:proofErr w:type="spellStart"/>
+      <w:r>
+        <w:lastRenderedPageBreak/>
+        <w:t>habit_count</w:t>
+      </w:r>
+      <w:proofErr w:type="spellEnd"/>
+      <w:r>
+        <w:t>: Ez a mező az adott naphoz kapcsolódó szokások (</w:t>
+      </w:r>
+      <w:proofErr w:type="spellStart"/>
+      <w:r>
+        <w:t>habits</w:t>
+      </w:r>
+      <w:proofErr w:type="spellEnd"/>
+      <w:r>
+        <w:t xml:space="preserve">) számát tárolja. Segítségével a felhasználó láthatja, mennyi szokását követte nyomon az adott nap. </w:t>
+      </w:r>
+    </w:p>
+    <w:p>
+      <w:proofErr w:type="spellStart"/>
+      <w:r>
+        <w:t>event_count</w:t>
+      </w:r>
+      <w:proofErr w:type="spellEnd"/>
+      <w:r>
+        <w:t>: Ez a mező az adott naphoz kapcsolódó események (</w:t>
+      </w:r>
+      <w:proofErr w:type="spellStart"/>
+      <w:r>
+        <w:t>events</w:t>
+      </w:r>
+      <w:proofErr w:type="spellEnd"/>
+      <w:r>
+        <w:t xml:space="preserve">) számát tárolja. Ezáltal áttekinthető, hogy hány esemény volt az adott napon. </w:t>
+      </w:r>
+    </w:p>
+    <w:p>
+      <w:pPr>
+        <w:keepNext/>
+        <w:ind w:firstLine="0"/>
+      </w:pPr>
+      <w:r>
+        <w:rPr>
+          <w:noProof/>
+        </w:rPr>
+        <w:drawing>
+          <wp:inline distT="0" distB="0" distL="0" distR="0" wp14:anchorId="65528309" wp14:editId="38889BCD">
+            <wp:extent cx="5219700" cy="402590"/>
+            <wp:effectExtent l="0" t="0" r="0" b="0"/>
+            <wp:docPr id="471702802" name="Kép 14"/>
+            <wp:cNvGraphicFramePr>
+              <a:graphicFrameLocks xmlns:a="http://schemas.openxmlformats.org/drawingml/2006/main" noChangeAspect="1"/>
+            </wp:cNvGraphicFramePr>
+            <a:graphic xmlns:a="http://schemas.openxmlformats.org/drawingml/2006/main">
+              <a:graphicData uri="http://schemas.openxmlformats.org/drawingml/2006/picture">
+                <pic:pic xmlns:pic="http://schemas.openxmlformats.org/drawingml/2006/picture">
+                  <pic:nvPicPr>
+                    <pic:cNvPr id="471702802" name="Kép 471702802"/>
+                    <pic:cNvPicPr/>
+                  </pic:nvPicPr>
+                  <pic:blipFill>
+                    <a:blip r:embed="rId13" cstate="print">
+                      <a:extLst>
+                        <a:ext uri="{28A0092B-C50C-407E-A947-70E740481C1C}">
+                          <a14:useLocalDpi xmlns:a14="http://schemas.microsoft.com/office/drawing/2010/main" val="0"/>
+                        </a:ext>
+                      </a:extLst>
+                    </a:blip>
+                    <a:stretch>
+                      <a:fillRect/>
+                    </a:stretch>
+                  </pic:blipFill>
+                  <pic:spPr>
+                    <a:xfrm>
+                      <a:off x="0" y="0"/>
+                      <a:ext cx="5219700" cy="402590"/>
+                    </a:xfrm>
+                    <a:prstGeom prst="rect">
+                      <a:avLst/>
+                    </a:prstGeom>
+                  </pic:spPr>
+                </pic:pic>
+              </a:graphicData>
+            </a:graphic>
+          </wp:inline>
+        </w:drawing>
+      </w:r>
+    </w:p>
+    <w:p>
+      <w:pPr>
+        <w:pStyle w:val="Kpalrs"/>
+      </w:pPr>
+      <w:r>
+        <w:fldChar w:fldCharType="begin"/>
+      </w:r>
+      <w:r>
+        <w:instrText xml:space="preserve"> SEQ ábra \* ARABIC </w:instrText>
+      </w:r>
+      <w:r>
+        <w:fldChar w:fldCharType="separate"/>
+      </w:r>
+      <w:r>
+        <w:rPr>
+          <w:noProof/>
+        </w:rPr>
+        <w:t>7</w:t>
+      </w:r>
+      <w:r>
+        <w:fldChar w:fldCharType="end"/>
+      </w:r>
+      <w:r>
+        <w:t xml:space="preserve"> </w:t>
+      </w:r>
+      <w:proofErr w:type="spellStart"/>
+      <w:r>
+        <w:t>Overview</w:t>
+      </w:r>
+      <w:proofErr w:type="spellEnd"/>
+      <w:r>
+        <w:t xml:space="preserve"> </w:t>
+      </w:r>
+      <w:proofErr w:type="spellStart"/>
+      <w:r>
+        <w:t>class</w:t>
+      </w:r>
+      <w:proofErr w:type="spellEnd"/>
+      <w:r>
+        <w:t xml:space="preserve"> diagram</w:t>
+      </w:r>
+    </w:p>
+    <w:p>
+      <w:pPr>
+        <w:ind w:firstLine="0"/>
+      </w:pPr>
+    </w:p>
+    <w:p>
+      <w:pPr>
+        <w:pStyle w:val="Cmsor2"/>
+        <w:ind w:firstLine="0"/>
+      </w:pPr>
+      <w:proofErr w:type="spellStart"/>
+      <w:r>
+        <w:t>StatisticRepository</w:t>
+      </w:r>
+      <w:proofErr w:type="spellEnd"/>
+      <w:r>
+        <w:t>:</w:t>
+      </w:r>
+    </w:p>
+    <w:p>
+      <w:r>
+        <w:t xml:space="preserve">Ez a </w:t>
+      </w:r>
+      <w:proofErr w:type="spellStart"/>
+      <w:r>
+        <w:t>repository</w:t>
+      </w:r>
+      <w:proofErr w:type="spellEnd"/>
+      <w:r>
+        <w:t xml:space="preserve"> réteg felelős a statisztikai adatok lekéréséért az adatbázisból. A </w:t>
+      </w:r>
+      <w:proofErr w:type="spellStart"/>
+      <w:r>
+        <w:t>repository</w:t>
+      </w:r>
+      <w:proofErr w:type="spellEnd"/>
+      <w:r>
+        <w:t xml:space="preserve"> közvetlenül kommunikál a </w:t>
+      </w:r>
+      <w:proofErr w:type="spellStart"/>
+      <w:r>
+        <w:t>MySQL</w:t>
+      </w:r>
+      <w:proofErr w:type="spellEnd"/>
+      <w:r>
+        <w:t xml:space="preserve"> adatbázissal, végrehajtja a tárolt eljárásokat és lekérdezéseket, majd visszaadja az eredményeket a service rétegnek.</w:t>
+      </w:r>
+    </w:p>
+    <w:p>
+      <w:pPr>
+        <w:pStyle w:val="Cmsor3"/>
+      </w:pPr>
+      <w:r>
+        <w:t>Függvények:</w:t>
+      </w:r>
+    </w:p>
+    <w:p>
+      <w:proofErr w:type="spellStart"/>
+      <w:r>
+        <w:t>systemStatistic</w:t>
+      </w:r>
+      <w:proofErr w:type="spellEnd"/>
+      <w:r>
+        <w:t>:</w:t>
+      </w:r>
+      <w:r>
+        <w:t xml:space="preserve"> </w:t>
+      </w:r>
+      <w:r>
+        <w:t xml:space="preserve">Ez a függvény azért felel, hogy az alkalmazás teljes rendszerére vonatkozó statisztikai adatokat lekérjük. A </w:t>
+      </w:r>
+      <w:proofErr w:type="spellStart"/>
+      <w:r>
+        <w:t>repository</w:t>
+      </w:r>
+      <w:proofErr w:type="spellEnd"/>
+      <w:r>
+        <w:t xml:space="preserve"> meghívja a </w:t>
+      </w:r>
+      <w:proofErr w:type="spellStart"/>
+      <w:proofErr w:type="gramStart"/>
+      <w:r>
+        <w:t>systemstatistic</w:t>
+      </w:r>
+      <w:proofErr w:type="spellEnd"/>
+      <w:r>
+        <w:t>(</w:t>
+      </w:r>
+      <w:proofErr w:type="gramEnd"/>
+      <w:r>
+        <w:t xml:space="preserve">) tárolt eljárást az adatbázisban, majd az adatbázis visszaküldi a statisztikákat, amelyek tartalmazzák a rendszer különböző összesített adatait. Ezek az adatok lehetnek például összes felhasználó, összes esemény vagy összes aktivitás számadatok, amelyek segítségével a rendszergazda vagy a </w:t>
+      </w:r>
+      <w:proofErr w:type="spellStart"/>
+      <w:r>
+        <w:t>dashboard</w:t>
+      </w:r>
+      <w:proofErr w:type="spellEnd"/>
+      <w:r>
+        <w:t xml:space="preserve"> áttekintést kaphat az alkalmazás állapotáról. </w:t>
+      </w:r>
+    </w:p>
+    <w:p>
+      <w:proofErr w:type="spellStart"/>
+      <w:r>
+        <w:t>profileStatistic</w:t>
+      </w:r>
+      <w:proofErr w:type="spellEnd"/>
+      <w:r>
+        <w:t>:</w:t>
+      </w:r>
+      <w:r>
+        <w:t xml:space="preserve"> </w:t>
+      </w:r>
+      <w:r>
+        <w:t xml:space="preserve">Ez a függvény azért felel, hogy a felhasználó profiljára vonatkozó statisztikákat lekérjük. A </w:t>
+      </w:r>
+      <w:proofErr w:type="spellStart"/>
+      <w:r>
+        <w:t>repository</w:t>
+      </w:r>
+      <w:proofErr w:type="spellEnd"/>
+      <w:r>
+        <w:t xml:space="preserve"> meghívja a </w:t>
+      </w:r>
+      <w:proofErr w:type="spellStart"/>
+      <w:r>
+        <w:t>profile_statistic</w:t>
+      </w:r>
+      <w:proofErr w:type="spellEnd"/>
+      <w:r>
+        <w:t>(?) tárolt eljárást, átadva a felhasználó azonosítóját (</w:t>
+      </w:r>
+      <w:proofErr w:type="spellStart"/>
+      <w:r>
+        <w:t>user_id</w:t>
+      </w:r>
+      <w:proofErr w:type="spellEnd"/>
+      <w:r>
+        <w:t>). Az adatbázis visszaküldi a felhasználóra vonatkozó adatokat, például aktivitások, szokások, események számát, vagy egyéb profil-specifikus statisztikákat. Így a felhasználó a saját tevékenységeiről kaphat összesített információt.</w:t>
+      </w:r>
+    </w:p>
+    <w:p>
+      <w:pPr>
+        <w:ind w:firstLine="0"/>
+      </w:pPr>
+    </w:p>
+    <w:p>
+      <w:pPr>
+        <w:pStyle w:val="Cmsor2"/>
+        <w:ind w:firstLine="0"/>
+      </w:pPr>
+      <w:proofErr w:type="spellStart"/>
+      <w:r>
+        <w:lastRenderedPageBreak/>
+        <w:t>StatisticService</w:t>
+      </w:r>
+      <w:proofErr w:type="spellEnd"/>
+      <w:r>
+        <w:t>:</w:t>
+      </w:r>
+    </w:p>
+    <w:p>
+      <w:r>
+        <w:t xml:space="preserve">Ez a service réteg felelős a statisztikai adatok lekéréséért és az üzleti logika kezeléséért. A service a </w:t>
+      </w:r>
+      <w:proofErr w:type="spellStart"/>
+      <w:r>
+        <w:t>repository-ra</w:t>
+      </w:r>
+      <w:proofErr w:type="spellEnd"/>
+      <w:r>
+        <w:t xml:space="preserve"> támaszkodik az adatbázis-műveletekhez, és egyszerűen visszaadja az adatokat a </w:t>
+      </w:r>
+      <w:proofErr w:type="spellStart"/>
+      <w:r>
+        <w:t>controller</w:t>
+      </w:r>
+      <w:proofErr w:type="spellEnd"/>
+      <w:r>
+        <w:t xml:space="preserve"> rétegnek.</w:t>
+      </w:r>
+    </w:p>
+    <w:p>
+      <w:pPr>
+        <w:pStyle w:val="Cmsor3"/>
+      </w:pPr>
+      <w:r>
+        <w:t>Függvények:</w:t>
+      </w:r>
+    </w:p>
+    <w:p>
+      <w:proofErr w:type="spellStart"/>
+      <w:r>
+        <w:t>systemStatistic</w:t>
+      </w:r>
+      <w:proofErr w:type="spellEnd"/>
+      <w:r>
+        <w:rPr>
+          <w:b/>
+          <w:bCs/>
+        </w:rPr>
+        <w:t>:</w:t>
+      </w:r>
+      <w:r>
+        <w:t xml:space="preserve"> </w:t>
+      </w:r>
+      <w:r>
+        <w:t xml:space="preserve">A függvény a </w:t>
+      </w:r>
+      <w:proofErr w:type="spellStart"/>
+      <w:r>
+        <w:t>repository</w:t>
+      </w:r>
+      <w:proofErr w:type="spellEnd"/>
+      <w:r>
+        <w:t xml:space="preserve"> </w:t>
+      </w:r>
+      <w:proofErr w:type="spellStart"/>
+      <w:proofErr w:type="gramStart"/>
+      <w:r>
+        <w:t>systemStatistic</w:t>
+      </w:r>
+      <w:proofErr w:type="spellEnd"/>
+      <w:r>
+        <w:t>(</w:t>
+      </w:r>
+      <w:proofErr w:type="gramEnd"/>
+      <w:r>
+        <w:t xml:space="preserve">) metódusát hívja meg, és visszaadja a rendszer statisztikáit a </w:t>
+      </w:r>
+      <w:proofErr w:type="spellStart"/>
+      <w:r>
+        <w:t>controllernek</w:t>
+      </w:r>
+      <w:proofErr w:type="spellEnd"/>
+      <w:r>
+        <w:t xml:space="preserve">. A service réteg nem végez további ellenőrzést, egyszerűen továbbítja az adatokat. </w:t>
+      </w:r>
+    </w:p>
+    <w:p>
+      <w:proofErr w:type="spellStart"/>
+      <w:r>
+        <w:t>profileStatistic</w:t>
+      </w:r>
+      <w:proofErr w:type="spellEnd"/>
+      <w:r>
+        <w:rPr>
+          <w:b/>
+          <w:bCs/>
+        </w:rPr>
+        <w:t>:</w:t>
+      </w:r>
+      <w:r>
+        <w:t xml:space="preserve"> </w:t>
+      </w:r>
+      <w:r>
+        <w:t xml:space="preserve">A függvény a </w:t>
+      </w:r>
+      <w:proofErr w:type="spellStart"/>
+      <w:r>
+        <w:t>repository</w:t>
+      </w:r>
+      <w:proofErr w:type="spellEnd"/>
+      <w:r>
+        <w:t xml:space="preserve"> </w:t>
+      </w:r>
+      <w:proofErr w:type="spellStart"/>
+      <w:r>
+        <w:t>profileStatistic</w:t>
+      </w:r>
+      <w:proofErr w:type="spellEnd"/>
+      <w:r>
+        <w:t>(</w:t>
+      </w:r>
+      <w:proofErr w:type="spellStart"/>
+      <w:r>
+        <w:t>user_id</w:t>
+      </w:r>
+      <w:proofErr w:type="spellEnd"/>
+      <w:r>
+        <w:t xml:space="preserve">) metódusát hívja meg, és visszaadja a felhasználó profiljára vonatkozó statisztikai adatokat. Ha a </w:t>
+      </w:r>
+      <w:proofErr w:type="spellStart"/>
+      <w:r>
+        <w:t>repository</w:t>
+      </w:r>
+      <w:proofErr w:type="spellEnd"/>
+      <w:r>
+        <w:t xml:space="preserve"> üres tömböt ad vissza, a service hibát jelezhet a </w:t>
+      </w:r>
+      <w:proofErr w:type="spellStart"/>
+      <w:r>
+        <w:t>controller</w:t>
+      </w:r>
+      <w:proofErr w:type="spellEnd"/>
+      <w:r>
+        <w:t xml:space="preserve"> felé, biztosítva, hogy a felhasználó értesüljön, ha nincsenek statisztikák.</w:t>
+      </w:r>
+    </w:p>
+    <w:p>
+      <w:pPr>
+        <w:ind w:firstLine="0"/>
+      </w:pPr>
+    </w:p>
+    <w:p>
+      <w:pPr>
+        <w:pStyle w:val="Cmsor2"/>
+        <w:ind w:firstLine="0"/>
+      </w:pPr>
+      <w:proofErr w:type="spellStart"/>
+      <w:r>
+        <w:t>StatisticController</w:t>
+      </w:r>
+      <w:proofErr w:type="spellEnd"/>
+    </w:p>
+    <w:p>
+      <w:r>
+        <w:t xml:space="preserve">Ez a </w:t>
+      </w:r>
+      <w:proofErr w:type="spellStart"/>
+      <w:r>
+        <w:t>controller</w:t>
+      </w:r>
+      <w:proofErr w:type="spellEnd"/>
+      <w:r>
+        <w:t xml:space="preserve"> réteg felelős a statisztikai adatok HTTP kéréseinek kezeléséért. A </w:t>
+      </w:r>
+      <w:proofErr w:type="spellStart"/>
+      <w:r>
+        <w:t>controller</w:t>
+      </w:r>
+      <w:proofErr w:type="spellEnd"/>
+      <w:r>
+        <w:t xml:space="preserve"> a service rétegre támaszkodik az adatok lekéréséhez, majd a kapott eredményt visszaküldi a kliensnek JSON formátumban. A </w:t>
+      </w:r>
+      <w:proofErr w:type="spellStart"/>
+      <w:r>
+        <w:t>controller</w:t>
+      </w:r>
+      <w:proofErr w:type="spellEnd"/>
+      <w:r>
+        <w:t xml:space="preserve"> nem végez üzleti logikát, csupán a kérések feldolgozását és a válaszok küldését végzi.</w:t>
+      </w:r>
+    </w:p>
+    <w:p>
+      <w:pPr>
+        <w:pStyle w:val="Cmsor3"/>
+      </w:pPr>
+      <w:r>
+        <w:t>Függvények:</w:t>
+      </w:r>
+    </w:p>
+    <w:p>
+      <w:proofErr w:type="spellStart"/>
+      <w:r>
+        <w:t>systemStatistic</w:t>
+      </w:r>
+      <w:proofErr w:type="spellEnd"/>
+      <w:r>
+        <w:t xml:space="preserve">: </w:t>
+      </w:r>
+      <w:r>
+        <w:t xml:space="preserve">Lekéri az alkalmazás teljes rendszerére vonatkozó statisztikai adatokat a service rétegen keresztül. A service által visszaadott adatokat JSON formátumban küldi vissza a kliensnek. Hibás lekérés vagy hiba esetén a megfelelő HTTP státusz kóddal és hibaüzenettel reagál. </w:t>
+      </w:r>
+    </w:p>
+    <w:p>
+      <w:proofErr w:type="spellStart"/>
+      <w:r>
+        <w:t>profileStatistic</w:t>
+      </w:r>
+      <w:proofErr w:type="spellEnd"/>
+      <w:r>
+        <w:t xml:space="preserve">: </w:t>
+      </w:r>
+      <w:r>
+        <w:t xml:space="preserve">Lekéri a bejelentkezett felhasználó profiljára vonatkozó statisztikákat a service segítségével. A JSON formátumban visszaküldött adatokat a kliens kapja meg. Hibás lekérés vagy hiányzó adat esetén a </w:t>
+      </w:r>
+      <w:proofErr w:type="spellStart"/>
+      <w:r>
+        <w:t>controller</w:t>
+      </w:r>
+      <w:proofErr w:type="spellEnd"/>
+      <w:r>
+        <w:t xml:space="preserve"> a megfelelő státusz kóddal és üzenettel reagál. </w:t>
+      </w:r>
+    </w:p>
+    <w:p>
+      <w:proofErr w:type="spellStart"/>
+      <w:r>
+        <w:lastRenderedPageBreak/>
+        <w:t>userProfileStatistic</w:t>
+      </w:r>
+      <w:proofErr w:type="spellEnd"/>
+      <w:r>
+        <w:t xml:space="preserve">: </w:t>
+      </w:r>
+      <w:r>
+        <w:t xml:space="preserve">Lekéri egy adott felhasználó profilstatisztikáit a service réteg segítségével. A JSON formátumban visszaadott adatok a klienshez jutnak. Hibás lekérés vagy hiányzó adat esetén a </w:t>
+      </w:r>
+      <w:proofErr w:type="spellStart"/>
+      <w:r>
+        <w:t>controller</w:t>
+      </w:r>
+      <w:proofErr w:type="spellEnd"/>
+      <w:r>
+        <w:t xml:space="preserve"> megfelelő HTTP státusz kóddal és üzenettel reagál.</w:t>
+      </w:r>
+    </w:p>
+    <w:p>
+      <w:pPr>
+        <w:ind w:firstLine="0"/>
+      </w:pPr>
+    </w:p>
+    <w:p>
+      <w:pPr>
+        <w:pStyle w:val="Cmsor2"/>
+        <w:ind w:firstLine="0"/>
+      </w:pPr>
+      <w:proofErr w:type="spellStart"/>
+      <w:r>
+        <w:t>ISystemStatistic</w:t>
+      </w:r>
+      <w:proofErr w:type="spellEnd"/>
+    </w:p>
+    <w:p>
+      <w:r>
+        <w:t xml:space="preserve">Ez a modell az alkalmazás teljes rendszerére vonatkozó statisztikai adatokat reprezentálja. Az objektum tartalmazza az összes felhasználó számát, az aznapi aktivitások számát, az összes aktivitást és az összes szokást. Ezt az adatot a </w:t>
+      </w:r>
+      <w:proofErr w:type="spellStart"/>
+      <w:r>
+        <w:t>dashboard</w:t>
+      </w:r>
+      <w:proofErr w:type="spellEnd"/>
+      <w:r>
+        <w:t xml:space="preserve"> vagy a rendszergazdák használhatják a rendszer áttekintésére.</w:t>
+      </w:r>
+    </w:p>
+    <w:p/>
+    <w:p>
+      <w:pPr>
+        <w:pStyle w:val="Cmsor3"/>
+      </w:pPr>
+      <w:r>
+        <w:t>Mezők:</w:t>
+      </w:r>
+    </w:p>
+    <w:p>
+      <w:proofErr w:type="spellStart"/>
+      <w:r>
+        <w:t>total_users</w:t>
+      </w:r>
+      <w:proofErr w:type="spellEnd"/>
+      <w:r>
+        <w:t>:</w:t>
+      </w:r>
+      <w:r>
+        <w:t xml:space="preserve"> Az összes felhasználó száma. </w:t>
+      </w:r>
+    </w:p>
+    <w:p>
+      <w:proofErr w:type="spellStart"/>
+      <w:r>
+        <w:t>total_activity_today</w:t>
+      </w:r>
+      <w:proofErr w:type="spellEnd"/>
+      <w:r>
+        <w:t xml:space="preserve">: </w:t>
+      </w:r>
+      <w:r>
+        <w:t xml:space="preserve">Az aznapi aktivitások száma. </w:t>
+      </w:r>
+    </w:p>
+    <w:p>
+      <w:proofErr w:type="spellStart"/>
+      <w:r>
+        <w:t>total_activity</w:t>
+      </w:r>
+      <w:proofErr w:type="spellEnd"/>
+      <w:r>
+        <w:t>:</w:t>
+      </w:r>
+      <w:r>
+        <w:t xml:space="preserve"> Az összes aktivitás összesített száma. </w:t>
+      </w:r>
+    </w:p>
+    <w:p>
+      <w:proofErr w:type="spellStart"/>
+      <w:r>
+        <w:t>total_habits</w:t>
+      </w:r>
+      <w:proofErr w:type="spellEnd"/>
+      <w:r>
+        <w:t xml:space="preserve">: </w:t>
+      </w:r>
+      <w:r>
+        <w:t xml:space="preserve">Az összes szokás összesített száma. </w:t>
+      </w:r>
+    </w:p>
+    <w:p>
+      <w:pPr>
+        <w:ind w:left="360" w:firstLine="0"/>
+      </w:pPr>
+    </w:p>
+    <w:p>
+      <w:pPr>
+        <w:pStyle w:val="Cmsor2"/>
+        <w:ind w:firstLine="0"/>
+      </w:pPr>
+      <w:proofErr w:type="spellStart"/>
+      <w:r>
+        <w:t>IProfileStats</w:t>
+      </w:r>
+      <w:proofErr w:type="spellEnd"/>
+    </w:p>
+    <w:p>
+      <w:r>
+        <w:t>Ez a modell egy felhasználó profiljára vonatkozó statisztikákat reprezentálja. Tartalmazza a felhasználó tevékenységeinek és eseményeinek különböző összesített adatait, a feladatok nehézségi szintje szerinti bontást és a heti teljesítést.</w:t>
+      </w:r>
+    </w:p>
+    <w:p>
+      <w:pPr>
+        <w:pStyle w:val="Cmsor3"/>
+      </w:pPr>
+      <w:r>
+        <w:t>Mezők:</w:t>
+      </w:r>
+    </w:p>
+    <w:p>
+      <w:proofErr w:type="spellStart"/>
+      <w:r>
+        <w:t>total_activity</w:t>
+      </w:r>
+      <w:proofErr w:type="spellEnd"/>
+      <w:r>
+        <w:t xml:space="preserve">: </w:t>
+      </w:r>
+      <w:r>
+        <w:t xml:space="preserve">Az összes aktivitás száma a profilban. </w:t>
+      </w:r>
+    </w:p>
+    <w:p>
+      <w:proofErr w:type="spellStart"/>
+      <w:r>
+        <w:t>completed</w:t>
+      </w:r>
+      <w:proofErr w:type="spellEnd"/>
+      <w:r>
+        <w:t xml:space="preserve">: </w:t>
+      </w:r>
+      <w:r>
+        <w:t xml:space="preserve">A befejezett aktivitások száma. </w:t>
+      </w:r>
+    </w:p>
+    <w:p>
+      <w:proofErr w:type="spellStart"/>
+      <w:r>
+        <w:t>daily_tasks_count</w:t>
+      </w:r>
+      <w:proofErr w:type="spellEnd"/>
+      <w:r>
+        <w:t xml:space="preserve">: </w:t>
+      </w:r>
+      <w:r>
+        <w:t xml:space="preserve">Napi feladatok száma. </w:t>
+      </w:r>
+    </w:p>
+    <w:p>
+      <w:proofErr w:type="spellStart"/>
+      <w:r>
+        <w:lastRenderedPageBreak/>
+        <w:t>monthly_events_count</w:t>
+      </w:r>
+      <w:proofErr w:type="spellEnd"/>
+      <w:r>
+        <w:t xml:space="preserve">: </w:t>
+      </w:r>
+      <w:r>
+        <w:t xml:space="preserve">Havi események száma. </w:t>
+      </w:r>
+    </w:p>
+    <w:p>
+      <w:proofErr w:type="spellStart"/>
+      <w:r>
+        <w:t>hard_tasks</w:t>
+      </w:r>
+      <w:proofErr w:type="spellEnd"/>
+      <w:r>
+        <w:t xml:space="preserve">: </w:t>
+      </w:r>
+      <w:r>
+        <w:t xml:space="preserve">Nehéz feladatok száma. </w:t>
+      </w:r>
+    </w:p>
+    <w:p>
+      <w:proofErr w:type="spellStart"/>
+      <w:r>
+        <w:t>middle_tasks</w:t>
+      </w:r>
+      <w:proofErr w:type="spellEnd"/>
+      <w:r>
+        <w:t xml:space="preserve">: </w:t>
+      </w:r>
+      <w:r>
+        <w:t xml:space="preserve">Közepes nehézségű feladatok száma. </w:t>
+      </w:r>
+    </w:p>
+    <w:p>
+      <w:proofErr w:type="spellStart"/>
+      <w:r>
+        <w:t>easy_tasks</w:t>
+      </w:r>
+      <w:proofErr w:type="spellEnd"/>
+      <w:r>
+        <w:t xml:space="preserve">: </w:t>
+      </w:r>
+      <w:r>
+        <w:t xml:space="preserve">Könnyű feladatok száma. </w:t>
+      </w:r>
+    </w:p>
+    <w:p>
+      <w:proofErr w:type="spellStart"/>
+      <w:r>
+        <w:t>weekly_tasks</w:t>
+      </w:r>
+      <w:proofErr w:type="spellEnd"/>
+      <w:r>
+        <w:t xml:space="preserve">: </w:t>
+      </w:r>
+      <w:r>
+        <w:t xml:space="preserve">Heti feladatok száma. </w:t>
+      </w:r>
+    </w:p>
+    <w:p>
+      <w:proofErr w:type="spellStart"/>
+      <w:r>
+        <w:t>weekly_tasks_completed</w:t>
+      </w:r>
+      <w:proofErr w:type="spellEnd"/>
+      <w:r>
+        <w:t xml:space="preserve">: </w:t>
+      </w:r>
+      <w:r>
+        <w:t>Heti teljesített feladatok száma.</w:t>
+      </w:r>
+    </w:p>
+    <w:p>
+      <w:pPr>
+        <w:keepNext/>
+        <w:ind w:firstLine="0"/>
+      </w:pPr>
+      <w:r>
+        <w:rPr>
+          <w:noProof/>
+        </w:rPr>
+        <w:drawing>
+          <wp:inline distT="0" distB="0" distL="0" distR="0" wp14:anchorId="5161DED7" wp14:editId="25653AF0">
+            <wp:extent cx="5219700" cy="1489710"/>
+            <wp:effectExtent l="0" t="0" r="0" b="0"/>
+            <wp:docPr id="1866046377" name="Kép 15"/>
+            <wp:cNvGraphicFramePr>
+              <a:graphicFrameLocks xmlns:a="http://schemas.openxmlformats.org/drawingml/2006/main" noChangeAspect="1"/>
+            </wp:cNvGraphicFramePr>
+            <a:graphic xmlns:a="http://schemas.openxmlformats.org/drawingml/2006/main">
+              <a:graphicData uri="http://schemas.openxmlformats.org/drawingml/2006/picture">
+                <pic:pic xmlns:pic="http://schemas.openxmlformats.org/drawingml/2006/picture">
+                  <pic:nvPicPr>
+                    <pic:cNvPr id="1866046377" name="Kép 1866046377"/>
+                    <pic:cNvPicPr/>
+                  </pic:nvPicPr>
+                  <pic:blipFill>
+                    <a:blip r:embed="rId14" cstate="print">
+                      <a:extLst>
+                        <a:ext uri="{28A0092B-C50C-407E-A947-70E740481C1C}">
+                          <a14:useLocalDpi xmlns:a14="http://schemas.microsoft.com/office/drawing/2010/main" val="0"/>
+                        </a:ext>
+                      </a:extLst>
+                    </a:blip>
+                    <a:stretch>
+                      <a:fillRect/>
+                    </a:stretch>
+                  </pic:blipFill>
+                  <pic:spPr>
+                    <a:xfrm>
+                      <a:off x="0" y="0"/>
+                      <a:ext cx="5219700" cy="1489710"/>
+                    </a:xfrm>
+                    <a:prstGeom prst="rect">
+                      <a:avLst/>
+                    </a:prstGeom>
+                  </pic:spPr>
+                </pic:pic>
+              </a:graphicData>
+            </a:graphic>
+          </wp:inline>
+        </w:drawing>
+      </w:r>
+    </w:p>
+    <w:p>
+      <w:pPr>
+        <w:pStyle w:val="Kpalrs"/>
+      </w:pPr>
+      <w:r>
+        <w:fldChar w:fldCharType="begin"/>
+      </w:r>
+      <w:r>
+        <w:instrText xml:space="preserve"> SEQ ábra \* ARABIC </w:instrText>
+      </w:r>
+      <w:r>
+        <w:fldChar w:fldCharType="separate"/>
+      </w:r>
+      <w:r>
+        <w:rPr>
+          <w:noProof/>
+        </w:rPr>
+        <w:t>8</w:t>
+      </w:r>
+      <w:r>
+        <w:fldChar w:fldCharType="end"/>
+      </w:r>
+      <w:r>
+        <w:t xml:space="preserve"> </w:t>
+      </w:r>
+      <w:proofErr w:type="spellStart"/>
+      <w:r>
+        <w:t>Statistic</w:t>
+      </w:r>
+      <w:proofErr w:type="spellEnd"/>
+      <w:r>
+        <w:t xml:space="preserve"> </w:t>
+      </w:r>
+      <w:proofErr w:type="spellStart"/>
+      <w:r>
+        <w:t>class</w:t>
+      </w:r>
+      <w:proofErr w:type="spellEnd"/>
+      <w:r>
+        <w:t xml:space="preserve"> diagram</w:t>
+      </w:r>
+    </w:p>
     <w:sectPr>
       <w:pgSz w:w="11906" w:h="16838"/>
       <w:pgMar w:top="1418" w:right="1418" w:bottom="1418" w:left="2268" w:header="709" w:footer="709" w:gutter="0"/>
@@ -1014,6 +6455,4267 @@
     </w:p>
   </w:footnote>
 </w:footnotes>
+</file>
+
+<file path=word/numbering.xml><?xml version="1.0" encoding="utf-8"?>
+<w:numbering xmlns:wpc="http://schemas.microsoft.com/office/word/2010/wordprocessingCanvas" xmlns:cx="http://schemas.microsoft.com/office/drawing/2014/chartex" xmlns:cx1="http://schemas.microsoft.com/office/drawing/2015/9/8/chartex" xmlns:cx2="http://schemas.microsoft.com/office/drawing/2015/10/21/chartex" xmlns:cx3="http://schemas.microsoft.com/office/drawing/2016/5/9/chartex" xmlns:cx4="http://schemas.microsoft.com/office/drawing/2016/5/10/chartex" xmlns:cx5="http://schemas.microsoft.com/office/drawing/2016/5/11/chartex" xmlns:cx6="http://schemas.microsoft.com/office/drawing/2016/5/12/chartex" xmlns:cx7="http://schemas.microsoft.com/office/drawing/2016/5/13/chartex" xmlns:cx8="http://schemas.microsoft.com/office/drawing/2016/5/14/chartex" xmlns:mc="http://schemas.openxmlformats.org/markup-compatibility/2006" xmlns:aink="http://schemas.microsoft.com/office/drawing/2016/ink" xmlns:am3d="http://schemas.microsoft.com/office/drawing/2017/model3d" xmlns:o="urn:schemas-microsoft-com:office:office" xmlns:oel="http://schemas.microsoft.com/office/2019/extlst" xmlns:r="http://schemas.openxmlformats.org/officeDocument/2006/relationships" xmlns:m="http://schemas.openxmlformats.org/officeDocument/2006/math" xmlns:v="urn:schemas-microsoft-com:vml" xmlns:wp14="http://schemas.microsoft.com/office/word/2010/wordprocessingDrawing" xmlns:wp="http://schemas.openxmlformats.org/drawingml/2006/wordprocessingDrawing" xmlns:w10="urn:schemas-microsoft-com:office:word" xmlns:w="http://schemas.openxmlformats.org/wordprocessingml/2006/main" xmlns:w14="http://schemas.microsoft.com/office/word/2010/wordml" xmlns:w15="http://schemas.microsoft.com/office/word/2012/wordml" xmlns:w16cex="http://schemas.microsoft.com/office/word/2018/wordml/cex" xmlns:w16cid="http://schemas.microsoft.com/office/word/2016/wordml/cid" xmlns:w16="http://schemas.microsoft.com/office/word/2018/wordml" xmlns:w16du="http://schemas.microsoft.com/office/word/2023/wordml/word16du" xmlns:w16sdtdh="http://schemas.microsoft.com/office/word/2020/wordml/sdtdatahash" xmlns:w16sdtfl="http://schemas.microsoft.com/office/word/2024/wordml/sdtformatlock" xmlns:w16se="http://schemas.microsoft.com/office/word/2015/wordml/symex" xmlns:wpg="http://schemas.microsoft.com/office/word/2010/wordprocessingGroup" xmlns:wpi="http://schemas.microsoft.com/office/word/2010/wordprocessingInk" xmlns:wne="http://schemas.microsoft.com/office/word/2006/wordml" xmlns:wps="http://schemas.microsoft.com/office/word/2010/wordprocessingShape" mc:Ignorable="w14 w15 w16se w16cid w16 w16cex w16sdtdh w16sdtfl w16du wp14">
+  <w:abstractNum w:abstractNumId="0" w15:restartNumberingAfterBreak="0">
+    <w:nsid w:val="067A2087"/>
+    <w:multiLevelType w:val="multilevel"/>
+    <w:tmpl w:val="4C26B158"/>
+    <w:lvl w:ilvl="0">
+      <w:start w:val="1"/>
+      <w:numFmt w:val="bullet"/>
+      <w:lvlText w:val=""/>
+      <w:lvlJc w:val="left"/>
+      <w:pPr>
+        <w:tabs>
+          <w:tab w:val="num" w:pos="720"/>
+        </w:tabs>
+        <w:ind w:left="720" w:hanging="360"/>
+      </w:pPr>
+      <w:rPr>
+        <w:rFonts w:ascii="Symbol" w:hAnsi="Symbol" w:hint="default"/>
+        <w:sz w:val="20"/>
+      </w:rPr>
+    </w:lvl>
+    <w:lvl w:ilvl="1" w:tentative="1">
+      <w:start w:val="1"/>
+      <w:numFmt w:val="bullet"/>
+      <w:lvlText w:val="o"/>
+      <w:lvlJc w:val="left"/>
+      <w:pPr>
+        <w:tabs>
+          <w:tab w:val="num" w:pos="1440"/>
+        </w:tabs>
+        <w:ind w:left="1440" w:hanging="360"/>
+      </w:pPr>
+      <w:rPr>
+        <w:rFonts w:ascii="Courier New" w:hAnsi="Courier New" w:hint="default"/>
+        <w:sz w:val="20"/>
+      </w:rPr>
+    </w:lvl>
+    <w:lvl w:ilvl="2" w:tentative="1">
+      <w:start w:val="1"/>
+      <w:numFmt w:val="bullet"/>
+      <w:lvlText w:val=""/>
+      <w:lvlJc w:val="left"/>
+      <w:pPr>
+        <w:tabs>
+          <w:tab w:val="num" w:pos="2160"/>
+        </w:tabs>
+        <w:ind w:left="2160" w:hanging="360"/>
+      </w:pPr>
+      <w:rPr>
+        <w:rFonts w:ascii="Wingdings" w:hAnsi="Wingdings" w:hint="default"/>
+        <w:sz w:val="20"/>
+      </w:rPr>
+    </w:lvl>
+    <w:lvl w:ilvl="3" w:tentative="1">
+      <w:start w:val="1"/>
+      <w:numFmt w:val="bullet"/>
+      <w:lvlText w:val=""/>
+      <w:lvlJc w:val="left"/>
+      <w:pPr>
+        <w:tabs>
+          <w:tab w:val="num" w:pos="2880"/>
+        </w:tabs>
+        <w:ind w:left="2880" w:hanging="360"/>
+      </w:pPr>
+      <w:rPr>
+        <w:rFonts w:ascii="Wingdings" w:hAnsi="Wingdings" w:hint="default"/>
+        <w:sz w:val="20"/>
+      </w:rPr>
+    </w:lvl>
+    <w:lvl w:ilvl="4" w:tentative="1">
+      <w:start w:val="1"/>
+      <w:numFmt w:val="bullet"/>
+      <w:lvlText w:val=""/>
+      <w:lvlJc w:val="left"/>
+      <w:pPr>
+        <w:tabs>
+          <w:tab w:val="num" w:pos="3600"/>
+        </w:tabs>
+        <w:ind w:left="3600" w:hanging="360"/>
+      </w:pPr>
+      <w:rPr>
+        <w:rFonts w:ascii="Wingdings" w:hAnsi="Wingdings" w:hint="default"/>
+        <w:sz w:val="20"/>
+      </w:rPr>
+    </w:lvl>
+    <w:lvl w:ilvl="5" w:tentative="1">
+      <w:start w:val="1"/>
+      <w:numFmt w:val="bullet"/>
+      <w:lvlText w:val=""/>
+      <w:lvlJc w:val="left"/>
+      <w:pPr>
+        <w:tabs>
+          <w:tab w:val="num" w:pos="4320"/>
+        </w:tabs>
+        <w:ind w:left="4320" w:hanging="360"/>
+      </w:pPr>
+      <w:rPr>
+        <w:rFonts w:ascii="Wingdings" w:hAnsi="Wingdings" w:hint="default"/>
+        <w:sz w:val="20"/>
+      </w:rPr>
+    </w:lvl>
+    <w:lvl w:ilvl="6" w:tentative="1">
+      <w:start w:val="1"/>
+      <w:numFmt w:val="bullet"/>
+      <w:lvlText w:val=""/>
+      <w:lvlJc w:val="left"/>
+      <w:pPr>
+        <w:tabs>
+          <w:tab w:val="num" w:pos="5040"/>
+        </w:tabs>
+        <w:ind w:left="5040" w:hanging="360"/>
+      </w:pPr>
+      <w:rPr>
+        <w:rFonts w:ascii="Wingdings" w:hAnsi="Wingdings" w:hint="default"/>
+        <w:sz w:val="20"/>
+      </w:rPr>
+    </w:lvl>
+    <w:lvl w:ilvl="7" w:tentative="1">
+      <w:start w:val="1"/>
+      <w:numFmt w:val="bullet"/>
+      <w:lvlText w:val=""/>
+      <w:lvlJc w:val="left"/>
+      <w:pPr>
+        <w:tabs>
+          <w:tab w:val="num" w:pos="5760"/>
+        </w:tabs>
+        <w:ind w:left="5760" w:hanging="360"/>
+      </w:pPr>
+      <w:rPr>
+        <w:rFonts w:ascii="Wingdings" w:hAnsi="Wingdings" w:hint="default"/>
+        <w:sz w:val="20"/>
+      </w:rPr>
+    </w:lvl>
+    <w:lvl w:ilvl="8" w:tentative="1">
+      <w:start w:val="1"/>
+      <w:numFmt w:val="bullet"/>
+      <w:lvlText w:val=""/>
+      <w:lvlJc w:val="left"/>
+      <w:pPr>
+        <w:tabs>
+          <w:tab w:val="num" w:pos="6480"/>
+        </w:tabs>
+        <w:ind w:left="6480" w:hanging="360"/>
+      </w:pPr>
+      <w:rPr>
+        <w:rFonts w:ascii="Wingdings" w:hAnsi="Wingdings" w:hint="default"/>
+        <w:sz w:val="20"/>
+      </w:rPr>
+    </w:lvl>
+  </w:abstractNum>
+  <w:abstractNum w:abstractNumId="1" w15:restartNumberingAfterBreak="0">
+    <w:nsid w:val="08C8107E"/>
+    <w:multiLevelType w:val="multilevel"/>
+    <w:tmpl w:val="B498ACEC"/>
+    <w:lvl w:ilvl="0">
+      <w:start w:val="1"/>
+      <w:numFmt w:val="bullet"/>
+      <w:lvlText w:val=""/>
+      <w:lvlJc w:val="left"/>
+      <w:pPr>
+        <w:tabs>
+          <w:tab w:val="num" w:pos="720"/>
+        </w:tabs>
+        <w:ind w:left="720" w:hanging="360"/>
+      </w:pPr>
+      <w:rPr>
+        <w:rFonts w:ascii="Symbol" w:hAnsi="Symbol" w:hint="default"/>
+        <w:sz w:val="20"/>
+      </w:rPr>
+    </w:lvl>
+    <w:lvl w:ilvl="1" w:tentative="1">
+      <w:start w:val="1"/>
+      <w:numFmt w:val="bullet"/>
+      <w:lvlText w:val="o"/>
+      <w:lvlJc w:val="left"/>
+      <w:pPr>
+        <w:tabs>
+          <w:tab w:val="num" w:pos="1440"/>
+        </w:tabs>
+        <w:ind w:left="1440" w:hanging="360"/>
+      </w:pPr>
+      <w:rPr>
+        <w:rFonts w:ascii="Courier New" w:hAnsi="Courier New" w:hint="default"/>
+        <w:sz w:val="20"/>
+      </w:rPr>
+    </w:lvl>
+    <w:lvl w:ilvl="2" w:tentative="1">
+      <w:start w:val="1"/>
+      <w:numFmt w:val="bullet"/>
+      <w:lvlText w:val=""/>
+      <w:lvlJc w:val="left"/>
+      <w:pPr>
+        <w:tabs>
+          <w:tab w:val="num" w:pos="2160"/>
+        </w:tabs>
+        <w:ind w:left="2160" w:hanging="360"/>
+      </w:pPr>
+      <w:rPr>
+        <w:rFonts w:ascii="Wingdings" w:hAnsi="Wingdings" w:hint="default"/>
+        <w:sz w:val="20"/>
+      </w:rPr>
+    </w:lvl>
+    <w:lvl w:ilvl="3" w:tentative="1">
+      <w:start w:val="1"/>
+      <w:numFmt w:val="bullet"/>
+      <w:lvlText w:val=""/>
+      <w:lvlJc w:val="left"/>
+      <w:pPr>
+        <w:tabs>
+          <w:tab w:val="num" w:pos="2880"/>
+        </w:tabs>
+        <w:ind w:left="2880" w:hanging="360"/>
+      </w:pPr>
+      <w:rPr>
+        <w:rFonts w:ascii="Wingdings" w:hAnsi="Wingdings" w:hint="default"/>
+        <w:sz w:val="20"/>
+      </w:rPr>
+    </w:lvl>
+    <w:lvl w:ilvl="4" w:tentative="1">
+      <w:start w:val="1"/>
+      <w:numFmt w:val="bullet"/>
+      <w:lvlText w:val=""/>
+      <w:lvlJc w:val="left"/>
+      <w:pPr>
+        <w:tabs>
+          <w:tab w:val="num" w:pos="3600"/>
+        </w:tabs>
+        <w:ind w:left="3600" w:hanging="360"/>
+      </w:pPr>
+      <w:rPr>
+        <w:rFonts w:ascii="Wingdings" w:hAnsi="Wingdings" w:hint="default"/>
+        <w:sz w:val="20"/>
+      </w:rPr>
+    </w:lvl>
+    <w:lvl w:ilvl="5" w:tentative="1">
+      <w:start w:val="1"/>
+      <w:numFmt w:val="bullet"/>
+      <w:lvlText w:val=""/>
+      <w:lvlJc w:val="left"/>
+      <w:pPr>
+        <w:tabs>
+          <w:tab w:val="num" w:pos="4320"/>
+        </w:tabs>
+        <w:ind w:left="4320" w:hanging="360"/>
+      </w:pPr>
+      <w:rPr>
+        <w:rFonts w:ascii="Wingdings" w:hAnsi="Wingdings" w:hint="default"/>
+        <w:sz w:val="20"/>
+      </w:rPr>
+    </w:lvl>
+    <w:lvl w:ilvl="6" w:tentative="1">
+      <w:start w:val="1"/>
+      <w:numFmt w:val="bullet"/>
+      <w:lvlText w:val=""/>
+      <w:lvlJc w:val="left"/>
+      <w:pPr>
+        <w:tabs>
+          <w:tab w:val="num" w:pos="5040"/>
+        </w:tabs>
+        <w:ind w:left="5040" w:hanging="360"/>
+      </w:pPr>
+      <w:rPr>
+        <w:rFonts w:ascii="Wingdings" w:hAnsi="Wingdings" w:hint="default"/>
+        <w:sz w:val="20"/>
+      </w:rPr>
+    </w:lvl>
+    <w:lvl w:ilvl="7" w:tentative="1">
+      <w:start w:val="1"/>
+      <w:numFmt w:val="bullet"/>
+      <w:lvlText w:val=""/>
+      <w:lvlJc w:val="left"/>
+      <w:pPr>
+        <w:tabs>
+          <w:tab w:val="num" w:pos="5760"/>
+        </w:tabs>
+        <w:ind w:left="5760" w:hanging="360"/>
+      </w:pPr>
+      <w:rPr>
+        <w:rFonts w:ascii="Wingdings" w:hAnsi="Wingdings" w:hint="default"/>
+        <w:sz w:val="20"/>
+      </w:rPr>
+    </w:lvl>
+    <w:lvl w:ilvl="8" w:tentative="1">
+      <w:start w:val="1"/>
+      <w:numFmt w:val="bullet"/>
+      <w:lvlText w:val=""/>
+      <w:lvlJc w:val="left"/>
+      <w:pPr>
+        <w:tabs>
+          <w:tab w:val="num" w:pos="6480"/>
+        </w:tabs>
+        <w:ind w:left="6480" w:hanging="360"/>
+      </w:pPr>
+      <w:rPr>
+        <w:rFonts w:ascii="Wingdings" w:hAnsi="Wingdings" w:hint="default"/>
+        <w:sz w:val="20"/>
+      </w:rPr>
+    </w:lvl>
+  </w:abstractNum>
+  <w:abstractNum w:abstractNumId="2" w15:restartNumberingAfterBreak="0">
+    <w:nsid w:val="12FE3EB4"/>
+    <w:multiLevelType w:val="multilevel"/>
+    <w:tmpl w:val="85A80EBC"/>
+    <w:lvl w:ilvl="0">
+      <w:start w:val="1"/>
+      <w:numFmt w:val="bullet"/>
+      <w:lvlText w:val=""/>
+      <w:lvlJc w:val="left"/>
+      <w:pPr>
+        <w:tabs>
+          <w:tab w:val="num" w:pos="720"/>
+        </w:tabs>
+        <w:ind w:left="720" w:hanging="360"/>
+      </w:pPr>
+      <w:rPr>
+        <w:rFonts w:ascii="Symbol" w:hAnsi="Symbol" w:hint="default"/>
+        <w:sz w:val="20"/>
+      </w:rPr>
+    </w:lvl>
+    <w:lvl w:ilvl="1" w:tentative="1">
+      <w:start w:val="1"/>
+      <w:numFmt w:val="bullet"/>
+      <w:lvlText w:val="o"/>
+      <w:lvlJc w:val="left"/>
+      <w:pPr>
+        <w:tabs>
+          <w:tab w:val="num" w:pos="1440"/>
+        </w:tabs>
+        <w:ind w:left="1440" w:hanging="360"/>
+      </w:pPr>
+      <w:rPr>
+        <w:rFonts w:ascii="Courier New" w:hAnsi="Courier New" w:hint="default"/>
+        <w:sz w:val="20"/>
+      </w:rPr>
+    </w:lvl>
+    <w:lvl w:ilvl="2" w:tentative="1">
+      <w:start w:val="1"/>
+      <w:numFmt w:val="bullet"/>
+      <w:lvlText w:val=""/>
+      <w:lvlJc w:val="left"/>
+      <w:pPr>
+        <w:tabs>
+          <w:tab w:val="num" w:pos="2160"/>
+        </w:tabs>
+        <w:ind w:left="2160" w:hanging="360"/>
+      </w:pPr>
+      <w:rPr>
+        <w:rFonts w:ascii="Wingdings" w:hAnsi="Wingdings" w:hint="default"/>
+        <w:sz w:val="20"/>
+      </w:rPr>
+    </w:lvl>
+    <w:lvl w:ilvl="3" w:tentative="1">
+      <w:start w:val="1"/>
+      <w:numFmt w:val="bullet"/>
+      <w:lvlText w:val=""/>
+      <w:lvlJc w:val="left"/>
+      <w:pPr>
+        <w:tabs>
+          <w:tab w:val="num" w:pos="2880"/>
+        </w:tabs>
+        <w:ind w:left="2880" w:hanging="360"/>
+      </w:pPr>
+      <w:rPr>
+        <w:rFonts w:ascii="Wingdings" w:hAnsi="Wingdings" w:hint="default"/>
+        <w:sz w:val="20"/>
+      </w:rPr>
+    </w:lvl>
+    <w:lvl w:ilvl="4" w:tentative="1">
+      <w:start w:val="1"/>
+      <w:numFmt w:val="bullet"/>
+      <w:lvlText w:val=""/>
+      <w:lvlJc w:val="left"/>
+      <w:pPr>
+        <w:tabs>
+          <w:tab w:val="num" w:pos="3600"/>
+        </w:tabs>
+        <w:ind w:left="3600" w:hanging="360"/>
+      </w:pPr>
+      <w:rPr>
+        <w:rFonts w:ascii="Wingdings" w:hAnsi="Wingdings" w:hint="default"/>
+        <w:sz w:val="20"/>
+      </w:rPr>
+    </w:lvl>
+    <w:lvl w:ilvl="5" w:tentative="1">
+      <w:start w:val="1"/>
+      <w:numFmt w:val="bullet"/>
+      <w:lvlText w:val=""/>
+      <w:lvlJc w:val="left"/>
+      <w:pPr>
+        <w:tabs>
+          <w:tab w:val="num" w:pos="4320"/>
+        </w:tabs>
+        <w:ind w:left="4320" w:hanging="360"/>
+      </w:pPr>
+      <w:rPr>
+        <w:rFonts w:ascii="Wingdings" w:hAnsi="Wingdings" w:hint="default"/>
+        <w:sz w:val="20"/>
+      </w:rPr>
+    </w:lvl>
+    <w:lvl w:ilvl="6" w:tentative="1">
+      <w:start w:val="1"/>
+      <w:numFmt w:val="bullet"/>
+      <w:lvlText w:val=""/>
+      <w:lvlJc w:val="left"/>
+      <w:pPr>
+        <w:tabs>
+          <w:tab w:val="num" w:pos="5040"/>
+        </w:tabs>
+        <w:ind w:left="5040" w:hanging="360"/>
+      </w:pPr>
+      <w:rPr>
+        <w:rFonts w:ascii="Wingdings" w:hAnsi="Wingdings" w:hint="default"/>
+        <w:sz w:val="20"/>
+      </w:rPr>
+    </w:lvl>
+    <w:lvl w:ilvl="7" w:tentative="1">
+      <w:start w:val="1"/>
+      <w:numFmt w:val="bullet"/>
+      <w:lvlText w:val=""/>
+      <w:lvlJc w:val="left"/>
+      <w:pPr>
+        <w:tabs>
+          <w:tab w:val="num" w:pos="5760"/>
+        </w:tabs>
+        <w:ind w:left="5760" w:hanging="360"/>
+      </w:pPr>
+      <w:rPr>
+        <w:rFonts w:ascii="Wingdings" w:hAnsi="Wingdings" w:hint="default"/>
+        <w:sz w:val="20"/>
+      </w:rPr>
+    </w:lvl>
+    <w:lvl w:ilvl="8" w:tentative="1">
+      <w:start w:val="1"/>
+      <w:numFmt w:val="bullet"/>
+      <w:lvlText w:val=""/>
+      <w:lvlJc w:val="left"/>
+      <w:pPr>
+        <w:tabs>
+          <w:tab w:val="num" w:pos="6480"/>
+        </w:tabs>
+        <w:ind w:left="6480" w:hanging="360"/>
+      </w:pPr>
+      <w:rPr>
+        <w:rFonts w:ascii="Wingdings" w:hAnsi="Wingdings" w:hint="default"/>
+        <w:sz w:val="20"/>
+      </w:rPr>
+    </w:lvl>
+  </w:abstractNum>
+  <w:abstractNum w:abstractNumId="3" w15:restartNumberingAfterBreak="0">
+    <w:nsid w:val="17361663"/>
+    <w:multiLevelType w:val="multilevel"/>
+    <w:tmpl w:val="0142827E"/>
+    <w:lvl w:ilvl="0">
+      <w:start w:val="1"/>
+      <w:numFmt w:val="bullet"/>
+      <w:lvlText w:val=""/>
+      <w:lvlJc w:val="left"/>
+      <w:pPr>
+        <w:tabs>
+          <w:tab w:val="num" w:pos="720"/>
+        </w:tabs>
+        <w:ind w:left="720" w:hanging="360"/>
+      </w:pPr>
+      <w:rPr>
+        <w:rFonts w:ascii="Symbol" w:hAnsi="Symbol" w:hint="default"/>
+        <w:sz w:val="20"/>
+      </w:rPr>
+    </w:lvl>
+    <w:lvl w:ilvl="1" w:tentative="1">
+      <w:start w:val="1"/>
+      <w:numFmt w:val="bullet"/>
+      <w:lvlText w:val="o"/>
+      <w:lvlJc w:val="left"/>
+      <w:pPr>
+        <w:tabs>
+          <w:tab w:val="num" w:pos="1440"/>
+        </w:tabs>
+        <w:ind w:left="1440" w:hanging="360"/>
+      </w:pPr>
+      <w:rPr>
+        <w:rFonts w:ascii="Courier New" w:hAnsi="Courier New" w:hint="default"/>
+        <w:sz w:val="20"/>
+      </w:rPr>
+    </w:lvl>
+    <w:lvl w:ilvl="2" w:tentative="1">
+      <w:start w:val="1"/>
+      <w:numFmt w:val="bullet"/>
+      <w:lvlText w:val=""/>
+      <w:lvlJc w:val="left"/>
+      <w:pPr>
+        <w:tabs>
+          <w:tab w:val="num" w:pos="2160"/>
+        </w:tabs>
+        <w:ind w:left="2160" w:hanging="360"/>
+      </w:pPr>
+      <w:rPr>
+        <w:rFonts w:ascii="Wingdings" w:hAnsi="Wingdings" w:hint="default"/>
+        <w:sz w:val="20"/>
+      </w:rPr>
+    </w:lvl>
+    <w:lvl w:ilvl="3" w:tentative="1">
+      <w:start w:val="1"/>
+      <w:numFmt w:val="bullet"/>
+      <w:lvlText w:val=""/>
+      <w:lvlJc w:val="left"/>
+      <w:pPr>
+        <w:tabs>
+          <w:tab w:val="num" w:pos="2880"/>
+        </w:tabs>
+        <w:ind w:left="2880" w:hanging="360"/>
+      </w:pPr>
+      <w:rPr>
+        <w:rFonts w:ascii="Wingdings" w:hAnsi="Wingdings" w:hint="default"/>
+        <w:sz w:val="20"/>
+      </w:rPr>
+    </w:lvl>
+    <w:lvl w:ilvl="4" w:tentative="1">
+      <w:start w:val="1"/>
+      <w:numFmt w:val="bullet"/>
+      <w:lvlText w:val=""/>
+      <w:lvlJc w:val="left"/>
+      <w:pPr>
+        <w:tabs>
+          <w:tab w:val="num" w:pos="3600"/>
+        </w:tabs>
+        <w:ind w:left="3600" w:hanging="360"/>
+      </w:pPr>
+      <w:rPr>
+        <w:rFonts w:ascii="Wingdings" w:hAnsi="Wingdings" w:hint="default"/>
+        <w:sz w:val="20"/>
+      </w:rPr>
+    </w:lvl>
+    <w:lvl w:ilvl="5" w:tentative="1">
+      <w:start w:val="1"/>
+      <w:numFmt w:val="bullet"/>
+      <w:lvlText w:val=""/>
+      <w:lvlJc w:val="left"/>
+      <w:pPr>
+        <w:tabs>
+          <w:tab w:val="num" w:pos="4320"/>
+        </w:tabs>
+        <w:ind w:left="4320" w:hanging="360"/>
+      </w:pPr>
+      <w:rPr>
+        <w:rFonts w:ascii="Wingdings" w:hAnsi="Wingdings" w:hint="default"/>
+        <w:sz w:val="20"/>
+      </w:rPr>
+    </w:lvl>
+    <w:lvl w:ilvl="6" w:tentative="1">
+      <w:start w:val="1"/>
+      <w:numFmt w:val="bullet"/>
+      <w:lvlText w:val=""/>
+      <w:lvlJc w:val="left"/>
+      <w:pPr>
+        <w:tabs>
+          <w:tab w:val="num" w:pos="5040"/>
+        </w:tabs>
+        <w:ind w:left="5040" w:hanging="360"/>
+      </w:pPr>
+      <w:rPr>
+        <w:rFonts w:ascii="Wingdings" w:hAnsi="Wingdings" w:hint="default"/>
+        <w:sz w:val="20"/>
+      </w:rPr>
+    </w:lvl>
+    <w:lvl w:ilvl="7" w:tentative="1">
+      <w:start w:val="1"/>
+      <w:numFmt w:val="bullet"/>
+      <w:lvlText w:val=""/>
+      <w:lvlJc w:val="left"/>
+      <w:pPr>
+        <w:tabs>
+          <w:tab w:val="num" w:pos="5760"/>
+        </w:tabs>
+        <w:ind w:left="5760" w:hanging="360"/>
+      </w:pPr>
+      <w:rPr>
+        <w:rFonts w:ascii="Wingdings" w:hAnsi="Wingdings" w:hint="default"/>
+        <w:sz w:val="20"/>
+      </w:rPr>
+    </w:lvl>
+    <w:lvl w:ilvl="8" w:tentative="1">
+      <w:start w:val="1"/>
+      <w:numFmt w:val="bullet"/>
+      <w:lvlText w:val=""/>
+      <w:lvlJc w:val="left"/>
+      <w:pPr>
+        <w:tabs>
+          <w:tab w:val="num" w:pos="6480"/>
+        </w:tabs>
+        <w:ind w:left="6480" w:hanging="360"/>
+      </w:pPr>
+      <w:rPr>
+        <w:rFonts w:ascii="Wingdings" w:hAnsi="Wingdings" w:hint="default"/>
+        <w:sz w:val="20"/>
+      </w:rPr>
+    </w:lvl>
+  </w:abstractNum>
+  <w:abstractNum w:abstractNumId="4" w15:restartNumberingAfterBreak="0">
+    <w:nsid w:val="1A2E1FA5"/>
+    <w:multiLevelType w:val="multilevel"/>
+    <w:tmpl w:val="5552BF64"/>
+    <w:lvl w:ilvl="0">
+      <w:start w:val="1"/>
+      <w:numFmt w:val="bullet"/>
+      <w:lvlText w:val=""/>
+      <w:lvlJc w:val="left"/>
+      <w:pPr>
+        <w:tabs>
+          <w:tab w:val="num" w:pos="720"/>
+        </w:tabs>
+        <w:ind w:left="720" w:hanging="360"/>
+      </w:pPr>
+      <w:rPr>
+        <w:rFonts w:ascii="Symbol" w:hAnsi="Symbol" w:hint="default"/>
+        <w:sz w:val="20"/>
+      </w:rPr>
+    </w:lvl>
+    <w:lvl w:ilvl="1" w:tentative="1">
+      <w:start w:val="1"/>
+      <w:numFmt w:val="bullet"/>
+      <w:lvlText w:val="o"/>
+      <w:lvlJc w:val="left"/>
+      <w:pPr>
+        <w:tabs>
+          <w:tab w:val="num" w:pos="1440"/>
+        </w:tabs>
+        <w:ind w:left="1440" w:hanging="360"/>
+      </w:pPr>
+      <w:rPr>
+        <w:rFonts w:ascii="Courier New" w:hAnsi="Courier New" w:hint="default"/>
+        <w:sz w:val="20"/>
+      </w:rPr>
+    </w:lvl>
+    <w:lvl w:ilvl="2" w:tentative="1">
+      <w:start w:val="1"/>
+      <w:numFmt w:val="bullet"/>
+      <w:lvlText w:val=""/>
+      <w:lvlJc w:val="left"/>
+      <w:pPr>
+        <w:tabs>
+          <w:tab w:val="num" w:pos="2160"/>
+        </w:tabs>
+        <w:ind w:left="2160" w:hanging="360"/>
+      </w:pPr>
+      <w:rPr>
+        <w:rFonts w:ascii="Wingdings" w:hAnsi="Wingdings" w:hint="default"/>
+        <w:sz w:val="20"/>
+      </w:rPr>
+    </w:lvl>
+    <w:lvl w:ilvl="3" w:tentative="1">
+      <w:start w:val="1"/>
+      <w:numFmt w:val="bullet"/>
+      <w:lvlText w:val=""/>
+      <w:lvlJc w:val="left"/>
+      <w:pPr>
+        <w:tabs>
+          <w:tab w:val="num" w:pos="2880"/>
+        </w:tabs>
+        <w:ind w:left="2880" w:hanging="360"/>
+      </w:pPr>
+      <w:rPr>
+        <w:rFonts w:ascii="Wingdings" w:hAnsi="Wingdings" w:hint="default"/>
+        <w:sz w:val="20"/>
+      </w:rPr>
+    </w:lvl>
+    <w:lvl w:ilvl="4" w:tentative="1">
+      <w:start w:val="1"/>
+      <w:numFmt w:val="bullet"/>
+      <w:lvlText w:val=""/>
+      <w:lvlJc w:val="left"/>
+      <w:pPr>
+        <w:tabs>
+          <w:tab w:val="num" w:pos="3600"/>
+        </w:tabs>
+        <w:ind w:left="3600" w:hanging="360"/>
+      </w:pPr>
+      <w:rPr>
+        <w:rFonts w:ascii="Wingdings" w:hAnsi="Wingdings" w:hint="default"/>
+        <w:sz w:val="20"/>
+      </w:rPr>
+    </w:lvl>
+    <w:lvl w:ilvl="5" w:tentative="1">
+      <w:start w:val="1"/>
+      <w:numFmt w:val="bullet"/>
+      <w:lvlText w:val=""/>
+      <w:lvlJc w:val="left"/>
+      <w:pPr>
+        <w:tabs>
+          <w:tab w:val="num" w:pos="4320"/>
+        </w:tabs>
+        <w:ind w:left="4320" w:hanging="360"/>
+      </w:pPr>
+      <w:rPr>
+        <w:rFonts w:ascii="Wingdings" w:hAnsi="Wingdings" w:hint="default"/>
+        <w:sz w:val="20"/>
+      </w:rPr>
+    </w:lvl>
+    <w:lvl w:ilvl="6" w:tentative="1">
+      <w:start w:val="1"/>
+      <w:numFmt w:val="bullet"/>
+      <w:lvlText w:val=""/>
+      <w:lvlJc w:val="left"/>
+      <w:pPr>
+        <w:tabs>
+          <w:tab w:val="num" w:pos="5040"/>
+        </w:tabs>
+        <w:ind w:left="5040" w:hanging="360"/>
+      </w:pPr>
+      <w:rPr>
+        <w:rFonts w:ascii="Wingdings" w:hAnsi="Wingdings" w:hint="default"/>
+        <w:sz w:val="20"/>
+      </w:rPr>
+    </w:lvl>
+    <w:lvl w:ilvl="7" w:tentative="1">
+      <w:start w:val="1"/>
+      <w:numFmt w:val="bullet"/>
+      <w:lvlText w:val=""/>
+      <w:lvlJc w:val="left"/>
+      <w:pPr>
+        <w:tabs>
+          <w:tab w:val="num" w:pos="5760"/>
+        </w:tabs>
+        <w:ind w:left="5760" w:hanging="360"/>
+      </w:pPr>
+      <w:rPr>
+        <w:rFonts w:ascii="Wingdings" w:hAnsi="Wingdings" w:hint="default"/>
+        <w:sz w:val="20"/>
+      </w:rPr>
+    </w:lvl>
+    <w:lvl w:ilvl="8" w:tentative="1">
+      <w:start w:val="1"/>
+      <w:numFmt w:val="bullet"/>
+      <w:lvlText w:val=""/>
+      <w:lvlJc w:val="left"/>
+      <w:pPr>
+        <w:tabs>
+          <w:tab w:val="num" w:pos="6480"/>
+        </w:tabs>
+        <w:ind w:left="6480" w:hanging="360"/>
+      </w:pPr>
+      <w:rPr>
+        <w:rFonts w:ascii="Wingdings" w:hAnsi="Wingdings" w:hint="default"/>
+        <w:sz w:val="20"/>
+      </w:rPr>
+    </w:lvl>
+  </w:abstractNum>
+  <w:abstractNum w:abstractNumId="5" w15:restartNumberingAfterBreak="0">
+    <w:nsid w:val="1CE648A6"/>
+    <w:multiLevelType w:val="multilevel"/>
+    <w:tmpl w:val="7AA6C16E"/>
+    <w:lvl w:ilvl="0">
+      <w:start w:val="1"/>
+      <w:numFmt w:val="bullet"/>
+      <w:lvlText w:val=""/>
+      <w:lvlJc w:val="left"/>
+      <w:pPr>
+        <w:tabs>
+          <w:tab w:val="num" w:pos="720"/>
+        </w:tabs>
+        <w:ind w:left="720" w:hanging="360"/>
+      </w:pPr>
+      <w:rPr>
+        <w:rFonts w:ascii="Symbol" w:hAnsi="Symbol" w:hint="default"/>
+        <w:sz w:val="20"/>
+      </w:rPr>
+    </w:lvl>
+    <w:lvl w:ilvl="1" w:tentative="1">
+      <w:start w:val="1"/>
+      <w:numFmt w:val="bullet"/>
+      <w:lvlText w:val="o"/>
+      <w:lvlJc w:val="left"/>
+      <w:pPr>
+        <w:tabs>
+          <w:tab w:val="num" w:pos="1440"/>
+        </w:tabs>
+        <w:ind w:left="1440" w:hanging="360"/>
+      </w:pPr>
+      <w:rPr>
+        <w:rFonts w:ascii="Courier New" w:hAnsi="Courier New" w:hint="default"/>
+        <w:sz w:val="20"/>
+      </w:rPr>
+    </w:lvl>
+    <w:lvl w:ilvl="2" w:tentative="1">
+      <w:start w:val="1"/>
+      <w:numFmt w:val="bullet"/>
+      <w:lvlText w:val=""/>
+      <w:lvlJc w:val="left"/>
+      <w:pPr>
+        <w:tabs>
+          <w:tab w:val="num" w:pos="2160"/>
+        </w:tabs>
+        <w:ind w:left="2160" w:hanging="360"/>
+      </w:pPr>
+      <w:rPr>
+        <w:rFonts w:ascii="Wingdings" w:hAnsi="Wingdings" w:hint="default"/>
+        <w:sz w:val="20"/>
+      </w:rPr>
+    </w:lvl>
+    <w:lvl w:ilvl="3" w:tentative="1">
+      <w:start w:val="1"/>
+      <w:numFmt w:val="bullet"/>
+      <w:lvlText w:val=""/>
+      <w:lvlJc w:val="left"/>
+      <w:pPr>
+        <w:tabs>
+          <w:tab w:val="num" w:pos="2880"/>
+        </w:tabs>
+        <w:ind w:left="2880" w:hanging="360"/>
+      </w:pPr>
+      <w:rPr>
+        <w:rFonts w:ascii="Wingdings" w:hAnsi="Wingdings" w:hint="default"/>
+        <w:sz w:val="20"/>
+      </w:rPr>
+    </w:lvl>
+    <w:lvl w:ilvl="4" w:tentative="1">
+      <w:start w:val="1"/>
+      <w:numFmt w:val="bullet"/>
+      <w:lvlText w:val=""/>
+      <w:lvlJc w:val="left"/>
+      <w:pPr>
+        <w:tabs>
+          <w:tab w:val="num" w:pos="3600"/>
+        </w:tabs>
+        <w:ind w:left="3600" w:hanging="360"/>
+      </w:pPr>
+      <w:rPr>
+        <w:rFonts w:ascii="Wingdings" w:hAnsi="Wingdings" w:hint="default"/>
+        <w:sz w:val="20"/>
+      </w:rPr>
+    </w:lvl>
+    <w:lvl w:ilvl="5" w:tentative="1">
+      <w:start w:val="1"/>
+      <w:numFmt w:val="bullet"/>
+      <w:lvlText w:val=""/>
+      <w:lvlJc w:val="left"/>
+      <w:pPr>
+        <w:tabs>
+          <w:tab w:val="num" w:pos="4320"/>
+        </w:tabs>
+        <w:ind w:left="4320" w:hanging="360"/>
+      </w:pPr>
+      <w:rPr>
+        <w:rFonts w:ascii="Wingdings" w:hAnsi="Wingdings" w:hint="default"/>
+        <w:sz w:val="20"/>
+      </w:rPr>
+    </w:lvl>
+    <w:lvl w:ilvl="6" w:tentative="1">
+      <w:start w:val="1"/>
+      <w:numFmt w:val="bullet"/>
+      <w:lvlText w:val=""/>
+      <w:lvlJc w:val="left"/>
+      <w:pPr>
+        <w:tabs>
+          <w:tab w:val="num" w:pos="5040"/>
+        </w:tabs>
+        <w:ind w:left="5040" w:hanging="360"/>
+      </w:pPr>
+      <w:rPr>
+        <w:rFonts w:ascii="Wingdings" w:hAnsi="Wingdings" w:hint="default"/>
+        <w:sz w:val="20"/>
+      </w:rPr>
+    </w:lvl>
+    <w:lvl w:ilvl="7" w:tentative="1">
+      <w:start w:val="1"/>
+      <w:numFmt w:val="bullet"/>
+      <w:lvlText w:val=""/>
+      <w:lvlJc w:val="left"/>
+      <w:pPr>
+        <w:tabs>
+          <w:tab w:val="num" w:pos="5760"/>
+        </w:tabs>
+        <w:ind w:left="5760" w:hanging="360"/>
+      </w:pPr>
+      <w:rPr>
+        <w:rFonts w:ascii="Wingdings" w:hAnsi="Wingdings" w:hint="default"/>
+        <w:sz w:val="20"/>
+      </w:rPr>
+    </w:lvl>
+    <w:lvl w:ilvl="8" w:tentative="1">
+      <w:start w:val="1"/>
+      <w:numFmt w:val="bullet"/>
+      <w:lvlText w:val=""/>
+      <w:lvlJc w:val="left"/>
+      <w:pPr>
+        <w:tabs>
+          <w:tab w:val="num" w:pos="6480"/>
+        </w:tabs>
+        <w:ind w:left="6480" w:hanging="360"/>
+      </w:pPr>
+      <w:rPr>
+        <w:rFonts w:ascii="Wingdings" w:hAnsi="Wingdings" w:hint="default"/>
+        <w:sz w:val="20"/>
+      </w:rPr>
+    </w:lvl>
+  </w:abstractNum>
+  <w:abstractNum w:abstractNumId="6" w15:restartNumberingAfterBreak="0">
+    <w:nsid w:val="1E4F636F"/>
+    <w:multiLevelType w:val="multilevel"/>
+    <w:tmpl w:val="CA7A20AA"/>
+    <w:lvl w:ilvl="0">
+      <w:start w:val="1"/>
+      <w:numFmt w:val="bullet"/>
+      <w:lvlText w:val=""/>
+      <w:lvlJc w:val="left"/>
+      <w:pPr>
+        <w:tabs>
+          <w:tab w:val="num" w:pos="720"/>
+        </w:tabs>
+        <w:ind w:left="720" w:hanging="360"/>
+      </w:pPr>
+      <w:rPr>
+        <w:rFonts w:ascii="Symbol" w:hAnsi="Symbol" w:hint="default"/>
+        <w:sz w:val="20"/>
+      </w:rPr>
+    </w:lvl>
+    <w:lvl w:ilvl="1" w:tentative="1">
+      <w:start w:val="1"/>
+      <w:numFmt w:val="bullet"/>
+      <w:lvlText w:val="o"/>
+      <w:lvlJc w:val="left"/>
+      <w:pPr>
+        <w:tabs>
+          <w:tab w:val="num" w:pos="1440"/>
+        </w:tabs>
+        <w:ind w:left="1440" w:hanging="360"/>
+      </w:pPr>
+      <w:rPr>
+        <w:rFonts w:ascii="Courier New" w:hAnsi="Courier New" w:hint="default"/>
+        <w:sz w:val="20"/>
+      </w:rPr>
+    </w:lvl>
+    <w:lvl w:ilvl="2" w:tentative="1">
+      <w:start w:val="1"/>
+      <w:numFmt w:val="bullet"/>
+      <w:lvlText w:val=""/>
+      <w:lvlJc w:val="left"/>
+      <w:pPr>
+        <w:tabs>
+          <w:tab w:val="num" w:pos="2160"/>
+        </w:tabs>
+        <w:ind w:left="2160" w:hanging="360"/>
+      </w:pPr>
+      <w:rPr>
+        <w:rFonts w:ascii="Wingdings" w:hAnsi="Wingdings" w:hint="default"/>
+        <w:sz w:val="20"/>
+      </w:rPr>
+    </w:lvl>
+    <w:lvl w:ilvl="3" w:tentative="1">
+      <w:start w:val="1"/>
+      <w:numFmt w:val="bullet"/>
+      <w:lvlText w:val=""/>
+      <w:lvlJc w:val="left"/>
+      <w:pPr>
+        <w:tabs>
+          <w:tab w:val="num" w:pos="2880"/>
+        </w:tabs>
+        <w:ind w:left="2880" w:hanging="360"/>
+      </w:pPr>
+      <w:rPr>
+        <w:rFonts w:ascii="Wingdings" w:hAnsi="Wingdings" w:hint="default"/>
+        <w:sz w:val="20"/>
+      </w:rPr>
+    </w:lvl>
+    <w:lvl w:ilvl="4" w:tentative="1">
+      <w:start w:val="1"/>
+      <w:numFmt w:val="bullet"/>
+      <w:lvlText w:val=""/>
+      <w:lvlJc w:val="left"/>
+      <w:pPr>
+        <w:tabs>
+          <w:tab w:val="num" w:pos="3600"/>
+        </w:tabs>
+        <w:ind w:left="3600" w:hanging="360"/>
+      </w:pPr>
+      <w:rPr>
+        <w:rFonts w:ascii="Wingdings" w:hAnsi="Wingdings" w:hint="default"/>
+        <w:sz w:val="20"/>
+      </w:rPr>
+    </w:lvl>
+    <w:lvl w:ilvl="5" w:tentative="1">
+      <w:start w:val="1"/>
+      <w:numFmt w:val="bullet"/>
+      <w:lvlText w:val=""/>
+      <w:lvlJc w:val="left"/>
+      <w:pPr>
+        <w:tabs>
+          <w:tab w:val="num" w:pos="4320"/>
+        </w:tabs>
+        <w:ind w:left="4320" w:hanging="360"/>
+      </w:pPr>
+      <w:rPr>
+        <w:rFonts w:ascii="Wingdings" w:hAnsi="Wingdings" w:hint="default"/>
+        <w:sz w:val="20"/>
+      </w:rPr>
+    </w:lvl>
+    <w:lvl w:ilvl="6" w:tentative="1">
+      <w:start w:val="1"/>
+      <w:numFmt w:val="bullet"/>
+      <w:lvlText w:val=""/>
+      <w:lvlJc w:val="left"/>
+      <w:pPr>
+        <w:tabs>
+          <w:tab w:val="num" w:pos="5040"/>
+        </w:tabs>
+        <w:ind w:left="5040" w:hanging="360"/>
+      </w:pPr>
+      <w:rPr>
+        <w:rFonts w:ascii="Wingdings" w:hAnsi="Wingdings" w:hint="default"/>
+        <w:sz w:val="20"/>
+      </w:rPr>
+    </w:lvl>
+    <w:lvl w:ilvl="7" w:tentative="1">
+      <w:start w:val="1"/>
+      <w:numFmt w:val="bullet"/>
+      <w:lvlText w:val=""/>
+      <w:lvlJc w:val="left"/>
+      <w:pPr>
+        <w:tabs>
+          <w:tab w:val="num" w:pos="5760"/>
+        </w:tabs>
+        <w:ind w:left="5760" w:hanging="360"/>
+      </w:pPr>
+      <w:rPr>
+        <w:rFonts w:ascii="Wingdings" w:hAnsi="Wingdings" w:hint="default"/>
+        <w:sz w:val="20"/>
+      </w:rPr>
+    </w:lvl>
+    <w:lvl w:ilvl="8" w:tentative="1">
+      <w:start w:val="1"/>
+      <w:numFmt w:val="bullet"/>
+      <w:lvlText w:val=""/>
+      <w:lvlJc w:val="left"/>
+      <w:pPr>
+        <w:tabs>
+          <w:tab w:val="num" w:pos="6480"/>
+        </w:tabs>
+        <w:ind w:left="6480" w:hanging="360"/>
+      </w:pPr>
+      <w:rPr>
+        <w:rFonts w:ascii="Wingdings" w:hAnsi="Wingdings" w:hint="default"/>
+        <w:sz w:val="20"/>
+      </w:rPr>
+    </w:lvl>
+  </w:abstractNum>
+  <w:abstractNum w:abstractNumId="7" w15:restartNumberingAfterBreak="0">
+    <w:nsid w:val="24F90E40"/>
+    <w:multiLevelType w:val="multilevel"/>
+    <w:tmpl w:val="9F980C98"/>
+    <w:lvl w:ilvl="0">
+      <w:start w:val="1"/>
+      <w:numFmt w:val="bullet"/>
+      <w:lvlText w:val=""/>
+      <w:lvlJc w:val="left"/>
+      <w:pPr>
+        <w:tabs>
+          <w:tab w:val="num" w:pos="720"/>
+        </w:tabs>
+        <w:ind w:left="720" w:hanging="360"/>
+      </w:pPr>
+      <w:rPr>
+        <w:rFonts w:ascii="Symbol" w:hAnsi="Symbol" w:hint="default"/>
+        <w:sz w:val="20"/>
+      </w:rPr>
+    </w:lvl>
+    <w:lvl w:ilvl="1" w:tentative="1">
+      <w:start w:val="1"/>
+      <w:numFmt w:val="bullet"/>
+      <w:lvlText w:val="o"/>
+      <w:lvlJc w:val="left"/>
+      <w:pPr>
+        <w:tabs>
+          <w:tab w:val="num" w:pos="1440"/>
+        </w:tabs>
+        <w:ind w:left="1440" w:hanging="360"/>
+      </w:pPr>
+      <w:rPr>
+        <w:rFonts w:ascii="Courier New" w:hAnsi="Courier New" w:hint="default"/>
+        <w:sz w:val="20"/>
+      </w:rPr>
+    </w:lvl>
+    <w:lvl w:ilvl="2" w:tentative="1">
+      <w:start w:val="1"/>
+      <w:numFmt w:val="bullet"/>
+      <w:lvlText w:val=""/>
+      <w:lvlJc w:val="left"/>
+      <w:pPr>
+        <w:tabs>
+          <w:tab w:val="num" w:pos="2160"/>
+        </w:tabs>
+        <w:ind w:left="2160" w:hanging="360"/>
+      </w:pPr>
+      <w:rPr>
+        <w:rFonts w:ascii="Wingdings" w:hAnsi="Wingdings" w:hint="default"/>
+        <w:sz w:val="20"/>
+      </w:rPr>
+    </w:lvl>
+    <w:lvl w:ilvl="3" w:tentative="1">
+      <w:start w:val="1"/>
+      <w:numFmt w:val="bullet"/>
+      <w:lvlText w:val=""/>
+      <w:lvlJc w:val="left"/>
+      <w:pPr>
+        <w:tabs>
+          <w:tab w:val="num" w:pos="2880"/>
+        </w:tabs>
+        <w:ind w:left="2880" w:hanging="360"/>
+      </w:pPr>
+      <w:rPr>
+        <w:rFonts w:ascii="Wingdings" w:hAnsi="Wingdings" w:hint="default"/>
+        <w:sz w:val="20"/>
+      </w:rPr>
+    </w:lvl>
+    <w:lvl w:ilvl="4" w:tentative="1">
+      <w:start w:val="1"/>
+      <w:numFmt w:val="bullet"/>
+      <w:lvlText w:val=""/>
+      <w:lvlJc w:val="left"/>
+      <w:pPr>
+        <w:tabs>
+          <w:tab w:val="num" w:pos="3600"/>
+        </w:tabs>
+        <w:ind w:left="3600" w:hanging="360"/>
+      </w:pPr>
+      <w:rPr>
+        <w:rFonts w:ascii="Wingdings" w:hAnsi="Wingdings" w:hint="default"/>
+        <w:sz w:val="20"/>
+      </w:rPr>
+    </w:lvl>
+    <w:lvl w:ilvl="5" w:tentative="1">
+      <w:start w:val="1"/>
+      <w:numFmt w:val="bullet"/>
+      <w:lvlText w:val=""/>
+      <w:lvlJc w:val="left"/>
+      <w:pPr>
+        <w:tabs>
+          <w:tab w:val="num" w:pos="4320"/>
+        </w:tabs>
+        <w:ind w:left="4320" w:hanging="360"/>
+      </w:pPr>
+      <w:rPr>
+        <w:rFonts w:ascii="Wingdings" w:hAnsi="Wingdings" w:hint="default"/>
+        <w:sz w:val="20"/>
+      </w:rPr>
+    </w:lvl>
+    <w:lvl w:ilvl="6" w:tentative="1">
+      <w:start w:val="1"/>
+      <w:numFmt w:val="bullet"/>
+      <w:lvlText w:val=""/>
+      <w:lvlJc w:val="left"/>
+      <w:pPr>
+        <w:tabs>
+          <w:tab w:val="num" w:pos="5040"/>
+        </w:tabs>
+        <w:ind w:left="5040" w:hanging="360"/>
+      </w:pPr>
+      <w:rPr>
+        <w:rFonts w:ascii="Wingdings" w:hAnsi="Wingdings" w:hint="default"/>
+        <w:sz w:val="20"/>
+      </w:rPr>
+    </w:lvl>
+    <w:lvl w:ilvl="7" w:tentative="1">
+      <w:start w:val="1"/>
+      <w:numFmt w:val="bullet"/>
+      <w:lvlText w:val=""/>
+      <w:lvlJc w:val="left"/>
+      <w:pPr>
+        <w:tabs>
+          <w:tab w:val="num" w:pos="5760"/>
+        </w:tabs>
+        <w:ind w:left="5760" w:hanging="360"/>
+      </w:pPr>
+      <w:rPr>
+        <w:rFonts w:ascii="Wingdings" w:hAnsi="Wingdings" w:hint="default"/>
+        <w:sz w:val="20"/>
+      </w:rPr>
+    </w:lvl>
+    <w:lvl w:ilvl="8" w:tentative="1">
+      <w:start w:val="1"/>
+      <w:numFmt w:val="bullet"/>
+      <w:lvlText w:val=""/>
+      <w:lvlJc w:val="left"/>
+      <w:pPr>
+        <w:tabs>
+          <w:tab w:val="num" w:pos="6480"/>
+        </w:tabs>
+        <w:ind w:left="6480" w:hanging="360"/>
+      </w:pPr>
+      <w:rPr>
+        <w:rFonts w:ascii="Wingdings" w:hAnsi="Wingdings" w:hint="default"/>
+        <w:sz w:val="20"/>
+      </w:rPr>
+    </w:lvl>
+  </w:abstractNum>
+  <w:abstractNum w:abstractNumId="8" w15:restartNumberingAfterBreak="0">
+    <w:nsid w:val="25B67EF8"/>
+    <w:multiLevelType w:val="multilevel"/>
+    <w:tmpl w:val="8BA0FE78"/>
+    <w:lvl w:ilvl="0">
+      <w:start w:val="1"/>
+      <w:numFmt w:val="bullet"/>
+      <w:lvlText w:val=""/>
+      <w:lvlJc w:val="left"/>
+      <w:pPr>
+        <w:tabs>
+          <w:tab w:val="num" w:pos="720"/>
+        </w:tabs>
+        <w:ind w:left="720" w:hanging="360"/>
+      </w:pPr>
+      <w:rPr>
+        <w:rFonts w:ascii="Symbol" w:hAnsi="Symbol" w:hint="default"/>
+        <w:sz w:val="20"/>
+      </w:rPr>
+    </w:lvl>
+    <w:lvl w:ilvl="1" w:tentative="1">
+      <w:start w:val="1"/>
+      <w:numFmt w:val="bullet"/>
+      <w:lvlText w:val="o"/>
+      <w:lvlJc w:val="left"/>
+      <w:pPr>
+        <w:tabs>
+          <w:tab w:val="num" w:pos="1440"/>
+        </w:tabs>
+        <w:ind w:left="1440" w:hanging="360"/>
+      </w:pPr>
+      <w:rPr>
+        <w:rFonts w:ascii="Courier New" w:hAnsi="Courier New" w:hint="default"/>
+        <w:sz w:val="20"/>
+      </w:rPr>
+    </w:lvl>
+    <w:lvl w:ilvl="2" w:tentative="1">
+      <w:start w:val="1"/>
+      <w:numFmt w:val="bullet"/>
+      <w:lvlText w:val=""/>
+      <w:lvlJc w:val="left"/>
+      <w:pPr>
+        <w:tabs>
+          <w:tab w:val="num" w:pos="2160"/>
+        </w:tabs>
+        <w:ind w:left="2160" w:hanging="360"/>
+      </w:pPr>
+      <w:rPr>
+        <w:rFonts w:ascii="Wingdings" w:hAnsi="Wingdings" w:hint="default"/>
+        <w:sz w:val="20"/>
+      </w:rPr>
+    </w:lvl>
+    <w:lvl w:ilvl="3" w:tentative="1">
+      <w:start w:val="1"/>
+      <w:numFmt w:val="bullet"/>
+      <w:lvlText w:val=""/>
+      <w:lvlJc w:val="left"/>
+      <w:pPr>
+        <w:tabs>
+          <w:tab w:val="num" w:pos="2880"/>
+        </w:tabs>
+        <w:ind w:left="2880" w:hanging="360"/>
+      </w:pPr>
+      <w:rPr>
+        <w:rFonts w:ascii="Wingdings" w:hAnsi="Wingdings" w:hint="default"/>
+        <w:sz w:val="20"/>
+      </w:rPr>
+    </w:lvl>
+    <w:lvl w:ilvl="4" w:tentative="1">
+      <w:start w:val="1"/>
+      <w:numFmt w:val="bullet"/>
+      <w:lvlText w:val=""/>
+      <w:lvlJc w:val="left"/>
+      <w:pPr>
+        <w:tabs>
+          <w:tab w:val="num" w:pos="3600"/>
+        </w:tabs>
+        <w:ind w:left="3600" w:hanging="360"/>
+      </w:pPr>
+      <w:rPr>
+        <w:rFonts w:ascii="Wingdings" w:hAnsi="Wingdings" w:hint="default"/>
+        <w:sz w:val="20"/>
+      </w:rPr>
+    </w:lvl>
+    <w:lvl w:ilvl="5" w:tentative="1">
+      <w:start w:val="1"/>
+      <w:numFmt w:val="bullet"/>
+      <w:lvlText w:val=""/>
+      <w:lvlJc w:val="left"/>
+      <w:pPr>
+        <w:tabs>
+          <w:tab w:val="num" w:pos="4320"/>
+        </w:tabs>
+        <w:ind w:left="4320" w:hanging="360"/>
+      </w:pPr>
+      <w:rPr>
+        <w:rFonts w:ascii="Wingdings" w:hAnsi="Wingdings" w:hint="default"/>
+        <w:sz w:val="20"/>
+      </w:rPr>
+    </w:lvl>
+    <w:lvl w:ilvl="6" w:tentative="1">
+      <w:start w:val="1"/>
+      <w:numFmt w:val="bullet"/>
+      <w:lvlText w:val=""/>
+      <w:lvlJc w:val="left"/>
+      <w:pPr>
+        <w:tabs>
+          <w:tab w:val="num" w:pos="5040"/>
+        </w:tabs>
+        <w:ind w:left="5040" w:hanging="360"/>
+      </w:pPr>
+      <w:rPr>
+        <w:rFonts w:ascii="Wingdings" w:hAnsi="Wingdings" w:hint="default"/>
+        <w:sz w:val="20"/>
+      </w:rPr>
+    </w:lvl>
+    <w:lvl w:ilvl="7" w:tentative="1">
+      <w:start w:val="1"/>
+      <w:numFmt w:val="bullet"/>
+      <w:lvlText w:val=""/>
+      <w:lvlJc w:val="left"/>
+      <w:pPr>
+        <w:tabs>
+          <w:tab w:val="num" w:pos="5760"/>
+        </w:tabs>
+        <w:ind w:left="5760" w:hanging="360"/>
+      </w:pPr>
+      <w:rPr>
+        <w:rFonts w:ascii="Wingdings" w:hAnsi="Wingdings" w:hint="default"/>
+        <w:sz w:val="20"/>
+      </w:rPr>
+    </w:lvl>
+    <w:lvl w:ilvl="8" w:tentative="1">
+      <w:start w:val="1"/>
+      <w:numFmt w:val="bullet"/>
+      <w:lvlText w:val=""/>
+      <w:lvlJc w:val="left"/>
+      <w:pPr>
+        <w:tabs>
+          <w:tab w:val="num" w:pos="6480"/>
+        </w:tabs>
+        <w:ind w:left="6480" w:hanging="360"/>
+      </w:pPr>
+      <w:rPr>
+        <w:rFonts w:ascii="Wingdings" w:hAnsi="Wingdings" w:hint="default"/>
+        <w:sz w:val="20"/>
+      </w:rPr>
+    </w:lvl>
+  </w:abstractNum>
+  <w:abstractNum w:abstractNumId="9" w15:restartNumberingAfterBreak="0">
+    <w:nsid w:val="26D60CA4"/>
+    <w:multiLevelType w:val="multilevel"/>
+    <w:tmpl w:val="261C7294"/>
+    <w:lvl w:ilvl="0">
+      <w:start w:val="1"/>
+      <w:numFmt w:val="bullet"/>
+      <w:lvlText w:val=""/>
+      <w:lvlJc w:val="left"/>
+      <w:pPr>
+        <w:tabs>
+          <w:tab w:val="num" w:pos="720"/>
+        </w:tabs>
+        <w:ind w:left="720" w:hanging="360"/>
+      </w:pPr>
+      <w:rPr>
+        <w:rFonts w:ascii="Symbol" w:hAnsi="Symbol" w:hint="default"/>
+        <w:sz w:val="20"/>
+      </w:rPr>
+    </w:lvl>
+    <w:lvl w:ilvl="1" w:tentative="1">
+      <w:start w:val="1"/>
+      <w:numFmt w:val="bullet"/>
+      <w:lvlText w:val="o"/>
+      <w:lvlJc w:val="left"/>
+      <w:pPr>
+        <w:tabs>
+          <w:tab w:val="num" w:pos="1440"/>
+        </w:tabs>
+        <w:ind w:left="1440" w:hanging="360"/>
+      </w:pPr>
+      <w:rPr>
+        <w:rFonts w:ascii="Courier New" w:hAnsi="Courier New" w:hint="default"/>
+        <w:sz w:val="20"/>
+      </w:rPr>
+    </w:lvl>
+    <w:lvl w:ilvl="2" w:tentative="1">
+      <w:start w:val="1"/>
+      <w:numFmt w:val="bullet"/>
+      <w:lvlText w:val=""/>
+      <w:lvlJc w:val="left"/>
+      <w:pPr>
+        <w:tabs>
+          <w:tab w:val="num" w:pos="2160"/>
+        </w:tabs>
+        <w:ind w:left="2160" w:hanging="360"/>
+      </w:pPr>
+      <w:rPr>
+        <w:rFonts w:ascii="Wingdings" w:hAnsi="Wingdings" w:hint="default"/>
+        <w:sz w:val="20"/>
+      </w:rPr>
+    </w:lvl>
+    <w:lvl w:ilvl="3" w:tentative="1">
+      <w:start w:val="1"/>
+      <w:numFmt w:val="bullet"/>
+      <w:lvlText w:val=""/>
+      <w:lvlJc w:val="left"/>
+      <w:pPr>
+        <w:tabs>
+          <w:tab w:val="num" w:pos="2880"/>
+        </w:tabs>
+        <w:ind w:left="2880" w:hanging="360"/>
+      </w:pPr>
+      <w:rPr>
+        <w:rFonts w:ascii="Wingdings" w:hAnsi="Wingdings" w:hint="default"/>
+        <w:sz w:val="20"/>
+      </w:rPr>
+    </w:lvl>
+    <w:lvl w:ilvl="4" w:tentative="1">
+      <w:start w:val="1"/>
+      <w:numFmt w:val="bullet"/>
+      <w:lvlText w:val=""/>
+      <w:lvlJc w:val="left"/>
+      <w:pPr>
+        <w:tabs>
+          <w:tab w:val="num" w:pos="3600"/>
+        </w:tabs>
+        <w:ind w:left="3600" w:hanging="360"/>
+      </w:pPr>
+      <w:rPr>
+        <w:rFonts w:ascii="Wingdings" w:hAnsi="Wingdings" w:hint="default"/>
+        <w:sz w:val="20"/>
+      </w:rPr>
+    </w:lvl>
+    <w:lvl w:ilvl="5" w:tentative="1">
+      <w:start w:val="1"/>
+      <w:numFmt w:val="bullet"/>
+      <w:lvlText w:val=""/>
+      <w:lvlJc w:val="left"/>
+      <w:pPr>
+        <w:tabs>
+          <w:tab w:val="num" w:pos="4320"/>
+        </w:tabs>
+        <w:ind w:left="4320" w:hanging="360"/>
+      </w:pPr>
+      <w:rPr>
+        <w:rFonts w:ascii="Wingdings" w:hAnsi="Wingdings" w:hint="default"/>
+        <w:sz w:val="20"/>
+      </w:rPr>
+    </w:lvl>
+    <w:lvl w:ilvl="6" w:tentative="1">
+      <w:start w:val="1"/>
+      <w:numFmt w:val="bullet"/>
+      <w:lvlText w:val=""/>
+      <w:lvlJc w:val="left"/>
+      <w:pPr>
+        <w:tabs>
+          <w:tab w:val="num" w:pos="5040"/>
+        </w:tabs>
+        <w:ind w:left="5040" w:hanging="360"/>
+      </w:pPr>
+      <w:rPr>
+        <w:rFonts w:ascii="Wingdings" w:hAnsi="Wingdings" w:hint="default"/>
+        <w:sz w:val="20"/>
+      </w:rPr>
+    </w:lvl>
+    <w:lvl w:ilvl="7" w:tentative="1">
+      <w:start w:val="1"/>
+      <w:numFmt w:val="bullet"/>
+      <w:lvlText w:val=""/>
+      <w:lvlJc w:val="left"/>
+      <w:pPr>
+        <w:tabs>
+          <w:tab w:val="num" w:pos="5760"/>
+        </w:tabs>
+        <w:ind w:left="5760" w:hanging="360"/>
+      </w:pPr>
+      <w:rPr>
+        <w:rFonts w:ascii="Wingdings" w:hAnsi="Wingdings" w:hint="default"/>
+        <w:sz w:val="20"/>
+      </w:rPr>
+    </w:lvl>
+    <w:lvl w:ilvl="8" w:tentative="1">
+      <w:start w:val="1"/>
+      <w:numFmt w:val="bullet"/>
+      <w:lvlText w:val=""/>
+      <w:lvlJc w:val="left"/>
+      <w:pPr>
+        <w:tabs>
+          <w:tab w:val="num" w:pos="6480"/>
+        </w:tabs>
+        <w:ind w:left="6480" w:hanging="360"/>
+      </w:pPr>
+      <w:rPr>
+        <w:rFonts w:ascii="Wingdings" w:hAnsi="Wingdings" w:hint="default"/>
+        <w:sz w:val="20"/>
+      </w:rPr>
+    </w:lvl>
+  </w:abstractNum>
+  <w:abstractNum w:abstractNumId="10" w15:restartNumberingAfterBreak="0">
+    <w:nsid w:val="2AD62112"/>
+    <w:multiLevelType w:val="multilevel"/>
+    <w:tmpl w:val="CF70895C"/>
+    <w:lvl w:ilvl="0">
+      <w:start w:val="1"/>
+      <w:numFmt w:val="bullet"/>
+      <w:lvlText w:val=""/>
+      <w:lvlJc w:val="left"/>
+      <w:pPr>
+        <w:tabs>
+          <w:tab w:val="num" w:pos="720"/>
+        </w:tabs>
+        <w:ind w:left="720" w:hanging="360"/>
+      </w:pPr>
+      <w:rPr>
+        <w:rFonts w:ascii="Symbol" w:hAnsi="Symbol" w:hint="default"/>
+        <w:sz w:val="20"/>
+      </w:rPr>
+    </w:lvl>
+    <w:lvl w:ilvl="1" w:tentative="1">
+      <w:start w:val="1"/>
+      <w:numFmt w:val="bullet"/>
+      <w:lvlText w:val="o"/>
+      <w:lvlJc w:val="left"/>
+      <w:pPr>
+        <w:tabs>
+          <w:tab w:val="num" w:pos="1440"/>
+        </w:tabs>
+        <w:ind w:left="1440" w:hanging="360"/>
+      </w:pPr>
+      <w:rPr>
+        <w:rFonts w:ascii="Courier New" w:hAnsi="Courier New" w:hint="default"/>
+        <w:sz w:val="20"/>
+      </w:rPr>
+    </w:lvl>
+    <w:lvl w:ilvl="2" w:tentative="1">
+      <w:start w:val="1"/>
+      <w:numFmt w:val="bullet"/>
+      <w:lvlText w:val=""/>
+      <w:lvlJc w:val="left"/>
+      <w:pPr>
+        <w:tabs>
+          <w:tab w:val="num" w:pos="2160"/>
+        </w:tabs>
+        <w:ind w:left="2160" w:hanging="360"/>
+      </w:pPr>
+      <w:rPr>
+        <w:rFonts w:ascii="Wingdings" w:hAnsi="Wingdings" w:hint="default"/>
+        <w:sz w:val="20"/>
+      </w:rPr>
+    </w:lvl>
+    <w:lvl w:ilvl="3" w:tentative="1">
+      <w:start w:val="1"/>
+      <w:numFmt w:val="bullet"/>
+      <w:lvlText w:val=""/>
+      <w:lvlJc w:val="left"/>
+      <w:pPr>
+        <w:tabs>
+          <w:tab w:val="num" w:pos="2880"/>
+        </w:tabs>
+        <w:ind w:left="2880" w:hanging="360"/>
+      </w:pPr>
+      <w:rPr>
+        <w:rFonts w:ascii="Wingdings" w:hAnsi="Wingdings" w:hint="default"/>
+        <w:sz w:val="20"/>
+      </w:rPr>
+    </w:lvl>
+    <w:lvl w:ilvl="4" w:tentative="1">
+      <w:start w:val="1"/>
+      <w:numFmt w:val="bullet"/>
+      <w:lvlText w:val=""/>
+      <w:lvlJc w:val="left"/>
+      <w:pPr>
+        <w:tabs>
+          <w:tab w:val="num" w:pos="3600"/>
+        </w:tabs>
+        <w:ind w:left="3600" w:hanging="360"/>
+      </w:pPr>
+      <w:rPr>
+        <w:rFonts w:ascii="Wingdings" w:hAnsi="Wingdings" w:hint="default"/>
+        <w:sz w:val="20"/>
+      </w:rPr>
+    </w:lvl>
+    <w:lvl w:ilvl="5" w:tentative="1">
+      <w:start w:val="1"/>
+      <w:numFmt w:val="bullet"/>
+      <w:lvlText w:val=""/>
+      <w:lvlJc w:val="left"/>
+      <w:pPr>
+        <w:tabs>
+          <w:tab w:val="num" w:pos="4320"/>
+        </w:tabs>
+        <w:ind w:left="4320" w:hanging="360"/>
+      </w:pPr>
+      <w:rPr>
+        <w:rFonts w:ascii="Wingdings" w:hAnsi="Wingdings" w:hint="default"/>
+        <w:sz w:val="20"/>
+      </w:rPr>
+    </w:lvl>
+    <w:lvl w:ilvl="6" w:tentative="1">
+      <w:start w:val="1"/>
+      <w:numFmt w:val="bullet"/>
+      <w:lvlText w:val=""/>
+      <w:lvlJc w:val="left"/>
+      <w:pPr>
+        <w:tabs>
+          <w:tab w:val="num" w:pos="5040"/>
+        </w:tabs>
+        <w:ind w:left="5040" w:hanging="360"/>
+      </w:pPr>
+      <w:rPr>
+        <w:rFonts w:ascii="Wingdings" w:hAnsi="Wingdings" w:hint="default"/>
+        <w:sz w:val="20"/>
+      </w:rPr>
+    </w:lvl>
+    <w:lvl w:ilvl="7" w:tentative="1">
+      <w:start w:val="1"/>
+      <w:numFmt w:val="bullet"/>
+      <w:lvlText w:val=""/>
+      <w:lvlJc w:val="left"/>
+      <w:pPr>
+        <w:tabs>
+          <w:tab w:val="num" w:pos="5760"/>
+        </w:tabs>
+        <w:ind w:left="5760" w:hanging="360"/>
+      </w:pPr>
+      <w:rPr>
+        <w:rFonts w:ascii="Wingdings" w:hAnsi="Wingdings" w:hint="default"/>
+        <w:sz w:val="20"/>
+      </w:rPr>
+    </w:lvl>
+    <w:lvl w:ilvl="8" w:tentative="1">
+      <w:start w:val="1"/>
+      <w:numFmt w:val="bullet"/>
+      <w:lvlText w:val=""/>
+      <w:lvlJc w:val="left"/>
+      <w:pPr>
+        <w:tabs>
+          <w:tab w:val="num" w:pos="6480"/>
+        </w:tabs>
+        <w:ind w:left="6480" w:hanging="360"/>
+      </w:pPr>
+      <w:rPr>
+        <w:rFonts w:ascii="Wingdings" w:hAnsi="Wingdings" w:hint="default"/>
+        <w:sz w:val="20"/>
+      </w:rPr>
+    </w:lvl>
+  </w:abstractNum>
+  <w:abstractNum w:abstractNumId="11" w15:restartNumberingAfterBreak="0">
+    <w:nsid w:val="35A65E94"/>
+    <w:multiLevelType w:val="multilevel"/>
+    <w:tmpl w:val="31588C0A"/>
+    <w:lvl w:ilvl="0">
+      <w:start w:val="1"/>
+      <w:numFmt w:val="bullet"/>
+      <w:lvlText w:val=""/>
+      <w:lvlJc w:val="left"/>
+      <w:pPr>
+        <w:tabs>
+          <w:tab w:val="num" w:pos="720"/>
+        </w:tabs>
+        <w:ind w:left="720" w:hanging="360"/>
+      </w:pPr>
+      <w:rPr>
+        <w:rFonts w:ascii="Symbol" w:hAnsi="Symbol" w:hint="default"/>
+        <w:sz w:val="20"/>
+      </w:rPr>
+    </w:lvl>
+    <w:lvl w:ilvl="1" w:tentative="1">
+      <w:start w:val="1"/>
+      <w:numFmt w:val="bullet"/>
+      <w:lvlText w:val="o"/>
+      <w:lvlJc w:val="left"/>
+      <w:pPr>
+        <w:tabs>
+          <w:tab w:val="num" w:pos="1440"/>
+        </w:tabs>
+        <w:ind w:left="1440" w:hanging="360"/>
+      </w:pPr>
+      <w:rPr>
+        <w:rFonts w:ascii="Courier New" w:hAnsi="Courier New" w:hint="default"/>
+        <w:sz w:val="20"/>
+      </w:rPr>
+    </w:lvl>
+    <w:lvl w:ilvl="2" w:tentative="1">
+      <w:start w:val="1"/>
+      <w:numFmt w:val="bullet"/>
+      <w:lvlText w:val=""/>
+      <w:lvlJc w:val="left"/>
+      <w:pPr>
+        <w:tabs>
+          <w:tab w:val="num" w:pos="2160"/>
+        </w:tabs>
+        <w:ind w:left="2160" w:hanging="360"/>
+      </w:pPr>
+      <w:rPr>
+        <w:rFonts w:ascii="Wingdings" w:hAnsi="Wingdings" w:hint="default"/>
+        <w:sz w:val="20"/>
+      </w:rPr>
+    </w:lvl>
+    <w:lvl w:ilvl="3" w:tentative="1">
+      <w:start w:val="1"/>
+      <w:numFmt w:val="bullet"/>
+      <w:lvlText w:val=""/>
+      <w:lvlJc w:val="left"/>
+      <w:pPr>
+        <w:tabs>
+          <w:tab w:val="num" w:pos="2880"/>
+        </w:tabs>
+        <w:ind w:left="2880" w:hanging="360"/>
+      </w:pPr>
+      <w:rPr>
+        <w:rFonts w:ascii="Wingdings" w:hAnsi="Wingdings" w:hint="default"/>
+        <w:sz w:val="20"/>
+      </w:rPr>
+    </w:lvl>
+    <w:lvl w:ilvl="4" w:tentative="1">
+      <w:start w:val="1"/>
+      <w:numFmt w:val="bullet"/>
+      <w:lvlText w:val=""/>
+      <w:lvlJc w:val="left"/>
+      <w:pPr>
+        <w:tabs>
+          <w:tab w:val="num" w:pos="3600"/>
+        </w:tabs>
+        <w:ind w:left="3600" w:hanging="360"/>
+      </w:pPr>
+      <w:rPr>
+        <w:rFonts w:ascii="Wingdings" w:hAnsi="Wingdings" w:hint="default"/>
+        <w:sz w:val="20"/>
+      </w:rPr>
+    </w:lvl>
+    <w:lvl w:ilvl="5" w:tentative="1">
+      <w:start w:val="1"/>
+      <w:numFmt w:val="bullet"/>
+      <w:lvlText w:val=""/>
+      <w:lvlJc w:val="left"/>
+      <w:pPr>
+        <w:tabs>
+          <w:tab w:val="num" w:pos="4320"/>
+        </w:tabs>
+        <w:ind w:left="4320" w:hanging="360"/>
+      </w:pPr>
+      <w:rPr>
+        <w:rFonts w:ascii="Wingdings" w:hAnsi="Wingdings" w:hint="default"/>
+        <w:sz w:val="20"/>
+      </w:rPr>
+    </w:lvl>
+    <w:lvl w:ilvl="6" w:tentative="1">
+      <w:start w:val="1"/>
+      <w:numFmt w:val="bullet"/>
+      <w:lvlText w:val=""/>
+      <w:lvlJc w:val="left"/>
+      <w:pPr>
+        <w:tabs>
+          <w:tab w:val="num" w:pos="5040"/>
+        </w:tabs>
+        <w:ind w:left="5040" w:hanging="360"/>
+      </w:pPr>
+      <w:rPr>
+        <w:rFonts w:ascii="Wingdings" w:hAnsi="Wingdings" w:hint="default"/>
+        <w:sz w:val="20"/>
+      </w:rPr>
+    </w:lvl>
+    <w:lvl w:ilvl="7" w:tentative="1">
+      <w:start w:val="1"/>
+      <w:numFmt w:val="bullet"/>
+      <w:lvlText w:val=""/>
+      <w:lvlJc w:val="left"/>
+      <w:pPr>
+        <w:tabs>
+          <w:tab w:val="num" w:pos="5760"/>
+        </w:tabs>
+        <w:ind w:left="5760" w:hanging="360"/>
+      </w:pPr>
+      <w:rPr>
+        <w:rFonts w:ascii="Wingdings" w:hAnsi="Wingdings" w:hint="default"/>
+        <w:sz w:val="20"/>
+      </w:rPr>
+    </w:lvl>
+    <w:lvl w:ilvl="8" w:tentative="1">
+      <w:start w:val="1"/>
+      <w:numFmt w:val="bullet"/>
+      <w:lvlText w:val=""/>
+      <w:lvlJc w:val="left"/>
+      <w:pPr>
+        <w:tabs>
+          <w:tab w:val="num" w:pos="6480"/>
+        </w:tabs>
+        <w:ind w:left="6480" w:hanging="360"/>
+      </w:pPr>
+      <w:rPr>
+        <w:rFonts w:ascii="Wingdings" w:hAnsi="Wingdings" w:hint="default"/>
+        <w:sz w:val="20"/>
+      </w:rPr>
+    </w:lvl>
+  </w:abstractNum>
+  <w:abstractNum w:abstractNumId="12" w15:restartNumberingAfterBreak="0">
+    <w:nsid w:val="37903CF5"/>
+    <w:multiLevelType w:val="multilevel"/>
+    <w:tmpl w:val="7EDE83C0"/>
+    <w:lvl w:ilvl="0">
+      <w:start w:val="1"/>
+      <w:numFmt w:val="bullet"/>
+      <w:lvlText w:val=""/>
+      <w:lvlJc w:val="left"/>
+      <w:pPr>
+        <w:tabs>
+          <w:tab w:val="num" w:pos="720"/>
+        </w:tabs>
+        <w:ind w:left="720" w:hanging="360"/>
+      </w:pPr>
+      <w:rPr>
+        <w:rFonts w:ascii="Symbol" w:hAnsi="Symbol" w:hint="default"/>
+        <w:sz w:val="20"/>
+      </w:rPr>
+    </w:lvl>
+    <w:lvl w:ilvl="1" w:tentative="1">
+      <w:start w:val="1"/>
+      <w:numFmt w:val="bullet"/>
+      <w:lvlText w:val="o"/>
+      <w:lvlJc w:val="left"/>
+      <w:pPr>
+        <w:tabs>
+          <w:tab w:val="num" w:pos="1440"/>
+        </w:tabs>
+        <w:ind w:left="1440" w:hanging="360"/>
+      </w:pPr>
+      <w:rPr>
+        <w:rFonts w:ascii="Courier New" w:hAnsi="Courier New" w:hint="default"/>
+        <w:sz w:val="20"/>
+      </w:rPr>
+    </w:lvl>
+    <w:lvl w:ilvl="2" w:tentative="1">
+      <w:start w:val="1"/>
+      <w:numFmt w:val="bullet"/>
+      <w:lvlText w:val=""/>
+      <w:lvlJc w:val="left"/>
+      <w:pPr>
+        <w:tabs>
+          <w:tab w:val="num" w:pos="2160"/>
+        </w:tabs>
+        <w:ind w:left="2160" w:hanging="360"/>
+      </w:pPr>
+      <w:rPr>
+        <w:rFonts w:ascii="Wingdings" w:hAnsi="Wingdings" w:hint="default"/>
+        <w:sz w:val="20"/>
+      </w:rPr>
+    </w:lvl>
+    <w:lvl w:ilvl="3" w:tentative="1">
+      <w:start w:val="1"/>
+      <w:numFmt w:val="bullet"/>
+      <w:lvlText w:val=""/>
+      <w:lvlJc w:val="left"/>
+      <w:pPr>
+        <w:tabs>
+          <w:tab w:val="num" w:pos="2880"/>
+        </w:tabs>
+        <w:ind w:left="2880" w:hanging="360"/>
+      </w:pPr>
+      <w:rPr>
+        <w:rFonts w:ascii="Wingdings" w:hAnsi="Wingdings" w:hint="default"/>
+        <w:sz w:val="20"/>
+      </w:rPr>
+    </w:lvl>
+    <w:lvl w:ilvl="4" w:tentative="1">
+      <w:start w:val="1"/>
+      <w:numFmt w:val="bullet"/>
+      <w:lvlText w:val=""/>
+      <w:lvlJc w:val="left"/>
+      <w:pPr>
+        <w:tabs>
+          <w:tab w:val="num" w:pos="3600"/>
+        </w:tabs>
+        <w:ind w:left="3600" w:hanging="360"/>
+      </w:pPr>
+      <w:rPr>
+        <w:rFonts w:ascii="Wingdings" w:hAnsi="Wingdings" w:hint="default"/>
+        <w:sz w:val="20"/>
+      </w:rPr>
+    </w:lvl>
+    <w:lvl w:ilvl="5" w:tentative="1">
+      <w:start w:val="1"/>
+      <w:numFmt w:val="bullet"/>
+      <w:lvlText w:val=""/>
+      <w:lvlJc w:val="left"/>
+      <w:pPr>
+        <w:tabs>
+          <w:tab w:val="num" w:pos="4320"/>
+        </w:tabs>
+        <w:ind w:left="4320" w:hanging="360"/>
+      </w:pPr>
+      <w:rPr>
+        <w:rFonts w:ascii="Wingdings" w:hAnsi="Wingdings" w:hint="default"/>
+        <w:sz w:val="20"/>
+      </w:rPr>
+    </w:lvl>
+    <w:lvl w:ilvl="6" w:tentative="1">
+      <w:start w:val="1"/>
+      <w:numFmt w:val="bullet"/>
+      <w:lvlText w:val=""/>
+      <w:lvlJc w:val="left"/>
+      <w:pPr>
+        <w:tabs>
+          <w:tab w:val="num" w:pos="5040"/>
+        </w:tabs>
+        <w:ind w:left="5040" w:hanging="360"/>
+      </w:pPr>
+      <w:rPr>
+        <w:rFonts w:ascii="Wingdings" w:hAnsi="Wingdings" w:hint="default"/>
+        <w:sz w:val="20"/>
+      </w:rPr>
+    </w:lvl>
+    <w:lvl w:ilvl="7" w:tentative="1">
+      <w:start w:val="1"/>
+      <w:numFmt w:val="bullet"/>
+      <w:lvlText w:val=""/>
+      <w:lvlJc w:val="left"/>
+      <w:pPr>
+        <w:tabs>
+          <w:tab w:val="num" w:pos="5760"/>
+        </w:tabs>
+        <w:ind w:left="5760" w:hanging="360"/>
+      </w:pPr>
+      <w:rPr>
+        <w:rFonts w:ascii="Wingdings" w:hAnsi="Wingdings" w:hint="default"/>
+        <w:sz w:val="20"/>
+      </w:rPr>
+    </w:lvl>
+    <w:lvl w:ilvl="8" w:tentative="1">
+      <w:start w:val="1"/>
+      <w:numFmt w:val="bullet"/>
+      <w:lvlText w:val=""/>
+      <w:lvlJc w:val="left"/>
+      <w:pPr>
+        <w:tabs>
+          <w:tab w:val="num" w:pos="6480"/>
+        </w:tabs>
+        <w:ind w:left="6480" w:hanging="360"/>
+      </w:pPr>
+      <w:rPr>
+        <w:rFonts w:ascii="Wingdings" w:hAnsi="Wingdings" w:hint="default"/>
+        <w:sz w:val="20"/>
+      </w:rPr>
+    </w:lvl>
+  </w:abstractNum>
+  <w:abstractNum w:abstractNumId="13" w15:restartNumberingAfterBreak="0">
+    <w:nsid w:val="37EF1DDE"/>
+    <w:multiLevelType w:val="multilevel"/>
+    <w:tmpl w:val="F44458C6"/>
+    <w:lvl w:ilvl="0">
+      <w:start w:val="1"/>
+      <w:numFmt w:val="bullet"/>
+      <w:lvlText w:val=""/>
+      <w:lvlJc w:val="left"/>
+      <w:pPr>
+        <w:tabs>
+          <w:tab w:val="num" w:pos="720"/>
+        </w:tabs>
+        <w:ind w:left="720" w:hanging="360"/>
+      </w:pPr>
+      <w:rPr>
+        <w:rFonts w:ascii="Symbol" w:hAnsi="Symbol" w:hint="default"/>
+        <w:sz w:val="20"/>
+      </w:rPr>
+    </w:lvl>
+    <w:lvl w:ilvl="1" w:tentative="1">
+      <w:start w:val="1"/>
+      <w:numFmt w:val="bullet"/>
+      <w:lvlText w:val="o"/>
+      <w:lvlJc w:val="left"/>
+      <w:pPr>
+        <w:tabs>
+          <w:tab w:val="num" w:pos="1440"/>
+        </w:tabs>
+        <w:ind w:left="1440" w:hanging="360"/>
+      </w:pPr>
+      <w:rPr>
+        <w:rFonts w:ascii="Courier New" w:hAnsi="Courier New" w:hint="default"/>
+        <w:sz w:val="20"/>
+      </w:rPr>
+    </w:lvl>
+    <w:lvl w:ilvl="2" w:tentative="1">
+      <w:start w:val="1"/>
+      <w:numFmt w:val="bullet"/>
+      <w:lvlText w:val=""/>
+      <w:lvlJc w:val="left"/>
+      <w:pPr>
+        <w:tabs>
+          <w:tab w:val="num" w:pos="2160"/>
+        </w:tabs>
+        <w:ind w:left="2160" w:hanging="360"/>
+      </w:pPr>
+      <w:rPr>
+        <w:rFonts w:ascii="Wingdings" w:hAnsi="Wingdings" w:hint="default"/>
+        <w:sz w:val="20"/>
+      </w:rPr>
+    </w:lvl>
+    <w:lvl w:ilvl="3" w:tentative="1">
+      <w:start w:val="1"/>
+      <w:numFmt w:val="bullet"/>
+      <w:lvlText w:val=""/>
+      <w:lvlJc w:val="left"/>
+      <w:pPr>
+        <w:tabs>
+          <w:tab w:val="num" w:pos="2880"/>
+        </w:tabs>
+        <w:ind w:left="2880" w:hanging="360"/>
+      </w:pPr>
+      <w:rPr>
+        <w:rFonts w:ascii="Wingdings" w:hAnsi="Wingdings" w:hint="default"/>
+        <w:sz w:val="20"/>
+      </w:rPr>
+    </w:lvl>
+    <w:lvl w:ilvl="4" w:tentative="1">
+      <w:start w:val="1"/>
+      <w:numFmt w:val="bullet"/>
+      <w:lvlText w:val=""/>
+      <w:lvlJc w:val="left"/>
+      <w:pPr>
+        <w:tabs>
+          <w:tab w:val="num" w:pos="3600"/>
+        </w:tabs>
+        <w:ind w:left="3600" w:hanging="360"/>
+      </w:pPr>
+      <w:rPr>
+        <w:rFonts w:ascii="Wingdings" w:hAnsi="Wingdings" w:hint="default"/>
+        <w:sz w:val="20"/>
+      </w:rPr>
+    </w:lvl>
+    <w:lvl w:ilvl="5" w:tentative="1">
+      <w:start w:val="1"/>
+      <w:numFmt w:val="bullet"/>
+      <w:lvlText w:val=""/>
+      <w:lvlJc w:val="left"/>
+      <w:pPr>
+        <w:tabs>
+          <w:tab w:val="num" w:pos="4320"/>
+        </w:tabs>
+        <w:ind w:left="4320" w:hanging="360"/>
+      </w:pPr>
+      <w:rPr>
+        <w:rFonts w:ascii="Wingdings" w:hAnsi="Wingdings" w:hint="default"/>
+        <w:sz w:val="20"/>
+      </w:rPr>
+    </w:lvl>
+    <w:lvl w:ilvl="6" w:tentative="1">
+      <w:start w:val="1"/>
+      <w:numFmt w:val="bullet"/>
+      <w:lvlText w:val=""/>
+      <w:lvlJc w:val="left"/>
+      <w:pPr>
+        <w:tabs>
+          <w:tab w:val="num" w:pos="5040"/>
+        </w:tabs>
+        <w:ind w:left="5040" w:hanging="360"/>
+      </w:pPr>
+      <w:rPr>
+        <w:rFonts w:ascii="Wingdings" w:hAnsi="Wingdings" w:hint="default"/>
+        <w:sz w:val="20"/>
+      </w:rPr>
+    </w:lvl>
+    <w:lvl w:ilvl="7" w:tentative="1">
+      <w:start w:val="1"/>
+      <w:numFmt w:val="bullet"/>
+      <w:lvlText w:val=""/>
+      <w:lvlJc w:val="left"/>
+      <w:pPr>
+        <w:tabs>
+          <w:tab w:val="num" w:pos="5760"/>
+        </w:tabs>
+        <w:ind w:left="5760" w:hanging="360"/>
+      </w:pPr>
+      <w:rPr>
+        <w:rFonts w:ascii="Wingdings" w:hAnsi="Wingdings" w:hint="default"/>
+        <w:sz w:val="20"/>
+      </w:rPr>
+    </w:lvl>
+    <w:lvl w:ilvl="8" w:tentative="1">
+      <w:start w:val="1"/>
+      <w:numFmt w:val="bullet"/>
+      <w:lvlText w:val=""/>
+      <w:lvlJc w:val="left"/>
+      <w:pPr>
+        <w:tabs>
+          <w:tab w:val="num" w:pos="6480"/>
+        </w:tabs>
+        <w:ind w:left="6480" w:hanging="360"/>
+      </w:pPr>
+      <w:rPr>
+        <w:rFonts w:ascii="Wingdings" w:hAnsi="Wingdings" w:hint="default"/>
+        <w:sz w:val="20"/>
+      </w:rPr>
+    </w:lvl>
+  </w:abstractNum>
+  <w:abstractNum w:abstractNumId="14" w15:restartNumberingAfterBreak="0">
+    <w:nsid w:val="3F891DC2"/>
+    <w:multiLevelType w:val="multilevel"/>
+    <w:tmpl w:val="BA8ACA44"/>
+    <w:lvl w:ilvl="0">
+      <w:start w:val="1"/>
+      <w:numFmt w:val="bullet"/>
+      <w:lvlText w:val=""/>
+      <w:lvlJc w:val="left"/>
+      <w:pPr>
+        <w:tabs>
+          <w:tab w:val="num" w:pos="720"/>
+        </w:tabs>
+        <w:ind w:left="720" w:hanging="360"/>
+      </w:pPr>
+      <w:rPr>
+        <w:rFonts w:ascii="Symbol" w:hAnsi="Symbol" w:hint="default"/>
+        <w:sz w:val="20"/>
+      </w:rPr>
+    </w:lvl>
+    <w:lvl w:ilvl="1" w:tentative="1">
+      <w:start w:val="1"/>
+      <w:numFmt w:val="bullet"/>
+      <w:lvlText w:val="o"/>
+      <w:lvlJc w:val="left"/>
+      <w:pPr>
+        <w:tabs>
+          <w:tab w:val="num" w:pos="1440"/>
+        </w:tabs>
+        <w:ind w:left="1440" w:hanging="360"/>
+      </w:pPr>
+      <w:rPr>
+        <w:rFonts w:ascii="Courier New" w:hAnsi="Courier New" w:hint="default"/>
+        <w:sz w:val="20"/>
+      </w:rPr>
+    </w:lvl>
+    <w:lvl w:ilvl="2" w:tentative="1">
+      <w:start w:val="1"/>
+      <w:numFmt w:val="bullet"/>
+      <w:lvlText w:val=""/>
+      <w:lvlJc w:val="left"/>
+      <w:pPr>
+        <w:tabs>
+          <w:tab w:val="num" w:pos="2160"/>
+        </w:tabs>
+        <w:ind w:left="2160" w:hanging="360"/>
+      </w:pPr>
+      <w:rPr>
+        <w:rFonts w:ascii="Wingdings" w:hAnsi="Wingdings" w:hint="default"/>
+        <w:sz w:val="20"/>
+      </w:rPr>
+    </w:lvl>
+    <w:lvl w:ilvl="3" w:tentative="1">
+      <w:start w:val="1"/>
+      <w:numFmt w:val="bullet"/>
+      <w:lvlText w:val=""/>
+      <w:lvlJc w:val="left"/>
+      <w:pPr>
+        <w:tabs>
+          <w:tab w:val="num" w:pos="2880"/>
+        </w:tabs>
+        <w:ind w:left="2880" w:hanging="360"/>
+      </w:pPr>
+      <w:rPr>
+        <w:rFonts w:ascii="Wingdings" w:hAnsi="Wingdings" w:hint="default"/>
+        <w:sz w:val="20"/>
+      </w:rPr>
+    </w:lvl>
+    <w:lvl w:ilvl="4" w:tentative="1">
+      <w:start w:val="1"/>
+      <w:numFmt w:val="bullet"/>
+      <w:lvlText w:val=""/>
+      <w:lvlJc w:val="left"/>
+      <w:pPr>
+        <w:tabs>
+          <w:tab w:val="num" w:pos="3600"/>
+        </w:tabs>
+        <w:ind w:left="3600" w:hanging="360"/>
+      </w:pPr>
+      <w:rPr>
+        <w:rFonts w:ascii="Wingdings" w:hAnsi="Wingdings" w:hint="default"/>
+        <w:sz w:val="20"/>
+      </w:rPr>
+    </w:lvl>
+    <w:lvl w:ilvl="5" w:tentative="1">
+      <w:start w:val="1"/>
+      <w:numFmt w:val="bullet"/>
+      <w:lvlText w:val=""/>
+      <w:lvlJc w:val="left"/>
+      <w:pPr>
+        <w:tabs>
+          <w:tab w:val="num" w:pos="4320"/>
+        </w:tabs>
+        <w:ind w:left="4320" w:hanging="360"/>
+      </w:pPr>
+      <w:rPr>
+        <w:rFonts w:ascii="Wingdings" w:hAnsi="Wingdings" w:hint="default"/>
+        <w:sz w:val="20"/>
+      </w:rPr>
+    </w:lvl>
+    <w:lvl w:ilvl="6" w:tentative="1">
+      <w:start w:val="1"/>
+      <w:numFmt w:val="bullet"/>
+      <w:lvlText w:val=""/>
+      <w:lvlJc w:val="left"/>
+      <w:pPr>
+        <w:tabs>
+          <w:tab w:val="num" w:pos="5040"/>
+        </w:tabs>
+        <w:ind w:left="5040" w:hanging="360"/>
+      </w:pPr>
+      <w:rPr>
+        <w:rFonts w:ascii="Wingdings" w:hAnsi="Wingdings" w:hint="default"/>
+        <w:sz w:val="20"/>
+      </w:rPr>
+    </w:lvl>
+    <w:lvl w:ilvl="7" w:tentative="1">
+      <w:start w:val="1"/>
+      <w:numFmt w:val="bullet"/>
+      <w:lvlText w:val=""/>
+      <w:lvlJc w:val="left"/>
+      <w:pPr>
+        <w:tabs>
+          <w:tab w:val="num" w:pos="5760"/>
+        </w:tabs>
+        <w:ind w:left="5760" w:hanging="360"/>
+      </w:pPr>
+      <w:rPr>
+        <w:rFonts w:ascii="Wingdings" w:hAnsi="Wingdings" w:hint="default"/>
+        <w:sz w:val="20"/>
+      </w:rPr>
+    </w:lvl>
+    <w:lvl w:ilvl="8" w:tentative="1">
+      <w:start w:val="1"/>
+      <w:numFmt w:val="bullet"/>
+      <w:lvlText w:val=""/>
+      <w:lvlJc w:val="left"/>
+      <w:pPr>
+        <w:tabs>
+          <w:tab w:val="num" w:pos="6480"/>
+        </w:tabs>
+        <w:ind w:left="6480" w:hanging="360"/>
+      </w:pPr>
+      <w:rPr>
+        <w:rFonts w:ascii="Wingdings" w:hAnsi="Wingdings" w:hint="default"/>
+        <w:sz w:val="20"/>
+      </w:rPr>
+    </w:lvl>
+  </w:abstractNum>
+  <w:abstractNum w:abstractNumId="15" w15:restartNumberingAfterBreak="0">
+    <w:nsid w:val="4ECB14B2"/>
+    <w:multiLevelType w:val="multilevel"/>
+    <w:tmpl w:val="48988646"/>
+    <w:lvl w:ilvl="0">
+      <w:start w:val="1"/>
+      <w:numFmt w:val="bullet"/>
+      <w:lvlText w:val=""/>
+      <w:lvlJc w:val="left"/>
+      <w:pPr>
+        <w:tabs>
+          <w:tab w:val="num" w:pos="720"/>
+        </w:tabs>
+        <w:ind w:left="720" w:hanging="360"/>
+      </w:pPr>
+      <w:rPr>
+        <w:rFonts w:ascii="Symbol" w:hAnsi="Symbol" w:hint="default"/>
+        <w:sz w:val="20"/>
+      </w:rPr>
+    </w:lvl>
+    <w:lvl w:ilvl="1" w:tentative="1">
+      <w:start w:val="1"/>
+      <w:numFmt w:val="bullet"/>
+      <w:lvlText w:val="o"/>
+      <w:lvlJc w:val="left"/>
+      <w:pPr>
+        <w:tabs>
+          <w:tab w:val="num" w:pos="1440"/>
+        </w:tabs>
+        <w:ind w:left="1440" w:hanging="360"/>
+      </w:pPr>
+      <w:rPr>
+        <w:rFonts w:ascii="Courier New" w:hAnsi="Courier New" w:hint="default"/>
+        <w:sz w:val="20"/>
+      </w:rPr>
+    </w:lvl>
+    <w:lvl w:ilvl="2" w:tentative="1">
+      <w:start w:val="1"/>
+      <w:numFmt w:val="bullet"/>
+      <w:lvlText w:val=""/>
+      <w:lvlJc w:val="left"/>
+      <w:pPr>
+        <w:tabs>
+          <w:tab w:val="num" w:pos="2160"/>
+        </w:tabs>
+        <w:ind w:left="2160" w:hanging="360"/>
+      </w:pPr>
+      <w:rPr>
+        <w:rFonts w:ascii="Wingdings" w:hAnsi="Wingdings" w:hint="default"/>
+        <w:sz w:val="20"/>
+      </w:rPr>
+    </w:lvl>
+    <w:lvl w:ilvl="3" w:tentative="1">
+      <w:start w:val="1"/>
+      <w:numFmt w:val="bullet"/>
+      <w:lvlText w:val=""/>
+      <w:lvlJc w:val="left"/>
+      <w:pPr>
+        <w:tabs>
+          <w:tab w:val="num" w:pos="2880"/>
+        </w:tabs>
+        <w:ind w:left="2880" w:hanging="360"/>
+      </w:pPr>
+      <w:rPr>
+        <w:rFonts w:ascii="Wingdings" w:hAnsi="Wingdings" w:hint="default"/>
+        <w:sz w:val="20"/>
+      </w:rPr>
+    </w:lvl>
+    <w:lvl w:ilvl="4" w:tentative="1">
+      <w:start w:val="1"/>
+      <w:numFmt w:val="bullet"/>
+      <w:lvlText w:val=""/>
+      <w:lvlJc w:val="left"/>
+      <w:pPr>
+        <w:tabs>
+          <w:tab w:val="num" w:pos="3600"/>
+        </w:tabs>
+        <w:ind w:left="3600" w:hanging="360"/>
+      </w:pPr>
+      <w:rPr>
+        <w:rFonts w:ascii="Wingdings" w:hAnsi="Wingdings" w:hint="default"/>
+        <w:sz w:val="20"/>
+      </w:rPr>
+    </w:lvl>
+    <w:lvl w:ilvl="5" w:tentative="1">
+      <w:start w:val="1"/>
+      <w:numFmt w:val="bullet"/>
+      <w:lvlText w:val=""/>
+      <w:lvlJc w:val="left"/>
+      <w:pPr>
+        <w:tabs>
+          <w:tab w:val="num" w:pos="4320"/>
+        </w:tabs>
+        <w:ind w:left="4320" w:hanging="360"/>
+      </w:pPr>
+      <w:rPr>
+        <w:rFonts w:ascii="Wingdings" w:hAnsi="Wingdings" w:hint="default"/>
+        <w:sz w:val="20"/>
+      </w:rPr>
+    </w:lvl>
+    <w:lvl w:ilvl="6" w:tentative="1">
+      <w:start w:val="1"/>
+      <w:numFmt w:val="bullet"/>
+      <w:lvlText w:val=""/>
+      <w:lvlJc w:val="left"/>
+      <w:pPr>
+        <w:tabs>
+          <w:tab w:val="num" w:pos="5040"/>
+        </w:tabs>
+        <w:ind w:left="5040" w:hanging="360"/>
+      </w:pPr>
+      <w:rPr>
+        <w:rFonts w:ascii="Wingdings" w:hAnsi="Wingdings" w:hint="default"/>
+        <w:sz w:val="20"/>
+      </w:rPr>
+    </w:lvl>
+    <w:lvl w:ilvl="7" w:tentative="1">
+      <w:start w:val="1"/>
+      <w:numFmt w:val="bullet"/>
+      <w:lvlText w:val=""/>
+      <w:lvlJc w:val="left"/>
+      <w:pPr>
+        <w:tabs>
+          <w:tab w:val="num" w:pos="5760"/>
+        </w:tabs>
+        <w:ind w:left="5760" w:hanging="360"/>
+      </w:pPr>
+      <w:rPr>
+        <w:rFonts w:ascii="Wingdings" w:hAnsi="Wingdings" w:hint="default"/>
+        <w:sz w:val="20"/>
+      </w:rPr>
+    </w:lvl>
+    <w:lvl w:ilvl="8" w:tentative="1">
+      <w:start w:val="1"/>
+      <w:numFmt w:val="bullet"/>
+      <w:lvlText w:val=""/>
+      <w:lvlJc w:val="left"/>
+      <w:pPr>
+        <w:tabs>
+          <w:tab w:val="num" w:pos="6480"/>
+        </w:tabs>
+        <w:ind w:left="6480" w:hanging="360"/>
+      </w:pPr>
+      <w:rPr>
+        <w:rFonts w:ascii="Wingdings" w:hAnsi="Wingdings" w:hint="default"/>
+        <w:sz w:val="20"/>
+      </w:rPr>
+    </w:lvl>
+  </w:abstractNum>
+  <w:abstractNum w:abstractNumId="16" w15:restartNumberingAfterBreak="0">
+    <w:nsid w:val="4F9970E7"/>
+    <w:multiLevelType w:val="multilevel"/>
+    <w:tmpl w:val="48348374"/>
+    <w:lvl w:ilvl="0">
+      <w:start w:val="1"/>
+      <w:numFmt w:val="bullet"/>
+      <w:lvlText w:val=""/>
+      <w:lvlJc w:val="left"/>
+      <w:pPr>
+        <w:tabs>
+          <w:tab w:val="num" w:pos="720"/>
+        </w:tabs>
+        <w:ind w:left="720" w:hanging="360"/>
+      </w:pPr>
+      <w:rPr>
+        <w:rFonts w:ascii="Symbol" w:hAnsi="Symbol" w:hint="default"/>
+        <w:sz w:val="20"/>
+      </w:rPr>
+    </w:lvl>
+    <w:lvl w:ilvl="1" w:tentative="1">
+      <w:start w:val="1"/>
+      <w:numFmt w:val="bullet"/>
+      <w:lvlText w:val="o"/>
+      <w:lvlJc w:val="left"/>
+      <w:pPr>
+        <w:tabs>
+          <w:tab w:val="num" w:pos="1440"/>
+        </w:tabs>
+        <w:ind w:left="1440" w:hanging="360"/>
+      </w:pPr>
+      <w:rPr>
+        <w:rFonts w:ascii="Courier New" w:hAnsi="Courier New" w:hint="default"/>
+        <w:sz w:val="20"/>
+      </w:rPr>
+    </w:lvl>
+    <w:lvl w:ilvl="2" w:tentative="1">
+      <w:start w:val="1"/>
+      <w:numFmt w:val="bullet"/>
+      <w:lvlText w:val=""/>
+      <w:lvlJc w:val="left"/>
+      <w:pPr>
+        <w:tabs>
+          <w:tab w:val="num" w:pos="2160"/>
+        </w:tabs>
+        <w:ind w:left="2160" w:hanging="360"/>
+      </w:pPr>
+      <w:rPr>
+        <w:rFonts w:ascii="Wingdings" w:hAnsi="Wingdings" w:hint="default"/>
+        <w:sz w:val="20"/>
+      </w:rPr>
+    </w:lvl>
+    <w:lvl w:ilvl="3" w:tentative="1">
+      <w:start w:val="1"/>
+      <w:numFmt w:val="bullet"/>
+      <w:lvlText w:val=""/>
+      <w:lvlJc w:val="left"/>
+      <w:pPr>
+        <w:tabs>
+          <w:tab w:val="num" w:pos="2880"/>
+        </w:tabs>
+        <w:ind w:left="2880" w:hanging="360"/>
+      </w:pPr>
+      <w:rPr>
+        <w:rFonts w:ascii="Wingdings" w:hAnsi="Wingdings" w:hint="default"/>
+        <w:sz w:val="20"/>
+      </w:rPr>
+    </w:lvl>
+    <w:lvl w:ilvl="4" w:tentative="1">
+      <w:start w:val="1"/>
+      <w:numFmt w:val="bullet"/>
+      <w:lvlText w:val=""/>
+      <w:lvlJc w:val="left"/>
+      <w:pPr>
+        <w:tabs>
+          <w:tab w:val="num" w:pos="3600"/>
+        </w:tabs>
+        <w:ind w:left="3600" w:hanging="360"/>
+      </w:pPr>
+      <w:rPr>
+        <w:rFonts w:ascii="Wingdings" w:hAnsi="Wingdings" w:hint="default"/>
+        <w:sz w:val="20"/>
+      </w:rPr>
+    </w:lvl>
+    <w:lvl w:ilvl="5" w:tentative="1">
+      <w:start w:val="1"/>
+      <w:numFmt w:val="bullet"/>
+      <w:lvlText w:val=""/>
+      <w:lvlJc w:val="left"/>
+      <w:pPr>
+        <w:tabs>
+          <w:tab w:val="num" w:pos="4320"/>
+        </w:tabs>
+        <w:ind w:left="4320" w:hanging="360"/>
+      </w:pPr>
+      <w:rPr>
+        <w:rFonts w:ascii="Wingdings" w:hAnsi="Wingdings" w:hint="default"/>
+        <w:sz w:val="20"/>
+      </w:rPr>
+    </w:lvl>
+    <w:lvl w:ilvl="6" w:tentative="1">
+      <w:start w:val="1"/>
+      <w:numFmt w:val="bullet"/>
+      <w:lvlText w:val=""/>
+      <w:lvlJc w:val="left"/>
+      <w:pPr>
+        <w:tabs>
+          <w:tab w:val="num" w:pos="5040"/>
+        </w:tabs>
+        <w:ind w:left="5040" w:hanging="360"/>
+      </w:pPr>
+      <w:rPr>
+        <w:rFonts w:ascii="Wingdings" w:hAnsi="Wingdings" w:hint="default"/>
+        <w:sz w:val="20"/>
+      </w:rPr>
+    </w:lvl>
+    <w:lvl w:ilvl="7" w:tentative="1">
+      <w:start w:val="1"/>
+      <w:numFmt w:val="bullet"/>
+      <w:lvlText w:val=""/>
+      <w:lvlJc w:val="left"/>
+      <w:pPr>
+        <w:tabs>
+          <w:tab w:val="num" w:pos="5760"/>
+        </w:tabs>
+        <w:ind w:left="5760" w:hanging="360"/>
+      </w:pPr>
+      <w:rPr>
+        <w:rFonts w:ascii="Wingdings" w:hAnsi="Wingdings" w:hint="default"/>
+        <w:sz w:val="20"/>
+      </w:rPr>
+    </w:lvl>
+    <w:lvl w:ilvl="8" w:tentative="1">
+      <w:start w:val="1"/>
+      <w:numFmt w:val="bullet"/>
+      <w:lvlText w:val=""/>
+      <w:lvlJc w:val="left"/>
+      <w:pPr>
+        <w:tabs>
+          <w:tab w:val="num" w:pos="6480"/>
+        </w:tabs>
+        <w:ind w:left="6480" w:hanging="360"/>
+      </w:pPr>
+      <w:rPr>
+        <w:rFonts w:ascii="Wingdings" w:hAnsi="Wingdings" w:hint="default"/>
+        <w:sz w:val="20"/>
+      </w:rPr>
+    </w:lvl>
+  </w:abstractNum>
+  <w:abstractNum w:abstractNumId="17" w15:restartNumberingAfterBreak="0">
+    <w:nsid w:val="5099542D"/>
+    <w:multiLevelType w:val="multilevel"/>
+    <w:tmpl w:val="25743892"/>
+    <w:lvl w:ilvl="0">
+      <w:start w:val="1"/>
+      <w:numFmt w:val="bullet"/>
+      <w:lvlText w:val=""/>
+      <w:lvlJc w:val="left"/>
+      <w:pPr>
+        <w:tabs>
+          <w:tab w:val="num" w:pos="720"/>
+        </w:tabs>
+        <w:ind w:left="720" w:hanging="360"/>
+      </w:pPr>
+      <w:rPr>
+        <w:rFonts w:ascii="Symbol" w:hAnsi="Symbol" w:hint="default"/>
+        <w:sz w:val="20"/>
+      </w:rPr>
+    </w:lvl>
+    <w:lvl w:ilvl="1" w:tentative="1">
+      <w:start w:val="1"/>
+      <w:numFmt w:val="bullet"/>
+      <w:lvlText w:val="o"/>
+      <w:lvlJc w:val="left"/>
+      <w:pPr>
+        <w:tabs>
+          <w:tab w:val="num" w:pos="1440"/>
+        </w:tabs>
+        <w:ind w:left="1440" w:hanging="360"/>
+      </w:pPr>
+      <w:rPr>
+        <w:rFonts w:ascii="Courier New" w:hAnsi="Courier New" w:hint="default"/>
+        <w:sz w:val="20"/>
+      </w:rPr>
+    </w:lvl>
+    <w:lvl w:ilvl="2" w:tentative="1">
+      <w:start w:val="1"/>
+      <w:numFmt w:val="bullet"/>
+      <w:lvlText w:val=""/>
+      <w:lvlJc w:val="left"/>
+      <w:pPr>
+        <w:tabs>
+          <w:tab w:val="num" w:pos="2160"/>
+        </w:tabs>
+        <w:ind w:left="2160" w:hanging="360"/>
+      </w:pPr>
+      <w:rPr>
+        <w:rFonts w:ascii="Wingdings" w:hAnsi="Wingdings" w:hint="default"/>
+        <w:sz w:val="20"/>
+      </w:rPr>
+    </w:lvl>
+    <w:lvl w:ilvl="3" w:tentative="1">
+      <w:start w:val="1"/>
+      <w:numFmt w:val="bullet"/>
+      <w:lvlText w:val=""/>
+      <w:lvlJc w:val="left"/>
+      <w:pPr>
+        <w:tabs>
+          <w:tab w:val="num" w:pos="2880"/>
+        </w:tabs>
+        <w:ind w:left="2880" w:hanging="360"/>
+      </w:pPr>
+      <w:rPr>
+        <w:rFonts w:ascii="Wingdings" w:hAnsi="Wingdings" w:hint="default"/>
+        <w:sz w:val="20"/>
+      </w:rPr>
+    </w:lvl>
+    <w:lvl w:ilvl="4" w:tentative="1">
+      <w:start w:val="1"/>
+      <w:numFmt w:val="bullet"/>
+      <w:lvlText w:val=""/>
+      <w:lvlJc w:val="left"/>
+      <w:pPr>
+        <w:tabs>
+          <w:tab w:val="num" w:pos="3600"/>
+        </w:tabs>
+        <w:ind w:left="3600" w:hanging="360"/>
+      </w:pPr>
+      <w:rPr>
+        <w:rFonts w:ascii="Wingdings" w:hAnsi="Wingdings" w:hint="default"/>
+        <w:sz w:val="20"/>
+      </w:rPr>
+    </w:lvl>
+    <w:lvl w:ilvl="5" w:tentative="1">
+      <w:start w:val="1"/>
+      <w:numFmt w:val="bullet"/>
+      <w:lvlText w:val=""/>
+      <w:lvlJc w:val="left"/>
+      <w:pPr>
+        <w:tabs>
+          <w:tab w:val="num" w:pos="4320"/>
+        </w:tabs>
+        <w:ind w:left="4320" w:hanging="360"/>
+      </w:pPr>
+      <w:rPr>
+        <w:rFonts w:ascii="Wingdings" w:hAnsi="Wingdings" w:hint="default"/>
+        <w:sz w:val="20"/>
+      </w:rPr>
+    </w:lvl>
+    <w:lvl w:ilvl="6" w:tentative="1">
+      <w:start w:val="1"/>
+      <w:numFmt w:val="bullet"/>
+      <w:lvlText w:val=""/>
+      <w:lvlJc w:val="left"/>
+      <w:pPr>
+        <w:tabs>
+          <w:tab w:val="num" w:pos="5040"/>
+        </w:tabs>
+        <w:ind w:left="5040" w:hanging="360"/>
+      </w:pPr>
+      <w:rPr>
+        <w:rFonts w:ascii="Wingdings" w:hAnsi="Wingdings" w:hint="default"/>
+        <w:sz w:val="20"/>
+      </w:rPr>
+    </w:lvl>
+    <w:lvl w:ilvl="7" w:tentative="1">
+      <w:start w:val="1"/>
+      <w:numFmt w:val="bullet"/>
+      <w:lvlText w:val=""/>
+      <w:lvlJc w:val="left"/>
+      <w:pPr>
+        <w:tabs>
+          <w:tab w:val="num" w:pos="5760"/>
+        </w:tabs>
+        <w:ind w:left="5760" w:hanging="360"/>
+      </w:pPr>
+      <w:rPr>
+        <w:rFonts w:ascii="Wingdings" w:hAnsi="Wingdings" w:hint="default"/>
+        <w:sz w:val="20"/>
+      </w:rPr>
+    </w:lvl>
+    <w:lvl w:ilvl="8" w:tentative="1">
+      <w:start w:val="1"/>
+      <w:numFmt w:val="bullet"/>
+      <w:lvlText w:val=""/>
+      <w:lvlJc w:val="left"/>
+      <w:pPr>
+        <w:tabs>
+          <w:tab w:val="num" w:pos="6480"/>
+        </w:tabs>
+        <w:ind w:left="6480" w:hanging="360"/>
+      </w:pPr>
+      <w:rPr>
+        <w:rFonts w:ascii="Wingdings" w:hAnsi="Wingdings" w:hint="default"/>
+        <w:sz w:val="20"/>
+      </w:rPr>
+    </w:lvl>
+  </w:abstractNum>
+  <w:abstractNum w:abstractNumId="18" w15:restartNumberingAfterBreak="0">
+    <w:nsid w:val="520846FC"/>
+    <w:multiLevelType w:val="multilevel"/>
+    <w:tmpl w:val="CD4A172C"/>
+    <w:lvl w:ilvl="0">
+      <w:start w:val="1"/>
+      <w:numFmt w:val="bullet"/>
+      <w:lvlText w:val=""/>
+      <w:lvlJc w:val="left"/>
+      <w:pPr>
+        <w:tabs>
+          <w:tab w:val="num" w:pos="720"/>
+        </w:tabs>
+        <w:ind w:left="720" w:hanging="360"/>
+      </w:pPr>
+      <w:rPr>
+        <w:rFonts w:ascii="Symbol" w:hAnsi="Symbol" w:hint="default"/>
+        <w:sz w:val="20"/>
+      </w:rPr>
+    </w:lvl>
+    <w:lvl w:ilvl="1" w:tentative="1">
+      <w:start w:val="1"/>
+      <w:numFmt w:val="bullet"/>
+      <w:lvlText w:val="o"/>
+      <w:lvlJc w:val="left"/>
+      <w:pPr>
+        <w:tabs>
+          <w:tab w:val="num" w:pos="1440"/>
+        </w:tabs>
+        <w:ind w:left="1440" w:hanging="360"/>
+      </w:pPr>
+      <w:rPr>
+        <w:rFonts w:ascii="Courier New" w:hAnsi="Courier New" w:hint="default"/>
+        <w:sz w:val="20"/>
+      </w:rPr>
+    </w:lvl>
+    <w:lvl w:ilvl="2" w:tentative="1">
+      <w:start w:val="1"/>
+      <w:numFmt w:val="bullet"/>
+      <w:lvlText w:val=""/>
+      <w:lvlJc w:val="left"/>
+      <w:pPr>
+        <w:tabs>
+          <w:tab w:val="num" w:pos="2160"/>
+        </w:tabs>
+        <w:ind w:left="2160" w:hanging="360"/>
+      </w:pPr>
+      <w:rPr>
+        <w:rFonts w:ascii="Wingdings" w:hAnsi="Wingdings" w:hint="default"/>
+        <w:sz w:val="20"/>
+      </w:rPr>
+    </w:lvl>
+    <w:lvl w:ilvl="3" w:tentative="1">
+      <w:start w:val="1"/>
+      <w:numFmt w:val="bullet"/>
+      <w:lvlText w:val=""/>
+      <w:lvlJc w:val="left"/>
+      <w:pPr>
+        <w:tabs>
+          <w:tab w:val="num" w:pos="2880"/>
+        </w:tabs>
+        <w:ind w:left="2880" w:hanging="360"/>
+      </w:pPr>
+      <w:rPr>
+        <w:rFonts w:ascii="Wingdings" w:hAnsi="Wingdings" w:hint="default"/>
+        <w:sz w:val="20"/>
+      </w:rPr>
+    </w:lvl>
+    <w:lvl w:ilvl="4" w:tentative="1">
+      <w:start w:val="1"/>
+      <w:numFmt w:val="bullet"/>
+      <w:lvlText w:val=""/>
+      <w:lvlJc w:val="left"/>
+      <w:pPr>
+        <w:tabs>
+          <w:tab w:val="num" w:pos="3600"/>
+        </w:tabs>
+        <w:ind w:left="3600" w:hanging="360"/>
+      </w:pPr>
+      <w:rPr>
+        <w:rFonts w:ascii="Wingdings" w:hAnsi="Wingdings" w:hint="default"/>
+        <w:sz w:val="20"/>
+      </w:rPr>
+    </w:lvl>
+    <w:lvl w:ilvl="5" w:tentative="1">
+      <w:start w:val="1"/>
+      <w:numFmt w:val="bullet"/>
+      <w:lvlText w:val=""/>
+      <w:lvlJc w:val="left"/>
+      <w:pPr>
+        <w:tabs>
+          <w:tab w:val="num" w:pos="4320"/>
+        </w:tabs>
+        <w:ind w:left="4320" w:hanging="360"/>
+      </w:pPr>
+      <w:rPr>
+        <w:rFonts w:ascii="Wingdings" w:hAnsi="Wingdings" w:hint="default"/>
+        <w:sz w:val="20"/>
+      </w:rPr>
+    </w:lvl>
+    <w:lvl w:ilvl="6" w:tentative="1">
+      <w:start w:val="1"/>
+      <w:numFmt w:val="bullet"/>
+      <w:lvlText w:val=""/>
+      <w:lvlJc w:val="left"/>
+      <w:pPr>
+        <w:tabs>
+          <w:tab w:val="num" w:pos="5040"/>
+        </w:tabs>
+        <w:ind w:left="5040" w:hanging="360"/>
+      </w:pPr>
+      <w:rPr>
+        <w:rFonts w:ascii="Wingdings" w:hAnsi="Wingdings" w:hint="default"/>
+        <w:sz w:val="20"/>
+      </w:rPr>
+    </w:lvl>
+    <w:lvl w:ilvl="7" w:tentative="1">
+      <w:start w:val="1"/>
+      <w:numFmt w:val="bullet"/>
+      <w:lvlText w:val=""/>
+      <w:lvlJc w:val="left"/>
+      <w:pPr>
+        <w:tabs>
+          <w:tab w:val="num" w:pos="5760"/>
+        </w:tabs>
+        <w:ind w:left="5760" w:hanging="360"/>
+      </w:pPr>
+      <w:rPr>
+        <w:rFonts w:ascii="Wingdings" w:hAnsi="Wingdings" w:hint="default"/>
+        <w:sz w:val="20"/>
+      </w:rPr>
+    </w:lvl>
+    <w:lvl w:ilvl="8" w:tentative="1">
+      <w:start w:val="1"/>
+      <w:numFmt w:val="bullet"/>
+      <w:lvlText w:val=""/>
+      <w:lvlJc w:val="left"/>
+      <w:pPr>
+        <w:tabs>
+          <w:tab w:val="num" w:pos="6480"/>
+        </w:tabs>
+        <w:ind w:left="6480" w:hanging="360"/>
+      </w:pPr>
+      <w:rPr>
+        <w:rFonts w:ascii="Wingdings" w:hAnsi="Wingdings" w:hint="default"/>
+        <w:sz w:val="20"/>
+      </w:rPr>
+    </w:lvl>
+  </w:abstractNum>
+  <w:abstractNum w:abstractNumId="19" w15:restartNumberingAfterBreak="0">
+    <w:nsid w:val="5245776A"/>
+    <w:multiLevelType w:val="multilevel"/>
+    <w:tmpl w:val="DB2E12C2"/>
+    <w:lvl w:ilvl="0">
+      <w:start w:val="1"/>
+      <w:numFmt w:val="bullet"/>
+      <w:lvlText w:val=""/>
+      <w:lvlJc w:val="left"/>
+      <w:pPr>
+        <w:tabs>
+          <w:tab w:val="num" w:pos="720"/>
+        </w:tabs>
+        <w:ind w:left="720" w:hanging="360"/>
+      </w:pPr>
+      <w:rPr>
+        <w:rFonts w:ascii="Symbol" w:hAnsi="Symbol" w:hint="default"/>
+        <w:sz w:val="20"/>
+      </w:rPr>
+    </w:lvl>
+    <w:lvl w:ilvl="1" w:tentative="1">
+      <w:start w:val="1"/>
+      <w:numFmt w:val="bullet"/>
+      <w:lvlText w:val="o"/>
+      <w:lvlJc w:val="left"/>
+      <w:pPr>
+        <w:tabs>
+          <w:tab w:val="num" w:pos="1440"/>
+        </w:tabs>
+        <w:ind w:left="1440" w:hanging="360"/>
+      </w:pPr>
+      <w:rPr>
+        <w:rFonts w:ascii="Courier New" w:hAnsi="Courier New" w:hint="default"/>
+        <w:sz w:val="20"/>
+      </w:rPr>
+    </w:lvl>
+    <w:lvl w:ilvl="2" w:tentative="1">
+      <w:start w:val="1"/>
+      <w:numFmt w:val="bullet"/>
+      <w:lvlText w:val=""/>
+      <w:lvlJc w:val="left"/>
+      <w:pPr>
+        <w:tabs>
+          <w:tab w:val="num" w:pos="2160"/>
+        </w:tabs>
+        <w:ind w:left="2160" w:hanging="360"/>
+      </w:pPr>
+      <w:rPr>
+        <w:rFonts w:ascii="Wingdings" w:hAnsi="Wingdings" w:hint="default"/>
+        <w:sz w:val="20"/>
+      </w:rPr>
+    </w:lvl>
+    <w:lvl w:ilvl="3" w:tentative="1">
+      <w:start w:val="1"/>
+      <w:numFmt w:val="bullet"/>
+      <w:lvlText w:val=""/>
+      <w:lvlJc w:val="left"/>
+      <w:pPr>
+        <w:tabs>
+          <w:tab w:val="num" w:pos="2880"/>
+        </w:tabs>
+        <w:ind w:left="2880" w:hanging="360"/>
+      </w:pPr>
+      <w:rPr>
+        <w:rFonts w:ascii="Wingdings" w:hAnsi="Wingdings" w:hint="default"/>
+        <w:sz w:val="20"/>
+      </w:rPr>
+    </w:lvl>
+    <w:lvl w:ilvl="4" w:tentative="1">
+      <w:start w:val="1"/>
+      <w:numFmt w:val="bullet"/>
+      <w:lvlText w:val=""/>
+      <w:lvlJc w:val="left"/>
+      <w:pPr>
+        <w:tabs>
+          <w:tab w:val="num" w:pos="3600"/>
+        </w:tabs>
+        <w:ind w:left="3600" w:hanging="360"/>
+      </w:pPr>
+      <w:rPr>
+        <w:rFonts w:ascii="Wingdings" w:hAnsi="Wingdings" w:hint="default"/>
+        <w:sz w:val="20"/>
+      </w:rPr>
+    </w:lvl>
+    <w:lvl w:ilvl="5" w:tentative="1">
+      <w:start w:val="1"/>
+      <w:numFmt w:val="bullet"/>
+      <w:lvlText w:val=""/>
+      <w:lvlJc w:val="left"/>
+      <w:pPr>
+        <w:tabs>
+          <w:tab w:val="num" w:pos="4320"/>
+        </w:tabs>
+        <w:ind w:left="4320" w:hanging="360"/>
+      </w:pPr>
+      <w:rPr>
+        <w:rFonts w:ascii="Wingdings" w:hAnsi="Wingdings" w:hint="default"/>
+        <w:sz w:val="20"/>
+      </w:rPr>
+    </w:lvl>
+    <w:lvl w:ilvl="6" w:tentative="1">
+      <w:start w:val="1"/>
+      <w:numFmt w:val="bullet"/>
+      <w:lvlText w:val=""/>
+      <w:lvlJc w:val="left"/>
+      <w:pPr>
+        <w:tabs>
+          <w:tab w:val="num" w:pos="5040"/>
+        </w:tabs>
+        <w:ind w:left="5040" w:hanging="360"/>
+      </w:pPr>
+      <w:rPr>
+        <w:rFonts w:ascii="Wingdings" w:hAnsi="Wingdings" w:hint="default"/>
+        <w:sz w:val="20"/>
+      </w:rPr>
+    </w:lvl>
+    <w:lvl w:ilvl="7" w:tentative="1">
+      <w:start w:val="1"/>
+      <w:numFmt w:val="bullet"/>
+      <w:lvlText w:val=""/>
+      <w:lvlJc w:val="left"/>
+      <w:pPr>
+        <w:tabs>
+          <w:tab w:val="num" w:pos="5760"/>
+        </w:tabs>
+        <w:ind w:left="5760" w:hanging="360"/>
+      </w:pPr>
+      <w:rPr>
+        <w:rFonts w:ascii="Wingdings" w:hAnsi="Wingdings" w:hint="default"/>
+        <w:sz w:val="20"/>
+      </w:rPr>
+    </w:lvl>
+    <w:lvl w:ilvl="8" w:tentative="1">
+      <w:start w:val="1"/>
+      <w:numFmt w:val="bullet"/>
+      <w:lvlText w:val=""/>
+      <w:lvlJc w:val="left"/>
+      <w:pPr>
+        <w:tabs>
+          <w:tab w:val="num" w:pos="6480"/>
+        </w:tabs>
+        <w:ind w:left="6480" w:hanging="360"/>
+      </w:pPr>
+      <w:rPr>
+        <w:rFonts w:ascii="Wingdings" w:hAnsi="Wingdings" w:hint="default"/>
+        <w:sz w:val="20"/>
+      </w:rPr>
+    </w:lvl>
+  </w:abstractNum>
+  <w:abstractNum w:abstractNumId="20" w15:restartNumberingAfterBreak="0">
+    <w:nsid w:val="5FA87DE4"/>
+    <w:multiLevelType w:val="multilevel"/>
+    <w:tmpl w:val="ACE8E48E"/>
+    <w:lvl w:ilvl="0">
+      <w:start w:val="1"/>
+      <w:numFmt w:val="bullet"/>
+      <w:lvlText w:val=""/>
+      <w:lvlJc w:val="left"/>
+      <w:pPr>
+        <w:tabs>
+          <w:tab w:val="num" w:pos="720"/>
+        </w:tabs>
+        <w:ind w:left="720" w:hanging="360"/>
+      </w:pPr>
+      <w:rPr>
+        <w:rFonts w:ascii="Symbol" w:hAnsi="Symbol" w:hint="default"/>
+        <w:sz w:val="20"/>
+      </w:rPr>
+    </w:lvl>
+    <w:lvl w:ilvl="1" w:tentative="1">
+      <w:start w:val="1"/>
+      <w:numFmt w:val="bullet"/>
+      <w:lvlText w:val="o"/>
+      <w:lvlJc w:val="left"/>
+      <w:pPr>
+        <w:tabs>
+          <w:tab w:val="num" w:pos="1440"/>
+        </w:tabs>
+        <w:ind w:left="1440" w:hanging="360"/>
+      </w:pPr>
+      <w:rPr>
+        <w:rFonts w:ascii="Courier New" w:hAnsi="Courier New" w:hint="default"/>
+        <w:sz w:val="20"/>
+      </w:rPr>
+    </w:lvl>
+    <w:lvl w:ilvl="2" w:tentative="1">
+      <w:start w:val="1"/>
+      <w:numFmt w:val="bullet"/>
+      <w:lvlText w:val=""/>
+      <w:lvlJc w:val="left"/>
+      <w:pPr>
+        <w:tabs>
+          <w:tab w:val="num" w:pos="2160"/>
+        </w:tabs>
+        <w:ind w:left="2160" w:hanging="360"/>
+      </w:pPr>
+      <w:rPr>
+        <w:rFonts w:ascii="Wingdings" w:hAnsi="Wingdings" w:hint="default"/>
+        <w:sz w:val="20"/>
+      </w:rPr>
+    </w:lvl>
+    <w:lvl w:ilvl="3" w:tentative="1">
+      <w:start w:val="1"/>
+      <w:numFmt w:val="bullet"/>
+      <w:lvlText w:val=""/>
+      <w:lvlJc w:val="left"/>
+      <w:pPr>
+        <w:tabs>
+          <w:tab w:val="num" w:pos="2880"/>
+        </w:tabs>
+        <w:ind w:left="2880" w:hanging="360"/>
+      </w:pPr>
+      <w:rPr>
+        <w:rFonts w:ascii="Wingdings" w:hAnsi="Wingdings" w:hint="default"/>
+        <w:sz w:val="20"/>
+      </w:rPr>
+    </w:lvl>
+    <w:lvl w:ilvl="4" w:tentative="1">
+      <w:start w:val="1"/>
+      <w:numFmt w:val="bullet"/>
+      <w:lvlText w:val=""/>
+      <w:lvlJc w:val="left"/>
+      <w:pPr>
+        <w:tabs>
+          <w:tab w:val="num" w:pos="3600"/>
+        </w:tabs>
+        <w:ind w:left="3600" w:hanging="360"/>
+      </w:pPr>
+      <w:rPr>
+        <w:rFonts w:ascii="Wingdings" w:hAnsi="Wingdings" w:hint="default"/>
+        <w:sz w:val="20"/>
+      </w:rPr>
+    </w:lvl>
+    <w:lvl w:ilvl="5" w:tentative="1">
+      <w:start w:val="1"/>
+      <w:numFmt w:val="bullet"/>
+      <w:lvlText w:val=""/>
+      <w:lvlJc w:val="left"/>
+      <w:pPr>
+        <w:tabs>
+          <w:tab w:val="num" w:pos="4320"/>
+        </w:tabs>
+        <w:ind w:left="4320" w:hanging="360"/>
+      </w:pPr>
+      <w:rPr>
+        <w:rFonts w:ascii="Wingdings" w:hAnsi="Wingdings" w:hint="default"/>
+        <w:sz w:val="20"/>
+      </w:rPr>
+    </w:lvl>
+    <w:lvl w:ilvl="6" w:tentative="1">
+      <w:start w:val="1"/>
+      <w:numFmt w:val="bullet"/>
+      <w:lvlText w:val=""/>
+      <w:lvlJc w:val="left"/>
+      <w:pPr>
+        <w:tabs>
+          <w:tab w:val="num" w:pos="5040"/>
+        </w:tabs>
+        <w:ind w:left="5040" w:hanging="360"/>
+      </w:pPr>
+      <w:rPr>
+        <w:rFonts w:ascii="Wingdings" w:hAnsi="Wingdings" w:hint="default"/>
+        <w:sz w:val="20"/>
+      </w:rPr>
+    </w:lvl>
+    <w:lvl w:ilvl="7" w:tentative="1">
+      <w:start w:val="1"/>
+      <w:numFmt w:val="bullet"/>
+      <w:lvlText w:val=""/>
+      <w:lvlJc w:val="left"/>
+      <w:pPr>
+        <w:tabs>
+          <w:tab w:val="num" w:pos="5760"/>
+        </w:tabs>
+        <w:ind w:left="5760" w:hanging="360"/>
+      </w:pPr>
+      <w:rPr>
+        <w:rFonts w:ascii="Wingdings" w:hAnsi="Wingdings" w:hint="default"/>
+        <w:sz w:val="20"/>
+      </w:rPr>
+    </w:lvl>
+    <w:lvl w:ilvl="8" w:tentative="1">
+      <w:start w:val="1"/>
+      <w:numFmt w:val="bullet"/>
+      <w:lvlText w:val=""/>
+      <w:lvlJc w:val="left"/>
+      <w:pPr>
+        <w:tabs>
+          <w:tab w:val="num" w:pos="6480"/>
+        </w:tabs>
+        <w:ind w:left="6480" w:hanging="360"/>
+      </w:pPr>
+      <w:rPr>
+        <w:rFonts w:ascii="Wingdings" w:hAnsi="Wingdings" w:hint="default"/>
+        <w:sz w:val="20"/>
+      </w:rPr>
+    </w:lvl>
+  </w:abstractNum>
+  <w:abstractNum w:abstractNumId="21" w15:restartNumberingAfterBreak="0">
+    <w:nsid w:val="6274454E"/>
+    <w:multiLevelType w:val="multilevel"/>
+    <w:tmpl w:val="0DBC5AD4"/>
+    <w:lvl w:ilvl="0">
+      <w:start w:val="1"/>
+      <w:numFmt w:val="bullet"/>
+      <w:lvlText w:val=""/>
+      <w:lvlJc w:val="left"/>
+      <w:pPr>
+        <w:tabs>
+          <w:tab w:val="num" w:pos="720"/>
+        </w:tabs>
+        <w:ind w:left="720" w:hanging="360"/>
+      </w:pPr>
+      <w:rPr>
+        <w:rFonts w:ascii="Symbol" w:hAnsi="Symbol" w:hint="default"/>
+        <w:sz w:val="20"/>
+      </w:rPr>
+    </w:lvl>
+    <w:lvl w:ilvl="1" w:tentative="1">
+      <w:start w:val="1"/>
+      <w:numFmt w:val="bullet"/>
+      <w:lvlText w:val="o"/>
+      <w:lvlJc w:val="left"/>
+      <w:pPr>
+        <w:tabs>
+          <w:tab w:val="num" w:pos="1440"/>
+        </w:tabs>
+        <w:ind w:left="1440" w:hanging="360"/>
+      </w:pPr>
+      <w:rPr>
+        <w:rFonts w:ascii="Courier New" w:hAnsi="Courier New" w:hint="default"/>
+        <w:sz w:val="20"/>
+      </w:rPr>
+    </w:lvl>
+    <w:lvl w:ilvl="2" w:tentative="1">
+      <w:start w:val="1"/>
+      <w:numFmt w:val="bullet"/>
+      <w:lvlText w:val=""/>
+      <w:lvlJc w:val="left"/>
+      <w:pPr>
+        <w:tabs>
+          <w:tab w:val="num" w:pos="2160"/>
+        </w:tabs>
+        <w:ind w:left="2160" w:hanging="360"/>
+      </w:pPr>
+      <w:rPr>
+        <w:rFonts w:ascii="Wingdings" w:hAnsi="Wingdings" w:hint="default"/>
+        <w:sz w:val="20"/>
+      </w:rPr>
+    </w:lvl>
+    <w:lvl w:ilvl="3" w:tentative="1">
+      <w:start w:val="1"/>
+      <w:numFmt w:val="bullet"/>
+      <w:lvlText w:val=""/>
+      <w:lvlJc w:val="left"/>
+      <w:pPr>
+        <w:tabs>
+          <w:tab w:val="num" w:pos="2880"/>
+        </w:tabs>
+        <w:ind w:left="2880" w:hanging="360"/>
+      </w:pPr>
+      <w:rPr>
+        <w:rFonts w:ascii="Wingdings" w:hAnsi="Wingdings" w:hint="default"/>
+        <w:sz w:val="20"/>
+      </w:rPr>
+    </w:lvl>
+    <w:lvl w:ilvl="4" w:tentative="1">
+      <w:start w:val="1"/>
+      <w:numFmt w:val="bullet"/>
+      <w:lvlText w:val=""/>
+      <w:lvlJc w:val="left"/>
+      <w:pPr>
+        <w:tabs>
+          <w:tab w:val="num" w:pos="3600"/>
+        </w:tabs>
+        <w:ind w:left="3600" w:hanging="360"/>
+      </w:pPr>
+      <w:rPr>
+        <w:rFonts w:ascii="Wingdings" w:hAnsi="Wingdings" w:hint="default"/>
+        <w:sz w:val="20"/>
+      </w:rPr>
+    </w:lvl>
+    <w:lvl w:ilvl="5" w:tentative="1">
+      <w:start w:val="1"/>
+      <w:numFmt w:val="bullet"/>
+      <w:lvlText w:val=""/>
+      <w:lvlJc w:val="left"/>
+      <w:pPr>
+        <w:tabs>
+          <w:tab w:val="num" w:pos="4320"/>
+        </w:tabs>
+        <w:ind w:left="4320" w:hanging="360"/>
+      </w:pPr>
+      <w:rPr>
+        <w:rFonts w:ascii="Wingdings" w:hAnsi="Wingdings" w:hint="default"/>
+        <w:sz w:val="20"/>
+      </w:rPr>
+    </w:lvl>
+    <w:lvl w:ilvl="6" w:tentative="1">
+      <w:start w:val="1"/>
+      <w:numFmt w:val="bullet"/>
+      <w:lvlText w:val=""/>
+      <w:lvlJc w:val="left"/>
+      <w:pPr>
+        <w:tabs>
+          <w:tab w:val="num" w:pos="5040"/>
+        </w:tabs>
+        <w:ind w:left="5040" w:hanging="360"/>
+      </w:pPr>
+      <w:rPr>
+        <w:rFonts w:ascii="Wingdings" w:hAnsi="Wingdings" w:hint="default"/>
+        <w:sz w:val="20"/>
+      </w:rPr>
+    </w:lvl>
+    <w:lvl w:ilvl="7" w:tentative="1">
+      <w:start w:val="1"/>
+      <w:numFmt w:val="bullet"/>
+      <w:lvlText w:val=""/>
+      <w:lvlJc w:val="left"/>
+      <w:pPr>
+        <w:tabs>
+          <w:tab w:val="num" w:pos="5760"/>
+        </w:tabs>
+        <w:ind w:left="5760" w:hanging="360"/>
+      </w:pPr>
+      <w:rPr>
+        <w:rFonts w:ascii="Wingdings" w:hAnsi="Wingdings" w:hint="default"/>
+        <w:sz w:val="20"/>
+      </w:rPr>
+    </w:lvl>
+    <w:lvl w:ilvl="8" w:tentative="1">
+      <w:start w:val="1"/>
+      <w:numFmt w:val="bullet"/>
+      <w:lvlText w:val=""/>
+      <w:lvlJc w:val="left"/>
+      <w:pPr>
+        <w:tabs>
+          <w:tab w:val="num" w:pos="6480"/>
+        </w:tabs>
+        <w:ind w:left="6480" w:hanging="360"/>
+      </w:pPr>
+      <w:rPr>
+        <w:rFonts w:ascii="Wingdings" w:hAnsi="Wingdings" w:hint="default"/>
+        <w:sz w:val="20"/>
+      </w:rPr>
+    </w:lvl>
+  </w:abstractNum>
+  <w:abstractNum w:abstractNumId="22" w15:restartNumberingAfterBreak="0">
+    <w:nsid w:val="68DF7C8E"/>
+    <w:multiLevelType w:val="multilevel"/>
+    <w:tmpl w:val="6590DB5A"/>
+    <w:lvl w:ilvl="0">
+      <w:start w:val="1"/>
+      <w:numFmt w:val="bullet"/>
+      <w:lvlText w:val=""/>
+      <w:lvlJc w:val="left"/>
+      <w:pPr>
+        <w:tabs>
+          <w:tab w:val="num" w:pos="720"/>
+        </w:tabs>
+        <w:ind w:left="720" w:hanging="360"/>
+      </w:pPr>
+      <w:rPr>
+        <w:rFonts w:ascii="Symbol" w:hAnsi="Symbol" w:hint="default"/>
+        <w:sz w:val="20"/>
+      </w:rPr>
+    </w:lvl>
+    <w:lvl w:ilvl="1" w:tentative="1">
+      <w:start w:val="1"/>
+      <w:numFmt w:val="bullet"/>
+      <w:lvlText w:val="o"/>
+      <w:lvlJc w:val="left"/>
+      <w:pPr>
+        <w:tabs>
+          <w:tab w:val="num" w:pos="1440"/>
+        </w:tabs>
+        <w:ind w:left="1440" w:hanging="360"/>
+      </w:pPr>
+      <w:rPr>
+        <w:rFonts w:ascii="Courier New" w:hAnsi="Courier New" w:hint="default"/>
+        <w:sz w:val="20"/>
+      </w:rPr>
+    </w:lvl>
+    <w:lvl w:ilvl="2" w:tentative="1">
+      <w:start w:val="1"/>
+      <w:numFmt w:val="bullet"/>
+      <w:lvlText w:val=""/>
+      <w:lvlJc w:val="left"/>
+      <w:pPr>
+        <w:tabs>
+          <w:tab w:val="num" w:pos="2160"/>
+        </w:tabs>
+        <w:ind w:left="2160" w:hanging="360"/>
+      </w:pPr>
+      <w:rPr>
+        <w:rFonts w:ascii="Wingdings" w:hAnsi="Wingdings" w:hint="default"/>
+        <w:sz w:val="20"/>
+      </w:rPr>
+    </w:lvl>
+    <w:lvl w:ilvl="3" w:tentative="1">
+      <w:start w:val="1"/>
+      <w:numFmt w:val="bullet"/>
+      <w:lvlText w:val=""/>
+      <w:lvlJc w:val="left"/>
+      <w:pPr>
+        <w:tabs>
+          <w:tab w:val="num" w:pos="2880"/>
+        </w:tabs>
+        <w:ind w:left="2880" w:hanging="360"/>
+      </w:pPr>
+      <w:rPr>
+        <w:rFonts w:ascii="Wingdings" w:hAnsi="Wingdings" w:hint="default"/>
+        <w:sz w:val="20"/>
+      </w:rPr>
+    </w:lvl>
+    <w:lvl w:ilvl="4" w:tentative="1">
+      <w:start w:val="1"/>
+      <w:numFmt w:val="bullet"/>
+      <w:lvlText w:val=""/>
+      <w:lvlJc w:val="left"/>
+      <w:pPr>
+        <w:tabs>
+          <w:tab w:val="num" w:pos="3600"/>
+        </w:tabs>
+        <w:ind w:left="3600" w:hanging="360"/>
+      </w:pPr>
+      <w:rPr>
+        <w:rFonts w:ascii="Wingdings" w:hAnsi="Wingdings" w:hint="default"/>
+        <w:sz w:val="20"/>
+      </w:rPr>
+    </w:lvl>
+    <w:lvl w:ilvl="5" w:tentative="1">
+      <w:start w:val="1"/>
+      <w:numFmt w:val="bullet"/>
+      <w:lvlText w:val=""/>
+      <w:lvlJc w:val="left"/>
+      <w:pPr>
+        <w:tabs>
+          <w:tab w:val="num" w:pos="4320"/>
+        </w:tabs>
+        <w:ind w:left="4320" w:hanging="360"/>
+      </w:pPr>
+      <w:rPr>
+        <w:rFonts w:ascii="Wingdings" w:hAnsi="Wingdings" w:hint="default"/>
+        <w:sz w:val="20"/>
+      </w:rPr>
+    </w:lvl>
+    <w:lvl w:ilvl="6" w:tentative="1">
+      <w:start w:val="1"/>
+      <w:numFmt w:val="bullet"/>
+      <w:lvlText w:val=""/>
+      <w:lvlJc w:val="left"/>
+      <w:pPr>
+        <w:tabs>
+          <w:tab w:val="num" w:pos="5040"/>
+        </w:tabs>
+        <w:ind w:left="5040" w:hanging="360"/>
+      </w:pPr>
+      <w:rPr>
+        <w:rFonts w:ascii="Wingdings" w:hAnsi="Wingdings" w:hint="default"/>
+        <w:sz w:val="20"/>
+      </w:rPr>
+    </w:lvl>
+    <w:lvl w:ilvl="7" w:tentative="1">
+      <w:start w:val="1"/>
+      <w:numFmt w:val="bullet"/>
+      <w:lvlText w:val=""/>
+      <w:lvlJc w:val="left"/>
+      <w:pPr>
+        <w:tabs>
+          <w:tab w:val="num" w:pos="5760"/>
+        </w:tabs>
+        <w:ind w:left="5760" w:hanging="360"/>
+      </w:pPr>
+      <w:rPr>
+        <w:rFonts w:ascii="Wingdings" w:hAnsi="Wingdings" w:hint="default"/>
+        <w:sz w:val="20"/>
+      </w:rPr>
+    </w:lvl>
+    <w:lvl w:ilvl="8" w:tentative="1">
+      <w:start w:val="1"/>
+      <w:numFmt w:val="bullet"/>
+      <w:lvlText w:val=""/>
+      <w:lvlJc w:val="left"/>
+      <w:pPr>
+        <w:tabs>
+          <w:tab w:val="num" w:pos="6480"/>
+        </w:tabs>
+        <w:ind w:left="6480" w:hanging="360"/>
+      </w:pPr>
+      <w:rPr>
+        <w:rFonts w:ascii="Wingdings" w:hAnsi="Wingdings" w:hint="default"/>
+        <w:sz w:val="20"/>
+      </w:rPr>
+    </w:lvl>
+  </w:abstractNum>
+  <w:abstractNum w:abstractNumId="23" w15:restartNumberingAfterBreak="0">
+    <w:nsid w:val="691E026C"/>
+    <w:multiLevelType w:val="multilevel"/>
+    <w:tmpl w:val="212C1CF6"/>
+    <w:lvl w:ilvl="0">
+      <w:start w:val="1"/>
+      <w:numFmt w:val="bullet"/>
+      <w:lvlText w:val=""/>
+      <w:lvlJc w:val="left"/>
+      <w:pPr>
+        <w:tabs>
+          <w:tab w:val="num" w:pos="720"/>
+        </w:tabs>
+        <w:ind w:left="720" w:hanging="360"/>
+      </w:pPr>
+      <w:rPr>
+        <w:rFonts w:ascii="Symbol" w:hAnsi="Symbol" w:hint="default"/>
+        <w:sz w:val="20"/>
+      </w:rPr>
+    </w:lvl>
+    <w:lvl w:ilvl="1" w:tentative="1">
+      <w:start w:val="1"/>
+      <w:numFmt w:val="bullet"/>
+      <w:lvlText w:val="o"/>
+      <w:lvlJc w:val="left"/>
+      <w:pPr>
+        <w:tabs>
+          <w:tab w:val="num" w:pos="1440"/>
+        </w:tabs>
+        <w:ind w:left="1440" w:hanging="360"/>
+      </w:pPr>
+      <w:rPr>
+        <w:rFonts w:ascii="Courier New" w:hAnsi="Courier New" w:hint="default"/>
+        <w:sz w:val="20"/>
+      </w:rPr>
+    </w:lvl>
+    <w:lvl w:ilvl="2" w:tentative="1">
+      <w:start w:val="1"/>
+      <w:numFmt w:val="bullet"/>
+      <w:lvlText w:val=""/>
+      <w:lvlJc w:val="left"/>
+      <w:pPr>
+        <w:tabs>
+          <w:tab w:val="num" w:pos="2160"/>
+        </w:tabs>
+        <w:ind w:left="2160" w:hanging="360"/>
+      </w:pPr>
+      <w:rPr>
+        <w:rFonts w:ascii="Wingdings" w:hAnsi="Wingdings" w:hint="default"/>
+        <w:sz w:val="20"/>
+      </w:rPr>
+    </w:lvl>
+    <w:lvl w:ilvl="3" w:tentative="1">
+      <w:start w:val="1"/>
+      <w:numFmt w:val="bullet"/>
+      <w:lvlText w:val=""/>
+      <w:lvlJc w:val="left"/>
+      <w:pPr>
+        <w:tabs>
+          <w:tab w:val="num" w:pos="2880"/>
+        </w:tabs>
+        <w:ind w:left="2880" w:hanging="360"/>
+      </w:pPr>
+      <w:rPr>
+        <w:rFonts w:ascii="Wingdings" w:hAnsi="Wingdings" w:hint="default"/>
+        <w:sz w:val="20"/>
+      </w:rPr>
+    </w:lvl>
+    <w:lvl w:ilvl="4" w:tentative="1">
+      <w:start w:val="1"/>
+      <w:numFmt w:val="bullet"/>
+      <w:lvlText w:val=""/>
+      <w:lvlJc w:val="left"/>
+      <w:pPr>
+        <w:tabs>
+          <w:tab w:val="num" w:pos="3600"/>
+        </w:tabs>
+        <w:ind w:left="3600" w:hanging="360"/>
+      </w:pPr>
+      <w:rPr>
+        <w:rFonts w:ascii="Wingdings" w:hAnsi="Wingdings" w:hint="default"/>
+        <w:sz w:val="20"/>
+      </w:rPr>
+    </w:lvl>
+    <w:lvl w:ilvl="5" w:tentative="1">
+      <w:start w:val="1"/>
+      <w:numFmt w:val="bullet"/>
+      <w:lvlText w:val=""/>
+      <w:lvlJc w:val="left"/>
+      <w:pPr>
+        <w:tabs>
+          <w:tab w:val="num" w:pos="4320"/>
+        </w:tabs>
+        <w:ind w:left="4320" w:hanging="360"/>
+      </w:pPr>
+      <w:rPr>
+        <w:rFonts w:ascii="Wingdings" w:hAnsi="Wingdings" w:hint="default"/>
+        <w:sz w:val="20"/>
+      </w:rPr>
+    </w:lvl>
+    <w:lvl w:ilvl="6" w:tentative="1">
+      <w:start w:val="1"/>
+      <w:numFmt w:val="bullet"/>
+      <w:lvlText w:val=""/>
+      <w:lvlJc w:val="left"/>
+      <w:pPr>
+        <w:tabs>
+          <w:tab w:val="num" w:pos="5040"/>
+        </w:tabs>
+        <w:ind w:left="5040" w:hanging="360"/>
+      </w:pPr>
+      <w:rPr>
+        <w:rFonts w:ascii="Wingdings" w:hAnsi="Wingdings" w:hint="default"/>
+        <w:sz w:val="20"/>
+      </w:rPr>
+    </w:lvl>
+    <w:lvl w:ilvl="7" w:tentative="1">
+      <w:start w:val="1"/>
+      <w:numFmt w:val="bullet"/>
+      <w:lvlText w:val=""/>
+      <w:lvlJc w:val="left"/>
+      <w:pPr>
+        <w:tabs>
+          <w:tab w:val="num" w:pos="5760"/>
+        </w:tabs>
+        <w:ind w:left="5760" w:hanging="360"/>
+      </w:pPr>
+      <w:rPr>
+        <w:rFonts w:ascii="Wingdings" w:hAnsi="Wingdings" w:hint="default"/>
+        <w:sz w:val="20"/>
+      </w:rPr>
+    </w:lvl>
+    <w:lvl w:ilvl="8" w:tentative="1">
+      <w:start w:val="1"/>
+      <w:numFmt w:val="bullet"/>
+      <w:lvlText w:val=""/>
+      <w:lvlJc w:val="left"/>
+      <w:pPr>
+        <w:tabs>
+          <w:tab w:val="num" w:pos="6480"/>
+        </w:tabs>
+        <w:ind w:left="6480" w:hanging="360"/>
+      </w:pPr>
+      <w:rPr>
+        <w:rFonts w:ascii="Wingdings" w:hAnsi="Wingdings" w:hint="default"/>
+        <w:sz w:val="20"/>
+      </w:rPr>
+    </w:lvl>
+  </w:abstractNum>
+  <w:abstractNum w:abstractNumId="24" w15:restartNumberingAfterBreak="0">
+    <w:nsid w:val="6949556E"/>
+    <w:multiLevelType w:val="multilevel"/>
+    <w:tmpl w:val="3076AED6"/>
+    <w:lvl w:ilvl="0">
+      <w:start w:val="1"/>
+      <w:numFmt w:val="bullet"/>
+      <w:lvlText w:val=""/>
+      <w:lvlJc w:val="left"/>
+      <w:pPr>
+        <w:tabs>
+          <w:tab w:val="num" w:pos="720"/>
+        </w:tabs>
+        <w:ind w:left="720" w:hanging="360"/>
+      </w:pPr>
+      <w:rPr>
+        <w:rFonts w:ascii="Symbol" w:hAnsi="Symbol" w:hint="default"/>
+        <w:sz w:val="20"/>
+      </w:rPr>
+    </w:lvl>
+    <w:lvl w:ilvl="1" w:tentative="1">
+      <w:start w:val="1"/>
+      <w:numFmt w:val="bullet"/>
+      <w:lvlText w:val="o"/>
+      <w:lvlJc w:val="left"/>
+      <w:pPr>
+        <w:tabs>
+          <w:tab w:val="num" w:pos="1440"/>
+        </w:tabs>
+        <w:ind w:left="1440" w:hanging="360"/>
+      </w:pPr>
+      <w:rPr>
+        <w:rFonts w:ascii="Courier New" w:hAnsi="Courier New" w:hint="default"/>
+        <w:sz w:val="20"/>
+      </w:rPr>
+    </w:lvl>
+    <w:lvl w:ilvl="2" w:tentative="1">
+      <w:start w:val="1"/>
+      <w:numFmt w:val="bullet"/>
+      <w:lvlText w:val=""/>
+      <w:lvlJc w:val="left"/>
+      <w:pPr>
+        <w:tabs>
+          <w:tab w:val="num" w:pos="2160"/>
+        </w:tabs>
+        <w:ind w:left="2160" w:hanging="360"/>
+      </w:pPr>
+      <w:rPr>
+        <w:rFonts w:ascii="Wingdings" w:hAnsi="Wingdings" w:hint="default"/>
+        <w:sz w:val="20"/>
+      </w:rPr>
+    </w:lvl>
+    <w:lvl w:ilvl="3" w:tentative="1">
+      <w:start w:val="1"/>
+      <w:numFmt w:val="bullet"/>
+      <w:lvlText w:val=""/>
+      <w:lvlJc w:val="left"/>
+      <w:pPr>
+        <w:tabs>
+          <w:tab w:val="num" w:pos="2880"/>
+        </w:tabs>
+        <w:ind w:left="2880" w:hanging="360"/>
+      </w:pPr>
+      <w:rPr>
+        <w:rFonts w:ascii="Wingdings" w:hAnsi="Wingdings" w:hint="default"/>
+        <w:sz w:val="20"/>
+      </w:rPr>
+    </w:lvl>
+    <w:lvl w:ilvl="4" w:tentative="1">
+      <w:start w:val="1"/>
+      <w:numFmt w:val="bullet"/>
+      <w:lvlText w:val=""/>
+      <w:lvlJc w:val="left"/>
+      <w:pPr>
+        <w:tabs>
+          <w:tab w:val="num" w:pos="3600"/>
+        </w:tabs>
+        <w:ind w:left="3600" w:hanging="360"/>
+      </w:pPr>
+      <w:rPr>
+        <w:rFonts w:ascii="Wingdings" w:hAnsi="Wingdings" w:hint="default"/>
+        <w:sz w:val="20"/>
+      </w:rPr>
+    </w:lvl>
+    <w:lvl w:ilvl="5" w:tentative="1">
+      <w:start w:val="1"/>
+      <w:numFmt w:val="bullet"/>
+      <w:lvlText w:val=""/>
+      <w:lvlJc w:val="left"/>
+      <w:pPr>
+        <w:tabs>
+          <w:tab w:val="num" w:pos="4320"/>
+        </w:tabs>
+        <w:ind w:left="4320" w:hanging="360"/>
+      </w:pPr>
+      <w:rPr>
+        <w:rFonts w:ascii="Wingdings" w:hAnsi="Wingdings" w:hint="default"/>
+        <w:sz w:val="20"/>
+      </w:rPr>
+    </w:lvl>
+    <w:lvl w:ilvl="6" w:tentative="1">
+      <w:start w:val="1"/>
+      <w:numFmt w:val="bullet"/>
+      <w:lvlText w:val=""/>
+      <w:lvlJc w:val="left"/>
+      <w:pPr>
+        <w:tabs>
+          <w:tab w:val="num" w:pos="5040"/>
+        </w:tabs>
+        <w:ind w:left="5040" w:hanging="360"/>
+      </w:pPr>
+      <w:rPr>
+        <w:rFonts w:ascii="Wingdings" w:hAnsi="Wingdings" w:hint="default"/>
+        <w:sz w:val="20"/>
+      </w:rPr>
+    </w:lvl>
+    <w:lvl w:ilvl="7" w:tentative="1">
+      <w:start w:val="1"/>
+      <w:numFmt w:val="bullet"/>
+      <w:lvlText w:val=""/>
+      <w:lvlJc w:val="left"/>
+      <w:pPr>
+        <w:tabs>
+          <w:tab w:val="num" w:pos="5760"/>
+        </w:tabs>
+        <w:ind w:left="5760" w:hanging="360"/>
+      </w:pPr>
+      <w:rPr>
+        <w:rFonts w:ascii="Wingdings" w:hAnsi="Wingdings" w:hint="default"/>
+        <w:sz w:val="20"/>
+      </w:rPr>
+    </w:lvl>
+    <w:lvl w:ilvl="8" w:tentative="1">
+      <w:start w:val="1"/>
+      <w:numFmt w:val="bullet"/>
+      <w:lvlText w:val=""/>
+      <w:lvlJc w:val="left"/>
+      <w:pPr>
+        <w:tabs>
+          <w:tab w:val="num" w:pos="6480"/>
+        </w:tabs>
+        <w:ind w:left="6480" w:hanging="360"/>
+      </w:pPr>
+      <w:rPr>
+        <w:rFonts w:ascii="Wingdings" w:hAnsi="Wingdings" w:hint="default"/>
+        <w:sz w:val="20"/>
+      </w:rPr>
+    </w:lvl>
+  </w:abstractNum>
+  <w:abstractNum w:abstractNumId="25" w15:restartNumberingAfterBreak="0">
+    <w:nsid w:val="70542172"/>
+    <w:multiLevelType w:val="multilevel"/>
+    <w:tmpl w:val="B568D01C"/>
+    <w:lvl w:ilvl="0">
+      <w:start w:val="1"/>
+      <w:numFmt w:val="bullet"/>
+      <w:lvlText w:val=""/>
+      <w:lvlJc w:val="left"/>
+      <w:pPr>
+        <w:tabs>
+          <w:tab w:val="num" w:pos="720"/>
+        </w:tabs>
+        <w:ind w:left="720" w:hanging="360"/>
+      </w:pPr>
+      <w:rPr>
+        <w:rFonts w:ascii="Symbol" w:hAnsi="Symbol" w:hint="default"/>
+        <w:sz w:val="20"/>
+      </w:rPr>
+    </w:lvl>
+    <w:lvl w:ilvl="1" w:tentative="1">
+      <w:start w:val="1"/>
+      <w:numFmt w:val="bullet"/>
+      <w:lvlText w:val="o"/>
+      <w:lvlJc w:val="left"/>
+      <w:pPr>
+        <w:tabs>
+          <w:tab w:val="num" w:pos="1440"/>
+        </w:tabs>
+        <w:ind w:left="1440" w:hanging="360"/>
+      </w:pPr>
+      <w:rPr>
+        <w:rFonts w:ascii="Courier New" w:hAnsi="Courier New" w:hint="default"/>
+        <w:sz w:val="20"/>
+      </w:rPr>
+    </w:lvl>
+    <w:lvl w:ilvl="2" w:tentative="1">
+      <w:start w:val="1"/>
+      <w:numFmt w:val="bullet"/>
+      <w:lvlText w:val=""/>
+      <w:lvlJc w:val="left"/>
+      <w:pPr>
+        <w:tabs>
+          <w:tab w:val="num" w:pos="2160"/>
+        </w:tabs>
+        <w:ind w:left="2160" w:hanging="360"/>
+      </w:pPr>
+      <w:rPr>
+        <w:rFonts w:ascii="Wingdings" w:hAnsi="Wingdings" w:hint="default"/>
+        <w:sz w:val="20"/>
+      </w:rPr>
+    </w:lvl>
+    <w:lvl w:ilvl="3" w:tentative="1">
+      <w:start w:val="1"/>
+      <w:numFmt w:val="bullet"/>
+      <w:lvlText w:val=""/>
+      <w:lvlJc w:val="left"/>
+      <w:pPr>
+        <w:tabs>
+          <w:tab w:val="num" w:pos="2880"/>
+        </w:tabs>
+        <w:ind w:left="2880" w:hanging="360"/>
+      </w:pPr>
+      <w:rPr>
+        <w:rFonts w:ascii="Wingdings" w:hAnsi="Wingdings" w:hint="default"/>
+        <w:sz w:val="20"/>
+      </w:rPr>
+    </w:lvl>
+    <w:lvl w:ilvl="4" w:tentative="1">
+      <w:start w:val="1"/>
+      <w:numFmt w:val="bullet"/>
+      <w:lvlText w:val=""/>
+      <w:lvlJc w:val="left"/>
+      <w:pPr>
+        <w:tabs>
+          <w:tab w:val="num" w:pos="3600"/>
+        </w:tabs>
+        <w:ind w:left="3600" w:hanging="360"/>
+      </w:pPr>
+      <w:rPr>
+        <w:rFonts w:ascii="Wingdings" w:hAnsi="Wingdings" w:hint="default"/>
+        <w:sz w:val="20"/>
+      </w:rPr>
+    </w:lvl>
+    <w:lvl w:ilvl="5" w:tentative="1">
+      <w:start w:val="1"/>
+      <w:numFmt w:val="bullet"/>
+      <w:lvlText w:val=""/>
+      <w:lvlJc w:val="left"/>
+      <w:pPr>
+        <w:tabs>
+          <w:tab w:val="num" w:pos="4320"/>
+        </w:tabs>
+        <w:ind w:left="4320" w:hanging="360"/>
+      </w:pPr>
+      <w:rPr>
+        <w:rFonts w:ascii="Wingdings" w:hAnsi="Wingdings" w:hint="default"/>
+        <w:sz w:val="20"/>
+      </w:rPr>
+    </w:lvl>
+    <w:lvl w:ilvl="6" w:tentative="1">
+      <w:start w:val="1"/>
+      <w:numFmt w:val="bullet"/>
+      <w:lvlText w:val=""/>
+      <w:lvlJc w:val="left"/>
+      <w:pPr>
+        <w:tabs>
+          <w:tab w:val="num" w:pos="5040"/>
+        </w:tabs>
+        <w:ind w:left="5040" w:hanging="360"/>
+      </w:pPr>
+      <w:rPr>
+        <w:rFonts w:ascii="Wingdings" w:hAnsi="Wingdings" w:hint="default"/>
+        <w:sz w:val="20"/>
+      </w:rPr>
+    </w:lvl>
+    <w:lvl w:ilvl="7" w:tentative="1">
+      <w:start w:val="1"/>
+      <w:numFmt w:val="bullet"/>
+      <w:lvlText w:val=""/>
+      <w:lvlJc w:val="left"/>
+      <w:pPr>
+        <w:tabs>
+          <w:tab w:val="num" w:pos="5760"/>
+        </w:tabs>
+        <w:ind w:left="5760" w:hanging="360"/>
+      </w:pPr>
+      <w:rPr>
+        <w:rFonts w:ascii="Wingdings" w:hAnsi="Wingdings" w:hint="default"/>
+        <w:sz w:val="20"/>
+      </w:rPr>
+    </w:lvl>
+    <w:lvl w:ilvl="8" w:tentative="1">
+      <w:start w:val="1"/>
+      <w:numFmt w:val="bullet"/>
+      <w:lvlText w:val=""/>
+      <w:lvlJc w:val="left"/>
+      <w:pPr>
+        <w:tabs>
+          <w:tab w:val="num" w:pos="6480"/>
+        </w:tabs>
+        <w:ind w:left="6480" w:hanging="360"/>
+      </w:pPr>
+      <w:rPr>
+        <w:rFonts w:ascii="Wingdings" w:hAnsi="Wingdings" w:hint="default"/>
+        <w:sz w:val="20"/>
+      </w:rPr>
+    </w:lvl>
+  </w:abstractNum>
+  <w:abstractNum w:abstractNumId="26" w15:restartNumberingAfterBreak="0">
+    <w:nsid w:val="70D2752C"/>
+    <w:multiLevelType w:val="multilevel"/>
+    <w:tmpl w:val="C59ED35A"/>
+    <w:lvl w:ilvl="0">
+      <w:start w:val="1"/>
+      <w:numFmt w:val="bullet"/>
+      <w:lvlText w:val=""/>
+      <w:lvlJc w:val="left"/>
+      <w:pPr>
+        <w:tabs>
+          <w:tab w:val="num" w:pos="720"/>
+        </w:tabs>
+        <w:ind w:left="720" w:hanging="360"/>
+      </w:pPr>
+      <w:rPr>
+        <w:rFonts w:ascii="Symbol" w:hAnsi="Symbol" w:hint="default"/>
+        <w:sz w:val="20"/>
+      </w:rPr>
+    </w:lvl>
+    <w:lvl w:ilvl="1" w:tentative="1">
+      <w:start w:val="1"/>
+      <w:numFmt w:val="bullet"/>
+      <w:lvlText w:val="o"/>
+      <w:lvlJc w:val="left"/>
+      <w:pPr>
+        <w:tabs>
+          <w:tab w:val="num" w:pos="1440"/>
+        </w:tabs>
+        <w:ind w:left="1440" w:hanging="360"/>
+      </w:pPr>
+      <w:rPr>
+        <w:rFonts w:ascii="Courier New" w:hAnsi="Courier New" w:hint="default"/>
+        <w:sz w:val="20"/>
+      </w:rPr>
+    </w:lvl>
+    <w:lvl w:ilvl="2" w:tentative="1">
+      <w:start w:val="1"/>
+      <w:numFmt w:val="bullet"/>
+      <w:lvlText w:val=""/>
+      <w:lvlJc w:val="left"/>
+      <w:pPr>
+        <w:tabs>
+          <w:tab w:val="num" w:pos="2160"/>
+        </w:tabs>
+        <w:ind w:left="2160" w:hanging="360"/>
+      </w:pPr>
+      <w:rPr>
+        <w:rFonts w:ascii="Wingdings" w:hAnsi="Wingdings" w:hint="default"/>
+        <w:sz w:val="20"/>
+      </w:rPr>
+    </w:lvl>
+    <w:lvl w:ilvl="3" w:tentative="1">
+      <w:start w:val="1"/>
+      <w:numFmt w:val="bullet"/>
+      <w:lvlText w:val=""/>
+      <w:lvlJc w:val="left"/>
+      <w:pPr>
+        <w:tabs>
+          <w:tab w:val="num" w:pos="2880"/>
+        </w:tabs>
+        <w:ind w:left="2880" w:hanging="360"/>
+      </w:pPr>
+      <w:rPr>
+        <w:rFonts w:ascii="Wingdings" w:hAnsi="Wingdings" w:hint="default"/>
+        <w:sz w:val="20"/>
+      </w:rPr>
+    </w:lvl>
+    <w:lvl w:ilvl="4" w:tentative="1">
+      <w:start w:val="1"/>
+      <w:numFmt w:val="bullet"/>
+      <w:lvlText w:val=""/>
+      <w:lvlJc w:val="left"/>
+      <w:pPr>
+        <w:tabs>
+          <w:tab w:val="num" w:pos="3600"/>
+        </w:tabs>
+        <w:ind w:left="3600" w:hanging="360"/>
+      </w:pPr>
+      <w:rPr>
+        <w:rFonts w:ascii="Wingdings" w:hAnsi="Wingdings" w:hint="default"/>
+        <w:sz w:val="20"/>
+      </w:rPr>
+    </w:lvl>
+    <w:lvl w:ilvl="5" w:tentative="1">
+      <w:start w:val="1"/>
+      <w:numFmt w:val="bullet"/>
+      <w:lvlText w:val=""/>
+      <w:lvlJc w:val="left"/>
+      <w:pPr>
+        <w:tabs>
+          <w:tab w:val="num" w:pos="4320"/>
+        </w:tabs>
+        <w:ind w:left="4320" w:hanging="360"/>
+      </w:pPr>
+      <w:rPr>
+        <w:rFonts w:ascii="Wingdings" w:hAnsi="Wingdings" w:hint="default"/>
+        <w:sz w:val="20"/>
+      </w:rPr>
+    </w:lvl>
+    <w:lvl w:ilvl="6" w:tentative="1">
+      <w:start w:val="1"/>
+      <w:numFmt w:val="bullet"/>
+      <w:lvlText w:val=""/>
+      <w:lvlJc w:val="left"/>
+      <w:pPr>
+        <w:tabs>
+          <w:tab w:val="num" w:pos="5040"/>
+        </w:tabs>
+        <w:ind w:left="5040" w:hanging="360"/>
+      </w:pPr>
+      <w:rPr>
+        <w:rFonts w:ascii="Wingdings" w:hAnsi="Wingdings" w:hint="default"/>
+        <w:sz w:val="20"/>
+      </w:rPr>
+    </w:lvl>
+    <w:lvl w:ilvl="7" w:tentative="1">
+      <w:start w:val="1"/>
+      <w:numFmt w:val="bullet"/>
+      <w:lvlText w:val=""/>
+      <w:lvlJc w:val="left"/>
+      <w:pPr>
+        <w:tabs>
+          <w:tab w:val="num" w:pos="5760"/>
+        </w:tabs>
+        <w:ind w:left="5760" w:hanging="360"/>
+      </w:pPr>
+      <w:rPr>
+        <w:rFonts w:ascii="Wingdings" w:hAnsi="Wingdings" w:hint="default"/>
+        <w:sz w:val="20"/>
+      </w:rPr>
+    </w:lvl>
+    <w:lvl w:ilvl="8" w:tentative="1">
+      <w:start w:val="1"/>
+      <w:numFmt w:val="bullet"/>
+      <w:lvlText w:val=""/>
+      <w:lvlJc w:val="left"/>
+      <w:pPr>
+        <w:tabs>
+          <w:tab w:val="num" w:pos="6480"/>
+        </w:tabs>
+        <w:ind w:left="6480" w:hanging="360"/>
+      </w:pPr>
+      <w:rPr>
+        <w:rFonts w:ascii="Wingdings" w:hAnsi="Wingdings" w:hint="default"/>
+        <w:sz w:val="20"/>
+      </w:rPr>
+    </w:lvl>
+  </w:abstractNum>
+  <w:abstractNum w:abstractNumId="27" w15:restartNumberingAfterBreak="0">
+    <w:nsid w:val="76AA2D24"/>
+    <w:multiLevelType w:val="multilevel"/>
+    <w:tmpl w:val="146E1230"/>
+    <w:lvl w:ilvl="0">
+      <w:start w:val="1"/>
+      <w:numFmt w:val="bullet"/>
+      <w:lvlText w:val=""/>
+      <w:lvlJc w:val="left"/>
+      <w:pPr>
+        <w:tabs>
+          <w:tab w:val="num" w:pos="720"/>
+        </w:tabs>
+        <w:ind w:left="720" w:hanging="360"/>
+      </w:pPr>
+      <w:rPr>
+        <w:rFonts w:ascii="Symbol" w:hAnsi="Symbol" w:hint="default"/>
+        <w:sz w:val="20"/>
+      </w:rPr>
+    </w:lvl>
+    <w:lvl w:ilvl="1" w:tentative="1">
+      <w:start w:val="1"/>
+      <w:numFmt w:val="bullet"/>
+      <w:lvlText w:val="o"/>
+      <w:lvlJc w:val="left"/>
+      <w:pPr>
+        <w:tabs>
+          <w:tab w:val="num" w:pos="1440"/>
+        </w:tabs>
+        <w:ind w:left="1440" w:hanging="360"/>
+      </w:pPr>
+      <w:rPr>
+        <w:rFonts w:ascii="Courier New" w:hAnsi="Courier New" w:hint="default"/>
+        <w:sz w:val="20"/>
+      </w:rPr>
+    </w:lvl>
+    <w:lvl w:ilvl="2" w:tentative="1">
+      <w:start w:val="1"/>
+      <w:numFmt w:val="bullet"/>
+      <w:lvlText w:val=""/>
+      <w:lvlJc w:val="left"/>
+      <w:pPr>
+        <w:tabs>
+          <w:tab w:val="num" w:pos="2160"/>
+        </w:tabs>
+        <w:ind w:left="2160" w:hanging="360"/>
+      </w:pPr>
+      <w:rPr>
+        <w:rFonts w:ascii="Wingdings" w:hAnsi="Wingdings" w:hint="default"/>
+        <w:sz w:val="20"/>
+      </w:rPr>
+    </w:lvl>
+    <w:lvl w:ilvl="3" w:tentative="1">
+      <w:start w:val="1"/>
+      <w:numFmt w:val="bullet"/>
+      <w:lvlText w:val=""/>
+      <w:lvlJc w:val="left"/>
+      <w:pPr>
+        <w:tabs>
+          <w:tab w:val="num" w:pos="2880"/>
+        </w:tabs>
+        <w:ind w:left="2880" w:hanging="360"/>
+      </w:pPr>
+      <w:rPr>
+        <w:rFonts w:ascii="Wingdings" w:hAnsi="Wingdings" w:hint="default"/>
+        <w:sz w:val="20"/>
+      </w:rPr>
+    </w:lvl>
+    <w:lvl w:ilvl="4" w:tentative="1">
+      <w:start w:val="1"/>
+      <w:numFmt w:val="bullet"/>
+      <w:lvlText w:val=""/>
+      <w:lvlJc w:val="left"/>
+      <w:pPr>
+        <w:tabs>
+          <w:tab w:val="num" w:pos="3600"/>
+        </w:tabs>
+        <w:ind w:left="3600" w:hanging="360"/>
+      </w:pPr>
+      <w:rPr>
+        <w:rFonts w:ascii="Wingdings" w:hAnsi="Wingdings" w:hint="default"/>
+        <w:sz w:val="20"/>
+      </w:rPr>
+    </w:lvl>
+    <w:lvl w:ilvl="5" w:tentative="1">
+      <w:start w:val="1"/>
+      <w:numFmt w:val="bullet"/>
+      <w:lvlText w:val=""/>
+      <w:lvlJc w:val="left"/>
+      <w:pPr>
+        <w:tabs>
+          <w:tab w:val="num" w:pos="4320"/>
+        </w:tabs>
+        <w:ind w:left="4320" w:hanging="360"/>
+      </w:pPr>
+      <w:rPr>
+        <w:rFonts w:ascii="Wingdings" w:hAnsi="Wingdings" w:hint="default"/>
+        <w:sz w:val="20"/>
+      </w:rPr>
+    </w:lvl>
+    <w:lvl w:ilvl="6" w:tentative="1">
+      <w:start w:val="1"/>
+      <w:numFmt w:val="bullet"/>
+      <w:lvlText w:val=""/>
+      <w:lvlJc w:val="left"/>
+      <w:pPr>
+        <w:tabs>
+          <w:tab w:val="num" w:pos="5040"/>
+        </w:tabs>
+        <w:ind w:left="5040" w:hanging="360"/>
+      </w:pPr>
+      <w:rPr>
+        <w:rFonts w:ascii="Wingdings" w:hAnsi="Wingdings" w:hint="default"/>
+        <w:sz w:val="20"/>
+      </w:rPr>
+    </w:lvl>
+    <w:lvl w:ilvl="7" w:tentative="1">
+      <w:start w:val="1"/>
+      <w:numFmt w:val="bullet"/>
+      <w:lvlText w:val=""/>
+      <w:lvlJc w:val="left"/>
+      <w:pPr>
+        <w:tabs>
+          <w:tab w:val="num" w:pos="5760"/>
+        </w:tabs>
+        <w:ind w:left="5760" w:hanging="360"/>
+      </w:pPr>
+      <w:rPr>
+        <w:rFonts w:ascii="Wingdings" w:hAnsi="Wingdings" w:hint="default"/>
+        <w:sz w:val="20"/>
+      </w:rPr>
+    </w:lvl>
+    <w:lvl w:ilvl="8" w:tentative="1">
+      <w:start w:val="1"/>
+      <w:numFmt w:val="bullet"/>
+      <w:lvlText w:val=""/>
+      <w:lvlJc w:val="left"/>
+      <w:pPr>
+        <w:tabs>
+          <w:tab w:val="num" w:pos="6480"/>
+        </w:tabs>
+        <w:ind w:left="6480" w:hanging="360"/>
+      </w:pPr>
+      <w:rPr>
+        <w:rFonts w:ascii="Wingdings" w:hAnsi="Wingdings" w:hint="default"/>
+        <w:sz w:val="20"/>
+      </w:rPr>
+    </w:lvl>
+  </w:abstractNum>
+  <w:num w:numId="1" w16cid:durableId="1470708869">
+    <w:abstractNumId w:val="3"/>
+  </w:num>
+  <w:num w:numId="2" w16cid:durableId="1418019610">
+    <w:abstractNumId w:val="2"/>
+  </w:num>
+  <w:num w:numId="3" w16cid:durableId="1576360469">
+    <w:abstractNumId w:val="22"/>
+  </w:num>
+  <w:num w:numId="4" w16cid:durableId="1796949935">
+    <w:abstractNumId w:val="8"/>
+  </w:num>
+  <w:num w:numId="5" w16cid:durableId="803157171">
+    <w:abstractNumId w:val="25"/>
+  </w:num>
+  <w:num w:numId="6" w16cid:durableId="276958887">
+    <w:abstractNumId w:val="5"/>
+  </w:num>
+  <w:num w:numId="7" w16cid:durableId="440495389">
+    <w:abstractNumId w:val="27"/>
+  </w:num>
+  <w:num w:numId="8" w16cid:durableId="123013413">
+    <w:abstractNumId w:val="4"/>
+  </w:num>
+  <w:num w:numId="9" w16cid:durableId="1500659942">
+    <w:abstractNumId w:val="26"/>
+  </w:num>
+  <w:num w:numId="10" w16cid:durableId="1175614489">
+    <w:abstractNumId w:val="16"/>
+  </w:num>
+  <w:num w:numId="11" w16cid:durableId="2026710949">
+    <w:abstractNumId w:val="0"/>
+  </w:num>
+  <w:num w:numId="12" w16cid:durableId="245111582">
+    <w:abstractNumId w:val="9"/>
+  </w:num>
+  <w:num w:numId="13" w16cid:durableId="891429763">
+    <w:abstractNumId w:val="18"/>
+  </w:num>
+  <w:num w:numId="14" w16cid:durableId="400178717">
+    <w:abstractNumId w:val="13"/>
+  </w:num>
+  <w:num w:numId="15" w16cid:durableId="1149132318">
+    <w:abstractNumId w:val="1"/>
+  </w:num>
+  <w:num w:numId="16" w16cid:durableId="1510488633">
+    <w:abstractNumId w:val="24"/>
+  </w:num>
+  <w:num w:numId="17" w16cid:durableId="1341004918">
+    <w:abstractNumId w:val="17"/>
+  </w:num>
+  <w:num w:numId="18" w16cid:durableId="1618373315">
+    <w:abstractNumId w:val="12"/>
+  </w:num>
+  <w:num w:numId="19" w16cid:durableId="1860392884">
+    <w:abstractNumId w:val="20"/>
+  </w:num>
+  <w:num w:numId="20" w16cid:durableId="2097558596">
+    <w:abstractNumId w:val="19"/>
+  </w:num>
+  <w:num w:numId="21" w16cid:durableId="1590314099">
+    <w:abstractNumId w:val="11"/>
+  </w:num>
+  <w:num w:numId="22" w16cid:durableId="20283356">
+    <w:abstractNumId w:val="21"/>
+  </w:num>
+  <w:num w:numId="23" w16cid:durableId="238446711">
+    <w:abstractNumId w:val="10"/>
+  </w:num>
+  <w:num w:numId="24" w16cid:durableId="535048053">
+    <w:abstractNumId w:val="14"/>
+  </w:num>
+  <w:num w:numId="25" w16cid:durableId="1046567959">
+    <w:abstractNumId w:val="7"/>
+  </w:num>
+  <w:num w:numId="26" w16cid:durableId="1537741756">
+    <w:abstractNumId w:val="15"/>
+  </w:num>
+  <w:num w:numId="27" w16cid:durableId="1115369764">
+    <w:abstractNumId w:val="6"/>
+  </w:num>
+  <w:num w:numId="28" w16cid:durableId="1086994876">
+    <w:abstractNumId w:val="23"/>
+  </w:num>
+</w:numbering>
 </file>
 
 <file path=word/styles.xml><?xml version="1.0" encoding="utf-8"?>
@@ -1416,7 +11118,7 @@
   <w:style w:type="paragraph" w:default="1" w:styleId="Norml">
     <w:name w:val="Normal"/>
     <w:qFormat/>
-    <w:rsid w:val="00E41B4C"/>
+    <w:rsid w:val="00534DA5"/>
     <w:pPr>
       <w:spacing w:after="120" w:line="360" w:lineRule="auto"/>
       <w:ind w:firstLine="397"/>
@@ -1626,7 +11328,6 @@
   <w:style w:type="character" w:default="1" w:styleId="Bekezdsalapbettpusa">
     <w:name w:val="Default Paragraph Font"/>
     <w:uiPriority w:val="1"/>
-    <w:semiHidden/>
     <w:unhideWhenUsed/>
   </w:style>
   <w:style w:type="table" w:default="1" w:styleId="Normltblzat">
@@ -1812,6 +11513,7 @@
       <w:numPr>
         <w:ilvl w:val="1"/>
       </w:numPr>
+      <w:ind w:firstLine="397"/>
     </w:pPr>
     <w:rPr>
       <w:rFonts w:eastAsiaTheme="majorEastAsia" w:cstheme="majorBidi"/>
@@ -1985,6 +11687,36 @@
     <w:rsid w:val="00E41B4C"/>
     <w:rPr>
       <w:rFonts w:ascii="Times New Roman" w:hAnsi="Times New Roman"/>
+    </w:rPr>
+  </w:style>
+  <w:style w:type="paragraph" w:styleId="Kpalrs">
+    <w:name w:val="caption"/>
+    <w:basedOn w:val="Norml"/>
+    <w:next w:val="Norml"/>
+    <w:uiPriority w:val="35"/>
+    <w:unhideWhenUsed/>
+    <w:qFormat/>
+    <w:rsid w:val="00FE7E96"/>
+    <w:pPr>
+      <w:spacing w:after="200" w:line="240" w:lineRule="auto"/>
+    </w:pPr>
+    <w:rPr>
+      <w:i/>
+      <w:iCs/>
+      <w:color w:val="0E2841" w:themeColor="text2"/>
+      <w:sz w:val="18"/>
+      <w:szCs w:val="18"/>
+    </w:rPr>
+  </w:style>
+  <w:style w:type="paragraph" w:styleId="NormlWeb">
+    <w:name w:val="Normal (Web)"/>
+    <w:basedOn w:val="Norml"/>
+    <w:uiPriority w:val="99"/>
+    <w:semiHidden/>
+    <w:unhideWhenUsed/>
+    <w:rsid w:val="00AF370A"/>
+    <w:rPr>
+      <w:rFonts w:cs="Times New Roman"/>
     </w:rPr>
   </w:style>
 </w:styles>

--- a/Tervezés/Dokumentáció.docx
+++ b/Tervezés/Dokumentáció.docx
@@ -4351,6 +4351,74 @@
         <w:pStyle w:val="Cmsor2"/>
         <w:ind w:firstLine="0"/>
       </w:pPr>
+      <w:proofErr w:type="spellStart"/>
+      <w:r>
+        <w:lastRenderedPageBreak/>
+        <w:t>DifficultyService</w:t>
+      </w:r>
+      <w:proofErr w:type="spellEnd"/>
+      <w:r>
+        <w:t>:</w:t>
+      </w:r>
+    </w:p>
+    <w:p>
+      <w:r>
+        <w:t xml:space="preserve">A </w:t>
+      </w:r>
+      <w:proofErr w:type="spellStart"/>
+      <w:r>
+        <w:t>DifficultyService</w:t>
+      </w:r>
+      <w:proofErr w:type="spellEnd"/>
+      <w:r>
+        <w:t xml:space="preserve"> osztály feladata a nehézségi szintekkel kapcsolatos üzleti logika kezelése. Ez a réteg a </w:t>
+      </w:r>
+      <w:proofErr w:type="spellStart"/>
+      <w:r>
+        <w:t>Diffi</w:t>
+      </w:r>
+      <w:r>
+        <w:t>c</w:t>
+      </w:r>
+      <w:r>
+        <w:t>ultyRepository</w:t>
+      </w:r>
+      <w:proofErr w:type="spellEnd"/>
+      <w:r>
+        <w:t>-n keresztül kommunikál az adatbázissal, miközben ellenőrzi a lekért adatok érvényességét, és gondoskodik arról, hogy a rendszer megfelelően reagáljon, ha nem áll rendelkezésre adat. A service réteg így biztosítja, hogy a kliens csak érvényes és értelmezhető adatokat kapjon vissza.</w:t>
+      </w:r>
+    </w:p>
+    <w:p/>
+    <w:p>
+      <w:pPr>
+        <w:pStyle w:val="Cmsor3"/>
+      </w:pPr>
+      <w:r>
+        <w:t>Függvények:</w:t>
+      </w:r>
+    </w:p>
+    <w:p>
+      <w:proofErr w:type="spellStart"/>
+      <w:r>
+        <w:t>getDifficulties</w:t>
+      </w:r>
+      <w:proofErr w:type="spellEnd"/>
+      <w:r>
+        <w:t xml:space="preserve">: Ez a függvény az összes elérhető nehézségi szint lekérésére szolgál. A </w:t>
+      </w:r>
+      <w:proofErr w:type="spellStart"/>
+      <w:r>
+        <w:t>repository</w:t>
+      </w:r>
+      <w:proofErr w:type="spellEnd"/>
+      <w:r>
+        <w:t xml:space="preserve"> segítségével lekéri az adatokat az adatbázisból, majd ellenőrzi, hogy az eredmény létezik-e és tartalmaz-e elemeket. Ha nem található egyetlen nehézségi szint sem, a függvény hibát dob, így biztosítva, hogy a kliens ne kapjon üres vagy értelmetlen választ. Sikeres lekérdezés esetén visszaadja a nehézségi szintek listáját.</w:t>
+      </w:r>
+    </w:p>
+    <w:p>
+      <w:pPr>
+        <w:ind w:firstLine="0"/>
+      </w:pPr>
     </w:p>
     <w:p>
       <w:pPr>
@@ -4359,41 +4427,42 @@
       </w:pPr>
       <w:proofErr w:type="spellStart"/>
       <w:r>
+        <w:t>DifficultyController</w:t>
+      </w:r>
+      <w:proofErr w:type="spellEnd"/>
+      <w:r>
+        <w:t>:</w:t>
+      </w:r>
+    </w:p>
+    <w:p>
+      <w:r>
+        <w:t xml:space="preserve">A </w:t>
+      </w:r>
+      <w:proofErr w:type="spellStart"/>
+      <w:r>
+        <w:t>DifficultyController</w:t>
+      </w:r>
+      <w:proofErr w:type="spellEnd"/>
+      <w:r>
+        <w:t xml:space="preserve"> osztály feladata, hogy az alkalmazás API végpontjain keresztül kezelje a nehézségi szintekkel kapcsolatos kéréseket. Ez a réteg közvetítőként működik a kliens és a </w:t>
+      </w:r>
+      <w:proofErr w:type="spellStart"/>
+      <w:r>
         <w:t>DifficultyService</w:t>
       </w:r>
       <w:proofErr w:type="spellEnd"/>
       <w:r>
-        <w:t>:</w:t>
-      </w:r>
-    </w:p>
-    <w:p>
-      <w:r>
-        <w:t xml:space="preserve">A </w:t>
-      </w:r>
-      <w:proofErr w:type="spellStart"/>
-      <w:r>
-        <w:t>DifficultyService</w:t>
-      </w:r>
-      <w:proofErr w:type="spellEnd"/>
-      <w:r>
-        <w:t xml:space="preserve"> osztály feladata a nehézségi szintekkel kapcsolatos üzleti logika kezelése. Ez a réteg a </w:t>
-      </w:r>
-      <w:proofErr w:type="spellStart"/>
-      <w:r>
-        <w:t>Diffi</w:t>
-      </w:r>
-      <w:r>
-        <w:t>c</w:t>
-      </w:r>
-      <w:r>
-        <w:t>ultyRepository</w:t>
-      </w:r>
-      <w:proofErr w:type="spellEnd"/>
-      <w:r>
-        <w:t>-n keresztül kommunikál az adatbázissal, miközben ellenőrzi a lekért adatok érvényességét, és gondoskodik arról, hogy a rendszer megfelelően reagáljon, ha nem áll rendelkezésre adat. A service réteg így biztosítja, hogy a kliens csak érvényes és értelmezhető adatokat kapjon vissza.</w:t>
-      </w:r>
-    </w:p>
-    <w:p/>
+        <w:t xml:space="preserve"> között, biztosítva, hogy a felhasználói kérések megfelelően feldolgozásra kerüljenek, és a megfelelő HTTP státuszkódokkal válaszoljon a rendszer. A </w:t>
+      </w:r>
+      <w:proofErr w:type="spellStart"/>
+      <w:r>
+        <w:t>controller</w:t>
+      </w:r>
+      <w:proofErr w:type="spellEnd"/>
+      <w:r>
+        <w:t xml:space="preserve"> nem tartalmaz üzleti logikát, csak a kérések fogadásáért, a válaszok visszaküldéséért és a hibakezelésért felel.</w:t>
+      </w:r>
+    </w:p>
     <w:p>
       <w:pPr>
         <w:pStyle w:val="Cmsor3"/>
@@ -4409,55 +4478,15 @@
       </w:r>
       <w:proofErr w:type="spellEnd"/>
       <w:r>
-        <w:t xml:space="preserve">: Ez a függvény az összes elérhető nehézségi szint lekérésére szolgál. A </w:t>
-      </w:r>
-      <w:proofErr w:type="spellStart"/>
-      <w:r>
-        <w:t>repository</w:t>
-      </w:r>
-      <w:proofErr w:type="spellEnd"/>
-      <w:r>
-        <w:t xml:space="preserve"> segítségével lekéri az adatokat az adatbázisból, majd ellenőrzi, hogy az eredmény létezik-e és tartalmaz-e elemeket. Ha nem található egyetlen nehézségi szint sem, a függvény hibát dob, így biztosítva, hogy a kliens ne kapjon üres vagy értelmetlen választ. Sikeres lekérdezés esetén visszaadja a nehézségi szintek listáját.</w:t>
-      </w:r>
-    </w:p>
-    <w:p>
-      <w:pPr>
-        <w:ind w:firstLine="0"/>
-      </w:pPr>
-    </w:p>
-    <w:p>
-      <w:pPr>
-        <w:pStyle w:val="Cmsor2"/>
-        <w:ind w:firstLine="0"/>
-      </w:pPr>
-      <w:proofErr w:type="spellStart"/>
-      <w:r>
-        <w:t>DifficultyController</w:t>
-      </w:r>
-      <w:proofErr w:type="spellEnd"/>
-      <w:r>
-        <w:t>:</w:t>
-      </w:r>
-    </w:p>
-    <w:p>
-      <w:r>
-        <w:t xml:space="preserve">A </w:t>
-      </w:r>
-      <w:proofErr w:type="spellStart"/>
-      <w:r>
-        <w:t>DifficultyController</w:t>
-      </w:r>
-      <w:proofErr w:type="spellEnd"/>
-      <w:r>
-        <w:t xml:space="preserve"> osztály feladata, hogy az alkalmazás API végpontjain keresztül kezelje a nehézségi szintekkel kapcsolatos kéréseket. Ez a réteg közvetítőként működik a kliens és a </w:t>
-      </w:r>
-      <w:proofErr w:type="spellStart"/>
-      <w:r>
-        <w:t>DifficultyService</w:t>
-      </w:r>
-      <w:proofErr w:type="spellEnd"/>
-      <w:r>
-        <w:t xml:space="preserve"> között, biztosítva, hogy a felhasználói kérések megfelelően feldolgozásra kerüljenek, és a megfelelő HTTP státuszkódokkal válaszoljon a rendszer. A </w:t>
+        <w:t xml:space="preserve">: Ez a függvény kezeli a nehézségi szintek lekérésére irányuló HTTP kéréseket. Meghívja a </w:t>
+      </w:r>
+      <w:proofErr w:type="spellStart"/>
+      <w:r>
+        <w:t>DifficultyService.getDifficulties</w:t>
+      </w:r>
+      <w:proofErr w:type="spellEnd"/>
+      <w:r>
+        <w:t xml:space="preserve">() metódust, amely lekéri az összes nehézségi szintet az adatbázisból. Sikeres lekérés esetén a függvény a nehézségi szinteket tartalmazó tömböt HTTP 200 státusszal küldi vissza a kliensnek. Ha a service hibát dob (például nincs egyetlen nehézség sem), a </w:t>
       </w:r>
       <w:proofErr w:type="spellStart"/>
       <w:r>
@@ -4465,45 +4494,11 @@
       </w:r>
       <w:proofErr w:type="spellEnd"/>
       <w:r>
-        <w:t xml:space="preserve"> nem tartalmaz üzleti logikát, csak a kérések fogadásáért, a válaszok visszaküldéséért és a hibakezelésért felel.</w:t>
-      </w:r>
-    </w:p>
-    <w:p>
-      <w:pPr>
-        <w:pStyle w:val="Cmsor3"/>
-      </w:pPr>
-      <w:r>
-        <w:t>Függvények:</w:t>
-      </w:r>
-    </w:p>
-    <w:p>
-      <w:proofErr w:type="spellStart"/>
-      <w:r>
-        <w:t>getDifficulties</w:t>
-      </w:r>
-      <w:proofErr w:type="spellEnd"/>
-      <w:r>
-        <w:t xml:space="preserve">: Ez a függvény kezeli a nehézségi szintek lekérésére irányuló HTTP kéréseket. Meghívja a </w:t>
-      </w:r>
-      <w:proofErr w:type="spellStart"/>
-      <w:r>
-        <w:t>DifficultyService.getDifficulties</w:t>
-      </w:r>
-      <w:proofErr w:type="spellEnd"/>
-      <w:r>
-        <w:t xml:space="preserve">() metódust, amely lekéri az összes nehézségi szintet az adatbázisból. Sikeres lekérés esetén a függvény a nehézségi szinteket tartalmazó tömböt HTTP 200 státusszal küldi vissza a kliensnek. </w:t>
+        <w:t xml:space="preserve"> elkapja a </w:t>
       </w:r>
       <w:r>
         <w:lastRenderedPageBreak/>
-        <w:t xml:space="preserve">Ha a service hibát dob (például nincs egyetlen nehézség sem), a </w:t>
-      </w:r>
-      <w:proofErr w:type="spellStart"/>
-      <w:r>
-        <w:t>controller</w:t>
-      </w:r>
-      <w:proofErr w:type="spellEnd"/>
-      <w:r>
-        <w:t xml:space="preserve"> elkapja a hibát, és a megfelelő HTTP státusszal (pl. 404 vagy 500) küldi vissza a hibaüzenetet a kliensnek, így biztosítva a robusztus hibakezelést és a felhasználóbarát visszajelzést.</w:t>
+        <w:t>hibát, és a megfelelő HTTP státusszal (pl. 404 vagy 500) küldi vissza a hibaüzenetet a kliensnek, így biztosítva a robusztus hibakezelést és a felhasználóbarát visszajelzést.</w:t>
       </w:r>
     </w:p>
     <w:p/>

--- a/Tervezés/Dokumentáció.docx
+++ b/Tervezés/Dokumentáció.docx
@@ -1055,25 +1055,13 @@
         <w:t xml:space="preserve"> Egy felhasználó több teendőt</w:t>
       </w:r>
       <w:r>
-        <w:t xml:space="preserve"> vagy </w:t>
-      </w:r>
-      <w:r>
-        <w:t xml:space="preserve">szokást </w:t>
-      </w:r>
-      <w:r>
-        <w:t>felvehet</w:t>
-      </w:r>
-      <w:r>
-        <w:t xml:space="preserve"> és egy teendőhöz</w:t>
-      </w:r>
-      <w:r>
-        <w:t xml:space="preserve"> vagy szokáshoz egy felhasználó t</w:t>
-      </w:r>
-      <w:r>
-        <w:t>a</w:t>
-      </w:r>
-      <w:r>
-        <w:t>rtozhat</w:t>
+        <w:t xml:space="preserve"> vagy szokást </w:t>
+      </w:r>
+      <w:r>
+        <w:t>felvehet és egy teendőhöz</w:t>
+      </w:r>
+      <w:r>
+        <w:t xml:space="preserve"> vagy szokáshoz egy felhasználó tartozhat</w:t>
       </w:r>
     </w:p>
     <w:p>
@@ -1403,13 +1391,7 @@
       </w:r>
       <w:proofErr w:type="spellEnd"/>
       <w:r>
-        <w:t xml:space="preserve">: </w:t>
-      </w:r>
-      <w:r>
-        <w:t>BOOLEAN,</w:t>
-      </w:r>
-      <w:r>
-        <w:t xml:space="preserve"> Ha elkészítette a teendőt akkor igaz értéke lesz</w:t>
+        <w:t>: BOOLEAN, Ha elkészítette a teendőt akkor igaz értéke lesz</w:t>
       </w:r>
     </w:p>
     <w:p>
@@ -1419,31 +1401,7 @@
       </w:r>
       <w:proofErr w:type="spellEnd"/>
       <w:r>
-        <w:t xml:space="preserve">: </w:t>
-      </w:r>
-      <w:r>
-        <w:t>DATE Azt</w:t>
-      </w:r>
-      <w:r>
-        <w:t xml:space="preserve"> a napot fogja tartalmazni amelyikhez </w:t>
-      </w:r>
-      <w:r>
-        <w:t>beírta,</w:t>
-      </w:r>
-      <w:r>
-        <w:t xml:space="preserve"> hogy kezd</w:t>
-      </w:r>
-      <w:r>
-        <w:t>ő</w:t>
-      </w:r>
-      <w:r>
-        <w:t>dj</w:t>
-      </w:r>
-      <w:r>
-        <w:t>ö</w:t>
-      </w:r>
-      <w:r>
-        <w:t>n</w:t>
+        <w:t>: DATE Azt a napot fogja tartalmazni amelyikhez beírta, hogy kezdődjön</w:t>
       </w:r>
     </w:p>
     <w:p>
@@ -1453,19 +1411,7 @@
       </w:r>
       <w:proofErr w:type="spellEnd"/>
       <w:r>
-        <w:t xml:space="preserve">: </w:t>
-      </w:r>
-      <w:r>
-        <w:t>DATE Azt</w:t>
-      </w:r>
-      <w:r>
-        <w:t xml:space="preserve"> a napot fogja tartalmazni amelyikhez </w:t>
-      </w:r>
-      <w:r>
-        <w:t>beírta,</w:t>
-      </w:r>
-      <w:r>
-        <w:t xml:space="preserve"> hogy végződjön</w:t>
+        <w:t>: DATE Azt a napot fogja tartalmazni amelyikhez beírta, hogy végződjön</w:t>
       </w:r>
     </w:p>
     <w:p>
@@ -1475,19 +1421,7 @@
       </w:r>
       <w:proofErr w:type="spellEnd"/>
       <w:r>
-        <w:t xml:space="preserve">: INT Azt </w:t>
-      </w:r>
-      <w:r>
-        <w:t>tartalmazza,</w:t>
-      </w:r>
-      <w:r>
-        <w:t xml:space="preserve"> hogy hány napon sikerült </w:t>
-      </w:r>
-      <w:r>
-        <w:t>teljesíteni</w:t>
-      </w:r>
-      <w:r>
-        <w:t xml:space="preserve"> a szokást</w:t>
+        <w:t>: INT Azt tartalmazza, hogy hány napon sikerült teljesíteni a szokást</w:t>
       </w:r>
     </w:p>
     <w:p>
@@ -1949,13 +1883,7 @@
       </w:r>
       <w:proofErr w:type="spellEnd"/>
       <w:r>
-        <w:t xml:space="preserve">: Ez a függvény a felhasználó saját profiljának lekéréséért felel. A felhasználó azonosítóját küldjük el az adatbázisnak, amely visszaadja a </w:t>
-      </w:r>
-      <w:r>
-        <w:t>profil adatokat</w:t>
-      </w:r>
-      <w:r>
-        <w:t xml:space="preserve">, például a nevet, email címet, nyelvet és regisztrációs dátumot. </w:t>
+        <w:t xml:space="preserve">: Ez a függvény a felhasználó saját profiljának lekéréséért felel. A felhasználó azonosítóját küldjük el az adatbázisnak, amely visszaadja a profil adatokat, például a nevet, email címet, nyelvet és regisztrációs dátumot. </w:t>
       </w:r>
     </w:p>
     <w:p>
@@ -2790,7 +2718,7 @@
         </w:rPr>
         <w:lastRenderedPageBreak/>
         <w:drawing>
-          <wp:inline distT="0" distB="0" distL="0" distR="0" wp14:anchorId="0E52E828" wp14:editId="3A91BDE4">
+          <wp:inline distT="0" distB="0" distL="0" distR="0" wp14:anchorId="0E52E828" wp14:editId="2B9876DD">
             <wp:extent cx="5219700" cy="667385"/>
             <wp:effectExtent l="0" t="0" r="0" b="0"/>
             <wp:docPr id="1441825755" name="Kép 7"/>
@@ -6392,6 +6320,2805 @@
         <w:t xml:space="preserve"> diagram</w:t>
       </w:r>
     </w:p>
+    <w:p>
+      <w:pPr>
+        <w:pStyle w:val="Cmsor1"/>
+        <w:ind w:firstLine="0"/>
+      </w:pPr>
+    </w:p>
+    <w:p>
+      <w:pPr>
+        <w:pStyle w:val="Cmsor1"/>
+        <w:ind w:firstLine="0"/>
+      </w:pPr>
+      <w:r>
+        <w:t>Automatizált végpont tesztek</w:t>
+      </w:r>
+    </w:p>
+    <w:p>
+      <w:pPr>
+        <w:pStyle w:val="Cmsor2"/>
+        <w:ind w:firstLine="0"/>
+      </w:pPr>
+      <w:proofErr w:type="spellStart"/>
+      <w:r>
+        <w:t>Activity</w:t>
+      </w:r>
+      <w:proofErr w:type="spellEnd"/>
+      <w:r>
+        <w:t xml:space="preserve"> </w:t>
+      </w:r>
+      <w:proofErr w:type="spellStart"/>
+      <w:r>
+        <w:t>Endpoints</w:t>
+      </w:r>
+      <w:proofErr w:type="spellEnd"/>
+      <w:r>
+        <w:t xml:space="preserve"> </w:t>
+      </w:r>
+      <w:proofErr w:type="spellStart"/>
+      <w:r>
+        <w:t>Cypress</w:t>
+      </w:r>
+      <w:proofErr w:type="spellEnd"/>
+      <w:r>
+        <w:t xml:space="preserve"> Teszt Dokumentáció</w:t>
+      </w:r>
+    </w:p>
+    <w:p>
+      <w:r>
+        <w:t>Ez a tesztcsomag az /napicsepp/</w:t>
+      </w:r>
+      <w:proofErr w:type="spellStart"/>
+      <w:r>
+        <w:t>activities</w:t>
+      </w:r>
+      <w:proofErr w:type="spellEnd"/>
+      <w:r>
+        <w:t xml:space="preserve"> és /napicsepp/</w:t>
+      </w:r>
+      <w:proofErr w:type="spellStart"/>
+      <w:r>
+        <w:t>activities</w:t>
+      </w:r>
+      <w:proofErr w:type="spellEnd"/>
+      <w:r>
+        <w:t>/</w:t>
+      </w:r>
+      <w:proofErr w:type="spellStart"/>
+      <w:r>
+        <w:t>habits</w:t>
+      </w:r>
+      <w:proofErr w:type="spellEnd"/>
+      <w:r>
+        <w:t xml:space="preserve"> végpontokat ellenőrzi. A tesztek a felhasználói hitelesítés, CRUD műveletek és hibakezelés helyes működését vizsgálják.</w:t>
+      </w:r>
+    </w:p>
+    <w:p>
+      <w:pPr>
+        <w:pStyle w:val="Cmsor3"/>
+      </w:pPr>
+      <w:r>
+        <w:t>Általános beállítások</w:t>
+      </w:r>
+      <w:r>
+        <w:t>:</w:t>
+      </w:r>
+    </w:p>
+    <w:p>
+      <w:r>
+        <w:t xml:space="preserve">Adatbázis visszaállítása minden teszt előtt: </w:t>
+      </w:r>
+      <w:proofErr w:type="spellStart"/>
+      <w:proofErr w:type="gramStart"/>
+      <w:r>
+        <w:t>cy.task</w:t>
+      </w:r>
+      <w:proofErr w:type="spellEnd"/>
+      <w:proofErr w:type="gramEnd"/>
+      <w:r>
+        <w:t>("</w:t>
+      </w:r>
+      <w:proofErr w:type="spellStart"/>
+      <w:r>
+        <w:t>resetDb</w:t>
+      </w:r>
+      <w:proofErr w:type="spellEnd"/>
+      <w:r>
+        <w:t xml:space="preserve">") </w:t>
+      </w:r>
+    </w:p>
+    <w:p>
+      <w:proofErr w:type="spellStart"/>
+      <w:r>
+        <w:t>Token</w:t>
+      </w:r>
+      <w:proofErr w:type="spellEnd"/>
+      <w:r>
+        <w:t xml:space="preserve"> megszerzése a tesztekhez: </w:t>
+      </w:r>
+      <w:proofErr w:type="spellStart"/>
+      <w:r>
+        <w:t>cy.</w:t>
+      </w:r>
+      <w:proofErr w:type="gramStart"/>
+      <w:r>
+        <w:t>login</w:t>
+      </w:r>
+      <w:proofErr w:type="spellEnd"/>
+      <w:r>
+        <w:t>(</w:t>
+      </w:r>
+      <w:proofErr w:type="gramEnd"/>
+      <w:r>
+        <w:t xml:space="preserve">email, </w:t>
+      </w:r>
+      <w:proofErr w:type="spellStart"/>
+      <w:r>
+        <w:t>password</w:t>
+      </w:r>
+      <w:proofErr w:type="spellEnd"/>
+      <w:r>
+        <w:t xml:space="preserve">) </w:t>
+      </w:r>
+    </w:p>
+    <w:p>
+      <w:pPr>
+        <w:pStyle w:val="Cmsor3"/>
+      </w:pPr>
+      <w:r>
+        <w:lastRenderedPageBreak/>
+        <w:t>GET /napicsepp/</w:t>
+      </w:r>
+      <w:proofErr w:type="spellStart"/>
+      <w:r>
+        <w:t>activities</w:t>
+      </w:r>
+      <w:proofErr w:type="spellEnd"/>
+    </w:p>
+    <w:p>
+      <w:r>
+        <w:t>200</w:t>
+      </w:r>
+      <w:r>
+        <w:t xml:space="preserve"> </w:t>
+      </w:r>
+      <w:r>
+        <w:t>Helyes lekérés:</w:t>
+      </w:r>
+      <w:r>
+        <w:rPr>
+          <w:b/>
+          <w:bCs/>
+        </w:rPr>
+        <w:t xml:space="preserve"> </w:t>
+      </w:r>
+      <w:r>
+        <w:t>Ellenőrzi, hogy az aktivitások tömbként érkeznek, és minden mező (</w:t>
+      </w:r>
+      <w:proofErr w:type="spellStart"/>
+      <w:r>
+        <w:t>activity_id</w:t>
+      </w:r>
+      <w:proofErr w:type="spellEnd"/>
+      <w:r>
+        <w:t xml:space="preserve">, </w:t>
+      </w:r>
+      <w:proofErr w:type="spellStart"/>
+      <w:r>
+        <w:t>activity_name</w:t>
+      </w:r>
+      <w:proofErr w:type="spellEnd"/>
+      <w:r>
+        <w:t xml:space="preserve">, </w:t>
+      </w:r>
+      <w:proofErr w:type="spellStart"/>
+      <w:r>
+        <w:t>type_name</w:t>
+      </w:r>
+      <w:proofErr w:type="spellEnd"/>
+      <w:r>
+        <w:t xml:space="preserve">, </w:t>
+      </w:r>
+      <w:proofErr w:type="spellStart"/>
+      <w:r>
+        <w:t>difficulty_name</w:t>
+      </w:r>
+      <w:proofErr w:type="spellEnd"/>
+      <w:r>
+        <w:t xml:space="preserve">, </w:t>
+      </w:r>
+      <w:proofErr w:type="spellStart"/>
+      <w:r>
+        <w:t>activity_achive</w:t>
+      </w:r>
+      <w:proofErr w:type="spellEnd"/>
+      <w:r>
+        <w:t xml:space="preserve">, </w:t>
+      </w:r>
+      <w:proofErr w:type="spellStart"/>
+      <w:r>
+        <w:t>activity_start_date</w:t>
+      </w:r>
+      <w:proofErr w:type="spellEnd"/>
+      <w:r>
+        <w:t xml:space="preserve">, </w:t>
+      </w:r>
+      <w:proofErr w:type="spellStart"/>
+      <w:r>
+        <w:t>activity_end_date</w:t>
+      </w:r>
+      <w:proofErr w:type="spellEnd"/>
+      <w:r>
+        <w:t xml:space="preserve">, </w:t>
+      </w:r>
+      <w:proofErr w:type="spellStart"/>
+      <w:r>
+        <w:t>progress_counter</w:t>
+      </w:r>
+      <w:proofErr w:type="spellEnd"/>
+      <w:r>
+        <w:t xml:space="preserve">) jelen van. </w:t>
+      </w:r>
+    </w:p>
+    <w:p>
+      <w:r>
+        <w:t xml:space="preserve">403 </w:t>
+      </w:r>
+      <w:proofErr w:type="spellStart"/>
+      <w:r>
+        <w:t>Token</w:t>
+      </w:r>
+      <w:proofErr w:type="spellEnd"/>
+      <w:r>
+        <w:t xml:space="preserve"> hiányzik:</w:t>
+      </w:r>
+      <w:r>
+        <w:rPr>
+          <w:b/>
+          <w:bCs/>
+        </w:rPr>
+        <w:t xml:space="preserve"> </w:t>
+      </w:r>
+      <w:r>
+        <w:t>Visszaadja a "</w:t>
+      </w:r>
+      <w:proofErr w:type="spellStart"/>
+      <w:r>
+        <w:t>Token</w:t>
+      </w:r>
+      <w:proofErr w:type="spellEnd"/>
+      <w:r>
+        <w:t xml:space="preserve"> szükséges" hibát. </w:t>
+      </w:r>
+    </w:p>
+    <w:p>
+      <w:r>
+        <w:t xml:space="preserve">401 Érvénytelen </w:t>
+      </w:r>
+      <w:proofErr w:type="spellStart"/>
+      <w:r>
+        <w:t>token</w:t>
+      </w:r>
+      <w:proofErr w:type="spellEnd"/>
+      <w:r>
+        <w:t>:</w:t>
+      </w:r>
+      <w:r>
+        <w:rPr>
+          <w:b/>
+          <w:bCs/>
+        </w:rPr>
+        <w:t xml:space="preserve"> </w:t>
+      </w:r>
+      <w:r>
+        <w:t xml:space="preserve">Visszaadja az "Az </w:t>
+      </w:r>
+      <w:proofErr w:type="spellStart"/>
+      <w:r>
+        <w:t>auth</w:t>
+      </w:r>
+      <w:proofErr w:type="spellEnd"/>
+      <w:r>
+        <w:t xml:space="preserve"> nem sikerült!" hibát. </w:t>
+      </w:r>
+    </w:p>
+    <w:p>
+      <w:pPr>
+        <w:pStyle w:val="Cmsor3"/>
+      </w:pPr>
+      <w:r>
+        <w:t>GET /napicsepp/</w:t>
+      </w:r>
+      <w:proofErr w:type="spellStart"/>
+      <w:r>
+        <w:t>activities</w:t>
+      </w:r>
+      <w:proofErr w:type="spellEnd"/>
+      <w:r>
+        <w:t>/</w:t>
+      </w:r>
+      <w:proofErr w:type="spellStart"/>
+      <w:r>
+        <w:t>habits</w:t>
+      </w:r>
+      <w:proofErr w:type="spellEnd"/>
+    </w:p>
+    <w:p>
+      <w:r>
+        <w:t>200 Helyes lekérés:</w:t>
+      </w:r>
+      <w:r>
+        <w:rPr>
+          <w:b/>
+          <w:bCs/>
+        </w:rPr>
+        <w:t xml:space="preserve"> </w:t>
+      </w:r>
+      <w:r>
+        <w:t xml:space="preserve">Ellenőrzi, hogy a szokások tömbként érkeznek, és minden mező jelen van (ugyanazok, mint a sima aktivitásoknál). </w:t>
+      </w:r>
+    </w:p>
+    <w:p>
+      <w:r>
+        <w:t xml:space="preserve">403 </w:t>
+      </w:r>
+      <w:proofErr w:type="spellStart"/>
+      <w:r>
+        <w:t>Token</w:t>
+      </w:r>
+      <w:proofErr w:type="spellEnd"/>
+      <w:r>
+        <w:t xml:space="preserve"> hiányzik</w:t>
+      </w:r>
+      <w:r>
+        <w:t>:</w:t>
+      </w:r>
+      <w:r>
+        <w:rPr>
+          <w:b/>
+          <w:bCs/>
+        </w:rPr>
+        <w:t xml:space="preserve"> </w:t>
+      </w:r>
+      <w:r>
+        <w:t>Visszaadja a "</w:t>
+      </w:r>
+      <w:proofErr w:type="spellStart"/>
+      <w:r>
+        <w:t>Token</w:t>
+      </w:r>
+      <w:proofErr w:type="spellEnd"/>
+      <w:r>
+        <w:t xml:space="preserve"> szükséges" hibát.  </w:t>
+      </w:r>
+    </w:p>
+    <w:p>
+      <w:r>
+        <w:t xml:space="preserve">401 Érvénytelen </w:t>
+      </w:r>
+      <w:proofErr w:type="spellStart"/>
+      <w:r>
+        <w:t>token</w:t>
+      </w:r>
+      <w:proofErr w:type="spellEnd"/>
+      <w:r>
+        <w:t>:</w:t>
+      </w:r>
+      <w:r>
+        <w:rPr>
+          <w:b/>
+          <w:bCs/>
+        </w:rPr>
+        <w:t xml:space="preserve"> </w:t>
+      </w:r>
+      <w:r>
+        <w:t xml:space="preserve">Ugyanazok a hibakezelések, mint a sima aktivitásoknál. </w:t>
+      </w:r>
+    </w:p>
+    <w:p>
+      <w:pPr>
+        <w:pStyle w:val="Cmsor3"/>
+      </w:pPr>
+      <w:r>
+        <w:t>POST /napicsepp/</w:t>
+      </w:r>
+      <w:proofErr w:type="spellStart"/>
+      <w:r>
+        <w:t>activities</w:t>
+      </w:r>
+      <w:proofErr w:type="spellEnd"/>
+    </w:p>
+    <w:p>
+      <w:r>
+        <w:t>201 Sikeres létrehozás:</w:t>
+      </w:r>
+      <w:r>
+        <w:rPr>
+          <w:b/>
+          <w:bCs/>
+        </w:rPr>
+        <w:t xml:space="preserve"> </w:t>
+      </w:r>
+      <w:r>
+        <w:t xml:space="preserve">Új aktivitás feltöltése. Ellenőrzi, hogy a lekérdezés utáni aktivitások száma megnőtt. </w:t>
+      </w:r>
+    </w:p>
+    <w:p>
+      <w:r>
+        <w:t xml:space="preserve">401 Érvénytelen </w:t>
+      </w:r>
+      <w:proofErr w:type="spellStart"/>
+      <w:r>
+        <w:t>user</w:t>
+      </w:r>
+      <w:proofErr w:type="spellEnd"/>
+      <w:r>
+        <w:t>/</w:t>
+      </w:r>
+      <w:proofErr w:type="spellStart"/>
+      <w:r>
+        <w:t>token</w:t>
+      </w:r>
+      <w:proofErr w:type="spellEnd"/>
+      <w:r>
+        <w:t>:</w:t>
+      </w:r>
+      <w:r>
+        <w:rPr>
+          <w:b/>
+          <w:bCs/>
+        </w:rPr>
+        <w:t xml:space="preserve"> </w:t>
+      </w:r>
+      <w:r>
+        <w:t xml:space="preserve">Az "Az </w:t>
+      </w:r>
+      <w:proofErr w:type="spellStart"/>
+      <w:r>
+        <w:t>auth</w:t>
+      </w:r>
+      <w:proofErr w:type="spellEnd"/>
+      <w:r>
+        <w:t xml:space="preserve"> nem sikerült!" hiba visszaadása. </w:t>
+      </w:r>
+    </w:p>
+    <w:p>
+      <w:r>
+        <w:t>404 Nem létező típus:</w:t>
+      </w:r>
+      <w:r>
+        <w:rPr>
+          <w:b/>
+          <w:bCs/>
+        </w:rPr>
+        <w:t xml:space="preserve"> </w:t>
+      </w:r>
+      <w:r>
+        <w:t>Ha a</w:t>
+      </w:r>
+      <w:r>
+        <w:t>z</w:t>
+      </w:r>
+      <w:r>
+        <w:t xml:space="preserve"> </w:t>
+      </w:r>
+      <w:proofErr w:type="spellStart"/>
+      <w:r>
+        <w:t>activity_type_name</w:t>
+      </w:r>
+      <w:proofErr w:type="spellEnd"/>
+      <w:r>
+        <w:t xml:space="preserve"> nem létezik, a "Nincs ilyen típus" hiba. </w:t>
+      </w:r>
+    </w:p>
+    <w:p>
+      <w:r>
+        <w:t>404 Nem létező nehézség:</w:t>
+      </w:r>
+      <w:r>
+        <w:rPr>
+          <w:b/>
+          <w:bCs/>
+        </w:rPr>
+        <w:t xml:space="preserve"> </w:t>
+      </w:r>
+      <w:r>
+        <w:t xml:space="preserve">Ha </w:t>
+      </w:r>
+      <w:proofErr w:type="gramStart"/>
+      <w:r>
+        <w:t>a</w:t>
+      </w:r>
+      <w:proofErr w:type="gramEnd"/>
+      <w:r>
+        <w:t xml:space="preserve"> </w:t>
+      </w:r>
+      <w:proofErr w:type="spellStart"/>
+      <w:r>
+        <w:t>activity_difficulty_name</w:t>
+      </w:r>
+      <w:proofErr w:type="spellEnd"/>
+      <w:r>
+        <w:t xml:space="preserve"> nem létezik, a "Nincs ilyen nehézség" hiba. </w:t>
+      </w:r>
+    </w:p>
+    <w:p>
+      <w:pPr>
+        <w:pStyle w:val="Cmsor3"/>
+      </w:pPr>
+      <w:r>
+        <w:t>DELETE /napicsepp/</w:t>
+      </w:r>
+      <w:proofErr w:type="spellStart"/>
+      <w:r>
+        <w:t>activities</w:t>
+      </w:r>
+      <w:proofErr w:type="spellEnd"/>
+      <w:r>
+        <w:t>/:</w:t>
+      </w:r>
+      <w:proofErr w:type="spellStart"/>
+      <w:r>
+        <w:t>id</w:t>
+      </w:r>
+      <w:proofErr w:type="spellEnd"/>
+    </w:p>
+    <w:p>
+      <w:r>
+        <w:t>200 Sikeres törlés:</w:t>
+      </w:r>
+      <w:r>
+        <w:rPr>
+          <w:b/>
+          <w:bCs/>
+        </w:rPr>
+        <w:t xml:space="preserve"> </w:t>
+      </w:r>
+      <w:r>
+        <w:t xml:space="preserve">Ellenőrzi, hogy a </w:t>
+      </w:r>
+      <w:proofErr w:type="spellStart"/>
+      <w:r>
+        <w:t>törölt</w:t>
+      </w:r>
+      <w:proofErr w:type="spellEnd"/>
+      <w:r>
+        <w:t xml:space="preserve"> aktivitás már nem szerepel az adatbázisban. </w:t>
+      </w:r>
+    </w:p>
+    <w:p>
+      <w:r>
+        <w:t>404 Nem létező aktivitás</w:t>
+      </w:r>
+      <w:r>
+        <w:t>:</w:t>
+      </w:r>
+      <w:r>
+        <w:rPr>
+          <w:b/>
+          <w:bCs/>
+        </w:rPr>
+        <w:t xml:space="preserve"> </w:t>
+      </w:r>
+      <w:r>
+        <w:t xml:space="preserve">Visszaadja az "Az </w:t>
+      </w:r>
+      <w:proofErr w:type="spellStart"/>
+      <w:r>
+        <w:t>activity</w:t>
+      </w:r>
+      <w:proofErr w:type="spellEnd"/>
+      <w:r>
+        <w:t xml:space="preserve"> nem található." hibát. </w:t>
+      </w:r>
+    </w:p>
+    <w:p>
+      <w:r>
+        <w:t>401 Érvénytelen vagy nem numerikus ID:</w:t>
+      </w:r>
+      <w:r>
+        <w:rPr>
+          <w:b/>
+          <w:bCs/>
+        </w:rPr>
+        <w:t xml:space="preserve"> </w:t>
+      </w:r>
+      <w:r>
+        <w:t xml:space="preserve">Ha az ID nem szám, "Érvénytelen vagy hiányzó felhasználó azonosító!" hiba. </w:t>
+      </w:r>
+    </w:p>
+    <w:p>
+      <w:r>
+        <w:t xml:space="preserve">401 Érvénytelen </w:t>
+      </w:r>
+      <w:proofErr w:type="spellStart"/>
+      <w:r>
+        <w:t>token</w:t>
+      </w:r>
+      <w:proofErr w:type="spellEnd"/>
+      <w:r>
+        <w:t>:</w:t>
+      </w:r>
+      <w:r>
+        <w:rPr>
+          <w:b/>
+          <w:bCs/>
+        </w:rPr>
+        <w:t xml:space="preserve"> </w:t>
+      </w:r>
+      <w:r>
+        <w:t xml:space="preserve">"Az </w:t>
+      </w:r>
+      <w:proofErr w:type="spellStart"/>
+      <w:r>
+        <w:t>auth</w:t>
+      </w:r>
+      <w:proofErr w:type="spellEnd"/>
+      <w:r>
+        <w:t xml:space="preserve"> nem sikerült!" hiba. </w:t>
+      </w:r>
+    </w:p>
+    <w:p>
+      <w:pPr>
+        <w:pStyle w:val="Cmsor3"/>
+      </w:pPr>
+      <w:r>
+        <w:lastRenderedPageBreak/>
+        <w:t>PUT /napicsepp/</w:t>
+      </w:r>
+      <w:proofErr w:type="spellStart"/>
+      <w:r>
+        <w:t>activities</w:t>
+      </w:r>
+      <w:proofErr w:type="spellEnd"/>
+      <w:r>
+        <w:t>/:</w:t>
+      </w:r>
+      <w:proofErr w:type="spellStart"/>
+      <w:r>
+        <w:t>id</w:t>
+      </w:r>
+      <w:proofErr w:type="spellEnd"/>
+    </w:p>
+    <w:p>
+      <w:r>
+        <w:t>200 Sikeres módosítás:</w:t>
+      </w:r>
+      <w:r>
+        <w:rPr>
+          <w:b/>
+          <w:bCs/>
+        </w:rPr>
+        <w:t xml:space="preserve"> </w:t>
+      </w:r>
+      <w:r>
+        <w:t xml:space="preserve">Meglévő aktivitás módosítása. Ellenőrzi a mezők frissítését. </w:t>
+      </w:r>
+    </w:p>
+    <w:p>
+      <w:r>
+        <w:t>401 Érvénytelen vagy nem numerikus ID:</w:t>
+      </w:r>
+      <w:r>
+        <w:t xml:space="preserve"> </w:t>
+      </w:r>
+      <w:r>
+        <w:t xml:space="preserve">"Érvénytelen vagy hiányzó felhasználó azonosító!" </w:t>
+      </w:r>
+    </w:p>
+    <w:p>
+      <w:r>
+        <w:t>400 Nincs frissítendő adat:</w:t>
+      </w:r>
+      <w:r>
+        <w:rPr>
+          <w:b/>
+          <w:bCs/>
+        </w:rPr>
+        <w:t xml:space="preserve"> </w:t>
+      </w:r>
+      <w:r>
+        <w:t xml:space="preserve">Ha a body üres, "Nincs módosítandó adat." </w:t>
+      </w:r>
+    </w:p>
+    <w:p>
+      <w:r>
+        <w:t>404 Nem létező aktivitás:</w:t>
+      </w:r>
+      <w:r>
+        <w:rPr>
+          <w:b/>
+          <w:bCs/>
+        </w:rPr>
+        <w:t xml:space="preserve"> </w:t>
+      </w:r>
+      <w:r>
+        <w:t xml:space="preserve">"Nincs ilyen </w:t>
+      </w:r>
+      <w:proofErr w:type="spellStart"/>
+      <w:r>
+        <w:t>activity</w:t>
+      </w:r>
+      <w:proofErr w:type="spellEnd"/>
+      <w:r>
+        <w:t xml:space="preserve">!" </w:t>
+      </w:r>
+    </w:p>
+    <w:p>
+      <w:r>
+        <w:t>404 Nem létező típus vagy nehézség:</w:t>
+      </w:r>
+      <w:r>
+        <w:rPr>
+          <w:b/>
+          <w:bCs/>
+        </w:rPr>
+        <w:t xml:space="preserve"> </w:t>
+      </w:r>
+      <w:r>
+        <w:t xml:space="preserve">"Nincs ilyen típus" vagy "Nincs ilyen nehézség" </w:t>
+      </w:r>
+    </w:p>
+    <w:p>
+      <w:r>
+        <w:t xml:space="preserve">401 Érvénytelen </w:t>
+      </w:r>
+      <w:proofErr w:type="spellStart"/>
+      <w:r>
+        <w:t>token</w:t>
+      </w:r>
+      <w:proofErr w:type="spellEnd"/>
+      <w:r>
+        <w:t>:</w:t>
+      </w:r>
+      <w:r>
+        <w:rPr>
+          <w:b/>
+          <w:bCs/>
+        </w:rPr>
+        <w:t xml:space="preserve"> </w:t>
+      </w:r>
+      <w:r>
+        <w:t xml:space="preserve">"Az </w:t>
+      </w:r>
+      <w:proofErr w:type="spellStart"/>
+      <w:r>
+        <w:t>auth</w:t>
+      </w:r>
+      <w:proofErr w:type="spellEnd"/>
+      <w:r>
+        <w:t xml:space="preserve"> nem sikerült!"</w:t>
+      </w:r>
+    </w:p>
+    <w:p/>
+    <w:p>
+      <w:pPr>
+        <w:pStyle w:val="Cmsor2"/>
+        <w:ind w:firstLine="0"/>
+      </w:pPr>
+      <w:proofErr w:type="spellStart"/>
+      <w:r>
+        <w:t>Difficulty</w:t>
+      </w:r>
+      <w:proofErr w:type="spellEnd"/>
+      <w:r>
+        <w:t xml:space="preserve"> </w:t>
+      </w:r>
+      <w:proofErr w:type="spellStart"/>
+      <w:r>
+        <w:t>Endpoints</w:t>
+      </w:r>
+      <w:proofErr w:type="spellEnd"/>
+      <w:r>
+        <w:t xml:space="preserve"> </w:t>
+      </w:r>
+      <w:proofErr w:type="spellStart"/>
+      <w:r>
+        <w:t>Cypress</w:t>
+      </w:r>
+      <w:proofErr w:type="spellEnd"/>
+      <w:r>
+        <w:t xml:space="preserve"> Teszt Dokumentáció</w:t>
+      </w:r>
+    </w:p>
+    <w:p>
+      <w:r>
+        <w:t>Ez a tesztcsomag az /napicsepp/</w:t>
+      </w:r>
+      <w:proofErr w:type="spellStart"/>
+      <w:r>
+        <w:t>difficulties</w:t>
+      </w:r>
+      <w:proofErr w:type="spellEnd"/>
+      <w:r>
+        <w:t xml:space="preserve"> végpontot ellenőrzi. A cél a teljes nehézséglista helyes lekérése.</w:t>
+      </w:r>
+    </w:p>
+    <w:p>
+      <w:pPr>
+        <w:pStyle w:val="Cmsor3"/>
+      </w:pPr>
+      <w:r>
+        <w:t>Általános beállítások</w:t>
+      </w:r>
+    </w:p>
+    <w:p>
+      <w:r>
+        <w:t xml:space="preserve">Adatbázis visszaállítása minden teszt előtt: </w:t>
+      </w:r>
+      <w:proofErr w:type="spellStart"/>
+      <w:proofErr w:type="gramStart"/>
+      <w:r>
+        <w:t>cy.task</w:t>
+      </w:r>
+      <w:proofErr w:type="spellEnd"/>
+      <w:proofErr w:type="gramEnd"/>
+      <w:r>
+        <w:t>("</w:t>
+      </w:r>
+      <w:proofErr w:type="spellStart"/>
+      <w:r>
+        <w:t>resetDb</w:t>
+      </w:r>
+      <w:proofErr w:type="spellEnd"/>
+      <w:r>
+        <w:t xml:space="preserve">") </w:t>
+      </w:r>
+    </w:p>
+    <w:p>
+      <w:proofErr w:type="spellStart"/>
+      <w:r>
+        <w:t>Token</w:t>
+      </w:r>
+      <w:proofErr w:type="spellEnd"/>
+      <w:r>
+        <w:t xml:space="preserve"> megszerzése a tesztekhez: </w:t>
+      </w:r>
+      <w:proofErr w:type="spellStart"/>
+      <w:r>
+        <w:t>cy.</w:t>
+      </w:r>
+      <w:proofErr w:type="gramStart"/>
+      <w:r>
+        <w:t>login</w:t>
+      </w:r>
+      <w:proofErr w:type="spellEnd"/>
+      <w:r>
+        <w:t>(</w:t>
+      </w:r>
+      <w:proofErr w:type="gramEnd"/>
+      <w:r>
+        <w:t xml:space="preserve">email, </w:t>
+      </w:r>
+      <w:proofErr w:type="spellStart"/>
+      <w:r>
+        <w:t>password</w:t>
+      </w:r>
+      <w:proofErr w:type="spellEnd"/>
+      <w:r>
+        <w:t xml:space="preserve">) </w:t>
+      </w:r>
+    </w:p>
+    <w:p>
+      <w:pPr>
+        <w:pStyle w:val="Cmsor3"/>
+      </w:pPr>
+      <w:r>
+        <w:t>GET /napicsepp/</w:t>
+      </w:r>
+      <w:proofErr w:type="spellStart"/>
+      <w:r>
+        <w:t>difficulties</w:t>
+      </w:r>
+      <w:proofErr w:type="spellEnd"/>
+    </w:p>
+    <w:p>
+      <w:r>
+        <w:t>200 Helyes lekérés:</w:t>
+      </w:r>
+      <w:r>
+        <w:rPr>
+          <w:b/>
+          <w:bCs/>
+        </w:rPr>
+        <w:t xml:space="preserve"> </w:t>
+      </w:r>
+      <w:r>
+        <w:t>Ellenőrzi, hogy a nehézségek tömbként érkeznek.</w:t>
+      </w:r>
+      <w:r>
+        <w:br/>
+        <w:t xml:space="preserve">Minden elem rendelkezik a következő mezőkkel: </w:t>
+      </w:r>
+      <w:proofErr w:type="spellStart"/>
+      <w:r>
+        <w:t>difficulty_id</w:t>
+      </w:r>
+      <w:proofErr w:type="spellEnd"/>
+      <w:r>
+        <w:t>,</w:t>
+      </w:r>
+      <w:r>
+        <w:t xml:space="preserve"> </w:t>
+      </w:r>
+      <w:proofErr w:type="spellStart"/>
+      <w:r>
+        <w:t>difficulty_name</w:t>
+      </w:r>
+      <w:proofErr w:type="spellEnd"/>
+    </w:p>
+    <w:p/>
+    <w:p>
+      <w:pPr>
+        <w:pStyle w:val="Cmsor2"/>
+        <w:ind w:firstLine="0"/>
+      </w:pPr>
+      <w:proofErr w:type="spellStart"/>
+      <w:r>
+        <w:t>Event</w:t>
+      </w:r>
+      <w:proofErr w:type="spellEnd"/>
+      <w:r>
+        <w:t xml:space="preserve"> </w:t>
+      </w:r>
+      <w:proofErr w:type="spellStart"/>
+      <w:r>
+        <w:t>Endpoints</w:t>
+      </w:r>
+      <w:proofErr w:type="spellEnd"/>
+      <w:r>
+        <w:t xml:space="preserve"> </w:t>
+      </w:r>
+      <w:proofErr w:type="spellStart"/>
+      <w:r>
+        <w:t>Cypress</w:t>
+      </w:r>
+      <w:proofErr w:type="spellEnd"/>
+      <w:r>
+        <w:t xml:space="preserve"> Teszt Dokumentáció</w:t>
+      </w:r>
+    </w:p>
+    <w:p>
+      <w:r>
+        <w:t>Ez a tesztcsomag az /napicsepp/</w:t>
+      </w:r>
+      <w:proofErr w:type="spellStart"/>
+      <w:r>
+        <w:t>events</w:t>
+      </w:r>
+      <w:proofErr w:type="spellEnd"/>
+      <w:r>
+        <w:t xml:space="preserve"> és /napicsepp/</w:t>
+      </w:r>
+      <w:proofErr w:type="spellStart"/>
+      <w:r>
+        <w:t>event</w:t>
+      </w:r>
+      <w:proofErr w:type="spellEnd"/>
+      <w:r>
+        <w:t xml:space="preserve"> végpontokat ellenőrzi, biztosítva a CRUD műveletek helyes működését.</w:t>
+      </w:r>
+    </w:p>
+    <w:p>
+      <w:pPr>
+        <w:pStyle w:val="Cmsor3"/>
+      </w:pPr>
+      <w:r>
+        <w:lastRenderedPageBreak/>
+        <w:t>Általános beállítások</w:t>
+      </w:r>
+    </w:p>
+    <w:p>
+      <w:r>
+        <w:t xml:space="preserve">Adatbázis visszaállítása minden teszt előtt: </w:t>
+      </w:r>
+      <w:proofErr w:type="spellStart"/>
+      <w:proofErr w:type="gramStart"/>
+      <w:r>
+        <w:t>cy.task</w:t>
+      </w:r>
+      <w:proofErr w:type="spellEnd"/>
+      <w:proofErr w:type="gramEnd"/>
+      <w:r>
+        <w:t>("</w:t>
+      </w:r>
+      <w:proofErr w:type="spellStart"/>
+      <w:r>
+        <w:t>resetDb</w:t>
+      </w:r>
+      <w:proofErr w:type="spellEnd"/>
+      <w:r>
+        <w:t xml:space="preserve">") </w:t>
+      </w:r>
+    </w:p>
+    <w:p>
+      <w:proofErr w:type="spellStart"/>
+      <w:r>
+        <w:t>Token</w:t>
+      </w:r>
+      <w:proofErr w:type="spellEnd"/>
+      <w:r>
+        <w:t xml:space="preserve"> megszerzése a tesztekhez: </w:t>
+      </w:r>
+      <w:proofErr w:type="spellStart"/>
+      <w:r>
+        <w:t>cy.</w:t>
+      </w:r>
+      <w:proofErr w:type="gramStart"/>
+      <w:r>
+        <w:t>login</w:t>
+      </w:r>
+      <w:proofErr w:type="spellEnd"/>
+      <w:r>
+        <w:t>(</w:t>
+      </w:r>
+      <w:proofErr w:type="gramEnd"/>
+      <w:r>
+        <w:t xml:space="preserve">email, </w:t>
+      </w:r>
+      <w:proofErr w:type="spellStart"/>
+      <w:r>
+        <w:t>password</w:t>
+      </w:r>
+      <w:proofErr w:type="spellEnd"/>
+      <w:r>
+        <w:t xml:space="preserve">) </w:t>
+      </w:r>
+    </w:p>
+    <w:p>
+      <w:r>
+        <w:t xml:space="preserve">A legtöbb végpont </w:t>
+      </w:r>
+      <w:proofErr w:type="spellStart"/>
+      <w:r>
+        <w:t>autentikációhoz</w:t>
+      </w:r>
+      <w:proofErr w:type="spellEnd"/>
+      <w:r>
+        <w:t xml:space="preserve"> kötött, ezért a x-</w:t>
+      </w:r>
+      <w:proofErr w:type="spellStart"/>
+      <w:r>
+        <w:t>access</w:t>
+      </w:r>
+      <w:proofErr w:type="spellEnd"/>
+      <w:r>
+        <w:t>-</w:t>
+      </w:r>
+      <w:proofErr w:type="spellStart"/>
+      <w:r>
+        <w:t>token</w:t>
+      </w:r>
+      <w:proofErr w:type="spellEnd"/>
+      <w:r>
+        <w:t xml:space="preserve"> fejléc szükséges. </w:t>
+      </w:r>
+    </w:p>
+    <w:p>
+      <w:pPr>
+        <w:pStyle w:val="Cmsor3"/>
+      </w:pPr>
+      <w:r>
+        <w:t>GET /napicsepp/</w:t>
+      </w:r>
+      <w:proofErr w:type="spellStart"/>
+      <w:r>
+        <w:t>events</w:t>
+      </w:r>
+      <w:proofErr w:type="spellEnd"/>
+    </w:p>
+    <w:p>
+      <w:r>
+        <w:t xml:space="preserve">200 Helyes lekérés: Lekéri az összes eseményt az </w:t>
+      </w:r>
+      <w:proofErr w:type="spellStart"/>
+      <w:r>
+        <w:t>authentikált</w:t>
+      </w:r>
+      <w:proofErr w:type="spellEnd"/>
+      <w:r>
+        <w:t xml:space="preserve"> felhasználóra. Minden elemnek a következő mezői vannak: </w:t>
+      </w:r>
+      <w:proofErr w:type="spellStart"/>
+      <w:r>
+        <w:t>event_id</w:t>
+      </w:r>
+      <w:proofErr w:type="spellEnd"/>
+      <w:r>
+        <w:t xml:space="preserve">, </w:t>
+      </w:r>
+      <w:proofErr w:type="spellStart"/>
+      <w:r>
+        <w:t>event_name</w:t>
+      </w:r>
+      <w:proofErr w:type="spellEnd"/>
+      <w:r>
+        <w:t xml:space="preserve">, </w:t>
+      </w:r>
+      <w:proofErr w:type="spellStart"/>
+      <w:r>
+        <w:t>event_start_time</w:t>
+      </w:r>
+      <w:proofErr w:type="spellEnd"/>
+      <w:r>
+        <w:t xml:space="preserve">, </w:t>
+      </w:r>
+      <w:proofErr w:type="spellStart"/>
+      <w:r>
+        <w:t>event_end_time</w:t>
+      </w:r>
+      <w:proofErr w:type="spellEnd"/>
+      <w:r>
+        <w:t xml:space="preserve"> </w:t>
+      </w:r>
+    </w:p>
+    <w:p>
+      <w:r>
+        <w:t xml:space="preserve">403 </w:t>
+      </w:r>
+      <w:proofErr w:type="spellStart"/>
+      <w:r>
+        <w:t>Token</w:t>
+      </w:r>
+      <w:proofErr w:type="spellEnd"/>
+      <w:r>
+        <w:t xml:space="preserve"> hiányzik: Válasz: "</w:t>
+      </w:r>
+      <w:proofErr w:type="spellStart"/>
+      <w:r>
+        <w:t>Token</w:t>
+      </w:r>
+      <w:proofErr w:type="spellEnd"/>
+      <w:r>
+        <w:t xml:space="preserve"> szükséges" </w:t>
+      </w:r>
+    </w:p>
+    <w:p>
+      <w:r>
+        <w:t xml:space="preserve">401 Érvénytelen </w:t>
+      </w:r>
+      <w:proofErr w:type="spellStart"/>
+      <w:r>
+        <w:t>token</w:t>
+      </w:r>
+      <w:proofErr w:type="spellEnd"/>
+      <w:r>
+        <w:t xml:space="preserve">: Válasz: "Az </w:t>
+      </w:r>
+      <w:proofErr w:type="spellStart"/>
+      <w:r>
+        <w:t>auth</w:t>
+      </w:r>
+      <w:proofErr w:type="spellEnd"/>
+      <w:r>
+        <w:t xml:space="preserve"> nem sikerült!" </w:t>
+      </w:r>
+    </w:p>
+    <w:p>
+      <w:pPr>
+        <w:pStyle w:val="Cmsor3"/>
+      </w:pPr>
+      <w:r>
+        <w:t>POST /napicsepp/</w:t>
+      </w:r>
+      <w:proofErr w:type="spellStart"/>
+      <w:r>
+        <w:t>event</w:t>
+      </w:r>
+      <w:proofErr w:type="spellEnd"/>
+    </w:p>
+    <w:p>
+      <w:pPr>
+        <w:ind w:left="397" w:firstLine="0"/>
+      </w:pPr>
+      <w:r>
+        <w:t>200</w:t>
+      </w:r>
+      <w:r>
+        <w:t xml:space="preserve"> Új esemény létrehozása: Sikeres adatrögzítés visszaigazolása: "Sikeres adatrögzítés!" </w:t>
+      </w:r>
+    </w:p>
+    <w:p>
+      <w:pPr>
+        <w:ind w:left="397" w:firstLine="0"/>
+      </w:pPr>
+      <w:r>
+        <w:t xml:space="preserve">400 Hiányzó vagy érvénytelen body: Hibaüzenet: "Érvénytelen bemeneti adatok" </w:t>
+      </w:r>
+    </w:p>
+    <w:p>
+      <w:pPr>
+        <w:pStyle w:val="Cmsor3"/>
+      </w:pPr>
+      <w:r>
+        <w:t>DELETE /napicsepp/</w:t>
+      </w:r>
+      <w:proofErr w:type="spellStart"/>
+      <w:r>
+        <w:t>event</w:t>
+      </w:r>
+      <w:proofErr w:type="spellEnd"/>
+      <w:r>
+        <w:t>/:</w:t>
+      </w:r>
+      <w:proofErr w:type="spellStart"/>
+      <w:r>
+        <w:t>id</w:t>
+      </w:r>
+      <w:proofErr w:type="spellEnd"/>
+    </w:p>
+    <w:p>
+      <w:r>
+        <w:t xml:space="preserve">200 Esemény törlése: Sikeres törlés visszaigazolása: "Sikeres törlés." </w:t>
+      </w:r>
+    </w:p>
+    <w:p>
+      <w:r>
+        <w:t xml:space="preserve">404 Nem található esemény: Hibaüzenet: "Sikertelen törlés" </w:t>
+      </w:r>
+    </w:p>
+    <w:p>
+      <w:r>
+        <w:t xml:space="preserve">400 Érvénytelen ID formátum: Hibaüzenet: "Hibás formátumú azonosító!" </w:t>
+      </w:r>
+    </w:p>
+    <w:p>
+      <w:pPr>
+        <w:pStyle w:val="Cmsor3"/>
+      </w:pPr>
+      <w:r>
+        <w:t>PUT /napicsepp/</w:t>
+      </w:r>
+      <w:proofErr w:type="spellStart"/>
+      <w:r>
+        <w:t>event</w:t>
+      </w:r>
+      <w:proofErr w:type="spellEnd"/>
+      <w:r>
+        <w:t>/:</w:t>
+      </w:r>
+      <w:proofErr w:type="spellStart"/>
+      <w:r>
+        <w:t>id</w:t>
+      </w:r>
+      <w:proofErr w:type="spellEnd"/>
+    </w:p>
+    <w:p>
+      <w:pPr>
+        <w:ind w:left="397" w:firstLine="0"/>
+      </w:pPr>
+      <w:r>
+        <w:t xml:space="preserve">400 </w:t>
+      </w:r>
+      <w:r>
+        <w:t xml:space="preserve">Esemény </w:t>
+      </w:r>
+      <w:r>
+        <w:t xml:space="preserve">frissítése: </w:t>
+      </w:r>
+      <w:r>
+        <w:t>Sikeres</w:t>
+      </w:r>
+      <w:r>
+        <w:t xml:space="preserve"> módosítás visszaigazolása: "Sikeres módosítás!" </w:t>
+      </w:r>
+    </w:p>
+    <w:p>
+      <w:r>
+        <w:t xml:space="preserve">400 Érvénytelen ID vagy üres body: Érvénytelen ID: "Hibás formátumú azonosító!" Üres body: "Nem küldte el az adatokat megfelelően!" </w:t>
+      </w:r>
+    </w:p>
+    <w:p>
+      <w:r>
+        <w:t>404 Esemény nem található: Hibaüzenet: "Nincs frissítendő mező vagy nem található az esemény!"</w:t>
+      </w:r>
+    </w:p>
+    <w:p>
+      <w:pPr>
+        <w:pStyle w:val="Cmsor2"/>
+        <w:ind w:firstLine="0"/>
+      </w:pPr>
+      <w:proofErr w:type="spellStart"/>
+      <w:r>
+        <w:lastRenderedPageBreak/>
+        <w:t>Overview</w:t>
+      </w:r>
+      <w:proofErr w:type="spellEnd"/>
+      <w:r>
+        <w:t xml:space="preserve"> </w:t>
+      </w:r>
+      <w:proofErr w:type="spellStart"/>
+      <w:r>
+        <w:t>Endpoints</w:t>
+      </w:r>
+      <w:proofErr w:type="spellEnd"/>
+      <w:r>
+        <w:t xml:space="preserve"> </w:t>
+      </w:r>
+      <w:proofErr w:type="spellStart"/>
+      <w:r>
+        <w:t>Cypress</w:t>
+      </w:r>
+      <w:proofErr w:type="spellEnd"/>
+      <w:r>
+        <w:t xml:space="preserve"> Teszt Dokumentáció</w:t>
+      </w:r>
+    </w:p>
+    <w:p>
+      <w:r>
+        <w:t>Ez a tesztcsomag az /napicsepp/</w:t>
+      </w:r>
+      <w:proofErr w:type="spellStart"/>
+      <w:r>
+        <w:t>overview</w:t>
+      </w:r>
+      <w:proofErr w:type="spellEnd"/>
+      <w:r>
+        <w:t xml:space="preserve"> végpontot ellenőrzi, amely a felhasználó aktivitásának összesített adatait adja vissza.</w:t>
+      </w:r>
+    </w:p>
+    <w:p>
+      <w:pPr>
+        <w:pStyle w:val="Cmsor3"/>
+      </w:pPr>
+      <w:r>
+        <w:t>Általános beállítások</w:t>
+      </w:r>
+    </w:p>
+    <w:p>
+      <w:r>
+        <w:t xml:space="preserve">Adatbázis visszaállítása minden teszt előtt: </w:t>
+      </w:r>
+      <w:proofErr w:type="spellStart"/>
+      <w:proofErr w:type="gramStart"/>
+      <w:r>
+        <w:t>cy.task</w:t>
+      </w:r>
+      <w:proofErr w:type="spellEnd"/>
+      <w:proofErr w:type="gramEnd"/>
+      <w:r>
+        <w:t>("</w:t>
+      </w:r>
+      <w:proofErr w:type="spellStart"/>
+      <w:r>
+        <w:t>resetDb</w:t>
+      </w:r>
+      <w:proofErr w:type="spellEnd"/>
+      <w:r>
+        <w:t xml:space="preserve">") </w:t>
+      </w:r>
+    </w:p>
+    <w:p>
+      <w:proofErr w:type="spellStart"/>
+      <w:r>
+        <w:t>Token</w:t>
+      </w:r>
+      <w:proofErr w:type="spellEnd"/>
+      <w:r>
+        <w:t xml:space="preserve"> megszerzése a tesztekhez: </w:t>
+      </w:r>
+      <w:proofErr w:type="spellStart"/>
+      <w:r>
+        <w:t>cy.</w:t>
+      </w:r>
+      <w:proofErr w:type="gramStart"/>
+      <w:r>
+        <w:t>login</w:t>
+      </w:r>
+      <w:proofErr w:type="spellEnd"/>
+      <w:r>
+        <w:t>(</w:t>
+      </w:r>
+      <w:proofErr w:type="gramEnd"/>
+      <w:r>
+        <w:t xml:space="preserve">email, </w:t>
+      </w:r>
+      <w:proofErr w:type="spellStart"/>
+      <w:r>
+        <w:t>password</w:t>
+      </w:r>
+      <w:proofErr w:type="spellEnd"/>
+      <w:r>
+        <w:t xml:space="preserve">) </w:t>
+      </w:r>
+    </w:p>
+    <w:p>
+      <w:r>
+        <w:t xml:space="preserve">Az </w:t>
+      </w:r>
+      <w:proofErr w:type="spellStart"/>
+      <w:r>
+        <w:t>Overview</w:t>
+      </w:r>
+      <w:proofErr w:type="spellEnd"/>
+      <w:r>
+        <w:t xml:space="preserve"> végpont </w:t>
+      </w:r>
+      <w:proofErr w:type="spellStart"/>
+      <w:r>
+        <w:t>autentikációhoz</w:t>
+      </w:r>
+      <w:proofErr w:type="spellEnd"/>
+      <w:r>
+        <w:t xml:space="preserve"> kötött, ezért a x-</w:t>
+      </w:r>
+      <w:proofErr w:type="spellStart"/>
+      <w:r>
+        <w:t>access</w:t>
+      </w:r>
+      <w:proofErr w:type="spellEnd"/>
+      <w:r>
+        <w:t>-</w:t>
+      </w:r>
+      <w:proofErr w:type="spellStart"/>
+      <w:r>
+        <w:t>token</w:t>
+      </w:r>
+      <w:proofErr w:type="spellEnd"/>
+      <w:r>
+        <w:t xml:space="preserve"> fejléc szükséges. </w:t>
+      </w:r>
+    </w:p>
+    <w:p>
+      <w:pPr>
+        <w:pStyle w:val="Cmsor3"/>
+      </w:pPr>
+      <w:r>
+        <w:t>GET /napicsepp/</w:t>
+      </w:r>
+      <w:proofErr w:type="spellStart"/>
+      <w:r>
+        <w:t>overview</w:t>
+      </w:r>
+      <w:proofErr w:type="spellEnd"/>
+    </w:p>
+    <w:p>
+      <w:pPr>
+        <w:ind w:left="397" w:firstLine="0"/>
+      </w:pPr>
+      <w:r>
+        <w:t>200</w:t>
+      </w:r>
+      <w:r>
+        <w:t xml:space="preserve"> Helyes lekérés:</w:t>
+      </w:r>
+      <w:r>
+        <w:t xml:space="preserve"> Visszaadja az összesített adatokat a felhasználó tevékenységeiről. Visszakapott típus: </w:t>
+      </w:r>
+      <w:proofErr w:type="spellStart"/>
+      <w:r>
+        <w:t>array</w:t>
+      </w:r>
+      <w:proofErr w:type="spellEnd"/>
+      <w:r>
+        <w:t>.</w:t>
+      </w:r>
+      <w:r>
+        <w:t xml:space="preserve"> Minden elem tartalmazza: </w:t>
+      </w:r>
+      <w:proofErr w:type="spellStart"/>
+      <w:r>
+        <w:t>date</w:t>
+      </w:r>
+      <w:proofErr w:type="spellEnd"/>
+      <w:r>
+        <w:t>:</w:t>
+      </w:r>
+      <w:r>
+        <w:t xml:space="preserve"> a statisztika dátuma</w:t>
+      </w:r>
+      <w:r>
+        <w:t>,</w:t>
+      </w:r>
+      <w:r>
+        <w:t xml:space="preserve"> </w:t>
+      </w:r>
+      <w:proofErr w:type="spellStart"/>
+      <w:r>
+        <w:t>activity_count</w:t>
+      </w:r>
+      <w:proofErr w:type="spellEnd"/>
+      <w:r>
+        <w:t>:</w:t>
+      </w:r>
+      <w:r>
+        <w:t xml:space="preserve"> az aktivitások száma</w:t>
+      </w:r>
+      <w:r>
+        <w:t>,</w:t>
+      </w:r>
+      <w:r>
+        <w:t xml:space="preserve"> </w:t>
+      </w:r>
+      <w:proofErr w:type="spellStart"/>
+      <w:r>
+        <w:t>habit_count</w:t>
+      </w:r>
+      <w:proofErr w:type="spellEnd"/>
+      <w:r>
+        <w:t>:</w:t>
+      </w:r>
+      <w:r>
+        <w:t xml:space="preserve"> a szokások száma</w:t>
+      </w:r>
+      <w:r>
+        <w:t xml:space="preserve">, </w:t>
+      </w:r>
+      <w:proofErr w:type="spellStart"/>
+      <w:r>
+        <w:t>event_count</w:t>
+      </w:r>
+      <w:proofErr w:type="spellEnd"/>
+      <w:r>
+        <w:t>:</w:t>
+      </w:r>
+      <w:r>
+        <w:t xml:space="preserve"> az események száma </w:t>
+      </w:r>
+    </w:p>
+    <w:p>
+      <w:pPr>
+        <w:ind w:left="397" w:firstLine="0"/>
+      </w:pPr>
+      <w:r>
+        <w:t>200</w:t>
+      </w:r>
+      <w:r>
+        <w:t xml:space="preserve"> Üres adat:</w:t>
+      </w:r>
+      <w:r>
+        <w:t xml:space="preserve"> Ha a felhasználónak nincs adata, a válasz egy üres tömb: [] </w:t>
+      </w:r>
+    </w:p>
+    <w:p>
+      <w:pPr>
+        <w:ind w:left="397" w:firstLine="0"/>
+      </w:pPr>
+      <w:r>
+        <w:t xml:space="preserve">403 - </w:t>
+      </w:r>
+      <w:proofErr w:type="spellStart"/>
+      <w:r>
+        <w:t>Token</w:t>
+      </w:r>
+      <w:proofErr w:type="spellEnd"/>
+      <w:r>
+        <w:t xml:space="preserve"> hiányzik:</w:t>
+      </w:r>
+      <w:r>
+        <w:t xml:space="preserve"> Válasz: "</w:t>
+      </w:r>
+      <w:proofErr w:type="spellStart"/>
+      <w:r>
+        <w:t>Token</w:t>
+      </w:r>
+      <w:proofErr w:type="spellEnd"/>
+      <w:r>
+        <w:t xml:space="preserve"> szükséges" </w:t>
+      </w:r>
+    </w:p>
+    <w:p>
+      <w:r>
+        <w:t xml:space="preserve">401 - Érvénytelen </w:t>
+      </w:r>
+      <w:proofErr w:type="spellStart"/>
+      <w:r>
+        <w:t>token</w:t>
+      </w:r>
+      <w:proofErr w:type="spellEnd"/>
+      <w:r>
+        <w:t xml:space="preserve">: Válasz: "Az </w:t>
+      </w:r>
+      <w:proofErr w:type="spellStart"/>
+      <w:r>
+        <w:t>auth</w:t>
+      </w:r>
+      <w:proofErr w:type="spellEnd"/>
+      <w:r>
+        <w:t xml:space="preserve"> nem sikerült!"</w:t>
+      </w:r>
+    </w:p>
+    <w:p/>
+    <w:p>
+      <w:pPr>
+        <w:pStyle w:val="Cmsor2"/>
+        <w:ind w:firstLine="0"/>
+      </w:pPr>
+      <w:proofErr w:type="spellStart"/>
+      <w:r>
+        <w:t>Statistic</w:t>
+      </w:r>
+      <w:proofErr w:type="spellEnd"/>
+      <w:r>
+        <w:t xml:space="preserve"> </w:t>
+      </w:r>
+      <w:proofErr w:type="spellStart"/>
+      <w:r>
+        <w:t>Endpoints</w:t>
+      </w:r>
+      <w:proofErr w:type="spellEnd"/>
+      <w:r>
+        <w:t xml:space="preserve"> </w:t>
+      </w:r>
+      <w:proofErr w:type="spellStart"/>
+      <w:r>
+        <w:t>Cypress</w:t>
+      </w:r>
+      <w:proofErr w:type="spellEnd"/>
+      <w:r>
+        <w:t xml:space="preserve"> Teszt Dokumentáció</w:t>
+      </w:r>
+    </w:p>
+    <w:p>
+      <w:r>
+        <w:t>Ez a tesztcsomag a statisztikai végpontokat ellenőrzi: /napicsepp/</w:t>
+      </w:r>
+      <w:proofErr w:type="spellStart"/>
+      <w:r>
+        <w:t>system-stats</w:t>
+      </w:r>
+      <w:proofErr w:type="spellEnd"/>
+      <w:r>
+        <w:t>, /napicsepp/</w:t>
+      </w:r>
+      <w:proofErr w:type="spellStart"/>
+      <w:r>
+        <w:t>stats</w:t>
+      </w:r>
+      <w:proofErr w:type="spellEnd"/>
+      <w:r>
+        <w:t>, és /napicsepp/</w:t>
+      </w:r>
+      <w:proofErr w:type="spellStart"/>
+      <w:r>
+        <w:t>stats</w:t>
+      </w:r>
+      <w:proofErr w:type="spellEnd"/>
+      <w:proofErr w:type="gramStart"/>
+      <w:r>
+        <w:t>/:id.</w:t>
+      </w:r>
+      <w:proofErr w:type="gramEnd"/>
+      <w:r>
+        <w:t xml:space="preserve"> </w:t>
+      </w:r>
+      <w:r>
+        <w:t xml:space="preserve">A végpontok </w:t>
+      </w:r>
+      <w:proofErr w:type="spellStart"/>
+      <w:r>
+        <w:t>autentikációhoz</w:t>
+      </w:r>
+      <w:proofErr w:type="spellEnd"/>
+      <w:r>
+        <w:t xml:space="preserve"> kötöttek, és bizonyos műveletekhez moderátori jogosultság szükséges.</w:t>
+      </w:r>
+    </w:p>
+    <w:p>
+      <w:pPr>
+        <w:pStyle w:val="Cmsor3"/>
+      </w:pPr>
+      <w:r>
+        <w:t>Általános beállítások</w:t>
+      </w:r>
+    </w:p>
+    <w:p>
+      <w:r>
+        <w:t xml:space="preserve">Adatbázis visszaállítása minden teszt előtt: </w:t>
+      </w:r>
+      <w:proofErr w:type="spellStart"/>
+      <w:proofErr w:type="gramStart"/>
+      <w:r>
+        <w:t>cy.task</w:t>
+      </w:r>
+      <w:proofErr w:type="spellEnd"/>
+      <w:proofErr w:type="gramEnd"/>
+      <w:r>
+        <w:t>("</w:t>
+      </w:r>
+      <w:proofErr w:type="spellStart"/>
+      <w:r>
+        <w:t>resetDb</w:t>
+      </w:r>
+      <w:proofErr w:type="spellEnd"/>
+      <w:r>
+        <w:t xml:space="preserve">") </w:t>
+      </w:r>
+    </w:p>
+    <w:p>
+      <w:proofErr w:type="spellStart"/>
+      <w:r>
+        <w:t>Token</w:t>
+      </w:r>
+      <w:proofErr w:type="spellEnd"/>
+      <w:r>
+        <w:t xml:space="preserve"> megszerzése a tesztekhez: </w:t>
+      </w:r>
+      <w:proofErr w:type="spellStart"/>
+      <w:r>
+        <w:t>cy.</w:t>
+      </w:r>
+      <w:proofErr w:type="gramStart"/>
+      <w:r>
+        <w:t>login</w:t>
+      </w:r>
+      <w:proofErr w:type="spellEnd"/>
+      <w:r>
+        <w:t>(</w:t>
+      </w:r>
+      <w:proofErr w:type="gramEnd"/>
+      <w:r>
+        <w:t xml:space="preserve">email, </w:t>
+      </w:r>
+      <w:proofErr w:type="spellStart"/>
+      <w:r>
+        <w:t>password</w:t>
+      </w:r>
+      <w:proofErr w:type="spellEnd"/>
+      <w:r>
+        <w:t xml:space="preserve">) </w:t>
+      </w:r>
+    </w:p>
+    <w:p>
+      <w:r>
+        <w:lastRenderedPageBreak/>
+        <w:t xml:space="preserve">Külön </w:t>
+      </w:r>
+      <w:proofErr w:type="spellStart"/>
+      <w:r>
+        <w:t>tokenek</w:t>
+      </w:r>
+      <w:proofErr w:type="spellEnd"/>
+      <w:r>
+        <w:t xml:space="preserve">: </w:t>
+      </w:r>
+      <w:proofErr w:type="spellStart"/>
+      <w:r>
+        <w:t>m</w:t>
+      </w:r>
+      <w:r>
+        <w:t>oderatorToken</w:t>
+      </w:r>
+      <w:proofErr w:type="spellEnd"/>
+      <w:r>
+        <w:t xml:space="preserve">: </w:t>
+      </w:r>
+      <w:r>
+        <w:t>moderátor felhasználó</w:t>
+      </w:r>
+      <w:r>
+        <w:t xml:space="preserve">, </w:t>
+      </w:r>
+      <w:proofErr w:type="spellStart"/>
+      <w:r>
+        <w:t>userToken</w:t>
+      </w:r>
+      <w:proofErr w:type="spellEnd"/>
+      <w:r>
+        <w:t xml:space="preserve">: </w:t>
+      </w:r>
+      <w:r>
+        <w:t xml:space="preserve">sima felhasználó </w:t>
+      </w:r>
+    </w:p>
+    <w:p>
+      <w:pPr>
+        <w:pStyle w:val="Cmsor3"/>
+      </w:pPr>
+      <w:r>
+        <w:t>GET /napicsepp/</w:t>
+      </w:r>
+      <w:proofErr w:type="spellStart"/>
+      <w:r>
+        <w:t>system-stats</w:t>
+      </w:r>
+      <w:proofErr w:type="spellEnd"/>
+    </w:p>
+    <w:p>
+      <w:pPr>
+        <w:pStyle w:val="Listaszerbekezds"/>
+        <w:numPr>
+          <w:ilvl w:val="0"/>
+          <w:numId w:val="1"/>
+        </w:numPr>
+      </w:pPr>
+      <w:r>
+        <w:t xml:space="preserve">Helyes lekérés moderátornak: Visszakapott típus: </w:t>
+      </w:r>
+      <w:proofErr w:type="spellStart"/>
+      <w:r>
+        <w:t>array</w:t>
+      </w:r>
+      <w:proofErr w:type="spellEnd"/>
+      <w:r>
+        <w:t>.</w:t>
+      </w:r>
+      <w:r>
+        <w:t xml:space="preserve"> Minden elem tartalmazza: </w:t>
+      </w:r>
+      <w:proofErr w:type="spellStart"/>
+      <w:r>
+        <w:t>total_users</w:t>
+      </w:r>
+      <w:proofErr w:type="spellEnd"/>
+      <w:r>
+        <w:t>:</w:t>
+      </w:r>
+      <w:r>
+        <w:t xml:space="preserve"> összes felhasználó</w:t>
+      </w:r>
+      <w:r>
+        <w:t xml:space="preserve">, </w:t>
+      </w:r>
+      <w:proofErr w:type="spellStart"/>
+      <w:r>
+        <w:t>total_activity_today</w:t>
+      </w:r>
+      <w:proofErr w:type="spellEnd"/>
+      <w:r>
+        <w:t>:</w:t>
+      </w:r>
+      <w:r>
+        <w:t xml:space="preserve"> az aznapi aktivitások száma</w:t>
+      </w:r>
+      <w:r>
+        <w:t xml:space="preserve">, </w:t>
+      </w:r>
+      <w:proofErr w:type="spellStart"/>
+      <w:r>
+        <w:t>total_activity</w:t>
+      </w:r>
+      <w:proofErr w:type="spellEnd"/>
+      <w:r>
+        <w:t>:</w:t>
+      </w:r>
+      <w:r>
+        <w:t xml:space="preserve"> összes aktivitás</w:t>
+      </w:r>
+      <w:r>
+        <w:t xml:space="preserve">, </w:t>
+      </w:r>
+      <w:proofErr w:type="spellStart"/>
+      <w:r>
+        <w:t>total_habits</w:t>
+      </w:r>
+      <w:proofErr w:type="spellEnd"/>
+      <w:r>
+        <w:t>:</w:t>
+      </w:r>
+      <w:r>
+        <w:t xml:space="preserve"> összes szokás </w:t>
+      </w:r>
+    </w:p>
+    <w:p>
+      <w:r>
+        <w:t xml:space="preserve">405 Nem moderátor: Válasz: "Csak a moderátor kérheti le!" </w:t>
+      </w:r>
+    </w:p>
+    <w:p>
+      <w:pPr>
+        <w:pStyle w:val="Listaszerbekezds"/>
+        <w:numPr>
+          <w:ilvl w:val="0"/>
+          <w:numId w:val="2"/>
+        </w:numPr>
+      </w:pPr>
+      <w:proofErr w:type="spellStart"/>
+      <w:r>
+        <w:t>Token</w:t>
+      </w:r>
+      <w:proofErr w:type="spellEnd"/>
+      <w:r>
+        <w:t xml:space="preserve"> hiányzik: Válasz: "</w:t>
+      </w:r>
+      <w:proofErr w:type="spellStart"/>
+      <w:r>
+        <w:t>Token</w:t>
+      </w:r>
+      <w:proofErr w:type="spellEnd"/>
+      <w:r>
+        <w:t xml:space="preserve"> szükséges" </w:t>
+      </w:r>
+    </w:p>
+    <w:p>
+      <w:r>
+        <w:t xml:space="preserve">401 Érvénytelen </w:t>
+      </w:r>
+      <w:proofErr w:type="spellStart"/>
+      <w:r>
+        <w:t>token</w:t>
+      </w:r>
+      <w:proofErr w:type="spellEnd"/>
+      <w:r>
+        <w:t>:</w:t>
+      </w:r>
+      <w:r>
+        <w:t xml:space="preserve"> </w:t>
+      </w:r>
+      <w:r>
+        <w:t xml:space="preserve">Válasz: "Az </w:t>
+      </w:r>
+      <w:proofErr w:type="spellStart"/>
+      <w:r>
+        <w:t>auth</w:t>
+      </w:r>
+      <w:proofErr w:type="spellEnd"/>
+      <w:r>
+        <w:t xml:space="preserve"> nem sikerült!" </w:t>
+      </w:r>
+    </w:p>
+    <w:p>
+      <w:pPr>
+        <w:pStyle w:val="Cmsor3"/>
+      </w:pPr>
+      <w:r>
+        <w:t>GET /napicsepp/</w:t>
+      </w:r>
+      <w:proofErr w:type="spellStart"/>
+      <w:r>
+        <w:t>stats</w:t>
+      </w:r>
+      <w:proofErr w:type="spellEnd"/>
+    </w:p>
+    <w:p>
+      <w:pPr>
+        <w:pStyle w:val="Listaszerbekezds"/>
+        <w:numPr>
+          <w:ilvl w:val="0"/>
+          <w:numId w:val="3"/>
+        </w:numPr>
+      </w:pPr>
+      <w:r>
+        <w:t xml:space="preserve"> Felhasználó saját profil statisztikái: Visszakapott típus: </w:t>
+      </w:r>
+      <w:proofErr w:type="spellStart"/>
+      <w:r>
+        <w:t>array</w:t>
+      </w:r>
+      <w:proofErr w:type="spellEnd"/>
+      <w:r>
+        <w:t xml:space="preserve">. </w:t>
+      </w:r>
+      <w:r>
+        <w:t xml:space="preserve">Minden elem tartalmazza: </w:t>
+      </w:r>
+      <w:proofErr w:type="spellStart"/>
+      <w:r>
+        <w:t>total_activity</w:t>
+      </w:r>
+      <w:proofErr w:type="spellEnd"/>
+      <w:r>
+        <w:t>:</w:t>
+      </w:r>
+      <w:r>
+        <w:t xml:space="preserve"> összes aktivitás</w:t>
+      </w:r>
+      <w:r>
+        <w:t xml:space="preserve">, </w:t>
+      </w:r>
+      <w:proofErr w:type="spellStart"/>
+      <w:r>
+        <w:t>completed</w:t>
+      </w:r>
+      <w:proofErr w:type="spellEnd"/>
+      <w:r>
+        <w:t>:</w:t>
+      </w:r>
+      <w:r>
+        <w:t xml:space="preserve"> teljesített feladatok</w:t>
+      </w:r>
+      <w:r>
+        <w:t xml:space="preserve">, </w:t>
+      </w:r>
+      <w:proofErr w:type="spellStart"/>
+      <w:r>
+        <w:t>daily_tasks_count</w:t>
+      </w:r>
+      <w:proofErr w:type="spellEnd"/>
+      <w:r>
+        <w:t xml:space="preserve">: </w:t>
+      </w:r>
+      <w:r>
+        <w:t>napi feladatok száma</w:t>
+      </w:r>
+      <w:r>
+        <w:t xml:space="preserve">, </w:t>
+      </w:r>
+      <w:proofErr w:type="spellStart"/>
+      <w:r>
+        <w:t>monthly_events_count</w:t>
+      </w:r>
+      <w:proofErr w:type="spellEnd"/>
+      <w:r>
+        <w:t xml:space="preserve">: </w:t>
+      </w:r>
+      <w:r>
+        <w:t>havi események száma</w:t>
+      </w:r>
+      <w:r>
+        <w:t xml:space="preserve">, </w:t>
+      </w:r>
+      <w:proofErr w:type="spellStart"/>
+      <w:r>
+        <w:t>hard_tasks</w:t>
+      </w:r>
+      <w:proofErr w:type="spellEnd"/>
+      <w:r>
+        <w:t>:</w:t>
+      </w:r>
+      <w:r>
+        <w:t xml:space="preserve"> nehéz feladatok száma</w:t>
+      </w:r>
+      <w:r>
+        <w:t xml:space="preserve">, </w:t>
+      </w:r>
+      <w:proofErr w:type="spellStart"/>
+      <w:r>
+        <w:t>middle_tasks</w:t>
+      </w:r>
+      <w:proofErr w:type="spellEnd"/>
+      <w:r>
+        <w:t xml:space="preserve">: </w:t>
+      </w:r>
+      <w:r>
+        <w:t>közepes feladatok száma</w:t>
+      </w:r>
+      <w:r>
+        <w:t xml:space="preserve">, </w:t>
+      </w:r>
+      <w:proofErr w:type="spellStart"/>
+      <w:r>
+        <w:t>easy_tasks</w:t>
+      </w:r>
+      <w:proofErr w:type="spellEnd"/>
+      <w:r>
+        <w:t>: k</w:t>
+      </w:r>
+      <w:r>
+        <w:t>önnyű feladatok száma</w:t>
+      </w:r>
+      <w:r>
+        <w:t xml:space="preserve">, </w:t>
+      </w:r>
+      <w:proofErr w:type="spellStart"/>
+      <w:r>
+        <w:t>weekly_tasks</w:t>
+      </w:r>
+      <w:proofErr w:type="spellEnd"/>
+      <w:r>
+        <w:t>:</w:t>
+      </w:r>
+      <w:r>
+        <w:t xml:space="preserve"> heti feladatok száma</w:t>
+      </w:r>
+      <w:r>
+        <w:t xml:space="preserve">, </w:t>
+      </w:r>
+      <w:proofErr w:type="spellStart"/>
+      <w:r>
+        <w:t>weekly_tasks_completed</w:t>
+      </w:r>
+      <w:proofErr w:type="spellEnd"/>
+      <w:r>
+        <w:t>:</w:t>
+      </w:r>
+      <w:r>
+        <w:t xml:space="preserve"> teljesített heti feladatok </w:t>
+      </w:r>
+    </w:p>
+    <w:p>
+      <w:r>
+        <w:t xml:space="preserve">200 Üres adat: Ha a felhasználónak nincs statisztikája, az eredmény egy üres tömb: [] </w:t>
+      </w:r>
+    </w:p>
+    <w:p>
+      <w:r>
+        <w:t xml:space="preserve">403 </w:t>
+      </w:r>
+      <w:proofErr w:type="spellStart"/>
+      <w:r>
+        <w:t>Token</w:t>
+      </w:r>
+      <w:proofErr w:type="spellEnd"/>
+      <w:r>
+        <w:t xml:space="preserve"> hiányzik: Válasz: "</w:t>
+      </w:r>
+      <w:proofErr w:type="spellStart"/>
+      <w:r>
+        <w:t>Token</w:t>
+      </w:r>
+      <w:proofErr w:type="spellEnd"/>
+      <w:r>
+        <w:t xml:space="preserve"> szükséges" </w:t>
+      </w:r>
+    </w:p>
+    <w:p>
+      <w:r>
+        <w:t xml:space="preserve">401 Érvénytelen </w:t>
+      </w:r>
+      <w:proofErr w:type="spellStart"/>
+      <w:r>
+        <w:t>token</w:t>
+      </w:r>
+      <w:proofErr w:type="spellEnd"/>
+      <w:r>
+        <w:t xml:space="preserve">: Válasz: "Az </w:t>
+      </w:r>
+      <w:proofErr w:type="spellStart"/>
+      <w:r>
+        <w:t>auth</w:t>
+      </w:r>
+      <w:proofErr w:type="spellEnd"/>
+      <w:r>
+        <w:t xml:space="preserve"> nem sikerült!" </w:t>
+      </w:r>
+    </w:p>
+    <w:p>
+      <w:pPr>
+        <w:pStyle w:val="Cmsor3"/>
+      </w:pPr>
+      <w:r>
+        <w:t>GET /napicsepp/</w:t>
+      </w:r>
+      <w:proofErr w:type="spellStart"/>
+      <w:r>
+        <w:t>stats</w:t>
+      </w:r>
+      <w:proofErr w:type="spellEnd"/>
+      <w:r>
+        <w:t>/:</w:t>
+      </w:r>
+      <w:proofErr w:type="spellStart"/>
+      <w:r>
+        <w:t>id</w:t>
+      </w:r>
+      <w:proofErr w:type="spellEnd"/>
+    </w:p>
+    <w:p>
+      <w:r>
+        <w:t>20</w:t>
+      </w:r>
+      <w:r>
+        <w:t>0</w:t>
+      </w:r>
+      <w:r>
+        <w:t xml:space="preserve"> Moderátor lekérhet másik felhasználó statisztikáit: Visszakapott típus: </w:t>
+      </w:r>
+      <w:proofErr w:type="spellStart"/>
+      <w:r>
+        <w:t>array</w:t>
+      </w:r>
+      <w:proofErr w:type="spellEnd"/>
+      <w:r>
+        <w:t xml:space="preserve"> </w:t>
+      </w:r>
+    </w:p>
+    <w:p>
+      <w:r>
+        <w:t xml:space="preserve">403 Sima felhasználó nem kérheti le más statisztikáját: Válasz: "Csak moderátor vagy </w:t>
+      </w:r>
+      <w:proofErr w:type="spellStart"/>
+      <w:r>
+        <w:t>admin</w:t>
+      </w:r>
+      <w:proofErr w:type="spellEnd"/>
+      <w:r>
+        <w:t xml:space="preserve"> kérheti le!"</w:t>
+      </w:r>
+    </w:p>
+    <w:p/>
+    <w:p>
+      <w:pPr>
+        <w:pStyle w:val="Cmsor2"/>
+        <w:ind w:firstLine="0"/>
+      </w:pPr>
+      <w:proofErr w:type="spellStart"/>
+      <w:r>
+        <w:lastRenderedPageBreak/>
+        <w:t>Type</w:t>
+      </w:r>
+      <w:proofErr w:type="spellEnd"/>
+      <w:r>
+        <w:t xml:space="preserve"> </w:t>
+      </w:r>
+      <w:proofErr w:type="spellStart"/>
+      <w:r>
+        <w:t>Endpoints</w:t>
+      </w:r>
+      <w:proofErr w:type="spellEnd"/>
+      <w:r>
+        <w:t xml:space="preserve"> </w:t>
+      </w:r>
+      <w:proofErr w:type="spellStart"/>
+      <w:r>
+        <w:t>Cypress</w:t>
+      </w:r>
+      <w:proofErr w:type="spellEnd"/>
+      <w:r>
+        <w:t xml:space="preserve"> Teszt Dokumentáció</w:t>
+      </w:r>
+    </w:p>
+    <w:p>
+      <w:r>
+        <w:t xml:space="preserve">Ez a tesztcsomag a </w:t>
+      </w:r>
+      <w:proofErr w:type="spellStart"/>
+      <w:r>
+        <w:t>type</w:t>
+      </w:r>
+      <w:proofErr w:type="spellEnd"/>
+      <w:r>
+        <w:t xml:space="preserve"> végpontokat ellenőrzi: /napicsepp/</w:t>
+      </w:r>
+      <w:proofErr w:type="spellStart"/>
+      <w:r>
+        <w:t>types</w:t>
+      </w:r>
+      <w:proofErr w:type="spellEnd"/>
+      <w:r>
+        <w:t>.</w:t>
+      </w:r>
+      <w:r>
+        <w:br/>
+        <w:t xml:space="preserve">A végpontok a rendszer által definiált típusok listáját adják vissza, </w:t>
+      </w:r>
+      <w:proofErr w:type="spellStart"/>
+      <w:r>
+        <w:t>autentikáció</w:t>
+      </w:r>
+      <w:proofErr w:type="spellEnd"/>
+      <w:r>
+        <w:t xml:space="preserve"> nélkül is elérhetők.</w:t>
+      </w:r>
+    </w:p>
+    <w:p>
+      <w:pPr>
+        <w:pStyle w:val="Cmsor3"/>
+      </w:pPr>
+      <w:r>
+        <w:t>GET /napicsepp/</w:t>
+      </w:r>
+      <w:proofErr w:type="spellStart"/>
+      <w:r>
+        <w:t>types</w:t>
+      </w:r>
+      <w:proofErr w:type="spellEnd"/>
+    </w:p>
+    <w:p>
+      <w:pPr>
+        <w:pStyle w:val="Listaszerbekezds"/>
+        <w:numPr>
+          <w:ilvl w:val="0"/>
+          <w:numId w:val="4"/>
+        </w:numPr>
+      </w:pPr>
+      <w:r>
+        <w:rPr>
+          <w:b/>
+          <w:bCs/>
+        </w:rPr>
+        <w:t xml:space="preserve"> </w:t>
+      </w:r>
+      <w:r>
+        <w:rPr>
+          <w:b/>
+          <w:bCs/>
+        </w:rPr>
+        <w:t>Helyes lekérés:</w:t>
+      </w:r>
+      <w:r>
+        <w:t xml:space="preserve"> Visszakapott típus: </w:t>
+      </w:r>
+      <w:proofErr w:type="spellStart"/>
+      <w:r>
+        <w:t>array</w:t>
+      </w:r>
+      <w:proofErr w:type="spellEnd"/>
+      <w:r>
+        <w:t xml:space="preserve">. </w:t>
+      </w:r>
+      <w:r>
+        <w:t>Legalább egy elemnek kell lennie (</w:t>
+      </w:r>
+      <w:proofErr w:type="spellStart"/>
+      <w:r>
+        <w:t>length</w:t>
+      </w:r>
+      <w:proofErr w:type="spellEnd"/>
+      <w:r>
+        <w:t xml:space="preserve"> &gt; 0)</w:t>
+      </w:r>
+      <w:r>
+        <w:t xml:space="preserve">. </w:t>
+      </w:r>
+      <w:r>
+        <w:t xml:space="preserve">Minden elem tartalmazza: </w:t>
+      </w:r>
+      <w:proofErr w:type="spellStart"/>
+      <w:r>
+        <w:t>type_id</w:t>
+      </w:r>
+      <w:proofErr w:type="spellEnd"/>
+      <w:r>
+        <w:t>:</w:t>
+      </w:r>
+      <w:r>
+        <w:t xml:space="preserve"> típus azonosító</w:t>
+      </w:r>
+      <w:r>
+        <w:t>,</w:t>
+      </w:r>
+      <w:r>
+        <w:t xml:space="preserve"> </w:t>
+      </w:r>
+      <w:proofErr w:type="spellStart"/>
+      <w:r>
+        <w:t>type_name</w:t>
+      </w:r>
+      <w:proofErr w:type="spellEnd"/>
+      <w:r>
+        <w:t xml:space="preserve">: </w:t>
+      </w:r>
+      <w:r>
+        <w:t>típus neve</w:t>
+      </w:r>
+    </w:p>
+    <w:p>
+      <w:pPr>
+        <w:pStyle w:val="Cmsor2"/>
+        <w:ind w:firstLine="0"/>
+      </w:pPr>
+      <w:proofErr w:type="spellStart"/>
+      <w:r>
+        <w:t>User</w:t>
+      </w:r>
+      <w:proofErr w:type="spellEnd"/>
+      <w:r>
+        <w:t xml:space="preserve"> </w:t>
+      </w:r>
+      <w:proofErr w:type="spellStart"/>
+      <w:r>
+        <w:t>Endpoints</w:t>
+      </w:r>
+      <w:proofErr w:type="spellEnd"/>
+      <w:r>
+        <w:t xml:space="preserve"> </w:t>
+      </w:r>
+      <w:proofErr w:type="spellStart"/>
+      <w:r>
+        <w:t>Cypress</w:t>
+      </w:r>
+      <w:proofErr w:type="spellEnd"/>
+      <w:r>
+        <w:t xml:space="preserve"> Teszt Dokumentáció</w:t>
+      </w:r>
+    </w:p>
+    <w:p>
+      <w:r>
+        <w:t>Ez a tesztcsomag a felhasználói műveleteket ellenőrzi, beleértve a bejelentkezést, profil lekérést, felhasználók listázását, regisztrációt, módosítást és törlést.</w:t>
+      </w:r>
+      <w:r>
+        <w:br/>
+        <w:t>A különböző szerepkörök (</w:t>
+      </w:r>
+      <w:proofErr w:type="spellStart"/>
+      <w:r>
+        <w:t>admin</w:t>
+      </w:r>
+      <w:proofErr w:type="spellEnd"/>
+      <w:r>
+        <w:t xml:space="preserve">, </w:t>
+      </w:r>
+      <w:proofErr w:type="spellStart"/>
+      <w:r>
+        <w:t>moderator</w:t>
+      </w:r>
+      <w:proofErr w:type="spellEnd"/>
+      <w:r>
+        <w:t xml:space="preserve">, </w:t>
+      </w:r>
+      <w:proofErr w:type="spellStart"/>
+      <w:r>
+        <w:t>user</w:t>
+      </w:r>
+      <w:proofErr w:type="spellEnd"/>
+      <w:r>
+        <w:t>) jogosultságait is teszteli.</w:t>
+      </w:r>
+    </w:p>
+    <w:p>
+      <w:pPr>
+        <w:pStyle w:val="Cmsor3"/>
+      </w:pPr>
+      <w:r>
+        <w:t>POST /napicsepp/login</w:t>
+      </w:r>
+    </w:p>
+    <w:p>
+      <w:pPr>
+        <w:pStyle w:val="Listaszerbekezds"/>
+        <w:numPr>
+          <w:ilvl w:val="0"/>
+          <w:numId w:val="5"/>
+        </w:numPr>
+      </w:pPr>
+      <w:r>
+        <w:t xml:space="preserve">Sikeres bejelentkezés: Visszakapott objektum tartalmazza: </w:t>
+      </w:r>
+      <w:proofErr w:type="spellStart"/>
+      <w:r>
+        <w:t>token</w:t>
+      </w:r>
+      <w:proofErr w:type="spellEnd"/>
+      <w:r>
+        <w:t xml:space="preserve"> </w:t>
+      </w:r>
+    </w:p>
+    <w:p>
+      <w:r>
+        <w:t>401 Hibás adatok:</w:t>
+      </w:r>
+      <w:r>
+        <w:t xml:space="preserve"> </w:t>
+      </w:r>
+      <w:r>
+        <w:t>Hibakód: 401</w:t>
+      </w:r>
+      <w:r>
+        <w:t>,</w:t>
+      </w:r>
+      <w:r>
+        <w:t xml:space="preserve"> Üzenet: "Rossz az email vagy a jelszó" </w:t>
+      </w:r>
+    </w:p>
+    <w:p>
+      <w:pPr>
+        <w:pStyle w:val="Cmsor3"/>
+      </w:pPr>
+      <w:r>
+        <w:t>GET /napicsepp/</w:t>
+      </w:r>
+      <w:proofErr w:type="spellStart"/>
+      <w:r>
+        <w:t>profile</w:t>
+      </w:r>
+      <w:proofErr w:type="spellEnd"/>
+    </w:p>
+    <w:p>
+      <w:pPr>
+        <w:pStyle w:val="Listaszerbekezds"/>
+        <w:numPr>
+          <w:ilvl w:val="0"/>
+          <w:numId w:val="6"/>
+        </w:numPr>
+      </w:pPr>
+      <w:r>
+        <w:t xml:space="preserve"> </w:t>
+      </w:r>
+      <w:r>
+        <w:t xml:space="preserve">Felhasználói adatok lekérése: Válasz: </w:t>
+      </w:r>
+      <w:proofErr w:type="spellStart"/>
+      <w:r>
+        <w:t>array</w:t>
+      </w:r>
+      <w:proofErr w:type="spellEnd"/>
+      <w:r>
+        <w:t xml:space="preserve">. </w:t>
+      </w:r>
+      <w:r>
+        <w:t xml:space="preserve">Minden elem tartalmazza: </w:t>
+      </w:r>
+      <w:proofErr w:type="spellStart"/>
+      <w:r>
+        <w:t>user_id</w:t>
+      </w:r>
+      <w:proofErr w:type="spellEnd"/>
+      <w:r>
+        <w:t xml:space="preserve">, </w:t>
+      </w:r>
+      <w:proofErr w:type="spellStart"/>
+      <w:r>
+        <w:t>username</w:t>
+      </w:r>
+      <w:proofErr w:type="spellEnd"/>
+      <w:r>
+        <w:t xml:space="preserve">, </w:t>
+      </w:r>
+      <w:r>
+        <w:t>email</w:t>
+      </w:r>
+      <w:r>
+        <w:t xml:space="preserve">, </w:t>
+      </w:r>
+      <w:proofErr w:type="spellStart"/>
+      <w:r>
+        <w:t>language</w:t>
+      </w:r>
+      <w:proofErr w:type="spellEnd"/>
+      <w:r>
+        <w:t xml:space="preserve">, </w:t>
+      </w:r>
+      <w:proofErr w:type="spellStart"/>
+      <w:r>
+        <w:t>role</w:t>
+      </w:r>
+      <w:proofErr w:type="spellEnd"/>
+      <w:r>
+        <w:t xml:space="preserve">, </w:t>
+      </w:r>
+      <w:proofErr w:type="spellStart"/>
+      <w:r>
+        <w:t>register_date</w:t>
+      </w:r>
+      <w:proofErr w:type="spellEnd"/>
+      <w:r>
+        <w:t xml:space="preserve"> </w:t>
+      </w:r>
+    </w:p>
+    <w:p>
+      <w:pPr>
+        <w:pStyle w:val="Cmsor3"/>
+      </w:pPr>
+      <w:r>
+        <w:t>GET /napicsepp/</w:t>
+      </w:r>
+      <w:proofErr w:type="spellStart"/>
+      <w:r>
+        <w:t>users</w:t>
+      </w:r>
+      <w:proofErr w:type="spellEnd"/>
+    </w:p>
+    <w:p>
+      <w:pPr>
+        <w:pStyle w:val="Listaszerbekezds"/>
+        <w:numPr>
+          <w:ilvl w:val="0"/>
+          <w:numId w:val="7"/>
+        </w:numPr>
+      </w:pPr>
+      <w:proofErr w:type="spellStart"/>
+      <w:r>
+        <w:t>Moderator</w:t>
+      </w:r>
+      <w:proofErr w:type="spellEnd"/>
+      <w:r>
+        <w:t>/</w:t>
+      </w:r>
+      <w:proofErr w:type="spellStart"/>
+      <w:r>
+        <w:t>Admin</w:t>
+      </w:r>
+      <w:proofErr w:type="spellEnd"/>
+      <w:r>
+        <w:t xml:space="preserve"> lekérheti az összes felhasználót </w:t>
+      </w:r>
+    </w:p>
+    <w:p>
+      <w:r>
+        <w:t>403 Normál felhasználó nem férhet hozzá: Hibakód: 403</w:t>
+      </w:r>
+      <w:r>
+        <w:t xml:space="preserve">, </w:t>
+      </w:r>
+      <w:r>
+        <w:t xml:space="preserve">Üzenet: "Csak a moderátor kérheti le!" </w:t>
+      </w:r>
+    </w:p>
+    <w:p>
+      <w:pPr>
+        <w:pStyle w:val="Cmsor3"/>
+      </w:pPr>
+      <w:r>
+        <w:lastRenderedPageBreak/>
+        <w:t>POST /napicsepp/</w:t>
+      </w:r>
+      <w:proofErr w:type="spellStart"/>
+      <w:r>
+        <w:t>regisztrate</w:t>
+      </w:r>
+      <w:proofErr w:type="spellEnd"/>
+    </w:p>
+    <w:p>
+      <w:r>
+        <w:t>201</w:t>
+      </w:r>
+      <w:r>
+        <w:t xml:space="preserve"> Sikeres regisztráció: Üzenet: "Sikeres adatrögzítés!" </w:t>
+      </w:r>
+    </w:p>
+    <w:p>
+      <w:r>
+        <w:t>409</w:t>
+      </w:r>
+      <w:r>
+        <w:t xml:space="preserve"> Duplikált email: Hibakód: 409</w:t>
+      </w:r>
+      <w:r>
+        <w:t xml:space="preserve">, </w:t>
+      </w:r>
+      <w:r>
+        <w:t xml:space="preserve">Üzenet: "Az email cím már használatban van" </w:t>
+      </w:r>
+    </w:p>
+    <w:p>
+      <w:pPr>
+        <w:pStyle w:val="Cmsor3"/>
+      </w:pPr>
+      <w:r>
+        <w:t>GET /napicsepp/</w:t>
+      </w:r>
+      <w:proofErr w:type="spellStart"/>
+      <w:r>
+        <w:t>moderators</w:t>
+      </w:r>
+      <w:proofErr w:type="spellEnd"/>
+    </w:p>
+    <w:p>
+      <w:r>
+        <w:t xml:space="preserve">200 </w:t>
+      </w:r>
+      <w:proofErr w:type="spellStart"/>
+      <w:r>
+        <w:t>Admin</w:t>
+      </w:r>
+      <w:proofErr w:type="spellEnd"/>
+      <w:r>
+        <w:t xml:space="preserve"> lekérheti a moderátorokat </w:t>
+      </w:r>
+    </w:p>
+    <w:p>
+      <w:r>
+        <w:t xml:space="preserve">403 Nem </w:t>
+      </w:r>
+      <w:proofErr w:type="spellStart"/>
+      <w:r>
+        <w:t>admin</w:t>
+      </w:r>
+      <w:proofErr w:type="spellEnd"/>
+      <w:r>
+        <w:t xml:space="preserve"> nem férhet hozzá: Üzenet: "Csak az </w:t>
+      </w:r>
+      <w:proofErr w:type="spellStart"/>
+      <w:r>
+        <w:t>admin</w:t>
+      </w:r>
+      <w:proofErr w:type="spellEnd"/>
+      <w:r>
+        <w:t xml:space="preserve"> kérheti le." </w:t>
+      </w:r>
+    </w:p>
+    <w:p>
+      <w:pPr>
+        <w:pStyle w:val="Cmsor3"/>
+      </w:pPr>
+      <w:r>
+        <w:t>PUT /napicsepp/</w:t>
+      </w:r>
+      <w:proofErr w:type="spellStart"/>
+      <w:r>
+        <w:t>users</w:t>
+      </w:r>
+      <w:proofErr w:type="spellEnd"/>
+      <w:r>
+        <w:t>/:</w:t>
+      </w:r>
+      <w:proofErr w:type="spellStart"/>
+      <w:r>
+        <w:t>id</w:t>
+      </w:r>
+      <w:proofErr w:type="spellEnd"/>
+    </w:p>
+    <w:p>
+      <w:r>
+        <w:t>200 Sikeres módosítás (</w:t>
+      </w:r>
+      <w:proofErr w:type="spellStart"/>
+      <w:r>
+        <w:t>admin</w:t>
+      </w:r>
+      <w:proofErr w:type="spellEnd"/>
+      <w:r>
+        <w:t>/moderátor)</w:t>
+      </w:r>
+      <w:r>
+        <w:t>:</w:t>
+      </w:r>
+      <w:r>
+        <w:t xml:space="preserve"> Üzenet: "Sikeres </w:t>
+      </w:r>
+      <w:proofErr w:type="spellStart"/>
+      <w:r>
+        <w:t>modositás</w:t>
+      </w:r>
+      <w:proofErr w:type="spellEnd"/>
+      <w:r>
+        <w:t xml:space="preserve">!" </w:t>
+      </w:r>
+    </w:p>
+    <w:p>
+      <w:r>
+        <w:t xml:space="preserve">403 Normál felhasználó nem módosíthat: Üzenet: "Nincs jogosultságod szerkeszteni!" </w:t>
+      </w:r>
+    </w:p>
+    <w:p>
+      <w:r>
+        <w:t xml:space="preserve">404 Nincs frissítendő adat vagy felhasználó nem létezik: Üzenetek: "Nincs frissítendő adat!", "Nincs ilyen </w:t>
+      </w:r>
+      <w:proofErr w:type="spellStart"/>
+      <w:r>
+        <w:t>user</w:t>
+      </w:r>
+      <w:proofErr w:type="spellEnd"/>
+      <w:r>
+        <w:t xml:space="preserve">!" </w:t>
+      </w:r>
+    </w:p>
+    <w:p>
+      <w:pPr>
+        <w:pStyle w:val="Cmsor3"/>
+      </w:pPr>
+      <w:r>
+        <w:t>DELETE /napicsepp/</w:t>
+      </w:r>
+      <w:proofErr w:type="spellStart"/>
+      <w:r>
+        <w:t>users</w:t>
+      </w:r>
+      <w:proofErr w:type="spellEnd"/>
+      <w:r>
+        <w:t>/:</w:t>
+      </w:r>
+      <w:proofErr w:type="spellStart"/>
+      <w:r>
+        <w:t>id</w:t>
+      </w:r>
+      <w:proofErr w:type="spellEnd"/>
+    </w:p>
+    <w:p>
+      <w:pPr>
+        <w:pStyle w:val="Listaszerbekezds"/>
+        <w:numPr>
+          <w:ilvl w:val="0"/>
+          <w:numId w:val="8"/>
+        </w:numPr>
+      </w:pPr>
+      <w:r>
+        <w:t xml:space="preserve"> </w:t>
+      </w:r>
+      <w:r>
+        <w:t>Sikeres törlés (moderátor/</w:t>
+      </w:r>
+      <w:proofErr w:type="spellStart"/>
+      <w:r>
+        <w:t>admin</w:t>
+      </w:r>
+      <w:proofErr w:type="spellEnd"/>
+      <w:r>
+        <w:t>)</w:t>
+      </w:r>
+      <w:r>
+        <w:t xml:space="preserve">: </w:t>
+      </w:r>
+      <w:r>
+        <w:t xml:space="preserve">Üzenet: "Sikeres törlés." </w:t>
+      </w:r>
+    </w:p>
+    <w:p>
+      <w:r>
+        <w:t xml:space="preserve">404 Felhasználó nem található: Üzenet: "Az </w:t>
+      </w:r>
+      <w:proofErr w:type="spellStart"/>
+      <w:r>
+        <w:t>user</w:t>
+      </w:r>
+      <w:proofErr w:type="spellEnd"/>
+      <w:r>
+        <w:t xml:space="preserve"> nem található."</w:t>
+      </w:r>
+    </w:p>
+    <w:p/>
     <w:sectPr>
       <w:pgSz w:w="11906" w:h="16838"/>
       <w:pgMar w:top="1418" w:right="1418" w:bottom="1418" w:left="2268" w:header="709" w:footer="709" w:gutter="0"/>
@@ -6455,4261 +9182,743 @@
 <file path=word/numbering.xml><?xml version="1.0" encoding="utf-8"?>
 <w:numbering xmlns:wpc="http://schemas.microsoft.com/office/word/2010/wordprocessingCanvas" xmlns:cx="http://schemas.microsoft.com/office/drawing/2014/chartex" xmlns:cx1="http://schemas.microsoft.com/office/drawing/2015/9/8/chartex" xmlns:cx2="http://schemas.microsoft.com/office/drawing/2015/10/21/chartex" xmlns:cx3="http://schemas.microsoft.com/office/drawing/2016/5/9/chartex" xmlns:cx4="http://schemas.microsoft.com/office/drawing/2016/5/10/chartex" xmlns:cx5="http://schemas.microsoft.com/office/drawing/2016/5/11/chartex" xmlns:cx6="http://schemas.microsoft.com/office/drawing/2016/5/12/chartex" xmlns:cx7="http://schemas.microsoft.com/office/drawing/2016/5/13/chartex" xmlns:cx8="http://schemas.microsoft.com/office/drawing/2016/5/14/chartex" xmlns:mc="http://schemas.openxmlformats.org/markup-compatibility/2006" xmlns:aink="http://schemas.microsoft.com/office/drawing/2016/ink" xmlns:am3d="http://schemas.microsoft.com/office/drawing/2017/model3d" xmlns:o="urn:schemas-microsoft-com:office:office" xmlns:oel="http://schemas.microsoft.com/office/2019/extlst" xmlns:r="http://schemas.openxmlformats.org/officeDocument/2006/relationships" xmlns:m="http://schemas.openxmlformats.org/officeDocument/2006/math" xmlns:v="urn:schemas-microsoft-com:vml" xmlns:wp14="http://schemas.microsoft.com/office/word/2010/wordprocessingDrawing" xmlns:wp="http://schemas.openxmlformats.org/drawingml/2006/wordprocessingDrawing" xmlns:w10="urn:schemas-microsoft-com:office:word" xmlns:w="http://schemas.openxmlformats.org/wordprocessingml/2006/main" xmlns:w14="http://schemas.microsoft.com/office/word/2010/wordml" xmlns:w15="http://schemas.microsoft.com/office/word/2012/wordml" xmlns:w16cex="http://schemas.microsoft.com/office/word/2018/wordml/cex" xmlns:w16cid="http://schemas.microsoft.com/office/word/2016/wordml/cid" xmlns:w16="http://schemas.microsoft.com/office/word/2018/wordml" xmlns:w16du="http://schemas.microsoft.com/office/word/2023/wordml/word16du" xmlns:w16sdtdh="http://schemas.microsoft.com/office/word/2020/wordml/sdtdatahash" xmlns:w16sdtfl="http://schemas.microsoft.com/office/word/2024/wordml/sdtformatlock" xmlns:w16se="http://schemas.microsoft.com/office/word/2015/wordml/symex" xmlns:wpg="http://schemas.microsoft.com/office/word/2010/wordprocessingGroup" xmlns:wpi="http://schemas.microsoft.com/office/word/2010/wordprocessingInk" xmlns:wne="http://schemas.microsoft.com/office/word/2006/wordml" xmlns:wps="http://schemas.microsoft.com/office/word/2010/wordprocessingShape" mc:Ignorable="w14 w15 w16se w16cid w16 w16cex w16sdtdh w16sdtfl w16du wp14">
   <w:abstractNum w:abstractNumId="0" w15:restartNumberingAfterBreak="0">
-    <w:nsid w:val="067A2087"/>
-    <w:multiLevelType w:val="multilevel"/>
-    <w:tmpl w:val="4C26B158"/>
-    <w:lvl w:ilvl="0">
-      <w:start w:val="1"/>
-      <w:numFmt w:val="bullet"/>
-      <w:lvlText w:val=""/>
+    <w:nsid w:val="1B8318AE"/>
+    <w:multiLevelType w:val="hybridMultilevel"/>
+    <w:tmpl w:val="95708824"/>
+    <w:lvl w:ilvl="0" w:tplc="C5D2AFA4">
+      <w:start w:val="200"/>
+      <w:numFmt w:val="decimal"/>
+      <w:lvlText w:val="%1"/>
       <w:lvlJc w:val="left"/>
       <w:pPr>
-        <w:tabs>
-          <w:tab w:val="num" w:pos="720"/>
-        </w:tabs>
-        <w:ind w:left="720" w:hanging="360"/>
+        <w:ind w:left="757" w:hanging="360"/>
       </w:pPr>
       <w:rPr>
-        <w:rFonts w:ascii="Symbol" w:hAnsi="Symbol" w:hint="default"/>
-        <w:sz w:val="20"/>
+        <w:rFonts w:hint="default"/>
       </w:rPr>
     </w:lvl>
-    <w:lvl w:ilvl="1" w:tentative="1">
+    <w:lvl w:ilvl="1" w:tplc="040E0019" w:tentative="1">
       <w:start w:val="1"/>
-      <w:numFmt w:val="bullet"/>
-      <w:lvlText w:val="o"/>
+      <w:numFmt w:val="lowerLetter"/>
+      <w:lvlText w:val="%2."/>
       <w:lvlJc w:val="left"/>
       <w:pPr>
-        <w:tabs>
-          <w:tab w:val="num" w:pos="1440"/>
-        </w:tabs>
-        <w:ind w:left="1440" w:hanging="360"/>
-      </w:pPr>
-      <w:rPr>
-        <w:rFonts w:ascii="Courier New" w:hAnsi="Courier New" w:hint="default"/>
-        <w:sz w:val="20"/>
-      </w:rPr>
+        <w:ind w:left="1477" w:hanging="360"/>
+      </w:pPr>
     </w:lvl>
-    <w:lvl w:ilvl="2" w:tentative="1">
+    <w:lvl w:ilvl="2" w:tplc="040E001B" w:tentative="1">
       <w:start w:val="1"/>
-      <w:numFmt w:val="bullet"/>
-      <w:lvlText w:val=""/>
+      <w:numFmt w:val="lowerRoman"/>
+      <w:lvlText w:val="%3."/>
+      <w:lvlJc w:val="right"/>
+      <w:pPr>
+        <w:ind w:left="2197" w:hanging="180"/>
+      </w:pPr>
+    </w:lvl>
+    <w:lvl w:ilvl="3" w:tplc="040E000F" w:tentative="1">
+      <w:start w:val="1"/>
+      <w:numFmt w:val="decimal"/>
+      <w:lvlText w:val="%4."/>
       <w:lvlJc w:val="left"/>
       <w:pPr>
-        <w:tabs>
-          <w:tab w:val="num" w:pos="2160"/>
-        </w:tabs>
-        <w:ind w:left="2160" w:hanging="360"/>
-      </w:pPr>
-      <w:rPr>
-        <w:rFonts w:ascii="Wingdings" w:hAnsi="Wingdings" w:hint="default"/>
-        <w:sz w:val="20"/>
-      </w:rPr>
+        <w:ind w:left="2917" w:hanging="360"/>
+      </w:pPr>
     </w:lvl>
-    <w:lvl w:ilvl="3" w:tentative="1">
+    <w:lvl w:ilvl="4" w:tplc="040E0019" w:tentative="1">
       <w:start w:val="1"/>
-      <w:numFmt w:val="bullet"/>
-      <w:lvlText w:val=""/>
+      <w:numFmt w:val="lowerLetter"/>
+      <w:lvlText w:val="%5."/>
       <w:lvlJc w:val="left"/>
       <w:pPr>
-        <w:tabs>
-          <w:tab w:val="num" w:pos="2880"/>
-        </w:tabs>
-        <w:ind w:left="2880" w:hanging="360"/>
-      </w:pPr>
-      <w:rPr>
-        <w:rFonts w:ascii="Wingdings" w:hAnsi="Wingdings" w:hint="default"/>
-        <w:sz w:val="20"/>
-      </w:rPr>
+        <w:ind w:left="3637" w:hanging="360"/>
+      </w:pPr>
     </w:lvl>
-    <w:lvl w:ilvl="4" w:tentative="1">
+    <w:lvl w:ilvl="5" w:tplc="040E001B" w:tentative="1">
       <w:start w:val="1"/>
-      <w:numFmt w:val="bullet"/>
-      <w:lvlText w:val=""/>
+      <w:numFmt w:val="lowerRoman"/>
+      <w:lvlText w:val="%6."/>
+      <w:lvlJc w:val="right"/>
+      <w:pPr>
+        <w:ind w:left="4357" w:hanging="180"/>
+      </w:pPr>
+    </w:lvl>
+    <w:lvl w:ilvl="6" w:tplc="040E000F" w:tentative="1">
+      <w:start w:val="1"/>
+      <w:numFmt w:val="decimal"/>
+      <w:lvlText w:val="%7."/>
       <w:lvlJc w:val="left"/>
       <w:pPr>
-        <w:tabs>
-          <w:tab w:val="num" w:pos="3600"/>
-        </w:tabs>
-        <w:ind w:left="3600" w:hanging="360"/>
-      </w:pPr>
-      <w:rPr>
-        <w:rFonts w:ascii="Wingdings" w:hAnsi="Wingdings" w:hint="default"/>
-        <w:sz w:val="20"/>
-      </w:rPr>
+        <w:ind w:left="5077" w:hanging="360"/>
+      </w:pPr>
     </w:lvl>
-    <w:lvl w:ilvl="5" w:tentative="1">
+    <w:lvl w:ilvl="7" w:tplc="040E0019" w:tentative="1">
       <w:start w:val="1"/>
-      <w:numFmt w:val="bullet"/>
-      <w:lvlText w:val=""/>
+      <w:numFmt w:val="lowerLetter"/>
+      <w:lvlText w:val="%8."/>
       <w:lvlJc w:val="left"/>
       <w:pPr>
-        <w:tabs>
-          <w:tab w:val="num" w:pos="4320"/>
-        </w:tabs>
-        <w:ind w:left="4320" w:hanging="360"/>
-      </w:pPr>
-      <w:rPr>
-        <w:rFonts w:ascii="Wingdings" w:hAnsi="Wingdings" w:hint="default"/>
-        <w:sz w:val="20"/>
-      </w:rPr>
+        <w:ind w:left="5797" w:hanging="360"/>
+      </w:pPr>
     </w:lvl>
-    <w:lvl w:ilvl="6" w:tentative="1">
+    <w:lvl w:ilvl="8" w:tplc="040E001B" w:tentative="1">
       <w:start w:val="1"/>
-      <w:numFmt w:val="bullet"/>
-      <w:lvlText w:val=""/>
-      <w:lvlJc w:val="left"/>
-      <w:pPr>
-        <w:tabs>
-          <w:tab w:val="num" w:pos="5040"/>
-        </w:tabs>
-        <w:ind w:left="5040" w:hanging="360"/>
-      </w:pPr>
-      <w:rPr>
-        <w:rFonts w:ascii="Wingdings" w:hAnsi="Wingdings" w:hint="default"/>
-        <w:sz w:val="20"/>
-      </w:rPr>
-    </w:lvl>
-    <w:lvl w:ilvl="7" w:tentative="1">
-      <w:start w:val="1"/>
-      <w:numFmt w:val="bullet"/>
-      <w:lvlText w:val=""/>
-      <w:lvlJc w:val="left"/>
-      <w:pPr>
-        <w:tabs>
-          <w:tab w:val="num" w:pos="5760"/>
-        </w:tabs>
-        <w:ind w:left="5760" w:hanging="360"/>
-      </w:pPr>
-      <w:rPr>
-        <w:rFonts w:ascii="Wingdings" w:hAnsi="Wingdings" w:hint="default"/>
-        <w:sz w:val="20"/>
-      </w:rPr>
-    </w:lvl>
-    <w:lvl w:ilvl="8" w:tentative="1">
-      <w:start w:val="1"/>
-      <w:numFmt w:val="bullet"/>
-      <w:lvlText w:val=""/>
-      <w:lvlJc w:val="left"/>
-      <w:pPr>
-        <w:tabs>
-          <w:tab w:val="num" w:pos="6480"/>
-        </w:tabs>
-        <w:ind w:left="6480" w:hanging="360"/>
-      </w:pPr>
-      <w:rPr>
-        <w:rFonts w:ascii="Wingdings" w:hAnsi="Wingdings" w:hint="default"/>
-        <w:sz w:val="20"/>
-      </w:rPr>
+      <w:numFmt w:val="lowerRoman"/>
+      <w:lvlText w:val="%9."/>
+      <w:lvlJc w:val="right"/>
+      <w:pPr>
+        <w:ind w:left="6517" w:hanging="180"/>
+      </w:pPr>
     </w:lvl>
   </w:abstractNum>
   <w:abstractNum w:abstractNumId="1" w15:restartNumberingAfterBreak="0">
-    <w:nsid w:val="08C8107E"/>
-    <w:multiLevelType w:val="multilevel"/>
-    <w:tmpl w:val="B498ACEC"/>
-    <w:lvl w:ilvl="0">
-      <w:start w:val="1"/>
-      <w:numFmt w:val="bullet"/>
-      <w:lvlText w:val=""/>
+    <w:nsid w:val="43D750CF"/>
+    <w:multiLevelType w:val="hybridMultilevel"/>
+    <w:tmpl w:val="552E5056"/>
+    <w:lvl w:ilvl="0" w:tplc="CC1CE4F6">
+      <w:start w:val="403"/>
+      <w:numFmt w:val="decimal"/>
+      <w:lvlText w:val="%1"/>
       <w:lvlJc w:val="left"/>
       <w:pPr>
-        <w:tabs>
-          <w:tab w:val="num" w:pos="720"/>
-        </w:tabs>
-        <w:ind w:left="720" w:hanging="360"/>
+        <w:ind w:left="757" w:hanging="360"/>
       </w:pPr>
       <w:rPr>
-        <w:rFonts w:ascii="Symbol" w:hAnsi="Symbol" w:hint="default"/>
-        <w:sz w:val="20"/>
+        <w:rFonts w:hint="default"/>
       </w:rPr>
     </w:lvl>
-    <w:lvl w:ilvl="1" w:tentative="1">
+    <w:lvl w:ilvl="1" w:tplc="040E0019" w:tentative="1">
       <w:start w:val="1"/>
-      <w:numFmt w:val="bullet"/>
-      <w:lvlText w:val="o"/>
+      <w:numFmt w:val="lowerLetter"/>
+      <w:lvlText w:val="%2."/>
       <w:lvlJc w:val="left"/>
       <w:pPr>
-        <w:tabs>
-          <w:tab w:val="num" w:pos="1440"/>
-        </w:tabs>
-        <w:ind w:left="1440" w:hanging="360"/>
-      </w:pPr>
-      <w:rPr>
-        <w:rFonts w:ascii="Courier New" w:hAnsi="Courier New" w:hint="default"/>
-        <w:sz w:val="20"/>
-      </w:rPr>
+        <w:ind w:left="1477" w:hanging="360"/>
+      </w:pPr>
     </w:lvl>
-    <w:lvl w:ilvl="2" w:tentative="1">
+    <w:lvl w:ilvl="2" w:tplc="040E001B" w:tentative="1">
       <w:start w:val="1"/>
-      <w:numFmt w:val="bullet"/>
-      <w:lvlText w:val=""/>
+      <w:numFmt w:val="lowerRoman"/>
+      <w:lvlText w:val="%3."/>
+      <w:lvlJc w:val="right"/>
+      <w:pPr>
+        <w:ind w:left="2197" w:hanging="180"/>
+      </w:pPr>
+    </w:lvl>
+    <w:lvl w:ilvl="3" w:tplc="040E000F" w:tentative="1">
+      <w:start w:val="1"/>
+      <w:numFmt w:val="decimal"/>
+      <w:lvlText w:val="%4."/>
       <w:lvlJc w:val="left"/>
       <w:pPr>
-        <w:tabs>
-          <w:tab w:val="num" w:pos="2160"/>
-        </w:tabs>
-        <w:ind w:left="2160" w:hanging="360"/>
-      </w:pPr>
-      <w:rPr>
-        <w:rFonts w:ascii="Wingdings" w:hAnsi="Wingdings" w:hint="default"/>
-        <w:sz w:val="20"/>
-      </w:rPr>
+        <w:ind w:left="2917" w:hanging="360"/>
+      </w:pPr>
     </w:lvl>
-    <w:lvl w:ilvl="3" w:tentative="1">
+    <w:lvl w:ilvl="4" w:tplc="040E0019" w:tentative="1">
       <w:start w:val="1"/>
-      <w:numFmt w:val="bullet"/>
-      <w:lvlText w:val=""/>
+      <w:numFmt w:val="lowerLetter"/>
+      <w:lvlText w:val="%5."/>
       <w:lvlJc w:val="left"/>
       <w:pPr>
-        <w:tabs>
-          <w:tab w:val="num" w:pos="2880"/>
-        </w:tabs>
-        <w:ind w:left="2880" w:hanging="360"/>
-      </w:pPr>
-      <w:rPr>
-        <w:rFonts w:ascii="Wingdings" w:hAnsi="Wingdings" w:hint="default"/>
-        <w:sz w:val="20"/>
-      </w:rPr>
+        <w:ind w:left="3637" w:hanging="360"/>
+      </w:pPr>
     </w:lvl>
-    <w:lvl w:ilvl="4" w:tentative="1">
+    <w:lvl w:ilvl="5" w:tplc="040E001B" w:tentative="1">
       <w:start w:val="1"/>
-      <w:numFmt w:val="bullet"/>
-      <w:lvlText w:val=""/>
+      <w:numFmt w:val="lowerRoman"/>
+      <w:lvlText w:val="%6."/>
+      <w:lvlJc w:val="right"/>
+      <w:pPr>
+        <w:ind w:left="4357" w:hanging="180"/>
+      </w:pPr>
+    </w:lvl>
+    <w:lvl w:ilvl="6" w:tplc="040E000F" w:tentative="1">
+      <w:start w:val="1"/>
+      <w:numFmt w:val="decimal"/>
+      <w:lvlText w:val="%7."/>
       <w:lvlJc w:val="left"/>
       <w:pPr>
-        <w:tabs>
-          <w:tab w:val="num" w:pos="3600"/>
-        </w:tabs>
-        <w:ind w:left="3600" w:hanging="360"/>
-      </w:pPr>
-      <w:rPr>
-        <w:rFonts w:ascii="Wingdings" w:hAnsi="Wingdings" w:hint="default"/>
-        <w:sz w:val="20"/>
-      </w:rPr>
+        <w:ind w:left="5077" w:hanging="360"/>
+      </w:pPr>
     </w:lvl>
-    <w:lvl w:ilvl="5" w:tentative="1">
+    <w:lvl w:ilvl="7" w:tplc="040E0019" w:tentative="1">
       <w:start w:val="1"/>
-      <w:numFmt w:val="bullet"/>
-      <w:lvlText w:val=""/>
+      <w:numFmt w:val="lowerLetter"/>
+      <w:lvlText w:val="%8."/>
       <w:lvlJc w:val="left"/>
       <w:pPr>
-        <w:tabs>
-          <w:tab w:val="num" w:pos="4320"/>
-        </w:tabs>
-        <w:ind w:left="4320" w:hanging="360"/>
-      </w:pPr>
-      <w:rPr>
-        <w:rFonts w:ascii="Wingdings" w:hAnsi="Wingdings" w:hint="default"/>
-        <w:sz w:val="20"/>
-      </w:rPr>
+        <w:ind w:left="5797" w:hanging="360"/>
+      </w:pPr>
     </w:lvl>
-    <w:lvl w:ilvl="6" w:tentative="1">
+    <w:lvl w:ilvl="8" w:tplc="040E001B" w:tentative="1">
       <w:start w:val="1"/>
-      <w:numFmt w:val="bullet"/>
-      <w:lvlText w:val=""/>
-      <w:lvlJc w:val="left"/>
-      <w:pPr>
-        <w:tabs>
-          <w:tab w:val="num" w:pos="5040"/>
-        </w:tabs>
-        <w:ind w:left="5040" w:hanging="360"/>
-      </w:pPr>
-      <w:rPr>
-        <w:rFonts w:ascii="Wingdings" w:hAnsi="Wingdings" w:hint="default"/>
-        <w:sz w:val="20"/>
-      </w:rPr>
-    </w:lvl>
-    <w:lvl w:ilvl="7" w:tentative="1">
-      <w:start w:val="1"/>
-      <w:numFmt w:val="bullet"/>
-      <w:lvlText w:val=""/>
-      <w:lvlJc w:val="left"/>
-      <w:pPr>
-        <w:tabs>
-          <w:tab w:val="num" w:pos="5760"/>
-        </w:tabs>
-        <w:ind w:left="5760" w:hanging="360"/>
-      </w:pPr>
-      <w:rPr>
-        <w:rFonts w:ascii="Wingdings" w:hAnsi="Wingdings" w:hint="default"/>
-        <w:sz w:val="20"/>
-      </w:rPr>
-    </w:lvl>
-    <w:lvl w:ilvl="8" w:tentative="1">
-      <w:start w:val="1"/>
-      <w:numFmt w:val="bullet"/>
-      <w:lvlText w:val=""/>
-      <w:lvlJc w:val="left"/>
-      <w:pPr>
-        <w:tabs>
-          <w:tab w:val="num" w:pos="6480"/>
-        </w:tabs>
-        <w:ind w:left="6480" w:hanging="360"/>
-      </w:pPr>
-      <w:rPr>
-        <w:rFonts w:ascii="Wingdings" w:hAnsi="Wingdings" w:hint="default"/>
-        <w:sz w:val="20"/>
-      </w:rPr>
+      <w:numFmt w:val="lowerRoman"/>
+      <w:lvlText w:val="%9."/>
+      <w:lvlJc w:val="right"/>
+      <w:pPr>
+        <w:ind w:left="6517" w:hanging="180"/>
+      </w:pPr>
     </w:lvl>
   </w:abstractNum>
   <w:abstractNum w:abstractNumId="2" w15:restartNumberingAfterBreak="0">
-    <w:nsid w:val="12FE3EB4"/>
-    <w:multiLevelType w:val="multilevel"/>
-    <w:tmpl w:val="85A80EBC"/>
-    <w:lvl w:ilvl="0">
-      <w:start w:val="1"/>
-      <w:numFmt w:val="bullet"/>
-      <w:lvlText w:val=""/>
+    <w:nsid w:val="44FF2104"/>
+    <w:multiLevelType w:val="hybridMultilevel"/>
+    <w:tmpl w:val="83A85398"/>
+    <w:lvl w:ilvl="0" w:tplc="693ED478">
+      <w:start w:val="200"/>
+      <w:numFmt w:val="decimal"/>
+      <w:lvlText w:val="%1"/>
       <w:lvlJc w:val="left"/>
       <w:pPr>
-        <w:tabs>
-          <w:tab w:val="num" w:pos="720"/>
-        </w:tabs>
-        <w:ind w:left="720" w:hanging="360"/>
+        <w:ind w:left="757" w:hanging="360"/>
       </w:pPr>
       <w:rPr>
-        <w:rFonts w:ascii="Symbol" w:hAnsi="Symbol" w:hint="default"/>
-        <w:sz w:val="20"/>
+        <w:rFonts w:hint="default"/>
+        <w:b/>
       </w:rPr>
     </w:lvl>
-    <w:lvl w:ilvl="1" w:tentative="1">
+    <w:lvl w:ilvl="1" w:tplc="040E0019" w:tentative="1">
       <w:start w:val="1"/>
-      <w:numFmt w:val="bullet"/>
-      <w:lvlText w:val="o"/>
+      <w:numFmt w:val="lowerLetter"/>
+      <w:lvlText w:val="%2."/>
       <w:lvlJc w:val="left"/>
       <w:pPr>
-        <w:tabs>
-          <w:tab w:val="num" w:pos="1440"/>
-        </w:tabs>
-        <w:ind w:left="1440" w:hanging="360"/>
-      </w:pPr>
-      <w:rPr>
-        <w:rFonts w:ascii="Courier New" w:hAnsi="Courier New" w:hint="default"/>
-        <w:sz w:val="20"/>
-      </w:rPr>
+        <w:ind w:left="1477" w:hanging="360"/>
+      </w:pPr>
     </w:lvl>
-    <w:lvl w:ilvl="2" w:tentative="1">
+    <w:lvl w:ilvl="2" w:tplc="040E001B" w:tentative="1">
       <w:start w:val="1"/>
-      <w:numFmt w:val="bullet"/>
-      <w:lvlText w:val=""/>
+      <w:numFmt w:val="lowerRoman"/>
+      <w:lvlText w:val="%3."/>
+      <w:lvlJc w:val="right"/>
+      <w:pPr>
+        <w:ind w:left="2197" w:hanging="180"/>
+      </w:pPr>
+    </w:lvl>
+    <w:lvl w:ilvl="3" w:tplc="040E000F" w:tentative="1">
+      <w:start w:val="1"/>
+      <w:numFmt w:val="decimal"/>
+      <w:lvlText w:val="%4."/>
       <w:lvlJc w:val="left"/>
       <w:pPr>
-        <w:tabs>
-          <w:tab w:val="num" w:pos="2160"/>
-        </w:tabs>
-        <w:ind w:left="2160" w:hanging="360"/>
-      </w:pPr>
-      <w:rPr>
-        <w:rFonts w:ascii="Wingdings" w:hAnsi="Wingdings" w:hint="default"/>
-        <w:sz w:val="20"/>
-      </w:rPr>
+        <w:ind w:left="2917" w:hanging="360"/>
+      </w:pPr>
     </w:lvl>
-    <w:lvl w:ilvl="3" w:tentative="1">
+    <w:lvl w:ilvl="4" w:tplc="040E0019" w:tentative="1">
       <w:start w:val="1"/>
-      <w:numFmt w:val="bullet"/>
-      <w:lvlText w:val=""/>
+      <w:numFmt w:val="lowerLetter"/>
+      <w:lvlText w:val="%5."/>
       <w:lvlJc w:val="left"/>
       <w:pPr>
-        <w:tabs>
-          <w:tab w:val="num" w:pos="2880"/>
-        </w:tabs>
-        <w:ind w:left="2880" w:hanging="360"/>
-      </w:pPr>
-      <w:rPr>
-        <w:rFonts w:ascii="Wingdings" w:hAnsi="Wingdings" w:hint="default"/>
-        <w:sz w:val="20"/>
-      </w:rPr>
+        <w:ind w:left="3637" w:hanging="360"/>
+      </w:pPr>
     </w:lvl>
-    <w:lvl w:ilvl="4" w:tentative="1">
+    <w:lvl w:ilvl="5" w:tplc="040E001B" w:tentative="1">
       <w:start w:val="1"/>
-      <w:numFmt w:val="bullet"/>
-      <w:lvlText w:val=""/>
+      <w:numFmt w:val="lowerRoman"/>
+      <w:lvlText w:val="%6."/>
+      <w:lvlJc w:val="right"/>
+      <w:pPr>
+        <w:ind w:left="4357" w:hanging="180"/>
+      </w:pPr>
+    </w:lvl>
+    <w:lvl w:ilvl="6" w:tplc="040E000F" w:tentative="1">
+      <w:start w:val="1"/>
+      <w:numFmt w:val="decimal"/>
+      <w:lvlText w:val="%7."/>
       <w:lvlJc w:val="left"/>
       <w:pPr>
-        <w:tabs>
-          <w:tab w:val="num" w:pos="3600"/>
-        </w:tabs>
-        <w:ind w:left="3600" w:hanging="360"/>
-      </w:pPr>
-      <w:rPr>
-        <w:rFonts w:ascii="Wingdings" w:hAnsi="Wingdings" w:hint="default"/>
-        <w:sz w:val="20"/>
-      </w:rPr>
+        <w:ind w:left="5077" w:hanging="360"/>
+      </w:pPr>
     </w:lvl>
-    <w:lvl w:ilvl="5" w:tentative="1">
+    <w:lvl w:ilvl="7" w:tplc="040E0019" w:tentative="1">
       <w:start w:val="1"/>
-      <w:numFmt w:val="bullet"/>
-      <w:lvlText w:val=""/>
+      <w:numFmt w:val="lowerLetter"/>
+      <w:lvlText w:val="%8."/>
       <w:lvlJc w:val="left"/>
       <w:pPr>
-        <w:tabs>
-          <w:tab w:val="num" w:pos="4320"/>
-        </w:tabs>
-        <w:ind w:left="4320" w:hanging="360"/>
-      </w:pPr>
-      <w:rPr>
-        <w:rFonts w:ascii="Wingdings" w:hAnsi="Wingdings" w:hint="default"/>
-        <w:sz w:val="20"/>
-      </w:rPr>
+        <w:ind w:left="5797" w:hanging="360"/>
+      </w:pPr>
     </w:lvl>
-    <w:lvl w:ilvl="6" w:tentative="1">
+    <w:lvl w:ilvl="8" w:tplc="040E001B" w:tentative="1">
       <w:start w:val="1"/>
-      <w:numFmt w:val="bullet"/>
-      <w:lvlText w:val=""/>
-      <w:lvlJc w:val="left"/>
-      <w:pPr>
-        <w:tabs>
-          <w:tab w:val="num" w:pos="5040"/>
-        </w:tabs>
-        <w:ind w:left="5040" w:hanging="360"/>
-      </w:pPr>
-      <w:rPr>
-        <w:rFonts w:ascii="Wingdings" w:hAnsi="Wingdings" w:hint="default"/>
-        <w:sz w:val="20"/>
-      </w:rPr>
-    </w:lvl>
-    <w:lvl w:ilvl="7" w:tentative="1">
-      <w:start w:val="1"/>
-      <w:numFmt w:val="bullet"/>
-      <w:lvlText w:val=""/>
-      <w:lvlJc w:val="left"/>
-      <w:pPr>
-        <w:tabs>
-          <w:tab w:val="num" w:pos="5760"/>
-        </w:tabs>
-        <w:ind w:left="5760" w:hanging="360"/>
-      </w:pPr>
-      <w:rPr>
-        <w:rFonts w:ascii="Wingdings" w:hAnsi="Wingdings" w:hint="default"/>
-        <w:sz w:val="20"/>
-      </w:rPr>
-    </w:lvl>
-    <w:lvl w:ilvl="8" w:tentative="1">
-      <w:start w:val="1"/>
-      <w:numFmt w:val="bullet"/>
-      <w:lvlText w:val=""/>
-      <w:lvlJc w:val="left"/>
-      <w:pPr>
-        <w:tabs>
-          <w:tab w:val="num" w:pos="6480"/>
-        </w:tabs>
-        <w:ind w:left="6480" w:hanging="360"/>
-      </w:pPr>
-      <w:rPr>
-        <w:rFonts w:ascii="Wingdings" w:hAnsi="Wingdings" w:hint="default"/>
-        <w:sz w:val="20"/>
-      </w:rPr>
+      <w:numFmt w:val="lowerRoman"/>
+      <w:lvlText w:val="%9."/>
+      <w:lvlJc w:val="right"/>
+      <w:pPr>
+        <w:ind w:left="6517" w:hanging="180"/>
+      </w:pPr>
     </w:lvl>
   </w:abstractNum>
   <w:abstractNum w:abstractNumId="3" w15:restartNumberingAfterBreak="0">
-    <w:nsid w:val="17361663"/>
-    <w:multiLevelType w:val="multilevel"/>
-    <w:tmpl w:val="0142827E"/>
-    <w:lvl w:ilvl="0">
-      <w:start w:val="1"/>
-      <w:numFmt w:val="bullet"/>
-      <w:lvlText w:val=""/>
+    <w:nsid w:val="60462E01"/>
+    <w:multiLevelType w:val="hybridMultilevel"/>
+    <w:tmpl w:val="E36C2BC4"/>
+    <w:lvl w:ilvl="0" w:tplc="0C78D3A4">
+      <w:start w:val="200"/>
+      <w:numFmt w:val="decimal"/>
+      <w:lvlText w:val="%1"/>
       <w:lvlJc w:val="left"/>
       <w:pPr>
-        <w:tabs>
-          <w:tab w:val="num" w:pos="720"/>
-        </w:tabs>
-        <w:ind w:left="720" w:hanging="360"/>
+        <w:ind w:left="757" w:hanging="360"/>
       </w:pPr>
       <w:rPr>
-        <w:rFonts w:ascii="Symbol" w:hAnsi="Symbol" w:hint="default"/>
-        <w:sz w:val="20"/>
+        <w:rFonts w:hint="default"/>
       </w:rPr>
     </w:lvl>
-    <w:lvl w:ilvl="1" w:tentative="1">
+    <w:lvl w:ilvl="1" w:tplc="040E0019" w:tentative="1">
       <w:start w:val="1"/>
-      <w:numFmt w:val="bullet"/>
-      <w:lvlText w:val="o"/>
+      <w:numFmt w:val="lowerLetter"/>
+      <w:lvlText w:val="%2."/>
       <w:lvlJc w:val="left"/>
       <w:pPr>
-        <w:tabs>
-          <w:tab w:val="num" w:pos="1440"/>
-        </w:tabs>
-        <w:ind w:left="1440" w:hanging="360"/>
-      </w:pPr>
-      <w:rPr>
-        <w:rFonts w:ascii="Courier New" w:hAnsi="Courier New" w:hint="default"/>
-        <w:sz w:val="20"/>
-      </w:rPr>
+        <w:ind w:left="1477" w:hanging="360"/>
+      </w:pPr>
     </w:lvl>
-    <w:lvl w:ilvl="2" w:tentative="1">
+    <w:lvl w:ilvl="2" w:tplc="040E001B" w:tentative="1">
       <w:start w:val="1"/>
-      <w:numFmt w:val="bullet"/>
-      <w:lvlText w:val=""/>
+      <w:numFmt w:val="lowerRoman"/>
+      <w:lvlText w:val="%3."/>
+      <w:lvlJc w:val="right"/>
+      <w:pPr>
+        <w:ind w:left="2197" w:hanging="180"/>
+      </w:pPr>
+    </w:lvl>
+    <w:lvl w:ilvl="3" w:tplc="040E000F" w:tentative="1">
+      <w:start w:val="1"/>
+      <w:numFmt w:val="decimal"/>
+      <w:lvlText w:val="%4."/>
       <w:lvlJc w:val="left"/>
       <w:pPr>
-        <w:tabs>
-          <w:tab w:val="num" w:pos="2160"/>
-        </w:tabs>
-        <w:ind w:left="2160" w:hanging="360"/>
-      </w:pPr>
-      <w:rPr>
-        <w:rFonts w:ascii="Wingdings" w:hAnsi="Wingdings" w:hint="default"/>
-        <w:sz w:val="20"/>
-      </w:rPr>
+        <w:ind w:left="2917" w:hanging="360"/>
+      </w:pPr>
     </w:lvl>
-    <w:lvl w:ilvl="3" w:tentative="1">
+    <w:lvl w:ilvl="4" w:tplc="040E0019" w:tentative="1">
       <w:start w:val="1"/>
-      <w:numFmt w:val="bullet"/>
-      <w:lvlText w:val=""/>
+      <w:numFmt w:val="lowerLetter"/>
+      <w:lvlText w:val="%5."/>
       <w:lvlJc w:val="left"/>
       <w:pPr>
-        <w:tabs>
-          <w:tab w:val="num" w:pos="2880"/>
-        </w:tabs>
-        <w:ind w:left="2880" w:hanging="360"/>
-      </w:pPr>
-      <w:rPr>
-        <w:rFonts w:ascii="Wingdings" w:hAnsi="Wingdings" w:hint="default"/>
-        <w:sz w:val="20"/>
-      </w:rPr>
+        <w:ind w:left="3637" w:hanging="360"/>
+      </w:pPr>
     </w:lvl>
-    <w:lvl w:ilvl="4" w:tentative="1">
+    <w:lvl w:ilvl="5" w:tplc="040E001B" w:tentative="1">
       <w:start w:val="1"/>
-      <w:numFmt w:val="bullet"/>
-      <w:lvlText w:val=""/>
+      <w:numFmt w:val="lowerRoman"/>
+      <w:lvlText w:val="%6."/>
+      <w:lvlJc w:val="right"/>
+      <w:pPr>
+        <w:ind w:left="4357" w:hanging="180"/>
+      </w:pPr>
+    </w:lvl>
+    <w:lvl w:ilvl="6" w:tplc="040E000F" w:tentative="1">
+      <w:start w:val="1"/>
+      <w:numFmt w:val="decimal"/>
+      <w:lvlText w:val="%7."/>
       <w:lvlJc w:val="left"/>
       <w:pPr>
-        <w:tabs>
-          <w:tab w:val="num" w:pos="3600"/>
-        </w:tabs>
-        <w:ind w:left="3600" w:hanging="360"/>
-      </w:pPr>
-      <w:rPr>
-        <w:rFonts w:ascii="Wingdings" w:hAnsi="Wingdings" w:hint="default"/>
-        <w:sz w:val="20"/>
-      </w:rPr>
+        <w:ind w:left="5077" w:hanging="360"/>
+      </w:pPr>
     </w:lvl>
-    <w:lvl w:ilvl="5" w:tentative="1">
+    <w:lvl w:ilvl="7" w:tplc="040E0019" w:tentative="1">
       <w:start w:val="1"/>
-      <w:numFmt w:val="bullet"/>
-      <w:lvlText w:val=""/>
+      <w:numFmt w:val="lowerLetter"/>
+      <w:lvlText w:val="%8."/>
       <w:lvlJc w:val="left"/>
       <w:pPr>
-        <w:tabs>
-          <w:tab w:val="num" w:pos="4320"/>
-        </w:tabs>
-        <w:ind w:left="4320" w:hanging="360"/>
-      </w:pPr>
-      <w:rPr>
-        <w:rFonts w:ascii="Wingdings" w:hAnsi="Wingdings" w:hint="default"/>
-        <w:sz w:val="20"/>
-      </w:rPr>
+        <w:ind w:left="5797" w:hanging="360"/>
+      </w:pPr>
     </w:lvl>
-    <w:lvl w:ilvl="6" w:tentative="1">
+    <w:lvl w:ilvl="8" w:tplc="040E001B" w:tentative="1">
       <w:start w:val="1"/>
-      <w:numFmt w:val="bullet"/>
-      <w:lvlText w:val=""/>
-      <w:lvlJc w:val="left"/>
-      <w:pPr>
-        <w:tabs>
-          <w:tab w:val="num" w:pos="5040"/>
-        </w:tabs>
-        <w:ind w:left="5040" w:hanging="360"/>
-      </w:pPr>
-      <w:rPr>
-        <w:rFonts w:ascii="Wingdings" w:hAnsi="Wingdings" w:hint="default"/>
-        <w:sz w:val="20"/>
-      </w:rPr>
-    </w:lvl>
-    <w:lvl w:ilvl="7" w:tentative="1">
-      <w:start w:val="1"/>
-      <w:numFmt w:val="bullet"/>
-      <w:lvlText w:val=""/>
-      <w:lvlJc w:val="left"/>
-      <w:pPr>
-        <w:tabs>
-          <w:tab w:val="num" w:pos="5760"/>
-        </w:tabs>
-        <w:ind w:left="5760" w:hanging="360"/>
-      </w:pPr>
-      <w:rPr>
-        <w:rFonts w:ascii="Wingdings" w:hAnsi="Wingdings" w:hint="default"/>
-        <w:sz w:val="20"/>
-      </w:rPr>
-    </w:lvl>
-    <w:lvl w:ilvl="8" w:tentative="1">
-      <w:start w:val="1"/>
-      <w:numFmt w:val="bullet"/>
-      <w:lvlText w:val=""/>
-      <w:lvlJc w:val="left"/>
-      <w:pPr>
-        <w:tabs>
-          <w:tab w:val="num" w:pos="6480"/>
-        </w:tabs>
-        <w:ind w:left="6480" w:hanging="360"/>
-      </w:pPr>
-      <w:rPr>
-        <w:rFonts w:ascii="Wingdings" w:hAnsi="Wingdings" w:hint="default"/>
-        <w:sz w:val="20"/>
-      </w:rPr>
+      <w:numFmt w:val="lowerRoman"/>
+      <w:lvlText w:val="%9."/>
+      <w:lvlJc w:val="right"/>
+      <w:pPr>
+        <w:ind w:left="6517" w:hanging="180"/>
+      </w:pPr>
     </w:lvl>
   </w:abstractNum>
   <w:abstractNum w:abstractNumId="4" w15:restartNumberingAfterBreak="0">
-    <w:nsid w:val="1A2E1FA5"/>
-    <w:multiLevelType w:val="multilevel"/>
-    <w:tmpl w:val="5552BF64"/>
-    <w:lvl w:ilvl="0">
-      <w:start w:val="1"/>
-      <w:numFmt w:val="bullet"/>
-      <w:lvlText w:val=""/>
+    <w:nsid w:val="64E61B7B"/>
+    <w:multiLevelType w:val="hybridMultilevel"/>
+    <w:tmpl w:val="933A989C"/>
+    <w:lvl w:ilvl="0" w:tplc="C6042E68">
+      <w:start w:val="401"/>
+      <w:numFmt w:val="decimal"/>
+      <w:lvlText w:val="%1"/>
       <w:lvlJc w:val="left"/>
       <w:pPr>
-        <w:tabs>
-          <w:tab w:val="num" w:pos="720"/>
-        </w:tabs>
-        <w:ind w:left="720" w:hanging="360"/>
+        <w:ind w:left="757" w:hanging="360"/>
       </w:pPr>
       <w:rPr>
-        <w:rFonts w:ascii="Symbol" w:hAnsi="Symbol" w:hint="default"/>
-        <w:sz w:val="20"/>
+        <w:rFonts w:hint="default"/>
       </w:rPr>
     </w:lvl>
-    <w:lvl w:ilvl="1" w:tentative="1">
+    <w:lvl w:ilvl="1" w:tplc="040E0019" w:tentative="1">
       <w:start w:val="1"/>
-      <w:numFmt w:val="bullet"/>
-      <w:lvlText w:val="o"/>
+      <w:numFmt w:val="lowerLetter"/>
+      <w:lvlText w:val="%2."/>
       <w:lvlJc w:val="left"/>
       <w:pPr>
-        <w:tabs>
-          <w:tab w:val="num" w:pos="1440"/>
-        </w:tabs>
-        <w:ind w:left="1440" w:hanging="360"/>
-      </w:pPr>
-      <w:rPr>
-        <w:rFonts w:ascii="Courier New" w:hAnsi="Courier New" w:hint="default"/>
-        <w:sz w:val="20"/>
-      </w:rPr>
+        <w:ind w:left="1477" w:hanging="360"/>
+      </w:pPr>
     </w:lvl>
-    <w:lvl w:ilvl="2" w:tentative="1">
+    <w:lvl w:ilvl="2" w:tplc="040E001B" w:tentative="1">
       <w:start w:val="1"/>
-      <w:numFmt w:val="bullet"/>
-      <w:lvlText w:val=""/>
+      <w:numFmt w:val="lowerRoman"/>
+      <w:lvlText w:val="%3."/>
+      <w:lvlJc w:val="right"/>
+      <w:pPr>
+        <w:ind w:left="2197" w:hanging="180"/>
+      </w:pPr>
+    </w:lvl>
+    <w:lvl w:ilvl="3" w:tplc="040E000F" w:tentative="1">
+      <w:start w:val="1"/>
+      <w:numFmt w:val="decimal"/>
+      <w:lvlText w:val="%4."/>
       <w:lvlJc w:val="left"/>
       <w:pPr>
-        <w:tabs>
-          <w:tab w:val="num" w:pos="2160"/>
-        </w:tabs>
-        <w:ind w:left="2160" w:hanging="360"/>
-      </w:pPr>
-      <w:rPr>
-        <w:rFonts w:ascii="Wingdings" w:hAnsi="Wingdings" w:hint="default"/>
-        <w:sz w:val="20"/>
-      </w:rPr>
+        <w:ind w:left="2917" w:hanging="360"/>
+      </w:pPr>
     </w:lvl>
-    <w:lvl w:ilvl="3" w:tentative="1">
+    <w:lvl w:ilvl="4" w:tplc="040E0019" w:tentative="1">
       <w:start w:val="1"/>
-      <w:numFmt w:val="bullet"/>
-      <w:lvlText w:val=""/>
+      <w:numFmt w:val="lowerLetter"/>
+      <w:lvlText w:val="%5."/>
       <w:lvlJc w:val="left"/>
       <w:pPr>
-        <w:tabs>
-          <w:tab w:val="num" w:pos="2880"/>
-        </w:tabs>
-        <w:ind w:left="2880" w:hanging="360"/>
-      </w:pPr>
-      <w:rPr>
-        <w:rFonts w:ascii="Wingdings" w:hAnsi="Wingdings" w:hint="default"/>
-        <w:sz w:val="20"/>
-      </w:rPr>
+        <w:ind w:left="3637" w:hanging="360"/>
+      </w:pPr>
     </w:lvl>
-    <w:lvl w:ilvl="4" w:tentative="1">
+    <w:lvl w:ilvl="5" w:tplc="040E001B" w:tentative="1">
       <w:start w:val="1"/>
-      <w:numFmt w:val="bullet"/>
-      <w:lvlText w:val=""/>
+      <w:numFmt w:val="lowerRoman"/>
+      <w:lvlText w:val="%6."/>
+      <w:lvlJc w:val="right"/>
+      <w:pPr>
+        <w:ind w:left="4357" w:hanging="180"/>
+      </w:pPr>
+    </w:lvl>
+    <w:lvl w:ilvl="6" w:tplc="040E000F" w:tentative="1">
+      <w:start w:val="1"/>
+      <w:numFmt w:val="decimal"/>
+      <w:lvlText w:val="%7."/>
       <w:lvlJc w:val="left"/>
       <w:pPr>
-        <w:tabs>
-          <w:tab w:val="num" w:pos="3600"/>
-        </w:tabs>
-        <w:ind w:left="3600" w:hanging="360"/>
-      </w:pPr>
-      <w:rPr>
-        <w:rFonts w:ascii="Wingdings" w:hAnsi="Wingdings" w:hint="default"/>
-        <w:sz w:val="20"/>
-      </w:rPr>
+        <w:ind w:left="5077" w:hanging="360"/>
+      </w:pPr>
     </w:lvl>
-    <w:lvl w:ilvl="5" w:tentative="1">
+    <w:lvl w:ilvl="7" w:tplc="040E0019" w:tentative="1">
       <w:start w:val="1"/>
-      <w:numFmt w:val="bullet"/>
-      <w:lvlText w:val=""/>
+      <w:numFmt w:val="lowerLetter"/>
+      <w:lvlText w:val="%8."/>
       <w:lvlJc w:val="left"/>
       <w:pPr>
-        <w:tabs>
-          <w:tab w:val="num" w:pos="4320"/>
-        </w:tabs>
-        <w:ind w:left="4320" w:hanging="360"/>
-      </w:pPr>
-      <w:rPr>
-        <w:rFonts w:ascii="Wingdings" w:hAnsi="Wingdings" w:hint="default"/>
-        <w:sz w:val="20"/>
-      </w:rPr>
+        <w:ind w:left="5797" w:hanging="360"/>
+      </w:pPr>
     </w:lvl>
-    <w:lvl w:ilvl="6" w:tentative="1">
+    <w:lvl w:ilvl="8" w:tplc="040E001B" w:tentative="1">
       <w:start w:val="1"/>
-      <w:numFmt w:val="bullet"/>
-      <w:lvlText w:val=""/>
-      <w:lvlJc w:val="left"/>
-      <w:pPr>
-        <w:tabs>
-          <w:tab w:val="num" w:pos="5040"/>
-        </w:tabs>
-        <w:ind w:left="5040" w:hanging="360"/>
-      </w:pPr>
-      <w:rPr>
-        <w:rFonts w:ascii="Wingdings" w:hAnsi="Wingdings" w:hint="default"/>
-        <w:sz w:val="20"/>
-      </w:rPr>
-    </w:lvl>
-    <w:lvl w:ilvl="7" w:tentative="1">
-      <w:start w:val="1"/>
-      <w:numFmt w:val="bullet"/>
-      <w:lvlText w:val=""/>
-      <w:lvlJc w:val="left"/>
-      <w:pPr>
-        <w:tabs>
-          <w:tab w:val="num" w:pos="5760"/>
-        </w:tabs>
-        <w:ind w:left="5760" w:hanging="360"/>
-      </w:pPr>
-      <w:rPr>
-        <w:rFonts w:ascii="Wingdings" w:hAnsi="Wingdings" w:hint="default"/>
-        <w:sz w:val="20"/>
-      </w:rPr>
-    </w:lvl>
-    <w:lvl w:ilvl="8" w:tentative="1">
-      <w:start w:val="1"/>
-      <w:numFmt w:val="bullet"/>
-      <w:lvlText w:val=""/>
-      <w:lvlJc w:val="left"/>
-      <w:pPr>
-        <w:tabs>
-          <w:tab w:val="num" w:pos="6480"/>
-        </w:tabs>
-        <w:ind w:left="6480" w:hanging="360"/>
-      </w:pPr>
-      <w:rPr>
-        <w:rFonts w:ascii="Wingdings" w:hAnsi="Wingdings" w:hint="default"/>
-        <w:sz w:val="20"/>
-      </w:rPr>
+      <w:numFmt w:val="lowerRoman"/>
+      <w:lvlText w:val="%9."/>
+      <w:lvlJc w:val="right"/>
+      <w:pPr>
+        <w:ind w:left="6517" w:hanging="180"/>
+      </w:pPr>
     </w:lvl>
   </w:abstractNum>
   <w:abstractNum w:abstractNumId="5" w15:restartNumberingAfterBreak="0">
-    <w:nsid w:val="1CE648A6"/>
-    <w:multiLevelType w:val="multilevel"/>
-    <w:tmpl w:val="7AA6C16E"/>
-    <w:lvl w:ilvl="0">
-      <w:start w:val="1"/>
-      <w:numFmt w:val="bullet"/>
-      <w:lvlText w:val=""/>
+    <w:nsid w:val="71B207FC"/>
+    <w:multiLevelType w:val="hybridMultilevel"/>
+    <w:tmpl w:val="23888D44"/>
+    <w:lvl w:ilvl="0" w:tplc="5DB0AA0C">
+      <w:start w:val="200"/>
+      <w:numFmt w:val="decimal"/>
+      <w:lvlText w:val="%1"/>
       <w:lvlJc w:val="left"/>
       <w:pPr>
-        <w:tabs>
-          <w:tab w:val="num" w:pos="720"/>
-        </w:tabs>
-        <w:ind w:left="720" w:hanging="360"/>
+        <w:ind w:left="757" w:hanging="360"/>
       </w:pPr>
       <w:rPr>
-        <w:rFonts w:ascii="Symbol" w:hAnsi="Symbol" w:hint="default"/>
-        <w:sz w:val="20"/>
+        <w:rFonts w:hint="default"/>
       </w:rPr>
     </w:lvl>
-    <w:lvl w:ilvl="1" w:tentative="1">
+    <w:lvl w:ilvl="1" w:tplc="040E0019" w:tentative="1">
       <w:start w:val="1"/>
-      <w:numFmt w:val="bullet"/>
-      <w:lvlText w:val="o"/>
+      <w:numFmt w:val="lowerLetter"/>
+      <w:lvlText w:val="%2."/>
       <w:lvlJc w:val="left"/>
       <w:pPr>
-        <w:tabs>
-          <w:tab w:val="num" w:pos="1440"/>
-        </w:tabs>
-        <w:ind w:left="1440" w:hanging="360"/>
-      </w:pPr>
-      <w:rPr>
-        <w:rFonts w:ascii="Courier New" w:hAnsi="Courier New" w:hint="default"/>
-        <w:sz w:val="20"/>
-      </w:rPr>
+        <w:ind w:left="1477" w:hanging="360"/>
+      </w:pPr>
     </w:lvl>
-    <w:lvl w:ilvl="2" w:tentative="1">
+    <w:lvl w:ilvl="2" w:tplc="040E001B" w:tentative="1">
       <w:start w:val="1"/>
-      <w:numFmt w:val="bullet"/>
-      <w:lvlText w:val=""/>
+      <w:numFmt w:val="lowerRoman"/>
+      <w:lvlText w:val="%3."/>
+      <w:lvlJc w:val="right"/>
+      <w:pPr>
+        <w:ind w:left="2197" w:hanging="180"/>
+      </w:pPr>
+    </w:lvl>
+    <w:lvl w:ilvl="3" w:tplc="040E000F" w:tentative="1">
+      <w:start w:val="1"/>
+      <w:numFmt w:val="decimal"/>
+      <w:lvlText w:val="%4."/>
       <w:lvlJc w:val="left"/>
       <w:pPr>
-        <w:tabs>
-          <w:tab w:val="num" w:pos="2160"/>
-        </w:tabs>
-        <w:ind w:left="2160" w:hanging="360"/>
-      </w:pPr>
-      <w:rPr>
-        <w:rFonts w:ascii="Wingdings" w:hAnsi="Wingdings" w:hint="default"/>
-        <w:sz w:val="20"/>
-      </w:rPr>
+        <w:ind w:left="2917" w:hanging="360"/>
+      </w:pPr>
     </w:lvl>
-    <w:lvl w:ilvl="3" w:tentative="1">
+    <w:lvl w:ilvl="4" w:tplc="040E0019" w:tentative="1">
       <w:start w:val="1"/>
-      <w:numFmt w:val="bullet"/>
-      <w:lvlText w:val=""/>
+      <w:numFmt w:val="lowerLetter"/>
+      <w:lvlText w:val="%5."/>
       <w:lvlJc w:val="left"/>
       <w:pPr>
-        <w:tabs>
-          <w:tab w:val="num" w:pos="2880"/>
-        </w:tabs>
-        <w:ind w:left="2880" w:hanging="360"/>
-      </w:pPr>
-      <w:rPr>
-        <w:rFonts w:ascii="Wingdings" w:hAnsi="Wingdings" w:hint="default"/>
-        <w:sz w:val="20"/>
-      </w:rPr>
+        <w:ind w:left="3637" w:hanging="360"/>
+      </w:pPr>
     </w:lvl>
-    <w:lvl w:ilvl="4" w:tentative="1">
+    <w:lvl w:ilvl="5" w:tplc="040E001B" w:tentative="1">
       <w:start w:val="1"/>
-      <w:numFmt w:val="bullet"/>
-      <w:lvlText w:val=""/>
+      <w:numFmt w:val="lowerRoman"/>
+      <w:lvlText w:val="%6."/>
+      <w:lvlJc w:val="right"/>
+      <w:pPr>
+        <w:ind w:left="4357" w:hanging="180"/>
+      </w:pPr>
+    </w:lvl>
+    <w:lvl w:ilvl="6" w:tplc="040E000F" w:tentative="1">
+      <w:start w:val="1"/>
+      <w:numFmt w:val="decimal"/>
+      <w:lvlText w:val="%7."/>
       <w:lvlJc w:val="left"/>
       <w:pPr>
-        <w:tabs>
-          <w:tab w:val="num" w:pos="3600"/>
-        </w:tabs>
-        <w:ind w:left="3600" w:hanging="360"/>
-      </w:pPr>
-      <w:rPr>
-        <w:rFonts w:ascii="Wingdings" w:hAnsi="Wingdings" w:hint="default"/>
-        <w:sz w:val="20"/>
-      </w:rPr>
+        <w:ind w:left="5077" w:hanging="360"/>
+      </w:pPr>
     </w:lvl>
-    <w:lvl w:ilvl="5" w:tentative="1">
+    <w:lvl w:ilvl="7" w:tplc="040E0019" w:tentative="1">
       <w:start w:val="1"/>
-      <w:numFmt w:val="bullet"/>
-      <w:lvlText w:val=""/>
+      <w:numFmt w:val="lowerLetter"/>
+      <w:lvlText w:val="%8."/>
       <w:lvlJc w:val="left"/>
       <w:pPr>
-        <w:tabs>
-          <w:tab w:val="num" w:pos="4320"/>
-        </w:tabs>
-        <w:ind w:left="4320" w:hanging="360"/>
-      </w:pPr>
-      <w:rPr>
-        <w:rFonts w:ascii="Wingdings" w:hAnsi="Wingdings" w:hint="default"/>
-        <w:sz w:val="20"/>
-      </w:rPr>
+        <w:ind w:left="5797" w:hanging="360"/>
+      </w:pPr>
     </w:lvl>
-    <w:lvl w:ilvl="6" w:tentative="1">
+    <w:lvl w:ilvl="8" w:tplc="040E001B" w:tentative="1">
       <w:start w:val="1"/>
-      <w:numFmt w:val="bullet"/>
-      <w:lvlText w:val=""/>
-      <w:lvlJc w:val="left"/>
-      <w:pPr>
-        <w:tabs>
-          <w:tab w:val="num" w:pos="5040"/>
-        </w:tabs>
-        <w:ind w:left="5040" w:hanging="360"/>
-      </w:pPr>
-      <w:rPr>
-        <w:rFonts w:ascii="Wingdings" w:hAnsi="Wingdings" w:hint="default"/>
-        <w:sz w:val="20"/>
-      </w:rPr>
-    </w:lvl>
-    <w:lvl w:ilvl="7" w:tentative="1">
-      <w:start w:val="1"/>
-      <w:numFmt w:val="bullet"/>
-      <w:lvlText w:val=""/>
-      <w:lvlJc w:val="left"/>
-      <w:pPr>
-        <w:tabs>
-          <w:tab w:val="num" w:pos="5760"/>
-        </w:tabs>
-        <w:ind w:left="5760" w:hanging="360"/>
-      </w:pPr>
-      <w:rPr>
-        <w:rFonts w:ascii="Wingdings" w:hAnsi="Wingdings" w:hint="default"/>
-        <w:sz w:val="20"/>
-      </w:rPr>
-    </w:lvl>
-    <w:lvl w:ilvl="8" w:tentative="1">
-      <w:start w:val="1"/>
-      <w:numFmt w:val="bullet"/>
-      <w:lvlText w:val=""/>
-      <w:lvlJc w:val="left"/>
-      <w:pPr>
-        <w:tabs>
-          <w:tab w:val="num" w:pos="6480"/>
-        </w:tabs>
-        <w:ind w:left="6480" w:hanging="360"/>
-      </w:pPr>
-      <w:rPr>
-        <w:rFonts w:ascii="Wingdings" w:hAnsi="Wingdings" w:hint="default"/>
-        <w:sz w:val="20"/>
-      </w:rPr>
+      <w:numFmt w:val="lowerRoman"/>
+      <w:lvlText w:val="%9."/>
+      <w:lvlJc w:val="right"/>
+      <w:pPr>
+        <w:ind w:left="6517" w:hanging="180"/>
+      </w:pPr>
     </w:lvl>
   </w:abstractNum>
   <w:abstractNum w:abstractNumId="6" w15:restartNumberingAfterBreak="0">
-    <w:nsid w:val="1E4F636F"/>
-    <w:multiLevelType w:val="multilevel"/>
-    <w:tmpl w:val="CA7A20AA"/>
-    <w:lvl w:ilvl="0">
-      <w:start w:val="1"/>
-      <w:numFmt w:val="bullet"/>
-      <w:lvlText w:val=""/>
+    <w:nsid w:val="7C453FD6"/>
+    <w:multiLevelType w:val="hybridMultilevel"/>
+    <w:tmpl w:val="A5D6A830"/>
+    <w:lvl w:ilvl="0" w:tplc="810E9BD4">
+      <w:start w:val="200"/>
+      <w:numFmt w:val="decimal"/>
+      <w:lvlText w:val="%1"/>
       <w:lvlJc w:val="left"/>
       <w:pPr>
-        <w:tabs>
-          <w:tab w:val="num" w:pos="720"/>
-        </w:tabs>
-        <w:ind w:left="720" w:hanging="360"/>
+        <w:ind w:left="757" w:hanging="360"/>
       </w:pPr>
       <w:rPr>
-        <w:rFonts w:ascii="Symbol" w:hAnsi="Symbol" w:hint="default"/>
-        <w:sz w:val="20"/>
+        <w:rFonts w:hint="default"/>
       </w:rPr>
     </w:lvl>
-    <w:lvl w:ilvl="1" w:tentative="1">
+    <w:lvl w:ilvl="1" w:tplc="040E0019" w:tentative="1">
       <w:start w:val="1"/>
-      <w:numFmt w:val="bullet"/>
-      <w:lvlText w:val="o"/>
+      <w:numFmt w:val="lowerLetter"/>
+      <w:lvlText w:val="%2."/>
       <w:lvlJc w:val="left"/>
       <w:pPr>
-        <w:tabs>
-          <w:tab w:val="num" w:pos="1440"/>
-        </w:tabs>
-        <w:ind w:left="1440" w:hanging="360"/>
-      </w:pPr>
-      <w:rPr>
-        <w:rFonts w:ascii="Courier New" w:hAnsi="Courier New" w:hint="default"/>
-        <w:sz w:val="20"/>
-      </w:rPr>
+        <w:ind w:left="1477" w:hanging="360"/>
+      </w:pPr>
     </w:lvl>
-    <w:lvl w:ilvl="2" w:tentative="1">
+    <w:lvl w:ilvl="2" w:tplc="040E001B" w:tentative="1">
       <w:start w:val="1"/>
-      <w:numFmt w:val="bullet"/>
-      <w:lvlText w:val=""/>
+      <w:numFmt w:val="lowerRoman"/>
+      <w:lvlText w:val="%3."/>
+      <w:lvlJc w:val="right"/>
+      <w:pPr>
+        <w:ind w:left="2197" w:hanging="180"/>
+      </w:pPr>
+    </w:lvl>
+    <w:lvl w:ilvl="3" w:tplc="040E000F" w:tentative="1">
+      <w:start w:val="1"/>
+      <w:numFmt w:val="decimal"/>
+      <w:lvlText w:val="%4."/>
       <w:lvlJc w:val="left"/>
       <w:pPr>
-        <w:tabs>
-          <w:tab w:val="num" w:pos="2160"/>
-        </w:tabs>
-        <w:ind w:left="2160" w:hanging="360"/>
-      </w:pPr>
-      <w:rPr>
-        <w:rFonts w:ascii="Wingdings" w:hAnsi="Wingdings" w:hint="default"/>
-        <w:sz w:val="20"/>
-      </w:rPr>
+        <w:ind w:left="2917" w:hanging="360"/>
+      </w:pPr>
     </w:lvl>
-    <w:lvl w:ilvl="3" w:tentative="1">
+    <w:lvl w:ilvl="4" w:tplc="040E0019" w:tentative="1">
       <w:start w:val="1"/>
-      <w:numFmt w:val="bullet"/>
-      <w:lvlText w:val=""/>
+      <w:numFmt w:val="lowerLetter"/>
+      <w:lvlText w:val="%5."/>
       <w:lvlJc w:val="left"/>
       <w:pPr>
-        <w:tabs>
-          <w:tab w:val="num" w:pos="2880"/>
-        </w:tabs>
-        <w:ind w:left="2880" w:hanging="360"/>
-      </w:pPr>
-      <w:rPr>
-        <w:rFonts w:ascii="Wingdings" w:hAnsi="Wingdings" w:hint="default"/>
-        <w:sz w:val="20"/>
-      </w:rPr>
+        <w:ind w:left="3637" w:hanging="360"/>
+      </w:pPr>
     </w:lvl>
-    <w:lvl w:ilvl="4" w:tentative="1">
+    <w:lvl w:ilvl="5" w:tplc="040E001B" w:tentative="1">
       <w:start w:val="1"/>
-      <w:numFmt w:val="bullet"/>
-      <w:lvlText w:val=""/>
+      <w:numFmt w:val="lowerRoman"/>
+      <w:lvlText w:val="%6."/>
+      <w:lvlJc w:val="right"/>
+      <w:pPr>
+        <w:ind w:left="4357" w:hanging="180"/>
+      </w:pPr>
+    </w:lvl>
+    <w:lvl w:ilvl="6" w:tplc="040E000F" w:tentative="1">
+      <w:start w:val="1"/>
+      <w:numFmt w:val="decimal"/>
+      <w:lvlText w:val="%7."/>
       <w:lvlJc w:val="left"/>
       <w:pPr>
-        <w:tabs>
-          <w:tab w:val="num" w:pos="3600"/>
-        </w:tabs>
-        <w:ind w:left="3600" w:hanging="360"/>
-      </w:pPr>
-      <w:rPr>
-        <w:rFonts w:ascii="Wingdings" w:hAnsi="Wingdings" w:hint="default"/>
-        <w:sz w:val="20"/>
-      </w:rPr>
+        <w:ind w:left="5077" w:hanging="360"/>
+      </w:pPr>
     </w:lvl>
-    <w:lvl w:ilvl="5" w:tentative="1">
+    <w:lvl w:ilvl="7" w:tplc="040E0019" w:tentative="1">
       <w:start w:val="1"/>
-      <w:numFmt w:val="bullet"/>
-      <w:lvlText w:val=""/>
+      <w:numFmt w:val="lowerLetter"/>
+      <w:lvlText w:val="%8."/>
       <w:lvlJc w:val="left"/>
       <w:pPr>
-        <w:tabs>
-          <w:tab w:val="num" w:pos="4320"/>
-        </w:tabs>
-        <w:ind w:left="4320" w:hanging="360"/>
-      </w:pPr>
-      <w:rPr>
-        <w:rFonts w:ascii="Wingdings" w:hAnsi="Wingdings" w:hint="default"/>
-        <w:sz w:val="20"/>
-      </w:rPr>
+        <w:ind w:left="5797" w:hanging="360"/>
+      </w:pPr>
     </w:lvl>
-    <w:lvl w:ilvl="6" w:tentative="1">
+    <w:lvl w:ilvl="8" w:tplc="040E001B" w:tentative="1">
       <w:start w:val="1"/>
-      <w:numFmt w:val="bullet"/>
-      <w:lvlText w:val=""/>
-      <w:lvlJc w:val="left"/>
-      <w:pPr>
-        <w:tabs>
-          <w:tab w:val="num" w:pos="5040"/>
-        </w:tabs>
-        <w:ind w:left="5040" w:hanging="360"/>
-      </w:pPr>
-      <w:rPr>
-        <w:rFonts w:ascii="Wingdings" w:hAnsi="Wingdings" w:hint="default"/>
-        <w:sz w:val="20"/>
-      </w:rPr>
-    </w:lvl>
-    <w:lvl w:ilvl="7" w:tentative="1">
-      <w:start w:val="1"/>
-      <w:numFmt w:val="bullet"/>
-      <w:lvlText w:val=""/>
-      <w:lvlJc w:val="left"/>
-      <w:pPr>
-        <w:tabs>
-          <w:tab w:val="num" w:pos="5760"/>
-        </w:tabs>
-        <w:ind w:left="5760" w:hanging="360"/>
-      </w:pPr>
-      <w:rPr>
-        <w:rFonts w:ascii="Wingdings" w:hAnsi="Wingdings" w:hint="default"/>
-        <w:sz w:val="20"/>
-      </w:rPr>
-    </w:lvl>
-    <w:lvl w:ilvl="8" w:tentative="1">
-      <w:start w:val="1"/>
-      <w:numFmt w:val="bullet"/>
-      <w:lvlText w:val=""/>
-      <w:lvlJc w:val="left"/>
-      <w:pPr>
-        <w:tabs>
-          <w:tab w:val="num" w:pos="6480"/>
-        </w:tabs>
-        <w:ind w:left="6480" w:hanging="360"/>
-      </w:pPr>
-      <w:rPr>
-        <w:rFonts w:ascii="Wingdings" w:hAnsi="Wingdings" w:hint="default"/>
-        <w:sz w:val="20"/>
-      </w:rPr>
+      <w:numFmt w:val="lowerRoman"/>
+      <w:lvlText w:val="%9."/>
+      <w:lvlJc w:val="right"/>
+      <w:pPr>
+        <w:ind w:left="6517" w:hanging="180"/>
+      </w:pPr>
     </w:lvl>
   </w:abstractNum>
   <w:abstractNum w:abstractNumId="7" w15:restartNumberingAfterBreak="0">
-    <w:nsid w:val="24F90E40"/>
-    <w:multiLevelType w:val="multilevel"/>
-    <w:tmpl w:val="9F980C98"/>
-    <w:lvl w:ilvl="0">
-      <w:start w:val="1"/>
-      <w:numFmt w:val="bullet"/>
-      <w:lvlText w:val=""/>
+    <w:nsid w:val="7ECC1F2A"/>
+    <w:multiLevelType w:val="hybridMultilevel"/>
+    <w:tmpl w:val="F61653FA"/>
+    <w:lvl w:ilvl="0" w:tplc="B5866804">
+      <w:start w:val="401"/>
+      <w:numFmt w:val="decimal"/>
+      <w:lvlText w:val="%1"/>
       <w:lvlJc w:val="left"/>
       <w:pPr>
-        <w:tabs>
-          <w:tab w:val="num" w:pos="720"/>
-        </w:tabs>
-        <w:ind w:left="720" w:hanging="360"/>
+        <w:ind w:left="757" w:hanging="360"/>
       </w:pPr>
       <w:rPr>
-        <w:rFonts w:ascii="Symbol" w:hAnsi="Symbol" w:hint="default"/>
-        <w:sz w:val="20"/>
+        <w:rFonts w:hint="default"/>
       </w:rPr>
     </w:lvl>
-    <w:lvl w:ilvl="1" w:tentative="1">
+    <w:lvl w:ilvl="1" w:tplc="040E0019" w:tentative="1">
       <w:start w:val="1"/>
-      <w:numFmt w:val="bullet"/>
-      <w:lvlText w:val="o"/>
+      <w:numFmt w:val="lowerLetter"/>
+      <w:lvlText w:val="%2."/>
       <w:lvlJc w:val="left"/>
       <w:pPr>
-        <w:tabs>
-          <w:tab w:val="num" w:pos="1440"/>
-        </w:tabs>
-        <w:ind w:left="1440" w:hanging="360"/>
-      </w:pPr>
-      <w:rPr>
-        <w:rFonts w:ascii="Courier New" w:hAnsi="Courier New" w:hint="default"/>
-        <w:sz w:val="20"/>
-      </w:rPr>
+        <w:ind w:left="1477" w:hanging="360"/>
+      </w:pPr>
     </w:lvl>
-    <w:lvl w:ilvl="2" w:tentative="1">
+    <w:lvl w:ilvl="2" w:tplc="040E001B" w:tentative="1">
       <w:start w:val="1"/>
-      <w:numFmt w:val="bullet"/>
-      <w:lvlText w:val=""/>
+      <w:numFmt w:val="lowerRoman"/>
+      <w:lvlText w:val="%3."/>
+      <w:lvlJc w:val="right"/>
+      <w:pPr>
+        <w:ind w:left="2197" w:hanging="180"/>
+      </w:pPr>
+    </w:lvl>
+    <w:lvl w:ilvl="3" w:tplc="040E000F" w:tentative="1">
+      <w:start w:val="1"/>
+      <w:numFmt w:val="decimal"/>
+      <w:lvlText w:val="%4."/>
       <w:lvlJc w:val="left"/>
       <w:pPr>
-        <w:tabs>
-          <w:tab w:val="num" w:pos="2160"/>
-        </w:tabs>
-        <w:ind w:left="2160" w:hanging="360"/>
-      </w:pPr>
-      <w:rPr>
-        <w:rFonts w:ascii="Wingdings" w:hAnsi="Wingdings" w:hint="default"/>
-        <w:sz w:val="20"/>
-      </w:rPr>
+        <w:ind w:left="2917" w:hanging="360"/>
+      </w:pPr>
     </w:lvl>
-    <w:lvl w:ilvl="3" w:tentative="1">
+    <w:lvl w:ilvl="4" w:tplc="040E0019" w:tentative="1">
       <w:start w:val="1"/>
-      <w:numFmt w:val="bullet"/>
-      <w:lvlText w:val=""/>
+      <w:numFmt w:val="lowerLetter"/>
+      <w:lvlText w:val="%5."/>
       <w:lvlJc w:val="left"/>
       <w:pPr>
-        <w:tabs>
-          <w:tab w:val="num" w:pos="2880"/>
-        </w:tabs>
-        <w:ind w:left="2880" w:hanging="360"/>
-      </w:pPr>
-      <w:rPr>
-        <w:rFonts w:ascii="Wingdings" w:hAnsi="Wingdings" w:hint="default"/>
-        <w:sz w:val="20"/>
-      </w:rPr>
+        <w:ind w:left="3637" w:hanging="360"/>
+      </w:pPr>
     </w:lvl>
-    <w:lvl w:ilvl="4" w:tentative="1">
+    <w:lvl w:ilvl="5" w:tplc="040E001B" w:tentative="1">
       <w:start w:val="1"/>
-      <w:numFmt w:val="bullet"/>
-      <w:lvlText w:val=""/>
+      <w:numFmt w:val="lowerRoman"/>
+      <w:lvlText w:val="%6."/>
+      <w:lvlJc w:val="right"/>
+      <w:pPr>
+        <w:ind w:left="4357" w:hanging="180"/>
+      </w:pPr>
+    </w:lvl>
+    <w:lvl w:ilvl="6" w:tplc="040E000F" w:tentative="1">
+      <w:start w:val="1"/>
+      <w:numFmt w:val="decimal"/>
+      <w:lvlText w:val="%7."/>
       <w:lvlJc w:val="left"/>
       <w:pPr>
-        <w:tabs>
-          <w:tab w:val="num" w:pos="3600"/>
-        </w:tabs>
-        <w:ind w:left="3600" w:hanging="360"/>
-      </w:pPr>
-      <w:rPr>
-        <w:rFonts w:ascii="Wingdings" w:hAnsi="Wingdings" w:hint="default"/>
-        <w:sz w:val="20"/>
-      </w:rPr>
+        <w:ind w:left="5077" w:hanging="360"/>
+      </w:pPr>
     </w:lvl>
-    <w:lvl w:ilvl="5" w:tentative="1">
+    <w:lvl w:ilvl="7" w:tplc="040E0019" w:tentative="1">
       <w:start w:val="1"/>
-      <w:numFmt w:val="bullet"/>
-      <w:lvlText w:val=""/>
+      <w:numFmt w:val="lowerLetter"/>
+      <w:lvlText w:val="%8."/>
       <w:lvlJc w:val="left"/>
       <w:pPr>
-        <w:tabs>
-          <w:tab w:val="num" w:pos="4320"/>
-        </w:tabs>
-        <w:ind w:left="4320" w:hanging="360"/>
-      </w:pPr>
-      <w:rPr>
-        <w:rFonts w:ascii="Wingdings" w:hAnsi="Wingdings" w:hint="default"/>
-        <w:sz w:val="20"/>
-      </w:rPr>
+        <w:ind w:left="5797" w:hanging="360"/>
+      </w:pPr>
     </w:lvl>
-    <w:lvl w:ilvl="6" w:tentative="1">
+    <w:lvl w:ilvl="8" w:tplc="040E001B" w:tentative="1">
       <w:start w:val="1"/>
-      <w:numFmt w:val="bullet"/>
-      <w:lvlText w:val=""/>
-      <w:lvlJc w:val="left"/>
-      <w:pPr>
-        <w:tabs>
-          <w:tab w:val="num" w:pos="5040"/>
-        </w:tabs>
-        <w:ind w:left="5040" w:hanging="360"/>
-      </w:pPr>
-      <w:rPr>
-        <w:rFonts w:ascii="Wingdings" w:hAnsi="Wingdings" w:hint="default"/>
-        <w:sz w:val="20"/>
-      </w:rPr>
-    </w:lvl>
-    <w:lvl w:ilvl="7" w:tentative="1">
-      <w:start w:val="1"/>
-      <w:numFmt w:val="bullet"/>
-      <w:lvlText w:val=""/>
-      <w:lvlJc w:val="left"/>
-      <w:pPr>
-        <w:tabs>
-          <w:tab w:val="num" w:pos="5760"/>
-        </w:tabs>
-        <w:ind w:left="5760" w:hanging="360"/>
-      </w:pPr>
-      <w:rPr>
-        <w:rFonts w:ascii="Wingdings" w:hAnsi="Wingdings" w:hint="default"/>
-        <w:sz w:val="20"/>
-      </w:rPr>
-    </w:lvl>
-    <w:lvl w:ilvl="8" w:tentative="1">
-      <w:start w:val="1"/>
-      <w:numFmt w:val="bullet"/>
-      <w:lvlText w:val=""/>
-      <w:lvlJc w:val="left"/>
-      <w:pPr>
-        <w:tabs>
-          <w:tab w:val="num" w:pos="6480"/>
-        </w:tabs>
-        <w:ind w:left="6480" w:hanging="360"/>
-      </w:pPr>
-      <w:rPr>
-        <w:rFonts w:ascii="Wingdings" w:hAnsi="Wingdings" w:hint="default"/>
-        <w:sz w:val="20"/>
-      </w:rPr>
+      <w:numFmt w:val="lowerRoman"/>
+      <w:lvlText w:val="%9."/>
+      <w:lvlJc w:val="right"/>
+      <w:pPr>
+        <w:ind w:left="6517" w:hanging="180"/>
+      </w:pPr>
     </w:lvl>
   </w:abstractNum>
-  <w:abstractNum w:abstractNumId="8" w15:restartNumberingAfterBreak="0">
-    <w:nsid w:val="25B67EF8"/>
-    <w:multiLevelType w:val="multilevel"/>
-    <w:tmpl w:val="8BA0FE78"/>
-    <w:lvl w:ilvl="0">
-      <w:start w:val="1"/>
-      <w:numFmt w:val="bullet"/>
-      <w:lvlText w:val=""/>
-      <w:lvlJc w:val="left"/>
-      <w:pPr>
-        <w:tabs>
-          <w:tab w:val="num" w:pos="720"/>
-        </w:tabs>
-        <w:ind w:left="720" w:hanging="360"/>
-      </w:pPr>
-      <w:rPr>
-        <w:rFonts w:ascii="Symbol" w:hAnsi="Symbol" w:hint="default"/>
-        <w:sz w:val="20"/>
-      </w:rPr>
-    </w:lvl>
-    <w:lvl w:ilvl="1" w:tentative="1">
-      <w:start w:val="1"/>
-      <w:numFmt w:val="bullet"/>
-      <w:lvlText w:val="o"/>
-      <w:lvlJc w:val="left"/>
-      <w:pPr>
-        <w:tabs>
-          <w:tab w:val="num" w:pos="1440"/>
-        </w:tabs>
-        <w:ind w:left="1440" w:hanging="360"/>
-      </w:pPr>
-      <w:rPr>
-        <w:rFonts w:ascii="Courier New" w:hAnsi="Courier New" w:hint="default"/>
-        <w:sz w:val="20"/>
-      </w:rPr>
-    </w:lvl>
-    <w:lvl w:ilvl="2" w:tentative="1">
-      <w:start w:val="1"/>
-      <w:numFmt w:val="bullet"/>
-      <w:lvlText w:val=""/>
-      <w:lvlJc w:val="left"/>
-      <w:pPr>
-        <w:tabs>
-          <w:tab w:val="num" w:pos="2160"/>
-        </w:tabs>
-        <w:ind w:left="2160" w:hanging="360"/>
-      </w:pPr>
-      <w:rPr>
-        <w:rFonts w:ascii="Wingdings" w:hAnsi="Wingdings" w:hint="default"/>
-        <w:sz w:val="20"/>
-      </w:rPr>
-    </w:lvl>
-    <w:lvl w:ilvl="3" w:tentative="1">
-      <w:start w:val="1"/>
-      <w:numFmt w:val="bullet"/>
-      <w:lvlText w:val=""/>
-      <w:lvlJc w:val="left"/>
-      <w:pPr>
-        <w:tabs>
-          <w:tab w:val="num" w:pos="2880"/>
-        </w:tabs>
-        <w:ind w:left="2880" w:hanging="360"/>
-      </w:pPr>
-      <w:rPr>
-        <w:rFonts w:ascii="Wingdings" w:hAnsi="Wingdings" w:hint="default"/>
-        <w:sz w:val="20"/>
-      </w:rPr>
-    </w:lvl>
-    <w:lvl w:ilvl="4" w:tentative="1">
-      <w:start w:val="1"/>
-      <w:numFmt w:val="bullet"/>
-      <w:lvlText w:val=""/>
-      <w:lvlJc w:val="left"/>
-      <w:pPr>
-        <w:tabs>
-          <w:tab w:val="num" w:pos="3600"/>
-        </w:tabs>
-        <w:ind w:left="3600" w:hanging="360"/>
-      </w:pPr>
-      <w:rPr>
-        <w:rFonts w:ascii="Wingdings" w:hAnsi="Wingdings" w:hint="default"/>
-        <w:sz w:val="20"/>
-      </w:rPr>
-    </w:lvl>
-    <w:lvl w:ilvl="5" w:tentative="1">
-      <w:start w:val="1"/>
-      <w:numFmt w:val="bullet"/>
-      <w:lvlText w:val=""/>
-      <w:lvlJc w:val="left"/>
-      <w:pPr>
-        <w:tabs>
-          <w:tab w:val="num" w:pos="4320"/>
-        </w:tabs>
-        <w:ind w:left="4320" w:hanging="360"/>
-      </w:pPr>
-      <w:rPr>
-        <w:rFonts w:ascii="Wingdings" w:hAnsi="Wingdings" w:hint="default"/>
-        <w:sz w:val="20"/>
-      </w:rPr>
-    </w:lvl>
-    <w:lvl w:ilvl="6" w:tentative="1">
-      <w:start w:val="1"/>
-      <w:numFmt w:val="bullet"/>
-      <w:lvlText w:val=""/>
-      <w:lvlJc w:val="left"/>
-      <w:pPr>
-        <w:tabs>
-          <w:tab w:val="num" w:pos="5040"/>
-        </w:tabs>
-        <w:ind w:left="5040" w:hanging="360"/>
-      </w:pPr>
-      <w:rPr>
-        <w:rFonts w:ascii="Wingdings" w:hAnsi="Wingdings" w:hint="default"/>
-        <w:sz w:val="20"/>
-      </w:rPr>
-    </w:lvl>
-    <w:lvl w:ilvl="7" w:tentative="1">
-      <w:start w:val="1"/>
-      <w:numFmt w:val="bullet"/>
-      <w:lvlText w:val=""/>
-      <w:lvlJc w:val="left"/>
-      <w:pPr>
-        <w:tabs>
-          <w:tab w:val="num" w:pos="5760"/>
-        </w:tabs>
-        <w:ind w:left="5760" w:hanging="360"/>
-      </w:pPr>
-      <w:rPr>
-        <w:rFonts w:ascii="Wingdings" w:hAnsi="Wingdings" w:hint="default"/>
-        <w:sz w:val="20"/>
-      </w:rPr>
-    </w:lvl>
-    <w:lvl w:ilvl="8" w:tentative="1">
-      <w:start w:val="1"/>
-      <w:numFmt w:val="bullet"/>
-      <w:lvlText w:val=""/>
-      <w:lvlJc w:val="left"/>
-      <w:pPr>
-        <w:tabs>
-          <w:tab w:val="num" w:pos="6480"/>
-        </w:tabs>
-        <w:ind w:left="6480" w:hanging="360"/>
-      </w:pPr>
-      <w:rPr>
-        <w:rFonts w:ascii="Wingdings" w:hAnsi="Wingdings" w:hint="default"/>
-        <w:sz w:val="20"/>
-      </w:rPr>
-    </w:lvl>
-  </w:abstractNum>
-  <w:abstractNum w:abstractNumId="9" w15:restartNumberingAfterBreak="0">
-    <w:nsid w:val="26D60CA4"/>
-    <w:multiLevelType w:val="multilevel"/>
-    <w:tmpl w:val="261C7294"/>
-    <w:lvl w:ilvl="0">
-      <w:start w:val="1"/>
-      <w:numFmt w:val="bullet"/>
-      <w:lvlText w:val=""/>
-      <w:lvlJc w:val="left"/>
-      <w:pPr>
-        <w:tabs>
-          <w:tab w:val="num" w:pos="720"/>
-        </w:tabs>
-        <w:ind w:left="720" w:hanging="360"/>
-      </w:pPr>
-      <w:rPr>
-        <w:rFonts w:ascii="Symbol" w:hAnsi="Symbol" w:hint="default"/>
-        <w:sz w:val="20"/>
-      </w:rPr>
-    </w:lvl>
-    <w:lvl w:ilvl="1" w:tentative="1">
-      <w:start w:val="1"/>
-      <w:numFmt w:val="bullet"/>
-      <w:lvlText w:val="o"/>
-      <w:lvlJc w:val="left"/>
-      <w:pPr>
-        <w:tabs>
-          <w:tab w:val="num" w:pos="1440"/>
-        </w:tabs>
-        <w:ind w:left="1440" w:hanging="360"/>
-      </w:pPr>
-      <w:rPr>
-        <w:rFonts w:ascii="Courier New" w:hAnsi="Courier New" w:hint="default"/>
-        <w:sz w:val="20"/>
-      </w:rPr>
-    </w:lvl>
-    <w:lvl w:ilvl="2" w:tentative="1">
-      <w:start w:val="1"/>
-      <w:numFmt w:val="bullet"/>
-      <w:lvlText w:val=""/>
-      <w:lvlJc w:val="left"/>
-      <w:pPr>
-        <w:tabs>
-          <w:tab w:val="num" w:pos="2160"/>
-        </w:tabs>
-        <w:ind w:left="2160" w:hanging="360"/>
-      </w:pPr>
-      <w:rPr>
-        <w:rFonts w:ascii="Wingdings" w:hAnsi="Wingdings" w:hint="default"/>
-        <w:sz w:val="20"/>
-      </w:rPr>
-    </w:lvl>
-    <w:lvl w:ilvl="3" w:tentative="1">
-      <w:start w:val="1"/>
-      <w:numFmt w:val="bullet"/>
-      <w:lvlText w:val=""/>
-      <w:lvlJc w:val="left"/>
-      <w:pPr>
-        <w:tabs>
-          <w:tab w:val="num" w:pos="2880"/>
-        </w:tabs>
-        <w:ind w:left="2880" w:hanging="360"/>
-      </w:pPr>
-      <w:rPr>
-        <w:rFonts w:ascii="Wingdings" w:hAnsi="Wingdings" w:hint="default"/>
-        <w:sz w:val="20"/>
-      </w:rPr>
-    </w:lvl>
-    <w:lvl w:ilvl="4" w:tentative="1">
-      <w:start w:val="1"/>
-      <w:numFmt w:val="bullet"/>
-      <w:lvlText w:val=""/>
-      <w:lvlJc w:val="left"/>
-      <w:pPr>
-        <w:tabs>
-          <w:tab w:val="num" w:pos="3600"/>
-        </w:tabs>
-        <w:ind w:left="3600" w:hanging="360"/>
-      </w:pPr>
-      <w:rPr>
-        <w:rFonts w:ascii="Wingdings" w:hAnsi="Wingdings" w:hint="default"/>
-        <w:sz w:val="20"/>
-      </w:rPr>
-    </w:lvl>
-    <w:lvl w:ilvl="5" w:tentative="1">
-      <w:start w:val="1"/>
-      <w:numFmt w:val="bullet"/>
-      <w:lvlText w:val=""/>
-      <w:lvlJc w:val="left"/>
-      <w:pPr>
-        <w:tabs>
-          <w:tab w:val="num" w:pos="4320"/>
-        </w:tabs>
-        <w:ind w:left="4320" w:hanging="360"/>
-      </w:pPr>
-      <w:rPr>
-        <w:rFonts w:ascii="Wingdings" w:hAnsi="Wingdings" w:hint="default"/>
-        <w:sz w:val="20"/>
-      </w:rPr>
-    </w:lvl>
-    <w:lvl w:ilvl="6" w:tentative="1">
-      <w:start w:val="1"/>
-      <w:numFmt w:val="bullet"/>
-      <w:lvlText w:val=""/>
-      <w:lvlJc w:val="left"/>
-      <w:pPr>
-        <w:tabs>
-          <w:tab w:val="num" w:pos="5040"/>
-        </w:tabs>
-        <w:ind w:left="5040" w:hanging="360"/>
-      </w:pPr>
-      <w:rPr>
-        <w:rFonts w:ascii="Wingdings" w:hAnsi="Wingdings" w:hint="default"/>
-        <w:sz w:val="20"/>
-      </w:rPr>
-    </w:lvl>
-    <w:lvl w:ilvl="7" w:tentative="1">
-      <w:start w:val="1"/>
-      <w:numFmt w:val="bullet"/>
-      <w:lvlText w:val=""/>
-      <w:lvlJc w:val="left"/>
-      <w:pPr>
-        <w:tabs>
-          <w:tab w:val="num" w:pos="5760"/>
-        </w:tabs>
-        <w:ind w:left="5760" w:hanging="360"/>
-      </w:pPr>
-      <w:rPr>
-        <w:rFonts w:ascii="Wingdings" w:hAnsi="Wingdings" w:hint="default"/>
-        <w:sz w:val="20"/>
-      </w:rPr>
-    </w:lvl>
-    <w:lvl w:ilvl="8" w:tentative="1">
-      <w:start w:val="1"/>
-      <w:numFmt w:val="bullet"/>
-      <w:lvlText w:val=""/>
-      <w:lvlJc w:val="left"/>
-      <w:pPr>
-        <w:tabs>
-          <w:tab w:val="num" w:pos="6480"/>
-        </w:tabs>
-        <w:ind w:left="6480" w:hanging="360"/>
-      </w:pPr>
-      <w:rPr>
-        <w:rFonts w:ascii="Wingdings" w:hAnsi="Wingdings" w:hint="default"/>
-        <w:sz w:val="20"/>
-      </w:rPr>
-    </w:lvl>
-  </w:abstractNum>
-  <w:abstractNum w:abstractNumId="10" w15:restartNumberingAfterBreak="0">
-    <w:nsid w:val="2AD62112"/>
-    <w:multiLevelType w:val="multilevel"/>
-    <w:tmpl w:val="CF70895C"/>
-    <w:lvl w:ilvl="0">
-      <w:start w:val="1"/>
-      <w:numFmt w:val="bullet"/>
-      <w:lvlText w:val=""/>
-      <w:lvlJc w:val="left"/>
-      <w:pPr>
-        <w:tabs>
-          <w:tab w:val="num" w:pos="720"/>
-        </w:tabs>
-        <w:ind w:left="720" w:hanging="360"/>
-      </w:pPr>
-      <w:rPr>
-        <w:rFonts w:ascii="Symbol" w:hAnsi="Symbol" w:hint="default"/>
-        <w:sz w:val="20"/>
-      </w:rPr>
-    </w:lvl>
-    <w:lvl w:ilvl="1" w:tentative="1">
-      <w:start w:val="1"/>
-      <w:numFmt w:val="bullet"/>
-      <w:lvlText w:val="o"/>
-      <w:lvlJc w:val="left"/>
-      <w:pPr>
-        <w:tabs>
-          <w:tab w:val="num" w:pos="1440"/>
-        </w:tabs>
-        <w:ind w:left="1440" w:hanging="360"/>
-      </w:pPr>
-      <w:rPr>
-        <w:rFonts w:ascii="Courier New" w:hAnsi="Courier New" w:hint="default"/>
-        <w:sz w:val="20"/>
-      </w:rPr>
-    </w:lvl>
-    <w:lvl w:ilvl="2" w:tentative="1">
-      <w:start w:val="1"/>
-      <w:numFmt w:val="bullet"/>
-      <w:lvlText w:val=""/>
-      <w:lvlJc w:val="left"/>
-      <w:pPr>
-        <w:tabs>
-          <w:tab w:val="num" w:pos="2160"/>
-        </w:tabs>
-        <w:ind w:left="2160" w:hanging="360"/>
-      </w:pPr>
-      <w:rPr>
-        <w:rFonts w:ascii="Wingdings" w:hAnsi="Wingdings" w:hint="default"/>
-        <w:sz w:val="20"/>
-      </w:rPr>
-    </w:lvl>
-    <w:lvl w:ilvl="3" w:tentative="1">
-      <w:start w:val="1"/>
-      <w:numFmt w:val="bullet"/>
-      <w:lvlText w:val=""/>
-      <w:lvlJc w:val="left"/>
-      <w:pPr>
-        <w:tabs>
-          <w:tab w:val="num" w:pos="2880"/>
-        </w:tabs>
-        <w:ind w:left="2880" w:hanging="360"/>
-      </w:pPr>
-      <w:rPr>
-        <w:rFonts w:ascii="Wingdings" w:hAnsi="Wingdings" w:hint="default"/>
-        <w:sz w:val="20"/>
-      </w:rPr>
-    </w:lvl>
-    <w:lvl w:ilvl="4" w:tentative="1">
-      <w:start w:val="1"/>
-      <w:numFmt w:val="bullet"/>
-      <w:lvlText w:val=""/>
-      <w:lvlJc w:val="left"/>
-      <w:pPr>
-        <w:tabs>
-          <w:tab w:val="num" w:pos="3600"/>
-        </w:tabs>
-        <w:ind w:left="3600" w:hanging="360"/>
-      </w:pPr>
-      <w:rPr>
-        <w:rFonts w:ascii="Wingdings" w:hAnsi="Wingdings" w:hint="default"/>
-        <w:sz w:val="20"/>
-      </w:rPr>
-    </w:lvl>
-    <w:lvl w:ilvl="5" w:tentative="1">
-      <w:start w:val="1"/>
-      <w:numFmt w:val="bullet"/>
-      <w:lvlText w:val=""/>
-      <w:lvlJc w:val="left"/>
-      <w:pPr>
-        <w:tabs>
-          <w:tab w:val="num" w:pos="4320"/>
-        </w:tabs>
-        <w:ind w:left="4320" w:hanging="360"/>
-      </w:pPr>
-      <w:rPr>
-        <w:rFonts w:ascii="Wingdings" w:hAnsi="Wingdings" w:hint="default"/>
-        <w:sz w:val="20"/>
-      </w:rPr>
-    </w:lvl>
-    <w:lvl w:ilvl="6" w:tentative="1">
-      <w:start w:val="1"/>
-      <w:numFmt w:val="bullet"/>
-      <w:lvlText w:val=""/>
-      <w:lvlJc w:val="left"/>
-      <w:pPr>
-        <w:tabs>
-          <w:tab w:val="num" w:pos="5040"/>
-        </w:tabs>
-        <w:ind w:left="5040" w:hanging="360"/>
-      </w:pPr>
-      <w:rPr>
-        <w:rFonts w:ascii="Wingdings" w:hAnsi="Wingdings" w:hint="default"/>
-        <w:sz w:val="20"/>
-      </w:rPr>
-    </w:lvl>
-    <w:lvl w:ilvl="7" w:tentative="1">
-      <w:start w:val="1"/>
-      <w:numFmt w:val="bullet"/>
-      <w:lvlText w:val=""/>
-      <w:lvlJc w:val="left"/>
-      <w:pPr>
-        <w:tabs>
-          <w:tab w:val="num" w:pos="5760"/>
-        </w:tabs>
-        <w:ind w:left="5760" w:hanging="360"/>
-      </w:pPr>
-      <w:rPr>
-        <w:rFonts w:ascii="Wingdings" w:hAnsi="Wingdings" w:hint="default"/>
-        <w:sz w:val="20"/>
-      </w:rPr>
-    </w:lvl>
-    <w:lvl w:ilvl="8" w:tentative="1">
-      <w:start w:val="1"/>
-      <w:numFmt w:val="bullet"/>
-      <w:lvlText w:val=""/>
-      <w:lvlJc w:val="left"/>
-      <w:pPr>
-        <w:tabs>
-          <w:tab w:val="num" w:pos="6480"/>
-        </w:tabs>
-        <w:ind w:left="6480" w:hanging="360"/>
-      </w:pPr>
-      <w:rPr>
-        <w:rFonts w:ascii="Wingdings" w:hAnsi="Wingdings" w:hint="default"/>
-        <w:sz w:val="20"/>
-      </w:rPr>
-    </w:lvl>
-  </w:abstractNum>
-  <w:abstractNum w:abstractNumId="11" w15:restartNumberingAfterBreak="0">
-    <w:nsid w:val="35A65E94"/>
-    <w:multiLevelType w:val="multilevel"/>
-    <w:tmpl w:val="31588C0A"/>
-    <w:lvl w:ilvl="0">
-      <w:start w:val="1"/>
-      <w:numFmt w:val="bullet"/>
-      <w:lvlText w:val=""/>
-      <w:lvlJc w:val="left"/>
-      <w:pPr>
-        <w:tabs>
-          <w:tab w:val="num" w:pos="720"/>
-        </w:tabs>
-        <w:ind w:left="720" w:hanging="360"/>
-      </w:pPr>
-      <w:rPr>
-        <w:rFonts w:ascii="Symbol" w:hAnsi="Symbol" w:hint="default"/>
-        <w:sz w:val="20"/>
-      </w:rPr>
-    </w:lvl>
-    <w:lvl w:ilvl="1" w:tentative="1">
-      <w:start w:val="1"/>
-      <w:numFmt w:val="bullet"/>
-      <w:lvlText w:val="o"/>
-      <w:lvlJc w:val="left"/>
-      <w:pPr>
-        <w:tabs>
-          <w:tab w:val="num" w:pos="1440"/>
-        </w:tabs>
-        <w:ind w:left="1440" w:hanging="360"/>
-      </w:pPr>
-      <w:rPr>
-        <w:rFonts w:ascii="Courier New" w:hAnsi="Courier New" w:hint="default"/>
-        <w:sz w:val="20"/>
-      </w:rPr>
-    </w:lvl>
-    <w:lvl w:ilvl="2" w:tentative="1">
-      <w:start w:val="1"/>
-      <w:numFmt w:val="bullet"/>
-      <w:lvlText w:val=""/>
-      <w:lvlJc w:val="left"/>
-      <w:pPr>
-        <w:tabs>
-          <w:tab w:val="num" w:pos="2160"/>
-        </w:tabs>
-        <w:ind w:left="2160" w:hanging="360"/>
-      </w:pPr>
-      <w:rPr>
-        <w:rFonts w:ascii="Wingdings" w:hAnsi="Wingdings" w:hint="default"/>
-        <w:sz w:val="20"/>
-      </w:rPr>
-    </w:lvl>
-    <w:lvl w:ilvl="3" w:tentative="1">
-      <w:start w:val="1"/>
-      <w:numFmt w:val="bullet"/>
-      <w:lvlText w:val=""/>
-      <w:lvlJc w:val="left"/>
-      <w:pPr>
-        <w:tabs>
-          <w:tab w:val="num" w:pos="2880"/>
-        </w:tabs>
-        <w:ind w:left="2880" w:hanging="360"/>
-      </w:pPr>
-      <w:rPr>
-        <w:rFonts w:ascii="Wingdings" w:hAnsi="Wingdings" w:hint="default"/>
-        <w:sz w:val="20"/>
-      </w:rPr>
-    </w:lvl>
-    <w:lvl w:ilvl="4" w:tentative="1">
-      <w:start w:val="1"/>
-      <w:numFmt w:val="bullet"/>
-      <w:lvlText w:val=""/>
-      <w:lvlJc w:val="left"/>
-      <w:pPr>
-        <w:tabs>
-          <w:tab w:val="num" w:pos="3600"/>
-        </w:tabs>
-        <w:ind w:left="3600" w:hanging="360"/>
-      </w:pPr>
-      <w:rPr>
-        <w:rFonts w:ascii="Wingdings" w:hAnsi="Wingdings" w:hint="default"/>
-        <w:sz w:val="20"/>
-      </w:rPr>
-    </w:lvl>
-    <w:lvl w:ilvl="5" w:tentative="1">
-      <w:start w:val="1"/>
-      <w:numFmt w:val="bullet"/>
-      <w:lvlText w:val=""/>
-      <w:lvlJc w:val="left"/>
-      <w:pPr>
-        <w:tabs>
-          <w:tab w:val="num" w:pos="4320"/>
-        </w:tabs>
-        <w:ind w:left="4320" w:hanging="360"/>
-      </w:pPr>
-      <w:rPr>
-        <w:rFonts w:ascii="Wingdings" w:hAnsi="Wingdings" w:hint="default"/>
-        <w:sz w:val="20"/>
-      </w:rPr>
-    </w:lvl>
-    <w:lvl w:ilvl="6" w:tentative="1">
-      <w:start w:val="1"/>
-      <w:numFmt w:val="bullet"/>
-      <w:lvlText w:val=""/>
-      <w:lvlJc w:val="left"/>
-      <w:pPr>
-        <w:tabs>
-          <w:tab w:val="num" w:pos="5040"/>
-        </w:tabs>
-        <w:ind w:left="5040" w:hanging="360"/>
-      </w:pPr>
-      <w:rPr>
-        <w:rFonts w:ascii="Wingdings" w:hAnsi="Wingdings" w:hint="default"/>
-        <w:sz w:val="20"/>
-      </w:rPr>
-    </w:lvl>
-    <w:lvl w:ilvl="7" w:tentative="1">
-      <w:start w:val="1"/>
-      <w:numFmt w:val="bullet"/>
-      <w:lvlText w:val=""/>
-      <w:lvlJc w:val="left"/>
-      <w:pPr>
-        <w:tabs>
-          <w:tab w:val="num" w:pos="5760"/>
-        </w:tabs>
-        <w:ind w:left="5760" w:hanging="360"/>
-      </w:pPr>
-      <w:rPr>
-        <w:rFonts w:ascii="Wingdings" w:hAnsi="Wingdings" w:hint="default"/>
-        <w:sz w:val="20"/>
-      </w:rPr>
-    </w:lvl>
-    <w:lvl w:ilvl="8" w:tentative="1">
-      <w:start w:val="1"/>
-      <w:numFmt w:val="bullet"/>
-      <w:lvlText w:val=""/>
-      <w:lvlJc w:val="left"/>
-      <w:pPr>
-        <w:tabs>
-          <w:tab w:val="num" w:pos="6480"/>
-        </w:tabs>
-        <w:ind w:left="6480" w:hanging="360"/>
-      </w:pPr>
-      <w:rPr>
-        <w:rFonts w:ascii="Wingdings" w:hAnsi="Wingdings" w:hint="default"/>
-        <w:sz w:val="20"/>
-      </w:rPr>
-    </w:lvl>
-  </w:abstractNum>
-  <w:abstractNum w:abstractNumId="12" w15:restartNumberingAfterBreak="0">
-    <w:nsid w:val="37903CF5"/>
-    <w:multiLevelType w:val="multilevel"/>
-    <w:tmpl w:val="7EDE83C0"/>
-    <w:lvl w:ilvl="0">
-      <w:start w:val="1"/>
-      <w:numFmt w:val="bullet"/>
-      <w:lvlText w:val=""/>
-      <w:lvlJc w:val="left"/>
-      <w:pPr>
-        <w:tabs>
-          <w:tab w:val="num" w:pos="720"/>
-        </w:tabs>
-        <w:ind w:left="720" w:hanging="360"/>
-      </w:pPr>
-      <w:rPr>
-        <w:rFonts w:ascii="Symbol" w:hAnsi="Symbol" w:hint="default"/>
-        <w:sz w:val="20"/>
-      </w:rPr>
-    </w:lvl>
-    <w:lvl w:ilvl="1" w:tentative="1">
-      <w:start w:val="1"/>
-      <w:numFmt w:val="bullet"/>
-      <w:lvlText w:val="o"/>
-      <w:lvlJc w:val="left"/>
-      <w:pPr>
-        <w:tabs>
-          <w:tab w:val="num" w:pos="1440"/>
-        </w:tabs>
-        <w:ind w:left="1440" w:hanging="360"/>
-      </w:pPr>
-      <w:rPr>
-        <w:rFonts w:ascii="Courier New" w:hAnsi="Courier New" w:hint="default"/>
-        <w:sz w:val="20"/>
-      </w:rPr>
-    </w:lvl>
-    <w:lvl w:ilvl="2" w:tentative="1">
-      <w:start w:val="1"/>
-      <w:numFmt w:val="bullet"/>
-      <w:lvlText w:val=""/>
-      <w:lvlJc w:val="left"/>
-      <w:pPr>
-        <w:tabs>
-          <w:tab w:val="num" w:pos="2160"/>
-        </w:tabs>
-        <w:ind w:left="2160" w:hanging="360"/>
-      </w:pPr>
-      <w:rPr>
-        <w:rFonts w:ascii="Wingdings" w:hAnsi="Wingdings" w:hint="default"/>
-        <w:sz w:val="20"/>
-      </w:rPr>
-    </w:lvl>
-    <w:lvl w:ilvl="3" w:tentative="1">
-      <w:start w:val="1"/>
-      <w:numFmt w:val="bullet"/>
-      <w:lvlText w:val=""/>
-      <w:lvlJc w:val="left"/>
-      <w:pPr>
-        <w:tabs>
-          <w:tab w:val="num" w:pos="2880"/>
-        </w:tabs>
-        <w:ind w:left="2880" w:hanging="360"/>
-      </w:pPr>
-      <w:rPr>
-        <w:rFonts w:ascii="Wingdings" w:hAnsi="Wingdings" w:hint="default"/>
-        <w:sz w:val="20"/>
-      </w:rPr>
-    </w:lvl>
-    <w:lvl w:ilvl="4" w:tentative="1">
-      <w:start w:val="1"/>
-      <w:numFmt w:val="bullet"/>
-      <w:lvlText w:val=""/>
-      <w:lvlJc w:val="left"/>
-      <w:pPr>
-        <w:tabs>
-          <w:tab w:val="num" w:pos="3600"/>
-        </w:tabs>
-        <w:ind w:left="3600" w:hanging="360"/>
-      </w:pPr>
-      <w:rPr>
-        <w:rFonts w:ascii="Wingdings" w:hAnsi="Wingdings" w:hint="default"/>
-        <w:sz w:val="20"/>
-      </w:rPr>
-    </w:lvl>
-    <w:lvl w:ilvl="5" w:tentative="1">
-      <w:start w:val="1"/>
-      <w:numFmt w:val="bullet"/>
-      <w:lvlText w:val=""/>
-      <w:lvlJc w:val="left"/>
-      <w:pPr>
-        <w:tabs>
-          <w:tab w:val="num" w:pos="4320"/>
-        </w:tabs>
-        <w:ind w:left="4320" w:hanging="360"/>
-      </w:pPr>
-      <w:rPr>
-        <w:rFonts w:ascii="Wingdings" w:hAnsi="Wingdings" w:hint="default"/>
-        <w:sz w:val="20"/>
-      </w:rPr>
-    </w:lvl>
-    <w:lvl w:ilvl="6" w:tentative="1">
-      <w:start w:val="1"/>
-      <w:numFmt w:val="bullet"/>
-      <w:lvlText w:val=""/>
-      <w:lvlJc w:val="left"/>
-      <w:pPr>
-        <w:tabs>
-          <w:tab w:val="num" w:pos="5040"/>
-        </w:tabs>
-        <w:ind w:left="5040" w:hanging="360"/>
-      </w:pPr>
-      <w:rPr>
-        <w:rFonts w:ascii="Wingdings" w:hAnsi="Wingdings" w:hint="default"/>
-        <w:sz w:val="20"/>
-      </w:rPr>
-    </w:lvl>
-    <w:lvl w:ilvl="7" w:tentative="1">
-      <w:start w:val="1"/>
-      <w:numFmt w:val="bullet"/>
-      <w:lvlText w:val=""/>
-      <w:lvlJc w:val="left"/>
-      <w:pPr>
-        <w:tabs>
-          <w:tab w:val="num" w:pos="5760"/>
-        </w:tabs>
-        <w:ind w:left="5760" w:hanging="360"/>
-      </w:pPr>
-      <w:rPr>
-        <w:rFonts w:ascii="Wingdings" w:hAnsi="Wingdings" w:hint="default"/>
-        <w:sz w:val="20"/>
-      </w:rPr>
-    </w:lvl>
-    <w:lvl w:ilvl="8" w:tentative="1">
-      <w:start w:val="1"/>
-      <w:numFmt w:val="bullet"/>
-      <w:lvlText w:val=""/>
-      <w:lvlJc w:val="left"/>
-      <w:pPr>
-        <w:tabs>
-          <w:tab w:val="num" w:pos="6480"/>
-        </w:tabs>
-        <w:ind w:left="6480" w:hanging="360"/>
-      </w:pPr>
-      <w:rPr>
-        <w:rFonts w:ascii="Wingdings" w:hAnsi="Wingdings" w:hint="default"/>
-        <w:sz w:val="20"/>
-      </w:rPr>
-    </w:lvl>
-  </w:abstractNum>
-  <w:abstractNum w:abstractNumId="13" w15:restartNumberingAfterBreak="0">
-    <w:nsid w:val="37EF1DDE"/>
-    <w:multiLevelType w:val="multilevel"/>
-    <w:tmpl w:val="F44458C6"/>
-    <w:lvl w:ilvl="0">
-      <w:start w:val="1"/>
-      <w:numFmt w:val="bullet"/>
-      <w:lvlText w:val=""/>
-      <w:lvlJc w:val="left"/>
-      <w:pPr>
-        <w:tabs>
-          <w:tab w:val="num" w:pos="720"/>
-        </w:tabs>
-        <w:ind w:left="720" w:hanging="360"/>
-      </w:pPr>
-      <w:rPr>
-        <w:rFonts w:ascii="Symbol" w:hAnsi="Symbol" w:hint="default"/>
-        <w:sz w:val="20"/>
-      </w:rPr>
-    </w:lvl>
-    <w:lvl w:ilvl="1" w:tentative="1">
-      <w:start w:val="1"/>
-      <w:numFmt w:val="bullet"/>
-      <w:lvlText w:val="o"/>
-      <w:lvlJc w:val="left"/>
-      <w:pPr>
-        <w:tabs>
-          <w:tab w:val="num" w:pos="1440"/>
-        </w:tabs>
-        <w:ind w:left="1440" w:hanging="360"/>
-      </w:pPr>
-      <w:rPr>
-        <w:rFonts w:ascii="Courier New" w:hAnsi="Courier New" w:hint="default"/>
-        <w:sz w:val="20"/>
-      </w:rPr>
-    </w:lvl>
-    <w:lvl w:ilvl="2" w:tentative="1">
-      <w:start w:val="1"/>
-      <w:numFmt w:val="bullet"/>
-      <w:lvlText w:val=""/>
-      <w:lvlJc w:val="left"/>
-      <w:pPr>
-        <w:tabs>
-          <w:tab w:val="num" w:pos="2160"/>
-        </w:tabs>
-        <w:ind w:left="2160" w:hanging="360"/>
-      </w:pPr>
-      <w:rPr>
-        <w:rFonts w:ascii="Wingdings" w:hAnsi="Wingdings" w:hint="default"/>
-        <w:sz w:val="20"/>
-      </w:rPr>
-    </w:lvl>
-    <w:lvl w:ilvl="3" w:tentative="1">
-      <w:start w:val="1"/>
-      <w:numFmt w:val="bullet"/>
-      <w:lvlText w:val=""/>
-      <w:lvlJc w:val="left"/>
-      <w:pPr>
-        <w:tabs>
-          <w:tab w:val="num" w:pos="2880"/>
-        </w:tabs>
-        <w:ind w:left="2880" w:hanging="360"/>
-      </w:pPr>
-      <w:rPr>
-        <w:rFonts w:ascii="Wingdings" w:hAnsi="Wingdings" w:hint="default"/>
-        <w:sz w:val="20"/>
-      </w:rPr>
-    </w:lvl>
-    <w:lvl w:ilvl="4" w:tentative="1">
-      <w:start w:val="1"/>
-      <w:numFmt w:val="bullet"/>
-      <w:lvlText w:val=""/>
-      <w:lvlJc w:val="left"/>
-      <w:pPr>
-        <w:tabs>
-          <w:tab w:val="num" w:pos="3600"/>
-        </w:tabs>
-        <w:ind w:left="3600" w:hanging="360"/>
-      </w:pPr>
-      <w:rPr>
-        <w:rFonts w:ascii="Wingdings" w:hAnsi="Wingdings" w:hint="default"/>
-        <w:sz w:val="20"/>
-      </w:rPr>
-    </w:lvl>
-    <w:lvl w:ilvl="5" w:tentative="1">
-      <w:start w:val="1"/>
-      <w:numFmt w:val="bullet"/>
-      <w:lvlText w:val=""/>
-      <w:lvlJc w:val="left"/>
-      <w:pPr>
-        <w:tabs>
-          <w:tab w:val="num" w:pos="4320"/>
-        </w:tabs>
-        <w:ind w:left="4320" w:hanging="360"/>
-      </w:pPr>
-      <w:rPr>
-        <w:rFonts w:ascii="Wingdings" w:hAnsi="Wingdings" w:hint="default"/>
-        <w:sz w:val="20"/>
-      </w:rPr>
-    </w:lvl>
-    <w:lvl w:ilvl="6" w:tentative="1">
-      <w:start w:val="1"/>
-      <w:numFmt w:val="bullet"/>
-      <w:lvlText w:val=""/>
-      <w:lvlJc w:val="left"/>
-      <w:pPr>
-        <w:tabs>
-          <w:tab w:val="num" w:pos="5040"/>
-        </w:tabs>
-        <w:ind w:left="5040" w:hanging="360"/>
-      </w:pPr>
-      <w:rPr>
-        <w:rFonts w:ascii="Wingdings" w:hAnsi="Wingdings" w:hint="default"/>
-        <w:sz w:val="20"/>
-      </w:rPr>
-    </w:lvl>
-    <w:lvl w:ilvl="7" w:tentative="1">
-      <w:start w:val="1"/>
-      <w:numFmt w:val="bullet"/>
-      <w:lvlText w:val=""/>
-      <w:lvlJc w:val="left"/>
-      <w:pPr>
-        <w:tabs>
-          <w:tab w:val="num" w:pos="5760"/>
-        </w:tabs>
-        <w:ind w:left="5760" w:hanging="360"/>
-      </w:pPr>
-      <w:rPr>
-        <w:rFonts w:ascii="Wingdings" w:hAnsi="Wingdings" w:hint="default"/>
-        <w:sz w:val="20"/>
-      </w:rPr>
-    </w:lvl>
-    <w:lvl w:ilvl="8" w:tentative="1">
-      <w:start w:val="1"/>
-      <w:numFmt w:val="bullet"/>
-      <w:lvlText w:val=""/>
-      <w:lvlJc w:val="left"/>
-      <w:pPr>
-        <w:tabs>
-          <w:tab w:val="num" w:pos="6480"/>
-        </w:tabs>
-        <w:ind w:left="6480" w:hanging="360"/>
-      </w:pPr>
-      <w:rPr>
-        <w:rFonts w:ascii="Wingdings" w:hAnsi="Wingdings" w:hint="default"/>
-        <w:sz w:val="20"/>
-      </w:rPr>
-    </w:lvl>
-  </w:abstractNum>
-  <w:abstractNum w:abstractNumId="14" w15:restartNumberingAfterBreak="0">
-    <w:nsid w:val="3F891DC2"/>
-    <w:multiLevelType w:val="multilevel"/>
-    <w:tmpl w:val="BA8ACA44"/>
-    <w:lvl w:ilvl="0">
-      <w:start w:val="1"/>
-      <w:numFmt w:val="bullet"/>
-      <w:lvlText w:val=""/>
-      <w:lvlJc w:val="left"/>
-      <w:pPr>
-        <w:tabs>
-          <w:tab w:val="num" w:pos="720"/>
-        </w:tabs>
-        <w:ind w:left="720" w:hanging="360"/>
-      </w:pPr>
-      <w:rPr>
-        <w:rFonts w:ascii="Symbol" w:hAnsi="Symbol" w:hint="default"/>
-        <w:sz w:val="20"/>
-      </w:rPr>
-    </w:lvl>
-    <w:lvl w:ilvl="1" w:tentative="1">
-      <w:start w:val="1"/>
-      <w:numFmt w:val="bullet"/>
-      <w:lvlText w:val="o"/>
-      <w:lvlJc w:val="left"/>
-      <w:pPr>
-        <w:tabs>
-          <w:tab w:val="num" w:pos="1440"/>
-        </w:tabs>
-        <w:ind w:left="1440" w:hanging="360"/>
-      </w:pPr>
-      <w:rPr>
-        <w:rFonts w:ascii="Courier New" w:hAnsi="Courier New" w:hint="default"/>
-        <w:sz w:val="20"/>
-      </w:rPr>
-    </w:lvl>
-    <w:lvl w:ilvl="2" w:tentative="1">
-      <w:start w:val="1"/>
-      <w:numFmt w:val="bullet"/>
-      <w:lvlText w:val=""/>
-      <w:lvlJc w:val="left"/>
-      <w:pPr>
-        <w:tabs>
-          <w:tab w:val="num" w:pos="2160"/>
-        </w:tabs>
-        <w:ind w:left="2160" w:hanging="360"/>
-      </w:pPr>
-      <w:rPr>
-        <w:rFonts w:ascii="Wingdings" w:hAnsi="Wingdings" w:hint="default"/>
-        <w:sz w:val="20"/>
-      </w:rPr>
-    </w:lvl>
-    <w:lvl w:ilvl="3" w:tentative="1">
-      <w:start w:val="1"/>
-      <w:numFmt w:val="bullet"/>
-      <w:lvlText w:val=""/>
-      <w:lvlJc w:val="left"/>
-      <w:pPr>
-        <w:tabs>
-          <w:tab w:val="num" w:pos="2880"/>
-        </w:tabs>
-        <w:ind w:left="2880" w:hanging="360"/>
-      </w:pPr>
-      <w:rPr>
-        <w:rFonts w:ascii="Wingdings" w:hAnsi="Wingdings" w:hint="default"/>
-        <w:sz w:val="20"/>
-      </w:rPr>
-    </w:lvl>
-    <w:lvl w:ilvl="4" w:tentative="1">
-      <w:start w:val="1"/>
-      <w:numFmt w:val="bullet"/>
-      <w:lvlText w:val=""/>
-      <w:lvlJc w:val="left"/>
-      <w:pPr>
-        <w:tabs>
-          <w:tab w:val="num" w:pos="3600"/>
-        </w:tabs>
-        <w:ind w:left="3600" w:hanging="360"/>
-      </w:pPr>
-      <w:rPr>
-        <w:rFonts w:ascii="Wingdings" w:hAnsi="Wingdings" w:hint="default"/>
-        <w:sz w:val="20"/>
-      </w:rPr>
-    </w:lvl>
-    <w:lvl w:ilvl="5" w:tentative="1">
-      <w:start w:val="1"/>
-      <w:numFmt w:val="bullet"/>
-      <w:lvlText w:val=""/>
-      <w:lvlJc w:val="left"/>
-      <w:pPr>
-        <w:tabs>
-          <w:tab w:val="num" w:pos="4320"/>
-        </w:tabs>
-        <w:ind w:left="4320" w:hanging="360"/>
-      </w:pPr>
-      <w:rPr>
-        <w:rFonts w:ascii="Wingdings" w:hAnsi="Wingdings" w:hint="default"/>
-        <w:sz w:val="20"/>
-      </w:rPr>
-    </w:lvl>
-    <w:lvl w:ilvl="6" w:tentative="1">
-      <w:start w:val="1"/>
-      <w:numFmt w:val="bullet"/>
-      <w:lvlText w:val=""/>
-      <w:lvlJc w:val="left"/>
-      <w:pPr>
-        <w:tabs>
-          <w:tab w:val="num" w:pos="5040"/>
-        </w:tabs>
-        <w:ind w:left="5040" w:hanging="360"/>
-      </w:pPr>
-      <w:rPr>
-        <w:rFonts w:ascii="Wingdings" w:hAnsi="Wingdings" w:hint="default"/>
-        <w:sz w:val="20"/>
-      </w:rPr>
-    </w:lvl>
-    <w:lvl w:ilvl="7" w:tentative="1">
-      <w:start w:val="1"/>
-      <w:numFmt w:val="bullet"/>
-      <w:lvlText w:val=""/>
-      <w:lvlJc w:val="left"/>
-      <w:pPr>
-        <w:tabs>
-          <w:tab w:val="num" w:pos="5760"/>
-        </w:tabs>
-        <w:ind w:left="5760" w:hanging="360"/>
-      </w:pPr>
-      <w:rPr>
-        <w:rFonts w:ascii="Wingdings" w:hAnsi="Wingdings" w:hint="default"/>
-        <w:sz w:val="20"/>
-      </w:rPr>
-    </w:lvl>
-    <w:lvl w:ilvl="8" w:tentative="1">
-      <w:start w:val="1"/>
-      <w:numFmt w:val="bullet"/>
-      <w:lvlText w:val=""/>
-      <w:lvlJc w:val="left"/>
-      <w:pPr>
-        <w:tabs>
-          <w:tab w:val="num" w:pos="6480"/>
-        </w:tabs>
-        <w:ind w:left="6480" w:hanging="360"/>
-      </w:pPr>
-      <w:rPr>
-        <w:rFonts w:ascii="Wingdings" w:hAnsi="Wingdings" w:hint="default"/>
-        <w:sz w:val="20"/>
-      </w:rPr>
-    </w:lvl>
-  </w:abstractNum>
-  <w:abstractNum w:abstractNumId="15" w15:restartNumberingAfterBreak="0">
-    <w:nsid w:val="4ECB14B2"/>
-    <w:multiLevelType w:val="multilevel"/>
-    <w:tmpl w:val="48988646"/>
-    <w:lvl w:ilvl="0">
-      <w:start w:val="1"/>
-      <w:numFmt w:val="bullet"/>
-      <w:lvlText w:val=""/>
-      <w:lvlJc w:val="left"/>
-      <w:pPr>
-        <w:tabs>
-          <w:tab w:val="num" w:pos="720"/>
-        </w:tabs>
-        <w:ind w:left="720" w:hanging="360"/>
-      </w:pPr>
-      <w:rPr>
-        <w:rFonts w:ascii="Symbol" w:hAnsi="Symbol" w:hint="default"/>
-        <w:sz w:val="20"/>
-      </w:rPr>
-    </w:lvl>
-    <w:lvl w:ilvl="1" w:tentative="1">
-      <w:start w:val="1"/>
-      <w:numFmt w:val="bullet"/>
-      <w:lvlText w:val="o"/>
-      <w:lvlJc w:val="left"/>
-      <w:pPr>
-        <w:tabs>
-          <w:tab w:val="num" w:pos="1440"/>
-        </w:tabs>
-        <w:ind w:left="1440" w:hanging="360"/>
-      </w:pPr>
-      <w:rPr>
-        <w:rFonts w:ascii="Courier New" w:hAnsi="Courier New" w:hint="default"/>
-        <w:sz w:val="20"/>
-      </w:rPr>
-    </w:lvl>
-    <w:lvl w:ilvl="2" w:tentative="1">
-      <w:start w:val="1"/>
-      <w:numFmt w:val="bullet"/>
-      <w:lvlText w:val=""/>
-      <w:lvlJc w:val="left"/>
-      <w:pPr>
-        <w:tabs>
-          <w:tab w:val="num" w:pos="2160"/>
-        </w:tabs>
-        <w:ind w:left="2160" w:hanging="360"/>
-      </w:pPr>
-      <w:rPr>
-        <w:rFonts w:ascii="Wingdings" w:hAnsi="Wingdings" w:hint="default"/>
-        <w:sz w:val="20"/>
-      </w:rPr>
-    </w:lvl>
-    <w:lvl w:ilvl="3" w:tentative="1">
-      <w:start w:val="1"/>
-      <w:numFmt w:val="bullet"/>
-      <w:lvlText w:val=""/>
-      <w:lvlJc w:val="left"/>
-      <w:pPr>
-        <w:tabs>
-          <w:tab w:val="num" w:pos="2880"/>
-        </w:tabs>
-        <w:ind w:left="2880" w:hanging="360"/>
-      </w:pPr>
-      <w:rPr>
-        <w:rFonts w:ascii="Wingdings" w:hAnsi="Wingdings" w:hint="default"/>
-        <w:sz w:val="20"/>
-      </w:rPr>
-    </w:lvl>
-    <w:lvl w:ilvl="4" w:tentative="1">
-      <w:start w:val="1"/>
-      <w:numFmt w:val="bullet"/>
-      <w:lvlText w:val=""/>
-      <w:lvlJc w:val="left"/>
-      <w:pPr>
-        <w:tabs>
-          <w:tab w:val="num" w:pos="3600"/>
-        </w:tabs>
-        <w:ind w:left="3600" w:hanging="360"/>
-      </w:pPr>
-      <w:rPr>
-        <w:rFonts w:ascii="Wingdings" w:hAnsi="Wingdings" w:hint="default"/>
-        <w:sz w:val="20"/>
-      </w:rPr>
-    </w:lvl>
-    <w:lvl w:ilvl="5" w:tentative="1">
-      <w:start w:val="1"/>
-      <w:numFmt w:val="bullet"/>
-      <w:lvlText w:val=""/>
-      <w:lvlJc w:val="left"/>
-      <w:pPr>
-        <w:tabs>
-          <w:tab w:val="num" w:pos="4320"/>
-        </w:tabs>
-        <w:ind w:left="4320" w:hanging="360"/>
-      </w:pPr>
-      <w:rPr>
-        <w:rFonts w:ascii="Wingdings" w:hAnsi="Wingdings" w:hint="default"/>
-        <w:sz w:val="20"/>
-      </w:rPr>
-    </w:lvl>
-    <w:lvl w:ilvl="6" w:tentative="1">
-      <w:start w:val="1"/>
-      <w:numFmt w:val="bullet"/>
-      <w:lvlText w:val=""/>
-      <w:lvlJc w:val="left"/>
-      <w:pPr>
-        <w:tabs>
-          <w:tab w:val="num" w:pos="5040"/>
-        </w:tabs>
-        <w:ind w:left="5040" w:hanging="360"/>
-      </w:pPr>
-      <w:rPr>
-        <w:rFonts w:ascii="Wingdings" w:hAnsi="Wingdings" w:hint="default"/>
-        <w:sz w:val="20"/>
-      </w:rPr>
-    </w:lvl>
-    <w:lvl w:ilvl="7" w:tentative="1">
-      <w:start w:val="1"/>
-      <w:numFmt w:val="bullet"/>
-      <w:lvlText w:val=""/>
-      <w:lvlJc w:val="left"/>
-      <w:pPr>
-        <w:tabs>
-          <w:tab w:val="num" w:pos="5760"/>
-        </w:tabs>
-        <w:ind w:left="5760" w:hanging="360"/>
-      </w:pPr>
-      <w:rPr>
-        <w:rFonts w:ascii="Wingdings" w:hAnsi="Wingdings" w:hint="default"/>
-        <w:sz w:val="20"/>
-      </w:rPr>
-    </w:lvl>
-    <w:lvl w:ilvl="8" w:tentative="1">
-      <w:start w:val="1"/>
-      <w:numFmt w:val="bullet"/>
-      <w:lvlText w:val=""/>
-      <w:lvlJc w:val="left"/>
-      <w:pPr>
-        <w:tabs>
-          <w:tab w:val="num" w:pos="6480"/>
-        </w:tabs>
-        <w:ind w:left="6480" w:hanging="360"/>
-      </w:pPr>
-      <w:rPr>
-        <w:rFonts w:ascii="Wingdings" w:hAnsi="Wingdings" w:hint="default"/>
-        <w:sz w:val="20"/>
-      </w:rPr>
-    </w:lvl>
-  </w:abstractNum>
-  <w:abstractNum w:abstractNumId="16" w15:restartNumberingAfterBreak="0">
-    <w:nsid w:val="4F9970E7"/>
-    <w:multiLevelType w:val="multilevel"/>
-    <w:tmpl w:val="48348374"/>
-    <w:lvl w:ilvl="0">
-      <w:start w:val="1"/>
-      <w:numFmt w:val="bullet"/>
-      <w:lvlText w:val=""/>
-      <w:lvlJc w:val="left"/>
-      <w:pPr>
-        <w:tabs>
-          <w:tab w:val="num" w:pos="720"/>
-        </w:tabs>
-        <w:ind w:left="720" w:hanging="360"/>
-      </w:pPr>
-      <w:rPr>
-        <w:rFonts w:ascii="Symbol" w:hAnsi="Symbol" w:hint="default"/>
-        <w:sz w:val="20"/>
-      </w:rPr>
-    </w:lvl>
-    <w:lvl w:ilvl="1" w:tentative="1">
-      <w:start w:val="1"/>
-      <w:numFmt w:val="bullet"/>
-      <w:lvlText w:val="o"/>
-      <w:lvlJc w:val="left"/>
-      <w:pPr>
-        <w:tabs>
-          <w:tab w:val="num" w:pos="1440"/>
-        </w:tabs>
-        <w:ind w:left="1440" w:hanging="360"/>
-      </w:pPr>
-      <w:rPr>
-        <w:rFonts w:ascii="Courier New" w:hAnsi="Courier New" w:hint="default"/>
-        <w:sz w:val="20"/>
-      </w:rPr>
-    </w:lvl>
-    <w:lvl w:ilvl="2" w:tentative="1">
-      <w:start w:val="1"/>
-      <w:numFmt w:val="bullet"/>
-      <w:lvlText w:val=""/>
-      <w:lvlJc w:val="left"/>
-      <w:pPr>
-        <w:tabs>
-          <w:tab w:val="num" w:pos="2160"/>
-        </w:tabs>
-        <w:ind w:left="2160" w:hanging="360"/>
-      </w:pPr>
-      <w:rPr>
-        <w:rFonts w:ascii="Wingdings" w:hAnsi="Wingdings" w:hint="default"/>
-        <w:sz w:val="20"/>
-      </w:rPr>
-    </w:lvl>
-    <w:lvl w:ilvl="3" w:tentative="1">
-      <w:start w:val="1"/>
-      <w:numFmt w:val="bullet"/>
-      <w:lvlText w:val=""/>
-      <w:lvlJc w:val="left"/>
-      <w:pPr>
-        <w:tabs>
-          <w:tab w:val="num" w:pos="2880"/>
-        </w:tabs>
-        <w:ind w:left="2880" w:hanging="360"/>
-      </w:pPr>
-      <w:rPr>
-        <w:rFonts w:ascii="Wingdings" w:hAnsi="Wingdings" w:hint="default"/>
-        <w:sz w:val="20"/>
-      </w:rPr>
-    </w:lvl>
-    <w:lvl w:ilvl="4" w:tentative="1">
-      <w:start w:val="1"/>
-      <w:numFmt w:val="bullet"/>
-      <w:lvlText w:val=""/>
-      <w:lvlJc w:val="left"/>
-      <w:pPr>
-        <w:tabs>
-          <w:tab w:val="num" w:pos="3600"/>
-        </w:tabs>
-        <w:ind w:left="3600" w:hanging="360"/>
-      </w:pPr>
-      <w:rPr>
-        <w:rFonts w:ascii="Wingdings" w:hAnsi="Wingdings" w:hint="default"/>
-        <w:sz w:val="20"/>
-      </w:rPr>
-    </w:lvl>
-    <w:lvl w:ilvl="5" w:tentative="1">
-      <w:start w:val="1"/>
-      <w:numFmt w:val="bullet"/>
-      <w:lvlText w:val=""/>
-      <w:lvlJc w:val="left"/>
-      <w:pPr>
-        <w:tabs>
-          <w:tab w:val="num" w:pos="4320"/>
-        </w:tabs>
-        <w:ind w:left="4320" w:hanging="360"/>
-      </w:pPr>
-      <w:rPr>
-        <w:rFonts w:ascii="Wingdings" w:hAnsi="Wingdings" w:hint="default"/>
-        <w:sz w:val="20"/>
-      </w:rPr>
-    </w:lvl>
-    <w:lvl w:ilvl="6" w:tentative="1">
-      <w:start w:val="1"/>
-      <w:numFmt w:val="bullet"/>
-      <w:lvlText w:val=""/>
-      <w:lvlJc w:val="left"/>
-      <w:pPr>
-        <w:tabs>
-          <w:tab w:val="num" w:pos="5040"/>
-        </w:tabs>
-        <w:ind w:left="5040" w:hanging="360"/>
-      </w:pPr>
-      <w:rPr>
-        <w:rFonts w:ascii="Wingdings" w:hAnsi="Wingdings" w:hint="default"/>
-        <w:sz w:val="20"/>
-      </w:rPr>
-    </w:lvl>
-    <w:lvl w:ilvl="7" w:tentative="1">
-      <w:start w:val="1"/>
-      <w:numFmt w:val="bullet"/>
-      <w:lvlText w:val=""/>
-      <w:lvlJc w:val="left"/>
-      <w:pPr>
-        <w:tabs>
-          <w:tab w:val="num" w:pos="5760"/>
-        </w:tabs>
-        <w:ind w:left="5760" w:hanging="360"/>
-      </w:pPr>
-      <w:rPr>
-        <w:rFonts w:ascii="Wingdings" w:hAnsi="Wingdings" w:hint="default"/>
-        <w:sz w:val="20"/>
-      </w:rPr>
-    </w:lvl>
-    <w:lvl w:ilvl="8" w:tentative="1">
-      <w:start w:val="1"/>
-      <w:numFmt w:val="bullet"/>
-      <w:lvlText w:val=""/>
-      <w:lvlJc w:val="left"/>
-      <w:pPr>
-        <w:tabs>
-          <w:tab w:val="num" w:pos="6480"/>
-        </w:tabs>
-        <w:ind w:left="6480" w:hanging="360"/>
-      </w:pPr>
-      <w:rPr>
-        <w:rFonts w:ascii="Wingdings" w:hAnsi="Wingdings" w:hint="default"/>
-        <w:sz w:val="20"/>
-      </w:rPr>
-    </w:lvl>
-  </w:abstractNum>
-  <w:abstractNum w:abstractNumId="17" w15:restartNumberingAfterBreak="0">
-    <w:nsid w:val="5099542D"/>
-    <w:multiLevelType w:val="multilevel"/>
-    <w:tmpl w:val="25743892"/>
-    <w:lvl w:ilvl="0">
-      <w:start w:val="1"/>
-      <w:numFmt w:val="bullet"/>
-      <w:lvlText w:val=""/>
-      <w:lvlJc w:val="left"/>
-      <w:pPr>
-        <w:tabs>
-          <w:tab w:val="num" w:pos="720"/>
-        </w:tabs>
-        <w:ind w:left="720" w:hanging="360"/>
-      </w:pPr>
-      <w:rPr>
-        <w:rFonts w:ascii="Symbol" w:hAnsi="Symbol" w:hint="default"/>
-        <w:sz w:val="20"/>
-      </w:rPr>
-    </w:lvl>
-    <w:lvl w:ilvl="1" w:tentative="1">
-      <w:start w:val="1"/>
-      <w:numFmt w:val="bullet"/>
-      <w:lvlText w:val="o"/>
-      <w:lvlJc w:val="left"/>
-      <w:pPr>
-        <w:tabs>
-          <w:tab w:val="num" w:pos="1440"/>
-        </w:tabs>
-        <w:ind w:left="1440" w:hanging="360"/>
-      </w:pPr>
-      <w:rPr>
-        <w:rFonts w:ascii="Courier New" w:hAnsi="Courier New" w:hint="default"/>
-        <w:sz w:val="20"/>
-      </w:rPr>
-    </w:lvl>
-    <w:lvl w:ilvl="2" w:tentative="1">
-      <w:start w:val="1"/>
-      <w:numFmt w:val="bullet"/>
-      <w:lvlText w:val=""/>
-      <w:lvlJc w:val="left"/>
-      <w:pPr>
-        <w:tabs>
-          <w:tab w:val="num" w:pos="2160"/>
-        </w:tabs>
-        <w:ind w:left="2160" w:hanging="360"/>
-      </w:pPr>
-      <w:rPr>
-        <w:rFonts w:ascii="Wingdings" w:hAnsi="Wingdings" w:hint="default"/>
-        <w:sz w:val="20"/>
-      </w:rPr>
-    </w:lvl>
-    <w:lvl w:ilvl="3" w:tentative="1">
-      <w:start w:val="1"/>
-      <w:numFmt w:val="bullet"/>
-      <w:lvlText w:val=""/>
-      <w:lvlJc w:val="left"/>
-      <w:pPr>
-        <w:tabs>
-          <w:tab w:val="num" w:pos="2880"/>
-        </w:tabs>
-        <w:ind w:left="2880" w:hanging="360"/>
-      </w:pPr>
-      <w:rPr>
-        <w:rFonts w:ascii="Wingdings" w:hAnsi="Wingdings" w:hint="default"/>
-        <w:sz w:val="20"/>
-      </w:rPr>
-    </w:lvl>
-    <w:lvl w:ilvl="4" w:tentative="1">
-      <w:start w:val="1"/>
-      <w:numFmt w:val="bullet"/>
-      <w:lvlText w:val=""/>
-      <w:lvlJc w:val="left"/>
-      <w:pPr>
-        <w:tabs>
-          <w:tab w:val="num" w:pos="3600"/>
-        </w:tabs>
-        <w:ind w:left="3600" w:hanging="360"/>
-      </w:pPr>
-      <w:rPr>
-        <w:rFonts w:ascii="Wingdings" w:hAnsi="Wingdings" w:hint="default"/>
-        <w:sz w:val="20"/>
-      </w:rPr>
-    </w:lvl>
-    <w:lvl w:ilvl="5" w:tentative="1">
-      <w:start w:val="1"/>
-      <w:numFmt w:val="bullet"/>
-      <w:lvlText w:val=""/>
-      <w:lvlJc w:val="left"/>
-      <w:pPr>
-        <w:tabs>
-          <w:tab w:val="num" w:pos="4320"/>
-        </w:tabs>
-        <w:ind w:left="4320" w:hanging="360"/>
-      </w:pPr>
-      <w:rPr>
-        <w:rFonts w:ascii="Wingdings" w:hAnsi="Wingdings" w:hint="default"/>
-        <w:sz w:val="20"/>
-      </w:rPr>
-    </w:lvl>
-    <w:lvl w:ilvl="6" w:tentative="1">
-      <w:start w:val="1"/>
-      <w:numFmt w:val="bullet"/>
-      <w:lvlText w:val=""/>
-      <w:lvlJc w:val="left"/>
-      <w:pPr>
-        <w:tabs>
-          <w:tab w:val="num" w:pos="5040"/>
-        </w:tabs>
-        <w:ind w:left="5040" w:hanging="360"/>
-      </w:pPr>
-      <w:rPr>
-        <w:rFonts w:ascii="Wingdings" w:hAnsi="Wingdings" w:hint="default"/>
-        <w:sz w:val="20"/>
-      </w:rPr>
-    </w:lvl>
-    <w:lvl w:ilvl="7" w:tentative="1">
-      <w:start w:val="1"/>
-      <w:numFmt w:val="bullet"/>
-      <w:lvlText w:val=""/>
-      <w:lvlJc w:val="left"/>
-      <w:pPr>
-        <w:tabs>
-          <w:tab w:val="num" w:pos="5760"/>
-        </w:tabs>
-        <w:ind w:left="5760" w:hanging="360"/>
-      </w:pPr>
-      <w:rPr>
-        <w:rFonts w:ascii="Wingdings" w:hAnsi="Wingdings" w:hint="default"/>
-        <w:sz w:val="20"/>
-      </w:rPr>
-    </w:lvl>
-    <w:lvl w:ilvl="8" w:tentative="1">
-      <w:start w:val="1"/>
-      <w:numFmt w:val="bullet"/>
-      <w:lvlText w:val=""/>
-      <w:lvlJc w:val="left"/>
-      <w:pPr>
-        <w:tabs>
-          <w:tab w:val="num" w:pos="6480"/>
-        </w:tabs>
-        <w:ind w:left="6480" w:hanging="360"/>
-      </w:pPr>
-      <w:rPr>
-        <w:rFonts w:ascii="Wingdings" w:hAnsi="Wingdings" w:hint="default"/>
-        <w:sz w:val="20"/>
-      </w:rPr>
-    </w:lvl>
-  </w:abstractNum>
-  <w:abstractNum w:abstractNumId="18" w15:restartNumberingAfterBreak="0">
-    <w:nsid w:val="520846FC"/>
-    <w:multiLevelType w:val="multilevel"/>
-    <w:tmpl w:val="CD4A172C"/>
-    <w:lvl w:ilvl="0">
-      <w:start w:val="1"/>
-      <w:numFmt w:val="bullet"/>
-      <w:lvlText w:val=""/>
-      <w:lvlJc w:val="left"/>
-      <w:pPr>
-        <w:tabs>
-          <w:tab w:val="num" w:pos="720"/>
-        </w:tabs>
-        <w:ind w:left="720" w:hanging="360"/>
-      </w:pPr>
-      <w:rPr>
-        <w:rFonts w:ascii="Symbol" w:hAnsi="Symbol" w:hint="default"/>
-        <w:sz w:val="20"/>
-      </w:rPr>
-    </w:lvl>
-    <w:lvl w:ilvl="1" w:tentative="1">
-      <w:start w:val="1"/>
-      <w:numFmt w:val="bullet"/>
-      <w:lvlText w:val="o"/>
-      <w:lvlJc w:val="left"/>
-      <w:pPr>
-        <w:tabs>
-          <w:tab w:val="num" w:pos="1440"/>
-        </w:tabs>
-        <w:ind w:left="1440" w:hanging="360"/>
-      </w:pPr>
-      <w:rPr>
-        <w:rFonts w:ascii="Courier New" w:hAnsi="Courier New" w:hint="default"/>
-        <w:sz w:val="20"/>
-      </w:rPr>
-    </w:lvl>
-    <w:lvl w:ilvl="2" w:tentative="1">
-      <w:start w:val="1"/>
-      <w:numFmt w:val="bullet"/>
-      <w:lvlText w:val=""/>
-      <w:lvlJc w:val="left"/>
-      <w:pPr>
-        <w:tabs>
-          <w:tab w:val="num" w:pos="2160"/>
-        </w:tabs>
-        <w:ind w:left="2160" w:hanging="360"/>
-      </w:pPr>
-      <w:rPr>
-        <w:rFonts w:ascii="Wingdings" w:hAnsi="Wingdings" w:hint="default"/>
-        <w:sz w:val="20"/>
-      </w:rPr>
-    </w:lvl>
-    <w:lvl w:ilvl="3" w:tentative="1">
-      <w:start w:val="1"/>
-      <w:numFmt w:val="bullet"/>
-      <w:lvlText w:val=""/>
-      <w:lvlJc w:val="left"/>
-      <w:pPr>
-        <w:tabs>
-          <w:tab w:val="num" w:pos="2880"/>
-        </w:tabs>
-        <w:ind w:left="2880" w:hanging="360"/>
-      </w:pPr>
-      <w:rPr>
-        <w:rFonts w:ascii="Wingdings" w:hAnsi="Wingdings" w:hint="default"/>
-        <w:sz w:val="20"/>
-      </w:rPr>
-    </w:lvl>
-    <w:lvl w:ilvl="4" w:tentative="1">
-      <w:start w:val="1"/>
-      <w:numFmt w:val="bullet"/>
-      <w:lvlText w:val=""/>
-      <w:lvlJc w:val="left"/>
-      <w:pPr>
-        <w:tabs>
-          <w:tab w:val="num" w:pos="3600"/>
-        </w:tabs>
-        <w:ind w:left="3600" w:hanging="360"/>
-      </w:pPr>
-      <w:rPr>
-        <w:rFonts w:ascii="Wingdings" w:hAnsi="Wingdings" w:hint="default"/>
-        <w:sz w:val="20"/>
-      </w:rPr>
-    </w:lvl>
-    <w:lvl w:ilvl="5" w:tentative="1">
-      <w:start w:val="1"/>
-      <w:numFmt w:val="bullet"/>
-      <w:lvlText w:val=""/>
-      <w:lvlJc w:val="left"/>
-      <w:pPr>
-        <w:tabs>
-          <w:tab w:val="num" w:pos="4320"/>
-        </w:tabs>
-        <w:ind w:left="4320" w:hanging="360"/>
-      </w:pPr>
-      <w:rPr>
-        <w:rFonts w:ascii="Wingdings" w:hAnsi="Wingdings" w:hint="default"/>
-        <w:sz w:val="20"/>
-      </w:rPr>
-    </w:lvl>
-    <w:lvl w:ilvl="6" w:tentative="1">
-      <w:start w:val="1"/>
-      <w:numFmt w:val="bullet"/>
-      <w:lvlText w:val=""/>
-      <w:lvlJc w:val="left"/>
-      <w:pPr>
-        <w:tabs>
-          <w:tab w:val="num" w:pos="5040"/>
-        </w:tabs>
-        <w:ind w:left="5040" w:hanging="360"/>
-      </w:pPr>
-      <w:rPr>
-        <w:rFonts w:ascii="Wingdings" w:hAnsi="Wingdings" w:hint="default"/>
-        <w:sz w:val="20"/>
-      </w:rPr>
-    </w:lvl>
-    <w:lvl w:ilvl="7" w:tentative="1">
-      <w:start w:val="1"/>
-      <w:numFmt w:val="bullet"/>
-      <w:lvlText w:val=""/>
-      <w:lvlJc w:val="left"/>
-      <w:pPr>
-        <w:tabs>
-          <w:tab w:val="num" w:pos="5760"/>
-        </w:tabs>
-        <w:ind w:left="5760" w:hanging="360"/>
-      </w:pPr>
-      <w:rPr>
-        <w:rFonts w:ascii="Wingdings" w:hAnsi="Wingdings" w:hint="default"/>
-        <w:sz w:val="20"/>
-      </w:rPr>
-    </w:lvl>
-    <w:lvl w:ilvl="8" w:tentative="1">
-      <w:start w:val="1"/>
-      <w:numFmt w:val="bullet"/>
-      <w:lvlText w:val=""/>
-      <w:lvlJc w:val="left"/>
-      <w:pPr>
-        <w:tabs>
-          <w:tab w:val="num" w:pos="6480"/>
-        </w:tabs>
-        <w:ind w:left="6480" w:hanging="360"/>
-      </w:pPr>
-      <w:rPr>
-        <w:rFonts w:ascii="Wingdings" w:hAnsi="Wingdings" w:hint="default"/>
-        <w:sz w:val="20"/>
-      </w:rPr>
-    </w:lvl>
-  </w:abstractNum>
-  <w:abstractNum w:abstractNumId="19" w15:restartNumberingAfterBreak="0">
-    <w:nsid w:val="5245776A"/>
-    <w:multiLevelType w:val="multilevel"/>
-    <w:tmpl w:val="DB2E12C2"/>
-    <w:lvl w:ilvl="0">
-      <w:start w:val="1"/>
-      <w:numFmt w:val="bullet"/>
-      <w:lvlText w:val=""/>
-      <w:lvlJc w:val="left"/>
-      <w:pPr>
-        <w:tabs>
-          <w:tab w:val="num" w:pos="720"/>
-        </w:tabs>
-        <w:ind w:left="720" w:hanging="360"/>
-      </w:pPr>
-      <w:rPr>
-        <w:rFonts w:ascii="Symbol" w:hAnsi="Symbol" w:hint="default"/>
-        <w:sz w:val="20"/>
-      </w:rPr>
-    </w:lvl>
-    <w:lvl w:ilvl="1" w:tentative="1">
-      <w:start w:val="1"/>
-      <w:numFmt w:val="bullet"/>
-      <w:lvlText w:val="o"/>
-      <w:lvlJc w:val="left"/>
-      <w:pPr>
-        <w:tabs>
-          <w:tab w:val="num" w:pos="1440"/>
-        </w:tabs>
-        <w:ind w:left="1440" w:hanging="360"/>
-      </w:pPr>
-      <w:rPr>
-        <w:rFonts w:ascii="Courier New" w:hAnsi="Courier New" w:hint="default"/>
-        <w:sz w:val="20"/>
-      </w:rPr>
-    </w:lvl>
-    <w:lvl w:ilvl="2" w:tentative="1">
-      <w:start w:val="1"/>
-      <w:numFmt w:val="bullet"/>
-      <w:lvlText w:val=""/>
-      <w:lvlJc w:val="left"/>
-      <w:pPr>
-        <w:tabs>
-          <w:tab w:val="num" w:pos="2160"/>
-        </w:tabs>
-        <w:ind w:left="2160" w:hanging="360"/>
-      </w:pPr>
-      <w:rPr>
-        <w:rFonts w:ascii="Wingdings" w:hAnsi="Wingdings" w:hint="default"/>
-        <w:sz w:val="20"/>
-      </w:rPr>
-    </w:lvl>
-    <w:lvl w:ilvl="3" w:tentative="1">
-      <w:start w:val="1"/>
-      <w:numFmt w:val="bullet"/>
-      <w:lvlText w:val=""/>
-      <w:lvlJc w:val="left"/>
-      <w:pPr>
-        <w:tabs>
-          <w:tab w:val="num" w:pos="2880"/>
-        </w:tabs>
-        <w:ind w:left="2880" w:hanging="360"/>
-      </w:pPr>
-      <w:rPr>
-        <w:rFonts w:ascii="Wingdings" w:hAnsi="Wingdings" w:hint="default"/>
-        <w:sz w:val="20"/>
-      </w:rPr>
-    </w:lvl>
-    <w:lvl w:ilvl="4" w:tentative="1">
-      <w:start w:val="1"/>
-      <w:numFmt w:val="bullet"/>
-      <w:lvlText w:val=""/>
-      <w:lvlJc w:val="left"/>
-      <w:pPr>
-        <w:tabs>
-          <w:tab w:val="num" w:pos="3600"/>
-        </w:tabs>
-        <w:ind w:left="3600" w:hanging="360"/>
-      </w:pPr>
-      <w:rPr>
-        <w:rFonts w:ascii="Wingdings" w:hAnsi="Wingdings" w:hint="default"/>
-        <w:sz w:val="20"/>
-      </w:rPr>
-    </w:lvl>
-    <w:lvl w:ilvl="5" w:tentative="1">
-      <w:start w:val="1"/>
-      <w:numFmt w:val="bullet"/>
-      <w:lvlText w:val=""/>
-      <w:lvlJc w:val="left"/>
-      <w:pPr>
-        <w:tabs>
-          <w:tab w:val="num" w:pos="4320"/>
-        </w:tabs>
-        <w:ind w:left="4320" w:hanging="360"/>
-      </w:pPr>
-      <w:rPr>
-        <w:rFonts w:ascii="Wingdings" w:hAnsi="Wingdings" w:hint="default"/>
-        <w:sz w:val="20"/>
-      </w:rPr>
-    </w:lvl>
-    <w:lvl w:ilvl="6" w:tentative="1">
-      <w:start w:val="1"/>
-      <w:numFmt w:val="bullet"/>
-      <w:lvlText w:val=""/>
-      <w:lvlJc w:val="left"/>
-      <w:pPr>
-        <w:tabs>
-          <w:tab w:val="num" w:pos="5040"/>
-        </w:tabs>
-        <w:ind w:left="5040" w:hanging="360"/>
-      </w:pPr>
-      <w:rPr>
-        <w:rFonts w:ascii="Wingdings" w:hAnsi="Wingdings" w:hint="default"/>
-        <w:sz w:val="20"/>
-      </w:rPr>
-    </w:lvl>
-    <w:lvl w:ilvl="7" w:tentative="1">
-      <w:start w:val="1"/>
-      <w:numFmt w:val="bullet"/>
-      <w:lvlText w:val=""/>
-      <w:lvlJc w:val="left"/>
-      <w:pPr>
-        <w:tabs>
-          <w:tab w:val="num" w:pos="5760"/>
-        </w:tabs>
-        <w:ind w:left="5760" w:hanging="360"/>
-      </w:pPr>
-      <w:rPr>
-        <w:rFonts w:ascii="Wingdings" w:hAnsi="Wingdings" w:hint="default"/>
-        <w:sz w:val="20"/>
-      </w:rPr>
-    </w:lvl>
-    <w:lvl w:ilvl="8" w:tentative="1">
-      <w:start w:val="1"/>
-      <w:numFmt w:val="bullet"/>
-      <w:lvlText w:val=""/>
-      <w:lvlJc w:val="left"/>
-      <w:pPr>
-        <w:tabs>
-          <w:tab w:val="num" w:pos="6480"/>
-        </w:tabs>
-        <w:ind w:left="6480" w:hanging="360"/>
-      </w:pPr>
-      <w:rPr>
-        <w:rFonts w:ascii="Wingdings" w:hAnsi="Wingdings" w:hint="default"/>
-        <w:sz w:val="20"/>
-      </w:rPr>
-    </w:lvl>
-  </w:abstractNum>
-  <w:abstractNum w:abstractNumId="20" w15:restartNumberingAfterBreak="0">
-    <w:nsid w:val="5FA87DE4"/>
-    <w:multiLevelType w:val="multilevel"/>
-    <w:tmpl w:val="ACE8E48E"/>
-    <w:lvl w:ilvl="0">
-      <w:start w:val="1"/>
-      <w:numFmt w:val="bullet"/>
-      <w:lvlText w:val=""/>
-      <w:lvlJc w:val="left"/>
-      <w:pPr>
-        <w:tabs>
-          <w:tab w:val="num" w:pos="720"/>
-        </w:tabs>
-        <w:ind w:left="720" w:hanging="360"/>
-      </w:pPr>
-      <w:rPr>
-        <w:rFonts w:ascii="Symbol" w:hAnsi="Symbol" w:hint="default"/>
-        <w:sz w:val="20"/>
-      </w:rPr>
-    </w:lvl>
-    <w:lvl w:ilvl="1" w:tentative="1">
-      <w:start w:val="1"/>
-      <w:numFmt w:val="bullet"/>
-      <w:lvlText w:val="o"/>
-      <w:lvlJc w:val="left"/>
-      <w:pPr>
-        <w:tabs>
-          <w:tab w:val="num" w:pos="1440"/>
-        </w:tabs>
-        <w:ind w:left="1440" w:hanging="360"/>
-      </w:pPr>
-      <w:rPr>
-        <w:rFonts w:ascii="Courier New" w:hAnsi="Courier New" w:hint="default"/>
-        <w:sz w:val="20"/>
-      </w:rPr>
-    </w:lvl>
-    <w:lvl w:ilvl="2" w:tentative="1">
-      <w:start w:val="1"/>
-      <w:numFmt w:val="bullet"/>
-      <w:lvlText w:val=""/>
-      <w:lvlJc w:val="left"/>
-      <w:pPr>
-        <w:tabs>
-          <w:tab w:val="num" w:pos="2160"/>
-        </w:tabs>
-        <w:ind w:left="2160" w:hanging="360"/>
-      </w:pPr>
-      <w:rPr>
-        <w:rFonts w:ascii="Wingdings" w:hAnsi="Wingdings" w:hint="default"/>
-        <w:sz w:val="20"/>
-      </w:rPr>
-    </w:lvl>
-    <w:lvl w:ilvl="3" w:tentative="1">
-      <w:start w:val="1"/>
-      <w:numFmt w:val="bullet"/>
-      <w:lvlText w:val=""/>
-      <w:lvlJc w:val="left"/>
-      <w:pPr>
-        <w:tabs>
-          <w:tab w:val="num" w:pos="2880"/>
-        </w:tabs>
-        <w:ind w:left="2880" w:hanging="360"/>
-      </w:pPr>
-      <w:rPr>
-        <w:rFonts w:ascii="Wingdings" w:hAnsi="Wingdings" w:hint="default"/>
-        <w:sz w:val="20"/>
-      </w:rPr>
-    </w:lvl>
-    <w:lvl w:ilvl="4" w:tentative="1">
-      <w:start w:val="1"/>
-      <w:numFmt w:val="bullet"/>
-      <w:lvlText w:val=""/>
-      <w:lvlJc w:val="left"/>
-      <w:pPr>
-        <w:tabs>
-          <w:tab w:val="num" w:pos="3600"/>
-        </w:tabs>
-        <w:ind w:left="3600" w:hanging="360"/>
-      </w:pPr>
-      <w:rPr>
-        <w:rFonts w:ascii="Wingdings" w:hAnsi="Wingdings" w:hint="default"/>
-        <w:sz w:val="20"/>
-      </w:rPr>
-    </w:lvl>
-    <w:lvl w:ilvl="5" w:tentative="1">
-      <w:start w:val="1"/>
-      <w:numFmt w:val="bullet"/>
-      <w:lvlText w:val=""/>
-      <w:lvlJc w:val="left"/>
-      <w:pPr>
-        <w:tabs>
-          <w:tab w:val="num" w:pos="4320"/>
-        </w:tabs>
-        <w:ind w:left="4320" w:hanging="360"/>
-      </w:pPr>
-      <w:rPr>
-        <w:rFonts w:ascii="Wingdings" w:hAnsi="Wingdings" w:hint="default"/>
-        <w:sz w:val="20"/>
-      </w:rPr>
-    </w:lvl>
-    <w:lvl w:ilvl="6" w:tentative="1">
-      <w:start w:val="1"/>
-      <w:numFmt w:val="bullet"/>
-      <w:lvlText w:val=""/>
-      <w:lvlJc w:val="left"/>
-      <w:pPr>
-        <w:tabs>
-          <w:tab w:val="num" w:pos="5040"/>
-        </w:tabs>
-        <w:ind w:left="5040" w:hanging="360"/>
-      </w:pPr>
-      <w:rPr>
-        <w:rFonts w:ascii="Wingdings" w:hAnsi="Wingdings" w:hint="default"/>
-        <w:sz w:val="20"/>
-      </w:rPr>
-    </w:lvl>
-    <w:lvl w:ilvl="7" w:tentative="1">
-      <w:start w:val="1"/>
-      <w:numFmt w:val="bullet"/>
-      <w:lvlText w:val=""/>
-      <w:lvlJc w:val="left"/>
-      <w:pPr>
-        <w:tabs>
-          <w:tab w:val="num" w:pos="5760"/>
-        </w:tabs>
-        <w:ind w:left="5760" w:hanging="360"/>
-      </w:pPr>
-      <w:rPr>
-        <w:rFonts w:ascii="Wingdings" w:hAnsi="Wingdings" w:hint="default"/>
-        <w:sz w:val="20"/>
-      </w:rPr>
-    </w:lvl>
-    <w:lvl w:ilvl="8" w:tentative="1">
-      <w:start w:val="1"/>
-      <w:numFmt w:val="bullet"/>
-      <w:lvlText w:val=""/>
-      <w:lvlJc w:val="left"/>
-      <w:pPr>
-        <w:tabs>
-          <w:tab w:val="num" w:pos="6480"/>
-        </w:tabs>
-        <w:ind w:left="6480" w:hanging="360"/>
-      </w:pPr>
-      <w:rPr>
-        <w:rFonts w:ascii="Wingdings" w:hAnsi="Wingdings" w:hint="default"/>
-        <w:sz w:val="20"/>
-      </w:rPr>
-    </w:lvl>
-  </w:abstractNum>
-  <w:abstractNum w:abstractNumId="21" w15:restartNumberingAfterBreak="0">
-    <w:nsid w:val="6274454E"/>
-    <w:multiLevelType w:val="multilevel"/>
-    <w:tmpl w:val="0DBC5AD4"/>
-    <w:lvl w:ilvl="0">
-      <w:start w:val="1"/>
-      <w:numFmt w:val="bullet"/>
-      <w:lvlText w:val=""/>
-      <w:lvlJc w:val="left"/>
-      <w:pPr>
-        <w:tabs>
-          <w:tab w:val="num" w:pos="720"/>
-        </w:tabs>
-        <w:ind w:left="720" w:hanging="360"/>
-      </w:pPr>
-      <w:rPr>
-        <w:rFonts w:ascii="Symbol" w:hAnsi="Symbol" w:hint="default"/>
-        <w:sz w:val="20"/>
-      </w:rPr>
-    </w:lvl>
-    <w:lvl w:ilvl="1" w:tentative="1">
-      <w:start w:val="1"/>
-      <w:numFmt w:val="bullet"/>
-      <w:lvlText w:val="o"/>
-      <w:lvlJc w:val="left"/>
-      <w:pPr>
-        <w:tabs>
-          <w:tab w:val="num" w:pos="1440"/>
-        </w:tabs>
-        <w:ind w:left="1440" w:hanging="360"/>
-      </w:pPr>
-      <w:rPr>
-        <w:rFonts w:ascii="Courier New" w:hAnsi="Courier New" w:hint="default"/>
-        <w:sz w:val="20"/>
-      </w:rPr>
-    </w:lvl>
-    <w:lvl w:ilvl="2" w:tentative="1">
-      <w:start w:val="1"/>
-      <w:numFmt w:val="bullet"/>
-      <w:lvlText w:val=""/>
-      <w:lvlJc w:val="left"/>
-      <w:pPr>
-        <w:tabs>
-          <w:tab w:val="num" w:pos="2160"/>
-        </w:tabs>
-        <w:ind w:left="2160" w:hanging="360"/>
-      </w:pPr>
-      <w:rPr>
-        <w:rFonts w:ascii="Wingdings" w:hAnsi="Wingdings" w:hint="default"/>
-        <w:sz w:val="20"/>
-      </w:rPr>
-    </w:lvl>
-    <w:lvl w:ilvl="3" w:tentative="1">
-      <w:start w:val="1"/>
-      <w:numFmt w:val="bullet"/>
-      <w:lvlText w:val=""/>
-      <w:lvlJc w:val="left"/>
-      <w:pPr>
-        <w:tabs>
-          <w:tab w:val="num" w:pos="2880"/>
-        </w:tabs>
-        <w:ind w:left="2880" w:hanging="360"/>
-      </w:pPr>
-      <w:rPr>
-        <w:rFonts w:ascii="Wingdings" w:hAnsi="Wingdings" w:hint="default"/>
-        <w:sz w:val="20"/>
-      </w:rPr>
-    </w:lvl>
-    <w:lvl w:ilvl="4" w:tentative="1">
-      <w:start w:val="1"/>
-      <w:numFmt w:val="bullet"/>
-      <w:lvlText w:val=""/>
-      <w:lvlJc w:val="left"/>
-      <w:pPr>
-        <w:tabs>
-          <w:tab w:val="num" w:pos="3600"/>
-        </w:tabs>
-        <w:ind w:left="3600" w:hanging="360"/>
-      </w:pPr>
-      <w:rPr>
-        <w:rFonts w:ascii="Wingdings" w:hAnsi="Wingdings" w:hint="default"/>
-        <w:sz w:val="20"/>
-      </w:rPr>
-    </w:lvl>
-    <w:lvl w:ilvl="5" w:tentative="1">
-      <w:start w:val="1"/>
-      <w:numFmt w:val="bullet"/>
-      <w:lvlText w:val=""/>
-      <w:lvlJc w:val="left"/>
-      <w:pPr>
-        <w:tabs>
-          <w:tab w:val="num" w:pos="4320"/>
-        </w:tabs>
-        <w:ind w:left="4320" w:hanging="360"/>
-      </w:pPr>
-      <w:rPr>
-        <w:rFonts w:ascii="Wingdings" w:hAnsi="Wingdings" w:hint="default"/>
-        <w:sz w:val="20"/>
-      </w:rPr>
-    </w:lvl>
-    <w:lvl w:ilvl="6" w:tentative="1">
-      <w:start w:val="1"/>
-      <w:numFmt w:val="bullet"/>
-      <w:lvlText w:val=""/>
-      <w:lvlJc w:val="left"/>
-      <w:pPr>
-        <w:tabs>
-          <w:tab w:val="num" w:pos="5040"/>
-        </w:tabs>
-        <w:ind w:left="5040" w:hanging="360"/>
-      </w:pPr>
-      <w:rPr>
-        <w:rFonts w:ascii="Wingdings" w:hAnsi="Wingdings" w:hint="default"/>
-        <w:sz w:val="20"/>
-      </w:rPr>
-    </w:lvl>
-    <w:lvl w:ilvl="7" w:tentative="1">
-      <w:start w:val="1"/>
-      <w:numFmt w:val="bullet"/>
-      <w:lvlText w:val=""/>
-      <w:lvlJc w:val="left"/>
-      <w:pPr>
-        <w:tabs>
-          <w:tab w:val="num" w:pos="5760"/>
-        </w:tabs>
-        <w:ind w:left="5760" w:hanging="360"/>
-      </w:pPr>
-      <w:rPr>
-        <w:rFonts w:ascii="Wingdings" w:hAnsi="Wingdings" w:hint="default"/>
-        <w:sz w:val="20"/>
-      </w:rPr>
-    </w:lvl>
-    <w:lvl w:ilvl="8" w:tentative="1">
-      <w:start w:val="1"/>
-      <w:numFmt w:val="bullet"/>
-      <w:lvlText w:val=""/>
-      <w:lvlJc w:val="left"/>
-      <w:pPr>
-        <w:tabs>
-          <w:tab w:val="num" w:pos="6480"/>
-        </w:tabs>
-        <w:ind w:left="6480" w:hanging="360"/>
-      </w:pPr>
-      <w:rPr>
-        <w:rFonts w:ascii="Wingdings" w:hAnsi="Wingdings" w:hint="default"/>
-        <w:sz w:val="20"/>
-      </w:rPr>
-    </w:lvl>
-  </w:abstractNum>
-  <w:abstractNum w:abstractNumId="22" w15:restartNumberingAfterBreak="0">
-    <w:nsid w:val="68DF7C8E"/>
-    <w:multiLevelType w:val="multilevel"/>
-    <w:tmpl w:val="6590DB5A"/>
-    <w:lvl w:ilvl="0">
-      <w:start w:val="1"/>
-      <w:numFmt w:val="bullet"/>
-      <w:lvlText w:val=""/>
-      <w:lvlJc w:val="left"/>
-      <w:pPr>
-        <w:tabs>
-          <w:tab w:val="num" w:pos="720"/>
-        </w:tabs>
-        <w:ind w:left="720" w:hanging="360"/>
-      </w:pPr>
-      <w:rPr>
-        <w:rFonts w:ascii="Symbol" w:hAnsi="Symbol" w:hint="default"/>
-        <w:sz w:val="20"/>
-      </w:rPr>
-    </w:lvl>
-    <w:lvl w:ilvl="1" w:tentative="1">
-      <w:start w:val="1"/>
-      <w:numFmt w:val="bullet"/>
-      <w:lvlText w:val="o"/>
-      <w:lvlJc w:val="left"/>
-      <w:pPr>
-        <w:tabs>
-          <w:tab w:val="num" w:pos="1440"/>
-        </w:tabs>
-        <w:ind w:left="1440" w:hanging="360"/>
-      </w:pPr>
-      <w:rPr>
-        <w:rFonts w:ascii="Courier New" w:hAnsi="Courier New" w:hint="default"/>
-        <w:sz w:val="20"/>
-      </w:rPr>
-    </w:lvl>
-    <w:lvl w:ilvl="2" w:tentative="1">
-      <w:start w:val="1"/>
-      <w:numFmt w:val="bullet"/>
-      <w:lvlText w:val=""/>
-      <w:lvlJc w:val="left"/>
-      <w:pPr>
-        <w:tabs>
-          <w:tab w:val="num" w:pos="2160"/>
-        </w:tabs>
-        <w:ind w:left="2160" w:hanging="360"/>
-      </w:pPr>
-      <w:rPr>
-        <w:rFonts w:ascii="Wingdings" w:hAnsi="Wingdings" w:hint="default"/>
-        <w:sz w:val="20"/>
-      </w:rPr>
-    </w:lvl>
-    <w:lvl w:ilvl="3" w:tentative="1">
-      <w:start w:val="1"/>
-      <w:numFmt w:val="bullet"/>
-      <w:lvlText w:val=""/>
-      <w:lvlJc w:val="left"/>
-      <w:pPr>
-        <w:tabs>
-          <w:tab w:val="num" w:pos="2880"/>
-        </w:tabs>
-        <w:ind w:left="2880" w:hanging="360"/>
-      </w:pPr>
-      <w:rPr>
-        <w:rFonts w:ascii="Wingdings" w:hAnsi="Wingdings" w:hint="default"/>
-        <w:sz w:val="20"/>
-      </w:rPr>
-    </w:lvl>
-    <w:lvl w:ilvl="4" w:tentative="1">
-      <w:start w:val="1"/>
-      <w:numFmt w:val="bullet"/>
-      <w:lvlText w:val=""/>
-      <w:lvlJc w:val="left"/>
-      <w:pPr>
-        <w:tabs>
-          <w:tab w:val="num" w:pos="3600"/>
-        </w:tabs>
-        <w:ind w:left="3600" w:hanging="360"/>
-      </w:pPr>
-      <w:rPr>
-        <w:rFonts w:ascii="Wingdings" w:hAnsi="Wingdings" w:hint="default"/>
-        <w:sz w:val="20"/>
-      </w:rPr>
-    </w:lvl>
-    <w:lvl w:ilvl="5" w:tentative="1">
-      <w:start w:val="1"/>
-      <w:numFmt w:val="bullet"/>
-      <w:lvlText w:val=""/>
-      <w:lvlJc w:val="left"/>
-      <w:pPr>
-        <w:tabs>
-          <w:tab w:val="num" w:pos="4320"/>
-        </w:tabs>
-        <w:ind w:left="4320" w:hanging="360"/>
-      </w:pPr>
-      <w:rPr>
-        <w:rFonts w:ascii="Wingdings" w:hAnsi="Wingdings" w:hint="default"/>
-        <w:sz w:val="20"/>
-      </w:rPr>
-    </w:lvl>
-    <w:lvl w:ilvl="6" w:tentative="1">
-      <w:start w:val="1"/>
-      <w:numFmt w:val="bullet"/>
-      <w:lvlText w:val=""/>
-      <w:lvlJc w:val="left"/>
-      <w:pPr>
-        <w:tabs>
-          <w:tab w:val="num" w:pos="5040"/>
-        </w:tabs>
-        <w:ind w:left="5040" w:hanging="360"/>
-      </w:pPr>
-      <w:rPr>
-        <w:rFonts w:ascii="Wingdings" w:hAnsi="Wingdings" w:hint="default"/>
-        <w:sz w:val="20"/>
-      </w:rPr>
-    </w:lvl>
-    <w:lvl w:ilvl="7" w:tentative="1">
-      <w:start w:val="1"/>
-      <w:numFmt w:val="bullet"/>
-      <w:lvlText w:val=""/>
-      <w:lvlJc w:val="left"/>
-      <w:pPr>
-        <w:tabs>
-          <w:tab w:val="num" w:pos="5760"/>
-        </w:tabs>
-        <w:ind w:left="5760" w:hanging="360"/>
-      </w:pPr>
-      <w:rPr>
-        <w:rFonts w:ascii="Wingdings" w:hAnsi="Wingdings" w:hint="default"/>
-        <w:sz w:val="20"/>
-      </w:rPr>
-    </w:lvl>
-    <w:lvl w:ilvl="8" w:tentative="1">
-      <w:start w:val="1"/>
-      <w:numFmt w:val="bullet"/>
-      <w:lvlText w:val=""/>
-      <w:lvlJc w:val="left"/>
-      <w:pPr>
-        <w:tabs>
-          <w:tab w:val="num" w:pos="6480"/>
-        </w:tabs>
-        <w:ind w:left="6480" w:hanging="360"/>
-      </w:pPr>
-      <w:rPr>
-        <w:rFonts w:ascii="Wingdings" w:hAnsi="Wingdings" w:hint="default"/>
-        <w:sz w:val="20"/>
-      </w:rPr>
-    </w:lvl>
-  </w:abstractNum>
-  <w:abstractNum w:abstractNumId="23" w15:restartNumberingAfterBreak="0">
-    <w:nsid w:val="691E026C"/>
-    <w:multiLevelType w:val="multilevel"/>
-    <w:tmpl w:val="212C1CF6"/>
-    <w:lvl w:ilvl="0">
-      <w:start w:val="1"/>
-      <w:numFmt w:val="bullet"/>
-      <w:lvlText w:val=""/>
-      <w:lvlJc w:val="left"/>
-      <w:pPr>
-        <w:tabs>
-          <w:tab w:val="num" w:pos="720"/>
-        </w:tabs>
-        <w:ind w:left="720" w:hanging="360"/>
-      </w:pPr>
-      <w:rPr>
-        <w:rFonts w:ascii="Symbol" w:hAnsi="Symbol" w:hint="default"/>
-        <w:sz w:val="20"/>
-      </w:rPr>
-    </w:lvl>
-    <w:lvl w:ilvl="1" w:tentative="1">
-      <w:start w:val="1"/>
-      <w:numFmt w:val="bullet"/>
-      <w:lvlText w:val="o"/>
-      <w:lvlJc w:val="left"/>
-      <w:pPr>
-        <w:tabs>
-          <w:tab w:val="num" w:pos="1440"/>
-        </w:tabs>
-        <w:ind w:left="1440" w:hanging="360"/>
-      </w:pPr>
-      <w:rPr>
-        <w:rFonts w:ascii="Courier New" w:hAnsi="Courier New" w:hint="default"/>
-        <w:sz w:val="20"/>
-      </w:rPr>
-    </w:lvl>
-    <w:lvl w:ilvl="2" w:tentative="1">
-      <w:start w:val="1"/>
-      <w:numFmt w:val="bullet"/>
-      <w:lvlText w:val=""/>
-      <w:lvlJc w:val="left"/>
-      <w:pPr>
-        <w:tabs>
-          <w:tab w:val="num" w:pos="2160"/>
-        </w:tabs>
-        <w:ind w:left="2160" w:hanging="360"/>
-      </w:pPr>
-      <w:rPr>
-        <w:rFonts w:ascii="Wingdings" w:hAnsi="Wingdings" w:hint="default"/>
-        <w:sz w:val="20"/>
-      </w:rPr>
-    </w:lvl>
-    <w:lvl w:ilvl="3" w:tentative="1">
-      <w:start w:val="1"/>
-      <w:numFmt w:val="bullet"/>
-      <w:lvlText w:val=""/>
-      <w:lvlJc w:val="left"/>
-      <w:pPr>
-        <w:tabs>
-          <w:tab w:val="num" w:pos="2880"/>
-        </w:tabs>
-        <w:ind w:left="2880" w:hanging="360"/>
-      </w:pPr>
-      <w:rPr>
-        <w:rFonts w:ascii="Wingdings" w:hAnsi="Wingdings" w:hint="default"/>
-        <w:sz w:val="20"/>
-      </w:rPr>
-    </w:lvl>
-    <w:lvl w:ilvl="4" w:tentative="1">
-      <w:start w:val="1"/>
-      <w:numFmt w:val="bullet"/>
-      <w:lvlText w:val=""/>
-      <w:lvlJc w:val="left"/>
-      <w:pPr>
-        <w:tabs>
-          <w:tab w:val="num" w:pos="3600"/>
-        </w:tabs>
-        <w:ind w:left="3600" w:hanging="360"/>
-      </w:pPr>
-      <w:rPr>
-        <w:rFonts w:ascii="Wingdings" w:hAnsi="Wingdings" w:hint="default"/>
-        <w:sz w:val="20"/>
-      </w:rPr>
-    </w:lvl>
-    <w:lvl w:ilvl="5" w:tentative="1">
-      <w:start w:val="1"/>
-      <w:numFmt w:val="bullet"/>
-      <w:lvlText w:val=""/>
-      <w:lvlJc w:val="left"/>
-      <w:pPr>
-        <w:tabs>
-          <w:tab w:val="num" w:pos="4320"/>
-        </w:tabs>
-        <w:ind w:left="4320" w:hanging="360"/>
-      </w:pPr>
-      <w:rPr>
-        <w:rFonts w:ascii="Wingdings" w:hAnsi="Wingdings" w:hint="default"/>
-        <w:sz w:val="20"/>
-      </w:rPr>
-    </w:lvl>
-    <w:lvl w:ilvl="6" w:tentative="1">
-      <w:start w:val="1"/>
-      <w:numFmt w:val="bullet"/>
-      <w:lvlText w:val=""/>
-      <w:lvlJc w:val="left"/>
-      <w:pPr>
-        <w:tabs>
-          <w:tab w:val="num" w:pos="5040"/>
-        </w:tabs>
-        <w:ind w:left="5040" w:hanging="360"/>
-      </w:pPr>
-      <w:rPr>
-        <w:rFonts w:ascii="Wingdings" w:hAnsi="Wingdings" w:hint="default"/>
-        <w:sz w:val="20"/>
-      </w:rPr>
-    </w:lvl>
-    <w:lvl w:ilvl="7" w:tentative="1">
-      <w:start w:val="1"/>
-      <w:numFmt w:val="bullet"/>
-      <w:lvlText w:val=""/>
-      <w:lvlJc w:val="left"/>
-      <w:pPr>
-        <w:tabs>
-          <w:tab w:val="num" w:pos="5760"/>
-        </w:tabs>
-        <w:ind w:left="5760" w:hanging="360"/>
-      </w:pPr>
-      <w:rPr>
-        <w:rFonts w:ascii="Wingdings" w:hAnsi="Wingdings" w:hint="default"/>
-        <w:sz w:val="20"/>
-      </w:rPr>
-    </w:lvl>
-    <w:lvl w:ilvl="8" w:tentative="1">
-      <w:start w:val="1"/>
-      <w:numFmt w:val="bullet"/>
-      <w:lvlText w:val=""/>
-      <w:lvlJc w:val="left"/>
-      <w:pPr>
-        <w:tabs>
-          <w:tab w:val="num" w:pos="6480"/>
-        </w:tabs>
-        <w:ind w:left="6480" w:hanging="360"/>
-      </w:pPr>
-      <w:rPr>
-        <w:rFonts w:ascii="Wingdings" w:hAnsi="Wingdings" w:hint="default"/>
-        <w:sz w:val="20"/>
-      </w:rPr>
-    </w:lvl>
-  </w:abstractNum>
-  <w:abstractNum w:abstractNumId="24" w15:restartNumberingAfterBreak="0">
-    <w:nsid w:val="6949556E"/>
-    <w:multiLevelType w:val="multilevel"/>
-    <w:tmpl w:val="3076AED6"/>
-    <w:lvl w:ilvl="0">
-      <w:start w:val="1"/>
-      <w:numFmt w:val="bullet"/>
-      <w:lvlText w:val=""/>
-      <w:lvlJc w:val="left"/>
-      <w:pPr>
-        <w:tabs>
-          <w:tab w:val="num" w:pos="720"/>
-        </w:tabs>
-        <w:ind w:left="720" w:hanging="360"/>
-      </w:pPr>
-      <w:rPr>
-        <w:rFonts w:ascii="Symbol" w:hAnsi="Symbol" w:hint="default"/>
-        <w:sz w:val="20"/>
-      </w:rPr>
-    </w:lvl>
-    <w:lvl w:ilvl="1" w:tentative="1">
-      <w:start w:val="1"/>
-      <w:numFmt w:val="bullet"/>
-      <w:lvlText w:val="o"/>
-      <w:lvlJc w:val="left"/>
-      <w:pPr>
-        <w:tabs>
-          <w:tab w:val="num" w:pos="1440"/>
-        </w:tabs>
-        <w:ind w:left="1440" w:hanging="360"/>
-      </w:pPr>
-      <w:rPr>
-        <w:rFonts w:ascii="Courier New" w:hAnsi="Courier New" w:hint="default"/>
-        <w:sz w:val="20"/>
-      </w:rPr>
-    </w:lvl>
-    <w:lvl w:ilvl="2" w:tentative="1">
-      <w:start w:val="1"/>
-      <w:numFmt w:val="bullet"/>
-      <w:lvlText w:val=""/>
-      <w:lvlJc w:val="left"/>
-      <w:pPr>
-        <w:tabs>
-          <w:tab w:val="num" w:pos="2160"/>
-        </w:tabs>
-        <w:ind w:left="2160" w:hanging="360"/>
-      </w:pPr>
-      <w:rPr>
-        <w:rFonts w:ascii="Wingdings" w:hAnsi="Wingdings" w:hint="default"/>
-        <w:sz w:val="20"/>
-      </w:rPr>
-    </w:lvl>
-    <w:lvl w:ilvl="3" w:tentative="1">
-      <w:start w:val="1"/>
-      <w:numFmt w:val="bullet"/>
-      <w:lvlText w:val=""/>
-      <w:lvlJc w:val="left"/>
-      <w:pPr>
-        <w:tabs>
-          <w:tab w:val="num" w:pos="2880"/>
-        </w:tabs>
-        <w:ind w:left="2880" w:hanging="360"/>
-      </w:pPr>
-      <w:rPr>
-        <w:rFonts w:ascii="Wingdings" w:hAnsi="Wingdings" w:hint="default"/>
-        <w:sz w:val="20"/>
-      </w:rPr>
-    </w:lvl>
-    <w:lvl w:ilvl="4" w:tentative="1">
-      <w:start w:val="1"/>
-      <w:numFmt w:val="bullet"/>
-      <w:lvlText w:val=""/>
-      <w:lvlJc w:val="left"/>
-      <w:pPr>
-        <w:tabs>
-          <w:tab w:val="num" w:pos="3600"/>
-        </w:tabs>
-        <w:ind w:left="3600" w:hanging="360"/>
-      </w:pPr>
-      <w:rPr>
-        <w:rFonts w:ascii="Wingdings" w:hAnsi="Wingdings" w:hint="default"/>
-        <w:sz w:val="20"/>
-      </w:rPr>
-    </w:lvl>
-    <w:lvl w:ilvl="5" w:tentative="1">
-      <w:start w:val="1"/>
-      <w:numFmt w:val="bullet"/>
-      <w:lvlText w:val=""/>
-      <w:lvlJc w:val="left"/>
-      <w:pPr>
-        <w:tabs>
-          <w:tab w:val="num" w:pos="4320"/>
-        </w:tabs>
-        <w:ind w:left="4320" w:hanging="360"/>
-      </w:pPr>
-      <w:rPr>
-        <w:rFonts w:ascii="Wingdings" w:hAnsi="Wingdings" w:hint="default"/>
-        <w:sz w:val="20"/>
-      </w:rPr>
-    </w:lvl>
-    <w:lvl w:ilvl="6" w:tentative="1">
-      <w:start w:val="1"/>
-      <w:numFmt w:val="bullet"/>
-      <w:lvlText w:val=""/>
-      <w:lvlJc w:val="left"/>
-      <w:pPr>
-        <w:tabs>
-          <w:tab w:val="num" w:pos="5040"/>
-        </w:tabs>
-        <w:ind w:left="5040" w:hanging="360"/>
-      </w:pPr>
-      <w:rPr>
-        <w:rFonts w:ascii="Wingdings" w:hAnsi="Wingdings" w:hint="default"/>
-        <w:sz w:val="20"/>
-      </w:rPr>
-    </w:lvl>
-    <w:lvl w:ilvl="7" w:tentative="1">
-      <w:start w:val="1"/>
-      <w:numFmt w:val="bullet"/>
-      <w:lvlText w:val=""/>
-      <w:lvlJc w:val="left"/>
-      <w:pPr>
-        <w:tabs>
-          <w:tab w:val="num" w:pos="5760"/>
-        </w:tabs>
-        <w:ind w:left="5760" w:hanging="360"/>
-      </w:pPr>
-      <w:rPr>
-        <w:rFonts w:ascii="Wingdings" w:hAnsi="Wingdings" w:hint="default"/>
-        <w:sz w:val="20"/>
-      </w:rPr>
-    </w:lvl>
-    <w:lvl w:ilvl="8" w:tentative="1">
-      <w:start w:val="1"/>
-      <w:numFmt w:val="bullet"/>
-      <w:lvlText w:val=""/>
-      <w:lvlJc w:val="left"/>
-      <w:pPr>
-        <w:tabs>
-          <w:tab w:val="num" w:pos="6480"/>
-        </w:tabs>
-        <w:ind w:left="6480" w:hanging="360"/>
-      </w:pPr>
-      <w:rPr>
-        <w:rFonts w:ascii="Wingdings" w:hAnsi="Wingdings" w:hint="default"/>
-        <w:sz w:val="20"/>
-      </w:rPr>
-    </w:lvl>
-  </w:abstractNum>
-  <w:abstractNum w:abstractNumId="25" w15:restartNumberingAfterBreak="0">
-    <w:nsid w:val="70542172"/>
-    <w:multiLevelType w:val="multilevel"/>
-    <w:tmpl w:val="B568D01C"/>
-    <w:lvl w:ilvl="0">
-      <w:start w:val="1"/>
-      <w:numFmt w:val="bullet"/>
-      <w:lvlText w:val=""/>
-      <w:lvlJc w:val="left"/>
-      <w:pPr>
-        <w:tabs>
-          <w:tab w:val="num" w:pos="720"/>
-        </w:tabs>
-        <w:ind w:left="720" w:hanging="360"/>
-      </w:pPr>
-      <w:rPr>
-        <w:rFonts w:ascii="Symbol" w:hAnsi="Symbol" w:hint="default"/>
-        <w:sz w:val="20"/>
-      </w:rPr>
-    </w:lvl>
-    <w:lvl w:ilvl="1" w:tentative="1">
-      <w:start w:val="1"/>
-      <w:numFmt w:val="bullet"/>
-      <w:lvlText w:val="o"/>
-      <w:lvlJc w:val="left"/>
-      <w:pPr>
-        <w:tabs>
-          <w:tab w:val="num" w:pos="1440"/>
-        </w:tabs>
-        <w:ind w:left="1440" w:hanging="360"/>
-      </w:pPr>
-      <w:rPr>
-        <w:rFonts w:ascii="Courier New" w:hAnsi="Courier New" w:hint="default"/>
-        <w:sz w:val="20"/>
-      </w:rPr>
-    </w:lvl>
-    <w:lvl w:ilvl="2" w:tentative="1">
-      <w:start w:val="1"/>
-      <w:numFmt w:val="bullet"/>
-      <w:lvlText w:val=""/>
-      <w:lvlJc w:val="left"/>
-      <w:pPr>
-        <w:tabs>
-          <w:tab w:val="num" w:pos="2160"/>
-        </w:tabs>
-        <w:ind w:left="2160" w:hanging="360"/>
-      </w:pPr>
-      <w:rPr>
-        <w:rFonts w:ascii="Wingdings" w:hAnsi="Wingdings" w:hint="default"/>
-        <w:sz w:val="20"/>
-      </w:rPr>
-    </w:lvl>
-    <w:lvl w:ilvl="3" w:tentative="1">
-      <w:start w:val="1"/>
-      <w:numFmt w:val="bullet"/>
-      <w:lvlText w:val=""/>
-      <w:lvlJc w:val="left"/>
-      <w:pPr>
-        <w:tabs>
-          <w:tab w:val="num" w:pos="2880"/>
-        </w:tabs>
-        <w:ind w:left="2880" w:hanging="360"/>
-      </w:pPr>
-      <w:rPr>
-        <w:rFonts w:ascii="Wingdings" w:hAnsi="Wingdings" w:hint="default"/>
-        <w:sz w:val="20"/>
-      </w:rPr>
-    </w:lvl>
-    <w:lvl w:ilvl="4" w:tentative="1">
-      <w:start w:val="1"/>
-      <w:numFmt w:val="bullet"/>
-      <w:lvlText w:val=""/>
-      <w:lvlJc w:val="left"/>
-      <w:pPr>
-        <w:tabs>
-          <w:tab w:val="num" w:pos="3600"/>
-        </w:tabs>
-        <w:ind w:left="3600" w:hanging="360"/>
-      </w:pPr>
-      <w:rPr>
-        <w:rFonts w:ascii="Wingdings" w:hAnsi="Wingdings" w:hint="default"/>
-        <w:sz w:val="20"/>
-      </w:rPr>
-    </w:lvl>
-    <w:lvl w:ilvl="5" w:tentative="1">
-      <w:start w:val="1"/>
-      <w:numFmt w:val="bullet"/>
-      <w:lvlText w:val=""/>
-      <w:lvlJc w:val="left"/>
-      <w:pPr>
-        <w:tabs>
-          <w:tab w:val="num" w:pos="4320"/>
-        </w:tabs>
-        <w:ind w:left="4320" w:hanging="360"/>
-      </w:pPr>
-      <w:rPr>
-        <w:rFonts w:ascii="Wingdings" w:hAnsi="Wingdings" w:hint="default"/>
-        <w:sz w:val="20"/>
-      </w:rPr>
-    </w:lvl>
-    <w:lvl w:ilvl="6" w:tentative="1">
-      <w:start w:val="1"/>
-      <w:numFmt w:val="bullet"/>
-      <w:lvlText w:val=""/>
-      <w:lvlJc w:val="left"/>
-      <w:pPr>
-        <w:tabs>
-          <w:tab w:val="num" w:pos="5040"/>
-        </w:tabs>
-        <w:ind w:left="5040" w:hanging="360"/>
-      </w:pPr>
-      <w:rPr>
-        <w:rFonts w:ascii="Wingdings" w:hAnsi="Wingdings" w:hint="default"/>
-        <w:sz w:val="20"/>
-      </w:rPr>
-    </w:lvl>
-    <w:lvl w:ilvl="7" w:tentative="1">
-      <w:start w:val="1"/>
-      <w:numFmt w:val="bullet"/>
-      <w:lvlText w:val=""/>
-      <w:lvlJc w:val="left"/>
-      <w:pPr>
-        <w:tabs>
-          <w:tab w:val="num" w:pos="5760"/>
-        </w:tabs>
-        <w:ind w:left="5760" w:hanging="360"/>
-      </w:pPr>
-      <w:rPr>
-        <w:rFonts w:ascii="Wingdings" w:hAnsi="Wingdings" w:hint="default"/>
-        <w:sz w:val="20"/>
-      </w:rPr>
-    </w:lvl>
-    <w:lvl w:ilvl="8" w:tentative="1">
-      <w:start w:val="1"/>
-      <w:numFmt w:val="bullet"/>
-      <w:lvlText w:val=""/>
-      <w:lvlJc w:val="left"/>
-      <w:pPr>
-        <w:tabs>
-          <w:tab w:val="num" w:pos="6480"/>
-        </w:tabs>
-        <w:ind w:left="6480" w:hanging="360"/>
-      </w:pPr>
-      <w:rPr>
-        <w:rFonts w:ascii="Wingdings" w:hAnsi="Wingdings" w:hint="default"/>
-        <w:sz w:val="20"/>
-      </w:rPr>
-    </w:lvl>
-  </w:abstractNum>
-  <w:abstractNum w:abstractNumId="26" w15:restartNumberingAfterBreak="0">
-    <w:nsid w:val="70D2752C"/>
-    <w:multiLevelType w:val="multilevel"/>
-    <w:tmpl w:val="C59ED35A"/>
-    <w:lvl w:ilvl="0">
-      <w:start w:val="1"/>
-      <w:numFmt w:val="bullet"/>
-      <w:lvlText w:val=""/>
-      <w:lvlJc w:val="left"/>
-      <w:pPr>
-        <w:tabs>
-          <w:tab w:val="num" w:pos="720"/>
-        </w:tabs>
-        <w:ind w:left="720" w:hanging="360"/>
-      </w:pPr>
-      <w:rPr>
-        <w:rFonts w:ascii="Symbol" w:hAnsi="Symbol" w:hint="default"/>
-        <w:sz w:val="20"/>
-      </w:rPr>
-    </w:lvl>
-    <w:lvl w:ilvl="1" w:tentative="1">
-      <w:start w:val="1"/>
-      <w:numFmt w:val="bullet"/>
-      <w:lvlText w:val="o"/>
-      <w:lvlJc w:val="left"/>
-      <w:pPr>
-        <w:tabs>
-          <w:tab w:val="num" w:pos="1440"/>
-        </w:tabs>
-        <w:ind w:left="1440" w:hanging="360"/>
-      </w:pPr>
-      <w:rPr>
-        <w:rFonts w:ascii="Courier New" w:hAnsi="Courier New" w:hint="default"/>
-        <w:sz w:val="20"/>
-      </w:rPr>
-    </w:lvl>
-    <w:lvl w:ilvl="2" w:tentative="1">
-      <w:start w:val="1"/>
-      <w:numFmt w:val="bullet"/>
-      <w:lvlText w:val=""/>
-      <w:lvlJc w:val="left"/>
-      <w:pPr>
-        <w:tabs>
-          <w:tab w:val="num" w:pos="2160"/>
-        </w:tabs>
-        <w:ind w:left="2160" w:hanging="360"/>
-      </w:pPr>
-      <w:rPr>
-        <w:rFonts w:ascii="Wingdings" w:hAnsi="Wingdings" w:hint="default"/>
-        <w:sz w:val="20"/>
-      </w:rPr>
-    </w:lvl>
-    <w:lvl w:ilvl="3" w:tentative="1">
-      <w:start w:val="1"/>
-      <w:numFmt w:val="bullet"/>
-      <w:lvlText w:val=""/>
-      <w:lvlJc w:val="left"/>
-      <w:pPr>
-        <w:tabs>
-          <w:tab w:val="num" w:pos="2880"/>
-        </w:tabs>
-        <w:ind w:left="2880" w:hanging="360"/>
-      </w:pPr>
-      <w:rPr>
-        <w:rFonts w:ascii="Wingdings" w:hAnsi="Wingdings" w:hint="default"/>
-        <w:sz w:val="20"/>
-      </w:rPr>
-    </w:lvl>
-    <w:lvl w:ilvl="4" w:tentative="1">
-      <w:start w:val="1"/>
-      <w:numFmt w:val="bullet"/>
-      <w:lvlText w:val=""/>
-      <w:lvlJc w:val="left"/>
-      <w:pPr>
-        <w:tabs>
-          <w:tab w:val="num" w:pos="3600"/>
-        </w:tabs>
-        <w:ind w:left="3600" w:hanging="360"/>
-      </w:pPr>
-      <w:rPr>
-        <w:rFonts w:ascii="Wingdings" w:hAnsi="Wingdings" w:hint="default"/>
-        <w:sz w:val="20"/>
-      </w:rPr>
-    </w:lvl>
-    <w:lvl w:ilvl="5" w:tentative="1">
-      <w:start w:val="1"/>
-      <w:numFmt w:val="bullet"/>
-      <w:lvlText w:val=""/>
-      <w:lvlJc w:val="left"/>
-      <w:pPr>
-        <w:tabs>
-          <w:tab w:val="num" w:pos="4320"/>
-        </w:tabs>
-        <w:ind w:left="4320" w:hanging="360"/>
-      </w:pPr>
-      <w:rPr>
-        <w:rFonts w:ascii="Wingdings" w:hAnsi="Wingdings" w:hint="default"/>
-        <w:sz w:val="20"/>
-      </w:rPr>
-    </w:lvl>
-    <w:lvl w:ilvl="6" w:tentative="1">
-      <w:start w:val="1"/>
-      <w:numFmt w:val="bullet"/>
-      <w:lvlText w:val=""/>
-      <w:lvlJc w:val="left"/>
-      <w:pPr>
-        <w:tabs>
-          <w:tab w:val="num" w:pos="5040"/>
-        </w:tabs>
-        <w:ind w:left="5040" w:hanging="360"/>
-      </w:pPr>
-      <w:rPr>
-        <w:rFonts w:ascii="Wingdings" w:hAnsi="Wingdings" w:hint="default"/>
-        <w:sz w:val="20"/>
-      </w:rPr>
-    </w:lvl>
-    <w:lvl w:ilvl="7" w:tentative="1">
-      <w:start w:val="1"/>
-      <w:numFmt w:val="bullet"/>
-      <w:lvlText w:val=""/>
-      <w:lvlJc w:val="left"/>
-      <w:pPr>
-        <w:tabs>
-          <w:tab w:val="num" w:pos="5760"/>
-        </w:tabs>
-        <w:ind w:left="5760" w:hanging="360"/>
-      </w:pPr>
-      <w:rPr>
-        <w:rFonts w:ascii="Wingdings" w:hAnsi="Wingdings" w:hint="default"/>
-        <w:sz w:val="20"/>
-      </w:rPr>
-    </w:lvl>
-    <w:lvl w:ilvl="8" w:tentative="1">
-      <w:start w:val="1"/>
-      <w:numFmt w:val="bullet"/>
-      <w:lvlText w:val=""/>
-      <w:lvlJc w:val="left"/>
-      <w:pPr>
-        <w:tabs>
-          <w:tab w:val="num" w:pos="6480"/>
-        </w:tabs>
-        <w:ind w:left="6480" w:hanging="360"/>
-      </w:pPr>
-      <w:rPr>
-        <w:rFonts w:ascii="Wingdings" w:hAnsi="Wingdings" w:hint="default"/>
-        <w:sz w:val="20"/>
-      </w:rPr>
-    </w:lvl>
-  </w:abstractNum>
-  <w:abstractNum w:abstractNumId="27" w15:restartNumberingAfterBreak="0">
-    <w:nsid w:val="76AA2D24"/>
-    <w:multiLevelType w:val="multilevel"/>
-    <w:tmpl w:val="146E1230"/>
-    <w:lvl w:ilvl="0">
-      <w:start w:val="1"/>
-      <w:numFmt w:val="bullet"/>
-      <w:lvlText w:val=""/>
-      <w:lvlJc w:val="left"/>
-      <w:pPr>
-        <w:tabs>
-          <w:tab w:val="num" w:pos="720"/>
-        </w:tabs>
-        <w:ind w:left="720" w:hanging="360"/>
-      </w:pPr>
-      <w:rPr>
-        <w:rFonts w:ascii="Symbol" w:hAnsi="Symbol" w:hint="default"/>
-        <w:sz w:val="20"/>
-      </w:rPr>
-    </w:lvl>
-    <w:lvl w:ilvl="1" w:tentative="1">
-      <w:start w:val="1"/>
-      <w:numFmt w:val="bullet"/>
-      <w:lvlText w:val="o"/>
-      <w:lvlJc w:val="left"/>
-      <w:pPr>
-        <w:tabs>
-          <w:tab w:val="num" w:pos="1440"/>
-        </w:tabs>
-        <w:ind w:left="1440" w:hanging="360"/>
-      </w:pPr>
-      <w:rPr>
-        <w:rFonts w:ascii="Courier New" w:hAnsi="Courier New" w:hint="default"/>
-        <w:sz w:val="20"/>
-      </w:rPr>
-    </w:lvl>
-    <w:lvl w:ilvl="2" w:tentative="1">
-      <w:start w:val="1"/>
-      <w:numFmt w:val="bullet"/>
-      <w:lvlText w:val=""/>
-      <w:lvlJc w:val="left"/>
-      <w:pPr>
-        <w:tabs>
-          <w:tab w:val="num" w:pos="2160"/>
-        </w:tabs>
-        <w:ind w:left="2160" w:hanging="360"/>
-      </w:pPr>
-      <w:rPr>
-        <w:rFonts w:ascii="Wingdings" w:hAnsi="Wingdings" w:hint="default"/>
-        <w:sz w:val="20"/>
-      </w:rPr>
-    </w:lvl>
-    <w:lvl w:ilvl="3" w:tentative="1">
-      <w:start w:val="1"/>
-      <w:numFmt w:val="bullet"/>
-      <w:lvlText w:val=""/>
-      <w:lvlJc w:val="left"/>
-      <w:pPr>
-        <w:tabs>
-          <w:tab w:val="num" w:pos="2880"/>
-        </w:tabs>
-        <w:ind w:left="2880" w:hanging="360"/>
-      </w:pPr>
-      <w:rPr>
-        <w:rFonts w:ascii="Wingdings" w:hAnsi="Wingdings" w:hint="default"/>
-        <w:sz w:val="20"/>
-      </w:rPr>
-    </w:lvl>
-    <w:lvl w:ilvl="4" w:tentative="1">
-      <w:start w:val="1"/>
-      <w:numFmt w:val="bullet"/>
-      <w:lvlText w:val=""/>
-      <w:lvlJc w:val="left"/>
-      <w:pPr>
-        <w:tabs>
-          <w:tab w:val="num" w:pos="3600"/>
-        </w:tabs>
-        <w:ind w:left="3600" w:hanging="360"/>
-      </w:pPr>
-      <w:rPr>
-        <w:rFonts w:ascii="Wingdings" w:hAnsi="Wingdings" w:hint="default"/>
-        <w:sz w:val="20"/>
-      </w:rPr>
-    </w:lvl>
-    <w:lvl w:ilvl="5" w:tentative="1">
-      <w:start w:val="1"/>
-      <w:numFmt w:val="bullet"/>
-      <w:lvlText w:val=""/>
-      <w:lvlJc w:val="left"/>
-      <w:pPr>
-        <w:tabs>
-          <w:tab w:val="num" w:pos="4320"/>
-        </w:tabs>
-        <w:ind w:left="4320" w:hanging="360"/>
-      </w:pPr>
-      <w:rPr>
-        <w:rFonts w:ascii="Wingdings" w:hAnsi="Wingdings" w:hint="default"/>
-        <w:sz w:val="20"/>
-      </w:rPr>
-    </w:lvl>
-    <w:lvl w:ilvl="6" w:tentative="1">
-      <w:start w:val="1"/>
-      <w:numFmt w:val="bullet"/>
-      <w:lvlText w:val=""/>
-      <w:lvlJc w:val="left"/>
-      <w:pPr>
-        <w:tabs>
-          <w:tab w:val="num" w:pos="5040"/>
-        </w:tabs>
-        <w:ind w:left="5040" w:hanging="360"/>
-      </w:pPr>
-      <w:rPr>
-        <w:rFonts w:ascii="Wingdings" w:hAnsi="Wingdings" w:hint="default"/>
-        <w:sz w:val="20"/>
-      </w:rPr>
-    </w:lvl>
-    <w:lvl w:ilvl="7" w:tentative="1">
-      <w:start w:val="1"/>
-      <w:numFmt w:val="bullet"/>
-      <w:lvlText w:val=""/>
-      <w:lvlJc w:val="left"/>
-      <w:pPr>
-        <w:tabs>
-          <w:tab w:val="num" w:pos="5760"/>
-        </w:tabs>
-        <w:ind w:left="5760" w:hanging="360"/>
-      </w:pPr>
-      <w:rPr>
-        <w:rFonts w:ascii="Wingdings" w:hAnsi="Wingdings" w:hint="default"/>
-        <w:sz w:val="20"/>
-      </w:rPr>
-    </w:lvl>
-    <w:lvl w:ilvl="8" w:tentative="1">
-      <w:start w:val="1"/>
-      <w:numFmt w:val="bullet"/>
-      <w:lvlText w:val=""/>
-      <w:lvlJc w:val="left"/>
-      <w:pPr>
-        <w:tabs>
-          <w:tab w:val="num" w:pos="6480"/>
-        </w:tabs>
-        <w:ind w:left="6480" w:hanging="360"/>
-      </w:pPr>
-      <w:rPr>
-        <w:rFonts w:ascii="Wingdings" w:hAnsi="Wingdings" w:hint="default"/>
-        <w:sz w:val="20"/>
-      </w:rPr>
-    </w:lvl>
-  </w:abstractNum>
-  <w:num w:numId="1" w16cid:durableId="1470708869">
+  <w:num w:numId="1" w16cid:durableId="1820001834">
+    <w:abstractNumId w:val="5"/>
+  </w:num>
+  <w:num w:numId="2" w16cid:durableId="1283803620">
+    <w:abstractNumId w:val="4"/>
+  </w:num>
+  <w:num w:numId="3" w16cid:durableId="270861068">
     <w:abstractNumId w:val="3"/>
   </w:num>
-  <w:num w:numId="2" w16cid:durableId="1418019610">
+  <w:num w:numId="4" w16cid:durableId="1017855271">
     <w:abstractNumId w:val="2"/>
   </w:num>
-  <w:num w:numId="3" w16cid:durableId="1576360469">
-    <w:abstractNumId w:val="22"/>
+  <w:num w:numId="5" w16cid:durableId="520705815">
+    <w:abstractNumId w:val="7"/>
   </w:num>
-  <w:num w:numId="4" w16cid:durableId="1796949935">
-    <w:abstractNumId w:val="8"/>
+  <w:num w:numId="6" w16cid:durableId="1794707831">
+    <w:abstractNumId w:val="6"/>
   </w:num>
-  <w:num w:numId="5" w16cid:durableId="803157171">
-    <w:abstractNumId w:val="25"/>
+  <w:num w:numId="7" w16cid:durableId="1545216868">
+    <w:abstractNumId w:val="1"/>
   </w:num>
-  <w:num w:numId="6" w16cid:durableId="276958887">
-    <w:abstractNumId w:val="5"/>
-  </w:num>
-  <w:num w:numId="7" w16cid:durableId="440495389">
-    <w:abstractNumId w:val="27"/>
-  </w:num>
-  <w:num w:numId="8" w16cid:durableId="123013413">
-    <w:abstractNumId w:val="4"/>
-  </w:num>
-  <w:num w:numId="9" w16cid:durableId="1500659942">
-    <w:abstractNumId w:val="26"/>
-  </w:num>
-  <w:num w:numId="10" w16cid:durableId="1175614489">
-    <w:abstractNumId w:val="16"/>
-  </w:num>
-  <w:num w:numId="11" w16cid:durableId="2026710949">
+  <w:num w:numId="8" w16cid:durableId="1875582653">
     <w:abstractNumId w:val="0"/>
   </w:num>
-  <w:num w:numId="12" w16cid:durableId="245111582">
-    <w:abstractNumId w:val="9"/>
-  </w:num>
-  <w:num w:numId="13" w16cid:durableId="891429763">
-    <w:abstractNumId w:val="18"/>
-  </w:num>
-  <w:num w:numId="14" w16cid:durableId="400178717">
-    <w:abstractNumId w:val="13"/>
-  </w:num>
-  <w:num w:numId="15" w16cid:durableId="1149132318">
-    <w:abstractNumId w:val="1"/>
-  </w:num>
-  <w:num w:numId="16" w16cid:durableId="1510488633">
-    <w:abstractNumId w:val="24"/>
-  </w:num>
-  <w:num w:numId="17" w16cid:durableId="1341004918">
-    <w:abstractNumId w:val="17"/>
-  </w:num>
-  <w:num w:numId="18" w16cid:durableId="1618373315">
-    <w:abstractNumId w:val="12"/>
-  </w:num>
-  <w:num w:numId="19" w16cid:durableId="1860392884">
-    <w:abstractNumId w:val="20"/>
-  </w:num>
-  <w:num w:numId="20" w16cid:durableId="2097558596">
-    <w:abstractNumId w:val="19"/>
-  </w:num>
-  <w:num w:numId="21" w16cid:durableId="1590314099">
-    <w:abstractNumId w:val="11"/>
-  </w:num>
-  <w:num w:numId="22" w16cid:durableId="20283356">
-    <w:abstractNumId w:val="21"/>
-  </w:num>
-  <w:num w:numId="23" w16cid:durableId="238446711">
-    <w:abstractNumId w:val="10"/>
-  </w:num>
-  <w:num w:numId="24" w16cid:durableId="535048053">
-    <w:abstractNumId w:val="14"/>
-  </w:num>
-  <w:num w:numId="25" w16cid:durableId="1046567959">
-    <w:abstractNumId w:val="7"/>
-  </w:num>
-  <w:num w:numId="26" w16cid:durableId="1537741756">
-    <w:abstractNumId w:val="15"/>
-  </w:num>
-  <w:num w:numId="27" w16cid:durableId="1115369764">
-    <w:abstractNumId w:val="6"/>
-  </w:num>
-  <w:num w:numId="28" w16cid:durableId="1086994876">
-    <w:abstractNumId w:val="23"/>
-  </w:num>
+  <w:numIdMacAtCleanup w:val="8"/>
 </w:numbering>
 </file>
 

--- a/Tervezés/Dokumentáció.docx
+++ b/Tervezés/Dokumentáció.docx
@@ -7982,245 +7982,369 @@
         <w:pStyle w:val="Cmsor1"/>
         <w:ind w:firstLine="0"/>
       </w:pPr>
-      <w:bookmarkStart w:id="7" w:name="_Toc225269837"/>
-      <w:r>
-        <w:t>Adatbázis dokumentáció</w:t>
+      <w:bookmarkStart w:id="7" w:name="_Toc225269853"/>
+      <w:r>
+        <w:t xml:space="preserve">JWT </w:t>
+      </w:r>
+      <w:proofErr w:type="spellStart"/>
+      <w:r>
+        <w:t>Autentikáció</w:t>
       </w:r>
       <w:bookmarkEnd w:id="7"/>
+      <w:proofErr w:type="spellEnd"/>
+    </w:p>
+    <w:p>
+      <w:r>
+        <w:t xml:space="preserve">A </w:t>
+      </w:r>
+      <w:proofErr w:type="spellStart"/>
+      <w:r>
+        <w:t>NapiCsepp</w:t>
+      </w:r>
+      <w:proofErr w:type="spellEnd"/>
+      <w:r>
+        <w:t xml:space="preserve"> alkalmazás a felhasználói azonosításhoz JSON Web </w:t>
+      </w:r>
+      <w:proofErr w:type="spellStart"/>
+      <w:r>
+        <w:t>Token</w:t>
+      </w:r>
+      <w:proofErr w:type="spellEnd"/>
+      <w:r>
+        <w:t xml:space="preserve"> (JWT) alapú </w:t>
+      </w:r>
+      <w:proofErr w:type="spellStart"/>
+      <w:r>
+        <w:t>autentikációt</w:t>
+      </w:r>
+      <w:proofErr w:type="spellEnd"/>
+      <w:r>
+        <w:t xml:space="preserve"> használ. Ez az állapotmentes (</w:t>
+      </w:r>
+      <w:proofErr w:type="spellStart"/>
+      <w:r>
+        <w:t>stateless</w:t>
+      </w:r>
+      <w:proofErr w:type="spellEnd"/>
+      <w:r>
+        <w:t>) megoldás biztosítja, hogy a bejelentkezett felhasználók hitelesítetten férhessenek hozzá a védett API végpontokhoz.</w:t>
+      </w:r>
     </w:p>
     <w:p>
       <w:pPr>
         <w:pStyle w:val="Cmsor2"/>
         <w:ind w:firstLine="0"/>
       </w:pPr>
-      <w:bookmarkStart w:id="8" w:name="_Toc225269838"/>
-      <w:r>
-        <w:t>Táblák:</w:t>
+      <w:bookmarkStart w:id="8" w:name="_Toc225269854"/>
+      <w:r>
+        <w:t xml:space="preserve">A </w:t>
+      </w:r>
+      <w:proofErr w:type="spellStart"/>
+      <w:r>
+        <w:t>token</w:t>
+      </w:r>
+      <w:proofErr w:type="spellEnd"/>
+      <w:r>
+        <w:t xml:space="preserve"> felépítése (</w:t>
+      </w:r>
+      <w:proofErr w:type="spellStart"/>
+      <w:r>
+        <w:t>Payload</w:t>
+      </w:r>
+      <w:proofErr w:type="spellEnd"/>
+      <w:r>
+        <w:t>)</w:t>
       </w:r>
       <w:bookmarkEnd w:id="8"/>
     </w:p>
     <w:p>
-      <w:proofErr w:type="spellStart"/>
-      <w:r>
-        <w:t>Users</w:t>
-      </w:r>
-      <w:proofErr w:type="spellEnd"/>
-      <w:r>
-        <w:t xml:space="preserve">: Ez a tábla lesz felelős tárolni a felhasználó adatait </w:t>
-      </w:r>
-    </w:p>
-    <w:p>
-      <w:proofErr w:type="spellStart"/>
-      <w:r>
-        <w:t>Activities</w:t>
-      </w:r>
-      <w:proofErr w:type="spellEnd"/>
-      <w:r>
-        <w:t>: Ez a tábla fogja tárolni a napi teendőlista feladatait</w:t>
-      </w:r>
-      <w:r>
-        <w:t xml:space="preserve"> és a szokásokat</w:t>
-      </w:r>
-    </w:p>
-    <w:p>
-      <w:proofErr w:type="spellStart"/>
-      <w:r>
-        <w:t>Events</w:t>
-      </w:r>
-      <w:proofErr w:type="spellEnd"/>
-      <w:r>
-        <w:t>: Ez a tábla fogja kezelni a felhasználó által megadott eseményeket</w:t>
-      </w:r>
-    </w:p>
-    <w:p>
-      <w:proofErr w:type="spellStart"/>
-      <w:r>
-        <w:t>Types</w:t>
-      </w:r>
-      <w:proofErr w:type="spellEnd"/>
-      <w:r>
-        <w:t xml:space="preserve">: Ez fogja a </w:t>
-      </w:r>
-      <w:proofErr w:type="spellStart"/>
-      <w:r>
-        <w:t>taskok</w:t>
-      </w:r>
-      <w:proofErr w:type="spellEnd"/>
-      <w:r>
-        <w:t xml:space="preserve"> és habitokhoz tartozó típusokat tartalmazni. (mozgás, házimunka, tanulás)</w:t>
-      </w:r>
-    </w:p>
-    <w:p>
-      <w:proofErr w:type="spellStart"/>
-      <w:r>
-        <w:t>Difficulties</w:t>
-      </w:r>
-      <w:proofErr w:type="spellEnd"/>
-      <w:r>
-        <w:t xml:space="preserve">: Ez fogja a </w:t>
-      </w:r>
-      <w:proofErr w:type="spellStart"/>
-      <w:r>
-        <w:t>taskok</w:t>
-      </w:r>
-      <w:proofErr w:type="spellEnd"/>
-      <w:r>
-        <w:t xml:space="preserve"> és habitokhoz tartozó nehézségi szinteket tartalmazni. (könnyű, közepes, nehéz)</w:t>
-      </w:r>
+      <w:pPr>
+        <w:ind w:firstLine="0"/>
+      </w:pPr>
+      <w:r>
+        <w:t xml:space="preserve">A </w:t>
+      </w:r>
+      <w:proofErr w:type="spellStart"/>
+      <w:r>
+        <w:t>NapiCsepp</w:t>
+      </w:r>
+      <w:proofErr w:type="spellEnd"/>
+      <w:r>
+        <w:t xml:space="preserve"> alkalmazásban a JWT </w:t>
+      </w:r>
+      <w:proofErr w:type="spellStart"/>
+      <w:r>
+        <w:t>payload</w:t>
+      </w:r>
+      <w:proofErr w:type="spellEnd"/>
+      <w:r>
+        <w:t xml:space="preserve"> az alábbi mezőket tartalmazza:</w:t>
+      </w:r>
+    </w:p>
+    <w:tbl>
+      <w:tblPr>
+        <w:tblStyle w:val="Rcsostblzat"/>
+        <w:tblW w:w="0" w:type="auto"/>
+        <w:tblLook w:val="04A0" w:firstRow="1" w:lastRow="0" w:firstColumn="1" w:lastColumn="0" w:noHBand="0" w:noVBand="1"/>
+      </w:tblPr>
+      <w:tblGrid>
+        <w:gridCol w:w="2736"/>
+        <w:gridCol w:w="2737"/>
+        <w:gridCol w:w="2737"/>
+      </w:tblGrid>
+      <w:tr>
+        <w:tc>
+          <w:tcPr>
+            <w:tcW w:w="2736" w:type="dxa"/>
+          </w:tcPr>
+          <w:p>
+            <w:pPr>
+              <w:ind w:firstLine="0"/>
+            </w:pPr>
+            <w:r>
+              <w:t>Mező</w:t>
+            </w:r>
+          </w:p>
+        </w:tc>
+        <w:tc>
+          <w:tcPr>
+            <w:tcW w:w="2737" w:type="dxa"/>
+          </w:tcPr>
+          <w:p>
+            <w:pPr>
+              <w:ind w:firstLine="0"/>
+            </w:pPr>
+            <w:r>
+              <w:t>Típus/Érték</w:t>
+            </w:r>
+          </w:p>
+        </w:tc>
+        <w:tc>
+          <w:tcPr>
+            <w:tcW w:w="2737" w:type="dxa"/>
+          </w:tcPr>
+          <w:p>
+            <w:pPr>
+              <w:ind w:firstLine="0"/>
+            </w:pPr>
+            <w:r>
+              <w:t>Leírás</w:t>
+            </w:r>
+          </w:p>
+        </w:tc>
+      </w:tr>
+      <w:tr>
+        <w:tc>
+          <w:tcPr>
+            <w:tcW w:w="2736" w:type="dxa"/>
+          </w:tcPr>
+          <w:p>
+            <w:pPr>
+              <w:ind w:firstLine="0"/>
+            </w:pPr>
+            <w:proofErr w:type="spellStart"/>
+            <w:r>
+              <w:t>user_id</w:t>
+            </w:r>
+            <w:proofErr w:type="spellEnd"/>
+          </w:p>
+        </w:tc>
+        <w:tc>
+          <w:tcPr>
+            <w:tcW w:w="2737" w:type="dxa"/>
+          </w:tcPr>
+          <w:p>
+            <w:pPr>
+              <w:ind w:firstLine="0"/>
+            </w:pPr>
+            <w:r>
+              <w:t>INT</w:t>
+            </w:r>
+          </w:p>
+        </w:tc>
+        <w:tc>
+          <w:tcPr>
+            <w:tcW w:w="2737" w:type="dxa"/>
+          </w:tcPr>
+          <w:p>
+            <w:pPr>
+              <w:ind w:firstLine="0"/>
+            </w:pPr>
+            <w:r>
+              <w:t>A felhasználó egyedi azonosítója az adatbázisban</w:t>
+            </w:r>
+          </w:p>
+        </w:tc>
+      </w:tr>
+      <w:tr>
+        <w:tc>
+          <w:tcPr>
+            <w:tcW w:w="2736" w:type="dxa"/>
+          </w:tcPr>
+          <w:p>
+            <w:pPr>
+              <w:ind w:firstLine="0"/>
+            </w:pPr>
+            <w:proofErr w:type="spellStart"/>
+            <w:r>
+              <w:t>ialt</w:t>
+            </w:r>
+            <w:proofErr w:type="spellEnd"/>
+          </w:p>
+        </w:tc>
+        <w:tc>
+          <w:tcPr>
+            <w:tcW w:w="2737" w:type="dxa"/>
+          </w:tcPr>
+          <w:p>
+            <w:pPr>
+              <w:ind w:firstLine="0"/>
+            </w:pPr>
+            <w:r>
+              <w:t>UNIX</w:t>
+            </w:r>
+          </w:p>
+        </w:tc>
+        <w:tc>
+          <w:tcPr>
+            <w:tcW w:w="2737" w:type="dxa"/>
+          </w:tcPr>
+          <w:p>
+            <w:pPr>
+              <w:ind w:firstLine="0"/>
+            </w:pPr>
+            <w:proofErr w:type="spellStart"/>
+            <w:r>
+              <w:t>Token</w:t>
+            </w:r>
+            <w:proofErr w:type="spellEnd"/>
+            <w:r>
+              <w:t xml:space="preserve"> </w:t>
+            </w:r>
+            <w:proofErr w:type="spellStart"/>
+            <w:r>
+              <w:t>kiállitásának</w:t>
+            </w:r>
+            <w:proofErr w:type="spellEnd"/>
+            <w:r>
+              <w:t xml:space="preserve"> időpontja (</w:t>
+            </w:r>
+            <w:proofErr w:type="spellStart"/>
+            <w:r>
+              <w:t>issued</w:t>
+            </w:r>
+            <w:proofErr w:type="spellEnd"/>
+            <w:r>
+              <w:t xml:space="preserve"> </w:t>
+            </w:r>
+            <w:proofErr w:type="spellStart"/>
+            <w:r>
+              <w:t>at</w:t>
+            </w:r>
+            <w:proofErr w:type="spellEnd"/>
+            <w:r>
+              <w:t>)</w:t>
+            </w:r>
+          </w:p>
+        </w:tc>
+      </w:tr>
+      <w:tr>
+        <w:tc>
+          <w:tcPr>
+            <w:tcW w:w="2736" w:type="dxa"/>
+          </w:tcPr>
+          <w:p>
+            <w:pPr>
+              <w:ind w:firstLine="0"/>
+            </w:pPr>
+            <w:proofErr w:type="spellStart"/>
+            <w:r>
+              <w:t>exp</w:t>
+            </w:r>
+            <w:proofErr w:type="spellEnd"/>
+          </w:p>
+        </w:tc>
+        <w:tc>
+          <w:tcPr>
+            <w:tcW w:w="2737" w:type="dxa"/>
+          </w:tcPr>
+          <w:p>
+            <w:pPr>
+              <w:ind w:firstLine="0"/>
+            </w:pPr>
+            <w:r>
+              <w:t>UNIX</w:t>
+            </w:r>
+          </w:p>
+        </w:tc>
+        <w:tc>
+          <w:tcPr>
+            <w:tcW w:w="2737" w:type="dxa"/>
+          </w:tcPr>
+          <w:p>
+            <w:pPr>
+              <w:ind w:firstLine="0"/>
+            </w:pPr>
+            <w:proofErr w:type="spellStart"/>
+            <w:r>
+              <w:t>Token</w:t>
+            </w:r>
+            <w:proofErr w:type="spellEnd"/>
+            <w:r>
+              <w:t xml:space="preserve"> lejáratának időpontja (</w:t>
+            </w:r>
+            <w:proofErr w:type="spellStart"/>
+            <w:r>
+              <w:t>expiration</w:t>
+            </w:r>
+            <w:proofErr w:type="spellEnd"/>
+            <w:r>
+              <w:t>)</w:t>
+            </w:r>
+          </w:p>
+        </w:tc>
+      </w:tr>
+    </w:tbl>
+    <w:p>
+      <w:pPr>
+        <w:ind w:firstLine="0"/>
+      </w:pPr>
     </w:p>
     <w:p>
       <w:pPr>
         <w:pStyle w:val="Cmsor2"/>
         <w:ind w:firstLine="0"/>
       </w:pPr>
-      <w:bookmarkStart w:id="9" w:name="_Toc225269839"/>
-      <w:r>
-        <w:t>Kapcsolatok:</w:t>
+      <w:bookmarkStart w:id="9" w:name="_Toc225269855"/>
+      <w:proofErr w:type="spellStart"/>
+      <w:r>
+        <w:t>Token</w:t>
+      </w:r>
+      <w:proofErr w:type="spellEnd"/>
+      <w:r>
+        <w:t xml:space="preserve"> élettartama</w:t>
       </w:r>
       <w:bookmarkEnd w:id="9"/>
     </w:p>
     <w:p>
-      <w:proofErr w:type="spellStart"/>
-      <w:r>
-        <w:t>Users</w:t>
-      </w:r>
-      <w:proofErr w:type="spellEnd"/>
-      <w:r>
-        <w:t xml:space="preserve"> és a</w:t>
-      </w:r>
-      <w:r>
-        <w:t xml:space="preserve">z </w:t>
-      </w:r>
-      <w:proofErr w:type="spellStart"/>
-      <w:r>
-        <w:t>Activities</w:t>
-      </w:r>
-      <w:proofErr w:type="spellEnd"/>
-      <w:r>
-        <w:t xml:space="preserve"> </w:t>
-      </w:r>
-      <w:r>
-        <w:t xml:space="preserve">között: </w:t>
-      </w:r>
-      <w:r>
-        <w:t>1: N</w:t>
-      </w:r>
-      <w:r>
-        <w:t xml:space="preserve"> Egy felhasználó több teendőt</w:t>
-      </w:r>
-      <w:r>
-        <w:t xml:space="preserve"> vagy szokást </w:t>
-      </w:r>
-      <w:r>
-        <w:t>felvehet és egy teendőhöz</w:t>
-      </w:r>
-      <w:r>
-        <w:t xml:space="preserve"> vagy szokáshoz egy felhasználó tartozhat</w:t>
-      </w:r>
-    </w:p>
-    <w:p>
-      <w:proofErr w:type="spellStart"/>
-      <w:r>
-        <w:t>Users</w:t>
-      </w:r>
-      <w:proofErr w:type="spellEnd"/>
-      <w:r>
-        <w:t xml:space="preserve"> és a </w:t>
-      </w:r>
-      <w:proofErr w:type="spellStart"/>
-      <w:r>
-        <w:t>Events</w:t>
-      </w:r>
-      <w:proofErr w:type="spellEnd"/>
-      <w:r>
-        <w:t xml:space="preserve"> között: </w:t>
-      </w:r>
-      <w:r>
-        <w:t>1: N</w:t>
-      </w:r>
-      <w:r>
-        <w:t xml:space="preserve"> Egy felhasználó több eseményt is felvehet és egy eseményhez </w:t>
-      </w:r>
-      <w:r>
-        <w:t>egy felhasználó tartozik</w:t>
-      </w:r>
-    </w:p>
-    <w:p>
-      <w:proofErr w:type="spellStart"/>
-      <w:r>
-        <w:t>Activity</w:t>
-      </w:r>
-      <w:proofErr w:type="spellEnd"/>
-      <w:r>
-        <w:t xml:space="preserve"> </w:t>
-      </w:r>
-      <w:r>
-        <w:t xml:space="preserve">és a </w:t>
-      </w:r>
-      <w:proofErr w:type="spellStart"/>
-      <w:r>
-        <w:t>Types</w:t>
-      </w:r>
-      <w:proofErr w:type="spellEnd"/>
-      <w:r>
-        <w:t xml:space="preserve"> között: </w:t>
-      </w:r>
-      <w:r>
-        <w:t>N</w:t>
-      </w:r>
-      <w:r>
-        <w:t xml:space="preserve">:1 </w:t>
-      </w:r>
       <w:r>
         <w:t xml:space="preserve">A </w:t>
       </w:r>
-      <w:r>
-        <w:t>teendő</w:t>
-      </w:r>
-      <w:r>
-        <w:t>k</w:t>
-      </w:r>
-      <w:r>
-        <w:t>höz csak egy típus tartozhat.</w:t>
-      </w:r>
-    </w:p>
-    <w:p>
-      <w:proofErr w:type="spellStart"/>
-      <w:r>
-        <w:t>Activity</w:t>
-      </w:r>
-      <w:proofErr w:type="spellEnd"/>
-      <w:r>
-        <w:t xml:space="preserve"> </w:t>
-      </w:r>
-      <w:r>
-        <w:t xml:space="preserve">és a </w:t>
-      </w:r>
-      <w:proofErr w:type="spellStart"/>
-      <w:r>
-        <w:t>Difficulties</w:t>
-      </w:r>
-      <w:proofErr w:type="spellEnd"/>
-      <w:r>
-        <w:t xml:space="preserve"> között: </w:t>
-      </w:r>
-      <w:r>
-        <w:t>N</w:t>
-      </w:r>
-      <w:r>
-        <w:t xml:space="preserve">:1 </w:t>
-      </w:r>
-      <w:r>
-        <w:t xml:space="preserve">A </w:t>
-      </w:r>
-      <w:r>
-        <w:t>teendő</w:t>
-      </w:r>
-      <w:r>
-        <w:t>k</w:t>
-      </w:r>
-      <w:r>
-        <w:t>höz csak egy nehézség tartozhat.</w:t>
+      <w:proofErr w:type="spellStart"/>
+      <w:r>
+        <w:t>token</w:t>
+      </w:r>
+      <w:proofErr w:type="spellEnd"/>
+      <w:r>
+        <w:t xml:space="preserve"> alapértelmezett élettartama 2 óra. Lejárat után a felhasználónak újra be kell jelentkeznie, hogy új </w:t>
+      </w:r>
+      <w:proofErr w:type="spellStart"/>
+      <w:r>
+        <w:t>tokent</w:t>
+      </w:r>
+      <w:proofErr w:type="spellEnd"/>
+      <w:r>
+        <w:t xml:space="preserve"> kapjon. </w:t>
       </w:r>
     </w:p>
     <w:p>
@@ -8228,17 +8352,630 @@
         <w:pStyle w:val="Cmsor2"/>
         <w:ind w:firstLine="0"/>
       </w:pPr>
-      <w:bookmarkStart w:id="10" w:name="_Toc225269840"/>
+      <w:bookmarkStart w:id="10" w:name="_Toc225269856"/>
+      <w:proofErr w:type="spellStart"/>
+      <w:r>
+        <w:lastRenderedPageBreak/>
+        <w:t>Autentikáció</w:t>
+      </w:r>
+      <w:proofErr w:type="spellEnd"/>
+      <w:r>
+        <w:t xml:space="preserve"> folyamata</w:t>
+      </w:r>
+      <w:bookmarkEnd w:id="10"/>
+    </w:p>
+    <w:p>
+      <w:pPr>
+        <w:pStyle w:val="Cmsor3"/>
+      </w:pPr>
+      <w:bookmarkStart w:id="11" w:name="_Toc225269857"/>
+      <w:r>
+        <w:t>Bejelentkezés</w:t>
+      </w:r>
+      <w:bookmarkEnd w:id="11"/>
+    </w:p>
+    <w:p>
+      <w:r>
+        <w:t xml:space="preserve">A felhasználó elküldi az email címét és jelszavát a bejelentkezési végpontra. A szerver ellenőrzi az adatokat az adatbázisban, majd sikeres azonosítás esetén előállítja és visszaküldi a JWT </w:t>
+      </w:r>
+      <w:proofErr w:type="spellStart"/>
+      <w:r>
+        <w:t>tokent</w:t>
+      </w:r>
+      <w:proofErr w:type="spellEnd"/>
+      <w:r>
+        <w:t>.</w:t>
+      </w:r>
+    </w:p>
+    <w:p>
+      <w:pPr>
+        <w:ind w:firstLine="0"/>
+      </w:pPr>
+      <w:r>
+        <w:t>POST /napicsepp/login</w:t>
+      </w:r>
+    </w:p>
+    <w:p>
+      <w:pPr>
+        <w:ind w:firstLine="0"/>
+      </w:pPr>
+      <w:r>
+        <w:t xml:space="preserve">Body: </w:t>
+      </w:r>
+      <w:proofErr w:type="gramStart"/>
+      <w:r>
+        <w:t>{ email</w:t>
+      </w:r>
+      <w:proofErr w:type="gramEnd"/>
+      <w:r>
+        <w:t xml:space="preserve">: "...", </w:t>
+      </w:r>
+      <w:proofErr w:type="spellStart"/>
+      <w:r>
+        <w:t>password</w:t>
+      </w:r>
+      <w:proofErr w:type="spellEnd"/>
+      <w:r>
+        <w:t xml:space="preserve">: </w:t>
+      </w:r>
+      <w:proofErr w:type="gramStart"/>
+      <w:r>
+        <w:t>"..." }</w:t>
+      </w:r>
+      <w:proofErr w:type="gramEnd"/>
+    </w:p>
+    <w:p>
+      <w:pPr>
+        <w:ind w:firstLine="0"/>
+      </w:pPr>
+      <w:r>
+        <w:t xml:space="preserve">Válasz: </w:t>
+      </w:r>
+      <w:proofErr w:type="gramStart"/>
+      <w:r>
+        <w:t xml:space="preserve">{ </w:t>
+      </w:r>
+      <w:proofErr w:type="spellStart"/>
+      <w:r>
+        <w:t>token</w:t>
+      </w:r>
+      <w:proofErr w:type="spellEnd"/>
+      <w:proofErr w:type="gramEnd"/>
+      <w:r>
+        <w:t>: "</w:t>
+      </w:r>
+      <w:proofErr w:type="spellStart"/>
+      <w:r>
+        <w:t>eyJ</w:t>
+      </w:r>
+      <w:proofErr w:type="spellEnd"/>
+      <w:r>
+        <w:t>...</w:t>
+      </w:r>
+      <w:proofErr w:type="gramStart"/>
+      <w:r>
+        <w:t>" }</w:t>
+      </w:r>
+      <w:proofErr w:type="gramEnd"/>
+    </w:p>
+    <w:p>
+      <w:pPr>
+        <w:pStyle w:val="Cmsor3"/>
+      </w:pPr>
+      <w:bookmarkStart w:id="12" w:name="_Toc225269858"/>
+      <w:proofErr w:type="spellStart"/>
+      <w:r>
+        <w:t>Token</w:t>
+      </w:r>
+      <w:proofErr w:type="spellEnd"/>
+      <w:r>
+        <w:t xml:space="preserve"> tárolása (frontend)</w:t>
+      </w:r>
+      <w:bookmarkEnd w:id="12"/>
+    </w:p>
+    <w:p>
+      <w:r>
+        <w:t xml:space="preserve">A frontend a kapott </w:t>
+      </w:r>
+      <w:proofErr w:type="spellStart"/>
+      <w:r>
+        <w:t>tokent</w:t>
+      </w:r>
+      <w:proofErr w:type="spellEnd"/>
+      <w:r>
+        <w:t xml:space="preserve"> a böngészőben tárolja </w:t>
+      </w:r>
+      <w:proofErr w:type="spellStart"/>
+      <w:r>
+        <w:t>localStorage</w:t>
+      </w:r>
+      <w:proofErr w:type="spellEnd"/>
+      <w:r>
+        <w:t>-ban, és minden védett API-híváshoz mellékeli.</w:t>
+      </w:r>
+    </w:p>
+    <w:p>
+      <w:pPr>
+        <w:pStyle w:val="Cmsor3"/>
+      </w:pPr>
+      <w:bookmarkStart w:id="13" w:name="_Toc225269859"/>
+      <w:r>
+        <w:t>Védett végpontok elérése</w:t>
+      </w:r>
+      <w:bookmarkEnd w:id="13"/>
+    </w:p>
+    <w:p>
+      <w:r>
+        <w:t xml:space="preserve">A védett végpontokhoz intézett kérések esetén a </w:t>
+      </w:r>
+      <w:proofErr w:type="spellStart"/>
+      <w:r>
+        <w:t>tokent</w:t>
+      </w:r>
+      <w:proofErr w:type="spellEnd"/>
+      <w:r>
+        <w:t xml:space="preserve"> a kérés fejlécébe kell helyezni:</w:t>
+      </w:r>
+    </w:p>
+    <w:p>
+      <w:r>
+        <w:t>x-</w:t>
+      </w:r>
+      <w:proofErr w:type="spellStart"/>
+      <w:r>
+        <w:t>access</w:t>
+      </w:r>
+      <w:proofErr w:type="spellEnd"/>
+      <w:r>
+        <w:t>-</w:t>
+      </w:r>
+      <w:proofErr w:type="spellStart"/>
+      <w:r>
+        <w:t>token</w:t>
+      </w:r>
+      <w:proofErr w:type="spellEnd"/>
+      <w:r>
+        <w:t>: eyJhbGciOiJIUzI1NiIsInR5cCI6IkpXVCJ9...</w:t>
+      </w:r>
+    </w:p>
+    <w:p>
+      <w:r>
+        <w:t xml:space="preserve">A szerver minden védett kérésnél ellenőrzi a </w:t>
+      </w:r>
+      <w:proofErr w:type="spellStart"/>
+      <w:r>
+        <w:t>tokent</w:t>
+      </w:r>
+      <w:proofErr w:type="spellEnd"/>
+      <w:r>
+        <w:t xml:space="preserve"> egy </w:t>
+      </w:r>
+      <w:proofErr w:type="spellStart"/>
+      <w:r>
+        <w:t>middleware</w:t>
+      </w:r>
+      <w:proofErr w:type="spellEnd"/>
+      <w:r>
+        <w:t xml:space="preserve"> segítségével. Ha a </w:t>
+      </w:r>
+      <w:proofErr w:type="spellStart"/>
+      <w:r>
+        <w:t>token</w:t>
+      </w:r>
+      <w:proofErr w:type="spellEnd"/>
+      <w:r>
+        <w:t xml:space="preserve"> érvényes, a </w:t>
+      </w:r>
+      <w:proofErr w:type="spellStart"/>
+      <w:r>
+        <w:t>middleware</w:t>
+      </w:r>
+      <w:proofErr w:type="spellEnd"/>
+      <w:r>
+        <w:t xml:space="preserve"> kibontja a </w:t>
+      </w:r>
+      <w:proofErr w:type="spellStart"/>
+      <w:r>
+        <w:t>payload</w:t>
+      </w:r>
+      <w:proofErr w:type="spellEnd"/>
+      <w:r>
+        <w:t xml:space="preserve">-ot és elérhetővé teszi a </w:t>
+      </w:r>
+      <w:proofErr w:type="spellStart"/>
+      <w:r>
+        <w:t>req.user</w:t>
+      </w:r>
+      <w:proofErr w:type="spellEnd"/>
+      <w:r>
+        <w:t xml:space="preserve"> objektumban a </w:t>
+      </w:r>
+      <w:proofErr w:type="spellStart"/>
+      <w:r>
+        <w:t>controller</w:t>
+      </w:r>
+      <w:proofErr w:type="spellEnd"/>
+      <w:r>
+        <w:t xml:space="preserve"> számára:</w:t>
+      </w:r>
+    </w:p>
+    <w:p>
+      <w:proofErr w:type="spellStart"/>
+      <w:r>
+        <w:t>req.user.user_</w:t>
+      </w:r>
+      <w:proofErr w:type="gramStart"/>
+      <w:r>
+        <w:t>id</w:t>
+      </w:r>
+      <w:proofErr w:type="spellEnd"/>
+      <w:r>
+        <w:t xml:space="preserve">  /</w:t>
+      </w:r>
+      <w:proofErr w:type="gramEnd"/>
+      <w:r>
+        <w:t>/ a felhasználó azonosítója</w:t>
+      </w:r>
+    </w:p>
+    <w:p>
+      <w:pPr>
+        <w:pStyle w:val="Cmsor3"/>
+      </w:pPr>
+      <w:bookmarkStart w:id="14" w:name="_Toc225269860"/>
+      <w:proofErr w:type="spellStart"/>
+      <w:r>
+        <w:t>Token</w:t>
+      </w:r>
+      <w:proofErr w:type="spellEnd"/>
+      <w:r>
+        <w:t xml:space="preserve"> ellenőrzés – lehetséges hibaesetek</w:t>
+      </w:r>
+      <w:bookmarkEnd w:id="14"/>
+    </w:p>
+    <w:p>
+      <w:r>
+        <w:t xml:space="preserve">403 – </w:t>
+      </w:r>
+      <w:proofErr w:type="spellStart"/>
+      <w:r>
+        <w:t>Token</w:t>
+      </w:r>
+      <w:proofErr w:type="spellEnd"/>
+      <w:r>
+        <w:t xml:space="preserve"> hiányzik: a kérés nem tartalmaz x-</w:t>
+      </w:r>
+      <w:proofErr w:type="spellStart"/>
+      <w:r>
+        <w:t>access</w:t>
+      </w:r>
+      <w:proofErr w:type="spellEnd"/>
+      <w:r>
+        <w:t>-</w:t>
+      </w:r>
+      <w:proofErr w:type="spellStart"/>
+      <w:r>
+        <w:t>token</w:t>
+      </w:r>
+      <w:proofErr w:type="spellEnd"/>
+      <w:r>
+        <w:t xml:space="preserve"> fejlécet → "</w:t>
+      </w:r>
+      <w:proofErr w:type="spellStart"/>
+      <w:r>
+        <w:t>Token</w:t>
+      </w:r>
+      <w:proofErr w:type="spellEnd"/>
+      <w:r>
+        <w:t xml:space="preserve"> szükséges"</w:t>
+      </w:r>
+    </w:p>
+    <w:p>
+      <w:r>
+        <w:t xml:space="preserve">401 – Érvénytelen </w:t>
+      </w:r>
+      <w:proofErr w:type="spellStart"/>
+      <w:r>
+        <w:t>token</w:t>
+      </w:r>
+      <w:proofErr w:type="spellEnd"/>
+      <w:r>
+        <w:t xml:space="preserve">: a </w:t>
+      </w:r>
+      <w:proofErr w:type="spellStart"/>
+      <w:r>
+        <w:t>token</w:t>
+      </w:r>
+      <w:proofErr w:type="spellEnd"/>
+      <w:r>
+        <w:t xml:space="preserve"> aláírása nem egyezik, vagy a </w:t>
+      </w:r>
+      <w:proofErr w:type="spellStart"/>
+      <w:r>
+        <w:t>token</w:t>
+      </w:r>
+      <w:proofErr w:type="spellEnd"/>
+      <w:r>
+        <w:t xml:space="preserve"> lejárt → "Az </w:t>
+      </w:r>
+      <w:proofErr w:type="spellStart"/>
+      <w:r>
+        <w:t>auth</w:t>
+      </w:r>
+      <w:proofErr w:type="spellEnd"/>
+      <w:r>
+        <w:t xml:space="preserve"> nem sikerült!"</w:t>
+      </w:r>
+    </w:p>
+    <w:p>
+      <w:pPr>
+        <w:rPr>
+          <w:rFonts w:cs="Times New Roman"/>
+        </w:rPr>
+      </w:pPr>
+    </w:p>
+    <w:p>
+      <w:pPr>
+        <w:pStyle w:val="Cmsor1"/>
+        <w:ind w:firstLine="0"/>
+      </w:pPr>
+      <w:bookmarkStart w:id="15" w:name="_Toc225269837"/>
+      <w:r>
+        <w:lastRenderedPageBreak/>
+        <w:t>Adatbázis dokumentáció</w:t>
+      </w:r>
+      <w:bookmarkEnd w:id="15"/>
+    </w:p>
+    <w:p>
+      <w:pPr>
+        <w:pStyle w:val="Cmsor2"/>
+        <w:ind w:firstLine="0"/>
+      </w:pPr>
+      <w:bookmarkStart w:id="16" w:name="_Toc225269838"/>
+      <w:r>
+        <w:t>Táblák:</w:t>
+      </w:r>
+      <w:bookmarkEnd w:id="16"/>
+    </w:p>
+    <w:p>
+      <w:proofErr w:type="spellStart"/>
+      <w:r>
+        <w:t>Users</w:t>
+      </w:r>
+      <w:proofErr w:type="spellEnd"/>
+      <w:r>
+        <w:t xml:space="preserve">: Ez a tábla lesz felelős tárolni a felhasználó adatait </w:t>
+      </w:r>
+    </w:p>
+    <w:p>
+      <w:proofErr w:type="spellStart"/>
+      <w:r>
+        <w:t>Activities</w:t>
+      </w:r>
+      <w:proofErr w:type="spellEnd"/>
+      <w:r>
+        <w:t>: Ez a tábla fogja tárolni a napi teendőlista feladatait</w:t>
+      </w:r>
+      <w:r>
+        <w:t xml:space="preserve"> és a szokásokat</w:t>
+      </w:r>
+    </w:p>
+    <w:p>
+      <w:proofErr w:type="spellStart"/>
+      <w:r>
+        <w:t>Events</w:t>
+      </w:r>
+      <w:proofErr w:type="spellEnd"/>
+      <w:r>
+        <w:t>: Ez a tábla fogja kezelni a felhasználó által megadott eseményeket</w:t>
+      </w:r>
+    </w:p>
+    <w:p>
+      <w:proofErr w:type="spellStart"/>
+      <w:r>
+        <w:t>Types</w:t>
+      </w:r>
+      <w:proofErr w:type="spellEnd"/>
+      <w:r>
+        <w:t xml:space="preserve">: Ez fogja a </w:t>
+      </w:r>
+      <w:proofErr w:type="spellStart"/>
+      <w:r>
+        <w:t>taskok</w:t>
+      </w:r>
+      <w:proofErr w:type="spellEnd"/>
+      <w:r>
+        <w:t xml:space="preserve"> és habitokhoz tartozó típusokat tartalmazni. (mozgás, házimunka, tanulás)</w:t>
+      </w:r>
+    </w:p>
+    <w:p>
+      <w:proofErr w:type="spellStart"/>
+      <w:r>
+        <w:t>Difficulties</w:t>
+      </w:r>
+      <w:proofErr w:type="spellEnd"/>
+      <w:r>
+        <w:t xml:space="preserve">: Ez fogja a </w:t>
+      </w:r>
+      <w:proofErr w:type="spellStart"/>
+      <w:r>
+        <w:t>taskok</w:t>
+      </w:r>
+      <w:proofErr w:type="spellEnd"/>
+      <w:r>
+        <w:t xml:space="preserve"> és habitokhoz tartozó nehézségi szinteket tartalmazni. (könnyű, közepes, nehéz)</w:t>
+      </w:r>
+    </w:p>
+    <w:p>
+      <w:pPr>
+        <w:pStyle w:val="Cmsor2"/>
+        <w:ind w:firstLine="0"/>
+      </w:pPr>
+      <w:bookmarkStart w:id="17" w:name="_Toc225269839"/>
+      <w:r>
+        <w:t>Kapcsolatok:</w:t>
+      </w:r>
+      <w:bookmarkEnd w:id="17"/>
+    </w:p>
+    <w:p>
+      <w:proofErr w:type="spellStart"/>
+      <w:r>
+        <w:t>Users</w:t>
+      </w:r>
+      <w:proofErr w:type="spellEnd"/>
+      <w:r>
+        <w:t xml:space="preserve"> és a</w:t>
+      </w:r>
+      <w:r>
+        <w:t xml:space="preserve">z </w:t>
+      </w:r>
+      <w:proofErr w:type="spellStart"/>
+      <w:r>
+        <w:t>Activities</w:t>
+      </w:r>
+      <w:proofErr w:type="spellEnd"/>
+      <w:r>
+        <w:t xml:space="preserve"> </w:t>
+      </w:r>
+      <w:r>
+        <w:t xml:space="preserve">között: </w:t>
+      </w:r>
+      <w:r>
+        <w:t>1: N</w:t>
+      </w:r>
+      <w:r>
+        <w:t xml:space="preserve"> Egy felhasználó több teendőt</w:t>
+      </w:r>
+      <w:r>
+        <w:t xml:space="preserve"> vagy szokást </w:t>
+      </w:r>
+      <w:r>
+        <w:t>felvehet és egy teendőhöz</w:t>
+      </w:r>
+      <w:r>
+        <w:t xml:space="preserve"> vagy szokáshoz egy felhasználó tartozhat</w:t>
+      </w:r>
+    </w:p>
+    <w:p>
+      <w:proofErr w:type="spellStart"/>
+      <w:r>
+        <w:t>Users</w:t>
+      </w:r>
+      <w:proofErr w:type="spellEnd"/>
+      <w:r>
+        <w:t xml:space="preserve"> és a </w:t>
+      </w:r>
+      <w:proofErr w:type="spellStart"/>
+      <w:r>
+        <w:t>Events</w:t>
+      </w:r>
+      <w:proofErr w:type="spellEnd"/>
+      <w:r>
+        <w:t xml:space="preserve"> között: </w:t>
+      </w:r>
+      <w:r>
+        <w:t>1: N</w:t>
+      </w:r>
+      <w:r>
+        <w:t xml:space="preserve"> Egy felhasználó több eseményt is felvehet és egy eseményhez </w:t>
+      </w:r>
+      <w:r>
+        <w:t>egy felhasználó tartozik</w:t>
+      </w:r>
+    </w:p>
+    <w:p>
+      <w:proofErr w:type="spellStart"/>
+      <w:r>
+        <w:t>Activity</w:t>
+      </w:r>
+      <w:proofErr w:type="spellEnd"/>
+      <w:r>
+        <w:t xml:space="preserve"> </w:t>
+      </w:r>
+      <w:r>
+        <w:t xml:space="preserve">és a </w:t>
+      </w:r>
+      <w:proofErr w:type="spellStart"/>
+      <w:r>
+        <w:t>Types</w:t>
+      </w:r>
+      <w:proofErr w:type="spellEnd"/>
+      <w:r>
+        <w:t xml:space="preserve"> között: </w:t>
+      </w:r>
+      <w:r>
+        <w:t>N</w:t>
+      </w:r>
+      <w:r>
+        <w:t xml:space="preserve">:1 </w:t>
+      </w:r>
+      <w:r>
+        <w:t xml:space="preserve">A </w:t>
+      </w:r>
+      <w:r>
+        <w:t>teendő</w:t>
+      </w:r>
+      <w:r>
+        <w:t>k</w:t>
+      </w:r>
+      <w:r>
+        <w:t>höz csak egy típus tartozhat.</w:t>
+      </w:r>
+    </w:p>
+    <w:p>
+      <w:proofErr w:type="spellStart"/>
+      <w:r>
+        <w:t>Activity</w:t>
+      </w:r>
+      <w:proofErr w:type="spellEnd"/>
+      <w:r>
+        <w:t xml:space="preserve"> </w:t>
+      </w:r>
+      <w:r>
+        <w:t xml:space="preserve">és a </w:t>
+      </w:r>
+      <w:proofErr w:type="spellStart"/>
+      <w:r>
+        <w:t>Difficulties</w:t>
+      </w:r>
+      <w:proofErr w:type="spellEnd"/>
+      <w:r>
+        <w:t xml:space="preserve"> között: </w:t>
+      </w:r>
+      <w:r>
+        <w:t>N</w:t>
+      </w:r>
+      <w:r>
+        <w:t xml:space="preserve">:1 </w:t>
+      </w:r>
+      <w:r>
+        <w:t xml:space="preserve">A </w:t>
+      </w:r>
+      <w:r>
+        <w:t>teendő</w:t>
+      </w:r>
+      <w:r>
+        <w:t>k</w:t>
+      </w:r>
+      <w:r>
+        <w:t>höz csak egy nehézség tartozhat.</w:t>
+      </w:r>
+    </w:p>
+    <w:p>
+      <w:pPr>
+        <w:pStyle w:val="Cmsor2"/>
+        <w:ind w:firstLine="0"/>
+      </w:pPr>
+      <w:bookmarkStart w:id="18" w:name="_Toc225269840"/>
       <w:r>
         <w:t>Táblákhoz tartozó oszlopok:</w:t>
       </w:r>
-      <w:bookmarkEnd w:id="10"/>
+      <w:bookmarkEnd w:id="18"/>
     </w:p>
     <w:p>
       <w:pPr>
         <w:pStyle w:val="Cmsor3"/>
       </w:pPr>
-      <w:bookmarkStart w:id="11" w:name="_Toc225269841"/>
+      <w:bookmarkStart w:id="19" w:name="_Toc225269841"/>
       <w:proofErr w:type="spellStart"/>
       <w:r>
         <w:t>Users</w:t>
@@ -8247,7 +8984,7 @@
       <w:r>
         <w:t>:</w:t>
       </w:r>
-      <w:bookmarkEnd w:id="11"/>
+      <w:bookmarkEnd w:id="19"/>
     </w:p>
     <w:p>
       <w:proofErr w:type="spellStart"/>
@@ -8281,64 +9018,64 @@
     <w:p>
       <w:proofErr w:type="spellStart"/>
       <w:r>
+        <w:t>password</w:t>
+      </w:r>
+      <w:proofErr w:type="spellEnd"/>
+      <w:r>
+        <w:t>: VARCHAR A felhasználó jelszavát tartalmazza titkosítva</w:t>
+      </w:r>
+    </w:p>
+    <w:p>
+      <w:r>
+        <w:t>email: VARCHAR A felhasználó email címét tartalmazza</w:t>
+      </w:r>
+    </w:p>
+    <w:p>
+      <w:proofErr w:type="spellStart"/>
+      <w:r>
+        <w:t>language</w:t>
+      </w:r>
+      <w:proofErr w:type="spellEnd"/>
+      <w:r>
+        <w:t>: V</w:t>
+      </w:r>
+      <w:r>
+        <w:t>A</w:t>
+      </w:r>
+      <w:r>
+        <w:t>RCHAR A felhasználó által kiválasztót nyelv</w:t>
+      </w:r>
+    </w:p>
+    <w:p>
+      <w:proofErr w:type="spellStart"/>
+      <w:r>
+        <w:t>role</w:t>
+      </w:r>
+      <w:proofErr w:type="spellEnd"/>
+      <w:r>
+        <w:t>: VARCHAR A felhasználó jogosultságának a neve (</w:t>
+      </w:r>
+      <w:proofErr w:type="spellStart"/>
+      <w:r>
+        <w:t>user</w:t>
+      </w:r>
+      <w:proofErr w:type="spellEnd"/>
+      <w:r>
+        <w:t xml:space="preserve">, </w:t>
+      </w:r>
+      <w:proofErr w:type="spellStart"/>
+      <w:r>
+        <w:t>admin</w:t>
+      </w:r>
+      <w:proofErr w:type="spellEnd"/>
+      <w:r>
+        <w:t>)</w:t>
+      </w:r>
+    </w:p>
+    <w:p>
+      <w:proofErr w:type="spellStart"/>
+      <w:r>
         <w:lastRenderedPageBreak/>
-        <w:t>password</w:t>
-      </w:r>
-      <w:proofErr w:type="spellEnd"/>
-      <w:r>
-        <w:t>: VARCHAR A felhasználó jelszavát tartalmazza titkosítva</w:t>
-      </w:r>
-    </w:p>
-    <w:p>
-      <w:r>
-        <w:t>email: VARCHAR A felhasználó email címét tartalmazza</w:t>
-      </w:r>
-    </w:p>
-    <w:p>
-      <w:proofErr w:type="spellStart"/>
-      <w:r>
-        <w:t>language</w:t>
-      </w:r>
-      <w:proofErr w:type="spellEnd"/>
-      <w:r>
-        <w:t>: V</w:t>
-      </w:r>
-      <w:r>
-        <w:t>A</w:t>
-      </w:r>
-      <w:r>
-        <w:t>RCHAR A felhasználó által kiválasztót nyelv</w:t>
-      </w:r>
-    </w:p>
-    <w:p>
-      <w:proofErr w:type="spellStart"/>
-      <w:r>
-        <w:t>role</w:t>
-      </w:r>
-      <w:proofErr w:type="spellEnd"/>
-      <w:r>
-        <w:t>: VARCHAR A felhasználó jogosultságának a neve (</w:t>
-      </w:r>
-      <w:proofErr w:type="spellStart"/>
-      <w:r>
-        <w:t>user</w:t>
-      </w:r>
-      <w:proofErr w:type="spellEnd"/>
-      <w:r>
-        <w:t xml:space="preserve">, </w:t>
-      </w:r>
-      <w:proofErr w:type="spellStart"/>
-      <w:r>
-        <w:t>admin</w:t>
-      </w:r>
-      <w:proofErr w:type="spellEnd"/>
-      <w:r>
-        <w:t>)</w:t>
-      </w:r>
-    </w:p>
-    <w:p>
-      <w:proofErr w:type="spellStart"/>
-      <w:r>
         <w:t>register_date</w:t>
       </w:r>
       <w:proofErr w:type="spellEnd"/>
@@ -8350,7 +9087,7 @@
       <w:pPr>
         <w:pStyle w:val="Cmsor3"/>
       </w:pPr>
-      <w:bookmarkStart w:id="12" w:name="_Toc225269842"/>
+      <w:bookmarkStart w:id="20" w:name="_Toc225269842"/>
       <w:proofErr w:type="spellStart"/>
       <w:r>
         <w:t>Activities</w:t>
@@ -8359,7 +9096,7 @@
       <w:r>
         <w:t>:</w:t>
       </w:r>
-      <w:bookmarkEnd w:id="12"/>
+      <w:bookmarkEnd w:id="20"/>
     </w:p>
     <w:p>
       <w:proofErr w:type="spellStart"/>
@@ -8488,7 +9225,7 @@
       <w:pPr>
         <w:pStyle w:val="Cmsor3"/>
       </w:pPr>
-      <w:bookmarkStart w:id="13" w:name="_Toc225269843"/>
+      <w:bookmarkStart w:id="21" w:name="_Toc225269843"/>
       <w:proofErr w:type="spellStart"/>
       <w:r>
         <w:t>Types</w:t>
@@ -8497,7 +9234,7 @@
       <w:r>
         <w:t>:</w:t>
       </w:r>
-      <w:bookmarkEnd w:id="13"/>
+      <w:bookmarkEnd w:id="21"/>
     </w:p>
     <w:p>
       <w:proofErr w:type="spellStart"/>
@@ -8538,7 +9275,7 @@
       <w:pPr>
         <w:pStyle w:val="Cmsor3"/>
       </w:pPr>
-      <w:bookmarkStart w:id="14" w:name="_Toc225269844"/>
+      <w:bookmarkStart w:id="22" w:name="_Toc225269844"/>
       <w:proofErr w:type="spellStart"/>
       <w:r>
         <w:t>Difficulties</w:t>
@@ -8547,7 +9284,7 @@
       <w:r>
         <w:t>:</w:t>
       </w:r>
-      <w:bookmarkEnd w:id="14"/>
+      <w:bookmarkEnd w:id="22"/>
     </w:p>
     <w:p>
       <w:proofErr w:type="spellStart"/>
@@ -8571,7 +9308,6 @@
     <w:p>
       <w:proofErr w:type="spellStart"/>
       <w:r>
-        <w:lastRenderedPageBreak/>
         <w:t>difficulty</w:t>
       </w:r>
       <w:r>
@@ -8589,7 +9325,7 @@
       <w:pPr>
         <w:pStyle w:val="Cmsor3"/>
       </w:pPr>
-      <w:bookmarkStart w:id="15" w:name="_Toc225269845"/>
+      <w:bookmarkStart w:id="23" w:name="_Toc225269845"/>
       <w:proofErr w:type="spellStart"/>
       <w:r>
         <w:t>Events</w:t>
@@ -8598,7 +9334,7 @@
       <w:r>
         <w:t>:</w:t>
       </w:r>
-      <w:bookmarkEnd w:id="15"/>
+      <w:bookmarkEnd w:id="23"/>
     </w:p>
     <w:p>
       <w:proofErr w:type="spellStart"/>
@@ -8641,6 +9377,7 @@
     <w:p>
       <w:proofErr w:type="spellStart"/>
       <w:r>
+        <w:lastRenderedPageBreak/>
         <w:t>event_name</w:t>
       </w:r>
       <w:proofErr w:type="spellEnd"/>
@@ -8759,14 +9496,14 @@
         <w:pStyle w:val="Cmsor1"/>
         <w:ind w:firstLine="0"/>
       </w:pPr>
-      <w:bookmarkStart w:id="16" w:name="_Toc225269846"/>
+      <w:bookmarkStart w:id="24" w:name="_Toc225269846"/>
       <w:r>
         <w:rPr>
           <w:rFonts w:eastAsia="Segoe UI"/>
         </w:rPr>
         <w:t>REST API dokumentáció</w:t>
       </w:r>
-      <w:bookmarkEnd w:id="16"/>
+      <w:bookmarkEnd w:id="24"/>
       <w:r>
         <w:rPr>
           <w:rFonts w:ascii="Calibri" w:eastAsia="Calibri" w:hAnsi="Calibri" w:cs="Calibri"/>
@@ -8801,1735 +9538,25 @@
         <w:pStyle w:val="Cmsor1"/>
         <w:ind w:firstLine="0"/>
       </w:pPr>
-      <w:bookmarkStart w:id="17" w:name="_Toc225269847"/>
-      <w:r>
-        <w:lastRenderedPageBreak/>
-        <w:t>Telepítési útmutató</w:t>
-      </w:r>
-      <w:bookmarkEnd w:id="17"/>
+      <w:bookmarkStart w:id="25" w:name="_Toc225269862"/>
+      <w:r>
+        <w:t>Backend osztályok leírása:</w:t>
+      </w:r>
+      <w:bookmarkEnd w:id="25"/>
     </w:p>
     <w:p>
       <w:pPr>
         <w:pStyle w:val="Cmsor2"/>
         <w:ind w:firstLine="0"/>
       </w:pPr>
-      <w:bookmarkStart w:id="18" w:name="_Toc225269848"/>
-      <w:r>
-        <w:t>Előfeltételek</w:t>
-      </w:r>
-      <w:bookmarkEnd w:id="18"/>
-    </w:p>
-    <w:p>
-      <w:pPr>
-        <w:ind w:firstLine="0"/>
-      </w:pPr>
-      <w:r>
-        <w:t>A projekt futtatásához az alábbi szoftverek telepítése szükséges a fejlesztői gépre:</w:t>
-      </w:r>
-    </w:p>
-    <w:p>
-      <w:pPr>
-        <w:ind w:firstLine="0"/>
-      </w:pPr>
-      <w:r>
-        <w:t xml:space="preserve">• Docker </w:t>
-      </w:r>
-      <w:proofErr w:type="spellStart"/>
-      <w:r>
-        <w:t>Desktop</w:t>
-      </w:r>
-      <w:proofErr w:type="spellEnd"/>
-      <w:r>
-        <w:t xml:space="preserve"> (legújabb stabil verzió): a konténerek kezeléséhez</w:t>
-      </w:r>
-    </w:p>
-    <w:p>
-      <w:pPr>
-        <w:ind w:firstLine="0"/>
-      </w:pPr>
-      <w:r>
-        <w:t xml:space="preserve">• </w:t>
-      </w:r>
-      <w:proofErr w:type="spellStart"/>
-      <w:r>
-        <w:t>Git</w:t>
-      </w:r>
-      <w:proofErr w:type="spellEnd"/>
-      <w:r>
-        <w:t>: a forráskód klónozásához</w:t>
-      </w:r>
-    </w:p>
-    <w:p>
-      <w:pPr>
-        <w:ind w:firstLine="0"/>
-      </w:pPr>
-      <w:r>
-        <w:t>• Node.js (v18 vagy újabb): csak lokális fejlesztéshez szükséges, Docker-es futtatáshoz nem</w:t>
-      </w:r>
-    </w:p>
-    <w:p>
-      <w:pPr>
-        <w:pStyle w:val="Cmsor2"/>
-        <w:ind w:firstLine="0"/>
-      </w:pPr>
-      <w:bookmarkStart w:id="19" w:name="_Toc225269849"/>
-      <w:r>
-        <w:t>A projekt letöltése</w:t>
-      </w:r>
-      <w:bookmarkEnd w:id="19"/>
-    </w:p>
-    <w:p>
-      <w:pPr>
-        <w:ind w:firstLine="0"/>
-      </w:pPr>
-      <w:r>
-        <w:t>A forráskód a GitHub-</w:t>
-      </w:r>
-      <w:proofErr w:type="spellStart"/>
-      <w:r>
-        <w:t>on</w:t>
-      </w:r>
-      <w:proofErr w:type="spellEnd"/>
-      <w:r>
-        <w:t xml:space="preserve"> érhető el. A következő paranccsal klónozható a </w:t>
-      </w:r>
-      <w:proofErr w:type="spellStart"/>
-      <w:r>
-        <w:t>repository</w:t>
-      </w:r>
-      <w:proofErr w:type="spellEnd"/>
-      <w:r>
-        <w:t>:</w:t>
-      </w:r>
-    </w:p>
-    <w:p>
-      <w:pPr>
-        <w:ind w:firstLine="0"/>
-      </w:pPr>
-      <w:proofErr w:type="spellStart"/>
-      <w:r>
-        <w:rPr>
-          <w:rFonts w:ascii="Courier New" w:hAnsi="Courier New"/>
-          <w:sz w:val="18"/>
-        </w:rPr>
-        <w:t>git</w:t>
-      </w:r>
-      <w:proofErr w:type="spellEnd"/>
-      <w:r>
-        <w:rPr>
-          <w:rFonts w:ascii="Courier New" w:hAnsi="Courier New"/>
-          <w:sz w:val="18"/>
-        </w:rPr>
-        <w:t xml:space="preserve"> </w:t>
-      </w:r>
-      <w:proofErr w:type="spellStart"/>
-      <w:r>
-        <w:rPr>
-          <w:rFonts w:ascii="Courier New" w:hAnsi="Courier New"/>
-          <w:sz w:val="18"/>
-        </w:rPr>
-        <w:t>clone</w:t>
-      </w:r>
-      <w:proofErr w:type="spellEnd"/>
-      <w:r>
-        <w:rPr>
-          <w:rFonts w:ascii="Courier New" w:hAnsi="Courier New"/>
-          <w:sz w:val="18"/>
-        </w:rPr>
-        <w:t xml:space="preserve"> https://github.com/Fr7zs8/NapiCsepp.git</w:t>
-      </w:r>
-    </w:p>
-    <w:p>
-      <w:pPr>
-        <w:ind w:firstLine="0"/>
-      </w:pPr>
-      <w:r>
-        <w:rPr>
-          <w:rFonts w:ascii="Courier New" w:hAnsi="Courier New"/>
-          <w:sz w:val="18"/>
-        </w:rPr>
-        <w:t xml:space="preserve">cd </w:t>
-      </w:r>
-      <w:proofErr w:type="spellStart"/>
-      <w:r>
-        <w:rPr>
-          <w:rFonts w:ascii="Courier New" w:hAnsi="Courier New"/>
-          <w:sz w:val="18"/>
-        </w:rPr>
-        <w:t>NapiCsepp</w:t>
-      </w:r>
-      <w:proofErr w:type="spellEnd"/>
-      <w:r>
-        <w:rPr>
-          <w:rFonts w:ascii="Courier New" w:hAnsi="Courier New"/>
-          <w:sz w:val="18"/>
-        </w:rPr>
-        <w:t>/Projekt</w:t>
-      </w:r>
-    </w:p>
-    <w:p>
-      <w:pPr>
-        <w:pStyle w:val="Cmsor2"/>
-        <w:ind w:firstLine="0"/>
-      </w:pPr>
-      <w:bookmarkStart w:id="20" w:name="_Toc225269850"/>
-      <w:r>
-        <w:t>Környezeti változók beállítása</w:t>
-      </w:r>
-      <w:bookmarkEnd w:id="20"/>
-    </w:p>
-    <w:p>
-      <w:pPr>
-        <w:ind w:firstLine="0"/>
-      </w:pPr>
-      <w:r>
-        <w:t xml:space="preserve">A backend mappában létre kell hozni </w:t>
-      </w:r>
-      <w:proofErr w:type="gramStart"/>
-      <w:r>
-        <w:t xml:space="preserve">egy </w:t>
-      </w:r>
-      <w:r>
-        <w:rPr>
-          <w:rFonts w:ascii="Courier New" w:hAnsi="Courier New"/>
-          <w:sz w:val="18"/>
-        </w:rPr>
-        <w:t>.</w:t>
-      </w:r>
-      <w:proofErr w:type="spellStart"/>
-      <w:r>
-        <w:rPr>
-          <w:rFonts w:ascii="Courier New" w:hAnsi="Courier New"/>
-          <w:sz w:val="18"/>
-        </w:rPr>
-        <w:t>env</w:t>
-      </w:r>
-      <w:proofErr w:type="spellEnd"/>
-      <w:proofErr w:type="gramEnd"/>
-      <w:r>
-        <w:t xml:space="preserve"> fájlt a következő tartalommal:</w:t>
-      </w:r>
-    </w:p>
-    <w:p>
-      <w:pPr>
-        <w:ind w:firstLine="0"/>
-        <w:rPr>
-          <w:rFonts w:ascii="Courier New" w:hAnsi="Courier New"/>
-          <w:sz w:val="18"/>
-        </w:rPr>
-      </w:pPr>
-      <w:r>
-        <w:rPr>
-          <w:rFonts w:ascii="Courier New" w:hAnsi="Courier New"/>
-          <w:sz w:val="18"/>
-        </w:rPr>
-        <w:t>PORT = 3000</w:t>
-      </w:r>
-    </w:p>
-    <w:p>
-      <w:pPr>
-        <w:ind w:firstLine="0"/>
-        <w:rPr>
-          <w:rFonts w:ascii="Courier New" w:hAnsi="Courier New"/>
-          <w:sz w:val="18"/>
-        </w:rPr>
-      </w:pPr>
-      <w:r>
-        <w:rPr>
-          <w:rFonts w:ascii="Courier New" w:hAnsi="Courier New"/>
-          <w:sz w:val="18"/>
-        </w:rPr>
-        <w:t>DB_HOST = "</w:t>
-      </w:r>
-      <w:proofErr w:type="spellStart"/>
-      <w:r>
-        <w:rPr>
-          <w:rFonts w:ascii="Courier New" w:hAnsi="Courier New"/>
-          <w:sz w:val="18"/>
-        </w:rPr>
-        <w:t>localhost</w:t>
-      </w:r>
-      <w:proofErr w:type="spellEnd"/>
-      <w:r>
-        <w:rPr>
-          <w:rFonts w:ascii="Courier New" w:hAnsi="Courier New"/>
-          <w:sz w:val="18"/>
-        </w:rPr>
-        <w:t>"</w:t>
-      </w:r>
-    </w:p>
-    <w:p>
-      <w:pPr>
-        <w:ind w:firstLine="0"/>
-        <w:rPr>
-          <w:rFonts w:ascii="Courier New" w:hAnsi="Courier New"/>
-          <w:sz w:val="18"/>
-        </w:rPr>
-      </w:pPr>
-      <w:r>
-        <w:rPr>
-          <w:rFonts w:ascii="Courier New" w:hAnsi="Courier New"/>
-          <w:sz w:val="18"/>
-        </w:rPr>
-        <w:t>DB_USER = "</w:t>
-      </w:r>
-      <w:proofErr w:type="spellStart"/>
-      <w:r>
-        <w:rPr>
-          <w:rFonts w:ascii="Courier New" w:hAnsi="Courier New"/>
-          <w:sz w:val="18"/>
-        </w:rPr>
-        <w:t>root</w:t>
-      </w:r>
-      <w:proofErr w:type="spellEnd"/>
-      <w:r>
-        <w:rPr>
-          <w:rFonts w:ascii="Courier New" w:hAnsi="Courier New"/>
-          <w:sz w:val="18"/>
-        </w:rPr>
-        <w:t>"</w:t>
-      </w:r>
-    </w:p>
-    <w:p>
-      <w:pPr>
-        <w:ind w:firstLine="0"/>
-        <w:rPr>
-          <w:rFonts w:ascii="Courier New" w:hAnsi="Courier New"/>
-          <w:sz w:val="18"/>
-        </w:rPr>
-      </w:pPr>
-      <w:r>
-        <w:rPr>
-          <w:rFonts w:ascii="Courier New" w:hAnsi="Courier New"/>
-          <w:sz w:val="18"/>
-        </w:rPr>
-        <w:t>DB_PASSWORD = ""</w:t>
-      </w:r>
-    </w:p>
-    <w:p>
-      <w:pPr>
-        <w:ind w:firstLine="0"/>
-        <w:rPr>
-          <w:rFonts w:ascii="Courier New" w:hAnsi="Courier New"/>
-          <w:sz w:val="18"/>
-        </w:rPr>
-      </w:pPr>
-      <w:r>
-        <w:rPr>
-          <w:rFonts w:ascii="Courier New" w:hAnsi="Courier New"/>
-          <w:sz w:val="18"/>
-        </w:rPr>
-        <w:t>DATABASE = "napicsepp"</w:t>
-      </w:r>
-    </w:p>
-    <w:p>
-      <w:pPr>
-        <w:ind w:firstLine="0"/>
-        <w:rPr>
-          <w:rFonts w:ascii="Courier New" w:hAnsi="Courier New"/>
-          <w:sz w:val="18"/>
-        </w:rPr>
-      </w:pPr>
-      <w:r>
-        <w:rPr>
-          <w:rFonts w:ascii="Courier New" w:hAnsi="Courier New"/>
-          <w:sz w:val="18"/>
-        </w:rPr>
-        <w:t>JWT_SECRET = "</w:t>
-      </w:r>
-      <w:proofErr w:type="spellStart"/>
-      <w:r>
-        <w:rPr>
-          <w:rFonts w:ascii="Courier New" w:hAnsi="Courier New"/>
-          <w:sz w:val="18"/>
-        </w:rPr>
-        <w:t>secret</w:t>
-      </w:r>
-      <w:proofErr w:type="spellEnd"/>
-      <w:r>
-        <w:rPr>
-          <w:rFonts w:ascii="Courier New" w:hAnsi="Courier New"/>
-          <w:sz w:val="18"/>
-        </w:rPr>
-        <w:t>"</w:t>
-      </w:r>
-    </w:p>
-    <w:p>
-      <w:pPr>
-        <w:ind w:firstLine="0"/>
-      </w:pPr>
-      <w:r>
-        <w:t xml:space="preserve">Fontos: a </w:t>
-      </w:r>
-      <w:r>
-        <w:rPr>
-          <w:rFonts w:ascii="Courier New" w:hAnsi="Courier New"/>
-          <w:sz w:val="18"/>
-        </w:rPr>
-        <w:t>JWT_SECRET</w:t>
-      </w:r>
-      <w:r>
-        <w:t xml:space="preserve"> értékét éles környezetben minden esetben egy véletlenszerű, hosszú karakterláncra kell cserélni. </w:t>
-      </w:r>
-      <w:proofErr w:type="gramStart"/>
-      <w:r>
-        <w:t xml:space="preserve">A </w:t>
-      </w:r>
-      <w:r>
-        <w:rPr>
-          <w:rFonts w:ascii="Courier New" w:hAnsi="Courier New"/>
-          <w:sz w:val="18"/>
-        </w:rPr>
-        <w:t>.</w:t>
-      </w:r>
-      <w:proofErr w:type="spellStart"/>
-      <w:r>
-        <w:rPr>
-          <w:rFonts w:ascii="Courier New" w:hAnsi="Courier New"/>
-          <w:sz w:val="18"/>
-        </w:rPr>
-        <w:t>env</w:t>
-      </w:r>
-      <w:proofErr w:type="spellEnd"/>
-      <w:proofErr w:type="gramEnd"/>
-      <w:r>
-        <w:t xml:space="preserve"> fájl nem kerül be a verziókövetésbe </w:t>
-      </w:r>
-      <w:proofErr w:type="gramStart"/>
-      <w:r>
-        <w:t>(</w:t>
-      </w:r>
-      <w:r>
-        <w:rPr>
-          <w:rFonts w:ascii="Courier New" w:hAnsi="Courier New"/>
-          <w:sz w:val="18"/>
-        </w:rPr>
-        <w:t>.</w:t>
-      </w:r>
-      <w:proofErr w:type="spellStart"/>
-      <w:r>
-        <w:rPr>
-          <w:rFonts w:ascii="Courier New" w:hAnsi="Courier New"/>
-          <w:sz w:val="18"/>
-        </w:rPr>
-        <w:t>gitignore</w:t>
-      </w:r>
-      <w:proofErr w:type="spellEnd"/>
-      <w:proofErr w:type="gramEnd"/>
-      <w:r>
-        <w:t xml:space="preserve"> tartalmazza).</w:t>
-      </w:r>
-    </w:p>
-    <w:p>
-      <w:pPr>
-        <w:pStyle w:val="Cmsor2"/>
-        <w:ind w:firstLine="0"/>
-      </w:pPr>
-      <w:bookmarkStart w:id="21" w:name="_Toc225269851"/>
-      <w:r>
-        <w:lastRenderedPageBreak/>
-        <w:t>Az alkalmazás indítása Docker-</w:t>
-      </w:r>
-      <w:proofErr w:type="spellStart"/>
-      <w:r>
-        <w:t>rel</w:t>
-      </w:r>
-      <w:bookmarkEnd w:id="21"/>
-      <w:proofErr w:type="spellEnd"/>
-    </w:p>
-    <w:p>
-      <w:pPr>
-        <w:ind w:firstLine="0"/>
-      </w:pPr>
-      <w:r>
-        <w:t xml:space="preserve">Ez az ajánlott futtatási mód, amely egységes környezetet biztosít minden fejlesztői gépen. A következő parancs </w:t>
-      </w:r>
-      <w:proofErr w:type="spellStart"/>
-      <w:r>
-        <w:t>buildeli</w:t>
-      </w:r>
-      <w:proofErr w:type="spellEnd"/>
-      <w:r>
-        <w:t xml:space="preserve"> és elindítja az összes konténert (backend, frontend, adatbázis):</w:t>
-      </w:r>
-    </w:p>
-    <w:p>
-      <w:pPr>
-        <w:ind w:firstLine="0"/>
-      </w:pPr>
-      <w:proofErr w:type="spellStart"/>
-      <w:r>
-        <w:rPr>
-          <w:rFonts w:ascii="Courier New" w:hAnsi="Courier New"/>
-          <w:sz w:val="18"/>
-        </w:rPr>
-        <w:t>docker</w:t>
-      </w:r>
-      <w:proofErr w:type="spellEnd"/>
-      <w:r>
-        <w:rPr>
-          <w:rFonts w:ascii="Courier New" w:hAnsi="Courier New"/>
-          <w:sz w:val="18"/>
-        </w:rPr>
-        <w:t xml:space="preserve"> </w:t>
-      </w:r>
-      <w:proofErr w:type="spellStart"/>
-      <w:r>
-        <w:rPr>
-          <w:rFonts w:ascii="Courier New" w:hAnsi="Courier New"/>
-          <w:sz w:val="18"/>
-        </w:rPr>
-        <w:t>compose</w:t>
-      </w:r>
-      <w:proofErr w:type="spellEnd"/>
-      <w:r>
-        <w:rPr>
-          <w:rFonts w:ascii="Courier New" w:hAnsi="Courier New"/>
-          <w:sz w:val="18"/>
-        </w:rPr>
-        <w:t xml:space="preserve"> </w:t>
-      </w:r>
-      <w:proofErr w:type="spellStart"/>
-      <w:r>
-        <w:rPr>
-          <w:rFonts w:ascii="Courier New" w:hAnsi="Courier New"/>
-          <w:sz w:val="18"/>
-        </w:rPr>
-        <w:t>up</w:t>
-      </w:r>
-      <w:proofErr w:type="spellEnd"/>
-      <w:r>
-        <w:rPr>
-          <w:rFonts w:ascii="Courier New" w:hAnsi="Courier New"/>
-          <w:sz w:val="18"/>
-        </w:rPr>
-        <w:t xml:space="preserve"> --</w:t>
-      </w:r>
-      <w:proofErr w:type="spellStart"/>
-      <w:r>
-        <w:rPr>
-          <w:rFonts w:ascii="Courier New" w:hAnsi="Courier New"/>
-          <w:sz w:val="18"/>
-        </w:rPr>
-        <w:t>build</w:t>
-      </w:r>
-      <w:proofErr w:type="spellEnd"/>
-    </w:p>
-    <w:p>
-      <w:pPr>
-        <w:ind w:firstLine="0"/>
-      </w:pPr>
-      <w:r>
-        <w:t>Az első indítás néhány percet vehet igénybe, amíg a Docker letölti a szükséges image-</w:t>
-      </w:r>
-      <w:proofErr w:type="spellStart"/>
-      <w:r>
-        <w:t>eket</w:t>
-      </w:r>
-      <w:proofErr w:type="spellEnd"/>
-      <w:r>
-        <w:t xml:space="preserve"> és felépíti a konténereket. Sikeres indítás után az alkalmazás az alábbi címeken érhető el:</w:t>
-      </w:r>
-    </w:p>
-    <w:p>
-      <w:pPr>
-        <w:ind w:firstLine="0"/>
-      </w:pPr>
-      <w:r>
-        <w:t>• Frontend: http://localhost:5173</w:t>
-      </w:r>
-    </w:p>
-    <w:p>
-      <w:pPr>
-        <w:ind w:firstLine="0"/>
-      </w:pPr>
-      <w:r>
-        <w:t>• Backend API: http://localhost:3000/napicsepp</w:t>
-      </w:r>
-    </w:p>
-    <w:p>
-      <w:pPr>
-        <w:ind w:firstLine="0"/>
-      </w:pPr>
-      <w:r>
-        <w:t xml:space="preserve">• </w:t>
-      </w:r>
-      <w:proofErr w:type="spellStart"/>
-      <w:r>
-        <w:t>MySQL</w:t>
-      </w:r>
-      <w:proofErr w:type="spellEnd"/>
-      <w:r>
-        <w:t xml:space="preserve"> adatbázis: localhost:3306</w:t>
-      </w:r>
-    </w:p>
-    <w:p>
-      <w:pPr>
-        <w:ind w:firstLine="0"/>
-      </w:pPr>
-      <w:r>
-        <w:t>Az alkalmazás leállításához:</w:t>
-      </w:r>
-    </w:p>
-    <w:p>
-      <w:pPr>
-        <w:ind w:firstLine="0"/>
-      </w:pPr>
-      <w:proofErr w:type="spellStart"/>
-      <w:r>
-        <w:rPr>
-          <w:rFonts w:ascii="Courier New" w:hAnsi="Courier New"/>
-          <w:sz w:val="18"/>
-        </w:rPr>
-        <w:t>docker</w:t>
-      </w:r>
-      <w:proofErr w:type="spellEnd"/>
-      <w:r>
-        <w:rPr>
-          <w:rFonts w:ascii="Courier New" w:hAnsi="Courier New"/>
-          <w:sz w:val="18"/>
-        </w:rPr>
-        <w:t xml:space="preserve"> </w:t>
-      </w:r>
-      <w:proofErr w:type="spellStart"/>
-      <w:r>
-        <w:rPr>
-          <w:rFonts w:ascii="Courier New" w:hAnsi="Courier New"/>
-          <w:sz w:val="18"/>
-        </w:rPr>
-        <w:t>compose</w:t>
-      </w:r>
-      <w:proofErr w:type="spellEnd"/>
-      <w:r>
-        <w:rPr>
-          <w:rFonts w:ascii="Courier New" w:hAnsi="Courier New"/>
-          <w:sz w:val="18"/>
-        </w:rPr>
-        <w:t xml:space="preserve"> down</w:t>
-      </w:r>
-    </w:p>
-    <w:p>
-      <w:pPr>
-        <w:pStyle w:val="Cmsor2"/>
-        <w:ind w:firstLine="0"/>
-      </w:pPr>
-      <w:bookmarkStart w:id="22" w:name="_Toc225269852"/>
-      <w:r>
-        <w:t>Tesztek futtatása</w:t>
-      </w:r>
-      <w:bookmarkEnd w:id="22"/>
-    </w:p>
-    <w:p>
-      <w:pPr>
-        <w:ind w:firstLine="0"/>
-      </w:pPr>
-      <w:r>
-        <w:t xml:space="preserve">A </w:t>
-      </w:r>
-      <w:proofErr w:type="spellStart"/>
-      <w:r>
-        <w:t>Jest</w:t>
-      </w:r>
-      <w:proofErr w:type="spellEnd"/>
-      <w:r>
-        <w:t xml:space="preserve"> egységtesztek a backend mappából futtathatók:</w:t>
-      </w:r>
-    </w:p>
-    <w:p>
-      <w:pPr>
-        <w:ind w:firstLine="0"/>
-      </w:pPr>
-      <w:proofErr w:type="spellStart"/>
-      <w:r>
-        <w:rPr>
-          <w:rFonts w:ascii="Courier New" w:hAnsi="Courier New"/>
-          <w:sz w:val="18"/>
-        </w:rPr>
-        <w:t>npm</w:t>
-      </w:r>
-      <w:proofErr w:type="spellEnd"/>
-      <w:r>
-        <w:rPr>
-          <w:rFonts w:ascii="Courier New" w:hAnsi="Courier New"/>
-          <w:sz w:val="18"/>
-        </w:rPr>
-        <w:t xml:space="preserve"> </w:t>
-      </w:r>
-      <w:proofErr w:type="spellStart"/>
-      <w:r>
-        <w:rPr>
-          <w:rFonts w:ascii="Courier New" w:hAnsi="Courier New"/>
-          <w:sz w:val="18"/>
-        </w:rPr>
-        <w:t>run</w:t>
-      </w:r>
-      <w:proofErr w:type="spellEnd"/>
-      <w:r>
-        <w:rPr>
-          <w:rFonts w:ascii="Courier New" w:hAnsi="Courier New"/>
-          <w:sz w:val="18"/>
-        </w:rPr>
-        <w:t xml:space="preserve"> test</w:t>
-      </w:r>
-    </w:p>
-    <w:p>
-      <w:pPr>
-        <w:ind w:firstLine="0"/>
-      </w:pPr>
-      <w:r>
-        <w:t xml:space="preserve">A </w:t>
-      </w:r>
-      <w:proofErr w:type="spellStart"/>
-      <w:r>
-        <w:t>Cypress</w:t>
-      </w:r>
-      <w:proofErr w:type="spellEnd"/>
-      <w:r>
-        <w:t xml:space="preserve"> végponttesztek futtatásához az alkalmazásnak futnia kell (Docker-</w:t>
-      </w:r>
-      <w:proofErr w:type="spellStart"/>
-      <w:r>
-        <w:t>rel</w:t>
-      </w:r>
-      <w:proofErr w:type="spellEnd"/>
-      <w:r>
-        <w:t xml:space="preserve"> elindítva), majd a backend mappából:</w:t>
-      </w:r>
-    </w:p>
-    <w:p>
-      <w:pPr>
-        <w:ind w:firstLine="0"/>
-      </w:pPr>
-      <w:proofErr w:type="spellStart"/>
-      <w:r>
-        <w:rPr>
-          <w:rFonts w:ascii="Courier New" w:hAnsi="Courier New"/>
-          <w:sz w:val="18"/>
-        </w:rPr>
-        <w:t>npx</w:t>
-      </w:r>
-      <w:proofErr w:type="spellEnd"/>
-      <w:r>
-        <w:rPr>
-          <w:rFonts w:ascii="Courier New" w:hAnsi="Courier New"/>
-          <w:sz w:val="18"/>
-        </w:rPr>
-        <w:t xml:space="preserve"> </w:t>
-      </w:r>
-      <w:proofErr w:type="spellStart"/>
-      <w:r>
-        <w:rPr>
-          <w:rFonts w:ascii="Courier New" w:hAnsi="Courier New"/>
-          <w:sz w:val="18"/>
-        </w:rPr>
-        <w:t>cypress</w:t>
-      </w:r>
-      <w:proofErr w:type="spellEnd"/>
-      <w:r>
-        <w:rPr>
-          <w:rFonts w:ascii="Courier New" w:hAnsi="Courier New"/>
-          <w:sz w:val="18"/>
-        </w:rPr>
-        <w:t xml:space="preserve"> </w:t>
-      </w:r>
-      <w:proofErr w:type="spellStart"/>
-      <w:r>
-        <w:rPr>
-          <w:rFonts w:ascii="Courier New" w:hAnsi="Courier New"/>
-          <w:sz w:val="18"/>
-        </w:rPr>
-        <w:t>run</w:t>
-      </w:r>
-      <w:proofErr w:type="spellEnd"/>
-    </w:p>
-    <w:p>
-      <w:pPr>
-        <w:ind w:firstLine="0"/>
-      </w:pPr>
-      <w:r>
-        <w:t>Interaktív módban (fejlesztés közben ajánlott):</w:t>
-      </w:r>
-    </w:p>
-    <w:p>
-      <w:pPr>
-        <w:ind w:firstLine="0"/>
-      </w:pPr>
-      <w:proofErr w:type="spellStart"/>
-      <w:r>
-        <w:rPr>
-          <w:rFonts w:ascii="Courier New" w:hAnsi="Courier New"/>
-          <w:sz w:val="18"/>
-        </w:rPr>
-        <w:t>npx</w:t>
-      </w:r>
-      <w:proofErr w:type="spellEnd"/>
-      <w:r>
-        <w:rPr>
-          <w:rFonts w:ascii="Courier New" w:hAnsi="Courier New"/>
-          <w:sz w:val="18"/>
-        </w:rPr>
-        <w:t xml:space="preserve"> </w:t>
-      </w:r>
-      <w:proofErr w:type="spellStart"/>
-      <w:r>
-        <w:rPr>
-          <w:rFonts w:ascii="Courier New" w:hAnsi="Courier New"/>
-          <w:sz w:val="18"/>
-        </w:rPr>
-        <w:t>cypress</w:t>
-      </w:r>
-      <w:proofErr w:type="spellEnd"/>
-      <w:r>
-        <w:rPr>
-          <w:rFonts w:ascii="Courier New" w:hAnsi="Courier New"/>
-          <w:sz w:val="18"/>
-        </w:rPr>
-        <w:t xml:space="preserve"> </w:t>
-      </w:r>
-      <w:proofErr w:type="spellStart"/>
-      <w:r>
-        <w:rPr>
-          <w:rFonts w:ascii="Courier New" w:hAnsi="Courier New"/>
-          <w:sz w:val="18"/>
-        </w:rPr>
-        <w:t>open</w:t>
-      </w:r>
-      <w:proofErr w:type="spellEnd"/>
-    </w:p>
-    <w:p>
-      <w:pPr>
-        <w:ind w:firstLine="0"/>
-      </w:pPr>
-    </w:p>
-    <w:p>
-      <w:pPr>
-        <w:pStyle w:val="Cmsor1"/>
-        <w:ind w:firstLine="0"/>
-      </w:pPr>
-      <w:bookmarkStart w:id="23" w:name="_Toc225269853"/>
-      <w:r>
-        <w:t xml:space="preserve">JWT </w:t>
-      </w:r>
-      <w:proofErr w:type="spellStart"/>
-      <w:r>
-        <w:t>Autentikáció</w:t>
-      </w:r>
-      <w:bookmarkEnd w:id="23"/>
-      <w:proofErr w:type="spellEnd"/>
-    </w:p>
-    <w:p>
-      <w:r>
-        <w:t xml:space="preserve">A </w:t>
-      </w:r>
-      <w:proofErr w:type="spellStart"/>
-      <w:r>
-        <w:t>NapiCsepp</w:t>
-      </w:r>
-      <w:proofErr w:type="spellEnd"/>
-      <w:r>
-        <w:t xml:space="preserve"> alkalmazás a felhasználói azonosításhoz JSON Web </w:t>
-      </w:r>
-      <w:proofErr w:type="spellStart"/>
-      <w:r>
-        <w:t>Token</w:t>
-      </w:r>
-      <w:proofErr w:type="spellEnd"/>
-      <w:r>
-        <w:t xml:space="preserve"> (JWT) alapú </w:t>
-      </w:r>
-      <w:proofErr w:type="spellStart"/>
-      <w:r>
-        <w:t>autentikációt</w:t>
-      </w:r>
-      <w:proofErr w:type="spellEnd"/>
-      <w:r>
-        <w:t xml:space="preserve"> használ. Ez az állapotmentes (</w:t>
-      </w:r>
-      <w:proofErr w:type="spellStart"/>
-      <w:r>
-        <w:t>stateless</w:t>
-      </w:r>
-      <w:proofErr w:type="spellEnd"/>
-      <w:r>
-        <w:t>) megoldás biztosítja, hogy a bejelentkezett felhasználók hitelesítetten férhessenek hozzá a védett API végpontokhoz.</w:t>
-      </w:r>
-    </w:p>
-    <w:p>
-      <w:pPr>
-        <w:pStyle w:val="Cmsor2"/>
-        <w:ind w:firstLine="0"/>
-      </w:pPr>
-      <w:bookmarkStart w:id="24" w:name="_Toc225269854"/>
-      <w:r>
-        <w:lastRenderedPageBreak/>
-        <w:t xml:space="preserve">A </w:t>
-      </w:r>
-      <w:proofErr w:type="spellStart"/>
-      <w:r>
-        <w:t>token</w:t>
-      </w:r>
-      <w:proofErr w:type="spellEnd"/>
-      <w:r>
-        <w:t xml:space="preserve"> felépítése (</w:t>
-      </w:r>
-      <w:proofErr w:type="spellStart"/>
-      <w:r>
-        <w:t>Payload</w:t>
-      </w:r>
-      <w:proofErr w:type="spellEnd"/>
-      <w:r>
-        <w:t>)</w:t>
-      </w:r>
-      <w:bookmarkEnd w:id="24"/>
-    </w:p>
-    <w:p>
-      <w:pPr>
-        <w:ind w:firstLine="0"/>
-      </w:pPr>
-      <w:r>
-        <w:t xml:space="preserve">A </w:t>
-      </w:r>
-      <w:proofErr w:type="spellStart"/>
-      <w:r>
-        <w:t>NapiCsepp</w:t>
-      </w:r>
-      <w:proofErr w:type="spellEnd"/>
-      <w:r>
-        <w:t xml:space="preserve"> alkalmazásban a JWT </w:t>
-      </w:r>
-      <w:proofErr w:type="spellStart"/>
-      <w:r>
-        <w:t>payload</w:t>
-      </w:r>
-      <w:proofErr w:type="spellEnd"/>
-      <w:r>
-        <w:t xml:space="preserve"> az alábbi mezőket tartalmazza:</w:t>
-      </w:r>
-    </w:p>
-    <w:tbl>
-      <w:tblPr>
-        <w:tblStyle w:val="Rcsostblzat"/>
-        <w:tblW w:w="0" w:type="auto"/>
-        <w:tblLook w:val="04A0" w:firstRow="1" w:lastRow="0" w:firstColumn="1" w:lastColumn="0" w:noHBand="0" w:noVBand="1"/>
-      </w:tblPr>
-      <w:tblGrid>
-        <w:gridCol w:w="2736"/>
-        <w:gridCol w:w="2737"/>
-        <w:gridCol w:w="2737"/>
-      </w:tblGrid>
-      <w:tr>
-        <w:tc>
-          <w:tcPr>
-            <w:tcW w:w="2736" w:type="dxa"/>
-          </w:tcPr>
-          <w:p>
-            <w:pPr>
-              <w:ind w:firstLine="0"/>
-            </w:pPr>
-            <w:r>
-              <w:t>Mező</w:t>
-            </w:r>
-          </w:p>
-        </w:tc>
-        <w:tc>
-          <w:tcPr>
-            <w:tcW w:w="2737" w:type="dxa"/>
-          </w:tcPr>
-          <w:p>
-            <w:pPr>
-              <w:ind w:firstLine="0"/>
-            </w:pPr>
-            <w:r>
-              <w:t>Típus/Érték</w:t>
-            </w:r>
-          </w:p>
-        </w:tc>
-        <w:tc>
-          <w:tcPr>
-            <w:tcW w:w="2737" w:type="dxa"/>
-          </w:tcPr>
-          <w:p>
-            <w:pPr>
-              <w:ind w:firstLine="0"/>
-            </w:pPr>
-            <w:r>
-              <w:t>Leírás</w:t>
-            </w:r>
-          </w:p>
-        </w:tc>
-      </w:tr>
-      <w:tr>
-        <w:tc>
-          <w:tcPr>
-            <w:tcW w:w="2736" w:type="dxa"/>
-          </w:tcPr>
-          <w:p>
-            <w:pPr>
-              <w:ind w:firstLine="0"/>
-            </w:pPr>
-            <w:proofErr w:type="spellStart"/>
-            <w:r>
-              <w:t>user_id</w:t>
-            </w:r>
-            <w:proofErr w:type="spellEnd"/>
-          </w:p>
-        </w:tc>
-        <w:tc>
-          <w:tcPr>
-            <w:tcW w:w="2737" w:type="dxa"/>
-          </w:tcPr>
-          <w:p>
-            <w:pPr>
-              <w:ind w:firstLine="0"/>
-            </w:pPr>
-            <w:r>
-              <w:t>INT</w:t>
-            </w:r>
-          </w:p>
-        </w:tc>
-        <w:tc>
-          <w:tcPr>
-            <w:tcW w:w="2737" w:type="dxa"/>
-          </w:tcPr>
-          <w:p>
-            <w:pPr>
-              <w:ind w:firstLine="0"/>
-            </w:pPr>
-            <w:r>
-              <w:t>A felhasználó egyedi azonosítója az adatbázisban</w:t>
-            </w:r>
-          </w:p>
-        </w:tc>
-      </w:tr>
-      <w:tr>
-        <w:tc>
-          <w:tcPr>
-            <w:tcW w:w="2736" w:type="dxa"/>
-          </w:tcPr>
-          <w:p>
-            <w:pPr>
-              <w:ind w:firstLine="0"/>
-            </w:pPr>
-            <w:proofErr w:type="spellStart"/>
-            <w:r>
-              <w:t>ialt</w:t>
-            </w:r>
-            <w:proofErr w:type="spellEnd"/>
-          </w:p>
-        </w:tc>
-        <w:tc>
-          <w:tcPr>
-            <w:tcW w:w="2737" w:type="dxa"/>
-          </w:tcPr>
-          <w:p>
-            <w:pPr>
-              <w:ind w:firstLine="0"/>
-            </w:pPr>
-            <w:r>
-              <w:t>UNIX</w:t>
-            </w:r>
-          </w:p>
-        </w:tc>
-        <w:tc>
-          <w:tcPr>
-            <w:tcW w:w="2737" w:type="dxa"/>
-          </w:tcPr>
-          <w:p>
-            <w:pPr>
-              <w:ind w:firstLine="0"/>
-            </w:pPr>
-            <w:proofErr w:type="spellStart"/>
-            <w:r>
-              <w:t>Token</w:t>
-            </w:r>
-            <w:proofErr w:type="spellEnd"/>
-            <w:r>
-              <w:t xml:space="preserve"> </w:t>
-            </w:r>
-            <w:proofErr w:type="spellStart"/>
-            <w:r>
-              <w:t>kiállitásának</w:t>
-            </w:r>
-            <w:proofErr w:type="spellEnd"/>
-            <w:r>
-              <w:t xml:space="preserve"> időpontja (</w:t>
-            </w:r>
-            <w:proofErr w:type="spellStart"/>
-            <w:r>
-              <w:t>issued</w:t>
-            </w:r>
-            <w:proofErr w:type="spellEnd"/>
-            <w:r>
-              <w:t xml:space="preserve"> </w:t>
-            </w:r>
-            <w:proofErr w:type="spellStart"/>
-            <w:r>
-              <w:t>at</w:t>
-            </w:r>
-            <w:proofErr w:type="spellEnd"/>
-            <w:r>
-              <w:t>)</w:t>
-            </w:r>
-          </w:p>
-        </w:tc>
-      </w:tr>
-      <w:tr>
-        <w:tc>
-          <w:tcPr>
-            <w:tcW w:w="2736" w:type="dxa"/>
-          </w:tcPr>
-          <w:p>
-            <w:pPr>
-              <w:ind w:firstLine="0"/>
-            </w:pPr>
-            <w:proofErr w:type="spellStart"/>
-            <w:r>
-              <w:t>exp</w:t>
-            </w:r>
-            <w:proofErr w:type="spellEnd"/>
-          </w:p>
-        </w:tc>
-        <w:tc>
-          <w:tcPr>
-            <w:tcW w:w="2737" w:type="dxa"/>
-          </w:tcPr>
-          <w:p>
-            <w:pPr>
-              <w:ind w:firstLine="0"/>
-            </w:pPr>
-            <w:r>
-              <w:t>UNIX</w:t>
-            </w:r>
-          </w:p>
-        </w:tc>
-        <w:tc>
-          <w:tcPr>
-            <w:tcW w:w="2737" w:type="dxa"/>
-          </w:tcPr>
-          <w:p>
-            <w:pPr>
-              <w:ind w:firstLine="0"/>
-            </w:pPr>
-            <w:proofErr w:type="spellStart"/>
-            <w:r>
-              <w:t>Token</w:t>
-            </w:r>
-            <w:proofErr w:type="spellEnd"/>
-            <w:r>
-              <w:t xml:space="preserve"> lejáratának időpontja (</w:t>
-            </w:r>
-            <w:proofErr w:type="spellStart"/>
-            <w:r>
-              <w:t>expiration</w:t>
-            </w:r>
-            <w:proofErr w:type="spellEnd"/>
-            <w:r>
-              <w:t>)</w:t>
-            </w:r>
-          </w:p>
-        </w:tc>
-      </w:tr>
-    </w:tbl>
-    <w:p>
-      <w:pPr>
-        <w:ind w:firstLine="0"/>
-      </w:pPr>
-    </w:p>
-    <w:p>
-      <w:pPr>
-        <w:pStyle w:val="Cmsor2"/>
-        <w:ind w:firstLine="0"/>
-      </w:pPr>
-      <w:bookmarkStart w:id="25" w:name="_Toc225269855"/>
-      <w:proofErr w:type="spellStart"/>
-      <w:r>
-        <w:t>Token</w:t>
-      </w:r>
-      <w:proofErr w:type="spellEnd"/>
-      <w:r>
-        <w:t xml:space="preserve"> élettartama</w:t>
-      </w:r>
-      <w:bookmarkEnd w:id="25"/>
-    </w:p>
-    <w:p>
-      <w:r>
-        <w:t xml:space="preserve">A </w:t>
-      </w:r>
-      <w:proofErr w:type="spellStart"/>
-      <w:r>
-        <w:t>token</w:t>
-      </w:r>
-      <w:proofErr w:type="spellEnd"/>
-      <w:r>
-        <w:t xml:space="preserve"> alapértelmezett élettartama 2 óra. Lejárat után a felhasználónak újra be kell jelentkeznie, hogy új </w:t>
-      </w:r>
-      <w:proofErr w:type="spellStart"/>
-      <w:r>
-        <w:t>tokent</w:t>
-      </w:r>
-      <w:proofErr w:type="spellEnd"/>
-      <w:r>
-        <w:t xml:space="preserve"> kapjon. </w:t>
-      </w:r>
-    </w:p>
-    <w:p>
-      <w:pPr>
-        <w:pStyle w:val="Cmsor2"/>
-        <w:ind w:firstLine="0"/>
-      </w:pPr>
-      <w:bookmarkStart w:id="26" w:name="_Toc225269856"/>
-      <w:proofErr w:type="spellStart"/>
-      <w:r>
-        <w:t>Autentikáció</w:t>
-      </w:r>
-      <w:proofErr w:type="spellEnd"/>
-      <w:r>
-        <w:t xml:space="preserve"> folyamata</w:t>
+      <w:bookmarkStart w:id="26" w:name="_Toc225269863"/>
+      <w:r>
+        <w:t>Rétegbontások:</w:t>
       </w:r>
       <w:bookmarkEnd w:id="26"/>
     </w:p>
     <w:p>
-      <w:pPr>
-        <w:pStyle w:val="Cmsor3"/>
-      </w:pPr>
-      <w:bookmarkStart w:id="27" w:name="_Toc225269857"/>
-      <w:r>
-        <w:t>Bejelentkezés</w:t>
-      </w:r>
-      <w:bookmarkEnd w:id="27"/>
-    </w:p>
-    <w:p>
-      <w:r>
-        <w:t xml:space="preserve">A felhasználó elküldi az email címét és jelszavát a bejelentkezési végpontra. A szerver ellenőrzi az adatokat az adatbázisban, majd sikeres azonosítás esetén előállítja és visszaküldi a JWT </w:t>
-      </w:r>
-      <w:proofErr w:type="spellStart"/>
-      <w:r>
-        <w:t>tokent</w:t>
-      </w:r>
-      <w:proofErr w:type="spellEnd"/>
-      <w:r>
-        <w:t>.</w:t>
-      </w:r>
-    </w:p>
-    <w:p>
-      <w:pPr>
-        <w:ind w:firstLine="0"/>
-      </w:pPr>
-      <w:r>
-        <w:t>POST /napicsepp/login</w:t>
-      </w:r>
-    </w:p>
-    <w:p>
-      <w:pPr>
-        <w:ind w:firstLine="0"/>
-      </w:pPr>
-      <w:r>
-        <w:t xml:space="preserve">Body: </w:t>
-      </w:r>
-      <w:proofErr w:type="gramStart"/>
-      <w:r>
-        <w:t>{ email</w:t>
-      </w:r>
-      <w:proofErr w:type="gramEnd"/>
-      <w:r>
-        <w:t xml:space="preserve">: "...", </w:t>
-      </w:r>
-      <w:proofErr w:type="spellStart"/>
-      <w:r>
-        <w:t>password</w:t>
-      </w:r>
-      <w:proofErr w:type="spellEnd"/>
-      <w:r>
-        <w:t xml:space="preserve">: </w:t>
-      </w:r>
-      <w:proofErr w:type="gramStart"/>
-      <w:r>
-        <w:t>"..." }</w:t>
-      </w:r>
-      <w:proofErr w:type="gramEnd"/>
-    </w:p>
-    <w:p>
-      <w:pPr>
-        <w:ind w:firstLine="0"/>
-      </w:pPr>
-      <w:r>
-        <w:t xml:space="preserve">Válasz: </w:t>
-      </w:r>
-      <w:proofErr w:type="gramStart"/>
-      <w:r>
-        <w:t xml:space="preserve">{ </w:t>
-      </w:r>
-      <w:proofErr w:type="spellStart"/>
-      <w:r>
-        <w:t>token</w:t>
-      </w:r>
-      <w:proofErr w:type="spellEnd"/>
-      <w:proofErr w:type="gramEnd"/>
-      <w:r>
-        <w:t>: "</w:t>
-      </w:r>
-      <w:proofErr w:type="spellStart"/>
-      <w:r>
-        <w:t>eyJ</w:t>
-      </w:r>
-      <w:proofErr w:type="spellEnd"/>
-      <w:r>
-        <w:t>...</w:t>
-      </w:r>
-      <w:proofErr w:type="gramStart"/>
-      <w:r>
-        <w:t>" }</w:t>
-      </w:r>
-      <w:proofErr w:type="gramEnd"/>
-    </w:p>
-    <w:p>
-      <w:pPr>
-        <w:pStyle w:val="Cmsor3"/>
-      </w:pPr>
-      <w:bookmarkStart w:id="28" w:name="_Toc225269858"/>
-      <w:proofErr w:type="spellStart"/>
-      <w:r>
-        <w:t>Token</w:t>
-      </w:r>
-      <w:proofErr w:type="spellEnd"/>
-      <w:r>
-        <w:t xml:space="preserve"> tárolása (frontend)</w:t>
-      </w:r>
-      <w:bookmarkEnd w:id="28"/>
-    </w:p>
-    <w:p>
-      <w:r>
-        <w:t xml:space="preserve">A frontend a kapott </w:t>
-      </w:r>
-      <w:proofErr w:type="spellStart"/>
-      <w:r>
-        <w:t>tokent</w:t>
-      </w:r>
-      <w:proofErr w:type="spellEnd"/>
-      <w:r>
-        <w:t xml:space="preserve"> a böngészőben tárolja </w:t>
-      </w:r>
-      <w:proofErr w:type="spellStart"/>
-      <w:r>
-        <w:t>localStorage</w:t>
-      </w:r>
-      <w:proofErr w:type="spellEnd"/>
-      <w:r>
-        <w:t>-ban, és minden védett API-híváshoz mellékeli.</w:t>
-      </w:r>
-    </w:p>
-    <w:p>
-      <w:pPr>
-        <w:pStyle w:val="Cmsor3"/>
-      </w:pPr>
-      <w:bookmarkStart w:id="29" w:name="_Toc225269859"/>
-      <w:r>
-        <w:lastRenderedPageBreak/>
-        <w:t>Védett végpontok elérése</w:t>
-      </w:r>
-      <w:bookmarkEnd w:id="29"/>
-    </w:p>
-    <w:p>
-      <w:r>
-        <w:t xml:space="preserve">A védett végpontokhoz intézett kérések esetén a </w:t>
-      </w:r>
-      <w:proofErr w:type="spellStart"/>
-      <w:r>
-        <w:t>tokent</w:t>
-      </w:r>
-      <w:proofErr w:type="spellEnd"/>
-      <w:r>
-        <w:t xml:space="preserve"> a kérés fejlécébe kell helyezni:</w:t>
-      </w:r>
-    </w:p>
-    <w:p>
-      <w:r>
-        <w:t>x-</w:t>
-      </w:r>
-      <w:proofErr w:type="spellStart"/>
-      <w:r>
-        <w:t>access</w:t>
-      </w:r>
-      <w:proofErr w:type="spellEnd"/>
-      <w:r>
-        <w:t>-</w:t>
-      </w:r>
-      <w:proofErr w:type="spellStart"/>
-      <w:r>
-        <w:t>token</w:t>
-      </w:r>
-      <w:proofErr w:type="spellEnd"/>
-      <w:r>
-        <w:t>: eyJhbGciOiJIUzI1NiIsInR5cCI6IkpXVCJ9...</w:t>
-      </w:r>
-    </w:p>
-    <w:p>
-      <w:r>
-        <w:t xml:space="preserve">A szerver minden védett kérésnél ellenőrzi a </w:t>
-      </w:r>
-      <w:proofErr w:type="spellStart"/>
-      <w:r>
-        <w:t>tokent</w:t>
-      </w:r>
-      <w:proofErr w:type="spellEnd"/>
-      <w:r>
-        <w:t xml:space="preserve"> egy </w:t>
-      </w:r>
-      <w:proofErr w:type="spellStart"/>
-      <w:r>
-        <w:t>middleware</w:t>
-      </w:r>
-      <w:proofErr w:type="spellEnd"/>
-      <w:r>
-        <w:t xml:space="preserve"> segítségével. Ha a </w:t>
-      </w:r>
-      <w:proofErr w:type="spellStart"/>
-      <w:r>
-        <w:t>token</w:t>
-      </w:r>
-      <w:proofErr w:type="spellEnd"/>
-      <w:r>
-        <w:t xml:space="preserve"> érvényes, a </w:t>
-      </w:r>
-      <w:proofErr w:type="spellStart"/>
-      <w:r>
-        <w:t>middleware</w:t>
-      </w:r>
-      <w:proofErr w:type="spellEnd"/>
-      <w:r>
-        <w:t xml:space="preserve"> kibontja a </w:t>
-      </w:r>
-      <w:proofErr w:type="spellStart"/>
-      <w:r>
-        <w:t>payload</w:t>
-      </w:r>
-      <w:proofErr w:type="spellEnd"/>
-      <w:r>
-        <w:t xml:space="preserve">-ot és elérhetővé teszi a </w:t>
-      </w:r>
-      <w:proofErr w:type="spellStart"/>
-      <w:r>
-        <w:t>req.user</w:t>
-      </w:r>
-      <w:proofErr w:type="spellEnd"/>
-      <w:r>
-        <w:t xml:space="preserve"> objektumban a </w:t>
-      </w:r>
-      <w:proofErr w:type="spellStart"/>
-      <w:r>
-        <w:t>controller</w:t>
-      </w:r>
-      <w:proofErr w:type="spellEnd"/>
-      <w:r>
-        <w:t xml:space="preserve"> számára:</w:t>
-      </w:r>
-    </w:p>
-    <w:p>
-      <w:proofErr w:type="spellStart"/>
-      <w:r>
-        <w:t>req.user.user_</w:t>
-      </w:r>
-      <w:proofErr w:type="gramStart"/>
-      <w:r>
-        <w:t>id</w:t>
-      </w:r>
-      <w:proofErr w:type="spellEnd"/>
-      <w:r>
-        <w:t xml:space="preserve">  /</w:t>
-      </w:r>
-      <w:proofErr w:type="gramEnd"/>
-      <w:r>
-        <w:t>/ a felhasználó azonosítója</w:t>
-      </w:r>
-    </w:p>
-    <w:p>
-      <w:pPr>
-        <w:pStyle w:val="Cmsor3"/>
-      </w:pPr>
-      <w:bookmarkStart w:id="30" w:name="_Toc225269860"/>
-      <w:proofErr w:type="spellStart"/>
-      <w:r>
-        <w:t>Token</w:t>
-      </w:r>
-      <w:proofErr w:type="spellEnd"/>
-      <w:r>
-        <w:t xml:space="preserve"> ellenőrzés – lehetséges hibaesetek</w:t>
-      </w:r>
-      <w:bookmarkEnd w:id="30"/>
-    </w:p>
-    <w:p>
-      <w:r>
-        <w:t xml:space="preserve">403 – </w:t>
-      </w:r>
-      <w:proofErr w:type="spellStart"/>
-      <w:r>
-        <w:t>Token</w:t>
-      </w:r>
-      <w:proofErr w:type="spellEnd"/>
-      <w:r>
-        <w:t xml:space="preserve"> hiányzik: a kérés nem tartalmaz x-</w:t>
-      </w:r>
-      <w:proofErr w:type="spellStart"/>
-      <w:r>
-        <w:t>access</w:t>
-      </w:r>
-      <w:proofErr w:type="spellEnd"/>
-      <w:r>
-        <w:t>-</w:t>
-      </w:r>
-      <w:proofErr w:type="spellStart"/>
-      <w:r>
-        <w:t>token</w:t>
-      </w:r>
-      <w:proofErr w:type="spellEnd"/>
-      <w:r>
-        <w:t xml:space="preserve"> fejlécet → "</w:t>
-      </w:r>
-      <w:proofErr w:type="spellStart"/>
-      <w:r>
-        <w:t>Token</w:t>
-      </w:r>
-      <w:proofErr w:type="spellEnd"/>
-      <w:r>
-        <w:t xml:space="preserve"> szükséges"</w:t>
-      </w:r>
-    </w:p>
-    <w:p>
-      <w:r>
-        <w:t xml:space="preserve">401 – Érvénytelen </w:t>
-      </w:r>
-      <w:proofErr w:type="spellStart"/>
-      <w:r>
-        <w:t>token</w:t>
-      </w:r>
-      <w:proofErr w:type="spellEnd"/>
-      <w:r>
-        <w:t xml:space="preserve">: a </w:t>
-      </w:r>
-      <w:proofErr w:type="spellStart"/>
-      <w:r>
-        <w:t>token</w:t>
-      </w:r>
-      <w:proofErr w:type="spellEnd"/>
-      <w:r>
-        <w:t xml:space="preserve"> aláírása nem egyezik, vagy a </w:t>
-      </w:r>
-      <w:proofErr w:type="spellStart"/>
-      <w:r>
-        <w:t>token</w:t>
-      </w:r>
-      <w:proofErr w:type="spellEnd"/>
-      <w:r>
-        <w:t xml:space="preserve"> lejárt → "Az </w:t>
-      </w:r>
-      <w:proofErr w:type="spellStart"/>
-      <w:r>
-        <w:t>auth</w:t>
-      </w:r>
-      <w:proofErr w:type="spellEnd"/>
-      <w:r>
-        <w:t xml:space="preserve"> nem sikerült!"</w:t>
-      </w:r>
-    </w:p>
-    <w:p>
-      <w:pPr>
-        <w:pStyle w:val="Cmsor2"/>
-        <w:ind w:firstLine="0"/>
-      </w:pPr>
-      <w:bookmarkStart w:id="31" w:name="_Toc225269861"/>
-      <w:r>
-        <w:t>Jogosultsági szintek</w:t>
-      </w:r>
-      <w:bookmarkEnd w:id="31"/>
-    </w:p>
-    <w:p>
-      <w:r>
-        <w:t xml:space="preserve">A </w:t>
-      </w:r>
-      <w:proofErr w:type="spellStart"/>
-      <w:r>
-        <w:t>role</w:t>
-      </w:r>
-      <w:proofErr w:type="spellEnd"/>
-      <w:r>
-        <w:t xml:space="preserve"> mező alapján az alkalmazás három jogosultsági szintet különböztet meg:</w:t>
-      </w:r>
-    </w:p>
-    <w:tbl>
-      <w:tblPr>
-        <w:tblStyle w:val="Rcsostblzat"/>
-        <w:tblW w:w="0" w:type="auto"/>
-        <w:tblLook w:val="04A0" w:firstRow="1" w:lastRow="0" w:firstColumn="1" w:lastColumn="0" w:noHBand="0" w:noVBand="1"/>
-      </w:tblPr>
-      <w:tblGrid>
-        <w:gridCol w:w="4105"/>
-        <w:gridCol w:w="4105"/>
-      </w:tblGrid>
-      <w:tr>
-        <w:tc>
-          <w:tcPr>
-            <w:tcW w:w="4105" w:type="dxa"/>
-          </w:tcPr>
-          <w:p>
-            <w:pPr>
-              <w:ind w:firstLine="0"/>
-            </w:pPr>
-            <w:r>
-              <w:t>Szerepkör</w:t>
-            </w:r>
-          </w:p>
-        </w:tc>
-        <w:tc>
-          <w:tcPr>
-            <w:tcW w:w="4105" w:type="dxa"/>
-          </w:tcPr>
-          <w:p>
-            <w:pPr>
-              <w:ind w:firstLine="0"/>
-            </w:pPr>
-            <w:r>
-              <w:t>Jogosultságok</w:t>
-            </w:r>
-          </w:p>
-        </w:tc>
-      </w:tr>
-      <w:tr>
-        <w:tc>
-          <w:tcPr>
-            <w:tcW w:w="4105" w:type="dxa"/>
-          </w:tcPr>
-          <w:p>
-            <w:pPr>
-              <w:ind w:firstLine="0"/>
-            </w:pPr>
-            <w:proofErr w:type="spellStart"/>
-            <w:r>
-              <w:t>user</w:t>
-            </w:r>
-            <w:proofErr w:type="spellEnd"/>
-          </w:p>
-        </w:tc>
-        <w:tc>
-          <w:tcPr>
-            <w:tcW w:w="4105" w:type="dxa"/>
-          </w:tcPr>
-          <w:p>
-            <w:pPr>
-              <w:ind w:firstLine="0"/>
-            </w:pPr>
-            <w:r>
-              <w:t>Saját profil, aktivitások, szokások, események, naptár kezelés</w:t>
-            </w:r>
-          </w:p>
-        </w:tc>
-      </w:tr>
-      <w:tr>
-        <w:tc>
-          <w:tcPr>
-            <w:tcW w:w="4105" w:type="dxa"/>
-          </w:tcPr>
-          <w:p>
-            <w:pPr>
-              <w:ind w:firstLine="0"/>
-            </w:pPr>
-            <w:r>
-              <w:t>moderátor</w:t>
-            </w:r>
-          </w:p>
-        </w:tc>
-        <w:tc>
-          <w:tcPr>
-            <w:tcW w:w="4105" w:type="dxa"/>
-          </w:tcPr>
-          <w:p>
-            <w:pPr>
-              <w:ind w:firstLine="0"/>
-            </w:pPr>
-            <w:proofErr w:type="spellStart"/>
-            <w:r>
-              <w:t>User</w:t>
-            </w:r>
-            <w:proofErr w:type="spellEnd"/>
-            <w:r>
-              <w:t xml:space="preserve"> jogosultságok + összes felhasználó listázása és törlése, más felhasználók statisztikáinak megtekintése, rendszerstatisztikák lekérése</w:t>
-            </w:r>
-          </w:p>
-        </w:tc>
-      </w:tr>
-      <w:tr>
-        <w:tc>
-          <w:tcPr>
-            <w:tcW w:w="4105" w:type="dxa"/>
-          </w:tcPr>
-          <w:p>
-            <w:pPr>
-              <w:ind w:firstLine="0"/>
-            </w:pPr>
-            <w:proofErr w:type="spellStart"/>
-            <w:r>
-              <w:t>admin</w:t>
-            </w:r>
-            <w:proofErr w:type="spellEnd"/>
-          </w:p>
-        </w:tc>
-        <w:tc>
-          <w:tcPr>
-            <w:tcW w:w="4105" w:type="dxa"/>
-          </w:tcPr>
-          <w:p>
-            <w:pPr>
-              <w:ind w:firstLine="0"/>
-            </w:pPr>
-            <w:proofErr w:type="gramStart"/>
-            <w:r>
-              <w:t>Minden</w:t>
-            </w:r>
-            <w:proofErr w:type="gramEnd"/>
-            <w:r>
-              <w:t xml:space="preserve"> amit a moderátor és a </w:t>
-            </w:r>
-            <w:proofErr w:type="spellStart"/>
-            <w:r>
-              <w:t>user</w:t>
-            </w:r>
-            <w:proofErr w:type="spellEnd"/>
-            <w:r>
-              <w:t xml:space="preserve"> megtehet plusz, moderátor jogosultságok + moderátorok listázása, jogosultságok módosítása</w:t>
-            </w:r>
-          </w:p>
-        </w:tc>
-      </w:tr>
-    </w:tbl>
-    <w:p>
-      <w:pPr>
-        <w:ind w:firstLine="0"/>
-      </w:pPr>
-    </w:p>
-    <w:p>
-      <w:pPr>
-        <w:pStyle w:val="Cmsor1"/>
-        <w:ind w:firstLine="0"/>
-      </w:pPr>
-      <w:bookmarkStart w:id="32" w:name="_Toc225269862"/>
-      <w:r>
-        <w:lastRenderedPageBreak/>
-        <w:t>Backend osztályok leírása:</w:t>
-      </w:r>
-      <w:bookmarkEnd w:id="32"/>
-    </w:p>
-    <w:p>
-      <w:pPr>
-        <w:pStyle w:val="Cmsor2"/>
-        <w:ind w:firstLine="0"/>
-      </w:pPr>
-      <w:bookmarkStart w:id="33" w:name="_Toc225269863"/>
-      <w:r>
-        <w:t>Rétegbontások:</w:t>
-      </w:r>
-      <w:bookmarkEnd w:id="33"/>
-    </w:p>
-    <w:p>
-      <w:bookmarkStart w:id="34" w:name="_Toc225269864"/>
+      <w:bookmarkStart w:id="27" w:name="_Toc225269864"/>
       <w:proofErr w:type="spellStart"/>
       <w:r>
         <w:rPr>
@@ -10544,9 +9571,13 @@
         </w:rPr>
         <w:t>:</w:t>
       </w:r>
-      <w:bookmarkEnd w:id="34"/>
-      <w:r>
-        <w:t xml:space="preserve"> A réteg elsődleges feladata az adatbázissal való kommunikáció biztosítása. Ez kezeli az adatok lekérését, mentését, frissítését és törlését, ezáltal elválasztva az adatelérést az üzleti logikától. A </w:t>
+      <w:bookmarkEnd w:id="27"/>
+      <w:r>
+        <w:t xml:space="preserve"> A réteg elsődleges feladata az adatbázissal való kommunikáció biztosítása. Ez kezeli az adatok lekérését, mentését, frissítését és törlését, ezáltal </w:t>
+      </w:r>
+      <w:r>
+        <w:lastRenderedPageBreak/>
+        <w:t xml:space="preserve">elválasztva az adatelérést az üzleti logikától. A </w:t>
       </w:r>
       <w:proofErr w:type="spellStart"/>
       <w:r>
@@ -10558,14 +9589,14 @@
       </w:r>
     </w:p>
     <w:p>
-      <w:bookmarkStart w:id="35" w:name="_Toc225269865"/>
+      <w:bookmarkStart w:id="28" w:name="_Toc225269865"/>
       <w:r>
         <w:rPr>
           <w:rStyle w:val="Cmsor3Char"/>
         </w:rPr>
         <w:t>Service:</w:t>
       </w:r>
-      <w:bookmarkEnd w:id="35"/>
+      <w:bookmarkEnd w:id="28"/>
       <w:r>
         <w:t xml:space="preserve"> A service réteg felelős az üzleti logika megvalósításáért. Itt történik az adatok feldolgozása, az üzleti szabályok érvényesítése és a különböző műveletek koordinálása. A service réteg biztosítja, hogy az alkalmazás működése a tervezett üzleti folyamatoknak megfelelően történjen, miközben a </w:t>
       </w:r>
@@ -10587,7 +9618,7 @@
       </w:r>
     </w:p>
     <w:p>
-      <w:bookmarkStart w:id="36" w:name="_Toc225269866"/>
+      <w:bookmarkStart w:id="29" w:name="_Toc225269866"/>
       <w:proofErr w:type="spellStart"/>
       <w:r>
         <w:rPr>
@@ -10602,7 +9633,7 @@
         </w:rPr>
         <w:t>:</w:t>
       </w:r>
-      <w:bookmarkEnd w:id="36"/>
+      <w:bookmarkEnd w:id="29"/>
       <w:r>
         <w:t xml:space="preserve"> A </w:t>
       </w:r>
@@ -10628,7 +9659,7 @@
         <w:pStyle w:val="Cmsor1"/>
         <w:ind w:firstLine="0"/>
       </w:pPr>
-      <w:bookmarkStart w:id="37" w:name="_Toc225269867"/>
+      <w:bookmarkStart w:id="30" w:name="_Toc225269867"/>
       <w:proofErr w:type="spellStart"/>
       <w:r>
         <w:t>User</w:t>
@@ -10637,14 +9668,14 @@
       <w:r>
         <w:t>:</w:t>
       </w:r>
-      <w:bookmarkEnd w:id="37"/>
+      <w:bookmarkEnd w:id="30"/>
     </w:p>
     <w:p>
       <w:pPr>
         <w:pStyle w:val="Cmsor2"/>
         <w:ind w:firstLine="0"/>
       </w:pPr>
-      <w:bookmarkStart w:id="38" w:name="_Toc225269868"/>
+      <w:bookmarkStart w:id="31" w:name="_Toc225269868"/>
       <w:proofErr w:type="spellStart"/>
       <w:r>
         <w:t>UserRepository</w:t>
@@ -10653,7 +9684,7 @@
       <w:r>
         <w:t>:</w:t>
       </w:r>
-      <w:bookmarkEnd w:id="38"/>
+      <w:bookmarkEnd w:id="31"/>
       <w:r>
         <w:t xml:space="preserve"> </w:t>
       </w:r>
@@ -10675,11 +9706,11 @@
       <w:pPr>
         <w:pStyle w:val="Cmsor3"/>
       </w:pPr>
-      <w:bookmarkStart w:id="39" w:name="_Toc225269869"/>
+      <w:bookmarkStart w:id="32" w:name="_Toc225269869"/>
       <w:r>
         <w:t>Függvények:</w:t>
       </w:r>
-      <w:bookmarkEnd w:id="39"/>
+      <w:bookmarkEnd w:id="32"/>
     </w:p>
     <w:p>
       <w:r>
@@ -10697,35 +9728,35 @@
     <w:p>
       <w:proofErr w:type="spellStart"/>
       <w:r>
+        <w:t>getUser</w:t>
+      </w:r>
+      <w:proofErr w:type="spellEnd"/>
+      <w:r>
+        <w:t xml:space="preserve">: Ez a függvény a felhasználó saját profiljának lekéréséért felel. A felhasználó azonosítóját küldjük el az adatbázisnak, amely visszaadja a profil adatokat, például a nevet, email címet, nyelvet és regisztrációs dátumot. </w:t>
+      </w:r>
+    </w:p>
+    <w:p>
+      <w:proofErr w:type="spellStart"/>
+      <w:r>
+        <w:t>getAllUser</w:t>
+      </w:r>
+      <w:proofErr w:type="spellEnd"/>
+      <w:r>
+        <w:t xml:space="preserve">: Ez a függvény az összes felhasználó adatainak lekérését teszi lehetővé, és csak </w:t>
+      </w:r>
+      <w:proofErr w:type="spellStart"/>
+      <w:r>
+        <w:t>admin</w:t>
+      </w:r>
+      <w:proofErr w:type="spellEnd"/>
+      <w:r>
+        <w:t xml:space="preserve"> vagy moderátor jogosultsággal használható. Az adatbázisban meghívjuk a megfelelő lekérdezést, amely visszaadja a felhasználók listáját. </w:t>
+      </w:r>
+    </w:p>
+    <w:p>
+      <w:proofErr w:type="spellStart"/>
+      <w:r>
         <w:lastRenderedPageBreak/>
-        <w:t>getUser</w:t>
-      </w:r>
-      <w:proofErr w:type="spellEnd"/>
-      <w:r>
-        <w:t xml:space="preserve">: Ez a függvény a felhasználó saját profiljának lekéréséért felel. A felhasználó azonosítóját küldjük el az adatbázisnak, amely visszaadja a profil adatokat, például a nevet, email címet, nyelvet és regisztrációs dátumot. </w:t>
-      </w:r>
-    </w:p>
-    <w:p>
-      <w:proofErr w:type="spellStart"/>
-      <w:r>
-        <w:t>getAllUser</w:t>
-      </w:r>
-      <w:proofErr w:type="spellEnd"/>
-      <w:r>
-        <w:t xml:space="preserve">: Ez a függvény az összes felhasználó adatainak lekérését teszi lehetővé, és csak </w:t>
-      </w:r>
-      <w:proofErr w:type="spellStart"/>
-      <w:r>
-        <w:t>admin</w:t>
-      </w:r>
-      <w:proofErr w:type="spellEnd"/>
-      <w:r>
-        <w:t xml:space="preserve"> vagy moderátor jogosultsággal használható. Az adatbázisban meghívjuk a megfelelő lekérdezést, amely visszaadja a felhasználók listáját. </w:t>
-      </w:r>
-    </w:p>
-    <w:p>
-      <w:proofErr w:type="spellStart"/>
-      <w:r>
         <w:t>createUser</w:t>
       </w:r>
       <w:proofErr w:type="spellEnd"/>
@@ -10814,7 +9845,7 @@
           <w:b/>
         </w:rPr>
       </w:pPr>
-      <w:bookmarkStart w:id="40" w:name="_Toc225269870"/>
+      <w:bookmarkStart w:id="33" w:name="_Toc225269870"/>
       <w:proofErr w:type="spellStart"/>
       <w:r>
         <w:rPr>
@@ -10831,7 +9862,7 @@
         </w:rPr>
         <w:t>:</w:t>
       </w:r>
-      <w:bookmarkEnd w:id="40"/>
+      <w:bookmarkEnd w:id="33"/>
     </w:p>
     <w:p>
       <w:r>
@@ -10851,42 +9882,73 @@
       </w:r>
       <w:proofErr w:type="spellEnd"/>
       <w:r>
-        <w:t xml:space="preserve">-n keresztül éri el az adatbázist, de a service </w:t>
-      </w:r>
+        <w:t xml:space="preserve">-n keresztül éri el az adatbázist, de a service réteg felelős a szabályok érvényesítéséért, a jogosultságok ellenőrzéséért, az adatok </w:t>
+      </w:r>
+      <w:proofErr w:type="spellStart"/>
+      <w:r>
+        <w:t>validálásáért</w:t>
+      </w:r>
+      <w:proofErr w:type="spellEnd"/>
+      <w:r>
+        <w:t xml:space="preserve">, valamint a </w:t>
+      </w:r>
+      <w:proofErr w:type="spellStart"/>
+      <w:r>
+        <w:t>tokenek</w:t>
+      </w:r>
+      <w:proofErr w:type="spellEnd"/>
+      <w:r>
+        <w:t xml:space="preserve"> és egyéb üzleti műveletek kezeléséért.</w:t>
+      </w:r>
+    </w:p>
+    <w:p>
+      <w:pPr>
+        <w:pStyle w:val="Cmsor3"/>
+      </w:pPr>
+      <w:bookmarkStart w:id="34" w:name="_Toc225269871"/>
+      <w:r>
+        <w:t>Függvények:</w:t>
+      </w:r>
+      <w:bookmarkEnd w:id="34"/>
+    </w:p>
+    <w:p>
+      <w:r>
+        <w:t xml:space="preserve">login: Ez a függvény lehetővé teszi, hogy a felhasználó be tudjon jelentkezni. A felhasználó email címét és jelszavát várja, majd a </w:t>
+      </w:r>
+      <w:proofErr w:type="spellStart"/>
+      <w:r>
+        <w:t>repository</w:t>
+      </w:r>
+      <w:proofErr w:type="spellEnd"/>
+      <w:r>
+        <w:t xml:space="preserve"> segítségével ellenőrzi, hogy létezik-e a felhasználó. Ha az adatok helyesek, a függvény létrehoz egy JWT </w:t>
+      </w:r>
+      <w:proofErr w:type="spellStart"/>
       <w:r>
         <w:lastRenderedPageBreak/>
-        <w:t xml:space="preserve">réteg felelős a szabályok érvényesítéséért, a jogosultságok ellenőrzéséért, az adatok </w:t>
-      </w:r>
-      <w:proofErr w:type="spellStart"/>
-      <w:r>
-        <w:t>validálásáért</w:t>
-      </w:r>
-      <w:proofErr w:type="spellEnd"/>
-      <w:r>
-        <w:t xml:space="preserve">, valamint a </w:t>
-      </w:r>
-      <w:proofErr w:type="spellStart"/>
-      <w:r>
-        <w:t>tokenek</w:t>
-      </w:r>
-      <w:proofErr w:type="spellEnd"/>
-      <w:r>
-        <w:t xml:space="preserve"> és egyéb üzleti műveletek kezeléséért.</w:t>
-      </w:r>
-    </w:p>
-    <w:p>
-      <w:pPr>
-        <w:pStyle w:val="Cmsor3"/>
-      </w:pPr>
-      <w:bookmarkStart w:id="41" w:name="_Toc225269871"/>
-      <w:r>
-        <w:t>Függvények:</w:t>
-      </w:r>
-      <w:bookmarkEnd w:id="41"/>
-    </w:p>
-    <w:p>
-      <w:r>
-        <w:t xml:space="preserve">login: Ez a függvény lehetővé teszi, hogy a felhasználó be tudjon jelentkezni. A felhasználó email címét és jelszavát várja, majd a </w:t>
+        <w:t>tokent</w:t>
+      </w:r>
+      <w:proofErr w:type="spellEnd"/>
+      <w:r>
+        <w:t xml:space="preserve">, amelyet visszaad a kliensnek, így biztosítva a további hitelesített hozzáférést az alkalmazásban. A függvény hibát dob, ha a felhasználó adatai helytelenek, vagy ha a titkos kulcs nincs megfelelően konfigurálva. </w:t>
+      </w:r>
+    </w:p>
+    <w:p>
+      <w:proofErr w:type="spellStart"/>
+      <w:r>
+        <w:t>getUser</w:t>
+      </w:r>
+      <w:proofErr w:type="spellEnd"/>
+      <w:r>
+        <w:t xml:space="preserve">: Ez a függvény a megadott felhasználó profiladatainak lekéréséért felel. A </w:t>
+      </w:r>
+      <w:proofErr w:type="spellStart"/>
+      <w:r>
+        <w:t>user_id</w:t>
+      </w:r>
+      <w:proofErr w:type="spellEnd"/>
+      <w:r>
+        <w:t xml:space="preserve">-t a </w:t>
       </w:r>
       <w:proofErr w:type="spellStart"/>
       <w:r>
@@ -10894,33 +9956,17 @@
       </w:r>
       <w:proofErr w:type="spellEnd"/>
       <w:r>
-        <w:t xml:space="preserve"> segítségével ellenőrzi, hogy létezik-e a felhasználó. Ha az adatok helyesek, a függvény létrehoz egy JWT </w:t>
-      </w:r>
-      <w:proofErr w:type="spellStart"/>
-      <w:r>
-        <w:t>tokent</w:t>
-      </w:r>
-      <w:proofErr w:type="spellEnd"/>
-      <w:r>
-        <w:t xml:space="preserve">, amelyet visszaad a kliensnek, így biztosítva a további hitelesített hozzáférést az alkalmazásban. A függvény hibát dob, ha a felhasználó adatai helytelenek, vagy ha a titkos kulcs nincs megfelelően konfigurálva. </w:t>
-      </w:r>
-    </w:p>
-    <w:p>
-      <w:proofErr w:type="spellStart"/>
-      <w:r>
-        <w:t>getUser</w:t>
-      </w:r>
-      <w:proofErr w:type="spellEnd"/>
-      <w:r>
-        <w:t xml:space="preserve">: Ez a függvény a megadott felhasználó profiladatainak lekéréséért felel. A </w:t>
-      </w:r>
-      <w:proofErr w:type="spellStart"/>
-      <w:r>
-        <w:t>user_id</w:t>
-      </w:r>
-      <w:proofErr w:type="spellEnd"/>
-      <w:r>
-        <w:t xml:space="preserve">-t a </w:t>
+        <w:t xml:space="preserve">-hoz továbbítja, amely visszaadja a felhasználó adatait. Ha a felhasználó nem található, a függvény megfelelő hibát jelez. Ez biztosítja, hogy csak létező felhasználók adatai legyenek elérhetők. </w:t>
+      </w:r>
+    </w:p>
+    <w:p>
+      <w:proofErr w:type="spellStart"/>
+      <w:r>
+        <w:t>getAllUser</w:t>
+      </w:r>
+      <w:proofErr w:type="spellEnd"/>
+      <w:r>
+        <w:t xml:space="preserve">: Ez a függvény az összes felhasználó adatainak lekérését teszi lehetővé, de csak moderátor jogosultsággal rendelkező felhasználók számára. A függvény először lekéri az összes moderátort, majd ellenőrzi, hogy a kérést indító felhasználó jogosult-e a műveletre. Ha a jogosultság rendben van, a </w:t>
       </w:r>
       <w:proofErr w:type="spellStart"/>
       <w:r>
@@ -10928,17 +9974,17 @@
       </w:r>
       <w:proofErr w:type="spellEnd"/>
       <w:r>
-        <w:t xml:space="preserve">-hoz továbbítja, amely visszaadja a felhasználó adatait. Ha a felhasználó nem található, a függvény megfelelő hibát jelez. Ez biztosítja, hogy csak létező felhasználók adatai legyenek elérhetők. </w:t>
-      </w:r>
-    </w:p>
-    <w:p>
-      <w:proofErr w:type="spellStart"/>
-      <w:r>
-        <w:t>getAllUser</w:t>
-      </w:r>
-      <w:proofErr w:type="spellEnd"/>
-      <w:r>
-        <w:t xml:space="preserve">: Ez a függvény az összes felhasználó adatainak lekérését teszi lehetővé, de csak moderátor jogosultsággal rendelkező felhasználók számára. A függvény először lekéri az összes moderátort, majd ellenőrzi, hogy a kérést indító felhasználó jogosult-e a műveletre. Ha a jogosultság rendben van, a </w:t>
+        <w:t xml:space="preserve"> visszaadja az összes felhasználót. Ha a felhasználó nem moderátor, a függvény hibát dob. </w:t>
+      </w:r>
+    </w:p>
+    <w:p>
+      <w:proofErr w:type="spellStart"/>
+      <w:r>
+        <w:t>register</w:t>
+      </w:r>
+      <w:proofErr w:type="spellEnd"/>
+      <w:r>
+        <w:t xml:space="preserve">: Ez a függvény új felhasználó regisztrálására szolgál. Ellenőrzi, hogy minden kötelező mező (felhasználónév, email, jelszó) meg van-e adva, az email formátuma helyes-e, és hogy a jelszó elég hosszú-e. Ezután ellenőrzi, hogy az email cím még nem foglalt-e. Ha minden feltétel teljesül, a </w:t>
       </w:r>
       <w:proofErr w:type="spellStart"/>
       <w:r>
@@ -10946,17 +9992,17 @@
       </w:r>
       <w:proofErr w:type="spellEnd"/>
       <w:r>
-        <w:t xml:space="preserve"> visszaadja az összes felhasználót. Ha a felhasználó nem moderátor, a függvény hibát dob. </w:t>
-      </w:r>
-    </w:p>
-    <w:p>
-      <w:proofErr w:type="spellStart"/>
-      <w:r>
-        <w:t>register</w:t>
-      </w:r>
-      <w:proofErr w:type="spellEnd"/>
-      <w:r>
-        <w:t xml:space="preserve">: Ez a függvény új felhasználó regisztrálására szolgál. Ellenőrzi, hogy minden kötelező mező (felhasználónév, email, jelszó) meg van-e adva, az email formátuma helyes-e, és hogy a jelszó elég hosszú-e. Ezután ellenőrzi, hogy az email cím még nem foglalt-e. Ha minden feltétel teljesül, a </w:t>
+        <w:t xml:space="preserve"> segítségével létrehozza az új felhasználót, alapértelmezett szerepkörrel, nyelvvel és regisztrációs dátummal. A függvény visszaadja az új felhasználó azonosítóját. </w:t>
+      </w:r>
+    </w:p>
+    <w:p>
+      <w:proofErr w:type="spellStart"/>
+      <w:r>
+        <w:t>editUser</w:t>
+      </w:r>
+      <w:proofErr w:type="spellEnd"/>
+      <w:r>
+        <w:t xml:space="preserve">: Ez a függvény a felhasználó profiljának módosítását teszi lehetővé. A </w:t>
       </w:r>
       <w:proofErr w:type="spellStart"/>
       <w:r>
@@ -10964,17 +10010,7 @@
       </w:r>
       <w:proofErr w:type="spellEnd"/>
       <w:r>
-        <w:t xml:space="preserve"> segítségével létrehozza az új felhasználót, alapértelmezett szerepkörrel, nyelvvel és regisztrációs dátummal. A függvény visszaadja az új felhasználó azonosítóját. </w:t>
-      </w:r>
-    </w:p>
-    <w:p>
-      <w:proofErr w:type="spellStart"/>
-      <w:r>
-        <w:t>editUser</w:t>
-      </w:r>
-      <w:proofErr w:type="spellEnd"/>
-      <w:r>
-        <w:t xml:space="preserve">: Ez a függvény a felhasználó profiljának módosítását teszi lehetővé. A </w:t>
+        <w:t xml:space="preserve">-hoz továbbítja a változtatni kívánt adatokat és a felhasználó azonosítóját. A függvény ellenőrzi, hogy van-e ténylegesen módosítandó adat, és hibát jelez, ha nincs mit változtatni. Ezen kívül a </w:t>
       </w:r>
       <w:proofErr w:type="spellStart"/>
       <w:r>
@@ -10982,14 +10018,6 @@
       </w:r>
       <w:proofErr w:type="spellEnd"/>
       <w:r>
-        <w:t xml:space="preserve">-hoz továbbítja a változtatni kívánt adatokat és a felhasználó azonosítóját. A függvény ellenőrzi, hogy van-e ténylegesen módosítandó adat, és hibát jelez, ha nincs mit változtatni. Ezen kívül a </w:t>
-      </w:r>
-      <w:proofErr w:type="spellStart"/>
-      <w:r>
-        <w:t>repository</w:t>
-      </w:r>
-      <w:proofErr w:type="spellEnd"/>
-      <w:r>
         <w:t xml:space="preserve"> kezeli a jogosultságokat, </w:t>
       </w:r>
       <w:proofErr w:type="gramStart"/>
@@ -11040,11 +10068,7 @@
       </w:r>
       <w:proofErr w:type="spellEnd"/>
       <w:r>
-        <w:t xml:space="preserve"> kapott adatokat </w:t>
-      </w:r>
-      <w:r>
-        <w:lastRenderedPageBreak/>
-        <w:t xml:space="preserve">adja vissza, és hibát jelez, ha nincs egyetlen moderátor vagy </w:t>
+        <w:t xml:space="preserve"> kapott adatokat adja vissza, és hibát jelez, ha nincs egyetlen moderátor vagy </w:t>
       </w:r>
       <w:proofErr w:type="spellStart"/>
       <w:r>
@@ -11083,7 +10107,7 @@
           <w:b/>
         </w:rPr>
       </w:pPr>
-      <w:bookmarkStart w:id="42" w:name="_Toc225269872"/>
+      <w:bookmarkStart w:id="35" w:name="_Toc225269872"/>
       <w:proofErr w:type="spellStart"/>
       <w:r>
         <w:rPr>
@@ -11100,7 +10124,7 @@
         </w:rPr>
         <w:t>:</w:t>
       </w:r>
-      <w:bookmarkEnd w:id="42"/>
+      <w:bookmarkEnd w:id="35"/>
     </w:p>
     <w:p>
       <w:r>
@@ -11135,11 +10159,11 @@
       <w:pPr>
         <w:pStyle w:val="Cmsor3"/>
       </w:pPr>
-      <w:bookmarkStart w:id="43" w:name="_Toc225269873"/>
+      <w:bookmarkStart w:id="36" w:name="_Toc225269873"/>
       <w:r>
         <w:t>Függvények:</w:t>
       </w:r>
-      <w:bookmarkEnd w:id="43"/>
+      <w:bookmarkEnd w:id="36"/>
     </w:p>
     <w:p>
       <w:r>
@@ -11217,33 +10241,33 @@
     <w:p>
       <w:proofErr w:type="spellStart"/>
       <w:r>
+        <w:t>register</w:t>
+      </w:r>
+      <w:proofErr w:type="spellEnd"/>
+      <w:r>
+        <w:t xml:space="preserve">: Ez a függvény az új felhasználók regisztrációját kezeli. A kliens által küldött adatokat ellenőrzi, például a kötelező mezők meglétét, az email formátumát, és a jelszó hosszát. Ha minden feltétel teljesül, a </w:t>
+      </w:r>
+      <w:proofErr w:type="spellStart"/>
+      <w:r>
+        <w:t>UserService.register</w:t>
+      </w:r>
+      <w:proofErr w:type="spellEnd"/>
+      <w:r>
+        <w:t xml:space="preserve"> metódust hívja, amely létrehozza az új felhasználót az adatbázisban. Sikeres regisztráció esetén a függvény visszaad egy megerősítő üzenetet a kliensnek. </w:t>
+      </w:r>
+    </w:p>
+    <w:p>
+      <w:proofErr w:type="spellStart"/>
+      <w:r>
+        <w:t>putUser</w:t>
+      </w:r>
+      <w:proofErr w:type="spellEnd"/>
+      <w:r>
+        <w:t xml:space="preserve">: Ez a függvény a felhasználó profiljának módosítását kezeli az API-n keresztül. A kliens által küldött adatokat, a szerkesztendő felhasználó azonosítóját és az </w:t>
+      </w:r>
+      <w:proofErr w:type="spellStart"/>
+      <w:r>
         <w:lastRenderedPageBreak/>
-        <w:t>register</w:t>
-      </w:r>
-      <w:proofErr w:type="spellEnd"/>
-      <w:r>
-        <w:t xml:space="preserve">: Ez a függvény az új felhasználók regisztrációját kezeli. A kliens által küldött adatokat ellenőrzi, például a kötelező mezők meglétét, az email formátumát, és a jelszó hosszát. Ha minden feltétel teljesül, a </w:t>
-      </w:r>
-      <w:proofErr w:type="spellStart"/>
-      <w:r>
-        <w:t>UserService.register</w:t>
-      </w:r>
-      <w:proofErr w:type="spellEnd"/>
-      <w:r>
-        <w:t xml:space="preserve"> metódust hívja, amely létrehozza az új felhasználót az adatbázisban. Sikeres regisztráció esetén a függvény visszaad egy megerősítő üzenetet a kliensnek. </w:t>
-      </w:r>
-    </w:p>
-    <w:p>
-      <w:proofErr w:type="spellStart"/>
-      <w:r>
-        <w:t>putUser</w:t>
-      </w:r>
-      <w:proofErr w:type="spellEnd"/>
-      <w:r>
-        <w:t xml:space="preserve">: Ez a függvény a felhasználó profiljának módosítását kezeli az API-n keresztül. A kliens által küldött adatokat, a szerkesztendő felhasználó azonosítóját és az </w:t>
-      </w:r>
-      <w:proofErr w:type="spellStart"/>
-      <w:r>
         <w:t>admin</w:t>
       </w:r>
       <w:proofErr w:type="spellEnd"/>
@@ -11329,7 +10353,7 @@
           <w:b/>
         </w:rPr>
       </w:pPr>
-      <w:bookmarkStart w:id="44" w:name="_Toc225269874"/>
+      <w:bookmarkStart w:id="37" w:name="_Toc225269874"/>
       <w:proofErr w:type="spellStart"/>
       <w:r>
         <w:rPr>
@@ -11346,7 +10370,7 @@
         </w:rPr>
         <w:t>:</w:t>
       </w:r>
-      <w:bookmarkEnd w:id="44"/>
+      <w:bookmarkEnd w:id="37"/>
     </w:p>
     <w:p>
       <w:r>
@@ -11397,35 +10421,35 @@
       <w:pPr>
         <w:pStyle w:val="Cmsor3"/>
       </w:pPr>
-      <w:bookmarkStart w:id="45" w:name="_Toc225269875"/>
+      <w:bookmarkStart w:id="38" w:name="_Toc225269875"/>
+      <w:r>
+        <w:t>Mezők és jelentésük:</w:t>
+      </w:r>
+      <w:bookmarkEnd w:id="38"/>
+    </w:p>
+    <w:p>
+      <w:proofErr w:type="spellStart"/>
+      <w:r>
+        <w:t>user_id</w:t>
+      </w:r>
+      <w:proofErr w:type="spellEnd"/>
+      <w:r>
+        <w:t xml:space="preserve">: A felhasználó egyedi azonosítója az adatbázisban. Ez az érték biztosítja, hogy minden felhasználó külön-külön azonosítható legyen, és kapcsolódhasson a különböző műveletekhez, például szerkesztéshez vagy törléshez. </w:t>
+      </w:r>
+    </w:p>
+    <w:p>
+      <w:proofErr w:type="spellStart"/>
+      <w:r>
+        <w:t>username</w:t>
+      </w:r>
+      <w:proofErr w:type="spellEnd"/>
+      <w:r>
+        <w:t xml:space="preserve">: A felhasználó neve, amelyet az alkalmazás felületein megjelenítünk. Ez lehetővé teszi, hogy a felhasználók könnyen azonosíthatók legyenek, és a rendszerben kommunikálhassanak egymással. </w:t>
+      </w:r>
+    </w:p>
+    <w:p>
       <w:r>
         <w:lastRenderedPageBreak/>
-        <w:t>Mezők és jelentésük:</w:t>
-      </w:r>
-      <w:bookmarkEnd w:id="45"/>
-    </w:p>
-    <w:p>
-      <w:proofErr w:type="spellStart"/>
-      <w:r>
-        <w:t>user_id</w:t>
-      </w:r>
-      <w:proofErr w:type="spellEnd"/>
-      <w:r>
-        <w:t xml:space="preserve">: A felhasználó egyedi azonosítója az adatbázisban. Ez az érték biztosítja, hogy minden felhasználó külön-külön azonosítható legyen, és kapcsolódhasson a különböző műveletekhez, például szerkesztéshez vagy törléshez. </w:t>
-      </w:r>
-    </w:p>
-    <w:p>
-      <w:proofErr w:type="spellStart"/>
-      <w:r>
-        <w:t>username</w:t>
-      </w:r>
-      <w:proofErr w:type="spellEnd"/>
-      <w:r>
-        <w:t xml:space="preserve">: A felhasználó neve, amelyet az alkalmazás felületein megjelenítünk. Ez lehetővé teszi, hogy a felhasználók könnyen azonosíthatók legyenek, és a rendszerben kommunikálhassanak egymással. </w:t>
-      </w:r>
-    </w:p>
-    <w:p>
-      <w:r>
         <w:t xml:space="preserve">email: A felhasználó email címe, amely kulcsfontosságú az azonosítás és a bejelentkezés szempontjából. Ezzel az adattal ellenőrizhető, hogy a felhasználó regisztrált-e már, és ez szolgál az értesítések vagy jelszó-helyreállítás céljára is. </w:t>
       </w:r>
     </w:p>
@@ -11509,7 +10533,7 @@
           <w:b/>
         </w:rPr>
       </w:pPr>
-      <w:bookmarkStart w:id="46" w:name="_Toc225269876"/>
+      <w:bookmarkStart w:id="39" w:name="_Toc225269876"/>
       <w:r>
         <w:rPr>
           <w:rStyle w:val="Cmsor3Char"/>
@@ -11517,7 +10541,7 @@
         </w:rPr>
         <w:t>Konstruktor:</w:t>
       </w:r>
-      <w:bookmarkEnd w:id="46"/>
+      <w:bookmarkEnd w:id="39"/>
     </w:p>
     <w:p>
       <w:r>
@@ -11549,9 +10573,8 @@
         <w:rPr>
           <w:noProof/>
         </w:rPr>
-        <w:lastRenderedPageBreak/>
         <w:drawing>
-          <wp:inline distT="0" distB="0" distL="0" distR="0" wp14:anchorId="0E52E828" wp14:editId="596FDEC3">
+          <wp:inline distT="0" distB="0" distL="0" distR="0" wp14:anchorId="0E52E828" wp14:editId="42F6FB9F">
             <wp:extent cx="5219700" cy="667385"/>
             <wp:effectExtent l="0" t="0" r="0" b="0"/>
             <wp:docPr id="1441825755" name="Kép 7"/>
@@ -11631,12 +10654,13 @@
         <w:pStyle w:val="Cmsor1"/>
         <w:ind w:firstLine="0"/>
       </w:pPr>
-      <w:bookmarkStart w:id="47" w:name="_Toc225269877"/>
-      <w:proofErr w:type="spellStart"/>
-      <w:r>
+      <w:bookmarkStart w:id="40" w:name="_Toc225269877"/>
+      <w:proofErr w:type="spellStart"/>
+      <w:r>
+        <w:lastRenderedPageBreak/>
         <w:t>Event</w:t>
       </w:r>
-      <w:bookmarkEnd w:id="47"/>
+      <w:bookmarkEnd w:id="40"/>
       <w:proofErr w:type="spellEnd"/>
     </w:p>
     <w:p>
@@ -11647,7 +10671,7 @@
           <w:b/>
         </w:rPr>
       </w:pPr>
-      <w:bookmarkStart w:id="48" w:name="_Toc225269878"/>
+      <w:bookmarkStart w:id="41" w:name="_Toc225269878"/>
       <w:proofErr w:type="spellStart"/>
       <w:r>
         <w:rPr>
@@ -11664,7 +10688,7 @@
         </w:rPr>
         <w:t>:</w:t>
       </w:r>
-      <w:bookmarkEnd w:id="48"/>
+      <w:bookmarkEnd w:id="41"/>
     </w:p>
     <w:p>
       <w:r>
@@ -11683,11 +10707,11 @@
       <w:pPr>
         <w:pStyle w:val="Cmsor3"/>
       </w:pPr>
-      <w:bookmarkStart w:id="49" w:name="_Toc225269879"/>
+      <w:bookmarkStart w:id="42" w:name="_Toc225269879"/>
       <w:r>
         <w:t>Függvények:</w:t>
       </w:r>
-      <w:bookmarkEnd w:id="49"/>
+      <w:bookmarkEnd w:id="42"/>
     </w:p>
     <w:p>
       <w:proofErr w:type="spellStart"/>
@@ -11730,22 +10754,25 @@
     <w:p>
       <w:proofErr w:type="spellStart"/>
       <w:r>
+        <w:t>deleteEvent</w:t>
+      </w:r>
+      <w:proofErr w:type="spellEnd"/>
+      <w:r>
+        <w:t xml:space="preserve">: Ez a függvény egy esemény törlésére szolgál. Az esemény azonosítóját várja bemenetként, majd az adatbázisban törli a megfelelő rekordot. A függvény visszaadja a törlés eredményét, amely tartalmazza például az érintett sorok számát is. </w:t>
+      </w:r>
+    </w:p>
+    <w:p>
+      <w:proofErr w:type="spellStart"/>
+      <w:r>
+        <w:t>updateEvent</w:t>
+      </w:r>
+      <w:proofErr w:type="spellEnd"/>
+      <w:r>
+        <w:t xml:space="preserve">: Ez a függvény az esemény adatainak módosítására szolgál. Csak a megengedett mezőket (például esemény neve, kezdési és befejezési idő) engedi módosítani. A függvény dinamikusan építi fel az SQL lekérdezést a kapott adatok alapján, </w:t>
+      </w:r>
+      <w:r>
         <w:lastRenderedPageBreak/>
-        <w:t>deleteEvent</w:t>
-      </w:r>
-      <w:proofErr w:type="spellEnd"/>
-      <w:r>
-        <w:t xml:space="preserve">: Ez a függvény egy esemény törlésére szolgál. Az esemény azonosítóját várja bemenetként, majd az adatbázisban törli a megfelelő rekordot. A függvény visszaadja a törlés eredményét, amely tartalmazza például az érintett sorok számát is. </w:t>
-      </w:r>
-    </w:p>
-    <w:p>
-      <w:proofErr w:type="spellStart"/>
-      <w:r>
-        <w:t>updateEvent</w:t>
-      </w:r>
-      <w:proofErr w:type="spellEnd"/>
-      <w:r>
-        <w:t>: Ez a függvény az esemény adatainak módosítására szolgál. Csak a megengedett mezőket (például esemény neve, kezdési és befejezési idő) engedi módosítani. A függvény dinamikusan építi fel az SQL lekérdezést a kapott adatok alapján, így csak azok a mezők kerülnek frissítésre, amelyeket ténylegesen megadtak. Emellett ellenőrzi, hogy az adott esemény a megfelelő felhasználóhoz tartozik-e, így biztosítva, hogy egy felhasználó csak a saját eseményeit módosíthassa. A művelet eredményeként visszaadja a frissítés eredményét.</w:t>
+        <w:t>így csak azok a mezők kerülnek frissítésre, amelyeket ténylegesen megadtak. Emellett ellenőrzi, hogy az adott esemény a megfelelő felhasználóhoz tartozik-e, így biztosítva, hogy egy felhasználó csak a saját eseményeit módosíthassa. A művelet eredményeként visszaadja a frissítés eredményét.</w:t>
       </w:r>
     </w:p>
     <w:p>
@@ -11758,7 +10785,7 @@
         <w:pStyle w:val="Cmsor2"/>
         <w:ind w:firstLine="0"/>
       </w:pPr>
-      <w:bookmarkStart w:id="50" w:name="_Toc225269880"/>
+      <w:bookmarkStart w:id="43" w:name="_Toc225269880"/>
       <w:proofErr w:type="spellStart"/>
       <w:r>
         <w:t>EventService</w:t>
@@ -11767,7 +10794,7 @@
       <w:r>
         <w:t>:</w:t>
       </w:r>
-      <w:bookmarkEnd w:id="50"/>
+      <w:bookmarkEnd w:id="43"/>
     </w:p>
     <w:p>
       <w:r>
@@ -11810,11 +10837,11 @@
       <w:pPr>
         <w:pStyle w:val="Cmsor3"/>
       </w:pPr>
-      <w:bookmarkStart w:id="51" w:name="_Toc225269881"/>
+      <w:bookmarkStart w:id="44" w:name="_Toc225269881"/>
       <w:r>
         <w:t>Függvények:</w:t>
       </w:r>
-      <w:bookmarkEnd w:id="51"/>
+      <w:bookmarkEnd w:id="44"/>
     </w:p>
     <w:p>
       <w:proofErr w:type="spellStart"/>
@@ -11859,40 +10886,37 @@
       </w:r>
       <w:proofErr w:type="spellEnd"/>
       <w:r>
-        <w:t xml:space="preserve">: Ez a függvény egy esemény törlésére szolgál. Először ellenőrzi, hogy az esemény azonosítója megfelelő formátumú-e (pozitív egész szám), majd meghívja </w:t>
-      </w:r>
+        <w:t xml:space="preserve">: Ez a függvény egy esemény törlésére szolgál. Először ellenőrzi, hogy az esemény azonosítója megfelelő formátumú-e (pozitív egész szám), majd meghívja a </w:t>
+      </w:r>
+      <w:proofErr w:type="spellStart"/>
+      <w:r>
+        <w:t>repository</w:t>
+      </w:r>
+      <w:proofErr w:type="spellEnd"/>
+      <w:r>
+        <w:t xml:space="preserve"> törlési műveletét. Ha a törlés nem érint egyetlen sort sem, a függvény hibát jelez, így biztosítva, hogy csak létező események törölhetők. </w:t>
+      </w:r>
+    </w:p>
+    <w:p>
+      <w:proofErr w:type="spellStart"/>
+      <w:r>
+        <w:t>putEvent</w:t>
+      </w:r>
+      <w:proofErr w:type="spellEnd"/>
+      <w:r>
+        <w:t xml:space="preserve">: Ez a függvény az esemény adatainak módosítását teszi lehetővé. Ellenőrzi, hogy az esemény azonosítója megfelelő-e, </w:t>
+      </w:r>
+      <w:proofErr w:type="gramStart"/>
+      <w:r>
+        <w:t>valamint</w:t>
+      </w:r>
+      <w:proofErr w:type="gramEnd"/>
+      <w:r>
+        <w:t xml:space="preserve"> hogy a módosítandó adatok léteznek és tartalmaznak érvényes mezőket. Csak a megengedett mezők (például esemény neve, kezdési és befejezési idő) módosíthatók. A függvény ezután meghívja a </w:t>
+      </w:r>
+      <w:proofErr w:type="spellStart"/>
       <w:r>
         <w:lastRenderedPageBreak/>
-        <w:t xml:space="preserve">a </w:t>
-      </w:r>
-      <w:proofErr w:type="spellStart"/>
-      <w:r>
-        <w:t>repository</w:t>
-      </w:r>
-      <w:proofErr w:type="spellEnd"/>
-      <w:r>
-        <w:t xml:space="preserve"> törlési műveletét. Ha a törlés nem érint egyetlen sort sem, a függvény hibát jelez, így biztosítva, hogy csak létező események törölhetők. </w:t>
-      </w:r>
-    </w:p>
-    <w:p>
-      <w:proofErr w:type="spellStart"/>
-      <w:r>
-        <w:t>putEvent</w:t>
-      </w:r>
-      <w:proofErr w:type="spellEnd"/>
-      <w:r>
-        <w:t xml:space="preserve">: Ez a függvény az esemény adatainak módosítását teszi lehetővé. Ellenőrzi, hogy az esemény azonosítója megfelelő-e, </w:t>
-      </w:r>
-      <w:proofErr w:type="gramStart"/>
-      <w:r>
-        <w:t>valamint</w:t>
-      </w:r>
-      <w:proofErr w:type="gramEnd"/>
-      <w:r>
-        <w:t xml:space="preserve"> hogy a módosítandó adatok léteznek és tartalmaznak érvényes mezőket. Csak a megengedett mezők (például esemény neve, kezdési és befejezési idő) módosíthatók. A függvény ezután meghívja a </w:t>
-      </w:r>
-      <w:proofErr w:type="spellStart"/>
-      <w:r>
         <w:t>repository</w:t>
       </w:r>
       <w:proofErr w:type="spellEnd"/>
@@ -11910,7 +10934,7 @@
         <w:pStyle w:val="Cmsor2"/>
         <w:ind w:firstLine="0"/>
       </w:pPr>
-      <w:bookmarkStart w:id="52" w:name="_Toc225269882"/>
+      <w:bookmarkStart w:id="45" w:name="_Toc225269882"/>
       <w:proofErr w:type="spellStart"/>
       <w:r>
         <w:t>EventController</w:t>
@@ -11919,7 +10943,7 @@
       <w:r>
         <w:t>:</w:t>
       </w:r>
-      <w:bookmarkEnd w:id="52"/>
+      <w:bookmarkEnd w:id="45"/>
     </w:p>
     <w:p>
       <w:r>
@@ -11946,11 +10970,11 @@
       <w:pPr>
         <w:pStyle w:val="Cmsor3"/>
       </w:pPr>
-      <w:bookmarkStart w:id="53" w:name="_Toc225269883"/>
+      <w:bookmarkStart w:id="46" w:name="_Toc225269883"/>
       <w:r>
         <w:t>Függvények:</w:t>
       </w:r>
-      <w:bookmarkEnd w:id="53"/>
+      <w:bookmarkEnd w:id="46"/>
     </w:p>
     <w:p>
       <w:proofErr w:type="spellStart"/>
@@ -12017,30 +11041,33 @@
       </w:r>
       <w:proofErr w:type="spellStart"/>
       <w:r>
+        <w:t>EventService.deleteEvent</w:t>
+      </w:r>
+      <w:proofErr w:type="spellEnd"/>
+      <w:r>
+        <w:t xml:space="preserve"> metódusnak. Ha a törlés sikeres, egy megerősítő üzenetet küld vissza, ellenkező esetben hibát jelez. </w:t>
+      </w:r>
+    </w:p>
+    <w:p>
+      <w:proofErr w:type="spellStart"/>
+      <w:r>
+        <w:t>putEvent</w:t>
+      </w:r>
+      <w:proofErr w:type="spellEnd"/>
+      <w:r>
+        <w:t xml:space="preserve">: Ez a függvény az esemény adatainak módosítását teszi lehetővé. Az esemény azonosítóját az URL paraméterből, a módosítandó adatokat pedig a kérés törzséből nyeri ki, valamint figyelembe veszi a felhasználó azonosítóját is. Ezeket az adatokat továbbítja a </w:t>
+      </w:r>
+      <w:proofErr w:type="spellStart"/>
+      <w:r>
+        <w:t>EventService.putEvent</w:t>
+      </w:r>
+      <w:proofErr w:type="spellEnd"/>
+      <w:r>
+        <w:t xml:space="preserve"> metódusnak. Sikeres módosítás esetén </w:t>
+      </w:r>
+      <w:r>
         <w:lastRenderedPageBreak/>
-        <w:t>EventService.deleteEvent</w:t>
-      </w:r>
-      <w:proofErr w:type="spellEnd"/>
-      <w:r>
-        <w:t xml:space="preserve"> metódusnak. Ha a törlés sikeres, egy megerősítő üzenetet küld vissza, ellenkező esetben hibát jelez. </w:t>
-      </w:r>
-    </w:p>
-    <w:p>
-      <w:proofErr w:type="spellStart"/>
-      <w:r>
-        <w:t>putEvent</w:t>
-      </w:r>
-      <w:proofErr w:type="spellEnd"/>
-      <w:r>
-        <w:t xml:space="preserve">: Ez a függvény az esemény adatainak módosítását teszi lehetővé. Az esemény azonosítóját az URL paraméterből, a módosítandó adatokat pedig a kérés törzséből nyeri ki, valamint figyelembe veszi a felhasználó azonosítóját is. Ezeket az adatokat továbbítja a </w:t>
-      </w:r>
-      <w:proofErr w:type="spellStart"/>
-      <w:r>
-        <w:t>EventService.putEvent</w:t>
-      </w:r>
-      <w:proofErr w:type="spellEnd"/>
-      <w:r>
-        <w:t xml:space="preserve"> metódusnak. Sikeres módosítás esetén visszaigazoló üzenetet küld a kliensnek, hiba esetén pedig a megfelelő hibaüzenettel válaszol.</w:t>
+        <w:t>visszaigazoló üzenetet küld a kliensnek, hiba esetén pedig a megfelelő hibaüzenettel válaszol.</w:t>
       </w:r>
     </w:p>
     <w:p>
@@ -12048,7 +11075,7 @@
         <w:pStyle w:val="Cmsor2"/>
         <w:ind w:firstLine="0"/>
       </w:pPr>
-      <w:bookmarkStart w:id="54" w:name="_Toc225269884"/>
+      <w:bookmarkStart w:id="47" w:name="_Toc225269884"/>
       <w:proofErr w:type="spellStart"/>
       <w:r>
         <w:t>EventModel</w:t>
@@ -12057,7 +11084,7 @@
       <w:r>
         <w:t>:</w:t>
       </w:r>
-      <w:bookmarkEnd w:id="54"/>
+      <w:bookmarkEnd w:id="47"/>
     </w:p>
     <w:p>
       <w:r>
@@ -12108,11 +11135,11 @@
       <w:pPr>
         <w:pStyle w:val="Cmsor3"/>
       </w:pPr>
-      <w:bookmarkStart w:id="55" w:name="_Toc225269885"/>
+      <w:bookmarkStart w:id="48" w:name="_Toc225269885"/>
       <w:r>
         <w:t>Mezők és jelentésük:</w:t>
       </w:r>
-      <w:bookmarkEnd w:id="55"/>
+      <w:bookmarkEnd w:id="48"/>
     </w:p>
     <w:p>
       <w:proofErr w:type="spellStart"/>
@@ -12158,12 +11185,11 @@
       <w:pPr>
         <w:pStyle w:val="Cmsor3"/>
       </w:pPr>
-      <w:bookmarkStart w:id="56" w:name="_Toc225269886"/>
-      <w:r>
-        <w:lastRenderedPageBreak/>
+      <w:bookmarkStart w:id="49" w:name="_Toc225269886"/>
+      <w:r>
         <w:t>Konstruktor:</w:t>
       </w:r>
-      <w:bookmarkEnd w:id="56"/>
+      <w:bookmarkEnd w:id="49"/>
     </w:p>
     <w:p>
       <w:r>
@@ -12195,6 +11221,7 @@
         <w:rPr>
           <w:noProof/>
         </w:rPr>
+        <w:lastRenderedPageBreak/>
         <w:drawing>
           <wp:inline distT="0" distB="0" distL="0" distR="0" wp14:anchorId="16B8B83E" wp14:editId="21AE356C">
             <wp:extent cx="5219700" cy="530860"/>
@@ -12276,12 +11303,12 @@
         <w:pStyle w:val="Cmsor1"/>
         <w:ind w:firstLine="0"/>
       </w:pPr>
-      <w:bookmarkStart w:id="57" w:name="_Toc225269887"/>
+      <w:bookmarkStart w:id="50" w:name="_Toc225269887"/>
       <w:proofErr w:type="spellStart"/>
       <w:r>
         <w:t>Activity</w:t>
       </w:r>
-      <w:bookmarkEnd w:id="57"/>
+      <w:bookmarkEnd w:id="50"/>
       <w:proofErr w:type="spellEnd"/>
     </w:p>
     <w:p>
@@ -12289,7 +11316,7 @@
         <w:pStyle w:val="Cmsor2"/>
         <w:ind w:firstLine="0"/>
       </w:pPr>
-      <w:bookmarkStart w:id="58" w:name="_Toc225269888"/>
+      <w:bookmarkStart w:id="51" w:name="_Toc225269888"/>
       <w:proofErr w:type="spellStart"/>
       <w:r>
         <w:t>ActivityRepository</w:t>
@@ -12298,7 +11325,7 @@
       <w:r>
         <w:t>:</w:t>
       </w:r>
-      <w:bookmarkEnd w:id="58"/>
+      <w:bookmarkEnd w:id="51"/>
     </w:p>
     <w:p>
       <w:r>
@@ -12317,11 +11344,11 @@
       <w:pPr>
         <w:pStyle w:val="Cmsor3"/>
       </w:pPr>
-      <w:bookmarkStart w:id="59" w:name="_Toc225269889"/>
+      <w:bookmarkStart w:id="52" w:name="_Toc225269889"/>
       <w:r>
         <w:t>Függvények:</w:t>
       </w:r>
-      <w:bookmarkEnd w:id="59"/>
+      <w:bookmarkEnd w:id="52"/>
     </w:p>
     <w:p>
       <w:proofErr w:type="spellStart"/>
@@ -12354,22 +11381,25 @@
     <w:p>
       <w:proofErr w:type="spellStart"/>
       <w:r>
+        <w:t>deleteActivity</w:t>
+      </w:r>
+      <w:proofErr w:type="spellEnd"/>
+      <w:r>
+        <w:t xml:space="preserve">: Ez a függvény egy adott aktivitás törlésére szolgál. Az aktivitás azonosítóját várja bemenetként, majd törli a megfelelő rekordot az adatbázisból. A függvény visszaadja a törlés eredményét, amely információt tartalmaz arról, hogy hány sor került érintésre. </w:t>
+      </w:r>
+    </w:p>
+    <w:p>
+      <w:proofErr w:type="spellStart"/>
+      <w:r>
+        <w:t>getTypeId</w:t>
+      </w:r>
+      <w:proofErr w:type="spellEnd"/>
+      <w:r>
+        <w:t xml:space="preserve">: Ez egy belső (privát) segédfüggvény, amely egy aktivitás típus nevéhez tartozó azonosítót kéri le az adatbázisból. A típus neve alapján megkeresi a megfelelő rekordot, és visszaadja annak azonosítóját. Ha a megadott típus nem létezik, a </w:t>
+      </w:r>
+      <w:r>
         <w:lastRenderedPageBreak/>
-        <w:t>deleteActivity</w:t>
-      </w:r>
-      <w:proofErr w:type="spellEnd"/>
-      <w:r>
-        <w:t xml:space="preserve">: Ez a függvény egy adott aktivitás törlésére szolgál. Az aktivitás azonosítóját várja bemenetként, majd törli a megfelelő rekordot az adatbázisból. A függvény visszaadja a törlés eredményét, amely információt tartalmaz arról, hogy hány sor került érintésre. </w:t>
-      </w:r>
-    </w:p>
-    <w:p>
-      <w:proofErr w:type="spellStart"/>
-      <w:r>
-        <w:t>getTypeId</w:t>
-      </w:r>
-      <w:proofErr w:type="spellEnd"/>
-      <w:r>
-        <w:t xml:space="preserve">: Ez egy belső (privát) segédfüggvény, amely egy aktivitás típus nevéhez tartozó azonosítót kéri le az adatbázisból. A típus neve alapján megkeresi a megfelelő rekordot, és visszaadja annak azonosítóját. Ha a megadott típus nem létezik, a függvény hibát dob. Ez a függvény segít abban, hogy a rendszer a szöveges típusneveket az adatbázisban használt azonosítókká alakítsa. </w:t>
+        <w:t xml:space="preserve">függvény hibát dob. Ez a függvény segít abban, hogy a rendszer a szöveges típusneveket az adatbázisban használt azonosítókká alakítsa. </w:t>
       </w:r>
     </w:p>
     <w:p>
@@ -12434,45 +11464,73 @@
         <w:pStyle w:val="Cmsor2"/>
         <w:ind w:firstLine="0"/>
       </w:pPr>
-      <w:bookmarkStart w:id="60" w:name="_Toc225269890"/>
-      <w:proofErr w:type="spellStart"/>
+      <w:bookmarkStart w:id="53" w:name="_Toc225269890"/>
+      <w:proofErr w:type="spellStart"/>
+      <w:r>
+        <w:t>ActivityService</w:t>
+      </w:r>
+      <w:proofErr w:type="spellEnd"/>
+      <w:r>
+        <w:t>:</w:t>
+      </w:r>
+      <w:bookmarkEnd w:id="53"/>
+    </w:p>
+    <w:p>
+      <w:r>
+        <w:t xml:space="preserve">Az </w:t>
+      </w:r>
+      <w:proofErr w:type="spellStart"/>
+      <w:r>
+        <w:t>ActivityService</w:t>
+      </w:r>
+      <w:proofErr w:type="spellEnd"/>
+      <w:r>
+        <w:t xml:space="preserve"> osztály feladata az aktivitásokkal kapcsolatos üzleti logika kezelése. Ez a réteg a </w:t>
+      </w:r>
+      <w:proofErr w:type="spellStart"/>
+      <w:r>
+        <w:t>ActivityRepository</w:t>
+      </w:r>
+      <w:proofErr w:type="spellEnd"/>
+      <w:r>
+        <w:t xml:space="preserve">-n keresztül kommunikál az adatbázissal, miközben ellenőrzi a bemeneti adatokat, kezeli a hibákat, és biztosítja, hogy az aktivitásokkal kapcsolatos műveletek a megfelelő szabályok szerint történjenek. A service réteg így közvetítő szerepet tölt be a </w:t>
+      </w:r>
+      <w:proofErr w:type="spellStart"/>
+      <w:r>
+        <w:t>controller</w:t>
+      </w:r>
+      <w:proofErr w:type="spellEnd"/>
+      <w:r>
+        <w:t xml:space="preserve"> és a </w:t>
+      </w:r>
+      <w:proofErr w:type="spellStart"/>
+      <w:r>
+        <w:t>repository</w:t>
+      </w:r>
+      <w:proofErr w:type="spellEnd"/>
+      <w:r>
+        <w:t xml:space="preserve"> között, és gondoskodik az adatok érvényességéről, valamint a biztonságos működésről.</w:t>
+      </w:r>
+    </w:p>
+    <w:p>
+      <w:pPr>
+        <w:pStyle w:val="Cmsor3"/>
+      </w:pPr>
+      <w:bookmarkStart w:id="54" w:name="_Toc225269891"/>
       <w:r>
         <w:lastRenderedPageBreak/>
-        <w:t>ActivityService</w:t>
-      </w:r>
-      <w:proofErr w:type="spellEnd"/>
-      <w:r>
-        <w:t>:</w:t>
-      </w:r>
-      <w:bookmarkEnd w:id="60"/>
-    </w:p>
-    <w:p>
-      <w:r>
-        <w:t xml:space="preserve">Az </w:t>
-      </w:r>
-      <w:proofErr w:type="spellStart"/>
-      <w:r>
-        <w:t>ActivityService</w:t>
-      </w:r>
-      <w:proofErr w:type="spellEnd"/>
-      <w:r>
-        <w:t xml:space="preserve"> osztály feladata az aktivitásokkal kapcsolatos üzleti logika kezelése. Ez a réteg a </w:t>
-      </w:r>
-      <w:proofErr w:type="spellStart"/>
-      <w:r>
-        <w:t>ActivityRepository</w:t>
-      </w:r>
-      <w:proofErr w:type="spellEnd"/>
-      <w:r>
-        <w:t xml:space="preserve">-n keresztül kommunikál az adatbázissal, miközben ellenőrzi a bemeneti adatokat, kezeli a hibákat, és biztosítja, hogy az aktivitásokkal kapcsolatos műveletek a megfelelő szabályok szerint történjenek. A service réteg így közvetítő szerepet tölt be a </w:t>
-      </w:r>
-      <w:proofErr w:type="spellStart"/>
-      <w:r>
-        <w:t>controller</w:t>
-      </w:r>
-      <w:proofErr w:type="spellEnd"/>
-      <w:r>
-        <w:t xml:space="preserve"> és a </w:t>
+        <w:t>Függvények:</w:t>
+      </w:r>
+      <w:bookmarkEnd w:id="54"/>
+    </w:p>
+    <w:p>
+      <w:proofErr w:type="spellStart"/>
+      <w:r>
+        <w:t>getAllActivities</w:t>
+      </w:r>
+      <w:proofErr w:type="spellEnd"/>
+      <w:r>
+        <w:t xml:space="preserve">: Ez a függvény a felhasználóhoz tartozó összes aktivitás lekérésére szolgál. Először ellenőrzi, hogy a felhasználó azonosítója meg van-e adva és megfelelő formátumú-e. Ha az azonosító érvénytelen, hibát dob. Ezután a </w:t>
       </w:r>
       <w:proofErr w:type="spellStart"/>
       <w:r>
@@ -12480,27 +11538,25 @@
       </w:r>
       <w:proofErr w:type="spellEnd"/>
       <w:r>
-        <w:t xml:space="preserve"> között, és gondoskodik az adatok érvényességéről, valamint a biztonságos működésről.</w:t>
-      </w:r>
-    </w:p>
-    <w:p>
-      <w:pPr>
-        <w:pStyle w:val="Cmsor3"/>
-      </w:pPr>
-      <w:bookmarkStart w:id="61" w:name="_Toc225269891"/>
-      <w:r>
-        <w:t>Függvények:</w:t>
-      </w:r>
-      <w:bookmarkEnd w:id="61"/>
-    </w:p>
-    <w:p>
-      <w:proofErr w:type="spellStart"/>
-      <w:r>
-        <w:t>getAllActivities</w:t>
-      </w:r>
-      <w:proofErr w:type="spellEnd"/>
-      <w:r>
-        <w:t xml:space="preserve">: Ez a függvény a felhasználóhoz tartozó összes aktivitás lekérésére szolgál. Először ellenőrzi, hogy a felhasználó azonosítója meg van-e adva és megfelelő formátumú-e. Ha az azonosító érvénytelen, hibát dob. Ezután a </w:t>
+        <w:t xml:space="preserve"> segítségével lekéri az aktivitásokat, és visszaadja azokat a hívónak. </w:t>
+      </w:r>
+    </w:p>
+    <w:p>
+      <w:proofErr w:type="spellStart"/>
+      <w:r>
+        <w:t>getHabits</w:t>
+      </w:r>
+      <w:proofErr w:type="spellEnd"/>
+      <w:r>
+        <w:t>: Ez a függvény a felhasználóhoz tartozó szokások (</w:t>
+      </w:r>
+      <w:proofErr w:type="spellStart"/>
+      <w:r>
+        <w:t>habit</w:t>
+      </w:r>
+      <w:proofErr w:type="spellEnd"/>
+      <w:r>
+        <w:t xml:space="preserve">-ek) lekérésére szolgál. Hasonlóan az előző függvényhez, először ellenőrzi a felhasználó azonosítóját, majd a </w:t>
       </w:r>
       <w:proofErr w:type="spellStart"/>
       <w:r>
@@ -12508,25 +11564,25 @@
       </w:r>
       <w:proofErr w:type="spellEnd"/>
       <w:r>
-        <w:t xml:space="preserve"> segítségével lekéri az aktivitásokat, és visszaadja azokat a hívónak. </w:t>
-      </w:r>
-    </w:p>
-    <w:p>
+        <w:t xml:space="preserve"> </w:t>
+      </w:r>
       <w:proofErr w:type="spellStart"/>
       <w:r>
         <w:t>getHabits</w:t>
       </w:r>
       <w:proofErr w:type="spellEnd"/>
       <w:r>
-        <w:t>: Ez a függvény a felhasználóhoz tartozó szokások (</w:t>
-      </w:r>
-      <w:proofErr w:type="spellStart"/>
-      <w:r>
-        <w:t>habit</w:t>
-      </w:r>
-      <w:proofErr w:type="spellEnd"/>
-      <w:r>
-        <w:t xml:space="preserve">-ek) lekérésére szolgál. Hasonlóan az előző függvényhez, először ellenőrzi a felhasználó azonosítóját, majd a </w:t>
+        <w:t xml:space="preserve"> metódusát hívja meg. Az eredményként kapott aktivitás lista kerül visszaadásra. </w:t>
+      </w:r>
+    </w:p>
+    <w:p>
+      <w:proofErr w:type="spellStart"/>
+      <w:r>
+        <w:t>postActivity</w:t>
+      </w:r>
+      <w:proofErr w:type="spellEnd"/>
+      <w:r>
+        <w:t xml:space="preserve">: Ez a függvény új aktivitás létrehozásáért felel. Ellenőrzi, hogy a felhasználó azonosítója és a bemeneti adat megfelelő-e. Ha bármelyik hiányzik vagy hibás, a függvény hibát dob. Ezután a </w:t>
       </w:r>
       <w:proofErr w:type="spellStart"/>
       <w:r>
@@ -12534,25 +11590,17 @@
       </w:r>
       <w:proofErr w:type="spellEnd"/>
       <w:r>
-        <w:t xml:space="preserve"> </w:t>
-      </w:r>
-      <w:proofErr w:type="spellStart"/>
-      <w:r>
-        <w:t>getHabits</w:t>
-      </w:r>
-      <w:proofErr w:type="spellEnd"/>
-      <w:r>
-        <w:t xml:space="preserve"> metódusát hívja meg. Az eredményként kapott aktivitás lista kerül visszaadásra. </w:t>
-      </w:r>
-    </w:p>
-    <w:p>
-      <w:proofErr w:type="spellStart"/>
-      <w:r>
-        <w:t>postActivity</w:t>
-      </w:r>
-      <w:proofErr w:type="spellEnd"/>
-      <w:r>
-        <w:t xml:space="preserve">: Ez a függvény új aktivitás létrehozásáért felel. Ellenőrzi, hogy a felhasználó azonosítója és a bemeneti adat megfelelő-e. Ha bármelyik hiányzik vagy hibás, a függvény hibát dob. Ezután a </w:t>
+        <w:t xml:space="preserve"> segítségével elmenti az új aktivitást az adatbázisba. Ha a mentés sikertelen, hibát jelez, ellenkező esetben visszaadja az új aktivitás azonosítóját. </w:t>
+      </w:r>
+    </w:p>
+    <w:p>
+      <w:proofErr w:type="spellStart"/>
+      <w:r>
+        <w:t>deleteActivity</w:t>
+      </w:r>
+      <w:proofErr w:type="spellEnd"/>
+      <w:r>
+        <w:t xml:space="preserve">: Ez a függvény egy aktivitás törlésére szolgál. Először ellenőrzi, hogy az aktivitás azonosítója megfelelő formátumú-e. Ezután meghívja a </w:t>
       </w:r>
       <w:proofErr w:type="spellStart"/>
       <w:r>
@@ -12560,17 +11608,25 @@
       </w:r>
       <w:proofErr w:type="spellEnd"/>
       <w:r>
-        <w:t xml:space="preserve"> segítségével elmenti az új aktivitást az adatbázisba. Ha a mentés sikertelen, hibát jelez, ellenkező esetben visszaadja az új aktivitás azonosítóját. </w:t>
-      </w:r>
-    </w:p>
-    <w:p>
-      <w:proofErr w:type="spellStart"/>
-      <w:r>
-        <w:t>deleteActivity</w:t>
-      </w:r>
-      <w:proofErr w:type="spellEnd"/>
-      <w:r>
-        <w:t xml:space="preserve">: Ez a függvény egy aktivitás törlésére szolgál. Először ellenőrzi, hogy az aktivitás azonosítója megfelelő formátumú-e. Ezután meghívja a </w:t>
+        <w:t xml:space="preserve"> törlési metódusát. Ha a törlés nem érint egyetlen rekordot sem, a függvény hibát dob, így biztosítva, hogy csak létező aktivitás törölhető. Sikeres törlés esetén visszaadja a művelet eredményét. </w:t>
+      </w:r>
+    </w:p>
+    <w:p>
+      <w:proofErr w:type="spellStart"/>
+      <w:r>
+        <w:t>putActivity</w:t>
+      </w:r>
+      <w:proofErr w:type="spellEnd"/>
+      <w:r>
+        <w:t xml:space="preserve">: Ez a függvény az aktivitás adatainak módosítását teszi lehetővé. Ellenőrzi, hogy az aktivitás azonosítója megfelelő-e, </w:t>
+      </w:r>
+      <w:proofErr w:type="gramStart"/>
+      <w:r>
+        <w:t>valamint</w:t>
+      </w:r>
+      <w:proofErr w:type="gramEnd"/>
+      <w:r>
+        <w:t xml:space="preserve"> hogy a módosítandó adatok léteznek-e. Ha a bemenet nem megfelelő, hibát dob. Ezután meghívja a </w:t>
       </w:r>
       <w:proofErr w:type="spellStart"/>
       <w:r>
@@ -12578,37 +11634,7 @@
       </w:r>
       <w:proofErr w:type="spellEnd"/>
       <w:r>
-        <w:t xml:space="preserve"> törlési metódusát. Ha a törlés nem érint egyetlen rekordot sem, a függvény hibát dob, így biztosítva, hogy csak létező aktivitás törölhető. Sikeres törlés esetén visszaadja a művelet eredményét. </w:t>
-      </w:r>
-    </w:p>
-    <w:p>
-      <w:proofErr w:type="spellStart"/>
-      <w:r>
-        <w:t>putActivity</w:t>
-      </w:r>
-      <w:proofErr w:type="spellEnd"/>
-      <w:r>
-        <w:t xml:space="preserve">: Ez a függvény az aktivitás adatainak módosítását teszi lehetővé. Ellenőrzi, hogy az aktivitás azonosítója megfelelő-e, </w:t>
-      </w:r>
-      <w:proofErr w:type="gramStart"/>
-      <w:r>
-        <w:t>valamint</w:t>
-      </w:r>
-      <w:proofErr w:type="gramEnd"/>
-      <w:r>
-        <w:t xml:space="preserve"> hogy a módosítandó adatok léteznek-e. Ha a bemenet nem megfelelő, hibát dob. Ezután meghívja a </w:t>
-      </w:r>
-      <w:proofErr w:type="spellStart"/>
-      <w:r>
-        <w:t>repository</w:t>
-      </w:r>
-      <w:proofErr w:type="spellEnd"/>
-      <w:r>
-        <w:t xml:space="preserve"> frissítési metódusát, amely elvégzi a tényleges adatbázis műveletet. Ha a módosítás </w:t>
-      </w:r>
-      <w:r>
-        <w:lastRenderedPageBreak/>
-        <w:t>nem érint egyetlen rekordot sem, a függvény hibát jelez, ellenkező esetben visszaadja a frissítés eredményét.</w:t>
+        <w:t xml:space="preserve"> frissítési metódusát, amely elvégzi a tényleges adatbázis műveletet. Ha a módosítás nem érint egyetlen rekordot sem, a függvény hibát jelez, ellenkező esetben visszaadja a frissítés eredményét.</w:t>
       </w:r>
     </w:p>
     <w:p>
@@ -12621,7 +11647,7 @@
         <w:pStyle w:val="Cmsor2"/>
         <w:ind w:firstLine="0"/>
       </w:pPr>
-      <w:bookmarkStart w:id="62" w:name="_Toc225269892"/>
+      <w:bookmarkStart w:id="55" w:name="_Toc225269892"/>
       <w:proofErr w:type="spellStart"/>
       <w:r>
         <w:t>ActivityController</w:t>
@@ -12630,7 +11656,7 @@
       <w:r>
         <w:t>:</w:t>
       </w:r>
-      <w:bookmarkEnd w:id="62"/>
+      <w:bookmarkEnd w:id="55"/>
     </w:p>
     <w:p>
       <w:pPr>
@@ -12648,7 +11674,11 @@
       </w:r>
       <w:proofErr w:type="spellEnd"/>
       <w:r>
-        <w:t xml:space="preserve"> osztály feladata az aktivitásokkal kapcsolatos API végpontok kezelése és a bejövő HTTP kérések feldolgozása. Ez a réteg felel azért, hogy a kliens által küldött adatokat megfelelően kezelje, kinyerje a szükséges információkat (például a felhasználó azonosítóját, paramétereket és kérés törzsét), majd továbbítsa azokat a </w:t>
+        <w:t xml:space="preserve"> osztály feladata az aktivitásokkal kapcsolatos API végpontok kezelése és a bejövő HTTP kérések feldolgozása. Ez a réteg felel azért, hogy a kliens által küldött adatokat megfelelően kezelje, kinyerje a szükséges információkat </w:t>
+      </w:r>
+      <w:r>
+        <w:lastRenderedPageBreak/>
+        <w:t xml:space="preserve">(például a felhasználó azonosítóját, paramétereket és kérés törzsét), majd továbbítsa azokat a </w:t>
       </w:r>
       <w:proofErr w:type="spellStart"/>
       <w:r>
@@ -12663,11 +11693,11 @@
       <w:pPr>
         <w:pStyle w:val="Cmsor3"/>
       </w:pPr>
-      <w:bookmarkStart w:id="63" w:name="_Toc225269893"/>
+      <w:bookmarkStart w:id="56" w:name="_Toc225269893"/>
       <w:r>
         <w:t>Függvények:</w:t>
       </w:r>
-      <w:bookmarkEnd w:id="63"/>
+      <w:bookmarkEnd w:id="56"/>
     </w:p>
     <w:p>
       <w:proofErr w:type="spellStart"/>
@@ -12760,7 +11790,6 @@
     <w:p>
       <w:proofErr w:type="spellStart"/>
       <w:r>
-        <w:lastRenderedPageBreak/>
         <w:t>putActivity</w:t>
       </w:r>
       <w:proofErr w:type="spellEnd"/>
@@ -12786,16 +11815,17 @@
         <w:pStyle w:val="Cmsor2"/>
         <w:ind w:firstLine="0"/>
       </w:pPr>
-      <w:bookmarkStart w:id="64" w:name="_Toc225269894"/>
-      <w:proofErr w:type="spellStart"/>
-      <w:r>
+      <w:bookmarkStart w:id="57" w:name="_Toc225269894"/>
+      <w:proofErr w:type="spellStart"/>
+      <w:r>
+        <w:lastRenderedPageBreak/>
         <w:t>ActivityModel</w:t>
       </w:r>
       <w:proofErr w:type="spellEnd"/>
       <w:r>
         <w:t>:</w:t>
       </w:r>
-      <w:bookmarkEnd w:id="64"/>
+      <w:bookmarkEnd w:id="57"/>
     </w:p>
     <w:p>
       <w:r>
@@ -12838,11 +11868,11 @@
       <w:pPr>
         <w:pStyle w:val="Cmsor3"/>
       </w:pPr>
-      <w:bookmarkStart w:id="65" w:name="_Toc225269895"/>
+      <w:bookmarkStart w:id="58" w:name="_Toc225269895"/>
       <w:r>
         <w:t>Mezők és jelentésük:</w:t>
       </w:r>
-      <w:bookmarkEnd w:id="65"/>
+      <w:bookmarkEnd w:id="58"/>
     </w:p>
     <w:p>
       <w:proofErr w:type="spellStart"/>
@@ -12907,7 +11937,6 @@
           <w:b/>
           <w:bCs/>
         </w:rPr>
-        <w:lastRenderedPageBreak/>
         <w:t>activity_achive</w:t>
       </w:r>
       <w:proofErr w:type="spellEnd"/>
@@ -12950,6 +11979,7 @@
           <w:b/>
           <w:bCs/>
         </w:rPr>
+        <w:lastRenderedPageBreak/>
         <w:t>progress_counter</w:t>
       </w:r>
       <w:proofErr w:type="spellEnd"/>
@@ -12961,7 +11991,7 @@
       <w:pPr>
         <w:pStyle w:val="Cmsor3"/>
       </w:pPr>
-      <w:bookmarkStart w:id="66" w:name="_Toc225269896"/>
+      <w:bookmarkStart w:id="59" w:name="_Toc225269896"/>
       <w:r>
         <w:rPr>
           <w:rStyle w:val="Cmsor3Char"/>
@@ -12969,7 +11999,7 @@
         </w:rPr>
         <w:t>Konstruktor:</w:t>
       </w:r>
-      <w:bookmarkEnd w:id="66"/>
+      <w:bookmarkEnd w:id="59"/>
     </w:p>
     <w:p>
       <w:r>
@@ -13082,12 +12112,12 @@
         <w:pStyle w:val="Cmsor1"/>
         <w:ind w:firstLine="0"/>
       </w:pPr>
-      <w:bookmarkStart w:id="67" w:name="_Toc225269897"/>
+      <w:bookmarkStart w:id="60" w:name="_Toc225269897"/>
       <w:proofErr w:type="spellStart"/>
       <w:r>
         <w:t>Difficulty</w:t>
       </w:r>
-      <w:bookmarkEnd w:id="67"/>
+      <w:bookmarkEnd w:id="60"/>
       <w:proofErr w:type="spellEnd"/>
     </w:p>
     <w:p>
@@ -13095,7 +12125,7 @@
         <w:pStyle w:val="Cmsor2"/>
         <w:ind w:firstLine="0"/>
       </w:pPr>
-      <w:bookmarkStart w:id="68" w:name="_Toc225269898"/>
+      <w:bookmarkStart w:id="61" w:name="_Toc225269898"/>
       <w:proofErr w:type="spellStart"/>
       <w:r>
         <w:t>Diffi</w:t>
@@ -13110,7 +12140,7 @@
       <w:r>
         <w:t>:</w:t>
       </w:r>
-      <w:bookmarkEnd w:id="68"/>
+      <w:bookmarkEnd w:id="61"/>
     </w:p>
     <w:p>
       <w:r>
@@ -13135,29 +12165,32 @@
       <w:pPr>
         <w:pStyle w:val="Cmsor3"/>
       </w:pPr>
-      <w:bookmarkStart w:id="69" w:name="_Toc225269899"/>
+      <w:bookmarkStart w:id="62" w:name="_Toc225269899"/>
+      <w:r>
+        <w:t>Függvények:</w:t>
+      </w:r>
+      <w:bookmarkEnd w:id="62"/>
+    </w:p>
+    <w:p>
+      <w:proofErr w:type="spellStart"/>
+      <w:r>
+        <w:t>getDifficulties</w:t>
+      </w:r>
+      <w:proofErr w:type="spellEnd"/>
+      <w:r>
+        <w:t xml:space="preserve">: Ez a függvény az összes elérhető nehézségi szint lekérésére szolgál az adatbázisból. Létrehoz egy adatbázis kapcsolatot, majd végrehajt egy lekérdezést, amely visszaadja a </w:t>
+      </w:r>
+      <w:proofErr w:type="spellStart"/>
+      <w:r>
+        <w:t>difficulties</w:t>
+      </w:r>
+      <w:proofErr w:type="spellEnd"/>
+      <w:r>
+        <w:t xml:space="preserve"> táblában található összes rekordot. Az eredményt egy tömb formájában adja vissza, amely tartalmazza a nehézségi szintek adatait. A </w:t>
+      </w:r>
       <w:r>
         <w:lastRenderedPageBreak/>
-        <w:t>Függvények:</w:t>
-      </w:r>
-      <w:bookmarkEnd w:id="69"/>
-    </w:p>
-    <w:p>
-      <w:proofErr w:type="spellStart"/>
-      <w:r>
-        <w:t>getDifficulties</w:t>
-      </w:r>
-      <w:proofErr w:type="spellEnd"/>
-      <w:r>
-        <w:t xml:space="preserve">: Ez a függvény az összes elérhető nehézségi szint lekérésére szolgál az adatbázisból. Létrehoz egy adatbázis kapcsolatot, majd végrehajt egy lekérdezést, amely visszaadja a </w:t>
-      </w:r>
-      <w:proofErr w:type="spellStart"/>
-      <w:r>
-        <w:t>difficulties</w:t>
-      </w:r>
-      <w:proofErr w:type="spellEnd"/>
-      <w:r>
-        <w:t xml:space="preserve"> táblában található összes rekordot. Az eredményt egy tömb formájában adja vissza, amely tartalmazza a nehézségi szintek adatait. A függvény a lekérdezés után lezárja az adatbázis kapcsolatot, így biztosítva az erőforrások megfelelő kezelését. </w:t>
+        <w:t xml:space="preserve">függvény a lekérdezés után lezárja az adatbázis kapcsolatot, így biztosítva az erőforrások megfelelő kezelését. </w:t>
       </w:r>
     </w:p>
     <w:p>
@@ -13165,7 +12198,7 @@
         <w:pStyle w:val="Cmsor2"/>
         <w:ind w:firstLine="0"/>
       </w:pPr>
-      <w:bookmarkStart w:id="70" w:name="_Toc225269900"/>
+      <w:bookmarkStart w:id="63" w:name="_Toc225269900"/>
       <w:proofErr w:type="spellStart"/>
       <w:r>
         <w:t>DifficultyService</w:t>
@@ -13174,7 +12207,7 @@
       <w:r>
         <w:t>:</w:t>
       </w:r>
-      <w:bookmarkEnd w:id="70"/>
+      <w:bookmarkEnd w:id="63"/>
     </w:p>
     <w:p>
       <w:r>
@@ -13208,11 +12241,11 @@
       <w:pPr>
         <w:pStyle w:val="Cmsor3"/>
       </w:pPr>
-      <w:bookmarkStart w:id="71" w:name="_Toc225269901"/>
+      <w:bookmarkStart w:id="64" w:name="_Toc225269901"/>
       <w:r>
         <w:t>Függvények:</w:t>
       </w:r>
-      <w:bookmarkEnd w:id="71"/>
+      <w:bookmarkEnd w:id="64"/>
     </w:p>
     <w:p>
       <w:proofErr w:type="spellStart"/>
@@ -13242,7 +12275,7 @@
         <w:pStyle w:val="Cmsor2"/>
         <w:ind w:firstLine="0"/>
       </w:pPr>
-      <w:bookmarkStart w:id="72" w:name="_Toc225269902"/>
+      <w:bookmarkStart w:id="65" w:name="_Toc225269902"/>
       <w:proofErr w:type="spellStart"/>
       <w:r>
         <w:t>DifficultyController</w:t>
@@ -13251,7 +12284,7 @@
       <w:r>
         <w:t>:</w:t>
       </w:r>
-      <w:bookmarkEnd w:id="72"/>
+      <w:bookmarkEnd w:id="65"/>
     </w:p>
     <w:p>
       <w:r>
@@ -13286,29 +12319,32 @@
       <w:pPr>
         <w:pStyle w:val="Cmsor3"/>
       </w:pPr>
-      <w:bookmarkStart w:id="73" w:name="_Toc225269903"/>
+      <w:bookmarkStart w:id="66" w:name="_Toc225269903"/>
+      <w:r>
+        <w:t>Függvények:</w:t>
+      </w:r>
+      <w:bookmarkEnd w:id="66"/>
+    </w:p>
+    <w:p>
+      <w:proofErr w:type="spellStart"/>
+      <w:r>
+        <w:t>getDifficulties</w:t>
+      </w:r>
+      <w:proofErr w:type="spellEnd"/>
+      <w:r>
+        <w:t xml:space="preserve">: Ez a függvény kezeli a nehézségi szintek lekérésére irányuló HTTP kéréseket. Meghívja a </w:t>
+      </w:r>
+      <w:proofErr w:type="spellStart"/>
+      <w:r>
+        <w:t>DifficultyService.getDifficulties</w:t>
+      </w:r>
+      <w:proofErr w:type="spellEnd"/>
+      <w:r>
+        <w:t xml:space="preserve">() metódust, amely lekéri az összes nehézségi szintet az adatbázisból. Sikeres lekérés esetén a függvény a </w:t>
+      </w:r>
       <w:r>
         <w:lastRenderedPageBreak/>
-        <w:t>Függvények:</w:t>
-      </w:r>
-      <w:bookmarkEnd w:id="73"/>
-    </w:p>
-    <w:p>
-      <w:proofErr w:type="spellStart"/>
-      <w:r>
-        <w:t>getDifficulties</w:t>
-      </w:r>
-      <w:proofErr w:type="spellEnd"/>
-      <w:r>
-        <w:t xml:space="preserve">: Ez a függvény kezeli a nehézségi szintek lekérésére irányuló HTTP kéréseket. Meghívja a </w:t>
-      </w:r>
-      <w:proofErr w:type="spellStart"/>
-      <w:r>
-        <w:t>DifficultyService.getDifficulties</w:t>
-      </w:r>
-      <w:proofErr w:type="spellEnd"/>
-      <w:r>
-        <w:t xml:space="preserve">() metódust, amely lekéri az összes nehézségi szintet az adatbázisból. Sikeres lekérés esetén a függvény a nehézségi szinteket tartalmazó tömböt HTTP 200 státusszal küldi vissza a kliensnek. Ha a service hibát dob (például nincs egyetlen nehézség sem), a </w:t>
+        <w:t xml:space="preserve">nehézségi szinteket tartalmazó tömböt HTTP 200 státusszal küldi vissza a kliensnek. Ha a service hibát dob (például nincs egyetlen nehézség sem), a </w:t>
       </w:r>
       <w:proofErr w:type="spellStart"/>
       <w:r>
@@ -13325,7 +12361,7 @@
         <w:pStyle w:val="Cmsor2"/>
         <w:ind w:firstLine="0"/>
       </w:pPr>
-      <w:bookmarkStart w:id="74" w:name="_Toc225269904"/>
+      <w:bookmarkStart w:id="67" w:name="_Toc225269904"/>
       <w:proofErr w:type="spellStart"/>
       <w:r>
         <w:t>DifficultyModel</w:t>
@@ -13334,7 +12370,7 @@
       <w:r>
         <w:t>:</w:t>
       </w:r>
-      <w:bookmarkEnd w:id="74"/>
+      <w:bookmarkEnd w:id="67"/>
     </w:p>
     <w:p>
       <w:r>
@@ -13361,7 +12397,7 @@
       <w:pPr>
         <w:pStyle w:val="Cmsor3"/>
       </w:pPr>
-      <w:bookmarkStart w:id="75" w:name="_Toc225269905"/>
+      <w:bookmarkStart w:id="68" w:name="_Toc225269905"/>
       <w:proofErr w:type="spellStart"/>
       <w:r>
         <w:t>Interface</w:t>
@@ -13370,7 +12406,7 @@
       <w:r>
         <w:t>-ek:</w:t>
       </w:r>
-      <w:bookmarkEnd w:id="75"/>
+      <w:bookmarkEnd w:id="68"/>
     </w:p>
     <w:p>
       <w:proofErr w:type="spellStart"/>
@@ -13497,13 +12533,12 @@
         <w:pStyle w:val="Cmsor1"/>
         <w:ind w:firstLine="0"/>
       </w:pPr>
-      <w:bookmarkStart w:id="76" w:name="_Toc225269906"/>
-      <w:proofErr w:type="spellStart"/>
-      <w:r>
-        <w:lastRenderedPageBreak/>
+      <w:bookmarkStart w:id="69" w:name="_Toc225269906"/>
+      <w:proofErr w:type="spellStart"/>
+      <w:r>
         <w:t>Type</w:t>
       </w:r>
-      <w:bookmarkEnd w:id="76"/>
+      <w:bookmarkEnd w:id="69"/>
       <w:proofErr w:type="spellEnd"/>
     </w:p>
     <w:p>
@@ -13511,7 +12546,7 @@
         <w:pStyle w:val="Cmsor2"/>
         <w:ind w:firstLine="0"/>
       </w:pPr>
-      <w:bookmarkStart w:id="77" w:name="_Toc225269907"/>
+      <w:bookmarkStart w:id="70" w:name="_Toc225269907"/>
       <w:proofErr w:type="spellStart"/>
       <w:r>
         <w:t>TypeRepository</w:t>
@@ -13520,7 +12555,7 @@
       <w:r>
         <w:t>:</w:t>
       </w:r>
-      <w:bookmarkEnd w:id="77"/>
+      <w:bookmarkEnd w:id="70"/>
     </w:p>
     <w:p>
       <w:r>
@@ -13532,18 +12567,22 @@
       </w:r>
       <w:proofErr w:type="spellEnd"/>
       <w:r>
-        <w:t xml:space="preserve"> osztály feladata a típusokkal kapcsolatos adatok lekérése az adatbázisból. Ez a réteg biztosítja a kapcsolatot az alkalmazás és az adatbázis között, lehetővé téve, hogy az alkalmazás hozzáférjen a különböző típusú kategóriákhoz. A típusok fontos szerepet játszanak például az aktivitások vagy események kezelésében, ahol minden feladat vagy esemény egy adott típushoz tartozik.</w:t>
+        <w:t xml:space="preserve"> osztály feladata a típusokkal kapcsolatos adatok lekérése az adatbázisból. Ez a réteg biztosítja a kapcsolatot az alkalmazás és az adatbázis között, lehetővé téve, hogy az alkalmazás hozzáférjen a különböző típusú kategóriákhoz. A </w:t>
+      </w:r>
+      <w:r>
+        <w:lastRenderedPageBreak/>
+        <w:t>típusok fontos szerepet játszanak például az aktivitások vagy események kezelésében, ahol minden feladat vagy esemény egy adott típushoz tartozik.</w:t>
       </w:r>
     </w:p>
     <w:p>
       <w:pPr>
         <w:pStyle w:val="Cmsor3"/>
       </w:pPr>
-      <w:bookmarkStart w:id="78" w:name="_Toc225269908"/>
+      <w:bookmarkStart w:id="71" w:name="_Toc225269908"/>
       <w:r>
         <w:t>Függvények:</w:t>
       </w:r>
-      <w:bookmarkEnd w:id="78"/>
+      <w:bookmarkEnd w:id="71"/>
     </w:p>
     <w:p>
       <w:proofErr w:type="spellStart"/>
@@ -13573,7 +12612,7 @@
         <w:pStyle w:val="Cmsor2"/>
         <w:ind w:firstLine="0"/>
       </w:pPr>
-      <w:bookmarkStart w:id="79" w:name="_Toc225269909"/>
+      <w:bookmarkStart w:id="72" w:name="_Toc225269909"/>
       <w:proofErr w:type="spellStart"/>
       <w:r>
         <w:t>TypeService</w:t>
@@ -13582,7 +12621,7 @@
       <w:r>
         <w:t>:</w:t>
       </w:r>
-      <w:bookmarkEnd w:id="79"/>
+      <w:bookmarkEnd w:id="72"/>
     </w:p>
     <w:p>
       <w:r>
@@ -13625,11 +12664,11 @@
       <w:pPr>
         <w:pStyle w:val="Cmsor3"/>
       </w:pPr>
-      <w:bookmarkStart w:id="80" w:name="_Toc225269910"/>
+      <w:bookmarkStart w:id="73" w:name="_Toc225269910"/>
       <w:r>
         <w:t>Függvények:</w:t>
       </w:r>
-      <w:bookmarkEnd w:id="80"/>
+      <w:bookmarkEnd w:id="73"/>
     </w:p>
     <w:p>
       <w:proofErr w:type="spellStart"/>
@@ -13654,11 +12693,7 @@
       </w:r>
       <w:proofErr w:type="spellEnd"/>
       <w:r>
-        <w:t xml:space="preserve">-t dob, amely jelzi, hogy nincs elérhető típus (HTTP 404). Sikeres </w:t>
-      </w:r>
-      <w:r>
-        <w:lastRenderedPageBreak/>
-        <w:t xml:space="preserve">lekérés esetén a függvény a típusokat tartalmazó tömböt adja vissza, biztosítva, hogy a </w:t>
+        <w:t xml:space="preserve">-t dob, amely jelzi, hogy nincs elérhető típus (HTTP 404). Sikeres lekérés esetén a függvény a típusokat tartalmazó tömböt adja vissza, biztosítva, hogy a </w:t>
       </w:r>
       <w:proofErr w:type="spellStart"/>
       <w:r>
@@ -13687,16 +12722,17 @@
         <w:pStyle w:val="Cmsor2"/>
         <w:ind w:firstLine="0"/>
       </w:pPr>
-      <w:bookmarkStart w:id="81" w:name="_Toc225269911"/>
-      <w:proofErr w:type="spellStart"/>
-      <w:r>
+      <w:bookmarkStart w:id="74" w:name="_Toc225269911"/>
+      <w:proofErr w:type="spellStart"/>
+      <w:r>
+        <w:lastRenderedPageBreak/>
         <w:t>TypeController</w:t>
       </w:r>
       <w:proofErr w:type="spellEnd"/>
       <w:r>
         <w:t>:</w:t>
       </w:r>
-      <w:bookmarkEnd w:id="81"/>
+      <w:bookmarkEnd w:id="74"/>
     </w:p>
     <w:p>
       <w:r>
@@ -13715,11 +12751,11 @@
       <w:pPr>
         <w:pStyle w:val="Cmsor3"/>
       </w:pPr>
-      <w:bookmarkStart w:id="82" w:name="_Toc225269912"/>
+      <w:bookmarkStart w:id="75" w:name="_Toc225269912"/>
       <w:r>
         <w:t>Függvények:</w:t>
       </w:r>
-      <w:bookmarkEnd w:id="82"/>
+      <w:bookmarkEnd w:id="75"/>
     </w:p>
     <w:p>
       <w:proofErr w:type="spellStart"/>
@@ -13752,7 +12788,7 @@
         <w:pStyle w:val="Cmsor2"/>
         <w:ind w:firstLine="0"/>
       </w:pPr>
-      <w:bookmarkStart w:id="83" w:name="_Toc225269913"/>
+      <w:bookmarkStart w:id="76" w:name="_Toc225269913"/>
       <w:proofErr w:type="spellStart"/>
       <w:r>
         <w:t>TypeModel</w:t>
@@ -13761,7 +12797,7 @@
       <w:r>
         <w:t>:</w:t>
       </w:r>
-      <w:bookmarkEnd w:id="83"/>
+      <w:bookmarkEnd w:id="76"/>
     </w:p>
     <w:p>
       <w:r>
@@ -13812,11 +12848,11 @@
       <w:pPr>
         <w:pStyle w:val="Cmsor3"/>
       </w:pPr>
-      <w:bookmarkStart w:id="84" w:name="_Toc225269914"/>
+      <w:bookmarkStart w:id="77" w:name="_Toc225269914"/>
       <w:r>
         <w:t>Mezők:</w:t>
       </w:r>
-      <w:bookmarkEnd w:id="84"/>
+      <w:bookmarkEnd w:id="77"/>
     </w:p>
     <w:p>
       <w:proofErr w:type="spellStart"/>
@@ -13839,7 +12875,6 @@
     <w:p>
       <w:proofErr w:type="spellStart"/>
       <w:r>
-        <w:lastRenderedPageBreak/>
         <w:t>type_name</w:t>
       </w:r>
       <w:proofErr w:type="spellEnd"/>
@@ -13864,6 +12899,7 @@
         <w:rPr>
           <w:noProof/>
         </w:rPr>
+        <w:lastRenderedPageBreak/>
         <w:drawing>
           <wp:inline distT="0" distB="0" distL="0" distR="0" wp14:anchorId="46327EE7" wp14:editId="48EF167A">
             <wp:extent cx="5219700" cy="370205"/>
@@ -13949,12 +12985,12 @@
         <w:pStyle w:val="Cmsor1"/>
         <w:ind w:firstLine="0"/>
       </w:pPr>
-      <w:bookmarkStart w:id="85" w:name="_Toc225269915"/>
+      <w:bookmarkStart w:id="78" w:name="_Toc225269915"/>
       <w:proofErr w:type="spellStart"/>
       <w:r>
         <w:t>Overview</w:t>
       </w:r>
-      <w:bookmarkEnd w:id="85"/>
+      <w:bookmarkEnd w:id="78"/>
       <w:proofErr w:type="spellEnd"/>
     </w:p>
     <w:p>
@@ -13962,7 +12998,7 @@
         <w:pStyle w:val="Cmsor2"/>
         <w:ind w:firstLine="0"/>
       </w:pPr>
-      <w:bookmarkStart w:id="86" w:name="_Toc225269916"/>
+      <w:bookmarkStart w:id="79" w:name="_Toc225269916"/>
       <w:proofErr w:type="spellStart"/>
       <w:r>
         <w:t>OverviewRepository</w:t>
@@ -13971,7 +13007,7 @@
       <w:r>
         <w:t>:</w:t>
       </w:r>
-      <w:bookmarkEnd w:id="86"/>
+      <w:bookmarkEnd w:id="79"/>
     </w:p>
     <w:p>
       <w:r>
@@ -14006,11 +13042,11 @@
       <w:pPr>
         <w:pStyle w:val="Cmsor3"/>
       </w:pPr>
-      <w:bookmarkStart w:id="87" w:name="_Toc225269917"/>
+      <w:bookmarkStart w:id="80" w:name="_Toc225269917"/>
       <w:r>
         <w:t>Függvények:</w:t>
       </w:r>
-      <w:bookmarkEnd w:id="87"/>
+      <w:bookmarkEnd w:id="80"/>
     </w:p>
     <w:p>
       <w:proofErr w:type="spellStart"/>
@@ -14056,7 +13092,7 @@
         <w:pStyle w:val="Cmsor2"/>
         <w:ind w:firstLine="0"/>
       </w:pPr>
-      <w:bookmarkStart w:id="88" w:name="_Toc225269918"/>
+      <w:bookmarkStart w:id="81" w:name="_Toc225269918"/>
       <w:proofErr w:type="spellStart"/>
       <w:r>
         <w:t>OverviewService</w:t>
@@ -14065,7 +13101,7 @@
       <w:r>
         <w:t>:</w:t>
       </w:r>
-      <w:bookmarkEnd w:id="88"/>
+      <w:bookmarkEnd w:id="81"/>
     </w:p>
     <w:p>
       <w:r>
@@ -14101,22 +13137,19 @@
       </w:r>
       <w:proofErr w:type="spellEnd"/>
       <w:r>
-        <w:t xml:space="preserve"> számára biztosítja a megfelelő formátumban. A service réteg így biztosítja, hogy az alkalmazás más részei mindig </w:t>
-      </w:r>
+        <w:t xml:space="preserve"> számára biztosítja a megfelelő formátumban. A service réteg így biztosítja, hogy az alkalmazás más részei mindig konzisztens és helyes adatokkal dolgozzanak, miközben az üzleti logika elkülönül az adatbázis-kezeléstől és a klienskommunikációtól.</w:t>
+      </w:r>
+    </w:p>
+    <w:p>
+      <w:pPr>
+        <w:pStyle w:val="Cmsor3"/>
+      </w:pPr>
+      <w:bookmarkStart w:id="82" w:name="_Toc225269919"/>
       <w:r>
         <w:lastRenderedPageBreak/>
-        <w:t>konzisztens és helyes adatokkal dolgozzanak, miközben az üzleti logika elkülönül az adatbázis-kezeléstől és a klienskommunikációtól.</w:t>
-      </w:r>
-    </w:p>
-    <w:p>
-      <w:pPr>
-        <w:pStyle w:val="Cmsor3"/>
-      </w:pPr>
-      <w:bookmarkStart w:id="89" w:name="_Toc225269919"/>
-      <w:r>
         <w:t>Függvények:</w:t>
       </w:r>
-      <w:bookmarkEnd w:id="89"/>
+      <w:bookmarkEnd w:id="82"/>
     </w:p>
     <w:p>
       <w:proofErr w:type="spellStart"/>
@@ -14194,7 +13227,7 @@
         <w:pStyle w:val="Cmsor2"/>
         <w:ind w:firstLine="0"/>
       </w:pPr>
-      <w:bookmarkStart w:id="90" w:name="_Toc225269920"/>
+      <w:bookmarkStart w:id="83" w:name="_Toc225269920"/>
       <w:proofErr w:type="spellStart"/>
       <w:r>
         <w:t>OverviewController</w:t>
@@ -14203,7 +13236,7 @@
       <w:r>
         <w:t>:</w:t>
       </w:r>
-      <w:bookmarkEnd w:id="90"/>
+      <w:bookmarkEnd w:id="83"/>
     </w:p>
     <w:p>
       <w:r>
@@ -14246,11 +13279,11 @@
       <w:pPr>
         <w:pStyle w:val="Cmsor3"/>
       </w:pPr>
-      <w:bookmarkStart w:id="91" w:name="_Toc225269921"/>
+      <w:bookmarkStart w:id="84" w:name="_Toc225269921"/>
       <w:r>
         <w:t>Függvények:</w:t>
       </w:r>
-      <w:bookmarkEnd w:id="91"/>
+      <w:bookmarkEnd w:id="84"/>
     </w:p>
     <w:p>
       <w:proofErr w:type="spellStart"/>
@@ -14308,56 +13341,56 @@
         <w:pStyle w:val="Cmsor2"/>
         <w:ind w:firstLine="0"/>
       </w:pPr>
-      <w:bookmarkStart w:id="92" w:name="_Toc225269922"/>
-      <w:proofErr w:type="spellStart"/>
+      <w:bookmarkStart w:id="85" w:name="_Toc225269922"/>
+      <w:proofErr w:type="spellStart"/>
+      <w:r>
+        <w:t>OverviewModel</w:t>
+      </w:r>
+      <w:proofErr w:type="spellEnd"/>
+      <w:r>
+        <w:t>:</w:t>
+      </w:r>
+      <w:bookmarkEnd w:id="85"/>
+    </w:p>
+    <w:p>
+      <w:r>
+        <w:t xml:space="preserve">Az </w:t>
+      </w:r>
+      <w:proofErr w:type="spellStart"/>
+      <w:r>
+        <w:t>IOverview</w:t>
+      </w:r>
+      <w:proofErr w:type="spellEnd"/>
+      <w:r>
+        <w:t xml:space="preserve"> interfész az áttekintő (</w:t>
+      </w:r>
+      <w:proofErr w:type="spellStart"/>
+      <w:r>
+        <w:t>overview</w:t>
+      </w:r>
+      <w:proofErr w:type="spellEnd"/>
+      <w:r>
+        <w:t xml:space="preserve">) adatok struktúráját határozza meg az alkalmazásban. Ez a modell szolgál a service és </w:t>
+      </w:r>
+      <w:proofErr w:type="spellStart"/>
+      <w:r>
+        <w:t>controller</w:t>
+      </w:r>
+      <w:proofErr w:type="spellEnd"/>
+      <w:r>
+        <w:t xml:space="preserve"> rétegek közötti adatcserére, biztosítva, hogy minden lekérdezés egységes formátumban történjen, és az adatok könnyen kezelhetők legyenek a front-end felé.</w:t>
+      </w:r>
+    </w:p>
+    <w:p>
+      <w:pPr>
+        <w:pStyle w:val="Cmsor3"/>
+      </w:pPr>
+      <w:bookmarkStart w:id="86" w:name="_Toc225269923"/>
       <w:r>
         <w:lastRenderedPageBreak/>
-        <w:t>OverviewModel</w:t>
-      </w:r>
-      <w:proofErr w:type="spellEnd"/>
-      <w:r>
-        <w:t>:</w:t>
-      </w:r>
-      <w:bookmarkEnd w:id="92"/>
-    </w:p>
-    <w:p>
-      <w:r>
-        <w:t xml:space="preserve">Az </w:t>
-      </w:r>
-      <w:proofErr w:type="spellStart"/>
-      <w:r>
-        <w:t>IOverview</w:t>
-      </w:r>
-      <w:proofErr w:type="spellEnd"/>
-      <w:r>
-        <w:t xml:space="preserve"> interfész az áttekintő (</w:t>
-      </w:r>
-      <w:proofErr w:type="spellStart"/>
-      <w:r>
-        <w:t>overview</w:t>
-      </w:r>
-      <w:proofErr w:type="spellEnd"/>
-      <w:r>
-        <w:t xml:space="preserve">) adatok struktúráját határozza meg az alkalmazásban. Ez a modell szolgál a service és </w:t>
-      </w:r>
-      <w:proofErr w:type="spellStart"/>
-      <w:r>
-        <w:t>controller</w:t>
-      </w:r>
-      <w:proofErr w:type="spellEnd"/>
-      <w:r>
-        <w:t xml:space="preserve"> rétegek közötti adatcserére, biztosítva, hogy minden lekérdezés egységes formátumban történjen, és az adatok könnyen kezelhetők legyenek a front-end felé.</w:t>
-      </w:r>
-    </w:p>
-    <w:p>
-      <w:pPr>
-        <w:pStyle w:val="Cmsor3"/>
-      </w:pPr>
-      <w:bookmarkStart w:id="93" w:name="_Toc225269923"/>
-      <w:r>
         <w:t>Mezők:</w:t>
       </w:r>
-      <w:bookmarkEnd w:id="93"/>
+      <w:bookmarkEnd w:id="86"/>
     </w:p>
     <w:p>
       <w:proofErr w:type="spellStart"/>
@@ -14517,12 +13550,12 @@
         <w:pStyle w:val="Cmsor1"/>
         <w:ind w:firstLine="0"/>
       </w:pPr>
-      <w:bookmarkStart w:id="94" w:name="_Toc225269924"/>
+      <w:bookmarkStart w:id="87" w:name="_Toc225269924"/>
       <w:proofErr w:type="spellStart"/>
       <w:r>
         <w:t>Statistic</w:t>
       </w:r>
-      <w:bookmarkEnd w:id="94"/>
+      <w:bookmarkEnd w:id="87"/>
       <w:proofErr w:type="spellEnd"/>
     </w:p>
     <w:p>
@@ -14530,7 +13563,7 @@
         <w:pStyle w:val="Cmsor2"/>
         <w:ind w:firstLine="0"/>
       </w:pPr>
-      <w:bookmarkStart w:id="95" w:name="_Toc225269925"/>
+      <w:bookmarkStart w:id="88" w:name="_Toc225269925"/>
       <w:proofErr w:type="spellStart"/>
       <w:r>
         <w:t>StatisticRepository</w:t>
@@ -14539,7 +13572,7 @@
       <w:r>
         <w:t>:</w:t>
       </w:r>
-      <w:bookmarkEnd w:id="95"/>
+      <w:bookmarkEnd w:id="88"/>
     </w:p>
     <w:p>
       <w:r>
@@ -14574,61 +13607,61 @@
       <w:pPr>
         <w:pStyle w:val="Cmsor3"/>
       </w:pPr>
-      <w:bookmarkStart w:id="96" w:name="_Toc225269926"/>
+      <w:bookmarkStart w:id="89" w:name="_Toc225269926"/>
+      <w:r>
+        <w:t>Függvények:</w:t>
+      </w:r>
+      <w:bookmarkEnd w:id="89"/>
+    </w:p>
+    <w:p>
+      <w:proofErr w:type="spellStart"/>
+      <w:r>
+        <w:t>systemStatistic</w:t>
+      </w:r>
+      <w:proofErr w:type="spellEnd"/>
+      <w:r>
+        <w:t>:</w:t>
+      </w:r>
+      <w:r>
+        <w:t xml:space="preserve"> </w:t>
+      </w:r>
+      <w:r>
+        <w:t xml:space="preserve">Ez a függvény azért felel, hogy az alkalmazás teljes rendszerére vonatkozó statisztikai adatokat lekérjük. A </w:t>
+      </w:r>
+      <w:proofErr w:type="spellStart"/>
+      <w:r>
+        <w:t>repository</w:t>
+      </w:r>
+      <w:proofErr w:type="spellEnd"/>
+      <w:r>
+        <w:t xml:space="preserve"> meghívja a </w:t>
+      </w:r>
+      <w:proofErr w:type="spellStart"/>
+      <w:proofErr w:type="gramStart"/>
+      <w:r>
+        <w:t>systemstatistic</w:t>
+      </w:r>
+      <w:proofErr w:type="spellEnd"/>
+      <w:r>
+        <w:t>(</w:t>
+      </w:r>
+      <w:proofErr w:type="gramEnd"/>
+      <w:r>
+        <w:t xml:space="preserve">) tárolt eljárást az adatbázisban, majd az adatbázis visszaküldi a statisztikákat, amelyek tartalmazzák a rendszer különböző összesített adatait. Ezek az adatok lehetnek például összes felhasználó, összes esemény vagy összes aktivitás számadatok, amelyek segítségével a rendszergazda vagy a </w:t>
+      </w:r>
+      <w:proofErr w:type="spellStart"/>
+      <w:r>
+        <w:t>dashboard</w:t>
+      </w:r>
+      <w:proofErr w:type="spellEnd"/>
+      <w:r>
+        <w:t xml:space="preserve"> áttekintést kaphat az alkalmazás állapotáról. </w:t>
+      </w:r>
+    </w:p>
+    <w:p>
+      <w:proofErr w:type="spellStart"/>
       <w:r>
         <w:lastRenderedPageBreak/>
-        <w:t>Függvények:</w:t>
-      </w:r>
-      <w:bookmarkEnd w:id="96"/>
-    </w:p>
-    <w:p>
-      <w:proofErr w:type="spellStart"/>
-      <w:r>
-        <w:t>systemStatistic</w:t>
-      </w:r>
-      <w:proofErr w:type="spellEnd"/>
-      <w:r>
-        <w:t>:</w:t>
-      </w:r>
-      <w:r>
-        <w:t xml:space="preserve"> </w:t>
-      </w:r>
-      <w:r>
-        <w:t xml:space="preserve">Ez a függvény azért felel, hogy az alkalmazás teljes rendszerére vonatkozó statisztikai adatokat lekérjük. A </w:t>
-      </w:r>
-      <w:proofErr w:type="spellStart"/>
-      <w:r>
-        <w:t>repository</w:t>
-      </w:r>
-      <w:proofErr w:type="spellEnd"/>
-      <w:r>
-        <w:t xml:space="preserve"> meghívja a </w:t>
-      </w:r>
-      <w:proofErr w:type="spellStart"/>
-      <w:proofErr w:type="gramStart"/>
-      <w:r>
-        <w:t>systemstatistic</w:t>
-      </w:r>
-      <w:proofErr w:type="spellEnd"/>
-      <w:r>
-        <w:t>(</w:t>
-      </w:r>
-      <w:proofErr w:type="gramEnd"/>
-      <w:r>
-        <w:t xml:space="preserve">) tárolt eljárást az adatbázisban, majd az adatbázis visszaküldi a statisztikákat, amelyek tartalmazzák a rendszer különböző összesített adatait. Ezek az adatok lehetnek például összes felhasználó, összes esemény vagy összes aktivitás számadatok, amelyek segítségével a rendszergazda vagy a </w:t>
-      </w:r>
-      <w:proofErr w:type="spellStart"/>
-      <w:r>
-        <w:t>dashboard</w:t>
-      </w:r>
-      <w:proofErr w:type="spellEnd"/>
-      <w:r>
-        <w:t xml:space="preserve"> áttekintést kaphat az alkalmazás állapotáról. </w:t>
-      </w:r>
-    </w:p>
-    <w:p>
-      <w:proofErr w:type="spellStart"/>
-      <w:r>
         <w:t>profileStatistic</w:t>
       </w:r>
       <w:proofErr w:type="spellEnd"/>
@@ -14676,7 +13709,7 @@
         <w:pStyle w:val="Cmsor2"/>
         <w:ind w:firstLine="0"/>
       </w:pPr>
-      <w:bookmarkStart w:id="97" w:name="_Toc225269927"/>
+      <w:bookmarkStart w:id="90" w:name="_Toc225269927"/>
       <w:proofErr w:type="spellStart"/>
       <w:r>
         <w:t>StatisticService</w:t>
@@ -14685,7 +13718,7 @@
       <w:r>
         <w:t>:</w:t>
       </w:r>
-      <w:bookmarkEnd w:id="97"/>
+      <w:bookmarkEnd w:id="90"/>
     </w:p>
     <w:p>
       <w:r>
@@ -14712,11 +13745,11 @@
       <w:pPr>
         <w:pStyle w:val="Cmsor3"/>
       </w:pPr>
-      <w:bookmarkStart w:id="98" w:name="_Toc225269928"/>
+      <w:bookmarkStart w:id="91" w:name="_Toc225269928"/>
       <w:r>
         <w:t>Függvények:</w:t>
       </w:r>
-      <w:bookmarkEnd w:id="98"/>
+      <w:bookmarkEnd w:id="91"/>
     </w:p>
     <w:p>
       <w:proofErr w:type="spellStart"/>
@@ -14837,53 +13870,53 @@
         <w:pStyle w:val="Cmsor2"/>
         <w:ind w:firstLine="0"/>
       </w:pPr>
-      <w:bookmarkStart w:id="99" w:name="_Toc225269929"/>
-      <w:proofErr w:type="spellStart"/>
+      <w:bookmarkStart w:id="92" w:name="_Toc225269929"/>
+      <w:proofErr w:type="spellStart"/>
+      <w:r>
+        <w:t>StatisticController</w:t>
+      </w:r>
+      <w:bookmarkEnd w:id="92"/>
+      <w:proofErr w:type="spellEnd"/>
+    </w:p>
+    <w:p>
+      <w:r>
+        <w:t xml:space="preserve">Ez a </w:t>
+      </w:r>
+      <w:proofErr w:type="spellStart"/>
+      <w:r>
+        <w:t>controller</w:t>
+      </w:r>
+      <w:proofErr w:type="spellEnd"/>
+      <w:r>
+        <w:t xml:space="preserve"> réteg felelős a statisztikai adatok HTTP kéréseinek kezeléséért. A </w:t>
+      </w:r>
+      <w:proofErr w:type="spellStart"/>
+      <w:r>
+        <w:t>controller</w:t>
+      </w:r>
+      <w:proofErr w:type="spellEnd"/>
+      <w:r>
+        <w:t xml:space="preserve"> a service rétegre támaszkodik az adatok lekéréséhez, majd a kapott eredményt visszaküldi a kliensnek JSON formátumban. A </w:t>
+      </w:r>
+      <w:proofErr w:type="spellStart"/>
+      <w:r>
+        <w:t>controller</w:t>
+      </w:r>
+      <w:proofErr w:type="spellEnd"/>
+      <w:r>
+        <w:t xml:space="preserve"> nem végez üzleti logikát, csupán a kérések feldolgozását és a válaszok küldését végzi.</w:t>
+      </w:r>
+    </w:p>
+    <w:p>
+      <w:pPr>
+        <w:pStyle w:val="Cmsor3"/>
+      </w:pPr>
+      <w:bookmarkStart w:id="93" w:name="_Toc225269930"/>
       <w:r>
         <w:lastRenderedPageBreak/>
-        <w:t>StatisticController</w:t>
-      </w:r>
-      <w:bookmarkEnd w:id="99"/>
-      <w:proofErr w:type="spellEnd"/>
-    </w:p>
-    <w:p>
-      <w:r>
-        <w:t xml:space="preserve">Ez a </w:t>
-      </w:r>
-      <w:proofErr w:type="spellStart"/>
-      <w:r>
-        <w:t>controller</w:t>
-      </w:r>
-      <w:proofErr w:type="spellEnd"/>
-      <w:r>
-        <w:t xml:space="preserve"> réteg felelős a statisztikai adatok HTTP kéréseinek kezeléséért. A </w:t>
-      </w:r>
-      <w:proofErr w:type="spellStart"/>
-      <w:r>
-        <w:t>controller</w:t>
-      </w:r>
-      <w:proofErr w:type="spellEnd"/>
-      <w:r>
-        <w:t xml:space="preserve"> a service rétegre támaszkodik az adatok lekéréséhez, majd a kapott eredményt visszaküldi a kliensnek JSON formátumban. A </w:t>
-      </w:r>
-      <w:proofErr w:type="spellStart"/>
-      <w:r>
-        <w:t>controller</w:t>
-      </w:r>
-      <w:proofErr w:type="spellEnd"/>
-      <w:r>
-        <w:t xml:space="preserve"> nem végez üzleti logikát, csupán a kérések feldolgozását és a válaszok küldését végzi.</w:t>
-      </w:r>
-    </w:p>
-    <w:p>
-      <w:pPr>
-        <w:pStyle w:val="Cmsor3"/>
-      </w:pPr>
-      <w:bookmarkStart w:id="100" w:name="_Toc225269930"/>
-      <w:r>
         <w:t>Függvények:</w:t>
       </w:r>
-      <w:bookmarkEnd w:id="100"/>
+      <w:bookmarkEnd w:id="93"/>
     </w:p>
     <w:p>
       <w:proofErr w:type="spellStart"/>
@@ -14950,12 +13983,12 @@
         <w:pStyle w:val="Cmsor2"/>
         <w:ind w:firstLine="0"/>
       </w:pPr>
-      <w:bookmarkStart w:id="101" w:name="_Toc225269931"/>
+      <w:bookmarkStart w:id="94" w:name="_Toc225269931"/>
       <w:proofErr w:type="spellStart"/>
       <w:r>
         <w:t>ISystemStatistic</w:t>
       </w:r>
-      <w:bookmarkEnd w:id="101"/>
+      <w:bookmarkEnd w:id="94"/>
       <w:proofErr w:type="spellEnd"/>
     </w:p>
     <w:p>
@@ -14976,11 +14009,11 @@
       <w:pPr>
         <w:pStyle w:val="Cmsor3"/>
       </w:pPr>
-      <w:bookmarkStart w:id="102" w:name="_Toc225269932"/>
+      <w:bookmarkStart w:id="95" w:name="_Toc225269932"/>
       <w:r>
         <w:t>Mezők:</w:t>
       </w:r>
-      <w:bookmarkEnd w:id="102"/>
+      <w:bookmarkEnd w:id="95"/>
     </w:p>
     <w:p>
       <w:proofErr w:type="spellStart"/>
@@ -14998,7 +14031,6 @@
     <w:p>
       <w:proofErr w:type="spellStart"/>
       <w:r>
-        <w:lastRenderedPageBreak/>
         <w:t>total_activity_today</w:t>
       </w:r>
       <w:proofErr w:type="spellEnd"/>
@@ -15045,12 +14077,13 @@
         <w:pStyle w:val="Cmsor2"/>
         <w:ind w:firstLine="0"/>
       </w:pPr>
-      <w:bookmarkStart w:id="103" w:name="_Toc225269933"/>
-      <w:proofErr w:type="spellStart"/>
-      <w:r>
+      <w:bookmarkStart w:id="96" w:name="_Toc225269933"/>
+      <w:proofErr w:type="spellStart"/>
+      <w:r>
+        <w:lastRenderedPageBreak/>
         <w:t>IProfileStats</w:t>
       </w:r>
-      <w:bookmarkEnd w:id="103"/>
+      <w:bookmarkEnd w:id="96"/>
       <w:proofErr w:type="spellEnd"/>
     </w:p>
     <w:p>
@@ -15062,11 +14095,11 @@
       <w:pPr>
         <w:pStyle w:val="Cmsor3"/>
       </w:pPr>
-      <w:bookmarkStart w:id="104" w:name="_Toc225269934"/>
+      <w:bookmarkStart w:id="97" w:name="_Toc225269934"/>
       <w:r>
         <w:t>Mezők:</w:t>
       </w:r>
-      <w:bookmarkEnd w:id="104"/>
+      <w:bookmarkEnd w:id="97"/>
     </w:p>
     <w:p>
       <w:proofErr w:type="spellStart"/>

--- a/Tervezés/Dokumentáció.docx
+++ b/Tervezés/Dokumentáció.docx
@@ -306,7 +306,7 @@
           <w:r>
             <w:fldChar w:fldCharType="separate"/>
           </w:r>
-          <w:hyperlink w:anchor="_Toc225495701" w:history="1">
+          <w:hyperlink w:anchor="_Toc225502746" w:history="1">
             <w:r>
               <w:rPr>
                 <w:rStyle w:val="Hiperhivatkozs"/>
@@ -333,7 +333,7 @@
                 <w:noProof/>
                 <w:webHidden/>
               </w:rPr>
-              <w:instrText xml:space="preserve"> PAGEREF _Toc225495701 \h </w:instrText>
+              <w:instrText xml:space="preserve"> PAGEREF _Toc225502746 \h </w:instrText>
             </w:r>
             <w:r>
               <w:rPr>
@@ -376,7 +376,7 @@
               <w:lang w:eastAsia="hu-HU"/>
             </w:rPr>
           </w:pPr>
-          <w:hyperlink w:anchor="_Toc225495702" w:history="1">
+          <w:hyperlink w:anchor="_Toc225502747" w:history="1">
             <w:r>
               <w:rPr>
                 <w:rStyle w:val="Hiperhivatkozs"/>
@@ -404,7 +404,7 @@
                 <w:noProof/>
                 <w:webHidden/>
               </w:rPr>
-              <w:instrText xml:space="preserve"> PAGEREF _Toc225495702 \h </w:instrText>
+              <w:instrText xml:space="preserve"> PAGEREF _Toc225502747 \h </w:instrText>
             </w:r>
             <w:r>
               <w:rPr>
@@ -447,7 +447,7 @@
               <w:lang w:eastAsia="hu-HU"/>
             </w:rPr>
           </w:pPr>
-          <w:hyperlink w:anchor="_Toc225495703" w:history="1">
+          <w:hyperlink w:anchor="_Toc225502748" w:history="1">
             <w:r>
               <w:rPr>
                 <w:rStyle w:val="Hiperhivatkozs"/>
@@ -474,7 +474,7 @@
                 <w:noProof/>
                 <w:webHidden/>
               </w:rPr>
-              <w:instrText xml:space="preserve"> PAGEREF _Toc225495703 \h </w:instrText>
+              <w:instrText xml:space="preserve"> PAGEREF _Toc225502748 \h </w:instrText>
             </w:r>
             <w:r>
               <w:rPr>
@@ -517,7 +517,7 @@
               <w:lang w:eastAsia="hu-HU"/>
             </w:rPr>
           </w:pPr>
-          <w:hyperlink w:anchor="_Toc225495704" w:history="1">
+          <w:hyperlink w:anchor="_Toc225502749" w:history="1">
             <w:r>
               <w:rPr>
                 <w:rStyle w:val="Hiperhivatkozs"/>
@@ -544,7 +544,7 @@
                 <w:noProof/>
                 <w:webHidden/>
               </w:rPr>
-              <w:instrText xml:space="preserve"> PAGEREF _Toc225495704 \h </w:instrText>
+              <w:instrText xml:space="preserve"> PAGEREF _Toc225502749 \h </w:instrText>
             </w:r>
             <w:r>
               <w:rPr>
@@ -587,7 +587,7 @@
               <w:lang w:eastAsia="hu-HU"/>
             </w:rPr>
           </w:pPr>
-          <w:hyperlink w:anchor="_Toc225495705" w:history="1">
+          <w:hyperlink w:anchor="_Toc225502750" w:history="1">
             <w:r>
               <w:rPr>
                 <w:rStyle w:val="Hiperhivatkozs"/>
@@ -614,7 +614,7 @@
                 <w:noProof/>
                 <w:webHidden/>
               </w:rPr>
-              <w:instrText xml:space="preserve"> PAGEREF _Toc225495705 \h </w:instrText>
+              <w:instrText xml:space="preserve"> PAGEREF _Toc225502750 \h </w:instrText>
             </w:r>
             <w:r>
               <w:rPr>
@@ -634,7 +634,7 @@
                 <w:noProof/>
                 <w:webHidden/>
               </w:rPr>
-              <w:t>4</w:t>
+              <w:t>5</w:t>
             </w:r>
             <w:r>
               <w:rPr>
@@ -657,7 +657,7 @@
               <w:lang w:eastAsia="hu-HU"/>
             </w:rPr>
           </w:pPr>
-          <w:hyperlink w:anchor="_Toc225495706" w:history="1">
+          <w:hyperlink w:anchor="_Toc225502751" w:history="1">
             <w:r>
               <w:rPr>
                 <w:rStyle w:val="Hiperhivatkozs"/>
@@ -684,7 +684,7 @@
                 <w:noProof/>
                 <w:webHidden/>
               </w:rPr>
-              <w:instrText xml:space="preserve"> PAGEREF _Toc225495706 \h </w:instrText>
+              <w:instrText xml:space="preserve"> PAGEREF _Toc225502751 \h </w:instrText>
             </w:r>
             <w:r>
               <w:rPr>
@@ -727,7 +727,7 @@
               <w:lang w:eastAsia="hu-HU"/>
             </w:rPr>
           </w:pPr>
-          <w:hyperlink w:anchor="_Toc225495707" w:history="1">
+          <w:hyperlink w:anchor="_Toc225502752" w:history="1">
             <w:r>
               <w:rPr>
                 <w:rStyle w:val="Hiperhivatkozs"/>
@@ -754,7 +754,7 @@
                 <w:noProof/>
                 <w:webHidden/>
               </w:rPr>
-              <w:instrText xml:space="preserve"> PAGEREF _Toc225495707 \h </w:instrText>
+              <w:instrText xml:space="preserve"> PAGEREF _Toc225502752 \h </w:instrText>
             </w:r>
             <w:r>
               <w:rPr>
@@ -797,7 +797,7 @@
               <w:lang w:eastAsia="hu-HU"/>
             </w:rPr>
           </w:pPr>
-          <w:hyperlink w:anchor="_Toc225495708" w:history="1">
+          <w:hyperlink w:anchor="_Toc225502753" w:history="1">
             <w:r>
               <w:rPr>
                 <w:rStyle w:val="Hiperhivatkozs"/>
@@ -824,7 +824,7 @@
                 <w:noProof/>
                 <w:webHidden/>
               </w:rPr>
-              <w:instrText xml:space="preserve"> PAGEREF _Toc225495708 \h </w:instrText>
+              <w:instrText xml:space="preserve"> PAGEREF _Toc225502753 \h </w:instrText>
             </w:r>
             <w:r>
               <w:rPr>
@@ -844,7 +844,7 @@
                 <w:noProof/>
                 <w:webHidden/>
               </w:rPr>
-              <w:t>5</w:t>
+              <w:t>6</w:t>
             </w:r>
             <w:r>
               <w:rPr>
@@ -867,7 +867,7 @@
               <w:lang w:eastAsia="hu-HU"/>
             </w:rPr>
           </w:pPr>
-          <w:hyperlink w:anchor="_Toc225495709" w:history="1">
+          <w:hyperlink w:anchor="_Toc225502754" w:history="1">
             <w:r>
               <w:rPr>
                 <w:rStyle w:val="Hiperhivatkozs"/>
@@ -894,7 +894,7 @@
                 <w:noProof/>
                 <w:webHidden/>
               </w:rPr>
-              <w:instrText xml:space="preserve"> PAGEREF _Toc225495709 \h </w:instrText>
+              <w:instrText xml:space="preserve"> PAGEREF _Toc225502754 \h </w:instrText>
             </w:r>
             <w:r>
               <w:rPr>
@@ -914,7 +914,7 @@
                 <w:noProof/>
                 <w:webHidden/>
               </w:rPr>
-              <w:t>5</w:t>
+              <w:t>6</w:t>
             </w:r>
             <w:r>
               <w:rPr>
@@ -937,7 +937,7 @@
               <w:lang w:eastAsia="hu-HU"/>
             </w:rPr>
           </w:pPr>
-          <w:hyperlink w:anchor="_Toc225495710" w:history="1">
+          <w:hyperlink w:anchor="_Toc225502755" w:history="1">
             <w:r>
               <w:rPr>
                 <w:rStyle w:val="Hiperhivatkozs"/>
@@ -964,7 +964,7 @@
                 <w:noProof/>
                 <w:webHidden/>
               </w:rPr>
-              <w:instrText xml:space="preserve"> PAGEREF _Toc225495710 \h </w:instrText>
+              <w:instrText xml:space="preserve"> PAGEREF _Toc225502755 \h </w:instrText>
             </w:r>
             <w:r>
               <w:rPr>
@@ -1007,7 +1007,7 @@
               <w:lang w:eastAsia="hu-HU"/>
             </w:rPr>
           </w:pPr>
-          <w:hyperlink w:anchor="_Toc225495711" w:history="1">
+          <w:hyperlink w:anchor="_Toc225502756" w:history="1">
             <w:r>
               <w:rPr>
                 <w:rStyle w:val="Hiperhivatkozs"/>
@@ -1034,7 +1034,7 @@
                 <w:noProof/>
                 <w:webHidden/>
               </w:rPr>
-              <w:instrText xml:space="preserve"> PAGEREF _Toc225495711 \h </w:instrText>
+              <w:instrText xml:space="preserve"> PAGEREF _Toc225502756 \h </w:instrText>
             </w:r>
             <w:r>
               <w:rPr>
@@ -1054,7 +1054,7 @@
                 <w:noProof/>
                 <w:webHidden/>
               </w:rPr>
-              <w:t>6</w:t>
+              <w:t>7</w:t>
             </w:r>
             <w:r>
               <w:rPr>
@@ -1077,7 +1077,7 @@
               <w:lang w:eastAsia="hu-HU"/>
             </w:rPr>
           </w:pPr>
-          <w:hyperlink w:anchor="_Toc225495712" w:history="1">
+          <w:hyperlink w:anchor="_Toc225502757" w:history="1">
             <w:r>
               <w:rPr>
                 <w:rStyle w:val="Hiperhivatkozs"/>
@@ -1104,7 +1104,7 @@
                 <w:noProof/>
                 <w:webHidden/>
               </w:rPr>
-              <w:instrText xml:space="preserve"> PAGEREF _Toc225495712 \h </w:instrText>
+              <w:instrText xml:space="preserve"> PAGEREF _Toc225502757 \h </w:instrText>
             </w:r>
             <w:r>
               <w:rPr>
@@ -1124,7 +1124,7 @@
                 <w:noProof/>
                 <w:webHidden/>
               </w:rPr>
-              <w:t>6</w:t>
+              <w:t>7</w:t>
             </w:r>
             <w:r>
               <w:rPr>
@@ -1147,7 +1147,7 @@
               <w:lang w:eastAsia="hu-HU"/>
             </w:rPr>
           </w:pPr>
-          <w:hyperlink w:anchor="_Toc225495713" w:history="1">
+          <w:hyperlink w:anchor="_Toc225502758" w:history="1">
             <w:r>
               <w:rPr>
                 <w:rStyle w:val="Hiperhivatkozs"/>
@@ -1174,7 +1174,7 @@
                 <w:noProof/>
                 <w:webHidden/>
               </w:rPr>
-              <w:instrText xml:space="preserve"> PAGEREF _Toc225495713 \h </w:instrText>
+              <w:instrText xml:space="preserve"> PAGEREF _Toc225502758 \h </w:instrText>
             </w:r>
             <w:r>
               <w:rPr>
@@ -1194,7 +1194,7 @@
                 <w:noProof/>
                 <w:webHidden/>
               </w:rPr>
-              <w:t>6</w:t>
+              <w:t>7</w:t>
             </w:r>
             <w:r>
               <w:rPr>
@@ -1217,7 +1217,7 @@
               <w:lang w:eastAsia="hu-HU"/>
             </w:rPr>
           </w:pPr>
-          <w:hyperlink w:anchor="_Toc225495714" w:history="1">
+          <w:hyperlink w:anchor="_Toc225502759" w:history="1">
             <w:r>
               <w:rPr>
                 <w:rStyle w:val="Hiperhivatkozs"/>
@@ -1244,7 +1244,7 @@
                 <w:noProof/>
                 <w:webHidden/>
               </w:rPr>
-              <w:instrText xml:space="preserve"> PAGEREF _Toc225495714 \h </w:instrText>
+              <w:instrText xml:space="preserve"> PAGEREF _Toc225502759 \h </w:instrText>
             </w:r>
             <w:r>
               <w:rPr>
@@ -1287,7 +1287,7 @@
               <w:lang w:eastAsia="hu-HU"/>
             </w:rPr>
           </w:pPr>
-          <w:hyperlink w:anchor="_Toc225495715" w:history="1">
+          <w:hyperlink w:anchor="_Toc225502760" w:history="1">
             <w:r>
               <w:rPr>
                 <w:rStyle w:val="Hiperhivatkozs"/>
@@ -1314,7 +1314,7 @@
                 <w:noProof/>
                 <w:webHidden/>
               </w:rPr>
-              <w:instrText xml:space="preserve"> PAGEREF _Toc225495715 \h </w:instrText>
+              <w:instrText xml:space="preserve"> PAGEREF _Toc225502760 \h </w:instrText>
             </w:r>
             <w:r>
               <w:rPr>
@@ -1357,7 +1357,7 @@
               <w:lang w:eastAsia="hu-HU"/>
             </w:rPr>
           </w:pPr>
-          <w:hyperlink w:anchor="_Toc225495716" w:history="1">
+          <w:hyperlink w:anchor="_Toc225502761" w:history="1">
             <w:r>
               <w:rPr>
                 <w:rStyle w:val="Hiperhivatkozs"/>
@@ -1384,7 +1384,7 @@
                 <w:noProof/>
                 <w:webHidden/>
               </w:rPr>
-              <w:instrText xml:space="preserve"> PAGEREF _Toc225495716 \h </w:instrText>
+              <w:instrText xml:space="preserve"> PAGEREF _Toc225502761 \h </w:instrText>
             </w:r>
             <w:r>
               <w:rPr>
@@ -1404,7 +1404,7 @@
                 <w:noProof/>
                 <w:webHidden/>
               </w:rPr>
-              <w:t>7</w:t>
+              <w:t>8</w:t>
             </w:r>
             <w:r>
               <w:rPr>
@@ -1427,7 +1427,7 @@
               <w:lang w:eastAsia="hu-HU"/>
             </w:rPr>
           </w:pPr>
-          <w:hyperlink w:anchor="_Toc225495717" w:history="1">
+          <w:hyperlink w:anchor="_Toc225502762" w:history="1">
             <w:r>
               <w:rPr>
                 <w:rStyle w:val="Hiperhivatkozs"/>
@@ -1454,7 +1454,7 @@
                 <w:noProof/>
                 <w:webHidden/>
               </w:rPr>
-              <w:instrText xml:space="preserve"> PAGEREF _Toc225495717 \h </w:instrText>
+              <w:instrText xml:space="preserve"> PAGEREF _Toc225502762 \h </w:instrText>
             </w:r>
             <w:r>
               <w:rPr>
@@ -1497,7 +1497,7 @@
               <w:lang w:eastAsia="hu-HU"/>
             </w:rPr>
           </w:pPr>
-          <w:hyperlink w:anchor="_Toc225495718" w:history="1">
+          <w:hyperlink w:anchor="_Toc225502763" w:history="1">
             <w:r>
               <w:rPr>
                 <w:rStyle w:val="Hiperhivatkozs"/>
@@ -1524,7 +1524,7 @@
                 <w:noProof/>
                 <w:webHidden/>
               </w:rPr>
-              <w:instrText xml:space="preserve"> PAGEREF _Toc225495718 \h </w:instrText>
+              <w:instrText xml:space="preserve"> PAGEREF _Toc225502763 \h </w:instrText>
             </w:r>
             <w:r>
               <w:rPr>
@@ -1567,7 +1567,7 @@
               <w:lang w:eastAsia="hu-HU"/>
             </w:rPr>
           </w:pPr>
-          <w:hyperlink w:anchor="_Toc225495719" w:history="1">
+          <w:hyperlink w:anchor="_Toc225502764" w:history="1">
             <w:r>
               <w:rPr>
                 <w:rStyle w:val="Hiperhivatkozs"/>
@@ -1594,7 +1594,7 @@
                 <w:noProof/>
                 <w:webHidden/>
               </w:rPr>
-              <w:instrText xml:space="preserve"> PAGEREF _Toc225495719 \h </w:instrText>
+              <w:instrText xml:space="preserve"> PAGEREF _Toc225502764 \h </w:instrText>
             </w:r>
             <w:r>
               <w:rPr>
@@ -1637,7 +1637,7 @@
               <w:lang w:eastAsia="hu-HU"/>
             </w:rPr>
           </w:pPr>
-          <w:hyperlink w:anchor="_Toc225495720" w:history="1">
+          <w:hyperlink w:anchor="_Toc225502765" w:history="1">
             <w:r>
               <w:rPr>
                 <w:rStyle w:val="Hiperhivatkozs"/>
@@ -1664,7 +1664,7 @@
                 <w:noProof/>
                 <w:webHidden/>
               </w:rPr>
-              <w:instrText xml:space="preserve"> PAGEREF _Toc225495720 \h </w:instrText>
+              <w:instrText xml:space="preserve"> PAGEREF _Toc225502765 \h </w:instrText>
             </w:r>
             <w:r>
               <w:rPr>
@@ -1707,7 +1707,7 @@
               <w:lang w:eastAsia="hu-HU"/>
             </w:rPr>
           </w:pPr>
-          <w:hyperlink w:anchor="_Toc225495721" w:history="1">
+          <w:hyperlink w:anchor="_Toc225502766" w:history="1">
             <w:r>
               <w:rPr>
                 <w:rStyle w:val="Hiperhivatkozs"/>
@@ -1734,7 +1734,7 @@
                 <w:noProof/>
                 <w:webHidden/>
               </w:rPr>
-              <w:instrText xml:space="preserve"> PAGEREF _Toc225495721 \h </w:instrText>
+              <w:instrText xml:space="preserve"> PAGEREF _Toc225502766 \h </w:instrText>
             </w:r>
             <w:r>
               <w:rPr>
@@ -1777,7 +1777,7 @@
               <w:lang w:eastAsia="hu-HU"/>
             </w:rPr>
           </w:pPr>
-          <w:hyperlink w:anchor="_Toc225495722" w:history="1">
+          <w:hyperlink w:anchor="_Toc225502767" w:history="1">
             <w:r>
               <w:rPr>
                 <w:rStyle w:val="Hiperhivatkozs"/>
@@ -1804,7 +1804,7 @@
                 <w:noProof/>
                 <w:webHidden/>
               </w:rPr>
-              <w:instrText xml:space="preserve"> PAGEREF _Toc225495722 \h </w:instrText>
+              <w:instrText xml:space="preserve"> PAGEREF _Toc225502767 \h </w:instrText>
             </w:r>
             <w:r>
               <w:rPr>
@@ -1847,7 +1847,7 @@
               <w:lang w:eastAsia="hu-HU"/>
             </w:rPr>
           </w:pPr>
-          <w:hyperlink w:anchor="_Toc225495723" w:history="1">
+          <w:hyperlink w:anchor="_Toc225502768" w:history="1">
             <w:r>
               <w:rPr>
                 <w:rStyle w:val="Hiperhivatkozs"/>
@@ -1874,7 +1874,7 @@
                 <w:noProof/>
                 <w:webHidden/>
               </w:rPr>
-              <w:instrText xml:space="preserve"> PAGEREF _Toc225495723 \h </w:instrText>
+              <w:instrText xml:space="preserve"> PAGEREF _Toc225502768 \h </w:instrText>
             </w:r>
             <w:r>
               <w:rPr>
@@ -1917,7 +1917,7 @@
               <w:lang w:eastAsia="hu-HU"/>
             </w:rPr>
           </w:pPr>
-          <w:hyperlink w:anchor="_Toc225495724" w:history="1">
+          <w:hyperlink w:anchor="_Toc225502769" w:history="1">
             <w:r>
               <w:rPr>
                 <w:rStyle w:val="Hiperhivatkozs"/>
@@ -1944,7 +1944,7 @@
                 <w:noProof/>
                 <w:webHidden/>
               </w:rPr>
-              <w:instrText xml:space="preserve"> PAGEREF _Toc225495724 \h </w:instrText>
+              <w:instrText xml:space="preserve"> PAGEREF _Toc225502769 \h </w:instrText>
             </w:r>
             <w:r>
               <w:rPr>
@@ -1987,7 +1987,7 @@
               <w:lang w:eastAsia="hu-HU"/>
             </w:rPr>
           </w:pPr>
-          <w:hyperlink w:anchor="_Toc225495725" w:history="1">
+          <w:hyperlink w:anchor="_Toc225502770" w:history="1">
             <w:r>
               <w:rPr>
                 <w:rStyle w:val="Hiperhivatkozs"/>
@@ -2014,7 +2014,7 @@
                 <w:noProof/>
                 <w:webHidden/>
               </w:rPr>
-              <w:instrText xml:space="preserve"> PAGEREF _Toc225495725 \h </w:instrText>
+              <w:instrText xml:space="preserve"> PAGEREF _Toc225502770 \h </w:instrText>
             </w:r>
             <w:r>
               <w:rPr>
@@ -2034,7 +2034,7 @@
                 <w:noProof/>
                 <w:webHidden/>
               </w:rPr>
-              <w:t>10</w:t>
+              <w:t>11</w:t>
             </w:r>
             <w:r>
               <w:rPr>
@@ -2057,7 +2057,7 @@
               <w:lang w:eastAsia="hu-HU"/>
             </w:rPr>
           </w:pPr>
-          <w:hyperlink w:anchor="_Toc225495726" w:history="1">
+          <w:hyperlink w:anchor="_Toc225502771" w:history="1">
             <w:r>
               <w:rPr>
                 <w:rStyle w:val="Hiperhivatkozs"/>
@@ -2084,7 +2084,7 @@
                 <w:noProof/>
                 <w:webHidden/>
               </w:rPr>
-              <w:instrText xml:space="preserve"> PAGEREF _Toc225495726 \h </w:instrText>
+              <w:instrText xml:space="preserve"> PAGEREF _Toc225502771 \h </w:instrText>
             </w:r>
             <w:r>
               <w:rPr>
@@ -2127,7 +2127,7 @@
               <w:lang w:eastAsia="hu-HU"/>
             </w:rPr>
           </w:pPr>
-          <w:hyperlink w:anchor="_Toc225495727" w:history="1">
+          <w:hyperlink w:anchor="_Toc225502772" w:history="1">
             <w:r>
               <w:rPr>
                 <w:rStyle w:val="Hiperhivatkozs"/>
@@ -2154,7 +2154,7 @@
                 <w:noProof/>
                 <w:webHidden/>
               </w:rPr>
-              <w:instrText xml:space="preserve"> PAGEREF _Toc225495727 \h </w:instrText>
+              <w:instrText xml:space="preserve"> PAGEREF _Toc225502772 \h </w:instrText>
             </w:r>
             <w:r>
               <w:rPr>
@@ -2197,7 +2197,7 @@
               <w:lang w:eastAsia="hu-HU"/>
             </w:rPr>
           </w:pPr>
-          <w:hyperlink w:anchor="_Toc225495728" w:history="1">
+          <w:hyperlink w:anchor="_Toc225502773" w:history="1">
             <w:r>
               <w:rPr>
                 <w:rStyle w:val="Hiperhivatkozs"/>
@@ -2224,7 +2224,7 @@
                 <w:noProof/>
                 <w:webHidden/>
               </w:rPr>
-              <w:instrText xml:space="preserve"> PAGEREF _Toc225495728 \h </w:instrText>
+              <w:instrText xml:space="preserve"> PAGEREF _Toc225502773 \h </w:instrText>
             </w:r>
             <w:r>
               <w:rPr>
@@ -2244,7 +2244,7 @@
                 <w:noProof/>
                 <w:webHidden/>
               </w:rPr>
-              <w:t>11</w:t>
+              <w:t>12</w:t>
             </w:r>
             <w:r>
               <w:rPr>
@@ -2267,7 +2267,7 @@
               <w:lang w:eastAsia="hu-HU"/>
             </w:rPr>
           </w:pPr>
-          <w:hyperlink w:anchor="_Toc225495729" w:history="1">
+          <w:hyperlink w:anchor="_Toc225502774" w:history="1">
             <w:r>
               <w:rPr>
                 <w:rStyle w:val="Hiperhivatkozs"/>
@@ -2294,7 +2294,7 @@
                 <w:noProof/>
                 <w:webHidden/>
               </w:rPr>
-              <w:instrText xml:space="preserve"> PAGEREF _Toc225495729 \h </w:instrText>
+              <w:instrText xml:space="preserve"> PAGEREF _Toc225502774 \h </w:instrText>
             </w:r>
             <w:r>
               <w:rPr>
@@ -2337,7 +2337,7 @@
               <w:lang w:eastAsia="hu-HU"/>
             </w:rPr>
           </w:pPr>
-          <w:hyperlink w:anchor="_Toc225495730" w:history="1">
+          <w:hyperlink w:anchor="_Toc225502775" w:history="1">
             <w:r>
               <w:rPr>
                 <w:rStyle w:val="Hiperhivatkozs"/>
@@ -2365,7 +2365,7 @@
                 <w:noProof/>
                 <w:webHidden/>
               </w:rPr>
-              <w:instrText xml:space="preserve"> PAGEREF _Toc225495730 \h </w:instrText>
+              <w:instrText xml:space="preserve"> PAGEREF _Toc225502775 \h </w:instrText>
             </w:r>
             <w:r>
               <w:rPr>
@@ -2386,6 +2386,990 @@
                 <w:webHidden/>
               </w:rPr>
               <w:t>12</w:t>
+            </w:r>
+            <w:r>
+              <w:rPr>
+                <w:noProof/>
+                <w:webHidden/>
+              </w:rPr>
+              <w:fldChar w:fldCharType="end"/>
+            </w:r>
+          </w:hyperlink>
+        </w:p>
+        <w:p>
+          <w:pPr>
+            <w:pStyle w:val="TJ2"/>
+            <w:tabs>
+              <w:tab w:val="right" w:leader="dot" w:pos="8210"/>
+            </w:tabs>
+            <w:rPr>
+              <w:rFonts w:asciiTheme="minorHAnsi" w:eastAsiaTheme="minorEastAsia" w:hAnsiTheme="minorHAnsi"/>
+              <w:noProof/>
+              <w:lang w:eastAsia="hu-HU"/>
+            </w:rPr>
+          </w:pPr>
+          <w:hyperlink w:anchor="_Toc225502776" w:history="1">
+            <w:r>
+              <w:rPr>
+                <w:rStyle w:val="Hiperhivatkozs"/>
+                <w:noProof/>
+              </w:rPr>
+              <w:t>Bevezetés</w:t>
+            </w:r>
+            <w:r>
+              <w:rPr>
+                <w:noProof/>
+                <w:webHidden/>
+              </w:rPr>
+              <w:tab/>
+            </w:r>
+            <w:r>
+              <w:rPr>
+                <w:noProof/>
+                <w:webHidden/>
+              </w:rPr>
+              <w:fldChar w:fldCharType="begin"/>
+            </w:r>
+            <w:r>
+              <w:rPr>
+                <w:noProof/>
+                <w:webHidden/>
+              </w:rPr>
+              <w:instrText xml:space="preserve"> PAGEREF _Toc225502776 \h </w:instrText>
+            </w:r>
+            <w:r>
+              <w:rPr>
+                <w:noProof/>
+                <w:webHidden/>
+              </w:rPr>
+            </w:r>
+            <w:r>
+              <w:rPr>
+                <w:noProof/>
+                <w:webHidden/>
+              </w:rPr>
+              <w:fldChar w:fldCharType="separate"/>
+            </w:r>
+            <w:r>
+              <w:rPr>
+                <w:noProof/>
+                <w:webHidden/>
+              </w:rPr>
+              <w:t>12</w:t>
+            </w:r>
+            <w:r>
+              <w:rPr>
+                <w:noProof/>
+                <w:webHidden/>
+              </w:rPr>
+              <w:fldChar w:fldCharType="end"/>
+            </w:r>
+          </w:hyperlink>
+        </w:p>
+        <w:p>
+          <w:pPr>
+            <w:pStyle w:val="TJ2"/>
+            <w:tabs>
+              <w:tab w:val="right" w:leader="dot" w:pos="8210"/>
+            </w:tabs>
+            <w:rPr>
+              <w:rFonts w:asciiTheme="minorHAnsi" w:eastAsiaTheme="minorEastAsia" w:hAnsiTheme="minorHAnsi"/>
+              <w:noProof/>
+              <w:lang w:eastAsia="hu-HU"/>
+            </w:rPr>
+          </w:pPr>
+          <w:hyperlink w:anchor="_Toc225502777" w:history="1">
+            <w:r>
+              <w:rPr>
+                <w:rStyle w:val="Hiperhivatkozs"/>
+                <w:noProof/>
+              </w:rPr>
+              <w:t>API működési áttekintés</w:t>
+            </w:r>
+            <w:r>
+              <w:rPr>
+                <w:noProof/>
+                <w:webHidden/>
+              </w:rPr>
+              <w:tab/>
+            </w:r>
+            <w:r>
+              <w:rPr>
+                <w:noProof/>
+                <w:webHidden/>
+              </w:rPr>
+              <w:fldChar w:fldCharType="begin"/>
+            </w:r>
+            <w:r>
+              <w:rPr>
+                <w:noProof/>
+                <w:webHidden/>
+              </w:rPr>
+              <w:instrText xml:space="preserve"> PAGEREF _Toc225502777 \h </w:instrText>
+            </w:r>
+            <w:r>
+              <w:rPr>
+                <w:noProof/>
+                <w:webHidden/>
+              </w:rPr>
+            </w:r>
+            <w:r>
+              <w:rPr>
+                <w:noProof/>
+                <w:webHidden/>
+              </w:rPr>
+              <w:fldChar w:fldCharType="separate"/>
+            </w:r>
+            <w:r>
+              <w:rPr>
+                <w:noProof/>
+                <w:webHidden/>
+              </w:rPr>
+              <w:t>13</w:t>
+            </w:r>
+            <w:r>
+              <w:rPr>
+                <w:noProof/>
+                <w:webHidden/>
+              </w:rPr>
+              <w:fldChar w:fldCharType="end"/>
+            </w:r>
+          </w:hyperlink>
+        </w:p>
+        <w:p>
+          <w:pPr>
+            <w:pStyle w:val="TJ2"/>
+            <w:tabs>
+              <w:tab w:val="right" w:leader="dot" w:pos="8210"/>
+            </w:tabs>
+            <w:rPr>
+              <w:rFonts w:asciiTheme="minorHAnsi" w:eastAsiaTheme="minorEastAsia" w:hAnsiTheme="minorHAnsi"/>
+              <w:noProof/>
+              <w:lang w:eastAsia="hu-HU"/>
+            </w:rPr>
+          </w:pPr>
+          <w:hyperlink w:anchor="_Toc225502778" w:history="1">
+            <w:r>
+              <w:rPr>
+                <w:rStyle w:val="Hiperhivatkozs"/>
+                <w:noProof/>
+              </w:rPr>
+              <w:t>Autentikáció és JWT – Login folyamat</w:t>
+            </w:r>
+            <w:r>
+              <w:rPr>
+                <w:noProof/>
+                <w:webHidden/>
+              </w:rPr>
+              <w:tab/>
+            </w:r>
+            <w:r>
+              <w:rPr>
+                <w:noProof/>
+                <w:webHidden/>
+              </w:rPr>
+              <w:fldChar w:fldCharType="begin"/>
+            </w:r>
+            <w:r>
+              <w:rPr>
+                <w:noProof/>
+                <w:webHidden/>
+              </w:rPr>
+              <w:instrText xml:space="preserve"> PAGEREF _Toc225502778 \h </w:instrText>
+            </w:r>
+            <w:r>
+              <w:rPr>
+                <w:noProof/>
+                <w:webHidden/>
+              </w:rPr>
+            </w:r>
+            <w:r>
+              <w:rPr>
+                <w:noProof/>
+                <w:webHidden/>
+              </w:rPr>
+              <w:fldChar w:fldCharType="separate"/>
+            </w:r>
+            <w:r>
+              <w:rPr>
+                <w:noProof/>
+                <w:webHidden/>
+              </w:rPr>
+              <w:t>14</w:t>
+            </w:r>
+            <w:r>
+              <w:rPr>
+                <w:noProof/>
+                <w:webHidden/>
+              </w:rPr>
+              <w:fldChar w:fldCharType="end"/>
+            </w:r>
+          </w:hyperlink>
+        </w:p>
+        <w:p>
+          <w:pPr>
+            <w:pStyle w:val="TJ3"/>
+            <w:tabs>
+              <w:tab w:val="right" w:leader="dot" w:pos="8210"/>
+            </w:tabs>
+            <w:rPr>
+              <w:rFonts w:asciiTheme="minorHAnsi" w:eastAsiaTheme="minorEastAsia" w:hAnsiTheme="minorHAnsi"/>
+              <w:noProof/>
+              <w:lang w:eastAsia="hu-HU"/>
+            </w:rPr>
+          </w:pPr>
+          <w:hyperlink w:anchor="_Toc225502779" w:history="1">
+            <w:r>
+              <w:rPr>
+                <w:rStyle w:val="Hiperhivatkozs"/>
+                <w:noProof/>
+              </w:rPr>
+              <w:t>Login folyamat</w:t>
+            </w:r>
+            <w:r>
+              <w:rPr>
+                <w:noProof/>
+                <w:webHidden/>
+              </w:rPr>
+              <w:tab/>
+            </w:r>
+            <w:r>
+              <w:rPr>
+                <w:noProof/>
+                <w:webHidden/>
+              </w:rPr>
+              <w:fldChar w:fldCharType="begin"/>
+            </w:r>
+            <w:r>
+              <w:rPr>
+                <w:noProof/>
+                <w:webHidden/>
+              </w:rPr>
+              <w:instrText xml:space="preserve"> PAGEREF _Toc225502779 \h </w:instrText>
+            </w:r>
+            <w:r>
+              <w:rPr>
+                <w:noProof/>
+                <w:webHidden/>
+              </w:rPr>
+            </w:r>
+            <w:r>
+              <w:rPr>
+                <w:noProof/>
+                <w:webHidden/>
+              </w:rPr>
+              <w:fldChar w:fldCharType="separate"/>
+            </w:r>
+            <w:r>
+              <w:rPr>
+                <w:noProof/>
+                <w:webHidden/>
+              </w:rPr>
+              <w:t>14</w:t>
+            </w:r>
+            <w:r>
+              <w:rPr>
+                <w:noProof/>
+                <w:webHidden/>
+              </w:rPr>
+              <w:fldChar w:fldCharType="end"/>
+            </w:r>
+          </w:hyperlink>
+        </w:p>
+        <w:p>
+          <w:pPr>
+            <w:pStyle w:val="TJ3"/>
+            <w:tabs>
+              <w:tab w:val="right" w:leader="dot" w:pos="8210"/>
+            </w:tabs>
+            <w:rPr>
+              <w:rFonts w:asciiTheme="minorHAnsi" w:eastAsiaTheme="minorEastAsia" w:hAnsiTheme="minorHAnsi"/>
+              <w:noProof/>
+              <w:lang w:eastAsia="hu-HU"/>
+            </w:rPr>
+          </w:pPr>
+          <w:hyperlink w:anchor="_Toc225502780" w:history="1">
+            <w:r>
+              <w:rPr>
+                <w:rStyle w:val="Hiperhivatkozs"/>
+                <w:noProof/>
+              </w:rPr>
+              <w:t>Hibakezelés</w:t>
+            </w:r>
+            <w:r>
+              <w:rPr>
+                <w:noProof/>
+                <w:webHidden/>
+              </w:rPr>
+              <w:tab/>
+            </w:r>
+            <w:r>
+              <w:rPr>
+                <w:noProof/>
+                <w:webHidden/>
+              </w:rPr>
+              <w:fldChar w:fldCharType="begin"/>
+            </w:r>
+            <w:r>
+              <w:rPr>
+                <w:noProof/>
+                <w:webHidden/>
+              </w:rPr>
+              <w:instrText xml:space="preserve"> PAGEREF _Toc225502780 \h </w:instrText>
+            </w:r>
+            <w:r>
+              <w:rPr>
+                <w:noProof/>
+                <w:webHidden/>
+              </w:rPr>
+            </w:r>
+            <w:r>
+              <w:rPr>
+                <w:noProof/>
+                <w:webHidden/>
+              </w:rPr>
+              <w:fldChar w:fldCharType="separate"/>
+            </w:r>
+            <w:r>
+              <w:rPr>
+                <w:noProof/>
+                <w:webHidden/>
+              </w:rPr>
+              <w:t>15</w:t>
+            </w:r>
+            <w:r>
+              <w:rPr>
+                <w:noProof/>
+                <w:webHidden/>
+              </w:rPr>
+              <w:fldChar w:fldCharType="end"/>
+            </w:r>
+          </w:hyperlink>
+        </w:p>
+        <w:p>
+          <w:pPr>
+            <w:pStyle w:val="TJ2"/>
+            <w:tabs>
+              <w:tab w:val="right" w:leader="dot" w:pos="8210"/>
+            </w:tabs>
+            <w:rPr>
+              <w:rFonts w:asciiTheme="minorHAnsi" w:eastAsiaTheme="minorEastAsia" w:hAnsiTheme="minorHAnsi"/>
+              <w:noProof/>
+              <w:lang w:eastAsia="hu-HU"/>
+            </w:rPr>
+          </w:pPr>
+          <w:hyperlink w:anchor="_Toc225502781" w:history="1">
+            <w:r>
+              <w:rPr>
+                <w:rStyle w:val="Hiperhivatkozs"/>
+                <w:noProof/>
+              </w:rPr>
+              <w:t>Az Activities API szerepe és működése</w:t>
+            </w:r>
+            <w:r>
+              <w:rPr>
+                <w:noProof/>
+                <w:webHidden/>
+              </w:rPr>
+              <w:tab/>
+            </w:r>
+            <w:r>
+              <w:rPr>
+                <w:noProof/>
+                <w:webHidden/>
+              </w:rPr>
+              <w:fldChar w:fldCharType="begin"/>
+            </w:r>
+            <w:r>
+              <w:rPr>
+                <w:noProof/>
+                <w:webHidden/>
+              </w:rPr>
+              <w:instrText xml:space="preserve"> PAGEREF _Toc225502781 \h </w:instrText>
+            </w:r>
+            <w:r>
+              <w:rPr>
+                <w:noProof/>
+                <w:webHidden/>
+              </w:rPr>
+            </w:r>
+            <w:r>
+              <w:rPr>
+                <w:noProof/>
+                <w:webHidden/>
+              </w:rPr>
+              <w:fldChar w:fldCharType="separate"/>
+            </w:r>
+            <w:r>
+              <w:rPr>
+                <w:noProof/>
+                <w:webHidden/>
+              </w:rPr>
+              <w:t>15</w:t>
+            </w:r>
+            <w:r>
+              <w:rPr>
+                <w:noProof/>
+                <w:webHidden/>
+              </w:rPr>
+              <w:fldChar w:fldCharType="end"/>
+            </w:r>
+          </w:hyperlink>
+        </w:p>
+        <w:p>
+          <w:pPr>
+            <w:pStyle w:val="TJ2"/>
+            <w:tabs>
+              <w:tab w:val="right" w:leader="dot" w:pos="8210"/>
+            </w:tabs>
+            <w:rPr>
+              <w:rFonts w:asciiTheme="minorHAnsi" w:eastAsiaTheme="minorEastAsia" w:hAnsiTheme="minorHAnsi"/>
+              <w:noProof/>
+              <w:lang w:eastAsia="hu-HU"/>
+            </w:rPr>
+          </w:pPr>
+          <w:hyperlink w:anchor="_Toc225502782" w:history="1">
+            <w:r>
+              <w:rPr>
+                <w:rStyle w:val="Hiperhivatkozs"/>
+                <w:noProof/>
+              </w:rPr>
+              <w:t>Activities végpontok</w:t>
+            </w:r>
+            <w:r>
+              <w:rPr>
+                <w:noProof/>
+                <w:webHidden/>
+              </w:rPr>
+              <w:tab/>
+            </w:r>
+            <w:r>
+              <w:rPr>
+                <w:noProof/>
+                <w:webHidden/>
+              </w:rPr>
+              <w:fldChar w:fldCharType="begin"/>
+            </w:r>
+            <w:r>
+              <w:rPr>
+                <w:noProof/>
+                <w:webHidden/>
+              </w:rPr>
+              <w:instrText xml:space="preserve"> PAGEREF _Toc225502782 \h </w:instrText>
+            </w:r>
+            <w:r>
+              <w:rPr>
+                <w:noProof/>
+                <w:webHidden/>
+              </w:rPr>
+            </w:r>
+            <w:r>
+              <w:rPr>
+                <w:noProof/>
+                <w:webHidden/>
+              </w:rPr>
+              <w:fldChar w:fldCharType="separate"/>
+            </w:r>
+            <w:r>
+              <w:rPr>
+                <w:noProof/>
+                <w:webHidden/>
+              </w:rPr>
+              <w:t>16</w:t>
+            </w:r>
+            <w:r>
+              <w:rPr>
+                <w:noProof/>
+                <w:webHidden/>
+              </w:rPr>
+              <w:fldChar w:fldCharType="end"/>
+            </w:r>
+          </w:hyperlink>
+        </w:p>
+        <w:p>
+          <w:pPr>
+            <w:pStyle w:val="TJ3"/>
+            <w:tabs>
+              <w:tab w:val="right" w:leader="dot" w:pos="8210"/>
+            </w:tabs>
+            <w:rPr>
+              <w:rFonts w:asciiTheme="minorHAnsi" w:eastAsiaTheme="minorEastAsia" w:hAnsiTheme="minorHAnsi"/>
+              <w:noProof/>
+              <w:lang w:eastAsia="hu-HU"/>
+            </w:rPr>
+          </w:pPr>
+          <w:hyperlink w:anchor="_Toc225502783" w:history="1">
+            <w:r>
+              <w:rPr>
+                <w:rStyle w:val="Hiperhivatkozs"/>
+                <w:bCs/>
+                <w:noProof/>
+              </w:rPr>
+              <w:t>Activities lekérdezése</w:t>
+            </w:r>
+            <w:r>
+              <w:rPr>
+                <w:noProof/>
+                <w:webHidden/>
+              </w:rPr>
+              <w:tab/>
+            </w:r>
+            <w:r>
+              <w:rPr>
+                <w:noProof/>
+                <w:webHidden/>
+              </w:rPr>
+              <w:fldChar w:fldCharType="begin"/>
+            </w:r>
+            <w:r>
+              <w:rPr>
+                <w:noProof/>
+                <w:webHidden/>
+              </w:rPr>
+              <w:instrText xml:space="preserve"> PAGEREF _Toc225502783 \h </w:instrText>
+            </w:r>
+            <w:r>
+              <w:rPr>
+                <w:noProof/>
+                <w:webHidden/>
+              </w:rPr>
+            </w:r>
+            <w:r>
+              <w:rPr>
+                <w:noProof/>
+                <w:webHidden/>
+              </w:rPr>
+              <w:fldChar w:fldCharType="separate"/>
+            </w:r>
+            <w:r>
+              <w:rPr>
+                <w:noProof/>
+                <w:webHidden/>
+              </w:rPr>
+              <w:t>16</w:t>
+            </w:r>
+            <w:r>
+              <w:rPr>
+                <w:noProof/>
+                <w:webHidden/>
+              </w:rPr>
+              <w:fldChar w:fldCharType="end"/>
+            </w:r>
+          </w:hyperlink>
+        </w:p>
+        <w:p>
+          <w:pPr>
+            <w:pStyle w:val="TJ3"/>
+            <w:tabs>
+              <w:tab w:val="right" w:leader="dot" w:pos="8210"/>
+            </w:tabs>
+            <w:rPr>
+              <w:rFonts w:asciiTheme="minorHAnsi" w:eastAsiaTheme="minorEastAsia" w:hAnsiTheme="minorHAnsi"/>
+              <w:noProof/>
+              <w:lang w:eastAsia="hu-HU"/>
+            </w:rPr>
+          </w:pPr>
+          <w:hyperlink w:anchor="_Toc225502784" w:history="1">
+            <w:r>
+              <w:rPr>
+                <w:rStyle w:val="Hiperhivatkozs"/>
+                <w:noProof/>
+              </w:rPr>
+              <w:t>Szokások lekérdezése</w:t>
+            </w:r>
+            <w:r>
+              <w:rPr>
+                <w:noProof/>
+                <w:webHidden/>
+              </w:rPr>
+              <w:tab/>
+            </w:r>
+            <w:r>
+              <w:rPr>
+                <w:noProof/>
+                <w:webHidden/>
+              </w:rPr>
+              <w:fldChar w:fldCharType="begin"/>
+            </w:r>
+            <w:r>
+              <w:rPr>
+                <w:noProof/>
+                <w:webHidden/>
+              </w:rPr>
+              <w:instrText xml:space="preserve"> PAGEREF _Toc225502784 \h </w:instrText>
+            </w:r>
+            <w:r>
+              <w:rPr>
+                <w:noProof/>
+                <w:webHidden/>
+              </w:rPr>
+            </w:r>
+            <w:r>
+              <w:rPr>
+                <w:noProof/>
+                <w:webHidden/>
+              </w:rPr>
+              <w:fldChar w:fldCharType="separate"/>
+            </w:r>
+            <w:r>
+              <w:rPr>
+                <w:noProof/>
+                <w:webHidden/>
+              </w:rPr>
+              <w:t>17</w:t>
+            </w:r>
+            <w:r>
+              <w:rPr>
+                <w:noProof/>
+                <w:webHidden/>
+              </w:rPr>
+              <w:fldChar w:fldCharType="end"/>
+            </w:r>
+          </w:hyperlink>
+        </w:p>
+        <w:p>
+          <w:pPr>
+            <w:pStyle w:val="TJ3"/>
+            <w:tabs>
+              <w:tab w:val="right" w:leader="dot" w:pos="8210"/>
+            </w:tabs>
+            <w:rPr>
+              <w:rFonts w:asciiTheme="minorHAnsi" w:eastAsiaTheme="minorEastAsia" w:hAnsiTheme="minorHAnsi"/>
+              <w:noProof/>
+              <w:lang w:eastAsia="hu-HU"/>
+            </w:rPr>
+          </w:pPr>
+          <w:hyperlink w:anchor="_Toc225502785" w:history="1">
+            <w:r>
+              <w:rPr>
+                <w:rStyle w:val="Hiperhivatkozs"/>
+                <w:bCs/>
+                <w:noProof/>
+              </w:rPr>
+              <w:t>Új activity létrehozása (POST /napicsepp/activities)</w:t>
+            </w:r>
+            <w:r>
+              <w:rPr>
+                <w:noProof/>
+                <w:webHidden/>
+              </w:rPr>
+              <w:tab/>
+            </w:r>
+            <w:r>
+              <w:rPr>
+                <w:noProof/>
+                <w:webHidden/>
+              </w:rPr>
+              <w:fldChar w:fldCharType="begin"/>
+            </w:r>
+            <w:r>
+              <w:rPr>
+                <w:noProof/>
+                <w:webHidden/>
+              </w:rPr>
+              <w:instrText xml:space="preserve"> PAGEREF _Toc225502785 \h </w:instrText>
+            </w:r>
+            <w:r>
+              <w:rPr>
+                <w:noProof/>
+                <w:webHidden/>
+              </w:rPr>
+            </w:r>
+            <w:r>
+              <w:rPr>
+                <w:noProof/>
+                <w:webHidden/>
+              </w:rPr>
+              <w:fldChar w:fldCharType="separate"/>
+            </w:r>
+            <w:r>
+              <w:rPr>
+                <w:noProof/>
+                <w:webHidden/>
+              </w:rPr>
+              <w:t>18</w:t>
+            </w:r>
+            <w:r>
+              <w:rPr>
+                <w:noProof/>
+                <w:webHidden/>
+              </w:rPr>
+              <w:fldChar w:fldCharType="end"/>
+            </w:r>
+          </w:hyperlink>
+        </w:p>
+        <w:p>
+          <w:pPr>
+            <w:pStyle w:val="TJ3"/>
+            <w:tabs>
+              <w:tab w:val="right" w:leader="dot" w:pos="8210"/>
+            </w:tabs>
+            <w:rPr>
+              <w:rFonts w:asciiTheme="minorHAnsi" w:eastAsiaTheme="minorEastAsia" w:hAnsiTheme="minorHAnsi"/>
+              <w:noProof/>
+              <w:lang w:eastAsia="hu-HU"/>
+            </w:rPr>
+          </w:pPr>
+          <w:hyperlink w:anchor="_Toc225502786" w:history="1">
+            <w:r>
+              <w:rPr>
+                <w:rStyle w:val="Hiperhivatkozs"/>
+                <w:bCs/>
+                <w:noProof/>
+              </w:rPr>
+              <w:t>Activity módosítása (PUT /napicsepp/activities/:id)</w:t>
+            </w:r>
+            <w:r>
+              <w:rPr>
+                <w:noProof/>
+                <w:webHidden/>
+              </w:rPr>
+              <w:tab/>
+            </w:r>
+            <w:r>
+              <w:rPr>
+                <w:noProof/>
+                <w:webHidden/>
+              </w:rPr>
+              <w:fldChar w:fldCharType="begin"/>
+            </w:r>
+            <w:r>
+              <w:rPr>
+                <w:noProof/>
+                <w:webHidden/>
+              </w:rPr>
+              <w:instrText xml:space="preserve"> PAGEREF _Toc225502786 \h </w:instrText>
+            </w:r>
+            <w:r>
+              <w:rPr>
+                <w:noProof/>
+                <w:webHidden/>
+              </w:rPr>
+            </w:r>
+            <w:r>
+              <w:rPr>
+                <w:noProof/>
+                <w:webHidden/>
+              </w:rPr>
+              <w:fldChar w:fldCharType="separate"/>
+            </w:r>
+            <w:r>
+              <w:rPr>
+                <w:noProof/>
+                <w:webHidden/>
+              </w:rPr>
+              <w:t>19</w:t>
+            </w:r>
+            <w:r>
+              <w:rPr>
+                <w:noProof/>
+                <w:webHidden/>
+              </w:rPr>
+              <w:fldChar w:fldCharType="end"/>
+            </w:r>
+          </w:hyperlink>
+        </w:p>
+        <w:p>
+          <w:pPr>
+            <w:pStyle w:val="TJ3"/>
+            <w:tabs>
+              <w:tab w:val="right" w:leader="dot" w:pos="8210"/>
+            </w:tabs>
+            <w:rPr>
+              <w:rFonts w:asciiTheme="minorHAnsi" w:eastAsiaTheme="minorEastAsia" w:hAnsiTheme="minorHAnsi"/>
+              <w:noProof/>
+              <w:lang w:eastAsia="hu-HU"/>
+            </w:rPr>
+          </w:pPr>
+          <w:hyperlink w:anchor="_Toc225502787" w:history="1">
+            <w:r>
+              <w:rPr>
+                <w:rStyle w:val="Hiperhivatkozs"/>
+                <w:bCs/>
+                <w:noProof/>
+              </w:rPr>
+              <w:t>5. Activity törlése (DELETE /napicsepp/activities/:id)</w:t>
+            </w:r>
+            <w:r>
+              <w:rPr>
+                <w:noProof/>
+                <w:webHidden/>
+              </w:rPr>
+              <w:tab/>
+            </w:r>
+            <w:r>
+              <w:rPr>
+                <w:noProof/>
+                <w:webHidden/>
+              </w:rPr>
+              <w:fldChar w:fldCharType="begin"/>
+            </w:r>
+            <w:r>
+              <w:rPr>
+                <w:noProof/>
+                <w:webHidden/>
+              </w:rPr>
+              <w:instrText xml:space="preserve"> PAGEREF _Toc225502787 \h </w:instrText>
+            </w:r>
+            <w:r>
+              <w:rPr>
+                <w:noProof/>
+                <w:webHidden/>
+              </w:rPr>
+            </w:r>
+            <w:r>
+              <w:rPr>
+                <w:noProof/>
+                <w:webHidden/>
+              </w:rPr>
+              <w:fldChar w:fldCharType="separate"/>
+            </w:r>
+            <w:r>
+              <w:rPr>
+                <w:noProof/>
+                <w:webHidden/>
+              </w:rPr>
+              <w:t>20</w:t>
+            </w:r>
+            <w:r>
+              <w:rPr>
+                <w:noProof/>
+                <w:webHidden/>
+              </w:rPr>
+              <w:fldChar w:fldCharType="end"/>
+            </w:r>
+          </w:hyperlink>
+        </w:p>
+        <w:p>
+          <w:pPr>
+            <w:pStyle w:val="TJ3"/>
+            <w:tabs>
+              <w:tab w:val="right" w:leader="dot" w:pos="8210"/>
+            </w:tabs>
+            <w:rPr>
+              <w:rFonts w:asciiTheme="minorHAnsi" w:eastAsiaTheme="minorEastAsia" w:hAnsiTheme="minorHAnsi"/>
+              <w:noProof/>
+              <w:lang w:eastAsia="hu-HU"/>
+            </w:rPr>
+          </w:pPr>
+          <w:hyperlink w:anchor="_Toc225502788" w:history="1">
+            <w:r>
+              <w:rPr>
+                <w:rStyle w:val="Hiperhivatkozs"/>
+                <w:noProof/>
+              </w:rPr>
+              <w:t>Szerepkörök és jogosultságok</w:t>
+            </w:r>
+            <w:r>
+              <w:rPr>
+                <w:noProof/>
+                <w:webHidden/>
+              </w:rPr>
+              <w:tab/>
+            </w:r>
+            <w:r>
+              <w:rPr>
+                <w:noProof/>
+                <w:webHidden/>
+              </w:rPr>
+              <w:fldChar w:fldCharType="begin"/>
+            </w:r>
+            <w:r>
+              <w:rPr>
+                <w:noProof/>
+                <w:webHidden/>
+              </w:rPr>
+              <w:instrText xml:space="preserve"> PAGEREF _Toc225502788 \h </w:instrText>
+            </w:r>
+            <w:r>
+              <w:rPr>
+                <w:noProof/>
+                <w:webHidden/>
+              </w:rPr>
+            </w:r>
+            <w:r>
+              <w:rPr>
+                <w:noProof/>
+                <w:webHidden/>
+              </w:rPr>
+              <w:fldChar w:fldCharType="separate"/>
+            </w:r>
+            <w:r>
+              <w:rPr>
+                <w:noProof/>
+                <w:webHidden/>
+              </w:rPr>
+              <w:t>20</w:t>
+            </w:r>
+            <w:r>
+              <w:rPr>
+                <w:noProof/>
+                <w:webHidden/>
+              </w:rPr>
+              <w:fldChar w:fldCharType="end"/>
+            </w:r>
+          </w:hyperlink>
+        </w:p>
+        <w:p>
+          <w:pPr>
+            <w:pStyle w:val="TJ2"/>
+            <w:tabs>
+              <w:tab w:val="right" w:leader="dot" w:pos="8210"/>
+            </w:tabs>
+            <w:rPr>
+              <w:rFonts w:asciiTheme="minorHAnsi" w:eastAsiaTheme="minorEastAsia" w:hAnsiTheme="minorHAnsi"/>
+              <w:noProof/>
+              <w:lang w:eastAsia="hu-HU"/>
+            </w:rPr>
+          </w:pPr>
+          <w:hyperlink w:anchor="_Toc225502789" w:history="1">
+            <w:r>
+              <w:rPr>
+                <w:rStyle w:val="Hiperhivatkozs"/>
+                <w:noProof/>
+              </w:rPr>
+              <w:t>Manuális tesztek</w:t>
+            </w:r>
+            <w:r>
+              <w:rPr>
+                <w:noProof/>
+                <w:webHidden/>
+              </w:rPr>
+              <w:tab/>
+            </w:r>
+            <w:r>
+              <w:rPr>
+                <w:noProof/>
+                <w:webHidden/>
+              </w:rPr>
+              <w:fldChar w:fldCharType="begin"/>
+            </w:r>
+            <w:r>
+              <w:rPr>
+                <w:noProof/>
+                <w:webHidden/>
+              </w:rPr>
+              <w:instrText xml:space="preserve"> PAGEREF _Toc225502789 \h </w:instrText>
+            </w:r>
+            <w:r>
+              <w:rPr>
+                <w:noProof/>
+                <w:webHidden/>
+              </w:rPr>
+            </w:r>
+            <w:r>
+              <w:rPr>
+                <w:noProof/>
+                <w:webHidden/>
+              </w:rPr>
+              <w:fldChar w:fldCharType="separate"/>
+            </w:r>
+            <w:r>
+              <w:rPr>
+                <w:noProof/>
+                <w:webHidden/>
+              </w:rPr>
+              <w:t>21</w:t>
             </w:r>
             <w:r>
               <w:rPr>
@@ -2412,7 +3396,7 @@
         <w:pStyle w:val="Cmsor1"/>
         <w:ind w:firstLine="0"/>
       </w:pPr>
-      <w:bookmarkStart w:id="0" w:name="_Toc225495701"/>
+      <w:bookmarkStart w:id="0" w:name="_Toc225502746"/>
       <w:r>
         <w:t>Fejlesztői dokumentáció</w:t>
       </w:r>
@@ -2426,7 +3410,7 @@
           <w:bCs/>
         </w:rPr>
       </w:pPr>
-      <w:bookmarkStart w:id="1" w:name="_Toc225495702"/>
+      <w:bookmarkStart w:id="1" w:name="_Toc225502747"/>
       <w:r>
         <w:rPr>
           <w:bCs/>
@@ -2442,6 +3426,7 @@
     </w:p>
     <w:p>
       <w:r>
+        <w:lastRenderedPageBreak/>
         <w:t xml:space="preserve">A frontend fejlesztésért </w:t>
       </w:r>
       <w:proofErr w:type="spellStart"/>
@@ -2482,7 +3467,7 @@
         <w:pStyle w:val="Cmsor2"/>
         <w:ind w:firstLine="0"/>
       </w:pPr>
-      <w:bookmarkStart w:id="2" w:name="_Toc225495703"/>
+      <w:bookmarkStart w:id="2" w:name="_Toc225502748"/>
       <w:r>
         <w:t>Fejlesztés során használt technológiák</w:t>
       </w:r>
@@ -2492,7 +3477,7 @@
       <w:pPr>
         <w:pStyle w:val="Cmsor3"/>
       </w:pPr>
-      <w:bookmarkStart w:id="3" w:name="_Toc225495704"/>
+      <w:bookmarkStart w:id="3" w:name="_Toc225502749"/>
       <w:r>
         <w:t>Backend technológiák</w:t>
       </w:r>
@@ -2535,6 +3520,7 @@
         <w:spacing w:after="160" w:line="278" w:lineRule="auto"/>
       </w:pPr>
       <w:r>
+        <w:lastRenderedPageBreak/>
         <w:t xml:space="preserve">A backend felépítése az Express.js keretrendszerre épül, amely lehetővé teszi egy jól strukturált REST API kialakítását. Az alkalmazás különböző végpontokon keresztül biztosítja az adatok elérését, ahol minden kérés egy meghatározott feldolgozási láncon halad végig. Ebben a folyamatban fontos szerepet játszanak a </w:t>
       </w:r>
       <w:proofErr w:type="spellStart"/>
@@ -2574,7 +3560,7 @@
       <w:pPr>
         <w:pStyle w:val="Cmsor3"/>
       </w:pPr>
-      <w:bookmarkStart w:id="4" w:name="_Toc225495705"/>
+      <w:bookmarkStart w:id="4" w:name="_Toc225502750"/>
       <w:r>
         <w:t>Frontend technológiák</w:t>
       </w:r>
@@ -2656,74 +3642,174 @@
       <w:pPr>
         <w:pStyle w:val="Cmsor3"/>
       </w:pPr>
-      <w:bookmarkStart w:id="5" w:name="_Toc225495706"/>
+      <w:bookmarkStart w:id="5" w:name="_Toc225502751"/>
+      <w:r>
+        <w:t>Adatbázis és adatkezelés</w:t>
+      </w:r>
+      <w:bookmarkEnd w:id="5"/>
+    </w:p>
+    <w:p>
+      <w:pPr>
+        <w:spacing w:after="160" w:line="278" w:lineRule="auto"/>
+      </w:pPr>
+      <w:r>
+        <w:t xml:space="preserve">Az alkalmazás adatainak tárolása relációs adatbázisban történik, amelyhez </w:t>
+      </w:r>
+      <w:proofErr w:type="spellStart"/>
+      <w:r>
+        <w:t>MySQL</w:t>
+      </w:r>
+      <w:proofErr w:type="spellEnd"/>
+      <w:r>
+        <w:t xml:space="preserve"> került kiválasztásra. A relációs modell lehetővé teszi az adatok strukturált kezelését, valamint a különböző entitások közötti kapcsolatok egyértelmű definiálását. Ez különösen fontos olyan rendszerekben, ahol az adatok egymásra épülnek.</w:t>
+      </w:r>
+    </w:p>
+    <w:p>
+      <w:pPr>
+        <w:spacing w:after="160" w:line="278" w:lineRule="auto"/>
+      </w:pPr>
+      <w:r>
+        <w:t>Az adatbázis és a backend közötti kommunikáció során SQL lekérdezések kerülnek alkalmazásra, amelyek segítségével az adatok lekérdezése, módosítása és törlése történik. A backend feladata, hogy biztosítsa az adatok konzisztenciáját, valamint megakadályozza a hibás vagy jogosulatlan módosításokat. Az adatkezelés során fontos szempont az is, hogy a lekérdezések hatékonyak legyenek, így az alkalmazás nagyobb adatmennyiség esetén is megfelelő teljesítményt nyújtson.</w:t>
+      </w:r>
+    </w:p>
+    <w:p>
+      <w:pPr>
+        <w:pStyle w:val="Cmsor3"/>
+      </w:pPr>
+      <w:bookmarkStart w:id="6" w:name="_Toc225502752"/>
+      <w:proofErr w:type="spellStart"/>
+      <w:r>
+        <w:t>Konténerizáció</w:t>
+      </w:r>
+      <w:proofErr w:type="spellEnd"/>
+      <w:r>
+        <w:t xml:space="preserve"> és futtatási környezet</w:t>
+      </w:r>
+      <w:bookmarkEnd w:id="6"/>
+    </w:p>
+    <w:p>
+      <w:pPr>
+        <w:spacing w:after="160" w:line="278" w:lineRule="auto"/>
+      </w:pPr>
+      <w:r>
+        <w:t xml:space="preserve">Az alkalmazás </w:t>
+      </w:r>
+      <w:proofErr w:type="spellStart"/>
+      <w:r>
+        <w:t>konténerizált</w:t>
+      </w:r>
+      <w:proofErr w:type="spellEnd"/>
+      <w:r>
+        <w:t xml:space="preserve"> formában fut Docker segítségével, amely egységes futtatási környezetet biztosít. Ez azt jelenti, hogy a fejlesztői, tesztelési és éles </w:t>
+      </w:r>
       <w:r>
         <w:lastRenderedPageBreak/>
-        <w:t>Adatbázis és adatkezelés</w:t>
-      </w:r>
-      <w:bookmarkEnd w:id="5"/>
+        <w:t xml:space="preserve">környezet között nem alakulnak ki eltérések, így elkerülhetők az úgynevezett „nálam működik” típusú problémák. A </w:t>
+      </w:r>
+      <w:proofErr w:type="spellStart"/>
+      <w:r>
+        <w:t>konténerizáció</w:t>
+      </w:r>
+      <w:proofErr w:type="spellEnd"/>
+      <w:r>
+        <w:t xml:space="preserve"> lehetővé teszi az alkalmazás gyors telepítését és egyszerűbb skálázását is.</w:t>
+      </w:r>
     </w:p>
     <w:p>
       <w:pPr>
         <w:spacing w:after="160" w:line="278" w:lineRule="auto"/>
       </w:pPr>
       <w:r>
-        <w:t xml:space="preserve">Az alkalmazás adatainak tárolása relációs adatbázisban történik, amelyhez </w:t>
-      </w:r>
-      <w:proofErr w:type="spellStart"/>
-      <w:r>
-        <w:t>MySQL</w:t>
-      </w:r>
-      <w:proofErr w:type="spellEnd"/>
-      <w:r>
-        <w:t xml:space="preserve"> került kiválasztásra. A relációs modell lehetővé teszi az adatok strukturált kezelését, valamint a különböző entitások közötti kapcsolatok egyértelmű definiálását. Ez különösen fontos olyan rendszerekben, ahol az adatok egymásra épülnek.</w:t>
-      </w:r>
+        <w:t>A Docker használata hozzájárul a rendszer modularitásához, mivel az egyes szolgáltatások külön konténerekben futtathatók. Ez a megközelítés megkönnyíti a rendszer karbantartását és továbbfejlesztését.</w:t>
+      </w:r>
+    </w:p>
+    <w:p>
+      <w:pPr>
+        <w:pStyle w:val="Cmsor3"/>
+      </w:pPr>
+      <w:bookmarkStart w:id="7" w:name="_Toc225502753"/>
+      <w:r>
+        <w:t>Verziókövetés és fejlesztési folyamat</w:t>
+      </w:r>
+      <w:bookmarkEnd w:id="7"/>
     </w:p>
     <w:p>
       <w:pPr>
         <w:spacing w:after="160" w:line="278" w:lineRule="auto"/>
       </w:pPr>
       <w:r>
-        <w:t>Az adatbázis és a backend közötti kommunikáció során SQL lekérdezések kerülnek alkalmazásra, amelyek segítségével az adatok lekérdezése, módosítása és törlése történik. A backend feladata, hogy biztosítsa az adatok konzisztenciáját, valamint megakadályozza a hibás vagy jogosulatlan módosításokat. Az adatkezelés során fontos szempont az is, hogy a lekérdezések hatékonyak legyenek, így az alkalmazás nagyobb adatmennyiség esetén is megfelelő teljesítményt nyújtson.</w:t>
+        <w:t xml:space="preserve">A fejlesztés során </w:t>
+      </w:r>
+      <w:proofErr w:type="spellStart"/>
+      <w:r>
+        <w:t>Git</w:t>
+      </w:r>
+      <w:proofErr w:type="spellEnd"/>
+      <w:r>
+        <w:t xml:space="preserve"> alapú verziókövetés került alkalmazásra, a projekt tárolása GitHub platformon történik. Ez lehetővé teszi a kódváltozások részletes nyomon követését, valamint biztosítja, hogy a fejlesztési folyamat visszakövethető legyen. A verziókezelés támogatja a párhuzamos fejlesztést is, így több funkció egyidejűleg dolgozható ki anélkül, hogy azok egymást zavarnák.</w:t>
+      </w:r>
+    </w:p>
+    <w:p>
+      <w:pPr>
+        <w:spacing w:after="160" w:line="278" w:lineRule="auto"/>
+      </w:pPr>
+      <w:r>
+        <w:t>A verziókövetés szerepe nemcsak a fejlesztés során fontos, hanem hibakeresés esetén is, mivel lehetővé teszi korábbi állapotok visszaállítását.</w:t>
       </w:r>
     </w:p>
     <w:p>
       <w:pPr>
         <w:pStyle w:val="Cmsor3"/>
       </w:pPr>
-      <w:bookmarkStart w:id="6" w:name="_Toc225495707"/>
-      <w:proofErr w:type="spellStart"/>
-      <w:r>
-        <w:t>Konténerizáció</w:t>
-      </w:r>
-      <w:proofErr w:type="spellEnd"/>
-      <w:r>
-        <w:t xml:space="preserve"> és futtatási környezet</w:t>
-      </w:r>
-      <w:bookmarkEnd w:id="6"/>
+      <w:bookmarkStart w:id="8" w:name="_Toc225502754"/>
+      <w:proofErr w:type="spellStart"/>
+      <w:r>
+        <w:t>Autentikáció</w:t>
+      </w:r>
+      <w:proofErr w:type="spellEnd"/>
+      <w:r>
+        <w:t xml:space="preserve"> és biztonság (JWT)</w:t>
+      </w:r>
+      <w:bookmarkEnd w:id="8"/>
     </w:p>
     <w:p>
       <w:pPr>
         <w:spacing w:after="160" w:line="278" w:lineRule="auto"/>
       </w:pPr>
       <w:r>
-        <w:t xml:space="preserve">Az alkalmazás </w:t>
-      </w:r>
-      <w:proofErr w:type="spellStart"/>
-      <w:r>
-        <w:t>konténerizált</w:t>
-      </w:r>
-      <w:proofErr w:type="spellEnd"/>
-      <w:r>
-        <w:t xml:space="preserve"> formában fut Docker segítségével, amely egységes futtatási környezetet biztosít. Ez azt jelenti, hogy a fejlesztői, tesztelési és éles környezet között nem alakulnak ki eltérések, így elkerülhetők az úgynevezett „nálam működik” típusú problémák. A </w:t>
-      </w:r>
-      <w:proofErr w:type="spellStart"/>
-      <w:r>
-        <w:t>konténerizáció</w:t>
-      </w:r>
-      <w:proofErr w:type="spellEnd"/>
-      <w:r>
-        <w:t xml:space="preserve"> lehetővé teszi az alkalmazás gyors telepítését és egyszerűbb skálázását is.</w:t>
+        <w:t xml:space="preserve">A rendszer biztonságos működésének érdekében a felhasználók azonosítása JSON Web </w:t>
+      </w:r>
+      <w:proofErr w:type="spellStart"/>
+      <w:r>
+        <w:t>Token</w:t>
+      </w:r>
+      <w:proofErr w:type="spellEnd"/>
+      <w:r>
+        <w:t xml:space="preserve"> alapú </w:t>
+      </w:r>
+      <w:proofErr w:type="spellStart"/>
+      <w:r>
+        <w:t>autentikációval</w:t>
+      </w:r>
+      <w:proofErr w:type="spellEnd"/>
+      <w:r>
+        <w:t xml:space="preserve"> történik. Ez egy állapotmentes megoldás, amely során a szerver nem tárolja a felhasználói session adatokat, hanem minden szükséges információt a </w:t>
+      </w:r>
+      <w:proofErr w:type="spellStart"/>
+      <w:r>
+        <w:t>token</w:t>
+      </w:r>
+      <w:proofErr w:type="spellEnd"/>
+      <w:r>
+        <w:t xml:space="preserve"> tartalmaz. A </w:t>
+      </w:r>
+      <w:proofErr w:type="spellStart"/>
+      <w:r>
+        <w:t>token</w:t>
+      </w:r>
+      <w:proofErr w:type="spellEnd"/>
+      <w:r>
+        <w:t xml:space="preserve"> létrehozása a bejelentkezés során történik, amikor a felhasználó megadja az azonosításhoz szükséges adatokat.</w:t>
       </w:r>
     </w:p>
     <w:p>
@@ -2731,144 +3817,46 @@
         <w:spacing w:after="160" w:line="278" w:lineRule="auto"/>
       </w:pPr>
       <w:r>
-        <w:t>A Docker használata hozzájárul a rendszer modularitásához, mivel az egyes szolgáltatások külön konténerekben futtathatók. Ez a megközelítés megkönnyíti a rendszer karbantartását és továbbfejlesztését.</w:t>
+        <w:t xml:space="preserve">A </w:t>
+      </w:r>
+      <w:proofErr w:type="spellStart"/>
+      <w:r>
+        <w:t>token</w:t>
+      </w:r>
+      <w:proofErr w:type="spellEnd"/>
+      <w:r>
+        <w:t xml:space="preserve"> tartalmazza a felhasználó azonosítóját, valamint az érvényességi időre vonatkozó adatokat, így biztosítható, hogy a hozzáférés időben korlátozott legyen. A frontend a </w:t>
+      </w:r>
+      <w:proofErr w:type="spellStart"/>
+      <w:r>
+        <w:t>tokent</w:t>
+      </w:r>
+      <w:proofErr w:type="spellEnd"/>
+      <w:r>
+        <w:t xml:space="preserve"> eltárolja, és minden védett kérés során elküldi a szerver felé. A backend minden egyes ilyen kérésnél ellenőrzi a </w:t>
+      </w:r>
+      <w:proofErr w:type="spellStart"/>
+      <w:r>
+        <w:t>token</w:t>
+      </w:r>
+      <w:proofErr w:type="spellEnd"/>
+      <w:r>
+        <w:t xml:space="preserve"> érvényességét, és csak sikeres ellenőrzés esetén engedélyezi a hozzáférést.</w:t>
+      </w:r>
+    </w:p>
+    <w:p>
+      <w:pPr>
+        <w:spacing w:after="160" w:line="278" w:lineRule="auto"/>
+      </w:pPr>
+      <w:r>
+        <w:t>Ez a megoldás növeli a rendszer biztonságát, mivel megakadályozza a jogosulatlan hozzáférést, és biztosítja, hogy csak hitelesített felhasználók végezhessenek műveleteket.</w:t>
       </w:r>
     </w:p>
     <w:p>
       <w:pPr>
         <w:pStyle w:val="Cmsor3"/>
       </w:pPr>
-      <w:bookmarkStart w:id="7" w:name="_Toc225495708"/>
-      <w:r>
-        <w:t>Verziókövetés és fejlesztési folyamat</w:t>
-      </w:r>
-      <w:bookmarkEnd w:id="7"/>
-    </w:p>
-    <w:p>
-      <w:pPr>
-        <w:spacing w:after="160" w:line="278" w:lineRule="auto"/>
-      </w:pPr>
-      <w:r>
-        <w:t xml:space="preserve">A fejlesztés során </w:t>
-      </w:r>
-      <w:proofErr w:type="spellStart"/>
-      <w:r>
-        <w:t>Git</w:t>
-      </w:r>
-      <w:proofErr w:type="spellEnd"/>
-      <w:r>
-        <w:t xml:space="preserve"> alapú verziókövetés került alkalmazásra, a projekt tárolása GitHub platformon történik. Ez lehetővé teszi a kódváltozások részletes nyomon követését, valamint biztosítja, hogy a fejlesztési folyamat visszakövethető legyen. A verziókezelés támogatja a párhuzamos fejlesztést is, így több funkció egyidejűleg dolgozható ki anélkül, hogy azok egymást zavarnák.</w:t>
-      </w:r>
-    </w:p>
-    <w:p>
-      <w:pPr>
-        <w:spacing w:after="160" w:line="278" w:lineRule="auto"/>
-      </w:pPr>
-      <w:r>
-        <w:t>A verziókövetés szerepe nemcsak a fejlesztés során fontos, hanem hibakeresés esetén is, mivel lehetővé teszi korábbi állapotok visszaállítását.</w:t>
-      </w:r>
-    </w:p>
-    <w:p>
-      <w:pPr>
-        <w:pStyle w:val="Cmsor3"/>
-      </w:pPr>
-      <w:bookmarkStart w:id="8" w:name="_Toc225495709"/>
-      <w:proofErr w:type="spellStart"/>
-      <w:r>
-        <w:t>Autentikáció</w:t>
-      </w:r>
-      <w:proofErr w:type="spellEnd"/>
-      <w:r>
-        <w:t xml:space="preserve"> és biztonság (JWT)</w:t>
-      </w:r>
-      <w:bookmarkEnd w:id="8"/>
-    </w:p>
-    <w:p>
-      <w:pPr>
-        <w:spacing w:after="160" w:line="278" w:lineRule="auto"/>
-      </w:pPr>
-      <w:r>
-        <w:t xml:space="preserve">A rendszer biztonságos működésének érdekében a felhasználók azonosítása JSON Web </w:t>
-      </w:r>
-      <w:proofErr w:type="spellStart"/>
-      <w:r>
-        <w:t>Token</w:t>
-      </w:r>
-      <w:proofErr w:type="spellEnd"/>
-      <w:r>
-        <w:t xml:space="preserve"> alapú </w:t>
-      </w:r>
-      <w:proofErr w:type="spellStart"/>
-      <w:r>
-        <w:t>autentikációval</w:t>
-      </w:r>
-      <w:proofErr w:type="spellEnd"/>
-      <w:r>
-        <w:t xml:space="preserve"> történik. Ez egy állapotmentes megoldás, amely során a szerver nem tárolja a felhasználói session adatokat, hanem minden szükséges információt a </w:t>
-      </w:r>
-      <w:proofErr w:type="spellStart"/>
-      <w:r>
-        <w:t>token</w:t>
-      </w:r>
-      <w:proofErr w:type="spellEnd"/>
-      <w:r>
-        <w:t xml:space="preserve"> tartalmaz. A </w:t>
-      </w:r>
-      <w:proofErr w:type="spellStart"/>
-      <w:r>
-        <w:t>token</w:t>
-      </w:r>
-      <w:proofErr w:type="spellEnd"/>
-      <w:r>
-        <w:t xml:space="preserve"> létrehozása a bejelentkezés során történik, amikor a felhasználó megadja az azonosításhoz szükséges adatokat.</w:t>
-      </w:r>
-    </w:p>
-    <w:p>
-      <w:pPr>
-        <w:spacing w:after="160" w:line="278" w:lineRule="auto"/>
-      </w:pPr>
-      <w:r>
-        <w:lastRenderedPageBreak/>
-        <w:t xml:space="preserve">A </w:t>
-      </w:r>
-      <w:proofErr w:type="spellStart"/>
-      <w:r>
-        <w:t>token</w:t>
-      </w:r>
-      <w:proofErr w:type="spellEnd"/>
-      <w:r>
-        <w:t xml:space="preserve"> tartalmazza a felhasználó azonosítóját, valamint az érvényességi időre vonatkozó adatokat, így biztosítható, hogy a hozzáférés időben korlátozott legyen. A frontend a </w:t>
-      </w:r>
-      <w:proofErr w:type="spellStart"/>
-      <w:r>
-        <w:t>tokent</w:t>
-      </w:r>
-      <w:proofErr w:type="spellEnd"/>
-      <w:r>
-        <w:t xml:space="preserve"> eltárolja, és minden védett kérés során elküldi a szerver felé. A backend minden egyes ilyen kérésnél ellenőrzi a </w:t>
-      </w:r>
-      <w:proofErr w:type="spellStart"/>
-      <w:r>
-        <w:t>token</w:t>
-      </w:r>
-      <w:proofErr w:type="spellEnd"/>
-      <w:r>
-        <w:t xml:space="preserve"> érvényességét, és csak sikeres ellenőrzés esetén engedélyezi a hozzáférést.</w:t>
-      </w:r>
-    </w:p>
-    <w:p>
-      <w:pPr>
-        <w:spacing w:after="160" w:line="278" w:lineRule="auto"/>
-      </w:pPr>
-      <w:r>
-        <w:t>Ez a megoldás növeli a rendszer biztonságát, mivel megakadályozza a jogosulatlan hozzáférést, és biztosítja, hogy csak hitelesített felhasználók végezhessenek műveleteket.</w:t>
-      </w:r>
-    </w:p>
-    <w:p>
-      <w:pPr>
-        <w:pStyle w:val="Cmsor3"/>
-      </w:pPr>
-      <w:bookmarkStart w:id="9" w:name="_Toc225495710"/>
+      <w:bookmarkStart w:id="9" w:name="_Toc225502755"/>
       <w:r>
         <w:t>Összegzés</w:t>
       </w:r>
@@ -2903,8 +3891,9 @@
         <w:pStyle w:val="Cmsor1"/>
         <w:ind w:firstLine="0"/>
       </w:pPr>
-      <w:bookmarkStart w:id="10" w:name="_Toc225495711"/>
-      <w:r>
+      <w:bookmarkStart w:id="10" w:name="_Toc225502756"/>
+      <w:r>
+        <w:lastRenderedPageBreak/>
         <w:t>Adatbá</w:t>
       </w:r>
       <w:r>
@@ -2920,7 +3909,7 @@
         <w:pStyle w:val="Cmsor2"/>
         <w:ind w:firstLine="0"/>
       </w:pPr>
-      <w:bookmarkStart w:id="11" w:name="_Toc225495712"/>
+      <w:bookmarkStart w:id="11" w:name="_Toc225502757"/>
       <w:r>
         <w:t>Táblák:</w:t>
       </w:r>
@@ -3000,7 +3989,7 @@
         <w:pStyle w:val="Cmsor2"/>
         <w:ind w:firstLine="0"/>
       </w:pPr>
-      <w:bookmarkStart w:id="12" w:name="_Toc225495713"/>
+      <w:bookmarkStart w:id="12" w:name="_Toc225502758"/>
       <w:r>
         <w:t>Kapcsolatok:</w:t>
       </w:r>
@@ -3075,7 +4064,6 @@
     <w:p>
       <w:proofErr w:type="spellStart"/>
       <w:r>
-        <w:lastRenderedPageBreak/>
         <w:t>Activity</w:t>
       </w:r>
       <w:proofErr w:type="spellEnd"/>
@@ -3156,7 +4144,7 @@
         <w:pStyle w:val="Cmsor2"/>
         <w:ind w:firstLine="0"/>
       </w:pPr>
-      <w:bookmarkStart w:id="13" w:name="_Toc225495714"/>
+      <w:bookmarkStart w:id="13" w:name="_Toc225502759"/>
       <w:r>
         <w:t>Táblákhoz tartozó oszlopok:</w:t>
       </w:r>
@@ -3166,7 +4154,7 @@
       <w:pPr>
         <w:pStyle w:val="Cmsor3"/>
       </w:pPr>
-      <w:bookmarkStart w:id="14" w:name="_Toc225495715"/>
+      <w:bookmarkStart w:id="14" w:name="_Toc225502760"/>
       <w:proofErr w:type="spellStart"/>
       <w:r>
         <w:t>Users</w:t>
@@ -3266,6 +4254,7 @@
     <w:p>
       <w:proofErr w:type="spellStart"/>
       <w:r>
+        <w:lastRenderedPageBreak/>
         <w:t>register_date</w:t>
       </w:r>
       <w:proofErr w:type="spellEnd"/>
@@ -3277,7 +4266,7 @@
       <w:pPr>
         <w:pStyle w:val="Cmsor3"/>
       </w:pPr>
-      <w:bookmarkStart w:id="15" w:name="_Toc225495716"/>
+      <w:bookmarkStart w:id="15" w:name="_Toc225502761"/>
       <w:proofErr w:type="spellStart"/>
       <w:r>
         <w:t>Activities</w:t>
@@ -3415,159 +4404,159 @@
       <w:pPr>
         <w:pStyle w:val="Cmsor3"/>
       </w:pPr>
-      <w:bookmarkStart w:id="16" w:name="_Toc225495717"/>
+      <w:bookmarkStart w:id="16" w:name="_Toc225502762"/>
+      <w:proofErr w:type="spellStart"/>
+      <w:r>
+        <w:t>Types</w:t>
+      </w:r>
+      <w:proofErr w:type="spellEnd"/>
+      <w:r>
+        <w:t>:</w:t>
+      </w:r>
+      <w:bookmarkEnd w:id="16"/>
+    </w:p>
+    <w:p>
+      <w:proofErr w:type="spellStart"/>
+      <w:r>
+        <w:rPr>
+          <w:u w:val="single"/>
+        </w:rPr>
+        <w:t>type_id</w:t>
+      </w:r>
+      <w:proofErr w:type="spellEnd"/>
+      <w:r>
+        <w:rPr>
+          <w:u w:val="single"/>
+        </w:rPr>
+        <w:t>:</w:t>
+      </w:r>
+      <w:r>
+        <w:t xml:space="preserve"> INT Elsődleges kulcs a típus egyedi azonosítóját tartalmazza</w:t>
+      </w:r>
+    </w:p>
+    <w:p>
+      <w:proofErr w:type="spellStart"/>
+      <w:r>
+        <w:t>type</w:t>
+      </w:r>
+      <w:r>
+        <w:t>_</w:t>
+      </w:r>
+      <w:r>
+        <w:t>name</w:t>
+      </w:r>
+      <w:proofErr w:type="spellEnd"/>
+      <w:r>
+        <w:t>: VARCHAR A típus nevét tartalmazza</w:t>
+      </w:r>
+    </w:p>
+    <w:p>
+      <w:pPr>
+        <w:pStyle w:val="Cmsor3"/>
+      </w:pPr>
+      <w:bookmarkStart w:id="17" w:name="_Toc225502763"/>
+      <w:proofErr w:type="spellStart"/>
+      <w:r>
+        <w:t>Difficulties</w:t>
+      </w:r>
+      <w:proofErr w:type="spellEnd"/>
+      <w:r>
+        <w:t>:</w:t>
+      </w:r>
+      <w:bookmarkEnd w:id="17"/>
+    </w:p>
+    <w:p>
+      <w:proofErr w:type="spellStart"/>
+      <w:r>
+        <w:rPr>
+          <w:u w:val="single"/>
+        </w:rPr>
+        <w:t>difficulty_id</w:t>
+      </w:r>
+      <w:proofErr w:type="spellEnd"/>
+      <w:r>
+        <w:rPr>
+          <w:u w:val="single"/>
+        </w:rPr>
+        <w:t>:</w:t>
+      </w:r>
+      <w:r>
+        <w:t xml:space="preserve"> INT Elsődleges kulcs a nehézségi szint egyedi azonosítóját tartalmazza</w:t>
+      </w:r>
+    </w:p>
+    <w:p>
+      <w:proofErr w:type="spellStart"/>
+      <w:r>
+        <w:t>difficulty</w:t>
+      </w:r>
+      <w:r>
+        <w:t>_</w:t>
+      </w:r>
+      <w:r>
+        <w:t>name</w:t>
+      </w:r>
+      <w:proofErr w:type="spellEnd"/>
+      <w:r>
+        <w:t>: VARCHAR A nehézségi szint nevét tartalmazza</w:t>
+      </w:r>
+    </w:p>
+    <w:p>
+      <w:pPr>
+        <w:pStyle w:val="Cmsor3"/>
+      </w:pPr>
+      <w:bookmarkStart w:id="18" w:name="_Toc225502764"/>
+      <w:proofErr w:type="spellStart"/>
+      <w:r>
+        <w:t>Events</w:t>
+      </w:r>
+      <w:proofErr w:type="spellEnd"/>
+      <w:r>
+        <w:t>:</w:t>
+      </w:r>
+      <w:bookmarkEnd w:id="18"/>
+    </w:p>
+    <w:p>
+      <w:proofErr w:type="spellStart"/>
+      <w:r>
+        <w:rPr>
+          <w:u w:val="single"/>
+        </w:rPr>
+        <w:t>event_id</w:t>
+      </w:r>
+      <w:proofErr w:type="spellEnd"/>
+      <w:r>
+        <w:rPr>
+          <w:u w:val="single"/>
+        </w:rPr>
+        <w:t>:</w:t>
+      </w:r>
+      <w:r>
+        <w:t xml:space="preserve"> INT Elsődleges kulcs az esemény egyedi azonosítóját tartalmazza</w:t>
+      </w:r>
+    </w:p>
+    <w:p>
+      <w:proofErr w:type="spellStart"/>
+      <w:r>
+        <w:rPr>
+          <w:u w:val="single"/>
+        </w:rPr>
+        <w:t>user_id</w:t>
+      </w:r>
+      <w:proofErr w:type="spellEnd"/>
+      <w:r>
+        <w:rPr>
+          <w:u w:val="single"/>
+        </w:rPr>
+        <w:t>:</w:t>
+      </w:r>
+      <w:r>
+        <w:t xml:space="preserve"> INT Idegen kulcs az eseményt létrehozó felhasználó azonosítója</w:t>
+      </w:r>
+    </w:p>
+    <w:p>
       <w:proofErr w:type="spellStart"/>
       <w:r>
         <w:lastRenderedPageBreak/>
-        <w:t>Types</w:t>
-      </w:r>
-      <w:proofErr w:type="spellEnd"/>
-      <w:r>
-        <w:t>:</w:t>
-      </w:r>
-      <w:bookmarkEnd w:id="16"/>
-    </w:p>
-    <w:p>
-      <w:proofErr w:type="spellStart"/>
-      <w:r>
-        <w:rPr>
-          <w:u w:val="single"/>
-        </w:rPr>
-        <w:t>type_id</w:t>
-      </w:r>
-      <w:proofErr w:type="spellEnd"/>
-      <w:r>
-        <w:rPr>
-          <w:u w:val="single"/>
-        </w:rPr>
-        <w:t>:</w:t>
-      </w:r>
-      <w:r>
-        <w:t xml:space="preserve"> INT Elsődleges kulcs a típus egyedi azonosítóját tartalmazza</w:t>
-      </w:r>
-    </w:p>
-    <w:p>
-      <w:proofErr w:type="spellStart"/>
-      <w:r>
-        <w:t>type</w:t>
-      </w:r>
-      <w:r>
-        <w:t>_</w:t>
-      </w:r>
-      <w:r>
-        <w:t>name</w:t>
-      </w:r>
-      <w:proofErr w:type="spellEnd"/>
-      <w:r>
-        <w:t>: VARCHAR A típus nevét tartalmazza</w:t>
-      </w:r>
-    </w:p>
-    <w:p>
-      <w:pPr>
-        <w:pStyle w:val="Cmsor3"/>
-      </w:pPr>
-      <w:bookmarkStart w:id="17" w:name="_Toc225495718"/>
-      <w:proofErr w:type="spellStart"/>
-      <w:r>
-        <w:t>Difficulties</w:t>
-      </w:r>
-      <w:proofErr w:type="spellEnd"/>
-      <w:r>
-        <w:t>:</w:t>
-      </w:r>
-      <w:bookmarkEnd w:id="17"/>
-    </w:p>
-    <w:p>
-      <w:proofErr w:type="spellStart"/>
-      <w:r>
-        <w:rPr>
-          <w:u w:val="single"/>
-        </w:rPr>
-        <w:t>difficulty_id</w:t>
-      </w:r>
-      <w:proofErr w:type="spellEnd"/>
-      <w:r>
-        <w:rPr>
-          <w:u w:val="single"/>
-        </w:rPr>
-        <w:t>:</w:t>
-      </w:r>
-      <w:r>
-        <w:t xml:space="preserve"> INT Elsődleges kulcs a nehézségi szint egyedi azonosítóját tartalmazza</w:t>
-      </w:r>
-    </w:p>
-    <w:p>
-      <w:proofErr w:type="spellStart"/>
-      <w:r>
-        <w:t>difficulty</w:t>
-      </w:r>
-      <w:r>
-        <w:t>_</w:t>
-      </w:r>
-      <w:r>
-        <w:t>name</w:t>
-      </w:r>
-      <w:proofErr w:type="spellEnd"/>
-      <w:r>
-        <w:t>: VARCHAR A nehézségi szint nevét tartalmazza</w:t>
-      </w:r>
-    </w:p>
-    <w:p>
-      <w:pPr>
-        <w:pStyle w:val="Cmsor3"/>
-      </w:pPr>
-      <w:bookmarkStart w:id="18" w:name="_Toc225495719"/>
-      <w:proofErr w:type="spellStart"/>
-      <w:r>
-        <w:t>Events</w:t>
-      </w:r>
-      <w:proofErr w:type="spellEnd"/>
-      <w:r>
-        <w:t>:</w:t>
-      </w:r>
-      <w:bookmarkEnd w:id="18"/>
-    </w:p>
-    <w:p>
-      <w:proofErr w:type="spellStart"/>
-      <w:r>
-        <w:rPr>
-          <w:u w:val="single"/>
-        </w:rPr>
-        <w:t>event_id</w:t>
-      </w:r>
-      <w:proofErr w:type="spellEnd"/>
-      <w:r>
-        <w:rPr>
-          <w:u w:val="single"/>
-        </w:rPr>
-        <w:t>:</w:t>
-      </w:r>
-      <w:r>
-        <w:t xml:space="preserve"> INT Elsődleges kulcs az esemény egyedi azonosítóját tartalmazza</w:t>
-      </w:r>
-    </w:p>
-    <w:p>
-      <w:proofErr w:type="spellStart"/>
-      <w:r>
-        <w:rPr>
-          <w:u w:val="single"/>
-        </w:rPr>
-        <w:t>user_id</w:t>
-      </w:r>
-      <w:proofErr w:type="spellEnd"/>
-      <w:r>
-        <w:rPr>
-          <w:u w:val="single"/>
-        </w:rPr>
-        <w:t>:</w:t>
-      </w:r>
-      <w:r>
-        <w:t xml:space="preserve"> INT Idegen kulcs az eseményt létrehozó felhasználó azonosítója</w:t>
-      </w:r>
-    </w:p>
-    <w:p>
-      <w:proofErr w:type="spellStart"/>
-      <w:r>
         <w:t>event_name</w:t>
       </w:r>
       <w:proofErr w:type="spellEnd"/>
@@ -3617,7 +4606,7 @@
           <w:noProof/>
         </w:rPr>
         <w:drawing>
-          <wp:inline distT="0" distB="0" distL="0" distR="0" wp14:anchorId="76FB3DED" wp14:editId="582F9FDC">
+          <wp:inline distT="0" distB="0" distL="0" distR="0" wp14:anchorId="76FB3DED" wp14:editId="20BB2652">
             <wp:extent cx="4926842" cy="3396046"/>
             <wp:effectExtent l="0" t="0" r="7620" b="0"/>
             <wp:docPr id="151318494" name="Kép 5"/>
@@ -3663,27 +4652,14 @@
       <w:pPr>
         <w:pStyle w:val="Kpalrs"/>
       </w:pPr>
-      <w:r>
-        <w:fldChar w:fldCharType="begin"/>
-      </w:r>
-      <w:r>
-        <w:instrText xml:space="preserve"> SEQ ábra \* ARABIC </w:instrText>
-      </w:r>
-      <w:r>
-        <w:fldChar w:fldCharType="separate"/>
-      </w:r>
-      <w:r>
-        <w:rPr>
-          <w:noProof/>
-        </w:rPr>
-        <w:t>1</w:t>
-      </w:r>
-      <w:r>
-        <w:rPr>
-          <w:noProof/>
-        </w:rPr>
-        <w:fldChar w:fldCharType="end"/>
-      </w:r>
+      <w:fldSimple w:instr=" SEQ ábra \* ARABIC ">
+        <w:r>
+          <w:rPr>
+            <w:noProof/>
+          </w:rPr>
+          <w:t>1</w:t>
+        </w:r>
+      </w:fldSimple>
       <w:r>
         <w:t>Adatbázis diagramok</w:t>
       </w:r>
@@ -3694,9 +4670,8 @@
         <w:pStyle w:val="Cmsor1"/>
         <w:ind w:firstLine="0"/>
       </w:pPr>
-      <w:bookmarkStart w:id="19" w:name="_Toc225495720"/>
-      <w:r>
-        <w:lastRenderedPageBreak/>
+      <w:bookmarkStart w:id="19" w:name="_Toc225502765"/>
+      <w:r>
         <w:t>Backend architektúra összefoglaló</w:t>
       </w:r>
       <w:bookmarkEnd w:id="19"/>
@@ -3730,7 +4705,7 @@
         <w:pStyle w:val="Cmsor2"/>
         <w:ind w:firstLine="0"/>
       </w:pPr>
-      <w:bookmarkStart w:id="20" w:name="_Toc225495721"/>
+      <w:bookmarkStart w:id="20" w:name="_Toc225502766"/>
       <w:r>
         <w:t>Rétegek szerepe</w:t>
       </w:r>
@@ -3781,6 +4756,7 @@
         <w:spacing w:after="160" w:line="278" w:lineRule="auto"/>
       </w:pPr>
       <w:r>
+        <w:lastRenderedPageBreak/>
         <w:t xml:space="preserve">A </w:t>
       </w:r>
       <w:proofErr w:type="spellStart"/>
@@ -3797,7 +4773,7 @@
         <w:pStyle w:val="Cmsor2"/>
         <w:ind w:firstLine="0"/>
       </w:pPr>
-      <w:bookmarkStart w:id="21" w:name="_Toc225495722"/>
+      <w:bookmarkStart w:id="21" w:name="_Toc225502767"/>
       <w:r>
         <w:t>Modulok áttekintése</w:t>
       </w:r>
@@ -3807,7 +4783,7 @@
       <w:pPr>
         <w:pStyle w:val="Cmsor3"/>
       </w:pPr>
-      <w:bookmarkStart w:id="22" w:name="_Toc225495723"/>
+      <w:bookmarkStart w:id="22" w:name="_Toc225502768"/>
       <w:proofErr w:type="spellStart"/>
       <w:r>
         <w:t>User</w:t>
@@ -3951,17 +4927,126 @@
       <w:pPr>
         <w:pStyle w:val="Cmsor3"/>
       </w:pPr>
-      <w:bookmarkStart w:id="23" w:name="_Toc225495724"/>
+      <w:bookmarkStart w:id="23" w:name="_Toc225502769"/>
+      <w:proofErr w:type="spellStart"/>
+      <w:r>
+        <w:t>Event</w:t>
+      </w:r>
+      <w:proofErr w:type="spellEnd"/>
+      <w:r>
+        <w:t xml:space="preserve"> modul</w:t>
+      </w:r>
+      <w:bookmarkEnd w:id="23"/>
+    </w:p>
+    <w:p>
+      <w:r>
+        <w:t xml:space="preserve">Az </w:t>
+      </w:r>
+      <w:proofErr w:type="spellStart"/>
+      <w:r>
+        <w:t>Event</w:t>
+      </w:r>
+      <w:proofErr w:type="spellEnd"/>
+      <w:r>
+        <w:t xml:space="preserve"> modul az időhöz kötött események kezeléséért felel az alkalmazásban.</w:t>
+      </w:r>
+      <w:r>
+        <w:t xml:space="preserve"> </w:t>
+      </w:r>
+      <w:r>
+        <w:t xml:space="preserve">A </w:t>
+      </w:r>
+      <w:proofErr w:type="spellStart"/>
+      <w:r>
+        <w:t>Repository</w:t>
+      </w:r>
+      <w:proofErr w:type="spellEnd"/>
+      <w:r>
+        <w:t xml:space="preserve"> réteg biztosítja az eseményekkel kapcsolatos adatbázis-műveleteket, beleértve az események lekérését, új események létrehozását tranzakciók segítségével, valamint azok módosítását és törlését.</w:t>
+      </w:r>
+      <w:r>
+        <w:t xml:space="preserve"> </w:t>
+      </w:r>
+      <w:r>
+        <w:t xml:space="preserve">A Service réteg feladata az adatok </w:t>
+      </w:r>
+      <w:proofErr w:type="spellStart"/>
+      <w:r>
+        <w:t>validálása</w:t>
+      </w:r>
+      <w:proofErr w:type="spellEnd"/>
+      <w:r>
+        <w:t xml:space="preserve"> és a hibák kezelése, biztosítva, hogy csak érvényes és konzisztens események kerüljenek feldolgozásra.</w:t>
+      </w:r>
+      <w:r>
+        <w:t xml:space="preserve"> </w:t>
+      </w:r>
+      <w:r>
+        <w:t xml:space="preserve">A </w:t>
+      </w:r>
+      <w:proofErr w:type="spellStart"/>
+      <w:r>
+        <w:t>Controller</w:t>
+      </w:r>
+      <w:proofErr w:type="spellEnd"/>
+      <w:r>
+        <w:t xml:space="preserve"> réteg az eseményekhez tartozó API végpontokat kezeli, és lehetővé teszi a CRUD (</w:t>
+      </w:r>
+      <w:proofErr w:type="spellStart"/>
+      <w:r>
+        <w:t>create</w:t>
+      </w:r>
+      <w:proofErr w:type="spellEnd"/>
+      <w:r>
+        <w:t xml:space="preserve">, </w:t>
+      </w:r>
+      <w:proofErr w:type="spellStart"/>
+      <w:r>
+        <w:t>read</w:t>
+      </w:r>
+      <w:proofErr w:type="spellEnd"/>
+      <w:r>
+        <w:t xml:space="preserve">, update, </w:t>
+      </w:r>
+      <w:proofErr w:type="spellStart"/>
+      <w:r>
+        <w:t>delete</w:t>
+      </w:r>
+      <w:proofErr w:type="spellEnd"/>
+      <w:r>
+        <w:t>) műveletek végrehajtását a kliens számára.</w:t>
+      </w:r>
+      <w:r>
+        <w:t xml:space="preserve"> </w:t>
+      </w:r>
+      <w:r>
+        <w:t xml:space="preserve">Az </w:t>
+      </w:r>
+      <w:proofErr w:type="spellStart"/>
+      <w:r>
+        <w:t>Event</w:t>
+      </w:r>
+      <w:proofErr w:type="spellEnd"/>
+      <w:r>
+        <w:t xml:space="preserve"> modell az események alapvető adatait tartalmazza, mint például az esemény neve, kezdési időpontja és befejezési ideje.</w:t>
+      </w:r>
+    </w:p>
+    <w:p/>
+    <w:p>
+      <w:pPr>
+        <w:pStyle w:val="Cmsor3"/>
+      </w:pPr>
+      <w:bookmarkStart w:id="24" w:name="_Toc225502770"/>
       <w:proofErr w:type="spellStart"/>
       <w:r>
         <w:lastRenderedPageBreak/>
-        <w:t>Event</w:t>
+        <w:t>Activity</w:t>
       </w:r>
       <w:proofErr w:type="spellEnd"/>
       <w:r>
         <w:t xml:space="preserve"> modul</w:t>
       </w:r>
-      <w:bookmarkEnd w:id="23"/>
+      <w:bookmarkEnd w:id="24"/>
     </w:p>
     <w:p>
       <w:r>
@@ -3969,11 +5054,11 @@
       </w:r>
       <w:proofErr w:type="spellStart"/>
       <w:r>
-        <w:t>Event</w:t>
-      </w:r>
-      <w:proofErr w:type="spellEnd"/>
-      <w:r>
-        <w:t xml:space="preserve"> modul az időhöz kötött események kezeléséért felel az alkalmazásban.</w:t>
+        <w:t>Activity</w:t>
+      </w:r>
+      <w:proofErr w:type="spellEnd"/>
+      <w:r>
+        <w:t xml:space="preserve"> modul a felhasználók feladatainak és szokásainak kezelésére szolgál.</w:t>
       </w:r>
       <w:r>
         <w:t xml:space="preserve"> </w:t>
@@ -3987,21 +5072,21 @@
       </w:r>
       <w:proofErr w:type="spellEnd"/>
       <w:r>
-        <w:t xml:space="preserve"> réteg biztosítja az eseményekkel kapcsolatos adatbázis-műveleteket, beleértve az események lekérését, új események létrehozását tranzakciók segítségével, valamint azok módosítását és törlését.</w:t>
+        <w:t xml:space="preserve"> réteg kezeli az aktivitások adatbázisból történő lekérését, valamint a típusok és nehézségi szintek kezelését, továbbá dinamikus frissítési műveleteket biztosít az adatok módosításához.</w:t>
       </w:r>
       <w:r>
         <w:t xml:space="preserve"> </w:t>
       </w:r>
       <w:r>
-        <w:t xml:space="preserve">A Service réteg feladata az adatok </w:t>
-      </w:r>
-      <w:proofErr w:type="spellStart"/>
-      <w:r>
-        <w:t>validálása</w:t>
-      </w:r>
-      <w:proofErr w:type="spellEnd"/>
-      <w:r>
-        <w:t xml:space="preserve"> és a hibák kezelése, biztosítva, hogy csak érvényes és konzisztens események kerüljenek feldolgozásra.</w:t>
+        <w:t xml:space="preserve">A Service réteg felel az adatok </w:t>
+      </w:r>
+      <w:proofErr w:type="spellStart"/>
+      <w:r>
+        <w:t>validálásáért</w:t>
+      </w:r>
+      <w:proofErr w:type="spellEnd"/>
+      <w:r>
+        <w:t>, az aktivitások létrehozásáért, módosításáért és törléséért, valamint a hibák megfelelő kezeléséért.</w:t>
       </w:r>
       <w:r>
         <w:t xml:space="preserve"> </w:t>
@@ -4015,31 +5100,7 @@
       </w:r>
       <w:proofErr w:type="spellEnd"/>
       <w:r>
-        <w:t xml:space="preserve"> réteg az eseményekhez tartozó API végpontokat kezeli, és lehetővé teszi a CRUD (</w:t>
-      </w:r>
-      <w:proofErr w:type="spellStart"/>
-      <w:r>
-        <w:t>create</w:t>
-      </w:r>
-      <w:proofErr w:type="spellEnd"/>
-      <w:r>
-        <w:t xml:space="preserve">, </w:t>
-      </w:r>
-      <w:proofErr w:type="spellStart"/>
-      <w:r>
-        <w:t>read</w:t>
-      </w:r>
-      <w:proofErr w:type="spellEnd"/>
-      <w:r>
-        <w:t xml:space="preserve">, update, </w:t>
-      </w:r>
-      <w:proofErr w:type="spellStart"/>
-      <w:r>
-        <w:t>delete</w:t>
-      </w:r>
-      <w:proofErr w:type="spellEnd"/>
-      <w:r>
-        <w:t>) műveletek végrehajtását a kliens számára.</w:t>
+        <w:t xml:space="preserve"> réteg biztosítja az aktivitásokhoz és szokásokhoz tartozó API végpontokat, és lehetővé teszi ezek kezelését a kliens számára.</w:t>
       </w:r>
       <w:r>
         <w:t xml:space="preserve"> </w:t>
@@ -4049,11 +5110,11 @@
       </w:r>
       <w:proofErr w:type="spellStart"/>
       <w:r>
-        <w:t>Event</w:t>
-      </w:r>
-      <w:proofErr w:type="spellEnd"/>
-      <w:r>
-        <w:t xml:space="preserve"> modell az események alapvető adatait tartalmazza, mint például az esemény neve, kezdési időpontja és befejezési ideje.</w:t>
+        <w:t>Activity</w:t>
+      </w:r>
+      <w:proofErr w:type="spellEnd"/>
+      <w:r>
+        <w:t xml:space="preserve"> modell tartalmazza az aktivitás nevét, típusát, nehézségét, állapotát (teljesítve-e), az időintervallumot, valamint az előrehaladást jelző értéket.</w:t>
       </w:r>
     </w:p>
     <w:p/>
@@ -4061,16 +5122,97 @@
       <w:pPr>
         <w:pStyle w:val="Cmsor3"/>
       </w:pPr>
-      <w:bookmarkStart w:id="24" w:name="_Toc225495725"/>
-      <w:proofErr w:type="spellStart"/>
-      <w:r>
-        <w:t>Activity</w:t>
+      <w:bookmarkStart w:id="25" w:name="_Toc225502771"/>
+      <w:proofErr w:type="spellStart"/>
+      <w:r>
+        <w:t>Difficulty</w:t>
+      </w:r>
+      <w:proofErr w:type="spellEnd"/>
+      <w:r>
+        <w:t xml:space="preserve"> és </w:t>
+      </w:r>
+      <w:proofErr w:type="spellStart"/>
+      <w:r>
+        <w:t>Type</w:t>
+      </w:r>
+      <w:proofErr w:type="spellEnd"/>
+      <w:r>
+        <w:t xml:space="preserve"> modulok</w:t>
+      </w:r>
+      <w:bookmarkEnd w:id="25"/>
+    </w:p>
+    <w:p>
+      <w:r>
+        <w:t xml:space="preserve">A </w:t>
+      </w:r>
+      <w:proofErr w:type="spellStart"/>
+      <w:r>
+        <w:t>Difficulty</w:t>
+      </w:r>
+      <w:proofErr w:type="spellEnd"/>
+      <w:r>
+        <w:t xml:space="preserve"> és </w:t>
+      </w:r>
+      <w:proofErr w:type="spellStart"/>
+      <w:r>
+        <w:t>Type</w:t>
+      </w:r>
+      <w:proofErr w:type="spellEnd"/>
+      <w:r>
+        <w:t xml:space="preserve"> modulok segédadatok kezelésére szolgálnak, mint például a nehézségi szintek és a különböző kategóriák.</w:t>
+      </w:r>
+      <w:r>
+        <w:t xml:space="preserve"> </w:t>
+      </w:r>
+      <w:r>
+        <w:t xml:space="preserve">Ezek a modulok egyszerű felépítésűek: a </w:t>
+      </w:r>
+      <w:proofErr w:type="spellStart"/>
+      <w:r>
+        <w:t>Repository</w:t>
+      </w:r>
+      <w:proofErr w:type="spellEnd"/>
+      <w:r>
+        <w:t xml:space="preserve"> réteg az adatok lekéréséért felel, míg a </w:t>
+      </w:r>
+      <w:proofErr w:type="spellStart"/>
+      <w:r>
+        <w:t>Controller</w:t>
+      </w:r>
+      <w:proofErr w:type="spellEnd"/>
+      <w:r>
+        <w:t xml:space="preserve"> rétegen keresztül ezek az adatok API-n keresztül elérhetővé válnak a kliens számára.</w:t>
+      </w:r>
+      <w:r>
+        <w:t xml:space="preserve"> </w:t>
+      </w:r>
+      <w:r>
+        <w:t xml:space="preserve">A </w:t>
+      </w:r>
+      <w:proofErr w:type="spellStart"/>
+      <w:r>
+        <w:t>Model</w:t>
+      </w:r>
+      <w:proofErr w:type="spellEnd"/>
+      <w:r>
+        <w:t xml:space="preserve"> ezekben az esetekben egyszerű struktúrát követ, amely az adott elem azonosítóját és nevét tartalmazza.</w:t>
+      </w:r>
+    </w:p>
+    <w:p/>
+    <w:p>
+      <w:pPr>
+        <w:pStyle w:val="Cmsor3"/>
+      </w:pPr>
+      <w:bookmarkStart w:id="26" w:name="_Toc225502772"/>
+      <w:proofErr w:type="spellStart"/>
+      <w:r>
+        <w:t>Overview</w:t>
       </w:r>
       <w:proofErr w:type="spellEnd"/>
       <w:r>
         <w:t xml:space="preserve"> modul</w:t>
       </w:r>
-      <w:bookmarkEnd w:id="24"/>
+      <w:bookmarkEnd w:id="26"/>
     </w:p>
     <w:p>
       <w:r>
@@ -4078,11 +5220,11 @@
       </w:r>
       <w:proofErr w:type="spellStart"/>
       <w:r>
-        <w:t>Activity</w:t>
-      </w:r>
-      <w:proofErr w:type="spellEnd"/>
-      <w:r>
-        <w:t xml:space="preserve"> modul a felhasználók feladatainak és szokásainak kezelésére szolgál.</w:t>
+        <w:t>Overview</w:t>
+      </w:r>
+      <w:proofErr w:type="spellEnd"/>
+      <w:r>
+        <w:t xml:space="preserve"> modul a felhasználó napi szintű tevékenységeinek összesítését biztosítja.</w:t>
       </w:r>
       <w:r>
         <w:t xml:space="preserve"> </w:t>
@@ -4096,21 +5238,13 @@
       </w:r>
       <w:proofErr w:type="spellEnd"/>
       <w:r>
-        <w:t xml:space="preserve"> réteg kezeli az aktivitások adatbázisból történő lekérését, valamint a típusok és nehézségi szintek kezelését, továbbá dinamikus frissítési műveleteket biztosít az adatok módosításához.</w:t>
+        <w:t xml:space="preserve"> réteg egy tárolt eljárás segítségével gyűjti össze az adatokat az adatbázisból.</w:t>
       </w:r>
       <w:r>
         <w:t xml:space="preserve"> </w:t>
       </w:r>
       <w:r>
-        <w:t xml:space="preserve">A Service réteg felel az adatok </w:t>
-      </w:r>
-      <w:proofErr w:type="spellStart"/>
-      <w:r>
-        <w:t>validálásáért</w:t>
-      </w:r>
-      <w:proofErr w:type="spellEnd"/>
-      <w:r>
-        <w:t>, az aktivitások létrehozásáért, módosításáért és törléséért, valamint a hibák megfelelő kezeléséért.</w:t>
+        <w:t>A Service réteg feladata az adatok feldolgozása és konzisztens formába rendezése.</w:t>
       </w:r>
       <w:r>
         <w:t xml:space="preserve"> </w:t>
@@ -4124,7 +5258,7 @@
       </w:r>
       <w:proofErr w:type="spellEnd"/>
       <w:r>
-        <w:t xml:space="preserve"> réteg biztosítja az aktivitásokhoz és szokásokhoz tartozó API végpontokat, és lehetővé teszi ezek kezelését a kliens számára.</w:t>
+        <w:t xml:space="preserve"> réteg API végponton keresztül továbbítja ezeket az adatokat a kliens felé.</w:t>
       </w:r>
       <w:r>
         <w:t xml:space="preserve"> </w:t>
@@ -4134,11 +5268,11 @@
       </w:r>
       <w:proofErr w:type="spellStart"/>
       <w:r>
-        <w:t>Activity</w:t>
-      </w:r>
-      <w:proofErr w:type="spellEnd"/>
-      <w:r>
-        <w:t xml:space="preserve"> modell tartalmazza az aktivitás nevét, típusát, nehézségét, állapotát (teljesítve-e), az időintervallumot, valamint az előrehaladást jelző értéket.</w:t>
+        <w:t>Overview</w:t>
+      </w:r>
+      <w:proofErr w:type="spellEnd"/>
+      <w:r>
+        <w:t xml:space="preserve"> modell tartalmazza a dátumot, valamint az adott naphoz tartozó aktivitások, szokások és események számát.</w:t>
       </w:r>
     </w:p>
     <w:p/>
@@ -4146,24 +5280,17 @@
       <w:pPr>
         <w:pStyle w:val="Cmsor3"/>
       </w:pPr>
-      <w:bookmarkStart w:id="25" w:name="_Toc225495726"/>
-      <w:proofErr w:type="spellStart"/>
-      <w:r>
-        <w:t>Difficulty</w:t>
-      </w:r>
-      <w:proofErr w:type="spellEnd"/>
-      <w:r>
-        <w:t xml:space="preserve"> és </w:t>
-      </w:r>
-      <w:proofErr w:type="spellStart"/>
-      <w:r>
-        <w:t>Type</w:t>
-      </w:r>
-      <w:proofErr w:type="spellEnd"/>
-      <w:r>
-        <w:t xml:space="preserve"> modulok</w:t>
-      </w:r>
-      <w:bookmarkEnd w:id="25"/>
+      <w:bookmarkStart w:id="27" w:name="_Toc225502773"/>
+      <w:proofErr w:type="spellStart"/>
+      <w:r>
+        <w:lastRenderedPageBreak/>
+        <w:t>Statistic</w:t>
+      </w:r>
+      <w:proofErr w:type="spellEnd"/>
+      <w:r>
+        <w:t xml:space="preserve"> modul</w:t>
+      </w:r>
+      <w:bookmarkEnd w:id="27"/>
     </w:p>
     <w:p>
       <w:r>
@@ -4171,25 +5298,17 @@
       </w:r>
       <w:proofErr w:type="spellStart"/>
       <w:r>
-        <w:t>Difficulty</w:t>
-      </w:r>
-      <w:proofErr w:type="spellEnd"/>
-      <w:r>
-        <w:t xml:space="preserve"> és </w:t>
-      </w:r>
-      <w:proofErr w:type="spellStart"/>
-      <w:r>
-        <w:t>Type</w:t>
-      </w:r>
-      <w:proofErr w:type="spellEnd"/>
-      <w:r>
-        <w:t xml:space="preserve"> modulok segédadatok kezelésére szolgálnak, mint például a nehézségi szintek és a különböző kategóriák.</w:t>
+        <w:t>Statistic</w:t>
+      </w:r>
+      <w:proofErr w:type="spellEnd"/>
+      <w:r>
+        <w:t xml:space="preserve"> modul a rendszer- és felhasználószintű statisztikai adatok kezeléséért felel.</w:t>
       </w:r>
       <w:r>
         <w:t xml:space="preserve"> </w:t>
       </w:r>
       <w:r>
-        <w:t xml:space="preserve">Ezek a modulok egyszerű felépítésűek: a </w:t>
+        <w:t xml:space="preserve">A </w:t>
       </w:r>
       <w:proofErr w:type="spellStart"/>
       <w:r>
@@ -4197,7 +5316,19 @@
       </w:r>
       <w:proofErr w:type="spellEnd"/>
       <w:r>
-        <w:t xml:space="preserve"> réteg az adatok lekéréséért felel, míg a </w:t>
+        <w:t xml:space="preserve"> réteg tárolt eljárások segítségével gyűjti össze a szükséges statisztikai adatokat az adatbázisból.</w:t>
+      </w:r>
+      <w:r>
+        <w:t xml:space="preserve"> </w:t>
+      </w:r>
+      <w:r>
+        <w:t>A Service réteg ezeket az adatokat feldolgozás nélkül vagy minimális logikával továbbítja.</w:t>
+      </w:r>
+      <w:r>
+        <w:t xml:space="preserve"> </w:t>
+      </w:r>
+      <w:r>
+        <w:t xml:space="preserve">A </w:t>
       </w:r>
       <w:proofErr w:type="spellStart"/>
       <w:r>
@@ -4205,174 +5336,20 @@
       </w:r>
       <w:proofErr w:type="spellEnd"/>
       <w:r>
-        <w:t xml:space="preserve"> rétegen keresztül ezek az adatok API-n keresztül elérhetővé válnak a kliens számára.</w:t>
+        <w:t xml:space="preserve"> réteg API végpontokon keresztül biztosítja a statisztikák elérését, és gondoskodik a megfelelő válaszformátumról.</w:t>
       </w:r>
       <w:r>
         <w:t xml:space="preserve"> </w:t>
       </w:r>
       <w:r>
-        <w:t xml:space="preserve">A </w:t>
-      </w:r>
-      <w:proofErr w:type="spellStart"/>
-      <w:r>
-        <w:t>Model</w:t>
-      </w:r>
-      <w:proofErr w:type="spellEnd"/>
-      <w:r>
-        <w:t xml:space="preserve"> ezekben az esetekben egyszerű struktúrát követ, amely az adott elem azonosítóját és nevét tartalmazza.</w:t>
-      </w:r>
-    </w:p>
-    <w:p/>
+        <w:t>A Modellek tartalmazzák mind a rendszer szintű (például összes felhasználó vagy aktivitás), mind a felhasználóra vonatkozó statisztikai adatokat.</w:t>
+      </w:r>
+    </w:p>
     <w:p>
       <w:pPr>
         <w:pStyle w:val="Cmsor3"/>
       </w:pPr>
-      <w:bookmarkStart w:id="26" w:name="_Toc225495727"/>
-      <w:proofErr w:type="spellStart"/>
-      <w:r>
-        <w:t>Overview</w:t>
-      </w:r>
-      <w:proofErr w:type="spellEnd"/>
-      <w:r>
-        <w:t xml:space="preserve"> modul</w:t>
-      </w:r>
-      <w:bookmarkEnd w:id="26"/>
-    </w:p>
-    <w:p>
-      <w:r>
-        <w:t xml:space="preserve">Az </w:t>
-      </w:r>
-      <w:proofErr w:type="spellStart"/>
-      <w:r>
-        <w:t>Overview</w:t>
-      </w:r>
-      <w:proofErr w:type="spellEnd"/>
-      <w:r>
-        <w:t xml:space="preserve"> modul a felhasználó napi szintű tevékenységeinek összesítését biztosítja.</w:t>
-      </w:r>
-      <w:r>
-        <w:t xml:space="preserve"> </w:t>
-      </w:r>
-      <w:r>
-        <w:t xml:space="preserve">A </w:t>
-      </w:r>
-      <w:proofErr w:type="spellStart"/>
-      <w:r>
-        <w:t>Repository</w:t>
-      </w:r>
-      <w:proofErr w:type="spellEnd"/>
-      <w:r>
-        <w:t xml:space="preserve"> réteg egy tárolt eljárás segítségével gyűjti össze az adatokat az adatbázisból.</w:t>
-      </w:r>
-      <w:r>
-        <w:t xml:space="preserve"> </w:t>
-      </w:r>
-      <w:r>
-        <w:t>A Service réteg feladata az adatok feldolgozása és konzisztens formába rendezése.</w:t>
-      </w:r>
-      <w:r>
-        <w:t xml:space="preserve"> </w:t>
-      </w:r>
-      <w:r>
-        <w:t xml:space="preserve">A </w:t>
-      </w:r>
-      <w:proofErr w:type="spellStart"/>
-      <w:r>
-        <w:t>Controller</w:t>
-      </w:r>
-      <w:proofErr w:type="spellEnd"/>
-      <w:r>
-        <w:t xml:space="preserve"> réteg API végponton keresztül továbbítja ezeket az adatokat a kliens felé.</w:t>
-      </w:r>
-      <w:r>
-        <w:t xml:space="preserve"> </w:t>
-      </w:r>
-      <w:r>
-        <w:t xml:space="preserve">Az </w:t>
-      </w:r>
-      <w:proofErr w:type="spellStart"/>
-      <w:r>
-        <w:t>Overview</w:t>
-      </w:r>
-      <w:proofErr w:type="spellEnd"/>
-      <w:r>
-        <w:t xml:space="preserve"> modell tartalmazza a dátumot, valamint az adott naphoz tartozó aktivitások, szokások és események számát.</w:t>
-      </w:r>
-    </w:p>
-    <w:p/>
-    <w:p>
-      <w:pPr>
-        <w:pStyle w:val="Cmsor3"/>
-      </w:pPr>
-      <w:bookmarkStart w:id="27" w:name="_Toc225495728"/>
-      <w:proofErr w:type="spellStart"/>
-      <w:r>
-        <w:t>Statistic</w:t>
-      </w:r>
-      <w:proofErr w:type="spellEnd"/>
-      <w:r>
-        <w:t xml:space="preserve"> modul</w:t>
-      </w:r>
-      <w:bookmarkEnd w:id="27"/>
-    </w:p>
-    <w:p>
-      <w:r>
-        <w:t xml:space="preserve">A </w:t>
-      </w:r>
-      <w:proofErr w:type="spellStart"/>
-      <w:r>
-        <w:t>Statistic</w:t>
-      </w:r>
-      <w:proofErr w:type="spellEnd"/>
-      <w:r>
-        <w:t xml:space="preserve"> modul a rendszer- és felhasználószintű statisztikai adatok kezeléséért felel.</w:t>
-      </w:r>
-      <w:r>
-        <w:t xml:space="preserve"> </w:t>
-      </w:r>
-      <w:r>
-        <w:t xml:space="preserve">A </w:t>
-      </w:r>
-      <w:proofErr w:type="spellStart"/>
-      <w:r>
-        <w:t>Repository</w:t>
-      </w:r>
-      <w:proofErr w:type="spellEnd"/>
-      <w:r>
-        <w:t xml:space="preserve"> réteg tárolt eljárások segítségével gyűjti össze a szükséges statisztikai adatokat az adatbázisból.</w:t>
-      </w:r>
-      <w:r>
-        <w:t xml:space="preserve"> </w:t>
-      </w:r>
-      <w:r>
-        <w:t>A Service réteg ezeket az adatokat feldolgozás nélkül vagy minimális logikával továbbítja.</w:t>
-      </w:r>
-      <w:r>
-        <w:t xml:space="preserve"> </w:t>
-      </w:r>
-      <w:r>
-        <w:t xml:space="preserve">A </w:t>
-      </w:r>
-      <w:proofErr w:type="spellStart"/>
-      <w:r>
-        <w:t>Controller</w:t>
-      </w:r>
-      <w:proofErr w:type="spellEnd"/>
-      <w:r>
-        <w:t xml:space="preserve"> réteg API végpontokon keresztül biztosítja a statisztikák elérését, és gondoskodik a megfelelő válaszformátumról.</w:t>
-      </w:r>
-      <w:r>
-        <w:t xml:space="preserve"> </w:t>
-      </w:r>
-      <w:r>
-        <w:t>A Modellek tartalmazzák mind a rendszer szintű (például összes felhasználó vagy aktivitás), mind a felhasználóra vonatkozó statisztikai adatokat.</w:t>
-      </w:r>
-    </w:p>
-    <w:p>
-      <w:pPr>
-        <w:pStyle w:val="Cmsor3"/>
-      </w:pPr>
-      <w:bookmarkStart w:id="28" w:name="_Toc225495729"/>
+      <w:bookmarkStart w:id="28" w:name="_Toc225502774"/>
       <w:r>
         <w:t>Összegzés</w:t>
       </w:r>
@@ -4453,12 +5430,11 @@
         <w:pStyle w:val="Cmsor1"/>
         <w:ind w:firstLine="0"/>
       </w:pPr>
-      <w:bookmarkStart w:id="29" w:name="_Toc225495730"/>
+      <w:bookmarkStart w:id="29" w:name="_Toc225502775"/>
       <w:r>
         <w:rPr>
           <w:rFonts w:eastAsia="Segoe UI"/>
         </w:rPr>
-        <w:lastRenderedPageBreak/>
         <w:t>REST API dokumentáció</w:t>
       </w:r>
       <w:bookmarkEnd w:id="29"/>
@@ -4475,9 +5451,11 @@
         <w:pStyle w:val="Cmsor2"/>
         <w:ind w:firstLine="0"/>
       </w:pPr>
+      <w:bookmarkStart w:id="30" w:name="_Toc225502776"/>
       <w:r>
         <w:t>Bevezetés</w:t>
       </w:r>
+      <w:bookmarkEnd w:id="30"/>
     </w:p>
     <w:p>
       <w:r>
@@ -4542,7 +5520,11 @@
       </w:r>
       <w:proofErr w:type="spellEnd"/>
       <w:r>
-        <w:t>, az aktivitások létrehozása, lekérdezése, módosítása és törlése, valamint a háttérfolyamatokhoz kapcsolódó adatok kezelése. A REST elv lehetővé teszi, hogy a frontend és a backend fejlesztése függetlenül, de összehangoltan történjen, miközben az adatok konzisztenciája biztosított marad.</w:t>
+        <w:t xml:space="preserve">, az aktivitások létrehozása, lekérdezése, módosítása és törlése, valamint a háttérfolyamatokhoz kapcsolódó adatok kezelése. A REST elv lehetővé teszi, hogy a frontend és a backend </w:t>
+      </w:r>
+      <w:r>
+        <w:lastRenderedPageBreak/>
+        <w:t>fejlesztése függetlenül, de összehangoltan történjen, miközben az adatok konzisztenciája biztosított marad.</w:t>
       </w:r>
     </w:p>
     <w:p>
@@ -4563,9 +5545,11 @@
         <w:pStyle w:val="Cmsor2"/>
         <w:ind w:firstLine="0"/>
       </w:pPr>
+      <w:bookmarkStart w:id="31" w:name="_Toc225502777"/>
       <w:r>
         <w:t>API működési áttekintés</w:t>
       </w:r>
+      <w:bookmarkEnd w:id="31"/>
     </w:p>
     <w:p>
       <w:r>
@@ -4622,11 +5606,7 @@
       </w:r>
       <w:proofErr w:type="spellEnd"/>
       <w:r>
-        <w:t xml:space="preserve"> </w:t>
-      </w:r>
-      <w:r>
-        <w:lastRenderedPageBreak/>
-        <w:t>szolgál, amely biztosítja, hogy csak hitelesített felhasználók férhessenek hozzá az adatokhoz.</w:t>
+        <w:t xml:space="preserve"> szolgál, amely biztosítja, hogy csak hitelesített felhasználók férhessenek hozzá az adatokhoz.</w:t>
       </w:r>
     </w:p>
     <w:p>
@@ -4664,6 +5644,10 @@
         <w:ind w:firstLine="0"/>
       </w:pPr>
       <w:r>
+        <w:rPr>
+          <w:noProof/>
+        </w:rPr>
+        <w:lastRenderedPageBreak/>
         <w:drawing>
           <wp:inline distT="0" distB="0" distL="0" distR="0" wp14:anchorId="556D08A9" wp14:editId="6D5CD537">
             <wp:extent cx="5219700" cy="3165475"/>
@@ -4705,24 +5689,14 @@
       <w:pPr>
         <w:pStyle w:val="Kpalrs"/>
       </w:pPr>
-      <w:r>
-        <w:fldChar w:fldCharType="begin"/>
-      </w:r>
-      <w:r>
-        <w:instrText xml:space="preserve"> SEQ ábra \* ARABIC </w:instrText>
-      </w:r>
-      <w:r>
-        <w:fldChar w:fldCharType="separate"/>
-      </w:r>
-      <w:r>
-        <w:rPr>
-          <w:noProof/>
-        </w:rPr>
-        <w:t>2</w:t>
-      </w:r>
-      <w:r>
-        <w:fldChar w:fldCharType="end"/>
-      </w:r>
+      <w:fldSimple w:instr=" SEQ ábra \* ARABIC ">
+        <w:r>
+          <w:rPr>
+            <w:noProof/>
+          </w:rPr>
+          <w:t>2</w:t>
+        </w:r>
+      </w:fldSimple>
       <w:r>
         <w:t xml:space="preserve">. ábra </w:t>
       </w:r>
@@ -4740,6 +5714,7 @@
       <w:pPr>
         <w:pStyle w:val="Cmsor2"/>
       </w:pPr>
+      <w:bookmarkStart w:id="32" w:name="_Toc225502778"/>
       <w:proofErr w:type="spellStart"/>
       <w:r>
         <w:t>Autentikáció</w:t>
@@ -4748,6 +5723,7 @@
       <w:r>
         <w:t xml:space="preserve"> és JWT – Login folyamat</w:t>
       </w:r>
+      <w:bookmarkEnd w:id="32"/>
     </w:p>
     <w:p>
       <w:r>
@@ -4790,140 +5766,144 @@
       <w:pPr>
         <w:pStyle w:val="Cmsor3"/>
       </w:pPr>
+      <w:bookmarkStart w:id="33" w:name="_Toc225502779"/>
+      <w:r>
+        <w:t>Login folyamat</w:t>
+      </w:r>
+      <w:bookmarkEnd w:id="33"/>
+    </w:p>
+    <w:p>
+      <w:r>
+        <w:t xml:space="preserve">A felhasználó a felhasználói felületen keresztül megadja az email címét és jelszavát, majd a frontend POST kérést küld a /login végpontra. A backend ellenőrzi a megadott adatokat az adatbázisban, és sikeres azonosítás esetén előállítja a JWT </w:t>
+      </w:r>
+      <w:proofErr w:type="spellStart"/>
+      <w:r>
+        <w:t>tokent</w:t>
+      </w:r>
+      <w:proofErr w:type="spellEnd"/>
+      <w:r>
+        <w:t xml:space="preserve">. A </w:t>
+      </w:r>
+      <w:proofErr w:type="spellStart"/>
+      <w:r>
+        <w:t>token</w:t>
+      </w:r>
+      <w:proofErr w:type="spellEnd"/>
+      <w:r>
+        <w:t xml:space="preserve"> tartalmazza a felhasználó egyedi azonosítóját (</w:t>
+      </w:r>
+      <w:proofErr w:type="spellStart"/>
+      <w:r>
+        <w:t>user_id</w:t>
+      </w:r>
+      <w:proofErr w:type="spellEnd"/>
+      <w:r>
+        <w:t>), a kiállítás idejét (</w:t>
+      </w:r>
+      <w:proofErr w:type="spellStart"/>
+      <w:r>
+        <w:t>iat</w:t>
+      </w:r>
+      <w:proofErr w:type="spellEnd"/>
+      <w:r>
+        <w:t>) és a lejárati időt (</w:t>
+      </w:r>
+      <w:proofErr w:type="spellStart"/>
+      <w:r>
+        <w:t>exp</w:t>
+      </w:r>
+      <w:proofErr w:type="spellEnd"/>
+      <w:r>
+        <w:t>), amely alapértelmezés szerint 2 órára van beállítva.</w:t>
+      </w:r>
+    </w:p>
+    <w:p>
+      <w:r>
+        <w:t xml:space="preserve">A </w:t>
+      </w:r>
+      <w:proofErr w:type="spellStart"/>
+      <w:r>
+        <w:t>token</w:t>
+      </w:r>
+      <w:proofErr w:type="spellEnd"/>
+      <w:r>
+        <w:t xml:space="preserve"> visszaküldése után a frontend a kapott értéket a böngésző </w:t>
+      </w:r>
+      <w:proofErr w:type="spellStart"/>
+      <w:r>
+        <w:t>localStorage-ában</w:t>
+      </w:r>
+      <w:proofErr w:type="spellEnd"/>
+      <w:r>
+        <w:t xml:space="preserve"> tárolja, és minden védett API híváshoz a kérés fejlécébe (x-</w:t>
+      </w:r>
+      <w:proofErr w:type="spellStart"/>
+      <w:r>
+        <w:t>access</w:t>
+      </w:r>
+      <w:proofErr w:type="spellEnd"/>
+      <w:r>
+        <w:t>-</w:t>
+      </w:r>
+      <w:proofErr w:type="spellStart"/>
+      <w:r>
+        <w:t>token</w:t>
+      </w:r>
+      <w:proofErr w:type="spellEnd"/>
+      <w:r>
+        <w:t xml:space="preserve">) helyezi. A backend </w:t>
+      </w:r>
+      <w:proofErr w:type="spellStart"/>
+      <w:r>
+        <w:t>middleware</w:t>
+      </w:r>
+      <w:proofErr w:type="spellEnd"/>
+      <w:r>
+        <w:t xml:space="preserve"> minden védett kérésnél ellenőrzi a </w:t>
+      </w:r>
+      <w:proofErr w:type="spellStart"/>
+      <w:r>
+        <w:t>token</w:t>
+      </w:r>
+      <w:proofErr w:type="spellEnd"/>
+      <w:r>
+        <w:t xml:space="preserve"> érvényességét, kibontja a </w:t>
+      </w:r>
+      <w:proofErr w:type="spellStart"/>
+      <w:r>
+        <w:t>payload</w:t>
+      </w:r>
+      <w:proofErr w:type="spellEnd"/>
+      <w:r>
+        <w:t xml:space="preserve">-ot, és elérhetővé teszi a </w:t>
+      </w:r>
+      <w:proofErr w:type="spellStart"/>
+      <w:r>
+        <w:t>req.user</w:t>
+      </w:r>
+      <w:proofErr w:type="spellEnd"/>
+      <w:r>
+        <w:t xml:space="preserve"> objektumban a </w:t>
+      </w:r>
+      <w:proofErr w:type="spellStart"/>
+      <w:r>
+        <w:t>controller</w:t>
+      </w:r>
+      <w:proofErr w:type="spellEnd"/>
+      <w:r>
+        <w:t xml:space="preserve"> számára.</w:t>
+      </w:r>
+    </w:p>
+    <w:p>
+      <w:pPr>
+        <w:pStyle w:val="Cmsor3"/>
+      </w:pPr>
+      <w:bookmarkStart w:id="34" w:name="_Toc225502780"/>
       <w:r>
         <w:lastRenderedPageBreak/>
-        <w:t>Login folyamat</w:t>
-      </w:r>
-    </w:p>
-    <w:p>
-      <w:r>
-        <w:t xml:space="preserve">A felhasználó a felhasználói felületen keresztül megadja az email címét és jelszavát, majd a frontend POST kérést küld a /login végpontra. A backend ellenőrzi a megadott adatokat az adatbázisban, és sikeres azonosítás esetén előállítja a JWT </w:t>
-      </w:r>
-      <w:proofErr w:type="spellStart"/>
-      <w:r>
-        <w:t>tokent</w:t>
-      </w:r>
-      <w:proofErr w:type="spellEnd"/>
-      <w:r>
-        <w:t xml:space="preserve">. A </w:t>
-      </w:r>
-      <w:proofErr w:type="spellStart"/>
-      <w:r>
-        <w:t>token</w:t>
-      </w:r>
-      <w:proofErr w:type="spellEnd"/>
-      <w:r>
-        <w:t xml:space="preserve"> tartalmazza a felhasználó egyedi azonosítóját (</w:t>
-      </w:r>
-      <w:proofErr w:type="spellStart"/>
-      <w:r>
-        <w:t>user_id</w:t>
-      </w:r>
-      <w:proofErr w:type="spellEnd"/>
-      <w:r>
-        <w:t>), a kiállítás idejét (</w:t>
-      </w:r>
-      <w:proofErr w:type="spellStart"/>
-      <w:r>
-        <w:t>iat</w:t>
-      </w:r>
-      <w:proofErr w:type="spellEnd"/>
-      <w:r>
-        <w:t>) és a lejárati időt (</w:t>
-      </w:r>
-      <w:proofErr w:type="spellStart"/>
-      <w:r>
-        <w:t>exp</w:t>
-      </w:r>
-      <w:proofErr w:type="spellEnd"/>
-      <w:r>
-        <w:t>), amely alapértelmezés szerint 2 órára van beállítva.</w:t>
-      </w:r>
-    </w:p>
-    <w:p>
-      <w:r>
-        <w:t xml:space="preserve">A </w:t>
-      </w:r>
-      <w:proofErr w:type="spellStart"/>
-      <w:r>
-        <w:t>token</w:t>
-      </w:r>
-      <w:proofErr w:type="spellEnd"/>
-      <w:r>
-        <w:t xml:space="preserve"> visszaküldése után a frontend a kapott értéket a böngésző </w:t>
-      </w:r>
-      <w:proofErr w:type="spellStart"/>
-      <w:r>
-        <w:t>localStorage-ában</w:t>
-      </w:r>
-      <w:proofErr w:type="spellEnd"/>
-      <w:r>
-        <w:t xml:space="preserve"> tárolja, és minden védett API híváshoz a kérés fejlécébe (x-</w:t>
-      </w:r>
-      <w:proofErr w:type="spellStart"/>
-      <w:r>
-        <w:t>access</w:t>
-      </w:r>
-      <w:proofErr w:type="spellEnd"/>
-      <w:r>
-        <w:t>-</w:t>
-      </w:r>
-      <w:proofErr w:type="spellStart"/>
-      <w:r>
-        <w:t>token</w:t>
-      </w:r>
-      <w:proofErr w:type="spellEnd"/>
-      <w:r>
-        <w:t xml:space="preserve">) helyezi. A backend </w:t>
-      </w:r>
-      <w:proofErr w:type="spellStart"/>
-      <w:r>
-        <w:t>middleware</w:t>
-      </w:r>
-      <w:proofErr w:type="spellEnd"/>
-      <w:r>
-        <w:t xml:space="preserve"> minden védett kérésnél ellenőrzi a </w:t>
-      </w:r>
-      <w:proofErr w:type="spellStart"/>
-      <w:r>
-        <w:t>token</w:t>
-      </w:r>
-      <w:proofErr w:type="spellEnd"/>
-      <w:r>
-        <w:t xml:space="preserve"> érvényességét, kibontja a </w:t>
-      </w:r>
-      <w:proofErr w:type="spellStart"/>
-      <w:r>
-        <w:t>payload</w:t>
-      </w:r>
-      <w:proofErr w:type="spellEnd"/>
-      <w:r>
-        <w:t xml:space="preserve">-ot, és elérhetővé teszi a </w:t>
-      </w:r>
-      <w:proofErr w:type="spellStart"/>
-      <w:r>
-        <w:t>req.user</w:t>
-      </w:r>
-      <w:proofErr w:type="spellEnd"/>
-      <w:r>
-        <w:t xml:space="preserve"> objektumban a </w:t>
-      </w:r>
-      <w:proofErr w:type="spellStart"/>
-      <w:r>
-        <w:t>controller</w:t>
-      </w:r>
-      <w:proofErr w:type="spellEnd"/>
-      <w:r>
-        <w:t xml:space="preserve"> számára.</w:t>
-      </w:r>
-    </w:p>
-    <w:p>
-      <w:pPr>
-        <w:pStyle w:val="Cmsor3"/>
-      </w:pPr>
-      <w:r>
         <w:t>Hibakezelés</w:t>
       </w:r>
+      <w:bookmarkEnd w:id="34"/>
     </w:p>
     <w:p>
       <w:pPr>
@@ -5070,15 +6050,7 @@
                               <w:fldChar w:fldCharType="end"/>
                             </w:r>
                             <w:r>
-                              <w:t xml:space="preserve">. ábra </w:t>
-                            </w:r>
-                            <w:proofErr w:type="spellStart"/>
-                            <w:r>
-                              <w:t>Sequence</w:t>
-                            </w:r>
-                            <w:proofErr w:type="spellEnd"/>
-                            <w:r>
-                              <w:t xml:space="preserve"> diagramm login</w:t>
+                              <w:t>. ábra Sequence diagramm login</w:t>
                             </w:r>
                           </w:p>
                         </w:txbxContent>
@@ -5142,15 +6114,7 @@
                         <w:fldChar w:fldCharType="end"/>
                       </w:r>
                       <w:r>
-                        <w:t xml:space="preserve">. ábra </w:t>
-                      </w:r>
-                      <w:proofErr w:type="spellStart"/>
-                      <w:r>
-                        <w:t>Sequence</w:t>
-                      </w:r>
-                      <w:proofErr w:type="spellEnd"/>
-                      <w:r>
-                        <w:t xml:space="preserve"> diagramm login</w:t>
+                        <w:t>. ábra Sequence diagramm login</w:t>
                       </w:r>
                     </w:p>
                   </w:txbxContent>
@@ -5312,8 +6276,8 @@
         <w:pStyle w:val="Cmsor2"/>
         <w:ind w:firstLine="0"/>
       </w:pPr>
-      <w:r>
-        <w:lastRenderedPageBreak/>
+      <w:bookmarkStart w:id="35" w:name="_Toc225502781"/>
+      <w:r>
         <w:t xml:space="preserve">Az </w:t>
       </w:r>
       <w:proofErr w:type="spellStart"/>
@@ -5324,6 +6288,7 @@
       <w:r>
         <w:t xml:space="preserve"> API szerepe és működése</w:t>
       </w:r>
+      <w:bookmarkEnd w:id="35"/>
     </w:p>
     <w:p>
       <w:r>
@@ -5372,14 +6337,17 @@
         <w:pStyle w:val="Cmsor2"/>
         <w:ind w:firstLine="0"/>
       </w:pPr>
-      <w:proofErr w:type="spellStart"/>
-      <w:r>
+      <w:bookmarkStart w:id="36" w:name="_Toc225502782"/>
+      <w:proofErr w:type="spellStart"/>
+      <w:r>
+        <w:lastRenderedPageBreak/>
         <w:t>Activities</w:t>
       </w:r>
       <w:proofErr w:type="spellEnd"/>
       <w:r>
         <w:t xml:space="preserve"> végpontok</w:t>
       </w:r>
+      <w:bookmarkEnd w:id="36"/>
     </w:p>
     <w:p>
       <w:pPr>
@@ -5388,6 +6356,7 @@
           <w:bCs/>
         </w:rPr>
       </w:pPr>
+      <w:bookmarkStart w:id="37" w:name="_Toc225502783"/>
       <w:proofErr w:type="spellStart"/>
       <w:r>
         <w:rPr>
@@ -5402,6 +6371,7 @@
         </w:rPr>
         <w:t xml:space="preserve"> lekérdezése</w:t>
       </w:r>
+      <w:bookmarkEnd w:id="37"/>
     </w:p>
     <w:p>
       <w:r>
@@ -5484,7 +6454,237 @@
         <w:rPr>
           <w:bCs/>
         </w:rPr>
+        <w:t>200 OK:</w:t>
+      </w:r>
+      <w:r>
+        <w:t xml:space="preserve"> A lekérdezés sikeres volt, és a felhasználó összes aktivitását visszakapja a kliens. </w:t>
+      </w:r>
+    </w:p>
+    <w:p>
+      <w:r>
+        <w:rPr>
+          <w:bCs/>
+        </w:rPr>
+        <w:t xml:space="preserve">401 </w:t>
+      </w:r>
+      <w:proofErr w:type="spellStart"/>
+      <w:r>
+        <w:rPr>
+          <w:bCs/>
+        </w:rPr>
+        <w:t>Unauthorized</w:t>
+      </w:r>
+      <w:proofErr w:type="spellEnd"/>
+      <w:r>
+        <w:rPr>
+          <w:bCs/>
+        </w:rPr>
+        <w:t>:</w:t>
+      </w:r>
+      <w:r>
+        <w:t xml:space="preserve"> A </w:t>
+      </w:r>
+      <w:proofErr w:type="spellStart"/>
+      <w:r>
+        <w:t>token</w:t>
+      </w:r>
+      <w:proofErr w:type="spellEnd"/>
+      <w:r>
+        <w:t xml:space="preserve"> érvénytelen, lejárt vagy hiányzik, ezért a rendszer megtagadja a hozzáférést. </w:t>
+      </w:r>
+    </w:p>
+    <w:p>
+      <w:r>
+        <w:rPr>
+          <w:bCs/>
+        </w:rPr>
+        <w:t xml:space="preserve">403 </w:t>
+      </w:r>
+      <w:proofErr w:type="spellStart"/>
+      <w:r>
+        <w:rPr>
+          <w:bCs/>
+        </w:rPr>
+        <w:t>Forbidden</w:t>
+      </w:r>
+      <w:proofErr w:type="spellEnd"/>
+      <w:r>
+        <w:rPr>
+          <w:bCs/>
+        </w:rPr>
+        <w:t>:</w:t>
+      </w:r>
+      <w:r>
+        <w:t xml:space="preserve"> A felhasználó nem jogosult az adott erőforrás lekérésére. </w:t>
+      </w:r>
+    </w:p>
+    <w:p>
+      <w:r>
+        <w:rPr>
+          <w:bCs/>
+        </w:rPr>
+        <w:t xml:space="preserve">500 </w:t>
+      </w:r>
+      <w:proofErr w:type="spellStart"/>
+      <w:r>
+        <w:rPr>
+          <w:bCs/>
+        </w:rPr>
+        <w:t>Internal</w:t>
+      </w:r>
+      <w:proofErr w:type="spellEnd"/>
+      <w:r>
+        <w:rPr>
+          <w:bCs/>
+        </w:rPr>
+        <w:t xml:space="preserve"> Server </w:t>
+      </w:r>
+      <w:proofErr w:type="spellStart"/>
+      <w:r>
+        <w:rPr>
+          <w:bCs/>
+        </w:rPr>
+        <w:t>Error</w:t>
+      </w:r>
+      <w:proofErr w:type="spellEnd"/>
+      <w:r>
+        <w:rPr>
+          <w:bCs/>
+        </w:rPr>
+        <w:t>:</w:t>
+      </w:r>
+      <w:r>
+        <w:t xml:space="preserve"> Hiba történt a szerveren a lekérdezés során, például az adatbázis nem elérhető, vagy valamilyen váratlan belső probléma adódott. </w:t>
+      </w:r>
+    </w:p>
+    <w:p>
+      <w:r>
+        <w:t xml:space="preserve">Ez a végpont nemcsak az adatok visszaadásáért felel, hanem a biztonságos működés és a felhasználói élmény szempontjából is kulcsfontosságú, hiszen minden további művelet – például új aktivitás felvétele vagy meglévő módosítása – az itt lekért </w:t>
+      </w:r>
+      <w:r>
         <w:lastRenderedPageBreak/>
+        <w:t>adatokra épül. A felhasználó szerepkörétől függően a rendszer képes az adatokat testre szabottan visszaadni: például adminisztrátor vagy felhasználó csak a saját aktivitásait láthatja.</w:t>
+      </w:r>
+    </w:p>
+    <w:p>
+      <w:r>
+        <w:t>Tipikus használati esetek közé tartozik például, hogy a felhasználó minden nap ellenőrzi a tevékenységeit, frissíti a haladást, és ennek alapján a frontend vizuálisan megjeleníti a heti statisztikát vagy a befejezett és folyamatban lévő feladatokat. Ezáltal a végpont biztosítja az alkalmazás központi működését, és a felhasználó motivációját is segíti a napi célok követésében.</w:t>
+      </w:r>
+    </w:p>
+    <w:p>
+      <w:pPr>
+        <w:pStyle w:val="Cmsor3"/>
+      </w:pPr>
+      <w:bookmarkStart w:id="38" w:name="_Toc225502784"/>
+      <w:r>
+        <w:t>Szokások lekérdezése</w:t>
+      </w:r>
+      <w:bookmarkEnd w:id="38"/>
+    </w:p>
+    <w:p>
+      <w:r>
+        <w:t>A /napicsepp/</w:t>
+      </w:r>
+      <w:proofErr w:type="spellStart"/>
+      <w:r>
+        <w:t>activities</w:t>
+      </w:r>
+      <w:proofErr w:type="spellEnd"/>
+      <w:r>
+        <w:t>/</w:t>
+      </w:r>
+      <w:proofErr w:type="spellStart"/>
+      <w:r>
+        <w:t>habits</w:t>
+      </w:r>
+      <w:proofErr w:type="spellEnd"/>
+      <w:r>
+        <w:t xml:space="preserve"> végpont a felhasználó összes szokását lekérdezi. </w:t>
+      </w:r>
+      <w:r>
+        <w:t>Ami azért felel, hogy vannak a szokások a felhasználónak, amik igazából arra felelnek, hogy több napon keresztül tudja teljesíteni őket.</w:t>
+      </w:r>
+    </w:p>
+    <w:p>
+      <w:r>
+        <w:t xml:space="preserve">A folyamat a következőképpen zajlik: a felhasználó a belépést követően megkapja a JWT alapú hitelesítő </w:t>
+      </w:r>
+      <w:proofErr w:type="spellStart"/>
+      <w:r>
+        <w:t>tokent</w:t>
+      </w:r>
+      <w:proofErr w:type="spellEnd"/>
+      <w:r>
+        <w:t>, amelyet minden API kéréshez továbbít. Amikor a kliens lekéri az aktivitáslistát,</w:t>
+      </w:r>
+      <w:r>
+        <w:t xml:space="preserve"> amiben a szokások szerepelnek</w:t>
+      </w:r>
+      <w:r>
+        <w:t xml:space="preserve">, a szerver első lépésként ellenőrzi a </w:t>
+      </w:r>
+      <w:proofErr w:type="spellStart"/>
+      <w:r>
+        <w:t>tokent</w:t>
+      </w:r>
+      <w:proofErr w:type="spellEnd"/>
+      <w:r>
+        <w:t>, hogy az érvényes-e és a felhasználó jogosult-e a kérés végrehajtására. Ezzel biztosítja, hogy csak az adott felhasználó adataihoz férhessen hozzá más ne tudja lekérni a listát.</w:t>
+      </w:r>
+    </w:p>
+    <w:p>
+      <w:r>
+        <w:t xml:space="preserve">A szerver a </w:t>
+      </w:r>
+      <w:proofErr w:type="spellStart"/>
+      <w:r>
+        <w:t>token</w:t>
+      </w:r>
+      <w:proofErr w:type="spellEnd"/>
+      <w:r>
+        <w:t xml:space="preserve"> érvényességének ellenőrzése után az adatbázisból lekérdezi a felhasználó</w:t>
+      </w:r>
+      <w:r>
+        <w:t xml:space="preserve"> szokás</w:t>
+      </w:r>
+      <w:r>
+        <w:t xml:space="preserve"> aktivitásait. Minden aktivitás részletesen tartalmazza a nevét, típusát, nehézségi szintjét, a tevékenység kezdő- és záródátumát, valamint a haladás mértékét. Ezen információk segítségével a felhasználó könnyen áttekintheti, hogy mely tevékenységek vannak folyamatban, melyeket kell frissíteni, illetve </w:t>
+      </w:r>
+      <w:proofErr w:type="spellStart"/>
+      <w:r>
+        <w:t>hany</w:t>
+      </w:r>
+      <w:proofErr w:type="spellEnd"/>
+      <w:r>
+        <w:t xml:space="preserve"> napot teljesített már </w:t>
+      </w:r>
+      <w:proofErr w:type="spellStart"/>
+      <w:r>
+        <w:t>belöle</w:t>
+      </w:r>
+      <w:proofErr w:type="spellEnd"/>
+      <w:r>
+        <w:t>.</w:t>
+      </w:r>
+    </w:p>
+    <w:p>
+      <w:r>
+        <w:t xml:space="preserve">Az </w:t>
+      </w:r>
+      <w:proofErr w:type="spellStart"/>
+      <w:r>
+        <w:t>endpoint</w:t>
+      </w:r>
+      <w:proofErr w:type="spellEnd"/>
+      <w:r>
+        <w:t xml:space="preserve"> különböző válaszokkal reagálhat, attól függően, hogy a kérés sikeres volt-e vagy sem:</w:t>
+      </w:r>
+    </w:p>
+    <w:p>
+      <w:r>
+        <w:rPr>
+          <w:bCs/>
+        </w:rPr>
         <w:t>200 OK:</w:t>
       </w:r>
       <w:r>
@@ -5529,6 +6729,7 @@
         <w:rPr>
           <w:bCs/>
         </w:rPr>
+        <w:lastRenderedPageBreak/>
         <w:t xml:space="preserve">403 </w:t>
       </w:r>
       <w:proofErr w:type="spellStart"/>
@@ -5601,63 +6802,619 @@
     <w:p>
       <w:pPr>
         <w:pStyle w:val="Cmsor3"/>
-      </w:pPr>
-      <w:r>
-        <w:t>Szokások lekérdezése</w:t>
-      </w:r>
-    </w:p>
-    <w:p>
-      <w:r>
-        <w:t>A /napicsepp/</w:t>
-      </w:r>
-      <w:proofErr w:type="spellStart"/>
-      <w:r>
+        <w:rPr>
+          <w:bCs/>
+        </w:rPr>
+      </w:pPr>
+      <w:bookmarkStart w:id="39" w:name="_Toc225502785"/>
+      <w:r>
+        <w:rPr>
+          <w:bCs/>
+        </w:rPr>
+        <w:t xml:space="preserve">Új </w:t>
+      </w:r>
+      <w:proofErr w:type="spellStart"/>
+      <w:r>
+        <w:rPr>
+          <w:bCs/>
+        </w:rPr>
+        <w:t>activity</w:t>
+      </w:r>
+      <w:proofErr w:type="spellEnd"/>
+      <w:r>
+        <w:rPr>
+          <w:bCs/>
+        </w:rPr>
+        <w:t xml:space="preserve"> létrehozása (POST /napicsepp/</w:t>
+      </w:r>
+      <w:proofErr w:type="spellStart"/>
+      <w:r>
+        <w:rPr>
+          <w:bCs/>
+        </w:rPr>
         <w:t>activities</w:t>
       </w:r>
       <w:proofErr w:type="spellEnd"/>
       <w:r>
-        <w:t>/</w:t>
-      </w:r>
-      <w:proofErr w:type="spellStart"/>
-      <w:r>
-        <w:t>habits</w:t>
-      </w:r>
-      <w:proofErr w:type="spellEnd"/>
-      <w:r>
-        <w:t xml:space="preserve"> végpont a felhasználó összes szokását lekérdezi. </w:t>
-      </w:r>
-      <w:r>
-        <w:t>Ami azért felel, hogy vannak a szokások a felhasználónak, amik igazából arra felelnek, hogy több napon keresztül tudja teljesíteni őket.</w:t>
-      </w:r>
-    </w:p>
-    <w:p>
-      <w:r>
-        <w:t xml:space="preserve">A folyamat a következőképpen zajlik: a felhasználó a belépést követően megkapja a JWT alapú hitelesítő </w:t>
-      </w:r>
-      <w:proofErr w:type="spellStart"/>
-      <w:r>
-        <w:t>tokent</w:t>
-      </w:r>
-      <w:proofErr w:type="spellEnd"/>
-      <w:r>
-        <w:t xml:space="preserve">, amelyet minden API kéréshez továbbít. Amikor a kliens lekéri az </w:t>
-      </w:r>
-      <w:r>
-        <w:t>aktivitáslistát,</w:t>
-      </w:r>
-      <w:r>
-        <w:t xml:space="preserve"> amiben a szokások szerepelnek</w:t>
-      </w:r>
-      <w:r>
-        <w:t xml:space="preserve">, a szerver első lépésként ellenőrzi a </w:t>
-      </w:r>
-      <w:proofErr w:type="spellStart"/>
-      <w:r>
-        <w:t>tokent</w:t>
-      </w:r>
-      <w:proofErr w:type="spellEnd"/>
-      <w:r>
-        <w:t>, hogy az érvényes-e és a felhasználó jogosult-e a kérés végrehajtására. Ezzel biztosítja, hogy csak az adott felhasználó adataihoz férhessen hozzá más ne tudja lekérni a listát.</w:t>
+        <w:rPr>
+          <w:bCs/>
+        </w:rPr>
+        <w:t>)</w:t>
+      </w:r>
+      <w:bookmarkEnd w:id="39"/>
+    </w:p>
+    <w:p>
+      <w:r>
+        <w:t>Az /napicsepp/</w:t>
+      </w:r>
+      <w:proofErr w:type="spellStart"/>
+      <w:r>
+        <w:t>activities</w:t>
+      </w:r>
+      <w:proofErr w:type="spellEnd"/>
+      <w:r>
+        <w:t xml:space="preserve"> POST végpont lehetővé teszi a felhasználók számára, hogy új aktivitásokat rögzítsenek az alkalmazásban. Ez az egyik legfontosabb funkció, hiszen a napi tevékenységek nyomon követése ezen a ponton kezdődik, és az összes további statisztikai és vizuális megjelenítés erre épül.</w:t>
+      </w:r>
+    </w:p>
+    <w:p>
+      <w:r>
+        <w:t>A kliens elküldi az új aktivitás adatait a szervernek</w:t>
+      </w:r>
+      <w:r>
+        <w:t xml:space="preserve"> </w:t>
+      </w:r>
+      <w:proofErr w:type="spellStart"/>
+      <w:r>
+        <w:t>json</w:t>
+      </w:r>
+      <w:proofErr w:type="spellEnd"/>
+      <w:r>
+        <w:t xml:space="preserve"> </w:t>
+      </w:r>
+      <w:proofErr w:type="spellStart"/>
+      <w:r>
+        <w:t>fomátumban</w:t>
+      </w:r>
+      <w:proofErr w:type="spellEnd"/>
+      <w:r>
+        <w:t xml:space="preserve">, amely először ellenőrzi a </w:t>
+      </w:r>
+      <w:proofErr w:type="spellStart"/>
+      <w:r>
+        <w:t>token</w:t>
+      </w:r>
+      <w:proofErr w:type="spellEnd"/>
+      <w:r>
+        <w:t xml:space="preserve"> érvényességét, majd az adatokat </w:t>
+      </w:r>
+      <w:proofErr w:type="spellStart"/>
+      <w:r>
+        <w:t>validálja</w:t>
+      </w:r>
+      <w:proofErr w:type="spellEnd"/>
+      <w:r>
+        <w:t xml:space="preserve">. A </w:t>
+      </w:r>
+      <w:proofErr w:type="spellStart"/>
+      <w:r>
+        <w:t>validálás</w:t>
+      </w:r>
+      <w:proofErr w:type="spellEnd"/>
+      <w:r>
+        <w:t xml:space="preserve"> során a rendszer ellenőrzi, hogy minden szükséges mező (például név, típus, nehézségi szint, kezdő- és végdátum) meg van-e adva, és hogy a megadott értékek megfelelnek-e a rendszer szabályainak. Ha minden rendben van, az új rekord bekerül az adatbázisba, és a szerver visszajelzést ad a sikeres létrehozásról.</w:t>
+      </w:r>
+    </w:p>
+    <w:p>
+      <w:r>
+        <w:t xml:space="preserve">A végpont használata során a felhasználó könnyen hozzáadhatja a napi tevékenységeit, és ezek azonnal megjelennek a frontend felületen, lehetővé téve a haladás nyomon követését és a motiváció fenntartását. </w:t>
+      </w:r>
+    </w:p>
+    <w:p>
+      <w:r>
+        <w:t>Lehetséges válaszok:</w:t>
+      </w:r>
+    </w:p>
+    <w:p>
+      <w:r>
+        <w:rPr>
+          <w:bCs/>
+        </w:rPr>
+        <w:t xml:space="preserve">201 </w:t>
+      </w:r>
+      <w:proofErr w:type="spellStart"/>
+      <w:r>
+        <w:rPr>
+          <w:bCs/>
+        </w:rPr>
+        <w:t>Created</w:t>
+      </w:r>
+      <w:proofErr w:type="spellEnd"/>
+      <w:r>
+        <w:rPr>
+          <w:bCs/>
+        </w:rPr>
+        <w:t>:</w:t>
+      </w:r>
+      <w:r>
+        <w:t xml:space="preserve"> Az aktivitás sikeresen létrejött és rögzítésre került. </w:t>
+      </w:r>
+    </w:p>
+    <w:p>
+      <w:r>
+        <w:rPr>
+          <w:bCs/>
+        </w:rPr>
+        <w:lastRenderedPageBreak/>
+        <w:t xml:space="preserve">400 </w:t>
+      </w:r>
+      <w:proofErr w:type="spellStart"/>
+      <w:r>
+        <w:rPr>
+          <w:bCs/>
+        </w:rPr>
+        <w:t>Bad</w:t>
+      </w:r>
+      <w:proofErr w:type="spellEnd"/>
+      <w:r>
+        <w:rPr>
+          <w:bCs/>
+        </w:rPr>
+        <w:t xml:space="preserve"> </w:t>
+      </w:r>
+      <w:proofErr w:type="spellStart"/>
+      <w:r>
+        <w:rPr>
+          <w:bCs/>
+        </w:rPr>
+        <w:t>Request</w:t>
+      </w:r>
+      <w:proofErr w:type="spellEnd"/>
+      <w:r>
+        <w:rPr>
+          <w:bCs/>
+        </w:rPr>
+        <w:t>:</w:t>
+      </w:r>
+      <w:r>
+        <w:t xml:space="preserve"> Hibás vagy hiányos adatok miatt nem sikerült létrehozni az aktivitást. </w:t>
+      </w:r>
+    </w:p>
+    <w:p>
+      <w:r>
+        <w:rPr>
+          <w:bCs/>
+        </w:rPr>
+        <w:t xml:space="preserve">401 </w:t>
+      </w:r>
+      <w:proofErr w:type="spellStart"/>
+      <w:r>
+        <w:rPr>
+          <w:bCs/>
+        </w:rPr>
+        <w:t>Unauthorized</w:t>
+      </w:r>
+      <w:proofErr w:type="spellEnd"/>
+      <w:r>
+        <w:rPr>
+          <w:bCs/>
+        </w:rPr>
+        <w:t>:</w:t>
+      </w:r>
+      <w:r>
+        <w:t xml:space="preserve"> Érvénytelen vagy hiányzó </w:t>
+      </w:r>
+      <w:proofErr w:type="spellStart"/>
+      <w:r>
+        <w:t>token</w:t>
+      </w:r>
+      <w:proofErr w:type="spellEnd"/>
+      <w:r>
+        <w:t xml:space="preserve"> miatt megtagadva a hozzáférés. </w:t>
+      </w:r>
+    </w:p>
+    <w:p>
+      <w:r>
+        <w:rPr>
+          <w:bCs/>
+        </w:rPr>
+        <w:t xml:space="preserve">403 </w:t>
+      </w:r>
+      <w:proofErr w:type="spellStart"/>
+      <w:r>
+        <w:rPr>
+          <w:bCs/>
+        </w:rPr>
+        <w:t>Forbidden</w:t>
+      </w:r>
+      <w:proofErr w:type="spellEnd"/>
+      <w:r>
+        <w:rPr>
+          <w:bCs/>
+        </w:rPr>
+        <w:t>:</w:t>
+      </w:r>
+      <w:r>
+        <w:t xml:space="preserve"> A felhasználó nem jogosult új aktivitás létrehozására. </w:t>
+      </w:r>
+    </w:p>
+    <w:p>
+      <w:r>
+        <w:rPr>
+          <w:bCs/>
+        </w:rPr>
+        <w:t xml:space="preserve">500 </w:t>
+      </w:r>
+      <w:proofErr w:type="spellStart"/>
+      <w:r>
+        <w:rPr>
+          <w:bCs/>
+        </w:rPr>
+        <w:t>Internal</w:t>
+      </w:r>
+      <w:proofErr w:type="spellEnd"/>
+      <w:r>
+        <w:rPr>
+          <w:bCs/>
+        </w:rPr>
+        <w:t xml:space="preserve"> Server </w:t>
+      </w:r>
+      <w:proofErr w:type="spellStart"/>
+      <w:r>
+        <w:rPr>
+          <w:bCs/>
+        </w:rPr>
+        <w:t>Error</w:t>
+      </w:r>
+      <w:proofErr w:type="spellEnd"/>
+      <w:r>
+        <w:rPr>
+          <w:bCs/>
+        </w:rPr>
+        <w:t>:</w:t>
+      </w:r>
+      <w:r>
+        <w:t xml:space="preserve"> Szerverhiba miatt nem sikerült az adat mentése. </w:t>
+      </w:r>
+    </w:p>
+    <w:p>
+      <w:r>
+        <w:t>Tipikus használati eset például, hogy a felhasználó minden reggel felviszi a napi tevékenységeit, amelyek alapján a rendszer vizuálisan frissíti a haladási diagramokat és heti statisztikákat.</w:t>
+      </w:r>
+    </w:p>
+    <w:p>
+      <w:pPr>
+        <w:pStyle w:val="Cmsor3"/>
+        <w:rPr>
+          <w:bCs/>
+        </w:rPr>
+      </w:pPr>
+      <w:bookmarkStart w:id="40" w:name="_Toc225502786"/>
+      <w:proofErr w:type="spellStart"/>
+      <w:r>
+        <w:rPr>
+          <w:bCs/>
+        </w:rPr>
+        <w:t>Activity</w:t>
+      </w:r>
+      <w:proofErr w:type="spellEnd"/>
+      <w:r>
+        <w:rPr>
+          <w:bCs/>
+        </w:rPr>
+        <w:t xml:space="preserve"> módosítása (PUT /napicsepp/</w:t>
+      </w:r>
+      <w:proofErr w:type="spellStart"/>
+      <w:r>
+        <w:rPr>
+          <w:bCs/>
+        </w:rPr>
+        <w:t>activities</w:t>
+      </w:r>
+      <w:proofErr w:type="spellEnd"/>
+      <w:r>
+        <w:rPr>
+          <w:bCs/>
+        </w:rPr>
+        <w:t>/:</w:t>
+      </w:r>
+      <w:proofErr w:type="spellStart"/>
+      <w:r>
+        <w:rPr>
+          <w:bCs/>
+        </w:rPr>
+        <w:t>id</w:t>
+      </w:r>
+      <w:proofErr w:type="spellEnd"/>
+      <w:r>
+        <w:rPr>
+          <w:bCs/>
+        </w:rPr>
+        <w:t>)</w:t>
+      </w:r>
+      <w:bookmarkEnd w:id="40"/>
+    </w:p>
+    <w:p>
+      <w:r>
+        <w:t>A PUT /napicsepp/</w:t>
+      </w:r>
+      <w:proofErr w:type="spellStart"/>
+      <w:r>
+        <w:t>activities</w:t>
+      </w:r>
+      <w:proofErr w:type="spellEnd"/>
+      <w:r>
+        <w:t>/:</w:t>
+      </w:r>
+      <w:proofErr w:type="spellStart"/>
+      <w:r>
+        <w:t>id</w:t>
+      </w:r>
+      <w:proofErr w:type="spellEnd"/>
+      <w:r>
+        <w:t xml:space="preserve"> végpont lehetővé teszi, hogy a felhasználó frissítse egy meglévő aktivitás adatait. Ez fontos funkció, mert gyakran előfordulhat, hogy egy aktivitást hibásan rögzítenek, vagy a felhasználó szeretné módosítani a nehézségi szintet, a kezdő- és végdátumot.</w:t>
+      </w:r>
+    </w:p>
+    <w:p>
+      <w:r>
+        <w:t xml:space="preserve">A működés során a kliens elküldi a módosítandó adatokat és az aktivitás azonosítóját a szervernek. A szerver először ellenőrzi a </w:t>
+      </w:r>
+      <w:proofErr w:type="spellStart"/>
+      <w:r>
+        <w:t>token</w:t>
+      </w:r>
+      <w:proofErr w:type="spellEnd"/>
+      <w:r>
+        <w:t xml:space="preserve"> érvényességét és a felhasználó jogosultságát, majd </w:t>
+      </w:r>
+      <w:proofErr w:type="spellStart"/>
+      <w:r>
+        <w:t>validálja</w:t>
+      </w:r>
+      <w:proofErr w:type="spellEnd"/>
+      <w:r>
+        <w:t xml:space="preserve"> a beérkező adatokat. Amennyiben minden rendben van, a szerver frissíti az adatbázisban a megfelelő rekordot, és visszajelzést ad a sikeres módosításról.</w:t>
+      </w:r>
+    </w:p>
+    <w:p>
+      <w:r>
+        <w:t>Ez a végpont kulcsfontosságú a felhasználói kontroll szempontjából, hiszen biztosítja, hogy a felhasználó az adatait mindig pontosan és naprakészen tarthassa. A frontend ezután a módosított adatokat azonnal megjeleníti a felhasználónak, így a vizuális áttekintés és a statisztikák mindig valós állapotot tükröznek.</w:t>
+      </w:r>
+    </w:p>
+    <w:p>
+      <w:r>
+        <w:t>Lehetséges válaszok:</w:t>
+      </w:r>
+    </w:p>
+    <w:p>
+      <w:r>
+        <w:rPr>
+          <w:bCs/>
+        </w:rPr>
+        <w:t>200 OK:</w:t>
+      </w:r>
+      <w:r>
+        <w:t xml:space="preserve"> Az aktivitás sikeresen frissítve. </w:t>
+      </w:r>
+    </w:p>
+    <w:p>
+      <w:r>
+        <w:rPr>
+          <w:bCs/>
+        </w:rPr>
+        <w:t xml:space="preserve">400 </w:t>
+      </w:r>
+      <w:proofErr w:type="spellStart"/>
+      <w:r>
+        <w:rPr>
+          <w:bCs/>
+        </w:rPr>
+        <w:t>Bad</w:t>
+      </w:r>
+      <w:proofErr w:type="spellEnd"/>
+      <w:r>
+        <w:rPr>
+          <w:bCs/>
+        </w:rPr>
+        <w:t xml:space="preserve"> </w:t>
+      </w:r>
+      <w:proofErr w:type="spellStart"/>
+      <w:r>
+        <w:rPr>
+          <w:bCs/>
+        </w:rPr>
+        <w:t>Request</w:t>
+      </w:r>
+      <w:proofErr w:type="spellEnd"/>
+      <w:r>
+        <w:rPr>
+          <w:bCs/>
+        </w:rPr>
+        <w:t>:</w:t>
+      </w:r>
+      <w:r>
+        <w:t xml:space="preserve"> Hiányzó vagy hibás adatok miatt a frissítés nem hajtható végre. </w:t>
+      </w:r>
+    </w:p>
+    <w:p>
+      <w:r>
+        <w:rPr>
+          <w:bCs/>
+        </w:rPr>
+        <w:t xml:space="preserve">401 </w:t>
+      </w:r>
+      <w:proofErr w:type="spellStart"/>
+      <w:r>
+        <w:rPr>
+          <w:bCs/>
+        </w:rPr>
+        <w:t>Unauthorized</w:t>
+      </w:r>
+      <w:proofErr w:type="spellEnd"/>
+      <w:r>
+        <w:rPr>
+          <w:bCs/>
+        </w:rPr>
+        <w:t>:</w:t>
+      </w:r>
+      <w:r>
+        <w:t xml:space="preserve"> Érvénytelen vagy hiányzó </w:t>
+      </w:r>
+      <w:proofErr w:type="spellStart"/>
+      <w:r>
+        <w:t>token</w:t>
+      </w:r>
+      <w:proofErr w:type="spellEnd"/>
+      <w:r>
+        <w:t xml:space="preserve"> miatt megtagadva a hozzáférés. </w:t>
+      </w:r>
+    </w:p>
+    <w:p>
+      <w:r>
+        <w:rPr>
+          <w:bCs/>
+        </w:rPr>
+        <w:t xml:space="preserve">403 </w:t>
+      </w:r>
+      <w:proofErr w:type="spellStart"/>
+      <w:r>
+        <w:rPr>
+          <w:bCs/>
+        </w:rPr>
+        <w:t>Forbidden</w:t>
+      </w:r>
+      <w:proofErr w:type="spellEnd"/>
+      <w:r>
+        <w:rPr>
+          <w:bCs/>
+        </w:rPr>
+        <w:t>:</w:t>
+      </w:r>
+      <w:r>
+        <w:t xml:space="preserve"> A felhasználó nem jogosult az adott aktivitás módosítására. </w:t>
+      </w:r>
+    </w:p>
+    <w:p>
+      <w:r>
+        <w:rPr>
+          <w:bCs/>
+        </w:rPr>
+        <w:lastRenderedPageBreak/>
+        <w:t xml:space="preserve">500 </w:t>
+      </w:r>
+      <w:proofErr w:type="spellStart"/>
+      <w:r>
+        <w:rPr>
+          <w:bCs/>
+        </w:rPr>
+        <w:t>Internal</w:t>
+      </w:r>
+      <w:proofErr w:type="spellEnd"/>
+      <w:r>
+        <w:rPr>
+          <w:bCs/>
+        </w:rPr>
+        <w:t xml:space="preserve"> Server </w:t>
+      </w:r>
+      <w:proofErr w:type="spellStart"/>
+      <w:r>
+        <w:rPr>
+          <w:bCs/>
+        </w:rPr>
+        <w:t>Error</w:t>
+      </w:r>
+      <w:proofErr w:type="spellEnd"/>
+      <w:r>
+        <w:rPr>
+          <w:bCs/>
+        </w:rPr>
+        <w:t>:</w:t>
+      </w:r>
+      <w:r>
+        <w:t xml:space="preserve"> Szerverhiba a frissítés során. </w:t>
+      </w:r>
+    </w:p>
+    <w:p>
+      <w:r>
+        <w:t>Tipikus használati eset, amikor a felhasználó korrigálja az aktivitás adatait, például módosítja a befejezés dátumát.</w:t>
+      </w:r>
+    </w:p>
+    <w:p>
+      <w:pPr>
+        <w:pStyle w:val="Cmsor3"/>
+        <w:rPr>
+          <w:bCs/>
+        </w:rPr>
+      </w:pPr>
+      <w:bookmarkStart w:id="41" w:name="_Toc225502787"/>
+      <w:r>
+        <w:rPr>
+          <w:bCs/>
+        </w:rPr>
+        <w:t xml:space="preserve">5. </w:t>
+      </w:r>
+      <w:proofErr w:type="spellStart"/>
+      <w:r>
+        <w:rPr>
+          <w:bCs/>
+        </w:rPr>
+        <w:t>Activity</w:t>
+      </w:r>
+      <w:proofErr w:type="spellEnd"/>
+      <w:r>
+        <w:rPr>
+          <w:bCs/>
+        </w:rPr>
+        <w:t xml:space="preserve"> törlése (DELETE /napicsepp/</w:t>
+      </w:r>
+      <w:proofErr w:type="spellStart"/>
+      <w:r>
+        <w:rPr>
+          <w:bCs/>
+        </w:rPr>
+        <w:t>activities</w:t>
+      </w:r>
+      <w:proofErr w:type="spellEnd"/>
+      <w:r>
+        <w:rPr>
+          <w:bCs/>
+        </w:rPr>
+        <w:t>/:</w:t>
+      </w:r>
+      <w:proofErr w:type="spellStart"/>
+      <w:r>
+        <w:rPr>
+          <w:bCs/>
+        </w:rPr>
+        <w:t>id</w:t>
+      </w:r>
+      <w:proofErr w:type="spellEnd"/>
+      <w:r>
+        <w:rPr>
+          <w:bCs/>
+        </w:rPr>
+        <w:t>)</w:t>
+      </w:r>
+      <w:bookmarkEnd w:id="41"/>
+    </w:p>
+    <w:p>
+      <w:r>
+        <w:t>A DELETE /napicsepp/</w:t>
+      </w:r>
+      <w:proofErr w:type="spellStart"/>
+      <w:r>
+        <w:t>activities</w:t>
+      </w:r>
+      <w:proofErr w:type="spellEnd"/>
+      <w:r>
+        <w:t>/:</w:t>
+      </w:r>
+      <w:proofErr w:type="spellStart"/>
+      <w:r>
+        <w:t>id</w:t>
+      </w:r>
+      <w:proofErr w:type="spellEnd"/>
+      <w:r>
+        <w:t xml:space="preserve"> végpont lehetővé teszi, hogy a felhasználó véglegesen eltávolítson egy aktivitást az alkalmazásból. Ez a funkció alapvető a rendszer tisztán tartása és a felhasználói kontroll szempontjából, mivel a felhasználó csak az általa létrehozott tevékenységeket törölheti.</w:t>
       </w:r>
     </w:p>
     <w:p>
@@ -5670,1016 +7427,239 @@
       </w:r>
       <w:proofErr w:type="spellEnd"/>
       <w:r>
-        <w:t xml:space="preserve"> érvényességének ellenőrzése után az adatbázisból lekérdezi a felhasználó</w:t>
-      </w:r>
-      <w:r>
-        <w:t xml:space="preserve"> szokás</w:t>
-      </w:r>
-      <w:r>
-        <w:t xml:space="preserve"> aktivitásait. Minden aktivitás részletesen tartalmazza a nevét, </w:t>
+        <w:t xml:space="preserve"> ellenőrzése után meghatározza, hogy a felhasználó jogosult-e a törlés végrehajtására. Amennyiben a jogosultság és a </w:t>
+      </w:r>
+      <w:proofErr w:type="spellStart"/>
+      <w:r>
+        <w:t>token</w:t>
+      </w:r>
+      <w:proofErr w:type="spellEnd"/>
+      <w:r>
+        <w:t xml:space="preserve"> érvényessége rendben van, a szerver törli az adatbázisból a megadott azonosítóhoz tartozó aktivitást. Ezt követően a felhasználó visszajelzést kap a törlés sikerességéről, és a frontend frissíti az aktivitások listáját, hogy a már </w:t>
+      </w:r>
+      <w:proofErr w:type="spellStart"/>
+      <w:r>
+        <w:t>törölt</w:t>
+      </w:r>
+      <w:proofErr w:type="spellEnd"/>
+      <w:r>
+        <w:t xml:space="preserve"> elem ne jelenjen meg.</w:t>
+      </w:r>
+    </w:p>
+    <w:p>
+      <w:r>
+        <w:t>Lehetséges válaszok:</w:t>
+      </w:r>
+    </w:p>
+    <w:p>
+      <w:r>
+        <w:rPr>
+          <w:bCs/>
+        </w:rPr>
+        <w:t>200 OK:</w:t>
+      </w:r>
+      <w:r>
+        <w:t xml:space="preserve"> Az aktivitás sikeresen törölve. </w:t>
+      </w:r>
+    </w:p>
+    <w:p>
+      <w:r>
+        <w:rPr>
+          <w:bCs/>
+        </w:rPr>
+        <w:t xml:space="preserve">401 </w:t>
+      </w:r>
+      <w:proofErr w:type="spellStart"/>
+      <w:r>
+        <w:rPr>
+          <w:bCs/>
+        </w:rPr>
+        <w:t>Unauthorized</w:t>
+      </w:r>
+      <w:proofErr w:type="spellEnd"/>
+      <w:r>
+        <w:rPr>
+          <w:bCs/>
+        </w:rPr>
+        <w:t>:</w:t>
+      </w:r>
+      <w:r>
+        <w:t xml:space="preserve"> Hiányzó vagy érvénytelen </w:t>
+      </w:r>
+      <w:proofErr w:type="spellStart"/>
+      <w:r>
+        <w:t>token</w:t>
+      </w:r>
+      <w:proofErr w:type="spellEnd"/>
+      <w:r>
+        <w:t xml:space="preserve"> miatt a hozzáférés megtagadva. </w:t>
+      </w:r>
+    </w:p>
+    <w:p>
+      <w:r>
+        <w:rPr>
+          <w:bCs/>
+        </w:rPr>
+        <w:t xml:space="preserve">403 </w:t>
+      </w:r>
+      <w:proofErr w:type="spellStart"/>
+      <w:r>
+        <w:rPr>
+          <w:bCs/>
+        </w:rPr>
+        <w:t>Forbidden</w:t>
+      </w:r>
+      <w:proofErr w:type="spellEnd"/>
+      <w:r>
+        <w:rPr>
+          <w:bCs/>
+        </w:rPr>
+        <w:t>:</w:t>
+      </w:r>
+      <w:r>
+        <w:t xml:space="preserve"> A felhasználó nem jogosult törölni az adott aktivitást. </w:t>
+      </w:r>
+    </w:p>
+    <w:p>
+      <w:r>
+        <w:rPr>
+          <w:bCs/>
+        </w:rPr>
+        <w:t xml:space="preserve">404 </w:t>
+      </w:r>
+      <w:proofErr w:type="spellStart"/>
+      <w:r>
+        <w:rPr>
+          <w:bCs/>
+        </w:rPr>
+        <w:t>Not</w:t>
+      </w:r>
+      <w:proofErr w:type="spellEnd"/>
+      <w:r>
+        <w:rPr>
+          <w:bCs/>
+        </w:rPr>
+        <w:t xml:space="preserve"> </w:t>
+      </w:r>
+      <w:proofErr w:type="spellStart"/>
+      <w:r>
+        <w:rPr>
+          <w:bCs/>
+        </w:rPr>
+        <w:t>Found</w:t>
+      </w:r>
+      <w:proofErr w:type="spellEnd"/>
+      <w:r>
+        <w:rPr>
+          <w:bCs/>
+        </w:rPr>
+        <w:t>:</w:t>
+      </w:r>
+      <w:r>
+        <w:t xml:space="preserve"> A megadott azonosítóhoz nem tartozik aktivitás az adatbázisban. </w:t>
+      </w:r>
+    </w:p>
+    <w:p>
+      <w:r>
+        <w:rPr>
+          <w:bCs/>
+        </w:rPr>
+        <w:t xml:space="preserve">500 </w:t>
+      </w:r>
+      <w:proofErr w:type="spellStart"/>
+      <w:r>
+        <w:rPr>
+          <w:bCs/>
+        </w:rPr>
+        <w:t>Internal</w:t>
+      </w:r>
+      <w:proofErr w:type="spellEnd"/>
+      <w:r>
+        <w:rPr>
+          <w:bCs/>
+        </w:rPr>
+        <w:t xml:space="preserve"> Server </w:t>
+      </w:r>
+      <w:proofErr w:type="spellStart"/>
+      <w:r>
+        <w:rPr>
+          <w:bCs/>
+        </w:rPr>
+        <w:t>Error</w:t>
+      </w:r>
+      <w:proofErr w:type="spellEnd"/>
+      <w:r>
+        <w:rPr>
+          <w:bCs/>
+        </w:rPr>
+        <w:t>:</w:t>
+      </w:r>
+      <w:r>
+        <w:t xml:space="preserve"> Szerverhiba a törlés során. </w:t>
+      </w:r>
+    </w:p>
+    <w:p>
+      <w:r>
+        <w:t>Tipikus használati eset, amikor a felhasználó eltávolítja a már nem releváns vagy hibásan rögzített aktivitásokat, ezzel biztosítva, hogy az alkalmazásban csak a valós és aktuális adatok maradjanak.</w:t>
+      </w:r>
+    </w:p>
+    <w:p>
+      <w:pPr>
+        <w:pStyle w:val="Cmsor3"/>
+      </w:pPr>
+      <w:bookmarkStart w:id="42" w:name="_Toc225502788"/>
+      <w:r>
+        <w:t>Szerepkörök és jogosultságok</w:t>
+      </w:r>
+      <w:bookmarkEnd w:id="42"/>
+    </w:p>
+    <w:p>
+      <w:r>
+        <w:t xml:space="preserve">A </w:t>
+      </w:r>
+      <w:proofErr w:type="spellStart"/>
+      <w:r>
+        <w:t>NapiCsepp</w:t>
+      </w:r>
+      <w:proofErr w:type="spellEnd"/>
+      <w:r>
+        <w:t xml:space="preserve"> alkalmazás három különböző szerepkört különböztet meg: </w:t>
+      </w:r>
+      <w:proofErr w:type="spellStart"/>
+      <w:r>
+        <w:t>User</w:t>
+      </w:r>
+      <w:proofErr w:type="spellEnd"/>
+      <w:r>
+        <w:t xml:space="preserve">, </w:t>
+      </w:r>
+      <w:proofErr w:type="spellStart"/>
+      <w:r>
+        <w:t>Moderator</w:t>
+      </w:r>
+      <w:proofErr w:type="spellEnd"/>
+      <w:r>
+        <w:t xml:space="preserve"> és </w:t>
+      </w:r>
+      <w:proofErr w:type="spellStart"/>
+      <w:r>
+        <w:t>Admin</w:t>
+      </w:r>
+      <w:proofErr w:type="spellEnd"/>
+      <w:r>
+        <w:t xml:space="preserve">. A szerepkörök célja, hogy a rendszerben elérhető funkciókhoz eltérő szintű hozzáférést biztosítsanak, ezáltal növelve a biztonságot és a rendszer átláthatóságát. A szerepkörök a felhasználóhoz tartozó JWT </w:t>
+      </w:r>
+      <w:proofErr w:type="spellStart"/>
+      <w:r>
+        <w:t>tokenben</w:t>
+      </w:r>
+      <w:proofErr w:type="spellEnd"/>
+      <w:r>
+        <w:t xml:space="preserve"> kerülnek </w:t>
       </w:r>
       <w:r>
         <w:lastRenderedPageBreak/>
-        <w:t xml:space="preserve">típusát, nehézségi szintjét, a tevékenység kezdő- és záródátumát, valamint a haladás mértékét. Ezen információk segítségével a felhasználó könnyen áttekintheti, hogy mely tevékenységek vannak folyamatban, melyeket kell frissíteni, illetve </w:t>
-      </w:r>
-      <w:proofErr w:type="spellStart"/>
-      <w:r>
-        <w:t>hany</w:t>
-      </w:r>
-      <w:proofErr w:type="spellEnd"/>
-      <w:r>
-        <w:t xml:space="preserve"> napot teljesített már </w:t>
-      </w:r>
-      <w:proofErr w:type="spellStart"/>
-      <w:r>
-        <w:t>belöle</w:t>
-      </w:r>
-      <w:proofErr w:type="spellEnd"/>
-      <w:r>
-        <w:t>.</w:t>
-      </w:r>
-    </w:p>
-    <w:p>
-      <w:r>
-        <w:t xml:space="preserve">Az </w:t>
-      </w:r>
-      <w:proofErr w:type="spellStart"/>
-      <w:r>
-        <w:t>endpoint</w:t>
-      </w:r>
-      <w:proofErr w:type="spellEnd"/>
-      <w:r>
-        <w:t xml:space="preserve"> különböző válaszokkal reagálhat, attól függően, hogy a kérés sikeres volt-e vagy sem:</w:t>
-      </w:r>
-    </w:p>
-    <w:p>
-      <w:r>
-        <w:rPr>
-          <w:bCs/>
-        </w:rPr>
-        <w:t>200 OK:</w:t>
-      </w:r>
-      <w:r>
-        <w:t xml:space="preserve"> A lekérdezés sikeres volt, és a felhasználó összes aktivitását visszakapja a kliens. </w:t>
-      </w:r>
-    </w:p>
-    <w:p>
-      <w:r>
-        <w:rPr>
-          <w:bCs/>
-        </w:rPr>
-        <w:t xml:space="preserve">401 </w:t>
-      </w:r>
-      <w:proofErr w:type="spellStart"/>
-      <w:r>
-        <w:rPr>
-          <w:bCs/>
-        </w:rPr>
-        <w:t>Unauthorized</w:t>
-      </w:r>
-      <w:proofErr w:type="spellEnd"/>
-      <w:r>
-        <w:rPr>
-          <w:bCs/>
-        </w:rPr>
-        <w:t>:</w:t>
-      </w:r>
-      <w:r>
-        <w:t xml:space="preserve"> A </w:t>
-      </w:r>
-      <w:proofErr w:type="spellStart"/>
-      <w:r>
-        <w:t>token</w:t>
-      </w:r>
-      <w:proofErr w:type="spellEnd"/>
-      <w:r>
-        <w:t xml:space="preserve"> érvénytelen, lejárt vagy hiányzik, ezért a rendszer megtagadja a hozzáférést. </w:t>
-      </w:r>
-    </w:p>
-    <w:p>
-      <w:r>
-        <w:rPr>
-          <w:bCs/>
-        </w:rPr>
-        <w:t xml:space="preserve">403 </w:t>
-      </w:r>
-      <w:proofErr w:type="spellStart"/>
-      <w:r>
-        <w:rPr>
-          <w:bCs/>
-        </w:rPr>
-        <w:t>Forbidden</w:t>
-      </w:r>
-      <w:proofErr w:type="spellEnd"/>
-      <w:r>
-        <w:rPr>
-          <w:bCs/>
-        </w:rPr>
-        <w:t>:</w:t>
-      </w:r>
-      <w:r>
-        <w:t xml:space="preserve"> A felhasználó nem jogosult az adott erőforrás lekérésére. </w:t>
-      </w:r>
-    </w:p>
-    <w:p>
-      <w:r>
-        <w:rPr>
-          <w:bCs/>
-        </w:rPr>
-        <w:t xml:space="preserve">500 </w:t>
-      </w:r>
-      <w:proofErr w:type="spellStart"/>
-      <w:r>
-        <w:rPr>
-          <w:bCs/>
-        </w:rPr>
-        <w:t>Internal</w:t>
-      </w:r>
-      <w:proofErr w:type="spellEnd"/>
-      <w:r>
-        <w:rPr>
-          <w:bCs/>
-        </w:rPr>
-        <w:t xml:space="preserve"> Server </w:t>
-      </w:r>
-      <w:proofErr w:type="spellStart"/>
-      <w:r>
-        <w:rPr>
-          <w:bCs/>
-        </w:rPr>
-        <w:t>Error</w:t>
-      </w:r>
-      <w:proofErr w:type="spellEnd"/>
-      <w:r>
-        <w:rPr>
-          <w:bCs/>
-        </w:rPr>
-        <w:t>:</w:t>
-      </w:r>
-      <w:r>
-        <w:t xml:space="preserve"> Hiba történt a szerveren a lekérdezés során, például az adatbázis nem elérhető, vagy valamilyen váratlan belső probléma adódott. </w:t>
-      </w:r>
-    </w:p>
-    <w:p>
-      <w:r>
-        <w:t>Ez a végpont nemcsak az adatok visszaadásáért felel, hanem a biztonságos működés és a felhasználói élmény szempontjából is kulcsfontosságú, hiszen minden további művelet – például új aktivitás felvétele vagy meglévő módosítása – az itt lekért adatokra épül. A felhasználó szerepkörétől függően a rendszer képes az adatokat testre szabottan visszaadni: például adminisztrátor vagy felhasználó csak a saját aktivitásait láthatja.</w:t>
-      </w:r>
-    </w:p>
-    <w:p>
-      <w:r>
-        <w:t>Tipikus használati esetek közé tartozik például, hogy a felhasználó minden nap ellenőrzi a tevékenységeit, frissíti a haladást, és ennek alapján a frontend vizuálisan megjeleníti a heti statisztikát vagy a befejezett és folyamatban lévő feladatokat. Ezáltal a végpont biztosítja az alkalmazás központi működését, és a felhasználó motivációját is segíti a napi célok követésében.</w:t>
-      </w:r>
-    </w:p>
-    <w:p>
-      <w:pPr>
-        <w:pStyle w:val="Cmsor3"/>
-        <w:rPr>
-          <w:bCs/>
-        </w:rPr>
-      </w:pPr>
-      <w:r>
-        <w:rPr>
-          <w:bCs/>
-        </w:rPr>
-        <w:t xml:space="preserve">Új </w:t>
-      </w:r>
-      <w:proofErr w:type="spellStart"/>
-      <w:r>
-        <w:rPr>
-          <w:bCs/>
-        </w:rPr>
-        <w:t>activity</w:t>
-      </w:r>
-      <w:proofErr w:type="spellEnd"/>
-      <w:r>
-        <w:rPr>
-          <w:bCs/>
-        </w:rPr>
-        <w:t xml:space="preserve"> létrehozása (POST /napicsepp/</w:t>
-      </w:r>
-      <w:proofErr w:type="spellStart"/>
-      <w:r>
-        <w:rPr>
-          <w:bCs/>
-        </w:rPr>
-        <w:t>activities</w:t>
-      </w:r>
-      <w:proofErr w:type="spellEnd"/>
-      <w:r>
-        <w:rPr>
-          <w:bCs/>
-        </w:rPr>
-        <w:t>)</w:t>
-      </w:r>
-    </w:p>
-    <w:p>
-      <w:r>
-        <w:t>Az /napicsepp/</w:t>
-      </w:r>
-      <w:proofErr w:type="spellStart"/>
-      <w:r>
-        <w:t>activities</w:t>
-      </w:r>
-      <w:proofErr w:type="spellEnd"/>
-      <w:r>
-        <w:t xml:space="preserve"> POST végpont lehetővé teszi a felhasználók számára, hogy új aktivitásokat rögzítsenek az alkalmazásban. Ez az egyik legfontosabb funkció, hiszen a napi tevékenységek nyomon követése ezen a ponton kezdődik, és az összes további statisztikai és vizuális megjelenítés erre épül.</w:t>
-      </w:r>
-    </w:p>
-    <w:p>
-      <w:r>
-        <w:lastRenderedPageBreak/>
-        <w:t>A kliens elküldi az új aktivitás adatait a szervernek</w:t>
-      </w:r>
-      <w:r>
-        <w:t xml:space="preserve"> </w:t>
-      </w:r>
-      <w:proofErr w:type="spellStart"/>
-      <w:r>
-        <w:t>json</w:t>
-      </w:r>
-      <w:proofErr w:type="spellEnd"/>
-      <w:r>
-        <w:t xml:space="preserve"> </w:t>
-      </w:r>
-      <w:proofErr w:type="spellStart"/>
-      <w:r>
-        <w:t>fomátumban</w:t>
-      </w:r>
-      <w:proofErr w:type="spellEnd"/>
-      <w:r>
-        <w:t xml:space="preserve">, amely először ellenőrzi a </w:t>
-      </w:r>
-      <w:proofErr w:type="spellStart"/>
-      <w:r>
-        <w:t>token</w:t>
-      </w:r>
-      <w:proofErr w:type="spellEnd"/>
-      <w:r>
-        <w:t xml:space="preserve"> érvényességét, majd az adatokat </w:t>
-      </w:r>
-      <w:proofErr w:type="spellStart"/>
-      <w:r>
-        <w:t>validálja</w:t>
-      </w:r>
-      <w:proofErr w:type="spellEnd"/>
-      <w:r>
-        <w:t xml:space="preserve">. A </w:t>
-      </w:r>
-      <w:proofErr w:type="spellStart"/>
-      <w:r>
-        <w:t>validálás</w:t>
-      </w:r>
-      <w:proofErr w:type="spellEnd"/>
-      <w:r>
-        <w:t xml:space="preserve"> során a rendszer ellenőrzi, hogy minden szükséges mező (például név, típus, nehézségi szint, kezdő- és végdátum) meg van-e adva, és hogy a megadott értékek megfelelnek-e a rendszer szabályainak. Ha minden rendben van, az új rekord bekerül az adatbázisba, és a szerver visszajelzést ad a sikeres létrehozásról.</w:t>
-      </w:r>
-    </w:p>
-    <w:p>
-      <w:r>
-        <w:t xml:space="preserve">A végpont használata során a felhasználó könnyen hozzáadhatja a napi tevékenységeit, és ezek azonnal megjelennek a frontend felületen, lehetővé téve a haladás nyomon követését és a motiváció fenntartását. </w:t>
-      </w:r>
-    </w:p>
-    <w:p>
-      <w:r>
-        <w:t>Lehetséges válaszok:</w:t>
-      </w:r>
-    </w:p>
-    <w:p>
-      <w:r>
-        <w:rPr>
-          <w:bCs/>
-        </w:rPr>
-        <w:t xml:space="preserve">201 </w:t>
-      </w:r>
-      <w:proofErr w:type="spellStart"/>
-      <w:r>
-        <w:rPr>
-          <w:bCs/>
-        </w:rPr>
-        <w:t>Created</w:t>
-      </w:r>
-      <w:proofErr w:type="spellEnd"/>
-      <w:r>
-        <w:rPr>
-          <w:bCs/>
-        </w:rPr>
-        <w:t>:</w:t>
-      </w:r>
-      <w:r>
-        <w:t xml:space="preserve"> Az aktivitás sikeresen létrejött és rögzítésre került. </w:t>
-      </w:r>
-    </w:p>
-    <w:p>
-      <w:r>
-        <w:rPr>
-          <w:bCs/>
-        </w:rPr>
-        <w:t xml:space="preserve">400 </w:t>
-      </w:r>
-      <w:proofErr w:type="spellStart"/>
-      <w:r>
-        <w:rPr>
-          <w:bCs/>
-        </w:rPr>
-        <w:t>Bad</w:t>
-      </w:r>
-      <w:proofErr w:type="spellEnd"/>
-      <w:r>
-        <w:rPr>
-          <w:bCs/>
-        </w:rPr>
-        <w:t xml:space="preserve"> </w:t>
-      </w:r>
-      <w:proofErr w:type="spellStart"/>
-      <w:r>
-        <w:rPr>
-          <w:bCs/>
-        </w:rPr>
-        <w:t>Request</w:t>
-      </w:r>
-      <w:proofErr w:type="spellEnd"/>
-      <w:r>
-        <w:rPr>
-          <w:bCs/>
-        </w:rPr>
-        <w:t>:</w:t>
-      </w:r>
-      <w:r>
-        <w:t xml:space="preserve"> Hibás vagy hiányos adatok miatt nem sikerült létrehozni az aktivitást. </w:t>
-      </w:r>
-    </w:p>
-    <w:p>
-      <w:r>
-        <w:rPr>
-          <w:bCs/>
-        </w:rPr>
-        <w:t xml:space="preserve">401 </w:t>
-      </w:r>
-      <w:proofErr w:type="spellStart"/>
-      <w:r>
-        <w:rPr>
-          <w:bCs/>
-        </w:rPr>
-        <w:t>Unauthorized</w:t>
-      </w:r>
-      <w:proofErr w:type="spellEnd"/>
-      <w:r>
-        <w:rPr>
-          <w:bCs/>
-        </w:rPr>
-        <w:t>:</w:t>
-      </w:r>
-      <w:r>
-        <w:t xml:space="preserve"> Érvénytelen vagy hiányzó </w:t>
-      </w:r>
-      <w:proofErr w:type="spellStart"/>
-      <w:r>
-        <w:t>token</w:t>
-      </w:r>
-      <w:proofErr w:type="spellEnd"/>
-      <w:r>
-        <w:t xml:space="preserve"> miatt megtagadva a hozzáférés. </w:t>
-      </w:r>
-    </w:p>
-    <w:p>
-      <w:r>
-        <w:rPr>
-          <w:bCs/>
-        </w:rPr>
-        <w:t xml:space="preserve">403 </w:t>
-      </w:r>
-      <w:proofErr w:type="spellStart"/>
-      <w:r>
-        <w:rPr>
-          <w:bCs/>
-        </w:rPr>
-        <w:t>Forbidden</w:t>
-      </w:r>
-      <w:proofErr w:type="spellEnd"/>
-      <w:r>
-        <w:rPr>
-          <w:bCs/>
-        </w:rPr>
-        <w:t>:</w:t>
-      </w:r>
-      <w:r>
-        <w:t xml:space="preserve"> A felhasználó nem jogosult új aktivitás létrehozására. </w:t>
-      </w:r>
-    </w:p>
-    <w:p>
-      <w:r>
-        <w:rPr>
-          <w:bCs/>
-        </w:rPr>
-        <w:t xml:space="preserve">500 </w:t>
-      </w:r>
-      <w:proofErr w:type="spellStart"/>
-      <w:r>
-        <w:rPr>
-          <w:bCs/>
-        </w:rPr>
-        <w:t>Internal</w:t>
-      </w:r>
-      <w:proofErr w:type="spellEnd"/>
-      <w:r>
-        <w:rPr>
-          <w:bCs/>
-        </w:rPr>
-        <w:t xml:space="preserve"> Server </w:t>
-      </w:r>
-      <w:proofErr w:type="spellStart"/>
-      <w:r>
-        <w:rPr>
-          <w:bCs/>
-        </w:rPr>
-        <w:t>Error</w:t>
-      </w:r>
-      <w:proofErr w:type="spellEnd"/>
-      <w:r>
-        <w:rPr>
-          <w:bCs/>
-        </w:rPr>
-        <w:t>:</w:t>
-      </w:r>
-      <w:r>
-        <w:t xml:space="preserve"> Szerverhiba miatt nem sikerült az adat mentése. </w:t>
-      </w:r>
-    </w:p>
-    <w:p>
-      <w:r>
-        <w:t>Tipikus használati eset például, hogy a felhasználó minden reggel felviszi a napi tevékenységeit, amelyek alapján a rendszer vizuálisan frissíti a haladási diagramokat és heti statisztikákat.</w:t>
-      </w:r>
-    </w:p>
-    <w:p>
-      <w:pPr>
-        <w:pStyle w:val="Cmsor3"/>
-        <w:rPr>
-          <w:bCs/>
-        </w:rPr>
-      </w:pPr>
-      <w:proofErr w:type="spellStart"/>
-      <w:r>
-        <w:rPr>
-          <w:bCs/>
-        </w:rPr>
-        <w:t>Activity</w:t>
-      </w:r>
-      <w:proofErr w:type="spellEnd"/>
-      <w:r>
-        <w:rPr>
-          <w:bCs/>
-        </w:rPr>
-        <w:t xml:space="preserve"> módosítása (PUT /napicsepp/</w:t>
-      </w:r>
-      <w:proofErr w:type="spellStart"/>
-      <w:r>
-        <w:rPr>
-          <w:bCs/>
-        </w:rPr>
-        <w:t>activities</w:t>
-      </w:r>
-      <w:proofErr w:type="spellEnd"/>
-      <w:r>
-        <w:rPr>
-          <w:bCs/>
-        </w:rPr>
-        <w:t>/:</w:t>
-      </w:r>
-      <w:proofErr w:type="spellStart"/>
-      <w:r>
-        <w:rPr>
-          <w:bCs/>
-        </w:rPr>
-        <w:t>id</w:t>
-      </w:r>
-      <w:proofErr w:type="spellEnd"/>
-      <w:r>
-        <w:rPr>
-          <w:bCs/>
-        </w:rPr>
-        <w:t>)</w:t>
-      </w:r>
-    </w:p>
-    <w:p>
-      <w:r>
-        <w:t>A PUT /napicsepp/</w:t>
-      </w:r>
-      <w:proofErr w:type="spellStart"/>
-      <w:r>
-        <w:t>activities</w:t>
-      </w:r>
-      <w:proofErr w:type="spellEnd"/>
-      <w:r>
-        <w:t>/:</w:t>
-      </w:r>
-      <w:proofErr w:type="spellStart"/>
-      <w:r>
-        <w:t>id</w:t>
-      </w:r>
-      <w:proofErr w:type="spellEnd"/>
-      <w:r>
-        <w:t xml:space="preserve"> végpont lehetővé teszi, hogy a felhasználó frissítse egy meglévő aktivitás adatait. Ez fontos funkció, mert gyakran előfordulhat, hogy egy aktivitást hibásan rögzítenek, vagy a felhasználó szeretné módosítani a nehézségi szintet, a kezdő- és végdátumot.</w:t>
-      </w:r>
-    </w:p>
-    <w:p>
-      <w:r>
-        <w:t xml:space="preserve">A működés során a kliens elküldi a módosítandó adatokat és az aktivitás azonosítóját a szervernek. A szerver először ellenőrzi a </w:t>
-      </w:r>
-      <w:proofErr w:type="spellStart"/>
-      <w:r>
-        <w:t>token</w:t>
-      </w:r>
-      <w:proofErr w:type="spellEnd"/>
-      <w:r>
-        <w:t xml:space="preserve"> érvényességét és a felhasználó jogosultságát, majd </w:t>
-      </w:r>
-      <w:proofErr w:type="spellStart"/>
-      <w:r>
-        <w:t>validálja</w:t>
-      </w:r>
-      <w:proofErr w:type="spellEnd"/>
-      <w:r>
-        <w:t xml:space="preserve"> a beérkező adatokat. Amennyiben minden rendben van, a szerver frissíti az adatbázisban a megfelelő rekordot, és visszajelzést ad a sikeres módosításról.</w:t>
-      </w:r>
-    </w:p>
-    <w:p>
-      <w:r>
-        <w:lastRenderedPageBreak/>
-        <w:t>Ez a végpont kulcsfontosságú a felhasználói kontroll szempontjából, hiszen biztosítja, hogy a felhasználó az adatait mindig pontosan és naprakészen tarthassa. A frontend ezután a módosított adatokat azonnal megjeleníti a felhasználónak, így a vizuális áttekintés és a statisztikák mindig valós állapotot tükröznek.</w:t>
-      </w:r>
-    </w:p>
-    <w:p>
-      <w:r>
-        <w:t>Lehetséges válaszok:</w:t>
-      </w:r>
-    </w:p>
-    <w:p>
-      <w:r>
-        <w:rPr>
-          <w:bCs/>
-        </w:rPr>
-        <w:t>200 OK:</w:t>
-      </w:r>
-      <w:r>
-        <w:t xml:space="preserve"> Az aktivitás sikeresen frissítve. </w:t>
-      </w:r>
-    </w:p>
-    <w:p>
-      <w:r>
-        <w:rPr>
-          <w:bCs/>
-        </w:rPr>
-        <w:t xml:space="preserve">400 </w:t>
-      </w:r>
-      <w:proofErr w:type="spellStart"/>
-      <w:r>
-        <w:rPr>
-          <w:bCs/>
-        </w:rPr>
-        <w:t>Bad</w:t>
-      </w:r>
-      <w:proofErr w:type="spellEnd"/>
-      <w:r>
-        <w:rPr>
-          <w:bCs/>
-        </w:rPr>
-        <w:t xml:space="preserve"> </w:t>
-      </w:r>
-      <w:proofErr w:type="spellStart"/>
-      <w:r>
-        <w:rPr>
-          <w:bCs/>
-        </w:rPr>
-        <w:t>Request</w:t>
-      </w:r>
-      <w:proofErr w:type="spellEnd"/>
-      <w:r>
-        <w:rPr>
-          <w:bCs/>
-        </w:rPr>
-        <w:t>:</w:t>
-      </w:r>
-      <w:r>
-        <w:t xml:space="preserve"> Hiányzó vagy hibás adatok miatt a frissítés nem hajtható végre. </w:t>
-      </w:r>
-    </w:p>
-    <w:p>
-      <w:r>
-        <w:rPr>
-          <w:bCs/>
-        </w:rPr>
-        <w:t xml:space="preserve">401 </w:t>
-      </w:r>
-      <w:proofErr w:type="spellStart"/>
-      <w:r>
-        <w:rPr>
-          <w:bCs/>
-        </w:rPr>
-        <w:t>Unauthorized</w:t>
-      </w:r>
-      <w:proofErr w:type="spellEnd"/>
-      <w:r>
-        <w:rPr>
-          <w:bCs/>
-        </w:rPr>
-        <w:t>:</w:t>
-      </w:r>
-      <w:r>
-        <w:t xml:space="preserve"> Érvénytelen vagy hiányzó </w:t>
-      </w:r>
-      <w:proofErr w:type="spellStart"/>
-      <w:r>
-        <w:t>token</w:t>
-      </w:r>
-      <w:proofErr w:type="spellEnd"/>
-      <w:r>
-        <w:t xml:space="preserve"> miatt megtagadva a hozzáférés. </w:t>
-      </w:r>
-    </w:p>
-    <w:p>
-      <w:r>
-        <w:rPr>
-          <w:bCs/>
-        </w:rPr>
-        <w:t xml:space="preserve">403 </w:t>
-      </w:r>
-      <w:proofErr w:type="spellStart"/>
-      <w:r>
-        <w:rPr>
-          <w:bCs/>
-        </w:rPr>
-        <w:t>Forbidden</w:t>
-      </w:r>
-      <w:proofErr w:type="spellEnd"/>
-      <w:r>
-        <w:rPr>
-          <w:bCs/>
-        </w:rPr>
-        <w:t>:</w:t>
-      </w:r>
-      <w:r>
-        <w:t xml:space="preserve"> A felhasználó nem jogosult az adott aktivitás módosítására. </w:t>
-      </w:r>
-    </w:p>
-    <w:p>
-      <w:r>
-        <w:rPr>
-          <w:bCs/>
-        </w:rPr>
-        <w:t xml:space="preserve">500 </w:t>
-      </w:r>
-      <w:proofErr w:type="spellStart"/>
-      <w:r>
-        <w:rPr>
-          <w:bCs/>
-        </w:rPr>
-        <w:t>Internal</w:t>
-      </w:r>
-      <w:proofErr w:type="spellEnd"/>
-      <w:r>
-        <w:rPr>
-          <w:bCs/>
-        </w:rPr>
-        <w:t xml:space="preserve"> Server </w:t>
-      </w:r>
-      <w:proofErr w:type="spellStart"/>
-      <w:r>
-        <w:rPr>
-          <w:bCs/>
-        </w:rPr>
-        <w:t>Error</w:t>
-      </w:r>
-      <w:proofErr w:type="spellEnd"/>
-      <w:r>
-        <w:rPr>
-          <w:bCs/>
-        </w:rPr>
-        <w:t>:</w:t>
-      </w:r>
-      <w:r>
-        <w:t xml:space="preserve"> Szerverhiba a frissítés során. </w:t>
-      </w:r>
-    </w:p>
-    <w:p>
-      <w:r>
-        <w:t>Tipikus használati eset, amikor a felhasználó korrigálja az aktivitás adatait, például módosítja a befejezés dátumát.</w:t>
-      </w:r>
-    </w:p>
-    <w:p>
-      <w:pPr>
-        <w:pStyle w:val="Cmsor3"/>
-        <w:rPr>
-          <w:bCs/>
-        </w:rPr>
-      </w:pPr>
-      <w:r>
-        <w:rPr>
-          <w:bCs/>
-        </w:rPr>
-        <w:t xml:space="preserve">5. </w:t>
-      </w:r>
-      <w:proofErr w:type="spellStart"/>
-      <w:r>
-        <w:rPr>
-          <w:bCs/>
-        </w:rPr>
-        <w:t>Activity</w:t>
-      </w:r>
-      <w:proofErr w:type="spellEnd"/>
-      <w:r>
-        <w:rPr>
-          <w:bCs/>
-        </w:rPr>
-        <w:t xml:space="preserve"> törlése (DELETE /napicsepp/</w:t>
-      </w:r>
-      <w:proofErr w:type="spellStart"/>
-      <w:r>
-        <w:rPr>
-          <w:bCs/>
-        </w:rPr>
-        <w:t>activities</w:t>
-      </w:r>
-      <w:proofErr w:type="spellEnd"/>
-      <w:r>
-        <w:rPr>
-          <w:bCs/>
-        </w:rPr>
-        <w:t>/:</w:t>
-      </w:r>
-      <w:proofErr w:type="spellStart"/>
-      <w:r>
-        <w:rPr>
-          <w:bCs/>
-        </w:rPr>
-        <w:t>id</w:t>
-      </w:r>
-      <w:proofErr w:type="spellEnd"/>
-      <w:r>
-        <w:rPr>
-          <w:bCs/>
-        </w:rPr>
-        <w:t>)</w:t>
-      </w:r>
-    </w:p>
-    <w:p>
-      <w:r>
-        <w:t>A DELETE /napicsepp/</w:t>
-      </w:r>
-      <w:proofErr w:type="spellStart"/>
-      <w:r>
-        <w:t>activities</w:t>
-      </w:r>
-      <w:proofErr w:type="spellEnd"/>
-      <w:r>
-        <w:t>/:</w:t>
-      </w:r>
-      <w:proofErr w:type="spellStart"/>
-      <w:r>
-        <w:t>id</w:t>
-      </w:r>
-      <w:proofErr w:type="spellEnd"/>
-      <w:r>
-        <w:t xml:space="preserve"> végpont lehetővé teszi, hogy a felhasználó véglegesen eltávolítson egy aktivitást az alkalmazásból. Ez a funkció alapvető a rendszer tisztán tartása és a felhasználói kontroll szempontjából, mivel a felhasználó csak az általa létrehozott tevékenységeket törölheti.</w:t>
-      </w:r>
-    </w:p>
-    <w:p>
-      <w:r>
-        <w:t xml:space="preserve">A szerver a </w:t>
-      </w:r>
-      <w:proofErr w:type="spellStart"/>
-      <w:r>
-        <w:t>token</w:t>
-      </w:r>
-      <w:proofErr w:type="spellEnd"/>
-      <w:r>
-        <w:t xml:space="preserve"> ellenőrzése után meghatározza, hogy a felhasználó jogosult-e a törlés végrehajtására. Amennyiben a jogosultság és a </w:t>
-      </w:r>
-      <w:proofErr w:type="spellStart"/>
-      <w:r>
-        <w:t>token</w:t>
-      </w:r>
-      <w:proofErr w:type="spellEnd"/>
-      <w:r>
-        <w:t xml:space="preserve"> érvényessége rendben van, a szerver törli az adatbázisból a megadott azonosítóhoz tartozó aktivitást. Ezt követően a felhasználó visszajelzést kap a törlés sikerességéről, és a frontend frissíti az aktivitások listáját, hogy a már </w:t>
-      </w:r>
-      <w:proofErr w:type="spellStart"/>
-      <w:r>
-        <w:t>törölt</w:t>
-      </w:r>
-      <w:proofErr w:type="spellEnd"/>
-      <w:r>
-        <w:t xml:space="preserve"> elem ne jelenjen meg.</w:t>
-      </w:r>
-    </w:p>
-    <w:p>
-      <w:r>
-        <w:t>Lehetséges válaszok:</w:t>
-      </w:r>
-    </w:p>
-    <w:p>
-      <w:r>
-        <w:rPr>
-          <w:bCs/>
-        </w:rPr>
-        <w:t>200 OK:</w:t>
-      </w:r>
-      <w:r>
-        <w:t xml:space="preserve"> Az aktivitás sikeresen törölve. </w:t>
-      </w:r>
-    </w:p>
-    <w:p>
-      <w:r>
-        <w:rPr>
-          <w:bCs/>
-        </w:rPr>
-        <w:t xml:space="preserve">401 </w:t>
-      </w:r>
-      <w:proofErr w:type="spellStart"/>
-      <w:r>
-        <w:rPr>
-          <w:bCs/>
-        </w:rPr>
-        <w:t>Unauthorized</w:t>
-      </w:r>
-      <w:proofErr w:type="spellEnd"/>
-      <w:r>
-        <w:rPr>
-          <w:bCs/>
-        </w:rPr>
-        <w:t>:</w:t>
-      </w:r>
-      <w:r>
-        <w:t xml:space="preserve"> Hiányzó vagy érvénytelen </w:t>
-      </w:r>
-      <w:proofErr w:type="spellStart"/>
-      <w:r>
-        <w:t>token</w:t>
-      </w:r>
-      <w:proofErr w:type="spellEnd"/>
-      <w:r>
-        <w:t xml:space="preserve"> miatt a hozzáférés megtagadva. </w:t>
-      </w:r>
-    </w:p>
-    <w:p>
-      <w:r>
-        <w:rPr>
-          <w:bCs/>
-        </w:rPr>
-        <w:t xml:space="preserve">403 </w:t>
-      </w:r>
-      <w:proofErr w:type="spellStart"/>
-      <w:r>
-        <w:rPr>
-          <w:bCs/>
-        </w:rPr>
-        <w:t>Forbidden</w:t>
-      </w:r>
-      <w:proofErr w:type="spellEnd"/>
-      <w:r>
-        <w:rPr>
-          <w:bCs/>
-        </w:rPr>
-        <w:t>:</w:t>
-      </w:r>
-      <w:r>
-        <w:t xml:space="preserve"> A felhasználó nem jogosult törölni az adott aktivitást. </w:t>
-      </w:r>
-    </w:p>
-    <w:p>
-      <w:r>
-        <w:rPr>
-          <w:bCs/>
-        </w:rPr>
-        <w:lastRenderedPageBreak/>
-        <w:t xml:space="preserve">404 </w:t>
-      </w:r>
-      <w:proofErr w:type="spellStart"/>
-      <w:r>
-        <w:rPr>
-          <w:bCs/>
-        </w:rPr>
-        <w:t>Not</w:t>
-      </w:r>
-      <w:proofErr w:type="spellEnd"/>
-      <w:r>
-        <w:rPr>
-          <w:bCs/>
-        </w:rPr>
-        <w:t xml:space="preserve"> </w:t>
-      </w:r>
-      <w:proofErr w:type="spellStart"/>
-      <w:r>
-        <w:rPr>
-          <w:bCs/>
-        </w:rPr>
-        <w:t>Found</w:t>
-      </w:r>
-      <w:proofErr w:type="spellEnd"/>
-      <w:r>
-        <w:rPr>
-          <w:bCs/>
-        </w:rPr>
-        <w:t>:</w:t>
-      </w:r>
-      <w:r>
-        <w:t xml:space="preserve"> A megadott azonosítóhoz nem tartozik aktivitás az adatbázisban. </w:t>
-      </w:r>
-    </w:p>
-    <w:p>
-      <w:r>
-        <w:rPr>
-          <w:bCs/>
-        </w:rPr>
-        <w:t xml:space="preserve">500 </w:t>
-      </w:r>
-      <w:proofErr w:type="spellStart"/>
-      <w:r>
-        <w:rPr>
-          <w:bCs/>
-        </w:rPr>
-        <w:t>Internal</w:t>
-      </w:r>
-      <w:proofErr w:type="spellEnd"/>
-      <w:r>
-        <w:rPr>
-          <w:bCs/>
-        </w:rPr>
-        <w:t xml:space="preserve"> Server </w:t>
-      </w:r>
-      <w:proofErr w:type="spellStart"/>
-      <w:r>
-        <w:rPr>
-          <w:bCs/>
-        </w:rPr>
-        <w:t>Error</w:t>
-      </w:r>
-      <w:proofErr w:type="spellEnd"/>
-      <w:r>
-        <w:rPr>
-          <w:bCs/>
-        </w:rPr>
-        <w:t>:</w:t>
-      </w:r>
-      <w:r>
-        <w:t xml:space="preserve"> Szerverhiba a törlés során. </w:t>
-      </w:r>
-    </w:p>
-    <w:p>
-      <w:r>
-        <w:t>Tipikus használati eset, amikor a felhasználó eltávolítja a már nem releváns vagy hibásan rögzített aktivitásokat, ezzel biztosítva, hogy az alkalmazásban csak a valós és aktuális adatok maradjanak.</w:t>
-      </w:r>
-    </w:p>
-    <w:p>
-      <w:pPr>
-        <w:pStyle w:val="Cmsor3"/>
-      </w:pPr>
-      <w:r>
-        <w:t>Szerepkörök és jogosultságok</w:t>
-      </w:r>
-    </w:p>
-    <w:p>
-      <w:r>
-        <w:t xml:space="preserve">A </w:t>
-      </w:r>
-      <w:proofErr w:type="spellStart"/>
-      <w:r>
-        <w:t>NapiCsepp</w:t>
-      </w:r>
-      <w:proofErr w:type="spellEnd"/>
-      <w:r>
-        <w:t xml:space="preserve"> alkalmazás három különböző szerepkört különböztet meg: </w:t>
-      </w:r>
-      <w:proofErr w:type="spellStart"/>
-      <w:r>
-        <w:t>User</w:t>
-      </w:r>
-      <w:proofErr w:type="spellEnd"/>
-      <w:r>
-        <w:t xml:space="preserve">, </w:t>
-      </w:r>
-      <w:proofErr w:type="spellStart"/>
-      <w:r>
-        <w:t>Moderator</w:t>
-      </w:r>
-      <w:proofErr w:type="spellEnd"/>
-      <w:r>
-        <w:t xml:space="preserve"> és </w:t>
-      </w:r>
-      <w:proofErr w:type="spellStart"/>
-      <w:r>
-        <w:t>Admin</w:t>
-      </w:r>
-      <w:proofErr w:type="spellEnd"/>
-      <w:r>
-        <w:t xml:space="preserve">. A szerepkörök célja, hogy a rendszerben elérhető funkciókhoz eltérő szintű hozzáférést biztosítsanak, ezáltal növelve a biztonságot és a rendszer átláthatóságát. A szerepkörök a felhasználóhoz tartozó JWT </w:t>
-      </w:r>
-      <w:proofErr w:type="spellStart"/>
-      <w:r>
-        <w:t>tokenben</w:t>
-      </w:r>
-      <w:proofErr w:type="spellEnd"/>
-      <w:r>
-        <w:t xml:space="preserve"> kerülnek eltárolásra, így minden védett végpont esetén a backend a </w:t>
+        <w:t xml:space="preserve">eltárolásra, így minden védett végpont esetén a backend a </w:t>
       </w:r>
       <w:proofErr w:type="spellStart"/>
       <w:r>
@@ -7205,7 +8185,6 @@
               <w:ind w:firstLine="0"/>
             </w:pPr>
             <w:r>
-              <w:lastRenderedPageBreak/>
               <w:t>Felhasználók adatainak szerkesztése</w:t>
             </w:r>
           </w:p>
@@ -7497,10 +8476,13 @@
         <w:pStyle w:val="Cmsor2"/>
         <w:ind w:firstLine="0"/>
       </w:pPr>
+      <w:bookmarkStart w:id="43" w:name="_Toc225502789"/>
       <w:r>
         <w:t>Manuális tesztek</w:t>
       </w:r>
-    </w:p>
+      <w:bookmarkEnd w:id="43"/>
+    </w:p>
+    <w:p/>
     <w:sectPr>
       <w:pgSz w:w="11906" w:h="16838"/>
       <w:pgMar w:top="1418" w:right="1418" w:bottom="1418" w:left="2268" w:header="709" w:footer="709" w:gutter="0"/>

--- a/Tervezés/Dokumentáció.docx
+++ b/Tervezés/Dokumentáció.docx
@@ -306,10 +306,81 @@
           <w:r>
             <w:fldChar w:fldCharType="separate"/>
           </w:r>
-          <w:hyperlink w:anchor="_Toc225539706" w:history="1">
+          <w:hyperlink w:anchor="_Toc226488100" w:history="1">
             <w:r>
               <w:rPr>
                 <w:rStyle w:val="Hiperhivatkozs"/>
+                <w:rFonts w:eastAsia="Times New Roman"/>
+                <w:noProof/>
+              </w:rPr>
+              <w:t>Probléma leírása</w:t>
+            </w:r>
+            <w:r>
+              <w:rPr>
+                <w:noProof/>
+                <w:webHidden/>
+              </w:rPr>
+              <w:tab/>
+            </w:r>
+            <w:r>
+              <w:rPr>
+                <w:noProof/>
+                <w:webHidden/>
+              </w:rPr>
+              <w:fldChar w:fldCharType="begin"/>
+            </w:r>
+            <w:r>
+              <w:rPr>
+                <w:noProof/>
+                <w:webHidden/>
+              </w:rPr>
+              <w:instrText xml:space="preserve"> PAGEREF _Toc226488100 \h </w:instrText>
+            </w:r>
+            <w:r>
+              <w:rPr>
+                <w:noProof/>
+                <w:webHidden/>
+              </w:rPr>
+            </w:r>
+            <w:r>
+              <w:rPr>
+                <w:noProof/>
+                <w:webHidden/>
+              </w:rPr>
+              <w:fldChar w:fldCharType="separate"/>
+            </w:r>
+            <w:r>
+              <w:rPr>
+                <w:noProof/>
+                <w:webHidden/>
+              </w:rPr>
+              <w:t>5</w:t>
+            </w:r>
+            <w:r>
+              <w:rPr>
+                <w:noProof/>
+                <w:webHidden/>
+              </w:rPr>
+              <w:fldChar w:fldCharType="end"/>
+            </w:r>
+          </w:hyperlink>
+        </w:p>
+        <w:p>
+          <w:pPr>
+            <w:pStyle w:val="TJ1"/>
+            <w:tabs>
+              <w:tab w:val="right" w:leader="dot" w:pos="8210"/>
+            </w:tabs>
+            <w:rPr>
+              <w:rFonts w:asciiTheme="minorHAnsi" w:eastAsiaTheme="minorEastAsia" w:hAnsiTheme="minorHAnsi"/>
+              <w:noProof/>
+              <w:lang w:eastAsia="hu-HU"/>
+            </w:rPr>
+          </w:pPr>
+          <w:hyperlink w:anchor="_Toc226488101" w:history="1">
+            <w:r>
+              <w:rPr>
+                <w:rStyle w:val="Hiperhivatkozs"/>
                 <w:noProof/>
               </w:rPr>
               <w:t>Fejlesztői dokumentáció</w:t>
@@ -333,7 +404,7 @@
                 <w:noProof/>
                 <w:webHidden/>
               </w:rPr>
-              <w:instrText xml:space="preserve"> PAGEREF _Toc225539706 \h </w:instrText>
+              <w:instrText xml:space="preserve"> PAGEREF _Toc226488101 \h </w:instrText>
             </w:r>
             <w:r>
               <w:rPr>
@@ -353,7 +424,7 @@
                 <w:noProof/>
                 <w:webHidden/>
               </w:rPr>
-              <w:t>5</w:t>
+              <w:t>6</w:t>
             </w:r>
             <w:r>
               <w:rPr>
@@ -376,7 +447,7 @@
               <w:lang w:eastAsia="hu-HU"/>
             </w:rPr>
           </w:pPr>
-          <w:hyperlink w:anchor="_Toc225539707" w:history="1">
+          <w:hyperlink w:anchor="_Toc226488102" w:history="1">
             <w:r>
               <w:rPr>
                 <w:rStyle w:val="Hiperhivatkozs"/>
@@ -404,7 +475,7 @@
                 <w:noProof/>
                 <w:webHidden/>
               </w:rPr>
-              <w:instrText xml:space="preserve"> PAGEREF _Toc225539707 \h </w:instrText>
+              <w:instrText xml:space="preserve"> PAGEREF _Toc226488102 \h </w:instrText>
             </w:r>
             <w:r>
               <w:rPr>
@@ -424,7 +495,7 @@
                 <w:noProof/>
                 <w:webHidden/>
               </w:rPr>
-              <w:t>5</w:t>
+              <w:t>6</w:t>
             </w:r>
             <w:r>
               <w:rPr>
@@ -447,7 +518,7 @@
               <w:lang w:eastAsia="hu-HU"/>
             </w:rPr>
           </w:pPr>
-          <w:hyperlink w:anchor="_Toc225539708" w:history="1">
+          <w:hyperlink w:anchor="_Toc226488103" w:history="1">
             <w:r>
               <w:rPr>
                 <w:rStyle w:val="Hiperhivatkozs"/>
@@ -474,7 +545,7 @@
                 <w:noProof/>
                 <w:webHidden/>
               </w:rPr>
-              <w:instrText xml:space="preserve"> PAGEREF _Toc225539708 \h </w:instrText>
+              <w:instrText xml:space="preserve"> PAGEREF _Toc226488103 \h </w:instrText>
             </w:r>
             <w:r>
               <w:rPr>
@@ -517,7 +588,7 @@
               <w:lang w:eastAsia="hu-HU"/>
             </w:rPr>
           </w:pPr>
-          <w:hyperlink w:anchor="_Toc225539709" w:history="1">
+          <w:hyperlink w:anchor="_Toc226488104" w:history="1">
             <w:r>
               <w:rPr>
                 <w:rStyle w:val="Hiperhivatkozs"/>
@@ -544,7 +615,7 @@
                 <w:noProof/>
                 <w:webHidden/>
               </w:rPr>
-              <w:instrText xml:space="preserve"> PAGEREF _Toc225539709 \h </w:instrText>
+              <w:instrText xml:space="preserve"> PAGEREF _Toc226488104 \h </w:instrText>
             </w:r>
             <w:r>
               <w:rPr>
@@ -587,7 +658,7 @@
               <w:lang w:eastAsia="hu-HU"/>
             </w:rPr>
           </w:pPr>
-          <w:hyperlink w:anchor="_Toc225539710" w:history="1">
+          <w:hyperlink w:anchor="_Toc226488105" w:history="1">
             <w:r>
               <w:rPr>
                 <w:rStyle w:val="Hiperhivatkozs"/>
@@ -614,7 +685,7 @@
                 <w:noProof/>
                 <w:webHidden/>
               </w:rPr>
-              <w:instrText xml:space="preserve"> PAGEREF _Toc225539710 \h </w:instrText>
+              <w:instrText xml:space="preserve"> PAGEREF _Toc226488105 \h </w:instrText>
             </w:r>
             <w:r>
               <w:rPr>
@@ -634,7 +705,7 @@
                 <w:noProof/>
                 <w:webHidden/>
               </w:rPr>
-              <w:t>6</w:t>
+              <w:t>7</w:t>
             </w:r>
             <w:r>
               <w:rPr>
@@ -657,7 +728,7 @@
               <w:lang w:eastAsia="hu-HU"/>
             </w:rPr>
           </w:pPr>
-          <w:hyperlink w:anchor="_Toc225539711" w:history="1">
+          <w:hyperlink w:anchor="_Toc226488106" w:history="1">
             <w:r>
               <w:rPr>
                 <w:rStyle w:val="Hiperhivatkozs"/>
@@ -684,7 +755,7 @@
                 <w:noProof/>
                 <w:webHidden/>
               </w:rPr>
-              <w:instrText xml:space="preserve"> PAGEREF _Toc225539711 \h </w:instrText>
+              <w:instrText xml:space="preserve"> PAGEREF _Toc226488106 \h </w:instrText>
             </w:r>
             <w:r>
               <w:rPr>
@@ -727,7 +798,7 @@
               <w:lang w:eastAsia="hu-HU"/>
             </w:rPr>
           </w:pPr>
-          <w:hyperlink w:anchor="_Toc225539712" w:history="1">
+          <w:hyperlink w:anchor="_Toc226488107" w:history="1">
             <w:r>
               <w:rPr>
                 <w:rStyle w:val="Hiperhivatkozs"/>
@@ -754,7 +825,7 @@
                 <w:noProof/>
                 <w:webHidden/>
               </w:rPr>
-              <w:instrText xml:space="preserve"> PAGEREF _Toc225539712 \h </w:instrText>
+              <w:instrText xml:space="preserve"> PAGEREF _Toc226488107 \h </w:instrText>
             </w:r>
             <w:r>
               <w:rPr>
@@ -774,7 +845,7 @@
                 <w:noProof/>
                 <w:webHidden/>
               </w:rPr>
-              <w:t>7</w:t>
+              <w:t>8</w:t>
             </w:r>
             <w:r>
               <w:rPr>
@@ -797,7 +868,7 @@
               <w:lang w:eastAsia="hu-HU"/>
             </w:rPr>
           </w:pPr>
-          <w:hyperlink w:anchor="_Toc225539713" w:history="1">
+          <w:hyperlink w:anchor="_Toc226488108" w:history="1">
             <w:r>
               <w:rPr>
                 <w:rStyle w:val="Hiperhivatkozs"/>
@@ -824,7 +895,7 @@
                 <w:noProof/>
                 <w:webHidden/>
               </w:rPr>
-              <w:instrText xml:space="preserve"> PAGEREF _Toc225539713 \h </w:instrText>
+              <w:instrText xml:space="preserve"> PAGEREF _Toc226488108 \h </w:instrText>
             </w:r>
             <w:r>
               <w:rPr>
@@ -844,7 +915,7 @@
                 <w:noProof/>
                 <w:webHidden/>
               </w:rPr>
-              <w:t>7</w:t>
+              <w:t>8</w:t>
             </w:r>
             <w:r>
               <w:rPr>
@@ -867,7 +938,7 @@
               <w:lang w:eastAsia="hu-HU"/>
             </w:rPr>
           </w:pPr>
-          <w:hyperlink w:anchor="_Toc225539714" w:history="1">
+          <w:hyperlink w:anchor="_Toc226488109" w:history="1">
             <w:r>
               <w:rPr>
                 <w:rStyle w:val="Hiperhivatkozs"/>
@@ -894,7 +965,7 @@
                 <w:noProof/>
                 <w:webHidden/>
               </w:rPr>
-              <w:instrText xml:space="preserve"> PAGEREF _Toc225539714 \h </w:instrText>
+              <w:instrText xml:space="preserve"> PAGEREF _Toc226488109 \h </w:instrText>
             </w:r>
             <w:r>
               <w:rPr>
@@ -937,7 +1008,7 @@
               <w:lang w:eastAsia="hu-HU"/>
             </w:rPr>
           </w:pPr>
-          <w:hyperlink w:anchor="_Toc225539715" w:history="1">
+          <w:hyperlink w:anchor="_Toc226488110" w:history="1">
             <w:r>
               <w:rPr>
                 <w:rStyle w:val="Hiperhivatkozs"/>
@@ -964,7 +1035,7 @@
                 <w:noProof/>
                 <w:webHidden/>
               </w:rPr>
-              <w:instrText xml:space="preserve"> PAGEREF _Toc225539715 \h </w:instrText>
+              <w:instrText xml:space="preserve"> PAGEREF _Toc226488110 \h </w:instrText>
             </w:r>
             <w:r>
               <w:rPr>
@@ -984,7 +1055,7 @@
                 <w:noProof/>
                 <w:webHidden/>
               </w:rPr>
-              <w:t>8</w:t>
+              <w:t>9</w:t>
             </w:r>
             <w:r>
               <w:rPr>
@@ -1007,7 +1078,7 @@
               <w:lang w:eastAsia="hu-HU"/>
             </w:rPr>
           </w:pPr>
-          <w:hyperlink w:anchor="_Toc225539716" w:history="1">
+          <w:hyperlink w:anchor="_Toc226488111" w:history="1">
             <w:r>
               <w:rPr>
                 <w:rStyle w:val="Hiperhivatkozs"/>
@@ -1034,7 +1105,7 @@
                 <w:noProof/>
                 <w:webHidden/>
               </w:rPr>
-              <w:instrText xml:space="preserve"> PAGEREF _Toc225539716 \h </w:instrText>
+              <w:instrText xml:space="preserve"> PAGEREF _Toc226488111 \h </w:instrText>
             </w:r>
             <w:r>
               <w:rPr>
@@ -1054,7 +1125,7 @@
                 <w:noProof/>
                 <w:webHidden/>
               </w:rPr>
-              <w:t>8</w:t>
+              <w:t>9</w:t>
             </w:r>
             <w:r>
               <w:rPr>
@@ -1077,13 +1148,13 @@
               <w:lang w:eastAsia="hu-HU"/>
             </w:rPr>
           </w:pPr>
-          <w:hyperlink w:anchor="_Toc225539717" w:history="1">
+          <w:hyperlink w:anchor="_Toc226488112" w:history="1">
             <w:r>
               <w:rPr>
                 <w:rStyle w:val="Hiperhivatkozs"/>
                 <w:noProof/>
               </w:rPr>
-              <w:t>Táblák:</w:t>
+              <w:t>Táblák</w:t>
             </w:r>
             <w:r>
               <w:rPr>
@@ -1104,7 +1175,7 @@
                 <w:noProof/>
                 <w:webHidden/>
               </w:rPr>
-              <w:instrText xml:space="preserve"> PAGEREF _Toc225539717 \h </w:instrText>
+              <w:instrText xml:space="preserve"> PAGEREF _Toc226488112 \h </w:instrText>
             </w:r>
             <w:r>
               <w:rPr>
@@ -1124,7 +1195,7 @@
                 <w:noProof/>
                 <w:webHidden/>
               </w:rPr>
-              <w:t>8</w:t>
+              <w:t>9</w:t>
             </w:r>
             <w:r>
               <w:rPr>
@@ -1147,13 +1218,13 @@
               <w:lang w:eastAsia="hu-HU"/>
             </w:rPr>
           </w:pPr>
-          <w:hyperlink w:anchor="_Toc225539718" w:history="1">
+          <w:hyperlink w:anchor="_Toc226488113" w:history="1">
             <w:r>
               <w:rPr>
                 <w:rStyle w:val="Hiperhivatkozs"/>
                 <w:noProof/>
               </w:rPr>
-              <w:t>Kapcsolatok:</w:t>
+              <w:t>Kapcsolatok</w:t>
             </w:r>
             <w:r>
               <w:rPr>
@@ -1174,7 +1245,7 @@
                 <w:noProof/>
                 <w:webHidden/>
               </w:rPr>
-              <w:instrText xml:space="preserve"> PAGEREF _Toc225539718 \h </w:instrText>
+              <w:instrText xml:space="preserve"> PAGEREF _Toc226488113 \h </w:instrText>
             </w:r>
             <w:r>
               <w:rPr>
@@ -1217,13 +1288,13 @@
               <w:lang w:eastAsia="hu-HU"/>
             </w:rPr>
           </w:pPr>
-          <w:hyperlink w:anchor="_Toc225539719" w:history="1">
+          <w:hyperlink w:anchor="_Toc226488114" w:history="1">
             <w:r>
               <w:rPr>
                 <w:rStyle w:val="Hiperhivatkozs"/>
                 <w:noProof/>
               </w:rPr>
-              <w:t>Táblákhoz tartozó oszlopok:</w:t>
+              <w:t>Táblákhoz tartozó oszlopok</w:t>
             </w:r>
             <w:r>
               <w:rPr>
@@ -1244,7 +1315,7 @@
                 <w:noProof/>
                 <w:webHidden/>
               </w:rPr>
-              <w:instrText xml:space="preserve"> PAGEREF _Toc225539719 \h </w:instrText>
+              <w:instrText xml:space="preserve"> PAGEREF _Toc226488114 \h </w:instrText>
             </w:r>
             <w:r>
               <w:rPr>
@@ -1264,7 +1335,7 @@
                 <w:noProof/>
                 <w:webHidden/>
               </w:rPr>
-              <w:t>9</w:t>
+              <w:t>10</w:t>
             </w:r>
             <w:r>
               <w:rPr>
@@ -1287,13 +1358,13 @@
               <w:lang w:eastAsia="hu-HU"/>
             </w:rPr>
           </w:pPr>
-          <w:hyperlink w:anchor="_Toc225539720" w:history="1">
+          <w:hyperlink w:anchor="_Toc226488115" w:history="1">
             <w:r>
               <w:rPr>
                 <w:rStyle w:val="Hiperhivatkozs"/>
                 <w:noProof/>
               </w:rPr>
-              <w:t>Users:</w:t>
+              <w:t>Users</w:t>
             </w:r>
             <w:r>
               <w:rPr>
@@ -1314,7 +1385,7 @@
                 <w:noProof/>
                 <w:webHidden/>
               </w:rPr>
-              <w:instrText xml:space="preserve"> PAGEREF _Toc225539720 \h </w:instrText>
+              <w:instrText xml:space="preserve"> PAGEREF _Toc226488115 \h </w:instrText>
             </w:r>
             <w:r>
               <w:rPr>
@@ -1334,7 +1405,7 @@
                 <w:noProof/>
                 <w:webHidden/>
               </w:rPr>
-              <w:t>9</w:t>
+              <w:t>10</w:t>
             </w:r>
             <w:r>
               <w:rPr>
@@ -1357,13 +1428,13 @@
               <w:lang w:eastAsia="hu-HU"/>
             </w:rPr>
           </w:pPr>
-          <w:hyperlink w:anchor="_Toc225539721" w:history="1">
+          <w:hyperlink w:anchor="_Toc226488116" w:history="1">
             <w:r>
               <w:rPr>
                 <w:rStyle w:val="Hiperhivatkozs"/>
                 <w:noProof/>
               </w:rPr>
-              <w:t>Activities:</w:t>
+              <w:t>Activities</w:t>
             </w:r>
             <w:r>
               <w:rPr>
@@ -1384,7 +1455,7 @@
                 <w:noProof/>
                 <w:webHidden/>
               </w:rPr>
-              <w:instrText xml:space="preserve"> PAGEREF _Toc225539721 \h </w:instrText>
+              <w:instrText xml:space="preserve"> PAGEREF _Toc226488116 \h </w:instrText>
             </w:r>
             <w:r>
               <w:rPr>
@@ -1404,7 +1475,7 @@
                 <w:noProof/>
                 <w:webHidden/>
               </w:rPr>
-              <w:t>9</w:t>
+              <w:t>10</w:t>
             </w:r>
             <w:r>
               <w:rPr>
@@ -1427,13 +1498,13 @@
               <w:lang w:eastAsia="hu-HU"/>
             </w:rPr>
           </w:pPr>
-          <w:hyperlink w:anchor="_Toc225539722" w:history="1">
+          <w:hyperlink w:anchor="_Toc226488117" w:history="1">
             <w:r>
               <w:rPr>
                 <w:rStyle w:val="Hiperhivatkozs"/>
                 <w:noProof/>
               </w:rPr>
-              <w:t>Types:</w:t>
+              <w:t>Types</w:t>
             </w:r>
             <w:r>
               <w:rPr>
@@ -1454,7 +1525,7 @@
                 <w:noProof/>
                 <w:webHidden/>
               </w:rPr>
-              <w:instrText xml:space="preserve"> PAGEREF _Toc225539722 \h </w:instrText>
+              <w:instrText xml:space="preserve"> PAGEREF _Toc226488117 \h </w:instrText>
             </w:r>
             <w:r>
               <w:rPr>
@@ -1497,13 +1568,13 @@
               <w:lang w:eastAsia="hu-HU"/>
             </w:rPr>
           </w:pPr>
-          <w:hyperlink w:anchor="_Toc225539723" w:history="1">
+          <w:hyperlink w:anchor="_Toc226488118" w:history="1">
             <w:r>
               <w:rPr>
                 <w:rStyle w:val="Hiperhivatkozs"/>
                 <w:noProof/>
               </w:rPr>
-              <w:t>Difficulties:</w:t>
+              <w:t>Difficulties</w:t>
             </w:r>
             <w:r>
               <w:rPr>
@@ -1524,7 +1595,7 @@
                 <w:noProof/>
                 <w:webHidden/>
               </w:rPr>
-              <w:instrText xml:space="preserve"> PAGEREF _Toc225539723 \h </w:instrText>
+              <w:instrText xml:space="preserve"> PAGEREF _Toc226488118 \h </w:instrText>
             </w:r>
             <w:r>
               <w:rPr>
@@ -1544,7 +1615,7 @@
                 <w:noProof/>
                 <w:webHidden/>
               </w:rPr>
-              <w:t>10</w:t>
+              <w:t>11</w:t>
             </w:r>
             <w:r>
               <w:rPr>
@@ -1567,13 +1638,13 @@
               <w:lang w:eastAsia="hu-HU"/>
             </w:rPr>
           </w:pPr>
-          <w:hyperlink w:anchor="_Toc225539724" w:history="1">
+          <w:hyperlink w:anchor="_Toc226488119" w:history="1">
             <w:r>
               <w:rPr>
                 <w:rStyle w:val="Hiperhivatkozs"/>
                 <w:noProof/>
               </w:rPr>
-              <w:t>Events:</w:t>
+              <w:t>Events</w:t>
             </w:r>
             <w:r>
               <w:rPr>
@@ -1594,7 +1665,7 @@
                 <w:noProof/>
                 <w:webHidden/>
               </w:rPr>
-              <w:instrText xml:space="preserve"> PAGEREF _Toc225539724 \h </w:instrText>
+              <w:instrText xml:space="preserve"> PAGEREF _Toc226488119 \h </w:instrText>
             </w:r>
             <w:r>
               <w:rPr>
@@ -1614,7 +1685,7 @@
                 <w:noProof/>
                 <w:webHidden/>
               </w:rPr>
-              <w:t>10</w:t>
+              <w:t>11</w:t>
             </w:r>
             <w:r>
               <w:rPr>
@@ -1637,7 +1708,7 @@
               <w:lang w:eastAsia="hu-HU"/>
             </w:rPr>
           </w:pPr>
-          <w:hyperlink w:anchor="_Toc225539725" w:history="1">
+          <w:hyperlink w:anchor="_Toc226488120" w:history="1">
             <w:r>
               <w:rPr>
                 <w:rStyle w:val="Hiperhivatkozs"/>
@@ -1664,7 +1735,7 @@
                 <w:noProof/>
                 <w:webHidden/>
               </w:rPr>
-              <w:instrText xml:space="preserve"> PAGEREF _Toc225539725 \h </w:instrText>
+              <w:instrText xml:space="preserve"> PAGEREF _Toc226488120 \h </w:instrText>
             </w:r>
             <w:r>
               <w:rPr>
@@ -1684,7 +1755,7 @@
                 <w:noProof/>
                 <w:webHidden/>
               </w:rPr>
-              <w:t>11</w:t>
+              <w:t>12</w:t>
             </w:r>
             <w:r>
               <w:rPr>
@@ -1707,7 +1778,7 @@
               <w:lang w:eastAsia="hu-HU"/>
             </w:rPr>
           </w:pPr>
-          <w:hyperlink w:anchor="_Toc225539726" w:history="1">
+          <w:hyperlink w:anchor="_Toc226488121" w:history="1">
             <w:r>
               <w:rPr>
                 <w:rStyle w:val="Hiperhivatkozs"/>
@@ -1734,7 +1805,7 @@
                 <w:noProof/>
                 <w:webHidden/>
               </w:rPr>
-              <w:instrText xml:space="preserve"> PAGEREF _Toc225539726 \h </w:instrText>
+              <w:instrText xml:space="preserve"> PAGEREF _Toc226488121 \h </w:instrText>
             </w:r>
             <w:r>
               <w:rPr>
@@ -1754,7 +1825,7 @@
                 <w:noProof/>
                 <w:webHidden/>
               </w:rPr>
-              <w:t>11</w:t>
+              <w:t>12</w:t>
             </w:r>
             <w:r>
               <w:rPr>
@@ -1777,7 +1848,7 @@
               <w:lang w:eastAsia="hu-HU"/>
             </w:rPr>
           </w:pPr>
-          <w:hyperlink w:anchor="_Toc225539727" w:history="1">
+          <w:hyperlink w:anchor="_Toc226488122" w:history="1">
             <w:r>
               <w:rPr>
                 <w:rStyle w:val="Hiperhivatkozs"/>
@@ -1804,7 +1875,7 @@
                 <w:noProof/>
                 <w:webHidden/>
               </w:rPr>
-              <w:instrText xml:space="preserve"> PAGEREF _Toc225539727 \h </w:instrText>
+              <w:instrText xml:space="preserve"> PAGEREF _Toc226488122 \h </w:instrText>
             </w:r>
             <w:r>
               <w:rPr>
@@ -1847,7 +1918,7 @@
               <w:lang w:eastAsia="hu-HU"/>
             </w:rPr>
           </w:pPr>
-          <w:hyperlink w:anchor="_Toc225539728" w:history="1">
+          <w:hyperlink w:anchor="_Toc226488123" w:history="1">
             <w:r>
               <w:rPr>
                 <w:rStyle w:val="Hiperhivatkozs"/>
@@ -1874,7 +1945,7 @@
                 <w:noProof/>
                 <w:webHidden/>
               </w:rPr>
-              <w:instrText xml:space="preserve"> PAGEREF _Toc225539728 \h </w:instrText>
+              <w:instrText xml:space="preserve"> PAGEREF _Toc226488123 \h </w:instrText>
             </w:r>
             <w:r>
               <w:rPr>
@@ -1917,7 +1988,7 @@
               <w:lang w:eastAsia="hu-HU"/>
             </w:rPr>
           </w:pPr>
-          <w:hyperlink w:anchor="_Toc225539729" w:history="1">
+          <w:hyperlink w:anchor="_Toc226488124" w:history="1">
             <w:r>
               <w:rPr>
                 <w:rStyle w:val="Hiperhivatkozs"/>
@@ -1944,7 +2015,7 @@
                 <w:noProof/>
                 <w:webHidden/>
               </w:rPr>
-              <w:instrText xml:space="preserve"> PAGEREF _Toc225539729 \h </w:instrText>
+              <w:instrText xml:space="preserve"> PAGEREF _Toc226488124 \h </w:instrText>
             </w:r>
             <w:r>
               <w:rPr>
@@ -1964,7 +2035,7 @@
                 <w:noProof/>
                 <w:webHidden/>
               </w:rPr>
-              <w:t>12</w:t>
+              <w:t>13</w:t>
             </w:r>
             <w:r>
               <w:rPr>
@@ -1987,7 +2058,7 @@
               <w:lang w:eastAsia="hu-HU"/>
             </w:rPr>
           </w:pPr>
-          <w:hyperlink w:anchor="_Toc225539730" w:history="1">
+          <w:hyperlink w:anchor="_Toc226488125" w:history="1">
             <w:r>
               <w:rPr>
                 <w:rStyle w:val="Hiperhivatkozs"/>
@@ -2014,7 +2085,7 @@
                 <w:noProof/>
                 <w:webHidden/>
               </w:rPr>
-              <w:instrText xml:space="preserve"> PAGEREF _Toc225539730 \h </w:instrText>
+              <w:instrText xml:space="preserve"> PAGEREF _Toc226488125 \h </w:instrText>
             </w:r>
             <w:r>
               <w:rPr>
@@ -2034,7 +2105,7 @@
                 <w:noProof/>
                 <w:webHidden/>
               </w:rPr>
-              <w:t>12</w:t>
+              <w:t>13</w:t>
             </w:r>
             <w:r>
               <w:rPr>
@@ -2057,7 +2128,7 @@
               <w:lang w:eastAsia="hu-HU"/>
             </w:rPr>
           </w:pPr>
-          <w:hyperlink w:anchor="_Toc225539731" w:history="1">
+          <w:hyperlink w:anchor="_Toc226488126" w:history="1">
             <w:r>
               <w:rPr>
                 <w:rStyle w:val="Hiperhivatkozs"/>
@@ -2084,7 +2155,7 @@
                 <w:noProof/>
                 <w:webHidden/>
               </w:rPr>
-              <w:instrText xml:space="preserve"> PAGEREF _Toc225539731 \h </w:instrText>
+              <w:instrText xml:space="preserve"> PAGEREF _Toc226488126 \h </w:instrText>
             </w:r>
             <w:r>
               <w:rPr>
@@ -2127,7 +2198,7 @@
               <w:lang w:eastAsia="hu-HU"/>
             </w:rPr>
           </w:pPr>
-          <w:hyperlink w:anchor="_Toc225539732" w:history="1">
+          <w:hyperlink w:anchor="_Toc226488127" w:history="1">
             <w:r>
               <w:rPr>
                 <w:rStyle w:val="Hiperhivatkozs"/>
@@ -2154,7 +2225,7 @@
                 <w:noProof/>
                 <w:webHidden/>
               </w:rPr>
-              <w:instrText xml:space="preserve"> PAGEREF _Toc225539732 \h </w:instrText>
+              <w:instrText xml:space="preserve"> PAGEREF _Toc226488127 \h </w:instrText>
             </w:r>
             <w:r>
               <w:rPr>
@@ -2174,7 +2245,7 @@
                 <w:noProof/>
                 <w:webHidden/>
               </w:rPr>
-              <w:t>13</w:t>
+              <w:t>14</w:t>
             </w:r>
             <w:r>
               <w:rPr>
@@ -2197,7 +2268,7 @@
               <w:lang w:eastAsia="hu-HU"/>
             </w:rPr>
           </w:pPr>
-          <w:hyperlink w:anchor="_Toc225539733" w:history="1">
+          <w:hyperlink w:anchor="_Toc226488128" w:history="1">
             <w:r>
               <w:rPr>
                 <w:rStyle w:val="Hiperhivatkozs"/>
@@ -2224,7 +2295,7 @@
                 <w:noProof/>
                 <w:webHidden/>
               </w:rPr>
-              <w:instrText xml:space="preserve"> PAGEREF _Toc225539733 \h </w:instrText>
+              <w:instrText xml:space="preserve"> PAGEREF _Toc226488128 \h </w:instrText>
             </w:r>
             <w:r>
               <w:rPr>
@@ -2244,7 +2315,7 @@
                 <w:noProof/>
                 <w:webHidden/>
               </w:rPr>
-              <w:t>13</w:t>
+              <w:t>14</w:t>
             </w:r>
             <w:r>
               <w:rPr>
@@ -2267,7 +2338,7 @@
               <w:lang w:eastAsia="hu-HU"/>
             </w:rPr>
           </w:pPr>
-          <w:hyperlink w:anchor="_Toc225539734" w:history="1">
+          <w:hyperlink w:anchor="_Toc226488129" w:history="1">
             <w:r>
               <w:rPr>
                 <w:rStyle w:val="Hiperhivatkozs"/>
@@ -2294,7 +2365,7 @@
                 <w:noProof/>
                 <w:webHidden/>
               </w:rPr>
-              <w:instrText xml:space="preserve"> PAGEREF _Toc225539734 \h </w:instrText>
+              <w:instrText xml:space="preserve"> PAGEREF _Toc226488129 \h </w:instrText>
             </w:r>
             <w:r>
               <w:rPr>
@@ -2337,7 +2408,7 @@
               <w:lang w:eastAsia="hu-HU"/>
             </w:rPr>
           </w:pPr>
-          <w:hyperlink w:anchor="_Toc225539735" w:history="1">
+          <w:hyperlink w:anchor="_Toc226488130" w:history="1">
             <w:r>
               <w:rPr>
                 <w:rStyle w:val="Hiperhivatkozs"/>
@@ -2365,7 +2436,7 @@
                 <w:noProof/>
                 <w:webHidden/>
               </w:rPr>
-              <w:instrText xml:space="preserve"> PAGEREF _Toc225539735 \h </w:instrText>
+              <w:instrText xml:space="preserve"> PAGEREF _Toc226488130 \h </w:instrText>
             </w:r>
             <w:r>
               <w:rPr>
@@ -2385,7 +2456,7 @@
                 <w:noProof/>
                 <w:webHidden/>
               </w:rPr>
-              <w:t>14</w:t>
+              <w:t>15</w:t>
             </w:r>
             <w:r>
               <w:rPr>
@@ -2408,7 +2479,7 @@
               <w:lang w:eastAsia="hu-HU"/>
             </w:rPr>
           </w:pPr>
-          <w:hyperlink w:anchor="_Toc225539736" w:history="1">
+          <w:hyperlink w:anchor="_Toc226488131" w:history="1">
             <w:r>
               <w:rPr>
                 <w:rStyle w:val="Hiperhivatkozs"/>
@@ -2435,7 +2506,7 @@
                 <w:noProof/>
                 <w:webHidden/>
               </w:rPr>
-              <w:instrText xml:space="preserve"> PAGEREF _Toc225539736 \h </w:instrText>
+              <w:instrText xml:space="preserve"> PAGEREF _Toc226488131 \h </w:instrText>
             </w:r>
             <w:r>
               <w:rPr>
@@ -2455,7 +2526,7 @@
                 <w:noProof/>
                 <w:webHidden/>
               </w:rPr>
-              <w:t>14</w:t>
+              <w:t>15</w:t>
             </w:r>
             <w:r>
               <w:rPr>
@@ -2478,7 +2549,7 @@
               <w:lang w:eastAsia="hu-HU"/>
             </w:rPr>
           </w:pPr>
-          <w:hyperlink w:anchor="_Toc225539737" w:history="1">
+          <w:hyperlink w:anchor="_Toc226488132" w:history="1">
             <w:r>
               <w:rPr>
                 <w:rStyle w:val="Hiperhivatkozs"/>
@@ -2505,7 +2576,7 @@
                 <w:noProof/>
                 <w:webHidden/>
               </w:rPr>
-              <w:instrText xml:space="preserve"> PAGEREF _Toc225539737 \h </w:instrText>
+              <w:instrText xml:space="preserve"> PAGEREF _Toc226488132 \h </w:instrText>
             </w:r>
             <w:r>
               <w:rPr>
@@ -2548,7 +2619,7 @@
               <w:lang w:eastAsia="hu-HU"/>
             </w:rPr>
           </w:pPr>
-          <w:hyperlink w:anchor="_Toc225539738" w:history="1">
+          <w:hyperlink w:anchor="_Toc226488133" w:history="1">
             <w:r>
               <w:rPr>
                 <w:rStyle w:val="Hiperhivatkozs"/>
@@ -2575,7 +2646,7 @@
                 <w:noProof/>
                 <w:webHidden/>
               </w:rPr>
-              <w:instrText xml:space="preserve"> PAGEREF _Toc225539738 \h </w:instrText>
+              <w:instrText xml:space="preserve"> PAGEREF _Toc226488133 \h </w:instrText>
             </w:r>
             <w:r>
               <w:rPr>
@@ -2618,7 +2689,7 @@
               <w:lang w:eastAsia="hu-HU"/>
             </w:rPr>
           </w:pPr>
-          <w:hyperlink w:anchor="_Toc225539739" w:history="1">
+          <w:hyperlink w:anchor="_Toc226488134" w:history="1">
             <w:r>
               <w:rPr>
                 <w:rStyle w:val="Hiperhivatkozs"/>
@@ -2645,7 +2716,7 @@
                 <w:noProof/>
                 <w:webHidden/>
               </w:rPr>
-              <w:instrText xml:space="preserve"> PAGEREF _Toc225539739 \h </w:instrText>
+              <w:instrText xml:space="preserve"> PAGEREF _Toc226488134 \h </w:instrText>
             </w:r>
             <w:r>
               <w:rPr>
@@ -2688,7 +2759,7 @@
               <w:lang w:eastAsia="hu-HU"/>
             </w:rPr>
           </w:pPr>
-          <w:hyperlink w:anchor="_Toc225539740" w:history="1">
+          <w:hyperlink w:anchor="_Toc226488135" w:history="1">
             <w:r>
               <w:rPr>
                 <w:rStyle w:val="Hiperhivatkozs"/>
@@ -2715,7 +2786,7 @@
                 <w:noProof/>
                 <w:webHidden/>
               </w:rPr>
-              <w:instrText xml:space="preserve"> PAGEREF _Toc225539740 \h </w:instrText>
+              <w:instrText xml:space="preserve"> PAGEREF _Toc226488135 \h </w:instrText>
             </w:r>
             <w:r>
               <w:rPr>
@@ -2758,7 +2829,7 @@
               <w:lang w:eastAsia="hu-HU"/>
             </w:rPr>
           </w:pPr>
-          <w:hyperlink w:anchor="_Toc225539741" w:history="1">
+          <w:hyperlink w:anchor="_Toc226488136" w:history="1">
             <w:r>
               <w:rPr>
                 <w:rStyle w:val="Hiperhivatkozs"/>
@@ -2785,7 +2856,7 @@
                 <w:noProof/>
                 <w:webHidden/>
               </w:rPr>
-              <w:instrText xml:space="preserve"> PAGEREF _Toc225539741 \h </w:instrText>
+              <w:instrText xml:space="preserve"> PAGEREF _Toc226488136 \h </w:instrText>
             </w:r>
             <w:r>
               <w:rPr>
@@ -2828,7 +2899,7 @@
               <w:lang w:eastAsia="hu-HU"/>
             </w:rPr>
           </w:pPr>
-          <w:hyperlink w:anchor="_Toc225539742" w:history="1">
+          <w:hyperlink w:anchor="_Toc226488137" w:history="1">
             <w:r>
               <w:rPr>
                 <w:rStyle w:val="Hiperhivatkozs"/>
@@ -2855,7 +2926,7 @@
                 <w:noProof/>
                 <w:webHidden/>
               </w:rPr>
-              <w:instrText xml:space="preserve"> PAGEREF _Toc225539742 \h </w:instrText>
+              <w:instrText xml:space="preserve"> PAGEREF _Toc226488137 \h </w:instrText>
             </w:r>
             <w:r>
               <w:rPr>
@@ -2898,7 +2969,7 @@
               <w:lang w:eastAsia="hu-HU"/>
             </w:rPr>
           </w:pPr>
-          <w:hyperlink w:anchor="_Toc225539743" w:history="1">
+          <w:hyperlink w:anchor="_Toc226488138" w:history="1">
             <w:r>
               <w:rPr>
                 <w:rStyle w:val="Hiperhivatkozs"/>
@@ -2926,7 +2997,7 @@
                 <w:noProof/>
                 <w:webHidden/>
               </w:rPr>
-              <w:instrText xml:space="preserve"> PAGEREF _Toc225539743 \h </w:instrText>
+              <w:instrText xml:space="preserve"> PAGEREF _Toc226488138 \h </w:instrText>
             </w:r>
             <w:r>
               <w:rPr>
@@ -2969,7 +3040,7 @@
               <w:lang w:eastAsia="hu-HU"/>
             </w:rPr>
           </w:pPr>
-          <w:hyperlink w:anchor="_Toc225539744" w:history="1">
+          <w:hyperlink w:anchor="_Toc226488139" w:history="1">
             <w:r>
               <w:rPr>
                 <w:rStyle w:val="Hiperhivatkozs"/>
@@ -2996,7 +3067,7 @@
                 <w:noProof/>
                 <w:webHidden/>
               </w:rPr>
-              <w:instrText xml:space="preserve"> PAGEREF _Toc225539744 \h </w:instrText>
+              <w:instrText xml:space="preserve"> PAGEREF _Toc226488139 \h </w:instrText>
             </w:r>
             <w:r>
               <w:rPr>
@@ -3039,7 +3110,7 @@
               <w:lang w:eastAsia="hu-HU"/>
             </w:rPr>
           </w:pPr>
-          <w:hyperlink w:anchor="_Toc225539745" w:history="1">
+          <w:hyperlink w:anchor="_Toc226488140" w:history="1">
             <w:r>
               <w:rPr>
                 <w:rStyle w:val="Hiperhivatkozs"/>
@@ -3067,7 +3138,7 @@
                 <w:noProof/>
                 <w:webHidden/>
               </w:rPr>
-              <w:instrText xml:space="preserve"> PAGEREF _Toc225539745 \h </w:instrText>
+              <w:instrText xml:space="preserve"> PAGEREF _Toc226488140 \h </w:instrText>
             </w:r>
             <w:r>
               <w:rPr>
@@ -3110,7 +3181,7 @@
               <w:lang w:eastAsia="hu-HU"/>
             </w:rPr>
           </w:pPr>
-          <w:hyperlink w:anchor="_Toc225539746" w:history="1">
+          <w:hyperlink w:anchor="_Toc226488141" w:history="1">
             <w:r>
               <w:rPr>
                 <w:rStyle w:val="Hiperhivatkozs"/>
@@ -3138,7 +3209,7 @@
                 <w:noProof/>
                 <w:webHidden/>
               </w:rPr>
-              <w:instrText xml:space="preserve"> PAGEREF _Toc225539746 \h </w:instrText>
+              <w:instrText xml:space="preserve"> PAGEREF _Toc226488141 \h </w:instrText>
             </w:r>
             <w:r>
               <w:rPr>
@@ -3181,7 +3252,7 @@
               <w:lang w:eastAsia="hu-HU"/>
             </w:rPr>
           </w:pPr>
-          <w:hyperlink w:anchor="_Toc225539747" w:history="1">
+          <w:hyperlink w:anchor="_Toc226488142" w:history="1">
             <w:r>
               <w:rPr>
                 <w:rStyle w:val="Hiperhivatkozs"/>
@@ -3209,7 +3280,7 @@
                 <w:noProof/>
                 <w:webHidden/>
               </w:rPr>
-              <w:instrText xml:space="preserve"> PAGEREF _Toc225539747 \h </w:instrText>
+              <w:instrText xml:space="preserve"> PAGEREF _Toc226488142 \h </w:instrText>
             </w:r>
             <w:r>
               <w:rPr>
@@ -3252,7 +3323,7 @@
               <w:lang w:eastAsia="hu-HU"/>
             </w:rPr>
           </w:pPr>
-          <w:hyperlink w:anchor="_Toc225539748" w:history="1">
+          <w:hyperlink w:anchor="_Toc226488143" w:history="1">
             <w:r>
               <w:rPr>
                 <w:rStyle w:val="Hiperhivatkozs"/>
@@ -3279,7 +3350,7 @@
                 <w:noProof/>
                 <w:webHidden/>
               </w:rPr>
-              <w:instrText xml:space="preserve"> PAGEREF _Toc225539748 \h </w:instrText>
+              <w:instrText xml:space="preserve"> PAGEREF _Toc226488143 \h </w:instrText>
             </w:r>
             <w:r>
               <w:rPr>
@@ -3299,7 +3370,7 @@
                 <w:noProof/>
                 <w:webHidden/>
               </w:rPr>
-              <w:t>22</w:t>
+              <w:t>23</w:t>
             </w:r>
             <w:r>
               <w:rPr>
@@ -3322,7 +3393,7 @@
               <w:lang w:eastAsia="hu-HU"/>
             </w:rPr>
           </w:pPr>
-          <w:hyperlink w:anchor="_Toc225539749" w:history="1">
+          <w:hyperlink w:anchor="_Toc226488144" w:history="1">
             <w:r>
               <w:rPr>
                 <w:rStyle w:val="Hiperhivatkozs"/>
@@ -3351,7 +3422,7 @@
                 <w:noProof/>
                 <w:webHidden/>
               </w:rPr>
-              <w:instrText xml:space="preserve"> PAGEREF _Toc225539749 \h </w:instrText>
+              <w:instrText xml:space="preserve"> PAGEREF _Toc226488144 \h </w:instrText>
             </w:r>
             <w:r>
               <w:rPr>
@@ -3394,7 +3465,7 @@
               <w:lang w:eastAsia="hu-HU"/>
             </w:rPr>
           </w:pPr>
-          <w:hyperlink w:anchor="_Toc225539750" w:history="1">
+          <w:hyperlink w:anchor="_Toc226488145" w:history="1">
             <w:r>
               <w:rPr>
                 <w:rStyle w:val="Hiperhivatkozs"/>
@@ -3423,7 +3494,7 @@
                 <w:noProof/>
                 <w:webHidden/>
               </w:rPr>
-              <w:instrText xml:space="preserve"> PAGEREF _Toc225539750 \h </w:instrText>
+              <w:instrText xml:space="preserve"> PAGEREF _Toc226488145 \h </w:instrText>
             </w:r>
             <w:r>
               <w:rPr>
@@ -3466,7 +3537,7 @@
               <w:lang w:eastAsia="hu-HU"/>
             </w:rPr>
           </w:pPr>
-          <w:hyperlink w:anchor="_Toc225539751" w:history="1">
+          <w:hyperlink w:anchor="_Toc226488146" w:history="1">
             <w:r>
               <w:rPr>
                 <w:rStyle w:val="Hiperhivatkozs"/>
@@ -3495,7 +3566,7 @@
                 <w:noProof/>
                 <w:webHidden/>
               </w:rPr>
-              <w:instrText xml:space="preserve"> PAGEREF _Toc225539751 \h </w:instrText>
+              <w:instrText xml:space="preserve"> PAGEREF _Toc226488146 \h </w:instrText>
             </w:r>
             <w:r>
               <w:rPr>
@@ -3538,7 +3609,7 @@
               <w:lang w:eastAsia="hu-HU"/>
             </w:rPr>
           </w:pPr>
-          <w:hyperlink w:anchor="_Toc225539752" w:history="1">
+          <w:hyperlink w:anchor="_Toc226488147" w:history="1">
             <w:r>
               <w:rPr>
                 <w:rStyle w:val="Hiperhivatkozs"/>
@@ -3567,7 +3638,7 @@
                 <w:noProof/>
                 <w:webHidden/>
               </w:rPr>
-              <w:instrText xml:space="preserve"> PAGEREF _Toc225539752 \h </w:instrText>
+              <w:instrText xml:space="preserve"> PAGEREF _Toc226488147 \h </w:instrText>
             </w:r>
             <w:r>
               <w:rPr>
@@ -3610,7 +3681,7 @@
               <w:lang w:eastAsia="hu-HU"/>
             </w:rPr>
           </w:pPr>
-          <w:hyperlink w:anchor="_Toc225539753" w:history="1">
+          <w:hyperlink w:anchor="_Toc226488148" w:history="1">
             <w:r>
               <w:rPr>
                 <w:rStyle w:val="Hiperhivatkozs"/>
@@ -3639,7 +3710,7 @@
                 <w:noProof/>
                 <w:webHidden/>
               </w:rPr>
-              <w:instrText xml:space="preserve"> PAGEREF _Toc225539753 \h </w:instrText>
+              <w:instrText xml:space="preserve"> PAGEREF _Toc226488148 \h </w:instrText>
             </w:r>
             <w:r>
               <w:rPr>
@@ -3682,7 +3753,7 @@
               <w:lang w:eastAsia="hu-HU"/>
             </w:rPr>
           </w:pPr>
-          <w:hyperlink w:anchor="_Toc225539754" w:history="1">
+          <w:hyperlink w:anchor="_Toc226488149" w:history="1">
             <w:r>
               <w:rPr>
                 <w:rStyle w:val="Hiperhivatkozs"/>
@@ -3711,7 +3782,7 @@
                 <w:noProof/>
                 <w:webHidden/>
               </w:rPr>
-              <w:instrText xml:space="preserve"> PAGEREF _Toc225539754 \h </w:instrText>
+              <w:instrText xml:space="preserve"> PAGEREF _Toc226488149 \h </w:instrText>
             </w:r>
             <w:r>
               <w:rPr>
@@ -3754,7 +3825,7 @@
               <w:lang w:eastAsia="hu-HU"/>
             </w:rPr>
           </w:pPr>
-          <w:hyperlink w:anchor="_Toc225539755" w:history="1">
+          <w:hyperlink w:anchor="_Toc226488150" w:history="1">
             <w:r>
               <w:rPr>
                 <w:rStyle w:val="Hiperhivatkozs"/>
@@ -3783,7 +3854,7 @@
                 <w:noProof/>
                 <w:webHidden/>
               </w:rPr>
-              <w:instrText xml:space="preserve"> PAGEREF _Toc225539755 \h </w:instrText>
+              <w:instrText xml:space="preserve"> PAGEREF _Toc226488150 \h </w:instrText>
             </w:r>
             <w:r>
               <w:rPr>
@@ -3826,7 +3897,7 @@
               <w:lang w:eastAsia="hu-HU"/>
             </w:rPr>
           </w:pPr>
-          <w:hyperlink w:anchor="_Toc225539756" w:history="1">
+          <w:hyperlink w:anchor="_Toc226488151" w:history="1">
             <w:r>
               <w:rPr>
                 <w:rStyle w:val="Hiperhivatkozs"/>
@@ -3855,7 +3926,7 @@
                 <w:noProof/>
                 <w:webHidden/>
               </w:rPr>
-              <w:instrText xml:space="preserve"> PAGEREF _Toc225539756 \h </w:instrText>
+              <w:instrText xml:space="preserve"> PAGEREF _Toc226488151 \h </w:instrText>
             </w:r>
             <w:r>
               <w:rPr>
@@ -3875,7 +3946,7 @@
                 <w:noProof/>
                 <w:webHidden/>
               </w:rPr>
-              <w:t>25</w:t>
+              <w:t>26</w:t>
             </w:r>
             <w:r>
               <w:rPr>
@@ -3898,7 +3969,7 @@
               <w:lang w:eastAsia="hu-HU"/>
             </w:rPr>
           </w:pPr>
-          <w:hyperlink w:anchor="_Toc225539757" w:history="1">
+          <w:hyperlink w:anchor="_Toc226488152" w:history="1">
             <w:r>
               <w:rPr>
                 <w:rStyle w:val="Hiperhivatkozs"/>
@@ -3927,7 +3998,7 @@
                 <w:noProof/>
                 <w:webHidden/>
               </w:rPr>
-              <w:instrText xml:space="preserve"> PAGEREF _Toc225539757 \h </w:instrText>
+              <w:instrText xml:space="preserve"> PAGEREF _Toc226488152 \h </w:instrText>
             </w:r>
             <w:r>
               <w:rPr>
@@ -3970,7 +4041,7 @@
               <w:lang w:eastAsia="hu-HU"/>
             </w:rPr>
           </w:pPr>
-          <w:hyperlink w:anchor="_Toc225539758" w:history="1">
+          <w:hyperlink w:anchor="_Toc226488153" w:history="1">
             <w:r>
               <w:rPr>
                 <w:rStyle w:val="Hiperhivatkozs"/>
@@ -3999,7 +4070,7 @@
                 <w:noProof/>
                 <w:webHidden/>
               </w:rPr>
-              <w:instrText xml:space="preserve"> PAGEREF _Toc225539758 \h </w:instrText>
+              <w:instrText xml:space="preserve"> PAGEREF _Toc226488153 \h </w:instrText>
             </w:r>
             <w:r>
               <w:rPr>
@@ -4042,7 +4113,7 @@
               <w:lang w:eastAsia="hu-HU"/>
             </w:rPr>
           </w:pPr>
-          <w:hyperlink w:anchor="_Toc225539759" w:history="1">
+          <w:hyperlink w:anchor="_Toc226488154" w:history="1">
             <w:r>
               <w:rPr>
                 <w:rStyle w:val="Hiperhivatkozs"/>
@@ -4071,7 +4142,7 @@
                 <w:noProof/>
                 <w:webHidden/>
               </w:rPr>
-              <w:instrText xml:space="preserve"> PAGEREF _Toc225539759 \h </w:instrText>
+              <w:instrText xml:space="preserve"> PAGEREF _Toc226488154 \h </w:instrText>
             </w:r>
             <w:r>
               <w:rPr>
@@ -4114,7 +4185,7 @@
               <w:lang w:eastAsia="hu-HU"/>
             </w:rPr>
           </w:pPr>
-          <w:hyperlink w:anchor="_Toc225539760" w:history="1">
+          <w:hyperlink w:anchor="_Toc226488155" w:history="1">
             <w:r>
               <w:rPr>
                 <w:rStyle w:val="Hiperhivatkozs"/>
@@ -4143,7 +4214,7 @@
                 <w:noProof/>
                 <w:webHidden/>
               </w:rPr>
-              <w:instrText xml:space="preserve"> PAGEREF _Toc225539760 \h </w:instrText>
+              <w:instrText xml:space="preserve"> PAGEREF _Toc226488155 \h </w:instrText>
             </w:r>
             <w:r>
               <w:rPr>
@@ -4186,7 +4257,7 @@
               <w:lang w:eastAsia="hu-HU"/>
             </w:rPr>
           </w:pPr>
-          <w:hyperlink w:anchor="_Toc225539761" w:history="1">
+          <w:hyperlink w:anchor="_Toc226488156" w:history="1">
             <w:r>
               <w:rPr>
                 <w:rStyle w:val="Hiperhivatkozs"/>
@@ -4213,7 +4284,7 @@
                 <w:noProof/>
                 <w:webHidden/>
               </w:rPr>
-              <w:instrText xml:space="preserve"> PAGEREF _Toc225539761 \h </w:instrText>
+              <w:instrText xml:space="preserve"> PAGEREF _Toc226488156 \h </w:instrText>
             </w:r>
             <w:r>
               <w:rPr>
@@ -4256,13 +4327,13 @@
               <w:lang w:eastAsia="hu-HU"/>
             </w:rPr>
           </w:pPr>
-          <w:hyperlink w:anchor="_Toc225539762" w:history="1">
+          <w:hyperlink w:anchor="_Toc226488157" w:history="1">
             <w:r>
               <w:rPr>
                 <w:rStyle w:val="Hiperhivatkozs"/>
                 <w:noProof/>
               </w:rPr>
-              <w:t>Backend manuális tesztek:</w:t>
+              <w:t>Backend manuális tesztek</w:t>
             </w:r>
             <w:r>
               <w:rPr>
@@ -4283,7 +4354,7 @@
                 <w:noProof/>
                 <w:webHidden/>
               </w:rPr>
-              <w:instrText xml:space="preserve"> PAGEREF _Toc225539762 \h </w:instrText>
+              <w:instrText xml:space="preserve"> PAGEREF _Toc226488157 \h </w:instrText>
             </w:r>
             <w:r>
               <w:rPr>
@@ -4326,7 +4397,7 @@
               <w:lang w:eastAsia="hu-HU"/>
             </w:rPr>
           </w:pPr>
-          <w:hyperlink w:anchor="_Toc225539763" w:history="1">
+          <w:hyperlink w:anchor="_Toc226488158" w:history="1">
             <w:r>
               <w:rPr>
                 <w:rStyle w:val="Hiperhivatkozs"/>
@@ -4353,7 +4424,7 @@
                 <w:noProof/>
                 <w:webHidden/>
               </w:rPr>
-              <w:instrText xml:space="preserve"> PAGEREF _Toc225539763 \h </w:instrText>
+              <w:instrText xml:space="preserve"> PAGEREF _Toc226488158 \h </w:instrText>
             </w:r>
             <w:r>
               <w:rPr>
@@ -4396,7 +4467,7 @@
               <w:lang w:eastAsia="hu-HU"/>
             </w:rPr>
           </w:pPr>
-          <w:hyperlink w:anchor="_Toc225539764" w:history="1">
+          <w:hyperlink w:anchor="_Toc226488159" w:history="1">
             <w:r>
               <w:rPr>
                 <w:rStyle w:val="Hiperhivatkozs"/>
@@ -4423,7 +4494,7 @@
                 <w:noProof/>
                 <w:webHidden/>
               </w:rPr>
-              <w:instrText xml:space="preserve"> PAGEREF _Toc225539764 \h </w:instrText>
+              <w:instrText xml:space="preserve"> PAGEREF _Toc226488159 \h </w:instrText>
             </w:r>
             <w:r>
               <w:rPr>
@@ -4466,7 +4537,7 @@
               <w:lang w:eastAsia="hu-HU"/>
             </w:rPr>
           </w:pPr>
-          <w:hyperlink w:anchor="_Toc225539765" w:history="1">
+          <w:hyperlink w:anchor="_Toc226488160" w:history="1">
             <w:r>
               <w:rPr>
                 <w:rStyle w:val="Hiperhivatkozs"/>
@@ -4493,7 +4564,7 @@
                 <w:noProof/>
                 <w:webHidden/>
               </w:rPr>
-              <w:instrText xml:space="preserve"> PAGEREF _Toc225539765 \h </w:instrText>
+              <w:instrText xml:space="preserve"> PAGEREF _Toc226488160 \h </w:instrText>
             </w:r>
             <w:r>
               <w:rPr>
@@ -4536,7 +4607,7 @@
               <w:lang w:eastAsia="hu-HU"/>
             </w:rPr>
           </w:pPr>
-          <w:hyperlink w:anchor="_Toc225539766" w:history="1">
+          <w:hyperlink w:anchor="_Toc226488161" w:history="1">
             <w:r>
               <w:rPr>
                 <w:rStyle w:val="Hiperhivatkozs"/>
@@ -4563,7 +4634,7 @@
                 <w:noProof/>
                 <w:webHidden/>
               </w:rPr>
-              <w:instrText xml:space="preserve"> PAGEREF _Toc225539766 \h </w:instrText>
+              <w:instrText xml:space="preserve"> PAGEREF _Toc226488161 \h </w:instrText>
             </w:r>
             <w:r>
               <w:rPr>
@@ -4606,13 +4677,13 @@
               <w:lang w:eastAsia="hu-HU"/>
             </w:rPr>
           </w:pPr>
-          <w:hyperlink w:anchor="_Toc225539767" w:history="1">
+          <w:hyperlink w:anchor="_Toc226488162" w:history="1">
             <w:r>
               <w:rPr>
                 <w:rStyle w:val="Hiperhivatkozs"/>
                 <w:noProof/>
               </w:rPr>
-              <w:t>Frontend manuális tesztek:</w:t>
+              <w:t>Frontend manuális tesztek</w:t>
             </w:r>
             <w:r>
               <w:rPr>
@@ -4633,7 +4704,7 @@
                 <w:noProof/>
                 <w:webHidden/>
               </w:rPr>
-              <w:instrText xml:space="preserve"> PAGEREF _Toc225539767 \h </w:instrText>
+              <w:instrText xml:space="preserve"> PAGEREF _Toc226488162 \h </w:instrText>
             </w:r>
             <w:r>
               <w:rPr>
@@ -4676,7 +4747,7 @@
               <w:lang w:eastAsia="hu-HU"/>
             </w:rPr>
           </w:pPr>
-          <w:hyperlink w:anchor="_Toc225539768" w:history="1">
+          <w:hyperlink w:anchor="_Toc226488163" w:history="1">
             <w:r>
               <w:rPr>
                 <w:rStyle w:val="Hiperhivatkozs"/>
@@ -4704,7 +4775,7 @@
                 <w:noProof/>
                 <w:webHidden/>
               </w:rPr>
-              <w:instrText xml:space="preserve"> PAGEREF _Toc225539768 \h </w:instrText>
+              <w:instrText xml:space="preserve"> PAGEREF _Toc226488163 \h </w:instrText>
             </w:r>
             <w:r>
               <w:rPr>
@@ -4747,7 +4818,7 @@
               <w:lang w:eastAsia="hu-HU"/>
             </w:rPr>
           </w:pPr>
-          <w:hyperlink w:anchor="_Toc225539769" w:history="1">
+          <w:hyperlink w:anchor="_Toc226488164" w:history="1">
             <w:r>
               <w:rPr>
                 <w:rStyle w:val="Hiperhivatkozs"/>
@@ -4775,7 +4846,7 @@
                 <w:noProof/>
                 <w:webHidden/>
               </w:rPr>
-              <w:instrText xml:space="preserve"> PAGEREF _Toc225539769 \h </w:instrText>
+              <w:instrText xml:space="preserve"> PAGEREF _Toc226488164 \h </w:instrText>
             </w:r>
             <w:r>
               <w:rPr>
@@ -4818,7 +4889,7 @@
               <w:lang w:eastAsia="hu-HU"/>
             </w:rPr>
           </w:pPr>
-          <w:hyperlink w:anchor="_Toc225539770" w:history="1">
+          <w:hyperlink w:anchor="_Toc226488165" w:history="1">
             <w:r>
               <w:rPr>
                 <w:rStyle w:val="Hiperhivatkozs"/>
@@ -4846,7 +4917,7 @@
                 <w:noProof/>
                 <w:webHidden/>
               </w:rPr>
-              <w:instrText xml:space="preserve"> PAGEREF _Toc225539770 \h </w:instrText>
+              <w:instrText xml:space="preserve"> PAGEREF _Toc226488165 \h </w:instrText>
             </w:r>
             <w:r>
               <w:rPr>
@@ -4889,7 +4960,7 @@
               <w:lang w:eastAsia="hu-HU"/>
             </w:rPr>
           </w:pPr>
-          <w:hyperlink w:anchor="_Toc225539771" w:history="1">
+          <w:hyperlink w:anchor="_Toc226488166" w:history="1">
             <w:r>
               <w:rPr>
                 <w:rStyle w:val="Hiperhivatkozs"/>
@@ -4917,7 +4988,7 @@
                 <w:noProof/>
                 <w:webHidden/>
               </w:rPr>
-              <w:instrText xml:space="preserve"> PAGEREF _Toc225539771 \h </w:instrText>
+              <w:instrText xml:space="preserve"> PAGEREF _Toc226488166 \h </w:instrText>
             </w:r>
             <w:r>
               <w:rPr>
@@ -4960,7 +5031,7 @@
               <w:lang w:eastAsia="hu-HU"/>
             </w:rPr>
           </w:pPr>
-          <w:hyperlink w:anchor="_Toc225539772" w:history="1">
+          <w:hyperlink w:anchor="_Toc226488167" w:history="1">
             <w:r>
               <w:rPr>
                 <w:rStyle w:val="Hiperhivatkozs"/>
@@ -4989,7 +5060,7 @@
                 <w:noProof/>
                 <w:webHidden/>
               </w:rPr>
-              <w:instrText xml:space="preserve"> PAGEREF _Toc225539772 \h </w:instrText>
+              <w:instrText xml:space="preserve"> PAGEREF _Toc226488167 \h </w:instrText>
             </w:r>
             <w:r>
               <w:rPr>
@@ -5032,7 +5103,7 @@
               <w:lang w:eastAsia="hu-HU"/>
             </w:rPr>
           </w:pPr>
-          <w:hyperlink w:anchor="_Toc225539773" w:history="1">
+          <w:hyperlink w:anchor="_Toc226488168" w:history="1">
             <w:r>
               <w:rPr>
                 <w:rStyle w:val="Hiperhivatkozs"/>
@@ -5059,7 +5130,7 @@
                 <w:noProof/>
                 <w:webHidden/>
               </w:rPr>
-              <w:instrText xml:space="preserve"> PAGEREF _Toc225539773 \h </w:instrText>
+              <w:instrText xml:space="preserve"> PAGEREF _Toc226488168 \h </w:instrText>
             </w:r>
             <w:r>
               <w:rPr>
@@ -5102,7 +5173,7 @@
               <w:lang w:eastAsia="hu-HU"/>
             </w:rPr>
           </w:pPr>
-          <w:hyperlink w:anchor="_Toc225539774" w:history="1">
+          <w:hyperlink w:anchor="_Toc226488169" w:history="1">
             <w:r>
               <w:rPr>
                 <w:rStyle w:val="Hiperhivatkozs"/>
@@ -5130,7 +5201,7 @@
                 <w:noProof/>
                 <w:webHidden/>
               </w:rPr>
-              <w:instrText xml:space="preserve"> PAGEREF _Toc225539774 \h </w:instrText>
+              <w:instrText xml:space="preserve"> PAGEREF _Toc226488169 \h </w:instrText>
             </w:r>
             <w:r>
               <w:rPr>
@@ -5173,7 +5244,7 @@
               <w:lang w:eastAsia="hu-HU"/>
             </w:rPr>
           </w:pPr>
-          <w:hyperlink w:anchor="_Toc225539775" w:history="1">
+          <w:hyperlink w:anchor="_Toc226488170" w:history="1">
             <w:r>
               <w:rPr>
                 <w:rStyle w:val="Hiperhivatkozs"/>
@@ -5201,7 +5272,7 @@
                 <w:noProof/>
                 <w:webHidden/>
               </w:rPr>
-              <w:instrText xml:space="preserve"> PAGEREF _Toc225539775 \h </w:instrText>
+              <w:instrText xml:space="preserve"> PAGEREF _Toc226488170 \h </w:instrText>
             </w:r>
             <w:r>
               <w:rPr>
@@ -5244,7 +5315,7 @@
               <w:lang w:eastAsia="hu-HU"/>
             </w:rPr>
           </w:pPr>
-          <w:hyperlink w:anchor="_Toc225539776" w:history="1">
+          <w:hyperlink w:anchor="_Toc226488171" w:history="1">
             <w:r>
               <w:rPr>
                 <w:rStyle w:val="Hiperhivatkozs"/>
@@ -5272,7 +5343,7 @@
                 <w:noProof/>
                 <w:webHidden/>
               </w:rPr>
-              <w:instrText xml:space="preserve"> PAGEREF _Toc225539776 \h </w:instrText>
+              <w:instrText xml:space="preserve"> PAGEREF _Toc226488171 \h </w:instrText>
             </w:r>
             <w:r>
               <w:rPr>
@@ -5315,7 +5386,7 @@
               <w:lang w:eastAsia="hu-HU"/>
             </w:rPr>
           </w:pPr>
-          <w:hyperlink w:anchor="_Toc225539777" w:history="1">
+          <w:hyperlink w:anchor="_Toc226488172" w:history="1">
             <w:r>
               <w:rPr>
                 <w:rStyle w:val="Hiperhivatkozs"/>
@@ -5342,7 +5413,7 @@
                 <w:noProof/>
                 <w:webHidden/>
               </w:rPr>
-              <w:instrText xml:space="preserve"> PAGEREF _Toc225539777 \h </w:instrText>
+              <w:instrText xml:space="preserve"> PAGEREF _Toc226488172 \h </w:instrText>
             </w:r>
             <w:r>
               <w:rPr>
@@ -5385,7 +5456,7 @@
               <w:lang w:eastAsia="hu-HU"/>
             </w:rPr>
           </w:pPr>
-          <w:hyperlink w:anchor="_Toc225539778" w:history="1">
+          <w:hyperlink w:anchor="_Toc226488173" w:history="1">
             <w:r>
               <w:rPr>
                 <w:rStyle w:val="Hiperhivatkozs"/>
@@ -5412,7 +5483,7 @@
                 <w:noProof/>
                 <w:webHidden/>
               </w:rPr>
-              <w:instrText xml:space="preserve"> PAGEREF _Toc225539778 \h </w:instrText>
+              <w:instrText xml:space="preserve"> PAGEREF _Toc226488173 \h </w:instrText>
             </w:r>
             <w:r>
               <w:rPr>
@@ -5455,7 +5526,7 @@
               <w:lang w:eastAsia="hu-HU"/>
             </w:rPr>
           </w:pPr>
-          <w:hyperlink w:anchor="_Toc225539779" w:history="1">
+          <w:hyperlink w:anchor="_Toc226488174" w:history="1">
             <w:r>
               <w:rPr>
                 <w:rStyle w:val="Hiperhivatkozs"/>
@@ -5482,7 +5553,7 @@
                 <w:noProof/>
                 <w:webHidden/>
               </w:rPr>
-              <w:instrText xml:space="preserve"> PAGEREF _Toc225539779 \h </w:instrText>
+              <w:instrText xml:space="preserve"> PAGEREF _Toc226488174 \h </w:instrText>
             </w:r>
             <w:r>
               <w:rPr>
@@ -5525,7 +5596,7 @@
               <w:lang w:eastAsia="hu-HU"/>
             </w:rPr>
           </w:pPr>
-          <w:hyperlink w:anchor="_Toc225539780" w:history="1">
+          <w:hyperlink w:anchor="_Toc226488175" w:history="1">
             <w:r>
               <w:rPr>
                 <w:rStyle w:val="Hiperhivatkozs"/>
@@ -5553,7 +5624,7 @@
                 <w:noProof/>
                 <w:webHidden/>
               </w:rPr>
-              <w:instrText xml:space="preserve"> PAGEREF _Toc225539780 \h </w:instrText>
+              <w:instrText xml:space="preserve"> PAGEREF _Toc226488175 \h </w:instrText>
             </w:r>
             <w:r>
               <w:rPr>
@@ -5596,7 +5667,7 @@
               <w:lang w:eastAsia="hu-HU"/>
             </w:rPr>
           </w:pPr>
-          <w:hyperlink w:anchor="_Toc225539781" w:history="1">
+          <w:hyperlink w:anchor="_Toc226488176" w:history="1">
             <w:r>
               <w:rPr>
                 <w:rStyle w:val="Hiperhivatkozs"/>
@@ -5624,7 +5695,7 @@
                 <w:noProof/>
                 <w:webHidden/>
               </w:rPr>
-              <w:instrText xml:space="preserve"> PAGEREF _Toc225539781 \h </w:instrText>
+              <w:instrText xml:space="preserve"> PAGEREF _Toc226488176 \h </w:instrText>
             </w:r>
             <w:r>
               <w:rPr>
@@ -5667,7 +5738,7 @@
               <w:lang w:eastAsia="hu-HU"/>
             </w:rPr>
           </w:pPr>
-          <w:hyperlink w:anchor="_Toc225539782" w:history="1">
+          <w:hyperlink w:anchor="_Toc226488177" w:history="1">
             <w:r>
               <w:rPr>
                 <w:rStyle w:val="Hiperhivatkozs"/>
@@ -5696,7 +5767,7 @@
                 <w:noProof/>
                 <w:webHidden/>
               </w:rPr>
-              <w:instrText xml:space="preserve"> PAGEREF _Toc225539782 \h </w:instrText>
+              <w:instrText xml:space="preserve"> PAGEREF _Toc226488177 \h </w:instrText>
             </w:r>
             <w:r>
               <w:rPr>
@@ -5739,15 +5810,85 @@
               <w:lang w:eastAsia="hu-HU"/>
             </w:rPr>
           </w:pPr>
-          <w:hyperlink w:anchor="_Toc225539783" w:history="1">
+          <w:hyperlink w:anchor="_Toc226488178" w:history="1">
             <w:r>
               <w:rPr>
                 <w:rStyle w:val="Hiperhivatkozs"/>
+                <w:noProof/>
+              </w:rPr>
+              <w:t>Szerepkörök bemutatása</w:t>
+            </w:r>
+            <w:r>
+              <w:rPr>
+                <w:noProof/>
+                <w:webHidden/>
+              </w:rPr>
+              <w:tab/>
+            </w:r>
+            <w:r>
+              <w:rPr>
+                <w:noProof/>
+                <w:webHidden/>
+              </w:rPr>
+              <w:fldChar w:fldCharType="begin"/>
+            </w:r>
+            <w:r>
+              <w:rPr>
+                <w:noProof/>
+                <w:webHidden/>
+              </w:rPr>
+              <w:instrText xml:space="preserve"> PAGEREF _Toc226488178 \h </w:instrText>
+            </w:r>
+            <w:r>
+              <w:rPr>
+                <w:noProof/>
+                <w:webHidden/>
+              </w:rPr>
+            </w:r>
+            <w:r>
+              <w:rPr>
+                <w:noProof/>
+                <w:webHidden/>
+              </w:rPr>
+              <w:fldChar w:fldCharType="separate"/>
+            </w:r>
+            <w:r>
+              <w:rPr>
+                <w:noProof/>
+                <w:webHidden/>
+              </w:rPr>
+              <w:t>39</w:t>
+            </w:r>
+            <w:r>
+              <w:rPr>
+                <w:noProof/>
+                <w:webHidden/>
+              </w:rPr>
+              <w:fldChar w:fldCharType="end"/>
+            </w:r>
+          </w:hyperlink>
+        </w:p>
+        <w:p>
+          <w:pPr>
+            <w:pStyle w:val="TJ3"/>
+            <w:tabs>
+              <w:tab w:val="right" w:leader="dot" w:pos="8210"/>
+            </w:tabs>
+            <w:rPr>
+              <w:rFonts w:asciiTheme="minorHAnsi" w:eastAsiaTheme="minorEastAsia" w:hAnsiTheme="minorHAnsi"/>
+              <w:noProof/>
+              <w:lang w:eastAsia="hu-HU"/>
+            </w:rPr>
+          </w:pPr>
+          <w:hyperlink w:anchor="_Toc226488179" w:history="1">
+            <w:r>
+              <w:rPr>
+                <w:rStyle w:val="Hiperhivatkozs"/>
                 <w:rFonts w:eastAsia="Times New Roman" w:cs="Times New Roman"/>
                 <w:bCs/>
                 <w:noProof/>
               </w:rPr>
-              <w:t>Probléma leírása</w:t>
+              <w:t>Felhasználó (User)</w:t>
             </w:r>
             <w:r>
               <w:rPr>
@@ -5768,7 +5909,7 @@
                 <w:noProof/>
                 <w:webHidden/>
               </w:rPr>
-              <w:instrText xml:space="preserve"> PAGEREF _Toc225539783 \h </w:instrText>
+              <w:instrText xml:space="preserve"> PAGEREF _Toc226488179 \h </w:instrText>
             </w:r>
             <w:r>
               <w:rPr>
@@ -5789,6 +5930,150 @@
                 <w:webHidden/>
               </w:rPr>
               <w:t>39</w:t>
+            </w:r>
+            <w:r>
+              <w:rPr>
+                <w:noProof/>
+                <w:webHidden/>
+              </w:rPr>
+              <w:fldChar w:fldCharType="end"/>
+            </w:r>
+          </w:hyperlink>
+        </w:p>
+        <w:p>
+          <w:pPr>
+            <w:pStyle w:val="TJ3"/>
+            <w:tabs>
+              <w:tab w:val="right" w:leader="dot" w:pos="8210"/>
+            </w:tabs>
+            <w:rPr>
+              <w:rFonts w:asciiTheme="minorHAnsi" w:eastAsiaTheme="minorEastAsia" w:hAnsiTheme="minorHAnsi"/>
+              <w:noProof/>
+              <w:lang w:eastAsia="hu-HU"/>
+            </w:rPr>
+          </w:pPr>
+          <w:hyperlink w:anchor="_Toc226488180" w:history="1">
+            <w:r>
+              <w:rPr>
+                <w:rStyle w:val="Hiperhivatkozs"/>
+                <w:rFonts w:eastAsia="Times New Roman" w:cs="Times New Roman"/>
+                <w:bCs/>
+                <w:noProof/>
+              </w:rPr>
+              <w:t>Moderátor (Moderator)</w:t>
+            </w:r>
+            <w:r>
+              <w:rPr>
+                <w:noProof/>
+                <w:webHidden/>
+              </w:rPr>
+              <w:tab/>
+            </w:r>
+            <w:r>
+              <w:rPr>
+                <w:noProof/>
+                <w:webHidden/>
+              </w:rPr>
+              <w:fldChar w:fldCharType="begin"/>
+            </w:r>
+            <w:r>
+              <w:rPr>
+                <w:noProof/>
+                <w:webHidden/>
+              </w:rPr>
+              <w:instrText xml:space="preserve"> PAGEREF _Toc226488180 \h </w:instrText>
+            </w:r>
+            <w:r>
+              <w:rPr>
+                <w:noProof/>
+                <w:webHidden/>
+              </w:rPr>
+            </w:r>
+            <w:r>
+              <w:rPr>
+                <w:noProof/>
+                <w:webHidden/>
+              </w:rPr>
+              <w:fldChar w:fldCharType="separate"/>
+            </w:r>
+            <w:r>
+              <w:rPr>
+                <w:noProof/>
+                <w:webHidden/>
+              </w:rPr>
+              <w:t>39</w:t>
+            </w:r>
+            <w:r>
+              <w:rPr>
+                <w:noProof/>
+                <w:webHidden/>
+              </w:rPr>
+              <w:fldChar w:fldCharType="end"/>
+            </w:r>
+          </w:hyperlink>
+        </w:p>
+        <w:p>
+          <w:pPr>
+            <w:pStyle w:val="TJ3"/>
+            <w:tabs>
+              <w:tab w:val="right" w:leader="dot" w:pos="8210"/>
+            </w:tabs>
+            <w:rPr>
+              <w:rFonts w:asciiTheme="minorHAnsi" w:eastAsiaTheme="minorEastAsia" w:hAnsiTheme="minorHAnsi"/>
+              <w:noProof/>
+              <w:lang w:eastAsia="hu-HU"/>
+            </w:rPr>
+          </w:pPr>
+          <w:hyperlink w:anchor="_Toc226488181" w:history="1">
+            <w:r>
+              <w:rPr>
+                <w:rStyle w:val="Hiperhivatkozs"/>
+                <w:rFonts w:eastAsia="Times New Roman" w:cs="Times New Roman"/>
+                <w:bCs/>
+                <w:noProof/>
+              </w:rPr>
+              <w:t>Adminisztrátor (Admin)</w:t>
+            </w:r>
+            <w:r>
+              <w:rPr>
+                <w:noProof/>
+                <w:webHidden/>
+              </w:rPr>
+              <w:tab/>
+            </w:r>
+            <w:r>
+              <w:rPr>
+                <w:noProof/>
+                <w:webHidden/>
+              </w:rPr>
+              <w:fldChar w:fldCharType="begin"/>
+            </w:r>
+            <w:r>
+              <w:rPr>
+                <w:noProof/>
+                <w:webHidden/>
+              </w:rPr>
+              <w:instrText xml:space="preserve"> PAGEREF _Toc226488181 \h </w:instrText>
+            </w:r>
+            <w:r>
+              <w:rPr>
+                <w:noProof/>
+                <w:webHidden/>
+              </w:rPr>
+            </w:r>
+            <w:r>
+              <w:rPr>
+                <w:noProof/>
+                <w:webHidden/>
+              </w:rPr>
+              <w:fldChar w:fldCharType="separate"/>
+            </w:r>
+            <w:r>
+              <w:rPr>
+                <w:noProof/>
+                <w:webHidden/>
+              </w:rPr>
+              <w:t>40</w:t>
             </w:r>
             <w:r>
               <w:rPr>
@@ -5811,13 +6096,15 @@
               <w:lang w:eastAsia="hu-HU"/>
             </w:rPr>
           </w:pPr>
-          <w:hyperlink w:anchor="_Toc225539784" w:history="1">
+          <w:hyperlink w:anchor="_Toc226488182" w:history="1">
             <w:r>
               <w:rPr>
                 <w:rStyle w:val="Hiperhivatkozs"/>
-                <w:noProof/>
-              </w:rPr>
-              <w:t>Szerepkörök bemutatása</w:t>
+                <w:rFonts w:eastAsia="Times New Roman" w:cs="Times New Roman"/>
+                <w:bCs/>
+                <w:noProof/>
+              </w:rPr>
+              <w:t>Esetek bemutatása</w:t>
             </w:r>
             <w:r>
               <w:rPr>
@@ -5838,7 +6125,7 @@
                 <w:noProof/>
                 <w:webHidden/>
               </w:rPr>
-              <w:instrText xml:space="preserve"> PAGEREF _Toc225539784 \h </w:instrText>
+              <w:instrText xml:space="preserve"> PAGEREF _Toc226488182 \h </w:instrText>
             </w:r>
             <w:r>
               <w:rPr>
@@ -5881,7 +6168,7 @@
               <w:lang w:eastAsia="hu-HU"/>
             </w:rPr>
           </w:pPr>
-          <w:hyperlink w:anchor="_Toc225539785" w:history="1">
+          <w:hyperlink w:anchor="_Toc226488183" w:history="1">
             <w:r>
               <w:rPr>
                 <w:rStyle w:val="Hiperhivatkozs"/>
@@ -5889,7 +6176,7 @@
                 <w:bCs/>
                 <w:noProof/>
               </w:rPr>
-              <w:t>Felhasználó (User)</w:t>
+              <w:t>Regisztráció</w:t>
             </w:r>
             <w:r>
               <w:rPr>
@@ -5910,7 +6197,7 @@
                 <w:noProof/>
                 <w:webHidden/>
               </w:rPr>
-              <w:instrText xml:space="preserve"> PAGEREF _Toc225539785 \h </w:instrText>
+              <w:instrText xml:space="preserve"> PAGEREF _Toc226488183 \h </w:instrText>
             </w:r>
             <w:r>
               <w:rPr>
@@ -5953,7 +6240,7 @@
               <w:lang w:eastAsia="hu-HU"/>
             </w:rPr>
           </w:pPr>
-          <w:hyperlink w:anchor="_Toc225539786" w:history="1">
+          <w:hyperlink w:anchor="_Toc226488184" w:history="1">
             <w:r>
               <w:rPr>
                 <w:rStyle w:val="Hiperhivatkozs"/>
@@ -5961,7 +6248,7 @@
                 <w:bCs/>
                 <w:noProof/>
               </w:rPr>
-              <w:t>Moderátor (Moderator)</w:t>
+              <w:t>Bejelentkezés</w:t>
             </w:r>
             <w:r>
               <w:rPr>
@@ -5982,7 +6269,7 @@
                 <w:noProof/>
                 <w:webHidden/>
               </w:rPr>
-              <w:instrText xml:space="preserve"> PAGEREF _Toc225539786 \h </w:instrText>
+              <w:instrText xml:space="preserve"> PAGEREF _Toc226488184 \h </w:instrText>
             </w:r>
             <w:r>
               <w:rPr>
@@ -6025,7 +6312,7 @@
               <w:lang w:eastAsia="hu-HU"/>
             </w:rPr>
           </w:pPr>
-          <w:hyperlink w:anchor="_Toc225539787" w:history="1">
+          <w:hyperlink w:anchor="_Toc226488185" w:history="1">
             <w:r>
               <w:rPr>
                 <w:rStyle w:val="Hiperhivatkozs"/>
@@ -6033,7 +6320,7 @@
                 <w:bCs/>
                 <w:noProof/>
               </w:rPr>
-              <w:t>Adminisztrátor (Admin)</w:t>
+              <w:t>Napi feladatok kezelése</w:t>
             </w:r>
             <w:r>
               <w:rPr>
@@ -6054,79 +6341,7 @@
                 <w:noProof/>
                 <w:webHidden/>
               </w:rPr>
-              <w:instrText xml:space="preserve"> PAGEREF _Toc225539787 \h </w:instrText>
-            </w:r>
-            <w:r>
-              <w:rPr>
-                <w:noProof/>
-                <w:webHidden/>
-              </w:rPr>
-            </w:r>
-            <w:r>
-              <w:rPr>
-                <w:noProof/>
-                <w:webHidden/>
-              </w:rPr>
-              <w:fldChar w:fldCharType="separate"/>
-            </w:r>
-            <w:r>
-              <w:rPr>
-                <w:noProof/>
-                <w:webHidden/>
-              </w:rPr>
-              <w:t>40</w:t>
-            </w:r>
-            <w:r>
-              <w:rPr>
-                <w:noProof/>
-                <w:webHidden/>
-              </w:rPr>
-              <w:fldChar w:fldCharType="end"/>
-            </w:r>
-          </w:hyperlink>
-        </w:p>
-        <w:p>
-          <w:pPr>
-            <w:pStyle w:val="TJ2"/>
-            <w:tabs>
-              <w:tab w:val="right" w:leader="dot" w:pos="8210"/>
-            </w:tabs>
-            <w:rPr>
-              <w:rFonts w:asciiTheme="minorHAnsi" w:eastAsiaTheme="minorEastAsia" w:hAnsiTheme="minorHAnsi"/>
-              <w:noProof/>
-              <w:lang w:eastAsia="hu-HU"/>
-            </w:rPr>
-          </w:pPr>
-          <w:hyperlink w:anchor="_Toc225539788" w:history="1">
-            <w:r>
-              <w:rPr>
-                <w:rStyle w:val="Hiperhivatkozs"/>
-                <w:rFonts w:eastAsia="Times New Roman" w:cs="Times New Roman"/>
-                <w:bCs/>
-                <w:noProof/>
-              </w:rPr>
-              <w:t>Esetek bemutatása</w:t>
-            </w:r>
-            <w:r>
-              <w:rPr>
-                <w:noProof/>
-                <w:webHidden/>
-              </w:rPr>
-              <w:tab/>
-            </w:r>
-            <w:r>
-              <w:rPr>
-                <w:noProof/>
-                <w:webHidden/>
-              </w:rPr>
-              <w:fldChar w:fldCharType="begin"/>
-            </w:r>
-            <w:r>
-              <w:rPr>
-                <w:noProof/>
-                <w:webHidden/>
-              </w:rPr>
-              <w:instrText xml:space="preserve"> PAGEREF _Toc225539788 \h </w:instrText>
+              <w:instrText xml:space="preserve"> PAGEREF _Toc226488185 \h </w:instrText>
             </w:r>
             <w:r>
               <w:rPr>
@@ -6169,7 +6384,7 @@
               <w:lang w:eastAsia="hu-HU"/>
             </w:rPr>
           </w:pPr>
-          <w:hyperlink w:anchor="_Toc225539789" w:history="1">
+          <w:hyperlink w:anchor="_Toc226488186" w:history="1">
             <w:r>
               <w:rPr>
                 <w:rStyle w:val="Hiperhivatkozs"/>
@@ -6177,7 +6392,7 @@
                 <w:bCs/>
                 <w:noProof/>
               </w:rPr>
-              <w:t>Regisztráció</w:t>
+              <w:t>Szokások követése</w:t>
             </w:r>
             <w:r>
               <w:rPr>
@@ -6198,7 +6413,7 @@
                 <w:noProof/>
                 <w:webHidden/>
               </w:rPr>
-              <w:instrText xml:space="preserve"> PAGEREF _Toc225539789 \h </w:instrText>
+              <w:instrText xml:space="preserve"> PAGEREF _Toc226488186 \h </w:instrText>
             </w:r>
             <w:r>
               <w:rPr>
@@ -6218,7 +6433,7 @@
                 <w:noProof/>
                 <w:webHidden/>
               </w:rPr>
-              <w:t>40</w:t>
+              <w:t>41</w:t>
             </w:r>
             <w:r>
               <w:rPr>
@@ -6241,7 +6456,7 @@
               <w:lang w:eastAsia="hu-HU"/>
             </w:rPr>
           </w:pPr>
-          <w:hyperlink w:anchor="_Toc225539790" w:history="1">
+          <w:hyperlink w:anchor="_Toc226488187" w:history="1">
             <w:r>
               <w:rPr>
                 <w:rStyle w:val="Hiperhivatkozs"/>
@@ -6249,7 +6464,7 @@
                 <w:bCs/>
                 <w:noProof/>
               </w:rPr>
-              <w:t>Bejelentkezés</w:t>
+              <w:t>Naptár és eseménykezelés</w:t>
             </w:r>
             <w:r>
               <w:rPr>
@@ -6270,7 +6485,7 @@
                 <w:noProof/>
                 <w:webHidden/>
               </w:rPr>
-              <w:instrText xml:space="preserve"> PAGEREF _Toc225539790 \h </w:instrText>
+              <w:instrText xml:space="preserve"> PAGEREF _Toc226488187 \h </w:instrText>
             </w:r>
             <w:r>
               <w:rPr>
@@ -6291,222 +6506,6 @@
                 <w:webHidden/>
               </w:rPr>
               <w:t>41</w:t>
-            </w:r>
-            <w:r>
-              <w:rPr>
-                <w:noProof/>
-                <w:webHidden/>
-              </w:rPr>
-              <w:fldChar w:fldCharType="end"/>
-            </w:r>
-          </w:hyperlink>
-        </w:p>
-        <w:p>
-          <w:pPr>
-            <w:pStyle w:val="TJ3"/>
-            <w:tabs>
-              <w:tab w:val="right" w:leader="dot" w:pos="8210"/>
-            </w:tabs>
-            <w:rPr>
-              <w:rFonts w:asciiTheme="minorHAnsi" w:eastAsiaTheme="minorEastAsia" w:hAnsiTheme="minorHAnsi"/>
-              <w:noProof/>
-              <w:lang w:eastAsia="hu-HU"/>
-            </w:rPr>
-          </w:pPr>
-          <w:hyperlink w:anchor="_Toc225539791" w:history="1">
-            <w:r>
-              <w:rPr>
-                <w:rStyle w:val="Hiperhivatkozs"/>
-                <w:rFonts w:eastAsia="Times New Roman" w:cs="Times New Roman"/>
-                <w:bCs/>
-                <w:noProof/>
-              </w:rPr>
-              <w:t>Napi feladatok kezelése</w:t>
-            </w:r>
-            <w:r>
-              <w:rPr>
-                <w:noProof/>
-                <w:webHidden/>
-              </w:rPr>
-              <w:tab/>
-            </w:r>
-            <w:r>
-              <w:rPr>
-                <w:noProof/>
-                <w:webHidden/>
-              </w:rPr>
-              <w:fldChar w:fldCharType="begin"/>
-            </w:r>
-            <w:r>
-              <w:rPr>
-                <w:noProof/>
-                <w:webHidden/>
-              </w:rPr>
-              <w:instrText xml:space="preserve"> PAGEREF _Toc225539791 \h </w:instrText>
-            </w:r>
-            <w:r>
-              <w:rPr>
-                <w:noProof/>
-                <w:webHidden/>
-              </w:rPr>
-            </w:r>
-            <w:r>
-              <w:rPr>
-                <w:noProof/>
-                <w:webHidden/>
-              </w:rPr>
-              <w:fldChar w:fldCharType="separate"/>
-            </w:r>
-            <w:r>
-              <w:rPr>
-                <w:noProof/>
-                <w:webHidden/>
-              </w:rPr>
-              <w:t>41</w:t>
-            </w:r>
-            <w:r>
-              <w:rPr>
-                <w:noProof/>
-                <w:webHidden/>
-              </w:rPr>
-              <w:fldChar w:fldCharType="end"/>
-            </w:r>
-          </w:hyperlink>
-        </w:p>
-        <w:p>
-          <w:pPr>
-            <w:pStyle w:val="TJ3"/>
-            <w:tabs>
-              <w:tab w:val="right" w:leader="dot" w:pos="8210"/>
-            </w:tabs>
-            <w:rPr>
-              <w:rFonts w:asciiTheme="minorHAnsi" w:eastAsiaTheme="minorEastAsia" w:hAnsiTheme="minorHAnsi"/>
-              <w:noProof/>
-              <w:lang w:eastAsia="hu-HU"/>
-            </w:rPr>
-          </w:pPr>
-          <w:hyperlink w:anchor="_Toc225539792" w:history="1">
-            <w:r>
-              <w:rPr>
-                <w:rStyle w:val="Hiperhivatkozs"/>
-                <w:rFonts w:eastAsia="Times New Roman" w:cs="Times New Roman"/>
-                <w:bCs/>
-                <w:noProof/>
-              </w:rPr>
-              <w:t>Szokások követése</w:t>
-            </w:r>
-            <w:r>
-              <w:rPr>
-                <w:noProof/>
-                <w:webHidden/>
-              </w:rPr>
-              <w:tab/>
-            </w:r>
-            <w:r>
-              <w:rPr>
-                <w:noProof/>
-                <w:webHidden/>
-              </w:rPr>
-              <w:fldChar w:fldCharType="begin"/>
-            </w:r>
-            <w:r>
-              <w:rPr>
-                <w:noProof/>
-                <w:webHidden/>
-              </w:rPr>
-              <w:instrText xml:space="preserve"> PAGEREF _Toc225539792 \h </w:instrText>
-            </w:r>
-            <w:r>
-              <w:rPr>
-                <w:noProof/>
-                <w:webHidden/>
-              </w:rPr>
-            </w:r>
-            <w:r>
-              <w:rPr>
-                <w:noProof/>
-                <w:webHidden/>
-              </w:rPr>
-              <w:fldChar w:fldCharType="separate"/>
-            </w:r>
-            <w:r>
-              <w:rPr>
-                <w:noProof/>
-                <w:webHidden/>
-              </w:rPr>
-              <w:t>41</w:t>
-            </w:r>
-            <w:r>
-              <w:rPr>
-                <w:noProof/>
-                <w:webHidden/>
-              </w:rPr>
-              <w:fldChar w:fldCharType="end"/>
-            </w:r>
-          </w:hyperlink>
-        </w:p>
-        <w:p>
-          <w:pPr>
-            <w:pStyle w:val="TJ3"/>
-            <w:tabs>
-              <w:tab w:val="right" w:leader="dot" w:pos="8210"/>
-            </w:tabs>
-            <w:rPr>
-              <w:rFonts w:asciiTheme="minorHAnsi" w:eastAsiaTheme="minorEastAsia" w:hAnsiTheme="minorHAnsi"/>
-              <w:noProof/>
-              <w:lang w:eastAsia="hu-HU"/>
-            </w:rPr>
-          </w:pPr>
-          <w:hyperlink w:anchor="_Toc225539793" w:history="1">
-            <w:r>
-              <w:rPr>
-                <w:rStyle w:val="Hiperhivatkozs"/>
-                <w:rFonts w:eastAsia="Times New Roman" w:cs="Times New Roman"/>
-                <w:bCs/>
-                <w:noProof/>
-              </w:rPr>
-              <w:t>Naptár és eseménykezelés</w:t>
-            </w:r>
-            <w:r>
-              <w:rPr>
-                <w:noProof/>
-                <w:webHidden/>
-              </w:rPr>
-              <w:tab/>
-            </w:r>
-            <w:r>
-              <w:rPr>
-                <w:noProof/>
-                <w:webHidden/>
-              </w:rPr>
-              <w:fldChar w:fldCharType="begin"/>
-            </w:r>
-            <w:r>
-              <w:rPr>
-                <w:noProof/>
-                <w:webHidden/>
-              </w:rPr>
-              <w:instrText xml:space="preserve"> PAGEREF _Toc225539793 \h </w:instrText>
-            </w:r>
-            <w:r>
-              <w:rPr>
-                <w:noProof/>
-                <w:webHidden/>
-              </w:rPr>
-            </w:r>
-            <w:r>
-              <w:rPr>
-                <w:noProof/>
-                <w:webHidden/>
-              </w:rPr>
-              <w:fldChar w:fldCharType="separate"/>
-            </w:r>
-            <w:r>
-              <w:rPr>
-                <w:noProof/>
-                <w:webHidden/>
-              </w:rPr>
-              <w:t>42</w:t>
             </w:r>
             <w:r>
               <w:rPr>
@@ -6533,11 +6532,78 @@
         <w:pStyle w:val="Cmsor1"/>
         <w:ind w:firstLine="0"/>
       </w:pPr>
-      <w:bookmarkStart w:id="0" w:name="_Toc225539706"/>
-      <w:r>
+      <w:bookmarkStart w:id="0" w:name="_Toc226488100"/>
+      <w:r>
+        <w:rPr>
+          <w:rFonts w:eastAsia="Times New Roman"/>
+        </w:rPr>
+        <w:t>Probléma leírása</w:t>
+      </w:r>
+      <w:bookmarkEnd w:id="0"/>
+    </w:p>
+    <w:p>
+      <w:r>
+        <w:rPr>
+          <w:rFonts w:eastAsia="Times New Roman" w:cs="Times New Roman"/>
+        </w:rPr>
+        <w:t>A modern életritmus egyik legjelentősebb kihívása a szokások kialakítása és fenntartása. Kutatások szerint egy új szokás rögzüléséhez átlagosan 66 napra van szükség, mégis a legtöbb ember heteken belül felhagy a kitűzött céljaival. Ennek egyik fő oka az, hogy hiányoznak az egyszerűen használható, motiváló eszközök, amelyek segítenek nyomon követni a mindennapi célokat.</w:t>
+      </w:r>
+    </w:p>
+    <w:p>
+      <w:r>
+        <w:rPr>
+          <w:rFonts w:eastAsia="Times New Roman" w:cs="Times New Roman"/>
+        </w:rPr>
+        <w:t xml:space="preserve">A meglévő megoldások például egyszerű </w:t>
+      </w:r>
+      <w:proofErr w:type="spellStart"/>
+      <w:r>
+        <w:rPr>
+          <w:rFonts w:eastAsia="Times New Roman" w:cs="Times New Roman"/>
+        </w:rPr>
+        <w:t>todo</w:t>
+      </w:r>
+      <w:proofErr w:type="spellEnd"/>
+      <w:r>
+        <w:rPr>
+          <w:rFonts w:eastAsia="Times New Roman" w:cs="Times New Roman"/>
+        </w:rPr>
+        <w:t>-listák vagy általános naptáralkalmazások nem képesek összekötni a napi feladatkezelést a hosszú távú szokáskövetéssel. Ezek az eszközök jellemzően nem mutatják meg vizuálisan a haladást, nem különböztetik meg az egyszeri feladatokat a visszatérő szokásoktól, és nem adnak statisztikai visszajelzést a felhasználó előmeneteléről.</w:t>
+      </w:r>
+    </w:p>
+    <w:p>
+      <w:r>
+        <w:rPr>
+          <w:rFonts w:eastAsia="Times New Roman" w:cs="Times New Roman"/>
+        </w:rPr>
+        <w:t xml:space="preserve">A </w:t>
+      </w:r>
+      <w:proofErr w:type="spellStart"/>
+      <w:r>
+        <w:rPr>
+          <w:rFonts w:eastAsia="Times New Roman" w:cs="Times New Roman"/>
+        </w:rPr>
+        <w:t>NapiCsepp</w:t>
+      </w:r>
+      <w:proofErr w:type="spellEnd"/>
+      <w:r>
+        <w:rPr>
+          <w:rFonts w:eastAsia="Times New Roman" w:cs="Times New Roman"/>
+        </w:rPr>
+        <w:t xml:space="preserve"> alkalmazás ezt a problémát oldja meg: egy egységes felületen lehetővé teszi a napi feladatok kezelését, a hosszú távú szokások követését, az eseménynaptár használatát és a haladás statisztikai elemzését. Az alkalmazás célja, hogy a felhasználó minden nap egy helyen láthassa, mit kell elvégeznie, hogyan halad a szokásaival, és mi vár rá a naptárban mindezt egyszerű, áttekinthető felületen.</w:t>
+      </w:r>
+    </w:p>
+    <w:p>
+      <w:pPr>
+        <w:pStyle w:val="Cmsor1"/>
+        <w:ind w:firstLine="0"/>
+      </w:pPr>
+      <w:bookmarkStart w:id="1" w:name="_Toc226488101"/>
+      <w:r>
+        <w:lastRenderedPageBreak/>
         <w:t>Fejlesztői dokumentáció</w:t>
       </w:r>
-      <w:bookmarkEnd w:id="0"/>
+      <w:bookmarkEnd w:id="1"/>
     </w:p>
     <w:p>
       <w:pPr>
@@ -6547,14 +6613,14 @@
           <w:bCs/>
         </w:rPr>
       </w:pPr>
-      <w:bookmarkStart w:id="1" w:name="_Toc225539707"/>
+      <w:bookmarkStart w:id="2" w:name="_Toc226488102"/>
       <w:r>
         <w:rPr>
           <w:bCs/>
         </w:rPr>
         <w:t>Fejlesztési folyamat és feladatmegosztás</w:t>
       </w:r>
-      <w:bookmarkEnd w:id="1"/>
+      <w:bookmarkEnd w:id="2"/>
     </w:p>
     <w:p>
       <w:r>
@@ -6589,12 +6655,14 @@
     </w:p>
     <w:p>
       <w:r>
-        <w:t>A fejlesztési folyamat során a két terület folyamatos egyeztetés mellett haladt, különös figyelmet fordítva arra, hogy a frontend és backend közötti kommunikáció egységes és jól definiált legyen. Az API végpontok és az adatstruktúrák kialakítása közös döntések alapján történt, így biztosítva a rendszer elemeinek megfelelő illeszkedését.</w:t>
-      </w:r>
-    </w:p>
-    <w:p>
-      <w:r>
-        <w:lastRenderedPageBreak/>
+        <w:t>A két terület folyamatos egyeztetés mellett haladt. Különös figyelmet fordítottak arra, hogy a frontend és backend közötti kommunikáció egységes és jól definiált legyen.</w:t>
+      </w:r>
+      <w:r>
+        <w:t xml:space="preserve"> Az API végpontok és az adatstruktúrák kialakítása közös döntések alapján történt, így biztosítva a rendszer elemeinek megfelelő illeszkedését.</w:t>
+      </w:r>
+    </w:p>
+    <w:p>
+      <w:r>
         <w:t>A projekt során alkalmazott verziókezelés lehetővé tette a párhuzamos munkavégzést, valamint a módosítások nyomon követését. A feladatmegosztás ellenére a csapattagok szükség esetén egymás munkáját is segítették, így biztosítva a fejlesztés hatékony és folyamatos előrehaladását.</w:t>
       </w:r>
     </w:p>
@@ -6604,36 +6672,38 @@
         <w:pStyle w:val="Cmsor2"/>
         <w:ind w:firstLine="0"/>
       </w:pPr>
-      <w:bookmarkStart w:id="2" w:name="_Toc225539708"/>
+      <w:bookmarkStart w:id="3" w:name="_Toc226488103"/>
       <w:r>
         <w:t>Fejlesztés során használt technológiák</w:t>
       </w:r>
-      <w:bookmarkEnd w:id="2"/>
+      <w:bookmarkEnd w:id="3"/>
     </w:p>
     <w:p>
       <w:pPr>
         <w:pStyle w:val="Cmsor3"/>
       </w:pPr>
-      <w:bookmarkStart w:id="3" w:name="_Toc225539709"/>
+      <w:bookmarkStart w:id="4" w:name="_Toc226488104"/>
       <w:r>
         <w:t>Backend technológiák</w:t>
       </w:r>
-      <w:bookmarkEnd w:id="3"/>
+      <w:bookmarkEnd w:id="4"/>
     </w:p>
     <w:p>
       <w:pPr>
         <w:spacing w:after="160" w:line="278" w:lineRule="auto"/>
       </w:pPr>
       <w:r>
-        <w:t xml:space="preserve">A szerveroldali logika megvalósításához a Node.js futtatókörnyezet került alkalmazásra, amely </w:t>
-      </w:r>
-      <w:proofErr w:type="spellStart"/>
-      <w:r>
-        <w:t>eseményvezérelt</w:t>
-      </w:r>
-      <w:proofErr w:type="spellEnd"/>
-      <w:r>
-        <w:t xml:space="preserve"> és nem blokkoló működésének köszönhetően hatékonyan képes kezelni a párhuzamos kéréseket. Ez különösen fontos webalkalmazások esetén, ahol több felhasználó egyidejű kiszolgálása történik. A Node.js használata mellett szólt az is, hogy JavaScript-alapú környezetet biztosít, így a frontend és backend fejlesztése egységes technológiai alapon valósulhat meg.</w:t>
+        <w:t>A szerveroldali logika megvalósításához a Node.js futtatókörnyezet került alkalmazásra, amely esemény</w:t>
+      </w:r>
+      <w:r>
+        <w:t xml:space="preserve"> </w:t>
+      </w:r>
+      <w:r>
+        <w:t xml:space="preserve">vezérelt és nem blokkoló működésének köszönhetően </w:t>
+      </w:r>
+      <w:r>
+        <w:lastRenderedPageBreak/>
+        <w:t>hatékonyan képes kezelni a párhuzamos kéréseket. Ez különösen fontos webalkalmazások esetén, ahol több felhasználó egyidejű kiszolgálása történik. A Node.js használata mellett szólt az is, hogy JavaScript-alapú környezetet biztosít, így a frontend és backend fejlesztése egységes technológiai alapon valósulhat meg.</w:t>
       </w:r>
     </w:p>
     <w:p>
@@ -6696,11 +6766,11 @@
       <w:pPr>
         <w:pStyle w:val="Cmsor3"/>
       </w:pPr>
-      <w:bookmarkStart w:id="4" w:name="_Toc225539710"/>
+      <w:bookmarkStart w:id="5" w:name="_Toc226488105"/>
       <w:r>
         <w:t>Frontend technológiák</w:t>
       </w:r>
-      <w:bookmarkEnd w:id="4"/>
+      <w:bookmarkEnd w:id="5"/>
     </w:p>
     <w:p>
       <w:pPr>
@@ -6739,69 +6809,150 @@
       </w:r>
       <w:proofErr w:type="spellEnd"/>
       <w:r>
-        <w:t xml:space="preserve"> működésének egyik fontos eleme az állapotkezelés, amely meghatározza, hogy a felhasználói interakciók hatására hogyan változik a megjelenített tartalom. Az alkalmazás a backenddel API-hívásokon keresztül kommunikál, így az adatok </w:t>
+        <w:t xml:space="preserve"> működésének egyik fontos eleme az állapotkezelés, amely meghatározza, hogy a felhasználói interakciók hatására hogyan változik a megjelenített tartalom. Az alkalmazás a backenddel API-hívásokon keresztül kommunikál, így az adatok dinamikusan kerülnek betöltésre és frissítésre. Ez biztosítja, hogy a felhasználó mindig az aktuális állapotot lássa anélkül, hogy az oldalt újra kellene tölteni.</w:t>
+      </w:r>
+    </w:p>
+    <w:p>
+      <w:pPr>
+        <w:spacing w:after="160" w:line="278" w:lineRule="auto"/>
+      </w:pPr>
+      <w:r>
+        <w:t xml:space="preserve">A fejlesztési folyamatot a </w:t>
+      </w:r>
+      <w:proofErr w:type="spellStart"/>
+      <w:r>
+        <w:t>Vite</w:t>
+      </w:r>
+      <w:proofErr w:type="spellEnd"/>
+      <w:r>
+        <w:t xml:space="preserve"> </w:t>
+      </w:r>
+      <w:proofErr w:type="spellStart"/>
+      <w:r>
+        <w:t>build</w:t>
+      </w:r>
+      <w:proofErr w:type="spellEnd"/>
+      <w:r>
+        <w:t xml:space="preserve"> eszköz támogatja, amely jelentősen felgyorsítja a munkát. A gyors </w:t>
+      </w:r>
+      <w:proofErr w:type="spellStart"/>
+      <w:r>
+        <w:t>újrafordítás</w:t>
+      </w:r>
+      <w:proofErr w:type="spellEnd"/>
+      <w:r>
+        <w:t xml:space="preserve"> és az azonnali visszajelzés lehetővé teszi a fejlesztő számára, hogy rövid idő alatt kipróbálja a módosításokat. Ez nemcsak kényelmi szempontból előnyös, hanem növeli a fejlesztési hatékonyságot is.</w:t>
+      </w:r>
+    </w:p>
+    <w:p>
+      <w:pPr>
+        <w:pStyle w:val="Cmsor3"/>
+      </w:pPr>
+      <w:bookmarkStart w:id="6" w:name="_Toc226488106"/>
+      <w:r>
+        <w:t>Adatbázis és adatkezelés</w:t>
+      </w:r>
+      <w:bookmarkEnd w:id="6"/>
+    </w:p>
+    <w:p>
+      <w:pPr>
+        <w:spacing w:after="160" w:line="278" w:lineRule="auto"/>
+      </w:pPr>
+      <w:r>
+        <w:t xml:space="preserve">Az alkalmazás adatainak tárolása relációs adatbázisban történik, amelyhez </w:t>
+      </w:r>
+      <w:proofErr w:type="spellStart"/>
+      <w:r>
+        <w:t>MySQL</w:t>
+      </w:r>
+      <w:proofErr w:type="spellEnd"/>
+      <w:r>
+        <w:t xml:space="preserve"> került kiválasztásra. A relációs modell lehetővé teszi az adatok strukturált kezelését, valamint a különböző entitások közötti kapcsolatok egyértelmű definiálását. Ez különösen fontos olyan rendszerekben, ahol az adatok egymásra épülnek.</w:t>
+      </w:r>
+    </w:p>
+    <w:p>
+      <w:pPr>
+        <w:spacing w:after="160" w:line="278" w:lineRule="auto"/>
+      </w:pPr>
+      <w:r>
+        <w:t xml:space="preserve">Az adatbázis és a backend közötti kommunikáció során SQL lekérdezések kerülnek alkalmazásra, amelyek segítségével az adatok lekérdezése, módosítása és törlése </w:t>
       </w:r>
       <w:r>
         <w:lastRenderedPageBreak/>
-        <w:t>dinamikusan kerülnek betöltésre és frissítésre. Ez biztosítja, hogy a felhasználó mindig az aktuális állapotot lássa anélkül, hogy az oldalt újra kellene tölteni.</w:t>
-      </w:r>
+        <w:t>történik. A backend feladata, hogy biztosítsa az adatok konzisztenciáját, valamint megakadályozza a hibás vagy jogosulatlan módosításokat. Az adatkezelés során fontos szempont az is, hogy a lekérdezések hatékonyak legyenek, így az alkalmazás nagyobb adatmennyiség esetén is megfelelő teljesítményt nyújtson.</w:t>
+      </w:r>
+    </w:p>
+    <w:p>
+      <w:pPr>
+        <w:pStyle w:val="Cmsor3"/>
+      </w:pPr>
+      <w:bookmarkStart w:id="7" w:name="_Toc226488107"/>
+      <w:proofErr w:type="spellStart"/>
+      <w:r>
+        <w:t>Konténerizáció</w:t>
+      </w:r>
+      <w:proofErr w:type="spellEnd"/>
+      <w:r>
+        <w:t xml:space="preserve"> és futtatási környezet</w:t>
+      </w:r>
+      <w:bookmarkEnd w:id="7"/>
     </w:p>
     <w:p>
       <w:pPr>
         <w:spacing w:after="160" w:line="278" w:lineRule="auto"/>
       </w:pPr>
       <w:r>
-        <w:t xml:space="preserve">A fejlesztési folyamatot a </w:t>
-      </w:r>
-      <w:proofErr w:type="spellStart"/>
-      <w:r>
-        <w:t>Vite</w:t>
-      </w:r>
-      <w:proofErr w:type="spellEnd"/>
-      <w:r>
-        <w:t xml:space="preserve"> </w:t>
-      </w:r>
-      <w:proofErr w:type="spellStart"/>
-      <w:r>
-        <w:t>build</w:t>
-      </w:r>
-      <w:proofErr w:type="spellEnd"/>
-      <w:r>
-        <w:t xml:space="preserve"> eszköz támogatja, amely jelentősen felgyorsítja a munkát. A gyors </w:t>
-      </w:r>
-      <w:proofErr w:type="spellStart"/>
-      <w:r>
-        <w:t>újrafordítás</w:t>
-      </w:r>
-      <w:proofErr w:type="spellEnd"/>
-      <w:r>
-        <w:t xml:space="preserve"> és az azonnali visszajelzés lehetővé teszi a fejlesztő számára, hogy rövid idő alatt kipróbálja a módosításokat. Ez nemcsak kényelmi szempontból előnyös, hanem növeli a fejlesztési hatékonyságot is.</w:t>
+        <w:t xml:space="preserve">Az alkalmazás </w:t>
+      </w:r>
+      <w:proofErr w:type="spellStart"/>
+      <w:r>
+        <w:t>konténerizált</w:t>
+      </w:r>
+      <w:proofErr w:type="spellEnd"/>
+      <w:r>
+        <w:t xml:space="preserve"> formában fut Docker segítségével, amely egységes futtatási környezetet biztosít. Ez azt jelenti, hogy a fejlesztői, tesztelési és éles környezet között nem alakulnak ki eltérések, így elkerülhetők az úgynevezett „nálam működik” típusú problémák. A </w:t>
+      </w:r>
+      <w:proofErr w:type="spellStart"/>
+      <w:r>
+        <w:t>konténerizáció</w:t>
+      </w:r>
+      <w:proofErr w:type="spellEnd"/>
+      <w:r>
+        <w:t xml:space="preserve"> lehetővé teszi az alkalmazás gyors telepítését és egyszerűbb skálázását is.</w:t>
+      </w:r>
+    </w:p>
+    <w:p>
+      <w:pPr>
+        <w:spacing w:after="160" w:line="278" w:lineRule="auto"/>
+      </w:pPr>
+      <w:r>
+        <w:t>A Docker használata hozzájárul a rendszer modularitásához, mivel az egyes szolgáltatások külön konténerekben futtathatók. Ez a megközelítés megkönnyíti a rendszer karbantartását és továbbfejlesztését.</w:t>
       </w:r>
     </w:p>
     <w:p>
       <w:pPr>
         <w:pStyle w:val="Cmsor3"/>
       </w:pPr>
-      <w:bookmarkStart w:id="5" w:name="_Toc225539711"/>
-      <w:r>
-        <w:t>Adatbázis és adatkezelés</w:t>
-      </w:r>
-      <w:bookmarkEnd w:id="5"/>
+      <w:bookmarkStart w:id="8" w:name="_Toc226488108"/>
+      <w:r>
+        <w:t>Verziókövetés és fejlesztési folyamat</w:t>
+      </w:r>
+      <w:bookmarkEnd w:id="8"/>
     </w:p>
     <w:p>
       <w:pPr>
         <w:spacing w:after="160" w:line="278" w:lineRule="auto"/>
       </w:pPr>
       <w:r>
-        <w:t xml:space="preserve">Az alkalmazás adatainak tárolása relációs adatbázisban történik, amelyhez </w:t>
-      </w:r>
-      <w:proofErr w:type="spellStart"/>
-      <w:r>
-        <w:t>MySQL</w:t>
-      </w:r>
-      <w:proofErr w:type="spellEnd"/>
-      <w:r>
-        <w:t xml:space="preserve"> került kiválasztásra. A relációs modell lehetővé teszi az adatok strukturált kezelését, valamint a különböző entitások közötti kapcsolatok egyértelmű definiálását. Ez különösen fontos olyan rendszerekben, ahol az adatok egymásra épülnek.</w:t>
+        <w:t xml:space="preserve">A fejlesztés során </w:t>
+      </w:r>
+      <w:proofErr w:type="spellStart"/>
+      <w:r>
+        <w:t>Git</w:t>
+      </w:r>
+      <w:proofErr w:type="spellEnd"/>
+      <w:r>
+        <w:t xml:space="preserve"> alapú verziókövetés került alkalmazásra, a projekt tárolása GitHub platformon történik. Ez lehetővé teszi a kódváltozások részletes nyomon követését, valamint biztosítja, hogy a fejlesztési folyamat visszakövethető legyen. A verziókezelés támogatja a párhuzamos fejlesztést is, így több funkció egyidejűleg dolgozható ki anélkül, hogy azok egymást zavarnák.</w:t>
       </w:r>
     </w:p>
     <w:p>
@@ -6809,46 +6960,62 @@
         <w:spacing w:after="160" w:line="278" w:lineRule="auto"/>
       </w:pPr>
       <w:r>
-        <w:t>Az adatbázis és a backend közötti kommunikáció során SQL lekérdezések kerülnek alkalmazásra, amelyek segítségével az adatok lekérdezése, módosítása és törlése történik. A backend feladata, hogy biztosítsa az adatok konzisztenciáját, valamint megakadályozza a hibás vagy jogosulatlan módosításokat. Az adatkezelés során fontos szempont az is, hogy a lekérdezések hatékonyak legyenek, így az alkalmazás nagyobb adatmennyiség esetén is megfelelő teljesítményt nyújtson.</w:t>
+        <w:t>A verziókövetés szerepe nemcsak a fejlesztés során fontos, hanem hibakeresés esetén is, mivel lehetővé teszi korábbi állapotok visszaállítását.</w:t>
       </w:r>
     </w:p>
     <w:p>
       <w:pPr>
         <w:pStyle w:val="Cmsor3"/>
       </w:pPr>
-      <w:bookmarkStart w:id="6" w:name="_Toc225539712"/>
-      <w:proofErr w:type="spellStart"/>
-      <w:r>
-        <w:t>Konténerizáció</w:t>
-      </w:r>
-      <w:proofErr w:type="spellEnd"/>
-      <w:r>
-        <w:t xml:space="preserve"> és futtatási környezet</w:t>
-      </w:r>
-      <w:bookmarkEnd w:id="6"/>
+      <w:bookmarkStart w:id="9" w:name="_Toc226488109"/>
+      <w:proofErr w:type="spellStart"/>
+      <w:r>
+        <w:t>Autentikáció</w:t>
+      </w:r>
+      <w:proofErr w:type="spellEnd"/>
+      <w:r>
+        <w:t xml:space="preserve"> és biztonság (JWT)</w:t>
+      </w:r>
+      <w:bookmarkEnd w:id="9"/>
     </w:p>
     <w:p>
       <w:pPr>
         <w:spacing w:after="160" w:line="278" w:lineRule="auto"/>
       </w:pPr>
       <w:r>
-        <w:t xml:space="preserve">Az alkalmazás </w:t>
-      </w:r>
-      <w:proofErr w:type="spellStart"/>
-      <w:r>
-        <w:t>konténerizált</w:t>
-      </w:r>
-      <w:proofErr w:type="spellEnd"/>
-      <w:r>
-        <w:t xml:space="preserve"> formában fut Docker segítségével, amely egységes futtatási környezetet biztosít. Ez azt jelenti, hogy a fejlesztői, tesztelési és éles környezet között nem alakulnak ki eltérések, így elkerülhetők az úgynevezett „nálam működik” típusú problémák. A </w:t>
-      </w:r>
-      <w:proofErr w:type="spellStart"/>
-      <w:r>
-        <w:t>konténerizáció</w:t>
-      </w:r>
-      <w:proofErr w:type="spellEnd"/>
-      <w:r>
-        <w:t xml:space="preserve"> lehetővé teszi az alkalmazás gyors telepítését és egyszerűbb skálázását is.</w:t>
+        <w:t xml:space="preserve">A rendszer biztonságos működésének érdekében a felhasználók azonosítása JSON Web </w:t>
+      </w:r>
+      <w:proofErr w:type="spellStart"/>
+      <w:r>
+        <w:t>Token</w:t>
+      </w:r>
+      <w:proofErr w:type="spellEnd"/>
+      <w:r>
+        <w:t xml:space="preserve"> alapú </w:t>
+      </w:r>
+      <w:proofErr w:type="spellStart"/>
+      <w:r>
+        <w:t>autentikációval</w:t>
+      </w:r>
+      <w:proofErr w:type="spellEnd"/>
+      <w:r>
+        <w:t xml:space="preserve"> történik. Ez egy állapotmentes megoldás, amely során a szerver nem tárolja a felhasználói session adatokat, hanem minden szükséges információt a </w:t>
+      </w:r>
+      <w:proofErr w:type="spellStart"/>
+      <w:r>
+        <w:t>token</w:t>
+      </w:r>
+      <w:proofErr w:type="spellEnd"/>
+      <w:r>
+        <w:t xml:space="preserve"> tartalmaz. A </w:t>
+      </w:r>
+      <w:proofErr w:type="spellStart"/>
+      <w:r>
+        <w:t>token</w:t>
+      </w:r>
+      <w:proofErr w:type="spellEnd"/>
+      <w:r>
+        <w:t xml:space="preserve"> létrehozása a bejelentkezés során történik, amikor a felhasználó megadja az azonosításhoz szükséges adatokat.</w:t>
       </w:r>
     </w:p>
     <w:p>
@@ -6856,148 +7023,51 @@
         <w:spacing w:after="160" w:line="278" w:lineRule="auto"/>
       </w:pPr>
       <w:r>
-        <w:t>A Docker használata hozzájárul a rendszer modularitásához, mivel az egyes szolgáltatások külön konténerekben futtathatók. Ez a megközelítés megkönnyíti a rendszer karbantartását és továbbfejlesztését.</w:t>
+        <w:t xml:space="preserve">A </w:t>
+      </w:r>
+      <w:proofErr w:type="spellStart"/>
+      <w:r>
+        <w:t>token</w:t>
+      </w:r>
+      <w:proofErr w:type="spellEnd"/>
+      <w:r>
+        <w:t xml:space="preserve"> tartalmazza a felhasználó azonosítóját, valamint az érvényességi időre vonatkozó adatokat, így biztosítható, hogy a hozzáférés időben korlátozott legyen. A frontend a </w:t>
+      </w:r>
+      <w:proofErr w:type="spellStart"/>
+      <w:r>
+        <w:t>tokent</w:t>
+      </w:r>
+      <w:proofErr w:type="spellEnd"/>
+      <w:r>
+        <w:t xml:space="preserve"> eltárolja, és minden védett kérés során elküldi a szerver felé. A backend minden egyes ilyen kérésnél ellenőrzi a </w:t>
+      </w:r>
+      <w:proofErr w:type="spellStart"/>
+      <w:r>
+        <w:t>token</w:t>
+      </w:r>
+      <w:proofErr w:type="spellEnd"/>
+      <w:r>
+        <w:t xml:space="preserve"> érvényességét, és csak sikeres ellenőrzés esetén engedélyezi a hozzáférést.</w:t>
+      </w:r>
+    </w:p>
+    <w:p>
+      <w:pPr>
+        <w:spacing w:after="160" w:line="278" w:lineRule="auto"/>
+      </w:pPr>
+      <w:r>
+        <w:t>Ez a megoldás növeli a rendszer biztonságát, mivel megakadályozza a jogosulatlan hozzáférést, és biztosítja, hogy csak hitelesített felhasználók végezhessenek műveleteket.</w:t>
       </w:r>
     </w:p>
     <w:p>
       <w:pPr>
         <w:pStyle w:val="Cmsor3"/>
       </w:pPr>
-      <w:bookmarkStart w:id="7" w:name="_Toc225539713"/>
-      <w:r>
-        <w:t>Verziókövetés és fejlesztési folyamat</w:t>
-      </w:r>
-      <w:bookmarkEnd w:id="7"/>
-    </w:p>
-    <w:p>
-      <w:pPr>
-        <w:spacing w:after="160" w:line="278" w:lineRule="auto"/>
-      </w:pPr>
-      <w:r>
-        <w:t xml:space="preserve">A fejlesztés során </w:t>
-      </w:r>
-      <w:proofErr w:type="spellStart"/>
-      <w:r>
-        <w:t>Git</w:t>
-      </w:r>
-      <w:proofErr w:type="spellEnd"/>
-      <w:r>
-        <w:t xml:space="preserve"> alapú verziókövetés került alkalmazásra, a projekt tárolása GitHub platformon történik. Ez lehetővé teszi a kódváltozások részletes nyomon követését, valamint biztosítja, hogy a fejlesztési folyamat visszakövethető legyen. A verziókezelés támogatja a párhuzamos fejlesztést is, így több funkció egyidejűleg dolgozható ki anélkül, hogy azok egymást zavarnák.</w:t>
-      </w:r>
-    </w:p>
-    <w:p>
-      <w:pPr>
-        <w:spacing w:after="160" w:line="278" w:lineRule="auto"/>
-      </w:pPr>
-      <w:r>
-        <w:t>A verziókövetés szerepe nemcsak a fejlesztés során fontos, hanem hibakeresés esetén is, mivel lehetővé teszi korábbi állapotok visszaállítását.</w:t>
-      </w:r>
-    </w:p>
-    <w:p>
-      <w:pPr>
-        <w:pStyle w:val="Cmsor3"/>
-      </w:pPr>
-      <w:bookmarkStart w:id="8" w:name="_Toc225539714"/>
-      <w:proofErr w:type="spellStart"/>
+      <w:bookmarkStart w:id="10" w:name="_Toc226488110"/>
       <w:r>
         <w:lastRenderedPageBreak/>
-        <w:t>Autentikáció</w:t>
-      </w:r>
-      <w:proofErr w:type="spellEnd"/>
-      <w:r>
-        <w:t xml:space="preserve"> és biztonság (JWT)</w:t>
-      </w:r>
-      <w:bookmarkEnd w:id="8"/>
-    </w:p>
-    <w:p>
-      <w:pPr>
-        <w:spacing w:after="160" w:line="278" w:lineRule="auto"/>
-      </w:pPr>
-      <w:r>
-        <w:t xml:space="preserve">A rendszer biztonságos működésének érdekében a felhasználók azonosítása JSON Web </w:t>
-      </w:r>
-      <w:proofErr w:type="spellStart"/>
-      <w:r>
-        <w:t>Token</w:t>
-      </w:r>
-      <w:proofErr w:type="spellEnd"/>
-      <w:r>
-        <w:t xml:space="preserve"> alapú </w:t>
-      </w:r>
-      <w:proofErr w:type="spellStart"/>
-      <w:r>
-        <w:t>autentikációval</w:t>
-      </w:r>
-      <w:proofErr w:type="spellEnd"/>
-      <w:r>
-        <w:t xml:space="preserve"> történik. Ez egy állapotmentes megoldás, amely során a szerver nem tárolja a felhasználói session adatokat, hanem minden szükséges információt a </w:t>
-      </w:r>
-      <w:proofErr w:type="spellStart"/>
-      <w:r>
-        <w:t>token</w:t>
-      </w:r>
-      <w:proofErr w:type="spellEnd"/>
-      <w:r>
-        <w:t xml:space="preserve"> tartalmaz. A </w:t>
-      </w:r>
-      <w:proofErr w:type="spellStart"/>
-      <w:r>
-        <w:t>token</w:t>
-      </w:r>
-      <w:proofErr w:type="spellEnd"/>
-      <w:r>
-        <w:t xml:space="preserve"> létrehozása a bejelentkezés során történik, amikor a felhasználó megadja az azonosításhoz szükséges adatokat.</w:t>
-      </w:r>
-    </w:p>
-    <w:p>
-      <w:pPr>
-        <w:spacing w:after="160" w:line="278" w:lineRule="auto"/>
-      </w:pPr>
-      <w:r>
-        <w:t xml:space="preserve">A </w:t>
-      </w:r>
-      <w:proofErr w:type="spellStart"/>
-      <w:r>
-        <w:t>token</w:t>
-      </w:r>
-      <w:proofErr w:type="spellEnd"/>
-      <w:r>
-        <w:t xml:space="preserve"> tartalmazza a felhasználó azonosítóját, valamint az érvényességi időre vonatkozó adatokat, így biztosítható, hogy a hozzáférés időben korlátozott legyen. A frontend a </w:t>
-      </w:r>
-      <w:proofErr w:type="spellStart"/>
-      <w:r>
-        <w:t>tokent</w:t>
-      </w:r>
-      <w:proofErr w:type="spellEnd"/>
-      <w:r>
-        <w:t xml:space="preserve"> eltárolja, és minden védett kérés során elküldi a szerver felé. A backend minden egyes ilyen kérésnél ellenőrzi a </w:t>
-      </w:r>
-      <w:proofErr w:type="spellStart"/>
-      <w:r>
-        <w:t>token</w:t>
-      </w:r>
-      <w:proofErr w:type="spellEnd"/>
-      <w:r>
-        <w:t xml:space="preserve"> érvényességét, és csak sikeres ellenőrzés esetén engedélyezi a hozzáférést.</w:t>
-      </w:r>
-    </w:p>
-    <w:p>
-      <w:pPr>
-        <w:spacing w:after="160" w:line="278" w:lineRule="auto"/>
-      </w:pPr>
-      <w:r>
-        <w:t>Ez a megoldás növeli a rendszer biztonságát, mivel megakadályozza a jogosulatlan hozzáférést, és biztosítja, hogy csak hitelesített felhasználók végezhessenek műveleteket.</w:t>
-      </w:r>
-    </w:p>
-    <w:p>
-      <w:pPr>
-        <w:pStyle w:val="Cmsor3"/>
-      </w:pPr>
-      <w:bookmarkStart w:id="9" w:name="_Toc225539715"/>
-      <w:r>
         <w:t>Összegzés</w:t>
       </w:r>
-      <w:bookmarkEnd w:id="9"/>
+      <w:bookmarkEnd w:id="10"/>
     </w:p>
     <w:p>
       <w:pPr>
@@ -7028,7 +7098,7 @@
         <w:pStyle w:val="Cmsor1"/>
         <w:ind w:firstLine="0"/>
       </w:pPr>
-      <w:bookmarkStart w:id="10" w:name="_Toc225539716"/>
+      <w:bookmarkStart w:id="11" w:name="_Toc226488111"/>
       <w:r>
         <w:t>Adatbá</w:t>
       </w:r>
@@ -7038,18 +7108,18 @@
       <w:r>
         <w:t>is dokumentáció</w:t>
       </w:r>
-      <w:bookmarkEnd w:id="10"/>
+      <w:bookmarkEnd w:id="11"/>
     </w:p>
     <w:p>
       <w:pPr>
         <w:pStyle w:val="Cmsor2"/>
         <w:ind w:firstLine="0"/>
       </w:pPr>
-      <w:bookmarkStart w:id="11" w:name="_Toc225539717"/>
-      <w:r>
-        <w:t>Táblák:</w:t>
-      </w:r>
-      <w:bookmarkEnd w:id="11"/>
+      <w:bookmarkStart w:id="12" w:name="_Toc226488112"/>
+      <w:r>
+        <w:t>Táblák</w:t>
+      </w:r>
+      <w:bookmarkEnd w:id="12"/>
     </w:p>
     <w:p>
       <w:proofErr w:type="spellStart"/>
@@ -7125,12 +7195,11 @@
         <w:pStyle w:val="Cmsor2"/>
         <w:ind w:firstLine="0"/>
       </w:pPr>
-      <w:bookmarkStart w:id="12" w:name="_Toc225539718"/>
-      <w:r>
-        <w:lastRenderedPageBreak/>
-        <w:t>Kapcsolatok:</w:t>
-      </w:r>
-      <w:bookmarkEnd w:id="12"/>
+      <w:bookmarkStart w:id="13" w:name="_Toc226488113"/>
+      <w:r>
+        <w:t>Kapcsolatok</w:t>
+      </w:r>
+      <w:bookmarkEnd w:id="13"/>
     </w:p>
     <w:p>
       <w:proofErr w:type="spellStart"/>
@@ -7281,26 +7350,132 @@
         <w:pStyle w:val="Cmsor2"/>
         <w:ind w:firstLine="0"/>
       </w:pPr>
-      <w:bookmarkStart w:id="13" w:name="_Toc225539719"/>
-      <w:r>
-        <w:t>Táblákhoz tartozó oszlopok:</w:t>
-      </w:r>
-      <w:bookmarkEnd w:id="13"/>
+      <w:bookmarkStart w:id="14" w:name="_Toc226488114"/>
+      <w:r>
+        <w:lastRenderedPageBreak/>
+        <w:t>Táblákhoz tartozó oszlopok</w:t>
+      </w:r>
+      <w:bookmarkEnd w:id="14"/>
     </w:p>
     <w:p>
       <w:pPr>
         <w:pStyle w:val="Cmsor3"/>
       </w:pPr>
-      <w:bookmarkStart w:id="14" w:name="_Toc225539720"/>
+      <w:bookmarkStart w:id="15" w:name="_Toc226488115"/>
       <w:proofErr w:type="spellStart"/>
       <w:r>
         <w:t>Users</w:t>
       </w:r>
-      <w:proofErr w:type="spellEnd"/>
-      <w:r>
+      <w:bookmarkEnd w:id="15"/>
+      <w:proofErr w:type="spellEnd"/>
+    </w:p>
+    <w:p>
+      <w:proofErr w:type="spellStart"/>
+      <w:r>
+        <w:rPr>
+          <w:u w:val="single"/>
+        </w:rPr>
+        <w:t>user_id</w:t>
+      </w:r>
+      <w:proofErr w:type="spellEnd"/>
+      <w:r>
+        <w:rPr>
+          <w:u w:val="single"/>
+        </w:rPr>
         <w:t>:</w:t>
       </w:r>
-      <w:bookmarkEnd w:id="14"/>
+      <w:r>
+        <w:t xml:space="preserve"> INT Elsődleges kulcs a felhasználó egyedi azonosítóját tartalmazza</w:t>
+      </w:r>
+    </w:p>
+    <w:p>
+      <w:proofErr w:type="spellStart"/>
+      <w:r>
+        <w:t>username</w:t>
+      </w:r>
+      <w:proofErr w:type="spellEnd"/>
+      <w:r>
+        <w:t>: VARCHAR A felhasználó nevét tartalmazza</w:t>
+      </w:r>
+    </w:p>
+    <w:p>
+      <w:proofErr w:type="spellStart"/>
+      <w:r>
+        <w:t>password</w:t>
+      </w:r>
+      <w:proofErr w:type="spellEnd"/>
+      <w:r>
+        <w:t>: VARCHAR A felhasználó jelszavát tartalmazza titkosítva</w:t>
+      </w:r>
+    </w:p>
+    <w:p>
+      <w:r>
+        <w:t>email: VARCHAR A felhasználó email címét tartalmazza</w:t>
+      </w:r>
+    </w:p>
+    <w:p>
+      <w:proofErr w:type="spellStart"/>
+      <w:r>
+        <w:t>language</w:t>
+      </w:r>
+      <w:proofErr w:type="spellEnd"/>
+      <w:r>
+        <w:t>: V</w:t>
+      </w:r>
+      <w:r>
+        <w:t>A</w:t>
+      </w:r>
+      <w:r>
+        <w:t>RCHAR A felhasználó által kiválasztót nyelv</w:t>
+      </w:r>
+    </w:p>
+    <w:p>
+      <w:proofErr w:type="spellStart"/>
+      <w:r>
+        <w:t>role</w:t>
+      </w:r>
+      <w:proofErr w:type="spellEnd"/>
+      <w:r>
+        <w:t>: VARCHAR A felhasználó jogosultságának a neve (</w:t>
+      </w:r>
+      <w:proofErr w:type="spellStart"/>
+      <w:r>
+        <w:t>user</w:t>
+      </w:r>
+      <w:proofErr w:type="spellEnd"/>
+      <w:r>
+        <w:t xml:space="preserve">, </w:t>
+      </w:r>
+      <w:proofErr w:type="spellStart"/>
+      <w:r>
+        <w:t>admin</w:t>
+      </w:r>
+      <w:proofErr w:type="spellEnd"/>
+      <w:r>
+        <w:t>)</w:t>
+      </w:r>
+    </w:p>
+    <w:p>
+      <w:proofErr w:type="spellStart"/>
+      <w:r>
+        <w:t>register_date</w:t>
+      </w:r>
+      <w:proofErr w:type="spellEnd"/>
+      <w:r>
+        <w:t>: DATETIME A felhasználó regisztrálásának dátuma</w:t>
+      </w:r>
+    </w:p>
+    <w:p>
+      <w:pPr>
+        <w:pStyle w:val="Cmsor3"/>
+      </w:pPr>
+      <w:bookmarkStart w:id="16" w:name="_Toc226488116"/>
+      <w:proofErr w:type="spellStart"/>
+      <w:r>
+        <w:t>Activities</w:t>
+      </w:r>
+      <w:bookmarkEnd w:id="16"/>
+      <w:proofErr w:type="spellEnd"/>
     </w:p>
     <w:p>
       <w:proofErr w:type="spellStart"/>
@@ -7308,6 +7483,31 @@
         <w:rPr>
           <w:u w:val="single"/>
         </w:rPr>
+        <w:t>activity</w:t>
+      </w:r>
+      <w:r>
+        <w:rPr>
+          <w:u w:val="single"/>
+        </w:rPr>
+        <w:t>_id</w:t>
+      </w:r>
+      <w:proofErr w:type="spellEnd"/>
+      <w:r>
+        <w:rPr>
+          <w:u w:val="single"/>
+        </w:rPr>
+        <w:t>:</w:t>
+      </w:r>
+      <w:r>
+        <w:t xml:space="preserve"> INT Elsődleges kulcs a teendő egyedi azonosítóját tartalmazza</w:t>
+      </w:r>
+    </w:p>
+    <w:p>
+      <w:proofErr w:type="spellStart"/>
+      <w:r>
+        <w:rPr>
+          <w:u w:val="single"/>
+        </w:rPr>
         <w:t>user_id</w:t>
       </w:r>
       <w:proofErr w:type="spellEnd"/>
@@ -7318,100 +7518,147 @@
         <w:t>:</w:t>
       </w:r>
       <w:r>
-        <w:t xml:space="preserve"> INT Elsődleges kulcs a felhasználó egyedi azonosítóját tartalmazza</w:t>
-      </w:r>
-    </w:p>
-    <w:p>
-      <w:proofErr w:type="spellStart"/>
-      <w:r>
-        <w:t>username</w:t>
-      </w:r>
-      <w:proofErr w:type="spellEnd"/>
-      <w:r>
-        <w:t>: VARCHAR A felhasználó nevét tartalmazza</w:t>
-      </w:r>
-    </w:p>
-    <w:p>
-      <w:proofErr w:type="spellStart"/>
-      <w:r>
-        <w:t>password</w:t>
-      </w:r>
-      <w:proofErr w:type="spellEnd"/>
-      <w:r>
-        <w:t>: VARCHAR A felhasználó jelszavát tartalmazza titkosítva</w:t>
-      </w:r>
-    </w:p>
-    <w:p>
-      <w:r>
-        <w:t>email: VARCHAR A felhasználó email címét tartalmazza</w:t>
-      </w:r>
-    </w:p>
-    <w:p>
-      <w:proofErr w:type="spellStart"/>
-      <w:r>
-        <w:t>language</w:t>
-      </w:r>
-      <w:proofErr w:type="spellEnd"/>
-      <w:r>
-        <w:t>: V</w:t>
-      </w:r>
-      <w:r>
-        <w:t>A</w:t>
-      </w:r>
-      <w:r>
-        <w:t>RCHAR A felhasználó által kiválasztót nyelv</w:t>
-      </w:r>
-    </w:p>
-    <w:p>
-      <w:proofErr w:type="spellStart"/>
-      <w:r>
-        <w:t>role</w:t>
-      </w:r>
-      <w:proofErr w:type="spellEnd"/>
-      <w:r>
-        <w:t>: VARCHAR A felhasználó jogosultságának a neve (</w:t>
-      </w:r>
-      <w:proofErr w:type="spellStart"/>
-      <w:r>
-        <w:t>user</w:t>
-      </w:r>
-      <w:proofErr w:type="spellEnd"/>
-      <w:r>
-        <w:t xml:space="preserve">, </w:t>
-      </w:r>
-      <w:proofErr w:type="spellStart"/>
-      <w:r>
-        <w:t>admin</w:t>
-      </w:r>
-      <w:proofErr w:type="spellEnd"/>
-      <w:r>
-        <w:t>)</w:t>
-      </w:r>
-    </w:p>
-    <w:p>
-      <w:proofErr w:type="spellStart"/>
-      <w:r>
-        <w:t>register_date</w:t>
-      </w:r>
-      <w:proofErr w:type="spellEnd"/>
-      <w:r>
-        <w:t>: DATETIME A felhasználó regisztrálásának dátuma</w:t>
+        <w:t xml:space="preserve"> INT Idegen kulcs a felhasználó azonosítója</w:t>
+      </w:r>
+    </w:p>
+    <w:p>
+      <w:proofErr w:type="spellStart"/>
+      <w:r>
+        <w:t>activity_</w:t>
+      </w:r>
+      <w:r>
+        <w:t>name</w:t>
+      </w:r>
+      <w:proofErr w:type="spellEnd"/>
+      <w:r>
+        <w:t>: VARCHAR A teendő nevét tartalmazza</w:t>
+      </w:r>
+    </w:p>
+    <w:p>
+      <w:proofErr w:type="spellStart"/>
+      <w:r>
+        <w:t>activity_</w:t>
+      </w:r>
+      <w:r>
+        <w:t>type_id</w:t>
+      </w:r>
+      <w:proofErr w:type="spellEnd"/>
+      <w:r>
+        <w:t>: INT Idegen kulcs a típus egyedi azonosítóját tartalmazza</w:t>
+      </w:r>
+    </w:p>
+    <w:p>
+      <w:proofErr w:type="spellStart"/>
+      <w:r>
+        <w:t>activity_</w:t>
+      </w:r>
+      <w:r>
+        <w:t>difficulty_id</w:t>
+      </w:r>
+      <w:proofErr w:type="spellEnd"/>
+      <w:r>
+        <w:t>: INT Idegen kulcs a nehézségi szint egyedi azonosítóját tartalmazza</w:t>
+      </w:r>
+    </w:p>
+    <w:p>
+      <w:proofErr w:type="spellStart"/>
+      <w:r>
+        <w:t>activity_achive</w:t>
+      </w:r>
+      <w:proofErr w:type="spellEnd"/>
+      <w:r>
+        <w:t>: BOOLEAN, Ha elkészítette a teendőt akkor igaz értéke lesz</w:t>
+      </w:r>
+    </w:p>
+    <w:p>
+      <w:proofErr w:type="spellStart"/>
+      <w:r>
+        <w:t>activity_start_date</w:t>
+      </w:r>
+      <w:proofErr w:type="spellEnd"/>
+      <w:r>
+        <w:t>: DATE Azt a napot fogja tartalmazni amelyikhez beírta, hogy kezdődjön</w:t>
+      </w:r>
+    </w:p>
+    <w:p>
+      <w:proofErr w:type="spellStart"/>
+      <w:r>
+        <w:t>activity_end_date</w:t>
+      </w:r>
+      <w:proofErr w:type="spellEnd"/>
+      <w:r>
+        <w:t>: DATE Azt a napot fogja tartalmazni amelyikhez beírta, hogy végződjön</w:t>
+      </w:r>
+    </w:p>
+    <w:p>
+      <w:proofErr w:type="spellStart"/>
+      <w:r>
+        <w:t>progress_counter</w:t>
+      </w:r>
+      <w:proofErr w:type="spellEnd"/>
+      <w:r>
+        <w:t>: INT Azt tartalmazza, hogy hány napon sikerült teljesíteni a szokást</w:t>
       </w:r>
     </w:p>
     <w:p>
       <w:pPr>
         <w:pStyle w:val="Cmsor3"/>
       </w:pPr>
-      <w:bookmarkStart w:id="15" w:name="_Toc225539721"/>
-      <w:proofErr w:type="spellStart"/>
-      <w:r>
-        <w:t>Activities</w:t>
-      </w:r>
-      <w:proofErr w:type="spellEnd"/>
-      <w:r>
+      <w:bookmarkStart w:id="17" w:name="_Toc226488117"/>
+      <w:proofErr w:type="spellStart"/>
+      <w:r>
+        <w:t>Types</w:t>
+      </w:r>
+      <w:bookmarkEnd w:id="17"/>
+      <w:proofErr w:type="spellEnd"/>
+    </w:p>
+    <w:p>
+      <w:proofErr w:type="spellStart"/>
+      <w:r>
+        <w:rPr>
+          <w:u w:val="single"/>
+        </w:rPr>
+        <w:t>type_id</w:t>
+      </w:r>
+      <w:proofErr w:type="spellEnd"/>
+      <w:r>
+        <w:rPr>
+          <w:u w:val="single"/>
+        </w:rPr>
         <w:t>:</w:t>
       </w:r>
-      <w:bookmarkEnd w:id="15"/>
+      <w:r>
+        <w:t xml:space="preserve"> INT Elsődleges kulcs a típus egyedi azonosítóját tartalmazza</w:t>
+      </w:r>
+    </w:p>
+    <w:p>
+      <w:proofErr w:type="spellStart"/>
+      <w:r>
+        <w:lastRenderedPageBreak/>
+        <w:t>type</w:t>
+      </w:r>
+      <w:r>
+        <w:t>_</w:t>
+      </w:r>
+      <w:r>
+        <w:t>name</w:t>
+      </w:r>
+      <w:proofErr w:type="spellEnd"/>
+      <w:r>
+        <w:t>: VARCHAR A típus nevét tartalmazza</w:t>
+      </w:r>
+    </w:p>
+    <w:p>
+      <w:pPr>
+        <w:pStyle w:val="Cmsor3"/>
+      </w:pPr>
+      <w:bookmarkStart w:id="18" w:name="_Toc226488118"/>
+      <w:proofErr w:type="spellStart"/>
+      <w:r>
+        <w:t>Difficulties</w:t>
+      </w:r>
+      <w:bookmarkEnd w:id="18"/>
+      <w:proofErr w:type="spellEnd"/>
     </w:p>
     <w:p>
       <w:proofErr w:type="spellStart"/>
@@ -7419,238 +7666,46 @@
         <w:rPr>
           <w:u w:val="single"/>
         </w:rPr>
-        <w:t>activity</w:t>
-      </w:r>
+        <w:t>difficulty_id</w:t>
+      </w:r>
+      <w:proofErr w:type="spellEnd"/>
       <w:r>
         <w:rPr>
           <w:u w:val="single"/>
         </w:rPr>
-        <w:t>_id</w:t>
-      </w:r>
-      <w:proofErr w:type="spellEnd"/>
-      <w:r>
-        <w:rPr>
-          <w:u w:val="single"/>
-        </w:rPr>
         <w:t>:</w:t>
       </w:r>
       <w:r>
-        <w:t xml:space="preserve"> INT Elsődleges kulcs a teendő egyedi azonosítóját tartalmazza</w:t>
-      </w:r>
-    </w:p>
-    <w:p>
-      <w:proofErr w:type="spellStart"/>
-      <w:r>
-        <w:rPr>
-          <w:u w:val="single"/>
-        </w:rPr>
-        <w:t>user_id</w:t>
-      </w:r>
-      <w:proofErr w:type="spellEnd"/>
-      <w:r>
-        <w:rPr>
-          <w:u w:val="single"/>
-        </w:rPr>
-        <w:t>:</w:t>
-      </w:r>
-      <w:r>
-        <w:t xml:space="preserve"> INT Idegen kulcs a felhasználó azonosítója</w:t>
-      </w:r>
-    </w:p>
-    <w:p>
-      <w:proofErr w:type="spellStart"/>
-      <w:r>
-        <w:t>activity_</w:t>
+        <w:t xml:space="preserve"> INT Elsődleges kulcs a nehézségi szint egyedi azonosítóját tartalmazza</w:t>
+      </w:r>
+    </w:p>
+    <w:p>
+      <w:proofErr w:type="spellStart"/>
+      <w:r>
+        <w:t>difficulty</w:t>
+      </w:r>
+      <w:r>
+        <w:t>_</w:t>
       </w:r>
       <w:r>
         <w:t>name</w:t>
       </w:r>
       <w:proofErr w:type="spellEnd"/>
       <w:r>
-        <w:t>: VARCHAR A teendő nevét tartalmazza</w:t>
-      </w:r>
-    </w:p>
-    <w:p>
-      <w:proofErr w:type="spellStart"/>
-      <w:r>
-        <w:t>activity_</w:t>
-      </w:r>
-      <w:r>
-        <w:t>type_id</w:t>
-      </w:r>
-      <w:proofErr w:type="spellEnd"/>
-      <w:r>
-        <w:t>: INT Idegen kulcs a típus egyedi azonosítóját tartalmazza</w:t>
-      </w:r>
-    </w:p>
-    <w:p>
-      <w:proofErr w:type="spellStart"/>
-      <w:r>
-        <w:t>activity_</w:t>
-      </w:r>
-      <w:r>
-        <w:t>difficulty_id</w:t>
-      </w:r>
-      <w:proofErr w:type="spellEnd"/>
-      <w:r>
-        <w:t>: INT Idegen kulcs a nehézségi szint egyedi azonosítóját tartalmazza</w:t>
-      </w:r>
-    </w:p>
-    <w:p>
-      <w:proofErr w:type="spellStart"/>
-      <w:r>
-        <w:t>activity_achive</w:t>
-      </w:r>
-      <w:proofErr w:type="spellEnd"/>
-      <w:r>
-        <w:t>: BOOLEAN, Ha elkészítette a teendőt akkor igaz értéke lesz</w:t>
-      </w:r>
-    </w:p>
-    <w:p>
-      <w:proofErr w:type="spellStart"/>
-      <w:r>
-        <w:lastRenderedPageBreak/>
-        <w:t>activity_start_date</w:t>
-      </w:r>
-      <w:proofErr w:type="spellEnd"/>
-      <w:r>
-        <w:t>: DATE Azt a napot fogja tartalmazni amelyikhez beírta, hogy kezdődjön</w:t>
-      </w:r>
-    </w:p>
-    <w:p>
-      <w:proofErr w:type="spellStart"/>
-      <w:r>
-        <w:t>activity_end_date</w:t>
-      </w:r>
-      <w:proofErr w:type="spellEnd"/>
-      <w:r>
-        <w:t>: DATE Azt a napot fogja tartalmazni amelyikhez beírta, hogy végződjön</w:t>
-      </w:r>
-    </w:p>
-    <w:p>
-      <w:proofErr w:type="spellStart"/>
-      <w:r>
-        <w:t>progress_counter</w:t>
-      </w:r>
-      <w:proofErr w:type="spellEnd"/>
-      <w:r>
-        <w:t>: INT Azt tartalmazza, hogy hány napon sikerült teljesíteni a szokást</w:t>
+        <w:t>: VARCHAR A nehézségi szint nevét tartalmazza</w:t>
       </w:r>
     </w:p>
     <w:p>
       <w:pPr>
         <w:pStyle w:val="Cmsor3"/>
       </w:pPr>
-      <w:bookmarkStart w:id="16" w:name="_Toc225539722"/>
-      <w:proofErr w:type="spellStart"/>
-      <w:r>
-        <w:t>Types</w:t>
-      </w:r>
-      <w:proofErr w:type="spellEnd"/>
-      <w:r>
-        <w:t>:</w:t>
-      </w:r>
-      <w:bookmarkEnd w:id="16"/>
-    </w:p>
-    <w:p>
-      <w:proofErr w:type="spellStart"/>
-      <w:r>
-        <w:rPr>
-          <w:u w:val="single"/>
-        </w:rPr>
-        <w:t>type_id</w:t>
-      </w:r>
-      <w:proofErr w:type="spellEnd"/>
-      <w:r>
-        <w:rPr>
-          <w:u w:val="single"/>
-        </w:rPr>
-        <w:t>:</w:t>
-      </w:r>
-      <w:r>
-        <w:t xml:space="preserve"> INT Elsődleges kulcs a típus egyedi azonosítóját tartalmazza</w:t>
-      </w:r>
-    </w:p>
-    <w:p>
-      <w:proofErr w:type="spellStart"/>
-      <w:r>
-        <w:t>type</w:t>
-      </w:r>
-      <w:r>
-        <w:t>_</w:t>
-      </w:r>
-      <w:r>
-        <w:t>name</w:t>
-      </w:r>
-      <w:proofErr w:type="spellEnd"/>
-      <w:r>
-        <w:t>: VARCHAR A típus nevét tartalmazza</w:t>
-      </w:r>
-    </w:p>
-    <w:p>
-      <w:pPr>
-        <w:pStyle w:val="Cmsor3"/>
-      </w:pPr>
-      <w:bookmarkStart w:id="17" w:name="_Toc225539723"/>
-      <w:proofErr w:type="spellStart"/>
-      <w:r>
-        <w:t>Difficulties</w:t>
-      </w:r>
-      <w:proofErr w:type="spellEnd"/>
-      <w:r>
-        <w:t>:</w:t>
-      </w:r>
-      <w:bookmarkEnd w:id="17"/>
-    </w:p>
-    <w:p>
-      <w:proofErr w:type="spellStart"/>
-      <w:r>
-        <w:rPr>
-          <w:u w:val="single"/>
-        </w:rPr>
-        <w:t>difficulty_id</w:t>
-      </w:r>
-      <w:proofErr w:type="spellEnd"/>
-      <w:r>
-        <w:rPr>
-          <w:u w:val="single"/>
-        </w:rPr>
-        <w:t>:</w:t>
-      </w:r>
-      <w:r>
-        <w:t xml:space="preserve"> INT Elsődleges kulcs a nehézségi szint egyedi azonosítóját tartalmazza</w:t>
-      </w:r>
-    </w:p>
-    <w:p>
-      <w:proofErr w:type="spellStart"/>
-      <w:r>
-        <w:t>difficulty</w:t>
-      </w:r>
-      <w:r>
-        <w:t>_</w:t>
-      </w:r>
-      <w:r>
-        <w:t>name</w:t>
-      </w:r>
-      <w:proofErr w:type="spellEnd"/>
-      <w:r>
-        <w:t>: VARCHAR A nehézségi szint nevét tartalmazza</w:t>
-      </w:r>
-    </w:p>
-    <w:p>
-      <w:pPr>
-        <w:pStyle w:val="Cmsor3"/>
-      </w:pPr>
-      <w:bookmarkStart w:id="18" w:name="_Toc225539724"/>
+      <w:bookmarkStart w:id="19" w:name="_Toc226488119"/>
       <w:proofErr w:type="spellStart"/>
       <w:r>
         <w:t>Events</w:t>
       </w:r>
-      <w:proofErr w:type="spellEnd"/>
-      <w:r>
-        <w:t>:</w:t>
-      </w:r>
-      <w:bookmarkEnd w:id="18"/>
+      <w:bookmarkEnd w:id="19"/>
+      <w:proofErr w:type="spellEnd"/>
     </w:p>
     <w:p>
       <w:proofErr w:type="spellStart"/>
@@ -7736,16 +7791,16 @@
       <w:pPr>
         <w:keepNext/>
         <w:ind w:firstLine="0"/>
+        <w:jc w:val="center"/>
       </w:pPr>
       <w:r>
         <w:rPr>
           <w:noProof/>
         </w:rPr>
-        <w:lastRenderedPageBreak/>
         <w:drawing>
-          <wp:inline distT="0" distB="0" distL="0" distR="0" wp14:anchorId="76FB3DED" wp14:editId="2530DC58">
-            <wp:extent cx="4926842" cy="3396046"/>
-            <wp:effectExtent l="0" t="0" r="7620" b="0"/>
+          <wp:inline distT="0" distB="0" distL="0" distR="0" wp14:anchorId="70FB4D8E" wp14:editId="6DD61E86">
+            <wp:extent cx="4476750" cy="3085799"/>
+            <wp:effectExtent l="0" t="0" r="0" b="635"/>
             <wp:docPr id="151318494" name="Kép 5"/>
             <wp:cNvGraphicFramePr>
               <a:graphicFrameLocks xmlns:a="http://schemas.openxmlformats.org/drawingml/2006/main" noChangeAspect="1"/>
@@ -7772,7 +7827,7 @@
                   <pic:spPr>
                     <a:xfrm>
                       <a:off x="0" y="0"/>
-                      <a:ext cx="5018493" cy="3459220"/>
+                      <a:ext cx="4629057" cy="3190783"/>
                     </a:xfrm>
                     <a:prstGeom prst="rect">
                       <a:avLst/>
@@ -7788,28 +7843,16 @@
     <w:p>
       <w:pPr>
         <w:pStyle w:val="Kpalrs"/>
-      </w:pPr>
-      <w:r>
-        <w:fldChar w:fldCharType="begin"/>
-      </w:r>
-      <w:r>
-        <w:instrText xml:space="preserve"> SEQ ábra \* ARABIC </w:instrText>
-      </w:r>
-      <w:r>
-        <w:fldChar w:fldCharType="separate"/>
-      </w:r>
-      <w:r>
-        <w:rPr>
-          <w:noProof/>
-        </w:rPr>
-        <w:t>1</w:t>
-      </w:r>
-      <w:r>
-        <w:rPr>
-          <w:noProof/>
-        </w:rPr>
-        <w:fldChar w:fldCharType="end"/>
-      </w:r>
+        <w:jc w:val="center"/>
+      </w:pPr>
+      <w:fldSimple w:instr=" SEQ ábra \* ARABIC ">
+        <w:r>
+          <w:rPr>
+            <w:noProof/>
+          </w:rPr>
+          <w:t>1</w:t>
+        </w:r>
+      </w:fldSimple>
       <w:r>
         <w:t>Adatbázis diagramok</w:t>
       </w:r>
@@ -7820,11 +7863,12 @@
         <w:pStyle w:val="Cmsor1"/>
         <w:ind w:firstLine="0"/>
       </w:pPr>
-      <w:bookmarkStart w:id="19" w:name="_Toc225539725"/>
-      <w:r>
+      <w:bookmarkStart w:id="20" w:name="_Toc226488120"/>
+      <w:r>
+        <w:lastRenderedPageBreak/>
         <w:t>Backend architektúra összefoglaló</w:t>
       </w:r>
-      <w:bookmarkEnd w:id="19"/>
+      <w:bookmarkEnd w:id="20"/>
     </w:p>
     <w:p>
       <w:pPr>
@@ -7855,11 +7899,11 @@
         <w:pStyle w:val="Cmsor2"/>
         <w:ind w:firstLine="0"/>
       </w:pPr>
-      <w:bookmarkStart w:id="20" w:name="_Toc225539726"/>
+      <w:bookmarkStart w:id="21" w:name="_Toc226488121"/>
       <w:r>
         <w:t>Rétegek szerepe</w:t>
       </w:r>
-      <w:bookmarkEnd w:id="20"/>
+      <w:bookmarkEnd w:id="21"/>
     </w:p>
     <w:p>
       <w:pPr>
@@ -7922,48 +7966,458 @@
         <w:pStyle w:val="Cmsor2"/>
         <w:ind w:firstLine="0"/>
       </w:pPr>
-      <w:bookmarkStart w:id="21" w:name="_Toc225539727"/>
+      <w:bookmarkStart w:id="22" w:name="_Toc226488122"/>
+      <w:r>
+        <w:t>Modulok áttekintése</w:t>
+      </w:r>
+      <w:bookmarkEnd w:id="22"/>
+    </w:p>
+    <w:p>
+      <w:pPr>
+        <w:pStyle w:val="Cmsor3"/>
+      </w:pPr>
+      <w:bookmarkStart w:id="23" w:name="_Toc226488123"/>
+      <w:proofErr w:type="spellStart"/>
+      <w:r>
+        <w:t>User</w:t>
+      </w:r>
+      <w:proofErr w:type="spellEnd"/>
+      <w:r>
+        <w:t xml:space="preserve"> Modul</w:t>
+      </w:r>
+      <w:bookmarkEnd w:id="23"/>
+    </w:p>
+    <w:p>
+      <w:r>
+        <w:t xml:space="preserve">A </w:t>
+      </w:r>
+      <w:proofErr w:type="spellStart"/>
+      <w:r>
+        <w:rPr>
+          <w:bCs/>
+        </w:rPr>
+        <w:t>User</w:t>
+      </w:r>
+      <w:proofErr w:type="spellEnd"/>
+      <w:r>
+        <w:rPr>
+          <w:bCs/>
+        </w:rPr>
+        <w:t xml:space="preserve"> modul</w:t>
+      </w:r>
+      <w:r>
+        <w:t xml:space="preserve"> a felhasználók kezeléséért felel, beleértve a hitelesítést és a jogosultságkezelést.</w:t>
+      </w:r>
+      <w:r>
+        <w:t xml:space="preserve"> </w:t>
+      </w:r>
+      <w:r>
+        <w:t xml:space="preserve">A </w:t>
+      </w:r>
+      <w:proofErr w:type="spellStart"/>
+      <w:r>
+        <w:rPr>
+          <w:bCs/>
+        </w:rPr>
+        <w:t>Repository</w:t>
+      </w:r>
+      <w:proofErr w:type="spellEnd"/>
+      <w:r>
+        <w:rPr>
+          <w:bCs/>
+        </w:rPr>
+        <w:t xml:space="preserve"> réteg</w:t>
+      </w:r>
+      <w:r>
+        <w:t xml:space="preserve"> biztosítja a felhasználókhoz kapcsolódó adatbázis-műveleteket, mint például a bejelentkezés ellenőrzése, a CRUD műveletek végrehajtása, az email címek ellenőrzése, valamint a moderátorok lekérése.</w:t>
+      </w:r>
+      <w:r>
+        <w:t xml:space="preserve"> </w:t>
+      </w:r>
+      <w:r>
+        <w:t xml:space="preserve">A </w:t>
+      </w:r>
+      <w:r>
+        <w:rPr>
+          <w:bCs/>
+        </w:rPr>
+        <w:t>Service réteg</w:t>
+      </w:r>
+      <w:r>
+        <w:t xml:space="preserve"> végzi az üzleti logika kezelését, ideértve az adatok </w:t>
+      </w:r>
+      <w:proofErr w:type="spellStart"/>
+      <w:r>
+        <w:t>validálását</w:t>
+      </w:r>
+      <w:proofErr w:type="spellEnd"/>
+      <w:r>
+        <w:t xml:space="preserve">, a JWT </w:t>
+      </w:r>
+      <w:proofErr w:type="spellStart"/>
+      <w:r>
+        <w:t>tokenek</w:t>
+      </w:r>
+      <w:proofErr w:type="spellEnd"/>
+      <w:r>
+        <w:t xml:space="preserve"> generálását, valamint a felhasználói jogosultságok ellenőrzését.</w:t>
+      </w:r>
+      <w:r>
+        <w:t xml:space="preserve"> </w:t>
+      </w:r>
+      <w:r>
+        <w:t xml:space="preserve">A </w:t>
+      </w:r>
+      <w:proofErr w:type="spellStart"/>
+      <w:r>
+        <w:rPr>
+          <w:bCs/>
+        </w:rPr>
+        <w:t>Controller</w:t>
+      </w:r>
+      <w:proofErr w:type="spellEnd"/>
+      <w:r>
+        <w:rPr>
+          <w:bCs/>
+        </w:rPr>
+        <w:t xml:space="preserve"> réteg</w:t>
+      </w:r>
+      <w:r>
+        <w:t xml:space="preserve"> kezeli az API végpontokat, például a bejelentkezést, regisztrációt, profil lekérését, felhasználók listázását, valamint a módosítási és törlési műveleteket.</w:t>
+      </w:r>
+      <w:r>
+        <w:t xml:space="preserve"> </w:t>
+      </w:r>
+      <w:r>
+        <w:t xml:space="preserve">A </w:t>
+      </w:r>
+      <w:proofErr w:type="spellStart"/>
+      <w:r>
+        <w:rPr>
+          <w:bCs/>
+        </w:rPr>
+        <w:t>Model</w:t>
+      </w:r>
+      <w:proofErr w:type="spellEnd"/>
+      <w:r>
+        <w:t xml:space="preserve"> egységes adatstruktúrát biztosít, amely tartalmazza többek között a felhasználó azonosítóját (</w:t>
+      </w:r>
+      <w:proofErr w:type="spellStart"/>
+      <w:r>
+        <w:t>user_id</w:t>
+      </w:r>
+      <w:proofErr w:type="spellEnd"/>
+      <w:r>
+        <w:t>), nevét, email címét és szerepkörét.</w:t>
+      </w:r>
+    </w:p>
+    <w:p>
+      <w:pPr>
+        <w:spacing w:after="160" w:line="278" w:lineRule="auto"/>
+      </w:pPr>
+    </w:p>
+    <w:p>
+      <w:pPr>
+        <w:pStyle w:val="Cmsor3"/>
+      </w:pPr>
+      <w:bookmarkStart w:id="24" w:name="_Toc226488124"/>
+      <w:proofErr w:type="spellStart"/>
       <w:r>
         <w:lastRenderedPageBreak/>
-        <w:t>Modulok áttekintése</w:t>
-      </w:r>
-      <w:bookmarkEnd w:id="21"/>
-    </w:p>
+        <w:t>Event</w:t>
+      </w:r>
+      <w:proofErr w:type="spellEnd"/>
+      <w:r>
+        <w:t xml:space="preserve"> modul</w:t>
+      </w:r>
+      <w:bookmarkEnd w:id="24"/>
+    </w:p>
+    <w:p>
+      <w:r>
+        <w:t xml:space="preserve">Az </w:t>
+      </w:r>
+      <w:proofErr w:type="spellStart"/>
+      <w:r>
+        <w:t>Event</w:t>
+      </w:r>
+      <w:proofErr w:type="spellEnd"/>
+      <w:r>
+        <w:t xml:space="preserve"> modul az időhöz kötött események kezeléséért felel az alkalmazásban.</w:t>
+      </w:r>
+      <w:r>
+        <w:t xml:space="preserve"> </w:t>
+      </w:r>
+      <w:r>
+        <w:t xml:space="preserve">A </w:t>
+      </w:r>
+      <w:proofErr w:type="spellStart"/>
+      <w:r>
+        <w:t>Repository</w:t>
+      </w:r>
+      <w:proofErr w:type="spellEnd"/>
+      <w:r>
+        <w:t xml:space="preserve"> réteg biztosítja az eseményekkel kapcsolatos adatbázis-műveleteket, beleértve az események lekérését, új események létrehozását tranzakciók segítségével, valamint azok módosítását és törlését.</w:t>
+      </w:r>
+      <w:r>
+        <w:t xml:space="preserve"> </w:t>
+      </w:r>
+      <w:r>
+        <w:t xml:space="preserve">A Service réteg feladata az adatok </w:t>
+      </w:r>
+      <w:proofErr w:type="spellStart"/>
+      <w:r>
+        <w:t>validálása</w:t>
+      </w:r>
+      <w:proofErr w:type="spellEnd"/>
+      <w:r>
+        <w:t xml:space="preserve"> és a hibák kezelése, biztosítva, hogy csak érvényes és konzisztens események kerüljenek feldolgozásra.</w:t>
+      </w:r>
+      <w:r>
+        <w:t xml:space="preserve"> </w:t>
+      </w:r>
+      <w:r>
+        <w:t xml:space="preserve">A </w:t>
+      </w:r>
+      <w:proofErr w:type="spellStart"/>
+      <w:r>
+        <w:t>Controller</w:t>
+      </w:r>
+      <w:proofErr w:type="spellEnd"/>
+      <w:r>
+        <w:t xml:space="preserve"> réteg az eseményekhez tartozó API végpontokat kezeli, és lehetővé teszi a CRUD (</w:t>
+      </w:r>
+      <w:proofErr w:type="spellStart"/>
+      <w:r>
+        <w:t>create</w:t>
+      </w:r>
+      <w:proofErr w:type="spellEnd"/>
+      <w:r>
+        <w:t xml:space="preserve">, </w:t>
+      </w:r>
+      <w:proofErr w:type="spellStart"/>
+      <w:r>
+        <w:t>read</w:t>
+      </w:r>
+      <w:proofErr w:type="spellEnd"/>
+      <w:r>
+        <w:t xml:space="preserve">, update, </w:t>
+      </w:r>
+      <w:proofErr w:type="spellStart"/>
+      <w:r>
+        <w:t>delete</w:t>
+      </w:r>
+      <w:proofErr w:type="spellEnd"/>
+      <w:r>
+        <w:t>) műveletek végrehajtását a kliens számára.</w:t>
+      </w:r>
+      <w:r>
+        <w:t xml:space="preserve"> </w:t>
+      </w:r>
+      <w:r>
+        <w:t xml:space="preserve">Az </w:t>
+      </w:r>
+      <w:proofErr w:type="spellStart"/>
+      <w:r>
+        <w:t>Event</w:t>
+      </w:r>
+      <w:proofErr w:type="spellEnd"/>
+      <w:r>
+        <w:t xml:space="preserve"> modell az események alapvető adatait tartalmazza, mint például az esemény neve, kezdési időpontja és befejezési ideje.</w:t>
+      </w:r>
+    </w:p>
+    <w:p/>
     <w:p>
       <w:pPr>
         <w:pStyle w:val="Cmsor3"/>
       </w:pPr>
-      <w:bookmarkStart w:id="22" w:name="_Toc225539728"/>
-      <w:proofErr w:type="spellStart"/>
-      <w:r>
-        <w:t>User</w:t>
-      </w:r>
-      <w:proofErr w:type="spellEnd"/>
-      <w:r>
-        <w:t xml:space="preserve"> Modul</w:t>
-      </w:r>
-      <w:bookmarkEnd w:id="22"/>
-    </w:p>
-    <w:p>
+      <w:bookmarkStart w:id="25" w:name="_Toc226488125"/>
+      <w:proofErr w:type="spellStart"/>
+      <w:r>
+        <w:t>Activity</w:t>
+      </w:r>
+      <w:proofErr w:type="spellEnd"/>
+      <w:r>
+        <w:t xml:space="preserve"> modul</w:t>
+      </w:r>
+      <w:bookmarkEnd w:id="25"/>
+    </w:p>
+    <w:p>
+      <w:r>
+        <w:t xml:space="preserve">Az </w:t>
+      </w:r>
+      <w:proofErr w:type="spellStart"/>
+      <w:r>
+        <w:t>Activity</w:t>
+      </w:r>
+      <w:proofErr w:type="spellEnd"/>
+      <w:r>
+        <w:t xml:space="preserve"> modul a felhasználók feladatainak és szokásainak kezelésére szolgál.</w:t>
+      </w:r>
+      <w:r>
+        <w:t xml:space="preserve"> </w:t>
+      </w:r>
       <w:r>
         <w:t xml:space="preserve">A </w:t>
       </w:r>
       <w:proofErr w:type="spellStart"/>
       <w:r>
-        <w:rPr>
-          <w:bCs/>
-        </w:rPr>
-        <w:t>User</w:t>
-      </w:r>
-      <w:proofErr w:type="spellEnd"/>
-      <w:r>
-        <w:rPr>
-          <w:bCs/>
-        </w:rPr>
+        <w:t>Repository</w:t>
+      </w:r>
+      <w:proofErr w:type="spellEnd"/>
+      <w:r>
+        <w:t xml:space="preserve"> réteg kezeli az aktivitások adatbázisból történő lekérését, valamint a típusok és nehézségi szintek kezelését, továbbá dinamikus frissítési műveleteket biztosít az adatok módosításához.</w:t>
+      </w:r>
+      <w:r>
+        <w:t xml:space="preserve"> </w:t>
+      </w:r>
+      <w:r>
+        <w:t xml:space="preserve">A Service réteg felel az adatok </w:t>
+      </w:r>
+      <w:proofErr w:type="spellStart"/>
+      <w:r>
+        <w:t>validálásáért</w:t>
+      </w:r>
+      <w:proofErr w:type="spellEnd"/>
+      <w:r>
+        <w:t>, az aktivitások létrehozásáért, módosításáért és törléséért, valamint a hibák megfelelő kezeléséért.</w:t>
+      </w:r>
+      <w:r>
+        <w:t xml:space="preserve"> </w:t>
+      </w:r>
+      <w:r>
+        <w:t xml:space="preserve">A </w:t>
+      </w:r>
+      <w:proofErr w:type="spellStart"/>
+      <w:r>
+        <w:t>Controller</w:t>
+      </w:r>
+      <w:proofErr w:type="spellEnd"/>
+      <w:r>
+        <w:t xml:space="preserve"> réteg biztosítja az aktivitásokhoz és szokásokhoz tartozó API végpontokat, és lehetővé teszi ezek kezelését a kliens számára.</w:t>
+      </w:r>
+      <w:r>
+        <w:t xml:space="preserve"> </w:t>
+      </w:r>
+      <w:r>
+        <w:t xml:space="preserve">Az </w:t>
+      </w:r>
+      <w:proofErr w:type="spellStart"/>
+      <w:r>
+        <w:t>Activity</w:t>
+      </w:r>
+      <w:proofErr w:type="spellEnd"/>
+      <w:r>
+        <w:t xml:space="preserve"> modell tartalmazza az aktivitás nevét, típusát, nehézségét, állapotát (teljesítve-e), az időintervallumot, valamint az előrehaladást jelző értéket.</w:t>
+      </w:r>
+    </w:p>
+    <w:p/>
+    <w:p>
+      <w:pPr>
+        <w:pStyle w:val="Cmsor3"/>
+      </w:pPr>
+      <w:bookmarkStart w:id="26" w:name="_Toc226488126"/>
+      <w:proofErr w:type="spellStart"/>
+      <w:r>
+        <w:t>Difficulty</w:t>
+      </w:r>
+      <w:proofErr w:type="spellEnd"/>
+      <w:r>
+        <w:t xml:space="preserve"> és </w:t>
+      </w:r>
+      <w:proofErr w:type="spellStart"/>
+      <w:r>
+        <w:t>Type</w:t>
+      </w:r>
+      <w:proofErr w:type="spellEnd"/>
+      <w:r>
+        <w:t xml:space="preserve"> modulok</w:t>
+      </w:r>
+      <w:bookmarkEnd w:id="26"/>
+    </w:p>
+    <w:p>
+      <w:r>
+        <w:t xml:space="preserve">A </w:t>
+      </w:r>
+      <w:proofErr w:type="spellStart"/>
+      <w:r>
+        <w:t>Difficulty</w:t>
+      </w:r>
+      <w:proofErr w:type="spellEnd"/>
+      <w:r>
+        <w:t xml:space="preserve"> és </w:t>
+      </w:r>
+      <w:proofErr w:type="spellStart"/>
+      <w:r>
+        <w:t>Type</w:t>
+      </w:r>
+      <w:proofErr w:type="spellEnd"/>
+      <w:r>
+        <w:t xml:space="preserve"> modulok segédadatok kezelésére szolgálnak, mint például a nehézségi szintek és a különböző kategóriák.</w:t>
+      </w:r>
+      <w:r>
+        <w:t xml:space="preserve"> </w:t>
+      </w:r>
+      <w:r>
+        <w:t xml:space="preserve">Ezek a modulok egyszerű felépítésűek: a </w:t>
+      </w:r>
+      <w:proofErr w:type="spellStart"/>
+      <w:r>
+        <w:t>Repository</w:t>
+      </w:r>
+      <w:proofErr w:type="spellEnd"/>
+      <w:r>
+        <w:t xml:space="preserve"> réteg az adatok lekéréséért felel, míg a </w:t>
+      </w:r>
+      <w:proofErr w:type="spellStart"/>
+      <w:r>
+        <w:t>Controller</w:t>
+      </w:r>
+      <w:proofErr w:type="spellEnd"/>
+      <w:r>
+        <w:t xml:space="preserve"> rétegen keresztül ezek az adatok API-n keresztül elérhetővé válnak a kliens számára.</w:t>
+      </w:r>
+      <w:r>
+        <w:t xml:space="preserve"> </w:t>
+      </w:r>
+      <w:r>
+        <w:t xml:space="preserve">A </w:t>
+      </w:r>
+      <w:proofErr w:type="spellStart"/>
+      <w:r>
+        <w:t>Model</w:t>
+      </w:r>
+      <w:proofErr w:type="spellEnd"/>
+      <w:r>
+        <w:t xml:space="preserve"> ezekben az esetekben egyszerű struktúrát követ, amely az adott elem azonosítóját és nevét tartalmazza.</w:t>
+      </w:r>
+    </w:p>
+    <w:p/>
+    <w:p>
+      <w:pPr>
+        <w:pStyle w:val="Cmsor3"/>
+      </w:pPr>
+      <w:bookmarkStart w:id="27" w:name="_Toc226488127"/>
+      <w:proofErr w:type="spellStart"/>
+      <w:r>
+        <w:t>Overview</w:t>
+      </w:r>
+      <w:proofErr w:type="spellEnd"/>
+      <w:r>
         <w:t xml:space="preserve"> modul</w:t>
       </w:r>
-      <w:r>
-        <w:t xml:space="preserve"> a felhasználók kezeléséért felel, beleértve a hitelesítést és a jogosultságkezelést.</w:t>
+      <w:bookmarkEnd w:id="27"/>
+    </w:p>
+    <w:p>
+      <w:r>
+        <w:t xml:space="preserve">Az </w:t>
+      </w:r>
+      <w:proofErr w:type="spellStart"/>
+      <w:r>
+        <w:t>Overview</w:t>
+      </w:r>
+      <w:proofErr w:type="spellEnd"/>
+      <w:r>
+        <w:t xml:space="preserve"> modul a felhasználó napi szintű tevékenységeinek összesítését biztosítja.</w:t>
       </w:r>
       <w:r>
         <w:t xml:space="preserve"> </w:t>
@@ -7973,543 +8427,125 @@
       </w:r>
       <w:proofErr w:type="spellStart"/>
       <w:r>
-        <w:rPr>
-          <w:bCs/>
-        </w:rPr>
         <w:t>Repository</w:t>
       </w:r>
       <w:proofErr w:type="spellEnd"/>
       <w:r>
-        <w:rPr>
-          <w:bCs/>
-        </w:rPr>
-        <w:t xml:space="preserve"> réteg</w:t>
-      </w:r>
-      <w:r>
-        <w:t xml:space="preserve"> biztosítja a felhasználókhoz kapcsolódó adatbázis-műveleteket, mint például a bejelentkezés ellenőrzése, a CRUD műveletek végrehajtása, az email címek ellenőrzése, valamint a moderátorok lekérése.</w:t>
+        <w:t xml:space="preserve"> réteg egy tárolt eljárás segítségével gyűjti össze az adatokat az adatbázisból.</w:t>
       </w:r>
       <w:r>
         <w:t xml:space="preserve"> </w:t>
       </w:r>
       <w:r>
+        <w:t>A Service réteg feladata az adatok feldolgozása és konzisztens formába rendezése.</w:t>
+      </w:r>
+      <w:r>
+        <w:t xml:space="preserve"> </w:t>
+      </w:r>
+      <w:r>
         <w:t xml:space="preserve">A </w:t>
       </w:r>
-      <w:r>
-        <w:rPr>
-          <w:bCs/>
-        </w:rPr>
-        <w:t>Service réteg</w:t>
-      </w:r>
-      <w:r>
-        <w:t xml:space="preserve"> végzi az üzleti logika kezelését, ideértve az adatok </w:t>
-      </w:r>
-      <w:proofErr w:type="spellStart"/>
-      <w:r>
-        <w:t>validálását</w:t>
-      </w:r>
-      <w:proofErr w:type="spellEnd"/>
-      <w:r>
-        <w:t xml:space="preserve">, a JWT </w:t>
-      </w:r>
-      <w:proofErr w:type="spellStart"/>
-      <w:r>
-        <w:t>tokenek</w:t>
-      </w:r>
-      <w:proofErr w:type="spellEnd"/>
-      <w:r>
-        <w:t xml:space="preserve"> generálását, valamint a felhasználói jogosultságok ellenőrzését.</w:t>
+      <w:proofErr w:type="spellStart"/>
+      <w:r>
+        <w:t>Controller</w:t>
+      </w:r>
+      <w:proofErr w:type="spellEnd"/>
+      <w:r>
+        <w:t xml:space="preserve"> réteg API végponton keresztül továbbítja ezeket az adatokat a kliens felé.</w:t>
       </w:r>
       <w:r>
         <w:t xml:space="preserve"> </w:t>
       </w:r>
       <w:r>
+        <w:t xml:space="preserve">Az </w:t>
+      </w:r>
+      <w:proofErr w:type="spellStart"/>
+      <w:r>
+        <w:t>Overview</w:t>
+      </w:r>
+      <w:proofErr w:type="spellEnd"/>
+      <w:r>
+        <w:t xml:space="preserve"> modell tartalmazza a dátumot, valamint az adott naphoz tartozó aktivitások, szokások és események számát.</w:t>
+      </w:r>
+    </w:p>
+    <w:p/>
+    <w:p>
+      <w:pPr>
+        <w:pStyle w:val="Cmsor3"/>
+      </w:pPr>
+      <w:bookmarkStart w:id="28" w:name="_Toc226488128"/>
+      <w:proofErr w:type="spellStart"/>
+      <w:r>
+        <w:t>Statistic</w:t>
+      </w:r>
+      <w:proofErr w:type="spellEnd"/>
+      <w:r>
+        <w:t xml:space="preserve"> modul</w:t>
+      </w:r>
+      <w:bookmarkEnd w:id="28"/>
+    </w:p>
+    <w:p>
+      <w:r>
         <w:t xml:space="preserve">A </w:t>
       </w:r>
       <w:proofErr w:type="spellStart"/>
       <w:r>
-        <w:rPr>
-          <w:bCs/>
-        </w:rPr>
+        <w:t>Statistic</w:t>
+      </w:r>
+      <w:proofErr w:type="spellEnd"/>
+      <w:r>
+        <w:t xml:space="preserve"> modul a rendszer- és felhasználószintű statisztikai adatok kezeléséért felel.</w:t>
+      </w:r>
+      <w:r>
+        <w:t xml:space="preserve"> </w:t>
+      </w:r>
+      <w:r>
+        <w:t xml:space="preserve">A </w:t>
+      </w:r>
+      <w:proofErr w:type="spellStart"/>
+      <w:r>
+        <w:t>Repository</w:t>
+      </w:r>
+      <w:proofErr w:type="spellEnd"/>
+      <w:r>
+        <w:t xml:space="preserve"> réteg tárolt eljárások segítségével gyűjti össze a szükséges statisztikai adatokat az adatbázisból.</w:t>
+      </w:r>
+      <w:r>
+        <w:t xml:space="preserve"> </w:t>
+      </w:r>
+      <w:r>
+        <w:t>A Service réteg ezeket az adatokat feldolgozás nélkül vagy minimális logikával továbbítja.</w:t>
+      </w:r>
+      <w:r>
+        <w:t xml:space="preserve"> </w:t>
+      </w:r>
+      <w:r>
+        <w:t xml:space="preserve">A </w:t>
+      </w:r>
+      <w:proofErr w:type="spellStart"/>
+      <w:r>
         <w:t>Controller</w:t>
       </w:r>
       <w:proofErr w:type="spellEnd"/>
       <w:r>
-        <w:rPr>
-          <w:bCs/>
-        </w:rPr>
-        <w:t xml:space="preserve"> réteg</w:t>
-      </w:r>
-      <w:r>
-        <w:t xml:space="preserve"> kezeli az API végpontokat, például a bejelentkezést, regisztrációt, profil lekérését, felhasználók listázását, valamint a módosítási és törlési műveleteket.</w:t>
+        <w:t xml:space="preserve"> réteg API végpontokon keresztül biztosítja a statisztikák elérését, és gondoskodik a megfelelő válaszformátumról.</w:t>
       </w:r>
       <w:r>
         <w:t xml:space="preserve"> </w:t>
       </w:r>
       <w:r>
-        <w:t xml:space="preserve">A </w:t>
-      </w:r>
-      <w:proofErr w:type="spellStart"/>
-      <w:r>
-        <w:rPr>
-          <w:bCs/>
-        </w:rPr>
-        <w:t>Model</w:t>
-      </w:r>
-      <w:proofErr w:type="spellEnd"/>
-      <w:r>
-        <w:t xml:space="preserve"> egységes adatstruktúrát biztosít, amely tartalmazza többek között a felhasználó azonosítóját (</w:t>
-      </w:r>
-      <w:proofErr w:type="spellStart"/>
-      <w:r>
-        <w:t>user_id</w:t>
-      </w:r>
-      <w:proofErr w:type="spellEnd"/>
-      <w:r>
-        <w:t>), nevét, email címét és szerepkörét.</w:t>
-      </w:r>
-    </w:p>
-    <w:p>
-      <w:pPr>
-        <w:spacing w:after="160" w:line="278" w:lineRule="auto"/>
-      </w:pPr>
+        <w:t>A Modellek tartalmazzák mind a rendszer szintű (például összes felhasználó vagy aktivitás), mind a felhasználóra vonatkozó statisztikai adatokat.</w:t>
+      </w:r>
     </w:p>
     <w:p>
       <w:pPr>
         <w:pStyle w:val="Cmsor3"/>
       </w:pPr>
-      <w:bookmarkStart w:id="23" w:name="_Toc225539729"/>
-      <w:proofErr w:type="spellStart"/>
-      <w:r>
-        <w:t>Event</w:t>
-      </w:r>
-      <w:proofErr w:type="spellEnd"/>
-      <w:r>
-        <w:t xml:space="preserve"> modul</w:t>
-      </w:r>
-      <w:bookmarkEnd w:id="23"/>
-    </w:p>
-    <w:p>
-      <w:r>
-        <w:t xml:space="preserve">Az </w:t>
-      </w:r>
-      <w:proofErr w:type="spellStart"/>
-      <w:r>
-        <w:t>Event</w:t>
-      </w:r>
-      <w:proofErr w:type="spellEnd"/>
-      <w:r>
-        <w:t xml:space="preserve"> modul az időhöz kötött események kezeléséért felel az alkalmazásban.</w:t>
-      </w:r>
-      <w:r>
-        <w:t xml:space="preserve"> </w:t>
-      </w:r>
-      <w:r>
-        <w:t xml:space="preserve">A </w:t>
-      </w:r>
-      <w:proofErr w:type="spellStart"/>
-      <w:r>
-        <w:t>Repository</w:t>
-      </w:r>
-      <w:proofErr w:type="spellEnd"/>
-      <w:r>
-        <w:t xml:space="preserve"> réteg biztosítja az eseményekkel kapcsolatos adatbázis-műveleteket, beleértve az események lekérését, új események létrehozását tranzakciók segítségével, valamint azok módosítását és törlését.</w:t>
-      </w:r>
-      <w:r>
-        <w:t xml:space="preserve"> </w:t>
-      </w:r>
-      <w:r>
-        <w:t xml:space="preserve">A Service réteg feladata az adatok </w:t>
-      </w:r>
-      <w:proofErr w:type="spellStart"/>
-      <w:r>
-        <w:t>validálása</w:t>
-      </w:r>
-      <w:proofErr w:type="spellEnd"/>
-      <w:r>
-        <w:t xml:space="preserve"> és a hibák kezelése, biztosítva, hogy csak érvényes és konzisztens események kerüljenek feldolgozásra.</w:t>
-      </w:r>
-      <w:r>
-        <w:t xml:space="preserve"> </w:t>
-      </w:r>
-      <w:r>
-        <w:t xml:space="preserve">A </w:t>
-      </w:r>
-      <w:proofErr w:type="spellStart"/>
-      <w:r>
-        <w:t>Controller</w:t>
-      </w:r>
-      <w:proofErr w:type="spellEnd"/>
-      <w:r>
-        <w:t xml:space="preserve"> réteg az eseményekhez tartozó API végpontokat kezeli, és lehetővé teszi a CRUD (</w:t>
-      </w:r>
-      <w:proofErr w:type="spellStart"/>
-      <w:r>
-        <w:t>create</w:t>
-      </w:r>
-      <w:proofErr w:type="spellEnd"/>
-      <w:r>
-        <w:t xml:space="preserve">, </w:t>
-      </w:r>
-      <w:proofErr w:type="spellStart"/>
-      <w:r>
-        <w:t>read</w:t>
-      </w:r>
-      <w:proofErr w:type="spellEnd"/>
-      <w:r>
-        <w:t xml:space="preserve">, update, </w:t>
-      </w:r>
-      <w:proofErr w:type="spellStart"/>
-      <w:r>
-        <w:t>delete</w:t>
-      </w:r>
-      <w:proofErr w:type="spellEnd"/>
-      <w:r>
-        <w:t>) műveletek végrehajtását a kliens számára.</w:t>
-      </w:r>
-      <w:r>
-        <w:t xml:space="preserve"> </w:t>
-      </w:r>
-      <w:r>
-        <w:t xml:space="preserve">Az </w:t>
-      </w:r>
-      <w:proofErr w:type="spellStart"/>
-      <w:r>
-        <w:t>Event</w:t>
-      </w:r>
-      <w:proofErr w:type="spellEnd"/>
-      <w:r>
-        <w:t xml:space="preserve"> modell az események alapvető adatait tartalmazza, mint például az esemény neve, kezdési időpontja és befejezési ideje.</w:t>
-      </w:r>
-    </w:p>
-    <w:p/>
-    <w:p>
-      <w:pPr>
-        <w:pStyle w:val="Cmsor3"/>
-      </w:pPr>
-      <w:bookmarkStart w:id="24" w:name="_Toc225539730"/>
-      <w:proofErr w:type="spellStart"/>
-      <w:r>
-        <w:t>Activity</w:t>
-      </w:r>
-      <w:proofErr w:type="spellEnd"/>
-      <w:r>
-        <w:t xml:space="preserve"> modul</w:t>
-      </w:r>
-      <w:bookmarkEnd w:id="24"/>
-    </w:p>
-    <w:p>
-      <w:r>
-        <w:t xml:space="preserve">Az </w:t>
-      </w:r>
-      <w:proofErr w:type="spellStart"/>
-      <w:r>
-        <w:t>Activity</w:t>
-      </w:r>
-      <w:proofErr w:type="spellEnd"/>
-      <w:r>
-        <w:t xml:space="preserve"> modul a felhasználók feladatainak és szokásainak kezelésére szolgál.</w:t>
-      </w:r>
-      <w:r>
-        <w:t xml:space="preserve"> </w:t>
-      </w:r>
-      <w:r>
-        <w:t xml:space="preserve">A </w:t>
-      </w:r>
-      <w:proofErr w:type="spellStart"/>
-      <w:r>
-        <w:t>Repository</w:t>
-      </w:r>
-      <w:proofErr w:type="spellEnd"/>
-      <w:r>
-        <w:t xml:space="preserve"> réteg kezeli az aktivitások adatbázisból történő lekérését, valamint a típusok és nehézségi szintek kezelését, továbbá dinamikus frissítési műveleteket biztosít az adatok módosításához.</w:t>
-      </w:r>
-      <w:r>
-        <w:t xml:space="preserve"> </w:t>
-      </w:r>
-      <w:r>
-        <w:t xml:space="preserve">A Service réteg felel az adatok </w:t>
-      </w:r>
-      <w:proofErr w:type="spellStart"/>
-      <w:r>
-        <w:t>validálásáért</w:t>
-      </w:r>
-      <w:proofErr w:type="spellEnd"/>
-      <w:r>
-        <w:t xml:space="preserve">, az aktivitások </w:t>
-      </w:r>
-      <w:r>
-        <w:lastRenderedPageBreak/>
-        <w:t>létrehozásáért, módosításáért és törléséért, valamint a hibák megfelelő kezeléséért.</w:t>
-      </w:r>
-      <w:r>
-        <w:t xml:space="preserve"> </w:t>
-      </w:r>
-      <w:r>
-        <w:t xml:space="preserve">A </w:t>
-      </w:r>
-      <w:proofErr w:type="spellStart"/>
-      <w:r>
-        <w:t>Controller</w:t>
-      </w:r>
-      <w:proofErr w:type="spellEnd"/>
-      <w:r>
-        <w:t xml:space="preserve"> réteg biztosítja az aktivitásokhoz és szokásokhoz tartozó API végpontokat, és lehetővé teszi ezek kezelését a kliens számára.</w:t>
-      </w:r>
-      <w:r>
-        <w:t xml:space="preserve"> </w:t>
-      </w:r>
-      <w:r>
-        <w:t xml:space="preserve">Az </w:t>
-      </w:r>
-      <w:proofErr w:type="spellStart"/>
-      <w:r>
-        <w:t>Activity</w:t>
-      </w:r>
-      <w:proofErr w:type="spellEnd"/>
-      <w:r>
-        <w:t xml:space="preserve"> modell tartalmazza az aktivitás nevét, típusát, nehézségét, állapotát (teljesítve-e), az időintervallumot, valamint az előrehaladást jelző értéket.</w:t>
-      </w:r>
-    </w:p>
-    <w:p/>
-    <w:p>
-      <w:pPr>
-        <w:pStyle w:val="Cmsor3"/>
-      </w:pPr>
-      <w:bookmarkStart w:id="25" w:name="_Toc225539731"/>
-      <w:proofErr w:type="spellStart"/>
-      <w:r>
-        <w:t>Difficulty</w:t>
-      </w:r>
-      <w:proofErr w:type="spellEnd"/>
-      <w:r>
-        <w:t xml:space="preserve"> és </w:t>
-      </w:r>
-      <w:proofErr w:type="spellStart"/>
-      <w:r>
-        <w:t>Type</w:t>
-      </w:r>
-      <w:proofErr w:type="spellEnd"/>
-      <w:r>
-        <w:t xml:space="preserve"> modulok</w:t>
-      </w:r>
-      <w:bookmarkEnd w:id="25"/>
-    </w:p>
-    <w:p>
-      <w:r>
-        <w:t xml:space="preserve">A </w:t>
-      </w:r>
-      <w:proofErr w:type="spellStart"/>
-      <w:r>
-        <w:t>Difficulty</w:t>
-      </w:r>
-      <w:proofErr w:type="spellEnd"/>
-      <w:r>
-        <w:t xml:space="preserve"> és </w:t>
-      </w:r>
-      <w:proofErr w:type="spellStart"/>
-      <w:r>
-        <w:t>Type</w:t>
-      </w:r>
-      <w:proofErr w:type="spellEnd"/>
-      <w:r>
-        <w:t xml:space="preserve"> modulok segédadatok kezelésére szolgálnak, mint például a nehézségi szintek és a különböző kategóriák.</w:t>
-      </w:r>
-      <w:r>
-        <w:t xml:space="preserve"> </w:t>
-      </w:r>
-      <w:r>
-        <w:t xml:space="preserve">Ezek a modulok egyszerű felépítésűek: a </w:t>
-      </w:r>
-      <w:proofErr w:type="spellStart"/>
-      <w:r>
-        <w:t>Repository</w:t>
-      </w:r>
-      <w:proofErr w:type="spellEnd"/>
-      <w:r>
-        <w:t xml:space="preserve"> réteg az adatok lekéréséért felel, míg a </w:t>
-      </w:r>
-      <w:proofErr w:type="spellStart"/>
-      <w:r>
-        <w:t>Controller</w:t>
-      </w:r>
-      <w:proofErr w:type="spellEnd"/>
-      <w:r>
-        <w:t xml:space="preserve"> rétegen keresztül ezek az adatok API-n keresztül elérhetővé válnak a kliens számára.</w:t>
-      </w:r>
-      <w:r>
-        <w:t xml:space="preserve"> </w:t>
-      </w:r>
-      <w:r>
-        <w:t xml:space="preserve">A </w:t>
-      </w:r>
-      <w:proofErr w:type="spellStart"/>
-      <w:r>
-        <w:t>Model</w:t>
-      </w:r>
-      <w:proofErr w:type="spellEnd"/>
-      <w:r>
-        <w:t xml:space="preserve"> ezekben az esetekben egyszerű struktúrát követ, amely az adott elem azonosítóját és nevét tartalmazza.</w:t>
-      </w:r>
-    </w:p>
-    <w:p/>
-    <w:p>
-      <w:pPr>
-        <w:pStyle w:val="Cmsor3"/>
-      </w:pPr>
-      <w:bookmarkStart w:id="26" w:name="_Toc225539732"/>
-      <w:proofErr w:type="spellStart"/>
-      <w:r>
-        <w:t>Overview</w:t>
-      </w:r>
-      <w:proofErr w:type="spellEnd"/>
-      <w:r>
-        <w:t xml:space="preserve"> modul</w:t>
-      </w:r>
-      <w:bookmarkEnd w:id="26"/>
-    </w:p>
-    <w:p>
-      <w:r>
-        <w:t xml:space="preserve">Az </w:t>
-      </w:r>
-      <w:proofErr w:type="spellStart"/>
-      <w:r>
-        <w:t>Overview</w:t>
-      </w:r>
-      <w:proofErr w:type="spellEnd"/>
-      <w:r>
-        <w:t xml:space="preserve"> modul a felhasználó napi szintű tevékenységeinek összesítését biztosítja.</w:t>
-      </w:r>
-      <w:r>
-        <w:t xml:space="preserve"> </w:t>
-      </w:r>
-      <w:r>
-        <w:t xml:space="preserve">A </w:t>
-      </w:r>
-      <w:proofErr w:type="spellStart"/>
-      <w:r>
-        <w:t>Repository</w:t>
-      </w:r>
-      <w:proofErr w:type="spellEnd"/>
-      <w:r>
-        <w:t xml:space="preserve"> réteg egy tárolt eljárás segítségével gyűjti össze az adatokat az adatbázisból.</w:t>
-      </w:r>
-      <w:r>
-        <w:t xml:space="preserve"> </w:t>
-      </w:r>
-      <w:r>
-        <w:t>A Service réteg feladata az adatok feldolgozása és konzisztens formába rendezése.</w:t>
-      </w:r>
-      <w:r>
-        <w:t xml:space="preserve"> </w:t>
-      </w:r>
-      <w:r>
-        <w:t xml:space="preserve">A </w:t>
-      </w:r>
-      <w:proofErr w:type="spellStart"/>
-      <w:r>
-        <w:t>Controller</w:t>
-      </w:r>
-      <w:proofErr w:type="spellEnd"/>
-      <w:r>
-        <w:t xml:space="preserve"> réteg API végponton keresztül továbbítja ezeket az adatokat a kliens felé.</w:t>
-      </w:r>
-      <w:r>
-        <w:t xml:space="preserve"> </w:t>
-      </w:r>
-      <w:r>
-        <w:t xml:space="preserve">Az </w:t>
-      </w:r>
-      <w:proofErr w:type="spellStart"/>
-      <w:r>
-        <w:t>Overview</w:t>
-      </w:r>
-      <w:proofErr w:type="spellEnd"/>
-      <w:r>
-        <w:t xml:space="preserve"> modell tartalmazza a dátumot, valamint az adott naphoz tartozó aktivitások, szokások és események számát.</w:t>
-      </w:r>
-    </w:p>
-    <w:p/>
-    <w:p>
-      <w:pPr>
-        <w:pStyle w:val="Cmsor3"/>
-      </w:pPr>
-      <w:bookmarkStart w:id="27" w:name="_Toc225539733"/>
-      <w:proofErr w:type="spellStart"/>
-      <w:r>
-        <w:t>Statistic</w:t>
-      </w:r>
-      <w:proofErr w:type="spellEnd"/>
-      <w:r>
-        <w:t xml:space="preserve"> modul</w:t>
-      </w:r>
-      <w:bookmarkEnd w:id="27"/>
-    </w:p>
-    <w:p>
-      <w:r>
-        <w:t xml:space="preserve">A </w:t>
-      </w:r>
-      <w:proofErr w:type="spellStart"/>
-      <w:r>
-        <w:t>Statistic</w:t>
-      </w:r>
-      <w:proofErr w:type="spellEnd"/>
-      <w:r>
-        <w:t xml:space="preserve"> modul a rendszer- és felhasználószintű statisztikai adatok kezeléséért felel.</w:t>
-      </w:r>
-      <w:r>
-        <w:t xml:space="preserve"> </w:t>
-      </w:r>
-      <w:r>
-        <w:t xml:space="preserve">A </w:t>
-      </w:r>
-      <w:proofErr w:type="spellStart"/>
-      <w:r>
-        <w:t>Repository</w:t>
-      </w:r>
-      <w:proofErr w:type="spellEnd"/>
-      <w:r>
-        <w:t xml:space="preserve"> réteg tárolt eljárások segítségével gyűjti össze a szükséges statisztikai adatokat az adatbázisból.</w:t>
-      </w:r>
-      <w:r>
-        <w:t xml:space="preserve"> </w:t>
-      </w:r>
-      <w:r>
-        <w:t>A Service réteg ezeket az adatokat feldolgozás nélkül vagy minimális logikával továbbítja.</w:t>
-      </w:r>
-      <w:r>
-        <w:t xml:space="preserve"> </w:t>
-      </w:r>
-      <w:r>
-        <w:t xml:space="preserve">A </w:t>
-      </w:r>
-      <w:proofErr w:type="spellStart"/>
-      <w:r>
-        <w:t>Controller</w:t>
-      </w:r>
-      <w:proofErr w:type="spellEnd"/>
-      <w:r>
-        <w:t xml:space="preserve"> réteg API végpontokon keresztül biztosítja a statisztikák elérését, és gondoskodik a megfelelő válaszformátumról.</w:t>
-      </w:r>
-      <w:r>
-        <w:t xml:space="preserve"> </w:t>
-      </w:r>
-      <w:r>
-        <w:t xml:space="preserve">A </w:t>
-      </w:r>
-      <w:r>
-        <w:lastRenderedPageBreak/>
-        <w:t>Modellek tartalmazzák mind a rendszer szintű (például összes felhasználó vagy aktivitás), mind a felhasználóra vonatkozó statisztikai adatokat.</w:t>
-      </w:r>
-    </w:p>
-    <w:p>
-      <w:pPr>
-        <w:pStyle w:val="Cmsor3"/>
-      </w:pPr>
-      <w:bookmarkStart w:id="28" w:name="_Toc225539734"/>
+      <w:bookmarkStart w:id="29" w:name="_Toc226488129"/>
       <w:r>
         <w:t>Összegzés</w:t>
       </w:r>
-      <w:bookmarkEnd w:id="28"/>
+      <w:bookmarkEnd w:id="29"/>
     </w:p>
     <w:p>
       <w:pPr>
@@ -8586,14 +8622,15 @@
         <w:pStyle w:val="Cmsor1"/>
         <w:ind w:firstLine="0"/>
       </w:pPr>
-      <w:bookmarkStart w:id="29" w:name="_Toc225539735"/>
+      <w:bookmarkStart w:id="30" w:name="_Toc226488130"/>
       <w:r>
         <w:rPr>
           <w:rFonts w:eastAsia="Segoe UI"/>
         </w:rPr>
+        <w:lastRenderedPageBreak/>
         <w:t>REST API dokumentáció</w:t>
       </w:r>
-      <w:bookmarkEnd w:id="29"/>
+      <w:bookmarkEnd w:id="30"/>
       <w:r>
         <w:rPr>
           <w:rFonts w:ascii="Calibri" w:eastAsia="Calibri" w:hAnsi="Calibri" w:cs="Calibri"/>
@@ -8607,11 +8644,11 @@
         <w:pStyle w:val="Cmsor2"/>
         <w:ind w:firstLine="0"/>
       </w:pPr>
-      <w:bookmarkStart w:id="30" w:name="_Toc225539736"/>
+      <w:bookmarkStart w:id="31" w:name="_Toc226488131"/>
       <w:r>
         <w:t>Bevezetés</w:t>
       </w:r>
-      <w:bookmarkEnd w:id="30"/>
+      <w:bookmarkEnd w:id="31"/>
     </w:p>
     <w:p>
       <w:r>
@@ -8631,39 +8668,7 @@
       </w:r>
       <w:proofErr w:type="spellEnd"/>
       <w:r>
-        <w:t xml:space="preserve"> épül, amelyek a frontend és a szerver közötti kommunikációt biztosítják. Az API feladata, hogy a felhasználói műveleteket és az adatok kezelését strukturált módon tegye lehetővé, miközben biztosítja a biztonságot és a rendszer konzisztenciáját. A REST (</w:t>
-      </w:r>
-      <w:proofErr w:type="spellStart"/>
-      <w:r>
-        <w:t>Representational</w:t>
-      </w:r>
-      <w:proofErr w:type="spellEnd"/>
-      <w:r>
-        <w:t xml:space="preserve"> </w:t>
-      </w:r>
-      <w:proofErr w:type="spellStart"/>
-      <w:r>
-        <w:t>State</w:t>
-      </w:r>
-      <w:proofErr w:type="spellEnd"/>
-      <w:r>
-        <w:t xml:space="preserve"> </w:t>
-      </w:r>
-      <w:proofErr w:type="spellStart"/>
-      <w:r>
-        <w:t>Transfer</w:t>
-      </w:r>
-      <w:proofErr w:type="spellEnd"/>
-      <w:r>
-        <w:t>) elv alapján az alkalmazás végpontok (</w:t>
-      </w:r>
-      <w:proofErr w:type="spellStart"/>
-      <w:r>
-        <w:t>endpointok</w:t>
-      </w:r>
-      <w:proofErr w:type="spellEnd"/>
-      <w:r>
-        <w:t>) segítségével fogadja a kliens kéréseit, dolgozza fel azokat, majd visszaküldi a megfelelő válaszokat JSON formátumban.</w:t>
+        <w:t xml:space="preserve"> épül, amelyek a frontend és a szerver közötti kommunikációt biztosítják. Az API feladata, hogy a felhasználói műveleteket és az adatok kezelését strukturált módon tegye lehetővé, miközben biztosítja a biztonságot és a rendszer konzisztenciáját. </w:t>
       </w:r>
     </w:p>
     <w:p>
@@ -8676,7 +8681,7 @@
       </w:r>
       <w:proofErr w:type="spellEnd"/>
       <w:r>
-        <w:t>, az aktivitások létrehozása, lekérdezése, módosítása és törlése, valamint a háttérfolyamatokhoz kapcsolódó adatok kezelése. A REST elv lehetővé teszi, hogy a frontend és a backend fejlesztése függetlenül, de összehangoltan történjen, miközben az adatok konzisztenciája biztosított marad.</w:t>
+        <w:t xml:space="preserve">, az aktivitások létrehozása, lekérdezése, módosítása és törlése, valamint a háttérfolyamatokhoz kapcsolódó adatok kezelése. </w:t>
       </w:r>
     </w:p>
     <w:p>
@@ -8697,74 +8702,121 @@
         <w:pStyle w:val="Cmsor2"/>
         <w:ind w:firstLine="0"/>
       </w:pPr>
-      <w:bookmarkStart w:id="31" w:name="_Toc225539737"/>
+      <w:bookmarkStart w:id="32" w:name="_Toc226488132"/>
+      <w:r>
+        <w:t>API működési áttekintés</w:t>
+      </w:r>
+      <w:bookmarkEnd w:id="32"/>
+    </w:p>
+    <w:p>
+      <w:r>
+        <w:t xml:space="preserve">A </w:t>
+      </w:r>
+      <w:proofErr w:type="spellStart"/>
+      <w:r>
+        <w:t>NapiCsepp</w:t>
+      </w:r>
+      <w:proofErr w:type="spellEnd"/>
+      <w:r>
+        <w:t xml:space="preserve"> alkalmazás </w:t>
+      </w:r>
+      <w:r>
+        <w:t>a</w:t>
+      </w:r>
+      <w:r>
+        <w:t xml:space="preserve"> REST (</w:t>
+      </w:r>
+      <w:proofErr w:type="spellStart"/>
+      <w:r>
+        <w:t>Representational</w:t>
+      </w:r>
+      <w:proofErr w:type="spellEnd"/>
+      <w:r>
+        <w:t xml:space="preserve"> </w:t>
+      </w:r>
+      <w:proofErr w:type="spellStart"/>
+      <w:r>
+        <w:t>State</w:t>
+      </w:r>
+      <w:proofErr w:type="spellEnd"/>
+      <w:r>
+        <w:t xml:space="preserve"> </w:t>
+      </w:r>
+      <w:proofErr w:type="spellStart"/>
+      <w:r>
+        <w:t>Transfer</w:t>
+      </w:r>
+      <w:proofErr w:type="spellEnd"/>
+      <w:r>
+        <w:t>) elv alapján az alkalmazás végpontok (</w:t>
+      </w:r>
+      <w:proofErr w:type="spellStart"/>
+      <w:r>
+        <w:t>endpointok</w:t>
+      </w:r>
+      <w:proofErr w:type="spellEnd"/>
+      <w:r>
+        <w:t>) segítségével fogadja a kliens kéréseit, dolgozza fel azokat, majd visszaküldi a megfelelő válaszokat JSON formátumban.</w:t>
+      </w:r>
+      <w:r>
+        <w:t xml:space="preserve"> </w:t>
+      </w:r>
+      <w:r>
+        <w:t xml:space="preserve">A felhasználó műveletei például aktivitás létrehozása vagy lekérdezése a frontend komponensein keresztül érkeznek a szerverhez HTTP kérések formájában. A backend a beérkező kéréseket az adott </w:t>
+      </w:r>
+      <w:proofErr w:type="spellStart"/>
+      <w:r>
+        <w:t>endpointokhoz</w:t>
+      </w:r>
+      <w:proofErr w:type="spellEnd"/>
+      <w:r>
+        <w:t xml:space="preserve"> irányítja, ahol a logika feldolgozza az adatokat, végrehajtja a szükséges műveleteket az adatbázisban, majd visszaküldi a választ a kliensnek.</w:t>
+      </w:r>
+    </w:p>
+    <w:p>
+      <w:r>
+        <w:t>A kommunikáció alapját a JSON formátumú üzenetek jelentik, amelyek a kérésben (</w:t>
+      </w:r>
+      <w:proofErr w:type="spellStart"/>
+      <w:r>
+        <w:t>request</w:t>
+      </w:r>
+      <w:proofErr w:type="spellEnd"/>
+      <w:r>
+        <w:t>) és a válaszban (</w:t>
+      </w:r>
+      <w:proofErr w:type="spellStart"/>
+      <w:r>
+        <w:t>response</w:t>
+      </w:r>
+      <w:proofErr w:type="spellEnd"/>
+      <w:r>
+        <w:t xml:space="preserve">) is használatosak. Minden egyes védett végpont esetén a felhasználó azonosítására a JSON Web </w:t>
+      </w:r>
+      <w:proofErr w:type="spellStart"/>
+      <w:r>
+        <w:t>Token</w:t>
+      </w:r>
+      <w:proofErr w:type="spellEnd"/>
+      <w:r>
+        <w:t xml:space="preserve"> (JWT) alapú </w:t>
+      </w:r>
+      <w:proofErr w:type="spellStart"/>
+      <w:r>
+        <w:t>autentikáció</w:t>
+      </w:r>
+      <w:proofErr w:type="spellEnd"/>
+      <w:r>
+        <w:t xml:space="preserve"> szolgál, amely biztosítja, hogy csak hitelesített felhasználók férhessenek hozzá az adatokhoz.</w:t>
+      </w:r>
+    </w:p>
+    <w:p>
+      <w:r>
+        <w:t xml:space="preserve">A rendszerben az adatok áramlása a következőképpen valósul meg: a felhasználó a felületen keresztül kezdeményezi a műveletet, a frontend elküldi a kérést a backend </w:t>
+      </w:r>
       <w:r>
         <w:lastRenderedPageBreak/>
-        <w:t>API működési áttekintés</w:t>
-      </w:r>
-      <w:bookmarkEnd w:id="31"/>
-    </w:p>
-    <w:p>
-      <w:r>
-        <w:t xml:space="preserve">A </w:t>
-      </w:r>
-      <w:proofErr w:type="spellStart"/>
-      <w:r>
-        <w:t>NapiCsepp</w:t>
-      </w:r>
-      <w:proofErr w:type="spellEnd"/>
-      <w:r>
-        <w:t xml:space="preserve"> alkalmazás REST API-ja lehetővé teszi, hogy a frontend és a backend között strukturált módon történjen az adatok cseréje. A felhasználó műveletei – például aktivitás létrehozása vagy lekérdezése – a frontend komponensein keresztül érkeznek a szerverhez HTTP kérések formájában. A backend a beérkező kéréseket az adott </w:t>
-      </w:r>
-      <w:proofErr w:type="spellStart"/>
-      <w:r>
-        <w:t>endpointokhoz</w:t>
-      </w:r>
-      <w:proofErr w:type="spellEnd"/>
-      <w:r>
-        <w:t xml:space="preserve"> irányítja, ahol a logika feldolgozza az adatokat, végrehajtja a szükséges műveleteket az adatbázisban, majd visszaküldi a választ a kliensnek.</w:t>
-      </w:r>
-    </w:p>
-    <w:p>
-      <w:r>
-        <w:t>A kommunikáció alapját a JSON formátumú üzenetek jelentik, amelyek a kérésben (</w:t>
-      </w:r>
-      <w:proofErr w:type="spellStart"/>
-      <w:r>
-        <w:t>request</w:t>
-      </w:r>
-      <w:proofErr w:type="spellEnd"/>
-      <w:r>
-        <w:t>) és a válaszban (</w:t>
-      </w:r>
-      <w:proofErr w:type="spellStart"/>
-      <w:r>
-        <w:t>response</w:t>
-      </w:r>
-      <w:proofErr w:type="spellEnd"/>
-      <w:r>
-        <w:t xml:space="preserve">) is használatosak. Minden egyes védett végpont esetén a felhasználó azonosítására a JSON Web </w:t>
-      </w:r>
-      <w:proofErr w:type="spellStart"/>
-      <w:r>
-        <w:t>Token</w:t>
-      </w:r>
-      <w:proofErr w:type="spellEnd"/>
-      <w:r>
-        <w:t xml:space="preserve"> (JWT) alapú </w:t>
-      </w:r>
-      <w:proofErr w:type="spellStart"/>
-      <w:r>
-        <w:t>autentikáció</w:t>
-      </w:r>
-      <w:proofErr w:type="spellEnd"/>
-      <w:r>
-        <w:t xml:space="preserve"> szolgál, amely biztosítja, hogy csak hitelesített felhasználók férhessenek hozzá az adatokhoz.</w:t>
-      </w:r>
-    </w:p>
-    <w:p>
-      <w:r>
-        <w:t xml:space="preserve">A rendszerben az adatok áramlása a következőképpen valósul meg: a felhasználó a felületen keresztül kezdeményezi a műveletet, a frontend elküldi a kérést a backend felé, ahol a </w:t>
+        <w:t xml:space="preserve">felé, ahol a </w:t>
       </w:r>
       <w:proofErr w:type="spellStart"/>
       <w:r>
@@ -8795,15 +8847,15 @@
       <w:pPr>
         <w:keepNext/>
         <w:ind w:firstLine="0"/>
+        <w:jc w:val="center"/>
       </w:pPr>
       <w:r>
         <w:rPr>
           <w:noProof/>
         </w:rPr>
-        <w:lastRenderedPageBreak/>
         <w:drawing>
-          <wp:inline distT="0" distB="0" distL="0" distR="0" wp14:anchorId="556D08A9" wp14:editId="6D5CD537">
-            <wp:extent cx="5219700" cy="3165475"/>
+          <wp:inline distT="0" distB="0" distL="0" distR="0" wp14:anchorId="0847989A" wp14:editId="49AE4EA3">
+            <wp:extent cx="4064000" cy="2464603"/>
             <wp:effectExtent l="0" t="0" r="0" b="0"/>
             <wp:docPr id="338781657" name="Kép 1"/>
             <wp:cNvGraphicFramePr>
@@ -8825,7 +8877,7 @@
                   <pic:spPr>
                     <a:xfrm>
                       <a:off x="0" y="0"/>
-                      <a:ext cx="5219700" cy="3165475"/>
+                      <a:ext cx="4096363" cy="2484229"/>
                     </a:xfrm>
                     <a:prstGeom prst="rect">
                       <a:avLst/>
@@ -8841,28 +8893,16 @@
     <w:p>
       <w:pPr>
         <w:pStyle w:val="Kpalrs"/>
-      </w:pPr>
-      <w:r>
-        <w:fldChar w:fldCharType="begin"/>
-      </w:r>
-      <w:r>
-        <w:instrText xml:space="preserve"> SEQ ábra \* ARABIC </w:instrText>
-      </w:r>
-      <w:r>
-        <w:fldChar w:fldCharType="separate"/>
-      </w:r>
-      <w:r>
-        <w:rPr>
-          <w:noProof/>
-        </w:rPr>
-        <w:t>2</w:t>
-      </w:r>
-      <w:r>
-        <w:rPr>
-          <w:noProof/>
-        </w:rPr>
-        <w:fldChar w:fldCharType="end"/>
-      </w:r>
+        <w:jc w:val="center"/>
+      </w:pPr>
+      <w:fldSimple w:instr=" SEQ ábra \* ARABIC ">
+        <w:r>
+          <w:rPr>
+            <w:noProof/>
+          </w:rPr>
+          <w:t>2</w:t>
+        </w:r>
+      </w:fldSimple>
       <w:r>
         <w:t xml:space="preserve">. ábra </w:t>
       </w:r>
@@ -8875,12 +8915,11 @@
         <w:t xml:space="preserve"> diagram részlet</w:t>
       </w:r>
     </w:p>
-    <w:p/>
     <w:p>
       <w:pPr>
         <w:pStyle w:val="Cmsor2"/>
       </w:pPr>
-      <w:bookmarkStart w:id="32" w:name="_Toc225539738"/>
+      <w:bookmarkStart w:id="33" w:name="_Toc226488133"/>
       <w:proofErr w:type="spellStart"/>
       <w:r>
         <w:t>Autentikáció</w:t>
@@ -8889,7 +8928,7 @@
       <w:r>
         <w:t xml:space="preserve"> és JWT – Login folyamat</w:t>
       </w:r>
-      <w:bookmarkEnd w:id="32"/>
+      <w:bookmarkEnd w:id="33"/>
     </w:p>
     <w:p>
       <w:r>
@@ -8932,11 +8971,11 @@
       <w:pPr>
         <w:pStyle w:val="Cmsor3"/>
       </w:pPr>
-      <w:bookmarkStart w:id="33" w:name="_Toc225539739"/>
+      <w:bookmarkStart w:id="34" w:name="_Toc226488134"/>
       <w:r>
         <w:t>Login folyamat</w:t>
       </w:r>
-      <w:bookmarkEnd w:id="33"/>
+      <w:bookmarkEnd w:id="34"/>
     </w:p>
     <w:p>
       <w:r>
@@ -8980,11 +9019,15 @@
       </w:r>
       <w:proofErr w:type="spellEnd"/>
       <w:r>
-        <w:t>), amely alapértelmezés szerint 2 órára van beállítva.</w:t>
-      </w:r>
-    </w:p>
-    <w:p>
-      <w:r>
+        <w:t xml:space="preserve">), </w:t>
+      </w:r>
+      <w:r>
+        <w:t>amelyet a rendszer alapértelmezés szerint 2 órára állít be.</w:t>
+      </w:r>
+    </w:p>
+    <w:p>
+      <w:r>
+        <w:lastRenderedPageBreak/>
         <w:t xml:space="preserve">A </w:t>
       </w:r>
       <w:proofErr w:type="spellStart"/>
@@ -9064,12 +9107,11 @@
       <w:pPr>
         <w:pStyle w:val="Cmsor3"/>
       </w:pPr>
-      <w:bookmarkStart w:id="34" w:name="_Toc225539740"/>
-      <w:r>
-        <w:lastRenderedPageBreak/>
+      <w:bookmarkStart w:id="35" w:name="_Toc226488135"/>
+      <w:r>
         <w:t>Hibakezelés</w:t>
       </w:r>
-      <w:bookmarkEnd w:id="34"/>
+      <w:bookmarkEnd w:id="35"/>
     </w:p>
     <w:p>
       <w:pPr>
@@ -9127,186 +9169,47 @@
       </w:r>
       <w:proofErr w:type="spellEnd"/>
       <w:r>
-        <w:t xml:space="preserve"> nem sikerült!”. </w:t>
-      </w:r>
-    </w:p>
-    <w:p>
-      <w:pPr>
-        <w:numPr>
-          <w:ilvl w:val="0"/>
-          <w:numId w:val="20"/>
-        </w:numPr>
+        <w:t xml:space="preserve"> nem sikerült!”. 403 Token hiányzik: a kérés nem tartalmazza a x-</w:t>
+      </w:r>
+      <w:proofErr w:type="spellStart"/>
+      <w:r>
+        <w:t>access</w:t>
+      </w:r>
+      <w:proofErr w:type="spellEnd"/>
+      <w:r>
+        <w:t>-</w:t>
+      </w:r>
+      <w:proofErr w:type="spellStart"/>
+      <w:r>
+        <w:t>token</w:t>
+      </w:r>
+      <w:proofErr w:type="spellEnd"/>
+      <w:r>
+        <w:t xml:space="preserve"> fejlécet, a szerver ilyenkor a „</w:t>
+      </w:r>
+      <w:proofErr w:type="spellStart"/>
+      <w:r>
+        <w:t>Token</w:t>
+      </w:r>
+      <w:proofErr w:type="spellEnd"/>
+      <w:r>
+        <w:t xml:space="preserve"> szükséges” választ adja.</w:t>
+      </w:r>
+    </w:p>
+    <w:p>
+      <w:pPr>
+        <w:keepNext/>
+        <w:ind w:left="360" w:firstLine="0"/>
+        <w:jc w:val="center"/>
       </w:pPr>
       <w:r>
         <w:rPr>
           <w:noProof/>
         </w:rPr>
-        <mc:AlternateContent>
-          <mc:Choice Requires="wps">
-            <w:drawing>
-              <wp:anchor distT="0" distB="0" distL="114300" distR="114300" simplePos="0" relativeHeight="251660288" behindDoc="0" locked="0" layoutInCell="1" allowOverlap="1" wp14:anchorId="6C2A20A2" wp14:editId="473479C0">
-                <wp:simplePos x="0" y="0"/>
-                <wp:positionH relativeFrom="column">
-                  <wp:posOffset>1800860</wp:posOffset>
-                </wp:positionH>
-                <wp:positionV relativeFrom="paragraph">
-                  <wp:posOffset>4187190</wp:posOffset>
-                </wp:positionV>
-                <wp:extent cx="3636010" cy="635"/>
-                <wp:effectExtent l="0" t="0" r="0" b="0"/>
-                <wp:wrapSquare wrapText="bothSides"/>
-                <wp:docPr id="1094142325" name="Szövegdoboz 1"/>
-                <wp:cNvGraphicFramePr/>
-                <a:graphic xmlns:a="http://schemas.openxmlformats.org/drawingml/2006/main">
-                  <a:graphicData uri="http://schemas.microsoft.com/office/word/2010/wordprocessingShape">
-                    <wps:wsp>
-                      <wps:cNvSpPr txBox="1"/>
-                      <wps:spPr>
-                        <a:xfrm>
-                          <a:off x="0" y="0"/>
-                          <a:ext cx="3636010" cy="635"/>
-                        </a:xfrm>
-                        <a:prstGeom prst="rect">
-                          <a:avLst/>
-                        </a:prstGeom>
-                        <a:solidFill>
-                          <a:prstClr val="white"/>
-                        </a:solidFill>
-                        <a:ln>
-                          <a:noFill/>
-                        </a:ln>
-                      </wps:spPr>
-                      <wps:txbx>
-                        <w:txbxContent>
-                          <w:p>
-                            <w:pPr>
-                              <w:pStyle w:val="Kpalrs"/>
-                              <w:rPr>
-                                <w:noProof/>
-                              </w:rPr>
-                            </w:pPr>
-                            <w:r>
-                              <w:rPr>
-                                <w:noProof/>
-                              </w:rPr>
-                              <w:fldChar w:fldCharType="begin"/>
-                            </w:r>
-                            <w:r>
-                              <w:rPr>
-                                <w:noProof/>
-                              </w:rPr>
-                              <w:instrText xml:space="preserve"> SEQ ábra \* ARABIC </w:instrText>
-                            </w:r>
-                            <w:r>
-                              <w:rPr>
-                                <w:noProof/>
-                              </w:rPr>
-                              <w:fldChar w:fldCharType="separate"/>
-                            </w:r>
-                            <w:r>
-                              <w:rPr>
-                                <w:noProof/>
-                              </w:rPr>
-                              <w:t>3</w:t>
-                            </w:r>
-                            <w:r>
-                              <w:rPr>
-                                <w:noProof/>
-                              </w:rPr>
-                              <w:fldChar w:fldCharType="end"/>
-                            </w:r>
-                            <w:r>
-                              <w:t>. ábra Sequence diagramm login</w:t>
-                            </w:r>
-                          </w:p>
-                        </w:txbxContent>
-                      </wps:txbx>
-                      <wps:bodyPr rot="0" spcFirstLastPara="0" vertOverflow="overflow" horzOverflow="overflow" vert="horz" wrap="square" lIns="0" tIns="0" rIns="0" bIns="0" numCol="1" spcCol="0" rtlCol="0" fromWordArt="0" anchor="t" anchorCtr="0" forceAA="0" compatLnSpc="1">
-                        <a:prstTxWarp prst="textNoShape">
-                          <a:avLst/>
-                        </a:prstTxWarp>
-                        <a:spAutoFit/>
-                      </wps:bodyPr>
-                    </wps:wsp>
-                  </a:graphicData>
-                </a:graphic>
-              </wp:anchor>
-            </w:drawing>
-          </mc:Choice>
-          <mc:Fallback>
-            <w:pict>
-              <v:shapetype w14:anchorId="6C2A20A2" id="_x0000_t202" coordsize="21600,21600" o:spt="202" path="m,l,21600r21600,l21600,xe">
-                <v:stroke joinstyle="miter"/>
-                <v:path gradientshapeok="t" o:connecttype="rect"/>
-              </v:shapetype>
-              <v:shape id="Szövegdoboz 1" o:spid="_x0000_s1026" type="#_x0000_t202" style="position:absolute;left:0;text-align:left;margin-left:141.8pt;margin-top:329.7pt;width:286.3pt;height:.05pt;z-index:251660288;visibility:visible;mso-wrap-style:square;mso-wrap-distance-left:9pt;mso-wrap-distance-top:0;mso-wrap-distance-right:9pt;mso-wrap-distance-bottom:0;mso-position-horizontal:absolute;mso-position-horizontal-relative:text;mso-position-vertical:absolute;mso-position-vertical-relative:text;v-text-anchor:top" o:gfxdata="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" stroked="f">
-                <v:textbox style="mso-fit-shape-to-text:t" inset="0,0,0,0">
-                  <w:txbxContent>
-                    <w:p>
-                      <w:pPr>
-                        <w:pStyle w:val="Kpalrs"/>
-                        <w:rPr>
-                          <w:noProof/>
-                        </w:rPr>
-                      </w:pPr>
-                      <w:r>
-                        <w:rPr>
-                          <w:noProof/>
-                        </w:rPr>
-                        <w:fldChar w:fldCharType="begin"/>
-                      </w:r>
-                      <w:r>
-                        <w:rPr>
-                          <w:noProof/>
-                        </w:rPr>
-                        <w:instrText xml:space="preserve"> SEQ ábra \* ARABIC </w:instrText>
-                      </w:r>
-                      <w:r>
-                        <w:rPr>
-                          <w:noProof/>
-                        </w:rPr>
-                        <w:fldChar w:fldCharType="separate"/>
-                      </w:r>
-                      <w:r>
-                        <w:rPr>
-                          <w:noProof/>
-                        </w:rPr>
-                        <w:t>3</w:t>
-                      </w:r>
-                      <w:r>
-                        <w:rPr>
-                          <w:noProof/>
-                        </w:rPr>
-                        <w:fldChar w:fldCharType="end"/>
-                      </w:r>
-                      <w:r>
-                        <w:t>. ábra Sequence diagramm login</w:t>
-                      </w:r>
-                    </w:p>
-                  </w:txbxContent>
-                </v:textbox>
-                <w10:wrap type="square"/>
-              </v:shape>
-            </w:pict>
-          </mc:Fallback>
-        </mc:AlternateContent>
-      </w:r>
-      <w:r>
-        <w:rPr>
-          <w:noProof/>
-        </w:rPr>
         <w:drawing>
-          <wp:anchor distT="0" distB="0" distL="114300" distR="114300" simplePos="0" relativeHeight="251658240" behindDoc="0" locked="0" layoutInCell="1" allowOverlap="1" wp14:anchorId="5745F675" wp14:editId="5F1BB936">
-            <wp:simplePos x="0" y="0"/>
-            <wp:positionH relativeFrom="column">
-              <wp:posOffset>1801135</wp:posOffset>
-            </wp:positionH>
-            <wp:positionV relativeFrom="paragraph">
-              <wp:posOffset>321282</wp:posOffset>
-            </wp:positionV>
-            <wp:extent cx="3636010" cy="4124960"/>
+          <wp:inline distT="0" distB="0" distL="0" distR="0" wp14:anchorId="454DC4FB" wp14:editId="2735CA89">
+            <wp:extent cx="3536950" cy="4012580"/>
             <wp:effectExtent l="0" t="0" r="0" b="0"/>
-            <wp:wrapSquare wrapText="bothSides"/>
             <wp:docPr id="510087296" name="Kép 1"/>
             <wp:cNvGraphicFramePr>
               <a:graphicFrameLocks xmlns:a="http://schemas.openxmlformats.org/drawingml/2006/main" noChangeAspect="1"/>
@@ -9333,7 +9236,7 @@
                   <pic:spPr>
                     <a:xfrm>
                       <a:off x="0" y="0"/>
-                      <a:ext cx="3636010" cy="4124960"/>
+                      <a:ext cx="3568037" cy="4047847"/>
                     </a:xfrm>
                     <a:prstGeom prst="rect">
                       <a:avLst/>
@@ -9342,107 +9245,41 @@
                 </pic:pic>
               </a:graphicData>
             </a:graphic>
-            <wp14:sizeRelH relativeFrom="margin">
-              <wp14:pctWidth>0</wp14:pctWidth>
-            </wp14:sizeRelH>
-            <wp14:sizeRelV relativeFrom="margin">
-              <wp14:pctHeight>0</wp14:pctHeight>
-            </wp14:sizeRelV>
-          </wp:anchor>
+          </wp:inline>
         </w:drawing>
       </w:r>
-      <w:r>
-        <w:t xml:space="preserve">403 </w:t>
-      </w:r>
-      <w:proofErr w:type="spellStart"/>
-      <w:r>
-        <w:t>Token</w:t>
-      </w:r>
-      <w:proofErr w:type="spellEnd"/>
-      <w:r>
-        <w:t xml:space="preserve"> hiányzik: a kérés nem tartalmazza a x-</w:t>
-      </w:r>
-      <w:proofErr w:type="spellStart"/>
-      <w:r>
-        <w:t>access</w:t>
-      </w:r>
-      <w:proofErr w:type="spellEnd"/>
-      <w:r>
-        <w:t>-</w:t>
-      </w:r>
-      <w:proofErr w:type="spellStart"/>
-      <w:r>
-        <w:t>token</w:t>
-      </w:r>
-      <w:proofErr w:type="spellEnd"/>
-      <w:r>
-        <w:t xml:space="preserve"> fejlécet, a szerver ilyenkor a „</w:t>
-      </w:r>
-      <w:proofErr w:type="spellStart"/>
-      <w:r>
-        <w:t>Token</w:t>
-      </w:r>
-      <w:proofErr w:type="spellEnd"/>
-      <w:r>
-        <w:t xml:space="preserve"> szükséges” választ adja.</w:t>
-      </w:r>
-    </w:p>
-    <w:p>
-      <w:pPr>
-        <w:ind w:firstLine="0"/>
-      </w:pPr>
-    </w:p>
-    <w:p>
-      <w:pPr>
-        <w:ind w:firstLine="0"/>
-      </w:pPr>
-    </w:p>
-    <w:p>
-      <w:pPr>
-        <w:ind w:firstLine="0"/>
-      </w:pPr>
-    </w:p>
-    <w:p>
-      <w:pPr>
-        <w:ind w:firstLine="0"/>
-      </w:pPr>
-    </w:p>
-    <w:p>
-      <w:pPr>
-        <w:ind w:firstLine="0"/>
-      </w:pPr>
-    </w:p>
-    <w:p>
-      <w:pPr>
-        <w:ind w:firstLine="0"/>
-      </w:pPr>
-    </w:p>
-    <w:p>
-      <w:pPr>
-        <w:ind w:firstLine="0"/>
-      </w:pPr>
-    </w:p>
-    <w:p>
-      <w:pPr>
-        <w:ind w:firstLine="0"/>
-      </w:pPr>
-    </w:p>
-    <w:p>
-      <w:pPr>
-        <w:ind w:firstLine="0"/>
-      </w:pPr>
-    </w:p>
-    <w:p>
-      <w:pPr>
-        <w:ind w:firstLine="0"/>
-      </w:pPr>
+    </w:p>
+    <w:p>
+      <w:pPr>
+        <w:pStyle w:val="Kpalrs"/>
+        <w:jc w:val="center"/>
+      </w:pPr>
+      <w:fldSimple w:instr=" SEQ ábra \* ARABIC ">
+        <w:r>
+          <w:rPr>
+            <w:noProof/>
+          </w:rPr>
+          <w:t>3</w:t>
+        </w:r>
+      </w:fldSimple>
+      <w:r>
+        <w:t xml:space="preserve">. ábra </w:t>
+      </w:r>
+      <w:proofErr w:type="spellStart"/>
+      <w:r>
+        <w:t>Sequence</w:t>
+      </w:r>
+      <w:proofErr w:type="spellEnd"/>
+      <w:r>
+        <w:t xml:space="preserve"> diagramm login</w:t>
+      </w:r>
     </w:p>
     <w:p>
       <w:pPr>
         <w:pStyle w:val="Cmsor2"/>
         <w:ind w:firstLine="0"/>
       </w:pPr>
-      <w:bookmarkStart w:id="35" w:name="_Toc225539741"/>
+      <w:bookmarkStart w:id="36" w:name="_Toc226488136"/>
       <w:r>
         <w:t xml:space="preserve">Az </w:t>
       </w:r>
@@ -9454,7 +9291,7 @@
       <w:r>
         <w:t xml:space="preserve"> API szerepe és működése</w:t>
       </w:r>
-      <w:bookmarkEnd w:id="35"/>
+      <w:bookmarkEnd w:id="36"/>
     </w:p>
     <w:p>
       <w:r>
@@ -9474,7 +9311,11 @@
       </w:r>
       <w:proofErr w:type="spellEnd"/>
       <w:r>
-        <w:t xml:space="preserve"> alkalmazás fő funkciója, amely lehetővé teszi a napi tevékenységek és szokások kezelését. Az API ezen a funkción keresztül valósítja meg az összes alapvető műveletet: lekérdezést, létrehozást, módosítást és törlést (GET, POST, PUT, DELETE). Minden többi végpont erre az alapra épül.</w:t>
+        <w:t xml:space="preserve"> alkalmazás fő funkciója, amely lehetővé teszi a napi tevékenységek és szokások kezelését. Az API ezen a funkción keresztül valósítja </w:t>
+      </w:r>
+      <w:r>
+        <w:lastRenderedPageBreak/>
+        <w:t>meg az összes alapvető műveletet: lekérdezést, létrehozást, módosítást és törlést (GET, POST, PUT, DELETE). Minden többi végpont erre az alapra épül.</w:t>
       </w:r>
     </w:p>
     <w:p>
@@ -9503,17 +9344,16 @@
         <w:pStyle w:val="Cmsor2"/>
         <w:ind w:firstLine="0"/>
       </w:pPr>
-      <w:bookmarkStart w:id="36" w:name="_Toc225539742"/>
-      <w:proofErr w:type="spellStart"/>
-      <w:r>
-        <w:lastRenderedPageBreak/>
+      <w:bookmarkStart w:id="37" w:name="_Toc226488137"/>
+      <w:proofErr w:type="spellStart"/>
+      <w:r>
         <w:t>Activities</w:t>
       </w:r>
       <w:proofErr w:type="spellEnd"/>
       <w:r>
         <w:t xml:space="preserve"> végpontok</w:t>
       </w:r>
-      <w:bookmarkEnd w:id="36"/>
+      <w:bookmarkEnd w:id="37"/>
     </w:p>
     <w:p>
       <w:pPr>
@@ -9522,7 +9362,7 @@
           <w:bCs/>
         </w:rPr>
       </w:pPr>
-      <w:bookmarkStart w:id="37" w:name="_Toc225539743"/>
+      <w:bookmarkStart w:id="38" w:name="_Toc226488138"/>
       <w:proofErr w:type="spellStart"/>
       <w:r>
         <w:rPr>
@@ -9537,7 +9377,7 @@
         </w:rPr>
         <w:t xml:space="preserve"> lekérdezése</w:t>
       </w:r>
-      <w:bookmarkEnd w:id="37"/>
+      <w:bookmarkEnd w:id="38"/>
     </w:p>
     <w:p>
       <w:r>
@@ -9600,237 +9440,6 @@
       <w:proofErr w:type="spellEnd"/>
       <w:r>
         <w:t xml:space="preserve"> érvényességének ellenőrzése után az adatbázisból lekérdezi a felhasználó aktivitásait. Minden aktivitás részletesen tartalmazza a nevét, típusát, nehézségi szintjét, a tevékenység kezdő- és záródátumát, valamint a haladás mértékét. Ezen információk segítségével a felhasználó könnyen áttekintheti, hogy mely tevékenységek vannak folyamatban, melyeket kell frissíteni, illetve melyeket már befejezett.</w:t>
-      </w:r>
-    </w:p>
-    <w:p>
-      <w:r>
-        <w:t xml:space="preserve">Az </w:t>
-      </w:r>
-      <w:proofErr w:type="spellStart"/>
-      <w:r>
-        <w:t>endpoint</w:t>
-      </w:r>
-      <w:proofErr w:type="spellEnd"/>
-      <w:r>
-        <w:t xml:space="preserve"> különböző válaszokkal reagálhat, attól függően, hogy a kérés sikeres volt-e vagy sem:</w:t>
-      </w:r>
-    </w:p>
-    <w:p>
-      <w:r>
-        <w:rPr>
-          <w:bCs/>
-        </w:rPr>
-        <w:t>200 OK:</w:t>
-      </w:r>
-      <w:r>
-        <w:t xml:space="preserve"> A lekérdezés sikeres volt, és a felhasználó összes aktivitását visszakapja a kliens. </w:t>
-      </w:r>
-    </w:p>
-    <w:p>
-      <w:r>
-        <w:rPr>
-          <w:bCs/>
-        </w:rPr>
-        <w:t xml:space="preserve">401 </w:t>
-      </w:r>
-      <w:proofErr w:type="spellStart"/>
-      <w:r>
-        <w:rPr>
-          <w:bCs/>
-        </w:rPr>
-        <w:t>Unauthorized</w:t>
-      </w:r>
-      <w:proofErr w:type="spellEnd"/>
-      <w:r>
-        <w:rPr>
-          <w:bCs/>
-        </w:rPr>
-        <w:t>:</w:t>
-      </w:r>
-      <w:r>
-        <w:t xml:space="preserve"> A </w:t>
-      </w:r>
-      <w:proofErr w:type="spellStart"/>
-      <w:r>
-        <w:t>token</w:t>
-      </w:r>
-      <w:proofErr w:type="spellEnd"/>
-      <w:r>
-        <w:t xml:space="preserve"> érvénytelen, lejárt vagy hiányzik, ezért a rendszer megtagadja a hozzáférést. </w:t>
-      </w:r>
-    </w:p>
-    <w:p>
-      <w:r>
-        <w:rPr>
-          <w:bCs/>
-        </w:rPr>
-        <w:t xml:space="preserve">403 </w:t>
-      </w:r>
-      <w:proofErr w:type="spellStart"/>
-      <w:r>
-        <w:rPr>
-          <w:bCs/>
-        </w:rPr>
-        <w:t>Forbidden</w:t>
-      </w:r>
-      <w:proofErr w:type="spellEnd"/>
-      <w:r>
-        <w:rPr>
-          <w:bCs/>
-        </w:rPr>
-        <w:t>:</w:t>
-      </w:r>
-      <w:r>
-        <w:t xml:space="preserve"> A felhasználó nem jogosult az adott erőforrás lekérésére. </w:t>
-      </w:r>
-    </w:p>
-    <w:p>
-      <w:r>
-        <w:rPr>
-          <w:bCs/>
-        </w:rPr>
-        <w:t xml:space="preserve">500 </w:t>
-      </w:r>
-      <w:proofErr w:type="spellStart"/>
-      <w:r>
-        <w:rPr>
-          <w:bCs/>
-        </w:rPr>
-        <w:t>Internal</w:t>
-      </w:r>
-      <w:proofErr w:type="spellEnd"/>
-      <w:r>
-        <w:rPr>
-          <w:bCs/>
-        </w:rPr>
-        <w:t xml:space="preserve"> Server </w:t>
-      </w:r>
-      <w:proofErr w:type="spellStart"/>
-      <w:r>
-        <w:rPr>
-          <w:bCs/>
-        </w:rPr>
-        <w:t>Error</w:t>
-      </w:r>
-      <w:proofErr w:type="spellEnd"/>
-      <w:r>
-        <w:rPr>
-          <w:bCs/>
-        </w:rPr>
-        <w:t>:</w:t>
-      </w:r>
-      <w:r>
-        <w:t xml:space="preserve"> Hiba történt a szerveren a lekérdezés során, például az adatbázis nem elérhető, vagy valamilyen váratlan belső probléma adódott. </w:t>
-      </w:r>
-    </w:p>
-    <w:p>
-      <w:r>
-        <w:t xml:space="preserve">Ez a végpont nemcsak az adatok visszaadásáért felel, hanem a biztonságos működés és a felhasználói élmény szempontjából is kulcsfontosságú, hiszen minden további művelet – például új aktivitás felvétele vagy meglévő módosítása – az itt lekért </w:t>
-      </w:r>
-      <w:r>
-        <w:lastRenderedPageBreak/>
-        <w:t>adatokra épül. A felhasználó szerepkörétől függően a rendszer képes az adatokat testre szabottan visszaadni: például adminisztrátor vagy felhasználó csak a saját aktivitásait láthatja.</w:t>
-      </w:r>
-    </w:p>
-    <w:p>
-      <w:r>
-        <w:t>Tipikus használati esetek közé tartozik például, hogy a felhasználó minden nap ellenőrzi a tevékenységeit, frissíti a haladást, és ennek alapján a frontend vizuálisan megjeleníti a heti statisztikát vagy a befejezett és folyamatban lévő feladatokat. Ezáltal a végpont biztosítja az alkalmazás központi működését, és a felhasználó motivációját is segíti a napi célok követésében.</w:t>
-      </w:r>
-    </w:p>
-    <w:p>
-      <w:pPr>
-        <w:pStyle w:val="Cmsor3"/>
-      </w:pPr>
-      <w:bookmarkStart w:id="38" w:name="_Toc225539744"/>
-      <w:r>
-        <w:t>Szokások lekérdezése</w:t>
-      </w:r>
-      <w:bookmarkEnd w:id="38"/>
-    </w:p>
-    <w:p>
-      <w:r>
-        <w:t>A /napicsepp/</w:t>
-      </w:r>
-      <w:proofErr w:type="spellStart"/>
-      <w:r>
-        <w:t>activities</w:t>
-      </w:r>
-      <w:proofErr w:type="spellEnd"/>
-      <w:r>
-        <w:t>/</w:t>
-      </w:r>
-      <w:proofErr w:type="spellStart"/>
-      <w:r>
-        <w:t>habits</w:t>
-      </w:r>
-      <w:proofErr w:type="spellEnd"/>
-      <w:r>
-        <w:t xml:space="preserve"> végpont a felhasználó összes szokását lekérdezi. </w:t>
-      </w:r>
-      <w:r>
-        <w:t>Ami azért felel, hogy vannak a szokások a felhasználónak, amik igazából arra felelnek, hogy több napon keresztül tudja teljesíteni őket.</w:t>
-      </w:r>
-    </w:p>
-    <w:p>
-      <w:r>
-        <w:t xml:space="preserve">A folyamat a következőképpen zajlik: a felhasználó a belépést követően megkapja a JWT alapú hitelesítő </w:t>
-      </w:r>
-      <w:proofErr w:type="spellStart"/>
-      <w:r>
-        <w:t>tokent</w:t>
-      </w:r>
-      <w:proofErr w:type="spellEnd"/>
-      <w:r>
-        <w:t>, amelyet minden API kéréshez továbbít. Amikor a kliens lekéri az aktivitáslistát,</w:t>
-      </w:r>
-      <w:r>
-        <w:t xml:space="preserve"> amiben a szokások szerepelnek</w:t>
-      </w:r>
-      <w:r>
-        <w:t xml:space="preserve">, a szerver első lépésként ellenőrzi a </w:t>
-      </w:r>
-      <w:proofErr w:type="spellStart"/>
-      <w:r>
-        <w:t>tokent</w:t>
-      </w:r>
-      <w:proofErr w:type="spellEnd"/>
-      <w:r>
-        <w:t>, hogy az érvényes-e és a felhasználó jogosult-e a kérés végrehajtására. Ezzel biztosítja, hogy csak az adott felhasználó adataihoz férhessen hozzá más ne tudja lekérni a listát.</w:t>
-      </w:r>
-    </w:p>
-    <w:p>
-      <w:r>
-        <w:t xml:space="preserve">A szerver a </w:t>
-      </w:r>
-      <w:proofErr w:type="spellStart"/>
-      <w:r>
-        <w:t>token</w:t>
-      </w:r>
-      <w:proofErr w:type="spellEnd"/>
-      <w:r>
-        <w:t xml:space="preserve"> érvényességének ellenőrzése után az adatbázisból lekérdezi a felhasználó</w:t>
-      </w:r>
-      <w:r>
-        <w:t xml:space="preserve"> szokás</w:t>
-      </w:r>
-      <w:r>
-        <w:t xml:space="preserve"> aktivitásait. Minden aktivitás részletesen tartalmazza a nevét, típusát, nehézségi szintjét, a tevékenység kezdő- és záródátumát, valamint a haladás mértékét. Ezen információk segítségével a felhasználó könnyen áttekintheti, hogy mely tevékenységek vannak folyamatban, melyeket kell frissíteni, illetve </w:t>
-      </w:r>
-      <w:proofErr w:type="spellStart"/>
-      <w:r>
-        <w:t>hany</w:t>
-      </w:r>
-      <w:proofErr w:type="spellEnd"/>
-      <w:r>
-        <w:t xml:space="preserve"> napot teljesített már </w:t>
-      </w:r>
-      <w:proofErr w:type="spellStart"/>
-      <w:r>
-        <w:t>belöle</w:t>
-      </w:r>
-      <w:proofErr w:type="spellEnd"/>
-      <w:r>
-        <w:t>.</w:t>
       </w:r>
     </w:p>
     <w:p>
@@ -9968,15 +9577,246 @@
     <w:p>
       <w:pPr>
         <w:pStyle w:val="Cmsor3"/>
+      </w:pPr>
+      <w:bookmarkStart w:id="39" w:name="_Toc226488139"/>
+      <w:r>
+        <w:t>Szokások lekérdezése</w:t>
+      </w:r>
+      <w:bookmarkEnd w:id="39"/>
+    </w:p>
+    <w:p>
+      <w:r>
+        <w:t>A /napicsepp/</w:t>
+      </w:r>
+      <w:proofErr w:type="spellStart"/>
+      <w:r>
+        <w:t>activities</w:t>
+      </w:r>
+      <w:proofErr w:type="spellEnd"/>
+      <w:r>
+        <w:t>/</w:t>
+      </w:r>
+      <w:proofErr w:type="spellStart"/>
+      <w:r>
+        <w:t>habits</w:t>
+      </w:r>
+      <w:proofErr w:type="spellEnd"/>
+      <w:r>
+        <w:t xml:space="preserve"> végpont a felhasználó összes szokását lekérdezi</w:t>
+      </w:r>
+      <w:r>
+        <w:t xml:space="preserve">. </w:t>
+      </w:r>
+      <w:r>
+        <w:t>Ez a végpont azokat a szokásokat adja vissza, amelyeket a felhasználó több napon keresztül teljesíthet.</w:t>
+      </w:r>
+    </w:p>
+    <w:p>
+      <w:r>
+        <w:t xml:space="preserve">A folyamat a következőképpen zajlik: a felhasználó a belépést követően megkapja a JWT alapú hitelesítő </w:t>
+      </w:r>
+      <w:proofErr w:type="spellStart"/>
+      <w:r>
+        <w:t>tokent</w:t>
+      </w:r>
+      <w:proofErr w:type="spellEnd"/>
+      <w:r>
+        <w:t>, amelyet minden API kéréshez továbbít. Amikor a kliens lekéri az aktivitáslistát,</w:t>
+      </w:r>
+      <w:r>
+        <w:t xml:space="preserve"> amiben a szokások szerepelnek</w:t>
+      </w:r>
+      <w:r>
+        <w:t xml:space="preserve">, a szerver első lépésként ellenőrzi a </w:t>
+      </w:r>
+      <w:proofErr w:type="spellStart"/>
+      <w:r>
+        <w:t>tokent</w:t>
+      </w:r>
+      <w:proofErr w:type="spellEnd"/>
+      <w:r>
+        <w:t>, hogy az érvényes-e és a felhasználó jogosult-e a kérés végrehajtására. Ezzel biztosítja, hogy csak az adott felhasználó adataihoz férhessen hozzá más ne tudja lekérni a listát.</w:t>
+      </w:r>
+    </w:p>
+    <w:p>
+      <w:r>
+        <w:t xml:space="preserve">A szerver a </w:t>
+      </w:r>
+      <w:proofErr w:type="spellStart"/>
+      <w:r>
+        <w:t>token</w:t>
+      </w:r>
+      <w:proofErr w:type="spellEnd"/>
+      <w:r>
+        <w:t xml:space="preserve"> érvényességének ellenőrzése után az adatbázisból lekérdezi a felhasználó</w:t>
+      </w:r>
+      <w:r>
+        <w:t xml:space="preserve"> szokás</w:t>
+      </w:r>
+      <w:r>
+        <w:t xml:space="preserve"> aktivitásait. Minden aktivitás részletesen tartalmazza a nevét, típusát, nehézségi szintjét, a tevékenység kezdő- és záródátumát, valamint a haladás mértékét. Ezen információk segítségével a felhasználó könnyen áttekintheti, hogy mely tevékenységek vannak folyamatban, melyeket kell frissíteni, illetve </w:t>
+      </w:r>
+      <w:proofErr w:type="spellStart"/>
+      <w:r>
+        <w:t>hany</w:t>
+      </w:r>
+      <w:proofErr w:type="spellEnd"/>
+      <w:r>
+        <w:t xml:space="preserve"> napot teljesített már </w:t>
+      </w:r>
+      <w:proofErr w:type="spellStart"/>
+      <w:r>
+        <w:t>belöle</w:t>
+      </w:r>
+      <w:proofErr w:type="spellEnd"/>
+      <w:r>
+        <w:t>.</w:t>
+      </w:r>
+    </w:p>
+    <w:p>
+      <w:r>
+        <w:lastRenderedPageBreak/>
+        <w:t xml:space="preserve">Az </w:t>
+      </w:r>
+      <w:proofErr w:type="spellStart"/>
+      <w:r>
+        <w:t>endpoint</w:t>
+      </w:r>
+      <w:proofErr w:type="spellEnd"/>
+      <w:r>
+        <w:t xml:space="preserve"> különböző válaszokkal reagálhat, attól függően, hogy a kérés sikeres volt-e vagy sem:</w:t>
+      </w:r>
+    </w:p>
+    <w:p>
+      <w:r>
         <w:rPr>
           <w:bCs/>
         </w:rPr>
-      </w:pPr>
-      <w:bookmarkStart w:id="39" w:name="_Toc225539745"/>
+        <w:t>200 OK:</w:t>
+      </w:r>
+      <w:r>
+        <w:t xml:space="preserve"> A lekérdezés sikeres volt, és a felhasználó összes aktivitását visszakapja a kliens. </w:t>
+      </w:r>
+    </w:p>
+    <w:p>
       <w:r>
         <w:rPr>
           <w:bCs/>
         </w:rPr>
+        <w:t xml:space="preserve">401 </w:t>
+      </w:r>
+      <w:proofErr w:type="spellStart"/>
+      <w:r>
+        <w:rPr>
+          <w:bCs/>
+        </w:rPr>
+        <w:t>Unauthorized</w:t>
+      </w:r>
+      <w:proofErr w:type="spellEnd"/>
+      <w:r>
+        <w:rPr>
+          <w:bCs/>
+        </w:rPr>
+        <w:t>:</w:t>
+      </w:r>
+      <w:r>
+        <w:t xml:space="preserve"> A </w:t>
+      </w:r>
+      <w:proofErr w:type="spellStart"/>
+      <w:r>
+        <w:t>token</w:t>
+      </w:r>
+      <w:proofErr w:type="spellEnd"/>
+      <w:r>
+        <w:t xml:space="preserve"> érvénytelen, lejárt vagy hiányzik, ezért a rendszer megtagadja a hozzáférést. </w:t>
+      </w:r>
+    </w:p>
+    <w:p>
+      <w:r>
+        <w:rPr>
+          <w:bCs/>
+        </w:rPr>
+        <w:t xml:space="preserve">403 </w:t>
+      </w:r>
+      <w:proofErr w:type="spellStart"/>
+      <w:r>
+        <w:rPr>
+          <w:bCs/>
+        </w:rPr>
+        <w:t>Forbidden</w:t>
+      </w:r>
+      <w:proofErr w:type="spellEnd"/>
+      <w:r>
+        <w:rPr>
+          <w:bCs/>
+        </w:rPr>
+        <w:t>:</w:t>
+      </w:r>
+      <w:r>
+        <w:t xml:space="preserve"> A felhasználó nem jogosult az adott erőforrás lekérésére. </w:t>
+      </w:r>
+    </w:p>
+    <w:p>
+      <w:r>
+        <w:rPr>
+          <w:bCs/>
+        </w:rPr>
+        <w:t xml:space="preserve">500 </w:t>
+      </w:r>
+      <w:proofErr w:type="spellStart"/>
+      <w:r>
+        <w:rPr>
+          <w:bCs/>
+        </w:rPr>
+        <w:t>Internal</w:t>
+      </w:r>
+      <w:proofErr w:type="spellEnd"/>
+      <w:r>
+        <w:rPr>
+          <w:bCs/>
+        </w:rPr>
+        <w:t xml:space="preserve"> Server </w:t>
+      </w:r>
+      <w:proofErr w:type="spellStart"/>
+      <w:r>
+        <w:rPr>
+          <w:bCs/>
+        </w:rPr>
+        <w:t>Error</w:t>
+      </w:r>
+      <w:proofErr w:type="spellEnd"/>
+      <w:r>
+        <w:rPr>
+          <w:bCs/>
+        </w:rPr>
+        <w:t>:</w:t>
+      </w:r>
+      <w:r>
+        <w:t xml:space="preserve"> Hiba történt a szerveren a lekérdezés során, például az adatbázis nem elérhető, vagy valamilyen váratlan belső probléma adódott. </w:t>
+      </w:r>
+    </w:p>
+    <w:p>
+      <w:r>
+        <w:t>Ez a végpont nemcsak az adatok visszaadásáért felel, hanem a biztonságos működés és a felhasználói élmény szempontjából is kulcsfontosságú, hiszen minden további művelet – például új aktivitás felvétele vagy meglévő módosítása – az itt lekért adatokra épül. A felhasználó szerepkörétől függően a rendszer képes az adatokat testre szabottan visszaadni: például adminisztrátor vagy felhasználó csak a saját aktivitásait láthatja.</w:t>
+      </w:r>
+    </w:p>
+    <w:p>
+      <w:r>
+        <w:t>Tipikus használati esetek közé tartozik például, hogy a felhasználó minden nap ellenőrzi a tevékenységeit, frissíti a haladást, és ennek alapján a frontend vizuálisan megjeleníti a heti statisztikát vagy a befejezett és folyamatban lévő feladatokat. Ezáltal a végpont biztosítja az alkalmazás központi működését, és a felhasználó motivációját is segíti a napi célok követésében.</w:t>
+      </w:r>
+    </w:p>
+    <w:p>
+      <w:pPr>
+        <w:pStyle w:val="Cmsor3"/>
+        <w:rPr>
+          <w:bCs/>
+        </w:rPr>
+      </w:pPr>
+      <w:bookmarkStart w:id="40" w:name="_Toc226488140"/>
+      <w:r>
+        <w:rPr>
+          <w:bCs/>
+        </w:rPr>
         <w:t xml:space="preserve">Új </w:t>
       </w:r>
       <w:proofErr w:type="spellStart"/>
@@ -10007,7 +9847,7 @@
         </w:rPr>
         <w:t>)</w:t>
       </w:r>
-      <w:bookmarkEnd w:id="39"/>
+      <w:bookmarkEnd w:id="40"/>
     </w:p>
     <w:p>
       <w:r>
@@ -10059,7 +9899,10 @@
       </w:r>
       <w:proofErr w:type="spellEnd"/>
       <w:r>
-        <w:t xml:space="preserve">. A </w:t>
+        <w:t xml:space="preserve">. </w:t>
+      </w:r>
+      <w:r>
+        <w:t xml:space="preserve">A rendszer a </w:t>
       </w:r>
       <w:proofErr w:type="spellStart"/>
       <w:r>
@@ -10067,7 +9910,11 @@
       </w:r>
       <w:proofErr w:type="spellEnd"/>
       <w:r>
-        <w:t xml:space="preserve"> során a rendszer ellenőrzi, hogy minden szükséges mező (például név, típus, nehézségi szint, kezdő- és végdátum) meg van-e adva, és hogy a megadott értékek megfelelnek-e a rendszer szabályainak. Ha minden rendben van, az új rekord bekerül az adatbázisba, és a szerver visszajelzést ad a sikeres létrehozásról.</w:t>
+        <w:t xml:space="preserve"> során ellenőrzi, hogy a felhasználó megadott minden szükséges mezőt (például név, típus, nehézségi szint, kezdő- és végdátum). Ezután ellenőrzi, hogy a megadott értékek </w:t>
+      </w:r>
+      <w:r>
+        <w:lastRenderedPageBreak/>
+        <w:t>megfelelnek-e a rendszer szabályainak. Ha minden rendben van, a rendszer az új rekordot az adatbázisba helyezi, és visszajelzést ad a sikeres létrehozásról.</w:t>
       </w:r>
     </w:p>
     <w:p>
@@ -10110,7 +9957,266 @@
         <w:rPr>
           <w:bCs/>
         </w:rPr>
+        <w:t xml:space="preserve">400 </w:t>
+      </w:r>
+      <w:proofErr w:type="spellStart"/>
+      <w:r>
+        <w:rPr>
+          <w:bCs/>
+        </w:rPr>
+        <w:t>Bad</w:t>
+      </w:r>
+      <w:proofErr w:type="spellEnd"/>
+      <w:r>
+        <w:rPr>
+          <w:bCs/>
+        </w:rPr>
+        <w:t xml:space="preserve"> </w:t>
+      </w:r>
+      <w:proofErr w:type="spellStart"/>
+      <w:r>
+        <w:rPr>
+          <w:bCs/>
+        </w:rPr>
+        <w:t>Request</w:t>
+      </w:r>
+      <w:proofErr w:type="spellEnd"/>
+      <w:r>
+        <w:rPr>
+          <w:bCs/>
+        </w:rPr>
+        <w:t>:</w:t>
+      </w:r>
+      <w:r>
+        <w:t xml:space="preserve"> Hibás vagy hiányos adatok miatt nem sikerült létrehozni az aktivitást. </w:t>
+      </w:r>
+    </w:p>
+    <w:p>
+      <w:r>
+        <w:rPr>
+          <w:bCs/>
+        </w:rPr>
+        <w:t xml:space="preserve">401 </w:t>
+      </w:r>
+      <w:proofErr w:type="spellStart"/>
+      <w:r>
+        <w:rPr>
+          <w:bCs/>
+        </w:rPr>
+        <w:t>Unauthorized</w:t>
+      </w:r>
+      <w:proofErr w:type="spellEnd"/>
+      <w:r>
+        <w:rPr>
+          <w:bCs/>
+        </w:rPr>
+        <w:t>:</w:t>
+      </w:r>
+      <w:r>
+        <w:t xml:space="preserve"> Érvénytelen vagy hiányzó </w:t>
+      </w:r>
+      <w:proofErr w:type="spellStart"/>
+      <w:r>
+        <w:t>token</w:t>
+      </w:r>
+      <w:proofErr w:type="spellEnd"/>
+      <w:r>
+        <w:t xml:space="preserve"> miatt megtagadva a hozzáférés. </w:t>
+      </w:r>
+    </w:p>
+    <w:p>
+      <w:r>
+        <w:rPr>
+          <w:bCs/>
+        </w:rPr>
+        <w:t xml:space="preserve">403 </w:t>
+      </w:r>
+      <w:proofErr w:type="spellStart"/>
+      <w:r>
+        <w:rPr>
+          <w:bCs/>
+        </w:rPr>
+        <w:t>Forbidden</w:t>
+      </w:r>
+      <w:proofErr w:type="spellEnd"/>
+      <w:r>
+        <w:rPr>
+          <w:bCs/>
+        </w:rPr>
+        <w:t>:</w:t>
+      </w:r>
+      <w:r>
+        <w:t xml:space="preserve"> A felhasználó nem jogosult új aktivitás létrehozására. </w:t>
+      </w:r>
+    </w:p>
+    <w:p>
+      <w:r>
+        <w:rPr>
+          <w:bCs/>
+        </w:rPr>
+        <w:t xml:space="preserve">500 </w:t>
+      </w:r>
+      <w:proofErr w:type="spellStart"/>
+      <w:r>
+        <w:rPr>
+          <w:bCs/>
+        </w:rPr>
+        <w:t>Internal</w:t>
+      </w:r>
+      <w:proofErr w:type="spellEnd"/>
+      <w:r>
+        <w:rPr>
+          <w:bCs/>
+        </w:rPr>
+        <w:t xml:space="preserve"> Server </w:t>
+      </w:r>
+      <w:proofErr w:type="spellStart"/>
+      <w:r>
+        <w:rPr>
+          <w:bCs/>
+        </w:rPr>
+        <w:t>Error</w:t>
+      </w:r>
+      <w:proofErr w:type="spellEnd"/>
+      <w:r>
+        <w:rPr>
+          <w:bCs/>
+        </w:rPr>
+        <w:t>:</w:t>
+      </w:r>
+      <w:r>
+        <w:t xml:space="preserve"> Szerverhiba miatt nem sikerült az adat mentése. </w:t>
+      </w:r>
+    </w:p>
+    <w:p>
+      <w:r>
+        <w:t>Tipikus használati eset például, hogy a felhasználó minden reggel felviszi a napi tevékenységeit, amelyek alapján a rendszer vizuálisan frissíti a haladási diagramokat és heti statisztikákat.</w:t>
+      </w:r>
+    </w:p>
+    <w:p>
+      <w:pPr>
+        <w:pStyle w:val="Cmsor3"/>
+        <w:rPr>
+          <w:bCs/>
+        </w:rPr>
+      </w:pPr>
+      <w:bookmarkStart w:id="41" w:name="_Toc226488141"/>
+      <w:proofErr w:type="spellStart"/>
+      <w:r>
+        <w:rPr>
+          <w:bCs/>
+        </w:rPr>
+        <w:t>Activity</w:t>
+      </w:r>
+      <w:proofErr w:type="spellEnd"/>
+      <w:r>
+        <w:rPr>
+          <w:bCs/>
+        </w:rPr>
+        <w:t xml:space="preserve"> módosítása (PUT /napicsepp/</w:t>
+      </w:r>
+      <w:proofErr w:type="spellStart"/>
+      <w:r>
+        <w:rPr>
+          <w:bCs/>
+        </w:rPr>
+        <w:t>activities</w:t>
+      </w:r>
+      <w:proofErr w:type="spellEnd"/>
+      <w:r>
+        <w:rPr>
+          <w:bCs/>
+        </w:rPr>
+        <w:t>/:</w:t>
+      </w:r>
+      <w:proofErr w:type="spellStart"/>
+      <w:r>
+        <w:rPr>
+          <w:bCs/>
+        </w:rPr>
+        <w:t>id</w:t>
+      </w:r>
+      <w:proofErr w:type="spellEnd"/>
+      <w:r>
+        <w:rPr>
+          <w:bCs/>
+        </w:rPr>
+        <w:t>)</w:t>
+      </w:r>
+      <w:bookmarkEnd w:id="41"/>
+    </w:p>
+    <w:p>
+      <w:r>
+        <w:t>A PUT /napicsepp/</w:t>
+      </w:r>
+      <w:proofErr w:type="spellStart"/>
+      <w:r>
+        <w:t>activities</w:t>
+      </w:r>
+      <w:proofErr w:type="spellEnd"/>
+      <w:r>
+        <w:t>/:</w:t>
+      </w:r>
+      <w:proofErr w:type="spellStart"/>
+      <w:r>
+        <w:t>id</w:t>
+      </w:r>
+      <w:proofErr w:type="spellEnd"/>
+      <w:r>
+        <w:t xml:space="preserve"> végpont lehetővé teszi, hogy a felhasználó frissítse egy meglévő aktivitás adatait. Ez fontos funkció, mert gyakran előfordulhat, hogy egy aktivitást hibásan rögzítenek, vagy a felhasználó szeretné módosítani a nehézségi szintet, a kezdő- és végdátumot.</w:t>
+      </w:r>
+    </w:p>
+    <w:p>
+      <w:r>
+        <w:t xml:space="preserve">A működés során a kliens elküldi a módosítandó adatokat és az aktivitás azonosítóját a szervernek. A szerver először ellenőrzi a </w:t>
+      </w:r>
+      <w:proofErr w:type="spellStart"/>
+      <w:r>
+        <w:t>token</w:t>
+      </w:r>
+      <w:proofErr w:type="spellEnd"/>
+      <w:r>
+        <w:t xml:space="preserve"> érvényességét és a felhasználó jogosultságát, majd </w:t>
+      </w:r>
+      <w:proofErr w:type="spellStart"/>
+      <w:r>
+        <w:t>validálja</w:t>
+      </w:r>
+      <w:proofErr w:type="spellEnd"/>
+      <w:r>
+        <w:t xml:space="preserve"> a beérkező adatokat. Amennyiben minden rendben van, a szerver frissíti az adatbázisban a megfelelő rekordot, és visszajelzést ad a sikeres módosításról.</w:t>
+      </w:r>
+    </w:p>
+    <w:p>
+      <w:r>
+        <w:t xml:space="preserve">Ez a végpont kulcsfontosságú a felhasználói kontroll szempontjából, hiszen biztosítja, hogy a felhasználó az adatait mindig pontosan és naprakészen tarthassa. A </w:t>
+      </w:r>
+      <w:r>
         <w:lastRenderedPageBreak/>
+        <w:t>frontend ezután a módosított adatokat azonnal megjeleníti a felhasználónak, így a vizuális áttekintés és a statisztikák mindig valós állapotot tükröznek.</w:t>
+      </w:r>
+    </w:p>
+    <w:p>
+      <w:r>
+        <w:t>Lehetséges válaszok:</w:t>
+      </w:r>
+    </w:p>
+    <w:p>
+      <w:r>
+        <w:rPr>
+          <w:bCs/>
+        </w:rPr>
+        <w:t>200 OK:</w:t>
+      </w:r>
+      <w:r>
+        <w:t xml:space="preserve"> Az aktivitás sikeresen frissítve. </w:t>
+      </w:r>
+    </w:p>
+    <w:p>
+      <w:r>
+        <w:rPr>
+          <w:bCs/>
+        </w:rPr>
         <w:t xml:space="preserve">400 </w:t>
       </w:r>
       <w:proofErr w:type="spellStart"/>
@@ -10142,7 +10248,7 @@
         <w:t>:</w:t>
       </w:r>
       <w:r>
-        <w:t xml:space="preserve"> Hibás vagy hiányos adatok miatt nem sikerült létrehozni az aktivitást. </w:t>
+        <w:t xml:space="preserve"> Hiányzó vagy hibás adatok miatt a frissítés nem hajtható végre. </w:t>
       </w:r>
     </w:p>
     <w:p>
@@ -10200,7 +10306,7 @@
         <w:t>:</w:t>
       </w:r>
       <w:r>
-        <w:t xml:space="preserve"> A felhasználó nem jogosult új aktivitás létrehozására. </w:t>
+        <w:t xml:space="preserve"> A felhasználó nem jogosult az adott aktivitás módosítására. </w:t>
       </w:r>
     </w:p>
     <w:p>
@@ -10239,12 +10345,12 @@
         <w:t>:</w:t>
       </w:r>
       <w:r>
-        <w:t xml:space="preserve"> Szerverhiba miatt nem sikerült az adat mentése. </w:t>
-      </w:r>
-    </w:p>
-    <w:p>
-      <w:r>
-        <w:t>Tipikus használati eset például, hogy a felhasználó minden reggel felviszi a napi tevékenységeit, amelyek alapján a rendszer vizuálisan frissíti a haladási diagramokat és heti statisztikákat.</w:t>
+        <w:t xml:space="preserve"> Szerverhiba a frissítés során. </w:t>
+      </w:r>
+    </w:p>
+    <w:p>
+      <w:r>
+        <w:t>Tipikus használati eset, amikor a felhasználó korrigálja az aktivitás adatait, például módosítja a befejezés dátumát.</w:t>
       </w:r>
     </w:p>
     <w:p>
@@ -10254,7 +10360,7 @@
           <w:bCs/>
         </w:rPr>
       </w:pPr>
-      <w:bookmarkStart w:id="40" w:name="_Toc225539746"/>
+      <w:bookmarkStart w:id="42" w:name="_Toc226488142"/>
       <w:proofErr w:type="spellStart"/>
       <w:r>
         <w:rPr>
@@ -10267,7 +10373,7 @@
         <w:rPr>
           <w:bCs/>
         </w:rPr>
-        <w:t xml:space="preserve"> módosítása (PUT /napicsepp/</w:t>
+        <w:t xml:space="preserve"> törlése (DELETE /napicsepp/</w:t>
       </w:r>
       <w:proofErr w:type="spellStart"/>
       <w:r>
@@ -10297,11 +10403,11 @@
         </w:rPr>
         <w:t>)</w:t>
       </w:r>
-      <w:bookmarkEnd w:id="40"/>
-    </w:p>
-    <w:p>
-      <w:r>
-        <w:t>A PUT /napicsepp/</w:t>
+      <w:bookmarkEnd w:id="42"/>
+    </w:p>
+    <w:p>
+      <w:r>
+        <w:t>A DELETE /napicsepp/</w:t>
       </w:r>
       <w:proofErr w:type="spellStart"/>
       <w:r>
@@ -10317,12 +10423,12 @@
       </w:r>
       <w:proofErr w:type="spellEnd"/>
       <w:r>
-        <w:t xml:space="preserve"> végpont lehetővé teszi, hogy a felhasználó frissítse egy meglévő aktivitás adatait. Ez fontos funkció, mert gyakran előfordulhat, hogy egy aktivitást hibásan rögzítenek, vagy a felhasználó szeretné módosítani a nehézségi szintet, a kezdő- és végdátumot.</w:t>
-      </w:r>
-    </w:p>
-    <w:p>
-      <w:r>
-        <w:t xml:space="preserve">A működés során a kliens elküldi a módosítandó adatokat és az aktivitás azonosítóját a szervernek. A szerver először ellenőrzi a </w:t>
+        <w:t xml:space="preserve"> végpont lehetővé teszi, hogy a felhasználó véglegesen eltávolítson egy aktivitást az alkalmazásból. Ez a funkció alapvető a rendszer tisztán tartása és a felhasználói kontroll szempontjából, mivel a felhasználó csak az általa létrehozott tevékenységeket törölheti.</w:t>
+      </w:r>
+    </w:p>
+    <w:p>
+      <w:r>
+        <w:t xml:space="preserve">A szerver a </w:t>
       </w:r>
       <w:proofErr w:type="spellStart"/>
       <w:r>
@@ -10330,20 +10436,29 @@
       </w:r>
       <w:proofErr w:type="spellEnd"/>
       <w:r>
-        <w:t xml:space="preserve"> érvényességét és a felhasználó jogosultságát, majd </w:t>
-      </w:r>
-      <w:proofErr w:type="spellStart"/>
-      <w:r>
-        <w:t>validálja</w:t>
-      </w:r>
-      <w:proofErr w:type="spellEnd"/>
-      <w:r>
-        <w:t xml:space="preserve"> a beérkező adatokat. Amennyiben minden rendben van, a szerver frissíti az adatbázisban a megfelelő rekordot, és visszajelzést ad a sikeres módosításról.</w:t>
-      </w:r>
-    </w:p>
-    <w:p>
-      <w:r>
-        <w:t>Ez a végpont kulcsfontosságú a felhasználói kontroll szempontjából, hiszen biztosítja, hogy a felhasználó az adatait mindig pontosan és naprakészen tarthassa. A frontend ezután a módosított adatokat azonnal megjeleníti a felhasználónak, így a vizuális áttekintés és a statisztikák mindig valós állapotot tükröznek.</w:t>
+        <w:t xml:space="preserve"> ellenőrzése után meghatározza, hogy a felhasználó jogosult-e a törlés végrehajtására. Amennyiben a jogosultság és a </w:t>
+      </w:r>
+      <w:proofErr w:type="spellStart"/>
+      <w:r>
+        <w:t>token</w:t>
+      </w:r>
+      <w:proofErr w:type="spellEnd"/>
+      <w:r>
+        <w:t xml:space="preserve"> érvényessége </w:t>
+      </w:r>
+      <w:r>
+        <w:t>megfellel az elvártnak</w:t>
+      </w:r>
+      <w:r>
+        <w:t xml:space="preserve">, a szerver törli az adatbázisból a megadott azonosítóhoz tartozó aktivitást. Ezt követően a felhasználó visszajelzést kap a törlés sikerességéről, és a frontend frissíti az aktivitások listáját, hogy a már </w:t>
+      </w:r>
+      <w:proofErr w:type="spellStart"/>
+      <w:r>
+        <w:t>törölt</w:t>
+      </w:r>
+      <w:proofErr w:type="spellEnd"/>
+      <w:r>
+        <w:t xml:space="preserve"> elem ne jelenjen meg.</w:t>
       </w:r>
     </w:p>
     <w:p>
@@ -10359,7 +10474,7 @@
         <w:t>200 OK:</w:t>
       </w:r>
       <w:r>
-        <w:t xml:space="preserve"> Az aktivitás sikeresen frissítve. </w:t>
+        <w:t xml:space="preserve"> Az aktivitás sikeresen törölve. </w:t>
       </w:r>
     </w:p>
     <w:p>
@@ -10367,20 +10482,78 @@
         <w:rPr>
           <w:bCs/>
         </w:rPr>
-        <w:t xml:space="preserve">400 </w:t>
+        <w:t xml:space="preserve">401 </w:t>
       </w:r>
       <w:proofErr w:type="spellStart"/>
       <w:r>
         <w:rPr>
           <w:bCs/>
         </w:rPr>
-        <w:t>Bad</w:t>
+        <w:t>Unauthorized</w:t>
       </w:r>
       <w:proofErr w:type="spellEnd"/>
       <w:r>
         <w:rPr>
           <w:bCs/>
         </w:rPr>
+        <w:t>:</w:t>
+      </w:r>
+      <w:r>
+        <w:t xml:space="preserve"> Hiányzó vagy érvénytelen </w:t>
+      </w:r>
+      <w:proofErr w:type="spellStart"/>
+      <w:r>
+        <w:t>token</w:t>
+      </w:r>
+      <w:proofErr w:type="spellEnd"/>
+      <w:r>
+        <w:t xml:space="preserve"> miatt a hozzáférés megtagadva. </w:t>
+      </w:r>
+    </w:p>
+    <w:p>
+      <w:r>
+        <w:rPr>
+          <w:bCs/>
+        </w:rPr>
+        <w:t xml:space="preserve">403 </w:t>
+      </w:r>
+      <w:proofErr w:type="spellStart"/>
+      <w:r>
+        <w:rPr>
+          <w:bCs/>
+        </w:rPr>
+        <w:t>Forbidden</w:t>
+      </w:r>
+      <w:proofErr w:type="spellEnd"/>
+      <w:r>
+        <w:rPr>
+          <w:bCs/>
+        </w:rPr>
+        <w:t>:</w:t>
+      </w:r>
+      <w:r>
+        <w:t xml:space="preserve"> A felhasználó nem jogosult törölni az adott aktivitást. </w:t>
+      </w:r>
+    </w:p>
+    <w:p>
+      <w:r>
+        <w:rPr>
+          <w:bCs/>
+        </w:rPr>
+        <w:t xml:space="preserve">404 </w:t>
+      </w:r>
+      <w:proofErr w:type="spellStart"/>
+      <w:r>
+        <w:rPr>
+          <w:bCs/>
+        </w:rPr>
+        <w:t>Not</w:t>
+      </w:r>
+      <w:proofErr w:type="spellEnd"/>
+      <w:r>
+        <w:rPr>
+          <w:bCs/>
+        </w:rPr>
         <w:t xml:space="preserve"> </w:t>
       </w:r>
       <w:proofErr w:type="spellStart"/>
@@ -10388,7 +10561,7 @@
         <w:rPr>
           <w:bCs/>
         </w:rPr>
-        <w:t>Request</w:t>
+        <w:t>Found</w:t>
       </w:r>
       <w:proofErr w:type="spellEnd"/>
       <w:r>
@@ -10398,7 +10571,7 @@
         <w:t>:</w:t>
       </w:r>
       <w:r>
-        <w:t xml:space="preserve"> Hiányzó vagy hibás adatok miatt a frissítés nem hajtható végre. </w:t>
+        <w:t xml:space="preserve"> A megadott azonosítóhoz nem tartozik aktivitás az adatbázisban. </w:t>
       </w:r>
     </w:p>
     <w:p>
@@ -10406,372 +10579,55 @@
         <w:rPr>
           <w:bCs/>
         </w:rPr>
-        <w:t xml:space="preserve">401 </w:t>
+        <w:t xml:space="preserve">500 </w:t>
       </w:r>
       <w:proofErr w:type="spellStart"/>
       <w:r>
         <w:rPr>
           <w:bCs/>
         </w:rPr>
-        <w:t>Unauthorized</w:t>
+        <w:t>Internal</w:t>
       </w:r>
       <w:proofErr w:type="spellEnd"/>
       <w:r>
         <w:rPr>
           <w:bCs/>
         </w:rPr>
+        <w:t xml:space="preserve"> Server </w:t>
+      </w:r>
+      <w:proofErr w:type="spellStart"/>
+      <w:r>
+        <w:rPr>
+          <w:bCs/>
+        </w:rPr>
+        <w:t>Error</w:t>
+      </w:r>
+      <w:proofErr w:type="spellEnd"/>
+      <w:r>
+        <w:rPr>
+          <w:bCs/>
+        </w:rPr>
         <w:t>:</w:t>
       </w:r>
       <w:r>
-        <w:t xml:space="preserve"> Érvénytelen vagy hiányzó </w:t>
-      </w:r>
-      <w:proofErr w:type="spellStart"/>
-      <w:r>
-        <w:t>token</w:t>
-      </w:r>
-      <w:proofErr w:type="spellEnd"/>
-      <w:r>
-        <w:t xml:space="preserve"> miatt megtagadva a hozzáférés. </w:t>
-      </w:r>
-    </w:p>
-    <w:p>
-      <w:r>
-        <w:rPr>
-          <w:bCs/>
-        </w:rPr>
-        <w:t xml:space="preserve">403 </w:t>
-      </w:r>
-      <w:proofErr w:type="spellStart"/>
-      <w:r>
-        <w:rPr>
-          <w:bCs/>
-        </w:rPr>
-        <w:t>Forbidden</w:t>
-      </w:r>
-      <w:proofErr w:type="spellEnd"/>
-      <w:r>
-        <w:rPr>
-          <w:bCs/>
-        </w:rPr>
-        <w:t>:</w:t>
-      </w:r>
-      <w:r>
-        <w:t xml:space="preserve"> A felhasználó nem jogosult az adott aktivitás módosítására. </w:t>
-      </w:r>
-    </w:p>
-    <w:p>
-      <w:r>
-        <w:rPr>
-          <w:bCs/>
-        </w:rPr>
+        <w:t xml:space="preserve"> Szerverhiba a törlés során. </w:t>
+      </w:r>
+    </w:p>
+    <w:p>
+      <w:r>
         <w:lastRenderedPageBreak/>
-        <w:t xml:space="preserve">500 </w:t>
-      </w:r>
-      <w:proofErr w:type="spellStart"/>
-      <w:r>
-        <w:rPr>
-          <w:bCs/>
-        </w:rPr>
-        <w:t>Internal</w:t>
-      </w:r>
-      <w:proofErr w:type="spellEnd"/>
-      <w:r>
-        <w:rPr>
-          <w:bCs/>
-        </w:rPr>
-        <w:t xml:space="preserve"> Server </w:t>
-      </w:r>
-      <w:proofErr w:type="spellStart"/>
-      <w:r>
-        <w:rPr>
-          <w:bCs/>
-        </w:rPr>
-        <w:t>Error</w:t>
-      </w:r>
-      <w:proofErr w:type="spellEnd"/>
-      <w:r>
-        <w:rPr>
-          <w:bCs/>
-        </w:rPr>
-        <w:t>:</w:t>
-      </w:r>
-      <w:r>
-        <w:t xml:space="preserve"> Szerverhiba a frissítés során. </w:t>
-      </w:r>
-    </w:p>
-    <w:p>
-      <w:r>
-        <w:t>Tipikus használati eset, amikor a felhasználó korrigálja az aktivitás adatait, például módosítja a befejezés dátumát.</w:t>
+        <w:t>Tipikus használati eset, amikor a felhasználó eltávolítja a már nem releváns vagy hibásan rögzített aktivitásokat, ezzel biztosítva, hogy az alkalmazásban csak a valós és aktuális adatok maradjanak.</w:t>
       </w:r>
     </w:p>
     <w:p>
       <w:pPr>
         <w:pStyle w:val="Cmsor3"/>
-        <w:rPr>
-          <w:bCs/>
-        </w:rPr>
-      </w:pPr>
-      <w:bookmarkStart w:id="41" w:name="_Toc225539747"/>
-      <w:proofErr w:type="spellStart"/>
-      <w:r>
-        <w:rPr>
-          <w:bCs/>
-        </w:rPr>
-        <w:t>Activity</w:t>
-      </w:r>
-      <w:proofErr w:type="spellEnd"/>
-      <w:r>
-        <w:rPr>
-          <w:bCs/>
-        </w:rPr>
-        <w:t xml:space="preserve"> törlése (DELETE /napicsepp/</w:t>
-      </w:r>
-      <w:proofErr w:type="spellStart"/>
-      <w:r>
-        <w:rPr>
-          <w:bCs/>
-        </w:rPr>
-        <w:t>activities</w:t>
-      </w:r>
-      <w:proofErr w:type="spellEnd"/>
-      <w:r>
-        <w:rPr>
-          <w:bCs/>
-        </w:rPr>
-        <w:t>/:</w:t>
-      </w:r>
-      <w:proofErr w:type="spellStart"/>
-      <w:r>
-        <w:rPr>
-          <w:bCs/>
-        </w:rPr>
-        <w:t>id</w:t>
-      </w:r>
-      <w:proofErr w:type="spellEnd"/>
-      <w:r>
-        <w:rPr>
-          <w:bCs/>
-        </w:rPr>
-        <w:t>)</w:t>
-      </w:r>
-      <w:bookmarkEnd w:id="41"/>
-    </w:p>
-    <w:p>
-      <w:r>
-        <w:t>A DELETE /napicsepp/</w:t>
-      </w:r>
-      <w:proofErr w:type="spellStart"/>
-      <w:r>
-        <w:t>activities</w:t>
-      </w:r>
-      <w:proofErr w:type="spellEnd"/>
-      <w:r>
-        <w:t>/:</w:t>
-      </w:r>
-      <w:proofErr w:type="spellStart"/>
-      <w:r>
-        <w:t>id</w:t>
-      </w:r>
-      <w:proofErr w:type="spellEnd"/>
-      <w:r>
-        <w:t xml:space="preserve"> végpont lehetővé teszi, hogy a felhasználó véglegesen eltávolítson egy aktivitást az alkalmazásból. Ez a funkció alapvető a rendszer tisztán tartása és a felhasználói kontroll szempontjából, mivel a felhasználó csak az általa létrehozott tevékenységeket törölheti.</w:t>
-      </w:r>
-    </w:p>
-    <w:p>
-      <w:r>
-        <w:t xml:space="preserve">A szerver a </w:t>
-      </w:r>
-      <w:proofErr w:type="spellStart"/>
-      <w:r>
-        <w:t>token</w:t>
-      </w:r>
-      <w:proofErr w:type="spellEnd"/>
-      <w:r>
-        <w:t xml:space="preserve"> ellenőrzése után meghatározza, hogy a felhasználó jogosult-e a törlés végrehajtására. Amennyiben a jogosultság és a </w:t>
-      </w:r>
-      <w:proofErr w:type="spellStart"/>
-      <w:r>
-        <w:t>token</w:t>
-      </w:r>
-      <w:proofErr w:type="spellEnd"/>
-      <w:r>
-        <w:t xml:space="preserve"> érvényessége rendben van, a szerver törli az adatbázisból a megadott azonosítóhoz tartozó aktivitást. Ezt követően a felhasználó visszajelzést kap a törlés sikerességéről, és a frontend frissíti az aktivitások listáját, hogy a már </w:t>
-      </w:r>
-      <w:proofErr w:type="spellStart"/>
-      <w:r>
-        <w:t>törölt</w:t>
-      </w:r>
-      <w:proofErr w:type="spellEnd"/>
-      <w:r>
-        <w:t xml:space="preserve"> elem ne jelenjen meg.</w:t>
-      </w:r>
-    </w:p>
-    <w:p>
-      <w:r>
-        <w:t>Lehetséges válaszok:</w:t>
-      </w:r>
-    </w:p>
-    <w:p>
-      <w:r>
-        <w:rPr>
-          <w:bCs/>
-        </w:rPr>
-        <w:t>200 OK:</w:t>
-      </w:r>
-      <w:r>
-        <w:t xml:space="preserve"> Az aktivitás sikeresen törölve. </w:t>
-      </w:r>
-    </w:p>
-    <w:p>
-      <w:r>
-        <w:rPr>
-          <w:bCs/>
-        </w:rPr>
-        <w:t xml:space="preserve">401 </w:t>
-      </w:r>
-      <w:proofErr w:type="spellStart"/>
-      <w:r>
-        <w:rPr>
-          <w:bCs/>
-        </w:rPr>
-        <w:t>Unauthorized</w:t>
-      </w:r>
-      <w:proofErr w:type="spellEnd"/>
-      <w:r>
-        <w:rPr>
-          <w:bCs/>
-        </w:rPr>
-        <w:t>:</w:t>
-      </w:r>
-      <w:r>
-        <w:t xml:space="preserve"> Hiányzó vagy érvénytelen </w:t>
-      </w:r>
-      <w:proofErr w:type="spellStart"/>
-      <w:r>
-        <w:t>token</w:t>
-      </w:r>
-      <w:proofErr w:type="spellEnd"/>
-      <w:r>
-        <w:t xml:space="preserve"> miatt a hozzáférés megtagadva. </w:t>
-      </w:r>
-    </w:p>
-    <w:p>
-      <w:r>
-        <w:rPr>
-          <w:bCs/>
-        </w:rPr>
-        <w:t xml:space="preserve">403 </w:t>
-      </w:r>
-      <w:proofErr w:type="spellStart"/>
-      <w:r>
-        <w:rPr>
-          <w:bCs/>
-        </w:rPr>
-        <w:t>Forbidden</w:t>
-      </w:r>
-      <w:proofErr w:type="spellEnd"/>
-      <w:r>
-        <w:rPr>
-          <w:bCs/>
-        </w:rPr>
-        <w:t>:</w:t>
-      </w:r>
-      <w:r>
-        <w:t xml:space="preserve"> A felhasználó nem jogosult törölni az adott aktivitást. </w:t>
-      </w:r>
-    </w:p>
-    <w:p>
-      <w:r>
-        <w:rPr>
-          <w:bCs/>
-        </w:rPr>
-        <w:t xml:space="preserve">404 </w:t>
-      </w:r>
-      <w:proofErr w:type="spellStart"/>
-      <w:r>
-        <w:rPr>
-          <w:bCs/>
-        </w:rPr>
-        <w:t>Not</w:t>
-      </w:r>
-      <w:proofErr w:type="spellEnd"/>
-      <w:r>
-        <w:rPr>
-          <w:bCs/>
-        </w:rPr>
-        <w:t xml:space="preserve"> </w:t>
-      </w:r>
-      <w:proofErr w:type="spellStart"/>
-      <w:r>
-        <w:rPr>
-          <w:bCs/>
-        </w:rPr>
-        <w:t>Found</w:t>
-      </w:r>
-      <w:proofErr w:type="spellEnd"/>
-      <w:r>
-        <w:rPr>
-          <w:bCs/>
-        </w:rPr>
-        <w:t>:</w:t>
-      </w:r>
-      <w:r>
-        <w:t xml:space="preserve"> A megadott azonosítóhoz nem tartozik aktivitás az adatbázisban. </w:t>
-      </w:r>
-    </w:p>
-    <w:p>
-      <w:r>
-        <w:rPr>
-          <w:bCs/>
-        </w:rPr>
-        <w:t xml:space="preserve">500 </w:t>
-      </w:r>
-      <w:proofErr w:type="spellStart"/>
-      <w:r>
-        <w:rPr>
-          <w:bCs/>
-        </w:rPr>
-        <w:t>Internal</w:t>
-      </w:r>
-      <w:proofErr w:type="spellEnd"/>
-      <w:r>
-        <w:rPr>
-          <w:bCs/>
-        </w:rPr>
-        <w:t xml:space="preserve"> Server </w:t>
-      </w:r>
-      <w:proofErr w:type="spellStart"/>
-      <w:r>
-        <w:rPr>
-          <w:bCs/>
-        </w:rPr>
-        <w:t>Error</w:t>
-      </w:r>
-      <w:proofErr w:type="spellEnd"/>
-      <w:r>
-        <w:rPr>
-          <w:bCs/>
-        </w:rPr>
-        <w:t>:</w:t>
-      </w:r>
-      <w:r>
-        <w:t xml:space="preserve"> Szerverhiba a törlés során. </w:t>
-      </w:r>
-    </w:p>
-    <w:p>
-      <w:r>
-        <w:t>Tipikus használati eset, amikor a felhasználó eltávolítja a már nem releváns vagy hibásan rögzített aktivitásokat, ezzel biztosítva, hogy az alkalmazásban csak a valós és aktuális adatok maradjanak.</w:t>
-      </w:r>
-    </w:p>
-    <w:p>
-      <w:pPr>
-        <w:pStyle w:val="Cmsor3"/>
-      </w:pPr>
-      <w:bookmarkStart w:id="42" w:name="_Toc225539748"/>
+      </w:pPr>
+      <w:bookmarkStart w:id="43" w:name="_Toc226488143"/>
       <w:r>
         <w:t>Szerepkörök és jogosultságok</w:t>
       </w:r>
-      <w:bookmarkEnd w:id="42"/>
+      <w:bookmarkEnd w:id="43"/>
     </w:p>
     <w:p>
       <w:r>
@@ -10815,11 +10671,7 @@
       </w:r>
       <w:proofErr w:type="spellEnd"/>
       <w:r>
-        <w:t xml:space="preserve"> kerülnek </w:t>
-      </w:r>
-      <w:r>
-        <w:lastRenderedPageBreak/>
-        <w:t xml:space="preserve">eltárolásra, így minden védett végpont esetén a backend a </w:t>
+        <w:t xml:space="preserve"> kerülnek eltárolásra, így minden védett végpont esetén a backend a </w:t>
       </w:r>
       <w:proofErr w:type="spellStart"/>
       <w:r>
@@ -11461,6 +11313,7 @@
               <w:ind w:firstLine="0"/>
             </w:pPr>
             <w:r>
+              <w:lastRenderedPageBreak/>
               <w:t>Rendszerstatisztikák lekérdezése</w:t>
             </w:r>
           </w:p>
@@ -11636,17 +11489,16 @@
         <w:pStyle w:val="Cmsor1"/>
         <w:ind w:firstLine="0"/>
       </w:pPr>
-      <w:bookmarkStart w:id="43" w:name="_Toc225539749"/>
+      <w:bookmarkStart w:id="44" w:name="_Toc226488144"/>
       <w:r>
         <w:rPr>
           <w:rFonts w:eastAsia="Times New Roman" w:cs="Times New Roman"/>
           <w:bCs/>
           <w:szCs w:val="32"/>
         </w:rPr>
-        <w:lastRenderedPageBreak/>
         <w:t>Frontend Komponensek Bemutatása</w:t>
       </w:r>
-      <w:bookmarkEnd w:id="43"/>
+      <w:bookmarkEnd w:id="44"/>
     </w:p>
     <w:p>
       <w:r>
@@ -11787,7 +11639,7 @@
         <w:pStyle w:val="Cmsor2"/>
         <w:ind w:firstLine="0"/>
       </w:pPr>
-      <w:bookmarkStart w:id="44" w:name="_Toc225539750"/>
+      <w:bookmarkStart w:id="45" w:name="_Toc226488145"/>
       <w:proofErr w:type="spellStart"/>
       <w:r>
         <w:rPr>
@@ -11806,7 +11658,7 @@
         </w:rPr>
         <w:t xml:space="preserve"> komponens</w:t>
       </w:r>
-      <w:bookmarkEnd w:id="44"/>
+      <w:bookmarkEnd w:id="45"/>
     </w:p>
     <w:p>
       <w:r>
@@ -11890,7 +11742,7 @@
       <w:pPr>
         <w:pStyle w:val="Cmsor3"/>
       </w:pPr>
-      <w:bookmarkStart w:id="45" w:name="_Toc225539751"/>
+      <w:bookmarkStart w:id="46" w:name="_Toc226488146"/>
       <w:r>
         <w:rPr>
           <w:rFonts w:eastAsia="Times New Roman" w:cs="Times New Roman"/>
@@ -11899,7 +11751,7 @@
         </w:rPr>
         <w:t>Kommunikáció</w:t>
       </w:r>
-      <w:bookmarkEnd w:id="45"/>
+      <w:bookmarkEnd w:id="46"/>
     </w:p>
     <w:p>
       <w:proofErr w:type="spellStart"/>
@@ -11956,7 +11808,7 @@
       <w:pPr>
         <w:pStyle w:val="Cmsor3"/>
       </w:pPr>
-      <w:bookmarkStart w:id="46" w:name="_Toc225539752"/>
+      <w:bookmarkStart w:id="47" w:name="_Toc226488147"/>
       <w:r>
         <w:rPr>
           <w:rFonts w:eastAsia="Times New Roman" w:cs="Times New Roman"/>
@@ -11965,7 +11817,7 @@
         </w:rPr>
         <w:t>Megjelenített elemek</w:t>
       </w:r>
-      <w:bookmarkEnd w:id="46"/>
+      <w:bookmarkEnd w:id="47"/>
     </w:p>
     <w:p>
       <w:r>
@@ -12038,6 +11890,7 @@
         <w:spacing w:before="120"/>
         <w:jc w:val="center"/>
       </w:pPr>
+      <w:proofErr w:type="gramStart"/>
       <w:r>
         <w:rPr>
           <w:rFonts w:eastAsia="Times New Roman" w:cs="Times New Roman"/>
@@ -12047,9 +11900,10 @@
           <w:sz w:val="20"/>
           <w:szCs w:val="20"/>
         </w:rPr>
-        <w:t xml:space="preserve">[ 3. ábra – </w:t>
-      </w:r>
-      <w:proofErr w:type="spellStart"/>
+        <w:lastRenderedPageBreak/>
+        <w:t>[ 3.</w:t>
+      </w:r>
+      <w:proofErr w:type="gramEnd"/>
       <w:r>
         <w:rPr>
           <w:rFonts w:eastAsia="Times New Roman" w:cs="Times New Roman"/>
@@ -12059,9 +11913,9 @@
           <w:sz w:val="20"/>
           <w:szCs w:val="20"/>
         </w:rPr>
-        <w:t>Sidebar</w:t>
-      </w:r>
-      <w:proofErr w:type="spellEnd"/>
+        <w:t xml:space="preserve"> ábra – </w:t>
+      </w:r>
+      <w:proofErr w:type="spellStart"/>
       <w:r>
         <w:rPr>
           <w:rFonts w:eastAsia="Times New Roman" w:cs="Times New Roman"/>
@@ -12071,9 +11925,9 @@
           <w:sz w:val="20"/>
           <w:szCs w:val="20"/>
         </w:rPr>
-        <w:t xml:space="preserve"> komponens megjelenése asztali és mobil </w:t>
-      </w:r>
-      <w:proofErr w:type="gramStart"/>
+        <w:t>Sidebar</w:t>
+      </w:r>
+      <w:proofErr w:type="spellEnd"/>
       <w:r>
         <w:rPr>
           <w:rFonts w:eastAsia="Times New Roman" w:cs="Times New Roman"/>
@@ -12083,6 +11937,18 @@
           <w:sz w:val="20"/>
           <w:szCs w:val="20"/>
         </w:rPr>
+        <w:t xml:space="preserve"> komponens megjelenése asztali és mobil </w:t>
+      </w:r>
+      <w:proofErr w:type="gramStart"/>
+      <w:r>
+        <w:rPr>
+          <w:rFonts w:eastAsia="Times New Roman" w:cs="Times New Roman"/>
+          <w:i/>
+          <w:iCs/>
+          <w:color w:val="888888"/>
+          <w:sz w:val="20"/>
+          <w:szCs w:val="20"/>
+        </w:rPr>
         <w:t>nézetben ]</w:t>
       </w:r>
       <w:proofErr w:type="gramEnd"/>
@@ -12130,7 +11996,7 @@
         <w:pStyle w:val="Cmsor2"/>
         <w:ind w:firstLine="0"/>
       </w:pPr>
-      <w:bookmarkStart w:id="47" w:name="_Toc225539753"/>
+      <w:bookmarkStart w:id="48" w:name="_Toc226488148"/>
       <w:proofErr w:type="spellStart"/>
       <w:r>
         <w:rPr>
@@ -12138,7 +12004,6 @@
           <w:bCs/>
           <w:szCs w:val="28"/>
         </w:rPr>
-        <w:lastRenderedPageBreak/>
         <w:t>AddTaskPopup</w:t>
       </w:r>
       <w:proofErr w:type="spellEnd"/>
@@ -12150,7 +12015,7 @@
         </w:rPr>
         <w:t xml:space="preserve"> komponens</w:t>
       </w:r>
-      <w:bookmarkEnd w:id="47"/>
+      <w:bookmarkEnd w:id="48"/>
     </w:p>
     <w:p>
       <w:r>
@@ -12248,7 +12113,7 @@
       <w:pPr>
         <w:pStyle w:val="Cmsor3"/>
       </w:pPr>
-      <w:bookmarkStart w:id="48" w:name="_Toc225539754"/>
+      <w:bookmarkStart w:id="49" w:name="_Toc226488149"/>
       <w:proofErr w:type="spellStart"/>
       <w:r>
         <w:rPr>
@@ -12258,7 +12123,7 @@
         </w:rPr>
         <w:t>Props</w:t>
       </w:r>
-      <w:bookmarkEnd w:id="48"/>
+      <w:bookmarkEnd w:id="49"/>
       <w:proofErr w:type="spellEnd"/>
     </w:p>
     <w:tbl>
@@ -12519,7 +12384,7 @@
       <w:pPr>
         <w:pStyle w:val="Cmsor3"/>
       </w:pPr>
-      <w:bookmarkStart w:id="49" w:name="_Toc225539755"/>
+      <w:bookmarkStart w:id="50" w:name="_Toc226488150"/>
       <w:r>
         <w:rPr>
           <w:rFonts w:eastAsia="Times New Roman" w:cs="Times New Roman"/>
@@ -12528,7 +12393,7 @@
         </w:rPr>
         <w:t>Kommunikáció</w:t>
       </w:r>
-      <w:bookmarkEnd w:id="49"/>
+      <w:bookmarkEnd w:id="50"/>
     </w:p>
     <w:p>
       <w:proofErr w:type="spellStart"/>
@@ -12623,6 +12488,7 @@
         <w:spacing w:before="120"/>
         <w:jc w:val="center"/>
       </w:pPr>
+      <w:proofErr w:type="gramStart"/>
       <w:r>
         <w:rPr>
           <w:rFonts w:eastAsia="Times New Roman" w:cs="Times New Roman"/>
@@ -12632,9 +12498,9 @@
           <w:sz w:val="20"/>
           <w:szCs w:val="20"/>
         </w:rPr>
-        <w:t xml:space="preserve">[ 4. ábra – </w:t>
-      </w:r>
-      <w:proofErr w:type="spellStart"/>
+        <w:t>[ 4.</w:t>
+      </w:r>
+      <w:proofErr w:type="gramEnd"/>
       <w:r>
         <w:rPr>
           <w:rFonts w:eastAsia="Times New Roman" w:cs="Times New Roman"/>
@@ -12644,9 +12510,9 @@
           <w:sz w:val="20"/>
           <w:szCs w:val="20"/>
         </w:rPr>
-        <w:t>AddTaskPopup</w:t>
-      </w:r>
-      <w:proofErr w:type="spellEnd"/>
+        <w:t xml:space="preserve"> ábra – </w:t>
+      </w:r>
+      <w:proofErr w:type="spellStart"/>
       <w:r>
         <w:rPr>
           <w:rFonts w:eastAsia="Times New Roman" w:cs="Times New Roman"/>
@@ -12656,9 +12522,9 @@
           <w:sz w:val="20"/>
           <w:szCs w:val="20"/>
         </w:rPr>
-        <w:t xml:space="preserve"> komponens létrehozás és szerkesztési </w:t>
-      </w:r>
-      <w:proofErr w:type="gramStart"/>
+        <w:t>AddTaskPopup</w:t>
+      </w:r>
+      <w:proofErr w:type="spellEnd"/>
       <w:r>
         <w:rPr>
           <w:rFonts w:eastAsia="Times New Roman" w:cs="Times New Roman"/>
@@ -12668,6 +12534,18 @@
           <w:sz w:val="20"/>
           <w:szCs w:val="20"/>
         </w:rPr>
+        <w:t xml:space="preserve"> komponens létrehozás és szerkesztési </w:t>
+      </w:r>
+      <w:proofErr w:type="gramStart"/>
+      <w:r>
+        <w:rPr>
+          <w:rFonts w:eastAsia="Times New Roman" w:cs="Times New Roman"/>
+          <w:i/>
+          <w:iCs/>
+          <w:color w:val="888888"/>
+          <w:sz w:val="20"/>
+          <w:szCs w:val="20"/>
+        </w:rPr>
         <w:t>módban ]</w:t>
       </w:r>
       <w:proofErr w:type="gramEnd"/>
@@ -12715,7 +12593,7 @@
         <w:pStyle w:val="Cmsor2"/>
         <w:ind w:firstLine="0"/>
       </w:pPr>
-      <w:bookmarkStart w:id="50" w:name="_Toc225539756"/>
+      <w:bookmarkStart w:id="51" w:name="_Toc226488151"/>
       <w:proofErr w:type="spellStart"/>
       <w:r>
         <w:rPr>
@@ -12723,6 +12601,7 @@
           <w:bCs/>
           <w:szCs w:val="28"/>
         </w:rPr>
+        <w:lastRenderedPageBreak/>
         <w:t>EventPopup</w:t>
       </w:r>
       <w:proofErr w:type="spellEnd"/>
@@ -12734,7 +12613,7 @@
         </w:rPr>
         <w:t xml:space="preserve"> komponens</w:t>
       </w:r>
-      <w:bookmarkEnd w:id="50"/>
+      <w:bookmarkEnd w:id="51"/>
     </w:p>
     <w:p>
       <w:r>
@@ -12811,14 +12690,7 @@
         <w:rPr>
           <w:rFonts w:eastAsia="Times New Roman" w:cs="Times New Roman"/>
         </w:rPr>
-        <w:t xml:space="preserve"> a naptárhoz kapcsolódó esemény létrehozására és szerkesztésére szolgáló felugró ablak. </w:t>
-      </w:r>
-      <w:r>
-        <w:rPr>
-          <w:rFonts w:eastAsia="Times New Roman" w:cs="Times New Roman"/>
-        </w:rPr>
-        <w:lastRenderedPageBreak/>
-        <w:t>Szorosan együttműködik a naptár nézetek (</w:t>
+        <w:t xml:space="preserve"> a naptárhoz kapcsolódó esemény létrehozására és szerkesztésére szolgáló felugró ablak. Szorosan együttműködik a naptár nézetek (</w:t>
       </w:r>
       <w:proofErr w:type="spellStart"/>
       <w:r>
@@ -12861,7 +12733,7 @@
       <w:pPr>
         <w:pStyle w:val="Cmsor3"/>
       </w:pPr>
-      <w:bookmarkStart w:id="51" w:name="_Toc225539757"/>
+      <w:bookmarkStart w:id="52" w:name="_Toc226488152"/>
       <w:r>
         <w:rPr>
           <w:rFonts w:eastAsia="Times New Roman" w:cs="Times New Roman"/>
@@ -12870,7 +12742,7 @@
         </w:rPr>
         <w:t>Kommunikáció</w:t>
       </w:r>
-      <w:bookmarkEnd w:id="51"/>
+      <w:bookmarkEnd w:id="52"/>
     </w:p>
     <w:p>
       <w:proofErr w:type="spellStart"/>
@@ -12951,7 +12823,7 @@
       <w:pPr>
         <w:pStyle w:val="Cmsor3"/>
       </w:pPr>
-      <w:bookmarkStart w:id="52" w:name="_Toc225539758"/>
+      <w:bookmarkStart w:id="53" w:name="_Toc226488153"/>
       <w:r>
         <w:rPr>
           <w:rFonts w:eastAsia="Times New Roman" w:cs="Times New Roman"/>
@@ -12960,7 +12832,7 @@
         </w:rPr>
         <w:t>Megjelenített elemek</w:t>
       </w:r>
-      <w:bookmarkEnd w:id="52"/>
+      <w:bookmarkEnd w:id="53"/>
     </w:p>
     <w:p>
       <w:r>
@@ -12988,6 +12860,7 @@
         <w:spacing w:before="120"/>
         <w:jc w:val="center"/>
       </w:pPr>
+      <w:proofErr w:type="gramStart"/>
       <w:r>
         <w:rPr>
           <w:rFonts w:eastAsia="Times New Roman" w:cs="Times New Roman"/>
@@ -12997,9 +12870,9 @@
           <w:sz w:val="20"/>
           <w:szCs w:val="20"/>
         </w:rPr>
-        <w:t xml:space="preserve">[ 5. ábra – </w:t>
-      </w:r>
-      <w:proofErr w:type="spellStart"/>
+        <w:t>[ 5.</w:t>
+      </w:r>
+      <w:proofErr w:type="gramEnd"/>
       <w:r>
         <w:rPr>
           <w:rFonts w:eastAsia="Times New Roman" w:cs="Times New Roman"/>
@@ -13009,9 +12882,9 @@
           <w:sz w:val="20"/>
           <w:szCs w:val="20"/>
         </w:rPr>
-        <w:t>EventPopup</w:t>
-      </w:r>
-      <w:proofErr w:type="spellEnd"/>
+        <w:t xml:space="preserve"> ábra – </w:t>
+      </w:r>
+      <w:proofErr w:type="spellStart"/>
       <w:r>
         <w:rPr>
           <w:rFonts w:eastAsia="Times New Roman" w:cs="Times New Roman"/>
@@ -13021,9 +12894,9 @@
           <w:sz w:val="20"/>
           <w:szCs w:val="20"/>
         </w:rPr>
-        <w:t xml:space="preserve"> komponens naptár </w:t>
-      </w:r>
-      <w:proofErr w:type="gramStart"/>
+        <w:t>EventPopup</w:t>
+      </w:r>
+      <w:proofErr w:type="spellEnd"/>
       <w:r>
         <w:rPr>
           <w:rFonts w:eastAsia="Times New Roman" w:cs="Times New Roman"/>
@@ -13033,6 +12906,18 @@
           <w:sz w:val="20"/>
           <w:szCs w:val="20"/>
         </w:rPr>
+        <w:t xml:space="preserve"> komponens naptár </w:t>
+      </w:r>
+      <w:proofErr w:type="gramStart"/>
+      <w:r>
+        <w:rPr>
+          <w:rFonts w:eastAsia="Times New Roman" w:cs="Times New Roman"/>
+          <w:i/>
+          <w:iCs/>
+          <w:color w:val="888888"/>
+          <w:sz w:val="20"/>
+          <w:szCs w:val="20"/>
+        </w:rPr>
         <w:t>nézetben ]</w:t>
       </w:r>
       <w:proofErr w:type="gramEnd"/>
@@ -13080,7 +12965,7 @@
         <w:pStyle w:val="Cmsor2"/>
         <w:ind w:firstLine="0"/>
       </w:pPr>
-      <w:bookmarkStart w:id="53" w:name="_Toc225539759"/>
+      <w:bookmarkStart w:id="54" w:name="_Toc226488154"/>
       <w:proofErr w:type="spellStart"/>
       <w:r>
         <w:rPr>
@@ -13117,7 +13002,7 @@
         </w:rPr>
         <w:t xml:space="preserve"> segédkomponens</w:t>
       </w:r>
-      <w:bookmarkEnd w:id="53"/>
+      <w:bookmarkEnd w:id="54"/>
     </w:p>
     <w:p>
       <w:r>
@@ -13211,7 +13096,7 @@
       <w:pPr>
         <w:pStyle w:val="Cmsor3"/>
       </w:pPr>
-      <w:bookmarkStart w:id="54" w:name="_Toc225539760"/>
+      <w:bookmarkStart w:id="55" w:name="_Toc226488155"/>
       <w:r>
         <w:rPr>
           <w:rFonts w:eastAsia="Times New Roman" w:cs="Times New Roman"/>
@@ -13220,7 +13105,7 @@
         </w:rPr>
         <w:t>Használat</w:t>
       </w:r>
-      <w:bookmarkEnd w:id="54"/>
+      <w:bookmarkEnd w:id="55"/>
     </w:p>
     <w:p>
       <w:proofErr w:type="spellStart"/>
@@ -13270,6 +13155,7 @@
     </w:p>
     <w:p>
       <w:r>
+        <w:lastRenderedPageBreak/>
         <w:t xml:space="preserve">A </w:t>
       </w:r>
       <w:proofErr w:type="spellStart"/>
@@ -13286,7 +13172,6 @@
         <w:rPr>
           <w:rFonts w:eastAsia="Times New Roman" w:cs="Times New Roman"/>
         </w:rPr>
-        <w:lastRenderedPageBreak/>
         <w:t>A komponens nem kommunikál közvetlenül a backenddel; az API-hívó komponensek (</w:t>
       </w:r>
       <w:proofErr w:type="spellStart"/>
@@ -13328,18 +13213,18 @@
         <w:pStyle w:val="Cmsor2"/>
         <w:ind w:firstLine="0"/>
       </w:pPr>
-      <w:bookmarkStart w:id="55" w:name="_Toc225539761"/>
+      <w:bookmarkStart w:id="56" w:name="_Toc226488156"/>
       <w:r>
         <w:t>Manuális tesztek</w:t>
       </w:r>
-      <w:bookmarkEnd w:id="55"/>
+      <w:bookmarkEnd w:id="56"/>
     </w:p>
     <w:p>
       <w:pPr>
         <w:pStyle w:val="Cmsor2"/>
         <w:ind w:firstLine="0"/>
       </w:pPr>
-      <w:bookmarkStart w:id="56" w:name="_Toc225539762"/>
+      <w:bookmarkStart w:id="57" w:name="_Toc226488157"/>
       <w:r>
         <w:t xml:space="preserve">Backend </w:t>
       </w:r>
@@ -13349,10 +13234,7 @@
       <w:r>
         <w:t>tesztek</w:t>
       </w:r>
-      <w:r>
-        <w:t>:</w:t>
-      </w:r>
-      <w:bookmarkEnd w:id="56"/>
+      <w:bookmarkEnd w:id="57"/>
     </w:p>
     <w:p>
       <w:r>
@@ -13373,30 +13255,18 @@
         <w:rPr>
           <w:rFonts w:eastAsia="Times New Roman" w:cs="Times New Roman"/>
         </w:rPr>
-        <w:t xml:space="preserve"> </w:t>
-      </w:r>
-      <w:r>
-        <w:rPr>
-          <w:rFonts w:eastAsia="Times New Roman" w:cs="Times New Roman"/>
-        </w:rPr>
-        <w:t xml:space="preserve">backend </w:t>
-      </w:r>
-      <w:r>
-        <w:rPr>
-          <w:rFonts w:eastAsia="Times New Roman" w:cs="Times New Roman"/>
-        </w:rPr>
-        <w:t>főbb funkcióinak manuális teszteseteit tartalmazzák. Minden teszteset tartalmazza a tesztelendő funkciót, az elvégzett lépéseket, az elvárt eredményt és a tényleges eredményt.</w:t>
+        <w:t xml:space="preserve"> backend főbb funkcióinak manuális teszteseteit tartalmazzák. Minden teszteset tartalmazza a tesztelendő funkciót, az elvégzett lépéseket, az elvárt eredményt és a tényleges eredményt.</w:t>
       </w:r>
     </w:p>
     <w:p>
       <w:pPr>
         <w:pStyle w:val="Cmsor3"/>
       </w:pPr>
-      <w:bookmarkStart w:id="57" w:name="_Toc225539763"/>
+      <w:bookmarkStart w:id="58" w:name="_Toc226488158"/>
       <w:r>
         <w:t>MT-01 – Bejelentkezés érvényes adatokkal</w:t>
       </w:r>
-      <w:bookmarkEnd w:id="57"/>
+      <w:bookmarkEnd w:id="58"/>
     </w:p>
     <w:tbl>
       <w:tblPr>
@@ -13673,12 +13543,11 @@
       <w:pPr>
         <w:pStyle w:val="Cmsor3"/>
       </w:pPr>
-      <w:bookmarkStart w:id="58" w:name="_Toc225539764"/>
-      <w:r>
-        <w:lastRenderedPageBreak/>
+      <w:bookmarkStart w:id="59" w:name="_Toc226488159"/>
+      <w:r>
         <w:t>MT-02 – Regisztráció hiányzó kötelező mezőkkel</w:t>
       </w:r>
-      <w:bookmarkEnd w:id="58"/>
+      <w:bookmarkEnd w:id="59"/>
     </w:p>
     <w:tbl>
       <w:tblPr>
@@ -13810,11 +13679,11 @@
           </w:p>
           <w:p>
             <w:r>
-              <w:t>2. R</w:t>
+              <w:t xml:space="preserve">2. </w:t>
             </w:r>
             <w:proofErr w:type="spellStart"/>
             <w:r>
-              <w:t>equest</w:t>
+              <w:t>Request</w:t>
             </w:r>
             <w:proofErr w:type="spellEnd"/>
             <w:r>
@@ -13982,11 +13851,11 @@
       <w:pPr>
         <w:pStyle w:val="Cmsor3"/>
       </w:pPr>
-      <w:bookmarkStart w:id="59" w:name="_Toc225539765"/>
+      <w:bookmarkStart w:id="60" w:name="_Toc226488160"/>
       <w:r>
         <w:t>MT-03 – Aktivitás létrehozása érvényes adatokkal</w:t>
       </w:r>
-      <w:bookmarkEnd w:id="59"/>
+      <w:bookmarkEnd w:id="60"/>
     </w:p>
     <w:tbl>
       <w:tblPr>
@@ -14071,7 +13940,13 @@
           </w:tcPr>
           <w:p>
             <w:r>
-              <w:t xml:space="preserve">A felhasználó be van jelentkezve, érvényes JWT </w:t>
+              <w:t xml:space="preserve">A </w:t>
+            </w:r>
+            <w:r>
+              <w:t>felhasználó bejelentkezett</w:t>
+            </w:r>
+            <w:r>
+              <w:t xml:space="preserve">, érvényes JWT </w:t>
             </w:r>
             <w:proofErr w:type="spellStart"/>
             <w:r>
@@ -14148,6 +14023,7 @@
           </w:p>
           <w:p>
             <w:r>
+              <w:lastRenderedPageBreak/>
               <w:t xml:space="preserve">3. </w:t>
             </w:r>
             <w:proofErr w:type="spellStart"/>
@@ -14202,11 +14078,7 @@
             </w:r>
             <w:proofErr w:type="spellEnd"/>
             <w:r>
-              <w:t>: "2025-11-</w:t>
-            </w:r>
-            <w:r>
-              <w:lastRenderedPageBreak/>
-              <w:t xml:space="preserve">11"    </w:t>
+              <w:t xml:space="preserve">: "2025-11-11"    </w:t>
             </w:r>
             <w:proofErr w:type="spellStart"/>
             <w:r>
@@ -14379,7 +14251,7 @@
       <w:pPr>
         <w:pStyle w:val="Cmsor3"/>
       </w:pPr>
-      <w:bookmarkStart w:id="60" w:name="_Toc225539766"/>
+      <w:bookmarkStart w:id="61" w:name="_Toc226488161"/>
       <w:r>
         <w:t>MT-0</w:t>
       </w:r>
@@ -14389,7 +14261,7 @@
       <w:r>
         <w:t xml:space="preserve"> – Felhasználói lista lekérése nem megfelelő jogosultsággal</w:t>
       </w:r>
-      <w:bookmarkEnd w:id="60"/>
+      <w:bookmarkEnd w:id="61"/>
     </w:p>
     <w:tbl>
       <w:tblPr>
@@ -14620,6 +14492,7 @@
           </w:tcPr>
           <w:p>
             <w:r>
+              <w:lastRenderedPageBreak/>
               <w:t>Elvárt eredmény</w:t>
             </w:r>
           </w:p>
@@ -14644,7 +14517,6 @@
           </w:tcPr>
           <w:p>
             <w:r>
-              <w:lastRenderedPageBreak/>
               <w:t>Tényleges eredmény</w:t>
             </w:r>
           </w:p>
@@ -14696,11 +14568,11 @@
         <w:pStyle w:val="Cmsor2"/>
         <w:ind w:firstLine="0"/>
       </w:pPr>
-      <w:bookmarkStart w:id="61" w:name="_Toc225539767"/>
-      <w:r>
-        <w:t>Frontend manuális tesztek:</w:t>
-      </w:r>
-      <w:bookmarkEnd w:id="61"/>
+      <w:bookmarkStart w:id="62" w:name="_Toc226488162"/>
+      <w:r>
+        <w:t>Frontend manuális tesztek</w:t>
+      </w:r>
+      <w:bookmarkEnd w:id="62"/>
     </w:p>
     <w:p>
       <w:r>
@@ -14728,14 +14600,14 @@
       <w:pPr>
         <w:pStyle w:val="Cmsor3"/>
       </w:pPr>
-      <w:bookmarkStart w:id="62" w:name="_Toc225539768"/>
+      <w:bookmarkStart w:id="63" w:name="_Toc226488163"/>
       <w:r>
         <w:rPr>
           <w:rFonts w:eastAsia="Times New Roman"/>
         </w:rPr>
         <w:t>MT-01 – Bejelentkezés helyes adatokkal</w:t>
       </w:r>
-      <w:bookmarkEnd w:id="62"/>
+      <w:bookmarkEnd w:id="63"/>
     </w:p>
     <w:tbl>
       <w:tblPr>
@@ -15068,7 +14940,7 @@
       <w:pPr>
         <w:pStyle w:val="Cmsor3"/>
       </w:pPr>
-      <w:bookmarkStart w:id="63" w:name="_Toc225539769"/>
+      <w:bookmarkStart w:id="64" w:name="_Toc226488164"/>
       <w:r>
         <w:rPr>
           <w:rFonts w:eastAsia="Times New Roman"/>
@@ -15088,7 +14960,7 @@
         </w:rPr>
         <w:t xml:space="preserve"> – Új feladat hozzáadása</w:t>
       </w:r>
-      <w:bookmarkEnd w:id="63"/>
+      <w:bookmarkEnd w:id="64"/>
     </w:p>
     <w:tbl>
       <w:tblPr>
@@ -15231,7 +15103,19 @@
               <w:rPr>
                 <w:rFonts w:eastAsia="Times New Roman" w:cs="Times New Roman"/>
               </w:rPr>
-              <w:t>A felhasználó be van jelentkezve, a /</w:t>
+              <w:t>A</w:t>
+            </w:r>
+            <w:r>
+              <w:rPr>
+                <w:rFonts w:eastAsia="Times New Roman" w:cs="Times New Roman"/>
+              </w:rPr>
+              <w:t xml:space="preserve"> felhasználó bejelentkezett</w:t>
+            </w:r>
+            <w:r>
+              <w:rPr>
+                <w:rFonts w:eastAsia="Times New Roman" w:cs="Times New Roman"/>
+              </w:rPr>
+              <w:t>, a /</w:t>
             </w:r>
             <w:proofErr w:type="spellStart"/>
             <w:r>
@@ -15452,7 +15336,7 @@
       <w:pPr>
         <w:pStyle w:val="Cmsor3"/>
       </w:pPr>
-      <w:bookmarkStart w:id="64" w:name="_Toc225539770"/>
+      <w:bookmarkStart w:id="65" w:name="_Toc226488165"/>
       <w:r>
         <w:rPr>
           <w:rFonts w:eastAsia="Times New Roman"/>
@@ -15471,7 +15355,7 @@
         </w:rPr>
         <w:t xml:space="preserve"> – Feladat törlése</w:t>
       </w:r>
-      <w:bookmarkEnd w:id="64"/>
+      <w:bookmarkEnd w:id="65"/>
     </w:p>
     <w:tbl>
       <w:tblPr>
@@ -15600,7 +15484,19 @@
               <w:rPr>
                 <w:rFonts w:eastAsia="Times New Roman" w:cs="Times New Roman"/>
               </w:rPr>
-              <w:t>A felhasználó be van jelentkezve, legalább egy feladat szerepel a listában.</w:t>
+              <w:t>A</w:t>
+            </w:r>
+            <w:r>
+              <w:rPr>
+                <w:rFonts w:eastAsia="Times New Roman" w:cs="Times New Roman"/>
+              </w:rPr>
+              <w:t xml:space="preserve"> felhasználó bejelentkezett</w:t>
+            </w:r>
+            <w:r>
+              <w:rPr>
+                <w:rFonts w:eastAsia="Times New Roman" w:cs="Times New Roman"/>
+              </w:rPr>
+              <w:t>, legalább egy feladat szerepel a listában.</w:t>
             </w:r>
           </w:p>
         </w:tc>
@@ -15793,7 +15689,7 @@
       <w:pPr>
         <w:pStyle w:val="Cmsor3"/>
       </w:pPr>
-      <w:bookmarkStart w:id="65" w:name="_Toc225539771"/>
+      <w:bookmarkStart w:id="66" w:name="_Toc226488166"/>
       <w:r>
         <w:rPr>
           <w:rFonts w:eastAsia="Times New Roman"/>
@@ -15812,7 +15708,7 @@
         </w:rPr>
         <w:t xml:space="preserve"> – Szokás létrehozása és haladás követése</w:t>
       </w:r>
-      <w:bookmarkEnd w:id="65"/>
+      <w:bookmarkEnd w:id="66"/>
     </w:p>
     <w:tbl>
       <w:tblPr>
@@ -15941,7 +15837,19 @@
               <w:rPr>
                 <w:rFonts w:eastAsia="Times New Roman" w:cs="Times New Roman"/>
               </w:rPr>
-              <w:t>A felhasználó be van jelentkezve.</w:t>
+              <w:t>A</w:t>
+            </w:r>
+            <w:r>
+              <w:rPr>
+                <w:rFonts w:eastAsia="Times New Roman" w:cs="Times New Roman"/>
+              </w:rPr>
+              <w:t xml:space="preserve"> felhasználó bejelentkezett</w:t>
+            </w:r>
+            <w:r>
+              <w:rPr>
+                <w:rFonts w:eastAsia="Times New Roman" w:cs="Times New Roman"/>
+              </w:rPr>
+              <w:t>.</w:t>
             </w:r>
           </w:p>
         </w:tc>
@@ -16136,7 +16044,7 @@
           <w:szCs w:val="32"/>
         </w:rPr>
       </w:pPr>
-      <w:bookmarkStart w:id="66" w:name="_Toc225539772"/>
+      <w:bookmarkStart w:id="67" w:name="_Toc226488167"/>
       <w:r>
         <w:rPr>
           <w:rFonts w:eastAsia="Times New Roman" w:cs="Times New Roman"/>
@@ -16146,17 +16054,17 @@
         <w:lastRenderedPageBreak/>
         <w:t>Automatizált Tesztek</w:t>
       </w:r>
-      <w:bookmarkEnd w:id="66"/>
+      <w:bookmarkEnd w:id="67"/>
     </w:p>
     <w:p>
       <w:pPr>
         <w:pStyle w:val="Cmsor2"/>
       </w:pPr>
-      <w:bookmarkStart w:id="67" w:name="_Toc225539773"/>
+      <w:bookmarkStart w:id="68" w:name="_Toc226488168"/>
       <w:r>
         <w:t>Automatizált Backend tesztek</w:t>
       </w:r>
-      <w:bookmarkEnd w:id="67"/>
+      <w:bookmarkEnd w:id="68"/>
     </w:p>
     <w:p>
       <w:pPr>
@@ -16201,39 +16109,21 @@
         <w:rPr>
           <w:rFonts w:eastAsia="Times New Roman" w:cs="Times New Roman"/>
         </w:rPr>
-        <w:t xml:space="preserve">-end (e2e) tesztek, amelyek a </w:t>
-      </w:r>
-      <w:r>
-        <w:rPr>
-          <w:rFonts w:eastAsia="Times New Roman" w:cs="Times New Roman"/>
-        </w:rPr>
-        <w:t>REST API végpontok helyes működését</w:t>
-      </w:r>
-      <w:r>
-        <w:rPr>
-          <w:rFonts w:eastAsia="Times New Roman" w:cs="Times New Roman"/>
-        </w:rPr>
-        <w:t xml:space="preserve"> vizsgálják, és komponens tesztek, amelyek az egyes </w:t>
-      </w:r>
-      <w:r>
-        <w:rPr>
-          <w:rFonts w:eastAsia="Times New Roman" w:cs="Times New Roman"/>
-        </w:rPr>
-        <w:t>függvények helyes működését vizsgálják.</w:t>
+        <w:t>-end (e2e) tesztek, amelyek a REST API végpontok helyes működését vizsgálják, és komponens tesztek, amelyek az egyes függvények helyes működését vizsgálják.</w:t>
       </w:r>
     </w:p>
     <w:p>
       <w:pPr>
         <w:pStyle w:val="Cmsor3"/>
       </w:pPr>
-      <w:bookmarkStart w:id="68" w:name="_Toc225539774"/>
+      <w:bookmarkStart w:id="69" w:name="_Toc226488169"/>
       <w:r>
         <w:rPr>
           <w:rFonts w:eastAsia="Times New Roman"/>
         </w:rPr>
         <w:t>E2E tesztek</w:t>
       </w:r>
-      <w:bookmarkEnd w:id="68"/>
+      <w:bookmarkEnd w:id="69"/>
     </w:p>
     <w:p>
       <w:pPr>
@@ -16273,19 +16163,7 @@
         <w:rPr>
           <w:rFonts w:eastAsia="Times New Roman" w:cs="Times New Roman"/>
         </w:rPr>
-        <w:t xml:space="preserve">/e2e/ mappában találhatók. Minden tesztelési fájl </w:t>
-      </w:r>
-      <w:r>
-        <w:rPr>
-          <w:rFonts w:eastAsia="Times New Roman" w:cs="Times New Roman"/>
-        </w:rPr>
-        <w:t xml:space="preserve">egy-egy végpontot fed le. </w:t>
-      </w:r>
-      <w:r>
-        <w:rPr>
-          <w:rFonts w:eastAsia="Times New Roman" w:cs="Times New Roman"/>
-        </w:rPr>
-        <w:t xml:space="preserve">A tesztek </w:t>
+        <w:t xml:space="preserve">/e2e/ mappában találhatók. Minden tesztelési fájl egy-egy végpontot fed le. A tesztek </w:t>
       </w:r>
       <w:proofErr w:type="spellStart"/>
       <w:proofErr w:type="gramStart"/>
@@ -16293,13 +16171,7 @@
         <w:rPr>
           <w:rFonts w:eastAsia="Times New Roman" w:cs="Times New Roman"/>
         </w:rPr>
-        <w:t>cy.</w:t>
-      </w:r>
-      <w:r>
-        <w:rPr>
-          <w:rFonts w:eastAsia="Times New Roman" w:cs="Times New Roman"/>
-        </w:rPr>
-        <w:t>task</w:t>
+        <w:t>cy.task</w:t>
       </w:r>
       <w:proofErr w:type="spellEnd"/>
       <w:proofErr w:type="gramEnd"/>
@@ -16307,13 +16179,7 @@
         <w:rPr>
           <w:rFonts w:eastAsia="Times New Roman" w:cs="Times New Roman"/>
         </w:rPr>
-        <w:t>(</w:t>
-      </w:r>
-      <w:r>
-        <w:rPr>
-          <w:rFonts w:eastAsia="Times New Roman" w:cs="Times New Roman"/>
-        </w:rPr>
-        <w:t>„</w:t>
+        <w:t>(„</w:t>
       </w:r>
       <w:proofErr w:type="spellStart"/>
       <w:r>
@@ -16327,19 +16193,7 @@
         <w:rPr>
           <w:rFonts w:eastAsia="Times New Roman" w:cs="Times New Roman"/>
         </w:rPr>
-        <w:t>”</w:t>
-      </w:r>
-      <w:r>
-        <w:rPr>
-          <w:rFonts w:eastAsia="Times New Roman" w:cs="Times New Roman"/>
-        </w:rPr>
-        <w:t xml:space="preserve">) segédparancsot alkalmaznak, amely </w:t>
-      </w:r>
-      <w:r>
-        <w:rPr>
-          <w:rFonts w:eastAsia="Times New Roman" w:cs="Times New Roman"/>
-        </w:rPr>
-        <w:t xml:space="preserve">az adatbázist egy </w:t>
+        <w:t xml:space="preserve">”) segédparancsot alkalmaznak, amely az adatbázist egy </w:t>
       </w:r>
       <w:proofErr w:type="spellStart"/>
       <w:r>
@@ -17137,32 +16991,26 @@
       <w:pPr>
         <w:pStyle w:val="Cmsor3"/>
       </w:pPr>
-      <w:bookmarkStart w:id="69" w:name="_Toc225539775"/>
+      <w:bookmarkStart w:id="70" w:name="_Toc226488170"/>
       <w:r>
         <w:rPr>
           <w:rFonts w:eastAsia="Times New Roman"/>
         </w:rPr>
         <w:t>Komponens tesztek</w:t>
       </w:r>
-      <w:bookmarkEnd w:id="69"/>
-    </w:p>
-    <w:p>
-      <w:pPr>
-        <w:rPr>
-          <w:rFonts w:eastAsia="Times New Roman" w:cs="Times New Roman"/>
-        </w:rPr>
-      </w:pPr>
-      <w:r>
-        <w:rPr>
-          <w:rFonts w:eastAsia="Times New Roman" w:cs="Times New Roman"/>
-        </w:rPr>
-        <w:t xml:space="preserve">A komponens tesztek az </w:t>
-      </w:r>
-      <w:r>
-        <w:rPr>
-          <w:rFonts w:eastAsia="Times New Roman" w:cs="Times New Roman"/>
-        </w:rPr>
-        <w:t>backend/</w:t>
+      <w:bookmarkEnd w:id="70"/>
+    </w:p>
+    <w:p>
+      <w:pPr>
+        <w:rPr>
+          <w:rFonts w:eastAsia="Times New Roman" w:cs="Times New Roman"/>
+        </w:rPr>
+      </w:pPr>
+      <w:r>
+        <w:rPr>
+          <w:rFonts w:eastAsia="Times New Roman" w:cs="Times New Roman"/>
+        </w:rPr>
+        <w:t>A komponens tesztek az backend/</w:t>
       </w:r>
       <w:proofErr w:type="spellStart"/>
       <w:r>
@@ -17354,7 +17202,7 @@
           <w:rFonts w:eastAsia="Times New Roman"/>
         </w:rPr>
       </w:pPr>
-      <w:bookmarkStart w:id="70" w:name="_Toc225539776"/>
+      <w:bookmarkStart w:id="71" w:name="_Toc226488171"/>
       <w:proofErr w:type="spellStart"/>
       <w:r>
         <w:rPr>
@@ -17369,7 +17217,7 @@
         </w:rPr>
         <w:t xml:space="preserve"> tesztek:</w:t>
       </w:r>
-      <w:bookmarkEnd w:id="70"/>
+      <w:bookmarkEnd w:id="71"/>
     </w:p>
     <w:tbl>
       <w:tblPr>
@@ -17536,13 +17384,7 @@
               <w:rPr>
                 <w:rFonts w:eastAsia="Times New Roman" w:cs="Times New Roman"/>
               </w:rPr>
-              <w:t>difficulty</w:t>
-            </w:r>
-            <w:r>
-              <w:rPr>
-                <w:rFonts w:eastAsia="Times New Roman" w:cs="Times New Roman"/>
-              </w:rPr>
-              <w:t>_</w:t>
+              <w:t>difficulty_</w:t>
             </w:r>
             <w:proofErr w:type="gramStart"/>
             <w:r>
@@ -17654,13 +17496,7 @@
               <w:rPr>
                 <w:rFonts w:eastAsia="Times New Roman" w:cs="Times New Roman"/>
               </w:rPr>
-              <w:t>event</w:t>
-            </w:r>
-            <w:r>
-              <w:rPr>
-                <w:rFonts w:eastAsia="Times New Roman" w:cs="Times New Roman"/>
-              </w:rPr>
-              <w:t>_</w:t>
+              <w:t>event_</w:t>
             </w:r>
             <w:proofErr w:type="gramStart"/>
             <w:r>
@@ -17758,13 +17594,7 @@
                 <w:rFonts w:eastAsia="Times New Roman" w:cs="Times New Roman"/>
               </w:rPr>
               <w:lastRenderedPageBreak/>
-              <w:t>overview</w:t>
-            </w:r>
-            <w:r>
-              <w:rPr>
-                <w:rFonts w:eastAsia="Times New Roman" w:cs="Times New Roman"/>
-              </w:rPr>
-              <w:t>_</w:t>
+              <w:t>overview_</w:t>
             </w:r>
             <w:proofErr w:type="gramStart"/>
             <w:r>
@@ -17882,13 +17712,7 @@
               <w:rPr>
                 <w:rFonts w:eastAsia="Times New Roman" w:cs="Times New Roman"/>
               </w:rPr>
-              <w:t>statistic</w:t>
-            </w:r>
-            <w:r>
-              <w:rPr>
-                <w:rFonts w:eastAsia="Times New Roman" w:cs="Times New Roman"/>
-              </w:rPr>
-              <w:t>_</w:t>
+              <w:t>statistic_</w:t>
             </w:r>
             <w:proofErr w:type="gramStart"/>
             <w:r>
@@ -17992,13 +17816,7 @@
               <w:rPr>
                 <w:rFonts w:eastAsia="Times New Roman" w:cs="Times New Roman"/>
               </w:rPr>
-              <w:t>type</w:t>
-            </w:r>
-            <w:r>
-              <w:rPr>
-                <w:rFonts w:eastAsia="Times New Roman" w:cs="Times New Roman"/>
-              </w:rPr>
-              <w:t>_</w:t>
+              <w:t>type_</w:t>
             </w:r>
             <w:proofErr w:type="gramStart"/>
             <w:r>
@@ -18110,13 +17928,7 @@
               <w:rPr>
                 <w:rFonts w:eastAsia="Times New Roman" w:cs="Times New Roman"/>
               </w:rPr>
-              <w:t>user</w:t>
-            </w:r>
-            <w:r>
-              <w:rPr>
-                <w:rFonts w:eastAsia="Times New Roman" w:cs="Times New Roman"/>
-              </w:rPr>
-              <w:t>_</w:t>
+              <w:t>user_</w:t>
             </w:r>
             <w:proofErr w:type="gramStart"/>
             <w:r>
@@ -18194,11 +18006,11 @@
       <w:pPr>
         <w:pStyle w:val="Cmsor3"/>
       </w:pPr>
-      <w:bookmarkStart w:id="71" w:name="_Toc225539777"/>
+      <w:bookmarkStart w:id="72" w:name="_Toc226488172"/>
       <w:r>
         <w:t>Service tesztek:</w:t>
       </w:r>
-      <w:bookmarkEnd w:id="71"/>
+      <w:bookmarkEnd w:id="72"/>
     </w:p>
     <w:tbl>
       <w:tblPr>
@@ -18267,13 +18079,7 @@
               <w:rPr>
                 <w:rFonts w:eastAsia="Times New Roman" w:cs="Times New Roman"/>
               </w:rPr>
-              <w:t>service</w:t>
-            </w:r>
-            <w:r>
-              <w:rPr>
-                <w:rFonts w:eastAsia="Times New Roman" w:cs="Times New Roman"/>
-              </w:rPr>
-              <w:t>.spec</w:t>
+              <w:t>service.spec</w:t>
             </w:r>
             <w:proofErr w:type="gramEnd"/>
             <w:r>
@@ -18347,13 +18153,7 @@
               <w:rPr>
                 <w:rFonts w:eastAsia="Times New Roman" w:cs="Times New Roman"/>
               </w:rPr>
-              <w:t>service</w:t>
-            </w:r>
-            <w:r>
-              <w:rPr>
-                <w:rFonts w:eastAsia="Times New Roman" w:cs="Times New Roman"/>
-              </w:rPr>
-              <w:t>.spec</w:t>
+              <w:t>service.spec</w:t>
             </w:r>
             <w:proofErr w:type="gramEnd"/>
             <w:r>
@@ -18783,7 +18583,7 @@
       <w:pPr>
         <w:pStyle w:val="Cmsor3"/>
       </w:pPr>
-      <w:bookmarkStart w:id="72" w:name="_Toc225539778"/>
+      <w:bookmarkStart w:id="73" w:name="_Toc226488173"/>
       <w:proofErr w:type="spellStart"/>
       <w:r>
         <w:t>Controller</w:t>
@@ -18792,7 +18592,7 @@
       <w:r>
         <w:t xml:space="preserve"> tesztek:</w:t>
       </w:r>
-      <w:bookmarkEnd w:id="72"/>
+      <w:bookmarkEnd w:id="73"/>
     </w:p>
     <w:tbl>
       <w:tblPr>
@@ -18861,13 +18661,7 @@
               <w:rPr>
                 <w:rFonts w:eastAsia="Times New Roman" w:cs="Times New Roman"/>
               </w:rPr>
-              <w:t>controller</w:t>
-            </w:r>
-            <w:r>
-              <w:rPr>
-                <w:rFonts w:eastAsia="Times New Roman" w:cs="Times New Roman"/>
-              </w:rPr>
-              <w:t>.spec</w:t>
+              <w:t>controller.spec</w:t>
             </w:r>
             <w:proofErr w:type="gramEnd"/>
             <w:r>
@@ -19356,11 +19150,11 @@
         <w:pStyle w:val="Cmsor2"/>
         <w:ind w:firstLine="0"/>
       </w:pPr>
-      <w:bookmarkStart w:id="73" w:name="_Toc225539779"/>
+      <w:bookmarkStart w:id="74" w:name="_Toc226488174"/>
       <w:r>
         <w:t>Automatizált Frontend tesztek</w:t>
       </w:r>
-      <w:bookmarkEnd w:id="73"/>
+      <w:bookmarkEnd w:id="74"/>
     </w:p>
     <w:p>
       <w:r>
@@ -19430,7 +19224,7 @@
       <w:pPr>
         <w:pStyle w:val="Cmsor3"/>
       </w:pPr>
-      <w:bookmarkStart w:id="74" w:name="_Toc225539780"/>
+      <w:bookmarkStart w:id="75" w:name="_Toc226488175"/>
       <w:r>
         <w:rPr>
           <w:rFonts w:eastAsia="Times New Roman"/>
@@ -19438,7 +19232,7 @@
         <w:lastRenderedPageBreak/>
         <w:t>E2E tesztek</w:t>
       </w:r>
-      <w:bookmarkEnd w:id="74"/>
+      <w:bookmarkEnd w:id="75"/>
     </w:p>
     <w:p>
       <w:r>
@@ -19865,14 +19659,14 @@
       <w:pPr>
         <w:pStyle w:val="Cmsor3"/>
       </w:pPr>
-      <w:bookmarkStart w:id="75" w:name="_Toc225539781"/>
+      <w:bookmarkStart w:id="76" w:name="_Toc226488176"/>
       <w:r>
         <w:rPr>
           <w:rFonts w:eastAsia="Times New Roman"/>
         </w:rPr>
         <w:t>Komponens tesztek</w:t>
       </w:r>
-      <w:bookmarkEnd w:id="75"/>
+      <w:bookmarkEnd w:id="76"/>
     </w:p>
     <w:p>
       <w:r>
@@ -20431,7 +20225,7 @@
         <w:pStyle w:val="Cmsor1"/>
         <w:ind w:firstLine="0"/>
       </w:pPr>
-      <w:bookmarkStart w:id="76" w:name="_Toc225539782"/>
+      <w:bookmarkStart w:id="77" w:name="_Toc226488177"/>
       <w:r>
         <w:rPr>
           <w:rFonts w:eastAsia="Times New Roman" w:cs="Times New Roman"/>
@@ -20440,264 +20234,184 @@
         </w:rPr>
         <w:t>Felhasználói Dokumentáció</w:t>
       </w:r>
-      <w:bookmarkEnd w:id="76"/>
+      <w:bookmarkEnd w:id="77"/>
     </w:p>
     <w:p>
       <w:pPr>
         <w:pStyle w:val="Cmsor2"/>
         <w:ind w:firstLine="0"/>
       </w:pPr>
-      <w:bookmarkStart w:id="77" w:name="_Toc225539783"/>
+      <w:bookmarkStart w:id="78" w:name="_Toc226488178"/>
+      <w:r>
+        <w:t>Szerepkörök bemutatása</w:t>
+      </w:r>
+      <w:bookmarkEnd w:id="78"/>
+    </w:p>
+    <w:p>
+      <w:pPr>
+        <w:pStyle w:val="Cmsor3"/>
+      </w:pPr>
+      <w:bookmarkStart w:id="79" w:name="_Toc226488179"/>
+      <w:r>
+        <w:rPr>
+          <w:rFonts w:eastAsia="Times New Roman" w:cs="Times New Roman"/>
+          <w:bCs/>
+          <w:szCs w:val="24"/>
+        </w:rPr>
+        <w:t>Felhasználó (</w:t>
+      </w:r>
+      <w:proofErr w:type="spellStart"/>
+      <w:r>
+        <w:rPr>
+          <w:rFonts w:eastAsia="Times New Roman" w:cs="Times New Roman"/>
+          <w:bCs/>
+          <w:szCs w:val="24"/>
+        </w:rPr>
+        <w:t>User</w:t>
+      </w:r>
+      <w:proofErr w:type="spellEnd"/>
+      <w:r>
+        <w:rPr>
+          <w:rFonts w:eastAsia="Times New Roman" w:cs="Times New Roman"/>
+          <w:bCs/>
+          <w:szCs w:val="24"/>
+        </w:rPr>
+        <w:t>)</w:t>
+      </w:r>
+      <w:bookmarkEnd w:id="79"/>
+    </w:p>
+    <w:p>
+      <w:r>
+        <w:rPr>
+          <w:rFonts w:eastAsia="Times New Roman" w:cs="Times New Roman"/>
+        </w:rPr>
+        <w:t>Az alapszintű felhasználó regisztráció után azonnal hozzáférhet az alkalmazás fő funkcióihoz. Létrehozhat feladatokat és szokásokat, megtekintheti és szerkesztheti saját adatait, kezelheti naptárát és eseményeit, valamint statisztikákat tekinthet meg saját aktivitásairól.</w:t>
+      </w:r>
+    </w:p>
+    <w:p>
+      <w:pPr>
+        <w:pStyle w:val="Cmsor3"/>
+      </w:pPr>
+      <w:bookmarkStart w:id="80" w:name="_Toc226488180"/>
+      <w:r>
+        <w:rPr>
+          <w:rFonts w:eastAsia="Times New Roman" w:cs="Times New Roman"/>
+          <w:bCs/>
+          <w:szCs w:val="24"/>
+        </w:rPr>
+        <w:t>Moderátor (</w:t>
+      </w:r>
+      <w:proofErr w:type="spellStart"/>
+      <w:r>
+        <w:rPr>
+          <w:rFonts w:eastAsia="Times New Roman" w:cs="Times New Roman"/>
+          <w:bCs/>
+          <w:szCs w:val="24"/>
+        </w:rPr>
+        <w:t>Moderator</w:t>
+      </w:r>
+      <w:proofErr w:type="spellEnd"/>
+      <w:r>
+        <w:rPr>
+          <w:rFonts w:eastAsia="Times New Roman" w:cs="Times New Roman"/>
+          <w:bCs/>
+          <w:szCs w:val="24"/>
+        </w:rPr>
+        <w:t>)</w:t>
+      </w:r>
+      <w:bookmarkEnd w:id="80"/>
+    </w:p>
+    <w:p>
+      <w:r>
+        <w:rPr>
+          <w:rFonts w:eastAsia="Times New Roman" w:cs="Times New Roman"/>
+        </w:rPr>
+        <w:t xml:space="preserve">A moderátor rendelkezik az alap felhasználói jogosultságokkal, ezen felül láthatja és szerkesztheti más felhasználók adatait is. Az </w:t>
+      </w:r>
+      <w:proofErr w:type="spellStart"/>
+      <w:r>
+        <w:rPr>
+          <w:rFonts w:eastAsia="Times New Roman" w:cs="Times New Roman"/>
+        </w:rPr>
+        <w:t>Admin</w:t>
+      </w:r>
+      <w:proofErr w:type="spellEnd"/>
+      <w:r>
+        <w:rPr>
+          <w:rFonts w:eastAsia="Times New Roman" w:cs="Times New Roman"/>
+        </w:rPr>
+        <w:t xml:space="preserve"> panelen keresztül elérheti a felhasználók listáját, és szükség esetén módosíthatja azok adatait. Felhasználókat azonban nem törölhet.</w:t>
+      </w:r>
+    </w:p>
+    <w:p>
+      <w:pPr>
+        <w:pStyle w:val="Cmsor3"/>
+      </w:pPr>
+      <w:bookmarkStart w:id="81" w:name="_Toc226488181"/>
+      <w:r>
+        <w:rPr>
+          <w:rFonts w:eastAsia="Times New Roman" w:cs="Times New Roman"/>
+          <w:bCs/>
+          <w:szCs w:val="24"/>
+        </w:rPr>
+        <w:lastRenderedPageBreak/>
+        <w:t>Adminisztrátor (</w:t>
+      </w:r>
+      <w:proofErr w:type="spellStart"/>
+      <w:r>
+        <w:rPr>
+          <w:rFonts w:eastAsia="Times New Roman" w:cs="Times New Roman"/>
+          <w:bCs/>
+          <w:szCs w:val="24"/>
+        </w:rPr>
+        <w:t>Admin</w:t>
+      </w:r>
+      <w:proofErr w:type="spellEnd"/>
+      <w:r>
+        <w:rPr>
+          <w:rFonts w:eastAsia="Times New Roman" w:cs="Times New Roman"/>
+          <w:bCs/>
+          <w:szCs w:val="24"/>
+        </w:rPr>
+        <w:t>)</w:t>
+      </w:r>
+      <w:bookmarkEnd w:id="81"/>
+    </w:p>
+    <w:p>
+      <w:r>
+        <w:rPr>
+          <w:rFonts w:eastAsia="Times New Roman" w:cs="Times New Roman"/>
+        </w:rPr>
+        <w:t>Az adminisztrátor teljes körű hozzáféréssel rendelkezik. A moderátori jogosultságokon túl képes felhasználókat törölni, rendszerszintű statisztikákat megtekinteni (összes felhasználó száma, összes aktivitás, rendszer terhelés), és moderátorokat is kezelhet.</w:t>
+      </w:r>
+    </w:p>
+    <w:p>
+      <w:pPr>
+        <w:pStyle w:val="Cmsor2"/>
+        <w:ind w:firstLine="0"/>
+      </w:pPr>
+      <w:bookmarkStart w:id="82" w:name="_Toc226488182"/>
       <w:r>
         <w:rPr>
           <w:rFonts w:eastAsia="Times New Roman" w:cs="Times New Roman"/>
           <w:bCs/>
           <w:szCs w:val="28"/>
         </w:rPr>
-        <w:t>Probléma leírása</w:t>
-      </w:r>
-      <w:bookmarkEnd w:id="77"/>
-    </w:p>
-    <w:p>
-      <w:r>
-        <w:rPr>
-          <w:rFonts w:eastAsia="Times New Roman" w:cs="Times New Roman"/>
-        </w:rPr>
-        <w:t>A modern életritmus egyik legjelentősebb kihívása a szokások kialakítása és fenntartása. Kutatások szerint egy új szokás rögzüléséhez átlagosan 66 napra van szükség, mégis a legtöbb ember heteken belül felhagy a kitűzött céljaival. Ennek egyik fő oka az, hogy hiányoznak az egyszerűen használható, motiváló eszközök, amelyek segítenek nyomon követni a mindennapi célokat.</w:t>
-      </w:r>
-    </w:p>
-    <w:p>
-      <w:r>
-        <w:rPr>
-          <w:rFonts w:eastAsia="Times New Roman" w:cs="Times New Roman"/>
-        </w:rPr>
-        <w:t xml:space="preserve">A meglévő megoldások – például egyszerű </w:t>
-      </w:r>
-      <w:proofErr w:type="spellStart"/>
-      <w:r>
-        <w:rPr>
-          <w:rFonts w:eastAsia="Times New Roman" w:cs="Times New Roman"/>
-        </w:rPr>
-        <w:t>todo</w:t>
-      </w:r>
-      <w:proofErr w:type="spellEnd"/>
-      <w:r>
-        <w:rPr>
-          <w:rFonts w:eastAsia="Times New Roman" w:cs="Times New Roman"/>
-        </w:rPr>
-        <w:t>-listák vagy általános naptáralkalmazások – nem képesek összekötni a napi feladatkezelést a hosszú távú szokáskövetéssel. Ezek az eszközök jellemzően nem mutatják meg vizuálisan a haladást, nem különböztetik meg a</w:t>
-      </w:r>
-      <w:r>
-        <w:rPr>
-          <w:rFonts w:eastAsia="Times New Roman" w:cs="Times New Roman"/>
-        </w:rPr>
-        <w:t>z</w:t>
-      </w:r>
-      <w:r>
-        <w:rPr>
-          <w:rFonts w:eastAsia="Times New Roman" w:cs="Times New Roman"/>
-        </w:rPr>
-        <w:t xml:space="preserve"> egyszeri feladatokat a visszatérő szokásoktól, és nem adnak statisztikai visszajelzést a felhasználó előmeneteléről.</w:t>
-      </w:r>
-    </w:p>
-    <w:p>
-      <w:r>
-        <w:rPr>
-          <w:rFonts w:eastAsia="Times New Roman" w:cs="Times New Roman"/>
-        </w:rPr>
-        <w:lastRenderedPageBreak/>
-        <w:t xml:space="preserve">A </w:t>
-      </w:r>
-      <w:proofErr w:type="spellStart"/>
-      <w:r>
-        <w:rPr>
-          <w:rFonts w:eastAsia="Times New Roman" w:cs="Times New Roman"/>
-        </w:rPr>
-        <w:t>NapiCsepp</w:t>
-      </w:r>
-      <w:proofErr w:type="spellEnd"/>
-      <w:r>
-        <w:rPr>
-          <w:rFonts w:eastAsia="Times New Roman" w:cs="Times New Roman"/>
-        </w:rPr>
-        <w:t xml:space="preserve"> alkalmazás ezt a problémát oldja meg: egy egységes felületen lehetővé teszi a napi feladatok kezelését, a hosszú távú szokások követését, az eseménynaptár használatát és a haladás statisztikai elemzését. Az alkalmazás célja, hogy a felhasználó minden nap egy helyen láthassa, mit kell elvégeznie, hogyan halad a szokásaival, és mi vár rá a naptárban – mindezt egyszerű, áttekinthető felületen.</w:t>
-      </w:r>
-    </w:p>
-    <w:p>
-      <w:pPr>
-        <w:pStyle w:val="Cmsor2"/>
-        <w:ind w:firstLine="0"/>
-      </w:pPr>
-      <w:bookmarkStart w:id="78" w:name="_Toc225539784"/>
-      <w:r>
-        <w:t>Szerepkörök bemutatása</w:t>
-      </w:r>
-      <w:bookmarkEnd w:id="78"/>
+        <w:t>Esetek bemutatása</w:t>
+      </w:r>
+      <w:bookmarkEnd w:id="82"/>
     </w:p>
     <w:p>
       <w:pPr>
         <w:pStyle w:val="Cmsor3"/>
       </w:pPr>
-      <w:bookmarkStart w:id="79" w:name="_Toc225539785"/>
+      <w:bookmarkStart w:id="83" w:name="_Toc226488183"/>
       <w:r>
         <w:rPr>
           <w:rFonts w:eastAsia="Times New Roman" w:cs="Times New Roman"/>
           <w:bCs/>
           <w:szCs w:val="24"/>
         </w:rPr>
-        <w:t>Felhasználó (</w:t>
-      </w:r>
-      <w:proofErr w:type="spellStart"/>
-      <w:r>
-        <w:rPr>
-          <w:rFonts w:eastAsia="Times New Roman" w:cs="Times New Roman"/>
-          <w:bCs/>
-          <w:szCs w:val="24"/>
-        </w:rPr>
-        <w:t>User</w:t>
-      </w:r>
-      <w:proofErr w:type="spellEnd"/>
-      <w:r>
-        <w:rPr>
-          <w:rFonts w:eastAsia="Times New Roman" w:cs="Times New Roman"/>
-          <w:bCs/>
-          <w:szCs w:val="24"/>
-        </w:rPr>
-        <w:t>)</w:t>
-      </w:r>
-      <w:bookmarkEnd w:id="79"/>
-    </w:p>
-    <w:p>
-      <w:r>
-        <w:rPr>
-          <w:rFonts w:eastAsia="Times New Roman" w:cs="Times New Roman"/>
-        </w:rPr>
-        <w:t>Az alapszintű felhasználó regisztráció után azonnal hozzáférhet az alkalmazás fő funkcióihoz. Létrehozhat feladatokat és szokásokat, megtekintheti és szerkesztheti saját adatait, kezelheti naptárát és eseményeit, valamint statisztikákat tekinthet meg saját aktivitásairól.</w:t>
-      </w:r>
-    </w:p>
-    <w:p>
-      <w:pPr>
-        <w:pStyle w:val="Cmsor3"/>
-      </w:pPr>
-      <w:bookmarkStart w:id="80" w:name="_Toc225539786"/>
-      <w:r>
-        <w:rPr>
-          <w:rFonts w:eastAsia="Times New Roman" w:cs="Times New Roman"/>
-          <w:bCs/>
-          <w:szCs w:val="24"/>
-        </w:rPr>
-        <w:t>Moderátor (</w:t>
-      </w:r>
-      <w:proofErr w:type="spellStart"/>
-      <w:r>
-        <w:rPr>
-          <w:rFonts w:eastAsia="Times New Roman" w:cs="Times New Roman"/>
-          <w:bCs/>
-          <w:szCs w:val="24"/>
-        </w:rPr>
-        <w:t>Moderator</w:t>
-      </w:r>
-      <w:proofErr w:type="spellEnd"/>
-      <w:r>
-        <w:rPr>
-          <w:rFonts w:eastAsia="Times New Roman" w:cs="Times New Roman"/>
-          <w:bCs/>
-          <w:szCs w:val="24"/>
-        </w:rPr>
-        <w:t>)</w:t>
-      </w:r>
-      <w:bookmarkEnd w:id="80"/>
-    </w:p>
-    <w:p>
-      <w:r>
-        <w:rPr>
-          <w:rFonts w:eastAsia="Times New Roman" w:cs="Times New Roman"/>
-        </w:rPr>
-        <w:t xml:space="preserve">A moderátor rendelkezik az alap felhasználói jogosultságokkal, ezen felül láthatja és szerkesztheti más felhasználók adatait is. Az </w:t>
-      </w:r>
-      <w:proofErr w:type="spellStart"/>
-      <w:r>
-        <w:rPr>
-          <w:rFonts w:eastAsia="Times New Roman" w:cs="Times New Roman"/>
-        </w:rPr>
-        <w:t>Admin</w:t>
-      </w:r>
-      <w:proofErr w:type="spellEnd"/>
-      <w:r>
-        <w:rPr>
-          <w:rFonts w:eastAsia="Times New Roman" w:cs="Times New Roman"/>
-        </w:rPr>
-        <w:t xml:space="preserve"> panelen keresztül elérheti a felhasználók listáját, és szükség esetén módosíthatja azok adatait. Felhasználókat azonban nem törölhet.</w:t>
-      </w:r>
-    </w:p>
-    <w:p>
-      <w:pPr>
-        <w:pStyle w:val="Cmsor3"/>
-      </w:pPr>
-      <w:bookmarkStart w:id="81" w:name="_Toc225539787"/>
-      <w:r>
-        <w:rPr>
-          <w:rFonts w:eastAsia="Times New Roman" w:cs="Times New Roman"/>
-          <w:bCs/>
-          <w:szCs w:val="24"/>
-        </w:rPr>
-        <w:t>Adminisztrátor (</w:t>
-      </w:r>
-      <w:proofErr w:type="spellStart"/>
-      <w:r>
-        <w:rPr>
-          <w:rFonts w:eastAsia="Times New Roman" w:cs="Times New Roman"/>
-          <w:bCs/>
-          <w:szCs w:val="24"/>
-        </w:rPr>
-        <w:t>Admin</w:t>
-      </w:r>
-      <w:proofErr w:type="spellEnd"/>
-      <w:r>
-        <w:rPr>
-          <w:rFonts w:eastAsia="Times New Roman" w:cs="Times New Roman"/>
-          <w:bCs/>
-          <w:szCs w:val="24"/>
-        </w:rPr>
-        <w:t>)</w:t>
-      </w:r>
-      <w:bookmarkEnd w:id="81"/>
-    </w:p>
-    <w:p>
-      <w:r>
-        <w:rPr>
-          <w:rFonts w:eastAsia="Times New Roman" w:cs="Times New Roman"/>
-        </w:rPr>
-        <w:t>Az adminisztrátor teljes körű hozzáféréssel rendelkezik. A moderátori jogosultságokon túl képes felhasználókat törölni, rendszerszintű statisztikákat megtekinteni (összes felhasználó száma, összes aktivitás, rendszer terhelés), és moderátorokat is kezelhet.</w:t>
-      </w:r>
-    </w:p>
-    <w:p>
-      <w:pPr>
-        <w:pStyle w:val="Cmsor2"/>
-        <w:ind w:firstLine="0"/>
-      </w:pPr>
-      <w:bookmarkStart w:id="82" w:name="_Toc225539788"/>
-      <w:r>
-        <w:rPr>
-          <w:rFonts w:eastAsia="Times New Roman" w:cs="Times New Roman"/>
-          <w:bCs/>
-          <w:szCs w:val="28"/>
-        </w:rPr>
-        <w:t>Esetek bemutatása</w:t>
-      </w:r>
-      <w:bookmarkEnd w:id="82"/>
-    </w:p>
-    <w:p>
-      <w:pPr>
-        <w:pStyle w:val="Cmsor3"/>
-      </w:pPr>
-      <w:bookmarkStart w:id="83" w:name="_Toc225539789"/>
-      <w:r>
-        <w:rPr>
-          <w:rFonts w:eastAsia="Times New Roman" w:cs="Times New Roman"/>
-          <w:bCs/>
-          <w:szCs w:val="24"/>
-        </w:rPr>
         <w:t>Regisztráció</w:t>
       </w:r>
       <w:bookmarkEnd w:id="83"/>
@@ -20721,14 +20435,7 @@
         <w:rPr>
           <w:rFonts w:eastAsia="Times New Roman" w:cs="Times New Roman"/>
         </w:rPr>
-        <w:t xml:space="preserve">) a felhasználó megadja a felhasználónevét, e-mail címét, jelszavát és a preferált </w:t>
-      </w:r>
-      <w:r>
-        <w:rPr>
-          <w:rFonts w:eastAsia="Times New Roman" w:cs="Times New Roman"/>
-        </w:rPr>
-        <w:lastRenderedPageBreak/>
-        <w:t>nyelvet. A rendszer ellenőrzi az adatok helyességét (pl. e-mail formátum, jelszó erőssége), majd sikeres regisztráció után automatikusan bejelentkezteti a felhasználót.</w:t>
+        <w:t>) a felhasználó megadja a felhasználónevét, e-mail címét, jelszavát és a preferált nyelvet. A rendszer ellenőrzi az adatok helyességét (pl. e-mail formátum, jelszó erőssége), majd sikeres regisztráció után automatikusan bejelentkezteti a felhasználót.</w:t>
       </w:r>
     </w:p>
     <w:p>
@@ -20800,7 +20507,7 @@
       <w:pPr>
         <w:pStyle w:val="Cmsor3"/>
       </w:pPr>
-      <w:bookmarkStart w:id="84" w:name="_Toc225539790"/>
+      <w:bookmarkStart w:id="84" w:name="_Toc226488184"/>
       <w:r>
         <w:rPr>
           <w:rFonts w:eastAsia="Times New Roman" w:cs="Times New Roman"/>
@@ -20944,7 +20651,7 @@
       <w:pPr>
         <w:pStyle w:val="Cmsor3"/>
       </w:pPr>
-      <w:bookmarkStart w:id="85" w:name="_Toc225539791"/>
+      <w:bookmarkStart w:id="85" w:name="_Toc226488185"/>
       <w:r>
         <w:rPr>
           <w:rFonts w:eastAsia="Times New Roman" w:cs="Times New Roman"/>
@@ -21053,6 +20760,7 @@
           <w:sz w:val="18"/>
           <w:szCs w:val="18"/>
         </w:rPr>
+        <w:lastRenderedPageBreak/>
         <w:t>8. ábra – Feladatok oldal</w:t>
       </w:r>
     </w:p>
@@ -21060,7 +20768,7 @@
       <w:pPr>
         <w:pStyle w:val="Cmsor3"/>
       </w:pPr>
-      <w:bookmarkStart w:id="86" w:name="_Toc225539792"/>
+      <w:bookmarkStart w:id="86" w:name="_Toc226488186"/>
       <w:r>
         <w:rPr>
           <w:rFonts w:eastAsia="Times New Roman" w:cs="Times New Roman"/>
@@ -21162,14 +20870,13 @@
       <w:pPr>
         <w:pStyle w:val="Cmsor3"/>
       </w:pPr>
-      <w:bookmarkStart w:id="87" w:name="_Toc225539793"/>
+      <w:bookmarkStart w:id="87" w:name="_Toc226488187"/>
       <w:r>
         <w:rPr>
           <w:rFonts w:eastAsia="Times New Roman" w:cs="Times New Roman"/>
           <w:bCs/>
           <w:szCs w:val="24"/>
         </w:rPr>
-        <w:lastRenderedPageBreak/>
         <w:t>Naptár és eseménykezelés</w:t>
       </w:r>
       <w:bookmarkEnd w:id="87"/>

--- a/Tervezés/Dokumentáció.docx
+++ b/Tervezés/Dokumentáció.docx
@@ -1,6 +1,6 @@
 
 <file path=word/document.xml><?xml version="1.0" encoding="utf-8"?>
-<w:document xmlns:wpc="http://schemas.microsoft.com/office/word/2010/wordprocessingCanvas" xmlns:cx="http://schemas.microsoft.com/office/drawing/2014/chartex" xmlns:cx1="http://schemas.microsoft.com/office/drawing/2015/9/8/chartex" xmlns:cx2="http://schemas.microsoft.com/office/drawing/2015/10/21/chartex" xmlns:cx3="http://schemas.microsoft.com/office/drawing/2016/5/9/chartex" xmlns:cx4="http://schemas.microsoft.com/office/drawing/2016/5/10/chartex" xmlns:cx5="http://schemas.microsoft.com/office/drawing/2016/5/11/chartex" xmlns:cx6="http://schemas.microsoft.com/office/drawing/2016/5/12/chartex" xmlns:cx7="http://schemas.microsoft.com/office/drawing/2016/5/13/chartex" xmlns:cx8="http://schemas.microsoft.com/office/drawing/2016/5/14/chartex" xmlns:mc="http://schemas.openxmlformats.org/markup-compatibility/2006" xmlns:aink="http://schemas.microsoft.com/office/drawing/2016/ink" xmlns:am3d="http://schemas.microsoft.com/office/drawing/2017/model3d" xmlns:o="urn:schemas-microsoft-com:office:office" xmlns:oel="http://schemas.microsoft.com/office/2019/extlst" xmlns:r="http://schemas.openxmlformats.org/officeDocument/2006/relationships" xmlns:m="http://schemas.openxmlformats.org/officeDocument/2006/math" xmlns:v="urn:schemas-microsoft-com:vml" xmlns:wp14="http://schemas.microsoft.com/office/word/2010/wordprocessingDrawing" xmlns:wp="http://schemas.openxmlformats.org/drawingml/2006/wordprocessingDrawing" xmlns:w10="urn:schemas-microsoft-com:office:word" xmlns:w="http://schemas.openxmlformats.org/wordprocessingml/2006/main" xmlns:w14="http://schemas.microsoft.com/office/word/2010/wordml" xmlns:w15="http://schemas.microsoft.com/office/word/2012/wordml" xmlns:w16cex="http://schemas.microsoft.com/office/word/2018/wordml/cex" xmlns:w16cid="http://schemas.microsoft.com/office/word/2016/wordml/cid" xmlns:w16="http://schemas.microsoft.com/office/word/2018/wordml" xmlns:w16du="http://schemas.microsoft.com/office/word/2023/wordml/word16du" xmlns:w16sdtdh="http://schemas.microsoft.com/office/word/2020/wordml/sdtdatahash" xmlns:w16sdtfl="http://schemas.microsoft.com/office/word/2024/wordml/sdtformatlock" xmlns:w16se="http://schemas.microsoft.com/office/word/2015/wordml/symex" xmlns:wpg="http://schemas.microsoft.com/office/word/2010/wordprocessingGroup" xmlns:wpi="http://schemas.microsoft.com/office/word/2010/wordprocessingInk" xmlns:wne="http://schemas.microsoft.com/office/word/2006/wordml" xmlns:wps="http://schemas.microsoft.com/office/word/2010/wordprocessingShape" mc:Ignorable="w14 w15 w16se w16cid w16 w16cex w16sdtdh w16sdtfl w16du wp14">
+<w:document xmlns:wpc="http://schemas.microsoft.com/office/word/2010/wordprocessingCanvas" xmlns:cx="http://schemas.microsoft.com/office/drawing/2014/chartex" xmlns:cx1="http://schemas.microsoft.com/office/drawing/2015/9/8/chartex" xmlns:cx2="http://schemas.microsoft.com/office/drawing/2015/10/21/chartex" xmlns:cx3="http://schemas.microsoft.com/office/drawing/2016/5/9/chartex" xmlns:cx4="http://schemas.microsoft.com/office/drawing/2016/5/10/chartex" xmlns:cx5="http://schemas.microsoft.com/office/drawing/2016/5/11/chartex" xmlns:cx6="http://schemas.microsoft.com/office/drawing/2016/5/12/chartex" xmlns:cx7="http://schemas.microsoft.com/office/drawing/2016/5/13/chartex" xmlns:cx8="http://schemas.microsoft.com/office/drawing/2016/5/14/chartex" xmlns:mc="http://schemas.openxmlformats.org/markup-compatibility/2006" xmlns:aink="http://schemas.microsoft.com/office/drawing/2016/ink" xmlns:am3d="http://schemas.microsoft.com/office/drawing/2017/model3d" xmlns:o="urn:schemas-microsoft-com:office:office" xmlns:r="http://schemas.openxmlformats.org/officeDocument/2006/relationships" xmlns:m="http://schemas.openxmlformats.org/officeDocument/2006/math" xmlns:v="urn:schemas-microsoft-com:vml" xmlns:wp14="http://schemas.microsoft.com/office/word/2010/wordprocessingDrawing" xmlns:wp="http://schemas.openxmlformats.org/drawingml/2006/wordprocessingDrawing" xmlns:w10="urn:schemas-microsoft-com:office:word" xmlns:w="http://schemas.openxmlformats.org/wordprocessingml/2006/main" xmlns:w14="http://schemas.microsoft.com/office/word/2010/wordml" xmlns:w15="http://schemas.microsoft.com/office/word/2012/wordml" xmlns:w16cid="http://schemas.microsoft.com/office/word/2016/wordml/cid" xmlns:w16se="http://schemas.microsoft.com/office/word/2015/wordml/symex" xmlns:wpg="http://schemas.microsoft.com/office/word/2010/wordprocessingGroup" xmlns:wpi="http://schemas.microsoft.com/office/word/2010/wordprocessingInk" xmlns:wne="http://schemas.microsoft.com/office/word/2006/wordml" xmlns:wps="http://schemas.microsoft.com/office/word/2010/wordprocessingShape" mc:Ignorable="w14 w15 w16se w16cid wp14">
   <w:body>
     <w:p>
       <w:pPr>
@@ -121,6 +121,8 @@
         </w:rPr>
         <w:t>NapiCsepp</w:t>
       </w:r>
+      <w:bookmarkStart w:id="0" w:name="_GoBack"/>
+      <w:bookmarkEnd w:id="0"/>
       <w:proofErr w:type="spellEnd"/>
     </w:p>
     <w:p>
@@ -149,7 +151,23 @@
           <w:sz w:val="28"/>
           <w:szCs w:val="28"/>
         </w:rPr>
-        <w:t xml:space="preserve"> -- Szokáskövető és Produktivitáskezelő</w:t>
+        <w:t xml:space="preserve"> - Szokáskövető és </w:t>
+      </w:r>
+      <w:r>
+        <w:rPr>
+          <w:color w:val="2E9E8F"/>
+          <w:sz w:val="28"/>
+          <w:szCs w:val="28"/>
+        </w:rPr>
+        <w:t>p</w:t>
+      </w:r>
+      <w:r>
+        <w:rPr>
+          <w:color w:val="2E9E8F"/>
+          <w:sz w:val="28"/>
+          <w:szCs w:val="28"/>
+        </w:rPr>
+        <w:t>roduktivitáskezelő</w:t>
       </w:r>
     </w:p>
     <w:p>
@@ -211,6 +229,7 @@
         <w:spacing w:after="60"/>
         <w:jc w:val="center"/>
       </w:pPr>
+      <w:proofErr w:type="spellStart"/>
       <w:r>
         <w:rPr>
           <w:b/>
@@ -219,8 +238,9 @@
           <w:sz w:val="26"/>
           <w:szCs w:val="26"/>
         </w:rPr>
-        <w:t xml:space="preserve">Evbuomwan Abigél </w:t>
-      </w:r>
+        <w:t>Evbuomwan</w:t>
+      </w:r>
+      <w:proofErr w:type="spellEnd"/>
       <w:r>
         <w:rPr>
           <w:b/>
@@ -229,7 +249,29 @@
           <w:sz w:val="26"/>
           <w:szCs w:val="26"/>
         </w:rPr>
-        <w:t xml:space="preserve">Osaretin </w:t>
+        <w:t xml:space="preserve"> Abigél </w:t>
+      </w:r>
+      <w:proofErr w:type="spellStart"/>
+      <w:r>
+        <w:rPr>
+          <w:b/>
+          <w:bCs/>
+          <w:color w:val="1A1A1A"/>
+          <w:sz w:val="26"/>
+          <w:szCs w:val="26"/>
+        </w:rPr>
+        <w:t>Osaretin</w:t>
+      </w:r>
+      <w:proofErr w:type="spellEnd"/>
+      <w:r>
+        <w:rPr>
+          <w:b/>
+          <w:bCs/>
+          <w:color w:val="1A1A1A"/>
+          <w:sz w:val="26"/>
+          <w:szCs w:val="26"/>
+        </w:rPr>
+        <w:t xml:space="preserve"> </w:t>
       </w:r>
       <w:r>
         <w:rPr>
@@ -318,7 +360,11 @@
             <w:rPr>
               <w:rFonts w:asciiTheme="minorHAnsi" w:eastAsiaTheme="minorEastAsia" w:hAnsiTheme="minorHAnsi"/>
               <w:noProof/>
-              <w:lang w:val="en-GB" w:eastAsia="en-GB"/>
+              <w:kern w:val="0"/>
+              <w:sz w:val="22"/>
+              <w:szCs w:val="22"/>
+              <w:lang w:eastAsia="hu-HU"/>
+              <w14:ligatures w14:val="none"/>
             </w:rPr>
           </w:pPr>
           <w:r>
@@ -330,7 +376,7 @@
           <w:r>
             <w:fldChar w:fldCharType="separate"/>
           </w:r>
-          <w:hyperlink w:anchor="_Toc226577446" w:history="1">
+          <w:hyperlink w:anchor="_Toc227221947" w:history="1">
             <w:r>
               <w:rPr>
                 <w:rStyle w:val="Hiperhivatkozs"/>
@@ -358,7 +404,7 @@
                 <w:noProof/>
                 <w:webHidden/>
               </w:rPr>
-              <w:instrText xml:space="preserve"> PAGEREF _Toc226577446 \h </w:instrText>
+              <w:instrText xml:space="preserve"> PAGEREF _Toc227221947 \h </w:instrText>
             </w:r>
             <w:r>
               <w:rPr>
@@ -398,10 +444,14 @@
             <w:rPr>
               <w:rFonts w:asciiTheme="minorHAnsi" w:eastAsiaTheme="minorEastAsia" w:hAnsiTheme="minorHAnsi"/>
               <w:noProof/>
-              <w:lang w:val="en-GB" w:eastAsia="en-GB"/>
+              <w:kern w:val="0"/>
+              <w:sz w:val="22"/>
+              <w:szCs w:val="22"/>
+              <w:lang w:eastAsia="hu-HU"/>
+              <w14:ligatures w14:val="none"/>
             </w:rPr>
           </w:pPr>
-          <w:hyperlink w:anchor="_Toc226577447" w:history="1">
+          <w:hyperlink w:anchor="_Toc227221948" w:history="1">
             <w:r>
               <w:rPr>
                 <w:rStyle w:val="Hiperhivatkozs"/>
@@ -429,7 +479,7 @@
                 <w:noProof/>
                 <w:webHidden/>
               </w:rPr>
-              <w:instrText xml:space="preserve"> PAGEREF _Toc226577447 \h </w:instrText>
+              <w:instrText xml:space="preserve"> PAGEREF _Toc227221948 \h </w:instrText>
             </w:r>
             <w:r>
               <w:rPr>
@@ -469,10 +519,14 @@
             <w:rPr>
               <w:rFonts w:asciiTheme="minorHAnsi" w:eastAsiaTheme="minorEastAsia" w:hAnsiTheme="minorHAnsi"/>
               <w:noProof/>
-              <w:lang w:val="en-GB" w:eastAsia="en-GB"/>
+              <w:kern w:val="0"/>
+              <w:sz w:val="22"/>
+              <w:szCs w:val="22"/>
+              <w:lang w:eastAsia="hu-HU"/>
+              <w14:ligatures w14:val="none"/>
             </w:rPr>
           </w:pPr>
-          <w:hyperlink w:anchor="_Toc226577448" w:history="1">
+          <w:hyperlink w:anchor="_Toc227221949" w:history="1">
             <w:r>
               <w:rPr>
                 <w:rStyle w:val="Hiperhivatkozs"/>
@@ -500,7 +554,7 @@
                 <w:noProof/>
                 <w:webHidden/>
               </w:rPr>
-              <w:instrText xml:space="preserve"> PAGEREF _Toc226577448 \h </w:instrText>
+              <w:instrText xml:space="preserve"> PAGEREF _Toc227221949 \h </w:instrText>
             </w:r>
             <w:r>
               <w:rPr>
@@ -540,10 +594,14 @@
             <w:rPr>
               <w:rFonts w:asciiTheme="minorHAnsi" w:eastAsiaTheme="minorEastAsia" w:hAnsiTheme="minorHAnsi"/>
               <w:noProof/>
-              <w:lang w:val="en-GB" w:eastAsia="en-GB"/>
+              <w:kern w:val="0"/>
+              <w:sz w:val="22"/>
+              <w:szCs w:val="22"/>
+              <w:lang w:eastAsia="hu-HU"/>
+              <w14:ligatures w14:val="none"/>
             </w:rPr>
           </w:pPr>
-          <w:hyperlink w:anchor="_Toc226577449" w:history="1">
+          <w:hyperlink w:anchor="_Toc227221950" w:history="1">
             <w:r>
               <w:rPr>
                 <w:rStyle w:val="Hiperhivatkozs"/>
@@ -571,7 +629,7 @@
                 <w:noProof/>
                 <w:webHidden/>
               </w:rPr>
-              <w:instrText xml:space="preserve"> PAGEREF _Toc226577449 \h </w:instrText>
+              <w:instrText xml:space="preserve"> PAGEREF _Toc227221950 \h </w:instrText>
             </w:r>
             <w:r>
               <w:rPr>
@@ -611,10 +669,14 @@
             <w:rPr>
               <w:rFonts w:asciiTheme="minorHAnsi" w:eastAsiaTheme="minorEastAsia" w:hAnsiTheme="minorHAnsi"/>
               <w:noProof/>
-              <w:lang w:val="en-GB" w:eastAsia="en-GB"/>
+              <w:kern w:val="0"/>
+              <w:sz w:val="22"/>
+              <w:szCs w:val="22"/>
+              <w:lang w:eastAsia="hu-HU"/>
+              <w14:ligatures w14:val="none"/>
             </w:rPr>
           </w:pPr>
-          <w:hyperlink w:anchor="_Toc226577450" w:history="1">
+          <w:hyperlink w:anchor="_Toc227221951" w:history="1">
             <w:r>
               <w:rPr>
                 <w:rStyle w:val="Hiperhivatkozs"/>
@@ -642,7 +704,7 @@
                 <w:noProof/>
                 <w:webHidden/>
               </w:rPr>
-              <w:instrText xml:space="preserve"> PAGEREF _Toc226577450 \h </w:instrText>
+              <w:instrText xml:space="preserve"> PAGEREF _Toc227221951 \h </w:instrText>
             </w:r>
             <w:r>
               <w:rPr>
@@ -682,10 +744,14 @@
             <w:rPr>
               <w:rFonts w:asciiTheme="minorHAnsi" w:eastAsiaTheme="minorEastAsia" w:hAnsiTheme="minorHAnsi"/>
               <w:noProof/>
-              <w:lang w:val="en-GB" w:eastAsia="en-GB"/>
+              <w:kern w:val="0"/>
+              <w:sz w:val="22"/>
+              <w:szCs w:val="22"/>
+              <w:lang w:eastAsia="hu-HU"/>
+              <w14:ligatures w14:val="none"/>
             </w:rPr>
           </w:pPr>
-          <w:hyperlink w:anchor="_Toc226577451" w:history="1">
+          <w:hyperlink w:anchor="_Toc227221952" w:history="1">
             <w:r>
               <w:rPr>
                 <w:rStyle w:val="Hiperhivatkozs"/>
@@ -712,7 +778,7 @@
                 <w:noProof/>
                 <w:webHidden/>
               </w:rPr>
-              <w:instrText xml:space="preserve"> PAGEREF _Toc226577451 \h </w:instrText>
+              <w:instrText xml:space="preserve"> PAGEREF _Toc227221952 \h </w:instrText>
             </w:r>
             <w:r>
               <w:rPr>
@@ -752,10 +818,14 @@
             <w:rPr>
               <w:rFonts w:asciiTheme="minorHAnsi" w:eastAsiaTheme="minorEastAsia" w:hAnsiTheme="minorHAnsi"/>
               <w:noProof/>
-              <w:lang w:val="en-GB" w:eastAsia="en-GB"/>
+              <w:kern w:val="0"/>
+              <w:sz w:val="22"/>
+              <w:szCs w:val="22"/>
+              <w:lang w:eastAsia="hu-HU"/>
+              <w14:ligatures w14:val="none"/>
             </w:rPr>
           </w:pPr>
-          <w:hyperlink w:anchor="_Toc226577452" w:history="1">
+          <w:hyperlink w:anchor="_Toc227221953" w:history="1">
             <w:r>
               <w:rPr>
                 <w:rStyle w:val="Hiperhivatkozs"/>
@@ -783,7 +853,7 @@
                 <w:noProof/>
                 <w:webHidden/>
               </w:rPr>
-              <w:instrText xml:space="preserve"> PAGEREF _Toc226577452 \h </w:instrText>
+              <w:instrText xml:space="preserve"> PAGEREF _Toc227221953 \h </w:instrText>
             </w:r>
             <w:r>
               <w:rPr>
@@ -823,10 +893,14 @@
             <w:rPr>
               <w:rFonts w:asciiTheme="minorHAnsi" w:eastAsiaTheme="minorEastAsia" w:hAnsiTheme="minorHAnsi"/>
               <w:noProof/>
-              <w:lang w:val="en-GB" w:eastAsia="en-GB"/>
+              <w:kern w:val="0"/>
+              <w:sz w:val="22"/>
+              <w:szCs w:val="22"/>
+              <w:lang w:eastAsia="hu-HU"/>
+              <w14:ligatures w14:val="none"/>
             </w:rPr>
           </w:pPr>
-          <w:hyperlink w:anchor="_Toc226577453" w:history="1">
+          <w:hyperlink w:anchor="_Toc227221954" w:history="1">
             <w:r>
               <w:rPr>
                 <w:rStyle w:val="Hiperhivatkozs"/>
@@ -853,7 +927,7 @@
                 <w:noProof/>
                 <w:webHidden/>
               </w:rPr>
-              <w:instrText xml:space="preserve"> PAGEREF _Toc226577453 \h </w:instrText>
+              <w:instrText xml:space="preserve"> PAGEREF _Toc227221954 \h </w:instrText>
             </w:r>
             <w:r>
               <w:rPr>
@@ -893,10 +967,14 @@
             <w:rPr>
               <w:rFonts w:asciiTheme="minorHAnsi" w:eastAsiaTheme="minorEastAsia" w:hAnsiTheme="minorHAnsi"/>
               <w:noProof/>
-              <w:lang w:val="en-GB" w:eastAsia="en-GB"/>
+              <w:kern w:val="0"/>
+              <w:sz w:val="22"/>
+              <w:szCs w:val="22"/>
+              <w:lang w:eastAsia="hu-HU"/>
+              <w14:ligatures w14:val="none"/>
             </w:rPr>
           </w:pPr>
-          <w:hyperlink w:anchor="_Toc226577454" w:history="1">
+          <w:hyperlink w:anchor="_Toc227221955" w:history="1">
             <w:r>
               <w:rPr>
                 <w:rStyle w:val="Hiperhivatkozs"/>
@@ -923,7 +1001,7 @@
                 <w:noProof/>
                 <w:webHidden/>
               </w:rPr>
-              <w:instrText xml:space="preserve"> PAGEREF _Toc226577454 \h </w:instrText>
+              <w:instrText xml:space="preserve"> PAGEREF _Toc227221955 \h </w:instrText>
             </w:r>
             <w:r>
               <w:rPr>
@@ -963,10 +1041,14 @@
             <w:rPr>
               <w:rFonts w:asciiTheme="minorHAnsi" w:eastAsiaTheme="minorEastAsia" w:hAnsiTheme="minorHAnsi"/>
               <w:noProof/>
-              <w:lang w:val="en-GB" w:eastAsia="en-GB"/>
+              <w:kern w:val="0"/>
+              <w:sz w:val="22"/>
+              <w:szCs w:val="22"/>
+              <w:lang w:eastAsia="hu-HU"/>
+              <w14:ligatures w14:val="none"/>
             </w:rPr>
           </w:pPr>
-          <w:hyperlink w:anchor="_Toc226577455" w:history="1">
+          <w:hyperlink w:anchor="_Toc227221956" w:history="1">
             <w:r>
               <w:rPr>
                 <w:rStyle w:val="Hiperhivatkozs"/>
@@ -993,7 +1075,7 @@
                 <w:noProof/>
                 <w:webHidden/>
               </w:rPr>
-              <w:instrText xml:space="preserve"> PAGEREF _Toc226577455 \h </w:instrText>
+              <w:instrText xml:space="preserve"> PAGEREF _Toc227221956 \h </w:instrText>
             </w:r>
             <w:r>
               <w:rPr>
@@ -1033,10 +1115,14 @@
             <w:rPr>
               <w:rFonts w:asciiTheme="minorHAnsi" w:eastAsiaTheme="minorEastAsia" w:hAnsiTheme="minorHAnsi"/>
               <w:noProof/>
-              <w:lang w:val="en-GB" w:eastAsia="en-GB"/>
+              <w:kern w:val="0"/>
+              <w:sz w:val="22"/>
+              <w:szCs w:val="22"/>
+              <w:lang w:eastAsia="hu-HU"/>
+              <w14:ligatures w14:val="none"/>
             </w:rPr>
           </w:pPr>
-          <w:hyperlink w:anchor="_Toc226577456" w:history="1">
+          <w:hyperlink w:anchor="_Toc227221957" w:history="1">
             <w:r>
               <w:rPr>
                 <w:rStyle w:val="Hiperhivatkozs"/>
@@ -1063,7 +1149,7 @@
                 <w:noProof/>
                 <w:webHidden/>
               </w:rPr>
-              <w:instrText xml:space="preserve"> PAGEREF _Toc226577456 \h </w:instrText>
+              <w:instrText xml:space="preserve"> PAGEREF _Toc227221957 \h </w:instrText>
             </w:r>
             <w:r>
               <w:rPr>
@@ -1103,10 +1189,14 @@
             <w:rPr>
               <w:rFonts w:asciiTheme="minorHAnsi" w:eastAsiaTheme="minorEastAsia" w:hAnsiTheme="minorHAnsi"/>
               <w:noProof/>
-              <w:lang w:val="en-GB" w:eastAsia="en-GB"/>
+              <w:kern w:val="0"/>
+              <w:sz w:val="22"/>
+              <w:szCs w:val="22"/>
+              <w:lang w:eastAsia="hu-HU"/>
+              <w14:ligatures w14:val="none"/>
             </w:rPr>
           </w:pPr>
-          <w:hyperlink w:anchor="_Toc226577457" w:history="1">
+          <w:hyperlink w:anchor="_Toc227221958" w:history="1">
             <w:r>
               <w:rPr>
                 <w:rStyle w:val="Hiperhivatkozs"/>
@@ -1133,7 +1223,7 @@
                 <w:noProof/>
                 <w:webHidden/>
               </w:rPr>
-              <w:instrText xml:space="preserve"> PAGEREF _Toc226577457 \h </w:instrText>
+              <w:instrText xml:space="preserve"> PAGEREF _Toc227221958 \h </w:instrText>
             </w:r>
             <w:r>
               <w:rPr>
@@ -1173,10 +1263,14 @@
             <w:rPr>
               <w:rFonts w:asciiTheme="minorHAnsi" w:eastAsiaTheme="minorEastAsia" w:hAnsiTheme="minorHAnsi"/>
               <w:noProof/>
-              <w:lang w:val="en-GB" w:eastAsia="en-GB"/>
+              <w:kern w:val="0"/>
+              <w:sz w:val="22"/>
+              <w:szCs w:val="22"/>
+              <w:lang w:eastAsia="hu-HU"/>
+              <w14:ligatures w14:val="none"/>
             </w:rPr>
           </w:pPr>
-          <w:hyperlink w:anchor="_Toc226577458" w:history="1">
+          <w:hyperlink w:anchor="_Toc227221959" w:history="1">
             <w:r>
               <w:rPr>
                 <w:rStyle w:val="Hiperhivatkozs"/>
@@ -1203,7 +1297,7 @@
                 <w:noProof/>
                 <w:webHidden/>
               </w:rPr>
-              <w:instrText xml:space="preserve"> PAGEREF _Toc226577458 \h </w:instrText>
+              <w:instrText xml:space="preserve"> PAGEREF _Toc227221959 \h </w:instrText>
             </w:r>
             <w:r>
               <w:rPr>
@@ -1243,10 +1337,14 @@
             <w:rPr>
               <w:rFonts w:asciiTheme="minorHAnsi" w:eastAsiaTheme="minorEastAsia" w:hAnsiTheme="minorHAnsi"/>
               <w:noProof/>
-              <w:lang w:val="en-GB" w:eastAsia="en-GB"/>
+              <w:kern w:val="0"/>
+              <w:sz w:val="22"/>
+              <w:szCs w:val="22"/>
+              <w:lang w:eastAsia="hu-HU"/>
+              <w14:ligatures w14:val="none"/>
             </w:rPr>
           </w:pPr>
-          <w:hyperlink w:anchor="_Toc226577459" w:history="1">
+          <w:hyperlink w:anchor="_Toc227221960" w:history="1">
             <w:r>
               <w:rPr>
                 <w:rStyle w:val="Hiperhivatkozs"/>
@@ -1273,7 +1371,7 @@
                 <w:noProof/>
                 <w:webHidden/>
               </w:rPr>
-              <w:instrText xml:space="preserve"> PAGEREF _Toc226577459 \h </w:instrText>
+              <w:instrText xml:space="preserve"> PAGEREF _Toc227221960 \h </w:instrText>
             </w:r>
             <w:r>
               <w:rPr>
@@ -1313,10 +1411,14 @@
             <w:rPr>
               <w:rFonts w:asciiTheme="minorHAnsi" w:eastAsiaTheme="minorEastAsia" w:hAnsiTheme="minorHAnsi"/>
               <w:noProof/>
-              <w:lang w:val="en-GB" w:eastAsia="en-GB"/>
+              <w:kern w:val="0"/>
+              <w:sz w:val="22"/>
+              <w:szCs w:val="22"/>
+              <w:lang w:eastAsia="hu-HU"/>
+              <w14:ligatures w14:val="none"/>
             </w:rPr>
           </w:pPr>
-          <w:hyperlink w:anchor="_Toc226577460" w:history="1">
+          <w:hyperlink w:anchor="_Toc227221961" w:history="1">
             <w:r>
               <w:rPr>
                 <w:rStyle w:val="Hiperhivatkozs"/>
@@ -1343,7 +1445,7 @@
                 <w:noProof/>
                 <w:webHidden/>
               </w:rPr>
-              <w:instrText xml:space="preserve"> PAGEREF _Toc226577460 \h </w:instrText>
+              <w:instrText xml:space="preserve"> PAGEREF _Toc227221961 \h </w:instrText>
             </w:r>
             <w:r>
               <w:rPr>
@@ -1383,10 +1485,14 @@
             <w:rPr>
               <w:rFonts w:asciiTheme="minorHAnsi" w:eastAsiaTheme="minorEastAsia" w:hAnsiTheme="minorHAnsi"/>
               <w:noProof/>
-              <w:lang w:val="en-GB" w:eastAsia="en-GB"/>
+              <w:kern w:val="0"/>
+              <w:sz w:val="22"/>
+              <w:szCs w:val="22"/>
+              <w:lang w:eastAsia="hu-HU"/>
+              <w14:ligatures w14:val="none"/>
             </w:rPr>
           </w:pPr>
-          <w:hyperlink w:anchor="_Toc226577461" w:history="1">
+          <w:hyperlink w:anchor="_Toc227221962" w:history="1">
             <w:r>
               <w:rPr>
                 <w:rStyle w:val="Hiperhivatkozs"/>
@@ -1413,7 +1519,7 @@
                 <w:noProof/>
                 <w:webHidden/>
               </w:rPr>
-              <w:instrText xml:space="preserve"> PAGEREF _Toc226577461 \h </w:instrText>
+              <w:instrText xml:space="preserve"> PAGEREF _Toc227221962 \h </w:instrText>
             </w:r>
             <w:r>
               <w:rPr>
@@ -1433,7 +1539,7 @@
                 <w:noProof/>
                 <w:webHidden/>
               </w:rPr>
-              <w:t>10</w:t>
+              <w:t>9</w:t>
             </w:r>
             <w:r>
               <w:rPr>
@@ -1453,10 +1559,14 @@
             <w:rPr>
               <w:rFonts w:asciiTheme="minorHAnsi" w:eastAsiaTheme="minorEastAsia" w:hAnsiTheme="minorHAnsi"/>
               <w:noProof/>
-              <w:lang w:val="en-GB" w:eastAsia="en-GB"/>
+              <w:kern w:val="0"/>
+              <w:sz w:val="22"/>
+              <w:szCs w:val="22"/>
+              <w:lang w:eastAsia="hu-HU"/>
+              <w14:ligatures w14:val="none"/>
             </w:rPr>
           </w:pPr>
-          <w:hyperlink w:anchor="_Toc226577462" w:history="1">
+          <w:hyperlink w:anchor="_Toc227221963" w:history="1">
             <w:r>
               <w:rPr>
                 <w:rStyle w:val="Hiperhivatkozs"/>
@@ -1483,7 +1593,7 @@
                 <w:noProof/>
                 <w:webHidden/>
               </w:rPr>
-              <w:instrText xml:space="preserve"> PAGEREF _Toc226577462 \h </w:instrText>
+              <w:instrText xml:space="preserve"> PAGEREF _Toc227221963 \h </w:instrText>
             </w:r>
             <w:r>
               <w:rPr>
@@ -1503,7 +1613,7 @@
                 <w:noProof/>
                 <w:webHidden/>
               </w:rPr>
-              <w:t>10</w:t>
+              <w:t>9</w:t>
             </w:r>
             <w:r>
               <w:rPr>
@@ -1523,10 +1633,14 @@
             <w:rPr>
               <w:rFonts w:asciiTheme="minorHAnsi" w:eastAsiaTheme="minorEastAsia" w:hAnsiTheme="minorHAnsi"/>
               <w:noProof/>
-              <w:lang w:val="en-GB" w:eastAsia="en-GB"/>
+              <w:kern w:val="0"/>
+              <w:sz w:val="22"/>
+              <w:szCs w:val="22"/>
+              <w:lang w:eastAsia="hu-HU"/>
+              <w14:ligatures w14:val="none"/>
             </w:rPr>
           </w:pPr>
-          <w:hyperlink w:anchor="_Toc226577463" w:history="1">
+          <w:hyperlink w:anchor="_Toc227221964" w:history="1">
             <w:r>
               <w:rPr>
                 <w:rStyle w:val="Hiperhivatkozs"/>
@@ -1553,7 +1667,7 @@
                 <w:noProof/>
                 <w:webHidden/>
               </w:rPr>
-              <w:instrText xml:space="preserve"> PAGEREF _Toc226577463 \h </w:instrText>
+              <w:instrText xml:space="preserve"> PAGEREF _Toc227221964 \h </w:instrText>
             </w:r>
             <w:r>
               <w:rPr>
@@ -1593,10 +1707,14 @@
             <w:rPr>
               <w:rFonts w:asciiTheme="minorHAnsi" w:eastAsiaTheme="minorEastAsia" w:hAnsiTheme="minorHAnsi"/>
               <w:noProof/>
-              <w:lang w:val="en-GB" w:eastAsia="en-GB"/>
+              <w:kern w:val="0"/>
+              <w:sz w:val="22"/>
+              <w:szCs w:val="22"/>
+              <w:lang w:eastAsia="hu-HU"/>
+              <w14:ligatures w14:val="none"/>
             </w:rPr>
           </w:pPr>
-          <w:hyperlink w:anchor="_Toc226577464" w:history="1">
+          <w:hyperlink w:anchor="_Toc227221965" w:history="1">
             <w:r>
               <w:rPr>
                 <w:rStyle w:val="Hiperhivatkozs"/>
@@ -1623,7 +1741,7 @@
                 <w:noProof/>
                 <w:webHidden/>
               </w:rPr>
-              <w:instrText xml:space="preserve"> PAGEREF _Toc226577464 \h </w:instrText>
+              <w:instrText xml:space="preserve"> PAGEREF _Toc227221965 \h </w:instrText>
             </w:r>
             <w:r>
               <w:rPr>
@@ -1663,10 +1781,14 @@
             <w:rPr>
               <w:rFonts w:asciiTheme="minorHAnsi" w:eastAsiaTheme="minorEastAsia" w:hAnsiTheme="minorHAnsi"/>
               <w:noProof/>
-              <w:lang w:val="en-GB" w:eastAsia="en-GB"/>
+              <w:kern w:val="0"/>
+              <w:sz w:val="22"/>
+              <w:szCs w:val="22"/>
+              <w:lang w:eastAsia="hu-HU"/>
+              <w14:ligatures w14:val="none"/>
             </w:rPr>
           </w:pPr>
-          <w:hyperlink w:anchor="_Toc226577465" w:history="1">
+          <w:hyperlink w:anchor="_Toc227221966" w:history="1">
             <w:r>
               <w:rPr>
                 <w:rStyle w:val="Hiperhivatkozs"/>
@@ -1693,7 +1815,7 @@
                 <w:noProof/>
                 <w:webHidden/>
               </w:rPr>
-              <w:instrText xml:space="preserve"> PAGEREF _Toc226577465 \h </w:instrText>
+              <w:instrText xml:space="preserve"> PAGEREF _Toc227221966 \h </w:instrText>
             </w:r>
             <w:r>
               <w:rPr>
@@ -1733,10 +1855,14 @@
             <w:rPr>
               <w:rFonts w:asciiTheme="minorHAnsi" w:eastAsiaTheme="minorEastAsia" w:hAnsiTheme="minorHAnsi"/>
               <w:noProof/>
-              <w:lang w:val="en-GB" w:eastAsia="en-GB"/>
+              <w:kern w:val="0"/>
+              <w:sz w:val="22"/>
+              <w:szCs w:val="22"/>
+              <w:lang w:eastAsia="hu-HU"/>
+              <w14:ligatures w14:val="none"/>
             </w:rPr>
           </w:pPr>
-          <w:hyperlink w:anchor="_Toc226577466" w:history="1">
+          <w:hyperlink w:anchor="_Toc227221967" w:history="1">
             <w:r>
               <w:rPr>
                 <w:rStyle w:val="Hiperhivatkozs"/>
@@ -1763,7 +1889,7 @@
                 <w:noProof/>
                 <w:webHidden/>
               </w:rPr>
-              <w:instrText xml:space="preserve"> PAGEREF _Toc226577466 \h </w:instrText>
+              <w:instrText xml:space="preserve"> PAGEREF _Toc227221967 \h </w:instrText>
             </w:r>
             <w:r>
               <w:rPr>
@@ -1803,10 +1929,14 @@
             <w:rPr>
               <w:rFonts w:asciiTheme="minorHAnsi" w:eastAsiaTheme="minorEastAsia" w:hAnsiTheme="minorHAnsi"/>
               <w:noProof/>
-              <w:lang w:val="en-GB" w:eastAsia="en-GB"/>
+              <w:kern w:val="0"/>
+              <w:sz w:val="22"/>
+              <w:szCs w:val="22"/>
+              <w:lang w:eastAsia="hu-HU"/>
+              <w14:ligatures w14:val="none"/>
             </w:rPr>
           </w:pPr>
-          <w:hyperlink w:anchor="_Toc226577467" w:history="1">
+          <w:hyperlink w:anchor="_Toc227221968" w:history="1">
             <w:r>
               <w:rPr>
                 <w:rStyle w:val="Hiperhivatkozs"/>
@@ -1833,7 +1963,7 @@
                 <w:noProof/>
                 <w:webHidden/>
               </w:rPr>
-              <w:instrText xml:space="preserve"> PAGEREF _Toc226577467 \h </w:instrText>
+              <w:instrText xml:space="preserve"> PAGEREF _Toc227221968 \h </w:instrText>
             </w:r>
             <w:r>
               <w:rPr>
@@ -1873,10 +2003,14 @@
             <w:rPr>
               <w:rFonts w:asciiTheme="minorHAnsi" w:eastAsiaTheme="minorEastAsia" w:hAnsiTheme="minorHAnsi"/>
               <w:noProof/>
-              <w:lang w:val="en-GB" w:eastAsia="en-GB"/>
+              <w:kern w:val="0"/>
+              <w:sz w:val="22"/>
+              <w:szCs w:val="22"/>
+              <w:lang w:eastAsia="hu-HU"/>
+              <w14:ligatures w14:val="none"/>
             </w:rPr>
           </w:pPr>
-          <w:hyperlink w:anchor="_Toc226577468" w:history="1">
+          <w:hyperlink w:anchor="_Toc227221969" w:history="1">
             <w:r>
               <w:rPr>
                 <w:rStyle w:val="Hiperhivatkozs"/>
@@ -1904,7 +2038,7 @@
                 <w:noProof/>
                 <w:webHidden/>
               </w:rPr>
-              <w:instrText xml:space="preserve"> PAGEREF _Toc226577468 \h </w:instrText>
+              <w:instrText xml:space="preserve"> PAGEREF _Toc227221969 \h </w:instrText>
             </w:r>
             <w:r>
               <w:rPr>
@@ -1944,10 +2078,14 @@
             <w:rPr>
               <w:rFonts w:asciiTheme="minorHAnsi" w:eastAsiaTheme="minorEastAsia" w:hAnsiTheme="minorHAnsi"/>
               <w:noProof/>
-              <w:lang w:val="en-GB" w:eastAsia="en-GB"/>
+              <w:kern w:val="0"/>
+              <w:sz w:val="22"/>
+              <w:szCs w:val="22"/>
+              <w:lang w:eastAsia="hu-HU"/>
+              <w14:ligatures w14:val="none"/>
             </w:rPr>
           </w:pPr>
-          <w:hyperlink w:anchor="_Toc226577469" w:history="1">
+          <w:hyperlink w:anchor="_Toc227221970" w:history="1">
             <w:r>
               <w:rPr>
                 <w:rStyle w:val="Hiperhivatkozs"/>
@@ -1974,7 +2112,7 @@
                 <w:noProof/>
                 <w:webHidden/>
               </w:rPr>
-              <w:instrText xml:space="preserve"> PAGEREF _Toc226577469 \h </w:instrText>
+              <w:instrText xml:space="preserve"> PAGEREF _Toc227221970 \h </w:instrText>
             </w:r>
             <w:r>
               <w:rPr>
@@ -2014,10 +2152,14 @@
             <w:rPr>
               <w:rFonts w:asciiTheme="minorHAnsi" w:eastAsiaTheme="minorEastAsia" w:hAnsiTheme="minorHAnsi"/>
               <w:noProof/>
-              <w:lang w:val="en-GB" w:eastAsia="en-GB"/>
+              <w:kern w:val="0"/>
+              <w:sz w:val="22"/>
+              <w:szCs w:val="22"/>
+              <w:lang w:eastAsia="hu-HU"/>
+              <w14:ligatures w14:val="none"/>
             </w:rPr>
           </w:pPr>
-          <w:hyperlink w:anchor="_Toc226577470" w:history="1">
+          <w:hyperlink w:anchor="_Toc227221971" w:history="1">
             <w:r>
               <w:rPr>
                 <w:rStyle w:val="Hiperhivatkozs"/>
@@ -2044,7 +2186,7 @@
                 <w:noProof/>
                 <w:webHidden/>
               </w:rPr>
-              <w:instrText xml:space="preserve"> PAGEREF _Toc226577470 \h </w:instrText>
+              <w:instrText xml:space="preserve"> PAGEREF _Toc227221971 \h </w:instrText>
             </w:r>
             <w:r>
               <w:rPr>
@@ -2084,10 +2226,14 @@
             <w:rPr>
               <w:rFonts w:asciiTheme="minorHAnsi" w:eastAsiaTheme="minorEastAsia" w:hAnsiTheme="minorHAnsi"/>
               <w:noProof/>
-              <w:lang w:val="en-GB" w:eastAsia="en-GB"/>
+              <w:kern w:val="0"/>
+              <w:sz w:val="22"/>
+              <w:szCs w:val="22"/>
+              <w:lang w:eastAsia="hu-HU"/>
+              <w14:ligatures w14:val="none"/>
             </w:rPr>
           </w:pPr>
-          <w:hyperlink w:anchor="_Toc226577471" w:history="1">
+          <w:hyperlink w:anchor="_Toc227221972" w:history="1">
             <w:r>
               <w:rPr>
                 <w:rStyle w:val="Hiperhivatkozs"/>
@@ -2114,7 +2260,7 @@
                 <w:noProof/>
                 <w:webHidden/>
               </w:rPr>
-              <w:instrText xml:space="preserve"> PAGEREF _Toc226577471 \h </w:instrText>
+              <w:instrText xml:space="preserve"> PAGEREF _Toc227221972 \h </w:instrText>
             </w:r>
             <w:r>
               <w:rPr>
@@ -2154,10 +2300,14 @@
             <w:rPr>
               <w:rFonts w:asciiTheme="minorHAnsi" w:eastAsiaTheme="minorEastAsia" w:hAnsiTheme="minorHAnsi"/>
               <w:noProof/>
-              <w:lang w:val="en-GB" w:eastAsia="en-GB"/>
+              <w:kern w:val="0"/>
+              <w:sz w:val="22"/>
+              <w:szCs w:val="22"/>
+              <w:lang w:eastAsia="hu-HU"/>
+              <w14:ligatures w14:val="none"/>
             </w:rPr>
           </w:pPr>
-          <w:hyperlink w:anchor="_Toc226577472" w:history="1">
+          <w:hyperlink w:anchor="_Toc227221973" w:history="1">
             <w:r>
               <w:rPr>
                 <w:rStyle w:val="Hiperhivatkozs"/>
@@ -2184,7 +2334,7 @@
                 <w:noProof/>
                 <w:webHidden/>
               </w:rPr>
-              <w:instrText xml:space="preserve"> PAGEREF _Toc226577472 \h </w:instrText>
+              <w:instrText xml:space="preserve"> PAGEREF _Toc227221973 \h </w:instrText>
             </w:r>
             <w:r>
               <w:rPr>
@@ -2224,10 +2374,14 @@
             <w:rPr>
               <w:rFonts w:asciiTheme="minorHAnsi" w:eastAsiaTheme="minorEastAsia" w:hAnsiTheme="minorHAnsi"/>
               <w:noProof/>
-              <w:lang w:val="en-GB" w:eastAsia="en-GB"/>
+              <w:kern w:val="0"/>
+              <w:sz w:val="22"/>
+              <w:szCs w:val="22"/>
+              <w:lang w:eastAsia="hu-HU"/>
+              <w14:ligatures w14:val="none"/>
             </w:rPr>
           </w:pPr>
-          <w:hyperlink w:anchor="_Toc226577473" w:history="1">
+          <w:hyperlink w:anchor="_Toc227221974" w:history="1">
             <w:r>
               <w:rPr>
                 <w:rStyle w:val="Hiperhivatkozs"/>
@@ -2254,7 +2408,7 @@
                 <w:noProof/>
                 <w:webHidden/>
               </w:rPr>
-              <w:instrText xml:space="preserve"> PAGEREF _Toc226577473 \h </w:instrText>
+              <w:instrText xml:space="preserve"> PAGEREF _Toc227221974 \h </w:instrText>
             </w:r>
             <w:r>
               <w:rPr>
@@ -2294,17 +2448,21 @@
             <w:rPr>
               <w:rFonts w:asciiTheme="minorHAnsi" w:eastAsiaTheme="minorEastAsia" w:hAnsiTheme="minorHAnsi"/>
               <w:noProof/>
-              <w:lang w:val="en-GB" w:eastAsia="en-GB"/>
+              <w:kern w:val="0"/>
+              <w:sz w:val="22"/>
+              <w:szCs w:val="22"/>
+              <w:lang w:eastAsia="hu-HU"/>
+              <w14:ligatures w14:val="none"/>
             </w:rPr>
           </w:pPr>
-          <w:hyperlink w:anchor="_Toc226577474" w:history="1">
+          <w:hyperlink w:anchor="_Toc227221975" w:history="1">
             <w:r>
               <w:rPr>
                 <w:rStyle w:val="Hiperhivatkozs"/>
                 <w:rFonts w:eastAsia="Times New Roman"/>
                 <w:noProof/>
               </w:rPr>
-              <w:t>Frontend Komponensek Bemutatása</w:t>
+              <w:t>Frontend komponensek bemutatása</w:t>
             </w:r>
             <w:r>
               <w:rPr>
@@ -2325,7 +2483,7 @@
                 <w:noProof/>
                 <w:webHidden/>
               </w:rPr>
-              <w:instrText xml:space="preserve"> PAGEREF _Toc226577474 \h </w:instrText>
+              <w:instrText xml:space="preserve"> PAGEREF _Toc227221975 \h </w:instrText>
             </w:r>
             <w:r>
               <w:rPr>
@@ -2365,10 +2523,14 @@
             <w:rPr>
               <w:rFonts w:asciiTheme="minorHAnsi" w:eastAsiaTheme="minorEastAsia" w:hAnsiTheme="minorHAnsi"/>
               <w:noProof/>
-              <w:lang w:val="en-GB" w:eastAsia="en-GB"/>
+              <w:kern w:val="0"/>
+              <w:sz w:val="22"/>
+              <w:szCs w:val="22"/>
+              <w:lang w:eastAsia="hu-HU"/>
+              <w14:ligatures w14:val="none"/>
             </w:rPr>
           </w:pPr>
-          <w:hyperlink w:anchor="_Toc226577475" w:history="1">
+          <w:hyperlink w:anchor="_Toc227221976" w:history="1">
             <w:r>
               <w:rPr>
                 <w:rStyle w:val="Hiperhivatkozs"/>
@@ -2396,7 +2558,7 @@
                 <w:noProof/>
                 <w:webHidden/>
               </w:rPr>
-              <w:instrText xml:space="preserve"> PAGEREF _Toc226577475 \h </w:instrText>
+              <w:instrText xml:space="preserve"> PAGEREF _Toc227221976 \h </w:instrText>
             </w:r>
             <w:r>
               <w:rPr>
@@ -2436,10 +2598,14 @@
             <w:rPr>
               <w:rFonts w:asciiTheme="minorHAnsi" w:eastAsiaTheme="minorEastAsia" w:hAnsiTheme="minorHAnsi"/>
               <w:noProof/>
-              <w:lang w:val="en-GB" w:eastAsia="en-GB"/>
+              <w:kern w:val="0"/>
+              <w:sz w:val="22"/>
+              <w:szCs w:val="22"/>
+              <w:lang w:eastAsia="hu-HU"/>
+              <w14:ligatures w14:val="none"/>
             </w:rPr>
           </w:pPr>
-          <w:hyperlink w:anchor="_Toc226577476" w:history="1">
+          <w:hyperlink w:anchor="_Toc227221977" w:history="1">
             <w:r>
               <w:rPr>
                 <w:rStyle w:val="Hiperhivatkozs"/>
@@ -2467,7 +2633,7 @@
                 <w:noProof/>
                 <w:webHidden/>
               </w:rPr>
-              <w:instrText xml:space="preserve"> PAGEREF _Toc226577476 \h </w:instrText>
+              <w:instrText xml:space="preserve"> PAGEREF _Toc227221977 \h </w:instrText>
             </w:r>
             <w:r>
               <w:rPr>
@@ -2507,10 +2673,14 @@
             <w:rPr>
               <w:rFonts w:asciiTheme="minorHAnsi" w:eastAsiaTheme="minorEastAsia" w:hAnsiTheme="minorHAnsi"/>
               <w:noProof/>
-              <w:lang w:val="en-GB" w:eastAsia="en-GB"/>
+              <w:kern w:val="0"/>
+              <w:sz w:val="22"/>
+              <w:szCs w:val="22"/>
+              <w:lang w:eastAsia="hu-HU"/>
+              <w14:ligatures w14:val="none"/>
             </w:rPr>
           </w:pPr>
-          <w:hyperlink w:anchor="_Toc226577477" w:history="1">
+          <w:hyperlink w:anchor="_Toc227221978" w:history="1">
             <w:r>
               <w:rPr>
                 <w:rStyle w:val="Hiperhivatkozs"/>
@@ -2538,7 +2708,7 @@
                 <w:noProof/>
                 <w:webHidden/>
               </w:rPr>
-              <w:instrText xml:space="preserve"> PAGEREF _Toc226577477 \h </w:instrText>
+              <w:instrText xml:space="preserve"> PAGEREF _Toc227221978 \h </w:instrText>
             </w:r>
             <w:r>
               <w:rPr>
@@ -2578,10 +2748,14 @@
             <w:rPr>
               <w:rFonts w:asciiTheme="minorHAnsi" w:eastAsiaTheme="minorEastAsia" w:hAnsiTheme="minorHAnsi"/>
               <w:noProof/>
-              <w:lang w:val="en-GB" w:eastAsia="en-GB"/>
+              <w:kern w:val="0"/>
+              <w:sz w:val="22"/>
+              <w:szCs w:val="22"/>
+              <w:lang w:eastAsia="hu-HU"/>
+              <w14:ligatures w14:val="none"/>
             </w:rPr>
           </w:pPr>
-          <w:hyperlink w:anchor="_Toc226577478" w:history="1">
+          <w:hyperlink w:anchor="_Toc227221979" w:history="1">
             <w:r>
               <w:rPr>
                 <w:rStyle w:val="Hiperhivatkozs"/>
@@ -2609,7 +2783,7 @@
                 <w:noProof/>
                 <w:webHidden/>
               </w:rPr>
-              <w:instrText xml:space="preserve"> PAGEREF _Toc226577478 \h </w:instrText>
+              <w:instrText xml:space="preserve"> PAGEREF _Toc227221979 \h </w:instrText>
             </w:r>
             <w:r>
               <w:rPr>
@@ -2649,10 +2823,14 @@
             <w:rPr>
               <w:rFonts w:asciiTheme="minorHAnsi" w:eastAsiaTheme="minorEastAsia" w:hAnsiTheme="minorHAnsi"/>
               <w:noProof/>
-              <w:lang w:val="en-GB" w:eastAsia="en-GB"/>
+              <w:kern w:val="0"/>
+              <w:sz w:val="22"/>
+              <w:szCs w:val="22"/>
+              <w:lang w:eastAsia="hu-HU"/>
+              <w14:ligatures w14:val="none"/>
             </w:rPr>
           </w:pPr>
-          <w:hyperlink w:anchor="_Toc226577479" w:history="1">
+          <w:hyperlink w:anchor="_Toc227221980" w:history="1">
             <w:r>
               <w:rPr>
                 <w:rStyle w:val="Hiperhivatkozs"/>
@@ -2679,7 +2857,7 @@
                 <w:noProof/>
                 <w:webHidden/>
               </w:rPr>
-              <w:instrText xml:space="preserve"> PAGEREF _Toc226577479 \h </w:instrText>
+              <w:instrText xml:space="preserve"> PAGEREF _Toc227221980 \h </w:instrText>
             </w:r>
             <w:r>
               <w:rPr>
@@ -2719,10 +2897,14 @@
             <w:rPr>
               <w:rFonts w:asciiTheme="minorHAnsi" w:eastAsiaTheme="minorEastAsia" w:hAnsiTheme="minorHAnsi"/>
               <w:noProof/>
-              <w:lang w:val="en-GB" w:eastAsia="en-GB"/>
+              <w:kern w:val="0"/>
+              <w:sz w:val="22"/>
+              <w:szCs w:val="22"/>
+              <w:lang w:eastAsia="hu-HU"/>
+              <w14:ligatures w14:val="none"/>
             </w:rPr>
           </w:pPr>
-          <w:hyperlink w:anchor="_Toc226577480" w:history="1">
+          <w:hyperlink w:anchor="_Toc227221981" w:history="1">
             <w:r>
               <w:rPr>
                 <w:rStyle w:val="Hiperhivatkozs"/>
@@ -2749,7 +2931,7 @@
                 <w:noProof/>
                 <w:webHidden/>
               </w:rPr>
-              <w:instrText xml:space="preserve"> PAGEREF _Toc226577480 \h </w:instrText>
+              <w:instrText xml:space="preserve"> PAGEREF _Toc227221981 \h </w:instrText>
             </w:r>
             <w:r>
               <w:rPr>
@@ -2789,10 +2971,14 @@
             <w:rPr>
               <w:rFonts w:asciiTheme="minorHAnsi" w:eastAsiaTheme="minorEastAsia" w:hAnsiTheme="minorHAnsi"/>
               <w:noProof/>
-              <w:lang w:val="en-GB" w:eastAsia="en-GB"/>
+              <w:kern w:val="0"/>
+              <w:sz w:val="22"/>
+              <w:szCs w:val="22"/>
+              <w:lang w:eastAsia="hu-HU"/>
+              <w14:ligatures w14:val="none"/>
             </w:rPr>
           </w:pPr>
-          <w:hyperlink w:anchor="_Toc226577481" w:history="1">
+          <w:hyperlink w:anchor="_Toc227221982" w:history="1">
             <w:r>
               <w:rPr>
                 <w:rStyle w:val="Hiperhivatkozs"/>
@@ -2819,7 +3005,7 @@
                 <w:noProof/>
                 <w:webHidden/>
               </w:rPr>
-              <w:instrText xml:space="preserve"> PAGEREF _Toc226577481 \h </w:instrText>
+              <w:instrText xml:space="preserve"> PAGEREF _Toc227221982 \h </w:instrText>
             </w:r>
             <w:r>
               <w:rPr>
@@ -2859,17 +3045,21 @@
             <w:rPr>
               <w:rFonts w:asciiTheme="minorHAnsi" w:eastAsiaTheme="minorEastAsia" w:hAnsiTheme="minorHAnsi"/>
               <w:noProof/>
-              <w:lang w:val="en-GB" w:eastAsia="en-GB"/>
+              <w:kern w:val="0"/>
+              <w:sz w:val="22"/>
+              <w:szCs w:val="22"/>
+              <w:lang w:eastAsia="hu-HU"/>
+              <w14:ligatures w14:val="none"/>
             </w:rPr>
           </w:pPr>
-          <w:hyperlink w:anchor="_Toc226577482" w:history="1">
+          <w:hyperlink w:anchor="_Toc227221983" w:history="1">
             <w:r>
               <w:rPr>
                 <w:rStyle w:val="Hiperhivatkozs"/>
                 <w:rFonts w:eastAsia="Times New Roman"/>
                 <w:noProof/>
               </w:rPr>
-              <w:t>Automatizált Tesztek</w:t>
+              <w:t>Automatizált tesztek</w:t>
             </w:r>
             <w:r>
               <w:rPr>
@@ -2890,7 +3080,7 @@
                 <w:noProof/>
                 <w:webHidden/>
               </w:rPr>
-              <w:instrText xml:space="preserve"> PAGEREF _Toc226577482 \h </w:instrText>
+              <w:instrText xml:space="preserve"> PAGEREF _Toc227221983 \h </w:instrText>
             </w:r>
             <w:r>
               <w:rPr>
@@ -2910,7 +3100,7 @@
                 <w:noProof/>
                 <w:webHidden/>
               </w:rPr>
-              <w:t>35</w:t>
+              <w:t>34</w:t>
             </w:r>
             <w:r>
               <w:rPr>
@@ -2930,16 +3120,20 @@
             <w:rPr>
               <w:rFonts w:asciiTheme="minorHAnsi" w:eastAsiaTheme="minorEastAsia" w:hAnsiTheme="minorHAnsi"/>
               <w:noProof/>
-              <w:lang w:val="en-GB" w:eastAsia="en-GB"/>
+              <w:kern w:val="0"/>
+              <w:sz w:val="22"/>
+              <w:szCs w:val="22"/>
+              <w:lang w:eastAsia="hu-HU"/>
+              <w14:ligatures w14:val="none"/>
             </w:rPr>
           </w:pPr>
-          <w:hyperlink w:anchor="_Toc226577483" w:history="1">
+          <w:hyperlink w:anchor="_Toc227221984" w:history="1">
             <w:r>
               <w:rPr>
                 <w:rStyle w:val="Hiperhivatkozs"/>
                 <w:noProof/>
               </w:rPr>
-              <w:t>Automatizált Backend tesztek</w:t>
+              <w:t>Automatizált backend tesztek</w:t>
             </w:r>
             <w:r>
               <w:rPr>
@@ -2960,7 +3154,7 @@
                 <w:noProof/>
                 <w:webHidden/>
               </w:rPr>
-              <w:instrText xml:space="preserve"> PAGEREF _Toc226577483 \h </w:instrText>
+              <w:instrText xml:space="preserve"> PAGEREF _Toc227221984 \h </w:instrText>
             </w:r>
             <w:r>
               <w:rPr>
@@ -2980,7 +3174,7 @@
                 <w:noProof/>
                 <w:webHidden/>
               </w:rPr>
-              <w:t>35</w:t>
+              <w:t>34</w:t>
             </w:r>
             <w:r>
               <w:rPr>
@@ -3000,16 +3194,20 @@
             <w:rPr>
               <w:rFonts w:asciiTheme="minorHAnsi" w:eastAsiaTheme="minorEastAsia" w:hAnsiTheme="minorHAnsi"/>
               <w:noProof/>
-              <w:lang w:val="en-GB" w:eastAsia="en-GB"/>
+              <w:kern w:val="0"/>
+              <w:sz w:val="22"/>
+              <w:szCs w:val="22"/>
+              <w:lang w:eastAsia="hu-HU"/>
+              <w14:ligatures w14:val="none"/>
             </w:rPr>
           </w:pPr>
-          <w:hyperlink w:anchor="_Toc226577484" w:history="1">
+          <w:hyperlink w:anchor="_Toc227221985" w:history="1">
             <w:r>
               <w:rPr>
                 <w:rStyle w:val="Hiperhivatkozs"/>
                 <w:noProof/>
               </w:rPr>
-              <w:t>Automatizált Frontend tesztek</w:t>
+              <w:t>Automatizált frontend tesztek</w:t>
             </w:r>
             <w:r>
               <w:rPr>
@@ -3030,7 +3228,7 @@
                 <w:noProof/>
                 <w:webHidden/>
               </w:rPr>
-              <w:instrText xml:space="preserve"> PAGEREF _Toc226577484 \h </w:instrText>
+              <w:instrText xml:space="preserve"> PAGEREF _Toc227221985 \h </w:instrText>
             </w:r>
             <w:r>
               <w:rPr>
@@ -3070,10 +3268,14 @@
             <w:rPr>
               <w:rFonts w:asciiTheme="minorHAnsi" w:eastAsiaTheme="minorEastAsia" w:hAnsiTheme="minorHAnsi"/>
               <w:noProof/>
-              <w:lang w:val="en-GB" w:eastAsia="en-GB"/>
+              <w:kern w:val="0"/>
+              <w:sz w:val="22"/>
+              <w:szCs w:val="22"/>
+              <w:lang w:eastAsia="hu-HU"/>
+              <w14:ligatures w14:val="none"/>
             </w:rPr>
           </w:pPr>
-          <w:hyperlink w:anchor="_Toc226577485" w:history="1">
+          <w:hyperlink w:anchor="_Toc227221986" w:history="1">
             <w:r>
               <w:rPr>
                 <w:rStyle w:val="Hiperhivatkozs"/>
@@ -3081,7 +3283,7 @@
                 <w:bCs/>
                 <w:noProof/>
               </w:rPr>
-              <w:t>Felhasználói Dokumentáció</w:t>
+              <w:t>Felhasználói dokumentáció</w:t>
             </w:r>
             <w:r>
               <w:rPr>
@@ -3102,7 +3304,7 @@
                 <w:noProof/>
                 <w:webHidden/>
               </w:rPr>
-              <w:instrText xml:space="preserve"> PAGEREF _Toc226577485 \h </w:instrText>
+              <w:instrText xml:space="preserve"> PAGEREF _Toc227221986 \h </w:instrText>
             </w:r>
             <w:r>
               <w:rPr>
@@ -3142,10 +3344,14 @@
             <w:rPr>
               <w:rFonts w:asciiTheme="minorHAnsi" w:eastAsiaTheme="minorEastAsia" w:hAnsiTheme="minorHAnsi"/>
               <w:noProof/>
-              <w:lang w:val="en-GB" w:eastAsia="en-GB"/>
+              <w:kern w:val="0"/>
+              <w:sz w:val="22"/>
+              <w:szCs w:val="22"/>
+              <w:lang w:eastAsia="hu-HU"/>
+              <w14:ligatures w14:val="none"/>
             </w:rPr>
           </w:pPr>
-          <w:hyperlink w:anchor="_Toc226577486" w:history="1">
+          <w:hyperlink w:anchor="_Toc227221987" w:history="1">
             <w:r>
               <w:rPr>
                 <w:rStyle w:val="Hiperhivatkozs"/>
@@ -3172,7 +3378,7 @@
                 <w:noProof/>
                 <w:webHidden/>
               </w:rPr>
-              <w:instrText xml:space="preserve"> PAGEREF _Toc226577486 \h </w:instrText>
+              <w:instrText xml:space="preserve"> PAGEREF _Toc227221987 \h </w:instrText>
             </w:r>
             <w:r>
               <w:rPr>
@@ -3212,10 +3418,14 @@
             <w:rPr>
               <w:rFonts w:asciiTheme="minorHAnsi" w:eastAsiaTheme="minorEastAsia" w:hAnsiTheme="minorHAnsi"/>
               <w:noProof/>
-              <w:lang w:val="en-GB" w:eastAsia="en-GB"/>
+              <w:kern w:val="0"/>
+              <w:sz w:val="22"/>
+              <w:szCs w:val="22"/>
+              <w:lang w:eastAsia="hu-HU"/>
+              <w14:ligatures w14:val="none"/>
             </w:rPr>
           </w:pPr>
-          <w:hyperlink w:anchor="_Toc226577487" w:history="1">
+          <w:hyperlink w:anchor="_Toc227221988" w:history="1">
             <w:r>
               <w:rPr>
                 <w:rStyle w:val="Hiperhivatkozs"/>
@@ -3244,7 +3454,7 @@
                 <w:noProof/>
                 <w:webHidden/>
               </w:rPr>
-              <w:instrText xml:space="preserve"> PAGEREF _Toc226577487 \h </w:instrText>
+              <w:instrText xml:space="preserve"> PAGEREF _Toc227221988 \h </w:instrText>
             </w:r>
             <w:r>
               <w:rPr>
@@ -3284,10 +3494,14 @@
             <w:rPr>
               <w:rFonts w:asciiTheme="minorHAnsi" w:eastAsiaTheme="minorEastAsia" w:hAnsiTheme="minorHAnsi"/>
               <w:noProof/>
-              <w:lang w:val="en-GB" w:eastAsia="en-GB"/>
+              <w:kern w:val="0"/>
+              <w:sz w:val="22"/>
+              <w:szCs w:val="22"/>
+              <w:lang w:eastAsia="hu-HU"/>
+              <w14:ligatures w14:val="none"/>
             </w:rPr>
           </w:pPr>
-          <w:hyperlink w:anchor="_Toc226577488" w:history="1">
+          <w:hyperlink w:anchor="_Toc227221989" w:history="1">
             <w:r>
               <w:rPr>
                 <w:rStyle w:val="Hiperhivatkozs"/>
@@ -3316,7 +3530,7 @@
                 <w:noProof/>
                 <w:webHidden/>
               </w:rPr>
-              <w:instrText xml:space="preserve"> PAGEREF _Toc226577488 \h </w:instrText>
+              <w:instrText xml:space="preserve"> PAGEREF _Toc227221989 \h </w:instrText>
             </w:r>
             <w:r>
               <w:rPr>
@@ -3356,10 +3570,14 @@
             <w:rPr>
               <w:rFonts w:asciiTheme="minorHAnsi" w:eastAsiaTheme="minorEastAsia" w:hAnsiTheme="minorHAnsi"/>
               <w:noProof/>
-              <w:lang w:val="en-GB" w:eastAsia="en-GB"/>
+              <w:kern w:val="0"/>
+              <w:sz w:val="22"/>
+              <w:szCs w:val="22"/>
+              <w:lang w:eastAsia="hu-HU"/>
+              <w14:ligatures w14:val="none"/>
             </w:rPr>
           </w:pPr>
-          <w:hyperlink w:anchor="_Toc226577489" w:history="1">
+          <w:hyperlink w:anchor="_Toc227221990" w:history="1">
             <w:r>
               <w:rPr>
                 <w:rStyle w:val="Hiperhivatkozs"/>
@@ -3388,7 +3606,7 @@
                 <w:noProof/>
                 <w:webHidden/>
               </w:rPr>
-              <w:instrText xml:space="preserve"> PAGEREF _Toc226577489 \h </w:instrText>
+              <w:instrText xml:space="preserve"> PAGEREF _Toc227221990 \h </w:instrText>
             </w:r>
             <w:r>
               <w:rPr>
@@ -3408,7 +3626,7 @@
                 <w:noProof/>
                 <w:webHidden/>
               </w:rPr>
-              <w:t>42</w:t>
+              <w:t>41</w:t>
             </w:r>
             <w:r>
               <w:rPr>
@@ -3428,10 +3646,14 @@
             <w:rPr>
               <w:rFonts w:asciiTheme="minorHAnsi" w:eastAsiaTheme="minorEastAsia" w:hAnsiTheme="minorHAnsi"/>
               <w:noProof/>
-              <w:lang w:val="en-GB" w:eastAsia="en-GB"/>
+              <w:kern w:val="0"/>
+              <w:sz w:val="22"/>
+              <w:szCs w:val="22"/>
+              <w:lang w:eastAsia="hu-HU"/>
+              <w14:ligatures w14:val="none"/>
             </w:rPr>
           </w:pPr>
-          <w:hyperlink w:anchor="_Toc226577490" w:history="1">
+          <w:hyperlink w:anchor="_Toc227221991" w:history="1">
             <w:r>
               <w:rPr>
                 <w:rStyle w:val="Hiperhivatkozs"/>
@@ -3460,7 +3682,7 @@
                 <w:noProof/>
                 <w:webHidden/>
               </w:rPr>
-              <w:instrText xml:space="preserve"> PAGEREF _Toc226577490 \h </w:instrText>
+              <w:instrText xml:space="preserve"> PAGEREF _Toc227221991 \h </w:instrText>
             </w:r>
             <w:r>
               <w:rPr>
@@ -3500,10 +3722,14 @@
             <w:rPr>
               <w:rFonts w:asciiTheme="minorHAnsi" w:eastAsiaTheme="minorEastAsia" w:hAnsiTheme="minorHAnsi"/>
               <w:noProof/>
-              <w:lang w:val="en-GB" w:eastAsia="en-GB"/>
+              <w:kern w:val="0"/>
+              <w:sz w:val="22"/>
+              <w:szCs w:val="22"/>
+              <w:lang w:eastAsia="hu-HU"/>
+              <w14:ligatures w14:val="none"/>
             </w:rPr>
           </w:pPr>
-          <w:hyperlink w:anchor="_Toc226577491" w:history="1">
+          <w:hyperlink w:anchor="_Toc227221992" w:history="1">
             <w:r>
               <w:rPr>
                 <w:rStyle w:val="Hiperhivatkozs"/>
@@ -3532,7 +3758,7 @@
                 <w:noProof/>
                 <w:webHidden/>
               </w:rPr>
-              <w:instrText xml:space="preserve"> PAGEREF _Toc226577491 \h </w:instrText>
+              <w:instrText xml:space="preserve"> PAGEREF _Toc227221992 \h </w:instrText>
             </w:r>
             <w:r>
               <w:rPr>
@@ -3572,10 +3798,14 @@
             <w:rPr>
               <w:rFonts w:asciiTheme="minorHAnsi" w:eastAsiaTheme="minorEastAsia" w:hAnsiTheme="minorHAnsi"/>
               <w:noProof/>
-              <w:lang w:val="en-GB" w:eastAsia="en-GB"/>
+              <w:kern w:val="0"/>
+              <w:sz w:val="22"/>
+              <w:szCs w:val="22"/>
+              <w:lang w:eastAsia="hu-HU"/>
+              <w14:ligatures w14:val="none"/>
             </w:rPr>
           </w:pPr>
-          <w:hyperlink w:anchor="_Toc226577492" w:history="1">
+          <w:hyperlink w:anchor="_Toc227221993" w:history="1">
             <w:r>
               <w:rPr>
                 <w:rStyle w:val="Hiperhivatkozs"/>
@@ -3604,7 +3834,7 @@
                 <w:noProof/>
                 <w:webHidden/>
               </w:rPr>
-              <w:instrText xml:space="preserve"> PAGEREF _Toc226577492 \h </w:instrText>
+              <w:instrText xml:space="preserve"> PAGEREF _Toc227221993 \h </w:instrText>
             </w:r>
             <w:r>
               <w:rPr>
@@ -3644,10 +3874,14 @@
             <w:rPr>
               <w:rFonts w:asciiTheme="minorHAnsi" w:eastAsiaTheme="minorEastAsia" w:hAnsiTheme="minorHAnsi"/>
               <w:noProof/>
-              <w:lang w:val="en-GB" w:eastAsia="en-GB"/>
+              <w:kern w:val="0"/>
+              <w:sz w:val="22"/>
+              <w:szCs w:val="22"/>
+              <w:lang w:eastAsia="hu-HU"/>
+              <w14:ligatures w14:val="none"/>
             </w:rPr>
           </w:pPr>
-          <w:hyperlink w:anchor="_Toc226577493" w:history="1">
+          <w:hyperlink w:anchor="_Toc227221994" w:history="1">
             <w:r>
               <w:rPr>
                 <w:rStyle w:val="Hiperhivatkozs"/>
@@ -3676,7 +3910,7 @@
                 <w:noProof/>
                 <w:webHidden/>
               </w:rPr>
-              <w:instrText xml:space="preserve"> PAGEREF _Toc226577493 \h </w:instrText>
+              <w:instrText xml:space="preserve"> PAGEREF _Toc227221994 \h </w:instrText>
             </w:r>
             <w:r>
               <w:rPr>
@@ -3696,7 +3930,7 @@
                 <w:noProof/>
                 <w:webHidden/>
               </w:rPr>
-              <w:t>44</w:t>
+              <w:t>43</w:t>
             </w:r>
             <w:r>
               <w:rPr>
@@ -3716,10 +3950,14 @@
             <w:rPr>
               <w:rFonts w:asciiTheme="minorHAnsi" w:eastAsiaTheme="minorEastAsia" w:hAnsiTheme="minorHAnsi"/>
               <w:noProof/>
-              <w:lang w:val="en-GB" w:eastAsia="en-GB"/>
+              <w:kern w:val="0"/>
+              <w:sz w:val="22"/>
+              <w:szCs w:val="22"/>
+              <w:lang w:eastAsia="hu-HU"/>
+              <w14:ligatures w14:val="none"/>
             </w:rPr>
           </w:pPr>
-          <w:hyperlink w:anchor="_Toc226577494" w:history="1">
+          <w:hyperlink w:anchor="_Toc227221995" w:history="1">
             <w:r>
               <w:rPr>
                 <w:rStyle w:val="Hiperhivatkozs"/>
@@ -3748,7 +3986,7 @@
                 <w:noProof/>
                 <w:webHidden/>
               </w:rPr>
-              <w:instrText xml:space="preserve"> PAGEREF _Toc226577494 \h </w:instrText>
+              <w:instrText xml:space="preserve"> PAGEREF _Toc227221995 \h </w:instrText>
             </w:r>
             <w:r>
               <w:rPr>
@@ -3768,7 +4006,7 @@
                 <w:noProof/>
                 <w:webHidden/>
               </w:rPr>
-              <w:t>45</w:t>
+              <w:t>44</w:t>
             </w:r>
             <w:r>
               <w:rPr>
@@ -3788,10 +4026,14 @@
             <w:rPr>
               <w:rFonts w:asciiTheme="minorHAnsi" w:eastAsiaTheme="minorEastAsia" w:hAnsiTheme="minorHAnsi"/>
               <w:noProof/>
-              <w:lang w:val="en-GB" w:eastAsia="en-GB"/>
+              <w:kern w:val="0"/>
+              <w:sz w:val="22"/>
+              <w:szCs w:val="22"/>
+              <w:lang w:eastAsia="hu-HU"/>
+              <w14:ligatures w14:val="none"/>
             </w:rPr>
           </w:pPr>
-          <w:hyperlink w:anchor="_Toc226577495" w:history="1">
+          <w:hyperlink w:anchor="_Toc227221996" w:history="1">
             <w:r>
               <w:rPr>
                 <w:rStyle w:val="Hiperhivatkozs"/>
@@ -3820,7 +4062,7 @@
                 <w:noProof/>
                 <w:webHidden/>
               </w:rPr>
-              <w:instrText xml:space="preserve"> PAGEREF _Toc226577495 \h </w:instrText>
+              <w:instrText xml:space="preserve"> PAGEREF _Toc227221996 \h </w:instrText>
             </w:r>
             <w:r>
               <w:rPr>
@@ -3860,10 +4102,14 @@
             <w:rPr>
               <w:rFonts w:asciiTheme="minorHAnsi" w:eastAsiaTheme="minorEastAsia" w:hAnsiTheme="minorHAnsi"/>
               <w:noProof/>
-              <w:lang w:val="en-GB" w:eastAsia="en-GB"/>
+              <w:kern w:val="0"/>
+              <w:sz w:val="22"/>
+              <w:szCs w:val="22"/>
+              <w:lang w:eastAsia="hu-HU"/>
+              <w14:ligatures w14:val="none"/>
             </w:rPr>
           </w:pPr>
-          <w:hyperlink w:anchor="_Toc226577496" w:history="1">
+          <w:hyperlink w:anchor="_Toc227221997" w:history="1">
             <w:r>
               <w:rPr>
                 <w:rStyle w:val="Hiperhivatkozs"/>
@@ -3890,7 +4136,7 @@
                 <w:noProof/>
                 <w:webHidden/>
               </w:rPr>
-              <w:instrText xml:space="preserve"> PAGEREF _Toc226577496 \h </w:instrText>
+              <w:instrText xml:space="preserve"> PAGEREF _Toc227221997 \h </w:instrText>
             </w:r>
             <w:r>
               <w:rPr>
@@ -3930,10 +4176,14 @@
             <w:rPr>
               <w:rFonts w:asciiTheme="minorHAnsi" w:eastAsiaTheme="minorEastAsia" w:hAnsiTheme="minorHAnsi"/>
               <w:noProof/>
-              <w:lang w:val="en-GB" w:eastAsia="en-GB"/>
+              <w:kern w:val="0"/>
+              <w:sz w:val="22"/>
+              <w:szCs w:val="22"/>
+              <w:lang w:eastAsia="hu-HU"/>
+              <w14:ligatures w14:val="none"/>
             </w:rPr>
           </w:pPr>
-          <w:hyperlink w:anchor="_Toc226577497" w:history="1">
+          <w:hyperlink w:anchor="_Toc227221998" w:history="1">
             <w:r>
               <w:rPr>
                 <w:rStyle w:val="Hiperhivatkozs"/>
@@ -3960,7 +4210,7 @@
                 <w:noProof/>
                 <w:webHidden/>
               </w:rPr>
-              <w:instrText xml:space="preserve"> PAGEREF _Toc226577497 \h </w:instrText>
+              <w:instrText xml:space="preserve"> PAGEREF _Toc227221998 \h </w:instrText>
             </w:r>
             <w:r>
               <w:rPr>
@@ -3980,7 +4230,7 @@
                 <w:noProof/>
                 <w:webHidden/>
               </w:rPr>
-              <w:t>47</w:t>
+              <w:t>46</w:t>
             </w:r>
             <w:r>
               <w:rPr>
@@ -4000,10 +4250,14 @@
             <w:rPr>
               <w:rFonts w:asciiTheme="minorHAnsi" w:eastAsiaTheme="minorEastAsia" w:hAnsiTheme="minorHAnsi"/>
               <w:noProof/>
-              <w:lang w:val="en-GB" w:eastAsia="en-GB"/>
+              <w:kern w:val="0"/>
+              <w:sz w:val="22"/>
+              <w:szCs w:val="22"/>
+              <w:lang w:eastAsia="hu-HU"/>
+              <w14:ligatures w14:val="none"/>
             </w:rPr>
           </w:pPr>
-          <w:hyperlink w:anchor="_Toc226577498" w:history="1">
+          <w:hyperlink w:anchor="_Toc227221999" w:history="1">
             <w:r>
               <w:rPr>
                 <w:rStyle w:val="Hiperhivatkozs"/>
@@ -4030,7 +4284,7 @@
                 <w:noProof/>
                 <w:webHidden/>
               </w:rPr>
-              <w:instrText xml:space="preserve"> PAGEREF _Toc226577498 \h </w:instrText>
+              <w:instrText xml:space="preserve"> PAGEREF _Toc227221999 \h </w:instrText>
             </w:r>
             <w:r>
               <w:rPr>
@@ -4050,7 +4304,7 @@
                 <w:noProof/>
                 <w:webHidden/>
               </w:rPr>
-              <w:t>47</w:t>
+              <w:t>46</w:t>
             </w:r>
             <w:r>
               <w:rPr>
@@ -4070,10 +4324,14 @@
             <w:rPr>
               <w:rFonts w:asciiTheme="minorHAnsi" w:eastAsiaTheme="minorEastAsia" w:hAnsiTheme="minorHAnsi"/>
               <w:noProof/>
-              <w:lang w:val="en-GB" w:eastAsia="en-GB"/>
+              <w:kern w:val="0"/>
+              <w:sz w:val="22"/>
+              <w:szCs w:val="22"/>
+              <w:lang w:eastAsia="hu-HU"/>
+              <w14:ligatures w14:val="none"/>
             </w:rPr>
           </w:pPr>
-          <w:hyperlink w:anchor="_Toc226577499" w:history="1">
+          <w:hyperlink w:anchor="_Toc227222000" w:history="1">
             <w:r>
               <w:rPr>
                 <w:rStyle w:val="Hiperhivatkozs"/>
@@ -4101,7 +4359,7 @@
                 <w:noProof/>
                 <w:webHidden/>
               </w:rPr>
-              <w:instrText xml:space="preserve"> PAGEREF _Toc226577499 \h </w:instrText>
+              <w:instrText xml:space="preserve"> PAGEREF _Toc227222000 \h </w:instrText>
             </w:r>
             <w:r>
               <w:rPr>
@@ -4121,7 +4379,7 @@
                 <w:noProof/>
                 <w:webHidden/>
               </w:rPr>
-              <w:t>49</w:t>
+              <w:t>48</w:t>
             </w:r>
             <w:r>
               <w:rPr>
@@ -4141,10 +4399,14 @@
             <w:rPr>
               <w:rFonts w:asciiTheme="minorHAnsi" w:eastAsiaTheme="minorEastAsia" w:hAnsiTheme="minorHAnsi"/>
               <w:noProof/>
-              <w:lang w:val="en-GB" w:eastAsia="en-GB"/>
+              <w:kern w:val="0"/>
+              <w:sz w:val="22"/>
+              <w:szCs w:val="22"/>
+              <w:lang w:eastAsia="hu-HU"/>
+              <w14:ligatures w14:val="none"/>
             </w:rPr>
           </w:pPr>
-          <w:hyperlink w:anchor="_Toc226577500" w:history="1">
+          <w:hyperlink w:anchor="_Toc227222001" w:history="1">
             <w:r>
               <w:rPr>
                 <w:rStyle w:val="Hiperhivatkozs"/>
@@ -4172,7 +4434,7 @@
                 <w:noProof/>
                 <w:webHidden/>
               </w:rPr>
-              <w:instrText xml:space="preserve"> PAGEREF _Toc226577500 \h </w:instrText>
+              <w:instrText xml:space="preserve"> PAGEREF _Toc227222001 \h </w:instrText>
             </w:r>
             <w:r>
               <w:rPr>
@@ -4212,10 +4474,14 @@
             <w:rPr>
               <w:rFonts w:asciiTheme="minorHAnsi" w:eastAsiaTheme="minorEastAsia" w:hAnsiTheme="minorHAnsi"/>
               <w:noProof/>
-              <w:lang w:val="en-GB" w:eastAsia="en-GB"/>
+              <w:kern w:val="0"/>
+              <w:sz w:val="22"/>
+              <w:szCs w:val="22"/>
+              <w:lang w:eastAsia="hu-HU"/>
+              <w14:ligatures w14:val="none"/>
             </w:rPr>
           </w:pPr>
-          <w:hyperlink w:anchor="_Toc226577501" w:history="1">
+          <w:hyperlink w:anchor="_Toc227222002" w:history="1">
             <w:r>
               <w:rPr>
                 <w:rStyle w:val="Hiperhivatkozs"/>
@@ -4243,7 +4509,7 @@
                 <w:noProof/>
                 <w:webHidden/>
               </w:rPr>
-              <w:instrText xml:space="preserve"> PAGEREF _Toc226577501 \h </w:instrText>
+              <w:instrText xml:space="preserve"> PAGEREF _Toc227222002 \h </w:instrText>
             </w:r>
             <w:r>
               <w:rPr>
@@ -4263,7 +4529,7 @@
                 <w:noProof/>
                 <w:webHidden/>
               </w:rPr>
-              <w:t>50</w:t>
+              <w:t>49</w:t>
             </w:r>
             <w:r>
               <w:rPr>
@@ -4283,10 +4549,14 @@
             <w:rPr>
               <w:rFonts w:asciiTheme="minorHAnsi" w:eastAsiaTheme="minorEastAsia" w:hAnsiTheme="minorHAnsi"/>
               <w:noProof/>
-              <w:lang w:val="en-GB" w:eastAsia="en-GB"/>
+              <w:kern w:val="0"/>
+              <w:sz w:val="22"/>
+              <w:szCs w:val="22"/>
+              <w:lang w:eastAsia="hu-HU"/>
+              <w14:ligatures w14:val="none"/>
             </w:rPr>
           </w:pPr>
-          <w:hyperlink w:anchor="_Toc226577502" w:history="1">
+          <w:hyperlink w:anchor="_Toc227222003" w:history="1">
             <w:r>
               <w:rPr>
                 <w:rStyle w:val="Hiperhivatkozs"/>
@@ -4314,7 +4584,7 @@
                 <w:noProof/>
                 <w:webHidden/>
               </w:rPr>
-              <w:instrText xml:space="preserve"> PAGEREF _Toc226577502 \h </w:instrText>
+              <w:instrText xml:space="preserve"> PAGEREF _Toc227222003 \h </w:instrText>
             </w:r>
             <w:r>
               <w:rPr>
@@ -4364,14 +4634,14 @@
           <w:rFonts w:eastAsia="Times New Roman"/>
         </w:rPr>
       </w:pPr>
-      <w:bookmarkStart w:id="0" w:name="_Toc226577446"/>
+      <w:bookmarkStart w:id="1" w:name="_Toc227221947"/>
       <w:r>
         <w:rPr>
           <w:rFonts w:eastAsia="Times New Roman"/>
         </w:rPr>
         <w:t>Bevezetés</w:t>
       </w:r>
-      <w:bookmarkEnd w:id="0"/>
+      <w:bookmarkEnd w:id="1"/>
     </w:p>
     <w:p>
       <w:pPr>
@@ -4381,7 +4651,7 @@
           <w:bCs/>
         </w:rPr>
       </w:pPr>
-      <w:bookmarkStart w:id="1" w:name="_Toc226577447"/>
+      <w:bookmarkStart w:id="2" w:name="_Toc227221948"/>
       <w:r>
         <w:rPr>
           <w:bCs/>
@@ -4395,7 +4665,7 @@
         </w:rPr>
         <w:t>NapiCsepp</w:t>
       </w:r>
-      <w:bookmarkEnd w:id="1"/>
+      <w:bookmarkEnd w:id="2"/>
       <w:proofErr w:type="spellEnd"/>
     </w:p>
     <w:p>
@@ -4495,14 +4765,14 @@
           <w:bCs/>
         </w:rPr>
       </w:pPr>
-      <w:bookmarkStart w:id="2" w:name="_Toc226577448"/>
+      <w:bookmarkStart w:id="3" w:name="_Toc227221949"/>
       <w:r>
         <w:rPr>
           <w:bCs/>
         </w:rPr>
         <w:t>A projekt célja</w:t>
       </w:r>
-      <w:bookmarkEnd w:id="2"/>
+      <w:bookmarkEnd w:id="3"/>
     </w:p>
     <w:p>
       <w:pPr>
@@ -4558,7 +4828,21 @@
           <w:color w:val="1A1A1A"/>
         </w:rPr>
         <w:lastRenderedPageBreak/>
-        <w:t>Egységes platform a négy főmodul (feladatok, szokások, naptár, statisztikák) számára, hogy a felhasználónak egyetlen alkalmazást kelljen megnyitni a napi produktivitás menedzseléséhez.</w:t>
+        <w:t xml:space="preserve">Egységes platform a négy </w:t>
+      </w:r>
+      <w:proofErr w:type="spellStart"/>
+      <w:r>
+        <w:rPr>
+          <w:color w:val="1A1A1A"/>
+        </w:rPr>
+        <w:t>főmodul</w:t>
+      </w:r>
+      <w:proofErr w:type="spellEnd"/>
+      <w:r>
+        <w:rPr>
+          <w:color w:val="1A1A1A"/>
+        </w:rPr>
+        <w:t xml:space="preserve"> (feladatok, szokások, naptár, statisztikák) számára, hogy a felhasználónak egyetlen alkalmazást kelljen megnyitni a napi produktivitás menedzseléséhez.</w:t>
       </w:r>
     </w:p>
     <w:p>
@@ -4754,14 +5038,14 @@
         <w:pStyle w:val="Cmsor2"/>
         <w:ind w:firstLine="0"/>
       </w:pPr>
-      <w:bookmarkStart w:id="3" w:name="_Toc226577449"/>
+      <w:bookmarkStart w:id="4" w:name="_Toc227221950"/>
       <w:r>
         <w:rPr>
           <w:rFonts w:eastAsia="Times New Roman"/>
         </w:rPr>
         <w:t>Probléma leírása</w:t>
       </w:r>
-      <w:bookmarkEnd w:id="3"/>
+      <w:bookmarkEnd w:id="4"/>
     </w:p>
     <w:p>
       <w:pPr>
@@ -4907,14 +5191,14 @@
         <w:pStyle w:val="Cmsor2"/>
         <w:ind w:firstLine="0"/>
       </w:pPr>
-      <w:bookmarkStart w:id="4" w:name="_Toc226577450"/>
+      <w:bookmarkStart w:id="5" w:name="_Toc227221951"/>
       <w:r>
         <w:rPr>
           <w:rFonts w:eastAsia="Times New Roman"/>
         </w:rPr>
         <w:t>Célcsoport</w:t>
       </w:r>
-      <w:bookmarkEnd w:id="4"/>
+      <w:bookmarkEnd w:id="5"/>
     </w:p>
     <w:p>
       <w:pPr>
@@ -5005,11 +5289,11 @@
         <w:pStyle w:val="Cmsor1"/>
         <w:ind w:firstLine="0"/>
       </w:pPr>
-      <w:bookmarkStart w:id="5" w:name="_Toc226577451"/>
+      <w:bookmarkStart w:id="6" w:name="_Toc227221952"/>
       <w:r>
         <w:t>Fejlesztői dokumentáció</w:t>
       </w:r>
-      <w:bookmarkEnd w:id="5"/>
+      <w:bookmarkEnd w:id="6"/>
     </w:p>
     <w:p>
       <w:pPr>
@@ -5019,14 +5303,14 @@
           <w:bCs/>
         </w:rPr>
       </w:pPr>
-      <w:bookmarkStart w:id="6" w:name="_Toc226577452"/>
+      <w:bookmarkStart w:id="7" w:name="_Toc227221953"/>
       <w:r>
         <w:rPr>
           <w:bCs/>
         </w:rPr>
         <w:t>Fejlesztési folyamat és feladatmegosztás</w:t>
       </w:r>
-      <w:bookmarkEnd w:id="6"/>
+      <w:bookmarkEnd w:id="7"/>
     </w:p>
     <w:p>
       <w:r>
@@ -5035,7 +5319,15 @@
     </w:p>
     <w:p>
       <w:r>
-        <w:t xml:space="preserve">A frontend fejlesztésért Evbuomwan Abigél volt felelős, aki a felhasználói felület kialakítását, a </w:t>
+        <w:t xml:space="preserve">A frontend fejlesztésért </w:t>
+      </w:r>
+      <w:proofErr w:type="spellStart"/>
+      <w:r>
+        <w:t>Evbuomwan</w:t>
+      </w:r>
+      <w:proofErr w:type="spellEnd"/>
+      <w:r>
+        <w:t xml:space="preserve"> Abigél volt felelős, aki a felhasználói felület kialakítását, a </w:t>
       </w:r>
       <w:proofErr w:type="spellStart"/>
       <w:r>
@@ -5074,21 +5366,21 @@
         <w:pStyle w:val="Cmsor2"/>
         <w:ind w:firstLine="0"/>
       </w:pPr>
-      <w:bookmarkStart w:id="7" w:name="_Toc226577453"/>
+      <w:bookmarkStart w:id="8" w:name="_Toc227221954"/>
       <w:r>
         <w:t>Fejlesztés során használt technológiák</w:t>
       </w:r>
-      <w:bookmarkEnd w:id="7"/>
+      <w:bookmarkEnd w:id="8"/>
     </w:p>
     <w:p>
       <w:pPr>
         <w:pStyle w:val="Cmsor3"/>
       </w:pPr>
-      <w:bookmarkStart w:id="8" w:name="_Toc226577454"/>
+      <w:bookmarkStart w:id="9" w:name="_Toc227221955"/>
       <w:r>
         <w:t>Backend technológiák</w:t>
       </w:r>
-      <w:bookmarkEnd w:id="8"/>
+      <w:bookmarkEnd w:id="9"/>
     </w:p>
     <w:p>
       <w:pPr>
@@ -5170,12 +5462,12 @@
       <w:pPr>
         <w:pStyle w:val="Cmsor3"/>
       </w:pPr>
-      <w:bookmarkStart w:id="9" w:name="_Toc226577455"/>
+      <w:bookmarkStart w:id="10" w:name="_Toc227221956"/>
       <w:r>
         <w:lastRenderedPageBreak/>
         <w:t>Frontend technológiák</w:t>
       </w:r>
-      <w:bookmarkEnd w:id="9"/>
+      <w:bookmarkEnd w:id="10"/>
     </w:p>
     <w:p>
       <w:pPr>
@@ -5249,11 +5541,11 @@
       <w:pPr>
         <w:pStyle w:val="Cmsor3"/>
       </w:pPr>
-      <w:bookmarkStart w:id="10" w:name="_Toc226577456"/>
+      <w:bookmarkStart w:id="11" w:name="_Toc227221957"/>
       <w:r>
         <w:t>Adatbázis és adatkezelés</w:t>
       </w:r>
-      <w:bookmarkEnd w:id="10"/>
+      <w:bookmarkEnd w:id="11"/>
     </w:p>
     <w:p>
       <w:pPr>
@@ -5283,7 +5575,7 @@
       <w:pPr>
         <w:pStyle w:val="Cmsor3"/>
       </w:pPr>
-      <w:bookmarkStart w:id="11" w:name="_Toc226577457"/>
+      <w:bookmarkStart w:id="12" w:name="_Toc227221958"/>
       <w:proofErr w:type="spellStart"/>
       <w:r>
         <w:t>Konténerizáció</w:t>
@@ -5292,7 +5584,7 @@
       <w:r>
         <w:t xml:space="preserve"> és futtatási környezet</w:t>
       </w:r>
-      <w:bookmarkEnd w:id="11"/>
+      <w:bookmarkEnd w:id="12"/>
     </w:p>
     <w:p>
       <w:pPr>
@@ -5330,12 +5622,12 @@
       <w:pPr>
         <w:pStyle w:val="Cmsor3"/>
       </w:pPr>
-      <w:bookmarkStart w:id="12" w:name="_Toc226577458"/>
+      <w:bookmarkStart w:id="13" w:name="_Toc227221959"/>
       <w:r>
         <w:lastRenderedPageBreak/>
         <w:t>Verziókövetés és fejlesztési folyamat</w:t>
       </w:r>
-      <w:bookmarkEnd w:id="12"/>
+      <w:bookmarkEnd w:id="13"/>
     </w:p>
     <w:p>
       <w:pPr>
@@ -5365,7 +5657,7 @@
       <w:pPr>
         <w:pStyle w:val="Cmsor3"/>
       </w:pPr>
-      <w:bookmarkStart w:id="13" w:name="_Toc226577459"/>
+      <w:bookmarkStart w:id="14" w:name="_Toc227221960"/>
       <w:proofErr w:type="spellStart"/>
       <w:r>
         <w:t>Autentikáció</w:t>
@@ -5374,7 +5666,7 @@
       <w:r>
         <w:t xml:space="preserve"> és biztonság (JWT)</w:t>
       </w:r>
-      <w:bookmarkEnd w:id="13"/>
+      <w:bookmarkEnd w:id="14"/>
     </w:p>
     <w:p>
       <w:pPr>
@@ -5460,11 +5752,11 @@
       <w:pPr>
         <w:pStyle w:val="Cmsor3"/>
       </w:pPr>
-      <w:bookmarkStart w:id="14" w:name="_Toc226577460"/>
+      <w:bookmarkStart w:id="15" w:name="_Toc227221961"/>
       <w:r>
         <w:t>Összegzés</w:t>
       </w:r>
-      <w:bookmarkEnd w:id="14"/>
+      <w:bookmarkEnd w:id="15"/>
     </w:p>
     <w:p>
       <w:pPr>
@@ -5495,7 +5787,7 @@
         <w:pStyle w:val="Cmsor2"/>
         <w:ind w:firstLine="0"/>
       </w:pPr>
-      <w:bookmarkStart w:id="15" w:name="_Toc226577461"/>
+      <w:bookmarkStart w:id="16" w:name="_Toc227221962"/>
       <w:r>
         <w:t>Adatbá</w:t>
       </w:r>
@@ -5505,17 +5797,17 @@
       <w:r>
         <w:t>is dokumentáció</w:t>
       </w:r>
-      <w:bookmarkEnd w:id="15"/>
+      <w:bookmarkEnd w:id="16"/>
     </w:p>
     <w:p>
       <w:pPr>
         <w:pStyle w:val="Cmsor3"/>
       </w:pPr>
-      <w:bookmarkStart w:id="16" w:name="_Toc226577462"/>
+      <w:bookmarkStart w:id="17" w:name="_Toc227221963"/>
       <w:r>
         <w:t>Táblák</w:t>
       </w:r>
-      <w:bookmarkEnd w:id="16"/>
+      <w:bookmarkEnd w:id="17"/>
     </w:p>
     <w:p>
       <w:proofErr w:type="spellStart"/>
@@ -5591,11 +5883,11 @@
       <w:pPr>
         <w:pStyle w:val="Cmsor3"/>
       </w:pPr>
-      <w:bookmarkStart w:id="17" w:name="_Toc226577463"/>
+      <w:bookmarkStart w:id="18" w:name="_Toc227221964"/>
       <w:r>
         <w:t>Kapcsolatok</w:t>
       </w:r>
-      <w:bookmarkEnd w:id="17"/>
+      <w:bookmarkEnd w:id="18"/>
     </w:p>
     <w:p>
       <w:proofErr w:type="spellStart"/>
@@ -5745,11 +6037,11 @@
       <w:pPr>
         <w:pStyle w:val="Cmsor3"/>
       </w:pPr>
-      <w:bookmarkStart w:id="18" w:name="_Toc226577464"/>
+      <w:bookmarkStart w:id="19" w:name="_Toc227221965"/>
       <w:r>
         <w:t>Táblákhoz tartozó oszlopok</w:t>
       </w:r>
-      <w:bookmarkEnd w:id="18"/>
+      <w:bookmarkEnd w:id="19"/>
     </w:p>
     <w:p>
       <w:pPr>
@@ -5979,8 +6271,13 @@
       </w:r>
       <w:proofErr w:type="spellEnd"/>
       <w:r>
-        <w:t>: DATE Azt a napot fogja tartalmazni amelyikhez beírta, hogy kezdődjön</w:t>
-      </w:r>
+        <w:t xml:space="preserve">: DATE Azt a napot fogja tartalmazni amelyikhez beírta, hogy </w:t>
+      </w:r>
+      <w:proofErr w:type="spellStart"/>
+      <w:r>
+        <w:t>kezdődjön</w:t>
+      </w:r>
+      <w:proofErr w:type="spellEnd"/>
     </w:p>
     <w:p>
       <w:proofErr w:type="spellStart"/>
@@ -5989,8 +6286,13 @@
       </w:r>
       <w:proofErr w:type="spellEnd"/>
       <w:r>
-        <w:t>: DATE Azt a napot fogja tartalmazni amelyikhez beírta, hogy végződjön</w:t>
-      </w:r>
+        <w:t xml:space="preserve">: DATE Azt a napot fogja tartalmazni amelyikhez beírta, hogy </w:t>
+      </w:r>
+      <w:proofErr w:type="spellStart"/>
+      <w:r>
+        <w:t>végződjön</w:t>
+      </w:r>
+      <w:proofErr w:type="spellEnd"/>
     </w:p>
     <w:p>
       <w:proofErr w:type="spellStart"/>
@@ -6281,11 +6583,11 @@
         <w:pStyle w:val="Cmsor2"/>
         <w:ind w:firstLine="0"/>
       </w:pPr>
-      <w:bookmarkStart w:id="19" w:name="_Toc226577465"/>
+      <w:bookmarkStart w:id="20" w:name="_Toc227221966"/>
       <w:r>
         <w:t>Backend architektúra összefoglaló</w:t>
       </w:r>
-      <w:bookmarkEnd w:id="19"/>
+      <w:bookmarkEnd w:id="20"/>
     </w:p>
     <w:p>
       <w:pPr>
@@ -6308,18 +6610,42 @@
       </w:r>
       <w:proofErr w:type="spellEnd"/>
       <w:r>
-        <w:t>. Ez a felépítés biztosítja az átláthatóságot, a karbantarthatóságot és a skálázhatóságot.</w:t>
+        <w:t xml:space="preserve">. Ez a felépítés biztosítja az </w:t>
+      </w:r>
+      <w:proofErr w:type="spellStart"/>
+      <w:r>
+        <w:t>átláthatóságot</w:t>
+      </w:r>
+      <w:proofErr w:type="spellEnd"/>
+      <w:r>
+        <w:t xml:space="preserve">, a </w:t>
+      </w:r>
+      <w:proofErr w:type="spellStart"/>
+      <w:r>
+        <w:t>karbantarthatóságot</w:t>
+      </w:r>
+      <w:proofErr w:type="spellEnd"/>
+      <w:r>
+        <w:t xml:space="preserve"> és a </w:t>
+      </w:r>
+      <w:proofErr w:type="spellStart"/>
+      <w:r>
+        <w:t>skálázhatóságot</w:t>
+      </w:r>
+      <w:proofErr w:type="spellEnd"/>
+      <w:r>
+        <w:t>.</w:t>
       </w:r>
     </w:p>
     <w:p>
       <w:pPr>
         <w:pStyle w:val="Cmsor3"/>
       </w:pPr>
-      <w:bookmarkStart w:id="20" w:name="_Toc226577466"/>
+      <w:bookmarkStart w:id="21" w:name="_Toc227221967"/>
       <w:r>
         <w:t>Rétegek szerepe</w:t>
       </w:r>
-      <w:bookmarkEnd w:id="20"/>
+      <w:bookmarkEnd w:id="21"/>
     </w:p>
     <w:p>
       <w:pPr>
@@ -6381,12 +6707,12 @@
       <w:pPr>
         <w:pStyle w:val="Cmsor3"/>
       </w:pPr>
-      <w:bookmarkStart w:id="21" w:name="_Toc226577467"/>
+      <w:bookmarkStart w:id="22" w:name="_Toc227221968"/>
       <w:r>
         <w:lastRenderedPageBreak/>
         <w:t>Modulok áttekintése</w:t>
       </w:r>
-      <w:bookmarkEnd w:id="21"/>
+      <w:bookmarkEnd w:id="22"/>
     </w:p>
     <w:p>
       <w:pPr>
@@ -7008,17 +7334,12 @@
         <w:t xml:space="preserve">, </w:t>
       </w:r>
       <w:proofErr w:type="spellStart"/>
-      <w:proofErr w:type="gramStart"/>
       <w:r>
         <w:t>Activity</w:t>
       </w:r>
       <w:proofErr w:type="spellEnd"/>
       <w:r>
-        <w:t>,</w:t>
-      </w:r>
-      <w:proofErr w:type="gramEnd"/>
-      <w:r>
-        <w:t xml:space="preserve"> stb.) egységes mintát követnek, ami megkönnyíti a fejlesztést és a bővítést. A rendszer támogatja a jogosultságkezelést, a validációt, a tranzakciókat és a skálázható működést, így stabil alapot biztosít egy komplex alkalmazás számára.</w:t>
+        <w:t>, stb.) egységes mintát követnek, ami megkönnyíti a fejlesztést és a bővítést. A rendszer támogatja a jogosultságkezelést, a validációt, a tranzakciókat és a skálázható működést, így stabil alapot biztosít egy komplex alkalmazás számára.</w:t>
       </w:r>
     </w:p>
     <w:p>
@@ -7031,14 +7352,14 @@
         <w:pStyle w:val="Cmsor2"/>
         <w:ind w:firstLine="0"/>
       </w:pPr>
-      <w:bookmarkStart w:id="22" w:name="_Toc226577468"/>
+      <w:bookmarkStart w:id="23" w:name="_Toc227221969"/>
       <w:r>
         <w:rPr>
           <w:rFonts w:eastAsia="Segoe UI"/>
         </w:rPr>
         <w:t>REST API dokumentáció</w:t>
       </w:r>
-      <w:bookmarkEnd w:id="22"/>
+      <w:bookmarkEnd w:id="23"/>
       <w:r>
         <w:rPr>
           <w:rFonts w:ascii="Calibri" w:eastAsia="Calibri" w:hAnsi="Calibri" w:cs="Calibri"/>
@@ -7051,11 +7372,11 @@
       <w:pPr>
         <w:pStyle w:val="Cmsor3"/>
       </w:pPr>
-      <w:bookmarkStart w:id="23" w:name="_Toc226577469"/>
+      <w:bookmarkStart w:id="24" w:name="_Toc227221970"/>
       <w:r>
         <w:t>Bevezetés</w:t>
       </w:r>
-      <w:bookmarkEnd w:id="23"/>
+      <w:bookmarkEnd w:id="24"/>
     </w:p>
     <w:p>
       <w:r>
@@ -7108,11 +7429,11 @@
       <w:pPr>
         <w:pStyle w:val="Cmsor3"/>
       </w:pPr>
-      <w:bookmarkStart w:id="24" w:name="_Toc226577470"/>
+      <w:bookmarkStart w:id="25" w:name="_Toc227221971"/>
       <w:r>
         <w:t>API működési áttekintés</w:t>
       </w:r>
-      <w:bookmarkEnd w:id="24"/>
+      <w:bookmarkEnd w:id="25"/>
     </w:p>
     <w:p>
       <w:r>
@@ -7338,7 +7659,7 @@
       <w:pPr>
         <w:pStyle w:val="Cmsor3"/>
       </w:pPr>
-      <w:bookmarkStart w:id="25" w:name="_Toc226577471"/>
+      <w:bookmarkStart w:id="26" w:name="_Toc227221972"/>
       <w:proofErr w:type="spellStart"/>
       <w:r>
         <w:lastRenderedPageBreak/>
@@ -7348,7 +7669,7 @@
       <w:r>
         <w:t xml:space="preserve"> és JWT – Login folyamat</w:t>
       </w:r>
-      <w:bookmarkEnd w:id="25"/>
+      <w:bookmarkEnd w:id="26"/>
     </w:p>
     <w:p>
       <w:r>
@@ -7453,11 +7774,11 @@
       </w:r>
       <w:proofErr w:type="spellEnd"/>
       <w:r>
-        <w:t xml:space="preserve"> visszaküldése után a frontend a kapott értéket a böngésző </w:t>
-      </w:r>
-      <w:proofErr w:type="spellStart"/>
-      <w:r>
-        <w:t>localStorage-ában</w:t>
+        <w:t xml:space="preserve"> visszaküldése után a frontend a kapott értéket a böngésző localStorage-</w:t>
+      </w:r>
+      <w:proofErr w:type="spellStart"/>
+      <w:r>
+        <w:t>ában</w:t>
       </w:r>
       <w:proofErr w:type="spellEnd"/>
       <w:r>
@@ -7584,7 +7905,15 @@
       </w:r>
       <w:proofErr w:type="spellEnd"/>
       <w:r>
-        <w:t xml:space="preserve"> nem sikerült!”. 403 Token hiányzik: a kérés nem tartalmazza a x-</w:t>
+        <w:t xml:space="preserve"> nem sikerült!”. 403 </w:t>
+      </w:r>
+      <w:proofErr w:type="spellStart"/>
+      <w:r>
+        <w:t>Token</w:t>
+      </w:r>
+      <w:proofErr w:type="spellEnd"/>
+      <w:r>
+        <w:t xml:space="preserve"> hiányzik: a kérés nem tartalmazza a x-</w:t>
       </w:r>
       <w:proofErr w:type="spellStart"/>
       <w:r>
@@ -7707,7 +8036,7 @@
       <w:pPr>
         <w:pStyle w:val="Cmsor3"/>
       </w:pPr>
-      <w:bookmarkStart w:id="26" w:name="_Toc226577472"/>
+      <w:bookmarkStart w:id="27" w:name="_Toc227221973"/>
       <w:r>
         <w:t xml:space="preserve">Az </w:t>
       </w:r>
@@ -7719,7 +8048,7 @@
       <w:r>
         <w:t xml:space="preserve"> API szerepe és működése</w:t>
       </w:r>
-      <w:bookmarkEnd w:id="26"/>
+      <w:bookmarkEnd w:id="27"/>
     </w:p>
     <w:p>
       <w:r>
@@ -7767,7 +8096,7 @@
       <w:pPr>
         <w:pStyle w:val="Cmsor3"/>
       </w:pPr>
-      <w:bookmarkStart w:id="27" w:name="_Toc226577473"/>
+      <w:bookmarkStart w:id="28" w:name="_Toc227221974"/>
       <w:proofErr w:type="spellStart"/>
       <w:r>
         <w:t>Activities</w:t>
@@ -7776,7 +8105,7 @@
       <w:r>
         <w:t xml:space="preserve"> végpontok</w:t>
       </w:r>
-      <w:bookmarkEnd w:id="27"/>
+      <w:bookmarkEnd w:id="28"/>
     </w:p>
     <w:p>
       <w:pPr>
@@ -9935,14 +10264,38 @@
         <w:pStyle w:val="Cmsor2"/>
         <w:ind w:firstLine="0"/>
       </w:pPr>
-      <w:bookmarkStart w:id="28" w:name="_Toc226577474"/>
+      <w:bookmarkStart w:id="29" w:name="_Toc227221975"/>
       <w:r>
         <w:rPr>
           <w:rFonts w:eastAsia="Times New Roman"/>
         </w:rPr>
-        <w:t>Frontend Komponensek Bemutatása</w:t>
-      </w:r>
-      <w:bookmarkEnd w:id="28"/>
+        <w:t xml:space="preserve">Frontend </w:t>
+      </w:r>
+      <w:r>
+        <w:rPr>
+          <w:rFonts w:eastAsia="Times New Roman"/>
+        </w:rPr>
+        <w:t>k</w:t>
+      </w:r>
+      <w:r>
+        <w:rPr>
+          <w:rFonts w:eastAsia="Times New Roman"/>
+        </w:rPr>
+        <w:t xml:space="preserve">omponensek </w:t>
+      </w:r>
+      <w:r>
+        <w:rPr>
+          <w:rFonts w:eastAsia="Times New Roman"/>
+        </w:rPr>
+        <w:t>b</w:t>
+      </w:r>
+      <w:r>
+        <w:rPr>
+          <w:rFonts w:eastAsia="Times New Roman"/>
+        </w:rPr>
+        <w:t>emutatása</w:t>
+      </w:r>
+      <w:bookmarkEnd w:id="29"/>
     </w:p>
     <w:p>
       <w:r>
@@ -10080,7 +10433,7 @@
       <w:pPr>
         <w:pStyle w:val="Cmsor3"/>
       </w:pPr>
-      <w:bookmarkStart w:id="29" w:name="_Toc226577475"/>
+      <w:bookmarkStart w:id="30" w:name="_Toc227221976"/>
       <w:proofErr w:type="spellStart"/>
       <w:r>
         <w:rPr>
@@ -10096,7 +10449,7 @@
         </w:rPr>
         <w:t xml:space="preserve"> komponens</w:t>
       </w:r>
-      <w:bookmarkEnd w:id="29"/>
+      <w:bookmarkEnd w:id="30"/>
     </w:p>
     <w:p>
       <w:r>
@@ -10220,17 +10573,12 @@
         <w:t xml:space="preserve">() és </w:t>
       </w:r>
       <w:proofErr w:type="spellStart"/>
-      <w:proofErr w:type="gramStart"/>
       <w:r>
         <w:t>isAchieved</w:t>
       </w:r>
       <w:proofErr w:type="spellEnd"/>
       <w:r>
-        <w:t>(</w:t>
-      </w:r>
-      <w:proofErr w:type="gramEnd"/>
-      <w:r>
-        <w:t>) segítségével számítja ki a függőben lévő feladatok számát.</w:t>
+        <w:t>() segítségével számítja ki a függőben lévő feladatok számát.</w:t>
       </w:r>
     </w:p>
     <w:p>
@@ -10516,7 +10864,7 @@
       <w:pPr>
         <w:pStyle w:val="Cmsor3"/>
       </w:pPr>
-      <w:bookmarkStart w:id="30" w:name="_Toc226577476"/>
+      <w:bookmarkStart w:id="31" w:name="_Toc227221977"/>
       <w:proofErr w:type="spellStart"/>
       <w:r>
         <w:rPr>
@@ -10532,7 +10880,7 @@
         </w:rPr>
         <w:t xml:space="preserve"> komponens</w:t>
       </w:r>
-      <w:bookmarkEnd w:id="30"/>
+      <w:bookmarkEnd w:id="31"/>
     </w:p>
     <w:p>
       <w:r>
@@ -10993,17 +11341,12 @@
         <w:t xml:space="preserve">A </w:t>
       </w:r>
       <w:proofErr w:type="spellStart"/>
-      <w:proofErr w:type="gramStart"/>
       <w:r>
         <w:t>showToast</w:t>
       </w:r>
       <w:proofErr w:type="spellEnd"/>
       <w:r>
-        <w:t>(</w:t>
-      </w:r>
-      <w:proofErr w:type="gramEnd"/>
-      <w:r>
-        <w:t>) segédfüggvény jelzi a felhasználónak a sikert vagy hibát.</w:t>
+        <w:t>() segédfüggvény jelzi a felhasználónak a sikert vagy hibát.</w:t>
       </w:r>
     </w:p>
     <w:p>
@@ -11144,7 +11487,7 @@
       <w:pPr>
         <w:pStyle w:val="Cmsor3"/>
       </w:pPr>
-      <w:bookmarkStart w:id="31" w:name="_Toc226577477"/>
+      <w:bookmarkStart w:id="32" w:name="_Toc227221978"/>
       <w:proofErr w:type="spellStart"/>
       <w:r>
         <w:rPr>
@@ -11159,7 +11502,7 @@
         </w:rPr>
         <w:t xml:space="preserve"> komponens</w:t>
       </w:r>
-      <w:bookmarkEnd w:id="31"/>
+      <w:bookmarkEnd w:id="32"/>
     </w:p>
     <w:p>
       <w:r>
@@ -11253,7 +11596,6 @@
         <w:t xml:space="preserve">, </w:t>
       </w:r>
       <w:proofErr w:type="spellStart"/>
-      <w:proofErr w:type="gramStart"/>
       <w:r>
         <w:rPr>
           <w:rFonts w:eastAsia="Times New Roman" w:cs="Times New Roman"/>
@@ -11265,14 +11607,7 @@
         <w:rPr>
           <w:rFonts w:eastAsia="Times New Roman" w:cs="Times New Roman"/>
         </w:rPr>
-        <w:t>,</w:t>
-      </w:r>
-      <w:proofErr w:type="gramEnd"/>
-      <w:r>
-        <w:rPr>
-          <w:rFonts w:eastAsia="Times New Roman" w:cs="Times New Roman"/>
-        </w:rPr>
-        <w:t xml:space="preserve"> stb.) komponensekkel.</w:t>
+        <w:t>, stb.) komponensekkel.</w:t>
       </w:r>
     </w:p>
     <w:p>
@@ -11517,7 +11852,7 @@
       <w:pPr>
         <w:pStyle w:val="Cmsor3"/>
       </w:pPr>
-      <w:bookmarkStart w:id="32" w:name="_Toc226577478"/>
+      <w:bookmarkStart w:id="33" w:name="_Toc227221979"/>
       <w:proofErr w:type="spellStart"/>
       <w:r>
         <w:rPr>
@@ -11546,7 +11881,7 @@
         </w:rPr>
         <w:t xml:space="preserve"> segédkomponens</w:t>
       </w:r>
-      <w:bookmarkEnd w:id="32"/>
+      <w:bookmarkEnd w:id="33"/>
     </w:p>
     <w:p>
       <w:r>
@@ -11623,17 +11958,12 @@
         <w:t xml:space="preserve"> komponens feladata, hogy a felhasználónak azonnali visszajelzést adjon a műveletek sikerességéről vagy hibájáról. A </w:t>
       </w:r>
       <w:proofErr w:type="spellStart"/>
-      <w:proofErr w:type="gramStart"/>
       <w:r>
         <w:t>showToast</w:t>
       </w:r>
       <w:proofErr w:type="spellEnd"/>
       <w:r>
-        <w:t>(</w:t>
-      </w:r>
-      <w:proofErr w:type="gramEnd"/>
-      <w:r>
-        <w:t>) egy globális segédfüggvény, amelyet bármely komponensből meghívhatunk.</w:t>
+        <w:t>() egy globális segédfüggvény, amelyet bármely komponensből meghívhatunk.</w:t>
       </w:r>
     </w:p>
     <w:p>
@@ -11646,17 +11976,12 @@
     </w:p>
     <w:p>
       <w:proofErr w:type="spellStart"/>
-      <w:proofErr w:type="gramStart"/>
       <w:r>
         <w:t>showToast</w:t>
       </w:r>
       <w:proofErr w:type="spellEnd"/>
       <w:r>
-        <w:t>(</w:t>
-      </w:r>
-      <w:proofErr w:type="gramEnd"/>
-      <w:r>
-        <w:t>"Sikeresen mentve!", "</w:t>
+        <w:t>("Sikeresen mentve!", "</w:t>
       </w:r>
       <w:proofErr w:type="spellStart"/>
       <w:r>
@@ -11669,17 +11994,12 @@
     </w:p>
     <w:p>
       <w:proofErr w:type="spellStart"/>
-      <w:proofErr w:type="gramStart"/>
       <w:r>
         <w:t>showToast</w:t>
       </w:r>
       <w:proofErr w:type="spellEnd"/>
       <w:r>
-        <w:t>(</w:t>
-      </w:r>
-      <w:proofErr w:type="gramEnd"/>
-      <w:r>
-        <w:t>"Hiba történt!", "</w:t>
+        <w:t>("Hiba történt!", "</w:t>
       </w:r>
       <w:proofErr w:type="spellStart"/>
       <w:r>
@@ -11749,18 +12069,18 @@
         <w:pStyle w:val="Cmsor2"/>
         <w:ind w:firstLine="0"/>
       </w:pPr>
-      <w:bookmarkStart w:id="33" w:name="_Toc226577479"/>
+      <w:bookmarkStart w:id="34" w:name="_Toc227221980"/>
       <w:r>
         <w:lastRenderedPageBreak/>
         <w:t>Manuális tesztek</w:t>
       </w:r>
-      <w:bookmarkEnd w:id="33"/>
+      <w:bookmarkEnd w:id="34"/>
     </w:p>
     <w:p>
       <w:pPr>
         <w:pStyle w:val="Cmsor3"/>
       </w:pPr>
-      <w:bookmarkStart w:id="34" w:name="_Toc226577480"/>
+      <w:bookmarkStart w:id="35" w:name="_Toc227221981"/>
       <w:r>
         <w:t xml:space="preserve">Backend </w:t>
       </w:r>
@@ -11770,7 +12090,7 @@
       <w:r>
         <w:t>tesztek</w:t>
       </w:r>
-      <w:bookmarkEnd w:id="34"/>
+      <w:bookmarkEnd w:id="35"/>
     </w:p>
     <w:p>
       <w:r>
@@ -12324,39 +12644,23 @@
             </w:r>
             <w:proofErr w:type="spellEnd"/>
             <w:r>
-              <w:t xml:space="preserve"> body: </w:t>
-            </w:r>
-            <w:proofErr w:type="gramStart"/>
-            <w:r>
-              <w:t>{ email</w:t>
-            </w:r>
-            <w:proofErr w:type="gramEnd"/>
+              <w:t xml:space="preserve"> body: { email: "", </w:t>
+            </w:r>
+            <w:proofErr w:type="spellStart"/>
+            <w:r>
+              <w:t>password</w:t>
+            </w:r>
+            <w:proofErr w:type="spellEnd"/>
             <w:r>
               <w:t xml:space="preserve">: "", </w:t>
             </w:r>
             <w:proofErr w:type="spellStart"/>
             <w:r>
-              <w:t>password</w:t>
+              <w:t>username</w:t>
             </w:r>
             <w:proofErr w:type="spellEnd"/>
             <w:r>
-              <w:t xml:space="preserve">: "", </w:t>
-            </w:r>
-            <w:proofErr w:type="spellStart"/>
-            <w:r>
-              <w:t>username</w:t>
-            </w:r>
-            <w:proofErr w:type="spellEnd"/>
-            <w:r>
-              <w:t>: "</w:t>
-            </w:r>
-            <w:proofErr w:type="gramStart"/>
-            <w:r>
-              <w:t>" }</w:t>
-            </w:r>
-            <w:proofErr w:type="gramEnd"/>
-            <w:r>
-              <w:t xml:space="preserve"> </w:t>
+              <w:t xml:space="preserve">: "" } </w:t>
             </w:r>
           </w:p>
           <w:p>
@@ -13362,12 +13666,12 @@
       <w:pPr>
         <w:pStyle w:val="Cmsor3"/>
       </w:pPr>
-      <w:bookmarkStart w:id="35" w:name="_Toc226577481"/>
+      <w:bookmarkStart w:id="36" w:name="_Toc227221982"/>
       <w:r>
         <w:lastRenderedPageBreak/>
         <w:t>Frontend manuális tesztek</w:t>
       </w:r>
-      <w:bookmarkEnd w:id="35"/>
+      <w:bookmarkEnd w:id="36"/>
     </w:p>
     <w:p>
       <w:r>
@@ -13699,21 +14003,7 @@
               <w:rPr>
                 <w:rFonts w:eastAsia="Times New Roman" w:cs="Times New Roman"/>
               </w:rPr>
-              <w:t xml:space="preserve"> megjelenik a </w:t>
-            </w:r>
-            <w:proofErr w:type="spellStart"/>
-            <w:r>
-              <w:rPr>
-                <w:rFonts w:eastAsia="Times New Roman" w:cs="Times New Roman"/>
-              </w:rPr>
-              <w:t>localStorage</w:t>
-            </w:r>
-            <w:proofErr w:type="spellEnd"/>
-            <w:r>
-              <w:rPr>
-                <w:rFonts w:eastAsia="Times New Roman" w:cs="Times New Roman"/>
-              </w:rPr>
-              <w:t>-ban.</w:t>
+              <w:t xml:space="preserve"> megjelenik a localStorage-ban.</w:t>
             </w:r>
           </w:p>
         </w:tc>
@@ -15047,24 +15337,42 @@
           <w:rFonts w:eastAsia="Times New Roman"/>
         </w:rPr>
       </w:pPr>
-      <w:bookmarkStart w:id="36" w:name="_Toc226577482"/>
+      <w:bookmarkStart w:id="37" w:name="_Toc227221983"/>
       <w:r>
         <w:rPr>
           <w:rFonts w:eastAsia="Times New Roman"/>
         </w:rPr>
-        <w:t>Automatizált Tesztek</w:t>
-      </w:r>
-      <w:bookmarkEnd w:id="36"/>
+        <w:t xml:space="preserve">Automatizált </w:t>
+      </w:r>
+      <w:r>
+        <w:rPr>
+          <w:rFonts w:eastAsia="Times New Roman"/>
+        </w:rPr>
+        <w:t>t</w:t>
+      </w:r>
+      <w:r>
+        <w:rPr>
+          <w:rFonts w:eastAsia="Times New Roman"/>
+        </w:rPr>
+        <w:t>esztek</w:t>
+      </w:r>
+      <w:bookmarkEnd w:id="37"/>
     </w:p>
     <w:p>
       <w:pPr>
         <w:pStyle w:val="Cmsor3"/>
       </w:pPr>
-      <w:bookmarkStart w:id="37" w:name="_Toc226577483"/>
-      <w:r>
-        <w:t>Automatizált Backend tesztek</w:t>
-      </w:r>
-      <w:bookmarkEnd w:id="37"/>
+      <w:bookmarkStart w:id="38" w:name="_Toc227221984"/>
+      <w:r>
+        <w:t xml:space="preserve">Automatizált </w:t>
+      </w:r>
+      <w:r>
+        <w:t>b</w:t>
+      </w:r>
+      <w:r>
+        <w:t>ackend tesztek</w:t>
+      </w:r>
+      <w:bookmarkEnd w:id="38"/>
     </w:p>
     <w:p>
       <w:pPr>
@@ -15164,7 +15472,6 @@
         <w:t xml:space="preserve">/e2e/ mappában találhatók. Minden tesztelési fájl egy-egy végpontot fed le. A tesztek </w:t>
       </w:r>
       <w:proofErr w:type="spellStart"/>
-      <w:proofErr w:type="gramStart"/>
       <w:r>
         <w:rPr>
           <w:rFonts w:eastAsia="Times New Roman" w:cs="Times New Roman"/>
@@ -15172,7 +15479,6 @@
         <w:t>cy.task</w:t>
       </w:r>
       <w:proofErr w:type="spellEnd"/>
-      <w:proofErr w:type="gramEnd"/>
       <w:r>
         <w:rPr>
           <w:rFonts w:eastAsia="Times New Roman" w:cs="Times New Roman"/>
@@ -16329,21 +16635,7 @@
               <w:rPr>
                 <w:rFonts w:eastAsia="Times New Roman" w:cs="Times New Roman"/>
               </w:rPr>
-              <w:t>activity_</w:t>
-            </w:r>
-            <w:proofErr w:type="gramStart"/>
-            <w:r>
-              <w:rPr>
-                <w:rFonts w:eastAsia="Times New Roman" w:cs="Times New Roman"/>
-              </w:rPr>
-              <w:t>repository.spec</w:t>
-            </w:r>
-            <w:proofErr w:type="gramEnd"/>
-            <w:r>
-              <w:rPr>
-                <w:rFonts w:eastAsia="Times New Roman" w:cs="Times New Roman"/>
-              </w:rPr>
-              <w:t>.ts</w:t>
+              <w:t>activity_repository.spec.ts</w:t>
             </w:r>
             <w:proofErr w:type="spellEnd"/>
           </w:p>
@@ -16396,21 +16688,7 @@
               <w:rPr>
                 <w:rFonts w:eastAsia="Times New Roman" w:cs="Times New Roman"/>
               </w:rPr>
-              <w:t>difficulty_</w:t>
-            </w:r>
-            <w:proofErr w:type="gramStart"/>
-            <w:r>
-              <w:rPr>
-                <w:rFonts w:eastAsia="Times New Roman" w:cs="Times New Roman"/>
-              </w:rPr>
-              <w:t>repository.spec</w:t>
-            </w:r>
-            <w:proofErr w:type="gramEnd"/>
-            <w:r>
-              <w:rPr>
-                <w:rFonts w:eastAsia="Times New Roman" w:cs="Times New Roman"/>
-              </w:rPr>
-              <w:t>.ts</w:t>
+              <w:t>difficulty_repository.spec.ts</w:t>
             </w:r>
             <w:proofErr w:type="spellEnd"/>
           </w:p>
@@ -16476,21 +16754,7 @@
               <w:rPr>
                 <w:rFonts w:eastAsia="Times New Roman" w:cs="Times New Roman"/>
               </w:rPr>
-              <w:t>event_</w:t>
-            </w:r>
-            <w:proofErr w:type="gramStart"/>
-            <w:r>
-              <w:rPr>
-                <w:rFonts w:eastAsia="Times New Roman" w:cs="Times New Roman"/>
-              </w:rPr>
-              <w:t>repository.spec</w:t>
-            </w:r>
-            <w:proofErr w:type="gramEnd"/>
-            <w:r>
-              <w:rPr>
-                <w:rFonts w:eastAsia="Times New Roman" w:cs="Times New Roman"/>
-              </w:rPr>
-              <w:t>.ts</w:t>
+              <w:t>event_repository.spec.ts</w:t>
             </w:r>
             <w:proofErr w:type="spellEnd"/>
           </w:p>
@@ -16543,21 +16807,7 @@
               <w:rPr>
                 <w:rFonts w:eastAsia="Times New Roman" w:cs="Times New Roman"/>
               </w:rPr>
-              <w:t>overview_</w:t>
-            </w:r>
-            <w:proofErr w:type="gramStart"/>
-            <w:r>
-              <w:rPr>
-                <w:rFonts w:eastAsia="Times New Roman" w:cs="Times New Roman"/>
-              </w:rPr>
-              <w:t>repository.spec</w:t>
-            </w:r>
-            <w:proofErr w:type="gramEnd"/>
-            <w:r>
-              <w:rPr>
-                <w:rFonts w:eastAsia="Times New Roman" w:cs="Times New Roman"/>
-              </w:rPr>
-              <w:t>.ts</w:t>
+              <w:t>overview_repository.spec.ts</w:t>
             </w:r>
             <w:proofErr w:type="spellEnd"/>
           </w:p>
@@ -16626,21 +16876,7 @@
               <w:rPr>
                 <w:rFonts w:eastAsia="Times New Roman" w:cs="Times New Roman"/>
               </w:rPr>
-              <w:t>statistic_</w:t>
-            </w:r>
-            <w:proofErr w:type="gramStart"/>
-            <w:r>
-              <w:rPr>
-                <w:rFonts w:eastAsia="Times New Roman" w:cs="Times New Roman"/>
-              </w:rPr>
-              <w:t>repository.spec</w:t>
-            </w:r>
-            <w:proofErr w:type="gramEnd"/>
-            <w:r>
-              <w:rPr>
-                <w:rFonts w:eastAsia="Times New Roman" w:cs="Times New Roman"/>
-              </w:rPr>
-              <w:t>.ts</w:t>
+              <w:t>statistic_repository.spec.ts</w:t>
             </w:r>
             <w:proofErr w:type="spellEnd"/>
           </w:p>
@@ -16701,21 +16937,7 @@
               <w:rPr>
                 <w:rFonts w:eastAsia="Times New Roman" w:cs="Times New Roman"/>
               </w:rPr>
-              <w:t>type_</w:t>
-            </w:r>
-            <w:proofErr w:type="gramStart"/>
-            <w:r>
-              <w:rPr>
-                <w:rFonts w:eastAsia="Times New Roman" w:cs="Times New Roman"/>
-              </w:rPr>
-              <w:t>repository.spec</w:t>
-            </w:r>
-            <w:proofErr w:type="gramEnd"/>
-            <w:r>
-              <w:rPr>
-                <w:rFonts w:eastAsia="Times New Roman" w:cs="Times New Roman"/>
-              </w:rPr>
-              <w:t>.ts</w:t>
+              <w:t>type_repository.spec.ts</w:t>
             </w:r>
             <w:proofErr w:type="spellEnd"/>
           </w:p>
@@ -16781,21 +17003,7 @@
               <w:rPr>
                 <w:rFonts w:eastAsia="Times New Roman" w:cs="Times New Roman"/>
               </w:rPr>
-              <w:t>user_</w:t>
-            </w:r>
-            <w:proofErr w:type="gramStart"/>
-            <w:r>
-              <w:rPr>
-                <w:rFonts w:eastAsia="Times New Roman" w:cs="Times New Roman"/>
-              </w:rPr>
-              <w:t>repository.spec</w:t>
-            </w:r>
-            <w:proofErr w:type="gramEnd"/>
-            <w:r>
-              <w:rPr>
-                <w:rFonts w:eastAsia="Times New Roman" w:cs="Times New Roman"/>
-              </w:rPr>
-              <w:t>.ts</w:t>
+              <w:t>user_repository.spec.ts</w:t>
             </w:r>
             <w:proofErr w:type="spellEnd"/>
           </w:p>
@@ -16922,21 +17130,7 @@
               <w:rPr>
                 <w:rFonts w:eastAsia="Times New Roman" w:cs="Times New Roman"/>
               </w:rPr>
-              <w:t>activity_</w:t>
-            </w:r>
-            <w:proofErr w:type="gramStart"/>
-            <w:r>
-              <w:rPr>
-                <w:rFonts w:eastAsia="Times New Roman" w:cs="Times New Roman"/>
-              </w:rPr>
-              <w:t>service.spec</w:t>
-            </w:r>
-            <w:proofErr w:type="gramEnd"/>
-            <w:r>
-              <w:rPr>
-                <w:rFonts w:eastAsia="Times New Roman" w:cs="Times New Roman"/>
-              </w:rPr>
-              <w:t>.ts</w:t>
+              <w:t>activity_service.spec.ts</w:t>
             </w:r>
             <w:proofErr w:type="spellEnd"/>
           </w:p>
@@ -16994,21 +17188,7 @@
               <w:rPr>
                 <w:rFonts w:eastAsia="Times New Roman" w:cs="Times New Roman"/>
               </w:rPr>
-              <w:t>difficulty_</w:t>
-            </w:r>
-            <w:proofErr w:type="gramStart"/>
-            <w:r>
-              <w:rPr>
-                <w:rFonts w:eastAsia="Times New Roman" w:cs="Times New Roman"/>
-              </w:rPr>
-              <w:t>service.spec</w:t>
-            </w:r>
-            <w:proofErr w:type="gramEnd"/>
-            <w:r>
-              <w:rPr>
-                <w:rFonts w:eastAsia="Times New Roman" w:cs="Times New Roman"/>
-              </w:rPr>
-              <w:t>.ts</w:t>
+              <w:t>difficulty_service.spec.ts</w:t>
             </w:r>
             <w:proofErr w:type="spellEnd"/>
           </w:p>
@@ -17066,21 +17246,7 @@
               <w:rPr>
                 <w:rFonts w:eastAsia="Times New Roman" w:cs="Times New Roman"/>
               </w:rPr>
-              <w:t>event_</w:t>
-            </w:r>
-            <w:proofErr w:type="gramStart"/>
-            <w:r>
-              <w:rPr>
-                <w:rFonts w:eastAsia="Times New Roman" w:cs="Times New Roman"/>
-              </w:rPr>
-              <w:t>service.spec</w:t>
-            </w:r>
-            <w:proofErr w:type="gramEnd"/>
-            <w:r>
-              <w:rPr>
-                <w:rFonts w:eastAsia="Times New Roman" w:cs="Times New Roman"/>
-              </w:rPr>
-              <w:t>.ts</w:t>
+              <w:t>event_service.spec.ts</w:t>
             </w:r>
             <w:proofErr w:type="spellEnd"/>
           </w:p>
@@ -17138,21 +17304,7 @@
               <w:rPr>
                 <w:rFonts w:eastAsia="Times New Roman" w:cs="Times New Roman"/>
               </w:rPr>
-              <w:t>overview_</w:t>
-            </w:r>
-            <w:proofErr w:type="gramStart"/>
-            <w:r>
-              <w:rPr>
-                <w:rFonts w:eastAsia="Times New Roman" w:cs="Times New Roman"/>
-              </w:rPr>
-              <w:t>service.spec</w:t>
-            </w:r>
-            <w:proofErr w:type="gramEnd"/>
-            <w:r>
-              <w:rPr>
-                <w:rFonts w:eastAsia="Times New Roman" w:cs="Times New Roman"/>
-              </w:rPr>
-              <w:t>.ts</w:t>
+              <w:t>overview_service.spec.ts</w:t>
             </w:r>
             <w:proofErr w:type="spellEnd"/>
           </w:p>
@@ -17207,21 +17359,7 @@
               <w:rPr>
                 <w:rFonts w:eastAsia="Times New Roman" w:cs="Times New Roman"/>
               </w:rPr>
-              <w:t>statistic_</w:t>
-            </w:r>
-            <w:proofErr w:type="gramStart"/>
-            <w:r>
-              <w:rPr>
-                <w:rFonts w:eastAsia="Times New Roman" w:cs="Times New Roman"/>
-              </w:rPr>
-              <w:t>service.spec</w:t>
-            </w:r>
-            <w:proofErr w:type="gramEnd"/>
-            <w:r>
-              <w:rPr>
-                <w:rFonts w:eastAsia="Times New Roman" w:cs="Times New Roman"/>
-              </w:rPr>
-              <w:t>.ts</w:t>
+              <w:t>statistic_service.spec.ts</w:t>
             </w:r>
             <w:proofErr w:type="spellEnd"/>
           </w:p>
@@ -17276,21 +17414,7 @@
               <w:rPr>
                 <w:rFonts w:eastAsia="Times New Roman" w:cs="Times New Roman"/>
               </w:rPr>
-              <w:t>type_</w:t>
-            </w:r>
-            <w:proofErr w:type="gramStart"/>
-            <w:r>
-              <w:rPr>
-                <w:rFonts w:eastAsia="Times New Roman" w:cs="Times New Roman"/>
-              </w:rPr>
-              <w:t>service.spec</w:t>
-            </w:r>
-            <w:proofErr w:type="gramEnd"/>
-            <w:r>
-              <w:rPr>
-                <w:rFonts w:eastAsia="Times New Roman" w:cs="Times New Roman"/>
-              </w:rPr>
-              <w:t>.ts</w:t>
+              <w:t>type_service.spec.ts</w:t>
             </w:r>
             <w:proofErr w:type="spellEnd"/>
           </w:p>
@@ -17346,21 +17470,7 @@
                 <w:rFonts w:eastAsia="Times New Roman" w:cs="Times New Roman"/>
               </w:rPr>
               <w:lastRenderedPageBreak/>
-              <w:t>user_</w:t>
-            </w:r>
-            <w:proofErr w:type="gramStart"/>
-            <w:r>
-              <w:rPr>
-                <w:rFonts w:eastAsia="Times New Roman" w:cs="Times New Roman"/>
-              </w:rPr>
-              <w:t>service.spec</w:t>
-            </w:r>
-            <w:proofErr w:type="gramEnd"/>
-            <w:r>
-              <w:rPr>
-                <w:rFonts w:eastAsia="Times New Roman" w:cs="Times New Roman"/>
-              </w:rPr>
-              <w:t>.ts</w:t>
+              <w:t>user_service.spec.ts</w:t>
             </w:r>
             <w:proofErr w:type="spellEnd"/>
           </w:p>
@@ -17505,21 +17615,7 @@
               <w:rPr>
                 <w:rFonts w:eastAsia="Times New Roman" w:cs="Times New Roman"/>
               </w:rPr>
-              <w:t>activity_</w:t>
-            </w:r>
-            <w:proofErr w:type="gramStart"/>
-            <w:r>
-              <w:rPr>
-                <w:rFonts w:eastAsia="Times New Roman" w:cs="Times New Roman"/>
-              </w:rPr>
-              <w:t>controller.spec</w:t>
-            </w:r>
-            <w:proofErr w:type="gramEnd"/>
-            <w:r>
-              <w:rPr>
-                <w:rFonts w:eastAsia="Times New Roman" w:cs="Times New Roman"/>
-              </w:rPr>
-              <w:t>.ts</w:t>
+              <w:t>activity_controller.spec.ts</w:t>
             </w:r>
             <w:proofErr w:type="spellEnd"/>
           </w:p>
@@ -17574,21 +17670,7 @@
               <w:rPr>
                 <w:rFonts w:eastAsia="Times New Roman" w:cs="Times New Roman"/>
               </w:rPr>
-              <w:t>difficulty_</w:t>
-            </w:r>
-            <w:proofErr w:type="gramStart"/>
-            <w:r>
-              <w:rPr>
-                <w:rFonts w:eastAsia="Times New Roman" w:cs="Times New Roman"/>
-              </w:rPr>
-              <w:t>controller.spec</w:t>
-            </w:r>
-            <w:proofErr w:type="gramEnd"/>
-            <w:r>
-              <w:rPr>
-                <w:rFonts w:eastAsia="Times New Roman" w:cs="Times New Roman"/>
-              </w:rPr>
-              <w:t>.ts</w:t>
+              <w:t>difficulty_controller.spec.ts</w:t>
             </w:r>
             <w:proofErr w:type="spellEnd"/>
           </w:p>
@@ -17643,21 +17725,7 @@
               <w:rPr>
                 <w:rFonts w:eastAsia="Times New Roman" w:cs="Times New Roman"/>
               </w:rPr>
-              <w:t>event_</w:t>
-            </w:r>
-            <w:proofErr w:type="gramStart"/>
-            <w:r>
-              <w:rPr>
-                <w:rFonts w:eastAsia="Times New Roman" w:cs="Times New Roman"/>
-              </w:rPr>
-              <w:t>controller.spec</w:t>
-            </w:r>
-            <w:proofErr w:type="gramEnd"/>
-            <w:r>
-              <w:rPr>
-                <w:rFonts w:eastAsia="Times New Roman" w:cs="Times New Roman"/>
-              </w:rPr>
-              <w:t>.ts</w:t>
+              <w:t>event_controller.spec.ts</w:t>
             </w:r>
             <w:proofErr w:type="spellEnd"/>
           </w:p>
@@ -17696,21 +17764,7 @@
               <w:rPr>
                 <w:rFonts w:eastAsia="Times New Roman" w:cs="Times New Roman"/>
               </w:rPr>
-              <w:t>overview_</w:t>
-            </w:r>
-            <w:proofErr w:type="gramStart"/>
-            <w:r>
-              <w:rPr>
-                <w:rFonts w:eastAsia="Times New Roman" w:cs="Times New Roman"/>
-              </w:rPr>
-              <w:t>controller.spec</w:t>
-            </w:r>
-            <w:proofErr w:type="gramEnd"/>
-            <w:r>
-              <w:rPr>
-                <w:rFonts w:eastAsia="Times New Roman" w:cs="Times New Roman"/>
-              </w:rPr>
-              <w:t>.ts</w:t>
+              <w:t>overview_controller.spec.ts</w:t>
             </w:r>
             <w:proofErr w:type="spellEnd"/>
           </w:p>
@@ -17757,21 +17811,7 @@
               <w:rPr>
                 <w:rFonts w:eastAsia="Times New Roman" w:cs="Times New Roman"/>
               </w:rPr>
-              <w:t>statistic_</w:t>
-            </w:r>
-            <w:proofErr w:type="gramStart"/>
-            <w:r>
-              <w:rPr>
-                <w:rFonts w:eastAsia="Times New Roman" w:cs="Times New Roman"/>
-              </w:rPr>
-              <w:t>controller.spec</w:t>
-            </w:r>
-            <w:proofErr w:type="gramEnd"/>
-            <w:r>
-              <w:rPr>
-                <w:rFonts w:eastAsia="Times New Roman" w:cs="Times New Roman"/>
-              </w:rPr>
-              <w:t>.ts</w:t>
+              <w:t>statistic_controller.spec.ts</w:t>
             </w:r>
             <w:proofErr w:type="spellEnd"/>
           </w:p>
@@ -17813,21 +17853,7 @@
               <w:rPr>
                 <w:rFonts w:eastAsia="Times New Roman" w:cs="Times New Roman"/>
               </w:rPr>
-              <w:t>type_</w:t>
-            </w:r>
-            <w:proofErr w:type="gramStart"/>
-            <w:r>
-              <w:rPr>
-                <w:rFonts w:eastAsia="Times New Roman" w:cs="Times New Roman"/>
-              </w:rPr>
-              <w:t>controller.spec</w:t>
-            </w:r>
-            <w:proofErr w:type="gramEnd"/>
-            <w:r>
-              <w:rPr>
-                <w:rFonts w:eastAsia="Times New Roman" w:cs="Times New Roman"/>
-              </w:rPr>
-              <w:t>.ts</w:t>
+              <w:t>type_controller.spec.ts</w:t>
             </w:r>
             <w:proofErr w:type="spellEnd"/>
           </w:p>
@@ -17878,21 +17904,7 @@
                 <w:rFonts w:eastAsia="Times New Roman" w:cs="Times New Roman"/>
               </w:rPr>
               <w:lastRenderedPageBreak/>
-              <w:t>user_</w:t>
-            </w:r>
-            <w:proofErr w:type="gramStart"/>
-            <w:r>
-              <w:rPr>
-                <w:rFonts w:eastAsia="Times New Roman" w:cs="Times New Roman"/>
-              </w:rPr>
-              <w:t>controller.spec</w:t>
-            </w:r>
-            <w:proofErr w:type="gramEnd"/>
-            <w:r>
-              <w:rPr>
-                <w:rFonts w:eastAsia="Times New Roman" w:cs="Times New Roman"/>
-              </w:rPr>
-              <w:t>.ts</w:t>
+              <w:t>user_controller.spec.ts</w:t>
             </w:r>
             <w:proofErr w:type="spellEnd"/>
           </w:p>
@@ -17986,11 +17998,17 @@
       <w:pPr>
         <w:pStyle w:val="Cmsor3"/>
       </w:pPr>
-      <w:bookmarkStart w:id="38" w:name="_Toc226577484"/>
-      <w:r>
-        <w:t>Automatizált Frontend tesztek</w:t>
-      </w:r>
-      <w:bookmarkEnd w:id="38"/>
+      <w:bookmarkStart w:id="39" w:name="_Toc227221985"/>
+      <w:r>
+        <w:t xml:space="preserve">Automatizált </w:t>
+      </w:r>
+      <w:r>
+        <w:t>f</w:t>
+      </w:r>
+      <w:r>
+        <w:t>rontend tesztek</w:t>
+      </w:r>
+      <w:bookmarkEnd w:id="39"/>
     </w:p>
     <w:p>
       <w:r>
@@ -18112,7 +18130,6 @@
         <w:t xml:space="preserve">/e2e/ mappában találhatók. Minden tesztelési fájl egy-egy oldalt vagy főbb funkcionalitást fed le. A tesztek </w:t>
       </w:r>
       <w:proofErr w:type="spellStart"/>
-      <w:proofErr w:type="gramStart"/>
       <w:r>
         <w:rPr>
           <w:rFonts w:eastAsia="Times New Roman" w:cs="Times New Roman"/>
@@ -18120,7 +18137,6 @@
         <w:t>cy.visitProtected</w:t>
       </w:r>
       <w:proofErr w:type="spellEnd"/>
-      <w:proofErr w:type="gramEnd"/>
       <w:r>
         <w:rPr>
           <w:rFonts w:eastAsia="Times New Roman" w:cs="Times New Roman"/>
@@ -18789,7 +18805,6 @@
         <w:t xml:space="preserve">/ mappában találhatók. Ezek a tesztek a </w:t>
       </w:r>
       <w:proofErr w:type="spellStart"/>
-      <w:proofErr w:type="gramStart"/>
       <w:r>
         <w:rPr>
           <w:rFonts w:eastAsia="Times New Roman" w:cs="Times New Roman"/>
@@ -18797,7 +18812,6 @@
         <w:t>cy.mount</w:t>
       </w:r>
       <w:proofErr w:type="spellEnd"/>
-      <w:proofErr w:type="gramEnd"/>
       <w:r>
         <w:rPr>
           <w:rFonts w:eastAsia="Times New Roman" w:cs="Times New Roman"/>
@@ -19318,33 +19332,49 @@
         <w:pStyle w:val="Cmsor1"/>
         <w:ind w:firstLine="0"/>
       </w:pPr>
-      <w:bookmarkStart w:id="39" w:name="_Toc226577485"/>
+      <w:bookmarkStart w:id="40" w:name="_Toc227221986"/>
       <w:r>
         <w:rPr>
           <w:rFonts w:eastAsia="Times New Roman" w:cs="Times New Roman"/>
           <w:bCs/>
           <w:szCs w:val="32"/>
         </w:rPr>
-        <w:t>Felhasználói Dokumentáció</w:t>
-      </w:r>
-      <w:bookmarkEnd w:id="39"/>
+        <w:t xml:space="preserve">Felhasználói </w:t>
+      </w:r>
+      <w:r>
+        <w:rPr>
+          <w:rFonts w:eastAsia="Times New Roman" w:cs="Times New Roman"/>
+          <w:bCs/>
+          <w:szCs w:val="32"/>
+        </w:rPr>
+        <w:t>d</w:t>
+      </w:r>
+      <w:r>
+        <w:rPr>
+          <w:rFonts w:eastAsia="Times New Roman" w:cs="Times New Roman"/>
+          <w:bCs/>
+          <w:szCs w:val="32"/>
+        </w:rPr>
+        <w:t>okumentáció</w:t>
+      </w:r>
+      <w:bookmarkEnd w:id="40"/>
     </w:p>
     <w:p>
       <w:pPr>
         <w:pStyle w:val="Cmsor2"/>
         <w:ind w:firstLine="0"/>
       </w:pPr>
-      <w:bookmarkStart w:id="40" w:name="_Toc226577486"/>
+      <w:bookmarkStart w:id="41" w:name="_Toc227221987"/>
       <w:r>
         <w:t>Szerepkörök bemutatása</w:t>
       </w:r>
-      <w:bookmarkEnd w:id="40"/>
+      <w:bookmarkEnd w:id="41"/>
     </w:p>
     <w:p>
       <w:pPr>
         <w:pStyle w:val="Cmsor3"/>
       </w:pPr>
-      <w:bookmarkStart w:id="41" w:name="_Toc226577487"/>
+      <w:bookmarkStart w:id="42" w:name="_Toc227221988"/>
       <w:r>
         <w:rPr>
           <w:rFonts w:eastAsia="Times New Roman" w:cs="Times New Roman"/>
@@ -19371,7 +19401,7 @@
         </w:rPr>
         <w:t>)</w:t>
       </w:r>
-      <w:bookmarkEnd w:id="41"/>
+      <w:bookmarkEnd w:id="42"/>
     </w:p>
     <w:p>
       <w:r>
@@ -19385,7 +19415,7 @@
       <w:pPr>
         <w:pStyle w:val="Cmsor3"/>
       </w:pPr>
-      <w:bookmarkStart w:id="42" w:name="_Toc226577488"/>
+      <w:bookmarkStart w:id="43" w:name="_Toc227221989"/>
       <w:r>
         <w:rPr>
           <w:rFonts w:eastAsia="Times New Roman" w:cs="Times New Roman"/>
@@ -19412,7 +19442,7 @@
         </w:rPr>
         <w:t>)</w:t>
       </w:r>
-      <w:bookmarkEnd w:id="42"/>
+      <w:bookmarkEnd w:id="43"/>
     </w:p>
     <w:p>
       <w:r>
@@ -19440,7 +19470,7 @@
       <w:pPr>
         <w:pStyle w:val="Cmsor3"/>
       </w:pPr>
-      <w:bookmarkStart w:id="43" w:name="_Toc226577489"/>
+      <w:bookmarkStart w:id="44" w:name="_Toc227221990"/>
       <w:r>
         <w:rPr>
           <w:rFonts w:eastAsia="Times New Roman" w:cs="Times New Roman"/>
@@ -19467,7 +19497,7 @@
         </w:rPr>
         <w:t>)</w:t>
       </w:r>
-      <w:bookmarkEnd w:id="43"/>
+      <w:bookmarkEnd w:id="44"/>
     </w:p>
     <w:p>
       <w:r>
@@ -19516,7 +19546,7 @@
         <w:pStyle w:val="Cmsor2"/>
         <w:ind w:firstLine="0"/>
       </w:pPr>
-      <w:bookmarkStart w:id="44" w:name="_Toc226577490"/>
+      <w:bookmarkStart w:id="45" w:name="_Toc227221991"/>
       <w:r>
         <w:rPr>
           <w:rFonts w:eastAsia="Times New Roman" w:cs="Times New Roman"/>
@@ -19526,13 +19556,13 @@
         <w:lastRenderedPageBreak/>
         <w:t>Esetek bemutatása</w:t>
       </w:r>
-      <w:bookmarkEnd w:id="44"/>
+      <w:bookmarkEnd w:id="45"/>
     </w:p>
     <w:p>
       <w:pPr>
         <w:pStyle w:val="Cmsor3"/>
       </w:pPr>
-      <w:bookmarkStart w:id="45" w:name="_Toc226577491"/>
+      <w:bookmarkStart w:id="46" w:name="_Toc227221992"/>
       <w:r>
         <w:rPr>
           <w:rFonts w:eastAsia="Times New Roman" w:cs="Times New Roman"/>
@@ -19541,7 +19571,7 @@
         </w:rPr>
         <w:t>Regisztráció</w:t>
       </w:r>
-      <w:bookmarkEnd w:id="45"/>
+      <w:bookmarkEnd w:id="46"/>
     </w:p>
     <w:p>
       <w:pPr>
@@ -19744,11 +19774,10 @@
         <w:rPr>
           <w:noProof/>
         </w:rPr>
-        <w:lastRenderedPageBreak/>
         <w:drawing>
-          <wp:inline distT="0" distB="0" distL="0" distR="0" wp14:anchorId="4F17530C" wp14:editId="2629564B">
-            <wp:extent cx="5219700" cy="4005580"/>
-            <wp:effectExtent l="0" t="0" r="0" b="0"/>
+          <wp:inline distT="0" distB="0" distL="0" distR="0" wp14:anchorId="4F17530C" wp14:editId="21B1705B">
+            <wp:extent cx="4438650" cy="3406205"/>
+            <wp:effectExtent l="0" t="0" r="0" b="3810"/>
             <wp:docPr id="301101891" name="Kép 1"/>
             <wp:cNvGraphicFramePr>
               <a:graphicFrameLocks xmlns:a="http://schemas.openxmlformats.org/drawingml/2006/main" noChangeAspect="1"/>
@@ -19769,7 +19798,7 @@
                   <pic:spPr>
                     <a:xfrm>
                       <a:off x="0" y="0"/>
-                      <a:ext cx="5219700" cy="4005580"/>
+                      <a:ext cx="4488315" cy="3444318"/>
                     </a:xfrm>
                     <a:prstGeom prst="rect">
                       <a:avLst/>
@@ -19812,16 +19841,17 @@
       <w:pPr>
         <w:pStyle w:val="Cmsor3"/>
       </w:pPr>
-      <w:bookmarkStart w:id="46" w:name="_Toc226577492"/>
+      <w:bookmarkStart w:id="47" w:name="_Toc227221993"/>
       <w:r>
         <w:rPr>
           <w:rFonts w:eastAsia="Times New Roman" w:cs="Times New Roman"/>
           <w:bCs/>
           <w:szCs w:val="24"/>
         </w:rPr>
+        <w:lastRenderedPageBreak/>
         <w:t>Bejelentkezés</w:t>
       </w:r>
-      <w:bookmarkEnd w:id="46"/>
+      <w:bookmarkEnd w:id="47"/>
     </w:p>
     <w:p>
       <w:pPr>
@@ -19860,21 +19890,7 @@
         <w:rPr>
           <w:color w:val="1A1A1A"/>
         </w:rPr>
-        <w:t xml:space="preserve"> állít ki, amelyet a böngésző </w:t>
-      </w:r>
-      <w:proofErr w:type="spellStart"/>
-      <w:r>
-        <w:rPr>
-          <w:color w:val="1A1A1A"/>
-        </w:rPr>
-        <w:t>localStorage</w:t>
-      </w:r>
-      <w:proofErr w:type="spellEnd"/>
-      <w:r>
-        <w:rPr>
-          <w:color w:val="1A1A1A"/>
-        </w:rPr>
-        <w:t>-ban tárol, és a Főoldalra irányítja a felhasználót.</w:t>
+        <w:t xml:space="preserve"> állít ki, amelyet a böngésző localStorage-ban tárol, és a Főoldalra irányítja a felhasználót.</w:t>
       </w:r>
     </w:p>
     <w:p>
@@ -19984,7 +20000,6 @@
         <w:rPr>
           <w:noProof/>
         </w:rPr>
-        <w:lastRenderedPageBreak/>
         <w:drawing>
           <wp:inline distT="0" distB="0" distL="0" distR="0" wp14:anchorId="2274FCA4" wp14:editId="62513BC1">
             <wp:extent cx="4157980" cy="2753257"/>
@@ -20055,7 +20070,7 @@
       <w:pPr>
         <w:pStyle w:val="Cmsor3"/>
       </w:pPr>
-      <w:bookmarkStart w:id="47" w:name="_Toc226577493"/>
+      <w:bookmarkStart w:id="48" w:name="_Toc227221994"/>
       <w:r>
         <w:rPr>
           <w:rFonts w:eastAsia="Times New Roman" w:cs="Times New Roman"/>
@@ -20064,7 +20079,7 @@
         </w:rPr>
         <w:t>Napi feladatok kezelése</w:t>
       </w:r>
-      <w:bookmarkEnd w:id="47"/>
+      <w:bookmarkEnd w:id="48"/>
     </w:p>
     <w:p>
       <w:pPr>
@@ -20136,8 +20151,6 @@
                 <w:b/>
                 <w:bCs/>
                 <w:color w:val="1A7A6E"/>
-                <w:sz w:val="22"/>
-                <w:szCs w:val="22"/>
               </w:rPr>
             </w:pPr>
             <w:r>
@@ -20145,57 +20158,19 @@
                 <w:b/>
                 <w:bCs/>
                 <w:color w:val="1A7A6E"/>
-                <w:sz w:val="22"/>
-                <w:szCs w:val="22"/>
-              </w:rPr>
+              </w:rPr>
+              <w:lastRenderedPageBreak/>
               <w:t>Automatikus frissítés</w:t>
             </w:r>
           </w:p>
           <w:p>
-            <w:pPr>
-              <w:spacing w:after="60"/>
-              <w:ind w:firstLine="0"/>
-            </w:pPr>
-            <w:r>
-              <w:rPr>
-                <w:color w:val="1A1A1A"/>
-                <w:sz w:val="22"/>
-                <w:szCs w:val="22"/>
-              </w:rPr>
+            <w:r>
               <w:t xml:space="preserve">A haladásszámláló minden éjfélkor automatikusan frissül nem kell kézzel léptetni. Ha egy szokás időtartama lejárt, átkerül a Lejárt szokások szekcióba, ahol </w:t>
             </w:r>
             <w:r>
-              <w:rPr>
-                <w:color w:val="1A1A1A"/>
-                <w:sz w:val="22"/>
-                <w:szCs w:val="22"/>
-              </w:rPr>
-              <w:t xml:space="preserve">lehet </w:t>
-            </w:r>
-            <w:proofErr w:type="gramStart"/>
-            <w:r>
-              <w:rPr>
-                <w:color w:val="1A1A1A"/>
-                <w:sz w:val="22"/>
-                <w:szCs w:val="22"/>
-              </w:rPr>
-              <w:t>módosítani</w:t>
-            </w:r>
-            <w:proofErr w:type="gramEnd"/>
-            <w:r>
-              <w:rPr>
-                <w:color w:val="1A1A1A"/>
-                <w:sz w:val="22"/>
-                <w:szCs w:val="22"/>
-              </w:rPr>
-              <w:t xml:space="preserve"> hogy jó legyen a dátum vagy végleg törölni</w:t>
-            </w:r>
-            <w:r>
-              <w:rPr>
-                <w:color w:val="1A1A1A"/>
-                <w:sz w:val="22"/>
-                <w:szCs w:val="22"/>
-              </w:rPr>
+              <w:t>lehet módosítani hogy jó legyen a dátum vagy végleg törölni</w:t>
+            </w:r>
+            <w:r>
               <w:t>.</w:t>
             </w:r>
           </w:p>
@@ -20260,7 +20235,6 @@
           <w:sz w:val="18"/>
           <w:szCs w:val="18"/>
         </w:rPr>
-        <w:lastRenderedPageBreak/>
         <w:t>8. ábra – Feladatok oldal</w:t>
       </w:r>
     </w:p>
@@ -20268,7 +20242,7 @@
       <w:pPr>
         <w:pStyle w:val="Cmsor3"/>
       </w:pPr>
-      <w:bookmarkStart w:id="48" w:name="_Toc226577494"/>
+      <w:bookmarkStart w:id="49" w:name="_Toc227221995"/>
       <w:r>
         <w:rPr>
           <w:rFonts w:eastAsia="Times New Roman" w:cs="Times New Roman"/>
@@ -20277,7 +20251,7 @@
         </w:rPr>
         <w:t>Szokások követése</w:t>
       </w:r>
-      <w:bookmarkEnd w:id="48"/>
+      <w:bookmarkEnd w:id="49"/>
     </w:p>
     <w:p>
       <w:pPr>
@@ -20331,34 +20305,22 @@
             <w:pPr>
               <w:spacing w:after="60"/>
               <w:ind w:firstLine="0"/>
+              <w:rPr>
+                <w:sz w:val="28"/>
+              </w:rPr>
             </w:pPr>
             <w:r>
               <w:rPr>
                 <w:b/>
                 <w:bCs/>
                 <w:color w:val="1A7A6E"/>
-                <w:sz w:val="22"/>
                 <w:szCs w:val="22"/>
               </w:rPr>
               <w:t>Automatikus frissítés</w:t>
             </w:r>
           </w:p>
           <w:p>
-            <w:pPr>
-              <w:spacing w:after="60"/>
-              <w:ind w:firstLine="0"/>
-              <w:rPr>
-                <w:color w:val="1A1A1A"/>
-                <w:sz w:val="22"/>
-                <w:szCs w:val="22"/>
-              </w:rPr>
-            </w:pPr>
-            <w:r>
-              <w:rPr>
-                <w:color w:val="1A1A1A"/>
-                <w:sz w:val="22"/>
-                <w:szCs w:val="22"/>
-              </w:rPr>
+            <w:r>
               <w:t>A haladásszámláló minden éjfélkor automatikusan frissül nem kell kézzel léptetni. Ha egy szokás időtartama lejárt, átkerül a Lejárt szokások szekcióba, ahol csak törölni lehet.</w:t>
             </w:r>
           </w:p>
@@ -20378,6 +20340,7 @@
         <w:rPr>
           <w:noProof/>
         </w:rPr>
+        <w:lastRenderedPageBreak/>
         <w:drawing>
           <wp:inline distT="0" distB="0" distL="0" distR="0" wp14:anchorId="76CDBD88" wp14:editId="30BB39A3">
             <wp:extent cx="4286250" cy="2479977"/>
@@ -20442,7 +20405,7 @@
       <w:pPr>
         <w:pStyle w:val="Cmsor3"/>
       </w:pPr>
-      <w:bookmarkStart w:id="49" w:name="_Toc226577495"/>
+      <w:bookmarkStart w:id="50" w:name="_Toc227221996"/>
       <w:r>
         <w:rPr>
           <w:rFonts w:eastAsia="Times New Roman" w:cs="Times New Roman"/>
@@ -20451,7 +20414,7 @@
         </w:rPr>
         <w:t>Naptár és eseménykezelés</w:t>
       </w:r>
-      <w:bookmarkEnd w:id="49"/>
+      <w:bookmarkEnd w:id="50"/>
     </w:p>
     <w:p>
       <w:r>
@@ -20498,7 +20461,6 @@
         <w:rPr>
           <w:noProof/>
         </w:rPr>
-        <w:lastRenderedPageBreak/>
         <w:drawing>
           <wp:inline distT="0" distB="0" distL="0" distR="0" wp14:anchorId="63D883FE" wp14:editId="122DD46A">
             <wp:extent cx="4396926" cy="3075709"/>
@@ -20579,11 +20541,12 @@
       <w:pPr>
         <w:pStyle w:val="Cmsor3"/>
       </w:pPr>
-      <w:bookmarkStart w:id="50" w:name="_Toc226577496"/>
-      <w:r>
+      <w:bookmarkStart w:id="51" w:name="_Toc227221997"/>
+      <w:r>
+        <w:lastRenderedPageBreak/>
         <w:t>Statisztikák</w:t>
       </w:r>
-      <w:bookmarkEnd w:id="50"/>
+      <w:bookmarkEnd w:id="51"/>
     </w:p>
     <w:p>
       <w:pPr>
@@ -20719,14 +20682,14 @@
       <w:pPr>
         <w:pStyle w:val="Cmsor3"/>
       </w:pPr>
-      <w:bookmarkStart w:id="51" w:name="_Toc226577497"/>
+      <w:bookmarkStart w:id="52" w:name="_Toc227221998"/>
       <w:r>
         <w:t xml:space="preserve">Profil </w:t>
       </w:r>
       <w:r>
         <w:t>kezelése</w:t>
       </w:r>
-      <w:bookmarkEnd w:id="51"/>
+      <w:bookmarkEnd w:id="52"/>
     </w:p>
     <w:p>
       <w:pPr>
@@ -20763,15 +20726,28 @@
         <w:rPr>
           <w:color w:val="1A1A1A"/>
         </w:rPr>
-        <w:lastRenderedPageBreak/>
-        <w:t>Adatok szerkesztése: kattints az Adatok szerkesztése gombra majd, popup formában módosítható a felhasználónév és email-cím, ezután kattints a Mentés gombra.</w:t>
+        <w:t xml:space="preserve">Adatok szerkesztése: kattints az Adatok szerkesztése gombra majd, </w:t>
+      </w:r>
+      <w:proofErr w:type="spellStart"/>
+      <w:r>
+        <w:rPr>
+          <w:color w:val="1A1A1A"/>
+        </w:rPr>
+        <w:t>popup</w:t>
+      </w:r>
+      <w:proofErr w:type="spellEnd"/>
+      <w:r>
+        <w:rPr>
+          <w:color w:val="1A1A1A"/>
+        </w:rPr>
+        <w:t xml:space="preserve"> formában módosítható a felhasználónév és email-cím, ezután kattints a Mentés gombra.</w:t>
       </w:r>
     </w:p>
     <w:p>
       <w:pPr>
         <w:pStyle w:val="Cmsor3"/>
       </w:pPr>
-      <w:bookmarkStart w:id="52" w:name="_Toc226577498"/>
+      <w:bookmarkStart w:id="53" w:name="_Toc227221999"/>
       <w:proofErr w:type="spellStart"/>
       <w:r>
         <w:t>Admin</w:t>
@@ -20786,7 +20762,7 @@
       <w:r>
         <w:t xml:space="preserve"> kezelési útmutató</w:t>
       </w:r>
-      <w:bookmarkEnd w:id="52"/>
+      <w:bookmarkEnd w:id="53"/>
     </w:p>
     <w:p>
       <w:r>
@@ -20816,7 +20792,7 @@
       <w:r>
         <w:t xml:space="preserve"> és moderátor jogosultsággal érhető el. A panel a felhasználók kezeléséhez és statisztikáinak megtekintéséhez nyújt eszközöket.</w:t>
       </w:r>
-      <w:bookmarkStart w:id="53" w:name="_Toc226570484"/>
+      <w:bookmarkStart w:id="54" w:name="_Toc226570484"/>
     </w:p>
     <w:p>
       <w:pPr>
@@ -20838,7 +20814,7 @@
         </w:rPr>
         <w:t>elhasználók listája és keresés</w:t>
       </w:r>
-      <w:bookmarkEnd w:id="53"/>
+      <w:bookmarkEnd w:id="54"/>
       <w:r>
         <w:rPr>
           <w:rStyle w:val="Cmsor4Char"/>
@@ -20907,6 +20883,7 @@
         <w:rPr>
           <w:color w:val="1A1A1A"/>
         </w:rPr>
+        <w:lastRenderedPageBreak/>
         <w:t xml:space="preserve">Szerepkör szűrő: az 'Összes szerepkör' legördülőből választhatsz </w:t>
       </w:r>
       <w:proofErr w:type="spellStart"/>
@@ -20969,7 +20946,7 @@
         </w:rPr>
         <w:t>Lapozás: a táblázat alján állítható a sorok száma oldalanként, és a lapszámozó gombok navigálnak.</w:t>
       </w:r>
-      <w:bookmarkStart w:id="54" w:name="_Toc226570485"/>
+      <w:bookmarkStart w:id="55" w:name="_Toc226570485"/>
     </w:p>
     <w:p>
       <w:pPr>
@@ -20990,7 +20967,7 @@
       <w:r>
         <w:t>Felhasználó szerkesztése</w:t>
       </w:r>
-      <w:bookmarkEnd w:id="54"/>
+      <w:bookmarkEnd w:id="55"/>
       <w:r>
         <w:t>:</w:t>
       </w:r>
@@ -21153,7 +21130,7 @@
         </w:rPr>
         <w:t xml:space="preserve"> bezárható a Mégse gombbal, az X gombbal, vagy a háttérre kattintva.</w:t>
       </w:r>
-      <w:bookmarkStart w:id="55" w:name="_Toc226570486"/>
+      <w:bookmarkStart w:id="56" w:name="_Toc226570486"/>
     </w:p>
     <w:p>
       <w:pPr>
@@ -21162,7 +21139,7 @@
       <w:r>
         <w:t>Felhasználó törlése</w:t>
       </w:r>
-      <w:bookmarkEnd w:id="55"/>
+      <w:bookmarkEnd w:id="56"/>
     </w:p>
     <w:p>
       <w:pPr>
@@ -21196,7 +21173,6 @@
         <w:rPr>
           <w:color w:val="1A1A1A"/>
         </w:rPr>
-        <w:lastRenderedPageBreak/>
         <w:t xml:space="preserve">Megerősítő </w:t>
       </w:r>
       <w:proofErr w:type="spellStart"/>
@@ -21249,7 +21225,7 @@
         </w:rPr>
         <w:t>A rendszer eltávolítja a felhasználót az összes adatával együtt.</w:t>
       </w:r>
-      <w:bookmarkStart w:id="56" w:name="_Toc226570487"/>
+      <w:bookmarkStart w:id="57" w:name="_Toc226570487"/>
     </w:p>
     <w:p>
       <w:pPr>
@@ -21313,69 +21289,29 @@
             </w:r>
           </w:p>
           <w:p>
-            <w:pPr>
-              <w:spacing w:after="60"/>
-              <w:ind w:firstLine="0"/>
-              <w:jc w:val="left"/>
-            </w:pPr>
-            <w:r>
-              <w:rPr>
-                <w:color w:val="1A1A1A"/>
-                <w:sz w:val="22"/>
-                <w:szCs w:val="22"/>
-              </w:rPr>
+            <w:r>
               <w:t xml:space="preserve">Az </w:t>
             </w:r>
             <w:proofErr w:type="spellStart"/>
             <w:r>
-              <w:rPr>
-                <w:color w:val="1A1A1A"/>
-                <w:sz w:val="22"/>
-                <w:szCs w:val="22"/>
-              </w:rPr>
               <w:t>admin</w:t>
             </w:r>
             <w:proofErr w:type="spellEnd"/>
             <w:r>
-              <w:rPr>
-                <w:color w:val="1A1A1A"/>
-                <w:sz w:val="22"/>
-                <w:szCs w:val="22"/>
-              </w:rPr>
               <w:t xml:space="preserve"> saját fiókját nem törölheti. Moderátor nem törölhet</w:t>
             </w:r>
             <w:r>
-              <w:rPr>
-                <w:color w:val="1A1A1A"/>
-                <w:sz w:val="22"/>
-                <w:szCs w:val="22"/>
-              </w:rPr>
               <w:t xml:space="preserve">i az </w:t>
             </w:r>
             <w:proofErr w:type="spellStart"/>
             <w:r>
-              <w:rPr>
-                <w:color w:val="1A1A1A"/>
-                <w:sz w:val="22"/>
-                <w:szCs w:val="22"/>
-              </w:rPr>
               <w:t>admint</w:t>
             </w:r>
             <w:proofErr w:type="spellEnd"/>
             <w:r>
-              <w:rPr>
-                <w:color w:val="1A1A1A"/>
-                <w:sz w:val="22"/>
-                <w:szCs w:val="22"/>
-              </w:rPr>
               <w:t xml:space="preserve"> </w:t>
             </w:r>
             <w:r>
-              <w:rPr>
-                <w:color w:val="1A1A1A"/>
-                <w:sz w:val="22"/>
-                <w:szCs w:val="22"/>
-              </w:rPr>
               <w:t>a kuka ikon számára nem látható.</w:t>
             </w:r>
           </w:p>
@@ -21401,7 +21337,7 @@
       <w:r>
         <w:t>Felhasználói statisztika megtekintése</w:t>
       </w:r>
-      <w:bookmarkEnd w:id="56"/>
+      <w:bookmarkEnd w:id="57"/>
       <w:r>
         <w:t>:</w:t>
       </w:r>
@@ -21507,6 +21443,7 @@
         <w:rPr>
           <w:color w:val="1A1A1A"/>
         </w:rPr>
+        <w:lastRenderedPageBreak/>
         <w:t>Összesítő számlálók: összes tevékenység, teljesített, napi feladatok, havi események.</w:t>
       </w:r>
     </w:p>
@@ -21586,14 +21523,14 @@
           <w:rFonts w:eastAsia="Times New Roman"/>
         </w:rPr>
       </w:pPr>
-      <w:bookmarkStart w:id="57" w:name="_Toc226577499"/>
+      <w:bookmarkStart w:id="58" w:name="_Toc227222000"/>
       <w:r>
         <w:rPr>
           <w:rFonts w:eastAsia="Times New Roman"/>
         </w:rPr>
         <w:t>Összefoglalás</w:t>
       </w:r>
-      <w:bookmarkEnd w:id="57"/>
+      <w:bookmarkEnd w:id="58"/>
     </w:p>
     <w:p>
       <w:pPr>
@@ -21801,7 +21738,6 @@
         <w:rPr>
           <w:color w:val="1A1A1A"/>
         </w:rPr>
-        <w:lastRenderedPageBreak/>
         <w:t>React</w:t>
       </w:r>
       <w:proofErr w:type="spellEnd"/>
@@ -21923,13 +21859,7 @@
         <w:rPr>
           <w:color w:val="1A1A1A"/>
         </w:rPr>
-        <w:t>a backend</w:t>
-      </w:r>
-      <w:r>
-        <w:rPr>
-          <w:color w:val="1A1A1A"/>
-        </w:rPr>
-        <w:t xml:space="preserve"> manuális teszteset egy Excel táblában dokumentált</w:t>
+        <w:t>a backend manuális teszteset egy Excel táblában dokumentált</w:t>
       </w:r>
       <w:r>
         <w:rPr>
@@ -22019,14 +21949,15 @@
           <w:rFonts w:eastAsia="Times New Roman"/>
         </w:rPr>
       </w:pPr>
-      <w:bookmarkStart w:id="58" w:name="_Toc226577500"/>
+      <w:bookmarkStart w:id="59" w:name="_Toc227222001"/>
       <w:r>
         <w:rPr>
           <w:rFonts w:eastAsia="Times New Roman"/>
         </w:rPr>
+        <w:lastRenderedPageBreak/>
         <w:t>Kitekintés</w:t>
       </w:r>
-      <w:bookmarkEnd w:id="58"/>
+      <w:bookmarkEnd w:id="59"/>
     </w:p>
     <w:p>
       <w:pPr>
@@ -22146,73 +22077,38 @@
         <w:rPr>
           <w:color w:val="1A1A1A"/>
         </w:rPr>
-        <w:t xml:space="preserve">A produktivitást a feladatcímkék és a fejlett szűrési feltételek bevezetése teszi gördülékenyebbé, lehetővé téve a prioritások (pl. sürgős, fontos) és kategóriák szerinti </w:t>
-      </w:r>
-      <w:r>
+        <w:t xml:space="preserve">A produktivitást a feladatcímkék és a fejlett szűrési feltételek bevezetése teszi gördülékenyebbé, lehetővé téve a prioritások (pl. sürgős, fontos) és kategóriák szerinti rendszerezést. A kényelmi funkciók sorát a profil oldalon választható rendszerszintű sötét mód bővíti. </w:t>
+      </w:r>
+    </w:p>
+    <w:p>
+      <w:pPr>
         <w:rPr>
           <w:color w:val="1A1A1A"/>
         </w:rPr>
-        <w:lastRenderedPageBreak/>
-        <w:t xml:space="preserve">rendszerezést. A kényelmi funkciók sorát a profil oldalon választható rendszerszintű sötét mód bővíti. </w:t>
-      </w:r>
-    </w:p>
-    <w:p>
-      <w:pPr>
+      </w:pPr>
+      <w:r>
         <w:rPr>
           <w:color w:val="1A1A1A"/>
         </w:rPr>
-      </w:pPr>
+        <w:t>A későbbiekben egy mobil a</w:t>
+      </w:r>
       <w:r>
         <w:rPr>
           <w:color w:val="1A1A1A"/>
         </w:rPr>
-        <w:t>A későbbiekben egy mobil a</w:t>
+        <w:t>p</w:t>
       </w:r>
       <w:r>
         <w:rPr>
           <w:color w:val="1A1A1A"/>
         </w:rPr>
-        <w:t>p</w:t>
+        <w:t>plikáció készítése lenne a cél tekintve hogy ez a</w:t>
       </w:r>
       <w:r>
         <w:rPr>
           <w:color w:val="1A1A1A"/>
         </w:rPr>
-        <w:t xml:space="preserve">plikáció készítése lenne a cél </w:t>
-      </w:r>
-      <w:proofErr w:type="gramStart"/>
-      <w:r>
-        <w:rPr>
-          <w:color w:val="1A1A1A"/>
-        </w:rPr>
-        <w:t>tekintve</w:t>
-      </w:r>
-      <w:proofErr w:type="gramEnd"/>
-      <w:r>
-        <w:rPr>
-          <w:color w:val="1A1A1A"/>
-        </w:rPr>
-        <w:t xml:space="preserve"> hogy ez a</w:t>
-      </w:r>
-      <w:r>
-        <w:rPr>
-          <w:color w:val="1A1A1A"/>
-        </w:rPr>
-        <w:t xml:space="preserve">z az </w:t>
-      </w:r>
-      <w:proofErr w:type="gramStart"/>
-      <w:r>
-        <w:rPr>
-          <w:color w:val="1A1A1A"/>
-        </w:rPr>
-        <w:t>applikáció</w:t>
-      </w:r>
-      <w:proofErr w:type="gramEnd"/>
-      <w:r>
-        <w:rPr>
-          <w:color w:val="1A1A1A"/>
-        </w:rPr>
-        <w:t xml:space="preserve"> amihez az ember minden nap akár többször is hozzáférne. </w:t>
+        <w:t xml:space="preserve">z az applikáció amihez az ember minden nap akár többször is hozzáférne. </w:t>
       </w:r>
     </w:p>
     <w:p>
@@ -22223,14 +22119,14 @@
           <w:rFonts w:eastAsia="Times New Roman"/>
         </w:rPr>
       </w:pPr>
-      <w:bookmarkStart w:id="59" w:name="_Toc226577501"/>
+      <w:bookmarkStart w:id="60" w:name="_Toc227222002"/>
       <w:r>
         <w:rPr>
           <w:rFonts w:eastAsia="Times New Roman"/>
         </w:rPr>
         <w:t>Felhasznált források és szoftver bibliográfia</w:t>
       </w:r>
-      <w:bookmarkEnd w:id="59"/>
+      <w:bookmarkEnd w:id="60"/>
     </w:p>
     <w:tbl>
       <w:tblPr>
@@ -22250,8 +22146,8 @@
         <w:tblLook w:val="0000" w:firstRow="0" w:lastRow="0" w:firstColumn="0" w:lastColumn="0" w:noHBand="0" w:noVBand="0"/>
       </w:tblPr>
       <w:tblGrid>
-        <w:gridCol w:w="4248"/>
-        <w:gridCol w:w="3972"/>
+        <w:gridCol w:w="4116"/>
+        <w:gridCol w:w="4104"/>
       </w:tblGrid>
       <w:tr>
         <w:trPr>
@@ -22280,8 +22176,6 @@
                 <w:b/>
                 <w:bCs/>
                 <w:color w:val="FFFFFF"/>
-                <w:sz w:val="22"/>
-                <w:szCs w:val="22"/>
               </w:rPr>
               <w:t>Technológia / Forrás</w:t>
             </w:r>
@@ -22310,8 +22204,6 @@
                 <w:b/>
                 <w:bCs/>
                 <w:color w:val="FFFFFF"/>
-                <w:sz w:val="22"/>
-                <w:szCs w:val="22"/>
               </w:rPr>
               <w:t>URL / Hivatkozás</w:t>
             </w:r>
@@ -22343,8 +22235,6 @@
             <w:r>
               <w:rPr>
                 <w:color w:val="1A1A1A"/>
-                <w:sz w:val="20"/>
-                <w:szCs w:val="20"/>
               </w:rPr>
               <w:t xml:space="preserve">Node.js </w:t>
             </w:r>
@@ -22352,8 +22242,6 @@
             <w:r>
               <w:rPr>
                 <w:color w:val="1A1A1A"/>
-                <w:sz w:val="20"/>
-                <w:szCs w:val="20"/>
               </w:rPr>
               <w:t>Documentation</w:t>
             </w:r>
@@ -22384,8 +22272,6 @@
             <w:r>
               <w:rPr>
                 <w:color w:val="1A1A1A"/>
-                <w:sz w:val="20"/>
-                <w:szCs w:val="20"/>
               </w:rPr>
               <w:t>https://nodejs.org/en/docs</w:t>
             </w:r>
@@ -22416,8 +22302,6 @@
             <w:r>
               <w:rPr>
                 <w:color w:val="1A1A1A"/>
-                <w:sz w:val="20"/>
-                <w:szCs w:val="20"/>
               </w:rPr>
               <w:t xml:space="preserve">Express.js </w:t>
             </w:r>
@@ -22425,8 +22309,6 @@
             <w:r>
               <w:rPr>
                 <w:color w:val="1A1A1A"/>
-                <w:sz w:val="20"/>
-                <w:szCs w:val="20"/>
               </w:rPr>
               <w:t>Documentation</w:t>
             </w:r>
@@ -22456,8 +22338,6 @@
             <w:r>
               <w:rPr>
                 <w:color w:val="1A1A1A"/>
-                <w:sz w:val="20"/>
-                <w:szCs w:val="20"/>
               </w:rPr>
               <w:t>https://expressjs.com</w:t>
             </w:r>
@@ -22490,8 +22370,6 @@
             <w:r>
               <w:rPr>
                 <w:color w:val="1A1A1A"/>
-                <w:sz w:val="20"/>
-                <w:szCs w:val="20"/>
               </w:rPr>
               <w:t>TypeScript</w:t>
             </w:r>
@@ -22499,8 +22377,6 @@
             <w:r>
               <w:rPr>
                 <w:color w:val="1A1A1A"/>
-                <w:sz w:val="20"/>
-                <w:szCs w:val="20"/>
               </w:rPr>
               <w:t xml:space="preserve"> </w:t>
             </w:r>
@@ -22508,8 +22384,6 @@
             <w:r>
               <w:rPr>
                 <w:color w:val="1A1A1A"/>
-                <w:sz w:val="20"/>
-                <w:szCs w:val="20"/>
               </w:rPr>
               <w:t>Handbook</w:t>
             </w:r>
@@ -22540,8 +22414,6 @@
             <w:r>
               <w:rPr>
                 <w:color w:val="1A1A1A"/>
-                <w:sz w:val="20"/>
-                <w:szCs w:val="20"/>
               </w:rPr>
               <w:t>https://www.typescriptlang.org/docs</w:t>
             </w:r>
@@ -22573,17 +22445,14 @@
             <w:r>
               <w:rPr>
                 <w:color w:val="1A1A1A"/>
-                <w:sz w:val="20"/>
-                <w:szCs w:val="20"/>
-              </w:rPr>
+              </w:rPr>
+              <w:lastRenderedPageBreak/>
               <w:t>React</w:t>
             </w:r>
             <w:proofErr w:type="spellEnd"/>
             <w:r>
               <w:rPr>
                 <w:color w:val="1A1A1A"/>
-                <w:sz w:val="20"/>
-                <w:szCs w:val="20"/>
               </w:rPr>
               <w:t xml:space="preserve"> </w:t>
             </w:r>
@@ -22591,8 +22460,6 @@
             <w:r>
               <w:rPr>
                 <w:color w:val="1A1A1A"/>
-                <w:sz w:val="20"/>
-                <w:szCs w:val="20"/>
               </w:rPr>
               <w:t>Documentation</w:t>
             </w:r>
@@ -22622,8 +22489,6 @@
             <w:r>
               <w:rPr>
                 <w:color w:val="1A1A1A"/>
-                <w:sz w:val="20"/>
-                <w:szCs w:val="20"/>
               </w:rPr>
               <w:t>https://react.dev</w:t>
             </w:r>
@@ -22656,8 +22521,6 @@
             <w:r>
               <w:rPr>
                 <w:color w:val="1A1A1A"/>
-                <w:sz w:val="20"/>
-                <w:szCs w:val="20"/>
               </w:rPr>
               <w:t>React</w:t>
             </w:r>
@@ -22665,8 +22528,6 @@
             <w:r>
               <w:rPr>
                 <w:color w:val="1A1A1A"/>
-                <w:sz w:val="20"/>
-                <w:szCs w:val="20"/>
               </w:rPr>
               <w:t xml:space="preserve"> Router DOM</w:t>
             </w:r>
@@ -22696,8 +22557,6 @@
             <w:r>
               <w:rPr>
                 <w:color w:val="1A1A1A"/>
-                <w:sz w:val="20"/>
-                <w:szCs w:val="20"/>
               </w:rPr>
               <w:t>https://reactrouter.com</w:t>
             </w:r>
@@ -22729,8 +22588,6 @@
             <w:r>
               <w:rPr>
                 <w:color w:val="1A1A1A"/>
-                <w:sz w:val="20"/>
-                <w:szCs w:val="20"/>
               </w:rPr>
               <w:t>Vite</w:t>
             </w:r>
@@ -22738,8 +22595,6 @@
             <w:r>
               <w:rPr>
                 <w:color w:val="1A1A1A"/>
-                <w:sz w:val="20"/>
-                <w:szCs w:val="20"/>
               </w:rPr>
               <w:t xml:space="preserve"> </w:t>
             </w:r>
@@ -22747,8 +22602,6 @@
             <w:r>
               <w:rPr>
                 <w:color w:val="1A1A1A"/>
-                <w:sz w:val="20"/>
-                <w:szCs w:val="20"/>
               </w:rPr>
               <w:t>Documentation</w:t>
             </w:r>
@@ -22778,8 +22631,6 @@
             <w:r>
               <w:rPr>
                 <w:color w:val="1A1A1A"/>
-                <w:sz w:val="20"/>
-                <w:szCs w:val="20"/>
               </w:rPr>
               <w:t>https://vitejs.dev</w:t>
             </w:r>
@@ -22812,8 +22663,6 @@
             <w:r>
               <w:rPr>
                 <w:color w:val="1A1A1A"/>
-                <w:sz w:val="20"/>
-                <w:szCs w:val="20"/>
               </w:rPr>
               <w:t>MySQL</w:t>
             </w:r>
@@ -22821,8 +22670,6 @@
             <w:r>
               <w:rPr>
                 <w:color w:val="1A1A1A"/>
-                <w:sz w:val="20"/>
-                <w:szCs w:val="20"/>
               </w:rPr>
               <w:t xml:space="preserve"> 8.0 </w:t>
             </w:r>
@@ -22830,8 +22677,6 @@
             <w:r>
               <w:rPr>
                 <w:color w:val="1A1A1A"/>
-                <w:sz w:val="20"/>
-                <w:szCs w:val="20"/>
               </w:rPr>
               <w:t>Reference</w:t>
             </w:r>
@@ -22839,8 +22684,6 @@
             <w:r>
               <w:rPr>
                 <w:color w:val="1A1A1A"/>
-                <w:sz w:val="20"/>
-                <w:szCs w:val="20"/>
               </w:rPr>
               <w:t xml:space="preserve"> </w:t>
             </w:r>
@@ -22848,8 +22691,6 @@
             <w:r>
               <w:rPr>
                 <w:color w:val="1A1A1A"/>
-                <w:sz w:val="20"/>
-                <w:szCs w:val="20"/>
               </w:rPr>
               <w:t>Manual</w:t>
             </w:r>
@@ -22880,8 +22721,6 @@
             <w:r>
               <w:rPr>
                 <w:color w:val="1A1A1A"/>
-                <w:sz w:val="20"/>
-                <w:szCs w:val="20"/>
               </w:rPr>
               <w:t>https://dev.mysql.com/doc/refman/8.0/en</w:t>
             </w:r>
@@ -22913,8 +22752,6 @@
             <w:r>
               <w:rPr>
                 <w:color w:val="1A1A1A"/>
-                <w:sz w:val="20"/>
-                <w:szCs w:val="20"/>
               </w:rPr>
               <w:t>Cypress</w:t>
             </w:r>
@@ -22922,8 +22759,6 @@
             <w:r>
               <w:rPr>
                 <w:color w:val="1A1A1A"/>
-                <w:sz w:val="20"/>
-                <w:szCs w:val="20"/>
               </w:rPr>
               <w:t xml:space="preserve"> Testing Framework</w:t>
             </w:r>
@@ -22952,8 +22787,6 @@
             <w:r>
               <w:rPr>
                 <w:color w:val="1A1A1A"/>
-                <w:sz w:val="20"/>
-                <w:szCs w:val="20"/>
               </w:rPr>
               <w:t>https://docs.cypress.io</w:t>
             </w:r>
@@ -22986,8 +22819,6 @@
             <w:r>
               <w:rPr>
                 <w:color w:val="1A1A1A"/>
-                <w:sz w:val="20"/>
-                <w:szCs w:val="20"/>
               </w:rPr>
               <w:t>Jest</w:t>
             </w:r>
@@ -22995,8 +22826,6 @@
             <w:r>
               <w:rPr>
                 <w:color w:val="1A1A1A"/>
-                <w:sz w:val="20"/>
-                <w:szCs w:val="20"/>
               </w:rPr>
               <w:t xml:space="preserve"> Testing Framework</w:t>
             </w:r>
@@ -23026,8 +22855,6 @@
             <w:r>
               <w:rPr>
                 <w:color w:val="1A1A1A"/>
-                <w:sz w:val="20"/>
-                <w:szCs w:val="20"/>
               </w:rPr>
               <w:t>https://jestjs.io/docs/getting-started</w:t>
             </w:r>
@@ -23058,8 +22885,6 @@
             <w:r>
               <w:rPr>
                 <w:color w:val="1A1A1A"/>
-                <w:sz w:val="20"/>
-                <w:szCs w:val="20"/>
               </w:rPr>
               <w:t xml:space="preserve">JSON Web </w:t>
             </w:r>
@@ -23067,8 +22892,6 @@
             <w:r>
               <w:rPr>
                 <w:color w:val="1A1A1A"/>
-                <w:sz w:val="20"/>
-                <w:szCs w:val="20"/>
               </w:rPr>
               <w:t>Tokens</w:t>
             </w:r>
@@ -23076,8 +22899,6 @@
             <w:r>
               <w:rPr>
                 <w:color w:val="1A1A1A"/>
-                <w:sz w:val="20"/>
-                <w:szCs w:val="20"/>
               </w:rPr>
               <w:t xml:space="preserve"> (JWT)</w:t>
             </w:r>
@@ -23106,8 +22927,6 @@
             <w:r>
               <w:rPr>
                 <w:color w:val="1A1A1A"/>
-                <w:sz w:val="20"/>
-                <w:szCs w:val="20"/>
               </w:rPr>
               <w:t>https://jwt.io/introduction</w:t>
             </w:r>
@@ -23140,8 +22959,6 @@
             <w:r>
               <w:rPr>
                 <w:color w:val="1A1A1A"/>
-                <w:sz w:val="20"/>
-                <w:szCs w:val="20"/>
               </w:rPr>
               <w:t>jsonwebtoken</w:t>
             </w:r>
@@ -23149,8 +22966,6 @@
             <w:r>
               <w:rPr>
                 <w:color w:val="1A1A1A"/>
-                <w:sz w:val="20"/>
-                <w:szCs w:val="20"/>
               </w:rPr>
               <w:t xml:space="preserve"> </w:t>
             </w:r>
@@ -23158,8 +22973,6 @@
             <w:r>
               <w:rPr>
                 <w:color w:val="1A1A1A"/>
-                <w:sz w:val="20"/>
-                <w:szCs w:val="20"/>
               </w:rPr>
               <w:t>npm</w:t>
             </w:r>
@@ -23167,8 +22980,6 @@
             <w:r>
               <w:rPr>
                 <w:color w:val="1A1A1A"/>
-                <w:sz w:val="20"/>
-                <w:szCs w:val="20"/>
               </w:rPr>
               <w:t xml:space="preserve"> </w:t>
             </w:r>
@@ -23176,8 +22987,6 @@
             <w:r>
               <w:rPr>
                 <w:color w:val="1A1A1A"/>
-                <w:sz w:val="20"/>
-                <w:szCs w:val="20"/>
               </w:rPr>
               <w:t>package</w:t>
             </w:r>
@@ -23208,8 +23017,6 @@
             <w:r>
               <w:rPr>
                 <w:color w:val="1A1A1A"/>
-                <w:sz w:val="20"/>
-                <w:szCs w:val="20"/>
               </w:rPr>
               <w:t>https://github.com/auth0/node-jsonwebtoken</w:t>
             </w:r>
@@ -23240,8 +23047,6 @@
             <w:r>
               <w:rPr>
                 <w:color w:val="1A1A1A"/>
-                <w:sz w:val="20"/>
-                <w:szCs w:val="20"/>
               </w:rPr>
               <w:t xml:space="preserve">mysql2 </w:t>
             </w:r>
@@ -23249,8 +23054,6 @@
             <w:r>
               <w:rPr>
                 <w:color w:val="1A1A1A"/>
-                <w:sz w:val="20"/>
-                <w:szCs w:val="20"/>
               </w:rPr>
               <w:t>npm</w:t>
             </w:r>
@@ -23258,8 +23061,6 @@
             <w:r>
               <w:rPr>
                 <w:color w:val="1A1A1A"/>
-                <w:sz w:val="20"/>
-                <w:szCs w:val="20"/>
               </w:rPr>
               <w:t xml:space="preserve"> </w:t>
             </w:r>
@@ -23267,8 +23068,6 @@
             <w:r>
               <w:rPr>
                 <w:color w:val="1A1A1A"/>
-                <w:sz w:val="20"/>
-                <w:szCs w:val="20"/>
               </w:rPr>
               <w:t>package</w:t>
             </w:r>
@@ -23298,8 +23097,6 @@
             <w:r>
               <w:rPr>
                 <w:color w:val="1A1A1A"/>
-                <w:sz w:val="20"/>
-                <w:szCs w:val="20"/>
               </w:rPr>
               <w:t>https://sidorares.github.io/node-mysql2/docs</w:t>
             </w:r>
@@ -23332,8 +23129,6 @@
             <w:r>
               <w:rPr>
                 <w:color w:val="1A1A1A"/>
-                <w:sz w:val="20"/>
-                <w:szCs w:val="20"/>
               </w:rPr>
               <w:t>bcrypt</w:t>
             </w:r>
@@ -23341,8 +23136,6 @@
             <w:r>
               <w:rPr>
                 <w:color w:val="1A1A1A"/>
-                <w:sz w:val="20"/>
-                <w:szCs w:val="20"/>
               </w:rPr>
               <w:t xml:space="preserve"> </w:t>
             </w:r>
@@ -23350,8 +23143,6 @@
             <w:r>
               <w:rPr>
                 <w:color w:val="1A1A1A"/>
-                <w:sz w:val="20"/>
-                <w:szCs w:val="20"/>
               </w:rPr>
               <w:t>npm</w:t>
             </w:r>
@@ -23359,8 +23150,6 @@
             <w:r>
               <w:rPr>
                 <w:color w:val="1A1A1A"/>
-                <w:sz w:val="20"/>
-                <w:szCs w:val="20"/>
               </w:rPr>
               <w:t xml:space="preserve"> </w:t>
             </w:r>
@@ -23368,8 +23157,6 @@
             <w:r>
               <w:rPr>
                 <w:color w:val="1A1A1A"/>
-                <w:sz w:val="20"/>
-                <w:szCs w:val="20"/>
               </w:rPr>
               <w:t>package</w:t>
             </w:r>
@@ -23400,8 +23187,6 @@
             <w:r>
               <w:rPr>
                 <w:color w:val="1A1A1A"/>
-                <w:sz w:val="20"/>
-                <w:szCs w:val="20"/>
               </w:rPr>
               <w:t>https://www.npmjs.com/package/bcrypt</w:t>
             </w:r>
@@ -23433,8 +23218,6 @@
             <w:r>
               <w:rPr>
                 <w:color w:val="1A1A1A"/>
-                <w:sz w:val="20"/>
-                <w:szCs w:val="20"/>
               </w:rPr>
               <w:t>node-cron</w:t>
             </w:r>
@@ -23442,8 +23225,6 @@
             <w:r>
               <w:rPr>
                 <w:color w:val="1A1A1A"/>
-                <w:sz w:val="20"/>
-                <w:szCs w:val="20"/>
               </w:rPr>
               <w:t xml:space="preserve"> </w:t>
             </w:r>
@@ -23451,8 +23232,6 @@
             <w:r>
               <w:rPr>
                 <w:color w:val="1A1A1A"/>
-                <w:sz w:val="20"/>
-                <w:szCs w:val="20"/>
               </w:rPr>
               <w:t>npm</w:t>
             </w:r>
@@ -23460,8 +23239,6 @@
             <w:r>
               <w:rPr>
                 <w:color w:val="1A1A1A"/>
-                <w:sz w:val="20"/>
-                <w:szCs w:val="20"/>
               </w:rPr>
               <w:t xml:space="preserve"> </w:t>
             </w:r>
@@ -23469,8 +23246,6 @@
             <w:r>
               <w:rPr>
                 <w:color w:val="1A1A1A"/>
-                <w:sz w:val="20"/>
-                <w:szCs w:val="20"/>
               </w:rPr>
               <w:t>package</w:t>
             </w:r>
@@ -23500,8 +23275,6 @@
             <w:r>
               <w:rPr>
                 <w:color w:val="1A1A1A"/>
-                <w:sz w:val="20"/>
-                <w:szCs w:val="20"/>
               </w:rPr>
               <w:t>https://github.com/node-cron/node-cron</w:t>
             </w:r>
@@ -23533,8 +23306,6 @@
             <w:r>
               <w:rPr>
                 <w:color w:val="1A1A1A"/>
-                <w:sz w:val="20"/>
-                <w:szCs w:val="20"/>
               </w:rPr>
               <w:t xml:space="preserve">Docker &amp; Docker </w:t>
             </w:r>
@@ -23542,8 +23313,6 @@
             <w:r>
               <w:rPr>
                 <w:color w:val="1A1A1A"/>
-                <w:sz w:val="20"/>
-                <w:szCs w:val="20"/>
               </w:rPr>
               <w:t>Compose</w:t>
             </w:r>
@@ -23551,8 +23320,6 @@
             <w:r>
               <w:rPr>
                 <w:color w:val="1A1A1A"/>
-                <w:sz w:val="20"/>
-                <w:szCs w:val="20"/>
               </w:rPr>
               <w:t xml:space="preserve"> </w:t>
             </w:r>
@@ -23560,8 +23327,6 @@
             <w:r>
               <w:rPr>
                 <w:color w:val="1A1A1A"/>
-                <w:sz w:val="20"/>
-                <w:szCs w:val="20"/>
               </w:rPr>
               <w:t>Documentation</w:t>
             </w:r>
@@ -23592,8 +23357,6 @@
             <w:r>
               <w:rPr>
                 <w:color w:val="1A1A1A"/>
-                <w:sz w:val="20"/>
-                <w:szCs w:val="20"/>
               </w:rPr>
               <w:t>https://docs.docker.com</w:t>
             </w:r>
@@ -23624,8 +23387,6 @@
             <w:r>
               <w:rPr>
                 <w:color w:val="1A1A1A"/>
-                <w:sz w:val="20"/>
-                <w:szCs w:val="20"/>
               </w:rPr>
               <w:t xml:space="preserve">MDN Web </w:t>
             </w:r>
@@ -23633,8 +23394,6 @@
             <w:r>
               <w:rPr>
                 <w:color w:val="1A1A1A"/>
-                <w:sz w:val="20"/>
-                <w:szCs w:val="20"/>
               </w:rPr>
               <w:t>Docs</w:t>
             </w:r>
@@ -23642,8 +23401,6 @@
             <w:r>
               <w:rPr>
                 <w:color w:val="1A1A1A"/>
-                <w:sz w:val="20"/>
-                <w:szCs w:val="20"/>
               </w:rPr>
               <w:t xml:space="preserve"> -- HTML &amp; CSS referencia</w:t>
             </w:r>
@@ -23672,8 +23429,6 @@
             <w:r>
               <w:rPr>
                 <w:color w:val="1A1A1A"/>
-                <w:sz w:val="20"/>
-                <w:szCs w:val="20"/>
               </w:rPr>
               <w:t>https://developer.mozilla.org</w:t>
             </w:r>
@@ -23706,18 +23461,13 @@
             <w:r>
               <w:rPr>
                 <w:color w:val="1A1A1A"/>
-                <w:sz w:val="20"/>
-                <w:szCs w:val="20"/>
-              </w:rPr>
-              <w:lastRenderedPageBreak/>
+              </w:rPr>
               <w:t>Phillippa</w:t>
             </w:r>
             <w:proofErr w:type="spellEnd"/>
             <w:r>
               <w:rPr>
                 <w:color w:val="1A1A1A"/>
-                <w:sz w:val="20"/>
-                <w:szCs w:val="20"/>
               </w:rPr>
               <w:t xml:space="preserve"> </w:t>
             </w:r>
@@ -23725,8 +23475,6 @@
             <w:r>
               <w:rPr>
                 <w:color w:val="1A1A1A"/>
-                <w:sz w:val="20"/>
-                <w:szCs w:val="20"/>
               </w:rPr>
               <w:t>Lally</w:t>
             </w:r>
@@ -23734,8 +23482,6 @@
             <w:r>
               <w:rPr>
                 <w:color w:val="1A1A1A"/>
-                <w:sz w:val="20"/>
-                <w:szCs w:val="20"/>
               </w:rPr>
               <w:t xml:space="preserve"> </w:t>
             </w:r>
@@ -23743,8 +23489,6 @@
             <w:r>
               <w:rPr>
                 <w:color w:val="1A1A1A"/>
-                <w:sz w:val="20"/>
-                <w:szCs w:val="20"/>
               </w:rPr>
               <w:t>et</w:t>
             </w:r>
@@ -23752,8 +23496,6 @@
             <w:r>
               <w:rPr>
                 <w:color w:val="1A1A1A"/>
-                <w:sz w:val="20"/>
-                <w:szCs w:val="20"/>
               </w:rPr>
               <w:t xml:space="preserve"> </w:t>
             </w:r>
@@ -23761,8 +23503,6 @@
             <w:r>
               <w:rPr>
                 <w:color w:val="1A1A1A"/>
-                <w:sz w:val="20"/>
-                <w:szCs w:val="20"/>
               </w:rPr>
               <w:t>al</w:t>
             </w:r>
@@ -23770,8 +23510,6 @@
             <w:r>
               <w:rPr>
                 <w:color w:val="1A1A1A"/>
-                <w:sz w:val="20"/>
-                <w:szCs w:val="20"/>
               </w:rPr>
               <w:t>. "</w:t>
             </w:r>
@@ -23779,8 +23517,6 @@
             <w:r>
               <w:rPr>
                 <w:color w:val="1A1A1A"/>
-                <w:sz w:val="20"/>
-                <w:szCs w:val="20"/>
               </w:rPr>
               <w:t>How</w:t>
             </w:r>
@@ -23788,8 +23524,6 @@
             <w:r>
               <w:rPr>
                 <w:color w:val="1A1A1A"/>
-                <w:sz w:val="20"/>
-                <w:szCs w:val="20"/>
               </w:rPr>
               <w:t xml:space="preserve"> </w:t>
             </w:r>
@@ -23797,8 +23531,6 @@
             <w:r>
               <w:rPr>
                 <w:color w:val="1A1A1A"/>
-                <w:sz w:val="20"/>
-                <w:szCs w:val="20"/>
               </w:rPr>
               <w:t>habits</w:t>
             </w:r>
@@ -23806,8 +23538,6 @@
             <w:r>
               <w:rPr>
                 <w:color w:val="1A1A1A"/>
-                <w:sz w:val="20"/>
-                <w:szCs w:val="20"/>
               </w:rPr>
               <w:t xml:space="preserve"> </w:t>
             </w:r>
@@ -23815,8 +23545,6 @@
             <w:r>
               <w:rPr>
                 <w:color w:val="1A1A1A"/>
-                <w:sz w:val="20"/>
-                <w:szCs w:val="20"/>
               </w:rPr>
               <w:t>are</w:t>
             </w:r>
@@ -23824,8 +23552,6 @@
             <w:r>
               <w:rPr>
                 <w:color w:val="1A1A1A"/>
-                <w:sz w:val="20"/>
-                <w:szCs w:val="20"/>
               </w:rPr>
               <w:t xml:space="preserve"> </w:t>
             </w:r>
@@ -23833,8 +23559,6 @@
             <w:r>
               <w:rPr>
                 <w:color w:val="1A1A1A"/>
-                <w:sz w:val="20"/>
-                <w:szCs w:val="20"/>
               </w:rPr>
               <w:t>formed</w:t>
             </w:r>
@@ -23842,8 +23566,6 @@
             <w:r>
               <w:rPr>
                 <w:color w:val="1A1A1A"/>
-                <w:sz w:val="20"/>
-                <w:szCs w:val="20"/>
               </w:rPr>
               <w:t>"</w:t>
             </w:r>
@@ -23873,8 +23595,6 @@
             <w:r>
               <w:rPr>
                 <w:color w:val="1A1A1A"/>
-                <w:sz w:val="20"/>
-                <w:szCs w:val="20"/>
               </w:rPr>
               <w:t xml:space="preserve">European Journal of </w:t>
             </w:r>
@@ -23882,8 +23602,6 @@
             <w:r>
               <w:rPr>
                 <w:color w:val="1A1A1A"/>
-                <w:sz w:val="20"/>
-                <w:szCs w:val="20"/>
               </w:rPr>
               <w:t>Social</w:t>
             </w:r>
@@ -23891,8 +23609,6 @@
             <w:r>
               <w:rPr>
                 <w:color w:val="1A1A1A"/>
-                <w:sz w:val="20"/>
-                <w:szCs w:val="20"/>
               </w:rPr>
               <w:t xml:space="preserve"> </w:t>
             </w:r>
@@ -23900,8 +23616,6 @@
             <w:r>
               <w:rPr>
                 <w:color w:val="1A1A1A"/>
-                <w:sz w:val="20"/>
-                <w:szCs w:val="20"/>
               </w:rPr>
               <w:t>Psychology</w:t>
             </w:r>
@@ -23909,8 +23623,6 @@
             <w:r>
               <w:rPr>
                 <w:color w:val="1A1A1A"/>
-                <w:sz w:val="20"/>
-                <w:szCs w:val="20"/>
               </w:rPr>
               <w:t>, 2009 - a 66 napos szokáskutatás</w:t>
             </w:r>
@@ -23931,14 +23643,15 @@
           <w:rFonts w:eastAsia="Times New Roman"/>
         </w:rPr>
       </w:pPr>
-      <w:bookmarkStart w:id="60" w:name="_Toc226577502"/>
+      <w:bookmarkStart w:id="61" w:name="_Toc227222003"/>
       <w:r>
         <w:rPr>
           <w:rFonts w:eastAsia="Times New Roman"/>
         </w:rPr>
+        <w:lastRenderedPageBreak/>
         <w:t>Mellékletek</w:t>
       </w:r>
-      <w:bookmarkEnd w:id="60"/>
+      <w:bookmarkEnd w:id="61"/>
     </w:p>
     <w:p>
       <w:pPr>
@@ -23984,21 +23697,7 @@
         <w:rPr>
           <w:color w:val="1A1A1A"/>
         </w:rPr>
-        <w:t xml:space="preserve"> ami meg simán a tervezés mappában van az mindkettőhöz </w:t>
-      </w:r>
-      <w:proofErr w:type="gramStart"/>
-      <w:r>
-        <w:rPr>
-          <w:color w:val="1A1A1A"/>
-        </w:rPr>
-        <w:t>tartozik</w:t>
-      </w:r>
-      <w:proofErr w:type="gramEnd"/>
-      <w:r>
-        <w:rPr>
-          <w:color w:val="1A1A1A"/>
-        </w:rPr>
-        <w:t xml:space="preserve"> mint például ez a </w:t>
+        <w:t xml:space="preserve"> ami meg simán a tervezés mappában van az mindkettőhöz tartozik mint például ez a </w:t>
       </w:r>
       <w:r>
         <w:rPr>
@@ -24062,8 +23761,6 @@
                 <w:b/>
                 <w:bCs/>
                 <w:color w:val="FFFFFF"/>
-                <w:sz w:val="22"/>
-                <w:szCs w:val="22"/>
               </w:rPr>
               <w:t>Leírás</w:t>
             </w:r>
@@ -24092,8 +23789,6 @@
                 <w:b/>
                 <w:bCs/>
                 <w:color w:val="FFFFFF"/>
-                <w:sz w:val="22"/>
-                <w:szCs w:val="22"/>
               </w:rPr>
               <w:t>Elérési út</w:t>
             </w:r>
@@ -24128,8 +23823,6 @@
             <w:r>
               <w:rPr>
                 <w:color w:val="1A1A1A"/>
-                <w:sz w:val="20"/>
-                <w:szCs w:val="20"/>
               </w:rPr>
               <w:t>Frontend manuális tesztek</w:t>
             </w:r>
@@ -24157,15 +23850,11 @@
               <w:ind w:firstLine="0"/>
               <w:rPr>
                 <w:color w:val="1A1A1A"/>
-                <w:sz w:val="20"/>
-                <w:szCs w:val="20"/>
               </w:rPr>
             </w:pPr>
             <w:r>
               <w:rPr>
                 <w:color w:val="1A1A1A"/>
-                <w:sz w:val="20"/>
-                <w:szCs w:val="20"/>
               </w:rPr>
               <w:t>Tervezés/Frontend/NapiCsepp_Frontend_Manualis_Tesztek.xlsx</w:t>
             </w:r>
@@ -24197,15 +23886,11 @@
               <w:ind w:firstLine="0"/>
               <w:rPr>
                 <w:color w:val="1A1A1A"/>
-                <w:sz w:val="20"/>
-                <w:szCs w:val="20"/>
               </w:rPr>
             </w:pPr>
             <w:r>
               <w:rPr>
                 <w:color w:val="1A1A1A"/>
-                <w:sz w:val="20"/>
-                <w:szCs w:val="20"/>
               </w:rPr>
               <w:t xml:space="preserve">Frontend </w:t>
             </w:r>
@@ -24213,8 +23898,6 @@
             <w:r>
               <w:rPr>
                 <w:color w:val="1A1A1A"/>
-                <w:sz w:val="20"/>
-                <w:szCs w:val="20"/>
               </w:rPr>
               <w:t>cypress</w:t>
             </w:r>
@@ -24222,8 +23905,6 @@
             <w:r>
               <w:rPr>
                 <w:color w:val="1A1A1A"/>
-                <w:sz w:val="20"/>
-                <w:szCs w:val="20"/>
               </w:rPr>
               <w:t xml:space="preserve"> e2e tesztek</w:t>
             </w:r>
@@ -24250,15 +23931,11 @@
               <w:ind w:firstLine="0"/>
               <w:rPr>
                 <w:color w:val="1A1A1A"/>
-                <w:sz w:val="20"/>
-                <w:szCs w:val="20"/>
               </w:rPr>
             </w:pPr>
             <w:r>
               <w:rPr>
                 <w:color w:val="1A1A1A"/>
-                <w:sz w:val="20"/>
-                <w:szCs w:val="20"/>
               </w:rPr>
               <w:t>Projekt/Frontend/</w:t>
             </w:r>
@@ -24266,8 +23943,6 @@
             <w:r>
               <w:rPr>
                 <w:color w:val="1A1A1A"/>
-                <w:sz w:val="20"/>
-                <w:szCs w:val="20"/>
               </w:rPr>
               <w:t>cypress</w:t>
             </w:r>
@@ -24275,8 +23950,6 @@
             <w:r>
               <w:rPr>
                 <w:color w:val="1A1A1A"/>
-                <w:sz w:val="20"/>
-                <w:szCs w:val="20"/>
               </w:rPr>
               <w:t>/e2e/…cy.js</w:t>
             </w:r>
@@ -24309,15 +23982,11 @@
               <w:ind w:firstLine="0"/>
               <w:rPr>
                 <w:color w:val="1A1A1A"/>
-                <w:sz w:val="20"/>
-                <w:szCs w:val="20"/>
               </w:rPr>
             </w:pPr>
             <w:r>
               <w:rPr>
                 <w:color w:val="1A1A1A"/>
-                <w:sz w:val="20"/>
-                <w:szCs w:val="20"/>
               </w:rPr>
               <w:t xml:space="preserve">Frontend </w:t>
             </w:r>
@@ -24325,8 +23994,6 @@
             <w:r>
               <w:rPr>
                 <w:color w:val="1A1A1A"/>
-                <w:sz w:val="20"/>
-                <w:szCs w:val="20"/>
               </w:rPr>
               <w:t>cypress</w:t>
             </w:r>
@@ -24334,8 +24001,6 @@
             <w:r>
               <w:rPr>
                 <w:color w:val="1A1A1A"/>
-                <w:sz w:val="20"/>
-                <w:szCs w:val="20"/>
               </w:rPr>
               <w:t xml:space="preserve"> unit tesztek</w:t>
             </w:r>
@@ -24363,76 +24028,46 @@
               <w:ind w:firstLine="0"/>
               <w:rPr>
                 <w:color w:val="1A1A1A"/>
-                <w:sz w:val="20"/>
-                <w:szCs w:val="20"/>
               </w:rPr>
             </w:pPr>
             <w:r>
               <w:rPr>
                 <w:color w:val="1A1A1A"/>
-                <w:sz w:val="20"/>
-                <w:szCs w:val="20"/>
-              </w:rPr>
-              <w:t>Projekt</w:t>
-            </w:r>
+              </w:rPr>
+              <w:t>Projekt/Frontend/</w:t>
+            </w:r>
+            <w:proofErr w:type="spellStart"/>
             <w:r>
               <w:rPr>
                 <w:color w:val="1A1A1A"/>
-                <w:sz w:val="20"/>
-                <w:szCs w:val="20"/>
+              </w:rPr>
+              <w:t>cypress</w:t>
+            </w:r>
+            <w:proofErr w:type="spellEnd"/>
+            <w:r>
+              <w:rPr>
+                <w:color w:val="1A1A1A"/>
               </w:rPr>
               <w:t>/</w:t>
             </w:r>
+            <w:proofErr w:type="spellStart"/>
             <w:r>
               <w:rPr>
                 <w:color w:val="1A1A1A"/>
-                <w:sz w:val="20"/>
-                <w:szCs w:val="20"/>
-              </w:rPr>
-              <w:t>Frontend/</w:t>
+              </w:rPr>
+              <w:t>component</w:t>
+            </w:r>
+            <w:proofErr w:type="spellEnd"/>
+            <w:r>
+              <w:rPr>
+                <w:color w:val="1A1A1A"/>
+              </w:rPr>
+              <w:t>/…</w:t>
             </w:r>
             <w:proofErr w:type="spellStart"/>
             <w:r>
               <w:rPr>
                 <w:color w:val="1A1A1A"/>
-                <w:sz w:val="20"/>
-                <w:szCs w:val="20"/>
-              </w:rPr>
-              <w:t>cypress</w:t>
-            </w:r>
-            <w:proofErr w:type="spellEnd"/>
-            <w:r>
-              <w:rPr>
-                <w:color w:val="1A1A1A"/>
-                <w:sz w:val="20"/>
-                <w:szCs w:val="20"/>
-              </w:rPr>
-              <w:t>/</w:t>
-            </w:r>
-            <w:proofErr w:type="spellStart"/>
-            <w:r>
-              <w:rPr>
-                <w:color w:val="1A1A1A"/>
-                <w:sz w:val="20"/>
-                <w:szCs w:val="20"/>
-              </w:rPr>
-              <w:t>component</w:t>
-            </w:r>
-            <w:proofErr w:type="spellEnd"/>
-            <w:r>
-              <w:rPr>
-                <w:color w:val="1A1A1A"/>
-                <w:sz w:val="20"/>
-                <w:szCs w:val="20"/>
-              </w:rPr>
-              <w:t>/…</w:t>
-            </w:r>
-            <w:proofErr w:type="spellStart"/>
-            <w:r>
-              <w:rPr>
-                <w:color w:val="1A1A1A"/>
-                <w:sz w:val="20"/>
-                <w:szCs w:val="20"/>
               </w:rPr>
               <w:t>cy.jsx</w:t>
             </w:r>
@@ -24467,8 +24102,6 @@
             <w:r>
               <w:rPr>
                 <w:color w:val="1A1A1A"/>
-                <w:sz w:val="20"/>
-                <w:szCs w:val="20"/>
               </w:rPr>
               <w:t>Frontend látványtervek (asztalra, mobilra)</w:t>
             </w:r>
@@ -24497,8 +24130,6 @@
             <w:r>
               <w:rPr>
                 <w:color w:val="1A1A1A"/>
-                <w:sz w:val="20"/>
-                <w:szCs w:val="20"/>
               </w:rPr>
               <w:t>Tervezés/Frontend/Látványtervek</w:t>
             </w:r>
@@ -24533,8 +24164,6 @@
             <w:r>
               <w:rPr>
                 <w:color w:val="1A1A1A"/>
-                <w:sz w:val="20"/>
-                <w:szCs w:val="20"/>
               </w:rPr>
               <w:t>Frontend REST API doksi</w:t>
             </w:r>
@@ -24564,8 +24193,6 @@
             <w:r>
               <w:rPr>
                 <w:color w:val="1A1A1A"/>
-                <w:sz w:val="20"/>
-                <w:szCs w:val="20"/>
               </w:rPr>
               <w:t>Tervezés/Frontend/Napicsepp_Frontend_Dokumentáció.docx</w:t>
             </w:r>
@@ -24600,8 +24227,6 @@
             <w:r>
               <w:rPr>
                 <w:color w:val="1A1A1A"/>
-                <w:sz w:val="20"/>
-                <w:szCs w:val="20"/>
               </w:rPr>
               <w:t>UseCase</w:t>
             </w:r>
@@ -24609,8 +24234,6 @@
             <w:r>
               <w:rPr>
                 <w:color w:val="1A1A1A"/>
-                <w:sz w:val="20"/>
-                <w:szCs w:val="20"/>
               </w:rPr>
               <w:t xml:space="preserve"> diagramm</w:t>
             </w:r>
@@ -24639,8 +24262,6 @@
             <w:r>
               <w:rPr>
                 <w:color w:val="1A1A1A"/>
-                <w:sz w:val="20"/>
-                <w:szCs w:val="20"/>
               </w:rPr>
               <w:t>Tervezés/Frontend/Usecase_diagram.png</w:t>
             </w:r>
@@ -24676,8 +24297,6 @@
             <w:r>
               <w:rPr>
                 <w:color w:val="1A1A1A"/>
-                <w:sz w:val="20"/>
-                <w:szCs w:val="20"/>
               </w:rPr>
               <w:t>Sequence</w:t>
             </w:r>
@@ -24685,8 +24304,6 @@
             <w:r>
               <w:rPr>
                 <w:color w:val="1A1A1A"/>
-                <w:sz w:val="20"/>
-                <w:szCs w:val="20"/>
               </w:rPr>
               <w:t xml:space="preserve"> diagramok</w:t>
             </w:r>
@@ -24716,8 +24333,6 @@
             <w:r>
               <w:rPr>
                 <w:color w:val="1A1A1A"/>
-                <w:sz w:val="20"/>
-                <w:szCs w:val="20"/>
               </w:rPr>
               <w:t>Tervezés/</w:t>
             </w:r>
@@ -24725,8 +24340,6 @@
             <w:r>
               <w:rPr>
                 <w:color w:val="1A1A1A"/>
-                <w:sz w:val="20"/>
-                <w:szCs w:val="20"/>
               </w:rPr>
               <w:t>Sequence</w:t>
             </w:r>
@@ -24761,18 +24374,8 @@
             <w:r>
               <w:rPr>
                 <w:color w:val="1A1A1A"/>
-                <w:sz w:val="20"/>
-                <w:szCs w:val="20"/>
-              </w:rPr>
-              <w:t xml:space="preserve">Backend </w:t>
-            </w:r>
-            <w:r>
-              <w:rPr>
-                <w:color w:val="1A1A1A"/>
-                <w:sz w:val="20"/>
-                <w:szCs w:val="20"/>
-              </w:rPr>
-              <w:t>manuális tesztek</w:t>
+              </w:rPr>
+              <w:t>Backend manuális tesztek</w:t>
             </w:r>
           </w:p>
         </w:tc>
@@ -24797,41 +24400,13 @@
               <w:ind w:firstLine="0"/>
               <w:rPr>
                 <w:color w:val="1A1A1A"/>
-                <w:sz w:val="20"/>
-                <w:szCs w:val="20"/>
               </w:rPr>
             </w:pPr>
             <w:r>
               <w:rPr>
                 <w:color w:val="1A1A1A"/>
-                <w:sz w:val="20"/>
-                <w:szCs w:val="20"/>
-              </w:rPr>
-              <w:t>Tervezés/</w:t>
-            </w:r>
-            <w:r>
-              <w:rPr>
-                <w:color w:val="1A1A1A"/>
-                <w:sz w:val="20"/>
-                <w:szCs w:val="20"/>
-              </w:rPr>
-              <w:t>Backend</w:t>
-            </w:r>
-            <w:r>
-              <w:rPr>
-                <w:color w:val="1A1A1A"/>
-                <w:sz w:val="20"/>
-                <w:szCs w:val="20"/>
-              </w:rPr>
-              <w:t>/</w:t>
-            </w:r>
-            <w:r>
-              <w:rPr>
-                <w:color w:val="1A1A1A"/>
-                <w:sz w:val="20"/>
-                <w:szCs w:val="20"/>
-              </w:rPr>
-              <w:t>mmanualis_teszt_jegyzokonyv.xlsx</w:t>
+              </w:rPr>
+              <w:t>Tervezés/Backend/mmanualis_teszt_jegyzokonyv.xlsx</w:t>
             </w:r>
           </w:p>
         </w:tc>
@@ -24864,18 +24439,13 @@
             <w:r>
               <w:rPr>
                 <w:color w:val="1A1A1A"/>
-                <w:sz w:val="20"/>
-                <w:szCs w:val="20"/>
-              </w:rPr>
-              <w:lastRenderedPageBreak/>
+              </w:rPr>
               <w:t xml:space="preserve">Backend </w:t>
             </w:r>
             <w:proofErr w:type="spellStart"/>
             <w:r>
               <w:rPr>
                 <w:color w:val="1A1A1A"/>
-                <w:sz w:val="20"/>
-                <w:szCs w:val="20"/>
               </w:rPr>
               <w:t>cypress</w:t>
             </w:r>
@@ -24883,8 +24453,6 @@
             <w:r>
               <w:rPr>
                 <w:color w:val="1A1A1A"/>
-                <w:sz w:val="20"/>
-                <w:szCs w:val="20"/>
               </w:rPr>
               <w:t xml:space="preserve"> e2e tesztek</w:t>
             </w:r>
@@ -24914,69 +24482,29 @@
             <w:r>
               <w:rPr>
                 <w:color w:val="1A1A1A"/>
-                <w:sz w:val="20"/>
-                <w:szCs w:val="20"/>
-              </w:rPr>
-              <w:t>Projekt/</w:t>
-            </w:r>
+              </w:rPr>
+              <w:t>Projekt/Backend/</w:t>
+            </w:r>
+            <w:proofErr w:type="spellStart"/>
             <w:r>
               <w:rPr>
                 <w:color w:val="1A1A1A"/>
-                <w:sz w:val="20"/>
-                <w:szCs w:val="20"/>
-              </w:rPr>
-              <w:t>Backend</w:t>
-            </w:r>
+              </w:rPr>
+              <w:t>cypress</w:t>
+            </w:r>
+            <w:proofErr w:type="spellEnd"/>
             <w:r>
               <w:rPr>
                 <w:color w:val="1A1A1A"/>
-                <w:sz w:val="20"/>
-                <w:szCs w:val="20"/>
-              </w:rPr>
-              <w:t>/</w:t>
+              </w:rPr>
+              <w:t>/e2e/…</w:t>
             </w:r>
             <w:proofErr w:type="spellStart"/>
             <w:r>
               <w:rPr>
                 <w:color w:val="1A1A1A"/>
-                <w:sz w:val="20"/>
-                <w:szCs w:val="20"/>
-              </w:rPr>
-              <w:t>cypress</w:t>
-            </w:r>
-            <w:proofErr w:type="spellEnd"/>
-            <w:r>
-              <w:rPr>
-                <w:color w:val="1A1A1A"/>
-                <w:sz w:val="20"/>
-                <w:szCs w:val="20"/>
-              </w:rPr>
-              <w:t>/e2e/…</w:t>
-            </w:r>
-            <w:proofErr w:type="spellStart"/>
-            <w:r>
-              <w:rPr>
-                <w:color w:val="1A1A1A"/>
-                <w:sz w:val="20"/>
-                <w:szCs w:val="20"/>
-              </w:rPr>
-              <w:t>cy.</w:t>
-            </w:r>
-            <w:r>
-              <w:rPr>
-                <w:color w:val="1A1A1A"/>
-                <w:sz w:val="20"/>
-                <w:szCs w:val="20"/>
-              </w:rPr>
-              <w:t>t</w:t>
-            </w:r>
-            <w:r>
-              <w:rPr>
-                <w:color w:val="1A1A1A"/>
-                <w:sz w:val="20"/>
-                <w:szCs w:val="20"/>
-              </w:rPr>
-              <w:t>s</w:t>
+              </w:rPr>
+              <w:t>cy.ts</w:t>
             </w:r>
             <w:proofErr w:type="spellEnd"/>
           </w:p>
@@ -25008,15 +24536,11 @@
               <w:ind w:firstLine="0"/>
               <w:rPr>
                 <w:color w:val="1A1A1A"/>
-                <w:sz w:val="20"/>
-                <w:szCs w:val="20"/>
               </w:rPr>
             </w:pPr>
             <w:r>
               <w:rPr>
                 <w:color w:val="1A1A1A"/>
-                <w:sz w:val="20"/>
-                <w:szCs w:val="20"/>
               </w:rPr>
               <w:t xml:space="preserve">Backend </w:t>
             </w:r>
@@ -25024,8 +24548,6 @@
             <w:r>
               <w:rPr>
                 <w:color w:val="1A1A1A"/>
-                <w:sz w:val="20"/>
-                <w:szCs w:val="20"/>
               </w:rPr>
               <w:t>jest</w:t>
             </w:r>
@@ -25033,18 +24555,8 @@
             <w:r>
               <w:rPr>
                 <w:color w:val="1A1A1A"/>
-                <w:sz w:val="20"/>
-                <w:szCs w:val="20"/>
-              </w:rPr>
-              <w:t xml:space="preserve"> </w:t>
-            </w:r>
-            <w:r>
-              <w:rPr>
-                <w:color w:val="1A1A1A"/>
-                <w:sz w:val="20"/>
-                <w:szCs w:val="20"/>
-              </w:rPr>
-              <w:t>unit tesztek</w:t>
+              </w:rPr>
+              <w:t xml:space="preserve"> unit tesztek</w:t>
             </w:r>
           </w:p>
         </w:tc>
@@ -25070,40 +24582,18 @@
               <w:ind w:firstLine="0"/>
               <w:rPr>
                 <w:color w:val="1A1A1A"/>
-                <w:sz w:val="20"/>
-                <w:szCs w:val="20"/>
               </w:rPr>
             </w:pPr>
             <w:r>
               <w:rPr>
                 <w:color w:val="1A1A1A"/>
-                <w:sz w:val="20"/>
-                <w:szCs w:val="20"/>
-              </w:rPr>
-              <w:t>Projekt</w:t>
-            </w:r>
+              </w:rPr>
+              <w:t>Projekt/Backend/</w:t>
+            </w:r>
+            <w:proofErr w:type="spellStart"/>
             <w:r>
               <w:rPr>
                 <w:color w:val="1A1A1A"/>
-                <w:sz w:val="20"/>
-                <w:szCs w:val="20"/>
-              </w:rPr>
-              <w:t>/</w:t>
-            </w:r>
-            <w:r>
-              <w:rPr>
-                <w:color w:val="1A1A1A"/>
-                <w:sz w:val="20"/>
-                <w:szCs w:val="20"/>
-              </w:rPr>
-              <w:t>Backend/</w:t>
-            </w:r>
-            <w:proofErr w:type="spellStart"/>
-            <w:r>
-              <w:rPr>
-                <w:color w:val="1A1A1A"/>
-                <w:sz w:val="20"/>
-                <w:szCs w:val="20"/>
               </w:rPr>
               <w:t>tests</w:t>
             </w:r>
@@ -25137,24 +24627,19 @@
               <w:ind w:firstLine="0"/>
               <w:rPr>
                 <w:color w:val="1A1A1A"/>
-                <w:sz w:val="20"/>
-                <w:szCs w:val="20"/>
               </w:rPr>
             </w:pPr>
             <w:r>
               <w:rPr>
                 <w:color w:val="1A1A1A"/>
-                <w:sz w:val="20"/>
-                <w:szCs w:val="20"/>
-              </w:rPr>
+              </w:rPr>
+              <w:lastRenderedPageBreak/>
               <w:t xml:space="preserve">Adatbázis tervek ER diagram, Relációs diagram és példa adatok </w:t>
             </w:r>
             <w:proofErr w:type="spellStart"/>
             <w:r>
               <w:rPr>
                 <w:color w:val="1A1A1A"/>
-                <w:sz w:val="20"/>
-                <w:szCs w:val="20"/>
               </w:rPr>
               <w:t>excelben</w:t>
             </w:r>
@@ -25183,15 +24668,11 @@
               <w:ind w:firstLine="0"/>
               <w:rPr>
                 <w:color w:val="1A1A1A"/>
-                <w:sz w:val="20"/>
-                <w:szCs w:val="20"/>
               </w:rPr>
             </w:pPr>
             <w:r>
               <w:rPr>
                 <w:color w:val="1A1A1A"/>
-                <w:sz w:val="20"/>
-                <w:szCs w:val="20"/>
               </w:rPr>
               <w:t>Tervezés/Backend/</w:t>
             </w:r>
@@ -25199,8 +24680,6 @@
             <w:r>
               <w:rPr>
                 <w:color w:val="1A1A1A"/>
-                <w:sz w:val="20"/>
-                <w:szCs w:val="20"/>
               </w:rPr>
               <w:t>Adatbázis_terv_projekt</w:t>
             </w:r>
@@ -25233,15 +24712,11 @@
               <w:ind w:firstLine="0"/>
               <w:rPr>
                 <w:color w:val="1A1A1A"/>
-                <w:sz w:val="20"/>
-                <w:szCs w:val="20"/>
               </w:rPr>
             </w:pPr>
             <w:r>
               <w:rPr>
                 <w:color w:val="1A1A1A"/>
-                <w:sz w:val="20"/>
-                <w:szCs w:val="20"/>
               </w:rPr>
               <w:t>Backend osztály diagram</w:t>
             </w:r>
@@ -25268,15 +24743,11 @@
               <w:ind w:firstLine="0"/>
               <w:rPr>
                 <w:color w:val="1A1A1A"/>
-                <w:sz w:val="20"/>
-                <w:szCs w:val="20"/>
               </w:rPr>
             </w:pPr>
             <w:r>
               <w:rPr>
                 <w:color w:val="1A1A1A"/>
-                <w:sz w:val="20"/>
-                <w:szCs w:val="20"/>
               </w:rPr>
               <w:t>Tervezés/Backend/Backend_uml.png</w:t>
             </w:r>
@@ -25309,18 +24780,22 @@
               <w:ind w:firstLine="0"/>
               <w:rPr>
                 <w:color w:val="1A1A1A"/>
-                <w:sz w:val="20"/>
-                <w:szCs w:val="20"/>
               </w:rPr>
             </w:pPr>
             <w:r>
               <w:rPr>
                 <w:color w:val="1A1A1A"/>
-                <w:sz w:val="20"/>
-                <w:szCs w:val="20"/>
-              </w:rPr>
-              <w:t>Backend osztálydiagramok elemenként</w:t>
-            </w:r>
+              </w:rPr>
+              <w:t xml:space="preserve">Backend osztálydiagramok </w:t>
+            </w:r>
+            <w:proofErr w:type="spellStart"/>
+            <w:r>
+              <w:rPr>
+                <w:color w:val="1A1A1A"/>
+              </w:rPr>
+              <w:t>elemenként</w:t>
+            </w:r>
+            <w:proofErr w:type="spellEnd"/>
           </w:p>
         </w:tc>
         <w:tc>
@@ -25345,15 +24820,11 @@
               <w:ind w:firstLine="0"/>
               <w:rPr>
                 <w:color w:val="1A1A1A"/>
-                <w:sz w:val="20"/>
-                <w:szCs w:val="20"/>
               </w:rPr>
             </w:pPr>
             <w:r>
               <w:rPr>
                 <w:color w:val="1A1A1A"/>
-                <w:sz w:val="20"/>
-                <w:szCs w:val="20"/>
               </w:rPr>
               <w:t xml:space="preserve">Tervezés/Backend/Backend </w:t>
             </w:r>
@@ -25361,8 +24832,6 @@
             <w:r>
               <w:rPr>
                 <w:color w:val="1A1A1A"/>
-                <w:sz w:val="20"/>
-                <w:szCs w:val="20"/>
               </w:rPr>
               <w:t>class</w:t>
             </w:r>
@@ -25370,8 +24839,6 @@
             <w:r>
               <w:rPr>
                 <w:color w:val="1A1A1A"/>
-                <w:sz w:val="20"/>
-                <w:szCs w:val="20"/>
               </w:rPr>
               <w:t xml:space="preserve"> </w:t>
             </w:r>
@@ -25379,8 +24846,6 @@
             <w:r>
               <w:rPr>
                 <w:color w:val="1A1A1A"/>
-                <w:sz w:val="20"/>
-                <w:szCs w:val="20"/>
               </w:rPr>
               <w:t>diagrams</w:t>
             </w:r>
@@ -25413,15 +24878,11 @@
               <w:ind w:firstLine="0"/>
               <w:rPr>
                 <w:color w:val="1A1A1A"/>
-                <w:sz w:val="20"/>
-                <w:szCs w:val="20"/>
               </w:rPr>
             </w:pPr>
             <w:r>
               <w:rPr>
                 <w:color w:val="1A1A1A"/>
-                <w:sz w:val="20"/>
-                <w:szCs w:val="20"/>
               </w:rPr>
               <w:t>Backend automatizált unit tesztek részletes dokumentáció</w:t>
             </w:r>
@@ -25448,15 +24909,11 @@
               <w:ind w:firstLine="0"/>
               <w:rPr>
                 <w:color w:val="1A1A1A"/>
-                <w:sz w:val="20"/>
-                <w:szCs w:val="20"/>
               </w:rPr>
             </w:pPr>
             <w:r>
               <w:rPr>
                 <w:color w:val="1A1A1A"/>
-                <w:sz w:val="20"/>
-                <w:szCs w:val="20"/>
               </w:rPr>
               <w:t>Tervezés/Backend/Automatizált unit tesztek</w:t>
             </w:r>
@@ -25489,33 +24946,13 @@
               <w:ind w:firstLine="0"/>
               <w:rPr>
                 <w:color w:val="1A1A1A"/>
-                <w:sz w:val="20"/>
-                <w:szCs w:val="20"/>
               </w:rPr>
             </w:pPr>
             <w:r>
               <w:rPr>
                 <w:color w:val="1A1A1A"/>
-                <w:sz w:val="20"/>
-                <w:szCs w:val="20"/>
-              </w:rPr>
-              <w:t xml:space="preserve">Backend automatizált </w:t>
-            </w:r>
-            <w:r>
-              <w:rPr>
-                <w:color w:val="1A1A1A"/>
-                <w:sz w:val="20"/>
-                <w:szCs w:val="20"/>
-              </w:rPr>
-              <w:t xml:space="preserve">e2e </w:t>
-            </w:r>
-            <w:r>
-              <w:rPr>
-                <w:color w:val="1A1A1A"/>
-                <w:sz w:val="20"/>
-                <w:szCs w:val="20"/>
-              </w:rPr>
-              <w:t>tesztek részletes dokumentáció</w:t>
+              </w:rPr>
+              <w:t>Backend automatizált e2e tesztek részletes dokumentáció</w:t>
             </w:r>
           </w:p>
         </w:tc>
@@ -25541,33 +24978,13 @@
               <w:ind w:firstLine="0"/>
               <w:rPr>
                 <w:color w:val="1A1A1A"/>
-                <w:sz w:val="20"/>
-                <w:szCs w:val="20"/>
               </w:rPr>
             </w:pPr>
             <w:r>
               <w:rPr>
                 <w:color w:val="1A1A1A"/>
-                <w:sz w:val="20"/>
-                <w:szCs w:val="20"/>
-              </w:rPr>
-              <w:t xml:space="preserve">Tervezés/Backend/Automatizált </w:t>
-            </w:r>
-            <w:r>
-              <w:rPr>
-                <w:color w:val="1A1A1A"/>
-                <w:sz w:val="20"/>
-                <w:szCs w:val="20"/>
-              </w:rPr>
-              <w:t xml:space="preserve">végpont </w:t>
-            </w:r>
-            <w:r>
-              <w:rPr>
-                <w:color w:val="1A1A1A"/>
-                <w:sz w:val="20"/>
-                <w:szCs w:val="20"/>
-              </w:rPr>
-              <w:t>tesztek</w:t>
+              </w:rPr>
+              <w:t>Tervezés/Backend/Automatizált végpont tesztek</w:t>
             </w:r>
           </w:p>
         </w:tc>
@@ -25597,15 +25014,11 @@
               <w:ind w:firstLine="0"/>
               <w:rPr>
                 <w:color w:val="1A1A1A"/>
-                <w:sz w:val="20"/>
-                <w:szCs w:val="20"/>
               </w:rPr>
             </w:pPr>
             <w:r>
               <w:rPr>
                 <w:color w:val="1A1A1A"/>
-                <w:sz w:val="20"/>
-                <w:szCs w:val="20"/>
               </w:rPr>
               <w:t xml:space="preserve">Rest </w:t>
             </w:r>
@@ -25613,8 +25026,6 @@
             <w:r>
               <w:rPr>
                 <w:color w:val="1A1A1A"/>
-                <w:sz w:val="20"/>
-                <w:szCs w:val="20"/>
               </w:rPr>
               <w:t>Api</w:t>
             </w:r>
@@ -25622,8 +25033,6 @@
             <w:r>
               <w:rPr>
                 <w:color w:val="1A1A1A"/>
-                <w:sz w:val="20"/>
-                <w:szCs w:val="20"/>
               </w:rPr>
               <w:t xml:space="preserve"> dokumentáció </w:t>
             </w:r>
@@ -25650,15 +25059,11 @@
               <w:ind w:firstLine="0"/>
               <w:rPr>
                 <w:color w:val="1A1A1A"/>
-                <w:sz w:val="20"/>
-                <w:szCs w:val="20"/>
               </w:rPr>
             </w:pPr>
             <w:r>
               <w:rPr>
                 <w:color w:val="1A1A1A"/>
-                <w:sz w:val="20"/>
-                <w:szCs w:val="20"/>
               </w:rPr>
               <w:t>Tervezés/Backend/</w:t>
             </w:r>
@@ -25666,8 +25071,6 @@
             <w:r>
               <w:rPr>
                 <w:color w:val="1A1A1A"/>
-                <w:sz w:val="20"/>
-                <w:szCs w:val="20"/>
               </w:rPr>
               <w:t>Napicsepp_Endpoints</w:t>
             </w:r>
@@ -25701,15 +25104,11 @@
               <w:ind w:firstLine="0"/>
               <w:rPr>
                 <w:color w:val="1A1A1A"/>
-                <w:sz w:val="20"/>
-                <w:szCs w:val="20"/>
               </w:rPr>
             </w:pPr>
             <w:r>
               <w:rPr>
                 <w:color w:val="1A1A1A"/>
-                <w:sz w:val="20"/>
-                <w:szCs w:val="20"/>
               </w:rPr>
               <w:t>Részletes backend osztály dokumentáció</w:t>
             </w:r>
@@ -25737,15 +25136,11 @@
               <w:ind w:firstLine="0"/>
               <w:rPr>
                 <w:color w:val="1A1A1A"/>
-                <w:sz w:val="20"/>
-                <w:szCs w:val="20"/>
               </w:rPr>
             </w:pPr>
             <w:r>
               <w:rPr>
                 <w:color w:val="1A1A1A"/>
-                <w:sz w:val="20"/>
-                <w:szCs w:val="20"/>
               </w:rPr>
               <w:t>Tervezés/Backend/Részletes backend osztály dokumentáció</w:t>
             </w:r>
@@ -25777,15 +25172,11 @@
               <w:ind w:firstLine="0"/>
               <w:rPr>
                 <w:color w:val="1A1A1A"/>
-                <w:sz w:val="20"/>
-                <w:szCs w:val="20"/>
               </w:rPr>
             </w:pPr>
             <w:r>
               <w:rPr>
                 <w:color w:val="1A1A1A"/>
-                <w:sz w:val="20"/>
-                <w:szCs w:val="20"/>
               </w:rPr>
               <w:t>Specifikáció</w:t>
             </w:r>
@@ -25812,15 +25203,11 @@
               <w:ind w:firstLine="0"/>
               <w:rPr>
                 <w:color w:val="1A1A1A"/>
-                <w:sz w:val="20"/>
-                <w:szCs w:val="20"/>
               </w:rPr>
             </w:pPr>
             <w:r>
               <w:rPr>
                 <w:color w:val="1A1A1A"/>
-                <w:sz w:val="20"/>
-                <w:szCs w:val="20"/>
               </w:rPr>
               <w:t>Tervezés/Specifikáció végleges</w:t>
             </w:r>
@@ -25844,7 +25231,7 @@
 </file>
 
 <file path=word/endnotes.xml><?xml version="1.0" encoding="utf-8"?>
-<w:endnotes xmlns:wpc="http://schemas.microsoft.com/office/word/2010/wordprocessingCanvas" xmlns:cx="http://schemas.microsoft.com/office/drawing/2014/chartex" xmlns:cx1="http://schemas.microsoft.com/office/drawing/2015/9/8/chartex" xmlns:cx2="http://schemas.microsoft.com/office/drawing/2015/10/21/chartex" xmlns:cx3="http://schemas.microsoft.com/office/drawing/2016/5/9/chartex" xmlns:cx4="http://schemas.microsoft.com/office/drawing/2016/5/10/chartex" xmlns:cx5="http://schemas.microsoft.com/office/drawing/2016/5/11/chartex" xmlns:cx6="http://schemas.microsoft.com/office/drawing/2016/5/12/chartex" xmlns:cx7="http://schemas.microsoft.com/office/drawing/2016/5/13/chartex" xmlns:cx8="http://schemas.microsoft.com/office/drawing/2016/5/14/chartex" xmlns:mc="http://schemas.openxmlformats.org/markup-compatibility/2006" xmlns:aink="http://schemas.microsoft.com/office/drawing/2016/ink" xmlns:am3d="http://schemas.microsoft.com/office/drawing/2017/model3d" xmlns:o="urn:schemas-microsoft-com:office:office" xmlns:oel="http://schemas.microsoft.com/office/2019/extlst" xmlns:r="http://schemas.openxmlformats.org/officeDocument/2006/relationships" xmlns:m="http://schemas.openxmlformats.org/officeDocument/2006/math" xmlns:v="urn:schemas-microsoft-com:vml" xmlns:wp14="http://schemas.microsoft.com/office/word/2010/wordprocessingDrawing" xmlns:wp="http://schemas.openxmlformats.org/drawingml/2006/wordprocessingDrawing" xmlns:w10="urn:schemas-microsoft-com:office:word" xmlns:w="http://schemas.openxmlformats.org/wordprocessingml/2006/main" xmlns:w14="http://schemas.microsoft.com/office/word/2010/wordml" xmlns:w15="http://schemas.microsoft.com/office/word/2012/wordml" xmlns:w16cex="http://schemas.microsoft.com/office/word/2018/wordml/cex" xmlns:w16cid="http://schemas.microsoft.com/office/word/2016/wordml/cid" xmlns:w16="http://schemas.microsoft.com/office/word/2018/wordml" xmlns:w16du="http://schemas.microsoft.com/office/word/2023/wordml/word16du" xmlns:w16sdtdh="http://schemas.microsoft.com/office/word/2020/wordml/sdtdatahash" xmlns:w16sdtfl="http://schemas.microsoft.com/office/word/2024/wordml/sdtformatlock" xmlns:w16se="http://schemas.microsoft.com/office/word/2015/wordml/symex" xmlns:wpg="http://schemas.microsoft.com/office/word/2010/wordprocessingGroup" xmlns:wpi="http://schemas.microsoft.com/office/word/2010/wordprocessingInk" xmlns:wne="http://schemas.microsoft.com/office/word/2006/wordml" xmlns:wps="http://schemas.microsoft.com/office/word/2010/wordprocessingShape" mc:Ignorable="w14 w15 w16se w16cid w16 w16cex w16sdtdh w16sdtfl w16du wp14">
+<w:endnotes xmlns:wpc="http://schemas.microsoft.com/office/word/2010/wordprocessingCanvas" xmlns:cx="http://schemas.microsoft.com/office/drawing/2014/chartex" xmlns:cx1="http://schemas.microsoft.com/office/drawing/2015/9/8/chartex" xmlns:cx2="http://schemas.microsoft.com/office/drawing/2015/10/21/chartex" xmlns:cx3="http://schemas.microsoft.com/office/drawing/2016/5/9/chartex" xmlns:cx4="http://schemas.microsoft.com/office/drawing/2016/5/10/chartex" xmlns:cx5="http://schemas.microsoft.com/office/drawing/2016/5/11/chartex" xmlns:cx6="http://schemas.microsoft.com/office/drawing/2016/5/12/chartex" xmlns:cx7="http://schemas.microsoft.com/office/drawing/2016/5/13/chartex" xmlns:cx8="http://schemas.microsoft.com/office/drawing/2016/5/14/chartex" xmlns:mc="http://schemas.openxmlformats.org/markup-compatibility/2006" xmlns:aink="http://schemas.microsoft.com/office/drawing/2016/ink" xmlns:am3d="http://schemas.microsoft.com/office/drawing/2017/model3d" xmlns:o="urn:schemas-microsoft-com:office:office" xmlns:r="http://schemas.openxmlformats.org/officeDocument/2006/relationships" xmlns:m="http://schemas.openxmlformats.org/officeDocument/2006/math" xmlns:v="urn:schemas-microsoft-com:vml" xmlns:wp14="http://schemas.microsoft.com/office/word/2010/wordprocessingDrawing" xmlns:wp="http://schemas.openxmlformats.org/drawingml/2006/wordprocessingDrawing" xmlns:w10="urn:schemas-microsoft-com:office:word" xmlns:w="http://schemas.openxmlformats.org/wordprocessingml/2006/main" xmlns:w14="http://schemas.microsoft.com/office/word/2010/wordml" xmlns:w15="http://schemas.microsoft.com/office/word/2012/wordml" xmlns:w16cid="http://schemas.microsoft.com/office/word/2016/wordml/cid" xmlns:w16se="http://schemas.microsoft.com/office/word/2015/wordml/symex" xmlns:wpg="http://schemas.microsoft.com/office/word/2010/wordprocessingGroup" xmlns:wpi="http://schemas.microsoft.com/office/word/2010/wordprocessingInk" xmlns:wne="http://schemas.microsoft.com/office/word/2006/wordml" xmlns:wps="http://schemas.microsoft.com/office/word/2010/wordprocessingShape" mc:Ignorable="w14 w15 w16se w16cid wp14">
   <w:endnote w:type="separator" w:id="-1">
     <w:p>
       <w:pPr>
@@ -25869,7 +25256,7 @@
 </file>
 
 <file path=word/footnotes.xml><?xml version="1.0" encoding="utf-8"?>
-<w:footnotes xmlns:wpc="http://schemas.microsoft.com/office/word/2010/wordprocessingCanvas" xmlns:cx="http://schemas.microsoft.com/office/drawing/2014/chartex" xmlns:cx1="http://schemas.microsoft.com/office/drawing/2015/9/8/chartex" xmlns:cx2="http://schemas.microsoft.com/office/drawing/2015/10/21/chartex" xmlns:cx3="http://schemas.microsoft.com/office/drawing/2016/5/9/chartex" xmlns:cx4="http://schemas.microsoft.com/office/drawing/2016/5/10/chartex" xmlns:cx5="http://schemas.microsoft.com/office/drawing/2016/5/11/chartex" xmlns:cx6="http://schemas.microsoft.com/office/drawing/2016/5/12/chartex" xmlns:cx7="http://schemas.microsoft.com/office/drawing/2016/5/13/chartex" xmlns:cx8="http://schemas.microsoft.com/office/drawing/2016/5/14/chartex" xmlns:mc="http://schemas.openxmlformats.org/markup-compatibility/2006" xmlns:aink="http://schemas.microsoft.com/office/drawing/2016/ink" xmlns:am3d="http://schemas.microsoft.com/office/drawing/2017/model3d" xmlns:o="urn:schemas-microsoft-com:office:office" xmlns:oel="http://schemas.microsoft.com/office/2019/extlst" xmlns:r="http://schemas.openxmlformats.org/officeDocument/2006/relationships" xmlns:m="http://schemas.openxmlformats.org/officeDocument/2006/math" xmlns:v="urn:schemas-microsoft-com:vml" xmlns:wp14="http://schemas.microsoft.com/office/word/2010/wordprocessingDrawing" xmlns:wp="http://schemas.openxmlformats.org/drawingml/2006/wordprocessingDrawing" xmlns:w10="urn:schemas-microsoft-com:office:word" xmlns:w="http://schemas.openxmlformats.org/wordprocessingml/2006/main" xmlns:w14="http://schemas.microsoft.com/office/word/2010/wordml" xmlns:w15="http://schemas.microsoft.com/office/word/2012/wordml" xmlns:w16cex="http://schemas.microsoft.com/office/word/2018/wordml/cex" xmlns:w16cid="http://schemas.microsoft.com/office/word/2016/wordml/cid" xmlns:w16="http://schemas.microsoft.com/office/word/2018/wordml" xmlns:w16du="http://schemas.microsoft.com/office/word/2023/wordml/word16du" xmlns:w16sdtdh="http://schemas.microsoft.com/office/word/2020/wordml/sdtdatahash" xmlns:w16sdtfl="http://schemas.microsoft.com/office/word/2024/wordml/sdtformatlock" xmlns:w16se="http://schemas.microsoft.com/office/word/2015/wordml/symex" xmlns:wpg="http://schemas.microsoft.com/office/word/2010/wordprocessingGroup" xmlns:wpi="http://schemas.microsoft.com/office/word/2010/wordprocessingInk" xmlns:wne="http://schemas.microsoft.com/office/word/2006/wordml" xmlns:wps="http://schemas.microsoft.com/office/word/2010/wordprocessingShape" mc:Ignorable="w14 w15 w16se w16cid w16 w16cex w16sdtdh w16sdtfl w16du wp14">
+<w:footnotes xmlns:wpc="http://schemas.microsoft.com/office/word/2010/wordprocessingCanvas" xmlns:cx="http://schemas.microsoft.com/office/drawing/2014/chartex" xmlns:cx1="http://schemas.microsoft.com/office/drawing/2015/9/8/chartex" xmlns:cx2="http://schemas.microsoft.com/office/drawing/2015/10/21/chartex" xmlns:cx3="http://schemas.microsoft.com/office/drawing/2016/5/9/chartex" xmlns:cx4="http://schemas.microsoft.com/office/drawing/2016/5/10/chartex" xmlns:cx5="http://schemas.microsoft.com/office/drawing/2016/5/11/chartex" xmlns:cx6="http://schemas.microsoft.com/office/drawing/2016/5/12/chartex" xmlns:cx7="http://schemas.microsoft.com/office/drawing/2016/5/13/chartex" xmlns:cx8="http://schemas.microsoft.com/office/drawing/2016/5/14/chartex" xmlns:mc="http://schemas.openxmlformats.org/markup-compatibility/2006" xmlns:aink="http://schemas.microsoft.com/office/drawing/2016/ink" xmlns:am3d="http://schemas.microsoft.com/office/drawing/2017/model3d" xmlns:o="urn:schemas-microsoft-com:office:office" xmlns:r="http://schemas.openxmlformats.org/officeDocument/2006/relationships" xmlns:m="http://schemas.openxmlformats.org/officeDocument/2006/math" xmlns:v="urn:schemas-microsoft-com:vml" xmlns:wp14="http://schemas.microsoft.com/office/word/2010/wordprocessingDrawing" xmlns:wp="http://schemas.openxmlformats.org/drawingml/2006/wordprocessingDrawing" xmlns:w10="urn:schemas-microsoft-com:office:word" xmlns:w="http://schemas.openxmlformats.org/wordprocessingml/2006/main" xmlns:w14="http://schemas.microsoft.com/office/word/2010/wordml" xmlns:w15="http://schemas.microsoft.com/office/word/2012/wordml" xmlns:w16cid="http://schemas.microsoft.com/office/word/2016/wordml/cid" xmlns:w16se="http://schemas.microsoft.com/office/word/2015/wordml/symex" xmlns:wpg="http://schemas.microsoft.com/office/word/2010/wordprocessingGroup" xmlns:wpi="http://schemas.microsoft.com/office/word/2010/wordprocessingInk" xmlns:wne="http://schemas.microsoft.com/office/word/2006/wordml" xmlns:wps="http://schemas.microsoft.com/office/word/2010/wordprocessingShape" mc:Ignorable="w14 w15 w16se w16cid wp14">
   <w:footnote w:type="separator" w:id="-1">
     <w:p>
       <w:pPr>
@@ -25894,7 +25281,7 @@
 </file>
 
 <file path=word/numbering.xml><?xml version="1.0" encoding="utf-8"?>
-<w:numbering xmlns:wpc="http://schemas.microsoft.com/office/word/2010/wordprocessingCanvas" xmlns:cx="http://schemas.microsoft.com/office/drawing/2014/chartex" xmlns:cx1="http://schemas.microsoft.com/office/drawing/2015/9/8/chartex" xmlns:cx2="http://schemas.microsoft.com/office/drawing/2015/10/21/chartex" xmlns:cx3="http://schemas.microsoft.com/office/drawing/2016/5/9/chartex" xmlns:cx4="http://schemas.microsoft.com/office/drawing/2016/5/10/chartex" xmlns:cx5="http://schemas.microsoft.com/office/drawing/2016/5/11/chartex" xmlns:cx6="http://schemas.microsoft.com/office/drawing/2016/5/12/chartex" xmlns:cx7="http://schemas.microsoft.com/office/drawing/2016/5/13/chartex" xmlns:cx8="http://schemas.microsoft.com/office/drawing/2016/5/14/chartex" xmlns:mc="http://schemas.openxmlformats.org/markup-compatibility/2006" xmlns:aink="http://schemas.microsoft.com/office/drawing/2016/ink" xmlns:am3d="http://schemas.microsoft.com/office/drawing/2017/model3d" xmlns:o="urn:schemas-microsoft-com:office:office" xmlns:oel="http://schemas.microsoft.com/office/2019/extlst" xmlns:r="http://schemas.openxmlformats.org/officeDocument/2006/relationships" xmlns:m="http://schemas.openxmlformats.org/officeDocument/2006/math" xmlns:v="urn:schemas-microsoft-com:vml" xmlns:wp14="http://schemas.microsoft.com/office/word/2010/wordprocessingDrawing" xmlns:wp="http://schemas.openxmlformats.org/drawingml/2006/wordprocessingDrawing" xmlns:w10="urn:schemas-microsoft-com:office:word" xmlns:w="http://schemas.openxmlformats.org/wordprocessingml/2006/main" xmlns:w14="http://schemas.microsoft.com/office/word/2010/wordml" xmlns:w15="http://schemas.microsoft.com/office/word/2012/wordml" xmlns:w16cex="http://schemas.microsoft.com/office/word/2018/wordml/cex" xmlns:w16cid="http://schemas.microsoft.com/office/word/2016/wordml/cid" xmlns:w16="http://schemas.microsoft.com/office/word/2018/wordml" xmlns:w16du="http://schemas.microsoft.com/office/word/2023/wordml/word16du" xmlns:w16sdtdh="http://schemas.microsoft.com/office/word/2020/wordml/sdtdatahash" xmlns:w16sdtfl="http://schemas.microsoft.com/office/word/2024/wordml/sdtformatlock" xmlns:w16se="http://schemas.microsoft.com/office/word/2015/wordml/symex" xmlns:wpg="http://schemas.microsoft.com/office/word/2010/wordprocessingGroup" xmlns:wpi="http://schemas.microsoft.com/office/word/2010/wordprocessingInk" xmlns:wne="http://schemas.microsoft.com/office/word/2006/wordml" xmlns:wps="http://schemas.microsoft.com/office/word/2010/wordprocessingShape" mc:Ignorable="w14 w15 w16se w16cid w16 w16cex w16sdtdh w16sdtfl w16du wp14">
+<w:numbering xmlns:wpc="http://schemas.microsoft.com/office/word/2010/wordprocessingCanvas" xmlns:cx="http://schemas.microsoft.com/office/drawing/2014/chartex" xmlns:cx1="http://schemas.microsoft.com/office/drawing/2015/9/8/chartex" xmlns:cx2="http://schemas.microsoft.com/office/drawing/2015/10/21/chartex" xmlns:cx3="http://schemas.microsoft.com/office/drawing/2016/5/9/chartex" xmlns:cx4="http://schemas.microsoft.com/office/drawing/2016/5/10/chartex" xmlns:cx5="http://schemas.microsoft.com/office/drawing/2016/5/11/chartex" xmlns:cx6="http://schemas.microsoft.com/office/drawing/2016/5/12/chartex" xmlns:cx7="http://schemas.microsoft.com/office/drawing/2016/5/13/chartex" xmlns:cx8="http://schemas.microsoft.com/office/drawing/2016/5/14/chartex" xmlns:mc="http://schemas.openxmlformats.org/markup-compatibility/2006" xmlns:aink="http://schemas.microsoft.com/office/drawing/2016/ink" xmlns:am3d="http://schemas.microsoft.com/office/drawing/2017/model3d" xmlns:o="urn:schemas-microsoft-com:office:office" xmlns:r="http://schemas.openxmlformats.org/officeDocument/2006/relationships" xmlns:m="http://schemas.openxmlformats.org/officeDocument/2006/math" xmlns:v="urn:schemas-microsoft-com:vml" xmlns:wp14="http://schemas.microsoft.com/office/word/2010/wordprocessingDrawing" xmlns:wp="http://schemas.openxmlformats.org/drawingml/2006/wordprocessingDrawing" xmlns:w10="urn:schemas-microsoft-com:office:word" xmlns:w="http://schemas.openxmlformats.org/wordprocessingml/2006/main" xmlns:w14="http://schemas.microsoft.com/office/word/2010/wordml" xmlns:w15="http://schemas.microsoft.com/office/word/2012/wordml" xmlns:w16cid="http://schemas.microsoft.com/office/word/2016/wordml/cid" xmlns:w16se="http://schemas.microsoft.com/office/word/2015/wordml/symex" xmlns:wpg="http://schemas.microsoft.com/office/word/2010/wordprocessingGroup" xmlns:wpi="http://schemas.microsoft.com/office/word/2010/wordprocessingInk" xmlns:wne="http://schemas.microsoft.com/office/word/2006/wordml" xmlns:wps="http://schemas.microsoft.com/office/word/2010/wordprocessingShape" mc:Ignorable="w14 w15 w16se w16cid wp14">
   <w:abstractNum w:abstractNumId="0" w15:restartNumberingAfterBreak="0">
     <w:nsid w:val="02372F69"/>
     <w:multiLevelType w:val="multilevel"/>
@@ -29799,109 +29186,109 @@
       </w:pPr>
     </w:lvl>
   </w:abstractNum>
-  <w:num w:numId="1" w16cid:durableId="1820001834">
+  <w:num w:numId="1">
     <w:abstractNumId w:val="26"/>
   </w:num>
-  <w:num w:numId="2" w16cid:durableId="1283803620">
+  <w:num w:numId="2">
     <w:abstractNumId w:val="25"/>
   </w:num>
-  <w:num w:numId="3" w16cid:durableId="270861068">
+  <w:num w:numId="3">
     <w:abstractNumId w:val="24"/>
   </w:num>
-  <w:num w:numId="4" w16cid:durableId="1017855271">
+  <w:num w:numId="4">
     <w:abstractNumId w:val="16"/>
   </w:num>
-  <w:num w:numId="5" w16cid:durableId="520705815">
+  <w:num w:numId="5">
     <w:abstractNumId w:val="31"/>
   </w:num>
-  <w:num w:numId="6" w16cid:durableId="1794707831">
+  <w:num w:numId="6">
     <w:abstractNumId w:val="30"/>
   </w:num>
-  <w:num w:numId="7" w16cid:durableId="1545216868">
+  <w:num w:numId="7">
     <w:abstractNumId w:val="15"/>
   </w:num>
-  <w:num w:numId="8" w16cid:durableId="1875582653">
+  <w:num w:numId="8">
     <w:abstractNumId w:val="8"/>
   </w:num>
-  <w:num w:numId="9" w16cid:durableId="1829856218">
+  <w:num w:numId="9">
     <w:abstractNumId w:val="7"/>
   </w:num>
-  <w:num w:numId="10" w16cid:durableId="564410437">
+  <w:num w:numId="10">
     <w:abstractNumId w:val="1"/>
   </w:num>
-  <w:num w:numId="11" w16cid:durableId="1455753155">
+  <w:num w:numId="11">
     <w:abstractNumId w:val="23"/>
   </w:num>
-  <w:num w:numId="12" w16cid:durableId="984620724">
+  <w:num w:numId="12">
     <w:abstractNumId w:val="0"/>
   </w:num>
-  <w:num w:numId="13" w16cid:durableId="1379354359">
+  <w:num w:numId="13">
     <w:abstractNumId w:val="9"/>
   </w:num>
-  <w:num w:numId="14" w16cid:durableId="1498615639">
+  <w:num w:numId="14">
     <w:abstractNumId w:val="21"/>
   </w:num>
-  <w:num w:numId="15" w16cid:durableId="1896311173">
+  <w:num w:numId="15">
     <w:abstractNumId w:val="11"/>
   </w:num>
-  <w:num w:numId="16" w16cid:durableId="1496651960">
+  <w:num w:numId="16">
     <w:abstractNumId w:val="18"/>
   </w:num>
-  <w:num w:numId="17" w16cid:durableId="1577476420">
+  <w:num w:numId="17">
     <w:abstractNumId w:val="2"/>
   </w:num>
-  <w:num w:numId="18" w16cid:durableId="2141141261">
+  <w:num w:numId="18">
     <w:abstractNumId w:val="14"/>
   </w:num>
-  <w:num w:numId="19" w16cid:durableId="969439248">
+  <w:num w:numId="19">
     <w:abstractNumId w:val="19"/>
   </w:num>
-  <w:num w:numId="20" w16cid:durableId="2073262478">
+  <w:num w:numId="20">
     <w:abstractNumId w:val="27"/>
   </w:num>
-  <w:num w:numId="21" w16cid:durableId="354502046">
+  <w:num w:numId="21">
     <w:abstractNumId w:val="5"/>
   </w:num>
-  <w:num w:numId="22" w16cid:durableId="230623597">
+  <w:num w:numId="22">
     <w:abstractNumId w:val="3"/>
   </w:num>
-  <w:num w:numId="23" w16cid:durableId="1031765821">
+  <w:num w:numId="23">
     <w:abstractNumId w:val="29"/>
   </w:num>
-  <w:num w:numId="24" w16cid:durableId="1011881684">
+  <w:num w:numId="24">
     <w:abstractNumId w:val="10"/>
   </w:num>
-  <w:num w:numId="25" w16cid:durableId="343478784">
+  <w:num w:numId="25">
     <w:abstractNumId w:val="6"/>
   </w:num>
-  <w:num w:numId="26" w16cid:durableId="305937726">
+  <w:num w:numId="26">
     <w:abstractNumId w:val="4"/>
   </w:num>
-  <w:num w:numId="27" w16cid:durableId="139928187">
+  <w:num w:numId="27">
     <w:abstractNumId w:val="12"/>
   </w:num>
-  <w:num w:numId="28" w16cid:durableId="657542763">
+  <w:num w:numId="28">
     <w:abstractNumId w:val="28"/>
     <w:lvlOverride w:ilvl="0">
       <w:startOverride w:val="1"/>
     </w:lvlOverride>
   </w:num>
-  <w:num w:numId="29" w16cid:durableId="686565884">
+  <w:num w:numId="29">
     <w:abstractNumId w:val="13"/>
     <w:lvlOverride w:ilvl="0">
       <w:startOverride w:val="1"/>
     </w:lvlOverride>
   </w:num>
-  <w:num w:numId="30" w16cid:durableId="2107071275">
+  <w:num w:numId="30">
     <w:abstractNumId w:val="20"/>
     <w:lvlOverride w:ilvl="0">
       <w:startOverride w:val="1"/>
     </w:lvlOverride>
   </w:num>
-  <w:num w:numId="31" w16cid:durableId="1669168578">
+  <w:num w:numId="31">
     <w:abstractNumId w:val="22"/>
   </w:num>
-  <w:num w:numId="32" w16cid:durableId="301350276">
+  <w:num w:numId="32">
     <w:abstractNumId w:val="17"/>
   </w:num>
   <w:numIdMacAtCleanup w:val="8"/>
@@ -29909,7 +29296,7 @@
 </file>
 
 <file path=word/styles.xml><?xml version="1.0" encoding="utf-8"?>
-<w:styles xmlns:mc="http://schemas.openxmlformats.org/markup-compatibility/2006" xmlns:r="http://schemas.openxmlformats.org/officeDocument/2006/relationships" xmlns:w="http://schemas.openxmlformats.org/wordprocessingml/2006/main" xmlns:w14="http://schemas.microsoft.com/office/word/2010/wordml" xmlns:w15="http://schemas.microsoft.com/office/word/2012/wordml" xmlns:w16cex="http://schemas.microsoft.com/office/word/2018/wordml/cex" xmlns:w16cid="http://schemas.microsoft.com/office/word/2016/wordml/cid" xmlns:w16="http://schemas.microsoft.com/office/word/2018/wordml" xmlns:w16du="http://schemas.microsoft.com/office/word/2023/wordml/word16du" xmlns:w16sdtdh="http://schemas.microsoft.com/office/word/2020/wordml/sdtdatahash" xmlns:w16sdtfl="http://schemas.microsoft.com/office/word/2024/wordml/sdtformatlock" xmlns:w16se="http://schemas.microsoft.com/office/word/2015/wordml/symex" mc:Ignorable="w14 w15 w16se w16cid w16 w16cex w16sdtdh w16sdtfl w16du">
+<w:styles xmlns:mc="http://schemas.openxmlformats.org/markup-compatibility/2006" xmlns:r="http://schemas.openxmlformats.org/officeDocument/2006/relationships" xmlns:w="http://schemas.openxmlformats.org/wordprocessingml/2006/main" xmlns:w14="http://schemas.microsoft.com/office/word/2010/wordml" xmlns:w15="http://schemas.microsoft.com/office/word/2012/wordml" xmlns:w16cid="http://schemas.microsoft.com/office/word/2016/wordml/cid" xmlns:w16se="http://schemas.microsoft.com/office/word/2015/wordml/symex" mc:Ignorable="w14 w15 w16se w16cid">
   <w:docDefaults>
     <w:rPrDefault>
       <w:rPr>
@@ -29927,7 +29314,7 @@
       </w:pPr>
     </w:pPrDefault>
   </w:docDefaults>
-  <w:latentStyles w:defLockedState="0" w:defUIPriority="99" w:defSemiHidden="0" w:defUnhideWhenUsed="0" w:defQFormat="0" w:count="376">
+  <w:latentStyles w:defLockedState="0" w:defUIPriority="99" w:defSemiHidden="0" w:defUnhideWhenUsed="0" w:defQFormat="0" w:count="375">
     <w:lsdException w:name="Normal" w:uiPriority="0" w:qFormat="1"/>
     <w:lsdException w:name="heading 1" w:uiPriority="9" w:qFormat="1"/>
     <w:lsdException w:name="heading 2" w:semiHidden="1" w:uiPriority="9" w:unhideWhenUsed="1" w:qFormat="1"/>
@@ -30303,7 +29690,6 @@
     <w:lsdException w:name="Smart Hyperlink" w:semiHidden="1" w:unhideWhenUsed="1"/>
     <w:lsdException w:name="Hashtag" w:semiHidden="1" w:unhideWhenUsed="1"/>
     <w:lsdException w:name="Unresolved Mention" w:semiHidden="1" w:unhideWhenUsed="1"/>
-    <w:lsdException w:name="Smart Link" w:semiHidden="1" w:unhideWhenUsed="1"/>
   </w:latentStyles>
   <w:style w:type="paragraph" w:default="1" w:styleId="Norml">
     <w:name w:val="Normal"/>
@@ -30521,6 +29907,7 @@
   <w:style w:type="character" w:default="1" w:styleId="Bekezdsalapbettpusa">
     <w:name w:val="Default Paragraph Font"/>
     <w:uiPriority w:val="1"/>
+    <w:semiHidden/>
     <w:unhideWhenUsed/>
   </w:style>
   <w:style w:type="table" w:default="1" w:styleId="Normltblzat">
@@ -31125,6 +30512,20 @@
       <w:shd w:val="clear" w:color="auto" w:fill="E1DFDD"/>
     </w:rPr>
   </w:style>
+  <w:style w:type="paragraph" w:styleId="Nincstrkz">
+    <w:name w:val="No Spacing"/>
+    <w:uiPriority w:val="1"/>
+    <w:qFormat/>
+    <w:rsid w:val="00BE7FA9"/>
+    <w:pPr>
+      <w:spacing w:after="0" w:line="240" w:lineRule="auto"/>
+      <w:ind w:firstLine="397"/>
+      <w:jc w:val="both"/>
+    </w:pPr>
+    <w:rPr>
+      <w:rFonts w:ascii="Times New Roman" w:hAnsi="Times New Roman"/>
+    </w:rPr>
+  </w:style>
 </w:styles>
 </file>
 
@@ -31448,7 +30849,7 @@
 </file>
 
 <file path=customXml/itemProps1.xml><?xml version="1.0" encoding="utf-8"?>
-<ds:datastoreItem xmlns:ds="http://schemas.openxmlformats.org/officeDocument/2006/customXml" ds:itemID="{36807FBB-30FE-4739-BC06-9C872D286CC8}">
+<ds:datastoreItem xmlns:ds="http://schemas.openxmlformats.org/officeDocument/2006/customXml" ds:itemID="{2CEC6877-0B3F-40B0-853A-0741F5AF3270}">
   <ds:schemaRefs>
     <ds:schemaRef ds:uri="http://schemas.openxmlformats.org/officeDocument/2006/bibliography"/>
   </ds:schemaRefs>
